--- a/answers-of-adc_sbb_within_100.docx
+++ b/answers-of-adc_sbb_within_100.docx
@@ -40,7 +40,7 @@
                 <w:rFonts w:ascii="TimeNewRoman" w:hAnsi="TimeNewRoman"/>
                 <w:sz w:val="30"/>
               </w:rPr>
-              <w:t>40-33=7</w:t>
+              <w:t>92-65=27</w:t>
             </w:r>
           </w:p>
         </w:tc>
@@ -57,7 +57,7 @@
                 <w:rFonts w:ascii="TimeNewRoman" w:hAnsi="TimeNewRoman"/>
                 <w:sz w:val="30"/>
               </w:rPr>
-              <w:t>62-7=55</w:t>
+              <w:t>64-49=15</w:t>
             </w:r>
           </w:p>
         </w:tc>
@@ -74,7 +74,7 @@
                 <w:rFonts w:ascii="TimeNewRoman" w:hAnsi="TimeNewRoman"/>
                 <w:sz w:val="30"/>
               </w:rPr>
-              <w:t>74-18=56</w:t>
+              <w:t>63-58=5</w:t>
             </w:r>
           </w:p>
         </w:tc>
@@ -91,7 +91,7 @@
                 <w:rFonts w:ascii="TimeNewRoman" w:hAnsi="TimeNewRoman"/>
                 <w:sz w:val="30"/>
               </w:rPr>
-              <w:t>39+5=44</w:t>
+              <w:t>96-78=18</w:t>
             </w:r>
           </w:p>
         </w:tc>
@@ -108,7 +108,7 @@
                 <w:rFonts w:ascii="TimeNewRoman" w:hAnsi="TimeNewRoman"/>
                 <w:sz w:val="30"/>
               </w:rPr>
-              <w:t>16+56=72</w:t>
+              <w:t>69+29=98</w:t>
             </w:r>
           </w:p>
         </w:tc>
@@ -127,7 +127,737 @@
                 <w:rFonts w:ascii="TimeNewRoman" w:hAnsi="TimeNewRoman"/>
                 <w:sz w:val="30"/>
               </w:rPr>
-              <w:t>33-4=29</w:t>
+              <w:t>29+54=83</w:t>
+            </w:r>
+          </w:p>
+        </w:tc>
+        <w:tc>
+          <w:tcPr>
+            <w:tcW w:type="dxa" w:w="1987"/>
+          </w:tcPr>
+          <w:p>
+            <w:pPr>
+              <w:jc w:val="left"/>
+            </w:pPr>
+            <w:r>
+              <w:rPr>
+                <w:rFonts w:ascii="TimeNewRoman" w:hAnsi="TimeNewRoman"/>
+                <w:sz w:val="30"/>
+              </w:rPr>
+              <w:t>13+68=81</w:t>
+            </w:r>
+          </w:p>
+        </w:tc>
+        <w:tc>
+          <w:tcPr>
+            <w:tcW w:type="dxa" w:w="1987"/>
+          </w:tcPr>
+          <w:p>
+            <w:pPr>
+              <w:jc w:val="left"/>
+            </w:pPr>
+            <w:r>
+              <w:rPr>
+                <w:rFonts w:ascii="TimeNewRoman" w:hAnsi="TimeNewRoman"/>
+                <w:sz w:val="30"/>
+              </w:rPr>
+              <w:t>78+18=96</w:t>
+            </w:r>
+          </w:p>
+        </w:tc>
+        <w:tc>
+          <w:tcPr>
+            <w:tcW w:type="dxa" w:w="1987"/>
+          </w:tcPr>
+          <w:p>
+            <w:pPr>
+              <w:jc w:val="left"/>
+            </w:pPr>
+            <w:r>
+              <w:rPr>
+                <w:rFonts w:ascii="TimeNewRoman" w:hAnsi="TimeNewRoman"/>
+                <w:sz w:val="30"/>
+              </w:rPr>
+              <w:t>70-39=31</w:t>
+            </w:r>
+          </w:p>
+        </w:tc>
+        <w:tc>
+          <w:tcPr>
+            <w:tcW w:type="dxa" w:w="1987"/>
+          </w:tcPr>
+          <w:p>
+            <w:pPr>
+              <w:jc w:val="left"/>
+            </w:pPr>
+            <w:r>
+              <w:rPr>
+                <w:rFonts w:ascii="TimeNewRoman" w:hAnsi="TimeNewRoman"/>
+                <w:sz w:val="30"/>
+              </w:rPr>
+              <w:t>94-8=86</w:t>
+            </w:r>
+          </w:p>
+        </w:tc>
+      </w:tr>
+      <w:tr>
+        <w:tc>
+          <w:tcPr>
+            <w:tcW w:type="dxa" w:w="1987"/>
+          </w:tcPr>
+          <w:p>
+            <w:pPr>
+              <w:jc w:val="left"/>
+            </w:pPr>
+            <w:r>
+              <w:rPr>
+                <w:rFonts w:ascii="TimeNewRoman" w:hAnsi="TimeNewRoman"/>
+                <w:sz w:val="30"/>
+              </w:rPr>
+              <w:t>57-19=38</w:t>
+            </w:r>
+          </w:p>
+        </w:tc>
+        <w:tc>
+          <w:tcPr>
+            <w:tcW w:type="dxa" w:w="1987"/>
+          </w:tcPr>
+          <w:p>
+            <w:pPr>
+              <w:jc w:val="left"/>
+            </w:pPr>
+            <w:r>
+              <w:rPr>
+                <w:rFonts w:ascii="TimeNewRoman" w:hAnsi="TimeNewRoman"/>
+                <w:sz w:val="30"/>
+              </w:rPr>
+              <w:t>8+24=32</w:t>
+            </w:r>
+          </w:p>
+        </w:tc>
+        <w:tc>
+          <w:tcPr>
+            <w:tcW w:type="dxa" w:w="1987"/>
+          </w:tcPr>
+          <w:p>
+            <w:pPr>
+              <w:jc w:val="left"/>
+            </w:pPr>
+            <w:r>
+              <w:rPr>
+                <w:rFonts w:ascii="TimeNewRoman" w:hAnsi="TimeNewRoman"/>
+                <w:sz w:val="30"/>
+              </w:rPr>
+              <w:t>18+48=66</w:t>
+            </w:r>
+          </w:p>
+        </w:tc>
+        <w:tc>
+          <w:tcPr>
+            <w:tcW w:type="dxa" w:w="1987"/>
+          </w:tcPr>
+          <w:p>
+            <w:pPr>
+              <w:jc w:val="left"/>
+            </w:pPr>
+            <w:r>
+              <w:rPr>
+                <w:rFonts w:ascii="TimeNewRoman" w:hAnsi="TimeNewRoman"/>
+                <w:sz w:val="30"/>
+              </w:rPr>
+              <w:t>87-49=38</w:t>
+            </w:r>
+          </w:p>
+        </w:tc>
+        <w:tc>
+          <w:tcPr>
+            <w:tcW w:type="dxa" w:w="1987"/>
+          </w:tcPr>
+          <w:p>
+            <w:pPr>
+              <w:jc w:val="left"/>
+            </w:pPr>
+            <w:r>
+              <w:rPr>
+                <w:rFonts w:ascii="TimeNewRoman" w:hAnsi="TimeNewRoman"/>
+                <w:sz w:val="30"/>
+              </w:rPr>
+              <w:t>50-17=33</w:t>
+            </w:r>
+          </w:p>
+        </w:tc>
+      </w:tr>
+      <w:tr>
+        <w:tc>
+          <w:tcPr>
+            <w:tcW w:type="dxa" w:w="1987"/>
+          </w:tcPr>
+          <w:p>
+            <w:pPr>
+              <w:jc w:val="left"/>
+            </w:pPr>
+            <w:r>
+              <w:rPr>
+                <w:rFonts w:ascii="TimeNewRoman" w:hAnsi="TimeNewRoman"/>
+                <w:sz w:val="30"/>
+              </w:rPr>
+              <w:t>94-67=27</w:t>
+            </w:r>
+          </w:p>
+        </w:tc>
+        <w:tc>
+          <w:tcPr>
+            <w:tcW w:type="dxa" w:w="1987"/>
+          </w:tcPr>
+          <w:p>
+            <w:pPr>
+              <w:jc w:val="left"/>
+            </w:pPr>
+            <w:r>
+              <w:rPr>
+                <w:rFonts w:ascii="TimeNewRoman" w:hAnsi="TimeNewRoman"/>
+                <w:sz w:val="30"/>
+              </w:rPr>
+              <w:t>6+29=35</w:t>
+            </w:r>
+          </w:p>
+        </w:tc>
+        <w:tc>
+          <w:tcPr>
+            <w:tcW w:type="dxa" w:w="1987"/>
+          </w:tcPr>
+          <w:p>
+            <w:pPr>
+              <w:jc w:val="left"/>
+            </w:pPr>
+            <w:r>
+              <w:rPr>
+                <w:rFonts w:ascii="TimeNewRoman" w:hAnsi="TimeNewRoman"/>
+                <w:sz w:val="30"/>
+              </w:rPr>
+              <w:t>96-89=7</w:t>
+            </w:r>
+          </w:p>
+        </w:tc>
+        <w:tc>
+          <w:tcPr>
+            <w:tcW w:type="dxa" w:w="1987"/>
+          </w:tcPr>
+          <w:p>
+            <w:pPr>
+              <w:jc w:val="left"/>
+            </w:pPr>
+            <w:r>
+              <w:rPr>
+                <w:rFonts w:ascii="TimeNewRoman" w:hAnsi="TimeNewRoman"/>
+                <w:sz w:val="30"/>
+              </w:rPr>
+              <w:t>9+69=78</w:t>
+            </w:r>
+          </w:p>
+        </w:tc>
+        <w:tc>
+          <w:tcPr>
+            <w:tcW w:type="dxa" w:w="1987"/>
+          </w:tcPr>
+          <w:p>
+            <w:pPr>
+              <w:jc w:val="left"/>
+            </w:pPr>
+            <w:r>
+              <w:rPr>
+                <w:rFonts w:ascii="TimeNewRoman" w:hAnsi="TimeNewRoman"/>
+                <w:sz w:val="30"/>
+              </w:rPr>
+              <w:t>92-64=28</w:t>
+            </w:r>
+          </w:p>
+        </w:tc>
+      </w:tr>
+      <w:tr>
+        <w:tc>
+          <w:tcPr>
+            <w:tcW w:type="dxa" w:w="1987"/>
+          </w:tcPr>
+          <w:p>
+            <w:pPr>
+              <w:jc w:val="left"/>
+            </w:pPr>
+            <w:r>
+              <w:rPr>
+                <w:rFonts w:ascii="TimeNewRoman" w:hAnsi="TimeNewRoman"/>
+                <w:sz w:val="30"/>
+              </w:rPr>
+              <w:t>55+28=83</w:t>
+            </w:r>
+          </w:p>
+        </w:tc>
+        <w:tc>
+          <w:tcPr>
+            <w:tcW w:type="dxa" w:w="1987"/>
+          </w:tcPr>
+          <w:p>
+            <w:pPr>
+              <w:jc w:val="left"/>
+            </w:pPr>
+            <w:r>
+              <w:rPr>
+                <w:rFonts w:ascii="TimeNewRoman" w:hAnsi="TimeNewRoman"/>
+                <w:sz w:val="30"/>
+              </w:rPr>
+              <w:t>90-41=49</w:t>
+            </w:r>
+          </w:p>
+        </w:tc>
+        <w:tc>
+          <w:tcPr>
+            <w:tcW w:type="dxa" w:w="1987"/>
+          </w:tcPr>
+          <w:p>
+            <w:pPr>
+              <w:jc w:val="left"/>
+            </w:pPr>
+            <w:r>
+              <w:rPr>
+                <w:rFonts w:ascii="TimeNewRoman" w:hAnsi="TimeNewRoman"/>
+                <w:sz w:val="30"/>
+              </w:rPr>
+              <w:t>2+79=81</w:t>
+            </w:r>
+          </w:p>
+        </w:tc>
+        <w:tc>
+          <w:tcPr>
+            <w:tcW w:type="dxa" w:w="1987"/>
+          </w:tcPr>
+          <w:p>
+            <w:pPr>
+              <w:jc w:val="left"/>
+            </w:pPr>
+            <w:r>
+              <w:rPr>
+                <w:rFonts w:ascii="TimeNewRoman" w:hAnsi="TimeNewRoman"/>
+                <w:sz w:val="30"/>
+              </w:rPr>
+              <w:t>30-26=4</w:t>
+            </w:r>
+          </w:p>
+        </w:tc>
+        <w:tc>
+          <w:tcPr>
+            <w:tcW w:type="dxa" w:w="1987"/>
+          </w:tcPr>
+          <w:p>
+            <w:pPr>
+              <w:jc w:val="left"/>
+            </w:pPr>
+            <w:r>
+              <w:rPr>
+                <w:rFonts w:ascii="TimeNewRoman" w:hAnsi="TimeNewRoman"/>
+                <w:sz w:val="30"/>
+              </w:rPr>
+              <w:t>17+45=62</w:t>
+            </w:r>
+          </w:p>
+        </w:tc>
+      </w:tr>
+      <w:tr>
+        <w:tc>
+          <w:tcPr>
+            <w:tcW w:type="dxa" w:w="1987"/>
+          </w:tcPr>
+          <w:p>
+            <w:pPr>
+              <w:jc w:val="left"/>
+            </w:pPr>
+            <w:r>
+              <w:rPr>
+                <w:rFonts w:ascii="TimeNewRoman" w:hAnsi="TimeNewRoman"/>
+                <w:sz w:val="30"/>
+              </w:rPr>
+              <w:t>43-27=16</w:t>
+            </w:r>
+          </w:p>
+        </w:tc>
+        <w:tc>
+          <w:tcPr>
+            <w:tcW w:type="dxa" w:w="1987"/>
+          </w:tcPr>
+          <w:p>
+            <w:pPr>
+              <w:jc w:val="left"/>
+            </w:pPr>
+            <w:r>
+              <w:rPr>
+                <w:rFonts w:ascii="TimeNewRoman" w:hAnsi="TimeNewRoman"/>
+                <w:sz w:val="30"/>
+              </w:rPr>
+              <w:t>80-37=43</w:t>
+            </w:r>
+          </w:p>
+        </w:tc>
+        <w:tc>
+          <w:tcPr>
+            <w:tcW w:type="dxa" w:w="1987"/>
+          </w:tcPr>
+          <w:p>
+            <w:pPr>
+              <w:jc w:val="left"/>
+            </w:pPr>
+            <w:r>
+              <w:rPr>
+                <w:rFonts w:ascii="TimeNewRoman" w:hAnsi="TimeNewRoman"/>
+                <w:sz w:val="30"/>
+              </w:rPr>
+              <w:t>7+4=11</w:t>
+            </w:r>
+          </w:p>
+        </w:tc>
+        <w:tc>
+          <w:tcPr>
+            <w:tcW w:type="dxa" w:w="1987"/>
+          </w:tcPr>
+          <w:p>
+            <w:pPr>
+              <w:jc w:val="left"/>
+            </w:pPr>
+            <w:r>
+              <w:rPr>
+                <w:rFonts w:ascii="TimeNewRoman" w:hAnsi="TimeNewRoman"/>
+                <w:sz w:val="30"/>
+              </w:rPr>
+              <w:t>16+19=35</w:t>
+            </w:r>
+          </w:p>
+        </w:tc>
+        <w:tc>
+          <w:tcPr>
+            <w:tcW w:type="dxa" w:w="1987"/>
+          </w:tcPr>
+          <w:p>
+            <w:pPr>
+              <w:jc w:val="left"/>
+            </w:pPr>
+            <w:r>
+              <w:rPr>
+                <w:rFonts w:ascii="TimeNewRoman" w:hAnsi="TimeNewRoman"/>
+                <w:sz w:val="30"/>
+              </w:rPr>
+              <w:t>68+19=87</w:t>
+            </w:r>
+          </w:p>
+        </w:tc>
+      </w:tr>
+      <w:tr>
+        <w:tc>
+          <w:tcPr>
+            <w:tcW w:type="dxa" w:w="1987"/>
+          </w:tcPr>
+          <w:p>
+            <w:pPr>
+              <w:jc w:val="left"/>
+            </w:pPr>
+            <w:r>
+              <w:rPr>
+                <w:rFonts w:ascii="TimeNewRoman" w:hAnsi="TimeNewRoman"/>
+                <w:sz w:val="30"/>
+              </w:rPr>
+              <w:t>47+36=83</w:t>
+            </w:r>
+          </w:p>
+        </w:tc>
+        <w:tc>
+          <w:tcPr>
+            <w:tcW w:type="dxa" w:w="1987"/>
+          </w:tcPr>
+          <w:p>
+            <w:pPr>
+              <w:jc w:val="left"/>
+            </w:pPr>
+            <w:r>
+              <w:rPr>
+                <w:rFonts w:ascii="TimeNewRoman" w:hAnsi="TimeNewRoman"/>
+                <w:sz w:val="30"/>
+              </w:rPr>
+              <w:t>84-76=8</w:t>
+            </w:r>
+          </w:p>
+        </w:tc>
+        <w:tc>
+          <w:tcPr>
+            <w:tcW w:type="dxa" w:w="1987"/>
+          </w:tcPr>
+          <w:p>
+            <w:pPr>
+              <w:jc w:val="left"/>
+            </w:pPr>
+            <w:r>
+              <w:rPr>
+                <w:rFonts w:ascii="TimeNewRoman" w:hAnsi="TimeNewRoman"/>
+                <w:sz w:val="30"/>
+              </w:rPr>
+              <w:t>39+18=57</w:t>
+            </w:r>
+          </w:p>
+        </w:tc>
+        <w:tc>
+          <w:tcPr>
+            <w:tcW w:type="dxa" w:w="1987"/>
+          </w:tcPr>
+          <w:p>
+            <w:pPr>
+              <w:jc w:val="left"/>
+            </w:pPr>
+            <w:r>
+              <w:rPr>
+                <w:rFonts w:ascii="TimeNewRoman" w:hAnsi="TimeNewRoman"/>
+                <w:sz w:val="30"/>
+              </w:rPr>
+              <w:t>69+26=95</w:t>
+            </w:r>
+          </w:p>
+        </w:tc>
+        <w:tc>
+          <w:tcPr>
+            <w:tcW w:type="dxa" w:w="1987"/>
+          </w:tcPr>
+          <w:p>
+            <w:pPr>
+              <w:jc w:val="left"/>
+            </w:pPr>
+            <w:r>
+              <w:rPr>
+                <w:rFonts w:ascii="TimeNewRoman" w:hAnsi="TimeNewRoman"/>
+                <w:sz w:val="30"/>
+              </w:rPr>
+              <w:t>90-75=15</w:t>
+            </w:r>
+          </w:p>
+        </w:tc>
+      </w:tr>
+      <w:tr>
+        <w:tc>
+          <w:tcPr>
+            <w:tcW w:type="dxa" w:w="1987"/>
+          </w:tcPr>
+          <w:p>
+            <w:pPr>
+              <w:jc w:val="left"/>
+            </w:pPr>
+            <w:r>
+              <w:rPr>
+                <w:rFonts w:ascii="TimeNewRoman" w:hAnsi="TimeNewRoman"/>
+                <w:sz w:val="30"/>
+              </w:rPr>
+              <w:t>56+19=75</w:t>
+            </w:r>
+          </w:p>
+        </w:tc>
+        <w:tc>
+          <w:tcPr>
+            <w:tcW w:type="dxa" w:w="1987"/>
+          </w:tcPr>
+          <w:p>
+            <w:pPr>
+              <w:jc w:val="left"/>
+            </w:pPr>
+            <w:r>
+              <w:rPr>
+                <w:rFonts w:ascii="TimeNewRoman" w:hAnsi="TimeNewRoman"/>
+                <w:sz w:val="30"/>
+              </w:rPr>
+              <w:t>95-67=28</w:t>
+            </w:r>
+          </w:p>
+        </w:tc>
+        <w:tc>
+          <w:tcPr>
+            <w:tcW w:type="dxa" w:w="1987"/>
+          </w:tcPr>
+          <w:p>
+            <w:pPr>
+              <w:jc w:val="left"/>
+            </w:pPr>
+            <w:r>
+              <w:rPr>
+                <w:rFonts w:ascii="TimeNewRoman" w:hAnsi="TimeNewRoman"/>
+                <w:sz w:val="30"/>
+              </w:rPr>
+              <w:t>54-28=26</w:t>
+            </w:r>
+          </w:p>
+        </w:tc>
+        <w:tc>
+          <w:tcPr>
+            <w:tcW w:type="dxa" w:w="1987"/>
+          </w:tcPr>
+          <w:p>
+            <w:pPr>
+              <w:jc w:val="left"/>
+            </w:pPr>
+            <w:r>
+              <w:rPr>
+                <w:rFonts w:ascii="TimeNewRoman" w:hAnsi="TimeNewRoman"/>
+                <w:sz w:val="30"/>
+              </w:rPr>
+              <w:t>2+9=11</w:t>
+            </w:r>
+          </w:p>
+        </w:tc>
+        <w:tc>
+          <w:tcPr>
+            <w:tcW w:type="dxa" w:w="1987"/>
+          </w:tcPr>
+          <w:p>
+            <w:pPr>
+              <w:jc w:val="left"/>
+            </w:pPr>
+            <w:r>
+              <w:rPr>
+                <w:rFonts w:ascii="TimeNewRoman" w:hAnsi="TimeNewRoman"/>
+                <w:sz w:val="30"/>
+              </w:rPr>
+              <w:t>68+15=83</w:t>
+            </w:r>
+          </w:p>
+        </w:tc>
+      </w:tr>
+      <w:tr>
+        <w:tc>
+          <w:tcPr>
+            <w:tcW w:type="dxa" w:w="1987"/>
+          </w:tcPr>
+          <w:p>
+            <w:pPr>
+              <w:jc w:val="left"/>
+            </w:pPr>
+            <w:r>
+              <w:rPr>
+                <w:rFonts w:ascii="TimeNewRoman" w:hAnsi="TimeNewRoman"/>
+                <w:sz w:val="30"/>
+              </w:rPr>
+              <w:t>62-29=33</w:t>
+            </w:r>
+          </w:p>
+        </w:tc>
+        <w:tc>
+          <w:tcPr>
+            <w:tcW w:type="dxa" w:w="1987"/>
+          </w:tcPr>
+          <w:p>
+            <w:pPr>
+              <w:jc w:val="left"/>
+            </w:pPr>
+            <w:r>
+              <w:rPr>
+                <w:rFonts w:ascii="TimeNewRoman" w:hAnsi="TimeNewRoman"/>
+                <w:sz w:val="30"/>
+              </w:rPr>
+              <w:t>72-4=68</w:t>
+            </w:r>
+          </w:p>
+        </w:tc>
+        <w:tc>
+          <w:tcPr>
+            <w:tcW w:type="dxa" w:w="1987"/>
+          </w:tcPr>
+          <w:p>
+            <w:pPr>
+              <w:jc w:val="left"/>
+            </w:pPr>
+            <w:r>
+              <w:rPr>
+                <w:rFonts w:ascii="TimeNewRoman" w:hAnsi="TimeNewRoman"/>
+                <w:sz w:val="30"/>
+              </w:rPr>
+              <w:t>77-38=39</w:t>
+            </w:r>
+          </w:p>
+        </w:tc>
+        <w:tc>
+          <w:tcPr>
+            <w:tcW w:type="dxa" w:w="1987"/>
+          </w:tcPr>
+          <w:p>
+            <w:pPr>
+              <w:jc w:val="left"/>
+            </w:pPr>
+            <w:r>
+              <w:rPr>
+                <w:rFonts w:ascii="TimeNewRoman" w:hAnsi="TimeNewRoman"/>
+                <w:sz w:val="30"/>
+              </w:rPr>
+              <w:t>39+22=61</w:t>
+            </w:r>
+          </w:p>
+        </w:tc>
+        <w:tc>
+          <w:tcPr>
+            <w:tcW w:type="dxa" w:w="1987"/>
+          </w:tcPr>
+          <w:p>
+            <w:pPr>
+              <w:jc w:val="left"/>
+            </w:pPr>
+            <w:r>
+              <w:rPr>
+                <w:rFonts w:ascii="TimeNewRoman" w:hAnsi="TimeNewRoman"/>
+                <w:sz w:val="30"/>
+              </w:rPr>
+              <w:t>31-29=2</w:t>
+            </w:r>
+          </w:p>
+        </w:tc>
+      </w:tr>
+      <w:tr>
+        <w:tc>
+          <w:tcPr>
+            <w:tcW w:type="dxa" w:w="1987"/>
+          </w:tcPr>
+          <w:p>
+            <w:pPr>
+              <w:jc w:val="left"/>
+            </w:pPr>
+            <w:r>
+              <w:rPr>
+                <w:rFonts w:ascii="TimeNewRoman" w:hAnsi="TimeNewRoman"/>
+                <w:sz w:val="30"/>
+              </w:rPr>
+              <w:t>93-35=58</w:t>
+            </w:r>
+          </w:p>
+        </w:tc>
+        <w:tc>
+          <w:tcPr>
+            <w:tcW w:type="dxa" w:w="1987"/>
+          </w:tcPr>
+          <w:p>
+            <w:pPr>
+              <w:jc w:val="left"/>
+            </w:pPr>
+            <w:r>
+              <w:rPr>
+                <w:rFonts w:ascii="TimeNewRoman" w:hAnsi="TimeNewRoman"/>
+                <w:sz w:val="30"/>
+              </w:rPr>
+              <w:t>49+22=71</w:t>
+            </w:r>
+          </w:p>
+        </w:tc>
+        <w:tc>
+          <w:tcPr>
+            <w:tcW w:type="dxa" w:w="1987"/>
+          </w:tcPr>
+          <w:p>
+            <w:pPr>
+              <w:jc w:val="left"/>
+            </w:pPr>
+            <w:r>
+              <w:rPr>
+                <w:rFonts w:ascii="TimeNewRoman" w:hAnsi="TimeNewRoman"/>
+                <w:sz w:val="30"/>
+              </w:rPr>
+              <w:t>90-88=2</w:t>
             </w:r>
           </w:p>
         </w:tc>
@@ -161,41 +891,7 @@
                 <w:rFonts w:ascii="TimeNewRoman" w:hAnsi="TimeNewRoman"/>
                 <w:sz w:val="30"/>
               </w:rPr>
-              <w:t>93-85=8</w:t>
-            </w:r>
-          </w:p>
-        </w:tc>
-        <w:tc>
-          <w:tcPr>
-            <w:tcW w:type="dxa" w:w="1987"/>
-          </w:tcPr>
-          <w:p>
-            <w:pPr>
-              <w:jc w:val="left"/>
-            </w:pPr>
-            <w:r>
-              <w:rPr>
-                <w:rFonts w:ascii="TimeNewRoman" w:hAnsi="TimeNewRoman"/>
-                <w:sz w:val="30"/>
-              </w:rPr>
-              <w:t>95-87=8</w:t>
-            </w:r>
-          </w:p>
-        </w:tc>
-        <w:tc>
-          <w:tcPr>
-            <w:tcW w:type="dxa" w:w="1987"/>
-          </w:tcPr>
-          <w:p>
-            <w:pPr>
-              <w:jc w:val="left"/>
-            </w:pPr>
-            <w:r>
-              <w:rPr>
-                <w:rFonts w:ascii="TimeNewRoman" w:hAnsi="TimeNewRoman"/>
-                <w:sz w:val="30"/>
-              </w:rPr>
-              <w:t>71-6=65</w:t>
+              <w:t>19+76=95</w:t>
             </w:r>
           </w:p>
         </w:tc>
@@ -214,7 +910,7 @@
                 <w:rFonts w:ascii="TimeNewRoman" w:hAnsi="TimeNewRoman"/>
                 <w:sz w:val="30"/>
               </w:rPr>
-              <w:t>2+29=31</w:t>
+              <w:t>82-46=36</w:t>
             </w:r>
           </w:p>
         </w:tc>
@@ -231,7 +927,7 @@
                 <w:rFonts w:ascii="TimeNewRoman" w:hAnsi="TimeNewRoman"/>
                 <w:sz w:val="30"/>
               </w:rPr>
-              <w:t>27+38=65</w:t>
+              <w:t>92-15=77</w:t>
             </w:r>
           </w:p>
         </w:tc>
@@ -248,7 +944,7 @@
                 <w:rFonts w:ascii="TimeNewRoman" w:hAnsi="TimeNewRoman"/>
                 <w:sz w:val="30"/>
               </w:rPr>
-              <w:t>39+19=58</w:t>
+              <w:t>9+64=73</w:t>
             </w:r>
           </w:p>
         </w:tc>
@@ -265,7 +961,7 @@
                 <w:rFonts w:ascii="TimeNewRoman" w:hAnsi="TimeNewRoman"/>
                 <w:sz w:val="30"/>
               </w:rPr>
-              <w:t>92-7=85</w:t>
+              <w:t>92-25=67</w:t>
             </w:r>
           </w:p>
         </w:tc>
@@ -282,7 +978,7 @@
                 <w:rFonts w:ascii="TimeNewRoman" w:hAnsi="TimeNewRoman"/>
                 <w:sz w:val="30"/>
               </w:rPr>
-              <w:t>41-18=23</w:t>
+              <w:t>90-89=1</w:t>
             </w:r>
           </w:p>
         </w:tc>
@@ -301,7 +997,7 @@
                 <w:rFonts w:ascii="TimeNewRoman" w:hAnsi="TimeNewRoman"/>
                 <w:sz w:val="30"/>
               </w:rPr>
-              <w:t>87-68=19</w:t>
+              <w:t>8+39=47</w:t>
             </w:r>
           </w:p>
         </w:tc>
@@ -318,7 +1014,7 @@
                 <w:rFonts w:ascii="TimeNewRoman" w:hAnsi="TimeNewRoman"/>
                 <w:sz w:val="30"/>
               </w:rPr>
-              <w:t>19+38=57</w:t>
+              <w:t>84-38=46</w:t>
             </w:r>
           </w:p>
         </w:tc>
@@ -335,7 +1031,7 @@
                 <w:rFonts w:ascii="TimeNewRoman" w:hAnsi="TimeNewRoman"/>
                 <w:sz w:val="30"/>
               </w:rPr>
-              <w:t>8+8=16</w:t>
+              <w:t>18+35=53</w:t>
             </w:r>
           </w:p>
         </w:tc>
@@ -352,703 +1048,7 @@
                 <w:rFonts w:ascii="TimeNewRoman" w:hAnsi="TimeNewRoman"/>
                 <w:sz w:val="30"/>
               </w:rPr>
-              <w:t>57+6=63</w:t>
-            </w:r>
-          </w:p>
-        </w:tc>
-        <w:tc>
-          <w:tcPr>
-            <w:tcW w:type="dxa" w:w="1987"/>
-          </w:tcPr>
-          <w:p>
-            <w:pPr>
-              <w:jc w:val="left"/>
-            </w:pPr>
-            <w:r>
-              <w:rPr>
-                <w:rFonts w:ascii="TimeNewRoman" w:hAnsi="TimeNewRoman"/>
-                <w:sz w:val="30"/>
-              </w:rPr>
-              <w:t>58+8=66</w:t>
-            </w:r>
-          </w:p>
-        </w:tc>
-      </w:tr>
-      <w:tr>
-        <w:tc>
-          <w:tcPr>
-            <w:tcW w:type="dxa" w:w="1987"/>
-          </w:tcPr>
-          <w:p>
-            <w:pPr>
-              <w:jc w:val="left"/>
-            </w:pPr>
-            <w:r>
-              <w:rPr>
-                <w:rFonts w:ascii="TimeNewRoman" w:hAnsi="TimeNewRoman"/>
-                <w:sz w:val="30"/>
-              </w:rPr>
-              <w:t>68+7=75</w:t>
-            </w:r>
-          </w:p>
-        </w:tc>
-        <w:tc>
-          <w:tcPr>
-            <w:tcW w:type="dxa" w:w="1987"/>
-          </w:tcPr>
-          <w:p>
-            <w:pPr>
-              <w:jc w:val="left"/>
-            </w:pPr>
-            <w:r>
-              <w:rPr>
-                <w:rFonts w:ascii="TimeNewRoman" w:hAnsi="TimeNewRoman"/>
-                <w:sz w:val="30"/>
-              </w:rPr>
-              <w:t>58+6=64</w:t>
-            </w:r>
-          </w:p>
-        </w:tc>
-        <w:tc>
-          <w:tcPr>
-            <w:tcW w:type="dxa" w:w="1987"/>
-          </w:tcPr>
-          <w:p>
-            <w:pPr>
-              <w:jc w:val="left"/>
-            </w:pPr>
-            <w:r>
-              <w:rPr>
-                <w:rFonts w:ascii="TimeNewRoman" w:hAnsi="TimeNewRoman"/>
-                <w:sz w:val="30"/>
-              </w:rPr>
-              <w:t>65+19=84</w:t>
-            </w:r>
-          </w:p>
-        </w:tc>
-        <w:tc>
-          <w:tcPr>
-            <w:tcW w:type="dxa" w:w="1987"/>
-          </w:tcPr>
-          <w:p>
-            <w:pPr>
-              <w:jc w:val="left"/>
-            </w:pPr>
-            <w:r>
-              <w:rPr>
-                <w:rFonts w:ascii="TimeNewRoman" w:hAnsi="TimeNewRoman"/>
-                <w:sz w:val="30"/>
-              </w:rPr>
-              <w:t>70-14=56</w:t>
-            </w:r>
-          </w:p>
-        </w:tc>
-        <w:tc>
-          <w:tcPr>
-            <w:tcW w:type="dxa" w:w="1987"/>
-          </w:tcPr>
-          <w:p>
-            <w:pPr>
-              <w:jc w:val="left"/>
-            </w:pPr>
-            <w:r>
-              <w:rPr>
-                <w:rFonts w:ascii="TimeNewRoman" w:hAnsi="TimeNewRoman"/>
-                <w:sz w:val="30"/>
-              </w:rPr>
-              <w:t>28+53=81</w:t>
-            </w:r>
-          </w:p>
-        </w:tc>
-      </w:tr>
-      <w:tr>
-        <w:tc>
-          <w:tcPr>
-            <w:tcW w:type="dxa" w:w="1987"/>
-          </w:tcPr>
-          <w:p>
-            <w:pPr>
-              <w:jc w:val="left"/>
-            </w:pPr>
-            <w:r>
-              <w:rPr>
-                <w:rFonts w:ascii="TimeNewRoman" w:hAnsi="TimeNewRoman"/>
-                <w:sz w:val="30"/>
-              </w:rPr>
-              <w:t>36+6=42</w:t>
-            </w:r>
-          </w:p>
-        </w:tc>
-        <w:tc>
-          <w:tcPr>
-            <w:tcW w:type="dxa" w:w="1987"/>
-          </w:tcPr>
-          <w:p>
-            <w:pPr>
-              <w:jc w:val="left"/>
-            </w:pPr>
-            <w:r>
-              <w:rPr>
-                <w:rFonts w:ascii="TimeNewRoman" w:hAnsi="TimeNewRoman"/>
-                <w:sz w:val="30"/>
-              </w:rPr>
-              <w:t>48+46=94</w:t>
-            </w:r>
-          </w:p>
-        </w:tc>
-        <w:tc>
-          <w:tcPr>
-            <w:tcW w:type="dxa" w:w="1987"/>
-          </w:tcPr>
-          <w:p>
-            <w:pPr>
-              <w:jc w:val="left"/>
-            </w:pPr>
-            <w:r>
-              <w:rPr>
-                <w:rFonts w:ascii="TimeNewRoman" w:hAnsi="TimeNewRoman"/>
-                <w:sz w:val="30"/>
-              </w:rPr>
-              <w:t>63-26=37</w:t>
-            </w:r>
-          </w:p>
-        </w:tc>
-        <w:tc>
-          <w:tcPr>
-            <w:tcW w:type="dxa" w:w="1987"/>
-          </w:tcPr>
-          <w:p>
-            <w:pPr>
-              <w:jc w:val="left"/>
-            </w:pPr>
-            <w:r>
-              <w:rPr>
-                <w:rFonts w:ascii="TimeNewRoman" w:hAnsi="TimeNewRoman"/>
-                <w:sz w:val="30"/>
-              </w:rPr>
-              <w:t>46-39=7</w:t>
-            </w:r>
-          </w:p>
-        </w:tc>
-        <w:tc>
-          <w:tcPr>
-            <w:tcW w:type="dxa" w:w="1987"/>
-          </w:tcPr>
-          <w:p>
-            <w:pPr>
-              <w:jc w:val="left"/>
-            </w:pPr>
-            <w:r>
-              <w:rPr>
-                <w:rFonts w:ascii="TimeNewRoman" w:hAnsi="TimeNewRoman"/>
-                <w:sz w:val="30"/>
-              </w:rPr>
-              <w:t>68+18=86</w:t>
-            </w:r>
-          </w:p>
-        </w:tc>
-      </w:tr>
-      <w:tr>
-        <w:tc>
-          <w:tcPr>
-            <w:tcW w:type="dxa" w:w="1987"/>
-          </w:tcPr>
-          <w:p>
-            <w:pPr>
-              <w:jc w:val="left"/>
-            </w:pPr>
-            <w:r>
-              <w:rPr>
-                <w:rFonts w:ascii="TimeNewRoman" w:hAnsi="TimeNewRoman"/>
-                <w:sz w:val="30"/>
-              </w:rPr>
-              <w:t>94-85=9</w:t>
-            </w:r>
-          </w:p>
-        </w:tc>
-        <w:tc>
-          <w:tcPr>
-            <w:tcW w:type="dxa" w:w="1987"/>
-          </w:tcPr>
-          <w:p>
-            <w:pPr>
-              <w:jc w:val="left"/>
-            </w:pPr>
-            <w:r>
-              <w:rPr>
-                <w:rFonts w:ascii="TimeNewRoman" w:hAnsi="TimeNewRoman"/>
-                <w:sz w:val="30"/>
-              </w:rPr>
-              <w:t>29+63=92</w:t>
-            </w:r>
-          </w:p>
-        </w:tc>
-        <w:tc>
-          <w:tcPr>
-            <w:tcW w:type="dxa" w:w="1987"/>
-          </w:tcPr>
-          <w:p>
-            <w:pPr>
-              <w:jc w:val="left"/>
-            </w:pPr>
-            <w:r>
-              <w:rPr>
-                <w:rFonts w:ascii="TimeNewRoman" w:hAnsi="TimeNewRoman"/>
-                <w:sz w:val="30"/>
-              </w:rPr>
-              <w:t>39+46=85</w:t>
-            </w:r>
-          </w:p>
-        </w:tc>
-        <w:tc>
-          <w:tcPr>
-            <w:tcW w:type="dxa" w:w="1987"/>
-          </w:tcPr>
-          <w:p>
-            <w:pPr>
-              <w:jc w:val="left"/>
-            </w:pPr>
-            <w:r>
-              <w:rPr>
-                <w:rFonts w:ascii="TimeNewRoman" w:hAnsi="TimeNewRoman"/>
-                <w:sz w:val="30"/>
-              </w:rPr>
-              <w:t>4+77=81</w:t>
-            </w:r>
-          </w:p>
-        </w:tc>
-        <w:tc>
-          <w:tcPr>
-            <w:tcW w:type="dxa" w:w="1987"/>
-          </w:tcPr>
-          <w:p>
-            <w:pPr>
-              <w:jc w:val="left"/>
-            </w:pPr>
-            <w:r>
-              <w:rPr>
-                <w:rFonts w:ascii="TimeNewRoman" w:hAnsi="TimeNewRoman"/>
-                <w:sz w:val="30"/>
-              </w:rPr>
-              <w:t>34+7=41</w:t>
-            </w:r>
-          </w:p>
-        </w:tc>
-      </w:tr>
-      <w:tr>
-        <w:tc>
-          <w:tcPr>
-            <w:tcW w:type="dxa" w:w="1987"/>
-          </w:tcPr>
-          <w:p>
-            <w:pPr>
-              <w:jc w:val="left"/>
-            </w:pPr>
-            <w:r>
-              <w:rPr>
-                <w:rFonts w:ascii="TimeNewRoman" w:hAnsi="TimeNewRoman"/>
-                <w:sz w:val="30"/>
-              </w:rPr>
-              <w:t>28+43=71</w:t>
-            </w:r>
-          </w:p>
-        </w:tc>
-        <w:tc>
-          <w:tcPr>
-            <w:tcW w:type="dxa" w:w="1987"/>
-          </w:tcPr>
-          <w:p>
-            <w:pPr>
-              <w:jc w:val="left"/>
-            </w:pPr>
-            <w:r>
-              <w:rPr>
-                <w:rFonts w:ascii="TimeNewRoman" w:hAnsi="TimeNewRoman"/>
-                <w:sz w:val="30"/>
-              </w:rPr>
-              <w:t>57+28=85</w:t>
-            </w:r>
-          </w:p>
-        </w:tc>
-        <w:tc>
-          <w:tcPr>
-            <w:tcW w:type="dxa" w:w="1987"/>
-          </w:tcPr>
-          <w:p>
-            <w:pPr>
-              <w:jc w:val="left"/>
-            </w:pPr>
-            <w:r>
-              <w:rPr>
-                <w:rFonts w:ascii="TimeNewRoman" w:hAnsi="TimeNewRoman"/>
-                <w:sz w:val="30"/>
-              </w:rPr>
-              <w:t>8+69=77</w:t>
-            </w:r>
-          </w:p>
-        </w:tc>
-        <w:tc>
-          <w:tcPr>
-            <w:tcW w:type="dxa" w:w="1987"/>
-          </w:tcPr>
-          <w:p>
-            <w:pPr>
-              <w:jc w:val="left"/>
-            </w:pPr>
-            <w:r>
-              <w:rPr>
-                <w:rFonts w:ascii="TimeNewRoman" w:hAnsi="TimeNewRoman"/>
-                <w:sz w:val="30"/>
-              </w:rPr>
-              <w:t>93-9=84</w:t>
-            </w:r>
-          </w:p>
-        </w:tc>
-        <w:tc>
-          <w:tcPr>
-            <w:tcW w:type="dxa" w:w="1987"/>
-          </w:tcPr>
-          <w:p>
-            <w:pPr>
-              <w:jc w:val="left"/>
-            </w:pPr>
-            <w:r>
-              <w:rPr>
-                <w:rFonts w:ascii="TimeNewRoman" w:hAnsi="TimeNewRoman"/>
-                <w:sz w:val="30"/>
-              </w:rPr>
-              <w:t>57-19=38</w:t>
-            </w:r>
-          </w:p>
-        </w:tc>
-      </w:tr>
-      <w:tr>
-        <w:tc>
-          <w:tcPr>
-            <w:tcW w:type="dxa" w:w="1987"/>
-          </w:tcPr>
-          <w:p>
-            <w:pPr>
-              <w:jc w:val="left"/>
-            </w:pPr>
-            <w:r>
-              <w:rPr>
-                <w:rFonts w:ascii="TimeNewRoman" w:hAnsi="TimeNewRoman"/>
-                <w:sz w:val="30"/>
-              </w:rPr>
-              <w:t>53-37=16</w:t>
-            </w:r>
-          </w:p>
-        </w:tc>
-        <w:tc>
-          <w:tcPr>
-            <w:tcW w:type="dxa" w:w="1987"/>
-          </w:tcPr>
-          <w:p>
-            <w:pPr>
-              <w:jc w:val="left"/>
-            </w:pPr>
-            <w:r>
-              <w:rPr>
-                <w:rFonts w:ascii="TimeNewRoman" w:hAnsi="TimeNewRoman"/>
-                <w:sz w:val="30"/>
-              </w:rPr>
-              <w:t>6+9=15</w:t>
-            </w:r>
-          </w:p>
-        </w:tc>
-        <w:tc>
-          <w:tcPr>
-            <w:tcW w:type="dxa" w:w="1987"/>
-          </w:tcPr>
-          <w:p>
-            <w:pPr>
-              <w:jc w:val="left"/>
-            </w:pPr>
-            <w:r>
-              <w:rPr>
-                <w:rFonts w:ascii="TimeNewRoman" w:hAnsi="TimeNewRoman"/>
-                <w:sz w:val="30"/>
-              </w:rPr>
-              <w:t>82-75=7</w:t>
-            </w:r>
-          </w:p>
-        </w:tc>
-        <w:tc>
-          <w:tcPr>
-            <w:tcW w:type="dxa" w:w="1987"/>
-          </w:tcPr>
-          <w:p>
-            <w:pPr>
-              <w:jc w:val="left"/>
-            </w:pPr>
-            <w:r>
-              <w:rPr>
-                <w:rFonts w:ascii="TimeNewRoman" w:hAnsi="TimeNewRoman"/>
-                <w:sz w:val="30"/>
-              </w:rPr>
-              <w:t>42-38=4</w:t>
-            </w:r>
-          </w:p>
-        </w:tc>
-        <w:tc>
-          <w:tcPr>
-            <w:tcW w:type="dxa" w:w="1987"/>
-          </w:tcPr>
-          <w:p>
-            <w:pPr>
-              <w:jc w:val="left"/>
-            </w:pPr>
-            <w:r>
-              <w:rPr>
-                <w:rFonts w:ascii="TimeNewRoman" w:hAnsi="TimeNewRoman"/>
-                <w:sz w:val="30"/>
-              </w:rPr>
-              <w:t>24+47=71</w:t>
-            </w:r>
-          </w:p>
-        </w:tc>
-      </w:tr>
-      <w:tr>
-        <w:tc>
-          <w:tcPr>
-            <w:tcW w:type="dxa" w:w="1987"/>
-          </w:tcPr>
-          <w:p>
-            <w:pPr>
-              <w:jc w:val="left"/>
-            </w:pPr>
-            <w:r>
-              <w:rPr>
-                <w:rFonts w:ascii="TimeNewRoman" w:hAnsi="TimeNewRoman"/>
-                <w:sz w:val="30"/>
-              </w:rPr>
-              <w:t>7+45=52</w:t>
-            </w:r>
-          </w:p>
-        </w:tc>
-        <w:tc>
-          <w:tcPr>
-            <w:tcW w:type="dxa" w:w="1987"/>
-          </w:tcPr>
-          <w:p>
-            <w:pPr>
-              <w:jc w:val="left"/>
-            </w:pPr>
-            <w:r>
-              <w:rPr>
-                <w:rFonts w:ascii="TimeNewRoman" w:hAnsi="TimeNewRoman"/>
-                <w:sz w:val="30"/>
-              </w:rPr>
-              <w:t>94-8=86</w:t>
-            </w:r>
-          </w:p>
-        </w:tc>
-        <w:tc>
-          <w:tcPr>
-            <w:tcW w:type="dxa" w:w="1987"/>
-          </w:tcPr>
-          <w:p>
-            <w:pPr>
-              <w:jc w:val="left"/>
-            </w:pPr>
-            <w:r>
-              <w:rPr>
-                <w:rFonts w:ascii="TimeNewRoman" w:hAnsi="TimeNewRoman"/>
-                <w:sz w:val="30"/>
-              </w:rPr>
-              <w:t>16+37=53</w:t>
-            </w:r>
-          </w:p>
-        </w:tc>
-        <w:tc>
-          <w:tcPr>
-            <w:tcW w:type="dxa" w:w="1987"/>
-          </w:tcPr>
-          <w:p>
-            <w:pPr>
-              <w:jc w:val="left"/>
-            </w:pPr>
-            <w:r>
-              <w:rPr>
-                <w:rFonts w:ascii="TimeNewRoman" w:hAnsi="TimeNewRoman"/>
-                <w:sz w:val="30"/>
-              </w:rPr>
-              <w:t>18+39=57</w:t>
-            </w:r>
-          </w:p>
-        </w:tc>
-        <w:tc>
-          <w:tcPr>
-            <w:tcW w:type="dxa" w:w="1987"/>
-          </w:tcPr>
-          <w:p>
-            <w:pPr>
-              <w:jc w:val="left"/>
-            </w:pPr>
-            <w:r>
-              <w:rPr>
-                <w:rFonts w:ascii="TimeNewRoman" w:hAnsi="TimeNewRoman"/>
-                <w:sz w:val="30"/>
-              </w:rPr>
-              <w:t>6+25=31</w:t>
-            </w:r>
-          </w:p>
-        </w:tc>
-      </w:tr>
-      <w:tr>
-        <w:tc>
-          <w:tcPr>
-            <w:tcW w:type="dxa" w:w="1987"/>
-          </w:tcPr>
-          <w:p>
-            <w:pPr>
-              <w:jc w:val="left"/>
-            </w:pPr>
-            <w:r>
-              <w:rPr>
-                <w:rFonts w:ascii="TimeNewRoman" w:hAnsi="TimeNewRoman"/>
-                <w:sz w:val="30"/>
-              </w:rPr>
-              <w:t>8+54=62</w:t>
-            </w:r>
-          </w:p>
-        </w:tc>
-        <w:tc>
-          <w:tcPr>
-            <w:tcW w:type="dxa" w:w="1987"/>
-          </w:tcPr>
-          <w:p>
-            <w:pPr>
-              <w:jc w:val="left"/>
-            </w:pPr>
-            <w:r>
-              <w:rPr>
-                <w:rFonts w:ascii="TimeNewRoman" w:hAnsi="TimeNewRoman"/>
-                <w:sz w:val="30"/>
-              </w:rPr>
-              <w:t>51-22=29</w:t>
-            </w:r>
-          </w:p>
-        </w:tc>
-        <w:tc>
-          <w:tcPr>
-            <w:tcW w:type="dxa" w:w="1987"/>
-          </w:tcPr>
-          <w:p>
-            <w:pPr>
-              <w:jc w:val="left"/>
-            </w:pPr>
-            <w:r>
-              <w:rPr>
-                <w:rFonts w:ascii="TimeNewRoman" w:hAnsi="TimeNewRoman"/>
-                <w:sz w:val="30"/>
-              </w:rPr>
-              <w:t>95-67=28</w:t>
-            </w:r>
-          </w:p>
-        </w:tc>
-        <w:tc>
-          <w:tcPr>
-            <w:tcW w:type="dxa" w:w="1987"/>
-          </w:tcPr>
-          <w:p>
-            <w:pPr>
-              <w:jc w:val="left"/>
-            </w:pPr>
-            <w:r>
-              <w:rPr>
-                <w:rFonts w:ascii="TimeNewRoman" w:hAnsi="TimeNewRoman"/>
-                <w:sz w:val="30"/>
-              </w:rPr>
-              <w:t>34-18=16</w:t>
-            </w:r>
-          </w:p>
-        </w:tc>
-        <w:tc>
-          <w:tcPr>
-            <w:tcW w:type="dxa" w:w="1987"/>
-          </w:tcPr>
-          <w:p>
-            <w:pPr>
-              <w:jc w:val="left"/>
-            </w:pPr>
-            <w:r>
-              <w:rPr>
-                <w:rFonts w:ascii="TimeNewRoman" w:hAnsi="TimeNewRoman"/>
-                <w:sz w:val="30"/>
-              </w:rPr>
-              <w:t>85-26=59</w:t>
-            </w:r>
-          </w:p>
-        </w:tc>
-      </w:tr>
-      <w:tr>
-        <w:tc>
-          <w:tcPr>
-            <w:tcW w:type="dxa" w:w="1987"/>
-          </w:tcPr>
-          <w:p>
-            <w:pPr>
-              <w:jc w:val="left"/>
-            </w:pPr>
-            <w:r>
-              <w:rPr>
-                <w:rFonts w:ascii="TimeNewRoman" w:hAnsi="TimeNewRoman"/>
-                <w:sz w:val="30"/>
-              </w:rPr>
-              <w:t>90-72=18</w:t>
-            </w:r>
-          </w:p>
-        </w:tc>
-        <w:tc>
-          <w:tcPr>
-            <w:tcW w:type="dxa" w:w="1987"/>
-          </w:tcPr>
-          <w:p>
-            <w:pPr>
-              <w:jc w:val="left"/>
-            </w:pPr>
-            <w:r>
-              <w:rPr>
-                <w:rFonts w:ascii="TimeNewRoman" w:hAnsi="TimeNewRoman"/>
-                <w:sz w:val="30"/>
-              </w:rPr>
-              <w:t>83-17=66</w:t>
-            </w:r>
-          </w:p>
-        </w:tc>
-        <w:tc>
-          <w:tcPr>
-            <w:tcW w:type="dxa" w:w="1987"/>
-          </w:tcPr>
-          <w:p>
-            <w:pPr>
-              <w:jc w:val="left"/>
-            </w:pPr>
-            <w:r>
-              <w:rPr>
-                <w:rFonts w:ascii="TimeNewRoman" w:hAnsi="TimeNewRoman"/>
-                <w:sz w:val="30"/>
-              </w:rPr>
-              <w:t>19+6=25</w:t>
-            </w:r>
-          </w:p>
-        </w:tc>
-        <w:tc>
-          <w:tcPr>
-            <w:tcW w:type="dxa" w:w="1987"/>
-          </w:tcPr>
-          <w:p>
-            <w:pPr>
-              <w:jc w:val="left"/>
-            </w:pPr>
-            <w:r>
-              <w:rPr>
-                <w:rFonts w:ascii="TimeNewRoman" w:hAnsi="TimeNewRoman"/>
-                <w:sz w:val="30"/>
-              </w:rPr>
-              <w:t>8+26=34</w:t>
+              <w:t>36-7=29</w:t>
             </w:r>
           </w:p>
         </w:tc>
@@ -1084,7 +1084,7 @@
                 <w:rFonts w:ascii="TimeNewRoman" w:hAnsi="TimeNewRoman"/>
                 <w:sz w:val="30"/>
               </w:rPr>
-              <w:t>81-72=9</w:t>
+              <w:t>26+19=45</w:t>
             </w:r>
           </w:p>
         </w:tc>
@@ -1101,7 +1101,7 @@
                 <w:rFonts w:ascii="TimeNewRoman" w:hAnsi="TimeNewRoman"/>
                 <w:sz w:val="30"/>
               </w:rPr>
-              <w:t>14+18=32</w:t>
+              <w:t>2+59=61</w:t>
             </w:r>
           </w:p>
         </w:tc>
@@ -1118,7 +1118,7 @@
                 <w:rFonts w:ascii="TimeNewRoman" w:hAnsi="TimeNewRoman"/>
                 <w:sz w:val="30"/>
               </w:rPr>
-              <w:t>27+25=52</w:t>
+              <w:t>93-28=65</w:t>
             </w:r>
           </w:p>
         </w:tc>
@@ -1135,7 +1135,7 @@
                 <w:rFonts w:ascii="TimeNewRoman" w:hAnsi="TimeNewRoman"/>
                 <w:sz w:val="30"/>
               </w:rPr>
-              <w:t>8+86=94</w:t>
+              <w:t>46+18=64</w:t>
             </w:r>
           </w:p>
         </w:tc>
@@ -1152,7 +1152,7 @@
                 <w:rFonts w:ascii="TimeNewRoman" w:hAnsi="TimeNewRoman"/>
                 <w:sz w:val="30"/>
               </w:rPr>
-              <w:t>44-28=16</w:t>
+              <w:t>15+69=84</w:t>
             </w:r>
           </w:p>
         </w:tc>
@@ -1171,7 +1171,7 @@
                 <w:rFonts w:ascii="TimeNewRoman" w:hAnsi="TimeNewRoman"/>
                 <w:sz w:val="30"/>
               </w:rPr>
-              <w:t>8+54=62</w:t>
+              <w:t>56-9=47</w:t>
             </w:r>
           </w:p>
         </w:tc>
@@ -1188,7 +1188,7 @@
                 <w:rFonts w:ascii="TimeNewRoman" w:hAnsi="TimeNewRoman"/>
                 <w:sz w:val="30"/>
               </w:rPr>
-              <w:t>15-8=7</w:t>
+              <w:t>49+15=64</w:t>
             </w:r>
           </w:p>
         </w:tc>
@@ -1205,7 +1205,7 @@
                 <w:rFonts w:ascii="TimeNewRoman" w:hAnsi="TimeNewRoman"/>
                 <w:sz w:val="30"/>
               </w:rPr>
-              <w:t>2+39=41</w:t>
+              <w:t>40-25=15</w:t>
             </w:r>
           </w:p>
         </w:tc>
@@ -1222,7 +1222,7 @@
                 <w:rFonts w:ascii="TimeNewRoman" w:hAnsi="TimeNewRoman"/>
                 <w:sz w:val="30"/>
               </w:rPr>
-              <w:t>6+76=82</w:t>
+              <w:t>27+34=61</w:t>
             </w:r>
           </w:p>
         </w:tc>
@@ -1239,7 +1239,7 @@
                 <w:rFonts w:ascii="TimeNewRoman" w:hAnsi="TimeNewRoman"/>
                 <w:sz w:val="30"/>
               </w:rPr>
-              <w:t>3+89=92</w:t>
+              <w:t>25+68=93</w:t>
             </w:r>
           </w:p>
         </w:tc>
@@ -1258,7 +1258,7 @@
                 <w:rFonts w:ascii="TimeNewRoman" w:hAnsi="TimeNewRoman"/>
                 <w:sz w:val="30"/>
               </w:rPr>
-              <w:t>93-74=19</w:t>
+              <w:t>58+36=94</w:t>
             </w:r>
           </w:p>
         </w:tc>
@@ -1275,7 +1275,7 @@
                 <w:rFonts w:ascii="TimeNewRoman" w:hAnsi="TimeNewRoman"/>
                 <w:sz w:val="30"/>
               </w:rPr>
-              <w:t>44-27=17</w:t>
+              <w:t>9+65=74</w:t>
             </w:r>
           </w:p>
         </w:tc>
@@ -1292,7 +1292,7 @@
                 <w:rFonts w:ascii="TimeNewRoman" w:hAnsi="TimeNewRoman"/>
                 <w:sz w:val="30"/>
               </w:rPr>
-              <w:t>90-64=26</w:t>
+              <w:t>39+58=97</w:t>
             </w:r>
           </w:p>
         </w:tc>
@@ -1309,7 +1309,7 @@
                 <w:rFonts w:ascii="TimeNewRoman" w:hAnsi="TimeNewRoman"/>
                 <w:sz w:val="30"/>
               </w:rPr>
-              <w:t>65-48=17</w:t>
+              <w:t>43-9=34</w:t>
             </w:r>
           </w:p>
         </w:tc>
@@ -1326,7 +1326,7 @@
                 <w:rFonts w:ascii="TimeNewRoman" w:hAnsi="TimeNewRoman"/>
                 <w:sz w:val="30"/>
               </w:rPr>
-              <w:t>80-33=47</w:t>
+              <w:t>39+14=53</w:t>
             </w:r>
           </w:p>
         </w:tc>
@@ -1345,7 +1345,7 @@
                 <w:rFonts w:ascii="TimeNewRoman" w:hAnsi="TimeNewRoman"/>
                 <w:sz w:val="30"/>
               </w:rPr>
-              <w:t>45-28=17</w:t>
+              <w:t>24+7=31</w:t>
             </w:r>
           </w:p>
         </w:tc>
@@ -1362,7 +1362,7 @@
                 <w:rFonts w:ascii="TimeNewRoman" w:hAnsi="TimeNewRoman"/>
                 <w:sz w:val="30"/>
               </w:rPr>
-              <w:t>47+17=64</w:t>
+              <w:t>21-2=19</w:t>
             </w:r>
           </w:p>
         </w:tc>
@@ -1379,7 +1379,7 @@
                 <w:rFonts w:ascii="TimeNewRoman" w:hAnsi="TimeNewRoman"/>
                 <w:sz w:val="30"/>
               </w:rPr>
-              <w:t>92-74=18</w:t>
+              <w:t>57+28=85</w:t>
             </w:r>
           </w:p>
         </w:tc>
@@ -1396,7 +1396,7 @@
                 <w:rFonts w:ascii="TimeNewRoman" w:hAnsi="TimeNewRoman"/>
                 <w:sz w:val="30"/>
               </w:rPr>
-              <w:t>56+8=64</w:t>
+              <w:t>71-36=35</w:t>
             </w:r>
           </w:p>
         </w:tc>
@@ -1413,7 +1413,7 @@
                 <w:rFonts w:ascii="TimeNewRoman" w:hAnsi="TimeNewRoman"/>
                 <w:sz w:val="30"/>
               </w:rPr>
-              <w:t>83-6=77</w:t>
+              <w:t>17+37=54</w:t>
             </w:r>
           </w:p>
         </w:tc>
@@ -1432,7 +1432,7 @@
                 <w:rFonts w:ascii="TimeNewRoman" w:hAnsi="TimeNewRoman"/>
                 <w:sz w:val="30"/>
               </w:rPr>
-              <w:t>47-39=8</w:t>
+              <w:t>76+15=91</w:t>
             </w:r>
           </w:p>
         </w:tc>
@@ -1449,7 +1449,7 @@
                 <w:rFonts w:ascii="TimeNewRoman" w:hAnsi="TimeNewRoman"/>
                 <w:sz w:val="30"/>
               </w:rPr>
-              <w:t>16+16=32</w:t>
+              <w:t>12+29=41</w:t>
             </w:r>
           </w:p>
         </w:tc>
@@ -1466,7 +1466,94 @@
                 <w:rFonts w:ascii="TimeNewRoman" w:hAnsi="TimeNewRoman"/>
                 <w:sz w:val="30"/>
               </w:rPr>
-              <w:t>23-4=19</w:t>
+              <w:t>9+36=45</w:t>
+            </w:r>
+          </w:p>
+        </w:tc>
+        <w:tc>
+          <w:tcPr>
+            <w:tcW w:type="dxa" w:w="1987"/>
+          </w:tcPr>
+          <w:p>
+            <w:pPr>
+              <w:jc w:val="left"/>
+            </w:pPr>
+            <w:r>
+              <w:rPr>
+                <w:rFonts w:ascii="TimeNewRoman" w:hAnsi="TimeNewRoman"/>
+                <w:sz w:val="30"/>
+              </w:rPr>
+              <w:t>17+34=51</w:t>
+            </w:r>
+          </w:p>
+        </w:tc>
+        <w:tc>
+          <w:tcPr>
+            <w:tcW w:type="dxa" w:w="1987"/>
+          </w:tcPr>
+          <w:p>
+            <w:pPr>
+              <w:jc w:val="left"/>
+            </w:pPr>
+            <w:r>
+              <w:rPr>
+                <w:rFonts w:ascii="TimeNewRoman" w:hAnsi="TimeNewRoman"/>
+                <w:sz w:val="30"/>
+              </w:rPr>
+              <w:t>9+2=11</w:t>
+            </w:r>
+          </w:p>
+        </w:tc>
+      </w:tr>
+      <w:tr>
+        <w:tc>
+          <w:tcPr>
+            <w:tcW w:type="dxa" w:w="1987"/>
+          </w:tcPr>
+          <w:p>
+            <w:pPr>
+              <w:jc w:val="left"/>
+            </w:pPr>
+            <w:r>
+              <w:rPr>
+                <w:rFonts w:ascii="TimeNewRoman" w:hAnsi="TimeNewRoman"/>
+                <w:sz w:val="30"/>
+              </w:rPr>
+              <w:t>18+15=33</w:t>
+            </w:r>
+          </w:p>
+        </w:tc>
+        <w:tc>
+          <w:tcPr>
+            <w:tcW w:type="dxa" w:w="1987"/>
+          </w:tcPr>
+          <w:p>
+            <w:pPr>
+              <w:jc w:val="left"/>
+            </w:pPr>
+            <w:r>
+              <w:rPr>
+                <w:rFonts w:ascii="TimeNewRoman" w:hAnsi="TimeNewRoman"/>
+                <w:sz w:val="30"/>
+              </w:rPr>
+              <w:t>87-68=19</w:t>
+            </w:r>
+          </w:p>
+        </w:tc>
+        <w:tc>
+          <w:tcPr>
+            <w:tcW w:type="dxa" w:w="1987"/>
+          </w:tcPr>
+          <w:p>
+            <w:pPr>
+              <w:jc w:val="left"/>
+            </w:pPr>
+            <w:r>
+              <w:rPr>
+                <w:rFonts w:ascii="TimeNewRoman" w:hAnsi="TimeNewRoman"/>
+                <w:sz w:val="30"/>
+              </w:rPr>
+              <w:t>90-45=45</w:t>
             </w:r>
           </w:p>
         </w:tc>
@@ -1500,7 +1587,7 @@
                 <w:rFonts w:ascii="TimeNewRoman" w:hAnsi="TimeNewRoman"/>
                 <w:sz w:val="30"/>
               </w:rPr>
-              <w:t>40-3=37</w:t>
+              <w:t>19+55=74</w:t>
             </w:r>
           </w:p>
         </w:tc>
@@ -1519,7 +1606,7 @@
                 <w:rFonts w:ascii="TimeNewRoman" w:hAnsi="TimeNewRoman"/>
                 <w:sz w:val="30"/>
               </w:rPr>
-              <w:t>16+69=85</w:t>
+              <w:t>95-59=36</w:t>
             </w:r>
           </w:p>
         </w:tc>
@@ -1536,7 +1623,7 @@
                 <w:rFonts w:ascii="TimeNewRoman" w:hAnsi="TimeNewRoman"/>
                 <w:sz w:val="30"/>
               </w:rPr>
-              <w:t>53+39=92</w:t>
+              <w:t>64-27=37</w:t>
             </w:r>
           </w:p>
         </w:tc>
@@ -1553,7 +1640,7 @@
                 <w:rFonts w:ascii="TimeNewRoman" w:hAnsi="TimeNewRoman"/>
                 <w:sz w:val="30"/>
               </w:rPr>
-              <w:t>87+7=94</w:t>
+              <w:t>63-5=58</w:t>
             </w:r>
           </w:p>
         </w:tc>
@@ -1570,7 +1657,7 @@
                 <w:rFonts w:ascii="TimeNewRoman" w:hAnsi="TimeNewRoman"/>
                 <w:sz w:val="30"/>
               </w:rPr>
-              <w:t>64-48=16</w:t>
+              <w:t>93-7=86</w:t>
             </w:r>
           </w:p>
         </w:tc>
@@ -1587,7 +1674,7 @@
                 <w:rFonts w:ascii="TimeNewRoman" w:hAnsi="TimeNewRoman"/>
                 <w:sz w:val="30"/>
               </w:rPr>
-              <w:t>63+8=71</w:t>
+              <w:t>18+9=27</w:t>
             </w:r>
           </w:p>
         </w:tc>
@@ -1606,7 +1693,7 @@
                 <w:rFonts w:ascii="TimeNewRoman" w:hAnsi="TimeNewRoman"/>
                 <w:sz w:val="30"/>
               </w:rPr>
-              <w:t>15-6=9</w:t>
+              <w:t>60-14=46</w:t>
             </w:r>
           </w:p>
         </w:tc>
@@ -1623,7 +1710,7 @@
                 <w:rFonts w:ascii="TimeNewRoman" w:hAnsi="TimeNewRoman"/>
                 <w:sz w:val="30"/>
               </w:rPr>
-              <w:t>86+9=95</w:t>
+              <w:t>4+57=61</w:t>
             </w:r>
           </w:p>
         </w:tc>
@@ -1640,7 +1727,7 @@
                 <w:rFonts w:ascii="TimeNewRoman" w:hAnsi="TimeNewRoman"/>
                 <w:sz w:val="30"/>
               </w:rPr>
-              <w:t>29+45=74</w:t>
+              <w:t>95-77=18</w:t>
             </w:r>
           </w:p>
         </w:tc>
@@ -1657,7 +1744,7 @@
                 <w:rFonts w:ascii="TimeNewRoman" w:hAnsi="TimeNewRoman"/>
                 <w:sz w:val="30"/>
               </w:rPr>
-              <w:t>91-86=5</w:t>
+              <w:t>72-17=55</w:t>
             </w:r>
           </w:p>
         </w:tc>
@@ -1674,94 +1761,7 @@
                 <w:rFonts w:ascii="TimeNewRoman" w:hAnsi="TimeNewRoman"/>
                 <w:sz w:val="30"/>
               </w:rPr>
-              <w:t>16-9=7</w:t>
-            </w:r>
-          </w:p>
-        </w:tc>
-      </w:tr>
-      <w:tr>
-        <w:tc>
-          <w:tcPr>
-            <w:tcW w:type="dxa" w:w="1987"/>
-          </w:tcPr>
-          <w:p>
-            <w:pPr>
-              <w:jc w:val="left"/>
-            </w:pPr>
-            <w:r>
-              <w:rPr>
-                <w:rFonts w:ascii="TimeNewRoman" w:hAnsi="TimeNewRoman"/>
-                <w:sz w:val="30"/>
-              </w:rPr>
-              <w:t>33+59=92</w:t>
-            </w:r>
-          </w:p>
-        </w:tc>
-        <w:tc>
-          <w:tcPr>
-            <w:tcW w:type="dxa" w:w="1987"/>
-          </w:tcPr>
-          <w:p>
-            <w:pPr>
-              <w:jc w:val="left"/>
-            </w:pPr>
-            <w:r>
-              <w:rPr>
-                <w:rFonts w:ascii="TimeNewRoman" w:hAnsi="TimeNewRoman"/>
-                <w:sz w:val="30"/>
-              </w:rPr>
-              <w:t>57+36=93</w:t>
-            </w:r>
-          </w:p>
-        </w:tc>
-        <w:tc>
-          <w:tcPr>
-            <w:tcW w:type="dxa" w:w="1987"/>
-          </w:tcPr>
-          <w:p>
-            <w:pPr>
-              <w:jc w:val="left"/>
-            </w:pPr>
-            <w:r>
-              <w:rPr>
-                <w:rFonts w:ascii="TimeNewRoman" w:hAnsi="TimeNewRoman"/>
-                <w:sz w:val="30"/>
-              </w:rPr>
-              <w:t>40-16=24</w:t>
-            </w:r>
-          </w:p>
-        </w:tc>
-        <w:tc>
-          <w:tcPr>
-            <w:tcW w:type="dxa" w:w="1987"/>
-          </w:tcPr>
-          <w:p>
-            <w:pPr>
-              <w:jc w:val="left"/>
-            </w:pPr>
-            <w:r>
-              <w:rPr>
-                <w:rFonts w:ascii="TimeNewRoman" w:hAnsi="TimeNewRoman"/>
-                <w:sz w:val="30"/>
-              </w:rPr>
-              <w:t>29+52=81</w:t>
-            </w:r>
-          </w:p>
-        </w:tc>
-        <w:tc>
-          <w:tcPr>
-            <w:tcW w:type="dxa" w:w="1987"/>
-          </w:tcPr>
-          <w:p>
-            <w:pPr>
-              <w:jc w:val="left"/>
-            </w:pPr>
-            <w:r>
-              <w:rPr>
-                <w:rFonts w:ascii="TimeNewRoman" w:hAnsi="TimeNewRoman"/>
-                <w:sz w:val="30"/>
-              </w:rPr>
-              <w:t>53-49=4</w:t>
+              <w:t>83-66=17</w:t>
             </w:r>
           </w:p>
         </w:tc>

--- a/answers-of-adc_sbb_within_100.docx
+++ b/answers-of-adc_sbb_within_100.docx
@@ -11,7 +11,7 @@
           <w:rFonts w:ascii="Arial" w:hAnsi="Arial"/>
           <w:sz w:val="30"/>
         </w:rPr>
-        <w:t>2026-09-12 Saturday</w:t>
+        <w:t>2026-09-13 Sunday</w:t>
       </w:r>
     </w:p>
     <w:tbl>
@@ -40,7 +40,7 @@
                 <w:rFonts w:ascii="TimeNewRoman" w:hAnsi="TimeNewRoman"/>
                 <w:sz w:val="30"/>
               </w:rPr>
-              <w:t>92-65=27</w:t>
+              <w:t>58+7=65</w:t>
             </w:r>
           </w:p>
         </w:tc>
@@ -57,7 +57,7 @@
                 <w:rFonts w:ascii="TimeNewRoman" w:hAnsi="TimeNewRoman"/>
                 <w:sz w:val="30"/>
               </w:rPr>
-              <w:t>64-49=15</w:t>
+              <w:t>17+58=75</w:t>
             </w:r>
           </w:p>
         </w:tc>
@@ -74,7 +74,7 @@
                 <w:rFonts w:ascii="TimeNewRoman" w:hAnsi="TimeNewRoman"/>
                 <w:sz w:val="30"/>
               </w:rPr>
-              <w:t>63-58=5</w:t>
+              <w:t>52-33=19</w:t>
             </w:r>
           </w:p>
         </w:tc>
@@ -91,7 +91,7 @@
                 <w:rFonts w:ascii="TimeNewRoman" w:hAnsi="TimeNewRoman"/>
                 <w:sz w:val="30"/>
               </w:rPr>
-              <w:t>96-78=18</w:t>
+              <w:t>79+4=83</w:t>
             </w:r>
           </w:p>
         </w:tc>
@@ -108,7 +108,7 @@
                 <w:rFonts w:ascii="TimeNewRoman" w:hAnsi="TimeNewRoman"/>
                 <w:sz w:val="30"/>
               </w:rPr>
-              <w:t>69+29=98</w:t>
+              <w:t>50-45=5</w:t>
             </w:r>
           </w:p>
         </w:tc>
@@ -127,7 +127,7 @@
                 <w:rFonts w:ascii="TimeNewRoman" w:hAnsi="TimeNewRoman"/>
                 <w:sz w:val="30"/>
               </w:rPr>
-              <w:t>29+54=83</w:t>
+              <w:t>82-4=78</w:t>
             </w:r>
           </w:p>
         </w:tc>
@@ -144,7 +144,7 @@
                 <w:rFonts w:ascii="TimeNewRoman" w:hAnsi="TimeNewRoman"/>
                 <w:sz w:val="30"/>
               </w:rPr>
-              <w:t>13+68=81</w:t>
+              <w:t>81-72=9</w:t>
             </w:r>
           </w:p>
         </w:tc>
@@ -161,7 +161,7 @@
                 <w:rFonts w:ascii="TimeNewRoman" w:hAnsi="TimeNewRoman"/>
                 <w:sz w:val="30"/>
               </w:rPr>
-              <w:t>78+18=96</w:t>
+              <w:t>61-16=45</w:t>
             </w:r>
           </w:p>
         </w:tc>
@@ -178,7 +178,7 @@
                 <w:rFonts w:ascii="TimeNewRoman" w:hAnsi="TimeNewRoman"/>
                 <w:sz w:val="30"/>
               </w:rPr>
-              <w:t>70-39=31</w:t>
+              <w:t>60-24=36</w:t>
             </w:r>
           </w:p>
         </w:tc>
@@ -195,7 +195,7 @@
                 <w:rFonts w:ascii="TimeNewRoman" w:hAnsi="TimeNewRoman"/>
                 <w:sz w:val="30"/>
               </w:rPr>
-              <w:t>94-8=86</w:t>
+              <w:t>71-29=42</w:t>
             </w:r>
           </w:p>
         </w:tc>
@@ -214,7 +214,7 @@
                 <w:rFonts w:ascii="TimeNewRoman" w:hAnsi="TimeNewRoman"/>
                 <w:sz w:val="30"/>
               </w:rPr>
-              <w:t>57-19=38</w:t>
+              <w:t>62-4=58</w:t>
             </w:r>
           </w:p>
         </w:tc>
@@ -231,7 +231,7 @@
                 <w:rFonts w:ascii="TimeNewRoman" w:hAnsi="TimeNewRoman"/>
                 <w:sz w:val="30"/>
               </w:rPr>
-              <w:t>8+24=32</w:t>
+              <w:t>81-78=3</w:t>
             </w:r>
           </w:p>
         </w:tc>
@@ -248,7 +248,7 @@
                 <w:rFonts w:ascii="TimeNewRoman" w:hAnsi="TimeNewRoman"/>
                 <w:sz w:val="30"/>
               </w:rPr>
-              <w:t>18+48=66</w:t>
+              <w:t>19+75=94</w:t>
             </w:r>
           </w:p>
         </w:tc>
@@ -265,7 +265,7 @@
                 <w:rFonts w:ascii="TimeNewRoman" w:hAnsi="TimeNewRoman"/>
                 <w:sz w:val="30"/>
               </w:rPr>
-              <w:t>87-49=38</w:t>
+              <w:t>51-28=23</w:t>
             </w:r>
           </w:p>
         </w:tc>
@@ -282,7 +282,7 @@
                 <w:rFonts w:ascii="TimeNewRoman" w:hAnsi="TimeNewRoman"/>
                 <w:sz w:val="30"/>
               </w:rPr>
-              <w:t>50-17=33</w:t>
+              <w:t>95-9=86</w:t>
             </w:r>
           </w:p>
         </w:tc>
@@ -301,7 +301,7 @@
                 <w:rFonts w:ascii="TimeNewRoman" w:hAnsi="TimeNewRoman"/>
                 <w:sz w:val="30"/>
               </w:rPr>
-              <w:t>94-67=27</w:t>
+              <w:t>9+44=53</w:t>
             </w:r>
           </w:p>
         </w:tc>
@@ -318,7 +318,7 @@
                 <w:rFonts w:ascii="TimeNewRoman" w:hAnsi="TimeNewRoman"/>
                 <w:sz w:val="30"/>
               </w:rPr>
-              <w:t>6+29=35</w:t>
+              <w:t>91-13=78</w:t>
             </w:r>
           </w:p>
         </w:tc>
@@ -335,24 +335,7 @@
                 <w:rFonts w:ascii="TimeNewRoman" w:hAnsi="TimeNewRoman"/>
                 <w:sz w:val="30"/>
               </w:rPr>
-              <w:t>96-89=7</w:t>
-            </w:r>
-          </w:p>
-        </w:tc>
-        <w:tc>
-          <w:tcPr>
-            <w:tcW w:type="dxa" w:w="1987"/>
-          </w:tcPr>
-          <w:p>
-            <w:pPr>
-              <w:jc w:val="left"/>
-            </w:pPr>
-            <w:r>
-              <w:rPr>
-                <w:rFonts w:ascii="TimeNewRoman" w:hAnsi="TimeNewRoman"/>
-                <w:sz w:val="30"/>
-              </w:rPr>
-              <w:t>9+69=78</w:t>
+              <w:t>33-8=25</w:t>
             </w:r>
           </w:p>
         </w:tc>
@@ -373,8 +356,6 @@
             </w:r>
           </w:p>
         </w:tc>
-      </w:tr>
-      <w:tr>
         <w:tc>
           <w:tcPr>
             <w:tcW w:type="dxa" w:w="1987"/>
@@ -388,75 +369,7 @@
                 <w:rFonts w:ascii="TimeNewRoman" w:hAnsi="TimeNewRoman"/>
                 <w:sz w:val="30"/>
               </w:rPr>
-              <w:t>55+28=83</w:t>
-            </w:r>
-          </w:p>
-        </w:tc>
-        <w:tc>
-          <w:tcPr>
-            <w:tcW w:type="dxa" w:w="1987"/>
-          </w:tcPr>
-          <w:p>
-            <w:pPr>
-              <w:jc w:val="left"/>
-            </w:pPr>
-            <w:r>
-              <w:rPr>
-                <w:rFonts w:ascii="TimeNewRoman" w:hAnsi="TimeNewRoman"/>
-                <w:sz w:val="30"/>
-              </w:rPr>
-              <w:t>90-41=49</w:t>
-            </w:r>
-          </w:p>
-        </w:tc>
-        <w:tc>
-          <w:tcPr>
-            <w:tcW w:type="dxa" w:w="1987"/>
-          </w:tcPr>
-          <w:p>
-            <w:pPr>
-              <w:jc w:val="left"/>
-            </w:pPr>
-            <w:r>
-              <w:rPr>
-                <w:rFonts w:ascii="TimeNewRoman" w:hAnsi="TimeNewRoman"/>
-                <w:sz w:val="30"/>
-              </w:rPr>
-              <w:t>2+79=81</w:t>
-            </w:r>
-          </w:p>
-        </w:tc>
-        <w:tc>
-          <w:tcPr>
-            <w:tcW w:type="dxa" w:w="1987"/>
-          </w:tcPr>
-          <w:p>
-            <w:pPr>
-              <w:jc w:val="left"/>
-            </w:pPr>
-            <w:r>
-              <w:rPr>
-                <w:rFonts w:ascii="TimeNewRoman" w:hAnsi="TimeNewRoman"/>
-                <w:sz w:val="30"/>
-              </w:rPr>
-              <w:t>30-26=4</w:t>
-            </w:r>
-          </w:p>
-        </w:tc>
-        <w:tc>
-          <w:tcPr>
-            <w:tcW w:type="dxa" w:w="1987"/>
-          </w:tcPr>
-          <w:p>
-            <w:pPr>
-              <w:jc w:val="left"/>
-            </w:pPr>
-            <w:r>
-              <w:rPr>
-                <w:rFonts w:ascii="TimeNewRoman" w:hAnsi="TimeNewRoman"/>
-                <w:sz w:val="30"/>
-              </w:rPr>
-              <w:t>17+45=62</w:t>
+              <w:t>55-8=47</w:t>
             </w:r>
           </w:p>
         </w:tc>
@@ -475,7 +388,7 @@
                 <w:rFonts w:ascii="TimeNewRoman" w:hAnsi="TimeNewRoman"/>
                 <w:sz w:val="30"/>
               </w:rPr>
-              <w:t>43-27=16</w:t>
+              <w:t>66-8=58</w:t>
             </w:r>
           </w:p>
         </w:tc>
@@ -492,7 +405,7 @@
                 <w:rFonts w:ascii="TimeNewRoman" w:hAnsi="TimeNewRoman"/>
                 <w:sz w:val="30"/>
               </w:rPr>
-              <w:t>80-37=43</w:t>
+              <w:t>74-18=56</w:t>
             </w:r>
           </w:p>
         </w:tc>
@@ -509,7 +422,7 @@
                 <w:rFonts w:ascii="TimeNewRoman" w:hAnsi="TimeNewRoman"/>
                 <w:sz w:val="30"/>
               </w:rPr>
-              <w:t>7+4=11</w:t>
+              <w:t>29+49=78</w:t>
             </w:r>
           </w:p>
         </w:tc>
@@ -526,7 +439,7 @@
                 <w:rFonts w:ascii="TimeNewRoman" w:hAnsi="TimeNewRoman"/>
                 <w:sz w:val="30"/>
               </w:rPr>
-              <w:t>16+19=35</w:t>
+              <w:t>49+26=75</w:t>
             </w:r>
           </w:p>
         </w:tc>
@@ -543,7 +456,7 @@
                 <w:rFonts w:ascii="TimeNewRoman" w:hAnsi="TimeNewRoman"/>
                 <w:sz w:val="30"/>
               </w:rPr>
-              <w:t>68+19=87</w:t>
+              <w:t>9+26=35</w:t>
             </w:r>
           </w:p>
         </w:tc>
@@ -562,7 +475,7 @@
                 <w:rFonts w:ascii="TimeNewRoman" w:hAnsi="TimeNewRoman"/>
                 <w:sz w:val="30"/>
               </w:rPr>
-              <w:t>47+36=83</w:t>
+              <w:t>25+69=94</w:t>
             </w:r>
           </w:p>
         </w:tc>
@@ -579,7 +492,7 @@
                 <w:rFonts w:ascii="TimeNewRoman" w:hAnsi="TimeNewRoman"/>
                 <w:sz w:val="30"/>
               </w:rPr>
-              <w:t>84-76=8</w:t>
+              <w:t>33-28=5</w:t>
             </w:r>
           </w:p>
         </w:tc>
@@ -596,7 +509,7 @@
                 <w:rFonts w:ascii="TimeNewRoman" w:hAnsi="TimeNewRoman"/>
                 <w:sz w:val="30"/>
               </w:rPr>
-              <w:t>39+18=57</w:t>
+              <w:t>70-38=32</w:t>
             </w:r>
           </w:p>
         </w:tc>
@@ -613,7 +526,7 @@
                 <w:rFonts w:ascii="TimeNewRoman" w:hAnsi="TimeNewRoman"/>
                 <w:sz w:val="30"/>
               </w:rPr>
-              <w:t>69+26=95</w:t>
+              <w:t>46-18=28</w:t>
             </w:r>
           </w:p>
         </w:tc>
@@ -630,7 +543,7 @@
                 <w:rFonts w:ascii="TimeNewRoman" w:hAnsi="TimeNewRoman"/>
                 <w:sz w:val="30"/>
               </w:rPr>
-              <w:t>90-75=15</w:t>
+              <w:t>28+16=44</w:t>
             </w:r>
           </w:p>
         </w:tc>
@@ -649,7 +562,7 @@
                 <w:rFonts w:ascii="TimeNewRoman" w:hAnsi="TimeNewRoman"/>
                 <w:sz w:val="30"/>
               </w:rPr>
-              <w:t>56+19=75</w:t>
+              <w:t>65+8=73</w:t>
             </w:r>
           </w:p>
         </w:tc>
@@ -666,7 +579,773 @@
                 <w:rFonts w:ascii="TimeNewRoman" w:hAnsi="TimeNewRoman"/>
                 <w:sz w:val="30"/>
               </w:rPr>
-              <w:t>95-67=28</w:t>
+              <w:t>19+16=35</w:t>
+            </w:r>
+          </w:p>
+        </w:tc>
+        <w:tc>
+          <w:tcPr>
+            <w:tcW w:type="dxa" w:w="1987"/>
+          </w:tcPr>
+          <w:p>
+            <w:pPr>
+              <w:jc w:val="left"/>
+            </w:pPr>
+            <w:r>
+              <w:rPr>
+                <w:rFonts w:ascii="TimeNewRoman" w:hAnsi="TimeNewRoman"/>
+                <w:sz w:val="30"/>
+              </w:rPr>
+              <w:t>71-29=42</w:t>
+            </w:r>
+          </w:p>
+        </w:tc>
+        <w:tc>
+          <w:tcPr>
+            <w:tcW w:type="dxa" w:w="1987"/>
+          </w:tcPr>
+          <w:p>
+            <w:pPr>
+              <w:jc w:val="left"/>
+            </w:pPr>
+            <w:r>
+              <w:rPr>
+                <w:rFonts w:ascii="TimeNewRoman" w:hAnsi="TimeNewRoman"/>
+                <w:sz w:val="30"/>
+              </w:rPr>
+              <w:t>85-49=36</w:t>
+            </w:r>
+          </w:p>
+        </w:tc>
+        <w:tc>
+          <w:tcPr>
+            <w:tcW w:type="dxa" w:w="1987"/>
+          </w:tcPr>
+          <w:p>
+            <w:pPr>
+              <w:jc w:val="left"/>
+            </w:pPr>
+            <w:r>
+              <w:rPr>
+                <w:rFonts w:ascii="TimeNewRoman" w:hAnsi="TimeNewRoman"/>
+                <w:sz w:val="30"/>
+              </w:rPr>
+              <w:t>86+9=95</w:t>
+            </w:r>
+          </w:p>
+        </w:tc>
+      </w:tr>
+      <w:tr>
+        <w:tc>
+          <w:tcPr>
+            <w:tcW w:type="dxa" w:w="1987"/>
+          </w:tcPr>
+          <w:p>
+            <w:pPr>
+              <w:jc w:val="left"/>
+            </w:pPr>
+            <w:r>
+              <w:rPr>
+                <w:rFonts w:ascii="TimeNewRoman" w:hAnsi="TimeNewRoman"/>
+                <w:sz w:val="30"/>
+              </w:rPr>
+              <w:t>48+24=72</w:t>
+            </w:r>
+          </w:p>
+        </w:tc>
+        <w:tc>
+          <w:tcPr>
+            <w:tcW w:type="dxa" w:w="1987"/>
+          </w:tcPr>
+          <w:p>
+            <w:pPr>
+              <w:jc w:val="left"/>
+            </w:pPr>
+            <w:r>
+              <w:rPr>
+                <w:rFonts w:ascii="TimeNewRoman" w:hAnsi="TimeNewRoman"/>
+                <w:sz w:val="30"/>
+              </w:rPr>
+              <w:t>7+37=44</w:t>
+            </w:r>
+          </w:p>
+        </w:tc>
+        <w:tc>
+          <w:tcPr>
+            <w:tcW w:type="dxa" w:w="1987"/>
+          </w:tcPr>
+          <w:p>
+            <w:pPr>
+              <w:jc w:val="left"/>
+            </w:pPr>
+            <w:r>
+              <w:rPr>
+                <w:rFonts w:ascii="TimeNewRoman" w:hAnsi="TimeNewRoman"/>
+                <w:sz w:val="30"/>
+              </w:rPr>
+              <w:t>14-9=5</w:t>
+            </w:r>
+          </w:p>
+        </w:tc>
+        <w:tc>
+          <w:tcPr>
+            <w:tcW w:type="dxa" w:w="1987"/>
+          </w:tcPr>
+          <w:p>
+            <w:pPr>
+              <w:jc w:val="left"/>
+            </w:pPr>
+            <w:r>
+              <w:rPr>
+                <w:rFonts w:ascii="TimeNewRoman" w:hAnsi="TimeNewRoman"/>
+                <w:sz w:val="30"/>
+              </w:rPr>
+              <w:t>75+18=93</w:t>
+            </w:r>
+          </w:p>
+        </w:tc>
+        <w:tc>
+          <w:tcPr>
+            <w:tcW w:type="dxa" w:w="1987"/>
+          </w:tcPr>
+          <w:p>
+            <w:pPr>
+              <w:jc w:val="left"/>
+            </w:pPr>
+            <w:r>
+              <w:rPr>
+                <w:rFonts w:ascii="TimeNewRoman" w:hAnsi="TimeNewRoman"/>
+                <w:sz w:val="30"/>
+              </w:rPr>
+              <w:t>56+27=83</w:t>
+            </w:r>
+          </w:p>
+        </w:tc>
+      </w:tr>
+      <w:tr>
+        <w:tc>
+          <w:tcPr>
+            <w:tcW w:type="dxa" w:w="1987"/>
+          </w:tcPr>
+          <w:p>
+            <w:pPr>
+              <w:jc w:val="left"/>
+            </w:pPr>
+            <w:r>
+              <w:rPr>
+                <w:rFonts w:ascii="TimeNewRoman" w:hAnsi="TimeNewRoman"/>
+                <w:sz w:val="30"/>
+              </w:rPr>
+              <w:t>73+9=82</w:t>
+            </w:r>
+          </w:p>
+        </w:tc>
+        <w:tc>
+          <w:tcPr>
+            <w:tcW w:type="dxa" w:w="1987"/>
+          </w:tcPr>
+          <w:p>
+            <w:pPr>
+              <w:jc w:val="left"/>
+            </w:pPr>
+            <w:r>
+              <w:rPr>
+                <w:rFonts w:ascii="TimeNewRoman" w:hAnsi="TimeNewRoman"/>
+                <w:sz w:val="30"/>
+              </w:rPr>
+              <w:t>33+28=61</w:t>
+            </w:r>
+          </w:p>
+        </w:tc>
+        <w:tc>
+          <w:tcPr>
+            <w:tcW w:type="dxa" w:w="1987"/>
+          </w:tcPr>
+          <w:p>
+            <w:pPr>
+              <w:jc w:val="left"/>
+            </w:pPr>
+            <w:r>
+              <w:rPr>
+                <w:rFonts w:ascii="TimeNewRoman" w:hAnsi="TimeNewRoman"/>
+                <w:sz w:val="30"/>
+              </w:rPr>
+              <w:t>93-77=16</w:t>
+            </w:r>
+          </w:p>
+        </w:tc>
+        <w:tc>
+          <w:tcPr>
+            <w:tcW w:type="dxa" w:w="1987"/>
+          </w:tcPr>
+          <w:p>
+            <w:pPr>
+              <w:jc w:val="left"/>
+            </w:pPr>
+            <w:r>
+              <w:rPr>
+                <w:rFonts w:ascii="TimeNewRoman" w:hAnsi="TimeNewRoman"/>
+                <w:sz w:val="30"/>
+              </w:rPr>
+              <w:t>81-3=78</w:t>
+            </w:r>
+          </w:p>
+        </w:tc>
+        <w:tc>
+          <w:tcPr>
+            <w:tcW w:type="dxa" w:w="1987"/>
+          </w:tcPr>
+          <w:p>
+            <w:pPr>
+              <w:jc w:val="left"/>
+            </w:pPr>
+            <w:r>
+              <w:rPr>
+                <w:rFonts w:ascii="TimeNewRoman" w:hAnsi="TimeNewRoman"/>
+                <w:sz w:val="30"/>
+              </w:rPr>
+              <w:t>95-29=66</w:t>
+            </w:r>
+          </w:p>
+        </w:tc>
+      </w:tr>
+      <w:tr>
+        <w:tc>
+          <w:tcPr>
+            <w:tcW w:type="dxa" w:w="1987"/>
+          </w:tcPr>
+          <w:p>
+            <w:pPr>
+              <w:jc w:val="left"/>
+            </w:pPr>
+            <w:r>
+              <w:rPr>
+                <w:rFonts w:ascii="TimeNewRoman" w:hAnsi="TimeNewRoman"/>
+                <w:sz w:val="30"/>
+              </w:rPr>
+              <w:t>30-18=12</w:t>
+            </w:r>
+          </w:p>
+        </w:tc>
+        <w:tc>
+          <w:tcPr>
+            <w:tcW w:type="dxa" w:w="1987"/>
+          </w:tcPr>
+          <w:p>
+            <w:pPr>
+              <w:jc w:val="left"/>
+            </w:pPr>
+            <w:r>
+              <w:rPr>
+                <w:rFonts w:ascii="TimeNewRoman" w:hAnsi="TimeNewRoman"/>
+                <w:sz w:val="30"/>
+              </w:rPr>
+              <w:t>94-86=8</w:t>
+            </w:r>
+          </w:p>
+        </w:tc>
+        <w:tc>
+          <w:tcPr>
+            <w:tcW w:type="dxa" w:w="1987"/>
+          </w:tcPr>
+          <w:p>
+            <w:pPr>
+              <w:jc w:val="left"/>
+            </w:pPr>
+            <w:r>
+              <w:rPr>
+                <w:rFonts w:ascii="TimeNewRoman" w:hAnsi="TimeNewRoman"/>
+                <w:sz w:val="30"/>
+              </w:rPr>
+              <w:t>44-7=37</w:t>
+            </w:r>
+          </w:p>
+        </w:tc>
+        <w:tc>
+          <w:tcPr>
+            <w:tcW w:type="dxa" w:w="1987"/>
+          </w:tcPr>
+          <w:p>
+            <w:pPr>
+              <w:jc w:val="left"/>
+            </w:pPr>
+            <w:r>
+              <w:rPr>
+                <w:rFonts w:ascii="TimeNewRoman" w:hAnsi="TimeNewRoman"/>
+                <w:sz w:val="30"/>
+              </w:rPr>
+              <w:t>36-18=18</w:t>
+            </w:r>
+          </w:p>
+        </w:tc>
+        <w:tc>
+          <w:tcPr>
+            <w:tcW w:type="dxa" w:w="1987"/>
+          </w:tcPr>
+          <w:p>
+            <w:pPr>
+              <w:jc w:val="left"/>
+            </w:pPr>
+            <w:r>
+              <w:rPr>
+                <w:rFonts w:ascii="TimeNewRoman" w:hAnsi="TimeNewRoman"/>
+                <w:sz w:val="30"/>
+              </w:rPr>
+              <w:t>43-38=5</w:t>
+            </w:r>
+          </w:p>
+        </w:tc>
+      </w:tr>
+      <w:tr>
+        <w:tc>
+          <w:tcPr>
+            <w:tcW w:type="dxa" w:w="1987"/>
+          </w:tcPr>
+          <w:p>
+            <w:pPr>
+              <w:jc w:val="left"/>
+            </w:pPr>
+            <w:r>
+              <w:rPr>
+                <w:rFonts w:ascii="TimeNewRoman" w:hAnsi="TimeNewRoman"/>
+                <w:sz w:val="30"/>
+              </w:rPr>
+              <w:t>92-46=46</w:t>
+            </w:r>
+          </w:p>
+        </w:tc>
+        <w:tc>
+          <w:tcPr>
+            <w:tcW w:type="dxa" w:w="1987"/>
+          </w:tcPr>
+          <w:p>
+            <w:pPr>
+              <w:jc w:val="left"/>
+            </w:pPr>
+            <w:r>
+              <w:rPr>
+                <w:rFonts w:ascii="TimeNewRoman" w:hAnsi="TimeNewRoman"/>
+                <w:sz w:val="30"/>
+              </w:rPr>
+              <w:t>27+24=51</w:t>
+            </w:r>
+          </w:p>
+        </w:tc>
+        <w:tc>
+          <w:tcPr>
+            <w:tcW w:type="dxa" w:w="1987"/>
+          </w:tcPr>
+          <w:p>
+            <w:pPr>
+              <w:jc w:val="left"/>
+            </w:pPr>
+            <w:r>
+              <w:rPr>
+                <w:rFonts w:ascii="TimeNewRoman" w:hAnsi="TimeNewRoman"/>
+                <w:sz w:val="30"/>
+              </w:rPr>
+              <w:t>25+28=53</w:t>
+            </w:r>
+          </w:p>
+        </w:tc>
+        <w:tc>
+          <w:tcPr>
+            <w:tcW w:type="dxa" w:w="1987"/>
+          </w:tcPr>
+          <w:p>
+            <w:pPr>
+              <w:jc w:val="left"/>
+            </w:pPr>
+            <w:r>
+              <w:rPr>
+                <w:rFonts w:ascii="TimeNewRoman" w:hAnsi="TimeNewRoman"/>
+                <w:sz w:val="30"/>
+              </w:rPr>
+              <w:t>65-7=58</w:t>
+            </w:r>
+          </w:p>
+        </w:tc>
+        <w:tc>
+          <w:tcPr>
+            <w:tcW w:type="dxa" w:w="1987"/>
+          </w:tcPr>
+          <w:p>
+            <w:pPr>
+              <w:jc w:val="left"/>
+            </w:pPr>
+            <w:r>
+              <w:rPr>
+                <w:rFonts w:ascii="TimeNewRoman" w:hAnsi="TimeNewRoman"/>
+                <w:sz w:val="30"/>
+              </w:rPr>
+              <w:t>82-63=19</w:t>
+            </w:r>
+          </w:p>
+        </w:tc>
+      </w:tr>
+      <w:tr>
+        <w:tc>
+          <w:tcPr>
+            <w:tcW w:type="dxa" w:w="1987"/>
+          </w:tcPr>
+          <w:p>
+            <w:pPr>
+              <w:jc w:val="left"/>
+            </w:pPr>
+            <w:r>
+              <w:rPr>
+                <w:rFonts w:ascii="TimeNewRoman" w:hAnsi="TimeNewRoman"/>
+                <w:sz w:val="30"/>
+              </w:rPr>
+              <w:t>69+3=72</w:t>
+            </w:r>
+          </w:p>
+        </w:tc>
+        <w:tc>
+          <w:tcPr>
+            <w:tcW w:type="dxa" w:w="1987"/>
+          </w:tcPr>
+          <w:p>
+            <w:pPr>
+              <w:jc w:val="left"/>
+            </w:pPr>
+            <w:r>
+              <w:rPr>
+                <w:rFonts w:ascii="TimeNewRoman" w:hAnsi="TimeNewRoman"/>
+                <w:sz w:val="30"/>
+              </w:rPr>
+              <w:t>65-27=38</w:t>
+            </w:r>
+          </w:p>
+        </w:tc>
+        <w:tc>
+          <w:tcPr>
+            <w:tcW w:type="dxa" w:w="1987"/>
+          </w:tcPr>
+          <w:p>
+            <w:pPr>
+              <w:jc w:val="left"/>
+            </w:pPr>
+            <w:r>
+              <w:rPr>
+                <w:rFonts w:ascii="TimeNewRoman" w:hAnsi="TimeNewRoman"/>
+                <w:sz w:val="30"/>
+              </w:rPr>
+              <w:t>32-19=13</w:t>
+            </w:r>
+          </w:p>
+        </w:tc>
+        <w:tc>
+          <w:tcPr>
+            <w:tcW w:type="dxa" w:w="1987"/>
+          </w:tcPr>
+          <w:p>
+            <w:pPr>
+              <w:jc w:val="left"/>
+            </w:pPr>
+            <w:r>
+              <w:rPr>
+                <w:rFonts w:ascii="TimeNewRoman" w:hAnsi="TimeNewRoman"/>
+                <w:sz w:val="30"/>
+              </w:rPr>
+              <w:t>36+55=91</w:t>
+            </w:r>
+          </w:p>
+        </w:tc>
+        <w:tc>
+          <w:tcPr>
+            <w:tcW w:type="dxa" w:w="1987"/>
+          </w:tcPr>
+          <w:p>
+            <w:pPr>
+              <w:jc w:val="left"/>
+            </w:pPr>
+            <w:r>
+              <w:rPr>
+                <w:rFonts w:ascii="TimeNewRoman" w:hAnsi="TimeNewRoman"/>
+                <w:sz w:val="30"/>
+              </w:rPr>
+              <w:t>90-82=8</w:t>
+            </w:r>
+          </w:p>
+        </w:tc>
+      </w:tr>
+      <w:tr>
+        <w:tc>
+          <w:tcPr>
+            <w:tcW w:type="dxa" w:w="1987"/>
+          </w:tcPr>
+          <w:p>
+            <w:pPr>
+              <w:jc w:val="left"/>
+            </w:pPr>
+            <w:r>
+              <w:rPr>
+                <w:rFonts w:ascii="TimeNewRoman" w:hAnsi="TimeNewRoman"/>
+                <w:sz w:val="30"/>
+              </w:rPr>
+              <w:t>61-37=24</w:t>
+            </w:r>
+          </w:p>
+        </w:tc>
+        <w:tc>
+          <w:tcPr>
+            <w:tcW w:type="dxa" w:w="1987"/>
+          </w:tcPr>
+          <w:p>
+            <w:pPr>
+              <w:jc w:val="left"/>
+            </w:pPr>
+            <w:r>
+              <w:rPr>
+                <w:rFonts w:ascii="TimeNewRoman" w:hAnsi="TimeNewRoman"/>
+                <w:sz w:val="30"/>
+              </w:rPr>
+              <w:t>24+48=72</w:t>
+            </w:r>
+          </w:p>
+        </w:tc>
+        <w:tc>
+          <w:tcPr>
+            <w:tcW w:type="dxa" w:w="1987"/>
+          </w:tcPr>
+          <w:p>
+            <w:pPr>
+              <w:jc w:val="left"/>
+            </w:pPr>
+            <w:r>
+              <w:rPr>
+                <w:rFonts w:ascii="TimeNewRoman" w:hAnsi="TimeNewRoman"/>
+                <w:sz w:val="30"/>
+              </w:rPr>
+              <w:t>14+77=91</w:t>
+            </w:r>
+          </w:p>
+        </w:tc>
+        <w:tc>
+          <w:tcPr>
+            <w:tcW w:type="dxa" w:w="1987"/>
+          </w:tcPr>
+          <w:p>
+            <w:pPr>
+              <w:jc w:val="left"/>
+            </w:pPr>
+            <w:r>
+              <w:rPr>
+                <w:rFonts w:ascii="TimeNewRoman" w:hAnsi="TimeNewRoman"/>
+                <w:sz w:val="30"/>
+              </w:rPr>
+              <w:t>8+13=21</w:t>
+            </w:r>
+          </w:p>
+        </w:tc>
+        <w:tc>
+          <w:tcPr>
+            <w:tcW w:type="dxa" w:w="1987"/>
+          </w:tcPr>
+          <w:p>
+            <w:pPr>
+              <w:jc w:val="left"/>
+            </w:pPr>
+            <w:r>
+              <w:rPr>
+                <w:rFonts w:ascii="TimeNewRoman" w:hAnsi="TimeNewRoman"/>
+                <w:sz w:val="30"/>
+              </w:rPr>
+              <w:t>90-59=31</w:t>
+            </w:r>
+          </w:p>
+        </w:tc>
+      </w:tr>
+      <w:tr>
+        <w:tc>
+          <w:tcPr>
+            <w:tcW w:type="dxa" w:w="1987"/>
+          </w:tcPr>
+          <w:p>
+            <w:pPr>
+              <w:jc w:val="left"/>
+            </w:pPr>
+            <w:r>
+              <w:rPr>
+                <w:rFonts w:ascii="TimeNewRoman" w:hAnsi="TimeNewRoman"/>
+                <w:sz w:val="30"/>
+              </w:rPr>
+              <w:t>36+9=45</w:t>
+            </w:r>
+          </w:p>
+        </w:tc>
+        <w:tc>
+          <w:tcPr>
+            <w:tcW w:type="dxa" w:w="1987"/>
+          </w:tcPr>
+          <w:p>
+            <w:pPr>
+              <w:jc w:val="left"/>
+            </w:pPr>
+            <w:r>
+              <w:rPr>
+                <w:rFonts w:ascii="TimeNewRoman" w:hAnsi="TimeNewRoman"/>
+                <w:sz w:val="30"/>
+              </w:rPr>
+              <w:t>28+7=35</w:t>
+            </w:r>
+          </w:p>
+        </w:tc>
+        <w:tc>
+          <w:tcPr>
+            <w:tcW w:type="dxa" w:w="1987"/>
+          </w:tcPr>
+          <w:p>
+            <w:pPr>
+              <w:jc w:val="left"/>
+            </w:pPr>
+            <w:r>
+              <w:rPr>
+                <w:rFonts w:ascii="TimeNewRoman" w:hAnsi="TimeNewRoman"/>
+                <w:sz w:val="30"/>
+              </w:rPr>
+              <w:t>7+39=46</w:t>
+            </w:r>
+          </w:p>
+        </w:tc>
+        <w:tc>
+          <w:tcPr>
+            <w:tcW w:type="dxa" w:w="1987"/>
+          </w:tcPr>
+          <w:p>
+            <w:pPr>
+              <w:jc w:val="left"/>
+            </w:pPr>
+            <w:r>
+              <w:rPr>
+                <w:rFonts w:ascii="TimeNewRoman" w:hAnsi="TimeNewRoman"/>
+                <w:sz w:val="30"/>
+              </w:rPr>
+              <w:t>5+86=91</w:t>
+            </w:r>
+          </w:p>
+        </w:tc>
+        <w:tc>
+          <w:tcPr>
+            <w:tcW w:type="dxa" w:w="1987"/>
+          </w:tcPr>
+          <w:p>
+            <w:pPr>
+              <w:jc w:val="left"/>
+            </w:pPr>
+            <w:r>
+              <w:rPr>
+                <w:rFonts w:ascii="TimeNewRoman" w:hAnsi="TimeNewRoman"/>
+                <w:sz w:val="30"/>
+              </w:rPr>
+              <w:t>41-38=3</w:t>
+            </w:r>
+          </w:p>
+        </w:tc>
+      </w:tr>
+      <w:tr>
+        <w:tc>
+          <w:tcPr>
+            <w:tcW w:type="dxa" w:w="1987"/>
+          </w:tcPr>
+          <w:p>
+            <w:pPr>
+              <w:jc w:val="left"/>
+            </w:pPr>
+            <w:r>
+              <w:rPr>
+                <w:rFonts w:ascii="TimeNewRoman" w:hAnsi="TimeNewRoman"/>
+                <w:sz w:val="30"/>
+              </w:rPr>
+              <w:t>45-16=29</w:t>
+            </w:r>
+          </w:p>
+        </w:tc>
+        <w:tc>
+          <w:tcPr>
+            <w:tcW w:type="dxa" w:w="1987"/>
+          </w:tcPr>
+          <w:p>
+            <w:pPr>
+              <w:jc w:val="left"/>
+            </w:pPr>
+            <w:r>
+              <w:rPr>
+                <w:rFonts w:ascii="TimeNewRoman" w:hAnsi="TimeNewRoman"/>
+                <w:sz w:val="30"/>
+              </w:rPr>
+              <w:t>92-14=78</w:t>
+            </w:r>
+          </w:p>
+        </w:tc>
+        <w:tc>
+          <w:tcPr>
+            <w:tcW w:type="dxa" w:w="1987"/>
+          </w:tcPr>
+          <w:p>
+            <w:pPr>
+              <w:jc w:val="left"/>
+            </w:pPr>
+            <w:r>
+              <w:rPr>
+                <w:rFonts w:ascii="TimeNewRoman" w:hAnsi="TimeNewRoman"/>
+                <w:sz w:val="30"/>
+              </w:rPr>
+              <w:t>38+33=71</w:t>
+            </w:r>
+          </w:p>
+        </w:tc>
+        <w:tc>
+          <w:tcPr>
+            <w:tcW w:type="dxa" w:w="1987"/>
+          </w:tcPr>
+          <w:p>
+            <w:pPr>
+              <w:jc w:val="left"/>
+            </w:pPr>
+            <w:r>
+              <w:rPr>
+                <w:rFonts w:ascii="TimeNewRoman" w:hAnsi="TimeNewRoman"/>
+                <w:sz w:val="30"/>
+              </w:rPr>
+              <w:t>9+53=62</w:t>
+            </w:r>
+          </w:p>
+        </w:tc>
+        <w:tc>
+          <w:tcPr>
+            <w:tcW w:type="dxa" w:w="1987"/>
+          </w:tcPr>
+          <w:p>
+            <w:pPr>
+              <w:jc w:val="left"/>
+            </w:pPr>
+            <w:r>
+              <w:rPr>
+                <w:rFonts w:ascii="TimeNewRoman" w:hAnsi="TimeNewRoman"/>
+                <w:sz w:val="30"/>
+              </w:rPr>
+              <w:t>18+4=22</w:t>
+            </w:r>
+          </w:p>
+        </w:tc>
+      </w:tr>
+      <w:tr>
+        <w:tc>
+          <w:tcPr>
+            <w:tcW w:type="dxa" w:w="1987"/>
+          </w:tcPr>
+          <w:p>
+            <w:pPr>
+              <w:jc w:val="left"/>
+            </w:pPr>
+            <w:r>
+              <w:rPr>
+                <w:rFonts w:ascii="TimeNewRoman" w:hAnsi="TimeNewRoman"/>
+                <w:sz w:val="30"/>
+              </w:rPr>
+              <w:t>69+15=84</w:t>
             </w:r>
           </w:p>
         </w:tc>
@@ -700,7 +1379,7 @@
                 <w:rFonts w:ascii="TimeNewRoman" w:hAnsi="TimeNewRoman"/>
                 <w:sz w:val="30"/>
               </w:rPr>
-              <w:t>2+9=11</w:t>
+              <w:t>26+47=73</w:t>
             </w:r>
           </w:p>
         </w:tc>
@@ -717,7 +1396,24 @@
                 <w:rFonts w:ascii="TimeNewRoman" w:hAnsi="TimeNewRoman"/>
                 <w:sz w:val="30"/>
               </w:rPr>
-              <w:t>68+15=83</w:t>
+              <w:t>20-5=15</w:t>
+            </w:r>
+          </w:p>
+        </w:tc>
+        <w:tc>
+          <w:tcPr>
+            <w:tcW w:type="dxa" w:w="1987"/>
+          </w:tcPr>
+          <w:p>
+            <w:pPr>
+              <w:jc w:val="left"/>
+            </w:pPr>
+            <w:r>
+              <w:rPr>
+                <w:rFonts w:ascii="TimeNewRoman" w:hAnsi="TimeNewRoman"/>
+                <w:sz w:val="30"/>
+              </w:rPr>
+              <w:t>46+7=53</w:t>
             </w:r>
           </w:p>
         </w:tc>
@@ -736,7 +1432,7 @@
                 <w:rFonts w:ascii="TimeNewRoman" w:hAnsi="TimeNewRoman"/>
                 <w:sz w:val="30"/>
               </w:rPr>
-              <w:t>62-29=33</w:t>
+              <w:t>18+8=26</w:t>
             </w:r>
           </w:p>
         </w:tc>
@@ -753,7 +1449,7 @@
                 <w:rFonts w:ascii="TimeNewRoman" w:hAnsi="TimeNewRoman"/>
                 <w:sz w:val="30"/>
               </w:rPr>
-              <w:t>72-4=68</w:t>
+              <w:t>57-8=49</w:t>
             </w:r>
           </w:p>
         </w:tc>
@@ -770,7 +1466,7 @@
                 <w:rFonts w:ascii="TimeNewRoman" w:hAnsi="TimeNewRoman"/>
                 <w:sz w:val="30"/>
               </w:rPr>
-              <w:t>77-38=39</w:t>
+              <w:t>38+8=46</w:t>
             </w:r>
           </w:p>
         </w:tc>
@@ -787,7 +1483,7 @@
                 <w:rFonts w:ascii="TimeNewRoman" w:hAnsi="TimeNewRoman"/>
                 <w:sz w:val="30"/>
               </w:rPr>
-              <w:t>39+22=61</w:t>
+              <w:t>91-58=33</w:t>
             </w:r>
           </w:p>
         </w:tc>
@@ -804,7 +1500,7 @@
                 <w:rFonts w:ascii="TimeNewRoman" w:hAnsi="TimeNewRoman"/>
                 <w:sz w:val="30"/>
               </w:rPr>
-              <w:t>31-29=2</w:t>
+              <w:t>71-44=27</w:t>
             </w:r>
           </w:p>
         </w:tc>
@@ -823,7 +1519,7 @@
                 <w:rFonts w:ascii="TimeNewRoman" w:hAnsi="TimeNewRoman"/>
                 <w:sz w:val="30"/>
               </w:rPr>
-              <w:t>93-35=58</w:t>
+              <w:t>96-19=77</w:t>
             </w:r>
           </w:p>
         </w:tc>
@@ -840,7 +1536,7 @@
                 <w:rFonts w:ascii="TimeNewRoman" w:hAnsi="TimeNewRoman"/>
                 <w:sz w:val="30"/>
               </w:rPr>
-              <w:t>49+22=71</w:t>
+              <w:t>63+9=72</w:t>
             </w:r>
           </w:p>
         </w:tc>
@@ -857,7 +1553,7 @@
                 <w:rFonts w:ascii="TimeNewRoman" w:hAnsi="TimeNewRoman"/>
                 <w:sz w:val="30"/>
               </w:rPr>
-              <w:t>90-88=2</w:t>
+              <w:t>82-29=53</w:t>
             </w:r>
           </w:p>
         </w:tc>
@@ -874,7 +1570,7 @@
                 <w:rFonts w:ascii="TimeNewRoman" w:hAnsi="TimeNewRoman"/>
                 <w:sz w:val="30"/>
               </w:rPr>
-              <w:t>17+68=85</w:t>
+              <w:t>21-18=3</w:t>
             </w:r>
           </w:p>
         </w:tc>
@@ -891,7 +1587,7 @@
                 <w:rFonts w:ascii="TimeNewRoman" w:hAnsi="TimeNewRoman"/>
                 <w:sz w:val="30"/>
               </w:rPr>
-              <w:t>19+76=95</w:t>
+              <w:t>17+69=86</w:t>
             </w:r>
           </w:p>
         </w:tc>
@@ -910,7 +1606,7 @@
                 <w:rFonts w:ascii="TimeNewRoman" w:hAnsi="TimeNewRoman"/>
                 <w:sz w:val="30"/>
               </w:rPr>
-              <w:t>82-46=36</w:t>
+              <w:t>63-18=45</w:t>
             </w:r>
           </w:p>
         </w:tc>
@@ -927,7 +1623,7 @@
                 <w:rFonts w:ascii="TimeNewRoman" w:hAnsi="TimeNewRoman"/>
                 <w:sz w:val="30"/>
               </w:rPr>
-              <w:t>92-15=77</w:t>
+              <w:t>54+27=81</w:t>
             </w:r>
           </w:p>
         </w:tc>
@@ -944,7 +1640,7 @@
                 <w:rFonts w:ascii="TimeNewRoman" w:hAnsi="TimeNewRoman"/>
                 <w:sz w:val="30"/>
               </w:rPr>
-              <w:t>9+64=73</w:t>
+              <w:t>5+37=42</w:t>
             </w:r>
           </w:p>
         </w:tc>
@@ -961,7 +1657,7 @@
                 <w:rFonts w:ascii="TimeNewRoman" w:hAnsi="TimeNewRoman"/>
                 <w:sz w:val="30"/>
               </w:rPr>
-              <w:t>92-25=67</w:t>
+              <w:t>8+58=66</w:t>
             </w:r>
           </w:p>
         </w:tc>
@@ -978,7 +1674,7 @@
                 <w:rFonts w:ascii="TimeNewRoman" w:hAnsi="TimeNewRoman"/>
                 <w:sz w:val="30"/>
               </w:rPr>
-              <w:t>90-89=1</w:t>
+              <w:t>17+28=45</w:t>
             </w:r>
           </w:p>
         </w:tc>
@@ -997,7 +1693,7 @@
                 <w:rFonts w:ascii="TimeNewRoman" w:hAnsi="TimeNewRoman"/>
                 <w:sz w:val="30"/>
               </w:rPr>
-              <w:t>8+39=47</w:t>
+              <w:t>75-18=57</w:t>
             </w:r>
           </w:p>
         </w:tc>
@@ -1014,7 +1710,7 @@
                 <w:rFonts w:ascii="TimeNewRoman" w:hAnsi="TimeNewRoman"/>
                 <w:sz w:val="30"/>
               </w:rPr>
-              <w:t>84-38=46</w:t>
+              <w:t>8+36=44</w:t>
             </w:r>
           </w:p>
         </w:tc>
@@ -1031,7 +1727,7 @@
                 <w:rFonts w:ascii="TimeNewRoman" w:hAnsi="TimeNewRoman"/>
                 <w:sz w:val="30"/>
               </w:rPr>
-              <w:t>18+35=53</w:t>
+              <w:t>60-21=39</w:t>
             </w:r>
           </w:p>
         </w:tc>
@@ -1048,7 +1744,7 @@
                 <w:rFonts w:ascii="TimeNewRoman" w:hAnsi="TimeNewRoman"/>
                 <w:sz w:val="30"/>
               </w:rPr>
-              <w:t>36-7=29</w:t>
+              <w:t>90-51=39</w:t>
             </w:r>
           </w:p>
         </w:tc>
@@ -1065,703 +1761,7 @@
                 <w:rFonts w:ascii="TimeNewRoman" w:hAnsi="TimeNewRoman"/>
                 <w:sz w:val="30"/>
               </w:rPr>
-              <w:t>66+29=95</w:t>
-            </w:r>
-          </w:p>
-        </w:tc>
-      </w:tr>
-      <w:tr>
-        <w:tc>
-          <w:tcPr>
-            <w:tcW w:type="dxa" w:w="1987"/>
-          </w:tcPr>
-          <w:p>
-            <w:pPr>
-              <w:jc w:val="left"/>
-            </w:pPr>
-            <w:r>
-              <w:rPr>
-                <w:rFonts w:ascii="TimeNewRoman" w:hAnsi="TimeNewRoman"/>
-                <w:sz w:val="30"/>
-              </w:rPr>
-              <w:t>26+19=45</w:t>
-            </w:r>
-          </w:p>
-        </w:tc>
-        <w:tc>
-          <w:tcPr>
-            <w:tcW w:type="dxa" w:w="1987"/>
-          </w:tcPr>
-          <w:p>
-            <w:pPr>
-              <w:jc w:val="left"/>
-            </w:pPr>
-            <w:r>
-              <w:rPr>
-                <w:rFonts w:ascii="TimeNewRoman" w:hAnsi="TimeNewRoman"/>
-                <w:sz w:val="30"/>
-              </w:rPr>
-              <w:t>2+59=61</w:t>
-            </w:r>
-          </w:p>
-        </w:tc>
-        <w:tc>
-          <w:tcPr>
-            <w:tcW w:type="dxa" w:w="1987"/>
-          </w:tcPr>
-          <w:p>
-            <w:pPr>
-              <w:jc w:val="left"/>
-            </w:pPr>
-            <w:r>
-              <w:rPr>
-                <w:rFonts w:ascii="TimeNewRoman" w:hAnsi="TimeNewRoman"/>
-                <w:sz w:val="30"/>
-              </w:rPr>
-              <w:t>93-28=65</w:t>
-            </w:r>
-          </w:p>
-        </w:tc>
-        <w:tc>
-          <w:tcPr>
-            <w:tcW w:type="dxa" w:w="1987"/>
-          </w:tcPr>
-          <w:p>
-            <w:pPr>
-              <w:jc w:val="left"/>
-            </w:pPr>
-            <w:r>
-              <w:rPr>
-                <w:rFonts w:ascii="TimeNewRoman" w:hAnsi="TimeNewRoman"/>
-                <w:sz w:val="30"/>
-              </w:rPr>
-              <w:t>46+18=64</w:t>
-            </w:r>
-          </w:p>
-        </w:tc>
-        <w:tc>
-          <w:tcPr>
-            <w:tcW w:type="dxa" w:w="1987"/>
-          </w:tcPr>
-          <w:p>
-            <w:pPr>
-              <w:jc w:val="left"/>
-            </w:pPr>
-            <w:r>
-              <w:rPr>
-                <w:rFonts w:ascii="TimeNewRoman" w:hAnsi="TimeNewRoman"/>
-                <w:sz w:val="30"/>
-              </w:rPr>
-              <w:t>15+69=84</w:t>
-            </w:r>
-          </w:p>
-        </w:tc>
-      </w:tr>
-      <w:tr>
-        <w:tc>
-          <w:tcPr>
-            <w:tcW w:type="dxa" w:w="1987"/>
-          </w:tcPr>
-          <w:p>
-            <w:pPr>
-              <w:jc w:val="left"/>
-            </w:pPr>
-            <w:r>
-              <w:rPr>
-                <w:rFonts w:ascii="TimeNewRoman" w:hAnsi="TimeNewRoman"/>
-                <w:sz w:val="30"/>
-              </w:rPr>
-              <w:t>56-9=47</w:t>
-            </w:r>
-          </w:p>
-        </w:tc>
-        <w:tc>
-          <w:tcPr>
-            <w:tcW w:type="dxa" w:w="1987"/>
-          </w:tcPr>
-          <w:p>
-            <w:pPr>
-              <w:jc w:val="left"/>
-            </w:pPr>
-            <w:r>
-              <w:rPr>
-                <w:rFonts w:ascii="TimeNewRoman" w:hAnsi="TimeNewRoman"/>
-                <w:sz w:val="30"/>
-              </w:rPr>
-              <w:t>49+15=64</w:t>
-            </w:r>
-          </w:p>
-        </w:tc>
-        <w:tc>
-          <w:tcPr>
-            <w:tcW w:type="dxa" w:w="1987"/>
-          </w:tcPr>
-          <w:p>
-            <w:pPr>
-              <w:jc w:val="left"/>
-            </w:pPr>
-            <w:r>
-              <w:rPr>
-                <w:rFonts w:ascii="TimeNewRoman" w:hAnsi="TimeNewRoman"/>
-                <w:sz w:val="30"/>
-              </w:rPr>
-              <w:t>40-25=15</w:t>
-            </w:r>
-          </w:p>
-        </w:tc>
-        <w:tc>
-          <w:tcPr>
-            <w:tcW w:type="dxa" w:w="1987"/>
-          </w:tcPr>
-          <w:p>
-            <w:pPr>
-              <w:jc w:val="left"/>
-            </w:pPr>
-            <w:r>
-              <w:rPr>
-                <w:rFonts w:ascii="TimeNewRoman" w:hAnsi="TimeNewRoman"/>
-                <w:sz w:val="30"/>
-              </w:rPr>
-              <w:t>27+34=61</w:t>
-            </w:r>
-          </w:p>
-        </w:tc>
-        <w:tc>
-          <w:tcPr>
-            <w:tcW w:type="dxa" w:w="1987"/>
-          </w:tcPr>
-          <w:p>
-            <w:pPr>
-              <w:jc w:val="left"/>
-            </w:pPr>
-            <w:r>
-              <w:rPr>
-                <w:rFonts w:ascii="TimeNewRoman" w:hAnsi="TimeNewRoman"/>
-                <w:sz w:val="30"/>
-              </w:rPr>
-              <w:t>25+68=93</w:t>
-            </w:r>
-          </w:p>
-        </w:tc>
-      </w:tr>
-      <w:tr>
-        <w:tc>
-          <w:tcPr>
-            <w:tcW w:type="dxa" w:w="1987"/>
-          </w:tcPr>
-          <w:p>
-            <w:pPr>
-              <w:jc w:val="left"/>
-            </w:pPr>
-            <w:r>
-              <w:rPr>
-                <w:rFonts w:ascii="TimeNewRoman" w:hAnsi="TimeNewRoman"/>
-                <w:sz w:val="30"/>
-              </w:rPr>
-              <w:t>58+36=94</w:t>
-            </w:r>
-          </w:p>
-        </w:tc>
-        <w:tc>
-          <w:tcPr>
-            <w:tcW w:type="dxa" w:w="1987"/>
-          </w:tcPr>
-          <w:p>
-            <w:pPr>
-              <w:jc w:val="left"/>
-            </w:pPr>
-            <w:r>
-              <w:rPr>
-                <w:rFonts w:ascii="TimeNewRoman" w:hAnsi="TimeNewRoman"/>
-                <w:sz w:val="30"/>
-              </w:rPr>
-              <w:t>9+65=74</w:t>
-            </w:r>
-          </w:p>
-        </w:tc>
-        <w:tc>
-          <w:tcPr>
-            <w:tcW w:type="dxa" w:w="1987"/>
-          </w:tcPr>
-          <w:p>
-            <w:pPr>
-              <w:jc w:val="left"/>
-            </w:pPr>
-            <w:r>
-              <w:rPr>
-                <w:rFonts w:ascii="TimeNewRoman" w:hAnsi="TimeNewRoman"/>
-                <w:sz w:val="30"/>
-              </w:rPr>
-              <w:t>39+58=97</w:t>
-            </w:r>
-          </w:p>
-        </w:tc>
-        <w:tc>
-          <w:tcPr>
-            <w:tcW w:type="dxa" w:w="1987"/>
-          </w:tcPr>
-          <w:p>
-            <w:pPr>
-              <w:jc w:val="left"/>
-            </w:pPr>
-            <w:r>
-              <w:rPr>
-                <w:rFonts w:ascii="TimeNewRoman" w:hAnsi="TimeNewRoman"/>
-                <w:sz w:val="30"/>
-              </w:rPr>
-              <w:t>43-9=34</w:t>
-            </w:r>
-          </w:p>
-        </w:tc>
-        <w:tc>
-          <w:tcPr>
-            <w:tcW w:type="dxa" w:w="1987"/>
-          </w:tcPr>
-          <w:p>
-            <w:pPr>
-              <w:jc w:val="left"/>
-            </w:pPr>
-            <w:r>
-              <w:rPr>
-                <w:rFonts w:ascii="TimeNewRoman" w:hAnsi="TimeNewRoman"/>
-                <w:sz w:val="30"/>
-              </w:rPr>
-              <w:t>39+14=53</w:t>
-            </w:r>
-          </w:p>
-        </w:tc>
-      </w:tr>
-      <w:tr>
-        <w:tc>
-          <w:tcPr>
-            <w:tcW w:type="dxa" w:w="1987"/>
-          </w:tcPr>
-          <w:p>
-            <w:pPr>
-              <w:jc w:val="left"/>
-            </w:pPr>
-            <w:r>
-              <w:rPr>
-                <w:rFonts w:ascii="TimeNewRoman" w:hAnsi="TimeNewRoman"/>
-                <w:sz w:val="30"/>
-              </w:rPr>
-              <w:t>24+7=31</w:t>
-            </w:r>
-          </w:p>
-        </w:tc>
-        <w:tc>
-          <w:tcPr>
-            <w:tcW w:type="dxa" w:w="1987"/>
-          </w:tcPr>
-          <w:p>
-            <w:pPr>
-              <w:jc w:val="left"/>
-            </w:pPr>
-            <w:r>
-              <w:rPr>
-                <w:rFonts w:ascii="TimeNewRoman" w:hAnsi="TimeNewRoman"/>
-                <w:sz w:val="30"/>
-              </w:rPr>
-              <w:t>21-2=19</w:t>
-            </w:r>
-          </w:p>
-        </w:tc>
-        <w:tc>
-          <w:tcPr>
-            <w:tcW w:type="dxa" w:w="1987"/>
-          </w:tcPr>
-          <w:p>
-            <w:pPr>
-              <w:jc w:val="left"/>
-            </w:pPr>
-            <w:r>
-              <w:rPr>
-                <w:rFonts w:ascii="TimeNewRoman" w:hAnsi="TimeNewRoman"/>
-                <w:sz w:val="30"/>
-              </w:rPr>
-              <w:t>57+28=85</w:t>
-            </w:r>
-          </w:p>
-        </w:tc>
-        <w:tc>
-          <w:tcPr>
-            <w:tcW w:type="dxa" w:w="1987"/>
-          </w:tcPr>
-          <w:p>
-            <w:pPr>
-              <w:jc w:val="left"/>
-            </w:pPr>
-            <w:r>
-              <w:rPr>
-                <w:rFonts w:ascii="TimeNewRoman" w:hAnsi="TimeNewRoman"/>
-                <w:sz w:val="30"/>
-              </w:rPr>
-              <w:t>71-36=35</w:t>
-            </w:r>
-          </w:p>
-        </w:tc>
-        <w:tc>
-          <w:tcPr>
-            <w:tcW w:type="dxa" w:w="1987"/>
-          </w:tcPr>
-          <w:p>
-            <w:pPr>
-              <w:jc w:val="left"/>
-            </w:pPr>
-            <w:r>
-              <w:rPr>
-                <w:rFonts w:ascii="TimeNewRoman" w:hAnsi="TimeNewRoman"/>
-                <w:sz w:val="30"/>
-              </w:rPr>
-              <w:t>17+37=54</w:t>
-            </w:r>
-          </w:p>
-        </w:tc>
-      </w:tr>
-      <w:tr>
-        <w:tc>
-          <w:tcPr>
-            <w:tcW w:type="dxa" w:w="1987"/>
-          </w:tcPr>
-          <w:p>
-            <w:pPr>
-              <w:jc w:val="left"/>
-            </w:pPr>
-            <w:r>
-              <w:rPr>
-                <w:rFonts w:ascii="TimeNewRoman" w:hAnsi="TimeNewRoman"/>
-                <w:sz w:val="30"/>
-              </w:rPr>
-              <w:t>76+15=91</w:t>
-            </w:r>
-          </w:p>
-        </w:tc>
-        <w:tc>
-          <w:tcPr>
-            <w:tcW w:type="dxa" w:w="1987"/>
-          </w:tcPr>
-          <w:p>
-            <w:pPr>
-              <w:jc w:val="left"/>
-            </w:pPr>
-            <w:r>
-              <w:rPr>
-                <w:rFonts w:ascii="TimeNewRoman" w:hAnsi="TimeNewRoman"/>
-                <w:sz w:val="30"/>
-              </w:rPr>
-              <w:t>12+29=41</w:t>
-            </w:r>
-          </w:p>
-        </w:tc>
-        <w:tc>
-          <w:tcPr>
-            <w:tcW w:type="dxa" w:w="1987"/>
-          </w:tcPr>
-          <w:p>
-            <w:pPr>
-              <w:jc w:val="left"/>
-            </w:pPr>
-            <w:r>
-              <w:rPr>
-                <w:rFonts w:ascii="TimeNewRoman" w:hAnsi="TimeNewRoman"/>
-                <w:sz w:val="30"/>
-              </w:rPr>
-              <w:t>9+36=45</w:t>
-            </w:r>
-          </w:p>
-        </w:tc>
-        <w:tc>
-          <w:tcPr>
-            <w:tcW w:type="dxa" w:w="1987"/>
-          </w:tcPr>
-          <w:p>
-            <w:pPr>
-              <w:jc w:val="left"/>
-            </w:pPr>
-            <w:r>
-              <w:rPr>
-                <w:rFonts w:ascii="TimeNewRoman" w:hAnsi="TimeNewRoman"/>
-                <w:sz w:val="30"/>
-              </w:rPr>
-              <w:t>17+34=51</w:t>
-            </w:r>
-          </w:p>
-        </w:tc>
-        <w:tc>
-          <w:tcPr>
-            <w:tcW w:type="dxa" w:w="1987"/>
-          </w:tcPr>
-          <w:p>
-            <w:pPr>
-              <w:jc w:val="left"/>
-            </w:pPr>
-            <w:r>
-              <w:rPr>
-                <w:rFonts w:ascii="TimeNewRoman" w:hAnsi="TimeNewRoman"/>
-                <w:sz w:val="30"/>
-              </w:rPr>
-              <w:t>9+2=11</w:t>
-            </w:r>
-          </w:p>
-        </w:tc>
-      </w:tr>
-      <w:tr>
-        <w:tc>
-          <w:tcPr>
-            <w:tcW w:type="dxa" w:w="1987"/>
-          </w:tcPr>
-          <w:p>
-            <w:pPr>
-              <w:jc w:val="left"/>
-            </w:pPr>
-            <w:r>
-              <w:rPr>
-                <w:rFonts w:ascii="TimeNewRoman" w:hAnsi="TimeNewRoman"/>
-                <w:sz w:val="30"/>
-              </w:rPr>
-              <w:t>18+15=33</w:t>
-            </w:r>
-          </w:p>
-        </w:tc>
-        <w:tc>
-          <w:tcPr>
-            <w:tcW w:type="dxa" w:w="1987"/>
-          </w:tcPr>
-          <w:p>
-            <w:pPr>
-              <w:jc w:val="left"/>
-            </w:pPr>
-            <w:r>
-              <w:rPr>
-                <w:rFonts w:ascii="TimeNewRoman" w:hAnsi="TimeNewRoman"/>
-                <w:sz w:val="30"/>
-              </w:rPr>
-              <w:t>87-68=19</w:t>
-            </w:r>
-          </w:p>
-        </w:tc>
-        <w:tc>
-          <w:tcPr>
-            <w:tcW w:type="dxa" w:w="1987"/>
-          </w:tcPr>
-          <w:p>
-            <w:pPr>
-              <w:jc w:val="left"/>
-            </w:pPr>
-            <w:r>
-              <w:rPr>
-                <w:rFonts w:ascii="TimeNewRoman" w:hAnsi="TimeNewRoman"/>
-                <w:sz w:val="30"/>
-              </w:rPr>
-              <w:t>90-45=45</w:t>
-            </w:r>
-          </w:p>
-        </w:tc>
-        <w:tc>
-          <w:tcPr>
-            <w:tcW w:type="dxa" w:w="1987"/>
-          </w:tcPr>
-          <w:p>
-            <w:pPr>
-              <w:jc w:val="left"/>
-            </w:pPr>
-            <w:r>
-              <w:rPr>
-                <w:rFonts w:ascii="TimeNewRoman" w:hAnsi="TimeNewRoman"/>
-                <w:sz w:val="30"/>
-              </w:rPr>
-              <w:t>28+7=35</w:t>
-            </w:r>
-          </w:p>
-        </w:tc>
-        <w:tc>
-          <w:tcPr>
-            <w:tcW w:type="dxa" w:w="1987"/>
-          </w:tcPr>
-          <w:p>
-            <w:pPr>
-              <w:jc w:val="left"/>
-            </w:pPr>
-            <w:r>
-              <w:rPr>
-                <w:rFonts w:ascii="TimeNewRoman" w:hAnsi="TimeNewRoman"/>
-                <w:sz w:val="30"/>
-              </w:rPr>
-              <w:t>19+55=74</w:t>
-            </w:r>
-          </w:p>
-        </w:tc>
-      </w:tr>
-      <w:tr>
-        <w:tc>
-          <w:tcPr>
-            <w:tcW w:type="dxa" w:w="1987"/>
-          </w:tcPr>
-          <w:p>
-            <w:pPr>
-              <w:jc w:val="left"/>
-            </w:pPr>
-            <w:r>
-              <w:rPr>
-                <w:rFonts w:ascii="TimeNewRoman" w:hAnsi="TimeNewRoman"/>
-                <w:sz w:val="30"/>
-              </w:rPr>
-              <w:t>95-59=36</w:t>
-            </w:r>
-          </w:p>
-        </w:tc>
-        <w:tc>
-          <w:tcPr>
-            <w:tcW w:type="dxa" w:w="1987"/>
-          </w:tcPr>
-          <w:p>
-            <w:pPr>
-              <w:jc w:val="left"/>
-            </w:pPr>
-            <w:r>
-              <w:rPr>
-                <w:rFonts w:ascii="TimeNewRoman" w:hAnsi="TimeNewRoman"/>
-                <w:sz w:val="30"/>
-              </w:rPr>
-              <w:t>64-27=37</w:t>
-            </w:r>
-          </w:p>
-        </w:tc>
-        <w:tc>
-          <w:tcPr>
-            <w:tcW w:type="dxa" w:w="1987"/>
-          </w:tcPr>
-          <w:p>
-            <w:pPr>
-              <w:jc w:val="left"/>
-            </w:pPr>
-            <w:r>
-              <w:rPr>
-                <w:rFonts w:ascii="TimeNewRoman" w:hAnsi="TimeNewRoman"/>
-                <w:sz w:val="30"/>
-              </w:rPr>
-              <w:t>63-5=58</w:t>
-            </w:r>
-          </w:p>
-        </w:tc>
-        <w:tc>
-          <w:tcPr>
-            <w:tcW w:type="dxa" w:w="1987"/>
-          </w:tcPr>
-          <w:p>
-            <w:pPr>
-              <w:jc w:val="left"/>
-            </w:pPr>
-            <w:r>
-              <w:rPr>
-                <w:rFonts w:ascii="TimeNewRoman" w:hAnsi="TimeNewRoman"/>
-                <w:sz w:val="30"/>
-              </w:rPr>
-              <w:t>93-7=86</w:t>
-            </w:r>
-          </w:p>
-        </w:tc>
-        <w:tc>
-          <w:tcPr>
-            <w:tcW w:type="dxa" w:w="1987"/>
-          </w:tcPr>
-          <w:p>
-            <w:pPr>
-              <w:jc w:val="left"/>
-            </w:pPr>
-            <w:r>
-              <w:rPr>
-                <w:rFonts w:ascii="TimeNewRoman" w:hAnsi="TimeNewRoman"/>
-                <w:sz w:val="30"/>
-              </w:rPr>
-              <w:t>18+9=27</w:t>
-            </w:r>
-          </w:p>
-        </w:tc>
-      </w:tr>
-      <w:tr>
-        <w:tc>
-          <w:tcPr>
-            <w:tcW w:type="dxa" w:w="1987"/>
-          </w:tcPr>
-          <w:p>
-            <w:pPr>
-              <w:jc w:val="left"/>
-            </w:pPr>
-            <w:r>
-              <w:rPr>
-                <w:rFonts w:ascii="TimeNewRoman" w:hAnsi="TimeNewRoman"/>
-                <w:sz w:val="30"/>
-              </w:rPr>
-              <w:t>60-14=46</w:t>
-            </w:r>
-          </w:p>
-        </w:tc>
-        <w:tc>
-          <w:tcPr>
-            <w:tcW w:type="dxa" w:w="1987"/>
-          </w:tcPr>
-          <w:p>
-            <w:pPr>
-              <w:jc w:val="left"/>
-            </w:pPr>
-            <w:r>
-              <w:rPr>
-                <w:rFonts w:ascii="TimeNewRoman" w:hAnsi="TimeNewRoman"/>
-                <w:sz w:val="30"/>
-              </w:rPr>
-              <w:t>4+57=61</w:t>
-            </w:r>
-          </w:p>
-        </w:tc>
-        <w:tc>
-          <w:tcPr>
-            <w:tcW w:type="dxa" w:w="1987"/>
-          </w:tcPr>
-          <w:p>
-            <w:pPr>
-              <w:jc w:val="left"/>
-            </w:pPr>
-            <w:r>
-              <w:rPr>
-                <w:rFonts w:ascii="TimeNewRoman" w:hAnsi="TimeNewRoman"/>
-                <w:sz w:val="30"/>
-              </w:rPr>
-              <w:t>95-77=18</w:t>
-            </w:r>
-          </w:p>
-        </w:tc>
-        <w:tc>
-          <w:tcPr>
-            <w:tcW w:type="dxa" w:w="1987"/>
-          </w:tcPr>
-          <w:p>
-            <w:pPr>
-              <w:jc w:val="left"/>
-            </w:pPr>
-            <w:r>
-              <w:rPr>
-                <w:rFonts w:ascii="TimeNewRoman" w:hAnsi="TimeNewRoman"/>
-                <w:sz w:val="30"/>
-              </w:rPr>
-              <w:t>72-17=55</w:t>
-            </w:r>
-          </w:p>
-        </w:tc>
-        <w:tc>
-          <w:tcPr>
-            <w:tcW w:type="dxa" w:w="1987"/>
-          </w:tcPr>
-          <w:p>
-            <w:pPr>
-              <w:jc w:val="left"/>
-            </w:pPr>
-            <w:r>
-              <w:rPr>
-                <w:rFonts w:ascii="TimeNewRoman" w:hAnsi="TimeNewRoman"/>
-                <w:sz w:val="30"/>
-              </w:rPr>
-              <w:t>83-66=17</w:t>
+              <w:t>38+56=94</w:t>
             </w:r>
           </w:p>
         </w:tc>

--- a/answers-of-adc_sbb_within_100.docx
+++ b/answers-of-adc_sbb_within_100.docx
@@ -40,7 +40,7 @@
                 <w:rFonts w:ascii="TimeNewRoman" w:hAnsi="TimeNewRoman"/>
                 <w:sz w:val="30"/>
               </w:rPr>
-              <w:t>58+7=65</w:t>
+              <w:t>80-11=69</w:t>
             </w:r>
           </w:p>
         </w:tc>
@@ -57,7 +57,7 @@
                 <w:rFonts w:ascii="TimeNewRoman" w:hAnsi="TimeNewRoman"/>
                 <w:sz w:val="30"/>
               </w:rPr>
-              <w:t>17+58=75</w:t>
+              <w:t>15+48=63</w:t>
             </w:r>
           </w:p>
         </w:tc>
@@ -74,7 +74,7 @@
                 <w:rFonts w:ascii="TimeNewRoman" w:hAnsi="TimeNewRoman"/>
                 <w:sz w:val="30"/>
               </w:rPr>
-              <w:t>52-33=19</w:t>
+              <w:t>62-38=24</w:t>
             </w:r>
           </w:p>
         </w:tc>
@@ -91,7 +91,7 @@
                 <w:rFonts w:ascii="TimeNewRoman" w:hAnsi="TimeNewRoman"/>
                 <w:sz w:val="30"/>
               </w:rPr>
-              <w:t>79+4=83</w:t>
+              <w:t>95-47=48</w:t>
             </w:r>
           </w:p>
         </w:tc>
@@ -108,7 +108,7 @@
                 <w:rFonts w:ascii="TimeNewRoman" w:hAnsi="TimeNewRoman"/>
                 <w:sz w:val="30"/>
               </w:rPr>
-              <w:t>50-45=5</w:t>
+              <w:t>25+67=92</w:t>
             </w:r>
           </w:p>
         </w:tc>
@@ -127,7 +127,7 @@
                 <w:rFonts w:ascii="TimeNewRoman" w:hAnsi="TimeNewRoman"/>
                 <w:sz w:val="30"/>
               </w:rPr>
-              <w:t>82-4=78</w:t>
+              <w:t>43+18=61</w:t>
             </w:r>
           </w:p>
         </w:tc>
@@ -144,7 +144,7 @@
                 <w:rFonts w:ascii="TimeNewRoman" w:hAnsi="TimeNewRoman"/>
                 <w:sz w:val="30"/>
               </w:rPr>
-              <w:t>81-72=9</w:t>
+              <w:t>35+48=83</w:t>
             </w:r>
           </w:p>
         </w:tc>
@@ -161,7 +161,7 @@
                 <w:rFonts w:ascii="TimeNewRoman" w:hAnsi="TimeNewRoman"/>
                 <w:sz w:val="30"/>
               </w:rPr>
-              <w:t>61-16=45</w:t>
+              <w:t>14+78=92</w:t>
             </w:r>
           </w:p>
         </w:tc>
@@ -178,7 +178,7 @@
                 <w:rFonts w:ascii="TimeNewRoman" w:hAnsi="TimeNewRoman"/>
                 <w:sz w:val="30"/>
               </w:rPr>
-              <w:t>60-24=36</w:t>
+              <w:t>33-26=7</w:t>
             </w:r>
           </w:p>
         </w:tc>
@@ -195,7 +195,7 @@
                 <w:rFonts w:ascii="TimeNewRoman" w:hAnsi="TimeNewRoman"/>
                 <w:sz w:val="30"/>
               </w:rPr>
-              <w:t>71-29=42</w:t>
+              <w:t>86-37=49</w:t>
             </w:r>
           </w:p>
         </w:tc>
@@ -214,7 +214,7 @@
                 <w:rFonts w:ascii="TimeNewRoman" w:hAnsi="TimeNewRoman"/>
                 <w:sz w:val="30"/>
               </w:rPr>
-              <w:t>62-4=58</w:t>
+              <w:t>71-53=18</w:t>
             </w:r>
           </w:p>
         </w:tc>
@@ -231,7 +231,7 @@
                 <w:rFonts w:ascii="TimeNewRoman" w:hAnsi="TimeNewRoman"/>
                 <w:sz w:val="30"/>
               </w:rPr>
-              <w:t>81-78=3</w:t>
+              <w:t>79+7=86</w:t>
             </w:r>
           </w:p>
         </w:tc>
@@ -248,7 +248,7 @@
                 <w:rFonts w:ascii="TimeNewRoman" w:hAnsi="TimeNewRoman"/>
                 <w:sz w:val="30"/>
               </w:rPr>
-              <w:t>19+75=94</w:t>
+              <w:t>95-49=46</w:t>
             </w:r>
           </w:p>
         </w:tc>
@@ -265,7 +265,7 @@
                 <w:rFonts w:ascii="TimeNewRoman" w:hAnsi="TimeNewRoman"/>
                 <w:sz w:val="30"/>
               </w:rPr>
-              <w:t>51-28=23</w:t>
+              <w:t>26+16=42</w:t>
             </w:r>
           </w:p>
         </w:tc>
@@ -282,7 +282,7 @@
                 <w:rFonts w:ascii="TimeNewRoman" w:hAnsi="TimeNewRoman"/>
                 <w:sz w:val="30"/>
               </w:rPr>
-              <w:t>95-9=86</w:t>
+              <w:t>38+55=93</w:t>
             </w:r>
           </w:p>
         </w:tc>
@@ -301,7 +301,7 @@
                 <w:rFonts w:ascii="TimeNewRoman" w:hAnsi="TimeNewRoman"/>
                 <w:sz w:val="30"/>
               </w:rPr>
-              <w:t>9+44=53</w:t>
+              <w:t>5+89=94</w:t>
             </w:r>
           </w:p>
         </w:tc>
@@ -318,7 +318,7 @@
                 <w:rFonts w:ascii="TimeNewRoman" w:hAnsi="TimeNewRoman"/>
                 <w:sz w:val="30"/>
               </w:rPr>
-              <w:t>91-13=78</w:t>
+              <w:t>23+8=31</w:t>
             </w:r>
           </w:p>
         </w:tc>
@@ -335,7 +335,7 @@
                 <w:rFonts w:ascii="TimeNewRoman" w:hAnsi="TimeNewRoman"/>
                 <w:sz w:val="30"/>
               </w:rPr>
-              <w:t>33-8=25</w:t>
+              <w:t>95-48=47</w:t>
             </w:r>
           </w:p>
         </w:tc>
@@ -352,7 +352,7 @@
                 <w:rFonts w:ascii="TimeNewRoman" w:hAnsi="TimeNewRoman"/>
                 <w:sz w:val="30"/>
               </w:rPr>
-              <w:t>92-64=28</w:t>
+              <w:t>53-34=19</w:t>
             </w:r>
           </w:p>
         </w:tc>
@@ -369,7 +369,7 @@
                 <w:rFonts w:ascii="TimeNewRoman" w:hAnsi="TimeNewRoman"/>
                 <w:sz w:val="30"/>
               </w:rPr>
-              <w:t>55-8=47</w:t>
+              <w:t>43+29=72</w:t>
             </w:r>
           </w:p>
         </w:tc>
@@ -388,7 +388,7 @@
                 <w:rFonts w:ascii="TimeNewRoman" w:hAnsi="TimeNewRoman"/>
                 <w:sz w:val="30"/>
               </w:rPr>
-              <w:t>66-8=58</w:t>
+              <w:t>19+24=43</w:t>
             </w:r>
           </w:p>
         </w:tc>
@@ -405,7 +405,7 @@
                 <w:rFonts w:ascii="TimeNewRoman" w:hAnsi="TimeNewRoman"/>
                 <w:sz w:val="30"/>
               </w:rPr>
-              <w:t>74-18=56</w:t>
+              <w:t>64-15=49</w:t>
             </w:r>
           </w:p>
         </w:tc>
@@ -422,7 +422,7 @@
                 <w:rFonts w:ascii="TimeNewRoman" w:hAnsi="TimeNewRoman"/>
                 <w:sz w:val="30"/>
               </w:rPr>
-              <w:t>29+49=78</w:t>
+              <w:t>50-19=31</w:t>
             </w:r>
           </w:p>
         </w:tc>
@@ -439,7 +439,7 @@
                 <w:rFonts w:ascii="TimeNewRoman" w:hAnsi="TimeNewRoman"/>
                 <w:sz w:val="30"/>
               </w:rPr>
-              <w:t>49+26=75</w:t>
+              <w:t>42-13=29</w:t>
             </w:r>
           </w:p>
         </w:tc>
@@ -456,7 +456,7 @@
                 <w:rFonts w:ascii="TimeNewRoman" w:hAnsi="TimeNewRoman"/>
                 <w:sz w:val="30"/>
               </w:rPr>
-              <w:t>9+26=35</w:t>
+              <w:t>20-7=13</w:t>
             </w:r>
           </w:p>
         </w:tc>
@@ -475,7 +475,7 @@
                 <w:rFonts w:ascii="TimeNewRoman" w:hAnsi="TimeNewRoman"/>
                 <w:sz w:val="30"/>
               </w:rPr>
-              <w:t>25+69=94</w:t>
+              <w:t>8+39=47</w:t>
             </w:r>
           </w:p>
         </w:tc>
@@ -492,7 +492,7 @@
                 <w:rFonts w:ascii="TimeNewRoman" w:hAnsi="TimeNewRoman"/>
                 <w:sz w:val="30"/>
               </w:rPr>
-              <w:t>33-28=5</w:t>
+              <w:t>40-13=27</w:t>
             </w:r>
           </w:p>
         </w:tc>
@@ -509,7 +509,7 @@
                 <w:rFonts w:ascii="TimeNewRoman" w:hAnsi="TimeNewRoman"/>
                 <w:sz w:val="30"/>
               </w:rPr>
-              <w:t>70-38=32</w:t>
+              <w:t>65-59=6</w:t>
             </w:r>
           </w:p>
         </w:tc>
@@ -526,7 +526,7 @@
                 <w:rFonts w:ascii="TimeNewRoman" w:hAnsi="TimeNewRoman"/>
                 <w:sz w:val="30"/>
               </w:rPr>
-              <w:t>46-18=28</w:t>
+              <w:t>70-28=42</w:t>
             </w:r>
           </w:p>
         </w:tc>
@@ -543,7 +543,7 @@
                 <w:rFonts w:ascii="TimeNewRoman" w:hAnsi="TimeNewRoman"/>
                 <w:sz w:val="30"/>
               </w:rPr>
-              <w:t>28+16=44</w:t>
+              <w:t>32+9=41</w:t>
             </w:r>
           </w:p>
         </w:tc>
@@ -562,7 +562,7 @@
                 <w:rFonts w:ascii="TimeNewRoman" w:hAnsi="TimeNewRoman"/>
                 <w:sz w:val="30"/>
               </w:rPr>
-              <w:t>65+8=73</w:t>
+              <w:t>59+7=66</w:t>
             </w:r>
           </w:p>
         </w:tc>
@@ -579,7 +579,7 @@
                 <w:rFonts w:ascii="TimeNewRoman" w:hAnsi="TimeNewRoman"/>
                 <w:sz w:val="30"/>
               </w:rPr>
-              <w:t>19+16=35</w:t>
+              <w:t>18+55=73</w:t>
             </w:r>
           </w:p>
         </w:tc>
@@ -596,7 +596,7 @@
                 <w:rFonts w:ascii="TimeNewRoman" w:hAnsi="TimeNewRoman"/>
                 <w:sz w:val="30"/>
               </w:rPr>
-              <w:t>71-29=42</w:t>
+              <w:t>80-48=32</w:t>
             </w:r>
           </w:p>
         </w:tc>
@@ -613,7 +613,7 @@
                 <w:rFonts w:ascii="TimeNewRoman" w:hAnsi="TimeNewRoman"/>
                 <w:sz w:val="30"/>
               </w:rPr>
-              <w:t>85-49=36</w:t>
+              <w:t>94-49=45</w:t>
             </w:r>
           </w:p>
         </w:tc>
@@ -630,7 +630,7 @@
                 <w:rFonts w:ascii="TimeNewRoman" w:hAnsi="TimeNewRoman"/>
                 <w:sz w:val="30"/>
               </w:rPr>
-              <w:t>86+9=95</w:t>
+              <w:t>63-5=58</w:t>
             </w:r>
           </w:p>
         </w:tc>
@@ -649,7 +649,7 @@
                 <w:rFonts w:ascii="TimeNewRoman" w:hAnsi="TimeNewRoman"/>
                 <w:sz w:val="30"/>
               </w:rPr>
-              <w:t>48+24=72</w:t>
+              <w:t>59+16=75</w:t>
             </w:r>
           </w:p>
         </w:tc>
@@ -666,7 +666,7 @@
                 <w:rFonts w:ascii="TimeNewRoman" w:hAnsi="TimeNewRoman"/>
                 <w:sz w:val="30"/>
               </w:rPr>
-              <w:t>7+37=44</w:t>
+              <w:t>43-4=39</w:t>
             </w:r>
           </w:p>
         </w:tc>
@@ -683,7 +683,7 @@
                 <w:rFonts w:ascii="TimeNewRoman" w:hAnsi="TimeNewRoman"/>
                 <w:sz w:val="30"/>
               </w:rPr>
-              <w:t>14-9=5</w:t>
+              <w:t>73+19=92</w:t>
             </w:r>
           </w:p>
         </w:tc>
@@ -700,7 +700,7 @@
                 <w:rFonts w:ascii="TimeNewRoman" w:hAnsi="TimeNewRoman"/>
                 <w:sz w:val="30"/>
               </w:rPr>
-              <w:t>75+18=93</w:t>
+              <w:t>72-8=64</w:t>
             </w:r>
           </w:p>
         </w:tc>
@@ -717,7 +717,7 @@
                 <w:rFonts w:ascii="TimeNewRoman" w:hAnsi="TimeNewRoman"/>
                 <w:sz w:val="30"/>
               </w:rPr>
-              <w:t>56+27=83</w:t>
+              <w:t>56+6=62</w:t>
             </w:r>
           </w:p>
         </w:tc>
@@ -736,7 +736,7 @@
                 <w:rFonts w:ascii="TimeNewRoman" w:hAnsi="TimeNewRoman"/>
                 <w:sz w:val="30"/>
               </w:rPr>
-              <w:t>73+9=82</w:t>
+              <w:t>81-16=65</w:t>
             </w:r>
           </w:p>
         </w:tc>
@@ -753,7 +753,7 @@
                 <w:rFonts w:ascii="TimeNewRoman" w:hAnsi="TimeNewRoman"/>
                 <w:sz w:val="30"/>
               </w:rPr>
-              <w:t>33+28=61</w:t>
+              <w:t>40-37=3</w:t>
             </w:r>
           </w:p>
         </w:tc>
@@ -770,7 +770,7 @@
                 <w:rFonts w:ascii="TimeNewRoman" w:hAnsi="TimeNewRoman"/>
                 <w:sz w:val="30"/>
               </w:rPr>
-              <w:t>93-77=16</w:t>
+              <w:t>74+18=92</w:t>
             </w:r>
           </w:p>
         </w:tc>
@@ -787,7 +787,7 @@
                 <w:rFonts w:ascii="TimeNewRoman" w:hAnsi="TimeNewRoman"/>
                 <w:sz w:val="30"/>
               </w:rPr>
-              <w:t>81-3=78</w:t>
+              <w:t>18+79=97</w:t>
             </w:r>
           </w:p>
         </w:tc>
@@ -804,12 +804,655 @@
                 <w:rFonts w:ascii="TimeNewRoman" w:hAnsi="TimeNewRoman"/>
                 <w:sz w:val="30"/>
               </w:rPr>
-              <w:t>95-29=66</w:t>
+              <w:t>62-27=35</w:t>
             </w:r>
           </w:p>
         </w:tc>
       </w:tr>
       <w:tr>
+        <w:tc>
+          <w:tcPr>
+            <w:tcW w:type="dxa" w:w="1987"/>
+          </w:tcPr>
+          <w:p>
+            <w:pPr>
+              <w:jc w:val="left"/>
+            </w:pPr>
+            <w:r>
+              <w:rPr>
+                <w:rFonts w:ascii="TimeNewRoman" w:hAnsi="TimeNewRoman"/>
+                <w:sz w:val="30"/>
+              </w:rPr>
+              <w:t>48-19=29</w:t>
+            </w:r>
+          </w:p>
+        </w:tc>
+        <w:tc>
+          <w:tcPr>
+            <w:tcW w:type="dxa" w:w="1987"/>
+          </w:tcPr>
+          <w:p>
+            <w:pPr>
+              <w:jc w:val="left"/>
+            </w:pPr>
+            <w:r>
+              <w:rPr>
+                <w:rFonts w:ascii="TimeNewRoman" w:hAnsi="TimeNewRoman"/>
+                <w:sz w:val="30"/>
+              </w:rPr>
+              <w:t>90-59=31</w:t>
+            </w:r>
+          </w:p>
+        </w:tc>
+        <w:tc>
+          <w:tcPr>
+            <w:tcW w:type="dxa" w:w="1987"/>
+          </w:tcPr>
+          <w:p>
+            <w:pPr>
+              <w:jc w:val="left"/>
+            </w:pPr>
+            <w:r>
+              <w:rPr>
+                <w:rFonts w:ascii="TimeNewRoman" w:hAnsi="TimeNewRoman"/>
+                <w:sz w:val="30"/>
+              </w:rPr>
+              <w:t>29+5=34</w:t>
+            </w:r>
+          </w:p>
+        </w:tc>
+        <w:tc>
+          <w:tcPr>
+            <w:tcW w:type="dxa" w:w="1987"/>
+          </w:tcPr>
+          <w:p>
+            <w:pPr>
+              <w:jc w:val="left"/>
+            </w:pPr>
+            <w:r>
+              <w:rPr>
+                <w:rFonts w:ascii="TimeNewRoman" w:hAnsi="TimeNewRoman"/>
+                <w:sz w:val="30"/>
+              </w:rPr>
+              <w:t>93-75=18</w:t>
+            </w:r>
+          </w:p>
+        </w:tc>
+        <w:tc>
+          <w:tcPr>
+            <w:tcW w:type="dxa" w:w="1987"/>
+          </w:tcPr>
+          <w:p>
+            <w:pPr>
+              <w:jc w:val="left"/>
+            </w:pPr>
+            <w:r>
+              <w:rPr>
+                <w:rFonts w:ascii="TimeNewRoman" w:hAnsi="TimeNewRoman"/>
+                <w:sz w:val="30"/>
+              </w:rPr>
+              <w:t>90-85=5</w:t>
+            </w:r>
+          </w:p>
+        </w:tc>
+      </w:tr>
+      <w:tr>
+        <w:tc>
+          <w:tcPr>
+            <w:tcW w:type="dxa" w:w="1987"/>
+          </w:tcPr>
+          <w:p>
+            <w:pPr>
+              <w:jc w:val="left"/>
+            </w:pPr>
+            <w:r>
+              <w:rPr>
+                <w:rFonts w:ascii="TimeNewRoman" w:hAnsi="TimeNewRoman"/>
+                <w:sz w:val="30"/>
+              </w:rPr>
+              <w:t>78+5=83</w:t>
+            </w:r>
+          </w:p>
+        </w:tc>
+        <w:tc>
+          <w:tcPr>
+            <w:tcW w:type="dxa" w:w="1987"/>
+          </w:tcPr>
+          <w:p>
+            <w:pPr>
+              <w:jc w:val="left"/>
+            </w:pPr>
+            <w:r>
+              <w:rPr>
+                <w:rFonts w:ascii="TimeNewRoman" w:hAnsi="TimeNewRoman"/>
+                <w:sz w:val="30"/>
+              </w:rPr>
+              <w:t>53-8=45</w:t>
+            </w:r>
+          </w:p>
+        </w:tc>
+        <w:tc>
+          <w:tcPr>
+            <w:tcW w:type="dxa" w:w="1987"/>
+          </w:tcPr>
+          <w:p>
+            <w:pPr>
+              <w:jc w:val="left"/>
+            </w:pPr>
+            <w:r>
+              <w:rPr>
+                <w:rFonts w:ascii="TimeNewRoman" w:hAnsi="TimeNewRoman"/>
+                <w:sz w:val="30"/>
+              </w:rPr>
+              <w:t>82-75=7</w:t>
+            </w:r>
+          </w:p>
+        </w:tc>
+        <w:tc>
+          <w:tcPr>
+            <w:tcW w:type="dxa" w:w="1987"/>
+          </w:tcPr>
+          <w:p>
+            <w:pPr>
+              <w:jc w:val="left"/>
+            </w:pPr>
+            <w:r>
+              <w:rPr>
+                <w:rFonts w:ascii="TimeNewRoman" w:hAnsi="TimeNewRoman"/>
+                <w:sz w:val="30"/>
+              </w:rPr>
+              <w:t>4+57=61</w:t>
+            </w:r>
+          </w:p>
+        </w:tc>
+        <w:tc>
+          <w:tcPr>
+            <w:tcW w:type="dxa" w:w="1987"/>
+          </w:tcPr>
+          <w:p>
+            <w:pPr>
+              <w:jc w:val="left"/>
+            </w:pPr>
+            <w:r>
+              <w:rPr>
+                <w:rFonts w:ascii="TimeNewRoman" w:hAnsi="TimeNewRoman"/>
+                <w:sz w:val="30"/>
+              </w:rPr>
+              <w:t>38+33=71</w:t>
+            </w:r>
+          </w:p>
+        </w:tc>
+      </w:tr>
+      <w:tr>
+        <w:tc>
+          <w:tcPr>
+            <w:tcW w:type="dxa" w:w="1987"/>
+          </w:tcPr>
+          <w:p>
+            <w:pPr>
+              <w:jc w:val="left"/>
+            </w:pPr>
+            <w:r>
+              <w:rPr>
+                <w:rFonts w:ascii="TimeNewRoman" w:hAnsi="TimeNewRoman"/>
+                <w:sz w:val="30"/>
+              </w:rPr>
+              <w:t>84-38=46</w:t>
+            </w:r>
+          </w:p>
+        </w:tc>
+        <w:tc>
+          <w:tcPr>
+            <w:tcW w:type="dxa" w:w="1987"/>
+          </w:tcPr>
+          <w:p>
+            <w:pPr>
+              <w:jc w:val="left"/>
+            </w:pPr>
+            <w:r>
+              <w:rPr>
+                <w:rFonts w:ascii="TimeNewRoman" w:hAnsi="TimeNewRoman"/>
+                <w:sz w:val="30"/>
+              </w:rPr>
+              <w:t>28+47=75</w:t>
+            </w:r>
+          </w:p>
+        </w:tc>
+        <w:tc>
+          <w:tcPr>
+            <w:tcW w:type="dxa" w:w="1987"/>
+          </w:tcPr>
+          <w:p>
+            <w:pPr>
+              <w:jc w:val="left"/>
+            </w:pPr>
+            <w:r>
+              <w:rPr>
+                <w:rFonts w:ascii="TimeNewRoman" w:hAnsi="TimeNewRoman"/>
+                <w:sz w:val="30"/>
+              </w:rPr>
+              <w:t>58+14=72</w:t>
+            </w:r>
+          </w:p>
+        </w:tc>
+        <w:tc>
+          <w:tcPr>
+            <w:tcW w:type="dxa" w:w="1987"/>
+          </w:tcPr>
+          <w:p>
+            <w:pPr>
+              <w:jc w:val="left"/>
+            </w:pPr>
+            <w:r>
+              <w:rPr>
+                <w:rFonts w:ascii="TimeNewRoman" w:hAnsi="TimeNewRoman"/>
+                <w:sz w:val="30"/>
+              </w:rPr>
+              <w:t>18+36=54</w:t>
+            </w:r>
+          </w:p>
+        </w:tc>
+        <w:tc>
+          <w:tcPr>
+            <w:tcW w:type="dxa" w:w="1987"/>
+          </w:tcPr>
+          <w:p>
+            <w:pPr>
+              <w:jc w:val="left"/>
+            </w:pPr>
+            <w:r>
+              <w:rPr>
+                <w:rFonts w:ascii="TimeNewRoman" w:hAnsi="TimeNewRoman"/>
+                <w:sz w:val="30"/>
+              </w:rPr>
+              <w:t>37+24=61</w:t>
+            </w:r>
+          </w:p>
+        </w:tc>
+      </w:tr>
+      <w:tr>
+        <w:tc>
+          <w:tcPr>
+            <w:tcW w:type="dxa" w:w="1987"/>
+          </w:tcPr>
+          <w:p>
+            <w:pPr>
+              <w:jc w:val="left"/>
+            </w:pPr>
+            <w:r>
+              <w:rPr>
+                <w:rFonts w:ascii="TimeNewRoman" w:hAnsi="TimeNewRoman"/>
+                <w:sz w:val="30"/>
+              </w:rPr>
+              <w:t>38+5=43</w:t>
+            </w:r>
+          </w:p>
+        </w:tc>
+        <w:tc>
+          <w:tcPr>
+            <w:tcW w:type="dxa" w:w="1987"/>
+          </w:tcPr>
+          <w:p>
+            <w:pPr>
+              <w:jc w:val="left"/>
+            </w:pPr>
+            <w:r>
+              <w:rPr>
+                <w:rFonts w:ascii="TimeNewRoman" w:hAnsi="TimeNewRoman"/>
+                <w:sz w:val="30"/>
+              </w:rPr>
+              <w:t>14+38=52</w:t>
+            </w:r>
+          </w:p>
+        </w:tc>
+        <w:tc>
+          <w:tcPr>
+            <w:tcW w:type="dxa" w:w="1987"/>
+          </w:tcPr>
+          <w:p>
+            <w:pPr>
+              <w:jc w:val="left"/>
+            </w:pPr>
+            <w:r>
+              <w:rPr>
+                <w:rFonts w:ascii="TimeNewRoman" w:hAnsi="TimeNewRoman"/>
+                <w:sz w:val="30"/>
+              </w:rPr>
+              <w:t>39+16=55</w:t>
+            </w:r>
+          </w:p>
+        </w:tc>
+        <w:tc>
+          <w:tcPr>
+            <w:tcW w:type="dxa" w:w="1987"/>
+          </w:tcPr>
+          <w:p>
+            <w:pPr>
+              <w:jc w:val="left"/>
+            </w:pPr>
+            <w:r>
+              <w:rPr>
+                <w:rFonts w:ascii="TimeNewRoman" w:hAnsi="TimeNewRoman"/>
+                <w:sz w:val="30"/>
+              </w:rPr>
+              <w:t>15+38=53</w:t>
+            </w:r>
+          </w:p>
+        </w:tc>
+        <w:tc>
+          <w:tcPr>
+            <w:tcW w:type="dxa" w:w="1987"/>
+          </w:tcPr>
+          <w:p>
+            <w:pPr>
+              <w:jc w:val="left"/>
+            </w:pPr>
+            <w:r>
+              <w:rPr>
+                <w:rFonts w:ascii="TimeNewRoman" w:hAnsi="TimeNewRoman"/>
+                <w:sz w:val="30"/>
+              </w:rPr>
+              <w:t>52+19=71</w:t>
+            </w:r>
+          </w:p>
+        </w:tc>
+      </w:tr>
+      <w:tr>
+        <w:tc>
+          <w:tcPr>
+            <w:tcW w:type="dxa" w:w="1987"/>
+          </w:tcPr>
+          <w:p>
+            <w:pPr>
+              <w:jc w:val="left"/>
+            </w:pPr>
+            <w:r>
+              <w:rPr>
+                <w:rFonts w:ascii="TimeNewRoman" w:hAnsi="TimeNewRoman"/>
+                <w:sz w:val="30"/>
+              </w:rPr>
+              <w:t>95-7=88</w:t>
+            </w:r>
+          </w:p>
+        </w:tc>
+        <w:tc>
+          <w:tcPr>
+            <w:tcW w:type="dxa" w:w="1987"/>
+          </w:tcPr>
+          <w:p>
+            <w:pPr>
+              <w:jc w:val="left"/>
+            </w:pPr>
+            <w:r>
+              <w:rPr>
+                <w:rFonts w:ascii="TimeNewRoman" w:hAnsi="TimeNewRoman"/>
+                <w:sz w:val="30"/>
+              </w:rPr>
+              <w:t>6+38=44</w:t>
+            </w:r>
+          </w:p>
+        </w:tc>
+        <w:tc>
+          <w:tcPr>
+            <w:tcW w:type="dxa" w:w="1987"/>
+          </w:tcPr>
+          <w:p>
+            <w:pPr>
+              <w:jc w:val="left"/>
+            </w:pPr>
+            <w:r>
+              <w:rPr>
+                <w:rFonts w:ascii="TimeNewRoman" w:hAnsi="TimeNewRoman"/>
+                <w:sz w:val="30"/>
+              </w:rPr>
+              <w:t>19+55=74</w:t>
+            </w:r>
+          </w:p>
+        </w:tc>
+        <w:tc>
+          <w:tcPr>
+            <w:tcW w:type="dxa" w:w="1987"/>
+          </w:tcPr>
+          <w:p>
+            <w:pPr>
+              <w:jc w:val="left"/>
+            </w:pPr>
+            <w:r>
+              <w:rPr>
+                <w:rFonts w:ascii="TimeNewRoman" w:hAnsi="TimeNewRoman"/>
+                <w:sz w:val="30"/>
+              </w:rPr>
+              <w:t>29+52=81</w:t>
+            </w:r>
+          </w:p>
+        </w:tc>
+        <w:tc>
+          <w:tcPr>
+            <w:tcW w:type="dxa" w:w="1987"/>
+          </w:tcPr>
+          <w:p>
+            <w:pPr>
+              <w:jc w:val="left"/>
+            </w:pPr>
+            <w:r>
+              <w:rPr>
+                <w:rFonts w:ascii="TimeNewRoman" w:hAnsi="TimeNewRoman"/>
+                <w:sz w:val="30"/>
+              </w:rPr>
+              <w:t>90-1=89</w:t>
+            </w:r>
+          </w:p>
+        </w:tc>
+      </w:tr>
+      <w:tr>
+        <w:tc>
+          <w:tcPr>
+            <w:tcW w:type="dxa" w:w="1987"/>
+          </w:tcPr>
+          <w:p>
+            <w:pPr>
+              <w:jc w:val="left"/>
+            </w:pPr>
+            <w:r>
+              <w:rPr>
+                <w:rFonts w:ascii="TimeNewRoman" w:hAnsi="TimeNewRoman"/>
+                <w:sz w:val="30"/>
+              </w:rPr>
+              <w:t>52+9=61</w:t>
+            </w:r>
+          </w:p>
+        </w:tc>
+        <w:tc>
+          <w:tcPr>
+            <w:tcW w:type="dxa" w:w="1987"/>
+          </w:tcPr>
+          <w:p>
+            <w:pPr>
+              <w:jc w:val="left"/>
+            </w:pPr>
+            <w:r>
+              <w:rPr>
+                <w:rFonts w:ascii="TimeNewRoman" w:hAnsi="TimeNewRoman"/>
+                <w:sz w:val="30"/>
+              </w:rPr>
+              <w:t>27+37=64</w:t>
+            </w:r>
+          </w:p>
+        </w:tc>
+        <w:tc>
+          <w:tcPr>
+            <w:tcW w:type="dxa" w:w="1987"/>
+          </w:tcPr>
+          <w:p>
+            <w:pPr>
+              <w:jc w:val="left"/>
+            </w:pPr>
+            <w:r>
+              <w:rPr>
+                <w:rFonts w:ascii="TimeNewRoman" w:hAnsi="TimeNewRoman"/>
+                <w:sz w:val="30"/>
+              </w:rPr>
+              <w:t>40-18=22</w:t>
+            </w:r>
+          </w:p>
+        </w:tc>
+        <w:tc>
+          <w:tcPr>
+            <w:tcW w:type="dxa" w:w="1987"/>
+          </w:tcPr>
+          <w:p>
+            <w:pPr>
+              <w:jc w:val="left"/>
+            </w:pPr>
+            <w:r>
+              <w:rPr>
+                <w:rFonts w:ascii="TimeNewRoman" w:hAnsi="TimeNewRoman"/>
+                <w:sz w:val="30"/>
+              </w:rPr>
+              <w:t>73-26=47</w:t>
+            </w:r>
+          </w:p>
+        </w:tc>
+        <w:tc>
+          <w:tcPr>
+            <w:tcW w:type="dxa" w:w="1987"/>
+          </w:tcPr>
+          <w:p>
+            <w:pPr>
+              <w:jc w:val="left"/>
+            </w:pPr>
+            <w:r>
+              <w:rPr>
+                <w:rFonts w:ascii="TimeNewRoman" w:hAnsi="TimeNewRoman"/>
+                <w:sz w:val="30"/>
+              </w:rPr>
+              <w:t>34-15=19</w:t>
+            </w:r>
+          </w:p>
+        </w:tc>
+      </w:tr>
+      <w:tr>
+        <w:tc>
+          <w:tcPr>
+            <w:tcW w:type="dxa" w:w="1987"/>
+          </w:tcPr>
+          <w:p>
+            <w:pPr>
+              <w:jc w:val="left"/>
+            </w:pPr>
+            <w:r>
+              <w:rPr>
+                <w:rFonts w:ascii="TimeNewRoman" w:hAnsi="TimeNewRoman"/>
+                <w:sz w:val="30"/>
+              </w:rPr>
+              <w:t>48+28=76</w:t>
+            </w:r>
+          </w:p>
+        </w:tc>
+        <w:tc>
+          <w:tcPr>
+            <w:tcW w:type="dxa" w:w="1987"/>
+          </w:tcPr>
+          <w:p>
+            <w:pPr>
+              <w:jc w:val="left"/>
+            </w:pPr>
+            <w:r>
+              <w:rPr>
+                <w:rFonts w:ascii="TimeNewRoman" w:hAnsi="TimeNewRoman"/>
+                <w:sz w:val="30"/>
+              </w:rPr>
+              <w:t>6+66=72</w:t>
+            </w:r>
+          </w:p>
+        </w:tc>
+        <w:tc>
+          <w:tcPr>
+            <w:tcW w:type="dxa" w:w="1987"/>
+          </w:tcPr>
+          <w:p>
+            <w:pPr>
+              <w:jc w:val="left"/>
+            </w:pPr>
+            <w:r>
+              <w:rPr>
+                <w:rFonts w:ascii="TimeNewRoman" w:hAnsi="TimeNewRoman"/>
+                <w:sz w:val="30"/>
+              </w:rPr>
+              <w:t>18+47=65</w:t>
+            </w:r>
+          </w:p>
+        </w:tc>
+        <w:tc>
+          <w:tcPr>
+            <w:tcW w:type="dxa" w:w="1987"/>
+          </w:tcPr>
+          <w:p>
+            <w:pPr>
+              <w:jc w:val="left"/>
+            </w:pPr>
+            <w:r>
+              <w:rPr>
+                <w:rFonts w:ascii="TimeNewRoman" w:hAnsi="TimeNewRoman"/>
+                <w:sz w:val="30"/>
+              </w:rPr>
+              <w:t>23-19=4</w:t>
+            </w:r>
+          </w:p>
+        </w:tc>
+        <w:tc>
+          <w:tcPr>
+            <w:tcW w:type="dxa" w:w="1987"/>
+          </w:tcPr>
+          <w:p>
+            <w:pPr>
+              <w:jc w:val="left"/>
+            </w:pPr>
+            <w:r>
+              <w:rPr>
+                <w:rFonts w:ascii="TimeNewRoman" w:hAnsi="TimeNewRoman"/>
+                <w:sz w:val="30"/>
+              </w:rPr>
+              <w:t>70-56=14</w:t>
+            </w:r>
+          </w:p>
+        </w:tc>
+      </w:tr>
+      <w:tr>
+        <w:tc>
+          <w:tcPr>
+            <w:tcW w:type="dxa" w:w="1987"/>
+          </w:tcPr>
+          <w:p>
+            <w:pPr>
+              <w:jc w:val="left"/>
+            </w:pPr>
+            <w:r>
+              <w:rPr>
+                <w:rFonts w:ascii="TimeNewRoman" w:hAnsi="TimeNewRoman"/>
+                <w:sz w:val="30"/>
+              </w:rPr>
+              <w:t>21-9=12</w:t>
+            </w:r>
+          </w:p>
+        </w:tc>
+        <w:tc>
+          <w:tcPr>
+            <w:tcW w:type="dxa" w:w="1987"/>
+          </w:tcPr>
+          <w:p>
+            <w:pPr>
+              <w:jc w:val="left"/>
+            </w:pPr>
+            <w:r>
+              <w:rPr>
+                <w:rFonts w:ascii="TimeNewRoman" w:hAnsi="TimeNewRoman"/>
+                <w:sz w:val="30"/>
+              </w:rPr>
+              <w:t>43+29=72</w:t>
+            </w:r>
+          </w:p>
+        </w:tc>
         <w:tc>
           <w:tcPr>
             <w:tcW w:type="dxa" w:w="1987"/>
@@ -840,7 +1483,7 @@
                 <w:rFonts w:ascii="TimeNewRoman" w:hAnsi="TimeNewRoman"/>
                 <w:sz w:val="30"/>
               </w:rPr>
-              <w:t>94-86=8</w:t>
+              <w:t>83-16=67</w:t>
             </w:r>
           </w:p>
         </w:tc>
@@ -857,41 +1500,7 @@
                 <w:rFonts w:ascii="TimeNewRoman" w:hAnsi="TimeNewRoman"/>
                 <w:sz w:val="30"/>
               </w:rPr>
-              <w:t>44-7=37</w:t>
-            </w:r>
-          </w:p>
-        </w:tc>
-        <w:tc>
-          <w:tcPr>
-            <w:tcW w:type="dxa" w:w="1987"/>
-          </w:tcPr>
-          <w:p>
-            <w:pPr>
-              <w:jc w:val="left"/>
-            </w:pPr>
-            <w:r>
-              <w:rPr>
-                <w:rFonts w:ascii="TimeNewRoman" w:hAnsi="TimeNewRoman"/>
-                <w:sz w:val="30"/>
-              </w:rPr>
-              <w:t>36-18=18</w:t>
-            </w:r>
-          </w:p>
-        </w:tc>
-        <w:tc>
-          <w:tcPr>
-            <w:tcW w:type="dxa" w:w="1987"/>
-          </w:tcPr>
-          <w:p>
-            <w:pPr>
-              <w:jc w:val="left"/>
-            </w:pPr>
-            <w:r>
-              <w:rPr>
-                <w:rFonts w:ascii="TimeNewRoman" w:hAnsi="TimeNewRoman"/>
-                <w:sz w:val="30"/>
-              </w:rPr>
-              <w:t>43-38=5</w:t>
+              <w:t>76-67=9</w:t>
             </w:r>
           </w:p>
         </w:tc>
@@ -910,7 +1519,7 @@
                 <w:rFonts w:ascii="TimeNewRoman" w:hAnsi="TimeNewRoman"/>
                 <w:sz w:val="30"/>
               </w:rPr>
-              <w:t>92-46=46</w:t>
+              <w:t>90-83=7</w:t>
             </w:r>
           </w:p>
         </w:tc>
@@ -927,7 +1536,7 @@
                 <w:rFonts w:ascii="TimeNewRoman" w:hAnsi="TimeNewRoman"/>
                 <w:sz w:val="30"/>
               </w:rPr>
-              <w:t>27+24=51</w:t>
+              <w:t>88-59=29</w:t>
             </w:r>
           </w:p>
         </w:tc>
@@ -944,7 +1553,7 @@
                 <w:rFonts w:ascii="TimeNewRoman" w:hAnsi="TimeNewRoman"/>
                 <w:sz w:val="30"/>
               </w:rPr>
-              <w:t>25+28=53</w:t>
+              <w:t>48+37=85</w:t>
             </w:r>
           </w:p>
         </w:tc>
@@ -961,7 +1570,7 @@
                 <w:rFonts w:ascii="TimeNewRoman" w:hAnsi="TimeNewRoman"/>
                 <w:sz w:val="30"/>
               </w:rPr>
-              <w:t>65-7=58</w:t>
+              <w:t>41-6=35</w:t>
             </w:r>
           </w:p>
         </w:tc>
@@ -978,7 +1587,7 @@
                 <w:rFonts w:ascii="TimeNewRoman" w:hAnsi="TimeNewRoman"/>
                 <w:sz w:val="30"/>
               </w:rPr>
-              <w:t>82-63=19</w:t>
+              <w:t>59+37=96</w:t>
             </w:r>
           </w:p>
         </w:tc>
@@ -997,7 +1606,7 @@
                 <w:rFonts w:ascii="TimeNewRoman" w:hAnsi="TimeNewRoman"/>
                 <w:sz w:val="30"/>
               </w:rPr>
-              <w:t>69+3=72</w:t>
+              <w:t>65-46=19</w:t>
             </w:r>
           </w:p>
         </w:tc>
@@ -1014,7 +1623,7 @@
                 <w:rFonts w:ascii="TimeNewRoman" w:hAnsi="TimeNewRoman"/>
                 <w:sz w:val="30"/>
               </w:rPr>
-              <w:t>65-27=38</w:t>
+              <w:t>93-18=75</w:t>
             </w:r>
           </w:p>
         </w:tc>
@@ -1031,7 +1640,7 @@
                 <w:rFonts w:ascii="TimeNewRoman" w:hAnsi="TimeNewRoman"/>
                 <w:sz w:val="30"/>
               </w:rPr>
-              <w:t>32-19=13</w:t>
+              <w:t>34+18=52</w:t>
             </w:r>
           </w:p>
         </w:tc>
@@ -1048,7 +1657,7 @@
                 <w:rFonts w:ascii="TimeNewRoman" w:hAnsi="TimeNewRoman"/>
                 <w:sz w:val="30"/>
               </w:rPr>
-              <w:t>36+55=91</w:t>
+              <w:t>60-18=42</w:t>
             </w:r>
           </w:p>
         </w:tc>
@@ -1065,7 +1674,7 @@
                 <w:rFonts w:ascii="TimeNewRoman" w:hAnsi="TimeNewRoman"/>
                 <w:sz w:val="30"/>
               </w:rPr>
-              <w:t>90-82=8</w:t>
+              <w:t>89+9=98</w:t>
             </w:r>
           </w:p>
         </w:tc>
@@ -1084,7 +1693,7 @@
                 <w:rFonts w:ascii="TimeNewRoman" w:hAnsi="TimeNewRoman"/>
                 <w:sz w:val="30"/>
               </w:rPr>
-              <w:t>61-37=24</w:t>
+              <w:t>15+78=93</w:t>
             </w:r>
           </w:p>
         </w:tc>
@@ -1101,7 +1710,7 @@
                 <w:rFonts w:ascii="TimeNewRoman" w:hAnsi="TimeNewRoman"/>
                 <w:sz w:val="30"/>
               </w:rPr>
-              <w:t>24+48=72</w:t>
+              <w:t>43-39=4</w:t>
             </w:r>
           </w:p>
         </w:tc>
@@ -1118,7 +1727,7 @@
                 <w:rFonts w:ascii="TimeNewRoman" w:hAnsi="TimeNewRoman"/>
                 <w:sz w:val="30"/>
               </w:rPr>
-              <w:t>14+77=91</w:t>
+              <w:t>61-8=53</w:t>
             </w:r>
           </w:p>
         </w:tc>
@@ -1135,7 +1744,7 @@
                 <w:rFonts w:ascii="TimeNewRoman" w:hAnsi="TimeNewRoman"/>
                 <w:sz w:val="30"/>
               </w:rPr>
-              <w:t>8+13=21</w:t>
+              <w:t>49+39=88</w:t>
             </w:r>
           </w:p>
         </w:tc>
@@ -1152,616 +1761,7 @@
                 <w:rFonts w:ascii="TimeNewRoman" w:hAnsi="TimeNewRoman"/>
                 <w:sz w:val="30"/>
               </w:rPr>
-              <w:t>90-59=31</w:t>
-            </w:r>
-          </w:p>
-        </w:tc>
-      </w:tr>
-      <w:tr>
-        <w:tc>
-          <w:tcPr>
-            <w:tcW w:type="dxa" w:w="1987"/>
-          </w:tcPr>
-          <w:p>
-            <w:pPr>
-              <w:jc w:val="left"/>
-            </w:pPr>
-            <w:r>
-              <w:rPr>
-                <w:rFonts w:ascii="TimeNewRoman" w:hAnsi="TimeNewRoman"/>
-                <w:sz w:val="30"/>
-              </w:rPr>
-              <w:t>36+9=45</w:t>
-            </w:r>
-          </w:p>
-        </w:tc>
-        <w:tc>
-          <w:tcPr>
-            <w:tcW w:type="dxa" w:w="1987"/>
-          </w:tcPr>
-          <w:p>
-            <w:pPr>
-              <w:jc w:val="left"/>
-            </w:pPr>
-            <w:r>
-              <w:rPr>
-                <w:rFonts w:ascii="TimeNewRoman" w:hAnsi="TimeNewRoman"/>
-                <w:sz w:val="30"/>
-              </w:rPr>
-              <w:t>28+7=35</w:t>
-            </w:r>
-          </w:p>
-        </w:tc>
-        <w:tc>
-          <w:tcPr>
-            <w:tcW w:type="dxa" w:w="1987"/>
-          </w:tcPr>
-          <w:p>
-            <w:pPr>
-              <w:jc w:val="left"/>
-            </w:pPr>
-            <w:r>
-              <w:rPr>
-                <w:rFonts w:ascii="TimeNewRoman" w:hAnsi="TimeNewRoman"/>
-                <w:sz w:val="30"/>
-              </w:rPr>
-              <w:t>7+39=46</w:t>
-            </w:r>
-          </w:p>
-        </w:tc>
-        <w:tc>
-          <w:tcPr>
-            <w:tcW w:type="dxa" w:w="1987"/>
-          </w:tcPr>
-          <w:p>
-            <w:pPr>
-              <w:jc w:val="left"/>
-            </w:pPr>
-            <w:r>
-              <w:rPr>
-                <w:rFonts w:ascii="TimeNewRoman" w:hAnsi="TimeNewRoman"/>
-                <w:sz w:val="30"/>
-              </w:rPr>
-              <w:t>5+86=91</w:t>
-            </w:r>
-          </w:p>
-        </w:tc>
-        <w:tc>
-          <w:tcPr>
-            <w:tcW w:type="dxa" w:w="1987"/>
-          </w:tcPr>
-          <w:p>
-            <w:pPr>
-              <w:jc w:val="left"/>
-            </w:pPr>
-            <w:r>
-              <w:rPr>
-                <w:rFonts w:ascii="TimeNewRoman" w:hAnsi="TimeNewRoman"/>
-                <w:sz w:val="30"/>
-              </w:rPr>
-              <w:t>41-38=3</w:t>
-            </w:r>
-          </w:p>
-        </w:tc>
-      </w:tr>
-      <w:tr>
-        <w:tc>
-          <w:tcPr>
-            <w:tcW w:type="dxa" w:w="1987"/>
-          </w:tcPr>
-          <w:p>
-            <w:pPr>
-              <w:jc w:val="left"/>
-            </w:pPr>
-            <w:r>
-              <w:rPr>
-                <w:rFonts w:ascii="TimeNewRoman" w:hAnsi="TimeNewRoman"/>
-                <w:sz w:val="30"/>
-              </w:rPr>
-              <w:t>45-16=29</w:t>
-            </w:r>
-          </w:p>
-        </w:tc>
-        <w:tc>
-          <w:tcPr>
-            <w:tcW w:type="dxa" w:w="1987"/>
-          </w:tcPr>
-          <w:p>
-            <w:pPr>
-              <w:jc w:val="left"/>
-            </w:pPr>
-            <w:r>
-              <w:rPr>
-                <w:rFonts w:ascii="TimeNewRoman" w:hAnsi="TimeNewRoman"/>
-                <w:sz w:val="30"/>
-              </w:rPr>
-              <w:t>92-14=78</w:t>
-            </w:r>
-          </w:p>
-        </w:tc>
-        <w:tc>
-          <w:tcPr>
-            <w:tcW w:type="dxa" w:w="1987"/>
-          </w:tcPr>
-          <w:p>
-            <w:pPr>
-              <w:jc w:val="left"/>
-            </w:pPr>
-            <w:r>
-              <w:rPr>
-                <w:rFonts w:ascii="TimeNewRoman" w:hAnsi="TimeNewRoman"/>
-                <w:sz w:val="30"/>
-              </w:rPr>
-              <w:t>38+33=71</w:t>
-            </w:r>
-          </w:p>
-        </w:tc>
-        <w:tc>
-          <w:tcPr>
-            <w:tcW w:type="dxa" w:w="1987"/>
-          </w:tcPr>
-          <w:p>
-            <w:pPr>
-              <w:jc w:val="left"/>
-            </w:pPr>
-            <w:r>
-              <w:rPr>
-                <w:rFonts w:ascii="TimeNewRoman" w:hAnsi="TimeNewRoman"/>
-                <w:sz w:val="30"/>
-              </w:rPr>
-              <w:t>9+53=62</w:t>
-            </w:r>
-          </w:p>
-        </w:tc>
-        <w:tc>
-          <w:tcPr>
-            <w:tcW w:type="dxa" w:w="1987"/>
-          </w:tcPr>
-          <w:p>
-            <w:pPr>
-              <w:jc w:val="left"/>
-            </w:pPr>
-            <w:r>
-              <w:rPr>
-                <w:rFonts w:ascii="TimeNewRoman" w:hAnsi="TimeNewRoman"/>
-                <w:sz w:val="30"/>
-              </w:rPr>
-              <w:t>18+4=22</w:t>
-            </w:r>
-          </w:p>
-        </w:tc>
-      </w:tr>
-      <w:tr>
-        <w:tc>
-          <w:tcPr>
-            <w:tcW w:type="dxa" w:w="1987"/>
-          </w:tcPr>
-          <w:p>
-            <w:pPr>
-              <w:jc w:val="left"/>
-            </w:pPr>
-            <w:r>
-              <w:rPr>
-                <w:rFonts w:ascii="TimeNewRoman" w:hAnsi="TimeNewRoman"/>
-                <w:sz w:val="30"/>
-              </w:rPr>
-              <w:t>69+15=84</w:t>
-            </w:r>
-          </w:p>
-        </w:tc>
-        <w:tc>
-          <w:tcPr>
-            <w:tcW w:type="dxa" w:w="1987"/>
-          </w:tcPr>
-          <w:p>
-            <w:pPr>
-              <w:jc w:val="left"/>
-            </w:pPr>
-            <w:r>
-              <w:rPr>
-                <w:rFonts w:ascii="TimeNewRoman" w:hAnsi="TimeNewRoman"/>
-                <w:sz w:val="30"/>
-              </w:rPr>
-              <w:t>54-28=26</w:t>
-            </w:r>
-          </w:p>
-        </w:tc>
-        <w:tc>
-          <w:tcPr>
-            <w:tcW w:type="dxa" w:w="1987"/>
-          </w:tcPr>
-          <w:p>
-            <w:pPr>
-              <w:jc w:val="left"/>
-            </w:pPr>
-            <w:r>
-              <w:rPr>
-                <w:rFonts w:ascii="TimeNewRoman" w:hAnsi="TimeNewRoman"/>
-                <w:sz w:val="30"/>
-              </w:rPr>
-              <w:t>26+47=73</w:t>
-            </w:r>
-          </w:p>
-        </w:tc>
-        <w:tc>
-          <w:tcPr>
-            <w:tcW w:type="dxa" w:w="1987"/>
-          </w:tcPr>
-          <w:p>
-            <w:pPr>
-              <w:jc w:val="left"/>
-            </w:pPr>
-            <w:r>
-              <w:rPr>
-                <w:rFonts w:ascii="TimeNewRoman" w:hAnsi="TimeNewRoman"/>
-                <w:sz w:val="30"/>
-              </w:rPr>
-              <w:t>20-5=15</w:t>
-            </w:r>
-          </w:p>
-        </w:tc>
-        <w:tc>
-          <w:tcPr>
-            <w:tcW w:type="dxa" w:w="1987"/>
-          </w:tcPr>
-          <w:p>
-            <w:pPr>
-              <w:jc w:val="left"/>
-            </w:pPr>
-            <w:r>
-              <w:rPr>
-                <w:rFonts w:ascii="TimeNewRoman" w:hAnsi="TimeNewRoman"/>
-                <w:sz w:val="30"/>
-              </w:rPr>
-              <w:t>46+7=53</w:t>
-            </w:r>
-          </w:p>
-        </w:tc>
-      </w:tr>
-      <w:tr>
-        <w:tc>
-          <w:tcPr>
-            <w:tcW w:type="dxa" w:w="1987"/>
-          </w:tcPr>
-          <w:p>
-            <w:pPr>
-              <w:jc w:val="left"/>
-            </w:pPr>
-            <w:r>
-              <w:rPr>
-                <w:rFonts w:ascii="TimeNewRoman" w:hAnsi="TimeNewRoman"/>
-                <w:sz w:val="30"/>
-              </w:rPr>
-              <w:t>18+8=26</w:t>
-            </w:r>
-          </w:p>
-        </w:tc>
-        <w:tc>
-          <w:tcPr>
-            <w:tcW w:type="dxa" w:w="1987"/>
-          </w:tcPr>
-          <w:p>
-            <w:pPr>
-              <w:jc w:val="left"/>
-            </w:pPr>
-            <w:r>
-              <w:rPr>
-                <w:rFonts w:ascii="TimeNewRoman" w:hAnsi="TimeNewRoman"/>
-                <w:sz w:val="30"/>
-              </w:rPr>
-              <w:t>57-8=49</w:t>
-            </w:r>
-          </w:p>
-        </w:tc>
-        <w:tc>
-          <w:tcPr>
-            <w:tcW w:type="dxa" w:w="1987"/>
-          </w:tcPr>
-          <w:p>
-            <w:pPr>
-              <w:jc w:val="left"/>
-            </w:pPr>
-            <w:r>
-              <w:rPr>
-                <w:rFonts w:ascii="TimeNewRoman" w:hAnsi="TimeNewRoman"/>
-                <w:sz w:val="30"/>
-              </w:rPr>
-              <w:t>38+8=46</w:t>
-            </w:r>
-          </w:p>
-        </w:tc>
-        <w:tc>
-          <w:tcPr>
-            <w:tcW w:type="dxa" w:w="1987"/>
-          </w:tcPr>
-          <w:p>
-            <w:pPr>
-              <w:jc w:val="left"/>
-            </w:pPr>
-            <w:r>
-              <w:rPr>
-                <w:rFonts w:ascii="TimeNewRoman" w:hAnsi="TimeNewRoman"/>
-                <w:sz w:val="30"/>
-              </w:rPr>
-              <w:t>91-58=33</w:t>
-            </w:r>
-          </w:p>
-        </w:tc>
-        <w:tc>
-          <w:tcPr>
-            <w:tcW w:type="dxa" w:w="1987"/>
-          </w:tcPr>
-          <w:p>
-            <w:pPr>
-              <w:jc w:val="left"/>
-            </w:pPr>
-            <w:r>
-              <w:rPr>
-                <w:rFonts w:ascii="TimeNewRoman" w:hAnsi="TimeNewRoman"/>
-                <w:sz w:val="30"/>
-              </w:rPr>
-              <w:t>71-44=27</w:t>
-            </w:r>
-          </w:p>
-        </w:tc>
-      </w:tr>
-      <w:tr>
-        <w:tc>
-          <w:tcPr>
-            <w:tcW w:type="dxa" w:w="1987"/>
-          </w:tcPr>
-          <w:p>
-            <w:pPr>
-              <w:jc w:val="left"/>
-            </w:pPr>
-            <w:r>
-              <w:rPr>
-                <w:rFonts w:ascii="TimeNewRoman" w:hAnsi="TimeNewRoman"/>
-                <w:sz w:val="30"/>
-              </w:rPr>
-              <w:t>96-19=77</w:t>
-            </w:r>
-          </w:p>
-        </w:tc>
-        <w:tc>
-          <w:tcPr>
-            <w:tcW w:type="dxa" w:w="1987"/>
-          </w:tcPr>
-          <w:p>
-            <w:pPr>
-              <w:jc w:val="left"/>
-            </w:pPr>
-            <w:r>
-              <w:rPr>
-                <w:rFonts w:ascii="TimeNewRoman" w:hAnsi="TimeNewRoman"/>
-                <w:sz w:val="30"/>
-              </w:rPr>
-              <w:t>63+9=72</w:t>
-            </w:r>
-          </w:p>
-        </w:tc>
-        <w:tc>
-          <w:tcPr>
-            <w:tcW w:type="dxa" w:w="1987"/>
-          </w:tcPr>
-          <w:p>
-            <w:pPr>
-              <w:jc w:val="left"/>
-            </w:pPr>
-            <w:r>
-              <w:rPr>
-                <w:rFonts w:ascii="TimeNewRoman" w:hAnsi="TimeNewRoman"/>
-                <w:sz w:val="30"/>
-              </w:rPr>
-              <w:t>82-29=53</w:t>
-            </w:r>
-          </w:p>
-        </w:tc>
-        <w:tc>
-          <w:tcPr>
-            <w:tcW w:type="dxa" w:w="1987"/>
-          </w:tcPr>
-          <w:p>
-            <w:pPr>
-              <w:jc w:val="left"/>
-            </w:pPr>
-            <w:r>
-              <w:rPr>
-                <w:rFonts w:ascii="TimeNewRoman" w:hAnsi="TimeNewRoman"/>
-                <w:sz w:val="30"/>
-              </w:rPr>
-              <w:t>21-18=3</w:t>
-            </w:r>
-          </w:p>
-        </w:tc>
-        <w:tc>
-          <w:tcPr>
-            <w:tcW w:type="dxa" w:w="1987"/>
-          </w:tcPr>
-          <w:p>
-            <w:pPr>
-              <w:jc w:val="left"/>
-            </w:pPr>
-            <w:r>
-              <w:rPr>
-                <w:rFonts w:ascii="TimeNewRoman" w:hAnsi="TimeNewRoman"/>
-                <w:sz w:val="30"/>
-              </w:rPr>
-              <w:t>17+69=86</w:t>
-            </w:r>
-          </w:p>
-        </w:tc>
-      </w:tr>
-      <w:tr>
-        <w:tc>
-          <w:tcPr>
-            <w:tcW w:type="dxa" w:w="1987"/>
-          </w:tcPr>
-          <w:p>
-            <w:pPr>
-              <w:jc w:val="left"/>
-            </w:pPr>
-            <w:r>
-              <w:rPr>
-                <w:rFonts w:ascii="TimeNewRoman" w:hAnsi="TimeNewRoman"/>
-                <w:sz w:val="30"/>
-              </w:rPr>
-              <w:t>63-18=45</w:t>
-            </w:r>
-          </w:p>
-        </w:tc>
-        <w:tc>
-          <w:tcPr>
-            <w:tcW w:type="dxa" w:w="1987"/>
-          </w:tcPr>
-          <w:p>
-            <w:pPr>
-              <w:jc w:val="left"/>
-            </w:pPr>
-            <w:r>
-              <w:rPr>
-                <w:rFonts w:ascii="TimeNewRoman" w:hAnsi="TimeNewRoman"/>
-                <w:sz w:val="30"/>
-              </w:rPr>
-              <w:t>54+27=81</w:t>
-            </w:r>
-          </w:p>
-        </w:tc>
-        <w:tc>
-          <w:tcPr>
-            <w:tcW w:type="dxa" w:w="1987"/>
-          </w:tcPr>
-          <w:p>
-            <w:pPr>
-              <w:jc w:val="left"/>
-            </w:pPr>
-            <w:r>
-              <w:rPr>
-                <w:rFonts w:ascii="TimeNewRoman" w:hAnsi="TimeNewRoman"/>
-                <w:sz w:val="30"/>
-              </w:rPr>
-              <w:t>5+37=42</w:t>
-            </w:r>
-          </w:p>
-        </w:tc>
-        <w:tc>
-          <w:tcPr>
-            <w:tcW w:type="dxa" w:w="1987"/>
-          </w:tcPr>
-          <w:p>
-            <w:pPr>
-              <w:jc w:val="left"/>
-            </w:pPr>
-            <w:r>
-              <w:rPr>
-                <w:rFonts w:ascii="TimeNewRoman" w:hAnsi="TimeNewRoman"/>
-                <w:sz w:val="30"/>
-              </w:rPr>
-              <w:t>8+58=66</w:t>
-            </w:r>
-          </w:p>
-        </w:tc>
-        <w:tc>
-          <w:tcPr>
-            <w:tcW w:type="dxa" w:w="1987"/>
-          </w:tcPr>
-          <w:p>
-            <w:pPr>
-              <w:jc w:val="left"/>
-            </w:pPr>
-            <w:r>
-              <w:rPr>
-                <w:rFonts w:ascii="TimeNewRoman" w:hAnsi="TimeNewRoman"/>
-                <w:sz w:val="30"/>
-              </w:rPr>
-              <w:t>17+28=45</w:t>
-            </w:r>
-          </w:p>
-        </w:tc>
-      </w:tr>
-      <w:tr>
-        <w:tc>
-          <w:tcPr>
-            <w:tcW w:type="dxa" w:w="1987"/>
-          </w:tcPr>
-          <w:p>
-            <w:pPr>
-              <w:jc w:val="left"/>
-            </w:pPr>
-            <w:r>
-              <w:rPr>
-                <w:rFonts w:ascii="TimeNewRoman" w:hAnsi="TimeNewRoman"/>
-                <w:sz w:val="30"/>
-              </w:rPr>
-              <w:t>75-18=57</w:t>
-            </w:r>
-          </w:p>
-        </w:tc>
-        <w:tc>
-          <w:tcPr>
-            <w:tcW w:type="dxa" w:w="1987"/>
-          </w:tcPr>
-          <w:p>
-            <w:pPr>
-              <w:jc w:val="left"/>
-            </w:pPr>
-            <w:r>
-              <w:rPr>
-                <w:rFonts w:ascii="TimeNewRoman" w:hAnsi="TimeNewRoman"/>
-                <w:sz w:val="30"/>
-              </w:rPr>
-              <w:t>8+36=44</w:t>
-            </w:r>
-          </w:p>
-        </w:tc>
-        <w:tc>
-          <w:tcPr>
-            <w:tcW w:type="dxa" w:w="1987"/>
-          </w:tcPr>
-          <w:p>
-            <w:pPr>
-              <w:jc w:val="left"/>
-            </w:pPr>
-            <w:r>
-              <w:rPr>
-                <w:rFonts w:ascii="TimeNewRoman" w:hAnsi="TimeNewRoman"/>
-                <w:sz w:val="30"/>
-              </w:rPr>
-              <w:t>60-21=39</w:t>
-            </w:r>
-          </w:p>
-        </w:tc>
-        <w:tc>
-          <w:tcPr>
-            <w:tcW w:type="dxa" w:w="1987"/>
-          </w:tcPr>
-          <w:p>
-            <w:pPr>
-              <w:jc w:val="left"/>
-            </w:pPr>
-            <w:r>
-              <w:rPr>
-                <w:rFonts w:ascii="TimeNewRoman" w:hAnsi="TimeNewRoman"/>
-                <w:sz w:val="30"/>
-              </w:rPr>
-              <w:t>90-51=39</w:t>
-            </w:r>
-          </w:p>
-        </w:tc>
-        <w:tc>
-          <w:tcPr>
-            <w:tcW w:type="dxa" w:w="1987"/>
-          </w:tcPr>
-          <w:p>
-            <w:pPr>
-              <w:jc w:val="left"/>
-            </w:pPr>
-            <w:r>
-              <w:rPr>
-                <w:rFonts w:ascii="TimeNewRoman" w:hAnsi="TimeNewRoman"/>
-                <w:sz w:val="30"/>
-              </w:rPr>
-              <w:t>38+56=94</w:t>
+              <w:t>41-2=39</w:t>
             </w:r>
           </w:p>
         </w:tc>

--- a/answers-of-adc_sbb_within_100.docx
+++ b/answers-of-adc_sbb_within_100.docx
@@ -11,7 +11,7 @@
           <w:rFonts w:ascii="Arial" w:hAnsi="Arial"/>
           <w:sz w:val="30"/>
         </w:rPr>
-        <w:t>2026-09-13 Sunday</w:t>
+        <w:t>2026-09-14 Monday</w:t>
       </w:r>
     </w:p>
     <w:tbl>
@@ -40,7 +40,7 @@
                 <w:rFonts w:ascii="TimeNewRoman" w:hAnsi="TimeNewRoman"/>
                 <w:sz w:val="30"/>
               </w:rPr>
-              <w:t>80-11=69</w:t>
+              <w:t>37+8=45</w:t>
             </w:r>
           </w:p>
         </w:tc>
@@ -57,7 +57,7 @@
                 <w:rFonts w:ascii="TimeNewRoman" w:hAnsi="TimeNewRoman"/>
                 <w:sz w:val="30"/>
               </w:rPr>
-              <w:t>15+48=63</w:t>
+              <w:t>82-38=44</w:t>
             </w:r>
           </w:p>
         </w:tc>
@@ -74,7 +74,7 @@
                 <w:rFonts w:ascii="TimeNewRoman" w:hAnsi="TimeNewRoman"/>
                 <w:sz w:val="30"/>
               </w:rPr>
-              <w:t>62-38=24</w:t>
+              <w:t>60-35=25</w:t>
             </w:r>
           </w:p>
         </w:tc>
@@ -91,7 +91,7 @@
                 <w:rFonts w:ascii="TimeNewRoman" w:hAnsi="TimeNewRoman"/>
                 <w:sz w:val="30"/>
               </w:rPr>
-              <w:t>95-47=48</w:t>
+              <w:t>96-88=8</w:t>
             </w:r>
           </w:p>
         </w:tc>
@@ -108,7 +108,7 @@
                 <w:rFonts w:ascii="TimeNewRoman" w:hAnsi="TimeNewRoman"/>
                 <w:sz w:val="30"/>
               </w:rPr>
-              <w:t>25+67=92</w:t>
+              <w:t>68+29=97</w:t>
             </w:r>
           </w:p>
         </w:tc>
@@ -127,7 +127,7 @@
                 <w:rFonts w:ascii="TimeNewRoman" w:hAnsi="TimeNewRoman"/>
                 <w:sz w:val="30"/>
               </w:rPr>
-              <w:t>43+18=61</w:t>
+              <w:t>18+38=56</w:t>
             </w:r>
           </w:p>
         </w:tc>
@@ -144,7 +144,7 @@
                 <w:rFonts w:ascii="TimeNewRoman" w:hAnsi="TimeNewRoman"/>
                 <w:sz w:val="30"/>
               </w:rPr>
-              <w:t>35+48=83</w:t>
+              <w:t>38+34=72</w:t>
             </w:r>
           </w:p>
         </w:tc>
@@ -161,7 +161,7 @@
                 <w:rFonts w:ascii="TimeNewRoman" w:hAnsi="TimeNewRoman"/>
                 <w:sz w:val="30"/>
               </w:rPr>
-              <w:t>14+78=92</w:t>
+              <w:t>19+56=75</w:t>
             </w:r>
           </w:p>
         </w:tc>
@@ -178,7 +178,7 @@
                 <w:rFonts w:ascii="TimeNewRoman" w:hAnsi="TimeNewRoman"/>
                 <w:sz w:val="30"/>
               </w:rPr>
-              <w:t>33-26=7</w:t>
+              <w:t>80-56=24</w:t>
             </w:r>
           </w:p>
         </w:tc>
@@ -195,7 +195,7 @@
                 <w:rFonts w:ascii="TimeNewRoman" w:hAnsi="TimeNewRoman"/>
                 <w:sz w:val="30"/>
               </w:rPr>
-              <w:t>86-37=49</w:t>
+              <w:t>85-76=9</w:t>
             </w:r>
           </w:p>
         </w:tc>
@@ -214,7 +214,7 @@
                 <w:rFonts w:ascii="TimeNewRoman" w:hAnsi="TimeNewRoman"/>
                 <w:sz w:val="30"/>
               </w:rPr>
-              <w:t>71-53=18</w:t>
+              <w:t>49+44=93</w:t>
             </w:r>
           </w:p>
         </w:tc>
@@ -231,7 +231,7 @@
                 <w:rFonts w:ascii="TimeNewRoman" w:hAnsi="TimeNewRoman"/>
                 <w:sz w:val="30"/>
               </w:rPr>
-              <w:t>79+7=86</w:t>
+              <w:t>78+15=93</w:t>
             </w:r>
           </w:p>
         </w:tc>
@@ -248,7 +248,7 @@
                 <w:rFonts w:ascii="TimeNewRoman" w:hAnsi="TimeNewRoman"/>
                 <w:sz w:val="30"/>
               </w:rPr>
-              <w:t>95-49=46</w:t>
+              <w:t>7+25=32</w:t>
             </w:r>
           </w:p>
         </w:tc>
@@ -265,7 +265,7 @@
                 <w:rFonts w:ascii="TimeNewRoman" w:hAnsi="TimeNewRoman"/>
                 <w:sz w:val="30"/>
               </w:rPr>
-              <w:t>26+16=42</w:t>
+              <w:t>20-2=18</w:t>
             </w:r>
           </w:p>
         </w:tc>
@@ -282,7 +282,7 @@
                 <w:rFonts w:ascii="TimeNewRoman" w:hAnsi="TimeNewRoman"/>
                 <w:sz w:val="30"/>
               </w:rPr>
-              <w:t>38+55=93</w:t>
+              <w:t>83-48=35</w:t>
             </w:r>
           </w:p>
         </w:tc>
@@ -301,7 +301,7 @@
                 <w:rFonts w:ascii="TimeNewRoman" w:hAnsi="TimeNewRoman"/>
                 <w:sz w:val="30"/>
               </w:rPr>
-              <w:t>5+89=94</w:t>
+              <w:t>17+76=93</w:t>
             </w:r>
           </w:p>
         </w:tc>
@@ -318,7 +318,7 @@
                 <w:rFonts w:ascii="TimeNewRoman" w:hAnsi="TimeNewRoman"/>
                 <w:sz w:val="30"/>
               </w:rPr>
-              <w:t>23+8=31</w:t>
+              <w:t>80-43=37</w:t>
             </w:r>
           </w:p>
         </w:tc>
@@ -335,7 +335,7 @@
                 <w:rFonts w:ascii="TimeNewRoman" w:hAnsi="TimeNewRoman"/>
                 <w:sz w:val="30"/>
               </w:rPr>
-              <w:t>95-48=47</w:t>
+              <w:t>55+29=84</w:t>
             </w:r>
           </w:p>
         </w:tc>
@@ -352,7 +352,7 @@
                 <w:rFonts w:ascii="TimeNewRoman" w:hAnsi="TimeNewRoman"/>
                 <w:sz w:val="30"/>
               </w:rPr>
-              <w:t>53-34=19</w:t>
+              <w:t>17+66=83</w:t>
             </w:r>
           </w:p>
         </w:tc>
@@ -369,7 +369,7 @@
                 <w:rFonts w:ascii="TimeNewRoman" w:hAnsi="TimeNewRoman"/>
                 <w:sz w:val="30"/>
               </w:rPr>
-              <w:t>43+29=72</w:t>
+              <w:t>86+5=91</w:t>
             </w:r>
           </w:p>
         </w:tc>
@@ -388,7 +388,7 @@
                 <w:rFonts w:ascii="TimeNewRoman" w:hAnsi="TimeNewRoman"/>
                 <w:sz w:val="30"/>
               </w:rPr>
-              <w:t>19+24=43</w:t>
+              <w:t>20-2=18</w:t>
             </w:r>
           </w:p>
         </w:tc>
@@ -405,7 +405,7 @@
                 <w:rFonts w:ascii="TimeNewRoman" w:hAnsi="TimeNewRoman"/>
                 <w:sz w:val="30"/>
               </w:rPr>
-              <w:t>64-15=49</w:t>
+              <w:t>19+3=22</w:t>
             </w:r>
           </w:p>
         </w:tc>
@@ -422,7 +422,7 @@
                 <w:rFonts w:ascii="TimeNewRoman" w:hAnsi="TimeNewRoman"/>
                 <w:sz w:val="30"/>
               </w:rPr>
-              <w:t>50-19=31</w:t>
+              <w:t>57+36=93</w:t>
             </w:r>
           </w:p>
         </w:tc>
@@ -439,7 +439,7 @@
                 <w:rFonts w:ascii="TimeNewRoman" w:hAnsi="TimeNewRoman"/>
                 <w:sz w:val="30"/>
               </w:rPr>
-              <w:t>42-13=29</w:t>
+              <w:t>16+18=34</w:t>
             </w:r>
           </w:p>
         </w:tc>
@@ -456,7 +456,7 @@
                 <w:rFonts w:ascii="TimeNewRoman" w:hAnsi="TimeNewRoman"/>
                 <w:sz w:val="30"/>
               </w:rPr>
-              <w:t>20-7=13</w:t>
+              <w:t>34+57=91</w:t>
             </w:r>
           </w:p>
         </w:tc>
@@ -475,7 +475,7 @@
                 <w:rFonts w:ascii="TimeNewRoman" w:hAnsi="TimeNewRoman"/>
                 <w:sz w:val="30"/>
               </w:rPr>
-              <w:t>8+39=47</w:t>
+              <w:t>64-47=17</w:t>
             </w:r>
           </w:p>
         </w:tc>
@@ -492,7 +492,7 @@
                 <w:rFonts w:ascii="TimeNewRoman" w:hAnsi="TimeNewRoman"/>
                 <w:sz w:val="30"/>
               </w:rPr>
-              <w:t>40-13=27</w:t>
+              <w:t>34+48=82</w:t>
             </w:r>
           </w:p>
         </w:tc>
@@ -509,7 +509,7 @@
                 <w:rFonts w:ascii="TimeNewRoman" w:hAnsi="TimeNewRoman"/>
                 <w:sz w:val="30"/>
               </w:rPr>
-              <w:t>65-59=6</w:t>
+              <w:t>80-71=9</w:t>
             </w:r>
           </w:p>
         </w:tc>
@@ -526,7 +526,7 @@
                 <w:rFonts w:ascii="TimeNewRoman" w:hAnsi="TimeNewRoman"/>
                 <w:sz w:val="30"/>
               </w:rPr>
-              <w:t>70-28=42</w:t>
+              <w:t>88-49=39</w:t>
             </w:r>
           </w:p>
         </w:tc>
@@ -543,7 +543,7 @@
                 <w:rFonts w:ascii="TimeNewRoman" w:hAnsi="TimeNewRoman"/>
                 <w:sz w:val="30"/>
               </w:rPr>
-              <w:t>32+9=41</w:t>
+              <w:t>27+38=65</w:t>
             </w:r>
           </w:p>
         </w:tc>
@@ -562,7 +562,7 @@
                 <w:rFonts w:ascii="TimeNewRoman" w:hAnsi="TimeNewRoman"/>
                 <w:sz w:val="30"/>
               </w:rPr>
-              <w:t>59+7=66</w:t>
+              <w:t>77-18=59</w:t>
             </w:r>
           </w:p>
         </w:tc>
@@ -579,7 +579,7 @@
                 <w:rFonts w:ascii="TimeNewRoman" w:hAnsi="TimeNewRoman"/>
                 <w:sz w:val="30"/>
               </w:rPr>
-              <w:t>18+55=73</w:t>
+              <w:t>81-39=42</w:t>
             </w:r>
           </w:p>
         </w:tc>
@@ -596,7 +596,7 @@
                 <w:rFonts w:ascii="TimeNewRoman" w:hAnsi="TimeNewRoman"/>
                 <w:sz w:val="30"/>
               </w:rPr>
-              <w:t>80-48=32</w:t>
+              <w:t>6+67=73</w:t>
             </w:r>
           </w:p>
         </w:tc>
@@ -613,7 +613,7 @@
                 <w:rFonts w:ascii="TimeNewRoman" w:hAnsi="TimeNewRoman"/>
                 <w:sz w:val="30"/>
               </w:rPr>
-              <w:t>94-49=45</w:t>
+              <w:t>15+66=81</w:t>
             </w:r>
           </w:p>
         </w:tc>
@@ -630,7 +630,7 @@
                 <w:rFonts w:ascii="TimeNewRoman" w:hAnsi="TimeNewRoman"/>
                 <w:sz w:val="30"/>
               </w:rPr>
-              <w:t>63-5=58</w:t>
+              <w:t>97-28=69</w:t>
             </w:r>
           </w:p>
         </w:tc>
@@ -649,7 +649,7 @@
                 <w:rFonts w:ascii="TimeNewRoman" w:hAnsi="TimeNewRoman"/>
                 <w:sz w:val="30"/>
               </w:rPr>
-              <w:t>59+16=75</w:t>
+              <w:t>57+29=86</w:t>
             </w:r>
           </w:p>
         </w:tc>
@@ -666,7 +666,7 @@
                 <w:rFonts w:ascii="TimeNewRoman" w:hAnsi="TimeNewRoman"/>
                 <w:sz w:val="30"/>
               </w:rPr>
-              <w:t>43-4=39</w:t>
+              <w:t>28+18=46</w:t>
             </w:r>
           </w:p>
         </w:tc>
@@ -683,7 +683,7 @@
                 <w:rFonts w:ascii="TimeNewRoman" w:hAnsi="TimeNewRoman"/>
                 <w:sz w:val="30"/>
               </w:rPr>
-              <w:t>73+19=92</w:t>
+              <w:t>5+86=91</w:t>
             </w:r>
           </w:p>
         </w:tc>
@@ -700,7 +700,7 @@
                 <w:rFonts w:ascii="TimeNewRoman" w:hAnsi="TimeNewRoman"/>
                 <w:sz w:val="30"/>
               </w:rPr>
-              <w:t>72-8=64</w:t>
+              <w:t>49+45=94</w:t>
             </w:r>
           </w:p>
         </w:tc>
@@ -717,7 +717,7 @@
                 <w:rFonts w:ascii="TimeNewRoman" w:hAnsi="TimeNewRoman"/>
                 <w:sz w:val="30"/>
               </w:rPr>
-              <w:t>56+6=62</w:t>
+              <w:t>9+63=72</w:t>
             </w:r>
           </w:p>
         </w:tc>
@@ -736,7 +736,7 @@
                 <w:rFonts w:ascii="TimeNewRoman" w:hAnsi="TimeNewRoman"/>
                 <w:sz w:val="30"/>
               </w:rPr>
-              <w:t>81-16=65</w:t>
+              <w:t>52-49=3</w:t>
             </w:r>
           </w:p>
         </w:tc>
@@ -753,7 +753,7 @@
                 <w:rFonts w:ascii="TimeNewRoman" w:hAnsi="TimeNewRoman"/>
                 <w:sz w:val="30"/>
               </w:rPr>
-              <w:t>40-37=3</w:t>
+              <w:t>7+56=63</w:t>
             </w:r>
           </w:p>
         </w:tc>
@@ -770,7 +770,7 @@
                 <w:rFonts w:ascii="TimeNewRoman" w:hAnsi="TimeNewRoman"/>
                 <w:sz w:val="30"/>
               </w:rPr>
-              <w:t>74+18=92</w:t>
+              <w:t>49+27=76</w:t>
             </w:r>
           </w:p>
         </w:tc>
@@ -787,7 +787,7 @@
                 <w:rFonts w:ascii="TimeNewRoman" w:hAnsi="TimeNewRoman"/>
                 <w:sz w:val="30"/>
               </w:rPr>
-              <w:t>18+79=97</w:t>
+              <w:t>69+26=95</w:t>
             </w:r>
           </w:p>
         </w:tc>
@@ -804,7 +804,7 @@
                 <w:rFonts w:ascii="TimeNewRoman" w:hAnsi="TimeNewRoman"/>
                 <w:sz w:val="30"/>
               </w:rPr>
-              <w:t>62-27=35</w:t>
+              <w:t>33-25=8</w:t>
             </w:r>
           </w:p>
         </w:tc>
@@ -823,7 +823,7 @@
                 <w:rFonts w:ascii="TimeNewRoman" w:hAnsi="TimeNewRoman"/>
                 <w:sz w:val="30"/>
               </w:rPr>
-              <w:t>48-19=29</w:t>
+              <w:t>31-6=25</w:t>
             </w:r>
           </w:p>
         </w:tc>
@@ -840,7 +840,7 @@
                 <w:rFonts w:ascii="TimeNewRoman" w:hAnsi="TimeNewRoman"/>
                 <w:sz w:val="30"/>
               </w:rPr>
-              <w:t>90-59=31</w:t>
+              <w:t>62-35=27</w:t>
             </w:r>
           </w:p>
         </w:tc>
@@ -857,7 +857,7 @@
                 <w:rFonts w:ascii="TimeNewRoman" w:hAnsi="TimeNewRoman"/>
                 <w:sz w:val="30"/>
               </w:rPr>
-              <w:t>29+5=34</w:t>
+              <w:t>64-28=36</w:t>
             </w:r>
           </w:p>
         </w:tc>
@@ -874,7 +874,7 @@
                 <w:rFonts w:ascii="TimeNewRoman" w:hAnsi="TimeNewRoman"/>
                 <w:sz w:val="30"/>
               </w:rPr>
-              <w:t>93-75=18</w:t>
+              <w:t>74-65=9</w:t>
             </w:r>
           </w:p>
         </w:tc>
@@ -891,7 +891,7 @@
                 <w:rFonts w:ascii="TimeNewRoman" w:hAnsi="TimeNewRoman"/>
                 <w:sz w:val="30"/>
               </w:rPr>
-              <w:t>90-85=5</w:t>
+              <w:t>37+27=64</w:t>
             </w:r>
           </w:p>
         </w:tc>
@@ -910,7 +910,7 @@
                 <w:rFonts w:ascii="TimeNewRoman" w:hAnsi="TimeNewRoman"/>
                 <w:sz w:val="30"/>
               </w:rPr>
-              <w:t>78+5=83</w:t>
+              <w:t>69+22=91</w:t>
             </w:r>
           </w:p>
         </w:tc>
@@ -927,7 +927,7 @@
                 <w:rFonts w:ascii="TimeNewRoman" w:hAnsi="TimeNewRoman"/>
                 <w:sz w:val="30"/>
               </w:rPr>
-              <w:t>53-8=45</w:t>
+              <w:t>70-3=67</w:t>
             </w:r>
           </w:p>
         </w:tc>
@@ -944,7 +944,7 @@
                 <w:rFonts w:ascii="TimeNewRoman" w:hAnsi="TimeNewRoman"/>
                 <w:sz w:val="30"/>
               </w:rPr>
-              <w:t>82-75=7</w:t>
+              <w:t>49+46=95</w:t>
             </w:r>
           </w:p>
         </w:tc>
@@ -961,7 +961,7 @@
                 <w:rFonts w:ascii="TimeNewRoman" w:hAnsi="TimeNewRoman"/>
                 <w:sz w:val="30"/>
               </w:rPr>
-              <w:t>4+57=61</w:t>
+              <w:t>35+56=91</w:t>
             </w:r>
           </w:p>
         </w:tc>
@@ -978,7 +978,7 @@
                 <w:rFonts w:ascii="TimeNewRoman" w:hAnsi="TimeNewRoman"/>
                 <w:sz w:val="30"/>
               </w:rPr>
-              <w:t>38+33=71</w:t>
+              <w:t>81-37=44</w:t>
             </w:r>
           </w:p>
         </w:tc>
@@ -997,7 +997,7 @@
                 <w:rFonts w:ascii="TimeNewRoman" w:hAnsi="TimeNewRoman"/>
                 <w:sz w:val="30"/>
               </w:rPr>
-              <w:t>84-38=46</w:t>
+              <w:t>7+67=74</w:t>
             </w:r>
           </w:p>
         </w:tc>
@@ -1014,7 +1014,7 @@
                 <w:rFonts w:ascii="TimeNewRoman" w:hAnsi="TimeNewRoman"/>
                 <w:sz w:val="30"/>
               </w:rPr>
-              <w:t>28+47=75</w:t>
+              <w:t>74-45=29</w:t>
             </w:r>
           </w:p>
         </w:tc>
@@ -1031,7 +1031,7 @@
                 <w:rFonts w:ascii="TimeNewRoman" w:hAnsi="TimeNewRoman"/>
                 <w:sz w:val="30"/>
               </w:rPr>
-              <w:t>58+14=72</w:t>
+              <w:t>31-29=2</w:t>
             </w:r>
           </w:p>
         </w:tc>
@@ -1048,7 +1048,7 @@
                 <w:rFonts w:ascii="TimeNewRoman" w:hAnsi="TimeNewRoman"/>
                 <w:sz w:val="30"/>
               </w:rPr>
-              <w:t>18+36=54</w:t>
+              <w:t>19+56=75</w:t>
             </w:r>
           </w:p>
         </w:tc>
@@ -1065,7 +1065,7 @@
                 <w:rFonts w:ascii="TimeNewRoman" w:hAnsi="TimeNewRoman"/>
                 <w:sz w:val="30"/>
               </w:rPr>
-              <w:t>37+24=61</w:t>
+              <w:t>7+64=71</w:t>
             </w:r>
           </w:p>
         </w:tc>
@@ -1084,7 +1084,7 @@
                 <w:rFonts w:ascii="TimeNewRoman" w:hAnsi="TimeNewRoman"/>
                 <w:sz w:val="30"/>
               </w:rPr>
-              <w:t>38+5=43</w:t>
+              <w:t>93-36=57</w:t>
             </w:r>
           </w:p>
         </w:tc>
@@ -1101,7 +1101,7 @@
                 <w:rFonts w:ascii="TimeNewRoman" w:hAnsi="TimeNewRoman"/>
                 <w:sz w:val="30"/>
               </w:rPr>
-              <w:t>14+38=52</w:t>
+              <w:t>71-17=54</w:t>
             </w:r>
           </w:p>
         </w:tc>
@@ -1118,7 +1118,7 @@
                 <w:rFonts w:ascii="TimeNewRoman" w:hAnsi="TimeNewRoman"/>
                 <w:sz w:val="30"/>
               </w:rPr>
-              <w:t>39+16=55</w:t>
+              <w:t>9+8=17</w:t>
             </w:r>
           </w:p>
         </w:tc>
@@ -1135,7 +1135,7 @@
                 <w:rFonts w:ascii="TimeNewRoman" w:hAnsi="TimeNewRoman"/>
                 <w:sz w:val="30"/>
               </w:rPr>
-              <w:t>15+38=53</w:t>
+              <w:t>81-28=53</w:t>
             </w:r>
           </w:p>
         </w:tc>
@@ -1152,7 +1152,7 @@
                 <w:rFonts w:ascii="TimeNewRoman" w:hAnsi="TimeNewRoman"/>
                 <w:sz w:val="30"/>
               </w:rPr>
-              <w:t>52+19=71</w:t>
+              <w:t>87-18=69</w:t>
             </w:r>
           </w:p>
         </w:tc>
@@ -1171,7 +1171,7 @@
                 <w:rFonts w:ascii="TimeNewRoman" w:hAnsi="TimeNewRoman"/>
                 <w:sz w:val="30"/>
               </w:rPr>
-              <w:t>95-7=88</w:t>
+              <w:t>85-67=18</w:t>
             </w:r>
           </w:p>
         </w:tc>
@@ -1188,7 +1188,7 @@
                 <w:rFonts w:ascii="TimeNewRoman" w:hAnsi="TimeNewRoman"/>
                 <w:sz w:val="30"/>
               </w:rPr>
-              <w:t>6+38=44</w:t>
+              <w:t>60-51=9</w:t>
             </w:r>
           </w:p>
         </w:tc>
@@ -1205,7 +1205,7 @@
                 <w:rFonts w:ascii="TimeNewRoman" w:hAnsi="TimeNewRoman"/>
                 <w:sz w:val="30"/>
               </w:rPr>
-              <w:t>19+55=74</w:t>
+              <w:t>85-68=17</w:t>
             </w:r>
           </w:p>
         </w:tc>
@@ -1222,7 +1222,7 @@
                 <w:rFonts w:ascii="TimeNewRoman" w:hAnsi="TimeNewRoman"/>
                 <w:sz w:val="30"/>
               </w:rPr>
-              <w:t>29+52=81</w:t>
+              <w:t>19+44=63</w:t>
             </w:r>
           </w:p>
         </w:tc>
@@ -1239,7 +1239,7 @@
                 <w:rFonts w:ascii="TimeNewRoman" w:hAnsi="TimeNewRoman"/>
                 <w:sz w:val="30"/>
               </w:rPr>
-              <w:t>90-1=89</w:t>
+              <w:t>42-24=18</w:t>
             </w:r>
           </w:p>
         </w:tc>
@@ -1258,7 +1258,7 @@
                 <w:rFonts w:ascii="TimeNewRoman" w:hAnsi="TimeNewRoman"/>
                 <w:sz w:val="30"/>
               </w:rPr>
-              <w:t>52+9=61</w:t>
+              <w:t>67-38=29</w:t>
             </w:r>
           </w:p>
         </w:tc>
@@ -1275,7 +1275,7 @@
                 <w:rFonts w:ascii="TimeNewRoman" w:hAnsi="TimeNewRoman"/>
                 <w:sz w:val="30"/>
               </w:rPr>
-              <w:t>27+37=64</w:t>
+              <w:t>51-29=22</w:t>
             </w:r>
           </w:p>
         </w:tc>
@@ -1292,7 +1292,7 @@
                 <w:rFonts w:ascii="TimeNewRoman" w:hAnsi="TimeNewRoman"/>
                 <w:sz w:val="30"/>
               </w:rPr>
-              <w:t>40-18=22</w:t>
+              <w:t>14+48=62</w:t>
             </w:r>
           </w:p>
         </w:tc>
@@ -1309,7 +1309,7 @@
                 <w:rFonts w:ascii="TimeNewRoman" w:hAnsi="TimeNewRoman"/>
                 <w:sz w:val="30"/>
               </w:rPr>
-              <w:t>73-26=47</w:t>
+              <w:t>33+49=82</w:t>
             </w:r>
           </w:p>
         </w:tc>
@@ -1326,7 +1326,7 @@
                 <w:rFonts w:ascii="TimeNewRoman" w:hAnsi="TimeNewRoman"/>
                 <w:sz w:val="30"/>
               </w:rPr>
-              <w:t>34-15=19</w:t>
+              <w:t>15+76=91</w:t>
             </w:r>
           </w:p>
         </w:tc>
@@ -1345,7 +1345,7 @@
                 <w:rFonts w:ascii="TimeNewRoman" w:hAnsi="TimeNewRoman"/>
                 <w:sz w:val="30"/>
               </w:rPr>
-              <w:t>48+28=76</w:t>
+              <w:t>66-9=57</w:t>
             </w:r>
           </w:p>
         </w:tc>
@@ -1362,7 +1362,7 @@
                 <w:rFonts w:ascii="TimeNewRoman" w:hAnsi="TimeNewRoman"/>
                 <w:sz w:val="30"/>
               </w:rPr>
-              <w:t>6+66=72</w:t>
+              <w:t>44-35=9</w:t>
             </w:r>
           </w:p>
         </w:tc>
@@ -1379,7 +1379,7 @@
                 <w:rFonts w:ascii="TimeNewRoman" w:hAnsi="TimeNewRoman"/>
                 <w:sz w:val="30"/>
               </w:rPr>
-              <w:t>18+47=65</w:t>
+              <w:t>84-8=76</w:t>
             </w:r>
           </w:p>
         </w:tc>
@@ -1396,7 +1396,7 @@
                 <w:rFonts w:ascii="TimeNewRoman" w:hAnsi="TimeNewRoman"/>
                 <w:sz w:val="30"/>
               </w:rPr>
-              <w:t>23-19=4</w:t>
+              <w:t>82-15=67</w:t>
             </w:r>
           </w:p>
         </w:tc>
@@ -1413,7 +1413,7 @@
                 <w:rFonts w:ascii="TimeNewRoman" w:hAnsi="TimeNewRoman"/>
                 <w:sz w:val="30"/>
               </w:rPr>
-              <w:t>70-56=14</w:t>
+              <w:t>51-27=24</w:t>
             </w:r>
           </w:p>
         </w:tc>
@@ -1432,7 +1432,7 @@
                 <w:rFonts w:ascii="TimeNewRoman" w:hAnsi="TimeNewRoman"/>
                 <w:sz w:val="30"/>
               </w:rPr>
-              <w:t>21-9=12</w:t>
+              <w:t>60-28=32</w:t>
             </w:r>
           </w:p>
         </w:tc>
@@ -1449,7 +1449,7 @@
                 <w:rFonts w:ascii="TimeNewRoman" w:hAnsi="TimeNewRoman"/>
                 <w:sz w:val="30"/>
               </w:rPr>
-              <w:t>43+29=72</w:t>
+              <w:t>13+39=52</w:t>
             </w:r>
           </w:p>
         </w:tc>
@@ -1466,7 +1466,7 @@
                 <w:rFonts w:ascii="TimeNewRoman" w:hAnsi="TimeNewRoman"/>
                 <w:sz w:val="30"/>
               </w:rPr>
-              <w:t>30-18=12</w:t>
+              <w:t>21-3=18</w:t>
             </w:r>
           </w:p>
         </w:tc>
@@ -1483,7 +1483,7 @@
                 <w:rFonts w:ascii="TimeNewRoman" w:hAnsi="TimeNewRoman"/>
                 <w:sz w:val="30"/>
               </w:rPr>
-              <w:t>83-16=67</w:t>
+              <w:t>94-17=77</w:t>
             </w:r>
           </w:p>
         </w:tc>
@@ -1500,7 +1500,7 @@
                 <w:rFonts w:ascii="TimeNewRoman" w:hAnsi="TimeNewRoman"/>
                 <w:sz w:val="30"/>
               </w:rPr>
-              <w:t>76-67=9</w:t>
+              <w:t>30-15=15</w:t>
             </w:r>
           </w:p>
         </w:tc>
@@ -1519,7 +1519,7 @@
                 <w:rFonts w:ascii="TimeNewRoman" w:hAnsi="TimeNewRoman"/>
                 <w:sz w:val="30"/>
               </w:rPr>
-              <w:t>90-83=7</w:t>
+              <w:t>5+87=92</w:t>
             </w:r>
           </w:p>
         </w:tc>
@@ -1536,7 +1536,7 @@
                 <w:rFonts w:ascii="TimeNewRoman" w:hAnsi="TimeNewRoman"/>
                 <w:sz w:val="30"/>
               </w:rPr>
-              <w:t>88-59=29</w:t>
+              <w:t>33-18=15</w:t>
             </w:r>
           </w:p>
         </w:tc>
@@ -1553,7 +1553,7 @@
                 <w:rFonts w:ascii="TimeNewRoman" w:hAnsi="TimeNewRoman"/>
                 <w:sz w:val="30"/>
               </w:rPr>
-              <w:t>48+37=85</w:t>
+              <w:t>60-2=58</w:t>
             </w:r>
           </w:p>
         </w:tc>
@@ -1570,7 +1570,7 @@
                 <w:rFonts w:ascii="TimeNewRoman" w:hAnsi="TimeNewRoman"/>
                 <w:sz w:val="30"/>
               </w:rPr>
-              <w:t>41-6=35</w:t>
+              <w:t>81-62=19</w:t>
             </w:r>
           </w:p>
         </w:tc>
@@ -1587,7 +1587,7 @@
                 <w:rFonts w:ascii="TimeNewRoman" w:hAnsi="TimeNewRoman"/>
                 <w:sz w:val="30"/>
               </w:rPr>
-              <w:t>59+37=96</w:t>
+              <w:t>75-18=57</w:t>
             </w:r>
           </w:p>
         </w:tc>
@@ -1606,7 +1606,7 @@
                 <w:rFonts w:ascii="TimeNewRoman" w:hAnsi="TimeNewRoman"/>
                 <w:sz w:val="30"/>
               </w:rPr>
-              <w:t>65-46=19</w:t>
+              <w:t>84-46=38</w:t>
             </w:r>
           </w:p>
         </w:tc>
@@ -1623,7 +1623,7 @@
                 <w:rFonts w:ascii="TimeNewRoman" w:hAnsi="TimeNewRoman"/>
                 <w:sz w:val="30"/>
               </w:rPr>
-              <w:t>93-18=75</w:t>
+              <w:t>29+26=55</w:t>
             </w:r>
           </w:p>
         </w:tc>
@@ -1640,7 +1640,7 @@
                 <w:rFonts w:ascii="TimeNewRoman" w:hAnsi="TimeNewRoman"/>
                 <w:sz w:val="30"/>
               </w:rPr>
-              <w:t>34+18=52</w:t>
+              <w:t>39+14=53</w:t>
             </w:r>
           </w:p>
         </w:tc>
@@ -1657,7 +1657,7 @@
                 <w:rFonts w:ascii="TimeNewRoman" w:hAnsi="TimeNewRoman"/>
                 <w:sz w:val="30"/>
               </w:rPr>
-              <w:t>60-18=42</w:t>
+              <w:t>72+9=81</w:t>
             </w:r>
           </w:p>
         </w:tc>
@@ -1674,7 +1674,7 @@
                 <w:rFonts w:ascii="TimeNewRoman" w:hAnsi="TimeNewRoman"/>
                 <w:sz w:val="30"/>
               </w:rPr>
-              <w:t>89+9=98</w:t>
+              <w:t>91-67=24</w:t>
             </w:r>
           </w:p>
         </w:tc>
@@ -1693,7 +1693,7 @@
                 <w:rFonts w:ascii="TimeNewRoman" w:hAnsi="TimeNewRoman"/>
                 <w:sz w:val="30"/>
               </w:rPr>
-              <w:t>15+78=93</w:t>
+              <w:t>54-19=35</w:t>
             </w:r>
           </w:p>
         </w:tc>
@@ -1710,7 +1710,7 @@
                 <w:rFonts w:ascii="TimeNewRoman" w:hAnsi="TimeNewRoman"/>
                 <w:sz w:val="30"/>
               </w:rPr>
-              <w:t>43-39=4</w:t>
+              <w:t>5+6=11</w:t>
             </w:r>
           </w:p>
         </w:tc>
@@ -1727,7 +1727,7 @@
                 <w:rFonts w:ascii="TimeNewRoman" w:hAnsi="TimeNewRoman"/>
                 <w:sz w:val="30"/>
               </w:rPr>
-              <w:t>61-8=53</w:t>
+              <w:t>71-62=9</w:t>
             </w:r>
           </w:p>
         </w:tc>
@@ -1744,7 +1744,7 @@
                 <w:rFonts w:ascii="TimeNewRoman" w:hAnsi="TimeNewRoman"/>
                 <w:sz w:val="30"/>
               </w:rPr>
-              <w:t>49+39=88</w:t>
+              <w:t>27+56=83</w:t>
             </w:r>
           </w:p>
         </w:tc>
@@ -1761,7 +1761,7 @@
                 <w:rFonts w:ascii="TimeNewRoman" w:hAnsi="TimeNewRoman"/>
                 <w:sz w:val="30"/>
               </w:rPr>
-              <w:t>41-2=39</w:t>
+              <w:t>74-29=45</w:t>
             </w:r>
           </w:p>
         </w:tc>

--- a/answers-of-adc_sbb_within_100.docx
+++ b/answers-of-adc_sbb_within_100.docx
@@ -40,7 +40,7 @@
                 <w:rFonts w:ascii="TimeNewRoman" w:hAnsi="TimeNewRoman"/>
                 <w:sz w:val="30"/>
               </w:rPr>
-              <w:t>37+8=45</w:t>
+              <w:t>16+58=74</w:t>
             </w:r>
           </w:p>
         </w:tc>
@@ -57,7 +57,7 @@
                 <w:rFonts w:ascii="TimeNewRoman" w:hAnsi="TimeNewRoman"/>
                 <w:sz w:val="30"/>
               </w:rPr>
-              <w:t>82-38=44</w:t>
+              <w:t>32-7=25</w:t>
             </w:r>
           </w:p>
         </w:tc>
@@ -74,7 +74,7 @@
                 <w:rFonts w:ascii="TimeNewRoman" w:hAnsi="TimeNewRoman"/>
                 <w:sz w:val="30"/>
               </w:rPr>
-              <w:t>60-35=25</w:t>
+              <w:t>4+58=62</w:t>
             </w:r>
           </w:p>
         </w:tc>
@@ -91,7 +91,7 @@
                 <w:rFonts w:ascii="TimeNewRoman" w:hAnsi="TimeNewRoman"/>
                 <w:sz w:val="30"/>
               </w:rPr>
-              <w:t>96-88=8</w:t>
+              <w:t>19+53=72</w:t>
             </w:r>
           </w:p>
         </w:tc>
@@ -108,7 +108,7 @@
                 <w:rFonts w:ascii="TimeNewRoman" w:hAnsi="TimeNewRoman"/>
                 <w:sz w:val="30"/>
               </w:rPr>
-              <w:t>68+29=97</w:t>
+              <w:t>38+15=53</w:t>
             </w:r>
           </w:p>
         </w:tc>
@@ -127,7 +127,7 @@
                 <w:rFonts w:ascii="TimeNewRoman" w:hAnsi="TimeNewRoman"/>
                 <w:sz w:val="30"/>
               </w:rPr>
-              <w:t>18+38=56</w:t>
+              <w:t>59+23=82</w:t>
             </w:r>
           </w:p>
         </w:tc>
@@ -144,7 +144,7 @@
                 <w:rFonts w:ascii="TimeNewRoman" w:hAnsi="TimeNewRoman"/>
                 <w:sz w:val="30"/>
               </w:rPr>
-              <w:t>38+34=72</w:t>
+              <w:t>68+17=85</w:t>
             </w:r>
           </w:p>
         </w:tc>
@@ -161,7 +161,7 @@
                 <w:rFonts w:ascii="TimeNewRoman" w:hAnsi="TimeNewRoman"/>
                 <w:sz w:val="30"/>
               </w:rPr>
-              <w:t>19+56=75</w:t>
+              <w:t>35+57=92</w:t>
             </w:r>
           </w:p>
         </w:tc>
@@ -178,7 +178,7 @@
                 <w:rFonts w:ascii="TimeNewRoman" w:hAnsi="TimeNewRoman"/>
                 <w:sz w:val="30"/>
               </w:rPr>
-              <w:t>80-56=24</w:t>
+              <w:t>26+69=95</w:t>
             </w:r>
           </w:p>
         </w:tc>
@@ -195,7 +195,7 @@
                 <w:rFonts w:ascii="TimeNewRoman" w:hAnsi="TimeNewRoman"/>
                 <w:sz w:val="30"/>
               </w:rPr>
-              <w:t>85-76=9</w:t>
+              <w:t>34-8=26</w:t>
             </w:r>
           </w:p>
         </w:tc>
@@ -214,7 +214,7 @@
                 <w:rFonts w:ascii="TimeNewRoman" w:hAnsi="TimeNewRoman"/>
                 <w:sz w:val="30"/>
               </w:rPr>
-              <w:t>49+44=93</w:t>
+              <w:t>63-54=9</w:t>
             </w:r>
           </w:p>
         </w:tc>
@@ -231,7 +231,7 @@
                 <w:rFonts w:ascii="TimeNewRoman" w:hAnsi="TimeNewRoman"/>
                 <w:sz w:val="30"/>
               </w:rPr>
-              <w:t>78+15=93</w:t>
+              <w:t>20-16=4</w:t>
             </w:r>
           </w:p>
         </w:tc>
@@ -248,7 +248,7 @@
                 <w:rFonts w:ascii="TimeNewRoman" w:hAnsi="TimeNewRoman"/>
                 <w:sz w:val="30"/>
               </w:rPr>
-              <w:t>7+25=32</w:t>
+              <w:t>93-15=78</w:t>
             </w:r>
           </w:p>
         </w:tc>
@@ -265,7 +265,7 @@
                 <w:rFonts w:ascii="TimeNewRoman" w:hAnsi="TimeNewRoman"/>
                 <w:sz w:val="30"/>
               </w:rPr>
-              <w:t>20-2=18</w:t>
+              <w:t>56+7=63</w:t>
             </w:r>
           </w:p>
         </w:tc>
@@ -282,7 +282,7 @@
                 <w:rFonts w:ascii="TimeNewRoman" w:hAnsi="TimeNewRoman"/>
                 <w:sz w:val="30"/>
               </w:rPr>
-              <w:t>83-48=35</w:t>
+              <w:t>94-75=19</w:t>
             </w:r>
           </w:p>
         </w:tc>
@@ -301,7 +301,7 @@
                 <w:rFonts w:ascii="TimeNewRoman" w:hAnsi="TimeNewRoman"/>
                 <w:sz w:val="30"/>
               </w:rPr>
-              <w:t>17+76=93</w:t>
+              <w:t>24+49=73</w:t>
             </w:r>
           </w:p>
         </w:tc>
@@ -318,7 +318,7 @@
                 <w:rFonts w:ascii="TimeNewRoman" w:hAnsi="TimeNewRoman"/>
                 <w:sz w:val="30"/>
               </w:rPr>
-              <w:t>80-43=37</w:t>
+              <w:t>68+7=75</w:t>
             </w:r>
           </w:p>
         </w:tc>
@@ -335,7 +335,7 @@
                 <w:rFonts w:ascii="TimeNewRoman" w:hAnsi="TimeNewRoman"/>
                 <w:sz w:val="30"/>
               </w:rPr>
-              <w:t>55+29=84</w:t>
+              <w:t>58-39=19</w:t>
             </w:r>
           </w:p>
         </w:tc>
@@ -352,7 +352,7 @@
                 <w:rFonts w:ascii="TimeNewRoman" w:hAnsi="TimeNewRoman"/>
                 <w:sz w:val="30"/>
               </w:rPr>
-              <w:t>17+66=83</w:t>
+              <w:t>37+35=72</w:t>
             </w:r>
           </w:p>
         </w:tc>
@@ -369,7 +369,7 @@
                 <w:rFonts w:ascii="TimeNewRoman" w:hAnsi="TimeNewRoman"/>
                 <w:sz w:val="30"/>
               </w:rPr>
-              <w:t>86+5=91</w:t>
+              <w:t>71-52=19</w:t>
             </w:r>
           </w:p>
         </w:tc>
@@ -388,7 +388,7 @@
                 <w:rFonts w:ascii="TimeNewRoman" w:hAnsi="TimeNewRoman"/>
                 <w:sz w:val="30"/>
               </w:rPr>
-              <w:t>20-2=18</w:t>
+              <w:t>34+38=72</w:t>
             </w:r>
           </w:p>
         </w:tc>
@@ -405,7 +405,7 @@
                 <w:rFonts w:ascii="TimeNewRoman" w:hAnsi="TimeNewRoman"/>
                 <w:sz w:val="30"/>
               </w:rPr>
-              <w:t>19+3=22</w:t>
+              <w:t>5+47=52</w:t>
             </w:r>
           </w:p>
         </w:tc>
@@ -422,7 +422,7 @@
                 <w:rFonts w:ascii="TimeNewRoman" w:hAnsi="TimeNewRoman"/>
                 <w:sz w:val="30"/>
               </w:rPr>
-              <w:t>57+36=93</w:t>
+              <w:t>18+18=36</w:t>
             </w:r>
           </w:p>
         </w:tc>
@@ -439,7 +439,7 @@
                 <w:rFonts w:ascii="TimeNewRoman" w:hAnsi="TimeNewRoman"/>
                 <w:sz w:val="30"/>
               </w:rPr>
-              <w:t>16+18=34</w:t>
+              <w:t>21-16=5</w:t>
             </w:r>
           </w:p>
         </w:tc>
@@ -456,7 +456,7 @@
                 <w:rFonts w:ascii="TimeNewRoman" w:hAnsi="TimeNewRoman"/>
                 <w:sz w:val="30"/>
               </w:rPr>
-              <w:t>34+57=91</w:t>
+              <w:t>18+33=51</w:t>
             </w:r>
           </w:p>
         </w:tc>
@@ -475,7 +475,7 @@
                 <w:rFonts w:ascii="TimeNewRoman" w:hAnsi="TimeNewRoman"/>
                 <w:sz w:val="30"/>
               </w:rPr>
-              <w:t>64-47=17</w:t>
+              <w:t>27+15=42</w:t>
             </w:r>
           </w:p>
         </w:tc>
@@ -492,7 +492,7 @@
                 <w:rFonts w:ascii="TimeNewRoman" w:hAnsi="TimeNewRoman"/>
                 <w:sz w:val="30"/>
               </w:rPr>
-              <w:t>34+48=82</w:t>
+              <w:t>93-44=49</w:t>
             </w:r>
           </w:p>
         </w:tc>
@@ -509,7 +509,355 @@
                 <w:rFonts w:ascii="TimeNewRoman" w:hAnsi="TimeNewRoman"/>
                 <w:sz w:val="30"/>
               </w:rPr>
-              <w:t>80-71=9</w:t>
+              <w:t>48+27=75</w:t>
+            </w:r>
+          </w:p>
+        </w:tc>
+        <w:tc>
+          <w:tcPr>
+            <w:tcW w:type="dxa" w:w="1987"/>
+          </w:tcPr>
+          <w:p>
+            <w:pPr>
+              <w:jc w:val="left"/>
+            </w:pPr>
+            <w:r>
+              <w:rPr>
+                <w:rFonts w:ascii="TimeNewRoman" w:hAnsi="TimeNewRoman"/>
+                <w:sz w:val="30"/>
+              </w:rPr>
+              <w:t>15+29=44</w:t>
+            </w:r>
+          </w:p>
+        </w:tc>
+        <w:tc>
+          <w:tcPr>
+            <w:tcW w:type="dxa" w:w="1987"/>
+          </w:tcPr>
+          <w:p>
+            <w:pPr>
+              <w:jc w:val="left"/>
+            </w:pPr>
+            <w:r>
+              <w:rPr>
+                <w:rFonts w:ascii="TimeNewRoman" w:hAnsi="TimeNewRoman"/>
+                <w:sz w:val="30"/>
+              </w:rPr>
+              <w:t>14-8=6</w:t>
+            </w:r>
+          </w:p>
+        </w:tc>
+      </w:tr>
+      <w:tr>
+        <w:tc>
+          <w:tcPr>
+            <w:tcW w:type="dxa" w:w="1987"/>
+          </w:tcPr>
+          <w:p>
+            <w:pPr>
+              <w:jc w:val="left"/>
+            </w:pPr>
+            <w:r>
+              <w:rPr>
+                <w:rFonts w:ascii="TimeNewRoman" w:hAnsi="TimeNewRoman"/>
+                <w:sz w:val="30"/>
+              </w:rPr>
+              <w:t>28+13=41</w:t>
+            </w:r>
+          </w:p>
+        </w:tc>
+        <w:tc>
+          <w:tcPr>
+            <w:tcW w:type="dxa" w:w="1987"/>
+          </w:tcPr>
+          <w:p>
+            <w:pPr>
+              <w:jc w:val="left"/>
+            </w:pPr>
+            <w:r>
+              <w:rPr>
+                <w:rFonts w:ascii="TimeNewRoman" w:hAnsi="TimeNewRoman"/>
+                <w:sz w:val="30"/>
+              </w:rPr>
+              <w:t>71-66=5</w:t>
+            </w:r>
+          </w:p>
+        </w:tc>
+        <w:tc>
+          <w:tcPr>
+            <w:tcW w:type="dxa" w:w="1987"/>
+          </w:tcPr>
+          <w:p>
+            <w:pPr>
+              <w:jc w:val="left"/>
+            </w:pPr>
+            <w:r>
+              <w:rPr>
+                <w:rFonts w:ascii="TimeNewRoman" w:hAnsi="TimeNewRoman"/>
+                <w:sz w:val="30"/>
+              </w:rPr>
+              <w:t>29+45=74</w:t>
+            </w:r>
+          </w:p>
+        </w:tc>
+        <w:tc>
+          <w:tcPr>
+            <w:tcW w:type="dxa" w:w="1987"/>
+          </w:tcPr>
+          <w:p>
+            <w:pPr>
+              <w:jc w:val="left"/>
+            </w:pPr>
+            <w:r>
+              <w:rPr>
+                <w:rFonts w:ascii="TimeNewRoman" w:hAnsi="TimeNewRoman"/>
+                <w:sz w:val="30"/>
+              </w:rPr>
+              <w:t>19+65=84</w:t>
+            </w:r>
+          </w:p>
+        </w:tc>
+        <w:tc>
+          <w:tcPr>
+            <w:tcW w:type="dxa" w:w="1987"/>
+          </w:tcPr>
+          <w:p>
+            <w:pPr>
+              <w:jc w:val="left"/>
+            </w:pPr>
+            <w:r>
+              <w:rPr>
+                <w:rFonts w:ascii="TimeNewRoman" w:hAnsi="TimeNewRoman"/>
+                <w:sz w:val="30"/>
+              </w:rPr>
+              <w:t>59+8=67</w:t>
+            </w:r>
+          </w:p>
+        </w:tc>
+      </w:tr>
+      <w:tr>
+        <w:tc>
+          <w:tcPr>
+            <w:tcW w:type="dxa" w:w="1987"/>
+          </w:tcPr>
+          <w:p>
+            <w:pPr>
+              <w:jc w:val="left"/>
+            </w:pPr>
+            <w:r>
+              <w:rPr>
+                <w:rFonts w:ascii="TimeNewRoman" w:hAnsi="TimeNewRoman"/>
+                <w:sz w:val="30"/>
+              </w:rPr>
+              <w:t>61-36=25</w:t>
+            </w:r>
+          </w:p>
+        </w:tc>
+        <w:tc>
+          <w:tcPr>
+            <w:tcW w:type="dxa" w:w="1987"/>
+          </w:tcPr>
+          <w:p>
+            <w:pPr>
+              <w:jc w:val="left"/>
+            </w:pPr>
+            <w:r>
+              <w:rPr>
+                <w:rFonts w:ascii="TimeNewRoman" w:hAnsi="TimeNewRoman"/>
+                <w:sz w:val="30"/>
+              </w:rPr>
+              <w:t>71-9=62</w:t>
+            </w:r>
+          </w:p>
+        </w:tc>
+        <w:tc>
+          <w:tcPr>
+            <w:tcW w:type="dxa" w:w="1987"/>
+          </w:tcPr>
+          <w:p>
+            <w:pPr>
+              <w:jc w:val="left"/>
+            </w:pPr>
+            <w:r>
+              <w:rPr>
+                <w:rFonts w:ascii="TimeNewRoman" w:hAnsi="TimeNewRoman"/>
+                <w:sz w:val="30"/>
+              </w:rPr>
+              <w:t>94-19=75</w:t>
+            </w:r>
+          </w:p>
+        </w:tc>
+        <w:tc>
+          <w:tcPr>
+            <w:tcW w:type="dxa" w:w="1987"/>
+          </w:tcPr>
+          <w:p>
+            <w:pPr>
+              <w:jc w:val="left"/>
+            </w:pPr>
+            <w:r>
+              <w:rPr>
+                <w:rFonts w:ascii="TimeNewRoman" w:hAnsi="TimeNewRoman"/>
+                <w:sz w:val="30"/>
+              </w:rPr>
+              <w:t>63-17=46</w:t>
+            </w:r>
+          </w:p>
+        </w:tc>
+        <w:tc>
+          <w:tcPr>
+            <w:tcW w:type="dxa" w:w="1987"/>
+          </w:tcPr>
+          <w:p>
+            <w:pPr>
+              <w:jc w:val="left"/>
+            </w:pPr>
+            <w:r>
+              <w:rPr>
+                <w:rFonts w:ascii="TimeNewRoman" w:hAnsi="TimeNewRoman"/>
+                <w:sz w:val="30"/>
+              </w:rPr>
+              <w:t>15+57=72</w:t>
+            </w:r>
+          </w:p>
+        </w:tc>
+      </w:tr>
+      <w:tr>
+        <w:tc>
+          <w:tcPr>
+            <w:tcW w:type="dxa" w:w="1987"/>
+          </w:tcPr>
+          <w:p>
+            <w:pPr>
+              <w:jc w:val="left"/>
+            </w:pPr>
+            <w:r>
+              <w:rPr>
+                <w:rFonts w:ascii="TimeNewRoman" w:hAnsi="TimeNewRoman"/>
+                <w:sz w:val="30"/>
+              </w:rPr>
+              <w:t>9+22=31</w:t>
+            </w:r>
+          </w:p>
+        </w:tc>
+        <w:tc>
+          <w:tcPr>
+            <w:tcW w:type="dxa" w:w="1987"/>
+          </w:tcPr>
+          <w:p>
+            <w:pPr>
+              <w:jc w:val="left"/>
+            </w:pPr>
+            <w:r>
+              <w:rPr>
+                <w:rFonts w:ascii="TimeNewRoman" w:hAnsi="TimeNewRoman"/>
+                <w:sz w:val="30"/>
+              </w:rPr>
+              <w:t>67+6=73</w:t>
+            </w:r>
+          </w:p>
+        </w:tc>
+        <w:tc>
+          <w:tcPr>
+            <w:tcW w:type="dxa" w:w="1987"/>
+          </w:tcPr>
+          <w:p>
+            <w:pPr>
+              <w:jc w:val="left"/>
+            </w:pPr>
+            <w:r>
+              <w:rPr>
+                <w:rFonts w:ascii="TimeNewRoman" w:hAnsi="TimeNewRoman"/>
+                <w:sz w:val="30"/>
+              </w:rPr>
+              <w:t>90-43=47</w:t>
+            </w:r>
+          </w:p>
+        </w:tc>
+        <w:tc>
+          <w:tcPr>
+            <w:tcW w:type="dxa" w:w="1987"/>
+          </w:tcPr>
+          <w:p>
+            <w:pPr>
+              <w:jc w:val="left"/>
+            </w:pPr>
+            <w:r>
+              <w:rPr>
+                <w:rFonts w:ascii="TimeNewRoman" w:hAnsi="TimeNewRoman"/>
+                <w:sz w:val="30"/>
+              </w:rPr>
+              <w:t>50-16=34</w:t>
+            </w:r>
+          </w:p>
+        </w:tc>
+        <w:tc>
+          <w:tcPr>
+            <w:tcW w:type="dxa" w:w="1987"/>
+          </w:tcPr>
+          <w:p>
+            <w:pPr>
+              <w:jc w:val="left"/>
+            </w:pPr>
+            <w:r>
+              <w:rPr>
+                <w:rFonts w:ascii="TimeNewRoman" w:hAnsi="TimeNewRoman"/>
+                <w:sz w:val="30"/>
+              </w:rPr>
+              <w:t>23-17=6</w:t>
+            </w:r>
+          </w:p>
+        </w:tc>
+      </w:tr>
+      <w:tr>
+        <w:tc>
+          <w:tcPr>
+            <w:tcW w:type="dxa" w:w="1987"/>
+          </w:tcPr>
+          <w:p>
+            <w:pPr>
+              <w:jc w:val="left"/>
+            </w:pPr>
+            <w:r>
+              <w:rPr>
+                <w:rFonts w:ascii="TimeNewRoman" w:hAnsi="TimeNewRoman"/>
+                <w:sz w:val="30"/>
+              </w:rPr>
+              <w:t>81-33=48</w:t>
+            </w:r>
+          </w:p>
+        </w:tc>
+        <w:tc>
+          <w:tcPr>
+            <w:tcW w:type="dxa" w:w="1987"/>
+          </w:tcPr>
+          <w:p>
+            <w:pPr>
+              <w:jc w:val="left"/>
+            </w:pPr>
+            <w:r>
+              <w:rPr>
+                <w:rFonts w:ascii="TimeNewRoman" w:hAnsi="TimeNewRoman"/>
+                <w:sz w:val="30"/>
+              </w:rPr>
+              <w:t>23-14=9</w:t>
+            </w:r>
+          </w:p>
+        </w:tc>
+        <w:tc>
+          <w:tcPr>
+            <w:tcW w:type="dxa" w:w="1987"/>
+          </w:tcPr>
+          <w:p>
+            <w:pPr>
+              <w:jc w:val="left"/>
+            </w:pPr>
+            <w:r>
+              <w:rPr>
+                <w:rFonts w:ascii="TimeNewRoman" w:hAnsi="TimeNewRoman"/>
+                <w:sz w:val="30"/>
+              </w:rPr>
+              <w:t>81-16=65</w:t>
             </w:r>
           </w:p>
         </w:tc>
@@ -543,7 +891,7 @@
                 <w:rFonts w:ascii="TimeNewRoman" w:hAnsi="TimeNewRoman"/>
                 <w:sz w:val="30"/>
               </w:rPr>
-              <w:t>27+38=65</w:t>
+              <w:t>59+9=68</w:t>
             </w:r>
           </w:p>
         </w:tc>
@@ -562,7 +910,7 @@
                 <w:rFonts w:ascii="TimeNewRoman" w:hAnsi="TimeNewRoman"/>
                 <w:sz w:val="30"/>
               </w:rPr>
-              <w:t>77-18=59</w:t>
+              <w:t>19+48=67</w:t>
             </w:r>
           </w:p>
         </w:tc>
@@ -579,7 +927,7 @@
                 <w:rFonts w:ascii="TimeNewRoman" w:hAnsi="TimeNewRoman"/>
                 <w:sz w:val="30"/>
               </w:rPr>
-              <w:t>81-39=42</w:t>
+              <w:t>80-74=6</w:t>
             </w:r>
           </w:p>
         </w:tc>
@@ -596,7 +944,7 @@
                 <w:rFonts w:ascii="TimeNewRoman" w:hAnsi="TimeNewRoman"/>
                 <w:sz w:val="30"/>
               </w:rPr>
-              <w:t>6+67=73</w:t>
+              <w:t>56+36=92</w:t>
             </w:r>
           </w:p>
         </w:tc>
@@ -613,7 +961,7 @@
                 <w:rFonts w:ascii="TimeNewRoman" w:hAnsi="TimeNewRoman"/>
                 <w:sz w:val="30"/>
               </w:rPr>
-              <w:t>15+66=81</w:t>
+              <w:t>61-19=42</w:t>
             </w:r>
           </w:p>
         </w:tc>
@@ -630,7 +978,7 @@
                 <w:rFonts w:ascii="TimeNewRoman" w:hAnsi="TimeNewRoman"/>
                 <w:sz w:val="30"/>
               </w:rPr>
-              <w:t>97-28=69</w:t>
+              <w:t>39+56=95</w:t>
             </w:r>
           </w:p>
         </w:tc>
@@ -649,7 +997,7 @@
                 <w:rFonts w:ascii="TimeNewRoman" w:hAnsi="TimeNewRoman"/>
                 <w:sz w:val="30"/>
               </w:rPr>
-              <w:t>57+29=86</w:t>
+              <w:t>20-12=8</w:t>
             </w:r>
           </w:p>
         </w:tc>
@@ -666,7 +1014,7 @@
                 <w:rFonts w:ascii="TimeNewRoman" w:hAnsi="TimeNewRoman"/>
                 <w:sz w:val="30"/>
               </w:rPr>
-              <w:t>28+18=46</w:t>
+              <w:t>95-37=58</w:t>
             </w:r>
           </w:p>
         </w:tc>
@@ -683,7 +1031,7 @@
                 <w:rFonts w:ascii="TimeNewRoman" w:hAnsi="TimeNewRoman"/>
                 <w:sz w:val="30"/>
               </w:rPr>
-              <w:t>5+86=91</w:t>
+              <w:t>15+37=52</w:t>
             </w:r>
           </w:p>
         </w:tc>
@@ -700,7 +1048,7 @@
                 <w:rFonts w:ascii="TimeNewRoman" w:hAnsi="TimeNewRoman"/>
                 <w:sz w:val="30"/>
               </w:rPr>
-              <w:t>49+45=94</w:t>
+              <w:t>81-76=5</w:t>
             </w:r>
           </w:p>
         </w:tc>
@@ -717,7 +1065,7 @@
                 <w:rFonts w:ascii="TimeNewRoman" w:hAnsi="TimeNewRoman"/>
                 <w:sz w:val="30"/>
               </w:rPr>
-              <w:t>9+63=72</w:t>
+              <w:t>8+16=24</w:t>
             </w:r>
           </w:p>
         </w:tc>
@@ -736,7 +1084,7 @@
                 <w:rFonts w:ascii="TimeNewRoman" w:hAnsi="TimeNewRoman"/>
                 <w:sz w:val="30"/>
               </w:rPr>
-              <w:t>52-49=3</w:t>
+              <w:t>98-89=9</w:t>
             </w:r>
           </w:p>
         </w:tc>
@@ -753,7 +1101,7 @@
                 <w:rFonts w:ascii="TimeNewRoman" w:hAnsi="TimeNewRoman"/>
                 <w:sz w:val="30"/>
               </w:rPr>
-              <w:t>7+56=63</w:t>
+              <w:t>49+23=72</w:t>
             </w:r>
           </w:p>
         </w:tc>
@@ -770,7 +1118,7 @@
                 <w:rFonts w:ascii="TimeNewRoman" w:hAnsi="TimeNewRoman"/>
                 <w:sz w:val="30"/>
               </w:rPr>
-              <w:t>49+27=76</w:t>
+              <w:t>50-45=5</w:t>
             </w:r>
           </w:p>
         </w:tc>
@@ -787,7 +1135,7 @@
                 <w:rFonts w:ascii="TimeNewRoman" w:hAnsi="TimeNewRoman"/>
                 <w:sz w:val="30"/>
               </w:rPr>
-              <w:t>69+26=95</w:t>
+              <w:t>3+68=71</w:t>
             </w:r>
           </w:p>
         </w:tc>
@@ -804,7 +1152,7 @@
                 <w:rFonts w:ascii="TimeNewRoman" w:hAnsi="TimeNewRoman"/>
                 <w:sz w:val="30"/>
               </w:rPr>
-              <w:t>33-25=8</w:t>
+              <w:t>93-45=48</w:t>
             </w:r>
           </w:p>
         </w:tc>
@@ -823,7 +1171,7 @@
                 <w:rFonts w:ascii="TimeNewRoman" w:hAnsi="TimeNewRoman"/>
                 <w:sz w:val="30"/>
               </w:rPr>
-              <w:t>31-6=25</w:t>
+              <w:t>75+16=91</w:t>
             </w:r>
           </w:p>
         </w:tc>
@@ -840,7 +1188,7 @@
                 <w:rFonts w:ascii="TimeNewRoman" w:hAnsi="TimeNewRoman"/>
                 <w:sz w:val="30"/>
               </w:rPr>
-              <w:t>62-35=27</w:t>
+              <w:t>70-14=56</w:t>
             </w:r>
           </w:p>
         </w:tc>
@@ -857,7 +1205,7 @@
                 <w:rFonts w:ascii="TimeNewRoman" w:hAnsi="TimeNewRoman"/>
                 <w:sz w:val="30"/>
               </w:rPr>
-              <w:t>64-28=36</w:t>
+              <w:t>93-26=67</w:t>
             </w:r>
           </w:p>
         </w:tc>
@@ -874,7 +1222,7 @@
                 <w:rFonts w:ascii="TimeNewRoman" w:hAnsi="TimeNewRoman"/>
                 <w:sz w:val="30"/>
               </w:rPr>
-              <w:t>74-65=9</w:t>
+              <w:t>50-39=11</w:t>
             </w:r>
           </w:p>
         </w:tc>
@@ -891,7 +1239,7 @@
                 <w:rFonts w:ascii="TimeNewRoman" w:hAnsi="TimeNewRoman"/>
                 <w:sz w:val="30"/>
               </w:rPr>
-              <w:t>37+27=64</w:t>
+              <w:t>6+27=33</w:t>
             </w:r>
           </w:p>
         </w:tc>
@@ -910,7 +1258,7 @@
                 <w:rFonts w:ascii="TimeNewRoman" w:hAnsi="TimeNewRoman"/>
                 <w:sz w:val="30"/>
               </w:rPr>
-              <w:t>69+22=91</w:t>
+              <w:t>45+17=62</w:t>
             </w:r>
           </w:p>
         </w:tc>
@@ -927,7 +1275,7 @@
                 <w:rFonts w:ascii="TimeNewRoman" w:hAnsi="TimeNewRoman"/>
                 <w:sz w:val="30"/>
               </w:rPr>
-              <w:t>70-3=67</w:t>
+              <w:t>50-47=3</w:t>
             </w:r>
           </w:p>
         </w:tc>
@@ -944,7 +1292,7 @@
                 <w:rFonts w:ascii="TimeNewRoman" w:hAnsi="TimeNewRoman"/>
                 <w:sz w:val="30"/>
               </w:rPr>
-              <w:t>49+46=95</w:t>
+              <w:t>29+36=65</w:t>
             </w:r>
           </w:p>
         </w:tc>
@@ -961,7 +1309,7 @@
                 <w:rFonts w:ascii="TimeNewRoman" w:hAnsi="TimeNewRoman"/>
                 <w:sz w:val="30"/>
               </w:rPr>
-              <w:t>35+56=91</w:t>
+              <w:t>36-28=8</w:t>
             </w:r>
           </w:p>
         </w:tc>
@@ -978,7 +1326,7 @@
                 <w:rFonts w:ascii="TimeNewRoman" w:hAnsi="TimeNewRoman"/>
                 <w:sz w:val="30"/>
               </w:rPr>
-              <w:t>81-37=44</w:t>
+              <w:t>48+3=51</w:t>
             </w:r>
           </w:p>
         </w:tc>
@@ -997,7 +1345,7 @@
                 <w:rFonts w:ascii="TimeNewRoman" w:hAnsi="TimeNewRoman"/>
                 <w:sz w:val="30"/>
               </w:rPr>
-              <w:t>7+67=74</w:t>
+              <w:t>33-24=9</w:t>
             </w:r>
           </w:p>
         </w:tc>
@@ -1014,7 +1362,7 @@
                 <w:rFonts w:ascii="TimeNewRoman" w:hAnsi="TimeNewRoman"/>
                 <w:sz w:val="30"/>
               </w:rPr>
-              <w:t>74-45=29</w:t>
+              <w:t>83-54=29</w:t>
             </w:r>
           </w:p>
         </w:tc>
@@ -1031,7 +1379,7 @@
                 <w:rFonts w:ascii="TimeNewRoman" w:hAnsi="TimeNewRoman"/>
                 <w:sz w:val="30"/>
               </w:rPr>
-              <w:t>31-29=2</w:t>
+              <w:t>20-8=12</w:t>
             </w:r>
           </w:p>
         </w:tc>
@@ -1048,7 +1396,7 @@
                 <w:rFonts w:ascii="TimeNewRoman" w:hAnsi="TimeNewRoman"/>
                 <w:sz w:val="30"/>
               </w:rPr>
-              <w:t>19+56=75</w:t>
+              <w:t>19+48=67</w:t>
             </w:r>
           </w:p>
         </w:tc>
@@ -1065,7 +1413,7 @@
                 <w:rFonts w:ascii="TimeNewRoman" w:hAnsi="TimeNewRoman"/>
                 <w:sz w:val="30"/>
               </w:rPr>
-              <w:t>7+64=71</w:t>
+              <w:t>18+66=84</w:t>
             </w:r>
           </w:p>
         </w:tc>
@@ -1084,7 +1432,7 @@
                 <w:rFonts w:ascii="TimeNewRoman" w:hAnsi="TimeNewRoman"/>
                 <w:sz w:val="30"/>
               </w:rPr>
-              <w:t>93-36=57</w:t>
+              <w:t>29+43=72</w:t>
             </w:r>
           </w:p>
         </w:tc>
@@ -1101,7 +1449,7 @@
                 <w:rFonts w:ascii="TimeNewRoman" w:hAnsi="TimeNewRoman"/>
                 <w:sz w:val="30"/>
               </w:rPr>
-              <w:t>71-17=54</w:t>
+              <w:t>91-49=42</w:t>
             </w:r>
           </w:p>
         </w:tc>
@@ -1118,7 +1466,7 @@
                 <w:rFonts w:ascii="TimeNewRoman" w:hAnsi="TimeNewRoman"/>
                 <w:sz w:val="30"/>
               </w:rPr>
-              <w:t>9+8=17</w:t>
+              <w:t>23-8=15</w:t>
             </w:r>
           </w:p>
         </w:tc>
@@ -1135,7 +1483,7 @@
                 <w:rFonts w:ascii="TimeNewRoman" w:hAnsi="TimeNewRoman"/>
                 <w:sz w:val="30"/>
               </w:rPr>
-              <w:t>81-28=53</w:t>
+              <w:t>68-49=19</w:t>
             </w:r>
           </w:p>
         </w:tc>
@@ -1152,7 +1500,7 @@
                 <w:rFonts w:ascii="TimeNewRoman" w:hAnsi="TimeNewRoman"/>
                 <w:sz w:val="30"/>
               </w:rPr>
-              <w:t>87-18=69</w:t>
+              <w:t>65-48=17</w:t>
             </w:r>
           </w:p>
         </w:tc>
@@ -1171,7 +1519,7 @@
                 <w:rFonts w:ascii="TimeNewRoman" w:hAnsi="TimeNewRoman"/>
                 <w:sz w:val="30"/>
               </w:rPr>
-              <w:t>85-67=18</w:t>
+              <w:t>30-25=5</w:t>
             </w:r>
           </w:p>
         </w:tc>
@@ -1188,7 +1536,7 @@
                 <w:rFonts w:ascii="TimeNewRoman" w:hAnsi="TimeNewRoman"/>
                 <w:sz w:val="30"/>
               </w:rPr>
-              <w:t>60-51=9</w:t>
+              <w:t>65+18=83</w:t>
             </w:r>
           </w:p>
         </w:tc>
@@ -1205,7 +1553,7 @@
                 <w:rFonts w:ascii="TimeNewRoman" w:hAnsi="TimeNewRoman"/>
                 <w:sz w:val="30"/>
               </w:rPr>
-              <w:t>85-68=17</w:t>
+              <w:t>18+34=52</w:t>
             </w:r>
           </w:p>
         </w:tc>
@@ -1222,7 +1570,7 @@
                 <w:rFonts w:ascii="TimeNewRoman" w:hAnsi="TimeNewRoman"/>
                 <w:sz w:val="30"/>
               </w:rPr>
-              <w:t>19+44=63</w:t>
+              <w:t>58+26=84</w:t>
             </w:r>
           </w:p>
         </w:tc>
@@ -1239,7 +1587,7 @@
                 <w:rFonts w:ascii="TimeNewRoman" w:hAnsi="TimeNewRoman"/>
                 <w:sz w:val="30"/>
               </w:rPr>
-              <w:t>42-24=18</w:t>
+              <w:t>71-16=55</w:t>
             </w:r>
           </w:p>
         </w:tc>
@@ -1258,7 +1606,7 @@
                 <w:rFonts w:ascii="TimeNewRoman" w:hAnsi="TimeNewRoman"/>
                 <w:sz w:val="30"/>
               </w:rPr>
-              <w:t>67-38=29</w:t>
+              <w:t>69+25=94</w:t>
             </w:r>
           </w:p>
         </w:tc>
@@ -1275,7 +1623,7 @@
                 <w:rFonts w:ascii="TimeNewRoman" w:hAnsi="TimeNewRoman"/>
                 <w:sz w:val="30"/>
               </w:rPr>
-              <w:t>51-29=22</w:t>
+              <w:t>30-17=13</w:t>
             </w:r>
           </w:p>
         </w:tc>
@@ -1292,7 +1640,7 @@
                 <w:rFonts w:ascii="TimeNewRoman" w:hAnsi="TimeNewRoman"/>
                 <w:sz w:val="30"/>
               </w:rPr>
-              <w:t>14+48=62</w:t>
+              <w:t>49+6=55</w:t>
             </w:r>
           </w:p>
         </w:tc>
@@ -1309,7 +1657,7 @@
                 <w:rFonts w:ascii="TimeNewRoman" w:hAnsi="TimeNewRoman"/>
                 <w:sz w:val="30"/>
               </w:rPr>
-              <w:t>33+49=82</w:t>
+              <w:t>48+18=66</w:t>
             </w:r>
           </w:p>
         </w:tc>
@@ -1326,7 +1674,7 @@
                 <w:rFonts w:ascii="TimeNewRoman" w:hAnsi="TimeNewRoman"/>
                 <w:sz w:val="30"/>
               </w:rPr>
-              <w:t>15+76=91</w:t>
+              <w:t>54+29=83</w:t>
             </w:r>
           </w:p>
         </w:tc>
@@ -1345,7 +1693,7 @@
                 <w:rFonts w:ascii="TimeNewRoman" w:hAnsi="TimeNewRoman"/>
                 <w:sz w:val="30"/>
               </w:rPr>
-              <w:t>66-9=57</w:t>
+              <w:t>70-18=52</w:t>
             </w:r>
           </w:p>
         </w:tc>
@@ -1362,7 +1710,7 @@
                 <w:rFonts w:ascii="TimeNewRoman" w:hAnsi="TimeNewRoman"/>
                 <w:sz w:val="30"/>
               </w:rPr>
-              <w:t>44-35=9</w:t>
+              <w:t>8+33=41</w:t>
             </w:r>
           </w:p>
         </w:tc>
@@ -1379,7 +1727,7 @@
                 <w:rFonts w:ascii="TimeNewRoman" w:hAnsi="TimeNewRoman"/>
                 <w:sz w:val="30"/>
               </w:rPr>
-              <w:t>84-8=76</w:t>
+              <w:t>74-49=25</w:t>
             </w:r>
           </w:p>
         </w:tc>
@@ -1396,7 +1744,7 @@
                 <w:rFonts w:ascii="TimeNewRoman" w:hAnsi="TimeNewRoman"/>
                 <w:sz w:val="30"/>
               </w:rPr>
-              <w:t>82-15=67</w:t>
+              <w:t>15+57=72</w:t>
             </w:r>
           </w:p>
         </w:tc>
@@ -1413,355 +1761,7 @@
                 <w:rFonts w:ascii="TimeNewRoman" w:hAnsi="TimeNewRoman"/>
                 <w:sz w:val="30"/>
               </w:rPr>
-              <w:t>51-27=24</w:t>
-            </w:r>
-          </w:p>
-        </w:tc>
-      </w:tr>
-      <w:tr>
-        <w:tc>
-          <w:tcPr>
-            <w:tcW w:type="dxa" w:w="1987"/>
-          </w:tcPr>
-          <w:p>
-            <w:pPr>
-              <w:jc w:val="left"/>
-            </w:pPr>
-            <w:r>
-              <w:rPr>
-                <w:rFonts w:ascii="TimeNewRoman" w:hAnsi="TimeNewRoman"/>
-                <w:sz w:val="30"/>
-              </w:rPr>
-              <w:t>60-28=32</w:t>
-            </w:r>
-          </w:p>
-        </w:tc>
-        <w:tc>
-          <w:tcPr>
-            <w:tcW w:type="dxa" w:w="1987"/>
-          </w:tcPr>
-          <w:p>
-            <w:pPr>
-              <w:jc w:val="left"/>
-            </w:pPr>
-            <w:r>
-              <w:rPr>
-                <w:rFonts w:ascii="TimeNewRoman" w:hAnsi="TimeNewRoman"/>
-                <w:sz w:val="30"/>
-              </w:rPr>
-              <w:t>13+39=52</w:t>
-            </w:r>
-          </w:p>
-        </w:tc>
-        <w:tc>
-          <w:tcPr>
-            <w:tcW w:type="dxa" w:w="1987"/>
-          </w:tcPr>
-          <w:p>
-            <w:pPr>
-              <w:jc w:val="left"/>
-            </w:pPr>
-            <w:r>
-              <w:rPr>
-                <w:rFonts w:ascii="TimeNewRoman" w:hAnsi="TimeNewRoman"/>
-                <w:sz w:val="30"/>
-              </w:rPr>
-              <w:t>21-3=18</w:t>
-            </w:r>
-          </w:p>
-        </w:tc>
-        <w:tc>
-          <w:tcPr>
-            <w:tcW w:type="dxa" w:w="1987"/>
-          </w:tcPr>
-          <w:p>
-            <w:pPr>
-              <w:jc w:val="left"/>
-            </w:pPr>
-            <w:r>
-              <w:rPr>
-                <w:rFonts w:ascii="TimeNewRoman" w:hAnsi="TimeNewRoman"/>
-                <w:sz w:val="30"/>
-              </w:rPr>
-              <w:t>94-17=77</w:t>
-            </w:r>
-          </w:p>
-        </w:tc>
-        <w:tc>
-          <w:tcPr>
-            <w:tcW w:type="dxa" w:w="1987"/>
-          </w:tcPr>
-          <w:p>
-            <w:pPr>
-              <w:jc w:val="left"/>
-            </w:pPr>
-            <w:r>
-              <w:rPr>
-                <w:rFonts w:ascii="TimeNewRoman" w:hAnsi="TimeNewRoman"/>
-                <w:sz w:val="30"/>
-              </w:rPr>
-              <w:t>30-15=15</w:t>
-            </w:r>
-          </w:p>
-        </w:tc>
-      </w:tr>
-      <w:tr>
-        <w:tc>
-          <w:tcPr>
-            <w:tcW w:type="dxa" w:w="1987"/>
-          </w:tcPr>
-          <w:p>
-            <w:pPr>
-              <w:jc w:val="left"/>
-            </w:pPr>
-            <w:r>
-              <w:rPr>
-                <w:rFonts w:ascii="TimeNewRoman" w:hAnsi="TimeNewRoman"/>
-                <w:sz w:val="30"/>
-              </w:rPr>
-              <w:t>5+87=92</w:t>
-            </w:r>
-          </w:p>
-        </w:tc>
-        <w:tc>
-          <w:tcPr>
-            <w:tcW w:type="dxa" w:w="1987"/>
-          </w:tcPr>
-          <w:p>
-            <w:pPr>
-              <w:jc w:val="left"/>
-            </w:pPr>
-            <w:r>
-              <w:rPr>
-                <w:rFonts w:ascii="TimeNewRoman" w:hAnsi="TimeNewRoman"/>
-                <w:sz w:val="30"/>
-              </w:rPr>
-              <w:t>33-18=15</w:t>
-            </w:r>
-          </w:p>
-        </w:tc>
-        <w:tc>
-          <w:tcPr>
-            <w:tcW w:type="dxa" w:w="1987"/>
-          </w:tcPr>
-          <w:p>
-            <w:pPr>
-              <w:jc w:val="left"/>
-            </w:pPr>
-            <w:r>
-              <w:rPr>
-                <w:rFonts w:ascii="TimeNewRoman" w:hAnsi="TimeNewRoman"/>
-                <w:sz w:val="30"/>
-              </w:rPr>
-              <w:t>60-2=58</w:t>
-            </w:r>
-          </w:p>
-        </w:tc>
-        <w:tc>
-          <w:tcPr>
-            <w:tcW w:type="dxa" w:w="1987"/>
-          </w:tcPr>
-          <w:p>
-            <w:pPr>
-              <w:jc w:val="left"/>
-            </w:pPr>
-            <w:r>
-              <w:rPr>
-                <w:rFonts w:ascii="TimeNewRoman" w:hAnsi="TimeNewRoman"/>
-                <w:sz w:val="30"/>
-              </w:rPr>
-              <w:t>81-62=19</w:t>
-            </w:r>
-          </w:p>
-        </w:tc>
-        <w:tc>
-          <w:tcPr>
-            <w:tcW w:type="dxa" w:w="1987"/>
-          </w:tcPr>
-          <w:p>
-            <w:pPr>
-              <w:jc w:val="left"/>
-            </w:pPr>
-            <w:r>
-              <w:rPr>
-                <w:rFonts w:ascii="TimeNewRoman" w:hAnsi="TimeNewRoman"/>
-                <w:sz w:val="30"/>
-              </w:rPr>
-              <w:t>75-18=57</w:t>
-            </w:r>
-          </w:p>
-        </w:tc>
-      </w:tr>
-      <w:tr>
-        <w:tc>
-          <w:tcPr>
-            <w:tcW w:type="dxa" w:w="1987"/>
-          </w:tcPr>
-          <w:p>
-            <w:pPr>
-              <w:jc w:val="left"/>
-            </w:pPr>
-            <w:r>
-              <w:rPr>
-                <w:rFonts w:ascii="TimeNewRoman" w:hAnsi="TimeNewRoman"/>
-                <w:sz w:val="30"/>
-              </w:rPr>
-              <w:t>84-46=38</w:t>
-            </w:r>
-          </w:p>
-        </w:tc>
-        <w:tc>
-          <w:tcPr>
-            <w:tcW w:type="dxa" w:w="1987"/>
-          </w:tcPr>
-          <w:p>
-            <w:pPr>
-              <w:jc w:val="left"/>
-            </w:pPr>
-            <w:r>
-              <w:rPr>
-                <w:rFonts w:ascii="TimeNewRoman" w:hAnsi="TimeNewRoman"/>
-                <w:sz w:val="30"/>
-              </w:rPr>
-              <w:t>29+26=55</w:t>
-            </w:r>
-          </w:p>
-        </w:tc>
-        <w:tc>
-          <w:tcPr>
-            <w:tcW w:type="dxa" w:w="1987"/>
-          </w:tcPr>
-          <w:p>
-            <w:pPr>
-              <w:jc w:val="left"/>
-            </w:pPr>
-            <w:r>
-              <w:rPr>
-                <w:rFonts w:ascii="TimeNewRoman" w:hAnsi="TimeNewRoman"/>
-                <w:sz w:val="30"/>
-              </w:rPr>
-              <w:t>39+14=53</w:t>
-            </w:r>
-          </w:p>
-        </w:tc>
-        <w:tc>
-          <w:tcPr>
-            <w:tcW w:type="dxa" w:w="1987"/>
-          </w:tcPr>
-          <w:p>
-            <w:pPr>
-              <w:jc w:val="left"/>
-            </w:pPr>
-            <w:r>
-              <w:rPr>
-                <w:rFonts w:ascii="TimeNewRoman" w:hAnsi="TimeNewRoman"/>
-                <w:sz w:val="30"/>
-              </w:rPr>
-              <w:t>72+9=81</w:t>
-            </w:r>
-          </w:p>
-        </w:tc>
-        <w:tc>
-          <w:tcPr>
-            <w:tcW w:type="dxa" w:w="1987"/>
-          </w:tcPr>
-          <w:p>
-            <w:pPr>
-              <w:jc w:val="left"/>
-            </w:pPr>
-            <w:r>
-              <w:rPr>
-                <w:rFonts w:ascii="TimeNewRoman" w:hAnsi="TimeNewRoman"/>
-                <w:sz w:val="30"/>
-              </w:rPr>
-              <w:t>91-67=24</w:t>
-            </w:r>
-          </w:p>
-        </w:tc>
-      </w:tr>
-      <w:tr>
-        <w:tc>
-          <w:tcPr>
-            <w:tcW w:type="dxa" w:w="1987"/>
-          </w:tcPr>
-          <w:p>
-            <w:pPr>
-              <w:jc w:val="left"/>
-            </w:pPr>
-            <w:r>
-              <w:rPr>
-                <w:rFonts w:ascii="TimeNewRoman" w:hAnsi="TimeNewRoman"/>
-                <w:sz w:val="30"/>
-              </w:rPr>
-              <w:t>54-19=35</w:t>
-            </w:r>
-          </w:p>
-        </w:tc>
-        <w:tc>
-          <w:tcPr>
-            <w:tcW w:type="dxa" w:w="1987"/>
-          </w:tcPr>
-          <w:p>
-            <w:pPr>
-              <w:jc w:val="left"/>
-            </w:pPr>
-            <w:r>
-              <w:rPr>
-                <w:rFonts w:ascii="TimeNewRoman" w:hAnsi="TimeNewRoman"/>
-                <w:sz w:val="30"/>
-              </w:rPr>
-              <w:t>5+6=11</w:t>
-            </w:r>
-          </w:p>
-        </w:tc>
-        <w:tc>
-          <w:tcPr>
-            <w:tcW w:type="dxa" w:w="1987"/>
-          </w:tcPr>
-          <w:p>
-            <w:pPr>
-              <w:jc w:val="left"/>
-            </w:pPr>
-            <w:r>
-              <w:rPr>
-                <w:rFonts w:ascii="TimeNewRoman" w:hAnsi="TimeNewRoman"/>
-                <w:sz w:val="30"/>
-              </w:rPr>
-              <w:t>71-62=9</w:t>
-            </w:r>
-          </w:p>
-        </w:tc>
-        <w:tc>
-          <w:tcPr>
-            <w:tcW w:type="dxa" w:w="1987"/>
-          </w:tcPr>
-          <w:p>
-            <w:pPr>
-              <w:jc w:val="left"/>
-            </w:pPr>
-            <w:r>
-              <w:rPr>
-                <w:rFonts w:ascii="TimeNewRoman" w:hAnsi="TimeNewRoman"/>
-                <w:sz w:val="30"/>
-              </w:rPr>
-              <w:t>27+56=83</w:t>
-            </w:r>
-          </w:p>
-        </w:tc>
-        <w:tc>
-          <w:tcPr>
-            <w:tcW w:type="dxa" w:w="1987"/>
-          </w:tcPr>
-          <w:p>
-            <w:pPr>
-              <w:jc w:val="left"/>
-            </w:pPr>
-            <w:r>
-              <w:rPr>
-                <w:rFonts w:ascii="TimeNewRoman" w:hAnsi="TimeNewRoman"/>
-                <w:sz w:val="30"/>
-              </w:rPr>
-              <w:t>74-29=45</w:t>
+              <w:t>8+79=87</w:t>
             </w:r>
           </w:p>
         </w:tc>

--- a/answers-of-adc_sbb_within_100.docx
+++ b/answers-of-adc_sbb_within_100.docx
@@ -11,7 +11,7 @@
           <w:rFonts w:ascii="Arial" w:hAnsi="Arial"/>
           <w:sz w:val="30"/>
         </w:rPr>
-        <w:t>2026-09-14 Monday</w:t>
+        <w:t>2026-09-15 Tuesday</w:t>
       </w:r>
     </w:p>
     <w:tbl>
@@ -40,7 +40,7 @@
                 <w:rFonts w:ascii="TimeNewRoman" w:hAnsi="TimeNewRoman"/>
                 <w:sz w:val="30"/>
               </w:rPr>
-              <w:t>16+58=74</w:t>
+              <w:t>84-15=69</w:t>
             </w:r>
           </w:p>
         </w:tc>
@@ -57,7 +57,7 @@
                 <w:rFonts w:ascii="TimeNewRoman" w:hAnsi="TimeNewRoman"/>
                 <w:sz w:val="30"/>
               </w:rPr>
-              <w:t>32-7=25</w:t>
+              <w:t>48+28=76</w:t>
             </w:r>
           </w:p>
         </w:tc>
@@ -74,7 +74,7 @@
                 <w:rFonts w:ascii="TimeNewRoman" w:hAnsi="TimeNewRoman"/>
                 <w:sz w:val="30"/>
               </w:rPr>
-              <w:t>4+58=62</w:t>
+              <w:t>52-3=49</w:t>
             </w:r>
           </w:p>
         </w:tc>
@@ -91,7 +91,7 @@
                 <w:rFonts w:ascii="TimeNewRoman" w:hAnsi="TimeNewRoman"/>
                 <w:sz w:val="30"/>
               </w:rPr>
-              <w:t>19+53=72</w:t>
+              <w:t>87+4=91</w:t>
             </w:r>
           </w:p>
         </w:tc>
@@ -108,7 +108,7 @@
                 <w:rFonts w:ascii="TimeNewRoman" w:hAnsi="TimeNewRoman"/>
                 <w:sz w:val="30"/>
               </w:rPr>
-              <w:t>38+15=53</w:t>
+              <w:t>22-7=15</w:t>
             </w:r>
           </w:p>
         </w:tc>
@@ -127,7 +127,7 @@
                 <w:rFonts w:ascii="TimeNewRoman" w:hAnsi="TimeNewRoman"/>
                 <w:sz w:val="30"/>
               </w:rPr>
-              <w:t>59+23=82</w:t>
+              <w:t>81-58=23</w:t>
             </w:r>
           </w:p>
         </w:tc>
@@ -144,7 +144,7 @@
                 <w:rFonts w:ascii="TimeNewRoman" w:hAnsi="TimeNewRoman"/>
                 <w:sz w:val="30"/>
               </w:rPr>
-              <w:t>68+17=85</w:t>
+              <w:t>36+19=55</w:t>
             </w:r>
           </w:p>
         </w:tc>
@@ -161,7 +161,7 @@
                 <w:rFonts w:ascii="TimeNewRoman" w:hAnsi="TimeNewRoman"/>
                 <w:sz w:val="30"/>
               </w:rPr>
-              <w:t>35+57=92</w:t>
+              <w:t>43+29=72</w:t>
             </w:r>
           </w:p>
         </w:tc>
@@ -178,7 +178,7 @@
                 <w:rFonts w:ascii="TimeNewRoman" w:hAnsi="TimeNewRoman"/>
                 <w:sz w:val="30"/>
               </w:rPr>
-              <w:t>26+69=95</w:t>
+              <w:t>7+26=33</w:t>
             </w:r>
           </w:p>
         </w:tc>
@@ -195,7 +195,7 @@
                 <w:rFonts w:ascii="TimeNewRoman" w:hAnsi="TimeNewRoman"/>
                 <w:sz w:val="30"/>
               </w:rPr>
-              <w:t>34-8=26</w:t>
+              <w:t>57+26=83</w:t>
             </w:r>
           </w:p>
         </w:tc>
@@ -214,7 +214,7 @@
                 <w:rFonts w:ascii="TimeNewRoman" w:hAnsi="TimeNewRoman"/>
                 <w:sz w:val="30"/>
               </w:rPr>
-              <w:t>63-54=9</w:t>
+              <w:t>60-5=55</w:t>
             </w:r>
           </w:p>
         </w:tc>
@@ -231,7 +231,7 @@
                 <w:rFonts w:ascii="TimeNewRoman" w:hAnsi="TimeNewRoman"/>
                 <w:sz w:val="30"/>
               </w:rPr>
-              <w:t>20-16=4</w:t>
+              <w:t>43+28=71</w:t>
             </w:r>
           </w:p>
         </w:tc>
@@ -248,7 +248,7 @@
                 <w:rFonts w:ascii="TimeNewRoman" w:hAnsi="TimeNewRoman"/>
                 <w:sz w:val="30"/>
               </w:rPr>
-              <w:t>93-15=78</w:t>
+              <w:t>38+38=76</w:t>
             </w:r>
           </w:p>
         </w:tc>
@@ -265,7 +265,7 @@
                 <w:rFonts w:ascii="TimeNewRoman" w:hAnsi="TimeNewRoman"/>
                 <w:sz w:val="30"/>
               </w:rPr>
-              <w:t>56+7=63</w:t>
+              <w:t>76-58=18</w:t>
             </w:r>
           </w:p>
         </w:tc>
@@ -282,7 +282,7 @@
                 <w:rFonts w:ascii="TimeNewRoman" w:hAnsi="TimeNewRoman"/>
                 <w:sz w:val="30"/>
               </w:rPr>
-              <w:t>94-75=19</w:t>
+              <w:t>94-8=86</w:t>
             </w:r>
           </w:p>
         </w:tc>
@@ -301,7 +301,7 @@
                 <w:rFonts w:ascii="TimeNewRoman" w:hAnsi="TimeNewRoman"/>
                 <w:sz w:val="30"/>
               </w:rPr>
-              <w:t>24+49=73</w:t>
+              <w:t>66-7=59</w:t>
             </w:r>
           </w:p>
         </w:tc>
@@ -318,7 +318,7 @@
                 <w:rFonts w:ascii="TimeNewRoman" w:hAnsi="TimeNewRoman"/>
                 <w:sz w:val="30"/>
               </w:rPr>
-              <w:t>68+7=75</w:t>
+              <w:t>34-19=15</w:t>
             </w:r>
           </w:p>
         </w:tc>
@@ -335,7 +335,720 @@
                 <w:rFonts w:ascii="TimeNewRoman" w:hAnsi="TimeNewRoman"/>
                 <w:sz w:val="30"/>
               </w:rPr>
-              <w:t>58-39=19</w:t>
+              <w:t>21-8=13</w:t>
+            </w:r>
+          </w:p>
+        </w:tc>
+        <w:tc>
+          <w:tcPr>
+            <w:tcW w:type="dxa" w:w="1987"/>
+          </w:tcPr>
+          <w:p>
+            <w:pPr>
+              <w:jc w:val="left"/>
+            </w:pPr>
+            <w:r>
+              <w:rPr>
+                <w:rFonts w:ascii="TimeNewRoman" w:hAnsi="TimeNewRoman"/>
+                <w:sz w:val="30"/>
+              </w:rPr>
+              <w:t>84-47=37</w:t>
+            </w:r>
+          </w:p>
+        </w:tc>
+        <w:tc>
+          <w:tcPr>
+            <w:tcW w:type="dxa" w:w="1987"/>
+          </w:tcPr>
+          <w:p>
+            <w:pPr>
+              <w:jc w:val="left"/>
+            </w:pPr>
+            <w:r>
+              <w:rPr>
+                <w:rFonts w:ascii="TimeNewRoman" w:hAnsi="TimeNewRoman"/>
+                <w:sz w:val="30"/>
+              </w:rPr>
+              <w:t>94-66=28</w:t>
+            </w:r>
+          </w:p>
+        </w:tc>
+      </w:tr>
+      <w:tr>
+        <w:tc>
+          <w:tcPr>
+            <w:tcW w:type="dxa" w:w="1987"/>
+          </w:tcPr>
+          <w:p>
+            <w:pPr>
+              <w:jc w:val="left"/>
+            </w:pPr>
+            <w:r>
+              <w:rPr>
+                <w:rFonts w:ascii="TimeNewRoman" w:hAnsi="TimeNewRoman"/>
+                <w:sz w:val="30"/>
+              </w:rPr>
+              <w:t>33-26=7</w:t>
+            </w:r>
+          </w:p>
+        </w:tc>
+        <w:tc>
+          <w:tcPr>
+            <w:tcW w:type="dxa" w:w="1987"/>
+          </w:tcPr>
+          <w:p>
+            <w:pPr>
+              <w:jc w:val="left"/>
+            </w:pPr>
+            <w:r>
+              <w:rPr>
+                <w:rFonts w:ascii="TimeNewRoman" w:hAnsi="TimeNewRoman"/>
+                <w:sz w:val="30"/>
+              </w:rPr>
+              <w:t>29+24=53</w:t>
+            </w:r>
+          </w:p>
+        </w:tc>
+        <w:tc>
+          <w:tcPr>
+            <w:tcW w:type="dxa" w:w="1987"/>
+          </w:tcPr>
+          <w:p>
+            <w:pPr>
+              <w:jc w:val="left"/>
+            </w:pPr>
+            <w:r>
+              <w:rPr>
+                <w:rFonts w:ascii="TimeNewRoman" w:hAnsi="TimeNewRoman"/>
+                <w:sz w:val="30"/>
+              </w:rPr>
+              <w:t>3+8=11</w:t>
+            </w:r>
+          </w:p>
+        </w:tc>
+        <w:tc>
+          <w:tcPr>
+            <w:tcW w:type="dxa" w:w="1987"/>
+          </w:tcPr>
+          <w:p>
+            <w:pPr>
+              <w:jc w:val="left"/>
+            </w:pPr>
+            <w:r>
+              <w:rPr>
+                <w:rFonts w:ascii="TimeNewRoman" w:hAnsi="TimeNewRoman"/>
+                <w:sz w:val="30"/>
+              </w:rPr>
+              <w:t>16+65=81</w:t>
+            </w:r>
+          </w:p>
+        </w:tc>
+        <w:tc>
+          <w:tcPr>
+            <w:tcW w:type="dxa" w:w="1987"/>
+          </w:tcPr>
+          <w:p>
+            <w:pPr>
+              <w:jc w:val="left"/>
+            </w:pPr>
+            <w:r>
+              <w:rPr>
+                <w:rFonts w:ascii="TimeNewRoman" w:hAnsi="TimeNewRoman"/>
+                <w:sz w:val="30"/>
+              </w:rPr>
+              <w:t>9+6=15</w:t>
+            </w:r>
+          </w:p>
+        </w:tc>
+      </w:tr>
+      <w:tr>
+        <w:tc>
+          <w:tcPr>
+            <w:tcW w:type="dxa" w:w="1987"/>
+          </w:tcPr>
+          <w:p>
+            <w:pPr>
+              <w:jc w:val="left"/>
+            </w:pPr>
+            <w:r>
+              <w:rPr>
+                <w:rFonts w:ascii="TimeNewRoman" w:hAnsi="TimeNewRoman"/>
+                <w:sz w:val="30"/>
+              </w:rPr>
+              <w:t>59+36=95</w:t>
+            </w:r>
+          </w:p>
+        </w:tc>
+        <w:tc>
+          <w:tcPr>
+            <w:tcW w:type="dxa" w:w="1987"/>
+          </w:tcPr>
+          <w:p>
+            <w:pPr>
+              <w:jc w:val="left"/>
+            </w:pPr>
+            <w:r>
+              <w:rPr>
+                <w:rFonts w:ascii="TimeNewRoman" w:hAnsi="TimeNewRoman"/>
+                <w:sz w:val="30"/>
+              </w:rPr>
+              <w:t>44-36=8</w:t>
+            </w:r>
+          </w:p>
+        </w:tc>
+        <w:tc>
+          <w:tcPr>
+            <w:tcW w:type="dxa" w:w="1987"/>
+          </w:tcPr>
+          <w:p>
+            <w:pPr>
+              <w:jc w:val="left"/>
+            </w:pPr>
+            <w:r>
+              <w:rPr>
+                <w:rFonts w:ascii="TimeNewRoman" w:hAnsi="TimeNewRoman"/>
+                <w:sz w:val="30"/>
+              </w:rPr>
+              <w:t>18+73=91</w:t>
+            </w:r>
+          </w:p>
+        </w:tc>
+        <w:tc>
+          <w:tcPr>
+            <w:tcW w:type="dxa" w:w="1987"/>
+          </w:tcPr>
+          <w:p>
+            <w:pPr>
+              <w:jc w:val="left"/>
+            </w:pPr>
+            <w:r>
+              <w:rPr>
+                <w:rFonts w:ascii="TimeNewRoman" w:hAnsi="TimeNewRoman"/>
+                <w:sz w:val="30"/>
+              </w:rPr>
+              <w:t>73-6=67</w:t>
+            </w:r>
+          </w:p>
+        </w:tc>
+        <w:tc>
+          <w:tcPr>
+            <w:tcW w:type="dxa" w:w="1987"/>
+          </w:tcPr>
+          <w:p>
+            <w:pPr>
+              <w:jc w:val="left"/>
+            </w:pPr>
+            <w:r>
+              <w:rPr>
+                <w:rFonts w:ascii="TimeNewRoman" w:hAnsi="TimeNewRoman"/>
+                <w:sz w:val="30"/>
+              </w:rPr>
+              <w:t>43+38=81</w:t>
+            </w:r>
+          </w:p>
+        </w:tc>
+      </w:tr>
+      <w:tr>
+        <w:tc>
+          <w:tcPr>
+            <w:tcW w:type="dxa" w:w="1987"/>
+          </w:tcPr>
+          <w:p>
+            <w:pPr>
+              <w:jc w:val="left"/>
+            </w:pPr>
+            <w:r>
+              <w:rPr>
+                <w:rFonts w:ascii="TimeNewRoman" w:hAnsi="TimeNewRoman"/>
+                <w:sz w:val="30"/>
+              </w:rPr>
+              <w:t>71-4=67</w:t>
+            </w:r>
+          </w:p>
+        </w:tc>
+        <w:tc>
+          <w:tcPr>
+            <w:tcW w:type="dxa" w:w="1987"/>
+          </w:tcPr>
+          <w:p>
+            <w:pPr>
+              <w:jc w:val="left"/>
+            </w:pPr>
+            <w:r>
+              <w:rPr>
+                <w:rFonts w:ascii="TimeNewRoman" w:hAnsi="TimeNewRoman"/>
+                <w:sz w:val="30"/>
+              </w:rPr>
+              <w:t>33-17=16</w:t>
+            </w:r>
+          </w:p>
+        </w:tc>
+        <w:tc>
+          <w:tcPr>
+            <w:tcW w:type="dxa" w:w="1987"/>
+          </w:tcPr>
+          <w:p>
+            <w:pPr>
+              <w:jc w:val="left"/>
+            </w:pPr>
+            <w:r>
+              <w:rPr>
+                <w:rFonts w:ascii="TimeNewRoman" w:hAnsi="TimeNewRoman"/>
+                <w:sz w:val="30"/>
+              </w:rPr>
+              <w:t>28+26=54</w:t>
+            </w:r>
+          </w:p>
+        </w:tc>
+        <w:tc>
+          <w:tcPr>
+            <w:tcW w:type="dxa" w:w="1987"/>
+          </w:tcPr>
+          <w:p>
+            <w:pPr>
+              <w:jc w:val="left"/>
+            </w:pPr>
+            <w:r>
+              <w:rPr>
+                <w:rFonts w:ascii="TimeNewRoman" w:hAnsi="TimeNewRoman"/>
+                <w:sz w:val="30"/>
+              </w:rPr>
+              <w:t>29+27=56</w:t>
+            </w:r>
+          </w:p>
+        </w:tc>
+        <w:tc>
+          <w:tcPr>
+            <w:tcW w:type="dxa" w:w="1987"/>
+          </w:tcPr>
+          <w:p>
+            <w:pPr>
+              <w:jc w:val="left"/>
+            </w:pPr>
+            <w:r>
+              <w:rPr>
+                <w:rFonts w:ascii="TimeNewRoman" w:hAnsi="TimeNewRoman"/>
+                <w:sz w:val="30"/>
+              </w:rPr>
+              <w:t>79+8=87</w:t>
+            </w:r>
+          </w:p>
+        </w:tc>
+      </w:tr>
+      <w:tr>
+        <w:tc>
+          <w:tcPr>
+            <w:tcW w:type="dxa" w:w="1987"/>
+          </w:tcPr>
+          <w:p>
+            <w:pPr>
+              <w:jc w:val="left"/>
+            </w:pPr>
+            <w:r>
+              <w:rPr>
+                <w:rFonts w:ascii="TimeNewRoman" w:hAnsi="TimeNewRoman"/>
+                <w:sz w:val="30"/>
+              </w:rPr>
+              <w:t>92-86=6</w:t>
+            </w:r>
+          </w:p>
+        </w:tc>
+        <w:tc>
+          <w:tcPr>
+            <w:tcW w:type="dxa" w:w="1987"/>
+          </w:tcPr>
+          <w:p>
+            <w:pPr>
+              <w:jc w:val="left"/>
+            </w:pPr>
+            <w:r>
+              <w:rPr>
+                <w:rFonts w:ascii="TimeNewRoman" w:hAnsi="TimeNewRoman"/>
+                <w:sz w:val="30"/>
+              </w:rPr>
+              <w:t>90-66=24</w:t>
+            </w:r>
+          </w:p>
+        </w:tc>
+        <w:tc>
+          <w:tcPr>
+            <w:tcW w:type="dxa" w:w="1987"/>
+          </w:tcPr>
+          <w:p>
+            <w:pPr>
+              <w:jc w:val="left"/>
+            </w:pPr>
+            <w:r>
+              <w:rPr>
+                <w:rFonts w:ascii="TimeNewRoman" w:hAnsi="TimeNewRoman"/>
+                <w:sz w:val="30"/>
+              </w:rPr>
+              <w:t>60-37=23</w:t>
+            </w:r>
+          </w:p>
+        </w:tc>
+        <w:tc>
+          <w:tcPr>
+            <w:tcW w:type="dxa" w:w="1987"/>
+          </w:tcPr>
+          <w:p>
+            <w:pPr>
+              <w:jc w:val="left"/>
+            </w:pPr>
+            <w:r>
+              <w:rPr>
+                <w:rFonts w:ascii="TimeNewRoman" w:hAnsi="TimeNewRoman"/>
+                <w:sz w:val="30"/>
+              </w:rPr>
+              <w:t>18+76=94</w:t>
+            </w:r>
+          </w:p>
+        </w:tc>
+        <w:tc>
+          <w:tcPr>
+            <w:tcW w:type="dxa" w:w="1987"/>
+          </w:tcPr>
+          <w:p>
+            <w:pPr>
+              <w:jc w:val="left"/>
+            </w:pPr>
+            <w:r>
+              <w:rPr>
+                <w:rFonts w:ascii="TimeNewRoman" w:hAnsi="TimeNewRoman"/>
+                <w:sz w:val="30"/>
+              </w:rPr>
+              <w:t>54+7=61</w:t>
+            </w:r>
+          </w:p>
+        </w:tc>
+      </w:tr>
+      <w:tr>
+        <w:tc>
+          <w:tcPr>
+            <w:tcW w:type="dxa" w:w="1987"/>
+          </w:tcPr>
+          <w:p>
+            <w:pPr>
+              <w:jc w:val="left"/>
+            </w:pPr>
+            <w:r>
+              <w:rPr>
+                <w:rFonts w:ascii="TimeNewRoman" w:hAnsi="TimeNewRoman"/>
+                <w:sz w:val="30"/>
+              </w:rPr>
+              <w:t>82-5=77</w:t>
+            </w:r>
+          </w:p>
+        </w:tc>
+        <w:tc>
+          <w:tcPr>
+            <w:tcW w:type="dxa" w:w="1987"/>
+          </w:tcPr>
+          <w:p>
+            <w:pPr>
+              <w:jc w:val="left"/>
+            </w:pPr>
+            <w:r>
+              <w:rPr>
+                <w:rFonts w:ascii="TimeNewRoman" w:hAnsi="TimeNewRoman"/>
+                <w:sz w:val="30"/>
+              </w:rPr>
+              <w:t>71-54=17</w:t>
+            </w:r>
+          </w:p>
+        </w:tc>
+        <w:tc>
+          <w:tcPr>
+            <w:tcW w:type="dxa" w:w="1987"/>
+          </w:tcPr>
+          <w:p>
+            <w:pPr>
+              <w:jc w:val="left"/>
+            </w:pPr>
+            <w:r>
+              <w:rPr>
+                <w:rFonts w:ascii="TimeNewRoman" w:hAnsi="TimeNewRoman"/>
+                <w:sz w:val="30"/>
+              </w:rPr>
+              <w:t>30-6=24</w:t>
+            </w:r>
+          </w:p>
+        </w:tc>
+        <w:tc>
+          <w:tcPr>
+            <w:tcW w:type="dxa" w:w="1987"/>
+          </w:tcPr>
+          <w:p>
+            <w:pPr>
+              <w:jc w:val="left"/>
+            </w:pPr>
+            <w:r>
+              <w:rPr>
+                <w:rFonts w:ascii="TimeNewRoman" w:hAnsi="TimeNewRoman"/>
+                <w:sz w:val="30"/>
+              </w:rPr>
+              <w:t>17+64=81</w:t>
+            </w:r>
+          </w:p>
+        </w:tc>
+        <w:tc>
+          <w:tcPr>
+            <w:tcW w:type="dxa" w:w="1987"/>
+          </w:tcPr>
+          <w:p>
+            <w:pPr>
+              <w:jc w:val="left"/>
+            </w:pPr>
+            <w:r>
+              <w:rPr>
+                <w:rFonts w:ascii="TimeNewRoman" w:hAnsi="TimeNewRoman"/>
+                <w:sz w:val="30"/>
+              </w:rPr>
+              <w:t>76+15=91</w:t>
+            </w:r>
+          </w:p>
+        </w:tc>
+      </w:tr>
+      <w:tr>
+        <w:tc>
+          <w:tcPr>
+            <w:tcW w:type="dxa" w:w="1987"/>
+          </w:tcPr>
+          <w:p>
+            <w:pPr>
+              <w:jc w:val="left"/>
+            </w:pPr>
+            <w:r>
+              <w:rPr>
+                <w:rFonts w:ascii="TimeNewRoman" w:hAnsi="TimeNewRoman"/>
+                <w:sz w:val="30"/>
+              </w:rPr>
+              <w:t>7+17=24</w:t>
+            </w:r>
+          </w:p>
+        </w:tc>
+        <w:tc>
+          <w:tcPr>
+            <w:tcW w:type="dxa" w:w="1987"/>
+          </w:tcPr>
+          <w:p>
+            <w:pPr>
+              <w:jc w:val="left"/>
+            </w:pPr>
+            <w:r>
+              <w:rPr>
+                <w:rFonts w:ascii="TimeNewRoman" w:hAnsi="TimeNewRoman"/>
+                <w:sz w:val="30"/>
+              </w:rPr>
+              <w:t>40-9=31</w:t>
+            </w:r>
+          </w:p>
+        </w:tc>
+        <w:tc>
+          <w:tcPr>
+            <w:tcW w:type="dxa" w:w="1987"/>
+          </w:tcPr>
+          <w:p>
+            <w:pPr>
+              <w:jc w:val="left"/>
+            </w:pPr>
+            <w:r>
+              <w:rPr>
+                <w:rFonts w:ascii="TimeNewRoman" w:hAnsi="TimeNewRoman"/>
+                <w:sz w:val="30"/>
+              </w:rPr>
+              <w:t>91-86=5</w:t>
+            </w:r>
+          </w:p>
+        </w:tc>
+        <w:tc>
+          <w:tcPr>
+            <w:tcW w:type="dxa" w:w="1987"/>
+          </w:tcPr>
+          <w:p>
+            <w:pPr>
+              <w:jc w:val="left"/>
+            </w:pPr>
+            <w:r>
+              <w:rPr>
+                <w:rFonts w:ascii="TimeNewRoman" w:hAnsi="TimeNewRoman"/>
+                <w:sz w:val="30"/>
+              </w:rPr>
+              <w:t>87+5=92</w:t>
+            </w:r>
+          </w:p>
+        </w:tc>
+        <w:tc>
+          <w:tcPr>
+            <w:tcW w:type="dxa" w:w="1987"/>
+          </w:tcPr>
+          <w:p>
+            <w:pPr>
+              <w:jc w:val="left"/>
+            </w:pPr>
+            <w:r>
+              <w:rPr>
+                <w:rFonts w:ascii="TimeNewRoman" w:hAnsi="TimeNewRoman"/>
+                <w:sz w:val="30"/>
+              </w:rPr>
+              <w:t>6+35=41</w:t>
+            </w:r>
+          </w:p>
+        </w:tc>
+      </w:tr>
+      <w:tr>
+        <w:tc>
+          <w:tcPr>
+            <w:tcW w:type="dxa" w:w="1987"/>
+          </w:tcPr>
+          <w:p>
+            <w:pPr>
+              <w:jc w:val="left"/>
+            </w:pPr>
+            <w:r>
+              <w:rPr>
+                <w:rFonts w:ascii="TimeNewRoman" w:hAnsi="TimeNewRoman"/>
+                <w:sz w:val="30"/>
+              </w:rPr>
+              <w:t>5+56=61</w:t>
+            </w:r>
+          </w:p>
+        </w:tc>
+        <w:tc>
+          <w:tcPr>
+            <w:tcW w:type="dxa" w:w="1987"/>
+          </w:tcPr>
+          <w:p>
+            <w:pPr>
+              <w:jc w:val="left"/>
+            </w:pPr>
+            <w:r>
+              <w:rPr>
+                <w:rFonts w:ascii="TimeNewRoman" w:hAnsi="TimeNewRoman"/>
+                <w:sz w:val="30"/>
+              </w:rPr>
+              <w:t>37-8=29</w:t>
+            </w:r>
+          </w:p>
+        </w:tc>
+        <w:tc>
+          <w:tcPr>
+            <w:tcW w:type="dxa" w:w="1987"/>
+          </w:tcPr>
+          <w:p>
+            <w:pPr>
+              <w:jc w:val="left"/>
+            </w:pPr>
+            <w:r>
+              <w:rPr>
+                <w:rFonts w:ascii="TimeNewRoman" w:hAnsi="TimeNewRoman"/>
+                <w:sz w:val="30"/>
+              </w:rPr>
+              <w:t>46-7=39</w:t>
+            </w:r>
+          </w:p>
+        </w:tc>
+        <w:tc>
+          <w:tcPr>
+            <w:tcW w:type="dxa" w:w="1987"/>
+          </w:tcPr>
+          <w:p>
+            <w:pPr>
+              <w:jc w:val="left"/>
+            </w:pPr>
+            <w:r>
+              <w:rPr>
+                <w:rFonts w:ascii="TimeNewRoman" w:hAnsi="TimeNewRoman"/>
+                <w:sz w:val="30"/>
+              </w:rPr>
+              <w:t>32-25=7</w:t>
+            </w:r>
+          </w:p>
+        </w:tc>
+        <w:tc>
+          <w:tcPr>
+            <w:tcW w:type="dxa" w:w="1987"/>
+          </w:tcPr>
+          <w:p>
+            <w:pPr>
+              <w:jc w:val="left"/>
+            </w:pPr>
+            <w:r>
+              <w:rPr>
+                <w:rFonts w:ascii="TimeNewRoman" w:hAnsi="TimeNewRoman"/>
+                <w:sz w:val="30"/>
+              </w:rPr>
+              <w:t>36+17=53</w:t>
+            </w:r>
+          </w:p>
+        </w:tc>
+      </w:tr>
+      <w:tr>
+        <w:tc>
+          <w:tcPr>
+            <w:tcW w:type="dxa" w:w="1987"/>
+          </w:tcPr>
+          <w:p>
+            <w:pPr>
+              <w:jc w:val="left"/>
+            </w:pPr>
+            <w:r>
+              <w:rPr>
+                <w:rFonts w:ascii="TimeNewRoman" w:hAnsi="TimeNewRoman"/>
+                <w:sz w:val="30"/>
+              </w:rPr>
+              <w:t>70-31=39</w:t>
+            </w:r>
+          </w:p>
+        </w:tc>
+        <w:tc>
+          <w:tcPr>
+            <w:tcW w:type="dxa" w:w="1987"/>
+          </w:tcPr>
+          <w:p>
+            <w:pPr>
+              <w:jc w:val="left"/>
+            </w:pPr>
+            <w:r>
+              <w:rPr>
+                <w:rFonts w:ascii="TimeNewRoman" w:hAnsi="TimeNewRoman"/>
+                <w:sz w:val="30"/>
+              </w:rPr>
+              <w:t>90-8=82</w:t>
+            </w:r>
+          </w:p>
+        </w:tc>
+        <w:tc>
+          <w:tcPr>
+            <w:tcW w:type="dxa" w:w="1987"/>
+          </w:tcPr>
+          <w:p>
+            <w:pPr>
+              <w:jc w:val="left"/>
+            </w:pPr>
+            <w:r>
+              <w:rPr>
+                <w:rFonts w:ascii="TimeNewRoman" w:hAnsi="TimeNewRoman"/>
+                <w:sz w:val="30"/>
+              </w:rPr>
+              <w:t>87+5=92</w:t>
+            </w:r>
+          </w:p>
+        </w:tc>
+        <w:tc>
+          <w:tcPr>
+            <w:tcW w:type="dxa" w:w="1987"/>
+          </w:tcPr>
+          <w:p>
+            <w:pPr>
+              <w:jc w:val="left"/>
+            </w:pPr>
+            <w:r>
+              <w:rPr>
+                <w:rFonts w:ascii="TimeNewRoman" w:hAnsi="TimeNewRoman"/>
+                <w:sz w:val="30"/>
+              </w:rPr>
+              <w:t>4+19=23</w:t>
             </w:r>
           </w:p>
         </w:tc>
@@ -356,6 +1069,8 @@
             </w:r>
           </w:p>
         </w:tc>
+      </w:tr>
+      <w:tr>
         <w:tc>
           <w:tcPr>
             <w:tcW w:type="dxa" w:w="1987"/>
@@ -369,7 +1084,75 @@
                 <w:rFonts w:ascii="TimeNewRoman" w:hAnsi="TimeNewRoman"/>
                 <w:sz w:val="30"/>
               </w:rPr>
-              <w:t>71-52=19</w:t>
+              <w:t>48+46=94</w:t>
+            </w:r>
+          </w:p>
+        </w:tc>
+        <w:tc>
+          <w:tcPr>
+            <w:tcW w:type="dxa" w:w="1987"/>
+          </w:tcPr>
+          <w:p>
+            <w:pPr>
+              <w:jc w:val="left"/>
+            </w:pPr>
+            <w:r>
+              <w:rPr>
+                <w:rFonts w:ascii="TimeNewRoman" w:hAnsi="TimeNewRoman"/>
+                <w:sz w:val="30"/>
+              </w:rPr>
+              <w:t>60-5=55</w:t>
+            </w:r>
+          </w:p>
+        </w:tc>
+        <w:tc>
+          <w:tcPr>
+            <w:tcW w:type="dxa" w:w="1987"/>
+          </w:tcPr>
+          <w:p>
+            <w:pPr>
+              <w:jc w:val="left"/>
+            </w:pPr>
+            <w:r>
+              <w:rPr>
+                <w:rFonts w:ascii="TimeNewRoman" w:hAnsi="TimeNewRoman"/>
+                <w:sz w:val="30"/>
+              </w:rPr>
+              <w:t>23-7=16</w:t>
+            </w:r>
+          </w:p>
+        </w:tc>
+        <w:tc>
+          <w:tcPr>
+            <w:tcW w:type="dxa" w:w="1987"/>
+          </w:tcPr>
+          <w:p>
+            <w:pPr>
+              <w:jc w:val="left"/>
+            </w:pPr>
+            <w:r>
+              <w:rPr>
+                <w:rFonts w:ascii="TimeNewRoman" w:hAnsi="TimeNewRoman"/>
+                <w:sz w:val="30"/>
+              </w:rPr>
+              <w:t>92-64=28</w:t>
+            </w:r>
+          </w:p>
+        </w:tc>
+        <w:tc>
+          <w:tcPr>
+            <w:tcW w:type="dxa" w:w="1987"/>
+          </w:tcPr>
+          <w:p>
+            <w:pPr>
+              <w:jc w:val="left"/>
+            </w:pPr>
+            <w:r>
+              <w:rPr>
+                <w:rFonts w:ascii="TimeNewRoman" w:hAnsi="TimeNewRoman"/>
+                <w:sz w:val="30"/>
+              </w:rPr>
+              <w:t>26+25=51</w:t>
             </w:r>
           </w:p>
         </w:tc>
@@ -388,7 +1171,7 @@
                 <w:rFonts w:ascii="TimeNewRoman" w:hAnsi="TimeNewRoman"/>
                 <w:sz w:val="30"/>
               </w:rPr>
-              <w:t>34+38=72</w:t>
+              <w:t>72-35=37</w:t>
             </w:r>
           </w:p>
         </w:tc>
@@ -405,7 +1188,7 @@
                 <w:rFonts w:ascii="TimeNewRoman" w:hAnsi="TimeNewRoman"/>
                 <w:sz w:val="30"/>
               </w:rPr>
-              <w:t>5+47=52</w:t>
+              <w:t>93-27=66</w:t>
             </w:r>
           </w:p>
         </w:tc>
@@ -422,7 +1205,7 @@
                 <w:rFonts w:ascii="TimeNewRoman" w:hAnsi="TimeNewRoman"/>
                 <w:sz w:val="30"/>
               </w:rPr>
-              <w:t>18+18=36</w:t>
+              <w:t>17+39=56</w:t>
             </w:r>
           </w:p>
         </w:tc>
@@ -439,7 +1222,7 @@
                 <w:rFonts w:ascii="TimeNewRoman" w:hAnsi="TimeNewRoman"/>
                 <w:sz w:val="30"/>
               </w:rPr>
-              <w:t>21-16=5</w:t>
+              <w:t>72-25=47</w:t>
             </w:r>
           </w:p>
         </w:tc>
@@ -456,7 +1239,7 @@
                 <w:rFonts w:ascii="TimeNewRoman" w:hAnsi="TimeNewRoman"/>
                 <w:sz w:val="30"/>
               </w:rPr>
-              <w:t>18+33=51</w:t>
+              <w:t>6+85=91</w:t>
             </w:r>
           </w:p>
         </w:tc>
@@ -475,7 +1258,7 @@
                 <w:rFonts w:ascii="TimeNewRoman" w:hAnsi="TimeNewRoman"/>
                 <w:sz w:val="30"/>
               </w:rPr>
-              <w:t>27+15=42</w:t>
+              <w:t>63+18=81</w:t>
             </w:r>
           </w:p>
         </w:tc>
@@ -492,7 +1275,7 @@
                 <w:rFonts w:ascii="TimeNewRoman" w:hAnsi="TimeNewRoman"/>
                 <w:sz w:val="30"/>
               </w:rPr>
-              <w:t>93-44=49</w:t>
+              <w:t>58+6=64</w:t>
             </w:r>
           </w:p>
         </w:tc>
@@ -509,7 +1292,7 @@
                 <w:rFonts w:ascii="TimeNewRoman" w:hAnsi="TimeNewRoman"/>
                 <w:sz w:val="30"/>
               </w:rPr>
-              <w:t>48+27=75</w:t>
+              <w:t>95-47=48</w:t>
             </w:r>
           </w:p>
         </w:tc>
@@ -526,7 +1309,7 @@
                 <w:rFonts w:ascii="TimeNewRoman" w:hAnsi="TimeNewRoman"/>
                 <w:sz w:val="30"/>
               </w:rPr>
-              <w:t>15+29=44</w:t>
+              <w:t>90-21=69</w:t>
             </w:r>
           </w:p>
         </w:tc>
@@ -543,7 +1326,7 @@
                 <w:rFonts w:ascii="TimeNewRoman" w:hAnsi="TimeNewRoman"/>
                 <w:sz w:val="30"/>
               </w:rPr>
-              <w:t>14-8=6</w:t>
+              <w:t>39+57=96</w:t>
             </w:r>
           </w:p>
         </w:tc>
@@ -562,7 +1345,7 @@
                 <w:rFonts w:ascii="TimeNewRoman" w:hAnsi="TimeNewRoman"/>
                 <w:sz w:val="30"/>
               </w:rPr>
-              <w:t>28+13=41</w:t>
+              <w:t>9+23=32</w:t>
             </w:r>
           </w:p>
         </w:tc>
@@ -579,7 +1362,7 @@
                 <w:rFonts w:ascii="TimeNewRoman" w:hAnsi="TimeNewRoman"/>
                 <w:sz w:val="30"/>
               </w:rPr>
-              <w:t>71-66=5</w:t>
+              <w:t>14+19=33</w:t>
             </w:r>
           </w:p>
         </w:tc>
@@ -596,7 +1379,7 @@
                 <w:rFonts w:ascii="TimeNewRoman" w:hAnsi="TimeNewRoman"/>
                 <w:sz w:val="30"/>
               </w:rPr>
-              <w:t>29+45=74</w:t>
+              <w:t>67-19=48</w:t>
             </w:r>
           </w:p>
         </w:tc>
@@ -613,7 +1396,7 @@
                 <w:rFonts w:ascii="TimeNewRoman" w:hAnsi="TimeNewRoman"/>
                 <w:sz w:val="30"/>
               </w:rPr>
-              <w:t>19+65=84</w:t>
+              <w:t>26+49=75</w:t>
             </w:r>
           </w:p>
         </w:tc>
@@ -630,7 +1413,7 @@
                 <w:rFonts w:ascii="TimeNewRoman" w:hAnsi="TimeNewRoman"/>
                 <w:sz w:val="30"/>
               </w:rPr>
-              <w:t>59+8=67</w:t>
+              <w:t>81-45=36</w:t>
             </w:r>
           </w:p>
         </w:tc>
@@ -649,7 +1432,7 @@
                 <w:rFonts w:ascii="TimeNewRoman" w:hAnsi="TimeNewRoman"/>
                 <w:sz w:val="30"/>
               </w:rPr>
-              <w:t>61-36=25</w:t>
+              <w:t>57-49=8</w:t>
             </w:r>
           </w:p>
         </w:tc>
@@ -666,7 +1449,7 @@
                 <w:rFonts w:ascii="TimeNewRoman" w:hAnsi="TimeNewRoman"/>
                 <w:sz w:val="30"/>
               </w:rPr>
-              <w:t>71-9=62</w:t>
+              <w:t>5+29=34</w:t>
             </w:r>
           </w:p>
         </w:tc>
@@ -683,7 +1466,7 @@
                 <w:rFonts w:ascii="TimeNewRoman" w:hAnsi="TimeNewRoman"/>
                 <w:sz w:val="30"/>
               </w:rPr>
-              <w:t>94-19=75</w:t>
+              <w:t>38+46=84</w:t>
             </w:r>
           </w:p>
         </w:tc>
@@ -700,7 +1483,7 @@
                 <w:rFonts w:ascii="TimeNewRoman" w:hAnsi="TimeNewRoman"/>
                 <w:sz w:val="30"/>
               </w:rPr>
-              <w:t>63-17=46</w:t>
+              <w:t>29+54=83</w:t>
             </w:r>
           </w:p>
         </w:tc>
@@ -717,7 +1500,7 @@
                 <w:rFonts w:ascii="TimeNewRoman" w:hAnsi="TimeNewRoman"/>
                 <w:sz w:val="30"/>
               </w:rPr>
-              <w:t>15+57=72</w:t>
+              <w:t>7+86=93</w:t>
             </w:r>
           </w:p>
         </w:tc>
@@ -736,7 +1519,7 @@
                 <w:rFonts w:ascii="TimeNewRoman" w:hAnsi="TimeNewRoman"/>
                 <w:sz w:val="30"/>
               </w:rPr>
-              <w:t>9+22=31</w:t>
+              <w:t>71-67=4</w:t>
             </w:r>
           </w:p>
         </w:tc>
@@ -753,7 +1536,7 @@
                 <w:rFonts w:ascii="TimeNewRoman" w:hAnsi="TimeNewRoman"/>
                 <w:sz w:val="30"/>
               </w:rPr>
-              <w:t>67+6=73</w:t>
+              <w:t>97-59=38</w:t>
             </w:r>
           </w:p>
         </w:tc>
@@ -770,7 +1553,7 @@
                 <w:rFonts w:ascii="TimeNewRoman" w:hAnsi="TimeNewRoman"/>
                 <w:sz w:val="30"/>
               </w:rPr>
-              <w:t>90-43=47</w:t>
+              <w:t>6+67=73</w:t>
             </w:r>
           </w:p>
         </w:tc>
@@ -787,7 +1570,7 @@
                 <w:rFonts w:ascii="TimeNewRoman" w:hAnsi="TimeNewRoman"/>
                 <w:sz w:val="30"/>
               </w:rPr>
-              <w:t>50-16=34</w:t>
+              <w:t>83+9=92</w:t>
             </w:r>
           </w:p>
         </w:tc>
@@ -804,7 +1587,7 @@
                 <w:rFonts w:ascii="TimeNewRoman" w:hAnsi="TimeNewRoman"/>
                 <w:sz w:val="30"/>
               </w:rPr>
-              <w:t>23-17=6</w:t>
+              <w:t>46+7=53</w:t>
             </w:r>
           </w:p>
         </w:tc>
@@ -823,7 +1606,7 @@
                 <w:rFonts w:ascii="TimeNewRoman" w:hAnsi="TimeNewRoman"/>
                 <w:sz w:val="30"/>
               </w:rPr>
-              <w:t>81-33=48</w:t>
+              <w:t>33-9=24</w:t>
             </w:r>
           </w:p>
         </w:tc>
@@ -840,7 +1623,7 @@
                 <w:rFonts w:ascii="TimeNewRoman" w:hAnsi="TimeNewRoman"/>
                 <w:sz w:val="30"/>
               </w:rPr>
-              <w:t>23-14=9</w:t>
+              <w:t>72-39=33</w:t>
             </w:r>
           </w:p>
         </w:tc>
@@ -857,7 +1640,7 @@
                 <w:rFonts w:ascii="TimeNewRoman" w:hAnsi="TimeNewRoman"/>
                 <w:sz w:val="30"/>
               </w:rPr>
-              <w:t>81-16=65</w:t>
+              <w:t>79+9=88</w:t>
             </w:r>
           </w:p>
         </w:tc>
@@ -874,7 +1657,7 @@
                 <w:rFonts w:ascii="TimeNewRoman" w:hAnsi="TimeNewRoman"/>
                 <w:sz w:val="30"/>
               </w:rPr>
-              <w:t>88-49=39</w:t>
+              <w:t>59+14=73</w:t>
             </w:r>
           </w:p>
         </w:tc>
@@ -891,7 +1674,7 @@
                 <w:rFonts w:ascii="TimeNewRoman" w:hAnsi="TimeNewRoman"/>
                 <w:sz w:val="30"/>
               </w:rPr>
-              <w:t>59+9=68</w:t>
+              <w:t>65-18=47</w:t>
             </w:r>
           </w:p>
         </w:tc>
@@ -910,7 +1693,7 @@
                 <w:rFonts w:ascii="TimeNewRoman" w:hAnsi="TimeNewRoman"/>
                 <w:sz w:val="30"/>
               </w:rPr>
-              <w:t>19+48=67</w:t>
+              <w:t>17+19=36</w:t>
             </w:r>
           </w:p>
         </w:tc>
@@ -927,7 +1710,7 @@
                 <w:rFonts w:ascii="TimeNewRoman" w:hAnsi="TimeNewRoman"/>
                 <w:sz w:val="30"/>
               </w:rPr>
-              <w:t>80-74=6</w:t>
+              <w:t>14+27=41</w:t>
             </w:r>
           </w:p>
         </w:tc>
@@ -944,7 +1727,7 @@
                 <w:rFonts w:ascii="TimeNewRoman" w:hAnsi="TimeNewRoman"/>
                 <w:sz w:val="30"/>
               </w:rPr>
-              <w:t>56+36=92</w:t>
+              <w:t>26+66=92</w:t>
             </w:r>
           </w:p>
         </w:tc>
@@ -961,7 +1744,7 @@
                 <w:rFonts w:ascii="TimeNewRoman" w:hAnsi="TimeNewRoman"/>
                 <w:sz w:val="30"/>
               </w:rPr>
-              <w:t>61-19=42</w:t>
+              <w:t>39+49=88</w:t>
             </w:r>
           </w:p>
         </w:tc>
@@ -978,790 +1761,7 @@
                 <w:rFonts w:ascii="TimeNewRoman" w:hAnsi="TimeNewRoman"/>
                 <w:sz w:val="30"/>
               </w:rPr>
-              <w:t>39+56=95</w:t>
-            </w:r>
-          </w:p>
-        </w:tc>
-      </w:tr>
-      <w:tr>
-        <w:tc>
-          <w:tcPr>
-            <w:tcW w:type="dxa" w:w="1987"/>
-          </w:tcPr>
-          <w:p>
-            <w:pPr>
-              <w:jc w:val="left"/>
-            </w:pPr>
-            <w:r>
-              <w:rPr>
-                <w:rFonts w:ascii="TimeNewRoman" w:hAnsi="TimeNewRoman"/>
-                <w:sz w:val="30"/>
-              </w:rPr>
-              <w:t>20-12=8</w:t>
-            </w:r>
-          </w:p>
-        </w:tc>
-        <w:tc>
-          <w:tcPr>
-            <w:tcW w:type="dxa" w:w="1987"/>
-          </w:tcPr>
-          <w:p>
-            <w:pPr>
-              <w:jc w:val="left"/>
-            </w:pPr>
-            <w:r>
-              <w:rPr>
-                <w:rFonts w:ascii="TimeNewRoman" w:hAnsi="TimeNewRoman"/>
-                <w:sz w:val="30"/>
-              </w:rPr>
-              <w:t>95-37=58</w:t>
-            </w:r>
-          </w:p>
-        </w:tc>
-        <w:tc>
-          <w:tcPr>
-            <w:tcW w:type="dxa" w:w="1987"/>
-          </w:tcPr>
-          <w:p>
-            <w:pPr>
-              <w:jc w:val="left"/>
-            </w:pPr>
-            <w:r>
-              <w:rPr>
-                <w:rFonts w:ascii="TimeNewRoman" w:hAnsi="TimeNewRoman"/>
-                <w:sz w:val="30"/>
-              </w:rPr>
-              <w:t>15+37=52</w:t>
-            </w:r>
-          </w:p>
-        </w:tc>
-        <w:tc>
-          <w:tcPr>
-            <w:tcW w:type="dxa" w:w="1987"/>
-          </w:tcPr>
-          <w:p>
-            <w:pPr>
-              <w:jc w:val="left"/>
-            </w:pPr>
-            <w:r>
-              <w:rPr>
-                <w:rFonts w:ascii="TimeNewRoman" w:hAnsi="TimeNewRoman"/>
-                <w:sz w:val="30"/>
-              </w:rPr>
-              <w:t>81-76=5</w:t>
-            </w:r>
-          </w:p>
-        </w:tc>
-        <w:tc>
-          <w:tcPr>
-            <w:tcW w:type="dxa" w:w="1987"/>
-          </w:tcPr>
-          <w:p>
-            <w:pPr>
-              <w:jc w:val="left"/>
-            </w:pPr>
-            <w:r>
-              <w:rPr>
-                <w:rFonts w:ascii="TimeNewRoman" w:hAnsi="TimeNewRoman"/>
-                <w:sz w:val="30"/>
-              </w:rPr>
-              <w:t>8+16=24</w:t>
-            </w:r>
-          </w:p>
-        </w:tc>
-      </w:tr>
-      <w:tr>
-        <w:tc>
-          <w:tcPr>
-            <w:tcW w:type="dxa" w:w="1987"/>
-          </w:tcPr>
-          <w:p>
-            <w:pPr>
-              <w:jc w:val="left"/>
-            </w:pPr>
-            <w:r>
-              <w:rPr>
-                <w:rFonts w:ascii="TimeNewRoman" w:hAnsi="TimeNewRoman"/>
-                <w:sz w:val="30"/>
-              </w:rPr>
-              <w:t>98-89=9</w:t>
-            </w:r>
-          </w:p>
-        </w:tc>
-        <w:tc>
-          <w:tcPr>
-            <w:tcW w:type="dxa" w:w="1987"/>
-          </w:tcPr>
-          <w:p>
-            <w:pPr>
-              <w:jc w:val="left"/>
-            </w:pPr>
-            <w:r>
-              <w:rPr>
-                <w:rFonts w:ascii="TimeNewRoman" w:hAnsi="TimeNewRoman"/>
-                <w:sz w:val="30"/>
-              </w:rPr>
-              <w:t>49+23=72</w:t>
-            </w:r>
-          </w:p>
-        </w:tc>
-        <w:tc>
-          <w:tcPr>
-            <w:tcW w:type="dxa" w:w="1987"/>
-          </w:tcPr>
-          <w:p>
-            <w:pPr>
-              <w:jc w:val="left"/>
-            </w:pPr>
-            <w:r>
-              <w:rPr>
-                <w:rFonts w:ascii="TimeNewRoman" w:hAnsi="TimeNewRoman"/>
-                <w:sz w:val="30"/>
-              </w:rPr>
-              <w:t>50-45=5</w:t>
-            </w:r>
-          </w:p>
-        </w:tc>
-        <w:tc>
-          <w:tcPr>
-            <w:tcW w:type="dxa" w:w="1987"/>
-          </w:tcPr>
-          <w:p>
-            <w:pPr>
-              <w:jc w:val="left"/>
-            </w:pPr>
-            <w:r>
-              <w:rPr>
-                <w:rFonts w:ascii="TimeNewRoman" w:hAnsi="TimeNewRoman"/>
-                <w:sz w:val="30"/>
-              </w:rPr>
-              <w:t>3+68=71</w:t>
-            </w:r>
-          </w:p>
-        </w:tc>
-        <w:tc>
-          <w:tcPr>
-            <w:tcW w:type="dxa" w:w="1987"/>
-          </w:tcPr>
-          <w:p>
-            <w:pPr>
-              <w:jc w:val="left"/>
-            </w:pPr>
-            <w:r>
-              <w:rPr>
-                <w:rFonts w:ascii="TimeNewRoman" w:hAnsi="TimeNewRoman"/>
-                <w:sz w:val="30"/>
-              </w:rPr>
-              <w:t>93-45=48</w:t>
-            </w:r>
-          </w:p>
-        </w:tc>
-      </w:tr>
-      <w:tr>
-        <w:tc>
-          <w:tcPr>
-            <w:tcW w:type="dxa" w:w="1987"/>
-          </w:tcPr>
-          <w:p>
-            <w:pPr>
-              <w:jc w:val="left"/>
-            </w:pPr>
-            <w:r>
-              <w:rPr>
-                <w:rFonts w:ascii="TimeNewRoman" w:hAnsi="TimeNewRoman"/>
-                <w:sz w:val="30"/>
-              </w:rPr>
-              <w:t>75+16=91</w:t>
-            </w:r>
-          </w:p>
-        </w:tc>
-        <w:tc>
-          <w:tcPr>
-            <w:tcW w:type="dxa" w:w="1987"/>
-          </w:tcPr>
-          <w:p>
-            <w:pPr>
-              <w:jc w:val="left"/>
-            </w:pPr>
-            <w:r>
-              <w:rPr>
-                <w:rFonts w:ascii="TimeNewRoman" w:hAnsi="TimeNewRoman"/>
-                <w:sz w:val="30"/>
-              </w:rPr>
-              <w:t>70-14=56</w:t>
-            </w:r>
-          </w:p>
-        </w:tc>
-        <w:tc>
-          <w:tcPr>
-            <w:tcW w:type="dxa" w:w="1987"/>
-          </w:tcPr>
-          <w:p>
-            <w:pPr>
-              <w:jc w:val="left"/>
-            </w:pPr>
-            <w:r>
-              <w:rPr>
-                <w:rFonts w:ascii="TimeNewRoman" w:hAnsi="TimeNewRoman"/>
-                <w:sz w:val="30"/>
-              </w:rPr>
-              <w:t>93-26=67</w:t>
-            </w:r>
-          </w:p>
-        </w:tc>
-        <w:tc>
-          <w:tcPr>
-            <w:tcW w:type="dxa" w:w="1987"/>
-          </w:tcPr>
-          <w:p>
-            <w:pPr>
-              <w:jc w:val="left"/>
-            </w:pPr>
-            <w:r>
-              <w:rPr>
-                <w:rFonts w:ascii="TimeNewRoman" w:hAnsi="TimeNewRoman"/>
-                <w:sz w:val="30"/>
-              </w:rPr>
-              <w:t>50-39=11</w:t>
-            </w:r>
-          </w:p>
-        </w:tc>
-        <w:tc>
-          <w:tcPr>
-            <w:tcW w:type="dxa" w:w="1987"/>
-          </w:tcPr>
-          <w:p>
-            <w:pPr>
-              <w:jc w:val="left"/>
-            </w:pPr>
-            <w:r>
-              <w:rPr>
-                <w:rFonts w:ascii="TimeNewRoman" w:hAnsi="TimeNewRoman"/>
-                <w:sz w:val="30"/>
-              </w:rPr>
-              <w:t>6+27=33</w:t>
-            </w:r>
-          </w:p>
-        </w:tc>
-      </w:tr>
-      <w:tr>
-        <w:tc>
-          <w:tcPr>
-            <w:tcW w:type="dxa" w:w="1987"/>
-          </w:tcPr>
-          <w:p>
-            <w:pPr>
-              <w:jc w:val="left"/>
-            </w:pPr>
-            <w:r>
-              <w:rPr>
-                <w:rFonts w:ascii="TimeNewRoman" w:hAnsi="TimeNewRoman"/>
-                <w:sz w:val="30"/>
-              </w:rPr>
-              <w:t>45+17=62</w:t>
-            </w:r>
-          </w:p>
-        </w:tc>
-        <w:tc>
-          <w:tcPr>
-            <w:tcW w:type="dxa" w:w="1987"/>
-          </w:tcPr>
-          <w:p>
-            <w:pPr>
-              <w:jc w:val="left"/>
-            </w:pPr>
-            <w:r>
-              <w:rPr>
-                <w:rFonts w:ascii="TimeNewRoman" w:hAnsi="TimeNewRoman"/>
-                <w:sz w:val="30"/>
-              </w:rPr>
-              <w:t>50-47=3</w:t>
-            </w:r>
-          </w:p>
-        </w:tc>
-        <w:tc>
-          <w:tcPr>
-            <w:tcW w:type="dxa" w:w="1987"/>
-          </w:tcPr>
-          <w:p>
-            <w:pPr>
-              <w:jc w:val="left"/>
-            </w:pPr>
-            <w:r>
-              <w:rPr>
-                <w:rFonts w:ascii="TimeNewRoman" w:hAnsi="TimeNewRoman"/>
-                <w:sz w:val="30"/>
-              </w:rPr>
-              <w:t>29+36=65</w:t>
-            </w:r>
-          </w:p>
-        </w:tc>
-        <w:tc>
-          <w:tcPr>
-            <w:tcW w:type="dxa" w:w="1987"/>
-          </w:tcPr>
-          <w:p>
-            <w:pPr>
-              <w:jc w:val="left"/>
-            </w:pPr>
-            <w:r>
-              <w:rPr>
-                <w:rFonts w:ascii="TimeNewRoman" w:hAnsi="TimeNewRoman"/>
-                <w:sz w:val="30"/>
-              </w:rPr>
-              <w:t>36-28=8</w:t>
-            </w:r>
-          </w:p>
-        </w:tc>
-        <w:tc>
-          <w:tcPr>
-            <w:tcW w:type="dxa" w:w="1987"/>
-          </w:tcPr>
-          <w:p>
-            <w:pPr>
-              <w:jc w:val="left"/>
-            </w:pPr>
-            <w:r>
-              <w:rPr>
-                <w:rFonts w:ascii="TimeNewRoman" w:hAnsi="TimeNewRoman"/>
-                <w:sz w:val="30"/>
-              </w:rPr>
-              <w:t>48+3=51</w:t>
-            </w:r>
-          </w:p>
-        </w:tc>
-      </w:tr>
-      <w:tr>
-        <w:tc>
-          <w:tcPr>
-            <w:tcW w:type="dxa" w:w="1987"/>
-          </w:tcPr>
-          <w:p>
-            <w:pPr>
-              <w:jc w:val="left"/>
-            </w:pPr>
-            <w:r>
-              <w:rPr>
-                <w:rFonts w:ascii="TimeNewRoman" w:hAnsi="TimeNewRoman"/>
-                <w:sz w:val="30"/>
-              </w:rPr>
-              <w:t>33-24=9</w:t>
-            </w:r>
-          </w:p>
-        </w:tc>
-        <w:tc>
-          <w:tcPr>
-            <w:tcW w:type="dxa" w:w="1987"/>
-          </w:tcPr>
-          <w:p>
-            <w:pPr>
-              <w:jc w:val="left"/>
-            </w:pPr>
-            <w:r>
-              <w:rPr>
-                <w:rFonts w:ascii="TimeNewRoman" w:hAnsi="TimeNewRoman"/>
-                <w:sz w:val="30"/>
-              </w:rPr>
-              <w:t>83-54=29</w:t>
-            </w:r>
-          </w:p>
-        </w:tc>
-        <w:tc>
-          <w:tcPr>
-            <w:tcW w:type="dxa" w:w="1987"/>
-          </w:tcPr>
-          <w:p>
-            <w:pPr>
-              <w:jc w:val="left"/>
-            </w:pPr>
-            <w:r>
-              <w:rPr>
-                <w:rFonts w:ascii="TimeNewRoman" w:hAnsi="TimeNewRoman"/>
-                <w:sz w:val="30"/>
-              </w:rPr>
-              <w:t>20-8=12</w:t>
-            </w:r>
-          </w:p>
-        </w:tc>
-        <w:tc>
-          <w:tcPr>
-            <w:tcW w:type="dxa" w:w="1987"/>
-          </w:tcPr>
-          <w:p>
-            <w:pPr>
-              <w:jc w:val="left"/>
-            </w:pPr>
-            <w:r>
-              <w:rPr>
-                <w:rFonts w:ascii="TimeNewRoman" w:hAnsi="TimeNewRoman"/>
-                <w:sz w:val="30"/>
-              </w:rPr>
-              <w:t>19+48=67</w:t>
-            </w:r>
-          </w:p>
-        </w:tc>
-        <w:tc>
-          <w:tcPr>
-            <w:tcW w:type="dxa" w:w="1987"/>
-          </w:tcPr>
-          <w:p>
-            <w:pPr>
-              <w:jc w:val="left"/>
-            </w:pPr>
-            <w:r>
-              <w:rPr>
-                <w:rFonts w:ascii="TimeNewRoman" w:hAnsi="TimeNewRoman"/>
-                <w:sz w:val="30"/>
-              </w:rPr>
-              <w:t>18+66=84</w:t>
-            </w:r>
-          </w:p>
-        </w:tc>
-      </w:tr>
-      <w:tr>
-        <w:tc>
-          <w:tcPr>
-            <w:tcW w:type="dxa" w:w="1987"/>
-          </w:tcPr>
-          <w:p>
-            <w:pPr>
-              <w:jc w:val="left"/>
-            </w:pPr>
-            <w:r>
-              <w:rPr>
-                <w:rFonts w:ascii="TimeNewRoman" w:hAnsi="TimeNewRoman"/>
-                <w:sz w:val="30"/>
-              </w:rPr>
-              <w:t>29+43=72</w:t>
-            </w:r>
-          </w:p>
-        </w:tc>
-        <w:tc>
-          <w:tcPr>
-            <w:tcW w:type="dxa" w:w="1987"/>
-          </w:tcPr>
-          <w:p>
-            <w:pPr>
-              <w:jc w:val="left"/>
-            </w:pPr>
-            <w:r>
-              <w:rPr>
-                <w:rFonts w:ascii="TimeNewRoman" w:hAnsi="TimeNewRoman"/>
-                <w:sz w:val="30"/>
-              </w:rPr>
-              <w:t>91-49=42</w:t>
-            </w:r>
-          </w:p>
-        </w:tc>
-        <w:tc>
-          <w:tcPr>
-            <w:tcW w:type="dxa" w:w="1987"/>
-          </w:tcPr>
-          <w:p>
-            <w:pPr>
-              <w:jc w:val="left"/>
-            </w:pPr>
-            <w:r>
-              <w:rPr>
-                <w:rFonts w:ascii="TimeNewRoman" w:hAnsi="TimeNewRoman"/>
-                <w:sz w:val="30"/>
-              </w:rPr>
-              <w:t>23-8=15</w:t>
-            </w:r>
-          </w:p>
-        </w:tc>
-        <w:tc>
-          <w:tcPr>
-            <w:tcW w:type="dxa" w:w="1987"/>
-          </w:tcPr>
-          <w:p>
-            <w:pPr>
-              <w:jc w:val="left"/>
-            </w:pPr>
-            <w:r>
-              <w:rPr>
-                <w:rFonts w:ascii="TimeNewRoman" w:hAnsi="TimeNewRoman"/>
-                <w:sz w:val="30"/>
-              </w:rPr>
-              <w:t>68-49=19</w:t>
-            </w:r>
-          </w:p>
-        </w:tc>
-        <w:tc>
-          <w:tcPr>
-            <w:tcW w:type="dxa" w:w="1987"/>
-          </w:tcPr>
-          <w:p>
-            <w:pPr>
-              <w:jc w:val="left"/>
-            </w:pPr>
-            <w:r>
-              <w:rPr>
-                <w:rFonts w:ascii="TimeNewRoman" w:hAnsi="TimeNewRoman"/>
-                <w:sz w:val="30"/>
-              </w:rPr>
-              <w:t>65-48=17</w:t>
-            </w:r>
-          </w:p>
-        </w:tc>
-      </w:tr>
-      <w:tr>
-        <w:tc>
-          <w:tcPr>
-            <w:tcW w:type="dxa" w:w="1987"/>
-          </w:tcPr>
-          <w:p>
-            <w:pPr>
-              <w:jc w:val="left"/>
-            </w:pPr>
-            <w:r>
-              <w:rPr>
-                <w:rFonts w:ascii="TimeNewRoman" w:hAnsi="TimeNewRoman"/>
-                <w:sz w:val="30"/>
-              </w:rPr>
-              <w:t>30-25=5</w:t>
-            </w:r>
-          </w:p>
-        </w:tc>
-        <w:tc>
-          <w:tcPr>
-            <w:tcW w:type="dxa" w:w="1987"/>
-          </w:tcPr>
-          <w:p>
-            <w:pPr>
-              <w:jc w:val="left"/>
-            </w:pPr>
-            <w:r>
-              <w:rPr>
-                <w:rFonts w:ascii="TimeNewRoman" w:hAnsi="TimeNewRoman"/>
-                <w:sz w:val="30"/>
-              </w:rPr>
-              <w:t>65+18=83</w:t>
-            </w:r>
-          </w:p>
-        </w:tc>
-        <w:tc>
-          <w:tcPr>
-            <w:tcW w:type="dxa" w:w="1987"/>
-          </w:tcPr>
-          <w:p>
-            <w:pPr>
-              <w:jc w:val="left"/>
-            </w:pPr>
-            <w:r>
-              <w:rPr>
-                <w:rFonts w:ascii="TimeNewRoman" w:hAnsi="TimeNewRoman"/>
-                <w:sz w:val="30"/>
-              </w:rPr>
-              <w:t>18+34=52</w:t>
-            </w:r>
-          </w:p>
-        </w:tc>
-        <w:tc>
-          <w:tcPr>
-            <w:tcW w:type="dxa" w:w="1987"/>
-          </w:tcPr>
-          <w:p>
-            <w:pPr>
-              <w:jc w:val="left"/>
-            </w:pPr>
-            <w:r>
-              <w:rPr>
-                <w:rFonts w:ascii="TimeNewRoman" w:hAnsi="TimeNewRoman"/>
-                <w:sz w:val="30"/>
-              </w:rPr>
-              <w:t>58+26=84</w:t>
-            </w:r>
-          </w:p>
-        </w:tc>
-        <w:tc>
-          <w:tcPr>
-            <w:tcW w:type="dxa" w:w="1987"/>
-          </w:tcPr>
-          <w:p>
-            <w:pPr>
-              <w:jc w:val="left"/>
-            </w:pPr>
-            <w:r>
-              <w:rPr>
-                <w:rFonts w:ascii="TimeNewRoman" w:hAnsi="TimeNewRoman"/>
-                <w:sz w:val="30"/>
-              </w:rPr>
-              <w:t>71-16=55</w:t>
-            </w:r>
-          </w:p>
-        </w:tc>
-      </w:tr>
-      <w:tr>
-        <w:tc>
-          <w:tcPr>
-            <w:tcW w:type="dxa" w:w="1987"/>
-          </w:tcPr>
-          <w:p>
-            <w:pPr>
-              <w:jc w:val="left"/>
-            </w:pPr>
-            <w:r>
-              <w:rPr>
-                <w:rFonts w:ascii="TimeNewRoman" w:hAnsi="TimeNewRoman"/>
-                <w:sz w:val="30"/>
-              </w:rPr>
-              <w:t>69+25=94</w:t>
-            </w:r>
-          </w:p>
-        </w:tc>
-        <w:tc>
-          <w:tcPr>
-            <w:tcW w:type="dxa" w:w="1987"/>
-          </w:tcPr>
-          <w:p>
-            <w:pPr>
-              <w:jc w:val="left"/>
-            </w:pPr>
-            <w:r>
-              <w:rPr>
-                <w:rFonts w:ascii="TimeNewRoman" w:hAnsi="TimeNewRoman"/>
-                <w:sz w:val="30"/>
-              </w:rPr>
-              <w:t>30-17=13</w:t>
-            </w:r>
-          </w:p>
-        </w:tc>
-        <w:tc>
-          <w:tcPr>
-            <w:tcW w:type="dxa" w:w="1987"/>
-          </w:tcPr>
-          <w:p>
-            <w:pPr>
-              <w:jc w:val="left"/>
-            </w:pPr>
-            <w:r>
-              <w:rPr>
-                <w:rFonts w:ascii="TimeNewRoman" w:hAnsi="TimeNewRoman"/>
-                <w:sz w:val="30"/>
-              </w:rPr>
-              <w:t>49+6=55</w:t>
-            </w:r>
-          </w:p>
-        </w:tc>
-        <w:tc>
-          <w:tcPr>
-            <w:tcW w:type="dxa" w:w="1987"/>
-          </w:tcPr>
-          <w:p>
-            <w:pPr>
-              <w:jc w:val="left"/>
-            </w:pPr>
-            <w:r>
-              <w:rPr>
-                <w:rFonts w:ascii="TimeNewRoman" w:hAnsi="TimeNewRoman"/>
-                <w:sz w:val="30"/>
-              </w:rPr>
-              <w:t>48+18=66</w:t>
-            </w:r>
-          </w:p>
-        </w:tc>
-        <w:tc>
-          <w:tcPr>
-            <w:tcW w:type="dxa" w:w="1987"/>
-          </w:tcPr>
-          <w:p>
-            <w:pPr>
-              <w:jc w:val="left"/>
-            </w:pPr>
-            <w:r>
-              <w:rPr>
-                <w:rFonts w:ascii="TimeNewRoman" w:hAnsi="TimeNewRoman"/>
-                <w:sz w:val="30"/>
-              </w:rPr>
-              <w:t>54+29=83</w:t>
-            </w:r>
-          </w:p>
-        </w:tc>
-      </w:tr>
-      <w:tr>
-        <w:tc>
-          <w:tcPr>
-            <w:tcW w:type="dxa" w:w="1987"/>
-          </w:tcPr>
-          <w:p>
-            <w:pPr>
-              <w:jc w:val="left"/>
-            </w:pPr>
-            <w:r>
-              <w:rPr>
-                <w:rFonts w:ascii="TimeNewRoman" w:hAnsi="TimeNewRoman"/>
-                <w:sz w:val="30"/>
-              </w:rPr>
-              <w:t>70-18=52</w:t>
-            </w:r>
-          </w:p>
-        </w:tc>
-        <w:tc>
-          <w:tcPr>
-            <w:tcW w:type="dxa" w:w="1987"/>
-          </w:tcPr>
-          <w:p>
-            <w:pPr>
-              <w:jc w:val="left"/>
-            </w:pPr>
-            <w:r>
-              <w:rPr>
-                <w:rFonts w:ascii="TimeNewRoman" w:hAnsi="TimeNewRoman"/>
-                <w:sz w:val="30"/>
-              </w:rPr>
-              <w:t>8+33=41</w:t>
-            </w:r>
-          </w:p>
-        </w:tc>
-        <w:tc>
-          <w:tcPr>
-            <w:tcW w:type="dxa" w:w="1987"/>
-          </w:tcPr>
-          <w:p>
-            <w:pPr>
-              <w:jc w:val="left"/>
-            </w:pPr>
-            <w:r>
-              <w:rPr>
-                <w:rFonts w:ascii="TimeNewRoman" w:hAnsi="TimeNewRoman"/>
-                <w:sz w:val="30"/>
-              </w:rPr>
-              <w:t>74-49=25</w:t>
-            </w:r>
-          </w:p>
-        </w:tc>
-        <w:tc>
-          <w:tcPr>
-            <w:tcW w:type="dxa" w:w="1987"/>
-          </w:tcPr>
-          <w:p>
-            <w:pPr>
-              <w:jc w:val="left"/>
-            </w:pPr>
-            <w:r>
-              <w:rPr>
-                <w:rFonts w:ascii="TimeNewRoman" w:hAnsi="TimeNewRoman"/>
-                <w:sz w:val="30"/>
-              </w:rPr>
-              <w:t>15+57=72</w:t>
-            </w:r>
-          </w:p>
-        </w:tc>
-        <w:tc>
-          <w:tcPr>
-            <w:tcW w:type="dxa" w:w="1987"/>
-          </w:tcPr>
-          <w:p>
-            <w:pPr>
-              <w:jc w:val="left"/>
-            </w:pPr>
-            <w:r>
-              <w:rPr>
-                <w:rFonts w:ascii="TimeNewRoman" w:hAnsi="TimeNewRoman"/>
-                <w:sz w:val="30"/>
-              </w:rPr>
-              <w:t>8+79=87</w:t>
+              <w:t>23+39=62</w:t>
             </w:r>
           </w:p>
         </w:tc>

--- a/answers-of-adc_sbb_within_100.docx
+++ b/answers-of-adc_sbb_within_100.docx
@@ -40,7 +40,7 @@
                 <w:rFonts w:ascii="TimeNewRoman" w:hAnsi="TimeNewRoman"/>
                 <w:sz w:val="30"/>
               </w:rPr>
-              <w:t>84-15=69</w:t>
+              <w:t>66-7=59</w:t>
             </w:r>
           </w:p>
         </w:tc>
@@ -57,7 +57,7 @@
                 <w:rFonts w:ascii="TimeNewRoman" w:hAnsi="TimeNewRoman"/>
                 <w:sz w:val="30"/>
               </w:rPr>
-              <w:t>48+28=76</w:t>
+              <w:t>21-8=13</w:t>
             </w:r>
           </w:p>
         </w:tc>
@@ -74,7 +74,7 @@
                 <w:rFonts w:ascii="TimeNewRoman" w:hAnsi="TimeNewRoman"/>
                 <w:sz w:val="30"/>
               </w:rPr>
-              <w:t>52-3=49</w:t>
+              <w:t>73-35=38</w:t>
             </w:r>
           </w:p>
         </w:tc>
@@ -91,7 +91,7 @@
                 <w:rFonts w:ascii="TimeNewRoman" w:hAnsi="TimeNewRoman"/>
                 <w:sz w:val="30"/>
               </w:rPr>
-              <w:t>87+4=91</w:t>
+              <w:t>6+48=54</w:t>
             </w:r>
           </w:p>
         </w:tc>
@@ -108,7 +108,7 @@
                 <w:rFonts w:ascii="TimeNewRoman" w:hAnsi="TimeNewRoman"/>
                 <w:sz w:val="30"/>
               </w:rPr>
-              <w:t>22-7=15</w:t>
+              <w:t>72-17=55</w:t>
             </w:r>
           </w:p>
         </w:tc>
@@ -127,7 +127,7 @@
                 <w:rFonts w:ascii="TimeNewRoman" w:hAnsi="TimeNewRoman"/>
                 <w:sz w:val="30"/>
               </w:rPr>
-              <w:t>81-58=23</w:t>
+              <w:t>49+43=92</w:t>
             </w:r>
           </w:p>
         </w:tc>
@@ -144,7 +144,512 @@
                 <w:rFonts w:ascii="TimeNewRoman" w:hAnsi="TimeNewRoman"/>
                 <w:sz w:val="30"/>
               </w:rPr>
-              <w:t>36+19=55</w:t>
+              <w:t>9+75=84</w:t>
+            </w:r>
+          </w:p>
+        </w:tc>
+        <w:tc>
+          <w:tcPr>
+            <w:tcW w:type="dxa" w:w="1987"/>
+          </w:tcPr>
+          <w:p>
+            <w:pPr>
+              <w:jc w:val="left"/>
+            </w:pPr>
+            <w:r>
+              <w:rPr>
+                <w:rFonts w:ascii="TimeNewRoman" w:hAnsi="TimeNewRoman"/>
+                <w:sz w:val="30"/>
+              </w:rPr>
+              <w:t>20-5=15</w:t>
+            </w:r>
+          </w:p>
+        </w:tc>
+        <w:tc>
+          <w:tcPr>
+            <w:tcW w:type="dxa" w:w="1987"/>
+          </w:tcPr>
+          <w:p>
+            <w:pPr>
+              <w:jc w:val="left"/>
+            </w:pPr>
+            <w:r>
+              <w:rPr>
+                <w:rFonts w:ascii="TimeNewRoman" w:hAnsi="TimeNewRoman"/>
+                <w:sz w:val="30"/>
+              </w:rPr>
+              <w:t>91-19=72</w:t>
+            </w:r>
+          </w:p>
+        </w:tc>
+        <w:tc>
+          <w:tcPr>
+            <w:tcW w:type="dxa" w:w="1987"/>
+          </w:tcPr>
+          <w:p>
+            <w:pPr>
+              <w:jc w:val="left"/>
+            </w:pPr>
+            <w:r>
+              <w:rPr>
+                <w:rFonts w:ascii="TimeNewRoman" w:hAnsi="TimeNewRoman"/>
+                <w:sz w:val="30"/>
+              </w:rPr>
+              <w:t>21-17=4</w:t>
+            </w:r>
+          </w:p>
+        </w:tc>
+      </w:tr>
+      <w:tr>
+        <w:tc>
+          <w:tcPr>
+            <w:tcW w:type="dxa" w:w="1987"/>
+          </w:tcPr>
+          <w:p>
+            <w:pPr>
+              <w:jc w:val="left"/>
+            </w:pPr>
+            <w:r>
+              <w:rPr>
+                <w:rFonts w:ascii="TimeNewRoman" w:hAnsi="TimeNewRoman"/>
+                <w:sz w:val="30"/>
+              </w:rPr>
+              <w:t>63-54=9</w:t>
+            </w:r>
+          </w:p>
+        </w:tc>
+        <w:tc>
+          <w:tcPr>
+            <w:tcW w:type="dxa" w:w="1987"/>
+          </w:tcPr>
+          <w:p>
+            <w:pPr>
+              <w:jc w:val="left"/>
+            </w:pPr>
+            <w:r>
+              <w:rPr>
+                <w:rFonts w:ascii="TimeNewRoman" w:hAnsi="TimeNewRoman"/>
+                <w:sz w:val="30"/>
+              </w:rPr>
+              <w:t>94-29=65</w:t>
+            </w:r>
+          </w:p>
+        </w:tc>
+        <w:tc>
+          <w:tcPr>
+            <w:tcW w:type="dxa" w:w="1987"/>
+          </w:tcPr>
+          <w:p>
+            <w:pPr>
+              <w:jc w:val="left"/>
+            </w:pPr>
+            <w:r>
+              <w:rPr>
+                <w:rFonts w:ascii="TimeNewRoman" w:hAnsi="TimeNewRoman"/>
+                <w:sz w:val="30"/>
+              </w:rPr>
+              <w:t>71-32=39</w:t>
+            </w:r>
+          </w:p>
+        </w:tc>
+        <w:tc>
+          <w:tcPr>
+            <w:tcW w:type="dxa" w:w="1987"/>
+          </w:tcPr>
+          <w:p>
+            <w:pPr>
+              <w:jc w:val="left"/>
+            </w:pPr>
+            <w:r>
+              <w:rPr>
+                <w:rFonts w:ascii="TimeNewRoman" w:hAnsi="TimeNewRoman"/>
+                <w:sz w:val="30"/>
+              </w:rPr>
+              <w:t>30-27=3</w:t>
+            </w:r>
+          </w:p>
+        </w:tc>
+        <w:tc>
+          <w:tcPr>
+            <w:tcW w:type="dxa" w:w="1987"/>
+          </w:tcPr>
+          <w:p>
+            <w:pPr>
+              <w:jc w:val="left"/>
+            </w:pPr>
+            <w:r>
+              <w:rPr>
+                <w:rFonts w:ascii="TimeNewRoman" w:hAnsi="TimeNewRoman"/>
+                <w:sz w:val="30"/>
+              </w:rPr>
+              <w:t>9+3=12</w:t>
+            </w:r>
+          </w:p>
+        </w:tc>
+      </w:tr>
+      <w:tr>
+        <w:tc>
+          <w:tcPr>
+            <w:tcW w:type="dxa" w:w="1987"/>
+          </w:tcPr>
+          <w:p>
+            <w:pPr>
+              <w:jc w:val="left"/>
+            </w:pPr>
+            <w:r>
+              <w:rPr>
+                <w:rFonts w:ascii="TimeNewRoman" w:hAnsi="TimeNewRoman"/>
+                <w:sz w:val="30"/>
+              </w:rPr>
+              <w:t>36+25=61</w:t>
+            </w:r>
+          </w:p>
+        </w:tc>
+        <w:tc>
+          <w:tcPr>
+            <w:tcW w:type="dxa" w:w="1987"/>
+          </w:tcPr>
+          <w:p>
+            <w:pPr>
+              <w:jc w:val="left"/>
+            </w:pPr>
+            <w:r>
+              <w:rPr>
+                <w:rFonts w:ascii="TimeNewRoman" w:hAnsi="TimeNewRoman"/>
+                <w:sz w:val="30"/>
+              </w:rPr>
+              <w:t>9+62=71</w:t>
+            </w:r>
+          </w:p>
+        </w:tc>
+        <w:tc>
+          <w:tcPr>
+            <w:tcW w:type="dxa" w:w="1987"/>
+          </w:tcPr>
+          <w:p>
+            <w:pPr>
+              <w:jc w:val="left"/>
+            </w:pPr>
+            <w:r>
+              <w:rPr>
+                <w:rFonts w:ascii="TimeNewRoman" w:hAnsi="TimeNewRoman"/>
+                <w:sz w:val="30"/>
+              </w:rPr>
+              <w:t>89+5=94</w:t>
+            </w:r>
+          </w:p>
+        </w:tc>
+        <w:tc>
+          <w:tcPr>
+            <w:tcW w:type="dxa" w:w="1987"/>
+          </w:tcPr>
+          <w:p>
+            <w:pPr>
+              <w:jc w:val="left"/>
+            </w:pPr>
+            <w:r>
+              <w:rPr>
+                <w:rFonts w:ascii="TimeNewRoman" w:hAnsi="TimeNewRoman"/>
+                <w:sz w:val="30"/>
+              </w:rPr>
+              <w:t>19+74=93</w:t>
+            </w:r>
+          </w:p>
+        </w:tc>
+        <w:tc>
+          <w:tcPr>
+            <w:tcW w:type="dxa" w:w="1987"/>
+          </w:tcPr>
+          <w:p>
+            <w:pPr>
+              <w:jc w:val="left"/>
+            </w:pPr>
+            <w:r>
+              <w:rPr>
+                <w:rFonts w:ascii="TimeNewRoman" w:hAnsi="TimeNewRoman"/>
+                <w:sz w:val="30"/>
+              </w:rPr>
+              <w:t>68-29=39</w:t>
+            </w:r>
+          </w:p>
+        </w:tc>
+      </w:tr>
+      <w:tr>
+        <w:tc>
+          <w:tcPr>
+            <w:tcW w:type="dxa" w:w="1987"/>
+          </w:tcPr>
+          <w:p>
+            <w:pPr>
+              <w:jc w:val="left"/>
+            </w:pPr>
+            <w:r>
+              <w:rPr>
+                <w:rFonts w:ascii="TimeNewRoman" w:hAnsi="TimeNewRoman"/>
+                <w:sz w:val="30"/>
+              </w:rPr>
+              <w:t>67-9=58</w:t>
+            </w:r>
+          </w:p>
+        </w:tc>
+        <w:tc>
+          <w:tcPr>
+            <w:tcW w:type="dxa" w:w="1987"/>
+          </w:tcPr>
+          <w:p>
+            <w:pPr>
+              <w:jc w:val="left"/>
+            </w:pPr>
+            <w:r>
+              <w:rPr>
+                <w:rFonts w:ascii="TimeNewRoman" w:hAnsi="TimeNewRoman"/>
+                <w:sz w:val="30"/>
+              </w:rPr>
+              <w:t>51-27=24</w:t>
+            </w:r>
+          </w:p>
+        </w:tc>
+        <w:tc>
+          <w:tcPr>
+            <w:tcW w:type="dxa" w:w="1987"/>
+          </w:tcPr>
+          <w:p>
+            <w:pPr>
+              <w:jc w:val="left"/>
+            </w:pPr>
+            <w:r>
+              <w:rPr>
+                <w:rFonts w:ascii="TimeNewRoman" w:hAnsi="TimeNewRoman"/>
+                <w:sz w:val="30"/>
+              </w:rPr>
+              <w:t>86-68=18</w:t>
+            </w:r>
+          </w:p>
+        </w:tc>
+        <w:tc>
+          <w:tcPr>
+            <w:tcW w:type="dxa" w:w="1987"/>
+          </w:tcPr>
+          <w:p>
+            <w:pPr>
+              <w:jc w:val="left"/>
+            </w:pPr>
+            <w:r>
+              <w:rPr>
+                <w:rFonts w:ascii="TimeNewRoman" w:hAnsi="TimeNewRoman"/>
+                <w:sz w:val="30"/>
+              </w:rPr>
+              <w:t>19+65=84</w:t>
+            </w:r>
+          </w:p>
+        </w:tc>
+        <w:tc>
+          <w:tcPr>
+            <w:tcW w:type="dxa" w:w="1987"/>
+          </w:tcPr>
+          <w:p>
+            <w:pPr>
+              <w:jc w:val="left"/>
+            </w:pPr>
+            <w:r>
+              <w:rPr>
+                <w:rFonts w:ascii="TimeNewRoman" w:hAnsi="TimeNewRoman"/>
+                <w:sz w:val="30"/>
+              </w:rPr>
+              <w:t>29+62=91</w:t>
+            </w:r>
+          </w:p>
+        </w:tc>
+      </w:tr>
+      <w:tr>
+        <w:tc>
+          <w:tcPr>
+            <w:tcW w:type="dxa" w:w="1987"/>
+          </w:tcPr>
+          <w:p>
+            <w:pPr>
+              <w:jc w:val="left"/>
+            </w:pPr>
+            <w:r>
+              <w:rPr>
+                <w:rFonts w:ascii="TimeNewRoman" w:hAnsi="TimeNewRoman"/>
+                <w:sz w:val="30"/>
+              </w:rPr>
+              <w:t>53-36=17</w:t>
+            </w:r>
+          </w:p>
+        </w:tc>
+        <w:tc>
+          <w:tcPr>
+            <w:tcW w:type="dxa" w:w="1987"/>
+          </w:tcPr>
+          <w:p>
+            <w:pPr>
+              <w:jc w:val="left"/>
+            </w:pPr>
+            <w:r>
+              <w:rPr>
+                <w:rFonts w:ascii="TimeNewRoman" w:hAnsi="TimeNewRoman"/>
+                <w:sz w:val="30"/>
+              </w:rPr>
+              <w:t>81-79=2</w:t>
+            </w:r>
+          </w:p>
+        </w:tc>
+        <w:tc>
+          <w:tcPr>
+            <w:tcW w:type="dxa" w:w="1987"/>
+          </w:tcPr>
+          <w:p>
+            <w:pPr>
+              <w:jc w:val="left"/>
+            </w:pPr>
+            <w:r>
+              <w:rPr>
+                <w:rFonts w:ascii="TimeNewRoman" w:hAnsi="TimeNewRoman"/>
+                <w:sz w:val="30"/>
+              </w:rPr>
+              <w:t>74+8=82</w:t>
+            </w:r>
+          </w:p>
+        </w:tc>
+        <w:tc>
+          <w:tcPr>
+            <w:tcW w:type="dxa" w:w="1987"/>
+          </w:tcPr>
+          <w:p>
+            <w:pPr>
+              <w:jc w:val="left"/>
+            </w:pPr>
+            <w:r>
+              <w:rPr>
+                <w:rFonts w:ascii="TimeNewRoman" w:hAnsi="TimeNewRoman"/>
+                <w:sz w:val="30"/>
+              </w:rPr>
+              <w:t>40-3=37</w:t>
+            </w:r>
+          </w:p>
+        </w:tc>
+        <w:tc>
+          <w:tcPr>
+            <w:tcW w:type="dxa" w:w="1987"/>
+          </w:tcPr>
+          <w:p>
+            <w:pPr>
+              <w:jc w:val="left"/>
+            </w:pPr>
+            <w:r>
+              <w:rPr>
+                <w:rFonts w:ascii="TimeNewRoman" w:hAnsi="TimeNewRoman"/>
+                <w:sz w:val="30"/>
+              </w:rPr>
+              <w:t>48+3=51</w:t>
+            </w:r>
+          </w:p>
+        </w:tc>
+      </w:tr>
+      <w:tr>
+        <w:tc>
+          <w:tcPr>
+            <w:tcW w:type="dxa" w:w="1987"/>
+          </w:tcPr>
+          <w:p>
+            <w:pPr>
+              <w:jc w:val="left"/>
+            </w:pPr>
+            <w:r>
+              <w:rPr>
+                <w:rFonts w:ascii="TimeNewRoman" w:hAnsi="TimeNewRoman"/>
+                <w:sz w:val="30"/>
+              </w:rPr>
+              <w:t>52-24=28</w:t>
+            </w:r>
+          </w:p>
+        </w:tc>
+        <w:tc>
+          <w:tcPr>
+            <w:tcW w:type="dxa" w:w="1987"/>
+          </w:tcPr>
+          <w:p>
+            <w:pPr>
+              <w:jc w:val="left"/>
+            </w:pPr>
+            <w:r>
+              <w:rPr>
+                <w:rFonts w:ascii="TimeNewRoman" w:hAnsi="TimeNewRoman"/>
+                <w:sz w:val="30"/>
+              </w:rPr>
+              <w:t>71-53=18</w:t>
+            </w:r>
+          </w:p>
+        </w:tc>
+        <w:tc>
+          <w:tcPr>
+            <w:tcW w:type="dxa" w:w="1987"/>
+          </w:tcPr>
+          <w:p>
+            <w:pPr>
+              <w:jc w:val="left"/>
+            </w:pPr>
+            <w:r>
+              <w:rPr>
+                <w:rFonts w:ascii="TimeNewRoman" w:hAnsi="TimeNewRoman"/>
+                <w:sz w:val="30"/>
+              </w:rPr>
+              <w:t>38+8=46</w:t>
+            </w:r>
+          </w:p>
+        </w:tc>
+        <w:tc>
+          <w:tcPr>
+            <w:tcW w:type="dxa" w:w="1987"/>
+          </w:tcPr>
+          <w:p>
+            <w:pPr>
+              <w:jc w:val="left"/>
+            </w:pPr>
+            <w:r>
+              <w:rPr>
+                <w:rFonts w:ascii="TimeNewRoman" w:hAnsi="TimeNewRoman"/>
+                <w:sz w:val="30"/>
+              </w:rPr>
+              <w:t>72-58=14</w:t>
+            </w:r>
+          </w:p>
+        </w:tc>
+        <w:tc>
+          <w:tcPr>
+            <w:tcW w:type="dxa" w:w="1987"/>
+          </w:tcPr>
+          <w:p>
+            <w:pPr>
+              <w:jc w:val="left"/>
+            </w:pPr>
+            <w:r>
+              <w:rPr>
+                <w:rFonts w:ascii="TimeNewRoman" w:hAnsi="TimeNewRoman"/>
+                <w:sz w:val="30"/>
+              </w:rPr>
+              <w:t>32+59=91</w:t>
+            </w:r>
+          </w:p>
+        </w:tc>
+      </w:tr>
+      <w:tr>
+        <w:tc>
+          <w:tcPr>
+            <w:tcW w:type="dxa" w:w="1987"/>
+          </w:tcPr>
+          <w:p>
+            <w:pPr>
+              <w:jc w:val="left"/>
+            </w:pPr>
+            <w:r>
+              <w:rPr>
+                <w:rFonts w:ascii="TimeNewRoman" w:hAnsi="TimeNewRoman"/>
+                <w:sz w:val="30"/>
+              </w:rPr>
+              <w:t>38+24=62</w:t>
             </w:r>
           </w:p>
         </w:tc>
@@ -178,7 +683,7 @@
                 <w:rFonts w:ascii="TimeNewRoman" w:hAnsi="TimeNewRoman"/>
                 <w:sz w:val="30"/>
               </w:rPr>
-              <w:t>7+26=33</w:t>
+              <w:t>32-29=3</w:t>
             </w:r>
           </w:p>
         </w:tc>
@@ -195,7 +700,24 @@
                 <w:rFonts w:ascii="TimeNewRoman" w:hAnsi="TimeNewRoman"/>
                 <w:sz w:val="30"/>
               </w:rPr>
-              <w:t>57+26=83</w:t>
+              <w:t>62-26=36</w:t>
+            </w:r>
+          </w:p>
+        </w:tc>
+        <w:tc>
+          <w:tcPr>
+            <w:tcW w:type="dxa" w:w="1987"/>
+          </w:tcPr>
+          <w:p>
+            <w:pPr>
+              <w:jc w:val="left"/>
+            </w:pPr>
+            <w:r>
+              <w:rPr>
+                <w:rFonts w:ascii="TimeNewRoman" w:hAnsi="TimeNewRoman"/>
+                <w:sz w:val="30"/>
+              </w:rPr>
+              <w:t>91-2=89</w:t>
             </w:r>
           </w:p>
         </w:tc>
@@ -214,7 +736,7 @@
                 <w:rFonts w:ascii="TimeNewRoman" w:hAnsi="TimeNewRoman"/>
                 <w:sz w:val="30"/>
               </w:rPr>
-              <w:t>60-5=55</w:t>
+              <w:t>98-79=19</w:t>
             </w:r>
           </w:p>
         </w:tc>
@@ -231,7 +753,7 @@
                 <w:rFonts w:ascii="TimeNewRoman" w:hAnsi="TimeNewRoman"/>
                 <w:sz w:val="30"/>
               </w:rPr>
-              <w:t>43+28=71</w:t>
+              <w:t>50-44=6</w:t>
             </w:r>
           </w:p>
         </w:tc>
@@ -248,7 +770,7 @@
                 <w:rFonts w:ascii="TimeNewRoman" w:hAnsi="TimeNewRoman"/>
                 <w:sz w:val="30"/>
               </w:rPr>
-              <w:t>38+38=76</w:t>
+              <w:t>91-56=35</w:t>
             </w:r>
           </w:p>
         </w:tc>
@@ -265,7 +787,7 @@
                 <w:rFonts w:ascii="TimeNewRoman" w:hAnsi="TimeNewRoman"/>
                 <w:sz w:val="30"/>
               </w:rPr>
-              <w:t>76-58=18</w:t>
+              <w:t>38+34=72</w:t>
             </w:r>
           </w:p>
         </w:tc>
@@ -282,7 +804,7 @@
                 <w:rFonts w:ascii="TimeNewRoman" w:hAnsi="TimeNewRoman"/>
                 <w:sz w:val="30"/>
               </w:rPr>
-              <w:t>94-8=86</w:t>
+              <w:t>67-8=59</w:t>
             </w:r>
           </w:p>
         </w:tc>
@@ -301,7 +823,7 @@
                 <w:rFonts w:ascii="TimeNewRoman" w:hAnsi="TimeNewRoman"/>
                 <w:sz w:val="30"/>
               </w:rPr>
-              <w:t>66-7=59</w:t>
+              <w:t>35+56=91</w:t>
             </w:r>
           </w:p>
         </w:tc>
@@ -318,7 +840,7 @@
                 <w:rFonts w:ascii="TimeNewRoman" w:hAnsi="TimeNewRoman"/>
                 <w:sz w:val="30"/>
               </w:rPr>
-              <w:t>34-19=15</w:t>
+              <w:t>63+9=72</w:t>
             </w:r>
           </w:p>
         </w:tc>
@@ -335,1225 +857,7 @@
                 <w:rFonts w:ascii="TimeNewRoman" w:hAnsi="TimeNewRoman"/>
                 <w:sz w:val="30"/>
               </w:rPr>
-              <w:t>21-8=13</w:t>
-            </w:r>
-          </w:p>
-        </w:tc>
-        <w:tc>
-          <w:tcPr>
-            <w:tcW w:type="dxa" w:w="1987"/>
-          </w:tcPr>
-          <w:p>
-            <w:pPr>
-              <w:jc w:val="left"/>
-            </w:pPr>
-            <w:r>
-              <w:rPr>
-                <w:rFonts w:ascii="TimeNewRoman" w:hAnsi="TimeNewRoman"/>
-                <w:sz w:val="30"/>
-              </w:rPr>
-              <w:t>84-47=37</w:t>
-            </w:r>
-          </w:p>
-        </w:tc>
-        <w:tc>
-          <w:tcPr>
-            <w:tcW w:type="dxa" w:w="1987"/>
-          </w:tcPr>
-          <w:p>
-            <w:pPr>
-              <w:jc w:val="left"/>
-            </w:pPr>
-            <w:r>
-              <w:rPr>
-                <w:rFonts w:ascii="TimeNewRoman" w:hAnsi="TimeNewRoman"/>
-                <w:sz w:val="30"/>
-              </w:rPr>
-              <w:t>94-66=28</w:t>
-            </w:r>
-          </w:p>
-        </w:tc>
-      </w:tr>
-      <w:tr>
-        <w:tc>
-          <w:tcPr>
-            <w:tcW w:type="dxa" w:w="1987"/>
-          </w:tcPr>
-          <w:p>
-            <w:pPr>
-              <w:jc w:val="left"/>
-            </w:pPr>
-            <w:r>
-              <w:rPr>
-                <w:rFonts w:ascii="TimeNewRoman" w:hAnsi="TimeNewRoman"/>
-                <w:sz w:val="30"/>
-              </w:rPr>
-              <w:t>33-26=7</w:t>
-            </w:r>
-          </w:p>
-        </w:tc>
-        <w:tc>
-          <w:tcPr>
-            <w:tcW w:type="dxa" w:w="1987"/>
-          </w:tcPr>
-          <w:p>
-            <w:pPr>
-              <w:jc w:val="left"/>
-            </w:pPr>
-            <w:r>
-              <w:rPr>
-                <w:rFonts w:ascii="TimeNewRoman" w:hAnsi="TimeNewRoman"/>
-                <w:sz w:val="30"/>
-              </w:rPr>
-              <w:t>29+24=53</w:t>
-            </w:r>
-          </w:p>
-        </w:tc>
-        <w:tc>
-          <w:tcPr>
-            <w:tcW w:type="dxa" w:w="1987"/>
-          </w:tcPr>
-          <w:p>
-            <w:pPr>
-              <w:jc w:val="left"/>
-            </w:pPr>
-            <w:r>
-              <w:rPr>
-                <w:rFonts w:ascii="TimeNewRoman" w:hAnsi="TimeNewRoman"/>
-                <w:sz w:val="30"/>
-              </w:rPr>
-              <w:t>3+8=11</w:t>
-            </w:r>
-          </w:p>
-        </w:tc>
-        <w:tc>
-          <w:tcPr>
-            <w:tcW w:type="dxa" w:w="1987"/>
-          </w:tcPr>
-          <w:p>
-            <w:pPr>
-              <w:jc w:val="left"/>
-            </w:pPr>
-            <w:r>
-              <w:rPr>
-                <w:rFonts w:ascii="TimeNewRoman" w:hAnsi="TimeNewRoman"/>
-                <w:sz w:val="30"/>
-              </w:rPr>
-              <w:t>16+65=81</w:t>
-            </w:r>
-          </w:p>
-        </w:tc>
-        <w:tc>
-          <w:tcPr>
-            <w:tcW w:type="dxa" w:w="1987"/>
-          </w:tcPr>
-          <w:p>
-            <w:pPr>
-              <w:jc w:val="left"/>
-            </w:pPr>
-            <w:r>
-              <w:rPr>
-                <w:rFonts w:ascii="TimeNewRoman" w:hAnsi="TimeNewRoman"/>
-                <w:sz w:val="30"/>
-              </w:rPr>
-              <w:t>9+6=15</w:t>
-            </w:r>
-          </w:p>
-        </w:tc>
-      </w:tr>
-      <w:tr>
-        <w:tc>
-          <w:tcPr>
-            <w:tcW w:type="dxa" w:w="1987"/>
-          </w:tcPr>
-          <w:p>
-            <w:pPr>
-              <w:jc w:val="left"/>
-            </w:pPr>
-            <w:r>
-              <w:rPr>
-                <w:rFonts w:ascii="TimeNewRoman" w:hAnsi="TimeNewRoman"/>
-                <w:sz w:val="30"/>
-              </w:rPr>
-              <w:t>59+36=95</w:t>
-            </w:r>
-          </w:p>
-        </w:tc>
-        <w:tc>
-          <w:tcPr>
-            <w:tcW w:type="dxa" w:w="1987"/>
-          </w:tcPr>
-          <w:p>
-            <w:pPr>
-              <w:jc w:val="left"/>
-            </w:pPr>
-            <w:r>
-              <w:rPr>
-                <w:rFonts w:ascii="TimeNewRoman" w:hAnsi="TimeNewRoman"/>
-                <w:sz w:val="30"/>
-              </w:rPr>
-              <w:t>44-36=8</w:t>
-            </w:r>
-          </w:p>
-        </w:tc>
-        <w:tc>
-          <w:tcPr>
-            <w:tcW w:type="dxa" w:w="1987"/>
-          </w:tcPr>
-          <w:p>
-            <w:pPr>
-              <w:jc w:val="left"/>
-            </w:pPr>
-            <w:r>
-              <w:rPr>
-                <w:rFonts w:ascii="TimeNewRoman" w:hAnsi="TimeNewRoman"/>
-                <w:sz w:val="30"/>
-              </w:rPr>
-              <w:t>18+73=91</w:t>
-            </w:r>
-          </w:p>
-        </w:tc>
-        <w:tc>
-          <w:tcPr>
-            <w:tcW w:type="dxa" w:w="1987"/>
-          </w:tcPr>
-          <w:p>
-            <w:pPr>
-              <w:jc w:val="left"/>
-            </w:pPr>
-            <w:r>
-              <w:rPr>
-                <w:rFonts w:ascii="TimeNewRoman" w:hAnsi="TimeNewRoman"/>
-                <w:sz w:val="30"/>
-              </w:rPr>
-              <w:t>73-6=67</w:t>
-            </w:r>
-          </w:p>
-        </w:tc>
-        <w:tc>
-          <w:tcPr>
-            <w:tcW w:type="dxa" w:w="1987"/>
-          </w:tcPr>
-          <w:p>
-            <w:pPr>
-              <w:jc w:val="left"/>
-            </w:pPr>
-            <w:r>
-              <w:rPr>
-                <w:rFonts w:ascii="TimeNewRoman" w:hAnsi="TimeNewRoman"/>
-                <w:sz w:val="30"/>
-              </w:rPr>
-              <w:t>43+38=81</w:t>
-            </w:r>
-          </w:p>
-        </w:tc>
-      </w:tr>
-      <w:tr>
-        <w:tc>
-          <w:tcPr>
-            <w:tcW w:type="dxa" w:w="1987"/>
-          </w:tcPr>
-          <w:p>
-            <w:pPr>
-              <w:jc w:val="left"/>
-            </w:pPr>
-            <w:r>
-              <w:rPr>
-                <w:rFonts w:ascii="TimeNewRoman" w:hAnsi="TimeNewRoman"/>
-                <w:sz w:val="30"/>
-              </w:rPr>
-              <w:t>71-4=67</w:t>
-            </w:r>
-          </w:p>
-        </w:tc>
-        <w:tc>
-          <w:tcPr>
-            <w:tcW w:type="dxa" w:w="1987"/>
-          </w:tcPr>
-          <w:p>
-            <w:pPr>
-              <w:jc w:val="left"/>
-            </w:pPr>
-            <w:r>
-              <w:rPr>
-                <w:rFonts w:ascii="TimeNewRoman" w:hAnsi="TimeNewRoman"/>
-                <w:sz w:val="30"/>
-              </w:rPr>
-              <w:t>33-17=16</w:t>
-            </w:r>
-          </w:p>
-        </w:tc>
-        <w:tc>
-          <w:tcPr>
-            <w:tcW w:type="dxa" w:w="1987"/>
-          </w:tcPr>
-          <w:p>
-            <w:pPr>
-              <w:jc w:val="left"/>
-            </w:pPr>
-            <w:r>
-              <w:rPr>
-                <w:rFonts w:ascii="TimeNewRoman" w:hAnsi="TimeNewRoman"/>
-                <w:sz w:val="30"/>
-              </w:rPr>
-              <w:t>28+26=54</w:t>
-            </w:r>
-          </w:p>
-        </w:tc>
-        <w:tc>
-          <w:tcPr>
-            <w:tcW w:type="dxa" w:w="1987"/>
-          </w:tcPr>
-          <w:p>
-            <w:pPr>
-              <w:jc w:val="left"/>
-            </w:pPr>
-            <w:r>
-              <w:rPr>
-                <w:rFonts w:ascii="TimeNewRoman" w:hAnsi="TimeNewRoman"/>
-                <w:sz w:val="30"/>
-              </w:rPr>
-              <w:t>29+27=56</w:t>
-            </w:r>
-          </w:p>
-        </w:tc>
-        <w:tc>
-          <w:tcPr>
-            <w:tcW w:type="dxa" w:w="1987"/>
-          </w:tcPr>
-          <w:p>
-            <w:pPr>
-              <w:jc w:val="left"/>
-            </w:pPr>
-            <w:r>
-              <w:rPr>
-                <w:rFonts w:ascii="TimeNewRoman" w:hAnsi="TimeNewRoman"/>
-                <w:sz w:val="30"/>
-              </w:rPr>
-              <w:t>79+8=87</w:t>
-            </w:r>
-          </w:p>
-        </w:tc>
-      </w:tr>
-      <w:tr>
-        <w:tc>
-          <w:tcPr>
-            <w:tcW w:type="dxa" w:w="1987"/>
-          </w:tcPr>
-          <w:p>
-            <w:pPr>
-              <w:jc w:val="left"/>
-            </w:pPr>
-            <w:r>
-              <w:rPr>
-                <w:rFonts w:ascii="TimeNewRoman" w:hAnsi="TimeNewRoman"/>
-                <w:sz w:val="30"/>
-              </w:rPr>
-              <w:t>92-86=6</w:t>
-            </w:r>
-          </w:p>
-        </w:tc>
-        <w:tc>
-          <w:tcPr>
-            <w:tcW w:type="dxa" w:w="1987"/>
-          </w:tcPr>
-          <w:p>
-            <w:pPr>
-              <w:jc w:val="left"/>
-            </w:pPr>
-            <w:r>
-              <w:rPr>
-                <w:rFonts w:ascii="TimeNewRoman" w:hAnsi="TimeNewRoman"/>
-                <w:sz w:val="30"/>
-              </w:rPr>
-              <w:t>90-66=24</w:t>
-            </w:r>
-          </w:p>
-        </w:tc>
-        <w:tc>
-          <w:tcPr>
-            <w:tcW w:type="dxa" w:w="1987"/>
-          </w:tcPr>
-          <w:p>
-            <w:pPr>
-              <w:jc w:val="left"/>
-            </w:pPr>
-            <w:r>
-              <w:rPr>
-                <w:rFonts w:ascii="TimeNewRoman" w:hAnsi="TimeNewRoman"/>
-                <w:sz w:val="30"/>
-              </w:rPr>
-              <w:t>60-37=23</w:t>
-            </w:r>
-          </w:p>
-        </w:tc>
-        <w:tc>
-          <w:tcPr>
-            <w:tcW w:type="dxa" w:w="1987"/>
-          </w:tcPr>
-          <w:p>
-            <w:pPr>
-              <w:jc w:val="left"/>
-            </w:pPr>
-            <w:r>
-              <w:rPr>
-                <w:rFonts w:ascii="TimeNewRoman" w:hAnsi="TimeNewRoman"/>
-                <w:sz w:val="30"/>
-              </w:rPr>
-              <w:t>18+76=94</w:t>
-            </w:r>
-          </w:p>
-        </w:tc>
-        <w:tc>
-          <w:tcPr>
-            <w:tcW w:type="dxa" w:w="1987"/>
-          </w:tcPr>
-          <w:p>
-            <w:pPr>
-              <w:jc w:val="left"/>
-            </w:pPr>
-            <w:r>
-              <w:rPr>
-                <w:rFonts w:ascii="TimeNewRoman" w:hAnsi="TimeNewRoman"/>
-                <w:sz w:val="30"/>
-              </w:rPr>
-              <w:t>54+7=61</w:t>
-            </w:r>
-          </w:p>
-        </w:tc>
-      </w:tr>
-      <w:tr>
-        <w:tc>
-          <w:tcPr>
-            <w:tcW w:type="dxa" w:w="1987"/>
-          </w:tcPr>
-          <w:p>
-            <w:pPr>
-              <w:jc w:val="left"/>
-            </w:pPr>
-            <w:r>
-              <w:rPr>
-                <w:rFonts w:ascii="TimeNewRoman" w:hAnsi="TimeNewRoman"/>
-                <w:sz w:val="30"/>
-              </w:rPr>
-              <w:t>82-5=77</w:t>
-            </w:r>
-          </w:p>
-        </w:tc>
-        <w:tc>
-          <w:tcPr>
-            <w:tcW w:type="dxa" w:w="1987"/>
-          </w:tcPr>
-          <w:p>
-            <w:pPr>
-              <w:jc w:val="left"/>
-            </w:pPr>
-            <w:r>
-              <w:rPr>
-                <w:rFonts w:ascii="TimeNewRoman" w:hAnsi="TimeNewRoman"/>
-                <w:sz w:val="30"/>
-              </w:rPr>
-              <w:t>71-54=17</w:t>
-            </w:r>
-          </w:p>
-        </w:tc>
-        <w:tc>
-          <w:tcPr>
-            <w:tcW w:type="dxa" w:w="1987"/>
-          </w:tcPr>
-          <w:p>
-            <w:pPr>
-              <w:jc w:val="left"/>
-            </w:pPr>
-            <w:r>
-              <w:rPr>
-                <w:rFonts w:ascii="TimeNewRoman" w:hAnsi="TimeNewRoman"/>
-                <w:sz w:val="30"/>
-              </w:rPr>
-              <w:t>30-6=24</w:t>
-            </w:r>
-          </w:p>
-        </w:tc>
-        <w:tc>
-          <w:tcPr>
-            <w:tcW w:type="dxa" w:w="1987"/>
-          </w:tcPr>
-          <w:p>
-            <w:pPr>
-              <w:jc w:val="left"/>
-            </w:pPr>
-            <w:r>
-              <w:rPr>
-                <w:rFonts w:ascii="TimeNewRoman" w:hAnsi="TimeNewRoman"/>
-                <w:sz w:val="30"/>
-              </w:rPr>
-              <w:t>17+64=81</w:t>
-            </w:r>
-          </w:p>
-        </w:tc>
-        <w:tc>
-          <w:tcPr>
-            <w:tcW w:type="dxa" w:w="1987"/>
-          </w:tcPr>
-          <w:p>
-            <w:pPr>
-              <w:jc w:val="left"/>
-            </w:pPr>
-            <w:r>
-              <w:rPr>
-                <w:rFonts w:ascii="TimeNewRoman" w:hAnsi="TimeNewRoman"/>
-                <w:sz w:val="30"/>
-              </w:rPr>
-              <w:t>76+15=91</w:t>
-            </w:r>
-          </w:p>
-        </w:tc>
-      </w:tr>
-      <w:tr>
-        <w:tc>
-          <w:tcPr>
-            <w:tcW w:type="dxa" w:w="1987"/>
-          </w:tcPr>
-          <w:p>
-            <w:pPr>
-              <w:jc w:val="left"/>
-            </w:pPr>
-            <w:r>
-              <w:rPr>
-                <w:rFonts w:ascii="TimeNewRoman" w:hAnsi="TimeNewRoman"/>
-                <w:sz w:val="30"/>
-              </w:rPr>
-              <w:t>7+17=24</w:t>
-            </w:r>
-          </w:p>
-        </w:tc>
-        <w:tc>
-          <w:tcPr>
-            <w:tcW w:type="dxa" w:w="1987"/>
-          </w:tcPr>
-          <w:p>
-            <w:pPr>
-              <w:jc w:val="left"/>
-            </w:pPr>
-            <w:r>
-              <w:rPr>
-                <w:rFonts w:ascii="TimeNewRoman" w:hAnsi="TimeNewRoman"/>
-                <w:sz w:val="30"/>
-              </w:rPr>
-              <w:t>40-9=31</w:t>
-            </w:r>
-          </w:p>
-        </w:tc>
-        <w:tc>
-          <w:tcPr>
-            <w:tcW w:type="dxa" w:w="1987"/>
-          </w:tcPr>
-          <w:p>
-            <w:pPr>
-              <w:jc w:val="left"/>
-            </w:pPr>
-            <w:r>
-              <w:rPr>
-                <w:rFonts w:ascii="TimeNewRoman" w:hAnsi="TimeNewRoman"/>
-                <w:sz w:val="30"/>
-              </w:rPr>
-              <w:t>91-86=5</w:t>
-            </w:r>
-          </w:p>
-        </w:tc>
-        <w:tc>
-          <w:tcPr>
-            <w:tcW w:type="dxa" w:w="1987"/>
-          </w:tcPr>
-          <w:p>
-            <w:pPr>
-              <w:jc w:val="left"/>
-            </w:pPr>
-            <w:r>
-              <w:rPr>
-                <w:rFonts w:ascii="TimeNewRoman" w:hAnsi="TimeNewRoman"/>
-                <w:sz w:val="30"/>
-              </w:rPr>
-              <w:t>87+5=92</w:t>
-            </w:r>
-          </w:p>
-        </w:tc>
-        <w:tc>
-          <w:tcPr>
-            <w:tcW w:type="dxa" w:w="1987"/>
-          </w:tcPr>
-          <w:p>
-            <w:pPr>
-              <w:jc w:val="left"/>
-            </w:pPr>
-            <w:r>
-              <w:rPr>
-                <w:rFonts w:ascii="TimeNewRoman" w:hAnsi="TimeNewRoman"/>
-                <w:sz w:val="30"/>
-              </w:rPr>
-              <w:t>6+35=41</w:t>
-            </w:r>
-          </w:p>
-        </w:tc>
-      </w:tr>
-      <w:tr>
-        <w:tc>
-          <w:tcPr>
-            <w:tcW w:type="dxa" w:w="1987"/>
-          </w:tcPr>
-          <w:p>
-            <w:pPr>
-              <w:jc w:val="left"/>
-            </w:pPr>
-            <w:r>
-              <w:rPr>
-                <w:rFonts w:ascii="TimeNewRoman" w:hAnsi="TimeNewRoman"/>
-                <w:sz w:val="30"/>
-              </w:rPr>
-              <w:t>5+56=61</w:t>
-            </w:r>
-          </w:p>
-        </w:tc>
-        <w:tc>
-          <w:tcPr>
-            <w:tcW w:type="dxa" w:w="1987"/>
-          </w:tcPr>
-          <w:p>
-            <w:pPr>
-              <w:jc w:val="left"/>
-            </w:pPr>
-            <w:r>
-              <w:rPr>
-                <w:rFonts w:ascii="TimeNewRoman" w:hAnsi="TimeNewRoman"/>
-                <w:sz w:val="30"/>
-              </w:rPr>
-              <w:t>37-8=29</w:t>
-            </w:r>
-          </w:p>
-        </w:tc>
-        <w:tc>
-          <w:tcPr>
-            <w:tcW w:type="dxa" w:w="1987"/>
-          </w:tcPr>
-          <w:p>
-            <w:pPr>
-              <w:jc w:val="left"/>
-            </w:pPr>
-            <w:r>
-              <w:rPr>
-                <w:rFonts w:ascii="TimeNewRoman" w:hAnsi="TimeNewRoman"/>
-                <w:sz w:val="30"/>
-              </w:rPr>
-              <w:t>46-7=39</w:t>
-            </w:r>
-          </w:p>
-        </w:tc>
-        <w:tc>
-          <w:tcPr>
-            <w:tcW w:type="dxa" w:w="1987"/>
-          </w:tcPr>
-          <w:p>
-            <w:pPr>
-              <w:jc w:val="left"/>
-            </w:pPr>
-            <w:r>
-              <w:rPr>
-                <w:rFonts w:ascii="TimeNewRoman" w:hAnsi="TimeNewRoman"/>
-                <w:sz w:val="30"/>
-              </w:rPr>
-              <w:t>32-25=7</w:t>
-            </w:r>
-          </w:p>
-        </w:tc>
-        <w:tc>
-          <w:tcPr>
-            <w:tcW w:type="dxa" w:w="1987"/>
-          </w:tcPr>
-          <w:p>
-            <w:pPr>
-              <w:jc w:val="left"/>
-            </w:pPr>
-            <w:r>
-              <w:rPr>
-                <w:rFonts w:ascii="TimeNewRoman" w:hAnsi="TimeNewRoman"/>
-                <w:sz w:val="30"/>
-              </w:rPr>
-              <w:t>36+17=53</w:t>
-            </w:r>
-          </w:p>
-        </w:tc>
-      </w:tr>
-      <w:tr>
-        <w:tc>
-          <w:tcPr>
-            <w:tcW w:type="dxa" w:w="1987"/>
-          </w:tcPr>
-          <w:p>
-            <w:pPr>
-              <w:jc w:val="left"/>
-            </w:pPr>
-            <w:r>
-              <w:rPr>
-                <w:rFonts w:ascii="TimeNewRoman" w:hAnsi="TimeNewRoman"/>
-                <w:sz w:val="30"/>
-              </w:rPr>
-              <w:t>70-31=39</w:t>
-            </w:r>
-          </w:p>
-        </w:tc>
-        <w:tc>
-          <w:tcPr>
-            <w:tcW w:type="dxa" w:w="1987"/>
-          </w:tcPr>
-          <w:p>
-            <w:pPr>
-              <w:jc w:val="left"/>
-            </w:pPr>
-            <w:r>
-              <w:rPr>
-                <w:rFonts w:ascii="TimeNewRoman" w:hAnsi="TimeNewRoman"/>
-                <w:sz w:val="30"/>
-              </w:rPr>
-              <w:t>90-8=82</w:t>
-            </w:r>
-          </w:p>
-        </w:tc>
-        <w:tc>
-          <w:tcPr>
-            <w:tcW w:type="dxa" w:w="1987"/>
-          </w:tcPr>
-          <w:p>
-            <w:pPr>
-              <w:jc w:val="left"/>
-            </w:pPr>
-            <w:r>
-              <w:rPr>
-                <w:rFonts w:ascii="TimeNewRoman" w:hAnsi="TimeNewRoman"/>
-                <w:sz w:val="30"/>
-              </w:rPr>
-              <w:t>87+5=92</w:t>
-            </w:r>
-          </w:p>
-        </w:tc>
-        <w:tc>
-          <w:tcPr>
-            <w:tcW w:type="dxa" w:w="1987"/>
-          </w:tcPr>
-          <w:p>
-            <w:pPr>
-              <w:jc w:val="left"/>
-            </w:pPr>
-            <w:r>
-              <w:rPr>
-                <w:rFonts w:ascii="TimeNewRoman" w:hAnsi="TimeNewRoman"/>
-                <w:sz w:val="30"/>
-              </w:rPr>
-              <w:t>4+19=23</w:t>
-            </w:r>
-          </w:p>
-        </w:tc>
-        <w:tc>
-          <w:tcPr>
-            <w:tcW w:type="dxa" w:w="1987"/>
-          </w:tcPr>
-          <w:p>
-            <w:pPr>
-              <w:jc w:val="left"/>
-            </w:pPr>
-            <w:r>
-              <w:rPr>
-                <w:rFonts w:ascii="TimeNewRoman" w:hAnsi="TimeNewRoman"/>
-                <w:sz w:val="30"/>
-              </w:rPr>
-              <w:t>37+35=72</w:t>
-            </w:r>
-          </w:p>
-        </w:tc>
-      </w:tr>
-      <w:tr>
-        <w:tc>
-          <w:tcPr>
-            <w:tcW w:type="dxa" w:w="1987"/>
-          </w:tcPr>
-          <w:p>
-            <w:pPr>
-              <w:jc w:val="left"/>
-            </w:pPr>
-            <w:r>
-              <w:rPr>
-                <w:rFonts w:ascii="TimeNewRoman" w:hAnsi="TimeNewRoman"/>
-                <w:sz w:val="30"/>
-              </w:rPr>
-              <w:t>48+46=94</w:t>
-            </w:r>
-          </w:p>
-        </w:tc>
-        <w:tc>
-          <w:tcPr>
-            <w:tcW w:type="dxa" w:w="1987"/>
-          </w:tcPr>
-          <w:p>
-            <w:pPr>
-              <w:jc w:val="left"/>
-            </w:pPr>
-            <w:r>
-              <w:rPr>
-                <w:rFonts w:ascii="TimeNewRoman" w:hAnsi="TimeNewRoman"/>
-                <w:sz w:val="30"/>
-              </w:rPr>
-              <w:t>60-5=55</w:t>
-            </w:r>
-          </w:p>
-        </w:tc>
-        <w:tc>
-          <w:tcPr>
-            <w:tcW w:type="dxa" w:w="1987"/>
-          </w:tcPr>
-          <w:p>
-            <w:pPr>
-              <w:jc w:val="left"/>
-            </w:pPr>
-            <w:r>
-              <w:rPr>
-                <w:rFonts w:ascii="TimeNewRoman" w:hAnsi="TimeNewRoman"/>
-                <w:sz w:val="30"/>
-              </w:rPr>
-              <w:t>23-7=16</w:t>
-            </w:r>
-          </w:p>
-        </w:tc>
-        <w:tc>
-          <w:tcPr>
-            <w:tcW w:type="dxa" w:w="1987"/>
-          </w:tcPr>
-          <w:p>
-            <w:pPr>
-              <w:jc w:val="left"/>
-            </w:pPr>
-            <w:r>
-              <w:rPr>
-                <w:rFonts w:ascii="TimeNewRoman" w:hAnsi="TimeNewRoman"/>
-                <w:sz w:val="30"/>
-              </w:rPr>
-              <w:t>92-64=28</w:t>
-            </w:r>
-          </w:p>
-        </w:tc>
-        <w:tc>
-          <w:tcPr>
-            <w:tcW w:type="dxa" w:w="1987"/>
-          </w:tcPr>
-          <w:p>
-            <w:pPr>
-              <w:jc w:val="left"/>
-            </w:pPr>
-            <w:r>
-              <w:rPr>
-                <w:rFonts w:ascii="TimeNewRoman" w:hAnsi="TimeNewRoman"/>
-                <w:sz w:val="30"/>
-              </w:rPr>
-              <w:t>26+25=51</w:t>
-            </w:r>
-          </w:p>
-        </w:tc>
-      </w:tr>
-      <w:tr>
-        <w:tc>
-          <w:tcPr>
-            <w:tcW w:type="dxa" w:w="1987"/>
-          </w:tcPr>
-          <w:p>
-            <w:pPr>
-              <w:jc w:val="left"/>
-            </w:pPr>
-            <w:r>
-              <w:rPr>
-                <w:rFonts w:ascii="TimeNewRoman" w:hAnsi="TimeNewRoman"/>
-                <w:sz w:val="30"/>
-              </w:rPr>
-              <w:t>72-35=37</w:t>
-            </w:r>
-          </w:p>
-        </w:tc>
-        <w:tc>
-          <w:tcPr>
-            <w:tcW w:type="dxa" w:w="1987"/>
-          </w:tcPr>
-          <w:p>
-            <w:pPr>
-              <w:jc w:val="left"/>
-            </w:pPr>
-            <w:r>
-              <w:rPr>
-                <w:rFonts w:ascii="TimeNewRoman" w:hAnsi="TimeNewRoman"/>
-                <w:sz w:val="30"/>
-              </w:rPr>
-              <w:t>93-27=66</w:t>
-            </w:r>
-          </w:p>
-        </w:tc>
-        <w:tc>
-          <w:tcPr>
-            <w:tcW w:type="dxa" w:w="1987"/>
-          </w:tcPr>
-          <w:p>
-            <w:pPr>
-              <w:jc w:val="left"/>
-            </w:pPr>
-            <w:r>
-              <w:rPr>
-                <w:rFonts w:ascii="TimeNewRoman" w:hAnsi="TimeNewRoman"/>
-                <w:sz w:val="30"/>
-              </w:rPr>
-              <w:t>17+39=56</w:t>
-            </w:r>
-          </w:p>
-        </w:tc>
-        <w:tc>
-          <w:tcPr>
-            <w:tcW w:type="dxa" w:w="1987"/>
-          </w:tcPr>
-          <w:p>
-            <w:pPr>
-              <w:jc w:val="left"/>
-            </w:pPr>
-            <w:r>
-              <w:rPr>
-                <w:rFonts w:ascii="TimeNewRoman" w:hAnsi="TimeNewRoman"/>
-                <w:sz w:val="30"/>
-              </w:rPr>
-              <w:t>72-25=47</w:t>
-            </w:r>
-          </w:p>
-        </w:tc>
-        <w:tc>
-          <w:tcPr>
-            <w:tcW w:type="dxa" w:w="1987"/>
-          </w:tcPr>
-          <w:p>
-            <w:pPr>
-              <w:jc w:val="left"/>
-            </w:pPr>
-            <w:r>
-              <w:rPr>
-                <w:rFonts w:ascii="TimeNewRoman" w:hAnsi="TimeNewRoman"/>
-                <w:sz w:val="30"/>
-              </w:rPr>
-              <w:t>6+85=91</w:t>
-            </w:r>
-          </w:p>
-        </w:tc>
-      </w:tr>
-      <w:tr>
-        <w:tc>
-          <w:tcPr>
-            <w:tcW w:type="dxa" w:w="1987"/>
-          </w:tcPr>
-          <w:p>
-            <w:pPr>
-              <w:jc w:val="left"/>
-            </w:pPr>
-            <w:r>
-              <w:rPr>
-                <w:rFonts w:ascii="TimeNewRoman" w:hAnsi="TimeNewRoman"/>
-                <w:sz w:val="30"/>
-              </w:rPr>
-              <w:t>63+18=81</w:t>
-            </w:r>
-          </w:p>
-        </w:tc>
-        <w:tc>
-          <w:tcPr>
-            <w:tcW w:type="dxa" w:w="1987"/>
-          </w:tcPr>
-          <w:p>
-            <w:pPr>
-              <w:jc w:val="left"/>
-            </w:pPr>
-            <w:r>
-              <w:rPr>
-                <w:rFonts w:ascii="TimeNewRoman" w:hAnsi="TimeNewRoman"/>
-                <w:sz w:val="30"/>
-              </w:rPr>
-              <w:t>58+6=64</w:t>
-            </w:r>
-          </w:p>
-        </w:tc>
-        <w:tc>
-          <w:tcPr>
-            <w:tcW w:type="dxa" w:w="1987"/>
-          </w:tcPr>
-          <w:p>
-            <w:pPr>
-              <w:jc w:val="left"/>
-            </w:pPr>
-            <w:r>
-              <w:rPr>
-                <w:rFonts w:ascii="TimeNewRoman" w:hAnsi="TimeNewRoman"/>
-                <w:sz w:val="30"/>
-              </w:rPr>
-              <w:t>95-47=48</w:t>
-            </w:r>
-          </w:p>
-        </w:tc>
-        <w:tc>
-          <w:tcPr>
-            <w:tcW w:type="dxa" w:w="1987"/>
-          </w:tcPr>
-          <w:p>
-            <w:pPr>
-              <w:jc w:val="left"/>
-            </w:pPr>
-            <w:r>
-              <w:rPr>
-                <w:rFonts w:ascii="TimeNewRoman" w:hAnsi="TimeNewRoman"/>
-                <w:sz w:val="30"/>
-              </w:rPr>
-              <w:t>90-21=69</w:t>
-            </w:r>
-          </w:p>
-        </w:tc>
-        <w:tc>
-          <w:tcPr>
-            <w:tcW w:type="dxa" w:w="1987"/>
-          </w:tcPr>
-          <w:p>
-            <w:pPr>
-              <w:jc w:val="left"/>
-            </w:pPr>
-            <w:r>
-              <w:rPr>
-                <w:rFonts w:ascii="TimeNewRoman" w:hAnsi="TimeNewRoman"/>
-                <w:sz w:val="30"/>
-              </w:rPr>
-              <w:t>39+57=96</w:t>
-            </w:r>
-          </w:p>
-        </w:tc>
-      </w:tr>
-      <w:tr>
-        <w:tc>
-          <w:tcPr>
-            <w:tcW w:type="dxa" w:w="1987"/>
-          </w:tcPr>
-          <w:p>
-            <w:pPr>
-              <w:jc w:val="left"/>
-            </w:pPr>
-            <w:r>
-              <w:rPr>
-                <w:rFonts w:ascii="TimeNewRoman" w:hAnsi="TimeNewRoman"/>
-                <w:sz w:val="30"/>
-              </w:rPr>
-              <w:t>9+23=32</w:t>
-            </w:r>
-          </w:p>
-        </w:tc>
-        <w:tc>
-          <w:tcPr>
-            <w:tcW w:type="dxa" w:w="1987"/>
-          </w:tcPr>
-          <w:p>
-            <w:pPr>
-              <w:jc w:val="left"/>
-            </w:pPr>
-            <w:r>
-              <w:rPr>
-                <w:rFonts w:ascii="TimeNewRoman" w:hAnsi="TimeNewRoman"/>
-                <w:sz w:val="30"/>
-              </w:rPr>
-              <w:t>14+19=33</w:t>
-            </w:r>
-          </w:p>
-        </w:tc>
-        <w:tc>
-          <w:tcPr>
-            <w:tcW w:type="dxa" w:w="1987"/>
-          </w:tcPr>
-          <w:p>
-            <w:pPr>
-              <w:jc w:val="left"/>
-            </w:pPr>
-            <w:r>
-              <w:rPr>
-                <w:rFonts w:ascii="TimeNewRoman" w:hAnsi="TimeNewRoman"/>
-                <w:sz w:val="30"/>
-              </w:rPr>
-              <w:t>67-19=48</w:t>
-            </w:r>
-          </w:p>
-        </w:tc>
-        <w:tc>
-          <w:tcPr>
-            <w:tcW w:type="dxa" w:w="1987"/>
-          </w:tcPr>
-          <w:p>
-            <w:pPr>
-              <w:jc w:val="left"/>
-            </w:pPr>
-            <w:r>
-              <w:rPr>
-                <w:rFonts w:ascii="TimeNewRoman" w:hAnsi="TimeNewRoman"/>
-                <w:sz w:val="30"/>
-              </w:rPr>
-              <w:t>26+49=75</w:t>
-            </w:r>
-          </w:p>
-        </w:tc>
-        <w:tc>
-          <w:tcPr>
-            <w:tcW w:type="dxa" w:w="1987"/>
-          </w:tcPr>
-          <w:p>
-            <w:pPr>
-              <w:jc w:val="left"/>
-            </w:pPr>
-            <w:r>
-              <w:rPr>
-                <w:rFonts w:ascii="TimeNewRoman" w:hAnsi="TimeNewRoman"/>
-                <w:sz w:val="30"/>
-              </w:rPr>
-              <w:t>81-45=36</w:t>
-            </w:r>
-          </w:p>
-        </w:tc>
-      </w:tr>
-      <w:tr>
-        <w:tc>
-          <w:tcPr>
-            <w:tcW w:type="dxa" w:w="1987"/>
-          </w:tcPr>
-          <w:p>
-            <w:pPr>
-              <w:jc w:val="left"/>
-            </w:pPr>
-            <w:r>
-              <w:rPr>
-                <w:rFonts w:ascii="TimeNewRoman" w:hAnsi="TimeNewRoman"/>
-                <w:sz w:val="30"/>
-              </w:rPr>
-              <w:t>57-49=8</w:t>
-            </w:r>
-          </w:p>
-        </w:tc>
-        <w:tc>
-          <w:tcPr>
-            <w:tcW w:type="dxa" w:w="1987"/>
-          </w:tcPr>
-          <w:p>
-            <w:pPr>
-              <w:jc w:val="left"/>
-            </w:pPr>
-            <w:r>
-              <w:rPr>
-                <w:rFonts w:ascii="TimeNewRoman" w:hAnsi="TimeNewRoman"/>
-                <w:sz w:val="30"/>
-              </w:rPr>
-              <w:t>5+29=34</w:t>
-            </w:r>
-          </w:p>
-        </w:tc>
-        <w:tc>
-          <w:tcPr>
-            <w:tcW w:type="dxa" w:w="1987"/>
-          </w:tcPr>
-          <w:p>
-            <w:pPr>
-              <w:jc w:val="left"/>
-            </w:pPr>
-            <w:r>
-              <w:rPr>
-                <w:rFonts w:ascii="TimeNewRoman" w:hAnsi="TimeNewRoman"/>
-                <w:sz w:val="30"/>
-              </w:rPr>
-              <w:t>38+46=84</w:t>
-            </w:r>
-          </w:p>
-        </w:tc>
-        <w:tc>
-          <w:tcPr>
-            <w:tcW w:type="dxa" w:w="1987"/>
-          </w:tcPr>
-          <w:p>
-            <w:pPr>
-              <w:jc w:val="left"/>
-            </w:pPr>
-            <w:r>
-              <w:rPr>
-                <w:rFonts w:ascii="TimeNewRoman" w:hAnsi="TimeNewRoman"/>
-                <w:sz w:val="30"/>
-              </w:rPr>
-              <w:t>29+54=83</w:t>
-            </w:r>
-          </w:p>
-        </w:tc>
-        <w:tc>
-          <w:tcPr>
-            <w:tcW w:type="dxa" w:w="1987"/>
-          </w:tcPr>
-          <w:p>
-            <w:pPr>
-              <w:jc w:val="left"/>
-            </w:pPr>
-            <w:r>
-              <w:rPr>
-                <w:rFonts w:ascii="TimeNewRoman" w:hAnsi="TimeNewRoman"/>
-                <w:sz w:val="30"/>
-              </w:rPr>
-              <w:t>7+86=93</w:t>
-            </w:r>
-          </w:p>
-        </w:tc>
-      </w:tr>
-      <w:tr>
-        <w:tc>
-          <w:tcPr>
-            <w:tcW w:type="dxa" w:w="1987"/>
-          </w:tcPr>
-          <w:p>
-            <w:pPr>
-              <w:jc w:val="left"/>
-            </w:pPr>
-            <w:r>
-              <w:rPr>
-                <w:rFonts w:ascii="TimeNewRoman" w:hAnsi="TimeNewRoman"/>
-                <w:sz w:val="30"/>
-              </w:rPr>
-              <w:t>71-67=4</w:t>
-            </w:r>
-          </w:p>
-        </w:tc>
-        <w:tc>
-          <w:tcPr>
-            <w:tcW w:type="dxa" w:w="1987"/>
-          </w:tcPr>
-          <w:p>
-            <w:pPr>
-              <w:jc w:val="left"/>
-            </w:pPr>
-            <w:r>
-              <w:rPr>
-                <w:rFonts w:ascii="TimeNewRoman" w:hAnsi="TimeNewRoman"/>
-                <w:sz w:val="30"/>
-              </w:rPr>
-              <w:t>97-59=38</w:t>
-            </w:r>
-          </w:p>
-        </w:tc>
-        <w:tc>
-          <w:tcPr>
-            <w:tcW w:type="dxa" w:w="1987"/>
-          </w:tcPr>
-          <w:p>
-            <w:pPr>
-              <w:jc w:val="left"/>
-            </w:pPr>
-            <w:r>
-              <w:rPr>
-                <w:rFonts w:ascii="TimeNewRoman" w:hAnsi="TimeNewRoman"/>
-                <w:sz w:val="30"/>
-              </w:rPr>
-              <w:t>6+67=73</w:t>
+              <w:t>70-58=12</w:t>
             </w:r>
           </w:p>
         </w:tc>
@@ -1587,7 +891,7 @@
                 <w:rFonts w:ascii="TimeNewRoman" w:hAnsi="TimeNewRoman"/>
                 <w:sz w:val="30"/>
               </w:rPr>
-              <w:t>46+7=53</w:t>
+              <w:t>9+72=81</w:t>
             </w:r>
           </w:p>
         </w:tc>
@@ -1606,7 +910,7 @@
                 <w:rFonts w:ascii="TimeNewRoman" w:hAnsi="TimeNewRoman"/>
                 <w:sz w:val="30"/>
               </w:rPr>
-              <w:t>33-9=24</w:t>
+              <w:t>71-44=27</w:t>
             </w:r>
           </w:p>
         </w:tc>
@@ -1623,7 +927,7 @@
                 <w:rFonts w:ascii="TimeNewRoman" w:hAnsi="TimeNewRoman"/>
                 <w:sz w:val="30"/>
               </w:rPr>
-              <w:t>72-39=33</w:t>
+              <w:t>38+54=92</w:t>
             </w:r>
           </w:p>
         </w:tc>
@@ -1640,7 +944,7 @@
                 <w:rFonts w:ascii="TimeNewRoman" w:hAnsi="TimeNewRoman"/>
                 <w:sz w:val="30"/>
               </w:rPr>
-              <w:t>79+9=88</w:t>
+              <w:t>47+27=74</w:t>
             </w:r>
           </w:p>
         </w:tc>
@@ -1657,7 +961,7 @@
                 <w:rFonts w:ascii="TimeNewRoman" w:hAnsi="TimeNewRoman"/>
                 <w:sz w:val="30"/>
               </w:rPr>
-              <w:t>59+14=73</w:t>
+              <w:t>9+3=12</w:t>
             </w:r>
           </w:p>
         </w:tc>
@@ -1674,7 +978,7 @@
                 <w:rFonts w:ascii="TimeNewRoman" w:hAnsi="TimeNewRoman"/>
                 <w:sz w:val="30"/>
               </w:rPr>
-              <w:t>65-18=47</w:t>
+              <w:t>35+28=63</w:t>
             </w:r>
           </w:p>
         </w:tc>
@@ -1693,7 +997,7 @@
                 <w:rFonts w:ascii="TimeNewRoman" w:hAnsi="TimeNewRoman"/>
                 <w:sz w:val="30"/>
               </w:rPr>
-              <w:t>17+19=36</w:t>
+              <w:t>82-37=45</w:t>
             </w:r>
           </w:p>
         </w:tc>
@@ -1710,7 +1014,7 @@
                 <w:rFonts w:ascii="TimeNewRoman" w:hAnsi="TimeNewRoman"/>
                 <w:sz w:val="30"/>
               </w:rPr>
-              <w:t>14+27=41</w:t>
+              <w:t>15+57=72</w:t>
             </w:r>
           </w:p>
         </w:tc>
@@ -1727,7 +1031,7 @@
                 <w:rFonts w:ascii="TimeNewRoman" w:hAnsi="TimeNewRoman"/>
                 <w:sz w:val="30"/>
               </w:rPr>
-              <w:t>26+66=92</w:t>
+              <w:t>57-48=9</w:t>
             </w:r>
           </w:p>
         </w:tc>
@@ -1744,7 +1048,7 @@
                 <w:rFonts w:ascii="TimeNewRoman" w:hAnsi="TimeNewRoman"/>
                 <w:sz w:val="30"/>
               </w:rPr>
-              <w:t>39+49=88</w:t>
+              <w:t>62-43=19</w:t>
             </w:r>
           </w:p>
         </w:tc>
@@ -1761,7 +1065,703 @@
                 <w:rFonts w:ascii="TimeNewRoman" w:hAnsi="TimeNewRoman"/>
                 <w:sz w:val="30"/>
               </w:rPr>
-              <w:t>23+39=62</w:t>
+              <w:t>19+8=27</w:t>
+            </w:r>
+          </w:p>
+        </w:tc>
+      </w:tr>
+      <w:tr>
+        <w:tc>
+          <w:tcPr>
+            <w:tcW w:type="dxa" w:w="1987"/>
+          </w:tcPr>
+          <w:p>
+            <w:pPr>
+              <w:jc w:val="left"/>
+            </w:pPr>
+            <w:r>
+              <w:rPr>
+                <w:rFonts w:ascii="TimeNewRoman" w:hAnsi="TimeNewRoman"/>
+                <w:sz w:val="30"/>
+              </w:rPr>
+              <w:t>64+29=93</w:t>
+            </w:r>
+          </w:p>
+        </w:tc>
+        <w:tc>
+          <w:tcPr>
+            <w:tcW w:type="dxa" w:w="1987"/>
+          </w:tcPr>
+          <w:p>
+            <w:pPr>
+              <w:jc w:val="left"/>
+            </w:pPr>
+            <w:r>
+              <w:rPr>
+                <w:rFonts w:ascii="TimeNewRoman" w:hAnsi="TimeNewRoman"/>
+                <w:sz w:val="30"/>
+              </w:rPr>
+              <w:t>66+9=75</w:t>
+            </w:r>
+          </w:p>
+        </w:tc>
+        <w:tc>
+          <w:tcPr>
+            <w:tcW w:type="dxa" w:w="1987"/>
+          </w:tcPr>
+          <w:p>
+            <w:pPr>
+              <w:jc w:val="left"/>
+            </w:pPr>
+            <w:r>
+              <w:rPr>
+                <w:rFonts w:ascii="TimeNewRoman" w:hAnsi="TimeNewRoman"/>
+                <w:sz w:val="30"/>
+              </w:rPr>
+              <w:t>7+64=71</w:t>
+            </w:r>
+          </w:p>
+        </w:tc>
+        <w:tc>
+          <w:tcPr>
+            <w:tcW w:type="dxa" w:w="1987"/>
+          </w:tcPr>
+          <w:p>
+            <w:pPr>
+              <w:jc w:val="left"/>
+            </w:pPr>
+            <w:r>
+              <w:rPr>
+                <w:rFonts w:ascii="TimeNewRoman" w:hAnsi="TimeNewRoman"/>
+                <w:sz w:val="30"/>
+              </w:rPr>
+              <w:t>19+56=75</w:t>
+            </w:r>
+          </w:p>
+        </w:tc>
+        <w:tc>
+          <w:tcPr>
+            <w:tcW w:type="dxa" w:w="1987"/>
+          </w:tcPr>
+          <w:p>
+            <w:pPr>
+              <w:jc w:val="left"/>
+            </w:pPr>
+            <w:r>
+              <w:rPr>
+                <w:rFonts w:ascii="TimeNewRoman" w:hAnsi="TimeNewRoman"/>
+                <w:sz w:val="30"/>
+              </w:rPr>
+              <w:t>5+68=73</w:t>
+            </w:r>
+          </w:p>
+        </w:tc>
+      </w:tr>
+      <w:tr>
+        <w:tc>
+          <w:tcPr>
+            <w:tcW w:type="dxa" w:w="1987"/>
+          </w:tcPr>
+          <w:p>
+            <w:pPr>
+              <w:jc w:val="left"/>
+            </w:pPr>
+            <w:r>
+              <w:rPr>
+                <w:rFonts w:ascii="TimeNewRoman" w:hAnsi="TimeNewRoman"/>
+                <w:sz w:val="30"/>
+              </w:rPr>
+              <w:t>41-26=15</w:t>
+            </w:r>
+          </w:p>
+        </w:tc>
+        <w:tc>
+          <w:tcPr>
+            <w:tcW w:type="dxa" w:w="1987"/>
+          </w:tcPr>
+          <w:p>
+            <w:pPr>
+              <w:jc w:val="left"/>
+            </w:pPr>
+            <w:r>
+              <w:rPr>
+                <w:rFonts w:ascii="TimeNewRoman" w:hAnsi="TimeNewRoman"/>
+                <w:sz w:val="30"/>
+              </w:rPr>
+              <w:t>95-58=37</w:t>
+            </w:r>
+          </w:p>
+        </w:tc>
+        <w:tc>
+          <w:tcPr>
+            <w:tcW w:type="dxa" w:w="1987"/>
+          </w:tcPr>
+          <w:p>
+            <w:pPr>
+              <w:jc w:val="left"/>
+            </w:pPr>
+            <w:r>
+              <w:rPr>
+                <w:rFonts w:ascii="TimeNewRoman" w:hAnsi="TimeNewRoman"/>
+                <w:sz w:val="30"/>
+              </w:rPr>
+              <w:t>90-3=87</w:t>
+            </w:r>
+          </w:p>
+        </w:tc>
+        <w:tc>
+          <w:tcPr>
+            <w:tcW w:type="dxa" w:w="1987"/>
+          </w:tcPr>
+          <w:p>
+            <w:pPr>
+              <w:jc w:val="left"/>
+            </w:pPr>
+            <w:r>
+              <w:rPr>
+                <w:rFonts w:ascii="TimeNewRoman" w:hAnsi="TimeNewRoman"/>
+                <w:sz w:val="30"/>
+              </w:rPr>
+              <w:t>7+8=15</w:t>
+            </w:r>
+          </w:p>
+        </w:tc>
+        <w:tc>
+          <w:tcPr>
+            <w:tcW w:type="dxa" w:w="1987"/>
+          </w:tcPr>
+          <w:p>
+            <w:pPr>
+              <w:jc w:val="left"/>
+            </w:pPr>
+            <w:r>
+              <w:rPr>
+                <w:rFonts w:ascii="TimeNewRoman" w:hAnsi="TimeNewRoman"/>
+                <w:sz w:val="30"/>
+              </w:rPr>
+              <w:t>58+24=82</w:t>
+            </w:r>
+          </w:p>
+        </w:tc>
+      </w:tr>
+      <w:tr>
+        <w:tc>
+          <w:tcPr>
+            <w:tcW w:type="dxa" w:w="1987"/>
+          </w:tcPr>
+          <w:p>
+            <w:pPr>
+              <w:jc w:val="left"/>
+            </w:pPr>
+            <w:r>
+              <w:rPr>
+                <w:rFonts w:ascii="TimeNewRoman" w:hAnsi="TimeNewRoman"/>
+                <w:sz w:val="30"/>
+              </w:rPr>
+              <w:t>66+15=81</w:t>
+            </w:r>
+          </w:p>
+        </w:tc>
+        <w:tc>
+          <w:tcPr>
+            <w:tcW w:type="dxa" w:w="1987"/>
+          </w:tcPr>
+          <w:p>
+            <w:pPr>
+              <w:jc w:val="left"/>
+            </w:pPr>
+            <w:r>
+              <w:rPr>
+                <w:rFonts w:ascii="TimeNewRoman" w:hAnsi="TimeNewRoman"/>
+                <w:sz w:val="30"/>
+              </w:rPr>
+              <w:t>73-39=34</w:t>
+            </w:r>
+          </w:p>
+        </w:tc>
+        <w:tc>
+          <w:tcPr>
+            <w:tcW w:type="dxa" w:w="1987"/>
+          </w:tcPr>
+          <w:p>
+            <w:pPr>
+              <w:jc w:val="left"/>
+            </w:pPr>
+            <w:r>
+              <w:rPr>
+                <w:rFonts w:ascii="TimeNewRoman" w:hAnsi="TimeNewRoman"/>
+                <w:sz w:val="30"/>
+              </w:rPr>
+              <w:t>76+19=95</w:t>
+            </w:r>
+          </w:p>
+        </w:tc>
+        <w:tc>
+          <w:tcPr>
+            <w:tcW w:type="dxa" w:w="1987"/>
+          </w:tcPr>
+          <w:p>
+            <w:pPr>
+              <w:jc w:val="left"/>
+            </w:pPr>
+            <w:r>
+              <w:rPr>
+                <w:rFonts w:ascii="TimeNewRoman" w:hAnsi="TimeNewRoman"/>
+                <w:sz w:val="30"/>
+              </w:rPr>
+              <w:t>74-38=36</w:t>
+            </w:r>
+          </w:p>
+        </w:tc>
+        <w:tc>
+          <w:tcPr>
+            <w:tcW w:type="dxa" w:w="1987"/>
+          </w:tcPr>
+          <w:p>
+            <w:pPr>
+              <w:jc w:val="left"/>
+            </w:pPr>
+            <w:r>
+              <w:rPr>
+                <w:rFonts w:ascii="TimeNewRoman" w:hAnsi="TimeNewRoman"/>
+                <w:sz w:val="30"/>
+              </w:rPr>
+              <w:t>10-1=9</w:t>
+            </w:r>
+          </w:p>
+        </w:tc>
+      </w:tr>
+      <w:tr>
+        <w:tc>
+          <w:tcPr>
+            <w:tcW w:type="dxa" w:w="1987"/>
+          </w:tcPr>
+          <w:p>
+            <w:pPr>
+              <w:jc w:val="left"/>
+            </w:pPr>
+            <w:r>
+              <w:rPr>
+                <w:rFonts w:ascii="TimeNewRoman" w:hAnsi="TimeNewRoman"/>
+                <w:sz w:val="30"/>
+              </w:rPr>
+              <w:t>49+15=64</w:t>
+            </w:r>
+          </w:p>
+        </w:tc>
+        <w:tc>
+          <w:tcPr>
+            <w:tcW w:type="dxa" w:w="1987"/>
+          </w:tcPr>
+          <w:p>
+            <w:pPr>
+              <w:jc w:val="left"/>
+            </w:pPr>
+            <w:r>
+              <w:rPr>
+                <w:rFonts w:ascii="TimeNewRoman" w:hAnsi="TimeNewRoman"/>
+                <w:sz w:val="30"/>
+              </w:rPr>
+              <w:t>22-6=16</w:t>
+            </w:r>
+          </w:p>
+        </w:tc>
+        <w:tc>
+          <w:tcPr>
+            <w:tcW w:type="dxa" w:w="1987"/>
+          </w:tcPr>
+          <w:p>
+            <w:pPr>
+              <w:jc w:val="left"/>
+            </w:pPr>
+            <w:r>
+              <w:rPr>
+                <w:rFonts w:ascii="TimeNewRoman" w:hAnsi="TimeNewRoman"/>
+                <w:sz w:val="30"/>
+              </w:rPr>
+              <w:t>69+24=93</w:t>
+            </w:r>
+          </w:p>
+        </w:tc>
+        <w:tc>
+          <w:tcPr>
+            <w:tcW w:type="dxa" w:w="1987"/>
+          </w:tcPr>
+          <w:p>
+            <w:pPr>
+              <w:jc w:val="left"/>
+            </w:pPr>
+            <w:r>
+              <w:rPr>
+                <w:rFonts w:ascii="TimeNewRoman" w:hAnsi="TimeNewRoman"/>
+                <w:sz w:val="30"/>
+              </w:rPr>
+              <w:t>40-25=15</w:t>
+            </w:r>
+          </w:p>
+        </w:tc>
+        <w:tc>
+          <w:tcPr>
+            <w:tcW w:type="dxa" w:w="1987"/>
+          </w:tcPr>
+          <w:p>
+            <w:pPr>
+              <w:jc w:val="left"/>
+            </w:pPr>
+            <w:r>
+              <w:rPr>
+                <w:rFonts w:ascii="TimeNewRoman" w:hAnsi="TimeNewRoman"/>
+                <w:sz w:val="30"/>
+              </w:rPr>
+              <w:t>90-78=12</w:t>
+            </w:r>
+          </w:p>
+        </w:tc>
+      </w:tr>
+      <w:tr>
+        <w:tc>
+          <w:tcPr>
+            <w:tcW w:type="dxa" w:w="1987"/>
+          </w:tcPr>
+          <w:p>
+            <w:pPr>
+              <w:jc w:val="left"/>
+            </w:pPr>
+            <w:r>
+              <w:rPr>
+                <w:rFonts w:ascii="TimeNewRoman" w:hAnsi="TimeNewRoman"/>
+                <w:sz w:val="30"/>
+              </w:rPr>
+              <w:t>73-15=58</w:t>
+            </w:r>
+          </w:p>
+        </w:tc>
+        <w:tc>
+          <w:tcPr>
+            <w:tcW w:type="dxa" w:w="1987"/>
+          </w:tcPr>
+          <w:p>
+            <w:pPr>
+              <w:jc w:val="left"/>
+            </w:pPr>
+            <w:r>
+              <w:rPr>
+                <w:rFonts w:ascii="TimeNewRoman" w:hAnsi="TimeNewRoman"/>
+                <w:sz w:val="30"/>
+              </w:rPr>
+              <w:t>45+36=81</w:t>
+            </w:r>
+          </w:p>
+        </w:tc>
+        <w:tc>
+          <w:tcPr>
+            <w:tcW w:type="dxa" w:w="1987"/>
+          </w:tcPr>
+          <w:p>
+            <w:pPr>
+              <w:jc w:val="left"/>
+            </w:pPr>
+            <w:r>
+              <w:rPr>
+                <w:rFonts w:ascii="TimeNewRoman" w:hAnsi="TimeNewRoman"/>
+                <w:sz w:val="30"/>
+              </w:rPr>
+              <w:t>29+9=38</w:t>
+            </w:r>
+          </w:p>
+        </w:tc>
+        <w:tc>
+          <w:tcPr>
+            <w:tcW w:type="dxa" w:w="1987"/>
+          </w:tcPr>
+          <w:p>
+            <w:pPr>
+              <w:jc w:val="left"/>
+            </w:pPr>
+            <w:r>
+              <w:rPr>
+                <w:rFonts w:ascii="TimeNewRoman" w:hAnsi="TimeNewRoman"/>
+                <w:sz w:val="30"/>
+              </w:rPr>
+              <w:t>6+45=51</w:t>
+            </w:r>
+          </w:p>
+        </w:tc>
+        <w:tc>
+          <w:tcPr>
+            <w:tcW w:type="dxa" w:w="1987"/>
+          </w:tcPr>
+          <w:p>
+            <w:pPr>
+              <w:jc w:val="left"/>
+            </w:pPr>
+            <w:r>
+              <w:rPr>
+                <w:rFonts w:ascii="TimeNewRoman" w:hAnsi="TimeNewRoman"/>
+                <w:sz w:val="30"/>
+              </w:rPr>
+              <w:t>66+16=82</w:t>
+            </w:r>
+          </w:p>
+        </w:tc>
+      </w:tr>
+      <w:tr>
+        <w:tc>
+          <w:tcPr>
+            <w:tcW w:type="dxa" w:w="1987"/>
+          </w:tcPr>
+          <w:p>
+            <w:pPr>
+              <w:jc w:val="left"/>
+            </w:pPr>
+            <w:r>
+              <w:rPr>
+                <w:rFonts w:ascii="TimeNewRoman" w:hAnsi="TimeNewRoman"/>
+                <w:sz w:val="30"/>
+              </w:rPr>
+              <w:t>80-43=37</w:t>
+            </w:r>
+          </w:p>
+        </w:tc>
+        <w:tc>
+          <w:tcPr>
+            <w:tcW w:type="dxa" w:w="1987"/>
+          </w:tcPr>
+          <w:p>
+            <w:pPr>
+              <w:jc w:val="left"/>
+            </w:pPr>
+            <w:r>
+              <w:rPr>
+                <w:rFonts w:ascii="TimeNewRoman" w:hAnsi="TimeNewRoman"/>
+                <w:sz w:val="30"/>
+              </w:rPr>
+              <w:t>56+27=83</w:t>
+            </w:r>
+          </w:p>
+        </w:tc>
+        <w:tc>
+          <w:tcPr>
+            <w:tcW w:type="dxa" w:w="1987"/>
+          </w:tcPr>
+          <w:p>
+            <w:pPr>
+              <w:jc w:val="left"/>
+            </w:pPr>
+            <w:r>
+              <w:rPr>
+                <w:rFonts w:ascii="TimeNewRoman" w:hAnsi="TimeNewRoman"/>
+                <w:sz w:val="30"/>
+              </w:rPr>
+              <w:t>13-8=5</w:t>
+            </w:r>
+          </w:p>
+        </w:tc>
+        <w:tc>
+          <w:tcPr>
+            <w:tcW w:type="dxa" w:w="1987"/>
+          </w:tcPr>
+          <w:p>
+            <w:pPr>
+              <w:jc w:val="left"/>
+            </w:pPr>
+            <w:r>
+              <w:rPr>
+                <w:rFonts w:ascii="TimeNewRoman" w:hAnsi="TimeNewRoman"/>
+                <w:sz w:val="30"/>
+              </w:rPr>
+              <w:t>87-39=48</w:t>
+            </w:r>
+          </w:p>
+        </w:tc>
+        <w:tc>
+          <w:tcPr>
+            <w:tcW w:type="dxa" w:w="1987"/>
+          </w:tcPr>
+          <w:p>
+            <w:pPr>
+              <w:jc w:val="left"/>
+            </w:pPr>
+            <w:r>
+              <w:rPr>
+                <w:rFonts w:ascii="TimeNewRoman" w:hAnsi="TimeNewRoman"/>
+                <w:sz w:val="30"/>
+              </w:rPr>
+              <w:t>42-33=9</w:t>
+            </w:r>
+          </w:p>
+        </w:tc>
+      </w:tr>
+      <w:tr>
+        <w:tc>
+          <w:tcPr>
+            <w:tcW w:type="dxa" w:w="1987"/>
+          </w:tcPr>
+          <w:p>
+            <w:pPr>
+              <w:jc w:val="left"/>
+            </w:pPr>
+            <w:r>
+              <w:rPr>
+                <w:rFonts w:ascii="TimeNewRoman" w:hAnsi="TimeNewRoman"/>
+                <w:sz w:val="30"/>
+              </w:rPr>
+              <w:t>67+7=74</w:t>
+            </w:r>
+          </w:p>
+        </w:tc>
+        <w:tc>
+          <w:tcPr>
+            <w:tcW w:type="dxa" w:w="1987"/>
+          </w:tcPr>
+          <w:p>
+            <w:pPr>
+              <w:jc w:val="left"/>
+            </w:pPr>
+            <w:r>
+              <w:rPr>
+                <w:rFonts w:ascii="TimeNewRoman" w:hAnsi="TimeNewRoman"/>
+                <w:sz w:val="30"/>
+              </w:rPr>
+              <w:t>92-15=77</w:t>
+            </w:r>
+          </w:p>
+        </w:tc>
+        <w:tc>
+          <w:tcPr>
+            <w:tcW w:type="dxa" w:w="1987"/>
+          </w:tcPr>
+          <w:p>
+            <w:pPr>
+              <w:jc w:val="left"/>
+            </w:pPr>
+            <w:r>
+              <w:rPr>
+                <w:rFonts w:ascii="TimeNewRoman" w:hAnsi="TimeNewRoman"/>
+                <w:sz w:val="30"/>
+              </w:rPr>
+              <w:t>82-79=3</w:t>
+            </w:r>
+          </w:p>
+        </w:tc>
+        <w:tc>
+          <w:tcPr>
+            <w:tcW w:type="dxa" w:w="1987"/>
+          </w:tcPr>
+          <w:p>
+            <w:pPr>
+              <w:jc w:val="left"/>
+            </w:pPr>
+            <w:r>
+              <w:rPr>
+                <w:rFonts w:ascii="TimeNewRoman" w:hAnsi="TimeNewRoman"/>
+                <w:sz w:val="30"/>
+              </w:rPr>
+              <w:t>48+13=61</w:t>
+            </w:r>
+          </w:p>
+        </w:tc>
+        <w:tc>
+          <w:tcPr>
+            <w:tcW w:type="dxa" w:w="1987"/>
+          </w:tcPr>
+          <w:p>
+            <w:pPr>
+              <w:jc w:val="left"/>
+            </w:pPr>
+            <w:r>
+              <w:rPr>
+                <w:rFonts w:ascii="TimeNewRoman" w:hAnsi="TimeNewRoman"/>
+                <w:sz w:val="30"/>
+              </w:rPr>
+              <w:t>80-59=21</w:t>
+            </w:r>
+          </w:p>
+        </w:tc>
+      </w:tr>
+      <w:tr>
+        <w:tc>
+          <w:tcPr>
+            <w:tcW w:type="dxa" w:w="1987"/>
+          </w:tcPr>
+          <w:p>
+            <w:pPr>
+              <w:jc w:val="left"/>
+            </w:pPr>
+            <w:r>
+              <w:rPr>
+                <w:rFonts w:ascii="TimeNewRoman" w:hAnsi="TimeNewRoman"/>
+                <w:sz w:val="30"/>
+              </w:rPr>
+              <w:t>94-89=5</w:t>
+            </w:r>
+          </w:p>
+        </w:tc>
+        <w:tc>
+          <w:tcPr>
+            <w:tcW w:type="dxa" w:w="1987"/>
+          </w:tcPr>
+          <w:p>
+            <w:pPr>
+              <w:jc w:val="left"/>
+            </w:pPr>
+            <w:r>
+              <w:rPr>
+                <w:rFonts w:ascii="TimeNewRoman" w:hAnsi="TimeNewRoman"/>
+                <w:sz w:val="30"/>
+              </w:rPr>
+              <w:t>71-43=28</w:t>
+            </w:r>
+          </w:p>
+        </w:tc>
+        <w:tc>
+          <w:tcPr>
+            <w:tcW w:type="dxa" w:w="1987"/>
+          </w:tcPr>
+          <w:p>
+            <w:pPr>
+              <w:jc w:val="left"/>
+            </w:pPr>
+            <w:r>
+              <w:rPr>
+                <w:rFonts w:ascii="TimeNewRoman" w:hAnsi="TimeNewRoman"/>
+                <w:sz w:val="30"/>
+              </w:rPr>
+              <w:t>25+6=31</w:t>
+            </w:r>
+          </w:p>
+        </w:tc>
+        <w:tc>
+          <w:tcPr>
+            <w:tcW w:type="dxa" w:w="1987"/>
+          </w:tcPr>
+          <w:p>
+            <w:pPr>
+              <w:jc w:val="left"/>
+            </w:pPr>
+            <w:r>
+              <w:rPr>
+                <w:rFonts w:ascii="TimeNewRoman" w:hAnsi="TimeNewRoman"/>
+                <w:sz w:val="30"/>
+              </w:rPr>
+              <w:t>51-42=9</w:t>
+            </w:r>
+          </w:p>
+        </w:tc>
+        <w:tc>
+          <w:tcPr>
+            <w:tcW w:type="dxa" w:w="1987"/>
+          </w:tcPr>
+          <w:p>
+            <w:pPr>
+              <w:jc w:val="left"/>
+            </w:pPr>
+            <w:r>
+              <w:rPr>
+                <w:rFonts w:ascii="TimeNewRoman" w:hAnsi="TimeNewRoman"/>
+                <w:sz w:val="30"/>
+              </w:rPr>
+              <w:t>90-66=24</w:t>
             </w:r>
           </w:p>
         </w:tc>

--- a/answers-of-adc_sbb_within_100.docx
+++ b/answers-of-adc_sbb_within_100.docx
@@ -11,7 +11,7 @@
           <w:rFonts w:ascii="Arial" w:hAnsi="Arial"/>
           <w:sz w:val="30"/>
         </w:rPr>
-        <w:t>2026-09-15 Tuesday</w:t>
+        <w:t>2026-09-16 Wednesday</w:t>
       </w:r>
     </w:p>
     <w:tbl>
@@ -40,7 +40,7 @@
                 <w:rFonts w:ascii="TimeNewRoman" w:hAnsi="TimeNewRoman"/>
                 <w:sz w:val="30"/>
               </w:rPr>
-              <w:t>66-7=59</w:t>
+              <w:t>15+26=41</w:t>
             </w:r>
           </w:p>
         </w:tc>
@@ -57,7 +57,7 @@
                 <w:rFonts w:ascii="TimeNewRoman" w:hAnsi="TimeNewRoman"/>
                 <w:sz w:val="30"/>
               </w:rPr>
-              <w:t>21-8=13</w:t>
+              <w:t>82-19=63</w:t>
             </w:r>
           </w:p>
         </w:tc>
@@ -74,7 +74,7 @@
                 <w:rFonts w:ascii="TimeNewRoman" w:hAnsi="TimeNewRoman"/>
                 <w:sz w:val="30"/>
               </w:rPr>
-              <w:t>73-35=38</w:t>
+              <w:t>17+58=75</w:t>
             </w:r>
           </w:p>
         </w:tc>
@@ -91,7 +91,7 @@
                 <w:rFonts w:ascii="TimeNewRoman" w:hAnsi="TimeNewRoman"/>
                 <w:sz w:val="30"/>
               </w:rPr>
-              <w:t>6+48=54</w:t>
+              <w:t>9+67=76</w:t>
             </w:r>
           </w:p>
         </w:tc>
@@ -108,7 +108,7 @@
                 <w:rFonts w:ascii="TimeNewRoman" w:hAnsi="TimeNewRoman"/>
                 <w:sz w:val="30"/>
               </w:rPr>
-              <w:t>72-17=55</w:t>
+              <w:t>8+69=77</w:t>
             </w:r>
           </w:p>
         </w:tc>
@@ -127,7 +127,7 @@
                 <w:rFonts w:ascii="TimeNewRoman" w:hAnsi="TimeNewRoman"/>
                 <w:sz w:val="30"/>
               </w:rPr>
-              <w:t>49+43=92</w:t>
+              <w:t>50-19=31</w:t>
             </w:r>
           </w:p>
         </w:tc>
@@ -144,7 +144,7 @@
                 <w:rFonts w:ascii="TimeNewRoman" w:hAnsi="TimeNewRoman"/>
                 <w:sz w:val="30"/>
               </w:rPr>
-              <w:t>9+75=84</w:t>
+              <w:t>62-9=53</w:t>
             </w:r>
           </w:p>
         </w:tc>
@@ -161,7 +161,7 @@
                 <w:rFonts w:ascii="TimeNewRoman" w:hAnsi="TimeNewRoman"/>
                 <w:sz w:val="30"/>
               </w:rPr>
-              <w:t>20-5=15</w:t>
+              <w:t>13+9=22</w:t>
             </w:r>
           </w:p>
         </w:tc>
@@ -178,7 +178,7 @@
                 <w:rFonts w:ascii="TimeNewRoman" w:hAnsi="TimeNewRoman"/>
                 <w:sz w:val="30"/>
               </w:rPr>
-              <w:t>91-19=72</w:t>
+              <w:t>36+46=82</w:t>
             </w:r>
           </w:p>
         </w:tc>
@@ -195,7 +195,7 @@
                 <w:rFonts w:ascii="TimeNewRoman" w:hAnsi="TimeNewRoman"/>
                 <w:sz w:val="30"/>
               </w:rPr>
-              <w:t>21-17=4</w:t>
+              <w:t>64-5=59</w:t>
             </w:r>
           </w:p>
         </w:tc>
@@ -214,7 +214,7 @@
                 <w:rFonts w:ascii="TimeNewRoman" w:hAnsi="TimeNewRoman"/>
                 <w:sz w:val="30"/>
               </w:rPr>
-              <w:t>63-54=9</w:t>
+              <w:t>88+4=92</w:t>
             </w:r>
           </w:p>
         </w:tc>
@@ -231,7 +231,7 @@
                 <w:rFonts w:ascii="TimeNewRoman" w:hAnsi="TimeNewRoman"/>
                 <w:sz w:val="30"/>
               </w:rPr>
-              <w:t>94-29=65</w:t>
+              <w:t>51-48=3</w:t>
             </w:r>
           </w:p>
         </w:tc>
@@ -248,7 +248,7 @@
                 <w:rFonts w:ascii="TimeNewRoman" w:hAnsi="TimeNewRoman"/>
                 <w:sz w:val="30"/>
               </w:rPr>
-              <w:t>71-32=39</w:t>
+              <w:t>45+36=81</w:t>
             </w:r>
           </w:p>
         </w:tc>
@@ -265,7 +265,7 @@
                 <w:rFonts w:ascii="TimeNewRoman" w:hAnsi="TimeNewRoman"/>
                 <w:sz w:val="30"/>
               </w:rPr>
-              <w:t>30-27=3</w:t>
+              <w:t>62-53=9</w:t>
             </w:r>
           </w:p>
         </w:tc>
@@ -282,7 +282,7 @@
                 <w:rFonts w:ascii="TimeNewRoman" w:hAnsi="TimeNewRoman"/>
                 <w:sz w:val="30"/>
               </w:rPr>
-              <w:t>9+3=12</w:t>
+              <w:t>25+17=42</w:t>
             </w:r>
           </w:p>
         </w:tc>
@@ -301,7 +301,7 @@
                 <w:rFonts w:ascii="TimeNewRoman" w:hAnsi="TimeNewRoman"/>
                 <w:sz w:val="30"/>
               </w:rPr>
-              <w:t>36+25=61</w:t>
+              <w:t>82-35=47</w:t>
             </w:r>
           </w:p>
         </w:tc>
@@ -318,7 +318,7 @@
                 <w:rFonts w:ascii="TimeNewRoman" w:hAnsi="TimeNewRoman"/>
                 <w:sz w:val="30"/>
               </w:rPr>
-              <w:t>9+62=71</w:t>
+              <w:t>88+4=92</w:t>
             </w:r>
           </w:p>
         </w:tc>
@@ -335,7 +335,7 @@
                 <w:rFonts w:ascii="TimeNewRoman" w:hAnsi="TimeNewRoman"/>
                 <w:sz w:val="30"/>
               </w:rPr>
-              <w:t>89+5=94</w:t>
+              <w:t>72-35=37</w:t>
             </w:r>
           </w:p>
         </w:tc>
@@ -352,7 +352,7 @@
                 <w:rFonts w:ascii="TimeNewRoman" w:hAnsi="TimeNewRoman"/>
                 <w:sz w:val="30"/>
               </w:rPr>
-              <w:t>19+74=93</w:t>
+              <w:t>43-16=27</w:t>
             </w:r>
           </w:p>
         </w:tc>
@@ -369,7 +369,7 @@
                 <w:rFonts w:ascii="TimeNewRoman" w:hAnsi="TimeNewRoman"/>
                 <w:sz w:val="30"/>
               </w:rPr>
-              <w:t>68-29=39</w:t>
+              <w:t>32+19=51</w:t>
             </w:r>
           </w:p>
         </w:tc>
@@ -388,7 +388,7 @@
                 <w:rFonts w:ascii="TimeNewRoman" w:hAnsi="TimeNewRoman"/>
                 <w:sz w:val="30"/>
               </w:rPr>
-              <w:t>67-9=58</w:t>
+              <w:t>9+83=92</w:t>
             </w:r>
           </w:p>
         </w:tc>
@@ -405,7 +405,7 @@
                 <w:rFonts w:ascii="TimeNewRoman" w:hAnsi="TimeNewRoman"/>
                 <w:sz w:val="30"/>
               </w:rPr>
-              <w:t>51-27=24</w:t>
+              <w:t>50-29=21</w:t>
             </w:r>
           </w:p>
         </w:tc>
@@ -422,7 +422,7 @@
                 <w:rFonts w:ascii="TimeNewRoman" w:hAnsi="TimeNewRoman"/>
                 <w:sz w:val="30"/>
               </w:rPr>
-              <w:t>86-68=18</w:t>
+              <w:t>86-18=68</w:t>
             </w:r>
           </w:p>
         </w:tc>
@@ -439,7 +439,7 @@
                 <w:rFonts w:ascii="TimeNewRoman" w:hAnsi="TimeNewRoman"/>
                 <w:sz w:val="30"/>
               </w:rPr>
-              <w:t>19+65=84</w:t>
+              <w:t>92-44=48</w:t>
             </w:r>
           </w:p>
         </w:tc>
@@ -456,7 +456,7 @@
                 <w:rFonts w:ascii="TimeNewRoman" w:hAnsi="TimeNewRoman"/>
                 <w:sz w:val="30"/>
               </w:rPr>
-              <w:t>29+62=91</w:t>
+              <w:t>62-9=53</w:t>
             </w:r>
           </w:p>
         </w:tc>
@@ -475,7 +475,7 @@
                 <w:rFonts w:ascii="TimeNewRoman" w:hAnsi="TimeNewRoman"/>
                 <w:sz w:val="30"/>
               </w:rPr>
-              <w:t>53-36=17</w:t>
+              <w:t>66+8=74</w:t>
             </w:r>
           </w:p>
         </w:tc>
@@ -492,7 +492,7 @@
                 <w:rFonts w:ascii="TimeNewRoman" w:hAnsi="TimeNewRoman"/>
                 <w:sz w:val="30"/>
               </w:rPr>
-              <w:t>81-79=2</w:t>
+              <w:t>3+69=72</w:t>
             </w:r>
           </w:p>
         </w:tc>
@@ -509,7 +509,7 @@
                 <w:rFonts w:ascii="TimeNewRoman" w:hAnsi="TimeNewRoman"/>
                 <w:sz w:val="30"/>
               </w:rPr>
-              <w:t>74+8=82</w:t>
+              <w:t>95-29=66</w:t>
             </w:r>
           </w:p>
         </w:tc>
@@ -526,7 +526,7 @@
                 <w:rFonts w:ascii="TimeNewRoman" w:hAnsi="TimeNewRoman"/>
                 <w:sz w:val="30"/>
               </w:rPr>
-              <w:t>40-3=37</w:t>
+              <w:t>16+48=64</w:t>
             </w:r>
           </w:p>
         </w:tc>
@@ -543,7 +543,7 @@
                 <w:rFonts w:ascii="TimeNewRoman" w:hAnsi="TimeNewRoman"/>
                 <w:sz w:val="30"/>
               </w:rPr>
-              <w:t>48+3=51</w:t>
+              <w:t>93-26=67</w:t>
             </w:r>
           </w:p>
         </w:tc>
@@ -562,7 +562,7 @@
                 <w:rFonts w:ascii="TimeNewRoman" w:hAnsi="TimeNewRoman"/>
                 <w:sz w:val="30"/>
               </w:rPr>
-              <w:t>52-24=28</w:t>
+              <w:t>43+9=52</w:t>
             </w:r>
           </w:p>
         </w:tc>
@@ -579,7 +579,7 @@
                 <w:rFonts w:ascii="TimeNewRoman" w:hAnsi="TimeNewRoman"/>
                 <w:sz w:val="30"/>
               </w:rPr>
-              <w:t>71-53=18</w:t>
+              <w:t>19+55=74</w:t>
             </w:r>
           </w:p>
         </w:tc>
@@ -596,7 +596,7 @@
                 <w:rFonts w:ascii="TimeNewRoman" w:hAnsi="TimeNewRoman"/>
                 <w:sz w:val="30"/>
               </w:rPr>
-              <w:t>38+8=46</w:t>
+              <w:t>83-39=44</w:t>
             </w:r>
           </w:p>
         </w:tc>
@@ -613,7 +613,7 @@
                 <w:rFonts w:ascii="TimeNewRoman" w:hAnsi="TimeNewRoman"/>
                 <w:sz w:val="30"/>
               </w:rPr>
-              <w:t>72-58=14</w:t>
+              <w:t>67+9=76</w:t>
             </w:r>
           </w:p>
         </w:tc>
@@ -630,7 +630,7 @@
                 <w:rFonts w:ascii="TimeNewRoman" w:hAnsi="TimeNewRoman"/>
                 <w:sz w:val="30"/>
               </w:rPr>
-              <w:t>32+59=91</w:t>
+              <w:t>59+29=88</w:t>
             </w:r>
           </w:p>
         </w:tc>
@@ -649,7 +649,7 @@
                 <w:rFonts w:ascii="TimeNewRoman" w:hAnsi="TimeNewRoman"/>
                 <w:sz w:val="30"/>
               </w:rPr>
-              <w:t>38+24=62</w:t>
+              <w:t>39+19=58</w:t>
             </w:r>
           </w:p>
         </w:tc>
@@ -666,7 +666,7 @@
                 <w:rFonts w:ascii="TimeNewRoman" w:hAnsi="TimeNewRoman"/>
                 <w:sz w:val="30"/>
               </w:rPr>
-              <w:t>43+29=72</w:t>
+              <w:t>84-67=17</w:t>
             </w:r>
           </w:p>
         </w:tc>
@@ -683,7 +683,7 @@
                 <w:rFonts w:ascii="TimeNewRoman" w:hAnsi="TimeNewRoman"/>
                 <w:sz w:val="30"/>
               </w:rPr>
-              <w:t>32-29=3</w:t>
+              <w:t>71-16=55</w:t>
             </w:r>
           </w:p>
         </w:tc>
@@ -700,7 +700,7 @@
                 <w:rFonts w:ascii="TimeNewRoman" w:hAnsi="TimeNewRoman"/>
                 <w:sz w:val="30"/>
               </w:rPr>
-              <w:t>62-26=36</w:t>
+              <w:t>86-18=68</w:t>
             </w:r>
           </w:p>
         </w:tc>
@@ -717,7 +717,7 @@
                 <w:rFonts w:ascii="TimeNewRoman" w:hAnsi="TimeNewRoman"/>
                 <w:sz w:val="30"/>
               </w:rPr>
-              <w:t>91-2=89</w:t>
+              <w:t>5+49=54</w:t>
             </w:r>
           </w:p>
         </w:tc>
@@ -736,7 +736,7 @@
                 <w:rFonts w:ascii="TimeNewRoman" w:hAnsi="TimeNewRoman"/>
                 <w:sz w:val="30"/>
               </w:rPr>
-              <w:t>98-79=19</w:t>
+              <w:t>17+24=41</w:t>
             </w:r>
           </w:p>
         </w:tc>
@@ -753,7 +753,7 @@
                 <w:rFonts w:ascii="TimeNewRoman" w:hAnsi="TimeNewRoman"/>
                 <w:sz w:val="30"/>
               </w:rPr>
-              <w:t>50-44=6</w:t>
+              <w:t>77+17=94</w:t>
             </w:r>
           </w:p>
         </w:tc>
@@ -770,7 +770,7 @@
                 <w:rFonts w:ascii="TimeNewRoman" w:hAnsi="TimeNewRoman"/>
                 <w:sz w:val="30"/>
               </w:rPr>
-              <w:t>91-56=35</w:t>
+              <w:t>41-18=23</w:t>
             </w:r>
           </w:p>
         </w:tc>
@@ -787,7 +787,7 @@
                 <w:rFonts w:ascii="TimeNewRoman" w:hAnsi="TimeNewRoman"/>
                 <w:sz w:val="30"/>
               </w:rPr>
-              <w:t>38+34=72</w:t>
+              <w:t>65-17=48</w:t>
             </w:r>
           </w:p>
         </w:tc>
@@ -804,7 +804,7 @@
                 <w:rFonts w:ascii="TimeNewRoman" w:hAnsi="TimeNewRoman"/>
                 <w:sz w:val="30"/>
               </w:rPr>
-              <w:t>67-8=59</w:t>
+              <w:t>86-9=77</w:t>
             </w:r>
           </w:p>
         </w:tc>
@@ -823,7 +823,7 @@
                 <w:rFonts w:ascii="TimeNewRoman" w:hAnsi="TimeNewRoman"/>
                 <w:sz w:val="30"/>
               </w:rPr>
-              <w:t>35+56=91</w:t>
+              <w:t>79+13=92</w:t>
             </w:r>
           </w:p>
         </w:tc>
@@ -840,7 +840,7 @@
                 <w:rFonts w:ascii="TimeNewRoman" w:hAnsi="TimeNewRoman"/>
                 <w:sz w:val="30"/>
               </w:rPr>
-              <w:t>63+9=72</w:t>
+              <w:t>46+37=83</w:t>
             </w:r>
           </w:p>
         </w:tc>
@@ -857,7 +857,7 @@
                 <w:rFonts w:ascii="TimeNewRoman" w:hAnsi="TimeNewRoman"/>
                 <w:sz w:val="30"/>
               </w:rPr>
-              <w:t>70-58=12</w:t>
+              <w:t>6+17=23</w:t>
             </w:r>
           </w:p>
         </w:tc>
@@ -874,7 +874,7 @@
                 <w:rFonts w:ascii="TimeNewRoman" w:hAnsi="TimeNewRoman"/>
                 <w:sz w:val="30"/>
               </w:rPr>
-              <w:t>83+9=92</w:t>
+              <w:t>97-38=59</w:t>
             </w:r>
           </w:p>
         </w:tc>
@@ -891,7 +891,7 @@
                 <w:rFonts w:ascii="TimeNewRoman" w:hAnsi="TimeNewRoman"/>
                 <w:sz w:val="30"/>
               </w:rPr>
-              <w:t>9+72=81</w:t>
+              <w:t>15+56=71</w:t>
             </w:r>
           </w:p>
         </w:tc>
@@ -910,7 +910,7 @@
                 <w:rFonts w:ascii="TimeNewRoman" w:hAnsi="TimeNewRoman"/>
                 <w:sz w:val="30"/>
               </w:rPr>
-              <w:t>71-44=27</w:t>
+              <w:t>59+6=65</w:t>
             </w:r>
           </w:p>
         </w:tc>
@@ -927,7 +927,7 @@
                 <w:rFonts w:ascii="TimeNewRoman" w:hAnsi="TimeNewRoman"/>
                 <w:sz w:val="30"/>
               </w:rPr>
-              <w:t>38+54=92</w:t>
+              <w:t>19+55=74</w:t>
             </w:r>
           </w:p>
         </w:tc>
@@ -944,7 +944,7 @@
                 <w:rFonts w:ascii="TimeNewRoman" w:hAnsi="TimeNewRoman"/>
                 <w:sz w:val="30"/>
               </w:rPr>
-              <w:t>47+27=74</w:t>
+              <w:t>46+27=73</w:t>
             </w:r>
           </w:p>
         </w:tc>
@@ -961,7 +961,7 @@
                 <w:rFonts w:ascii="TimeNewRoman" w:hAnsi="TimeNewRoman"/>
                 <w:sz w:val="30"/>
               </w:rPr>
-              <w:t>9+3=12</w:t>
+              <w:t>48+34=82</w:t>
             </w:r>
           </w:p>
         </w:tc>
@@ -978,7 +978,7 @@
                 <w:rFonts w:ascii="TimeNewRoman" w:hAnsi="TimeNewRoman"/>
                 <w:sz w:val="30"/>
               </w:rPr>
-              <w:t>35+28=63</w:t>
+              <w:t>75-47=28</w:t>
             </w:r>
           </w:p>
         </w:tc>
@@ -997,7 +997,7 @@
                 <w:rFonts w:ascii="TimeNewRoman" w:hAnsi="TimeNewRoman"/>
                 <w:sz w:val="30"/>
               </w:rPr>
-              <w:t>82-37=45</w:t>
+              <w:t>25+7=32</w:t>
             </w:r>
           </w:p>
         </w:tc>
@@ -1014,7 +1014,7 @@
                 <w:rFonts w:ascii="TimeNewRoman" w:hAnsi="TimeNewRoman"/>
                 <w:sz w:val="30"/>
               </w:rPr>
-              <w:t>15+57=72</w:t>
+              <w:t>86+8=94</w:t>
             </w:r>
           </w:p>
         </w:tc>
@@ -1031,7 +1031,7 @@
                 <w:rFonts w:ascii="TimeNewRoman" w:hAnsi="TimeNewRoman"/>
                 <w:sz w:val="30"/>
               </w:rPr>
-              <w:t>57-48=9</w:t>
+              <w:t>28+19=47</w:t>
             </w:r>
           </w:p>
         </w:tc>
@@ -1048,7 +1048,7 @@
                 <w:rFonts w:ascii="TimeNewRoman" w:hAnsi="TimeNewRoman"/>
                 <w:sz w:val="30"/>
               </w:rPr>
-              <w:t>62-43=19</w:t>
+              <w:t>4+77=81</w:t>
             </w:r>
           </w:p>
         </w:tc>
@@ -1065,7 +1065,7 @@
                 <w:rFonts w:ascii="TimeNewRoman" w:hAnsi="TimeNewRoman"/>
                 <w:sz w:val="30"/>
               </w:rPr>
-              <w:t>19+8=27</w:t>
+              <w:t>85-56=29</w:t>
             </w:r>
           </w:p>
         </w:tc>
@@ -1084,7 +1084,7 @@
                 <w:rFonts w:ascii="TimeNewRoman" w:hAnsi="TimeNewRoman"/>
                 <w:sz w:val="30"/>
               </w:rPr>
-              <w:t>64+29=93</w:t>
+              <w:t>94-85=9</w:t>
             </w:r>
           </w:p>
         </w:tc>
@@ -1101,7 +1101,7 @@
                 <w:rFonts w:ascii="TimeNewRoman" w:hAnsi="TimeNewRoman"/>
                 <w:sz w:val="30"/>
               </w:rPr>
-              <w:t>66+9=75</w:t>
+              <w:t>2+39=41</w:t>
             </w:r>
           </w:p>
         </w:tc>
@@ -1118,7 +1118,7 @@
                 <w:rFonts w:ascii="TimeNewRoman" w:hAnsi="TimeNewRoman"/>
                 <w:sz w:val="30"/>
               </w:rPr>
-              <w:t>7+64=71</w:t>
+              <w:t>14-9=5</w:t>
             </w:r>
           </w:p>
         </w:tc>
@@ -1135,7 +1135,7 @@
                 <w:rFonts w:ascii="TimeNewRoman" w:hAnsi="TimeNewRoman"/>
                 <w:sz w:val="30"/>
               </w:rPr>
-              <w:t>19+56=75</w:t>
+              <w:t>59+23=82</w:t>
             </w:r>
           </w:p>
         </w:tc>
@@ -1152,7 +1152,7 @@
                 <w:rFonts w:ascii="TimeNewRoman" w:hAnsi="TimeNewRoman"/>
                 <w:sz w:val="30"/>
               </w:rPr>
-              <w:t>5+68=73</w:t>
+              <w:t>74-18=56</w:t>
             </w:r>
           </w:p>
         </w:tc>
@@ -1171,7 +1171,7 @@
                 <w:rFonts w:ascii="TimeNewRoman" w:hAnsi="TimeNewRoman"/>
                 <w:sz w:val="30"/>
               </w:rPr>
-              <w:t>41-26=15</w:t>
+              <w:t>74-67=7</w:t>
             </w:r>
           </w:p>
         </w:tc>
@@ -1188,7 +1188,94 @@
                 <w:rFonts w:ascii="TimeNewRoman" w:hAnsi="TimeNewRoman"/>
                 <w:sz w:val="30"/>
               </w:rPr>
-              <w:t>95-58=37</w:t>
+              <w:t>76-38=38</w:t>
+            </w:r>
+          </w:p>
+        </w:tc>
+        <w:tc>
+          <w:tcPr>
+            <w:tcW w:type="dxa" w:w="1987"/>
+          </w:tcPr>
+          <w:p>
+            <w:pPr>
+              <w:jc w:val="left"/>
+            </w:pPr>
+            <w:r>
+              <w:rPr>
+                <w:rFonts w:ascii="TimeNewRoman" w:hAnsi="TimeNewRoman"/>
+                <w:sz w:val="30"/>
+              </w:rPr>
+              <w:t>5+37=42</w:t>
+            </w:r>
+          </w:p>
+        </w:tc>
+        <w:tc>
+          <w:tcPr>
+            <w:tcW w:type="dxa" w:w="1987"/>
+          </w:tcPr>
+          <w:p>
+            <w:pPr>
+              <w:jc w:val="left"/>
+            </w:pPr>
+            <w:r>
+              <w:rPr>
+                <w:rFonts w:ascii="TimeNewRoman" w:hAnsi="TimeNewRoman"/>
+                <w:sz w:val="30"/>
+              </w:rPr>
+              <w:t>85-18=67</w:t>
+            </w:r>
+          </w:p>
+        </w:tc>
+        <w:tc>
+          <w:tcPr>
+            <w:tcW w:type="dxa" w:w="1987"/>
+          </w:tcPr>
+          <w:p>
+            <w:pPr>
+              <w:jc w:val="left"/>
+            </w:pPr>
+            <w:r>
+              <w:rPr>
+                <w:rFonts w:ascii="TimeNewRoman" w:hAnsi="TimeNewRoman"/>
+                <w:sz w:val="30"/>
+              </w:rPr>
+              <w:t>61-14=47</w:t>
+            </w:r>
+          </w:p>
+        </w:tc>
+      </w:tr>
+      <w:tr>
+        <w:tc>
+          <w:tcPr>
+            <w:tcW w:type="dxa" w:w="1987"/>
+          </w:tcPr>
+          <w:p>
+            <w:pPr>
+              <w:jc w:val="left"/>
+            </w:pPr>
+            <w:r>
+              <w:rPr>
+                <w:rFonts w:ascii="TimeNewRoman" w:hAnsi="TimeNewRoman"/>
+                <w:sz w:val="30"/>
+              </w:rPr>
+              <w:t>16+39=55</w:t>
+            </w:r>
+          </w:p>
+        </w:tc>
+        <w:tc>
+          <w:tcPr>
+            <w:tcW w:type="dxa" w:w="1987"/>
+          </w:tcPr>
+          <w:p>
+            <w:pPr>
+              <w:jc w:val="left"/>
+            </w:pPr>
+            <w:r>
+              <w:rPr>
+                <w:rFonts w:ascii="TimeNewRoman" w:hAnsi="TimeNewRoman"/>
+                <w:sz w:val="30"/>
+              </w:rPr>
+              <w:t>35+27=62</w:t>
             </w:r>
           </w:p>
         </w:tc>
@@ -1222,7 +1309,7 @@
                 <w:rFonts w:ascii="TimeNewRoman" w:hAnsi="TimeNewRoman"/>
                 <w:sz w:val="30"/>
               </w:rPr>
-              <w:t>7+8=15</w:t>
+              <w:t>16+35=51</w:t>
             </w:r>
           </w:p>
         </w:tc>
@@ -1239,7 +1326,7 @@
                 <w:rFonts w:ascii="TimeNewRoman" w:hAnsi="TimeNewRoman"/>
                 <w:sz w:val="30"/>
               </w:rPr>
-              <w:t>58+24=82</w:t>
+              <w:t>9+2=11</w:t>
             </w:r>
           </w:p>
         </w:tc>
@@ -1258,7 +1345,7 @@
                 <w:rFonts w:ascii="TimeNewRoman" w:hAnsi="TimeNewRoman"/>
                 <w:sz w:val="30"/>
               </w:rPr>
-              <w:t>66+15=81</w:t>
+              <w:t>85+7=92</w:t>
             </w:r>
           </w:p>
         </w:tc>
@@ -1275,7 +1362,7 @@
                 <w:rFonts w:ascii="TimeNewRoman" w:hAnsi="TimeNewRoman"/>
                 <w:sz w:val="30"/>
               </w:rPr>
-              <w:t>73-39=34</w:t>
+              <w:t>71-6=65</w:t>
             </w:r>
           </w:p>
         </w:tc>
@@ -1292,7 +1379,181 @@
                 <w:rFonts w:ascii="TimeNewRoman" w:hAnsi="TimeNewRoman"/>
                 <w:sz w:val="30"/>
               </w:rPr>
-              <w:t>76+19=95</w:t>
+              <w:t>49+36=85</w:t>
+            </w:r>
+          </w:p>
+        </w:tc>
+        <w:tc>
+          <w:tcPr>
+            <w:tcW w:type="dxa" w:w="1987"/>
+          </w:tcPr>
+          <w:p>
+            <w:pPr>
+              <w:jc w:val="left"/>
+            </w:pPr>
+            <w:r>
+              <w:rPr>
+                <w:rFonts w:ascii="TimeNewRoman" w:hAnsi="TimeNewRoman"/>
+                <w:sz w:val="30"/>
+              </w:rPr>
+              <w:t>62-59=3</w:t>
+            </w:r>
+          </w:p>
+        </w:tc>
+        <w:tc>
+          <w:tcPr>
+            <w:tcW w:type="dxa" w:w="1987"/>
+          </w:tcPr>
+          <w:p>
+            <w:pPr>
+              <w:jc w:val="left"/>
+            </w:pPr>
+            <w:r>
+              <w:rPr>
+                <w:rFonts w:ascii="TimeNewRoman" w:hAnsi="TimeNewRoman"/>
+                <w:sz w:val="30"/>
+              </w:rPr>
+              <w:t>5+49=54</w:t>
+            </w:r>
+          </w:p>
+        </w:tc>
+      </w:tr>
+      <w:tr>
+        <w:tc>
+          <w:tcPr>
+            <w:tcW w:type="dxa" w:w="1987"/>
+          </w:tcPr>
+          <w:p>
+            <w:pPr>
+              <w:jc w:val="left"/>
+            </w:pPr>
+            <w:r>
+              <w:rPr>
+                <w:rFonts w:ascii="TimeNewRoman" w:hAnsi="TimeNewRoman"/>
+                <w:sz w:val="30"/>
+              </w:rPr>
+              <w:t>9+68=77</w:t>
+            </w:r>
+          </w:p>
+        </w:tc>
+        <w:tc>
+          <w:tcPr>
+            <w:tcW w:type="dxa" w:w="1987"/>
+          </w:tcPr>
+          <w:p>
+            <w:pPr>
+              <w:jc w:val="left"/>
+            </w:pPr>
+            <w:r>
+              <w:rPr>
+                <w:rFonts w:ascii="TimeNewRoman" w:hAnsi="TimeNewRoman"/>
+                <w:sz w:val="30"/>
+              </w:rPr>
+              <w:t>97-78=19</w:t>
+            </w:r>
+          </w:p>
+        </w:tc>
+        <w:tc>
+          <w:tcPr>
+            <w:tcW w:type="dxa" w:w="1987"/>
+          </w:tcPr>
+          <w:p>
+            <w:pPr>
+              <w:jc w:val="left"/>
+            </w:pPr>
+            <w:r>
+              <w:rPr>
+                <w:rFonts w:ascii="TimeNewRoman" w:hAnsi="TimeNewRoman"/>
+                <w:sz w:val="30"/>
+              </w:rPr>
+              <w:t>35+56=91</w:t>
+            </w:r>
+          </w:p>
+        </w:tc>
+        <w:tc>
+          <w:tcPr>
+            <w:tcW w:type="dxa" w:w="1987"/>
+          </w:tcPr>
+          <w:p>
+            <w:pPr>
+              <w:jc w:val="left"/>
+            </w:pPr>
+            <w:r>
+              <w:rPr>
+                <w:rFonts w:ascii="TimeNewRoman" w:hAnsi="TimeNewRoman"/>
+                <w:sz w:val="30"/>
+              </w:rPr>
+              <w:t>70-8=62</w:t>
+            </w:r>
+          </w:p>
+        </w:tc>
+        <w:tc>
+          <w:tcPr>
+            <w:tcW w:type="dxa" w:w="1987"/>
+          </w:tcPr>
+          <w:p>
+            <w:pPr>
+              <w:jc w:val="left"/>
+            </w:pPr>
+            <w:r>
+              <w:rPr>
+                <w:rFonts w:ascii="TimeNewRoman" w:hAnsi="TimeNewRoman"/>
+                <w:sz w:val="30"/>
+              </w:rPr>
+              <w:t>61-32=29</w:t>
+            </w:r>
+          </w:p>
+        </w:tc>
+      </w:tr>
+      <w:tr>
+        <w:tc>
+          <w:tcPr>
+            <w:tcW w:type="dxa" w:w="1987"/>
+          </w:tcPr>
+          <w:p>
+            <w:pPr>
+              <w:jc w:val="left"/>
+            </w:pPr>
+            <w:r>
+              <w:rPr>
+                <w:rFonts w:ascii="TimeNewRoman" w:hAnsi="TimeNewRoman"/>
+                <w:sz w:val="30"/>
+              </w:rPr>
+              <w:t>74-46=28</w:t>
+            </w:r>
+          </w:p>
+        </w:tc>
+        <w:tc>
+          <w:tcPr>
+            <w:tcW w:type="dxa" w:w="1987"/>
+          </w:tcPr>
+          <w:p>
+            <w:pPr>
+              <w:jc w:val="left"/>
+            </w:pPr>
+            <w:r>
+              <w:rPr>
+                <w:rFonts w:ascii="TimeNewRoman" w:hAnsi="TimeNewRoman"/>
+                <w:sz w:val="30"/>
+              </w:rPr>
+              <w:t>67-8=59</w:t>
+            </w:r>
+          </w:p>
+        </w:tc>
+        <w:tc>
+          <w:tcPr>
+            <w:tcW w:type="dxa" w:w="1987"/>
+          </w:tcPr>
+          <w:p>
+            <w:pPr>
+              <w:jc w:val="left"/>
+            </w:pPr>
+            <w:r>
+              <w:rPr>
+                <w:rFonts w:ascii="TimeNewRoman" w:hAnsi="TimeNewRoman"/>
+                <w:sz w:val="30"/>
+              </w:rPr>
+              <w:t>72-3=69</w:t>
             </w:r>
           </w:p>
         </w:tc>
@@ -1326,7 +1587,7 @@
                 <w:rFonts w:ascii="TimeNewRoman" w:hAnsi="TimeNewRoman"/>
                 <w:sz w:val="30"/>
               </w:rPr>
-              <w:t>10-1=9</w:t>
+              <w:t>66-19=47</w:t>
             </w:r>
           </w:p>
         </w:tc>
@@ -1345,7 +1606,7 @@
                 <w:rFonts w:ascii="TimeNewRoman" w:hAnsi="TimeNewRoman"/>
                 <w:sz w:val="30"/>
               </w:rPr>
-              <w:t>49+15=64</w:t>
+              <w:t>49+48=97</w:t>
             </w:r>
           </w:p>
         </w:tc>
@@ -1362,7 +1623,7 @@
                 <w:rFonts w:ascii="TimeNewRoman" w:hAnsi="TimeNewRoman"/>
                 <w:sz w:val="30"/>
               </w:rPr>
-              <w:t>22-6=16</w:t>
+              <w:t>61-46=15</w:t>
             </w:r>
           </w:p>
         </w:tc>
@@ -1379,7 +1640,7 @@
                 <w:rFonts w:ascii="TimeNewRoman" w:hAnsi="TimeNewRoman"/>
                 <w:sz w:val="30"/>
               </w:rPr>
-              <w:t>69+24=93</w:t>
+              <w:t>91-14=77</w:t>
             </w:r>
           </w:p>
         </w:tc>
@@ -1396,7 +1657,7 @@
                 <w:rFonts w:ascii="TimeNewRoman" w:hAnsi="TimeNewRoman"/>
                 <w:sz w:val="30"/>
               </w:rPr>
-              <w:t>40-25=15</w:t>
+              <w:t>81-15=66</w:t>
             </w:r>
           </w:p>
         </w:tc>
@@ -1413,7 +1674,7 @@
                 <w:rFonts w:ascii="TimeNewRoman" w:hAnsi="TimeNewRoman"/>
                 <w:sz w:val="30"/>
               </w:rPr>
-              <w:t>90-78=12</w:t>
+              <w:t>18+74=92</w:t>
             </w:r>
           </w:p>
         </w:tc>
@@ -1432,7 +1693,7 @@
                 <w:rFonts w:ascii="TimeNewRoman" w:hAnsi="TimeNewRoman"/>
                 <w:sz w:val="30"/>
               </w:rPr>
-              <w:t>73-15=58</w:t>
+              <w:t>93-66=27</w:t>
             </w:r>
           </w:p>
         </w:tc>
@@ -1449,7 +1710,7 @@
                 <w:rFonts w:ascii="TimeNewRoman" w:hAnsi="TimeNewRoman"/>
                 <w:sz w:val="30"/>
               </w:rPr>
-              <w:t>45+36=81</w:t>
+              <w:t>37+17=54</w:t>
             </w:r>
           </w:p>
         </w:tc>
@@ -1466,7 +1727,7 @@
                 <w:rFonts w:ascii="TimeNewRoman" w:hAnsi="TimeNewRoman"/>
                 <w:sz w:val="30"/>
               </w:rPr>
-              <w:t>29+9=38</w:t>
+              <w:t>80-2=78</w:t>
             </w:r>
           </w:p>
         </w:tc>
@@ -1483,7 +1744,7 @@
                 <w:rFonts w:ascii="TimeNewRoman" w:hAnsi="TimeNewRoman"/>
                 <w:sz w:val="30"/>
               </w:rPr>
-              <w:t>6+45=51</w:t>
+              <w:t>4+77=81</w:t>
             </w:r>
           </w:p>
         </w:tc>
@@ -1500,268 +1761,7 @@
                 <w:rFonts w:ascii="TimeNewRoman" w:hAnsi="TimeNewRoman"/>
                 <w:sz w:val="30"/>
               </w:rPr>
-              <w:t>66+16=82</w:t>
-            </w:r>
-          </w:p>
-        </w:tc>
-      </w:tr>
-      <w:tr>
-        <w:tc>
-          <w:tcPr>
-            <w:tcW w:type="dxa" w:w="1987"/>
-          </w:tcPr>
-          <w:p>
-            <w:pPr>
-              <w:jc w:val="left"/>
-            </w:pPr>
-            <w:r>
-              <w:rPr>
-                <w:rFonts w:ascii="TimeNewRoman" w:hAnsi="TimeNewRoman"/>
-                <w:sz w:val="30"/>
-              </w:rPr>
-              <w:t>80-43=37</w:t>
-            </w:r>
-          </w:p>
-        </w:tc>
-        <w:tc>
-          <w:tcPr>
-            <w:tcW w:type="dxa" w:w="1987"/>
-          </w:tcPr>
-          <w:p>
-            <w:pPr>
-              <w:jc w:val="left"/>
-            </w:pPr>
-            <w:r>
-              <w:rPr>
-                <w:rFonts w:ascii="TimeNewRoman" w:hAnsi="TimeNewRoman"/>
-                <w:sz w:val="30"/>
-              </w:rPr>
-              <w:t>56+27=83</w:t>
-            </w:r>
-          </w:p>
-        </w:tc>
-        <w:tc>
-          <w:tcPr>
-            <w:tcW w:type="dxa" w:w="1987"/>
-          </w:tcPr>
-          <w:p>
-            <w:pPr>
-              <w:jc w:val="left"/>
-            </w:pPr>
-            <w:r>
-              <w:rPr>
-                <w:rFonts w:ascii="TimeNewRoman" w:hAnsi="TimeNewRoman"/>
-                <w:sz w:val="30"/>
-              </w:rPr>
-              <w:t>13-8=5</w:t>
-            </w:r>
-          </w:p>
-        </w:tc>
-        <w:tc>
-          <w:tcPr>
-            <w:tcW w:type="dxa" w:w="1987"/>
-          </w:tcPr>
-          <w:p>
-            <w:pPr>
-              <w:jc w:val="left"/>
-            </w:pPr>
-            <w:r>
-              <w:rPr>
-                <w:rFonts w:ascii="TimeNewRoman" w:hAnsi="TimeNewRoman"/>
-                <w:sz w:val="30"/>
-              </w:rPr>
-              <w:t>87-39=48</w:t>
-            </w:r>
-          </w:p>
-        </w:tc>
-        <w:tc>
-          <w:tcPr>
-            <w:tcW w:type="dxa" w:w="1987"/>
-          </w:tcPr>
-          <w:p>
-            <w:pPr>
-              <w:jc w:val="left"/>
-            </w:pPr>
-            <w:r>
-              <w:rPr>
-                <w:rFonts w:ascii="TimeNewRoman" w:hAnsi="TimeNewRoman"/>
-                <w:sz w:val="30"/>
-              </w:rPr>
-              <w:t>42-33=9</w:t>
-            </w:r>
-          </w:p>
-        </w:tc>
-      </w:tr>
-      <w:tr>
-        <w:tc>
-          <w:tcPr>
-            <w:tcW w:type="dxa" w:w="1987"/>
-          </w:tcPr>
-          <w:p>
-            <w:pPr>
-              <w:jc w:val="left"/>
-            </w:pPr>
-            <w:r>
-              <w:rPr>
-                <w:rFonts w:ascii="TimeNewRoman" w:hAnsi="TimeNewRoman"/>
-                <w:sz w:val="30"/>
-              </w:rPr>
-              <w:t>67+7=74</w:t>
-            </w:r>
-          </w:p>
-        </w:tc>
-        <w:tc>
-          <w:tcPr>
-            <w:tcW w:type="dxa" w:w="1987"/>
-          </w:tcPr>
-          <w:p>
-            <w:pPr>
-              <w:jc w:val="left"/>
-            </w:pPr>
-            <w:r>
-              <w:rPr>
-                <w:rFonts w:ascii="TimeNewRoman" w:hAnsi="TimeNewRoman"/>
-                <w:sz w:val="30"/>
-              </w:rPr>
-              <w:t>92-15=77</w:t>
-            </w:r>
-          </w:p>
-        </w:tc>
-        <w:tc>
-          <w:tcPr>
-            <w:tcW w:type="dxa" w:w="1987"/>
-          </w:tcPr>
-          <w:p>
-            <w:pPr>
-              <w:jc w:val="left"/>
-            </w:pPr>
-            <w:r>
-              <w:rPr>
-                <w:rFonts w:ascii="TimeNewRoman" w:hAnsi="TimeNewRoman"/>
-                <w:sz w:val="30"/>
-              </w:rPr>
-              <w:t>82-79=3</w:t>
-            </w:r>
-          </w:p>
-        </w:tc>
-        <w:tc>
-          <w:tcPr>
-            <w:tcW w:type="dxa" w:w="1987"/>
-          </w:tcPr>
-          <w:p>
-            <w:pPr>
-              <w:jc w:val="left"/>
-            </w:pPr>
-            <w:r>
-              <w:rPr>
-                <w:rFonts w:ascii="TimeNewRoman" w:hAnsi="TimeNewRoman"/>
-                <w:sz w:val="30"/>
-              </w:rPr>
-              <w:t>48+13=61</w:t>
-            </w:r>
-          </w:p>
-        </w:tc>
-        <w:tc>
-          <w:tcPr>
-            <w:tcW w:type="dxa" w:w="1987"/>
-          </w:tcPr>
-          <w:p>
-            <w:pPr>
-              <w:jc w:val="left"/>
-            </w:pPr>
-            <w:r>
-              <w:rPr>
-                <w:rFonts w:ascii="TimeNewRoman" w:hAnsi="TimeNewRoman"/>
-                <w:sz w:val="30"/>
-              </w:rPr>
-              <w:t>80-59=21</w:t>
-            </w:r>
-          </w:p>
-        </w:tc>
-      </w:tr>
-      <w:tr>
-        <w:tc>
-          <w:tcPr>
-            <w:tcW w:type="dxa" w:w="1987"/>
-          </w:tcPr>
-          <w:p>
-            <w:pPr>
-              <w:jc w:val="left"/>
-            </w:pPr>
-            <w:r>
-              <w:rPr>
-                <w:rFonts w:ascii="TimeNewRoman" w:hAnsi="TimeNewRoman"/>
-                <w:sz w:val="30"/>
-              </w:rPr>
-              <w:t>94-89=5</w:t>
-            </w:r>
-          </w:p>
-        </w:tc>
-        <w:tc>
-          <w:tcPr>
-            <w:tcW w:type="dxa" w:w="1987"/>
-          </w:tcPr>
-          <w:p>
-            <w:pPr>
-              <w:jc w:val="left"/>
-            </w:pPr>
-            <w:r>
-              <w:rPr>
-                <w:rFonts w:ascii="TimeNewRoman" w:hAnsi="TimeNewRoman"/>
-                <w:sz w:val="30"/>
-              </w:rPr>
-              <w:t>71-43=28</w:t>
-            </w:r>
-          </w:p>
-        </w:tc>
-        <w:tc>
-          <w:tcPr>
-            <w:tcW w:type="dxa" w:w="1987"/>
-          </w:tcPr>
-          <w:p>
-            <w:pPr>
-              <w:jc w:val="left"/>
-            </w:pPr>
-            <w:r>
-              <w:rPr>
-                <w:rFonts w:ascii="TimeNewRoman" w:hAnsi="TimeNewRoman"/>
-                <w:sz w:val="30"/>
-              </w:rPr>
-              <w:t>25+6=31</w:t>
-            </w:r>
-          </w:p>
-        </w:tc>
-        <w:tc>
-          <w:tcPr>
-            <w:tcW w:type="dxa" w:w="1987"/>
-          </w:tcPr>
-          <w:p>
-            <w:pPr>
-              <w:jc w:val="left"/>
-            </w:pPr>
-            <w:r>
-              <w:rPr>
-                <w:rFonts w:ascii="TimeNewRoman" w:hAnsi="TimeNewRoman"/>
-                <w:sz w:val="30"/>
-              </w:rPr>
-              <w:t>51-42=9</w:t>
-            </w:r>
-          </w:p>
-        </w:tc>
-        <w:tc>
-          <w:tcPr>
-            <w:tcW w:type="dxa" w:w="1987"/>
-          </w:tcPr>
-          <w:p>
-            <w:pPr>
-              <w:jc w:val="left"/>
-            </w:pPr>
-            <w:r>
-              <w:rPr>
-                <w:rFonts w:ascii="TimeNewRoman" w:hAnsi="TimeNewRoman"/>
-                <w:sz w:val="30"/>
-              </w:rPr>
-              <w:t>90-66=24</w:t>
+              <w:t>90-65=25</w:t>
             </w:r>
           </w:p>
         </w:tc>

--- a/answers-of-adc_sbb_within_100.docx
+++ b/answers-of-adc_sbb_within_100.docx
@@ -40,7 +40,7 @@
                 <w:rFonts w:ascii="TimeNewRoman" w:hAnsi="TimeNewRoman"/>
                 <w:sz w:val="30"/>
               </w:rPr>
-              <w:t>15+26=41</w:t>
+              <w:t>16+17=33</w:t>
             </w:r>
           </w:p>
         </w:tc>
@@ -57,7 +57,7 @@
                 <w:rFonts w:ascii="TimeNewRoman" w:hAnsi="TimeNewRoman"/>
                 <w:sz w:val="30"/>
               </w:rPr>
-              <w:t>82-19=63</w:t>
+              <w:t>41-25=16</w:t>
             </w:r>
           </w:p>
         </w:tc>
@@ -74,7 +74,7 @@
                 <w:rFonts w:ascii="TimeNewRoman" w:hAnsi="TimeNewRoman"/>
                 <w:sz w:val="30"/>
               </w:rPr>
-              <w:t>17+58=75</w:t>
+              <w:t>94-15=79</w:t>
             </w:r>
           </w:p>
         </w:tc>
@@ -91,7 +91,7 @@
                 <w:rFonts w:ascii="TimeNewRoman" w:hAnsi="TimeNewRoman"/>
                 <w:sz w:val="30"/>
               </w:rPr>
-              <w:t>9+67=76</w:t>
+              <w:t>96-67=29</w:t>
             </w:r>
           </w:p>
         </w:tc>
@@ -108,7 +108,7 @@
                 <w:rFonts w:ascii="TimeNewRoman" w:hAnsi="TimeNewRoman"/>
                 <w:sz w:val="30"/>
               </w:rPr>
-              <w:t>8+69=77</w:t>
+              <w:t>76+17=93</w:t>
             </w:r>
           </w:p>
         </w:tc>
@@ -127,7 +127,7 @@
                 <w:rFonts w:ascii="TimeNewRoman" w:hAnsi="TimeNewRoman"/>
                 <w:sz w:val="30"/>
               </w:rPr>
-              <w:t>50-19=31</w:t>
+              <w:t>53-49=4</w:t>
             </w:r>
           </w:p>
         </w:tc>
@@ -144,7 +144,7 @@
                 <w:rFonts w:ascii="TimeNewRoman" w:hAnsi="TimeNewRoman"/>
                 <w:sz w:val="30"/>
               </w:rPr>
-              <w:t>62-9=53</w:t>
+              <w:t>6+28=34</w:t>
             </w:r>
           </w:p>
         </w:tc>
@@ -161,7 +161,7 @@
                 <w:rFonts w:ascii="TimeNewRoman" w:hAnsi="TimeNewRoman"/>
                 <w:sz w:val="30"/>
               </w:rPr>
-              <w:t>13+9=22</w:t>
+              <w:t>81-58=23</w:t>
             </w:r>
           </w:p>
         </w:tc>
@@ -178,7 +178,7 @@
                 <w:rFonts w:ascii="TimeNewRoman" w:hAnsi="TimeNewRoman"/>
                 <w:sz w:val="30"/>
               </w:rPr>
-              <w:t>36+46=82</w:t>
+              <w:t>7+66=73</w:t>
             </w:r>
           </w:p>
         </w:tc>
@@ -195,7 +195,7 @@
                 <w:rFonts w:ascii="TimeNewRoman" w:hAnsi="TimeNewRoman"/>
                 <w:sz w:val="30"/>
               </w:rPr>
-              <w:t>64-5=59</w:t>
+              <w:t>94-8=86</w:t>
             </w:r>
           </w:p>
         </w:tc>
@@ -214,7 +214,7 @@
                 <w:rFonts w:ascii="TimeNewRoman" w:hAnsi="TimeNewRoman"/>
                 <w:sz w:val="30"/>
               </w:rPr>
-              <w:t>88+4=92</w:t>
+              <w:t>26+39=65</w:t>
             </w:r>
           </w:p>
         </w:tc>
@@ -231,7 +231,7 @@
                 <w:rFonts w:ascii="TimeNewRoman" w:hAnsi="TimeNewRoman"/>
                 <w:sz w:val="30"/>
               </w:rPr>
-              <w:t>51-48=3</w:t>
+              <w:t>37+37=74</w:t>
             </w:r>
           </w:p>
         </w:tc>
@@ -248,7 +248,7 @@
                 <w:rFonts w:ascii="TimeNewRoman" w:hAnsi="TimeNewRoman"/>
                 <w:sz w:val="30"/>
               </w:rPr>
-              <w:t>45+36=81</w:t>
+              <w:t>64+18=82</w:t>
             </w:r>
           </w:p>
         </w:tc>
@@ -265,7 +265,7 @@
                 <w:rFonts w:ascii="TimeNewRoman" w:hAnsi="TimeNewRoman"/>
                 <w:sz w:val="30"/>
               </w:rPr>
-              <w:t>62-53=9</w:t>
+              <w:t>74-6=68</w:t>
             </w:r>
           </w:p>
         </w:tc>
@@ -282,7 +282,7 @@
                 <w:rFonts w:ascii="TimeNewRoman" w:hAnsi="TimeNewRoman"/>
                 <w:sz w:val="30"/>
               </w:rPr>
-              <w:t>25+17=42</w:t>
+              <w:t>73-66=7</w:t>
             </w:r>
           </w:p>
         </w:tc>
@@ -301,7 +301,7 @@
                 <w:rFonts w:ascii="TimeNewRoman" w:hAnsi="TimeNewRoman"/>
                 <w:sz w:val="30"/>
               </w:rPr>
-              <w:t>82-35=47</w:t>
+              <w:t>77-29=48</w:t>
             </w:r>
           </w:p>
         </w:tc>
@@ -318,7 +318,7 @@
                 <w:rFonts w:ascii="TimeNewRoman" w:hAnsi="TimeNewRoman"/>
                 <w:sz w:val="30"/>
               </w:rPr>
-              <w:t>88+4=92</w:t>
+              <w:t>81-48=33</w:t>
             </w:r>
           </w:p>
         </w:tc>
@@ -335,7 +335,7 @@
                 <w:rFonts w:ascii="TimeNewRoman" w:hAnsi="TimeNewRoman"/>
                 <w:sz w:val="30"/>
               </w:rPr>
-              <w:t>72-35=37</w:t>
+              <w:t>29+26=55</w:t>
             </w:r>
           </w:p>
         </w:tc>
@@ -352,7 +352,7 @@
                 <w:rFonts w:ascii="TimeNewRoman" w:hAnsi="TimeNewRoman"/>
                 <w:sz w:val="30"/>
               </w:rPr>
-              <w:t>43-16=27</w:t>
+              <w:t>56+15=71</w:t>
             </w:r>
           </w:p>
         </w:tc>
@@ -369,7 +369,7 @@
                 <w:rFonts w:ascii="TimeNewRoman" w:hAnsi="TimeNewRoman"/>
                 <w:sz w:val="30"/>
               </w:rPr>
-              <w:t>32+19=51</w:t>
+              <w:t>86-77=9</w:t>
             </w:r>
           </w:p>
         </w:tc>
@@ -388,7 +388,7 @@
                 <w:rFonts w:ascii="TimeNewRoman" w:hAnsi="TimeNewRoman"/>
                 <w:sz w:val="30"/>
               </w:rPr>
-              <w:t>9+83=92</w:t>
+              <w:t>73-8=65</w:t>
             </w:r>
           </w:p>
         </w:tc>
@@ -405,7 +405,7 @@
                 <w:rFonts w:ascii="TimeNewRoman" w:hAnsi="TimeNewRoman"/>
                 <w:sz w:val="30"/>
               </w:rPr>
-              <w:t>50-29=21</w:t>
+              <w:t>28+9=37</w:t>
             </w:r>
           </w:p>
         </w:tc>
@@ -422,7 +422,7 @@
                 <w:rFonts w:ascii="TimeNewRoman" w:hAnsi="TimeNewRoman"/>
                 <w:sz w:val="30"/>
               </w:rPr>
-              <w:t>86-18=68</w:t>
+              <w:t>77-28=49</w:t>
             </w:r>
           </w:p>
         </w:tc>
@@ -439,7 +439,7 @@
                 <w:rFonts w:ascii="TimeNewRoman" w:hAnsi="TimeNewRoman"/>
                 <w:sz w:val="30"/>
               </w:rPr>
-              <w:t>92-44=48</w:t>
+              <w:t>56-9=47</w:t>
             </w:r>
           </w:p>
         </w:tc>
@@ -456,7 +456,7 @@
                 <w:rFonts w:ascii="TimeNewRoman" w:hAnsi="TimeNewRoman"/>
                 <w:sz w:val="30"/>
               </w:rPr>
-              <w:t>62-9=53</w:t>
+              <w:t>15+26=41</w:t>
             </w:r>
           </w:p>
         </w:tc>
@@ -475,128 +475,7 @@
                 <w:rFonts w:ascii="TimeNewRoman" w:hAnsi="TimeNewRoman"/>
                 <w:sz w:val="30"/>
               </w:rPr>
-              <w:t>66+8=74</w:t>
-            </w:r>
-          </w:p>
-        </w:tc>
-        <w:tc>
-          <w:tcPr>
-            <w:tcW w:type="dxa" w:w="1987"/>
-          </w:tcPr>
-          <w:p>
-            <w:pPr>
-              <w:jc w:val="left"/>
-            </w:pPr>
-            <w:r>
-              <w:rPr>
-                <w:rFonts w:ascii="TimeNewRoman" w:hAnsi="TimeNewRoman"/>
-                <w:sz w:val="30"/>
-              </w:rPr>
-              <w:t>3+69=72</w:t>
-            </w:r>
-          </w:p>
-        </w:tc>
-        <w:tc>
-          <w:tcPr>
-            <w:tcW w:type="dxa" w:w="1987"/>
-          </w:tcPr>
-          <w:p>
-            <w:pPr>
-              <w:jc w:val="left"/>
-            </w:pPr>
-            <w:r>
-              <w:rPr>
-                <w:rFonts w:ascii="TimeNewRoman" w:hAnsi="TimeNewRoman"/>
-                <w:sz w:val="30"/>
-              </w:rPr>
-              <w:t>95-29=66</w:t>
-            </w:r>
-          </w:p>
-        </w:tc>
-        <w:tc>
-          <w:tcPr>
-            <w:tcW w:type="dxa" w:w="1987"/>
-          </w:tcPr>
-          <w:p>
-            <w:pPr>
-              <w:jc w:val="left"/>
-            </w:pPr>
-            <w:r>
-              <w:rPr>
-                <w:rFonts w:ascii="TimeNewRoman" w:hAnsi="TimeNewRoman"/>
-                <w:sz w:val="30"/>
-              </w:rPr>
-              <w:t>16+48=64</w:t>
-            </w:r>
-          </w:p>
-        </w:tc>
-        <w:tc>
-          <w:tcPr>
-            <w:tcW w:type="dxa" w:w="1987"/>
-          </w:tcPr>
-          <w:p>
-            <w:pPr>
-              <w:jc w:val="left"/>
-            </w:pPr>
-            <w:r>
-              <w:rPr>
-                <w:rFonts w:ascii="TimeNewRoman" w:hAnsi="TimeNewRoman"/>
-                <w:sz w:val="30"/>
-              </w:rPr>
-              <w:t>93-26=67</w:t>
-            </w:r>
-          </w:p>
-        </w:tc>
-      </w:tr>
-      <w:tr>
-        <w:tc>
-          <w:tcPr>
-            <w:tcW w:type="dxa" w:w="1987"/>
-          </w:tcPr>
-          <w:p>
-            <w:pPr>
-              <w:jc w:val="left"/>
-            </w:pPr>
-            <w:r>
-              <w:rPr>
-                <w:rFonts w:ascii="TimeNewRoman" w:hAnsi="TimeNewRoman"/>
-                <w:sz w:val="30"/>
-              </w:rPr>
-              <w:t>43+9=52</w:t>
-            </w:r>
-          </w:p>
-        </w:tc>
-        <w:tc>
-          <w:tcPr>
-            <w:tcW w:type="dxa" w:w="1987"/>
-          </w:tcPr>
-          <w:p>
-            <w:pPr>
-              <w:jc w:val="left"/>
-            </w:pPr>
-            <w:r>
-              <w:rPr>
-                <w:rFonts w:ascii="TimeNewRoman" w:hAnsi="TimeNewRoman"/>
-                <w:sz w:val="30"/>
-              </w:rPr>
-              <w:t>19+55=74</w:t>
-            </w:r>
-          </w:p>
-        </w:tc>
-        <w:tc>
-          <w:tcPr>
-            <w:tcW w:type="dxa" w:w="1987"/>
-          </w:tcPr>
-          <w:p>
-            <w:pPr>
-              <w:jc w:val="left"/>
-            </w:pPr>
-            <w:r>
-              <w:rPr>
-                <w:rFonts w:ascii="TimeNewRoman" w:hAnsi="TimeNewRoman"/>
-                <w:sz w:val="30"/>
-              </w:rPr>
-              <w:t>83-39=44</w:t>
+              <w:t>69+3=72</w:t>
             </w:r>
           </w:p>
         </w:tc>
@@ -630,7 +509,41 @@
                 <w:rFonts w:ascii="TimeNewRoman" w:hAnsi="TimeNewRoman"/>
                 <w:sz w:val="30"/>
               </w:rPr>
-              <w:t>59+29=88</w:t>
+              <w:t>80-53=27</w:t>
+            </w:r>
+          </w:p>
+        </w:tc>
+        <w:tc>
+          <w:tcPr>
+            <w:tcW w:type="dxa" w:w="1987"/>
+          </w:tcPr>
+          <w:p>
+            <w:pPr>
+              <w:jc w:val="left"/>
+            </w:pPr>
+            <w:r>
+              <w:rPr>
+                <w:rFonts w:ascii="TimeNewRoman" w:hAnsi="TimeNewRoman"/>
+                <w:sz w:val="30"/>
+              </w:rPr>
+              <w:t>36+7=43</w:t>
+            </w:r>
+          </w:p>
+        </w:tc>
+        <w:tc>
+          <w:tcPr>
+            <w:tcW w:type="dxa" w:w="1987"/>
+          </w:tcPr>
+          <w:p>
+            <w:pPr>
+              <w:jc w:val="left"/>
+            </w:pPr>
+            <w:r>
+              <w:rPr>
+                <w:rFonts w:ascii="TimeNewRoman" w:hAnsi="TimeNewRoman"/>
+                <w:sz w:val="30"/>
+              </w:rPr>
+              <w:t>6+68=74</w:t>
             </w:r>
           </w:p>
         </w:tc>
@@ -649,7 +562,7 @@
                 <w:rFonts w:ascii="TimeNewRoman" w:hAnsi="TimeNewRoman"/>
                 <w:sz w:val="30"/>
               </w:rPr>
-              <w:t>39+19=58</w:t>
+              <w:t>59+19=78</w:t>
             </w:r>
           </w:p>
         </w:tc>
@@ -666,7 +579,7 @@
                 <w:rFonts w:ascii="TimeNewRoman" w:hAnsi="TimeNewRoman"/>
                 <w:sz w:val="30"/>
               </w:rPr>
-              <w:t>84-67=17</w:t>
+              <w:t>4+89=93</w:t>
             </w:r>
           </w:p>
         </w:tc>
@@ -683,7 +596,7 @@
                 <w:rFonts w:ascii="TimeNewRoman" w:hAnsi="TimeNewRoman"/>
                 <w:sz w:val="30"/>
               </w:rPr>
-              <w:t>71-16=55</w:t>
+              <w:t>70-22=48</w:t>
             </w:r>
           </w:p>
         </w:tc>
@@ -700,7 +613,7 @@
                 <w:rFonts w:ascii="TimeNewRoman" w:hAnsi="TimeNewRoman"/>
                 <w:sz w:val="30"/>
               </w:rPr>
-              <w:t>86-18=68</w:t>
+              <w:t>9+5=14</w:t>
             </w:r>
           </w:p>
         </w:tc>
@@ -717,7 +630,7 @@
                 <w:rFonts w:ascii="TimeNewRoman" w:hAnsi="TimeNewRoman"/>
                 <w:sz w:val="30"/>
               </w:rPr>
-              <w:t>5+49=54</w:t>
+              <w:t>91-23=68</w:t>
             </w:r>
           </w:p>
         </w:tc>
@@ -736,7 +649,7 @@
                 <w:rFonts w:ascii="TimeNewRoman" w:hAnsi="TimeNewRoman"/>
                 <w:sz w:val="30"/>
               </w:rPr>
-              <w:t>17+24=41</w:t>
+              <w:t>18+19=37</w:t>
             </w:r>
           </w:p>
         </w:tc>
@@ -753,7 +666,7 @@
                 <w:rFonts w:ascii="TimeNewRoman" w:hAnsi="TimeNewRoman"/>
                 <w:sz w:val="30"/>
               </w:rPr>
-              <w:t>77+17=94</w:t>
+              <w:t>44+29=73</w:t>
             </w:r>
           </w:p>
         </w:tc>
@@ -770,7 +683,7 @@
                 <w:rFonts w:ascii="TimeNewRoman" w:hAnsi="TimeNewRoman"/>
                 <w:sz w:val="30"/>
               </w:rPr>
-              <w:t>41-18=23</w:t>
+              <w:t>46-37=9</w:t>
             </w:r>
           </w:p>
         </w:tc>
@@ -787,7 +700,7 @@
                 <w:rFonts w:ascii="TimeNewRoman" w:hAnsi="TimeNewRoman"/>
                 <w:sz w:val="30"/>
               </w:rPr>
-              <w:t>65-17=48</w:t>
+              <w:t>85-78=7</w:t>
             </w:r>
           </w:p>
         </w:tc>
@@ -804,7 +717,7 @@
                 <w:rFonts w:ascii="TimeNewRoman" w:hAnsi="TimeNewRoman"/>
                 <w:sz w:val="30"/>
               </w:rPr>
-              <w:t>86-9=77</w:t>
+              <w:t>86-49=37</w:t>
             </w:r>
           </w:p>
         </w:tc>
@@ -823,7 +736,7 @@
                 <w:rFonts w:ascii="TimeNewRoman" w:hAnsi="TimeNewRoman"/>
                 <w:sz w:val="30"/>
               </w:rPr>
-              <w:t>79+13=92</w:t>
+              <w:t>82-54=28</w:t>
             </w:r>
           </w:p>
         </w:tc>
@@ -840,7 +753,7 @@
                 <w:rFonts w:ascii="TimeNewRoman" w:hAnsi="TimeNewRoman"/>
                 <w:sz w:val="30"/>
               </w:rPr>
-              <w:t>46+37=83</w:t>
+              <w:t>81-12=69</w:t>
             </w:r>
           </w:p>
         </w:tc>
@@ -857,7 +770,7 @@
                 <w:rFonts w:ascii="TimeNewRoman" w:hAnsi="TimeNewRoman"/>
                 <w:sz w:val="30"/>
               </w:rPr>
-              <w:t>6+17=23</w:t>
+              <w:t>80-56=24</w:t>
             </w:r>
           </w:p>
         </w:tc>
@@ -874,7 +787,7 @@
                 <w:rFonts w:ascii="TimeNewRoman" w:hAnsi="TimeNewRoman"/>
                 <w:sz w:val="30"/>
               </w:rPr>
-              <w:t>97-38=59</w:t>
+              <w:t>77-58=19</w:t>
             </w:r>
           </w:p>
         </w:tc>
@@ -891,7 +804,7 @@
                 <w:rFonts w:ascii="TimeNewRoman" w:hAnsi="TimeNewRoman"/>
                 <w:sz w:val="30"/>
               </w:rPr>
-              <w:t>15+56=71</w:t>
+              <w:t>28+18=46</w:t>
             </w:r>
           </w:p>
         </w:tc>
@@ -910,7 +823,7 @@
                 <w:rFonts w:ascii="TimeNewRoman" w:hAnsi="TimeNewRoman"/>
                 <w:sz w:val="30"/>
               </w:rPr>
-              <w:t>59+6=65</w:t>
+              <w:t>91-53=38</w:t>
             </w:r>
           </w:p>
         </w:tc>
@@ -927,7 +840,7 @@
                 <w:rFonts w:ascii="TimeNewRoman" w:hAnsi="TimeNewRoman"/>
                 <w:sz w:val="30"/>
               </w:rPr>
-              <w:t>19+55=74</w:t>
+              <w:t>70-59=11</w:t>
             </w:r>
           </w:p>
         </w:tc>
@@ -944,7 +857,7 @@
                 <w:rFonts w:ascii="TimeNewRoman" w:hAnsi="TimeNewRoman"/>
                 <w:sz w:val="30"/>
               </w:rPr>
-              <w:t>46+27=73</w:t>
+              <w:t>26+26=52</w:t>
             </w:r>
           </w:p>
         </w:tc>
@@ -961,7 +874,7 @@
                 <w:rFonts w:ascii="TimeNewRoman" w:hAnsi="TimeNewRoman"/>
                 <w:sz w:val="30"/>
               </w:rPr>
-              <w:t>48+34=82</w:t>
+              <w:t>58+9=67</w:t>
             </w:r>
           </w:p>
         </w:tc>
@@ -978,7 +891,7 @@
                 <w:rFonts w:ascii="TimeNewRoman" w:hAnsi="TimeNewRoman"/>
                 <w:sz w:val="30"/>
               </w:rPr>
-              <w:t>75-47=28</w:t>
+              <w:t>73-27=46</w:t>
             </w:r>
           </w:p>
         </w:tc>
@@ -997,7 +910,7 @@
                 <w:rFonts w:ascii="TimeNewRoman" w:hAnsi="TimeNewRoman"/>
                 <w:sz w:val="30"/>
               </w:rPr>
-              <w:t>25+7=32</w:t>
+              <w:t>77+19=96</w:t>
             </w:r>
           </w:p>
         </w:tc>
@@ -1014,7 +927,7 @@
                 <w:rFonts w:ascii="TimeNewRoman" w:hAnsi="TimeNewRoman"/>
                 <w:sz w:val="30"/>
               </w:rPr>
-              <w:t>86+8=94</w:t>
+              <w:t>74-8=66</w:t>
             </w:r>
           </w:p>
         </w:tc>
@@ -1031,7 +944,7 @@
                 <w:rFonts w:ascii="TimeNewRoman" w:hAnsi="TimeNewRoman"/>
                 <w:sz w:val="30"/>
               </w:rPr>
-              <w:t>28+19=47</w:t>
+              <w:t>66-29=37</w:t>
             </w:r>
           </w:p>
         </w:tc>
@@ -1048,7 +961,7 @@
                 <w:rFonts w:ascii="TimeNewRoman" w:hAnsi="TimeNewRoman"/>
                 <w:sz w:val="30"/>
               </w:rPr>
-              <w:t>4+77=81</w:t>
+              <w:t>93-37=56</w:t>
             </w:r>
           </w:p>
         </w:tc>
@@ -1065,7 +978,7 @@
                 <w:rFonts w:ascii="TimeNewRoman" w:hAnsi="TimeNewRoman"/>
                 <w:sz w:val="30"/>
               </w:rPr>
-              <w:t>85-56=29</w:t>
+              <w:t>17+15=32</w:t>
             </w:r>
           </w:p>
         </w:tc>
@@ -1084,7 +997,7 @@
                 <w:rFonts w:ascii="TimeNewRoman" w:hAnsi="TimeNewRoman"/>
                 <w:sz w:val="30"/>
               </w:rPr>
-              <w:t>94-85=9</w:t>
+              <w:t>17+57=74</w:t>
             </w:r>
           </w:p>
         </w:tc>
@@ -1101,7 +1014,7 @@
                 <w:rFonts w:ascii="TimeNewRoman" w:hAnsi="TimeNewRoman"/>
                 <w:sz w:val="30"/>
               </w:rPr>
-              <w:t>2+39=41</w:t>
+              <w:t>5+57=62</w:t>
             </w:r>
           </w:p>
         </w:tc>
@@ -1118,7 +1031,7 @@
                 <w:rFonts w:ascii="TimeNewRoman" w:hAnsi="TimeNewRoman"/>
                 <w:sz w:val="30"/>
               </w:rPr>
-              <w:t>14-9=5</w:t>
+              <w:t>6+29=35</w:t>
             </w:r>
           </w:p>
         </w:tc>
@@ -1135,7 +1048,7 @@
                 <w:rFonts w:ascii="TimeNewRoman" w:hAnsi="TimeNewRoman"/>
                 <w:sz w:val="30"/>
               </w:rPr>
-              <w:t>59+23=82</w:t>
+              <w:t>19+57=76</w:t>
             </w:r>
           </w:p>
         </w:tc>
@@ -1152,7 +1065,7 @@
                 <w:rFonts w:ascii="TimeNewRoman" w:hAnsi="TimeNewRoman"/>
                 <w:sz w:val="30"/>
               </w:rPr>
-              <w:t>74-18=56</w:t>
+              <w:t>40-8=32</w:t>
             </w:r>
           </w:p>
         </w:tc>
@@ -1171,7 +1084,7 @@
                 <w:rFonts w:ascii="TimeNewRoman" w:hAnsi="TimeNewRoman"/>
                 <w:sz w:val="30"/>
               </w:rPr>
-              <w:t>74-67=7</w:t>
+              <w:t>68+27=95</w:t>
             </w:r>
           </w:p>
         </w:tc>
@@ -1188,7 +1101,7 @@
                 <w:rFonts w:ascii="TimeNewRoman" w:hAnsi="TimeNewRoman"/>
                 <w:sz w:val="30"/>
               </w:rPr>
-              <w:t>76-38=38</w:t>
+              <w:t>44-17=27</w:t>
             </w:r>
           </w:p>
         </w:tc>
@@ -1205,7 +1118,7 @@
                 <w:rFonts w:ascii="TimeNewRoman" w:hAnsi="TimeNewRoman"/>
                 <w:sz w:val="30"/>
               </w:rPr>
-              <w:t>5+37=42</w:t>
+              <w:t>52-28=24</w:t>
             </w:r>
           </w:p>
         </w:tc>
@@ -1222,7 +1135,7 @@
                 <w:rFonts w:ascii="TimeNewRoman" w:hAnsi="TimeNewRoman"/>
                 <w:sz w:val="30"/>
               </w:rPr>
-              <w:t>85-18=67</w:t>
+              <w:t>49+46=95</w:t>
             </w:r>
           </w:p>
         </w:tc>
@@ -1239,7 +1152,7 @@
                 <w:rFonts w:ascii="TimeNewRoman" w:hAnsi="TimeNewRoman"/>
                 <w:sz w:val="30"/>
               </w:rPr>
-              <w:t>61-14=47</w:t>
+              <w:t>39+16=55</w:t>
             </w:r>
           </w:p>
         </w:tc>
@@ -1258,7 +1171,7 @@
                 <w:rFonts w:ascii="TimeNewRoman" w:hAnsi="TimeNewRoman"/>
                 <w:sz w:val="30"/>
               </w:rPr>
-              <w:t>16+39=55</w:t>
+              <w:t>56+27=83</w:t>
             </w:r>
           </w:p>
         </w:tc>
@@ -1275,7 +1188,7 @@
                 <w:rFonts w:ascii="TimeNewRoman" w:hAnsi="TimeNewRoman"/>
                 <w:sz w:val="30"/>
               </w:rPr>
-              <w:t>35+27=62</w:t>
+              <w:t>30-2=28</w:t>
             </w:r>
           </w:p>
         </w:tc>
@@ -1292,7 +1205,7 @@
                 <w:rFonts w:ascii="TimeNewRoman" w:hAnsi="TimeNewRoman"/>
                 <w:sz w:val="30"/>
               </w:rPr>
-              <w:t>90-3=87</w:t>
+              <w:t>55+18=73</w:t>
             </w:r>
           </w:p>
         </w:tc>
@@ -1309,7 +1222,7 @@
                 <w:rFonts w:ascii="TimeNewRoman" w:hAnsi="TimeNewRoman"/>
                 <w:sz w:val="30"/>
               </w:rPr>
-              <w:t>16+35=51</w:t>
+              <w:t>90-57=33</w:t>
             </w:r>
           </w:p>
         </w:tc>
@@ -1326,7 +1239,7 @@
                 <w:rFonts w:ascii="TimeNewRoman" w:hAnsi="TimeNewRoman"/>
                 <w:sz w:val="30"/>
               </w:rPr>
-              <w:t>9+2=11</w:t>
+              <w:t>33-28=5</w:t>
             </w:r>
           </w:p>
         </w:tc>
@@ -1345,7 +1258,7 @@
                 <w:rFonts w:ascii="TimeNewRoman" w:hAnsi="TimeNewRoman"/>
                 <w:sz w:val="30"/>
               </w:rPr>
-              <w:t>85+7=92</w:t>
+              <w:t>76-48=28</w:t>
             </w:r>
           </w:p>
         </w:tc>
@@ -1362,7 +1275,7 @@
                 <w:rFonts w:ascii="TimeNewRoman" w:hAnsi="TimeNewRoman"/>
                 <w:sz w:val="30"/>
               </w:rPr>
-              <w:t>71-6=65</w:t>
+              <w:t>78+8=86</w:t>
             </w:r>
           </w:p>
         </w:tc>
@@ -1379,7 +1292,7 @@
                 <w:rFonts w:ascii="TimeNewRoman" w:hAnsi="TimeNewRoman"/>
                 <w:sz w:val="30"/>
               </w:rPr>
-              <w:t>49+36=85</w:t>
+              <w:t>16+78=94</w:t>
             </w:r>
           </w:p>
         </w:tc>
@@ -1396,7 +1309,7 @@
                 <w:rFonts w:ascii="TimeNewRoman" w:hAnsi="TimeNewRoman"/>
                 <w:sz w:val="30"/>
               </w:rPr>
-              <w:t>62-59=3</w:t>
+              <w:t>42-19=23</w:t>
             </w:r>
           </w:p>
         </w:tc>
@@ -1413,7 +1326,7 @@
                 <w:rFonts w:ascii="TimeNewRoman" w:hAnsi="TimeNewRoman"/>
                 <w:sz w:val="30"/>
               </w:rPr>
-              <w:t>5+49=54</w:t>
+              <w:t>28+35=63</w:t>
             </w:r>
           </w:p>
         </w:tc>
@@ -1432,7 +1345,7 @@
                 <w:rFonts w:ascii="TimeNewRoman" w:hAnsi="TimeNewRoman"/>
                 <w:sz w:val="30"/>
               </w:rPr>
-              <w:t>9+68=77</w:t>
+              <w:t>54-8=46</w:t>
             </w:r>
           </w:p>
         </w:tc>
@@ -1449,7 +1362,7 @@
                 <w:rFonts w:ascii="TimeNewRoman" w:hAnsi="TimeNewRoman"/>
                 <w:sz w:val="30"/>
               </w:rPr>
-              <w:t>97-78=19</w:t>
+              <w:t>91-29=62</w:t>
             </w:r>
           </w:p>
         </w:tc>
@@ -1466,7 +1379,7 @@
                 <w:rFonts w:ascii="TimeNewRoman" w:hAnsi="TimeNewRoman"/>
                 <w:sz w:val="30"/>
               </w:rPr>
-              <w:t>35+56=91</w:t>
+              <w:t>8+77=85</w:t>
             </w:r>
           </w:p>
         </w:tc>
@@ -1483,7 +1396,7 @@
                 <w:rFonts w:ascii="TimeNewRoman" w:hAnsi="TimeNewRoman"/>
                 <w:sz w:val="30"/>
               </w:rPr>
-              <w:t>70-8=62</w:t>
+              <w:t>48+13=61</w:t>
             </w:r>
           </w:p>
         </w:tc>
@@ -1500,7 +1413,7 @@
                 <w:rFonts w:ascii="TimeNewRoman" w:hAnsi="TimeNewRoman"/>
                 <w:sz w:val="30"/>
               </w:rPr>
-              <w:t>61-32=29</w:t>
+              <w:t>7+38=45</w:t>
             </w:r>
           </w:p>
         </w:tc>
@@ -1519,7 +1432,7 @@
                 <w:rFonts w:ascii="TimeNewRoman" w:hAnsi="TimeNewRoman"/>
                 <w:sz w:val="30"/>
               </w:rPr>
-              <w:t>74-46=28</w:t>
+              <w:t>25+26=51</w:t>
             </w:r>
           </w:p>
         </w:tc>
@@ -1536,7 +1449,7 @@
                 <w:rFonts w:ascii="TimeNewRoman" w:hAnsi="TimeNewRoman"/>
                 <w:sz w:val="30"/>
               </w:rPr>
-              <w:t>67-8=59</w:t>
+              <w:t>37+16=53</w:t>
             </w:r>
           </w:p>
         </w:tc>
@@ -1553,7 +1466,7 @@
                 <w:rFonts w:ascii="TimeNewRoman" w:hAnsi="TimeNewRoman"/>
                 <w:sz w:val="30"/>
               </w:rPr>
-              <w:t>72-3=69</w:t>
+              <w:t>23+58=81</w:t>
             </w:r>
           </w:p>
         </w:tc>
@@ -1570,7 +1483,7 @@
                 <w:rFonts w:ascii="TimeNewRoman" w:hAnsi="TimeNewRoman"/>
                 <w:sz w:val="30"/>
               </w:rPr>
-              <w:t>74-38=36</w:t>
+              <w:t>83-19=64</w:t>
             </w:r>
           </w:p>
         </w:tc>
@@ -1587,7 +1500,7 @@
                 <w:rFonts w:ascii="TimeNewRoman" w:hAnsi="TimeNewRoman"/>
                 <w:sz w:val="30"/>
               </w:rPr>
-              <w:t>66-19=47</w:t>
+              <w:t>81-28=53</w:t>
             </w:r>
           </w:p>
         </w:tc>
@@ -1606,7 +1519,7 @@
                 <w:rFonts w:ascii="TimeNewRoman" w:hAnsi="TimeNewRoman"/>
                 <w:sz w:val="30"/>
               </w:rPr>
-              <w:t>49+48=97</w:t>
+              <w:t>16+55=71</w:t>
             </w:r>
           </w:p>
         </w:tc>
@@ -1623,7 +1536,7 @@
                 <w:rFonts w:ascii="TimeNewRoman" w:hAnsi="TimeNewRoman"/>
                 <w:sz w:val="30"/>
               </w:rPr>
-              <w:t>61-46=15</w:t>
+              <w:t>14-7=7</w:t>
             </w:r>
           </w:p>
         </w:tc>
@@ -1640,7 +1553,7 @@
                 <w:rFonts w:ascii="TimeNewRoman" w:hAnsi="TimeNewRoman"/>
                 <w:sz w:val="30"/>
               </w:rPr>
-              <w:t>91-14=77</w:t>
+              <w:t>24+18=42</w:t>
             </w:r>
           </w:p>
         </w:tc>
@@ -1657,7 +1570,7 @@
                 <w:rFonts w:ascii="TimeNewRoman" w:hAnsi="TimeNewRoman"/>
                 <w:sz w:val="30"/>
               </w:rPr>
-              <w:t>81-15=66</w:t>
+              <w:t>92-63=29</w:t>
             </w:r>
           </w:p>
         </w:tc>
@@ -1674,7 +1587,7 @@
                 <w:rFonts w:ascii="TimeNewRoman" w:hAnsi="TimeNewRoman"/>
                 <w:sz w:val="30"/>
               </w:rPr>
-              <w:t>18+74=92</w:t>
+              <w:t>43-18=25</w:t>
             </w:r>
           </w:p>
         </w:tc>
@@ -1693,7 +1606,7 @@
                 <w:rFonts w:ascii="TimeNewRoman" w:hAnsi="TimeNewRoman"/>
                 <w:sz w:val="30"/>
               </w:rPr>
-              <w:t>93-66=27</w:t>
+              <w:t>38+33=71</w:t>
             </w:r>
           </w:p>
         </w:tc>
@@ -1710,7 +1623,7 @@
                 <w:rFonts w:ascii="TimeNewRoman" w:hAnsi="TimeNewRoman"/>
                 <w:sz w:val="30"/>
               </w:rPr>
-              <w:t>37+17=54</w:t>
+              <w:t>43-36=7</w:t>
             </w:r>
           </w:p>
         </w:tc>
@@ -1727,7 +1640,7 @@
                 <w:rFonts w:ascii="TimeNewRoman" w:hAnsi="TimeNewRoman"/>
                 <w:sz w:val="30"/>
               </w:rPr>
-              <w:t>80-2=78</w:t>
+              <w:t>63-4=59</w:t>
             </w:r>
           </w:p>
         </w:tc>
@@ -1744,7 +1657,7 @@
                 <w:rFonts w:ascii="TimeNewRoman" w:hAnsi="TimeNewRoman"/>
                 <w:sz w:val="30"/>
               </w:rPr>
-              <w:t>4+77=81</w:t>
+              <w:t>58+4=62</w:t>
             </w:r>
           </w:p>
         </w:tc>
@@ -1761,7 +1674,94 @@
                 <w:rFonts w:ascii="TimeNewRoman" w:hAnsi="TimeNewRoman"/>
                 <w:sz w:val="30"/>
               </w:rPr>
-              <w:t>90-65=25</w:t>
+              <w:t>54-35=19</w:t>
+            </w:r>
+          </w:p>
+        </w:tc>
+      </w:tr>
+      <w:tr>
+        <w:tc>
+          <w:tcPr>
+            <w:tcW w:type="dxa" w:w="1987"/>
+          </w:tcPr>
+          <w:p>
+            <w:pPr>
+              <w:jc w:val="left"/>
+            </w:pPr>
+            <w:r>
+              <w:rPr>
+                <w:rFonts w:ascii="TimeNewRoman" w:hAnsi="TimeNewRoman"/>
+                <w:sz w:val="30"/>
+              </w:rPr>
+              <w:t>39+25=64</w:t>
+            </w:r>
+          </w:p>
+        </w:tc>
+        <w:tc>
+          <w:tcPr>
+            <w:tcW w:type="dxa" w:w="1987"/>
+          </w:tcPr>
+          <w:p>
+            <w:pPr>
+              <w:jc w:val="left"/>
+            </w:pPr>
+            <w:r>
+              <w:rPr>
+                <w:rFonts w:ascii="TimeNewRoman" w:hAnsi="TimeNewRoman"/>
+                <w:sz w:val="30"/>
+              </w:rPr>
+              <w:t>5+58=63</w:t>
+            </w:r>
+          </w:p>
+        </w:tc>
+        <w:tc>
+          <w:tcPr>
+            <w:tcW w:type="dxa" w:w="1987"/>
+          </w:tcPr>
+          <w:p>
+            <w:pPr>
+              <w:jc w:val="left"/>
+            </w:pPr>
+            <w:r>
+              <w:rPr>
+                <w:rFonts w:ascii="TimeNewRoman" w:hAnsi="TimeNewRoman"/>
+                <w:sz w:val="30"/>
+              </w:rPr>
+              <w:t>57+26=83</w:t>
+            </w:r>
+          </w:p>
+        </w:tc>
+        <w:tc>
+          <w:tcPr>
+            <w:tcW w:type="dxa" w:w="1987"/>
+          </w:tcPr>
+          <w:p>
+            <w:pPr>
+              <w:jc w:val="left"/>
+            </w:pPr>
+            <w:r>
+              <w:rPr>
+                <w:rFonts w:ascii="TimeNewRoman" w:hAnsi="TimeNewRoman"/>
+                <w:sz w:val="30"/>
+              </w:rPr>
+              <w:t>9+56=65</w:t>
+            </w:r>
+          </w:p>
+        </w:tc>
+        <w:tc>
+          <w:tcPr>
+            <w:tcW w:type="dxa" w:w="1987"/>
+          </w:tcPr>
+          <w:p>
+            <w:pPr>
+              <w:jc w:val="left"/>
+            </w:pPr>
+            <w:r>
+              <w:rPr>
+                <w:rFonts w:ascii="TimeNewRoman" w:hAnsi="TimeNewRoman"/>
+                <w:sz w:val="30"/>
+              </w:rPr>
+              <w:t>81-29=52</w:t>
             </w:r>
           </w:p>
         </w:tc>

--- a/answers-of-adc_sbb_within_100.docx
+++ b/answers-of-adc_sbb_within_100.docx
@@ -11,7 +11,7 @@
           <w:rFonts w:ascii="Arial" w:hAnsi="Arial"/>
           <w:sz w:val="30"/>
         </w:rPr>
-        <w:t>2026-09-16 Wednesday</w:t>
+        <w:t>2026-09-17 Thursday</w:t>
       </w:r>
     </w:p>
     <w:tbl>
@@ -40,7 +40,7 @@
                 <w:rFonts w:ascii="TimeNewRoman" w:hAnsi="TimeNewRoman"/>
                 <w:sz w:val="30"/>
               </w:rPr>
-              <w:t>16+17=33</w:t>
+              <w:t>62-47=15</w:t>
             </w:r>
           </w:p>
         </w:tc>
@@ -57,7 +57,7 @@
                 <w:rFonts w:ascii="TimeNewRoman" w:hAnsi="TimeNewRoman"/>
                 <w:sz w:val="30"/>
               </w:rPr>
-              <w:t>41-25=16</w:t>
+              <w:t>80-18=62</w:t>
             </w:r>
           </w:p>
         </w:tc>
@@ -74,7 +74,7 @@
                 <w:rFonts w:ascii="TimeNewRoman" w:hAnsi="TimeNewRoman"/>
                 <w:sz w:val="30"/>
               </w:rPr>
-              <w:t>94-15=79</w:t>
+              <w:t>93-74=19</w:t>
             </w:r>
           </w:p>
         </w:tc>
@@ -91,7 +91,7 @@
                 <w:rFonts w:ascii="TimeNewRoman" w:hAnsi="TimeNewRoman"/>
                 <w:sz w:val="30"/>
               </w:rPr>
-              <w:t>96-67=29</w:t>
+              <w:t>91-54=37</w:t>
             </w:r>
           </w:p>
         </w:tc>
@@ -108,7 +108,7 @@
                 <w:rFonts w:ascii="TimeNewRoman" w:hAnsi="TimeNewRoman"/>
                 <w:sz w:val="30"/>
               </w:rPr>
-              <w:t>76+17=93</w:t>
+              <w:t>72-44=28</w:t>
             </w:r>
           </w:p>
         </w:tc>
@@ -127,7 +127,7 @@
                 <w:rFonts w:ascii="TimeNewRoman" w:hAnsi="TimeNewRoman"/>
                 <w:sz w:val="30"/>
               </w:rPr>
-              <w:t>53-49=4</w:t>
+              <w:t>46+37=83</w:t>
             </w:r>
           </w:p>
         </w:tc>
@@ -144,7 +144,7 @@
                 <w:rFonts w:ascii="TimeNewRoman" w:hAnsi="TimeNewRoman"/>
                 <w:sz w:val="30"/>
               </w:rPr>
-              <w:t>6+28=34</w:t>
+              <w:t>90-46=44</w:t>
             </w:r>
           </w:p>
         </w:tc>
@@ -161,7 +161,7 @@
                 <w:rFonts w:ascii="TimeNewRoman" w:hAnsi="TimeNewRoman"/>
                 <w:sz w:val="30"/>
               </w:rPr>
-              <w:t>81-58=23</w:t>
+              <w:t>48+25=73</w:t>
             </w:r>
           </w:p>
         </w:tc>
@@ -178,7 +178,7 @@
                 <w:rFonts w:ascii="TimeNewRoman" w:hAnsi="TimeNewRoman"/>
                 <w:sz w:val="30"/>
               </w:rPr>
-              <w:t>7+66=73</w:t>
+              <w:t>90-85=5</w:t>
             </w:r>
           </w:p>
         </w:tc>
@@ -195,7 +195,7 @@
                 <w:rFonts w:ascii="TimeNewRoman" w:hAnsi="TimeNewRoman"/>
                 <w:sz w:val="30"/>
               </w:rPr>
-              <w:t>94-8=86</w:t>
+              <w:t>59+19=78</w:t>
             </w:r>
           </w:p>
         </w:tc>
@@ -214,7 +214,7 @@
                 <w:rFonts w:ascii="TimeNewRoman" w:hAnsi="TimeNewRoman"/>
                 <w:sz w:val="30"/>
               </w:rPr>
-              <w:t>26+39=65</w:t>
+              <w:t>80-47=33</w:t>
             </w:r>
           </w:p>
         </w:tc>
@@ -231,7 +231,7 @@
                 <w:rFonts w:ascii="TimeNewRoman" w:hAnsi="TimeNewRoman"/>
                 <w:sz w:val="30"/>
               </w:rPr>
-              <w:t>37+37=74</w:t>
+              <w:t>52-39=13</w:t>
             </w:r>
           </w:p>
         </w:tc>
@@ -248,7 +248,7 @@
                 <w:rFonts w:ascii="TimeNewRoman" w:hAnsi="TimeNewRoman"/>
                 <w:sz w:val="30"/>
               </w:rPr>
-              <w:t>64+18=82</w:t>
+              <w:t>24+19=43</w:t>
             </w:r>
           </w:p>
         </w:tc>
@@ -265,7 +265,7 @@
                 <w:rFonts w:ascii="TimeNewRoman" w:hAnsi="TimeNewRoman"/>
                 <w:sz w:val="30"/>
               </w:rPr>
-              <w:t>74-6=68</w:t>
+              <w:t>67-38=29</w:t>
             </w:r>
           </w:p>
         </w:tc>
@@ -282,7 +282,7 @@
                 <w:rFonts w:ascii="TimeNewRoman" w:hAnsi="TimeNewRoman"/>
                 <w:sz w:val="30"/>
               </w:rPr>
-              <w:t>73-66=7</w:t>
+              <w:t>59+26=85</w:t>
             </w:r>
           </w:p>
         </w:tc>
@@ -301,7 +301,7 @@
                 <w:rFonts w:ascii="TimeNewRoman" w:hAnsi="TimeNewRoman"/>
                 <w:sz w:val="30"/>
               </w:rPr>
-              <w:t>77-29=48</w:t>
+              <w:t>5+58=63</w:t>
             </w:r>
           </w:p>
         </w:tc>
@@ -318,7 +318,7 @@
                 <w:rFonts w:ascii="TimeNewRoman" w:hAnsi="TimeNewRoman"/>
                 <w:sz w:val="30"/>
               </w:rPr>
-              <w:t>81-48=33</w:t>
+              <w:t>71-39=32</w:t>
             </w:r>
           </w:p>
         </w:tc>
@@ -335,7 +335,7 @@
                 <w:rFonts w:ascii="TimeNewRoman" w:hAnsi="TimeNewRoman"/>
                 <w:sz w:val="30"/>
               </w:rPr>
-              <w:t>29+26=55</w:t>
+              <w:t>69+9=78</w:t>
             </w:r>
           </w:p>
         </w:tc>
@@ -352,7 +352,7 @@
                 <w:rFonts w:ascii="TimeNewRoman" w:hAnsi="TimeNewRoman"/>
                 <w:sz w:val="30"/>
               </w:rPr>
-              <w:t>56+15=71</w:t>
+              <w:t>18+8=26</w:t>
             </w:r>
           </w:p>
         </w:tc>
@@ -369,7 +369,7 @@
                 <w:rFonts w:ascii="TimeNewRoman" w:hAnsi="TimeNewRoman"/>
                 <w:sz w:val="30"/>
               </w:rPr>
-              <w:t>86-77=9</w:t>
+              <w:t>77+16=93</w:t>
             </w:r>
           </w:p>
         </w:tc>
@@ -388,7 +388,215 @@
                 <w:rFonts w:ascii="TimeNewRoman" w:hAnsi="TimeNewRoman"/>
                 <w:sz w:val="30"/>
               </w:rPr>
-              <w:t>73-8=65</w:t>
+              <w:t>23-16=7</w:t>
+            </w:r>
+          </w:p>
+        </w:tc>
+        <w:tc>
+          <w:tcPr>
+            <w:tcW w:type="dxa" w:w="1987"/>
+          </w:tcPr>
+          <w:p>
+            <w:pPr>
+              <w:jc w:val="left"/>
+            </w:pPr>
+            <w:r>
+              <w:rPr>
+                <w:rFonts w:ascii="TimeNewRoman" w:hAnsi="TimeNewRoman"/>
+                <w:sz w:val="30"/>
+              </w:rPr>
+              <w:t>47+14=61</w:t>
+            </w:r>
+          </w:p>
+        </w:tc>
+        <w:tc>
+          <w:tcPr>
+            <w:tcW w:type="dxa" w:w="1987"/>
+          </w:tcPr>
+          <w:p>
+            <w:pPr>
+              <w:jc w:val="left"/>
+            </w:pPr>
+            <w:r>
+              <w:rPr>
+                <w:rFonts w:ascii="TimeNewRoman" w:hAnsi="TimeNewRoman"/>
+                <w:sz w:val="30"/>
+              </w:rPr>
+              <w:t>34-5=29</w:t>
+            </w:r>
+          </w:p>
+        </w:tc>
+        <w:tc>
+          <w:tcPr>
+            <w:tcW w:type="dxa" w:w="1987"/>
+          </w:tcPr>
+          <w:p>
+            <w:pPr>
+              <w:jc w:val="left"/>
+            </w:pPr>
+            <w:r>
+              <w:rPr>
+                <w:rFonts w:ascii="TimeNewRoman" w:hAnsi="TimeNewRoman"/>
+                <w:sz w:val="30"/>
+              </w:rPr>
+              <w:t>50-8=42</w:t>
+            </w:r>
+          </w:p>
+        </w:tc>
+        <w:tc>
+          <w:tcPr>
+            <w:tcW w:type="dxa" w:w="1987"/>
+          </w:tcPr>
+          <w:p>
+            <w:pPr>
+              <w:jc w:val="left"/>
+            </w:pPr>
+            <w:r>
+              <w:rPr>
+                <w:rFonts w:ascii="TimeNewRoman" w:hAnsi="TimeNewRoman"/>
+                <w:sz w:val="30"/>
+              </w:rPr>
+              <w:t>52-7=45</w:t>
+            </w:r>
+          </w:p>
+        </w:tc>
+      </w:tr>
+      <w:tr>
+        <w:tc>
+          <w:tcPr>
+            <w:tcW w:type="dxa" w:w="1987"/>
+          </w:tcPr>
+          <w:p>
+            <w:pPr>
+              <w:jc w:val="left"/>
+            </w:pPr>
+            <w:r>
+              <w:rPr>
+                <w:rFonts w:ascii="TimeNewRoman" w:hAnsi="TimeNewRoman"/>
+                <w:sz w:val="30"/>
+              </w:rPr>
+              <w:t>86-19=67</w:t>
+            </w:r>
+          </w:p>
+        </w:tc>
+        <w:tc>
+          <w:tcPr>
+            <w:tcW w:type="dxa" w:w="1987"/>
+          </w:tcPr>
+          <w:p>
+            <w:pPr>
+              <w:jc w:val="left"/>
+            </w:pPr>
+            <w:r>
+              <w:rPr>
+                <w:rFonts w:ascii="TimeNewRoman" w:hAnsi="TimeNewRoman"/>
+                <w:sz w:val="30"/>
+              </w:rPr>
+              <w:t>84-35=49</w:t>
+            </w:r>
+          </w:p>
+        </w:tc>
+        <w:tc>
+          <w:tcPr>
+            <w:tcW w:type="dxa" w:w="1987"/>
+          </w:tcPr>
+          <w:p>
+            <w:pPr>
+              <w:jc w:val="left"/>
+            </w:pPr>
+            <w:r>
+              <w:rPr>
+                <w:rFonts w:ascii="TimeNewRoman" w:hAnsi="TimeNewRoman"/>
+                <w:sz w:val="30"/>
+              </w:rPr>
+              <w:t>49+24=73</w:t>
+            </w:r>
+          </w:p>
+        </w:tc>
+        <w:tc>
+          <w:tcPr>
+            <w:tcW w:type="dxa" w:w="1987"/>
+          </w:tcPr>
+          <w:p>
+            <w:pPr>
+              <w:jc w:val="left"/>
+            </w:pPr>
+            <w:r>
+              <w:rPr>
+                <w:rFonts w:ascii="TimeNewRoman" w:hAnsi="TimeNewRoman"/>
+                <w:sz w:val="30"/>
+              </w:rPr>
+              <w:t>42-34=8</w:t>
+            </w:r>
+          </w:p>
+        </w:tc>
+        <w:tc>
+          <w:tcPr>
+            <w:tcW w:type="dxa" w:w="1987"/>
+          </w:tcPr>
+          <w:p>
+            <w:pPr>
+              <w:jc w:val="left"/>
+            </w:pPr>
+            <w:r>
+              <w:rPr>
+                <w:rFonts w:ascii="TimeNewRoman" w:hAnsi="TimeNewRoman"/>
+                <w:sz w:val="30"/>
+              </w:rPr>
+              <w:t>10-3=7</w:t>
+            </w:r>
+          </w:p>
+        </w:tc>
+      </w:tr>
+      <w:tr>
+        <w:tc>
+          <w:tcPr>
+            <w:tcW w:type="dxa" w:w="1987"/>
+          </w:tcPr>
+          <w:p>
+            <w:pPr>
+              <w:jc w:val="left"/>
+            </w:pPr>
+            <w:r>
+              <w:rPr>
+                <w:rFonts w:ascii="TimeNewRoman" w:hAnsi="TimeNewRoman"/>
+                <w:sz w:val="30"/>
+              </w:rPr>
+              <w:t>24-6=18</w:t>
+            </w:r>
+          </w:p>
+        </w:tc>
+        <w:tc>
+          <w:tcPr>
+            <w:tcW w:type="dxa" w:w="1987"/>
+          </w:tcPr>
+          <w:p>
+            <w:pPr>
+              <w:jc w:val="left"/>
+            </w:pPr>
+            <w:r>
+              <w:rPr>
+                <w:rFonts w:ascii="TimeNewRoman" w:hAnsi="TimeNewRoman"/>
+                <w:sz w:val="30"/>
+              </w:rPr>
+              <w:t>53-45=8</w:t>
+            </w:r>
+          </w:p>
+        </w:tc>
+        <w:tc>
+          <w:tcPr>
+            <w:tcW w:type="dxa" w:w="1987"/>
+          </w:tcPr>
+          <w:p>
+            <w:pPr>
+              <w:jc w:val="left"/>
+            </w:pPr>
+            <w:r>
+              <w:rPr>
+                <w:rFonts w:ascii="TimeNewRoman" w:hAnsi="TimeNewRoman"/>
+                <w:sz w:val="30"/>
+              </w:rPr>
+              <w:t>93-55=38</w:t>
             </w:r>
           </w:p>
         </w:tc>
@@ -422,41 +630,7 @@
                 <w:rFonts w:ascii="TimeNewRoman" w:hAnsi="TimeNewRoman"/>
                 <w:sz w:val="30"/>
               </w:rPr>
-              <w:t>77-28=49</w:t>
-            </w:r>
-          </w:p>
-        </w:tc>
-        <w:tc>
-          <w:tcPr>
-            <w:tcW w:type="dxa" w:w="1987"/>
-          </w:tcPr>
-          <w:p>
-            <w:pPr>
-              <w:jc w:val="left"/>
-            </w:pPr>
-            <w:r>
-              <w:rPr>
-                <w:rFonts w:ascii="TimeNewRoman" w:hAnsi="TimeNewRoman"/>
-                <w:sz w:val="30"/>
-              </w:rPr>
-              <w:t>56-9=47</w:t>
-            </w:r>
-          </w:p>
-        </w:tc>
-        <w:tc>
-          <w:tcPr>
-            <w:tcW w:type="dxa" w:w="1987"/>
-          </w:tcPr>
-          <w:p>
-            <w:pPr>
-              <w:jc w:val="left"/>
-            </w:pPr>
-            <w:r>
-              <w:rPr>
-                <w:rFonts w:ascii="TimeNewRoman" w:hAnsi="TimeNewRoman"/>
-                <w:sz w:val="30"/>
-              </w:rPr>
-              <w:t>15+26=41</w:t>
+              <w:t>90-59=31</w:t>
             </w:r>
           </w:p>
         </w:tc>
@@ -475,7 +649,7 @@
                 <w:rFonts w:ascii="TimeNewRoman" w:hAnsi="TimeNewRoman"/>
                 <w:sz w:val="30"/>
               </w:rPr>
-              <w:t>69+3=72</w:t>
+              <w:t>7+54=61</w:t>
             </w:r>
           </w:p>
         </w:tc>
@@ -492,7 +666,7 @@
                 <w:rFonts w:ascii="TimeNewRoman" w:hAnsi="TimeNewRoman"/>
                 <w:sz w:val="30"/>
               </w:rPr>
-              <w:t>67+9=76</w:t>
+              <w:t>57+16=73</w:t>
             </w:r>
           </w:p>
         </w:tc>
@@ -509,7 +683,7 @@
                 <w:rFonts w:ascii="TimeNewRoman" w:hAnsi="TimeNewRoman"/>
                 <w:sz w:val="30"/>
               </w:rPr>
-              <w:t>80-53=27</w:t>
+              <w:t>71-54=17</w:t>
             </w:r>
           </w:p>
         </w:tc>
@@ -526,7 +700,7 @@
                 <w:rFonts w:ascii="TimeNewRoman" w:hAnsi="TimeNewRoman"/>
                 <w:sz w:val="30"/>
               </w:rPr>
-              <w:t>36+7=43</w:t>
+              <w:t>31-6=25</w:t>
             </w:r>
           </w:p>
         </w:tc>
@@ -543,7 +717,7 @@
                 <w:rFonts w:ascii="TimeNewRoman" w:hAnsi="TimeNewRoman"/>
                 <w:sz w:val="30"/>
               </w:rPr>
-              <w:t>6+68=74</w:t>
+              <w:t>47+24=71</w:t>
             </w:r>
           </w:p>
         </w:tc>
@@ -562,7 +736,7 @@
                 <w:rFonts w:ascii="TimeNewRoman" w:hAnsi="TimeNewRoman"/>
                 <w:sz w:val="30"/>
               </w:rPr>
-              <w:t>59+19=78</w:t>
+              <w:t>49+38=87</w:t>
             </w:r>
           </w:p>
         </w:tc>
@@ -579,7 +753,7 @@
                 <w:rFonts w:ascii="TimeNewRoman" w:hAnsi="TimeNewRoman"/>
                 <w:sz w:val="30"/>
               </w:rPr>
-              <w:t>4+89=93</w:t>
+              <w:t>80-4=76</w:t>
             </w:r>
           </w:p>
         </w:tc>
@@ -596,7 +770,7 @@
                 <w:rFonts w:ascii="TimeNewRoman" w:hAnsi="TimeNewRoman"/>
                 <w:sz w:val="30"/>
               </w:rPr>
-              <w:t>70-22=48</w:t>
+              <w:t>9+74=83</w:t>
             </w:r>
           </w:p>
         </w:tc>
@@ -613,7 +787,7 @@
                 <w:rFonts w:ascii="TimeNewRoman" w:hAnsi="TimeNewRoman"/>
                 <w:sz w:val="30"/>
               </w:rPr>
-              <w:t>9+5=14</w:t>
+              <w:t>71-13=58</w:t>
             </w:r>
           </w:p>
         </w:tc>
@@ -630,7 +804,7 @@
                 <w:rFonts w:ascii="TimeNewRoman" w:hAnsi="TimeNewRoman"/>
                 <w:sz w:val="30"/>
               </w:rPr>
-              <w:t>91-23=68</w:t>
+              <w:t>56-7=49</w:t>
             </w:r>
           </w:p>
         </w:tc>
@@ -649,7 +823,7 @@
                 <w:rFonts w:ascii="TimeNewRoman" w:hAnsi="TimeNewRoman"/>
                 <w:sz w:val="30"/>
               </w:rPr>
-              <w:t>18+19=37</w:t>
+              <w:t>49+7=56</w:t>
             </w:r>
           </w:p>
         </w:tc>
@@ -666,7 +840,7 @@
                 <w:rFonts w:ascii="TimeNewRoman" w:hAnsi="TimeNewRoman"/>
                 <w:sz w:val="30"/>
               </w:rPr>
-              <w:t>44+29=73</w:t>
+              <w:t>83-35=48</w:t>
             </w:r>
           </w:p>
         </w:tc>
@@ -683,7 +857,7 @@
                 <w:rFonts w:ascii="TimeNewRoman" w:hAnsi="TimeNewRoman"/>
                 <w:sz w:val="30"/>
               </w:rPr>
-              <w:t>46-37=9</w:t>
+              <w:t>6+38=44</w:t>
             </w:r>
           </w:p>
         </w:tc>
@@ -700,7 +874,7 @@
                 <w:rFonts w:ascii="TimeNewRoman" w:hAnsi="TimeNewRoman"/>
                 <w:sz w:val="30"/>
               </w:rPr>
-              <w:t>85-78=7</w:t>
+              <w:t>69+23=92</w:t>
             </w:r>
           </w:p>
         </w:tc>
@@ -717,7 +891,7 @@
                 <w:rFonts w:ascii="TimeNewRoman" w:hAnsi="TimeNewRoman"/>
                 <w:sz w:val="30"/>
               </w:rPr>
-              <w:t>86-49=37</w:t>
+              <w:t>39+55=94</w:t>
             </w:r>
           </w:p>
         </w:tc>
@@ -736,7 +910,7 @@
                 <w:rFonts w:ascii="TimeNewRoman" w:hAnsi="TimeNewRoman"/>
                 <w:sz w:val="30"/>
               </w:rPr>
-              <w:t>82-54=28</w:t>
+              <w:t>62+29=91</w:t>
             </w:r>
           </w:p>
         </w:tc>
@@ -753,7 +927,7 @@
                 <w:rFonts w:ascii="TimeNewRoman" w:hAnsi="TimeNewRoman"/>
                 <w:sz w:val="30"/>
               </w:rPr>
-              <w:t>81-12=69</w:t>
+              <w:t>72-8=64</w:t>
             </w:r>
           </w:p>
         </w:tc>
@@ -770,7 +944,7 @@
                 <w:rFonts w:ascii="TimeNewRoman" w:hAnsi="TimeNewRoman"/>
                 <w:sz w:val="30"/>
               </w:rPr>
-              <w:t>80-56=24</w:t>
+              <w:t>67+16=83</w:t>
             </w:r>
           </w:p>
         </w:tc>
@@ -787,7 +961,7 @@
                 <w:rFonts w:ascii="TimeNewRoman" w:hAnsi="TimeNewRoman"/>
                 <w:sz w:val="30"/>
               </w:rPr>
-              <w:t>77-58=19</w:t>
+              <w:t>74-38=36</w:t>
             </w:r>
           </w:p>
         </w:tc>
@@ -804,7 +978,7 @@
                 <w:rFonts w:ascii="TimeNewRoman" w:hAnsi="TimeNewRoman"/>
                 <w:sz w:val="30"/>
               </w:rPr>
-              <w:t>28+18=46</w:t>
+              <w:t>24-6=18</w:t>
             </w:r>
           </w:p>
         </w:tc>
@@ -823,7 +997,7 @@
                 <w:rFonts w:ascii="TimeNewRoman" w:hAnsi="TimeNewRoman"/>
                 <w:sz w:val="30"/>
               </w:rPr>
-              <w:t>91-53=38</w:t>
+              <w:t>87+6=93</w:t>
             </w:r>
           </w:p>
         </w:tc>
@@ -840,7 +1014,7 @@
                 <w:rFonts w:ascii="TimeNewRoman" w:hAnsi="TimeNewRoman"/>
                 <w:sz w:val="30"/>
               </w:rPr>
-              <w:t>70-59=11</w:t>
+              <w:t>60-24=36</w:t>
             </w:r>
           </w:p>
         </w:tc>
@@ -857,7 +1031,7 @@
                 <w:rFonts w:ascii="TimeNewRoman" w:hAnsi="TimeNewRoman"/>
                 <w:sz w:val="30"/>
               </w:rPr>
-              <w:t>26+26=52</w:t>
+              <w:t>32-24=8</w:t>
             </w:r>
           </w:p>
         </w:tc>
@@ -874,7 +1048,7 @@
                 <w:rFonts w:ascii="TimeNewRoman" w:hAnsi="TimeNewRoman"/>
                 <w:sz w:val="30"/>
               </w:rPr>
-              <w:t>58+9=67</w:t>
+              <w:t>62-7=55</w:t>
             </w:r>
           </w:p>
         </w:tc>
@@ -891,7 +1065,7 @@
                 <w:rFonts w:ascii="TimeNewRoman" w:hAnsi="TimeNewRoman"/>
                 <w:sz w:val="30"/>
               </w:rPr>
-              <w:t>73-27=46</w:t>
+              <w:t>34+29=63</w:t>
             </w:r>
           </w:p>
         </w:tc>
@@ -910,7 +1084,7 @@
                 <w:rFonts w:ascii="TimeNewRoman" w:hAnsi="TimeNewRoman"/>
                 <w:sz w:val="30"/>
               </w:rPr>
-              <w:t>77+19=96</w:t>
+              <w:t>38+28=66</w:t>
             </w:r>
           </w:p>
         </w:tc>
@@ -927,7 +1101,7 @@
                 <w:rFonts w:ascii="TimeNewRoman" w:hAnsi="TimeNewRoman"/>
                 <w:sz w:val="30"/>
               </w:rPr>
-              <w:t>74-8=66</w:t>
+              <w:t>40-22=18</w:t>
             </w:r>
           </w:p>
         </w:tc>
@@ -944,7 +1118,7 @@
                 <w:rFonts w:ascii="TimeNewRoman" w:hAnsi="TimeNewRoman"/>
                 <w:sz w:val="30"/>
               </w:rPr>
-              <w:t>66-29=37</w:t>
+              <w:t>20-6=14</w:t>
             </w:r>
           </w:p>
         </w:tc>
@@ -961,7 +1135,7 @@
                 <w:rFonts w:ascii="TimeNewRoman" w:hAnsi="TimeNewRoman"/>
                 <w:sz w:val="30"/>
               </w:rPr>
-              <w:t>93-37=56</w:t>
+              <w:t>13+59=72</w:t>
             </w:r>
           </w:p>
         </w:tc>
@@ -978,7 +1152,7 @@
                 <w:rFonts w:ascii="TimeNewRoman" w:hAnsi="TimeNewRoman"/>
                 <w:sz w:val="30"/>
               </w:rPr>
-              <w:t>17+15=32</w:t>
+              <w:t>6+16=22</w:t>
             </w:r>
           </w:p>
         </w:tc>
@@ -997,7 +1171,7 @@
                 <w:rFonts w:ascii="TimeNewRoman" w:hAnsi="TimeNewRoman"/>
                 <w:sz w:val="30"/>
               </w:rPr>
-              <w:t>17+57=74</w:t>
+              <w:t>85-76=9</w:t>
             </w:r>
           </w:p>
         </w:tc>
@@ -1014,10 +1188,411 @@
                 <w:rFonts w:ascii="TimeNewRoman" w:hAnsi="TimeNewRoman"/>
                 <w:sz w:val="30"/>
               </w:rPr>
-              <w:t>5+57=62</w:t>
+              <w:t>17+67=84</w:t>
             </w:r>
           </w:p>
         </w:tc>
+        <w:tc>
+          <w:tcPr>
+            <w:tcW w:type="dxa" w:w="1987"/>
+          </w:tcPr>
+          <w:p>
+            <w:pPr>
+              <w:jc w:val="left"/>
+            </w:pPr>
+            <w:r>
+              <w:rPr>
+                <w:rFonts w:ascii="TimeNewRoman" w:hAnsi="TimeNewRoman"/>
+                <w:sz w:val="30"/>
+              </w:rPr>
+              <w:t>64-17=47</w:t>
+            </w:r>
+          </w:p>
+        </w:tc>
+        <w:tc>
+          <w:tcPr>
+            <w:tcW w:type="dxa" w:w="1987"/>
+          </w:tcPr>
+          <w:p>
+            <w:pPr>
+              <w:jc w:val="left"/>
+            </w:pPr>
+            <w:r>
+              <w:rPr>
+                <w:rFonts w:ascii="TimeNewRoman" w:hAnsi="TimeNewRoman"/>
+                <w:sz w:val="30"/>
+              </w:rPr>
+              <w:t>61-24=37</w:t>
+            </w:r>
+          </w:p>
+        </w:tc>
+        <w:tc>
+          <w:tcPr>
+            <w:tcW w:type="dxa" w:w="1987"/>
+          </w:tcPr>
+          <w:p>
+            <w:pPr>
+              <w:jc w:val="left"/>
+            </w:pPr>
+            <w:r>
+              <w:rPr>
+                <w:rFonts w:ascii="TimeNewRoman" w:hAnsi="TimeNewRoman"/>
+                <w:sz w:val="30"/>
+              </w:rPr>
+              <w:t>48+36=84</w:t>
+            </w:r>
+          </w:p>
+        </w:tc>
+      </w:tr>
+      <w:tr>
+        <w:tc>
+          <w:tcPr>
+            <w:tcW w:type="dxa" w:w="1987"/>
+          </w:tcPr>
+          <w:p>
+            <w:pPr>
+              <w:jc w:val="left"/>
+            </w:pPr>
+            <w:r>
+              <w:rPr>
+                <w:rFonts w:ascii="TimeNewRoman" w:hAnsi="TimeNewRoman"/>
+                <w:sz w:val="30"/>
+              </w:rPr>
+              <w:t>8+9=17</w:t>
+            </w:r>
+          </w:p>
+        </w:tc>
+        <w:tc>
+          <w:tcPr>
+            <w:tcW w:type="dxa" w:w="1987"/>
+          </w:tcPr>
+          <w:p>
+            <w:pPr>
+              <w:jc w:val="left"/>
+            </w:pPr>
+            <w:r>
+              <w:rPr>
+                <w:rFonts w:ascii="TimeNewRoman" w:hAnsi="TimeNewRoman"/>
+                <w:sz w:val="30"/>
+              </w:rPr>
+              <w:t>58-39=19</w:t>
+            </w:r>
+          </w:p>
+        </w:tc>
+        <w:tc>
+          <w:tcPr>
+            <w:tcW w:type="dxa" w:w="1987"/>
+          </w:tcPr>
+          <w:p>
+            <w:pPr>
+              <w:jc w:val="left"/>
+            </w:pPr>
+            <w:r>
+              <w:rPr>
+                <w:rFonts w:ascii="TimeNewRoman" w:hAnsi="TimeNewRoman"/>
+                <w:sz w:val="30"/>
+              </w:rPr>
+              <w:t>87-39=48</w:t>
+            </w:r>
+          </w:p>
+        </w:tc>
+        <w:tc>
+          <w:tcPr>
+            <w:tcW w:type="dxa" w:w="1987"/>
+          </w:tcPr>
+          <w:p>
+            <w:pPr>
+              <w:jc w:val="left"/>
+            </w:pPr>
+            <w:r>
+              <w:rPr>
+                <w:rFonts w:ascii="TimeNewRoman" w:hAnsi="TimeNewRoman"/>
+                <w:sz w:val="30"/>
+              </w:rPr>
+              <w:t>91-34=57</w:t>
+            </w:r>
+          </w:p>
+        </w:tc>
+        <w:tc>
+          <w:tcPr>
+            <w:tcW w:type="dxa" w:w="1987"/>
+          </w:tcPr>
+          <w:p>
+            <w:pPr>
+              <w:jc w:val="left"/>
+            </w:pPr>
+            <w:r>
+              <w:rPr>
+                <w:rFonts w:ascii="TimeNewRoman" w:hAnsi="TimeNewRoman"/>
+                <w:sz w:val="30"/>
+              </w:rPr>
+              <w:t>42-3=39</w:t>
+            </w:r>
+          </w:p>
+        </w:tc>
+      </w:tr>
+      <w:tr>
+        <w:tc>
+          <w:tcPr>
+            <w:tcW w:type="dxa" w:w="1987"/>
+          </w:tcPr>
+          <w:p>
+            <w:pPr>
+              <w:jc w:val="left"/>
+            </w:pPr>
+            <w:r>
+              <w:rPr>
+                <w:rFonts w:ascii="TimeNewRoman" w:hAnsi="TimeNewRoman"/>
+                <w:sz w:val="30"/>
+              </w:rPr>
+              <w:t>16+75=91</w:t>
+            </w:r>
+          </w:p>
+        </w:tc>
+        <w:tc>
+          <w:tcPr>
+            <w:tcW w:type="dxa" w:w="1987"/>
+          </w:tcPr>
+          <w:p>
+            <w:pPr>
+              <w:jc w:val="left"/>
+            </w:pPr>
+            <w:r>
+              <w:rPr>
+                <w:rFonts w:ascii="TimeNewRoman" w:hAnsi="TimeNewRoman"/>
+                <w:sz w:val="30"/>
+              </w:rPr>
+              <w:t>2+79=81</w:t>
+            </w:r>
+          </w:p>
+        </w:tc>
+        <w:tc>
+          <w:tcPr>
+            <w:tcW w:type="dxa" w:w="1987"/>
+          </w:tcPr>
+          <w:p>
+            <w:pPr>
+              <w:jc w:val="left"/>
+            </w:pPr>
+            <w:r>
+              <w:rPr>
+                <w:rFonts w:ascii="TimeNewRoman" w:hAnsi="TimeNewRoman"/>
+                <w:sz w:val="30"/>
+              </w:rPr>
+              <w:t>66+27=93</w:t>
+            </w:r>
+          </w:p>
+        </w:tc>
+        <w:tc>
+          <w:tcPr>
+            <w:tcW w:type="dxa" w:w="1987"/>
+          </w:tcPr>
+          <w:p>
+            <w:pPr>
+              <w:jc w:val="left"/>
+            </w:pPr>
+            <w:r>
+              <w:rPr>
+                <w:rFonts w:ascii="TimeNewRoman" w:hAnsi="TimeNewRoman"/>
+                <w:sz w:val="30"/>
+              </w:rPr>
+              <w:t>47+39=86</w:t>
+            </w:r>
+          </w:p>
+        </w:tc>
+        <w:tc>
+          <w:tcPr>
+            <w:tcW w:type="dxa" w:w="1987"/>
+          </w:tcPr>
+          <w:p>
+            <w:pPr>
+              <w:jc w:val="left"/>
+            </w:pPr>
+            <w:r>
+              <w:rPr>
+                <w:rFonts w:ascii="TimeNewRoman" w:hAnsi="TimeNewRoman"/>
+                <w:sz w:val="30"/>
+              </w:rPr>
+              <w:t>63-55=8</w:t>
+            </w:r>
+          </w:p>
+        </w:tc>
+      </w:tr>
+      <w:tr>
+        <w:tc>
+          <w:tcPr>
+            <w:tcW w:type="dxa" w:w="1987"/>
+          </w:tcPr>
+          <w:p>
+            <w:pPr>
+              <w:jc w:val="left"/>
+            </w:pPr>
+            <w:r>
+              <w:rPr>
+                <w:rFonts w:ascii="TimeNewRoman" w:hAnsi="TimeNewRoman"/>
+                <w:sz w:val="30"/>
+              </w:rPr>
+              <w:t>85+6=91</w:t>
+            </w:r>
+          </w:p>
+        </w:tc>
+        <w:tc>
+          <w:tcPr>
+            <w:tcW w:type="dxa" w:w="1987"/>
+          </w:tcPr>
+          <w:p>
+            <w:pPr>
+              <w:jc w:val="left"/>
+            </w:pPr>
+            <w:r>
+              <w:rPr>
+                <w:rFonts w:ascii="TimeNewRoman" w:hAnsi="TimeNewRoman"/>
+                <w:sz w:val="30"/>
+              </w:rPr>
+              <w:t>91-35=56</w:t>
+            </w:r>
+          </w:p>
+        </w:tc>
+        <w:tc>
+          <w:tcPr>
+            <w:tcW w:type="dxa" w:w="1987"/>
+          </w:tcPr>
+          <w:p>
+            <w:pPr>
+              <w:jc w:val="left"/>
+            </w:pPr>
+            <w:r>
+              <w:rPr>
+                <w:rFonts w:ascii="TimeNewRoman" w:hAnsi="TimeNewRoman"/>
+                <w:sz w:val="30"/>
+              </w:rPr>
+              <w:t>29+37=66</w:t>
+            </w:r>
+          </w:p>
+        </w:tc>
+        <w:tc>
+          <w:tcPr>
+            <w:tcW w:type="dxa" w:w="1987"/>
+          </w:tcPr>
+          <w:p>
+            <w:pPr>
+              <w:jc w:val="left"/>
+            </w:pPr>
+            <w:r>
+              <w:rPr>
+                <w:rFonts w:ascii="TimeNewRoman" w:hAnsi="TimeNewRoman"/>
+                <w:sz w:val="30"/>
+              </w:rPr>
+              <w:t>81-67=14</w:t>
+            </w:r>
+          </w:p>
+        </w:tc>
+        <w:tc>
+          <w:tcPr>
+            <w:tcW w:type="dxa" w:w="1987"/>
+          </w:tcPr>
+          <w:p>
+            <w:pPr>
+              <w:jc w:val="left"/>
+            </w:pPr>
+            <w:r>
+              <w:rPr>
+                <w:rFonts w:ascii="TimeNewRoman" w:hAnsi="TimeNewRoman"/>
+                <w:sz w:val="30"/>
+              </w:rPr>
+              <w:t>26+9=35</w:t>
+            </w:r>
+          </w:p>
+        </w:tc>
+      </w:tr>
+      <w:tr>
+        <w:tc>
+          <w:tcPr>
+            <w:tcW w:type="dxa" w:w="1987"/>
+          </w:tcPr>
+          <w:p>
+            <w:pPr>
+              <w:jc w:val="left"/>
+            </w:pPr>
+            <w:r>
+              <w:rPr>
+                <w:rFonts w:ascii="TimeNewRoman" w:hAnsi="TimeNewRoman"/>
+                <w:sz w:val="30"/>
+              </w:rPr>
+              <w:t>93-39=54</w:t>
+            </w:r>
+          </w:p>
+        </w:tc>
+        <w:tc>
+          <w:tcPr>
+            <w:tcW w:type="dxa" w:w="1987"/>
+          </w:tcPr>
+          <w:p>
+            <w:pPr>
+              <w:jc w:val="left"/>
+            </w:pPr>
+            <w:r>
+              <w:rPr>
+                <w:rFonts w:ascii="TimeNewRoman" w:hAnsi="TimeNewRoman"/>
+                <w:sz w:val="30"/>
+              </w:rPr>
+              <w:t>83-46=37</w:t>
+            </w:r>
+          </w:p>
+        </w:tc>
+        <w:tc>
+          <w:tcPr>
+            <w:tcW w:type="dxa" w:w="1987"/>
+          </w:tcPr>
+          <w:p>
+            <w:pPr>
+              <w:jc w:val="left"/>
+            </w:pPr>
+            <w:r>
+              <w:rPr>
+                <w:rFonts w:ascii="TimeNewRoman" w:hAnsi="TimeNewRoman"/>
+                <w:sz w:val="30"/>
+              </w:rPr>
+              <w:t>7+75=82</w:t>
+            </w:r>
+          </w:p>
+        </w:tc>
+        <w:tc>
+          <w:tcPr>
+            <w:tcW w:type="dxa" w:w="1987"/>
+          </w:tcPr>
+          <w:p>
+            <w:pPr>
+              <w:jc w:val="left"/>
+            </w:pPr>
+            <w:r>
+              <w:rPr>
+                <w:rFonts w:ascii="TimeNewRoman" w:hAnsi="TimeNewRoman"/>
+                <w:sz w:val="30"/>
+              </w:rPr>
+              <w:t>24+48=72</w:t>
+            </w:r>
+          </w:p>
+        </w:tc>
+        <w:tc>
+          <w:tcPr>
+            <w:tcW w:type="dxa" w:w="1987"/>
+          </w:tcPr>
+          <w:p>
+            <w:pPr>
+              <w:jc w:val="left"/>
+            </w:pPr>
+            <w:r>
+              <w:rPr>
+                <w:rFonts w:ascii="TimeNewRoman" w:hAnsi="TimeNewRoman"/>
+                <w:sz w:val="30"/>
+              </w:rPr>
+              <w:t>82-69=13</w:t>
+            </w:r>
+          </w:p>
+        </w:tc>
+      </w:tr>
+      <w:tr>
         <w:tc>
           <w:tcPr>
             <w:tcW w:type="dxa" w:w="1987"/>
@@ -1048,7 +1623,7 @@
                 <w:rFonts w:ascii="TimeNewRoman" w:hAnsi="TimeNewRoman"/>
                 <w:sz w:val="30"/>
               </w:rPr>
-              <w:t>19+57=76</w:t>
+              <w:t>17+17=34</w:t>
             </w:r>
           </w:p>
         </w:tc>
@@ -1065,12 +1640,80 @@
                 <w:rFonts w:ascii="TimeNewRoman" w:hAnsi="TimeNewRoman"/>
                 <w:sz w:val="30"/>
               </w:rPr>
-              <w:t>40-8=32</w:t>
+              <w:t>83-44=39</w:t>
+            </w:r>
+          </w:p>
+        </w:tc>
+        <w:tc>
+          <w:tcPr>
+            <w:tcW w:type="dxa" w:w="1987"/>
+          </w:tcPr>
+          <w:p>
+            <w:pPr>
+              <w:jc w:val="left"/>
+            </w:pPr>
+            <w:r>
+              <w:rPr>
+                <w:rFonts w:ascii="TimeNewRoman" w:hAnsi="TimeNewRoman"/>
+                <w:sz w:val="30"/>
+              </w:rPr>
+              <w:t>22-5=17</w:t>
+            </w:r>
+          </w:p>
+        </w:tc>
+        <w:tc>
+          <w:tcPr>
+            <w:tcW w:type="dxa" w:w="1987"/>
+          </w:tcPr>
+          <w:p>
+            <w:pPr>
+              <w:jc w:val="left"/>
+            </w:pPr>
+            <w:r>
+              <w:rPr>
+                <w:rFonts w:ascii="TimeNewRoman" w:hAnsi="TimeNewRoman"/>
+                <w:sz w:val="30"/>
+              </w:rPr>
+              <w:t>16+57=73</w:t>
             </w:r>
           </w:p>
         </w:tc>
       </w:tr>
       <w:tr>
+        <w:tc>
+          <w:tcPr>
+            <w:tcW w:type="dxa" w:w="1987"/>
+          </w:tcPr>
+          <w:p>
+            <w:pPr>
+              <w:jc w:val="left"/>
+            </w:pPr>
+            <w:r>
+              <w:rPr>
+                <w:rFonts w:ascii="TimeNewRoman" w:hAnsi="TimeNewRoman"/>
+                <w:sz w:val="30"/>
+              </w:rPr>
+              <w:t>48-29=19</w:t>
+            </w:r>
+          </w:p>
+        </w:tc>
+        <w:tc>
+          <w:tcPr>
+            <w:tcW w:type="dxa" w:w="1987"/>
+          </w:tcPr>
+          <w:p>
+            <w:pPr>
+              <w:jc w:val="left"/>
+            </w:pPr>
+            <w:r>
+              <w:rPr>
+                <w:rFonts w:ascii="TimeNewRoman" w:hAnsi="TimeNewRoman"/>
+                <w:sz w:val="30"/>
+              </w:rPr>
+              <w:t>59+17=76</w:t>
+            </w:r>
+          </w:p>
+        </w:tc>
         <w:tc>
           <w:tcPr>
             <w:tcW w:type="dxa" w:w="1987"/>
@@ -1101,7 +1744,7 @@
                 <w:rFonts w:ascii="TimeNewRoman" w:hAnsi="TimeNewRoman"/>
                 <w:sz w:val="30"/>
               </w:rPr>
-              <w:t>44-17=27</w:t>
+              <w:t>15+78=93</w:t>
             </w:r>
           </w:p>
         </w:tc>
@@ -1118,650 +1761,7 @@
                 <w:rFonts w:ascii="TimeNewRoman" w:hAnsi="TimeNewRoman"/>
                 <w:sz w:val="30"/>
               </w:rPr>
-              <w:t>52-28=24</w:t>
-            </w:r>
-          </w:p>
-        </w:tc>
-        <w:tc>
-          <w:tcPr>
-            <w:tcW w:type="dxa" w:w="1987"/>
-          </w:tcPr>
-          <w:p>
-            <w:pPr>
-              <w:jc w:val="left"/>
-            </w:pPr>
-            <w:r>
-              <w:rPr>
-                <w:rFonts w:ascii="TimeNewRoman" w:hAnsi="TimeNewRoman"/>
-                <w:sz w:val="30"/>
-              </w:rPr>
-              <w:t>49+46=95</w:t>
-            </w:r>
-          </w:p>
-        </w:tc>
-        <w:tc>
-          <w:tcPr>
-            <w:tcW w:type="dxa" w:w="1987"/>
-          </w:tcPr>
-          <w:p>
-            <w:pPr>
-              <w:jc w:val="left"/>
-            </w:pPr>
-            <w:r>
-              <w:rPr>
-                <w:rFonts w:ascii="TimeNewRoman" w:hAnsi="TimeNewRoman"/>
-                <w:sz w:val="30"/>
-              </w:rPr>
-              <w:t>39+16=55</w:t>
-            </w:r>
-          </w:p>
-        </w:tc>
-      </w:tr>
-      <w:tr>
-        <w:tc>
-          <w:tcPr>
-            <w:tcW w:type="dxa" w:w="1987"/>
-          </w:tcPr>
-          <w:p>
-            <w:pPr>
-              <w:jc w:val="left"/>
-            </w:pPr>
-            <w:r>
-              <w:rPr>
-                <w:rFonts w:ascii="TimeNewRoman" w:hAnsi="TimeNewRoman"/>
-                <w:sz w:val="30"/>
-              </w:rPr>
-              <w:t>56+27=83</w:t>
-            </w:r>
-          </w:p>
-        </w:tc>
-        <w:tc>
-          <w:tcPr>
-            <w:tcW w:type="dxa" w:w="1987"/>
-          </w:tcPr>
-          <w:p>
-            <w:pPr>
-              <w:jc w:val="left"/>
-            </w:pPr>
-            <w:r>
-              <w:rPr>
-                <w:rFonts w:ascii="TimeNewRoman" w:hAnsi="TimeNewRoman"/>
-                <w:sz w:val="30"/>
-              </w:rPr>
-              <w:t>30-2=28</w:t>
-            </w:r>
-          </w:p>
-        </w:tc>
-        <w:tc>
-          <w:tcPr>
-            <w:tcW w:type="dxa" w:w="1987"/>
-          </w:tcPr>
-          <w:p>
-            <w:pPr>
-              <w:jc w:val="left"/>
-            </w:pPr>
-            <w:r>
-              <w:rPr>
-                <w:rFonts w:ascii="TimeNewRoman" w:hAnsi="TimeNewRoman"/>
-                <w:sz w:val="30"/>
-              </w:rPr>
-              <w:t>55+18=73</w:t>
-            </w:r>
-          </w:p>
-        </w:tc>
-        <w:tc>
-          <w:tcPr>
-            <w:tcW w:type="dxa" w:w="1987"/>
-          </w:tcPr>
-          <w:p>
-            <w:pPr>
-              <w:jc w:val="left"/>
-            </w:pPr>
-            <w:r>
-              <w:rPr>
-                <w:rFonts w:ascii="TimeNewRoman" w:hAnsi="TimeNewRoman"/>
-                <w:sz w:val="30"/>
-              </w:rPr>
-              <w:t>90-57=33</w:t>
-            </w:r>
-          </w:p>
-        </w:tc>
-        <w:tc>
-          <w:tcPr>
-            <w:tcW w:type="dxa" w:w="1987"/>
-          </w:tcPr>
-          <w:p>
-            <w:pPr>
-              <w:jc w:val="left"/>
-            </w:pPr>
-            <w:r>
-              <w:rPr>
-                <w:rFonts w:ascii="TimeNewRoman" w:hAnsi="TimeNewRoman"/>
-                <w:sz w:val="30"/>
-              </w:rPr>
-              <w:t>33-28=5</w:t>
-            </w:r>
-          </w:p>
-        </w:tc>
-      </w:tr>
-      <w:tr>
-        <w:tc>
-          <w:tcPr>
-            <w:tcW w:type="dxa" w:w="1987"/>
-          </w:tcPr>
-          <w:p>
-            <w:pPr>
-              <w:jc w:val="left"/>
-            </w:pPr>
-            <w:r>
-              <w:rPr>
-                <w:rFonts w:ascii="TimeNewRoman" w:hAnsi="TimeNewRoman"/>
-                <w:sz w:val="30"/>
-              </w:rPr>
-              <w:t>76-48=28</w:t>
-            </w:r>
-          </w:p>
-        </w:tc>
-        <w:tc>
-          <w:tcPr>
-            <w:tcW w:type="dxa" w:w="1987"/>
-          </w:tcPr>
-          <w:p>
-            <w:pPr>
-              <w:jc w:val="left"/>
-            </w:pPr>
-            <w:r>
-              <w:rPr>
-                <w:rFonts w:ascii="TimeNewRoman" w:hAnsi="TimeNewRoman"/>
-                <w:sz w:val="30"/>
-              </w:rPr>
-              <w:t>78+8=86</w:t>
-            </w:r>
-          </w:p>
-        </w:tc>
-        <w:tc>
-          <w:tcPr>
-            <w:tcW w:type="dxa" w:w="1987"/>
-          </w:tcPr>
-          <w:p>
-            <w:pPr>
-              <w:jc w:val="left"/>
-            </w:pPr>
-            <w:r>
-              <w:rPr>
-                <w:rFonts w:ascii="TimeNewRoman" w:hAnsi="TimeNewRoman"/>
-                <w:sz w:val="30"/>
-              </w:rPr>
-              <w:t>16+78=94</w:t>
-            </w:r>
-          </w:p>
-        </w:tc>
-        <w:tc>
-          <w:tcPr>
-            <w:tcW w:type="dxa" w:w="1987"/>
-          </w:tcPr>
-          <w:p>
-            <w:pPr>
-              <w:jc w:val="left"/>
-            </w:pPr>
-            <w:r>
-              <w:rPr>
-                <w:rFonts w:ascii="TimeNewRoman" w:hAnsi="TimeNewRoman"/>
-                <w:sz w:val="30"/>
-              </w:rPr>
-              <w:t>42-19=23</w:t>
-            </w:r>
-          </w:p>
-        </w:tc>
-        <w:tc>
-          <w:tcPr>
-            <w:tcW w:type="dxa" w:w="1987"/>
-          </w:tcPr>
-          <w:p>
-            <w:pPr>
-              <w:jc w:val="left"/>
-            </w:pPr>
-            <w:r>
-              <w:rPr>
-                <w:rFonts w:ascii="TimeNewRoman" w:hAnsi="TimeNewRoman"/>
-                <w:sz w:val="30"/>
-              </w:rPr>
-              <w:t>28+35=63</w:t>
-            </w:r>
-          </w:p>
-        </w:tc>
-      </w:tr>
-      <w:tr>
-        <w:tc>
-          <w:tcPr>
-            <w:tcW w:type="dxa" w:w="1987"/>
-          </w:tcPr>
-          <w:p>
-            <w:pPr>
-              <w:jc w:val="left"/>
-            </w:pPr>
-            <w:r>
-              <w:rPr>
-                <w:rFonts w:ascii="TimeNewRoman" w:hAnsi="TimeNewRoman"/>
-                <w:sz w:val="30"/>
-              </w:rPr>
-              <w:t>54-8=46</w:t>
-            </w:r>
-          </w:p>
-        </w:tc>
-        <w:tc>
-          <w:tcPr>
-            <w:tcW w:type="dxa" w:w="1987"/>
-          </w:tcPr>
-          <w:p>
-            <w:pPr>
-              <w:jc w:val="left"/>
-            </w:pPr>
-            <w:r>
-              <w:rPr>
-                <w:rFonts w:ascii="TimeNewRoman" w:hAnsi="TimeNewRoman"/>
-                <w:sz w:val="30"/>
-              </w:rPr>
-              <w:t>91-29=62</w:t>
-            </w:r>
-          </w:p>
-        </w:tc>
-        <w:tc>
-          <w:tcPr>
-            <w:tcW w:type="dxa" w:w="1987"/>
-          </w:tcPr>
-          <w:p>
-            <w:pPr>
-              <w:jc w:val="left"/>
-            </w:pPr>
-            <w:r>
-              <w:rPr>
-                <w:rFonts w:ascii="TimeNewRoman" w:hAnsi="TimeNewRoman"/>
-                <w:sz w:val="30"/>
-              </w:rPr>
-              <w:t>8+77=85</w:t>
-            </w:r>
-          </w:p>
-        </w:tc>
-        <w:tc>
-          <w:tcPr>
-            <w:tcW w:type="dxa" w:w="1987"/>
-          </w:tcPr>
-          <w:p>
-            <w:pPr>
-              <w:jc w:val="left"/>
-            </w:pPr>
-            <w:r>
-              <w:rPr>
-                <w:rFonts w:ascii="TimeNewRoman" w:hAnsi="TimeNewRoman"/>
-                <w:sz w:val="30"/>
-              </w:rPr>
-              <w:t>48+13=61</w:t>
-            </w:r>
-          </w:p>
-        </w:tc>
-        <w:tc>
-          <w:tcPr>
-            <w:tcW w:type="dxa" w:w="1987"/>
-          </w:tcPr>
-          <w:p>
-            <w:pPr>
-              <w:jc w:val="left"/>
-            </w:pPr>
-            <w:r>
-              <w:rPr>
-                <w:rFonts w:ascii="TimeNewRoman" w:hAnsi="TimeNewRoman"/>
-                <w:sz w:val="30"/>
-              </w:rPr>
-              <w:t>7+38=45</w:t>
-            </w:r>
-          </w:p>
-        </w:tc>
-      </w:tr>
-      <w:tr>
-        <w:tc>
-          <w:tcPr>
-            <w:tcW w:type="dxa" w:w="1987"/>
-          </w:tcPr>
-          <w:p>
-            <w:pPr>
-              <w:jc w:val="left"/>
-            </w:pPr>
-            <w:r>
-              <w:rPr>
-                <w:rFonts w:ascii="TimeNewRoman" w:hAnsi="TimeNewRoman"/>
-                <w:sz w:val="30"/>
-              </w:rPr>
-              <w:t>25+26=51</w:t>
-            </w:r>
-          </w:p>
-        </w:tc>
-        <w:tc>
-          <w:tcPr>
-            <w:tcW w:type="dxa" w:w="1987"/>
-          </w:tcPr>
-          <w:p>
-            <w:pPr>
-              <w:jc w:val="left"/>
-            </w:pPr>
-            <w:r>
-              <w:rPr>
-                <w:rFonts w:ascii="TimeNewRoman" w:hAnsi="TimeNewRoman"/>
-                <w:sz w:val="30"/>
-              </w:rPr>
-              <w:t>37+16=53</w:t>
-            </w:r>
-          </w:p>
-        </w:tc>
-        <w:tc>
-          <w:tcPr>
-            <w:tcW w:type="dxa" w:w="1987"/>
-          </w:tcPr>
-          <w:p>
-            <w:pPr>
-              <w:jc w:val="left"/>
-            </w:pPr>
-            <w:r>
-              <w:rPr>
-                <w:rFonts w:ascii="TimeNewRoman" w:hAnsi="TimeNewRoman"/>
-                <w:sz w:val="30"/>
-              </w:rPr>
-              <w:t>23+58=81</w:t>
-            </w:r>
-          </w:p>
-        </w:tc>
-        <w:tc>
-          <w:tcPr>
-            <w:tcW w:type="dxa" w:w="1987"/>
-          </w:tcPr>
-          <w:p>
-            <w:pPr>
-              <w:jc w:val="left"/>
-            </w:pPr>
-            <w:r>
-              <w:rPr>
-                <w:rFonts w:ascii="TimeNewRoman" w:hAnsi="TimeNewRoman"/>
-                <w:sz w:val="30"/>
-              </w:rPr>
-              <w:t>83-19=64</w:t>
-            </w:r>
-          </w:p>
-        </w:tc>
-        <w:tc>
-          <w:tcPr>
-            <w:tcW w:type="dxa" w:w="1987"/>
-          </w:tcPr>
-          <w:p>
-            <w:pPr>
-              <w:jc w:val="left"/>
-            </w:pPr>
-            <w:r>
-              <w:rPr>
-                <w:rFonts w:ascii="TimeNewRoman" w:hAnsi="TimeNewRoman"/>
-                <w:sz w:val="30"/>
-              </w:rPr>
-              <w:t>81-28=53</w:t>
-            </w:r>
-          </w:p>
-        </w:tc>
-      </w:tr>
-      <w:tr>
-        <w:tc>
-          <w:tcPr>
-            <w:tcW w:type="dxa" w:w="1987"/>
-          </w:tcPr>
-          <w:p>
-            <w:pPr>
-              <w:jc w:val="left"/>
-            </w:pPr>
-            <w:r>
-              <w:rPr>
-                <w:rFonts w:ascii="TimeNewRoman" w:hAnsi="TimeNewRoman"/>
-                <w:sz w:val="30"/>
-              </w:rPr>
-              <w:t>16+55=71</w:t>
-            </w:r>
-          </w:p>
-        </w:tc>
-        <w:tc>
-          <w:tcPr>
-            <w:tcW w:type="dxa" w:w="1987"/>
-          </w:tcPr>
-          <w:p>
-            <w:pPr>
-              <w:jc w:val="left"/>
-            </w:pPr>
-            <w:r>
-              <w:rPr>
-                <w:rFonts w:ascii="TimeNewRoman" w:hAnsi="TimeNewRoman"/>
-                <w:sz w:val="30"/>
-              </w:rPr>
-              <w:t>14-7=7</w:t>
-            </w:r>
-          </w:p>
-        </w:tc>
-        <w:tc>
-          <w:tcPr>
-            <w:tcW w:type="dxa" w:w="1987"/>
-          </w:tcPr>
-          <w:p>
-            <w:pPr>
-              <w:jc w:val="left"/>
-            </w:pPr>
-            <w:r>
-              <w:rPr>
-                <w:rFonts w:ascii="TimeNewRoman" w:hAnsi="TimeNewRoman"/>
-                <w:sz w:val="30"/>
-              </w:rPr>
-              <w:t>24+18=42</w:t>
-            </w:r>
-          </w:p>
-        </w:tc>
-        <w:tc>
-          <w:tcPr>
-            <w:tcW w:type="dxa" w:w="1987"/>
-          </w:tcPr>
-          <w:p>
-            <w:pPr>
-              <w:jc w:val="left"/>
-            </w:pPr>
-            <w:r>
-              <w:rPr>
-                <w:rFonts w:ascii="TimeNewRoman" w:hAnsi="TimeNewRoman"/>
-                <w:sz w:val="30"/>
-              </w:rPr>
-              <w:t>92-63=29</w:t>
-            </w:r>
-          </w:p>
-        </w:tc>
-        <w:tc>
-          <w:tcPr>
-            <w:tcW w:type="dxa" w:w="1987"/>
-          </w:tcPr>
-          <w:p>
-            <w:pPr>
-              <w:jc w:val="left"/>
-            </w:pPr>
-            <w:r>
-              <w:rPr>
-                <w:rFonts w:ascii="TimeNewRoman" w:hAnsi="TimeNewRoman"/>
-                <w:sz w:val="30"/>
-              </w:rPr>
-              <w:t>43-18=25</w:t>
-            </w:r>
-          </w:p>
-        </w:tc>
-      </w:tr>
-      <w:tr>
-        <w:tc>
-          <w:tcPr>
-            <w:tcW w:type="dxa" w:w="1987"/>
-          </w:tcPr>
-          <w:p>
-            <w:pPr>
-              <w:jc w:val="left"/>
-            </w:pPr>
-            <w:r>
-              <w:rPr>
-                <w:rFonts w:ascii="TimeNewRoman" w:hAnsi="TimeNewRoman"/>
-                <w:sz w:val="30"/>
-              </w:rPr>
-              <w:t>38+33=71</w:t>
-            </w:r>
-          </w:p>
-        </w:tc>
-        <w:tc>
-          <w:tcPr>
-            <w:tcW w:type="dxa" w:w="1987"/>
-          </w:tcPr>
-          <w:p>
-            <w:pPr>
-              <w:jc w:val="left"/>
-            </w:pPr>
-            <w:r>
-              <w:rPr>
-                <w:rFonts w:ascii="TimeNewRoman" w:hAnsi="TimeNewRoman"/>
-                <w:sz w:val="30"/>
-              </w:rPr>
-              <w:t>43-36=7</w:t>
-            </w:r>
-          </w:p>
-        </w:tc>
-        <w:tc>
-          <w:tcPr>
-            <w:tcW w:type="dxa" w:w="1987"/>
-          </w:tcPr>
-          <w:p>
-            <w:pPr>
-              <w:jc w:val="left"/>
-            </w:pPr>
-            <w:r>
-              <w:rPr>
-                <w:rFonts w:ascii="TimeNewRoman" w:hAnsi="TimeNewRoman"/>
-                <w:sz w:val="30"/>
-              </w:rPr>
-              <w:t>63-4=59</w:t>
-            </w:r>
-          </w:p>
-        </w:tc>
-        <w:tc>
-          <w:tcPr>
-            <w:tcW w:type="dxa" w:w="1987"/>
-          </w:tcPr>
-          <w:p>
-            <w:pPr>
-              <w:jc w:val="left"/>
-            </w:pPr>
-            <w:r>
-              <w:rPr>
-                <w:rFonts w:ascii="TimeNewRoman" w:hAnsi="TimeNewRoman"/>
-                <w:sz w:val="30"/>
-              </w:rPr>
-              <w:t>58+4=62</w:t>
-            </w:r>
-          </w:p>
-        </w:tc>
-        <w:tc>
-          <w:tcPr>
-            <w:tcW w:type="dxa" w:w="1987"/>
-          </w:tcPr>
-          <w:p>
-            <w:pPr>
-              <w:jc w:val="left"/>
-            </w:pPr>
-            <w:r>
-              <w:rPr>
-                <w:rFonts w:ascii="TimeNewRoman" w:hAnsi="TimeNewRoman"/>
-                <w:sz w:val="30"/>
-              </w:rPr>
-              <w:t>54-35=19</w:t>
-            </w:r>
-          </w:p>
-        </w:tc>
-      </w:tr>
-      <w:tr>
-        <w:tc>
-          <w:tcPr>
-            <w:tcW w:type="dxa" w:w="1987"/>
-          </w:tcPr>
-          <w:p>
-            <w:pPr>
-              <w:jc w:val="left"/>
-            </w:pPr>
-            <w:r>
-              <w:rPr>
-                <w:rFonts w:ascii="TimeNewRoman" w:hAnsi="TimeNewRoman"/>
-                <w:sz w:val="30"/>
-              </w:rPr>
-              <w:t>39+25=64</w:t>
-            </w:r>
-          </w:p>
-        </w:tc>
-        <w:tc>
-          <w:tcPr>
-            <w:tcW w:type="dxa" w:w="1987"/>
-          </w:tcPr>
-          <w:p>
-            <w:pPr>
-              <w:jc w:val="left"/>
-            </w:pPr>
-            <w:r>
-              <w:rPr>
-                <w:rFonts w:ascii="TimeNewRoman" w:hAnsi="TimeNewRoman"/>
-                <w:sz w:val="30"/>
-              </w:rPr>
-              <w:t>5+58=63</w:t>
-            </w:r>
-          </w:p>
-        </w:tc>
-        <w:tc>
-          <w:tcPr>
-            <w:tcW w:type="dxa" w:w="1987"/>
-          </w:tcPr>
-          <w:p>
-            <w:pPr>
-              <w:jc w:val="left"/>
-            </w:pPr>
-            <w:r>
-              <w:rPr>
-                <w:rFonts w:ascii="TimeNewRoman" w:hAnsi="TimeNewRoman"/>
-                <w:sz w:val="30"/>
-              </w:rPr>
-              <w:t>57+26=83</w:t>
-            </w:r>
-          </w:p>
-        </w:tc>
-        <w:tc>
-          <w:tcPr>
-            <w:tcW w:type="dxa" w:w="1987"/>
-          </w:tcPr>
-          <w:p>
-            <w:pPr>
-              <w:jc w:val="left"/>
-            </w:pPr>
-            <w:r>
-              <w:rPr>
-                <w:rFonts w:ascii="TimeNewRoman" w:hAnsi="TimeNewRoman"/>
-                <w:sz w:val="30"/>
-              </w:rPr>
-              <w:t>9+56=65</w:t>
-            </w:r>
-          </w:p>
-        </w:tc>
-        <w:tc>
-          <w:tcPr>
-            <w:tcW w:type="dxa" w:w="1987"/>
-          </w:tcPr>
-          <w:p>
-            <w:pPr>
-              <w:jc w:val="left"/>
-            </w:pPr>
-            <w:r>
-              <w:rPr>
-                <w:rFonts w:ascii="TimeNewRoman" w:hAnsi="TimeNewRoman"/>
-                <w:sz w:val="30"/>
-              </w:rPr>
-              <w:t>81-29=52</w:t>
+              <w:t>38+26=64</w:t>
             </w:r>
           </w:p>
         </w:tc>

--- a/answers-of-adc_sbb_within_100.docx
+++ b/answers-of-adc_sbb_within_100.docx
@@ -40,7 +40,7 @@
                 <w:rFonts w:ascii="TimeNewRoman" w:hAnsi="TimeNewRoman"/>
                 <w:sz w:val="30"/>
               </w:rPr>
-              <w:t>62-47=15</w:t>
+              <w:t>82-27=55</w:t>
             </w:r>
           </w:p>
         </w:tc>
@@ -57,7 +57,7 @@
                 <w:rFonts w:ascii="TimeNewRoman" w:hAnsi="TimeNewRoman"/>
                 <w:sz w:val="30"/>
               </w:rPr>
-              <w:t>80-18=62</w:t>
+              <w:t>76+18=94</w:t>
             </w:r>
           </w:p>
         </w:tc>
@@ -74,7 +74,7 @@
                 <w:rFonts w:ascii="TimeNewRoman" w:hAnsi="TimeNewRoman"/>
                 <w:sz w:val="30"/>
               </w:rPr>
-              <w:t>93-74=19</w:t>
+              <w:t>82-18=64</w:t>
             </w:r>
           </w:p>
         </w:tc>
@@ -91,7 +91,7 @@
                 <w:rFonts w:ascii="TimeNewRoman" w:hAnsi="TimeNewRoman"/>
                 <w:sz w:val="30"/>
               </w:rPr>
-              <w:t>91-54=37</w:t>
+              <w:t>23+29=52</w:t>
             </w:r>
           </w:p>
         </w:tc>
@@ -108,7 +108,7 @@
                 <w:rFonts w:ascii="TimeNewRoman" w:hAnsi="TimeNewRoman"/>
                 <w:sz w:val="30"/>
               </w:rPr>
-              <w:t>72-44=28</w:t>
+              <w:t>37+57=94</w:t>
             </w:r>
           </w:p>
         </w:tc>
@@ -127,7 +127,7 @@
                 <w:rFonts w:ascii="TimeNewRoman" w:hAnsi="TimeNewRoman"/>
                 <w:sz w:val="30"/>
               </w:rPr>
-              <w:t>46+37=83</w:t>
+              <w:t>58+18=76</w:t>
             </w:r>
           </w:p>
         </w:tc>
@@ -144,7 +144,7 @@
                 <w:rFonts w:ascii="TimeNewRoman" w:hAnsi="TimeNewRoman"/>
                 <w:sz w:val="30"/>
               </w:rPr>
-              <w:t>90-46=44</w:t>
+              <w:t>50-32=18</w:t>
             </w:r>
           </w:p>
         </w:tc>
@@ -161,7 +161,7 @@
                 <w:rFonts w:ascii="TimeNewRoman" w:hAnsi="TimeNewRoman"/>
                 <w:sz w:val="30"/>
               </w:rPr>
-              <w:t>48+25=73</w:t>
+              <w:t>66+15=81</w:t>
             </w:r>
           </w:p>
         </w:tc>
@@ -178,7 +178,7 @@
                 <w:rFonts w:ascii="TimeNewRoman" w:hAnsi="TimeNewRoman"/>
                 <w:sz w:val="30"/>
               </w:rPr>
-              <w:t>90-85=5</w:t>
+              <w:t>23+9=32</w:t>
             </w:r>
           </w:p>
         </w:tc>
@@ -195,7 +195,7 @@
                 <w:rFonts w:ascii="TimeNewRoman" w:hAnsi="TimeNewRoman"/>
                 <w:sz w:val="30"/>
               </w:rPr>
-              <w:t>59+19=78</w:t>
+              <w:t>18+64=82</w:t>
             </w:r>
           </w:p>
         </w:tc>
@@ -214,7 +214,7 @@
                 <w:rFonts w:ascii="TimeNewRoman" w:hAnsi="TimeNewRoman"/>
                 <w:sz w:val="30"/>
               </w:rPr>
-              <w:t>80-47=33</w:t>
+              <w:t>46+17=63</w:t>
             </w:r>
           </w:p>
         </w:tc>
@@ -231,7 +231,7 @@
                 <w:rFonts w:ascii="TimeNewRoman" w:hAnsi="TimeNewRoman"/>
                 <w:sz w:val="30"/>
               </w:rPr>
-              <w:t>52-39=13</w:t>
+              <w:t>29+12=41</w:t>
             </w:r>
           </w:p>
         </w:tc>
@@ -248,7 +248,7 @@
                 <w:rFonts w:ascii="TimeNewRoman" w:hAnsi="TimeNewRoman"/>
                 <w:sz w:val="30"/>
               </w:rPr>
-              <w:t>24+19=43</w:t>
+              <w:t>64-29=35</w:t>
             </w:r>
           </w:p>
         </w:tc>
@@ -265,7 +265,7 @@
                 <w:rFonts w:ascii="TimeNewRoman" w:hAnsi="TimeNewRoman"/>
                 <w:sz w:val="30"/>
               </w:rPr>
-              <w:t>67-38=29</w:t>
+              <w:t>35+38=73</w:t>
             </w:r>
           </w:p>
         </w:tc>
@@ -282,7 +282,7 @@
                 <w:rFonts w:ascii="TimeNewRoman" w:hAnsi="TimeNewRoman"/>
                 <w:sz w:val="30"/>
               </w:rPr>
-              <w:t>59+26=85</w:t>
+              <w:t>6+27=33</w:t>
             </w:r>
           </w:p>
         </w:tc>
@@ -301,7 +301,7 @@
                 <w:rFonts w:ascii="TimeNewRoman" w:hAnsi="TimeNewRoman"/>
                 <w:sz w:val="30"/>
               </w:rPr>
-              <w:t>5+58=63</w:t>
+              <w:t>25+6=31</w:t>
             </w:r>
           </w:p>
         </w:tc>
@@ -318,7 +318,7 @@
                 <w:rFonts w:ascii="TimeNewRoman" w:hAnsi="TimeNewRoman"/>
                 <w:sz w:val="30"/>
               </w:rPr>
-              <w:t>71-39=32</w:t>
+              <w:t>80-13=67</w:t>
             </w:r>
           </w:p>
         </w:tc>
@@ -335,7 +335,7 @@
                 <w:rFonts w:ascii="TimeNewRoman" w:hAnsi="TimeNewRoman"/>
                 <w:sz w:val="30"/>
               </w:rPr>
-              <w:t>69+9=78</w:t>
+              <w:t>36+37=73</w:t>
             </w:r>
           </w:p>
         </w:tc>
@@ -352,7 +352,7 @@
                 <w:rFonts w:ascii="TimeNewRoman" w:hAnsi="TimeNewRoman"/>
                 <w:sz w:val="30"/>
               </w:rPr>
-              <w:t>18+8=26</w:t>
+              <w:t>37-19=18</w:t>
             </w:r>
           </w:p>
         </w:tc>
@@ -369,7 +369,7 @@
                 <w:rFonts w:ascii="TimeNewRoman" w:hAnsi="TimeNewRoman"/>
                 <w:sz w:val="30"/>
               </w:rPr>
-              <w:t>77+16=93</w:t>
+              <w:t>5+8=13</w:t>
             </w:r>
           </w:p>
         </w:tc>
@@ -388,7 +388,7 @@
                 <w:rFonts w:ascii="TimeNewRoman" w:hAnsi="TimeNewRoman"/>
                 <w:sz w:val="30"/>
               </w:rPr>
-              <w:t>23-16=7</w:t>
+              <w:t>7+36=43</w:t>
             </w:r>
           </w:p>
         </w:tc>
@@ -405,7 +405,7 @@
                 <w:rFonts w:ascii="TimeNewRoman" w:hAnsi="TimeNewRoman"/>
                 <w:sz w:val="30"/>
               </w:rPr>
-              <w:t>47+14=61</w:t>
+              <w:t>34+58=92</w:t>
             </w:r>
           </w:p>
         </w:tc>
@@ -422,7 +422,7 @@
                 <w:rFonts w:ascii="TimeNewRoman" w:hAnsi="TimeNewRoman"/>
                 <w:sz w:val="30"/>
               </w:rPr>
-              <w:t>34-5=29</w:t>
+              <w:t>56+8=64</w:t>
             </w:r>
           </w:p>
         </w:tc>
@@ -439,7 +439,7 @@
                 <w:rFonts w:ascii="TimeNewRoman" w:hAnsi="TimeNewRoman"/>
                 <w:sz w:val="30"/>
               </w:rPr>
-              <w:t>50-8=42</w:t>
+              <w:t>18+69=87</w:t>
             </w:r>
           </w:p>
         </w:tc>
@@ -456,7 +456,7 @@
                 <w:rFonts w:ascii="TimeNewRoman" w:hAnsi="TimeNewRoman"/>
                 <w:sz w:val="30"/>
               </w:rPr>
-              <w:t>52-7=45</w:t>
+              <w:t>52-48=4</w:t>
             </w:r>
           </w:p>
         </w:tc>
@@ -475,7 +475,7 @@
                 <w:rFonts w:ascii="TimeNewRoman" w:hAnsi="TimeNewRoman"/>
                 <w:sz w:val="30"/>
               </w:rPr>
-              <w:t>86-19=67</w:t>
+              <w:t>43+39=82</w:t>
             </w:r>
           </w:p>
         </w:tc>
@@ -492,7 +492,7 @@
                 <w:rFonts w:ascii="TimeNewRoman" w:hAnsi="TimeNewRoman"/>
                 <w:sz w:val="30"/>
               </w:rPr>
-              <w:t>84-35=49</w:t>
+              <w:t>47+47=94</w:t>
             </w:r>
           </w:p>
         </w:tc>
@@ -509,7 +509,7 @@
                 <w:rFonts w:ascii="TimeNewRoman" w:hAnsi="TimeNewRoman"/>
                 <w:sz w:val="30"/>
               </w:rPr>
-              <w:t>49+24=73</w:t>
+              <w:t>84-77=7</w:t>
             </w:r>
           </w:p>
         </w:tc>
@@ -526,7 +526,1174 @@
                 <w:rFonts w:ascii="TimeNewRoman" w:hAnsi="TimeNewRoman"/>
                 <w:sz w:val="30"/>
               </w:rPr>
-              <w:t>42-34=8</w:t>
+              <w:t>58+15=73</w:t>
+            </w:r>
+          </w:p>
+        </w:tc>
+        <w:tc>
+          <w:tcPr>
+            <w:tcW w:type="dxa" w:w="1987"/>
+          </w:tcPr>
+          <w:p>
+            <w:pPr>
+              <w:jc w:val="left"/>
+            </w:pPr>
+            <w:r>
+              <w:rPr>
+                <w:rFonts w:ascii="TimeNewRoman" w:hAnsi="TimeNewRoman"/>
+                <w:sz w:val="30"/>
+              </w:rPr>
+              <w:t>39+44=83</w:t>
+            </w:r>
+          </w:p>
+        </w:tc>
+      </w:tr>
+      <w:tr>
+        <w:tc>
+          <w:tcPr>
+            <w:tcW w:type="dxa" w:w="1987"/>
+          </w:tcPr>
+          <w:p>
+            <w:pPr>
+              <w:jc w:val="left"/>
+            </w:pPr>
+            <w:r>
+              <w:rPr>
+                <w:rFonts w:ascii="TimeNewRoman" w:hAnsi="TimeNewRoman"/>
+                <w:sz w:val="30"/>
+              </w:rPr>
+              <w:t>90-87=3</w:t>
+            </w:r>
+          </w:p>
+        </w:tc>
+        <w:tc>
+          <w:tcPr>
+            <w:tcW w:type="dxa" w:w="1987"/>
+          </w:tcPr>
+          <w:p>
+            <w:pPr>
+              <w:jc w:val="left"/>
+            </w:pPr>
+            <w:r>
+              <w:rPr>
+                <w:rFonts w:ascii="TimeNewRoman" w:hAnsi="TimeNewRoman"/>
+                <w:sz w:val="30"/>
+              </w:rPr>
+              <w:t>73-36=37</w:t>
+            </w:r>
+          </w:p>
+        </w:tc>
+        <w:tc>
+          <w:tcPr>
+            <w:tcW w:type="dxa" w:w="1987"/>
+          </w:tcPr>
+          <w:p>
+            <w:pPr>
+              <w:jc w:val="left"/>
+            </w:pPr>
+            <w:r>
+              <w:rPr>
+                <w:rFonts w:ascii="TimeNewRoman" w:hAnsi="TimeNewRoman"/>
+                <w:sz w:val="30"/>
+              </w:rPr>
+              <w:t>78-69=9</w:t>
+            </w:r>
+          </w:p>
+        </w:tc>
+        <w:tc>
+          <w:tcPr>
+            <w:tcW w:type="dxa" w:w="1987"/>
+          </w:tcPr>
+          <w:p>
+            <w:pPr>
+              <w:jc w:val="left"/>
+            </w:pPr>
+            <w:r>
+              <w:rPr>
+                <w:rFonts w:ascii="TimeNewRoman" w:hAnsi="TimeNewRoman"/>
+                <w:sz w:val="30"/>
+              </w:rPr>
+              <w:t>57+35=92</w:t>
+            </w:r>
+          </w:p>
+        </w:tc>
+        <w:tc>
+          <w:tcPr>
+            <w:tcW w:type="dxa" w:w="1987"/>
+          </w:tcPr>
+          <w:p>
+            <w:pPr>
+              <w:jc w:val="left"/>
+            </w:pPr>
+            <w:r>
+              <w:rPr>
+                <w:rFonts w:ascii="TimeNewRoman" w:hAnsi="TimeNewRoman"/>
+                <w:sz w:val="30"/>
+              </w:rPr>
+              <w:t>34-25=9</w:t>
+            </w:r>
+          </w:p>
+        </w:tc>
+      </w:tr>
+      <w:tr>
+        <w:tc>
+          <w:tcPr>
+            <w:tcW w:type="dxa" w:w="1987"/>
+          </w:tcPr>
+          <w:p>
+            <w:pPr>
+              <w:jc w:val="left"/>
+            </w:pPr>
+            <w:r>
+              <w:rPr>
+                <w:rFonts w:ascii="TimeNewRoman" w:hAnsi="TimeNewRoman"/>
+                <w:sz w:val="30"/>
+              </w:rPr>
+              <w:t>38+29=67</w:t>
+            </w:r>
+          </w:p>
+        </w:tc>
+        <w:tc>
+          <w:tcPr>
+            <w:tcW w:type="dxa" w:w="1987"/>
+          </w:tcPr>
+          <w:p>
+            <w:pPr>
+              <w:jc w:val="left"/>
+            </w:pPr>
+            <w:r>
+              <w:rPr>
+                <w:rFonts w:ascii="TimeNewRoman" w:hAnsi="TimeNewRoman"/>
+                <w:sz w:val="30"/>
+              </w:rPr>
+              <w:t>66-17=49</w:t>
+            </w:r>
+          </w:p>
+        </w:tc>
+        <w:tc>
+          <w:tcPr>
+            <w:tcW w:type="dxa" w:w="1987"/>
+          </w:tcPr>
+          <w:p>
+            <w:pPr>
+              <w:jc w:val="left"/>
+            </w:pPr>
+            <w:r>
+              <w:rPr>
+                <w:rFonts w:ascii="TimeNewRoman" w:hAnsi="TimeNewRoman"/>
+                <w:sz w:val="30"/>
+              </w:rPr>
+              <w:t>70-47=23</w:t>
+            </w:r>
+          </w:p>
+        </w:tc>
+        <w:tc>
+          <w:tcPr>
+            <w:tcW w:type="dxa" w:w="1987"/>
+          </w:tcPr>
+          <w:p>
+            <w:pPr>
+              <w:jc w:val="left"/>
+            </w:pPr>
+            <w:r>
+              <w:rPr>
+                <w:rFonts w:ascii="TimeNewRoman" w:hAnsi="TimeNewRoman"/>
+                <w:sz w:val="30"/>
+              </w:rPr>
+              <w:t>91-7=84</w:t>
+            </w:r>
+          </w:p>
+        </w:tc>
+        <w:tc>
+          <w:tcPr>
+            <w:tcW w:type="dxa" w:w="1987"/>
+          </w:tcPr>
+          <w:p>
+            <w:pPr>
+              <w:jc w:val="left"/>
+            </w:pPr>
+            <w:r>
+              <w:rPr>
+                <w:rFonts w:ascii="TimeNewRoman" w:hAnsi="TimeNewRoman"/>
+                <w:sz w:val="30"/>
+              </w:rPr>
+              <w:t>20-15=5</w:t>
+            </w:r>
+          </w:p>
+        </w:tc>
+      </w:tr>
+      <w:tr>
+        <w:tc>
+          <w:tcPr>
+            <w:tcW w:type="dxa" w:w="1987"/>
+          </w:tcPr>
+          <w:p>
+            <w:pPr>
+              <w:jc w:val="left"/>
+            </w:pPr>
+            <w:r>
+              <w:rPr>
+                <w:rFonts w:ascii="TimeNewRoman" w:hAnsi="TimeNewRoman"/>
+                <w:sz w:val="30"/>
+              </w:rPr>
+              <w:t>13+49=62</w:t>
+            </w:r>
+          </w:p>
+        </w:tc>
+        <w:tc>
+          <w:tcPr>
+            <w:tcW w:type="dxa" w:w="1987"/>
+          </w:tcPr>
+          <w:p>
+            <w:pPr>
+              <w:jc w:val="left"/>
+            </w:pPr>
+            <w:r>
+              <w:rPr>
+                <w:rFonts w:ascii="TimeNewRoman" w:hAnsi="TimeNewRoman"/>
+                <w:sz w:val="30"/>
+              </w:rPr>
+              <w:t>49+18=67</w:t>
+            </w:r>
+          </w:p>
+        </w:tc>
+        <w:tc>
+          <w:tcPr>
+            <w:tcW w:type="dxa" w:w="1987"/>
+          </w:tcPr>
+          <w:p>
+            <w:pPr>
+              <w:jc w:val="left"/>
+            </w:pPr>
+            <w:r>
+              <w:rPr>
+                <w:rFonts w:ascii="TimeNewRoman" w:hAnsi="TimeNewRoman"/>
+                <w:sz w:val="30"/>
+              </w:rPr>
+              <w:t>57+27=84</w:t>
+            </w:r>
+          </w:p>
+        </w:tc>
+        <w:tc>
+          <w:tcPr>
+            <w:tcW w:type="dxa" w:w="1987"/>
+          </w:tcPr>
+          <w:p>
+            <w:pPr>
+              <w:jc w:val="left"/>
+            </w:pPr>
+            <w:r>
+              <w:rPr>
+                <w:rFonts w:ascii="TimeNewRoman" w:hAnsi="TimeNewRoman"/>
+                <w:sz w:val="30"/>
+              </w:rPr>
+              <w:t>80-78=2</w:t>
+            </w:r>
+          </w:p>
+        </w:tc>
+        <w:tc>
+          <w:tcPr>
+            <w:tcW w:type="dxa" w:w="1987"/>
+          </w:tcPr>
+          <w:p>
+            <w:pPr>
+              <w:jc w:val="left"/>
+            </w:pPr>
+            <w:r>
+              <w:rPr>
+                <w:rFonts w:ascii="TimeNewRoman" w:hAnsi="TimeNewRoman"/>
+                <w:sz w:val="30"/>
+              </w:rPr>
+              <w:t>37+14=51</w:t>
+            </w:r>
+          </w:p>
+        </w:tc>
+      </w:tr>
+      <w:tr>
+        <w:tc>
+          <w:tcPr>
+            <w:tcW w:type="dxa" w:w="1987"/>
+          </w:tcPr>
+          <w:p>
+            <w:pPr>
+              <w:jc w:val="left"/>
+            </w:pPr>
+            <w:r>
+              <w:rPr>
+                <w:rFonts w:ascii="TimeNewRoman" w:hAnsi="TimeNewRoman"/>
+                <w:sz w:val="30"/>
+              </w:rPr>
+              <w:t>71-58=13</w:t>
+            </w:r>
+          </w:p>
+        </w:tc>
+        <w:tc>
+          <w:tcPr>
+            <w:tcW w:type="dxa" w:w="1987"/>
+          </w:tcPr>
+          <w:p>
+            <w:pPr>
+              <w:jc w:val="left"/>
+            </w:pPr>
+            <w:r>
+              <w:rPr>
+                <w:rFonts w:ascii="TimeNewRoman" w:hAnsi="TimeNewRoman"/>
+                <w:sz w:val="30"/>
+              </w:rPr>
+              <w:t>21-18=3</w:t>
+            </w:r>
+          </w:p>
+        </w:tc>
+        <w:tc>
+          <w:tcPr>
+            <w:tcW w:type="dxa" w:w="1987"/>
+          </w:tcPr>
+          <w:p>
+            <w:pPr>
+              <w:jc w:val="left"/>
+            </w:pPr>
+            <w:r>
+              <w:rPr>
+                <w:rFonts w:ascii="TimeNewRoman" w:hAnsi="TimeNewRoman"/>
+                <w:sz w:val="30"/>
+              </w:rPr>
+              <w:t>77+18=95</w:t>
+            </w:r>
+          </w:p>
+        </w:tc>
+        <w:tc>
+          <w:tcPr>
+            <w:tcW w:type="dxa" w:w="1987"/>
+          </w:tcPr>
+          <w:p>
+            <w:pPr>
+              <w:jc w:val="left"/>
+            </w:pPr>
+            <w:r>
+              <w:rPr>
+                <w:rFonts w:ascii="TimeNewRoman" w:hAnsi="TimeNewRoman"/>
+                <w:sz w:val="30"/>
+              </w:rPr>
+              <w:t>24-16=8</w:t>
+            </w:r>
+          </w:p>
+        </w:tc>
+        <w:tc>
+          <w:tcPr>
+            <w:tcW w:type="dxa" w:w="1987"/>
+          </w:tcPr>
+          <w:p>
+            <w:pPr>
+              <w:jc w:val="left"/>
+            </w:pPr>
+            <w:r>
+              <w:rPr>
+                <w:rFonts w:ascii="TimeNewRoman" w:hAnsi="TimeNewRoman"/>
+                <w:sz w:val="30"/>
+              </w:rPr>
+              <w:t>23-17=6</w:t>
+            </w:r>
+          </w:p>
+        </w:tc>
+      </w:tr>
+      <w:tr>
+        <w:tc>
+          <w:tcPr>
+            <w:tcW w:type="dxa" w:w="1987"/>
+          </w:tcPr>
+          <w:p>
+            <w:pPr>
+              <w:jc w:val="left"/>
+            </w:pPr>
+            <w:r>
+              <w:rPr>
+                <w:rFonts w:ascii="TimeNewRoman" w:hAnsi="TimeNewRoman"/>
+                <w:sz w:val="30"/>
+              </w:rPr>
+              <w:t>42-13=29</w:t>
+            </w:r>
+          </w:p>
+        </w:tc>
+        <w:tc>
+          <w:tcPr>
+            <w:tcW w:type="dxa" w:w="1987"/>
+          </w:tcPr>
+          <w:p>
+            <w:pPr>
+              <w:jc w:val="left"/>
+            </w:pPr>
+            <w:r>
+              <w:rPr>
+                <w:rFonts w:ascii="TimeNewRoman" w:hAnsi="TimeNewRoman"/>
+                <w:sz w:val="30"/>
+              </w:rPr>
+              <w:t>39+5=44</w:t>
+            </w:r>
+          </w:p>
+        </w:tc>
+        <w:tc>
+          <w:tcPr>
+            <w:tcW w:type="dxa" w:w="1987"/>
+          </w:tcPr>
+          <w:p>
+            <w:pPr>
+              <w:jc w:val="left"/>
+            </w:pPr>
+            <w:r>
+              <w:rPr>
+                <w:rFonts w:ascii="TimeNewRoman" w:hAnsi="TimeNewRoman"/>
+                <w:sz w:val="30"/>
+              </w:rPr>
+              <w:t>56+29=85</w:t>
+            </w:r>
+          </w:p>
+        </w:tc>
+        <w:tc>
+          <w:tcPr>
+            <w:tcW w:type="dxa" w:w="1987"/>
+          </w:tcPr>
+          <w:p>
+            <w:pPr>
+              <w:jc w:val="left"/>
+            </w:pPr>
+            <w:r>
+              <w:rPr>
+                <w:rFonts w:ascii="TimeNewRoman" w:hAnsi="TimeNewRoman"/>
+                <w:sz w:val="30"/>
+              </w:rPr>
+              <w:t>29+3=32</w:t>
+            </w:r>
+          </w:p>
+        </w:tc>
+        <w:tc>
+          <w:tcPr>
+            <w:tcW w:type="dxa" w:w="1987"/>
+          </w:tcPr>
+          <w:p>
+            <w:pPr>
+              <w:jc w:val="left"/>
+            </w:pPr>
+            <w:r>
+              <w:rPr>
+                <w:rFonts w:ascii="TimeNewRoman" w:hAnsi="TimeNewRoman"/>
+                <w:sz w:val="30"/>
+              </w:rPr>
+              <w:t>91-8=83</w:t>
+            </w:r>
+          </w:p>
+        </w:tc>
+      </w:tr>
+      <w:tr>
+        <w:tc>
+          <w:tcPr>
+            <w:tcW w:type="dxa" w:w="1987"/>
+          </w:tcPr>
+          <w:p>
+            <w:pPr>
+              <w:jc w:val="left"/>
+            </w:pPr>
+            <w:r>
+              <w:rPr>
+                <w:rFonts w:ascii="TimeNewRoman" w:hAnsi="TimeNewRoman"/>
+                <w:sz w:val="30"/>
+              </w:rPr>
+              <w:t>77-9=68</w:t>
+            </w:r>
+          </w:p>
+        </w:tc>
+        <w:tc>
+          <w:tcPr>
+            <w:tcW w:type="dxa" w:w="1987"/>
+          </w:tcPr>
+          <w:p>
+            <w:pPr>
+              <w:jc w:val="left"/>
+            </w:pPr>
+            <w:r>
+              <w:rPr>
+                <w:rFonts w:ascii="TimeNewRoman" w:hAnsi="TimeNewRoman"/>
+                <w:sz w:val="30"/>
+              </w:rPr>
+              <w:t>49+37=86</w:t>
+            </w:r>
+          </w:p>
+        </w:tc>
+        <w:tc>
+          <w:tcPr>
+            <w:tcW w:type="dxa" w:w="1987"/>
+          </w:tcPr>
+          <w:p>
+            <w:pPr>
+              <w:jc w:val="left"/>
+            </w:pPr>
+            <w:r>
+              <w:rPr>
+                <w:rFonts w:ascii="TimeNewRoman" w:hAnsi="TimeNewRoman"/>
+                <w:sz w:val="30"/>
+              </w:rPr>
+              <w:t>15+46=61</w:t>
+            </w:r>
+          </w:p>
+        </w:tc>
+        <w:tc>
+          <w:tcPr>
+            <w:tcW w:type="dxa" w:w="1987"/>
+          </w:tcPr>
+          <w:p>
+            <w:pPr>
+              <w:jc w:val="left"/>
+            </w:pPr>
+            <w:r>
+              <w:rPr>
+                <w:rFonts w:ascii="TimeNewRoman" w:hAnsi="TimeNewRoman"/>
+                <w:sz w:val="30"/>
+              </w:rPr>
+              <w:t>56+19=75</w:t>
+            </w:r>
+          </w:p>
+        </w:tc>
+        <w:tc>
+          <w:tcPr>
+            <w:tcW w:type="dxa" w:w="1987"/>
+          </w:tcPr>
+          <w:p>
+            <w:pPr>
+              <w:jc w:val="left"/>
+            </w:pPr>
+            <w:r>
+              <w:rPr>
+                <w:rFonts w:ascii="TimeNewRoman" w:hAnsi="TimeNewRoman"/>
+                <w:sz w:val="30"/>
+              </w:rPr>
+              <w:t>30-13=17</w:t>
+            </w:r>
+          </w:p>
+        </w:tc>
+      </w:tr>
+      <w:tr>
+        <w:tc>
+          <w:tcPr>
+            <w:tcW w:type="dxa" w:w="1987"/>
+          </w:tcPr>
+          <w:p>
+            <w:pPr>
+              <w:jc w:val="left"/>
+            </w:pPr>
+            <w:r>
+              <w:rPr>
+                <w:rFonts w:ascii="TimeNewRoman" w:hAnsi="TimeNewRoman"/>
+                <w:sz w:val="30"/>
+              </w:rPr>
+              <w:t>45+7=52</w:t>
+            </w:r>
+          </w:p>
+        </w:tc>
+        <w:tc>
+          <w:tcPr>
+            <w:tcW w:type="dxa" w:w="1987"/>
+          </w:tcPr>
+          <w:p>
+            <w:pPr>
+              <w:jc w:val="left"/>
+            </w:pPr>
+            <w:r>
+              <w:rPr>
+                <w:rFonts w:ascii="TimeNewRoman" w:hAnsi="TimeNewRoman"/>
+                <w:sz w:val="30"/>
+              </w:rPr>
+              <w:t>7+88=95</w:t>
+            </w:r>
+          </w:p>
+        </w:tc>
+        <w:tc>
+          <w:tcPr>
+            <w:tcW w:type="dxa" w:w="1987"/>
+          </w:tcPr>
+          <w:p>
+            <w:pPr>
+              <w:jc w:val="left"/>
+            </w:pPr>
+            <w:r>
+              <w:rPr>
+                <w:rFonts w:ascii="TimeNewRoman" w:hAnsi="TimeNewRoman"/>
+                <w:sz w:val="30"/>
+              </w:rPr>
+              <w:t>18+16=34</w:t>
+            </w:r>
+          </w:p>
+        </w:tc>
+        <w:tc>
+          <w:tcPr>
+            <w:tcW w:type="dxa" w:w="1987"/>
+          </w:tcPr>
+          <w:p>
+            <w:pPr>
+              <w:jc w:val="left"/>
+            </w:pPr>
+            <w:r>
+              <w:rPr>
+                <w:rFonts w:ascii="TimeNewRoman" w:hAnsi="TimeNewRoman"/>
+                <w:sz w:val="30"/>
+              </w:rPr>
+              <w:t>19+42=61</w:t>
+            </w:r>
+          </w:p>
+        </w:tc>
+        <w:tc>
+          <w:tcPr>
+            <w:tcW w:type="dxa" w:w="1987"/>
+          </w:tcPr>
+          <w:p>
+            <w:pPr>
+              <w:jc w:val="left"/>
+            </w:pPr>
+            <w:r>
+              <w:rPr>
+                <w:rFonts w:ascii="TimeNewRoman" w:hAnsi="TimeNewRoman"/>
+                <w:sz w:val="30"/>
+              </w:rPr>
+              <w:t>82-78=4</w:t>
+            </w:r>
+          </w:p>
+        </w:tc>
+      </w:tr>
+      <w:tr>
+        <w:tc>
+          <w:tcPr>
+            <w:tcW w:type="dxa" w:w="1987"/>
+          </w:tcPr>
+          <w:p>
+            <w:pPr>
+              <w:jc w:val="left"/>
+            </w:pPr>
+            <w:r>
+              <w:rPr>
+                <w:rFonts w:ascii="TimeNewRoman" w:hAnsi="TimeNewRoman"/>
+                <w:sz w:val="30"/>
+              </w:rPr>
+              <w:t>6+26=32</w:t>
+            </w:r>
+          </w:p>
+        </w:tc>
+        <w:tc>
+          <w:tcPr>
+            <w:tcW w:type="dxa" w:w="1987"/>
+          </w:tcPr>
+          <w:p>
+            <w:pPr>
+              <w:jc w:val="left"/>
+            </w:pPr>
+            <w:r>
+              <w:rPr>
+                <w:rFonts w:ascii="TimeNewRoman" w:hAnsi="TimeNewRoman"/>
+                <w:sz w:val="30"/>
+              </w:rPr>
+              <w:t>27+36=63</w:t>
+            </w:r>
+          </w:p>
+        </w:tc>
+        <w:tc>
+          <w:tcPr>
+            <w:tcW w:type="dxa" w:w="1987"/>
+          </w:tcPr>
+          <w:p>
+            <w:pPr>
+              <w:jc w:val="left"/>
+            </w:pPr>
+            <w:r>
+              <w:rPr>
+                <w:rFonts w:ascii="TimeNewRoman" w:hAnsi="TimeNewRoman"/>
+                <w:sz w:val="30"/>
+              </w:rPr>
+              <w:t>4+7=11</w:t>
+            </w:r>
+          </w:p>
+        </w:tc>
+        <w:tc>
+          <w:tcPr>
+            <w:tcW w:type="dxa" w:w="1987"/>
+          </w:tcPr>
+          <w:p>
+            <w:pPr>
+              <w:jc w:val="left"/>
+            </w:pPr>
+            <w:r>
+              <w:rPr>
+                <w:rFonts w:ascii="TimeNewRoman" w:hAnsi="TimeNewRoman"/>
+                <w:sz w:val="30"/>
+              </w:rPr>
+              <w:t>3+29=32</w:t>
+            </w:r>
+          </w:p>
+        </w:tc>
+        <w:tc>
+          <w:tcPr>
+            <w:tcW w:type="dxa" w:w="1987"/>
+          </w:tcPr>
+          <w:p>
+            <w:pPr>
+              <w:jc w:val="left"/>
+            </w:pPr>
+            <w:r>
+              <w:rPr>
+                <w:rFonts w:ascii="TimeNewRoman" w:hAnsi="TimeNewRoman"/>
+                <w:sz w:val="30"/>
+              </w:rPr>
+              <w:t>98-39=59</w:t>
+            </w:r>
+          </w:p>
+        </w:tc>
+      </w:tr>
+      <w:tr>
+        <w:tc>
+          <w:tcPr>
+            <w:tcW w:type="dxa" w:w="1987"/>
+          </w:tcPr>
+          <w:p>
+            <w:pPr>
+              <w:jc w:val="left"/>
+            </w:pPr>
+            <w:r>
+              <w:rPr>
+                <w:rFonts w:ascii="TimeNewRoman" w:hAnsi="TimeNewRoman"/>
+                <w:sz w:val="30"/>
+              </w:rPr>
+              <w:t>68+5=73</w:t>
+            </w:r>
+          </w:p>
+        </w:tc>
+        <w:tc>
+          <w:tcPr>
+            <w:tcW w:type="dxa" w:w="1987"/>
+          </w:tcPr>
+          <w:p>
+            <w:pPr>
+              <w:jc w:val="left"/>
+            </w:pPr>
+            <w:r>
+              <w:rPr>
+                <w:rFonts w:ascii="TimeNewRoman" w:hAnsi="TimeNewRoman"/>
+                <w:sz w:val="30"/>
+              </w:rPr>
+              <w:t>12+19=31</w:t>
+            </w:r>
+          </w:p>
+        </w:tc>
+        <w:tc>
+          <w:tcPr>
+            <w:tcW w:type="dxa" w:w="1987"/>
+          </w:tcPr>
+          <w:p>
+            <w:pPr>
+              <w:jc w:val="left"/>
+            </w:pPr>
+            <w:r>
+              <w:rPr>
+                <w:rFonts w:ascii="TimeNewRoman" w:hAnsi="TimeNewRoman"/>
+                <w:sz w:val="30"/>
+              </w:rPr>
+              <w:t>84-76=8</w:t>
+            </w:r>
+          </w:p>
+        </w:tc>
+        <w:tc>
+          <w:tcPr>
+            <w:tcW w:type="dxa" w:w="1987"/>
+          </w:tcPr>
+          <w:p>
+            <w:pPr>
+              <w:jc w:val="left"/>
+            </w:pPr>
+            <w:r>
+              <w:rPr>
+                <w:rFonts w:ascii="TimeNewRoman" w:hAnsi="TimeNewRoman"/>
+                <w:sz w:val="30"/>
+              </w:rPr>
+              <w:t>80-59=21</w:t>
+            </w:r>
+          </w:p>
+        </w:tc>
+        <w:tc>
+          <w:tcPr>
+            <w:tcW w:type="dxa" w:w="1987"/>
+          </w:tcPr>
+          <w:p>
+            <w:pPr>
+              <w:jc w:val="left"/>
+            </w:pPr>
+            <w:r>
+              <w:rPr>
+                <w:rFonts w:ascii="TimeNewRoman" w:hAnsi="TimeNewRoman"/>
+                <w:sz w:val="30"/>
+              </w:rPr>
+              <w:t>29+52=81</w:t>
+            </w:r>
+          </w:p>
+        </w:tc>
+      </w:tr>
+      <w:tr>
+        <w:tc>
+          <w:tcPr>
+            <w:tcW w:type="dxa" w:w="1987"/>
+          </w:tcPr>
+          <w:p>
+            <w:pPr>
+              <w:jc w:val="left"/>
+            </w:pPr>
+            <w:r>
+              <w:rPr>
+                <w:rFonts w:ascii="TimeNewRoman" w:hAnsi="TimeNewRoman"/>
+                <w:sz w:val="30"/>
+              </w:rPr>
+              <w:t>9+56=65</w:t>
+            </w:r>
+          </w:p>
+        </w:tc>
+        <w:tc>
+          <w:tcPr>
+            <w:tcW w:type="dxa" w:w="1987"/>
+          </w:tcPr>
+          <w:p>
+            <w:pPr>
+              <w:jc w:val="left"/>
+            </w:pPr>
+            <w:r>
+              <w:rPr>
+                <w:rFonts w:ascii="TimeNewRoman" w:hAnsi="TimeNewRoman"/>
+                <w:sz w:val="30"/>
+              </w:rPr>
+              <w:t>45+27=72</w:t>
+            </w:r>
+          </w:p>
+        </w:tc>
+        <w:tc>
+          <w:tcPr>
+            <w:tcW w:type="dxa" w:w="1987"/>
+          </w:tcPr>
+          <w:p>
+            <w:pPr>
+              <w:jc w:val="left"/>
+            </w:pPr>
+            <w:r>
+              <w:rPr>
+                <w:rFonts w:ascii="TimeNewRoman" w:hAnsi="TimeNewRoman"/>
+                <w:sz w:val="30"/>
+              </w:rPr>
+              <w:t>64-36=28</w:t>
+            </w:r>
+          </w:p>
+        </w:tc>
+        <w:tc>
+          <w:tcPr>
+            <w:tcW w:type="dxa" w:w="1987"/>
+          </w:tcPr>
+          <w:p>
+            <w:pPr>
+              <w:jc w:val="left"/>
+            </w:pPr>
+            <w:r>
+              <w:rPr>
+                <w:rFonts w:ascii="TimeNewRoman" w:hAnsi="TimeNewRoman"/>
+                <w:sz w:val="30"/>
+              </w:rPr>
+              <w:t>36+26=62</w:t>
+            </w:r>
+          </w:p>
+        </w:tc>
+        <w:tc>
+          <w:tcPr>
+            <w:tcW w:type="dxa" w:w="1987"/>
+          </w:tcPr>
+          <w:p>
+            <w:pPr>
+              <w:jc w:val="left"/>
+            </w:pPr>
+            <w:r>
+              <w:rPr>
+                <w:rFonts w:ascii="TimeNewRoman" w:hAnsi="TimeNewRoman"/>
+                <w:sz w:val="30"/>
+              </w:rPr>
+              <w:t>68+18=86</w:t>
+            </w:r>
+          </w:p>
+        </w:tc>
+      </w:tr>
+      <w:tr>
+        <w:tc>
+          <w:tcPr>
+            <w:tcW w:type="dxa" w:w="1987"/>
+          </w:tcPr>
+          <w:p>
+            <w:pPr>
+              <w:jc w:val="left"/>
+            </w:pPr>
+            <w:r>
+              <w:rPr>
+                <w:rFonts w:ascii="TimeNewRoman" w:hAnsi="TimeNewRoman"/>
+                <w:sz w:val="30"/>
+              </w:rPr>
+              <w:t>49+32=81</w:t>
+            </w:r>
+          </w:p>
+        </w:tc>
+        <w:tc>
+          <w:tcPr>
+            <w:tcW w:type="dxa" w:w="1987"/>
+          </w:tcPr>
+          <w:p>
+            <w:pPr>
+              <w:jc w:val="left"/>
+            </w:pPr>
+            <w:r>
+              <w:rPr>
+                <w:rFonts w:ascii="TimeNewRoman" w:hAnsi="TimeNewRoman"/>
+                <w:sz w:val="30"/>
+              </w:rPr>
+              <w:t>86-39=47</w:t>
+            </w:r>
+          </w:p>
+        </w:tc>
+        <w:tc>
+          <w:tcPr>
+            <w:tcW w:type="dxa" w:w="1987"/>
+          </w:tcPr>
+          <w:p>
+            <w:pPr>
+              <w:jc w:val="left"/>
+            </w:pPr>
+            <w:r>
+              <w:rPr>
+                <w:rFonts w:ascii="TimeNewRoman" w:hAnsi="TimeNewRoman"/>
+                <w:sz w:val="30"/>
+              </w:rPr>
+              <w:t>34-18=16</w:t>
+            </w:r>
+          </w:p>
+        </w:tc>
+        <w:tc>
+          <w:tcPr>
+            <w:tcW w:type="dxa" w:w="1987"/>
+          </w:tcPr>
+          <w:p>
+            <w:pPr>
+              <w:jc w:val="left"/>
+            </w:pPr>
+            <w:r>
+              <w:rPr>
+                <w:rFonts w:ascii="TimeNewRoman" w:hAnsi="TimeNewRoman"/>
+                <w:sz w:val="30"/>
+              </w:rPr>
+              <w:t>15+77=92</w:t>
+            </w:r>
+          </w:p>
+        </w:tc>
+        <w:tc>
+          <w:tcPr>
+            <w:tcW w:type="dxa" w:w="1987"/>
+          </w:tcPr>
+          <w:p>
+            <w:pPr>
+              <w:jc w:val="left"/>
+            </w:pPr>
+            <w:r>
+              <w:rPr>
+                <w:rFonts w:ascii="TimeNewRoman" w:hAnsi="TimeNewRoman"/>
+                <w:sz w:val="30"/>
+              </w:rPr>
+              <w:t>32-24=8</w:t>
+            </w:r>
+          </w:p>
+        </w:tc>
+      </w:tr>
+      <w:tr>
+        <w:tc>
+          <w:tcPr>
+            <w:tcW w:type="dxa" w:w="1987"/>
+          </w:tcPr>
+          <w:p>
+            <w:pPr>
+              <w:jc w:val="left"/>
+            </w:pPr>
+            <w:r>
+              <w:rPr>
+                <w:rFonts w:ascii="TimeNewRoman" w:hAnsi="TimeNewRoman"/>
+                <w:sz w:val="30"/>
+              </w:rPr>
+              <w:t>56+18=74</w:t>
+            </w:r>
+          </w:p>
+        </w:tc>
+        <w:tc>
+          <w:tcPr>
+            <w:tcW w:type="dxa" w:w="1987"/>
+          </w:tcPr>
+          <w:p>
+            <w:pPr>
+              <w:jc w:val="left"/>
+            </w:pPr>
+            <w:r>
+              <w:rPr>
+                <w:rFonts w:ascii="TimeNewRoman" w:hAnsi="TimeNewRoman"/>
+                <w:sz w:val="30"/>
+              </w:rPr>
+              <w:t>66-17=49</w:t>
+            </w:r>
+          </w:p>
+        </w:tc>
+        <w:tc>
+          <w:tcPr>
+            <w:tcW w:type="dxa" w:w="1987"/>
+          </w:tcPr>
+          <w:p>
+            <w:pPr>
+              <w:jc w:val="left"/>
+            </w:pPr>
+            <w:r>
+              <w:rPr>
+                <w:rFonts w:ascii="TimeNewRoman" w:hAnsi="TimeNewRoman"/>
+                <w:sz w:val="30"/>
+              </w:rPr>
+              <w:t>58-19=39</w:t>
+            </w:r>
+          </w:p>
+        </w:tc>
+        <w:tc>
+          <w:tcPr>
+            <w:tcW w:type="dxa" w:w="1987"/>
+          </w:tcPr>
+          <w:p>
+            <w:pPr>
+              <w:jc w:val="left"/>
+            </w:pPr>
+            <w:r>
+              <w:rPr>
+                <w:rFonts w:ascii="TimeNewRoman" w:hAnsi="TimeNewRoman"/>
+                <w:sz w:val="30"/>
+              </w:rPr>
+              <w:t>14+48=62</w:t>
+            </w:r>
+          </w:p>
+        </w:tc>
+        <w:tc>
+          <w:tcPr>
+            <w:tcW w:type="dxa" w:w="1987"/>
+          </w:tcPr>
+          <w:p>
+            <w:pPr>
+              <w:jc w:val="left"/>
+            </w:pPr>
+            <w:r>
+              <w:rPr>
+                <w:rFonts w:ascii="TimeNewRoman" w:hAnsi="TimeNewRoman"/>
+                <w:sz w:val="30"/>
+              </w:rPr>
+              <w:t>58+19=77</w:t>
+            </w:r>
+          </w:p>
+        </w:tc>
+      </w:tr>
+      <w:tr>
+        <w:tc>
+          <w:tcPr>
+            <w:tcW w:type="dxa" w:w="1987"/>
+          </w:tcPr>
+          <w:p>
+            <w:pPr>
+              <w:jc w:val="left"/>
+            </w:pPr>
+            <w:r>
+              <w:rPr>
+                <w:rFonts w:ascii="TimeNewRoman" w:hAnsi="TimeNewRoman"/>
+                <w:sz w:val="30"/>
+              </w:rPr>
+              <w:t>9+64=73</w:t>
+            </w:r>
+          </w:p>
+        </w:tc>
+        <w:tc>
+          <w:tcPr>
+            <w:tcW w:type="dxa" w:w="1987"/>
+          </w:tcPr>
+          <w:p>
+            <w:pPr>
+              <w:jc w:val="left"/>
+            </w:pPr>
+            <w:r>
+              <w:rPr>
+                <w:rFonts w:ascii="TimeNewRoman" w:hAnsi="TimeNewRoman"/>
+                <w:sz w:val="30"/>
+              </w:rPr>
+              <w:t>35+57=92</w:t>
+            </w:r>
+          </w:p>
+        </w:tc>
+        <w:tc>
+          <w:tcPr>
+            <w:tcW w:type="dxa" w:w="1987"/>
+          </w:tcPr>
+          <w:p>
+            <w:pPr>
+              <w:jc w:val="left"/>
+            </w:pPr>
+            <w:r>
+              <w:rPr>
+                <w:rFonts w:ascii="TimeNewRoman" w:hAnsi="TimeNewRoman"/>
+                <w:sz w:val="30"/>
+              </w:rPr>
+              <w:t>67+8=75</w:t>
+            </w:r>
+          </w:p>
+        </w:tc>
+        <w:tc>
+          <w:tcPr>
+            <w:tcW w:type="dxa" w:w="1987"/>
+          </w:tcPr>
+          <w:p>
+            <w:pPr>
+              <w:jc w:val="left"/>
+            </w:pPr>
+            <w:r>
+              <w:rPr>
+                <w:rFonts w:ascii="TimeNewRoman" w:hAnsi="TimeNewRoman"/>
+                <w:sz w:val="30"/>
+              </w:rPr>
+              <w:t>67-48=19</w:t>
+            </w:r>
+          </w:p>
+        </w:tc>
+        <w:tc>
+          <w:tcPr>
+            <w:tcW w:type="dxa" w:w="1987"/>
+          </w:tcPr>
+          <w:p>
+            <w:pPr>
+              <w:jc w:val="left"/>
+            </w:pPr>
+            <w:r>
+              <w:rPr>
+                <w:rFonts w:ascii="TimeNewRoman" w:hAnsi="TimeNewRoman"/>
+                <w:sz w:val="30"/>
+              </w:rPr>
+              <w:t>33+58=91</w:t>
+            </w:r>
+          </w:p>
+        </w:tc>
+      </w:tr>
+      <w:tr>
+        <w:tc>
+          <w:tcPr>
+            <w:tcW w:type="dxa" w:w="1987"/>
+          </w:tcPr>
+          <w:p>
+            <w:pPr>
+              <w:jc w:val="left"/>
+            </w:pPr>
+            <w:r>
+              <w:rPr>
+                <w:rFonts w:ascii="TimeNewRoman" w:hAnsi="TimeNewRoman"/>
+                <w:sz w:val="30"/>
+              </w:rPr>
+              <w:t>76+16=92</w:t>
             </w:r>
           </w:p>
         </w:tc>
@@ -547,8 +1714,6 @@
             </w:r>
           </w:p>
         </w:tc>
-      </w:tr>
-      <w:tr>
         <w:tc>
           <w:tcPr>
             <w:tcW w:type="dxa" w:w="1987"/>
@@ -562,7 +1727,7 @@
                 <w:rFonts w:ascii="TimeNewRoman" w:hAnsi="TimeNewRoman"/>
                 <w:sz w:val="30"/>
               </w:rPr>
-              <w:t>24-6=18</w:t>
+              <w:t>77+9=86</w:t>
             </w:r>
           </w:p>
         </w:tc>
@@ -579,7 +1744,7 @@
                 <w:rFonts w:ascii="TimeNewRoman" w:hAnsi="TimeNewRoman"/>
                 <w:sz w:val="30"/>
               </w:rPr>
-              <w:t>53-45=8</w:t>
+              <w:t>75-27=48</w:t>
             </w:r>
           </w:p>
         </w:tc>
@@ -596,1172 +1761,7 @@
                 <w:rFonts w:ascii="TimeNewRoman" w:hAnsi="TimeNewRoman"/>
                 <w:sz w:val="30"/>
               </w:rPr>
-              <w:t>93-55=38</w:t>
-            </w:r>
-          </w:p>
-        </w:tc>
-        <w:tc>
-          <w:tcPr>
-            <w:tcW w:type="dxa" w:w="1987"/>
-          </w:tcPr>
-          <w:p>
-            <w:pPr>
-              <w:jc w:val="left"/>
-            </w:pPr>
-            <w:r>
-              <w:rPr>
-                <w:rFonts w:ascii="TimeNewRoman" w:hAnsi="TimeNewRoman"/>
-                <w:sz w:val="30"/>
-              </w:rPr>
-              <w:t>28+9=37</w:t>
-            </w:r>
-          </w:p>
-        </w:tc>
-        <w:tc>
-          <w:tcPr>
-            <w:tcW w:type="dxa" w:w="1987"/>
-          </w:tcPr>
-          <w:p>
-            <w:pPr>
-              <w:jc w:val="left"/>
-            </w:pPr>
-            <w:r>
-              <w:rPr>
-                <w:rFonts w:ascii="TimeNewRoman" w:hAnsi="TimeNewRoman"/>
-                <w:sz w:val="30"/>
-              </w:rPr>
-              <w:t>90-59=31</w:t>
-            </w:r>
-          </w:p>
-        </w:tc>
-      </w:tr>
-      <w:tr>
-        <w:tc>
-          <w:tcPr>
-            <w:tcW w:type="dxa" w:w="1987"/>
-          </w:tcPr>
-          <w:p>
-            <w:pPr>
-              <w:jc w:val="left"/>
-            </w:pPr>
-            <w:r>
-              <w:rPr>
-                <w:rFonts w:ascii="TimeNewRoman" w:hAnsi="TimeNewRoman"/>
-                <w:sz w:val="30"/>
-              </w:rPr>
-              <w:t>7+54=61</w:t>
-            </w:r>
-          </w:p>
-        </w:tc>
-        <w:tc>
-          <w:tcPr>
-            <w:tcW w:type="dxa" w:w="1987"/>
-          </w:tcPr>
-          <w:p>
-            <w:pPr>
-              <w:jc w:val="left"/>
-            </w:pPr>
-            <w:r>
-              <w:rPr>
-                <w:rFonts w:ascii="TimeNewRoman" w:hAnsi="TimeNewRoman"/>
-                <w:sz w:val="30"/>
-              </w:rPr>
-              <w:t>57+16=73</w:t>
-            </w:r>
-          </w:p>
-        </w:tc>
-        <w:tc>
-          <w:tcPr>
-            <w:tcW w:type="dxa" w:w="1987"/>
-          </w:tcPr>
-          <w:p>
-            <w:pPr>
-              <w:jc w:val="left"/>
-            </w:pPr>
-            <w:r>
-              <w:rPr>
-                <w:rFonts w:ascii="TimeNewRoman" w:hAnsi="TimeNewRoman"/>
-                <w:sz w:val="30"/>
-              </w:rPr>
-              <w:t>71-54=17</w:t>
-            </w:r>
-          </w:p>
-        </w:tc>
-        <w:tc>
-          <w:tcPr>
-            <w:tcW w:type="dxa" w:w="1987"/>
-          </w:tcPr>
-          <w:p>
-            <w:pPr>
-              <w:jc w:val="left"/>
-            </w:pPr>
-            <w:r>
-              <w:rPr>
-                <w:rFonts w:ascii="TimeNewRoman" w:hAnsi="TimeNewRoman"/>
-                <w:sz w:val="30"/>
-              </w:rPr>
-              <w:t>31-6=25</w:t>
-            </w:r>
-          </w:p>
-        </w:tc>
-        <w:tc>
-          <w:tcPr>
-            <w:tcW w:type="dxa" w:w="1987"/>
-          </w:tcPr>
-          <w:p>
-            <w:pPr>
-              <w:jc w:val="left"/>
-            </w:pPr>
-            <w:r>
-              <w:rPr>
-                <w:rFonts w:ascii="TimeNewRoman" w:hAnsi="TimeNewRoman"/>
-                <w:sz w:val="30"/>
-              </w:rPr>
-              <w:t>47+24=71</w:t>
-            </w:r>
-          </w:p>
-        </w:tc>
-      </w:tr>
-      <w:tr>
-        <w:tc>
-          <w:tcPr>
-            <w:tcW w:type="dxa" w:w="1987"/>
-          </w:tcPr>
-          <w:p>
-            <w:pPr>
-              <w:jc w:val="left"/>
-            </w:pPr>
-            <w:r>
-              <w:rPr>
-                <w:rFonts w:ascii="TimeNewRoman" w:hAnsi="TimeNewRoman"/>
-                <w:sz w:val="30"/>
-              </w:rPr>
-              <w:t>49+38=87</w:t>
-            </w:r>
-          </w:p>
-        </w:tc>
-        <w:tc>
-          <w:tcPr>
-            <w:tcW w:type="dxa" w:w="1987"/>
-          </w:tcPr>
-          <w:p>
-            <w:pPr>
-              <w:jc w:val="left"/>
-            </w:pPr>
-            <w:r>
-              <w:rPr>
-                <w:rFonts w:ascii="TimeNewRoman" w:hAnsi="TimeNewRoman"/>
-                <w:sz w:val="30"/>
-              </w:rPr>
-              <w:t>80-4=76</w:t>
-            </w:r>
-          </w:p>
-        </w:tc>
-        <w:tc>
-          <w:tcPr>
-            <w:tcW w:type="dxa" w:w="1987"/>
-          </w:tcPr>
-          <w:p>
-            <w:pPr>
-              <w:jc w:val="left"/>
-            </w:pPr>
-            <w:r>
-              <w:rPr>
-                <w:rFonts w:ascii="TimeNewRoman" w:hAnsi="TimeNewRoman"/>
-                <w:sz w:val="30"/>
-              </w:rPr>
-              <w:t>9+74=83</w:t>
-            </w:r>
-          </w:p>
-        </w:tc>
-        <w:tc>
-          <w:tcPr>
-            <w:tcW w:type="dxa" w:w="1987"/>
-          </w:tcPr>
-          <w:p>
-            <w:pPr>
-              <w:jc w:val="left"/>
-            </w:pPr>
-            <w:r>
-              <w:rPr>
-                <w:rFonts w:ascii="TimeNewRoman" w:hAnsi="TimeNewRoman"/>
-                <w:sz w:val="30"/>
-              </w:rPr>
-              <w:t>71-13=58</w:t>
-            </w:r>
-          </w:p>
-        </w:tc>
-        <w:tc>
-          <w:tcPr>
-            <w:tcW w:type="dxa" w:w="1987"/>
-          </w:tcPr>
-          <w:p>
-            <w:pPr>
-              <w:jc w:val="left"/>
-            </w:pPr>
-            <w:r>
-              <w:rPr>
-                <w:rFonts w:ascii="TimeNewRoman" w:hAnsi="TimeNewRoman"/>
-                <w:sz w:val="30"/>
-              </w:rPr>
-              <w:t>56-7=49</w:t>
-            </w:r>
-          </w:p>
-        </w:tc>
-      </w:tr>
-      <w:tr>
-        <w:tc>
-          <w:tcPr>
-            <w:tcW w:type="dxa" w:w="1987"/>
-          </w:tcPr>
-          <w:p>
-            <w:pPr>
-              <w:jc w:val="left"/>
-            </w:pPr>
-            <w:r>
-              <w:rPr>
-                <w:rFonts w:ascii="TimeNewRoman" w:hAnsi="TimeNewRoman"/>
-                <w:sz w:val="30"/>
-              </w:rPr>
-              <w:t>49+7=56</w:t>
-            </w:r>
-          </w:p>
-        </w:tc>
-        <w:tc>
-          <w:tcPr>
-            <w:tcW w:type="dxa" w:w="1987"/>
-          </w:tcPr>
-          <w:p>
-            <w:pPr>
-              <w:jc w:val="left"/>
-            </w:pPr>
-            <w:r>
-              <w:rPr>
-                <w:rFonts w:ascii="TimeNewRoman" w:hAnsi="TimeNewRoman"/>
-                <w:sz w:val="30"/>
-              </w:rPr>
-              <w:t>83-35=48</w:t>
-            </w:r>
-          </w:p>
-        </w:tc>
-        <w:tc>
-          <w:tcPr>
-            <w:tcW w:type="dxa" w:w="1987"/>
-          </w:tcPr>
-          <w:p>
-            <w:pPr>
-              <w:jc w:val="left"/>
-            </w:pPr>
-            <w:r>
-              <w:rPr>
-                <w:rFonts w:ascii="TimeNewRoman" w:hAnsi="TimeNewRoman"/>
-                <w:sz w:val="30"/>
-              </w:rPr>
-              <w:t>6+38=44</w:t>
-            </w:r>
-          </w:p>
-        </w:tc>
-        <w:tc>
-          <w:tcPr>
-            <w:tcW w:type="dxa" w:w="1987"/>
-          </w:tcPr>
-          <w:p>
-            <w:pPr>
-              <w:jc w:val="left"/>
-            </w:pPr>
-            <w:r>
-              <w:rPr>
-                <w:rFonts w:ascii="TimeNewRoman" w:hAnsi="TimeNewRoman"/>
-                <w:sz w:val="30"/>
-              </w:rPr>
-              <w:t>69+23=92</w:t>
-            </w:r>
-          </w:p>
-        </w:tc>
-        <w:tc>
-          <w:tcPr>
-            <w:tcW w:type="dxa" w:w="1987"/>
-          </w:tcPr>
-          <w:p>
-            <w:pPr>
-              <w:jc w:val="left"/>
-            </w:pPr>
-            <w:r>
-              <w:rPr>
-                <w:rFonts w:ascii="TimeNewRoman" w:hAnsi="TimeNewRoman"/>
-                <w:sz w:val="30"/>
-              </w:rPr>
-              <w:t>39+55=94</w:t>
-            </w:r>
-          </w:p>
-        </w:tc>
-      </w:tr>
-      <w:tr>
-        <w:tc>
-          <w:tcPr>
-            <w:tcW w:type="dxa" w:w="1987"/>
-          </w:tcPr>
-          <w:p>
-            <w:pPr>
-              <w:jc w:val="left"/>
-            </w:pPr>
-            <w:r>
-              <w:rPr>
-                <w:rFonts w:ascii="TimeNewRoman" w:hAnsi="TimeNewRoman"/>
-                <w:sz w:val="30"/>
-              </w:rPr>
-              <w:t>62+29=91</w:t>
-            </w:r>
-          </w:p>
-        </w:tc>
-        <w:tc>
-          <w:tcPr>
-            <w:tcW w:type="dxa" w:w="1987"/>
-          </w:tcPr>
-          <w:p>
-            <w:pPr>
-              <w:jc w:val="left"/>
-            </w:pPr>
-            <w:r>
-              <w:rPr>
-                <w:rFonts w:ascii="TimeNewRoman" w:hAnsi="TimeNewRoman"/>
-                <w:sz w:val="30"/>
-              </w:rPr>
-              <w:t>72-8=64</w:t>
-            </w:r>
-          </w:p>
-        </w:tc>
-        <w:tc>
-          <w:tcPr>
-            <w:tcW w:type="dxa" w:w="1987"/>
-          </w:tcPr>
-          <w:p>
-            <w:pPr>
-              <w:jc w:val="left"/>
-            </w:pPr>
-            <w:r>
-              <w:rPr>
-                <w:rFonts w:ascii="TimeNewRoman" w:hAnsi="TimeNewRoman"/>
-                <w:sz w:val="30"/>
-              </w:rPr>
-              <w:t>67+16=83</w:t>
-            </w:r>
-          </w:p>
-        </w:tc>
-        <w:tc>
-          <w:tcPr>
-            <w:tcW w:type="dxa" w:w="1987"/>
-          </w:tcPr>
-          <w:p>
-            <w:pPr>
-              <w:jc w:val="left"/>
-            </w:pPr>
-            <w:r>
-              <w:rPr>
-                <w:rFonts w:ascii="TimeNewRoman" w:hAnsi="TimeNewRoman"/>
-                <w:sz w:val="30"/>
-              </w:rPr>
-              <w:t>74-38=36</w:t>
-            </w:r>
-          </w:p>
-        </w:tc>
-        <w:tc>
-          <w:tcPr>
-            <w:tcW w:type="dxa" w:w="1987"/>
-          </w:tcPr>
-          <w:p>
-            <w:pPr>
-              <w:jc w:val="left"/>
-            </w:pPr>
-            <w:r>
-              <w:rPr>
-                <w:rFonts w:ascii="TimeNewRoman" w:hAnsi="TimeNewRoman"/>
-                <w:sz w:val="30"/>
-              </w:rPr>
-              <w:t>24-6=18</w:t>
-            </w:r>
-          </w:p>
-        </w:tc>
-      </w:tr>
-      <w:tr>
-        <w:tc>
-          <w:tcPr>
-            <w:tcW w:type="dxa" w:w="1987"/>
-          </w:tcPr>
-          <w:p>
-            <w:pPr>
-              <w:jc w:val="left"/>
-            </w:pPr>
-            <w:r>
-              <w:rPr>
-                <w:rFonts w:ascii="TimeNewRoman" w:hAnsi="TimeNewRoman"/>
-                <w:sz w:val="30"/>
-              </w:rPr>
-              <w:t>87+6=93</w:t>
-            </w:r>
-          </w:p>
-        </w:tc>
-        <w:tc>
-          <w:tcPr>
-            <w:tcW w:type="dxa" w:w="1987"/>
-          </w:tcPr>
-          <w:p>
-            <w:pPr>
-              <w:jc w:val="left"/>
-            </w:pPr>
-            <w:r>
-              <w:rPr>
-                <w:rFonts w:ascii="TimeNewRoman" w:hAnsi="TimeNewRoman"/>
-                <w:sz w:val="30"/>
-              </w:rPr>
-              <w:t>60-24=36</w:t>
-            </w:r>
-          </w:p>
-        </w:tc>
-        <w:tc>
-          <w:tcPr>
-            <w:tcW w:type="dxa" w:w="1987"/>
-          </w:tcPr>
-          <w:p>
-            <w:pPr>
-              <w:jc w:val="left"/>
-            </w:pPr>
-            <w:r>
-              <w:rPr>
-                <w:rFonts w:ascii="TimeNewRoman" w:hAnsi="TimeNewRoman"/>
-                <w:sz w:val="30"/>
-              </w:rPr>
-              <w:t>32-24=8</w:t>
-            </w:r>
-          </w:p>
-        </w:tc>
-        <w:tc>
-          <w:tcPr>
-            <w:tcW w:type="dxa" w:w="1987"/>
-          </w:tcPr>
-          <w:p>
-            <w:pPr>
-              <w:jc w:val="left"/>
-            </w:pPr>
-            <w:r>
-              <w:rPr>
-                <w:rFonts w:ascii="TimeNewRoman" w:hAnsi="TimeNewRoman"/>
-                <w:sz w:val="30"/>
-              </w:rPr>
-              <w:t>62-7=55</w:t>
-            </w:r>
-          </w:p>
-        </w:tc>
-        <w:tc>
-          <w:tcPr>
-            <w:tcW w:type="dxa" w:w="1987"/>
-          </w:tcPr>
-          <w:p>
-            <w:pPr>
-              <w:jc w:val="left"/>
-            </w:pPr>
-            <w:r>
-              <w:rPr>
-                <w:rFonts w:ascii="TimeNewRoman" w:hAnsi="TimeNewRoman"/>
-                <w:sz w:val="30"/>
-              </w:rPr>
-              <w:t>34+29=63</w:t>
-            </w:r>
-          </w:p>
-        </w:tc>
-      </w:tr>
-      <w:tr>
-        <w:tc>
-          <w:tcPr>
-            <w:tcW w:type="dxa" w:w="1987"/>
-          </w:tcPr>
-          <w:p>
-            <w:pPr>
-              <w:jc w:val="left"/>
-            </w:pPr>
-            <w:r>
-              <w:rPr>
-                <w:rFonts w:ascii="TimeNewRoman" w:hAnsi="TimeNewRoman"/>
-                <w:sz w:val="30"/>
-              </w:rPr>
-              <w:t>38+28=66</w:t>
-            </w:r>
-          </w:p>
-        </w:tc>
-        <w:tc>
-          <w:tcPr>
-            <w:tcW w:type="dxa" w:w="1987"/>
-          </w:tcPr>
-          <w:p>
-            <w:pPr>
-              <w:jc w:val="left"/>
-            </w:pPr>
-            <w:r>
-              <w:rPr>
-                <w:rFonts w:ascii="TimeNewRoman" w:hAnsi="TimeNewRoman"/>
-                <w:sz w:val="30"/>
-              </w:rPr>
-              <w:t>40-22=18</w:t>
-            </w:r>
-          </w:p>
-        </w:tc>
-        <w:tc>
-          <w:tcPr>
-            <w:tcW w:type="dxa" w:w="1987"/>
-          </w:tcPr>
-          <w:p>
-            <w:pPr>
-              <w:jc w:val="left"/>
-            </w:pPr>
-            <w:r>
-              <w:rPr>
-                <w:rFonts w:ascii="TimeNewRoman" w:hAnsi="TimeNewRoman"/>
-                <w:sz w:val="30"/>
-              </w:rPr>
-              <w:t>20-6=14</w:t>
-            </w:r>
-          </w:p>
-        </w:tc>
-        <w:tc>
-          <w:tcPr>
-            <w:tcW w:type="dxa" w:w="1987"/>
-          </w:tcPr>
-          <w:p>
-            <w:pPr>
-              <w:jc w:val="left"/>
-            </w:pPr>
-            <w:r>
-              <w:rPr>
-                <w:rFonts w:ascii="TimeNewRoman" w:hAnsi="TimeNewRoman"/>
-                <w:sz w:val="30"/>
-              </w:rPr>
-              <w:t>13+59=72</w:t>
-            </w:r>
-          </w:p>
-        </w:tc>
-        <w:tc>
-          <w:tcPr>
-            <w:tcW w:type="dxa" w:w="1987"/>
-          </w:tcPr>
-          <w:p>
-            <w:pPr>
-              <w:jc w:val="left"/>
-            </w:pPr>
-            <w:r>
-              <w:rPr>
-                <w:rFonts w:ascii="TimeNewRoman" w:hAnsi="TimeNewRoman"/>
-                <w:sz w:val="30"/>
-              </w:rPr>
-              <w:t>6+16=22</w:t>
-            </w:r>
-          </w:p>
-        </w:tc>
-      </w:tr>
-      <w:tr>
-        <w:tc>
-          <w:tcPr>
-            <w:tcW w:type="dxa" w:w="1987"/>
-          </w:tcPr>
-          <w:p>
-            <w:pPr>
-              <w:jc w:val="left"/>
-            </w:pPr>
-            <w:r>
-              <w:rPr>
-                <w:rFonts w:ascii="TimeNewRoman" w:hAnsi="TimeNewRoman"/>
-                <w:sz w:val="30"/>
-              </w:rPr>
-              <w:t>85-76=9</w:t>
-            </w:r>
-          </w:p>
-        </w:tc>
-        <w:tc>
-          <w:tcPr>
-            <w:tcW w:type="dxa" w:w="1987"/>
-          </w:tcPr>
-          <w:p>
-            <w:pPr>
-              <w:jc w:val="left"/>
-            </w:pPr>
-            <w:r>
-              <w:rPr>
-                <w:rFonts w:ascii="TimeNewRoman" w:hAnsi="TimeNewRoman"/>
-                <w:sz w:val="30"/>
-              </w:rPr>
-              <w:t>17+67=84</w:t>
-            </w:r>
-          </w:p>
-        </w:tc>
-        <w:tc>
-          <w:tcPr>
-            <w:tcW w:type="dxa" w:w="1987"/>
-          </w:tcPr>
-          <w:p>
-            <w:pPr>
-              <w:jc w:val="left"/>
-            </w:pPr>
-            <w:r>
-              <w:rPr>
-                <w:rFonts w:ascii="TimeNewRoman" w:hAnsi="TimeNewRoman"/>
-                <w:sz w:val="30"/>
-              </w:rPr>
-              <w:t>64-17=47</w:t>
-            </w:r>
-          </w:p>
-        </w:tc>
-        <w:tc>
-          <w:tcPr>
-            <w:tcW w:type="dxa" w:w="1987"/>
-          </w:tcPr>
-          <w:p>
-            <w:pPr>
-              <w:jc w:val="left"/>
-            </w:pPr>
-            <w:r>
-              <w:rPr>
-                <w:rFonts w:ascii="TimeNewRoman" w:hAnsi="TimeNewRoman"/>
-                <w:sz w:val="30"/>
-              </w:rPr>
-              <w:t>61-24=37</w:t>
-            </w:r>
-          </w:p>
-        </w:tc>
-        <w:tc>
-          <w:tcPr>
-            <w:tcW w:type="dxa" w:w="1987"/>
-          </w:tcPr>
-          <w:p>
-            <w:pPr>
-              <w:jc w:val="left"/>
-            </w:pPr>
-            <w:r>
-              <w:rPr>
-                <w:rFonts w:ascii="TimeNewRoman" w:hAnsi="TimeNewRoman"/>
-                <w:sz w:val="30"/>
-              </w:rPr>
-              <w:t>48+36=84</w:t>
-            </w:r>
-          </w:p>
-        </w:tc>
-      </w:tr>
-      <w:tr>
-        <w:tc>
-          <w:tcPr>
-            <w:tcW w:type="dxa" w:w="1987"/>
-          </w:tcPr>
-          <w:p>
-            <w:pPr>
-              <w:jc w:val="left"/>
-            </w:pPr>
-            <w:r>
-              <w:rPr>
-                <w:rFonts w:ascii="TimeNewRoman" w:hAnsi="TimeNewRoman"/>
-                <w:sz w:val="30"/>
-              </w:rPr>
-              <w:t>8+9=17</w:t>
-            </w:r>
-          </w:p>
-        </w:tc>
-        <w:tc>
-          <w:tcPr>
-            <w:tcW w:type="dxa" w:w="1987"/>
-          </w:tcPr>
-          <w:p>
-            <w:pPr>
-              <w:jc w:val="left"/>
-            </w:pPr>
-            <w:r>
-              <w:rPr>
-                <w:rFonts w:ascii="TimeNewRoman" w:hAnsi="TimeNewRoman"/>
-                <w:sz w:val="30"/>
-              </w:rPr>
-              <w:t>58-39=19</w:t>
-            </w:r>
-          </w:p>
-        </w:tc>
-        <w:tc>
-          <w:tcPr>
-            <w:tcW w:type="dxa" w:w="1987"/>
-          </w:tcPr>
-          <w:p>
-            <w:pPr>
-              <w:jc w:val="left"/>
-            </w:pPr>
-            <w:r>
-              <w:rPr>
-                <w:rFonts w:ascii="TimeNewRoman" w:hAnsi="TimeNewRoman"/>
-                <w:sz w:val="30"/>
-              </w:rPr>
-              <w:t>87-39=48</w:t>
-            </w:r>
-          </w:p>
-        </w:tc>
-        <w:tc>
-          <w:tcPr>
-            <w:tcW w:type="dxa" w:w="1987"/>
-          </w:tcPr>
-          <w:p>
-            <w:pPr>
-              <w:jc w:val="left"/>
-            </w:pPr>
-            <w:r>
-              <w:rPr>
-                <w:rFonts w:ascii="TimeNewRoman" w:hAnsi="TimeNewRoman"/>
-                <w:sz w:val="30"/>
-              </w:rPr>
-              <w:t>91-34=57</w:t>
-            </w:r>
-          </w:p>
-        </w:tc>
-        <w:tc>
-          <w:tcPr>
-            <w:tcW w:type="dxa" w:w="1987"/>
-          </w:tcPr>
-          <w:p>
-            <w:pPr>
-              <w:jc w:val="left"/>
-            </w:pPr>
-            <w:r>
-              <w:rPr>
-                <w:rFonts w:ascii="TimeNewRoman" w:hAnsi="TimeNewRoman"/>
-                <w:sz w:val="30"/>
-              </w:rPr>
-              <w:t>42-3=39</w:t>
-            </w:r>
-          </w:p>
-        </w:tc>
-      </w:tr>
-      <w:tr>
-        <w:tc>
-          <w:tcPr>
-            <w:tcW w:type="dxa" w:w="1987"/>
-          </w:tcPr>
-          <w:p>
-            <w:pPr>
-              <w:jc w:val="left"/>
-            </w:pPr>
-            <w:r>
-              <w:rPr>
-                <w:rFonts w:ascii="TimeNewRoman" w:hAnsi="TimeNewRoman"/>
-                <w:sz w:val="30"/>
-              </w:rPr>
-              <w:t>16+75=91</w:t>
-            </w:r>
-          </w:p>
-        </w:tc>
-        <w:tc>
-          <w:tcPr>
-            <w:tcW w:type="dxa" w:w="1987"/>
-          </w:tcPr>
-          <w:p>
-            <w:pPr>
-              <w:jc w:val="left"/>
-            </w:pPr>
-            <w:r>
-              <w:rPr>
-                <w:rFonts w:ascii="TimeNewRoman" w:hAnsi="TimeNewRoman"/>
-                <w:sz w:val="30"/>
-              </w:rPr>
-              <w:t>2+79=81</w:t>
-            </w:r>
-          </w:p>
-        </w:tc>
-        <w:tc>
-          <w:tcPr>
-            <w:tcW w:type="dxa" w:w="1987"/>
-          </w:tcPr>
-          <w:p>
-            <w:pPr>
-              <w:jc w:val="left"/>
-            </w:pPr>
-            <w:r>
-              <w:rPr>
-                <w:rFonts w:ascii="TimeNewRoman" w:hAnsi="TimeNewRoman"/>
-                <w:sz w:val="30"/>
-              </w:rPr>
-              <w:t>66+27=93</w:t>
-            </w:r>
-          </w:p>
-        </w:tc>
-        <w:tc>
-          <w:tcPr>
-            <w:tcW w:type="dxa" w:w="1987"/>
-          </w:tcPr>
-          <w:p>
-            <w:pPr>
-              <w:jc w:val="left"/>
-            </w:pPr>
-            <w:r>
-              <w:rPr>
-                <w:rFonts w:ascii="TimeNewRoman" w:hAnsi="TimeNewRoman"/>
-                <w:sz w:val="30"/>
-              </w:rPr>
-              <w:t>47+39=86</w:t>
-            </w:r>
-          </w:p>
-        </w:tc>
-        <w:tc>
-          <w:tcPr>
-            <w:tcW w:type="dxa" w:w="1987"/>
-          </w:tcPr>
-          <w:p>
-            <w:pPr>
-              <w:jc w:val="left"/>
-            </w:pPr>
-            <w:r>
-              <w:rPr>
-                <w:rFonts w:ascii="TimeNewRoman" w:hAnsi="TimeNewRoman"/>
-                <w:sz w:val="30"/>
-              </w:rPr>
-              <w:t>63-55=8</w:t>
-            </w:r>
-          </w:p>
-        </w:tc>
-      </w:tr>
-      <w:tr>
-        <w:tc>
-          <w:tcPr>
-            <w:tcW w:type="dxa" w:w="1987"/>
-          </w:tcPr>
-          <w:p>
-            <w:pPr>
-              <w:jc w:val="left"/>
-            </w:pPr>
-            <w:r>
-              <w:rPr>
-                <w:rFonts w:ascii="TimeNewRoman" w:hAnsi="TimeNewRoman"/>
-                <w:sz w:val="30"/>
-              </w:rPr>
-              <w:t>85+6=91</w:t>
-            </w:r>
-          </w:p>
-        </w:tc>
-        <w:tc>
-          <w:tcPr>
-            <w:tcW w:type="dxa" w:w="1987"/>
-          </w:tcPr>
-          <w:p>
-            <w:pPr>
-              <w:jc w:val="left"/>
-            </w:pPr>
-            <w:r>
-              <w:rPr>
-                <w:rFonts w:ascii="TimeNewRoman" w:hAnsi="TimeNewRoman"/>
-                <w:sz w:val="30"/>
-              </w:rPr>
-              <w:t>91-35=56</w:t>
-            </w:r>
-          </w:p>
-        </w:tc>
-        <w:tc>
-          <w:tcPr>
-            <w:tcW w:type="dxa" w:w="1987"/>
-          </w:tcPr>
-          <w:p>
-            <w:pPr>
-              <w:jc w:val="left"/>
-            </w:pPr>
-            <w:r>
-              <w:rPr>
-                <w:rFonts w:ascii="TimeNewRoman" w:hAnsi="TimeNewRoman"/>
-                <w:sz w:val="30"/>
-              </w:rPr>
-              <w:t>29+37=66</w:t>
-            </w:r>
-          </w:p>
-        </w:tc>
-        <w:tc>
-          <w:tcPr>
-            <w:tcW w:type="dxa" w:w="1987"/>
-          </w:tcPr>
-          <w:p>
-            <w:pPr>
-              <w:jc w:val="left"/>
-            </w:pPr>
-            <w:r>
-              <w:rPr>
-                <w:rFonts w:ascii="TimeNewRoman" w:hAnsi="TimeNewRoman"/>
-                <w:sz w:val="30"/>
-              </w:rPr>
-              <w:t>81-67=14</w:t>
-            </w:r>
-          </w:p>
-        </w:tc>
-        <w:tc>
-          <w:tcPr>
-            <w:tcW w:type="dxa" w:w="1987"/>
-          </w:tcPr>
-          <w:p>
-            <w:pPr>
-              <w:jc w:val="left"/>
-            </w:pPr>
-            <w:r>
-              <w:rPr>
-                <w:rFonts w:ascii="TimeNewRoman" w:hAnsi="TimeNewRoman"/>
-                <w:sz w:val="30"/>
-              </w:rPr>
-              <w:t>26+9=35</w:t>
-            </w:r>
-          </w:p>
-        </w:tc>
-      </w:tr>
-      <w:tr>
-        <w:tc>
-          <w:tcPr>
-            <w:tcW w:type="dxa" w:w="1987"/>
-          </w:tcPr>
-          <w:p>
-            <w:pPr>
-              <w:jc w:val="left"/>
-            </w:pPr>
-            <w:r>
-              <w:rPr>
-                <w:rFonts w:ascii="TimeNewRoman" w:hAnsi="TimeNewRoman"/>
-                <w:sz w:val="30"/>
-              </w:rPr>
-              <w:t>93-39=54</w:t>
-            </w:r>
-          </w:p>
-        </w:tc>
-        <w:tc>
-          <w:tcPr>
-            <w:tcW w:type="dxa" w:w="1987"/>
-          </w:tcPr>
-          <w:p>
-            <w:pPr>
-              <w:jc w:val="left"/>
-            </w:pPr>
-            <w:r>
-              <w:rPr>
-                <w:rFonts w:ascii="TimeNewRoman" w:hAnsi="TimeNewRoman"/>
-                <w:sz w:val="30"/>
-              </w:rPr>
-              <w:t>83-46=37</w:t>
-            </w:r>
-          </w:p>
-        </w:tc>
-        <w:tc>
-          <w:tcPr>
-            <w:tcW w:type="dxa" w:w="1987"/>
-          </w:tcPr>
-          <w:p>
-            <w:pPr>
-              <w:jc w:val="left"/>
-            </w:pPr>
-            <w:r>
-              <w:rPr>
-                <w:rFonts w:ascii="TimeNewRoman" w:hAnsi="TimeNewRoman"/>
-                <w:sz w:val="30"/>
-              </w:rPr>
-              <w:t>7+75=82</w:t>
-            </w:r>
-          </w:p>
-        </w:tc>
-        <w:tc>
-          <w:tcPr>
-            <w:tcW w:type="dxa" w:w="1987"/>
-          </w:tcPr>
-          <w:p>
-            <w:pPr>
-              <w:jc w:val="left"/>
-            </w:pPr>
-            <w:r>
-              <w:rPr>
-                <w:rFonts w:ascii="TimeNewRoman" w:hAnsi="TimeNewRoman"/>
-                <w:sz w:val="30"/>
-              </w:rPr>
-              <w:t>24+48=72</w:t>
-            </w:r>
-          </w:p>
-        </w:tc>
-        <w:tc>
-          <w:tcPr>
-            <w:tcW w:type="dxa" w:w="1987"/>
-          </w:tcPr>
-          <w:p>
-            <w:pPr>
-              <w:jc w:val="left"/>
-            </w:pPr>
-            <w:r>
-              <w:rPr>
-                <w:rFonts w:ascii="TimeNewRoman" w:hAnsi="TimeNewRoman"/>
-                <w:sz w:val="30"/>
-              </w:rPr>
-              <w:t>82-69=13</w:t>
-            </w:r>
-          </w:p>
-        </w:tc>
-      </w:tr>
-      <w:tr>
-        <w:tc>
-          <w:tcPr>
-            <w:tcW w:type="dxa" w:w="1987"/>
-          </w:tcPr>
-          <w:p>
-            <w:pPr>
-              <w:jc w:val="left"/>
-            </w:pPr>
-            <w:r>
-              <w:rPr>
-                <w:rFonts w:ascii="TimeNewRoman" w:hAnsi="TimeNewRoman"/>
-                <w:sz w:val="30"/>
-              </w:rPr>
-              <w:t>6+29=35</w:t>
-            </w:r>
-          </w:p>
-        </w:tc>
-        <w:tc>
-          <w:tcPr>
-            <w:tcW w:type="dxa" w:w="1987"/>
-          </w:tcPr>
-          <w:p>
-            <w:pPr>
-              <w:jc w:val="left"/>
-            </w:pPr>
-            <w:r>
-              <w:rPr>
-                <w:rFonts w:ascii="TimeNewRoman" w:hAnsi="TimeNewRoman"/>
-                <w:sz w:val="30"/>
-              </w:rPr>
-              <w:t>17+17=34</w:t>
-            </w:r>
-          </w:p>
-        </w:tc>
-        <w:tc>
-          <w:tcPr>
-            <w:tcW w:type="dxa" w:w="1987"/>
-          </w:tcPr>
-          <w:p>
-            <w:pPr>
-              <w:jc w:val="left"/>
-            </w:pPr>
-            <w:r>
-              <w:rPr>
-                <w:rFonts w:ascii="TimeNewRoman" w:hAnsi="TimeNewRoman"/>
-                <w:sz w:val="30"/>
-              </w:rPr>
-              <w:t>83-44=39</w:t>
-            </w:r>
-          </w:p>
-        </w:tc>
-        <w:tc>
-          <w:tcPr>
-            <w:tcW w:type="dxa" w:w="1987"/>
-          </w:tcPr>
-          <w:p>
-            <w:pPr>
-              <w:jc w:val="left"/>
-            </w:pPr>
-            <w:r>
-              <w:rPr>
-                <w:rFonts w:ascii="TimeNewRoman" w:hAnsi="TimeNewRoman"/>
-                <w:sz w:val="30"/>
-              </w:rPr>
-              <w:t>22-5=17</w:t>
-            </w:r>
-          </w:p>
-        </w:tc>
-        <w:tc>
-          <w:tcPr>
-            <w:tcW w:type="dxa" w:w="1987"/>
-          </w:tcPr>
-          <w:p>
-            <w:pPr>
-              <w:jc w:val="left"/>
-            </w:pPr>
-            <w:r>
-              <w:rPr>
-                <w:rFonts w:ascii="TimeNewRoman" w:hAnsi="TimeNewRoman"/>
-                <w:sz w:val="30"/>
-              </w:rPr>
-              <w:t>16+57=73</w:t>
-            </w:r>
-          </w:p>
-        </w:tc>
-      </w:tr>
-      <w:tr>
-        <w:tc>
-          <w:tcPr>
-            <w:tcW w:type="dxa" w:w="1987"/>
-          </w:tcPr>
-          <w:p>
-            <w:pPr>
-              <w:jc w:val="left"/>
-            </w:pPr>
-            <w:r>
-              <w:rPr>
-                <w:rFonts w:ascii="TimeNewRoman" w:hAnsi="TimeNewRoman"/>
-                <w:sz w:val="30"/>
-              </w:rPr>
-              <w:t>48-29=19</w:t>
-            </w:r>
-          </w:p>
-        </w:tc>
-        <w:tc>
-          <w:tcPr>
-            <w:tcW w:type="dxa" w:w="1987"/>
-          </w:tcPr>
-          <w:p>
-            <w:pPr>
-              <w:jc w:val="left"/>
-            </w:pPr>
-            <w:r>
-              <w:rPr>
-                <w:rFonts w:ascii="TimeNewRoman" w:hAnsi="TimeNewRoman"/>
-                <w:sz w:val="30"/>
-              </w:rPr>
-              <w:t>59+17=76</w:t>
-            </w:r>
-          </w:p>
-        </w:tc>
-        <w:tc>
-          <w:tcPr>
-            <w:tcW w:type="dxa" w:w="1987"/>
-          </w:tcPr>
-          <w:p>
-            <w:pPr>
-              <w:jc w:val="left"/>
-            </w:pPr>
-            <w:r>
-              <w:rPr>
-                <w:rFonts w:ascii="TimeNewRoman" w:hAnsi="TimeNewRoman"/>
-                <w:sz w:val="30"/>
-              </w:rPr>
-              <w:t>68+27=95</w:t>
-            </w:r>
-          </w:p>
-        </w:tc>
-        <w:tc>
-          <w:tcPr>
-            <w:tcW w:type="dxa" w:w="1987"/>
-          </w:tcPr>
-          <w:p>
-            <w:pPr>
-              <w:jc w:val="left"/>
-            </w:pPr>
-            <w:r>
-              <w:rPr>
-                <w:rFonts w:ascii="TimeNewRoman" w:hAnsi="TimeNewRoman"/>
-                <w:sz w:val="30"/>
-              </w:rPr>
-              <w:t>15+78=93</w:t>
-            </w:r>
-          </w:p>
-        </w:tc>
-        <w:tc>
-          <w:tcPr>
-            <w:tcW w:type="dxa" w:w="1987"/>
-          </w:tcPr>
-          <w:p>
-            <w:pPr>
-              <w:jc w:val="left"/>
-            </w:pPr>
-            <w:r>
-              <w:rPr>
-                <w:rFonts w:ascii="TimeNewRoman" w:hAnsi="TimeNewRoman"/>
-                <w:sz w:val="30"/>
-              </w:rPr>
-              <w:t>38+26=64</w:t>
+              <w:t>69+13=82</w:t>
             </w:r>
           </w:p>
         </w:tc>

--- a/answers-of-adc_sbb_within_100.docx
+++ b/answers-of-adc_sbb_within_100.docx
@@ -11,7 +11,7 @@
           <w:rFonts w:ascii="Arial" w:hAnsi="Arial"/>
           <w:sz w:val="30"/>
         </w:rPr>
-        <w:t>2026-09-17 Thursday</w:t>
+        <w:t>2026-09-18 Friday</w:t>
       </w:r>
     </w:p>
     <w:tbl>
@@ -40,7 +40,7 @@
                 <w:rFonts w:ascii="TimeNewRoman" w:hAnsi="TimeNewRoman"/>
                 <w:sz w:val="30"/>
               </w:rPr>
-              <w:t>82-27=55</w:t>
+              <w:t>40-5=35</w:t>
             </w:r>
           </w:p>
         </w:tc>
@@ -57,7 +57,7 @@
                 <w:rFonts w:ascii="TimeNewRoman" w:hAnsi="TimeNewRoman"/>
                 <w:sz w:val="30"/>
               </w:rPr>
-              <w:t>76+18=94</w:t>
+              <w:t>58+4=62</w:t>
             </w:r>
           </w:p>
         </w:tc>
@@ -74,7 +74,7 @@
                 <w:rFonts w:ascii="TimeNewRoman" w:hAnsi="TimeNewRoman"/>
                 <w:sz w:val="30"/>
               </w:rPr>
-              <w:t>82-18=64</w:t>
+              <w:t>83+9=92</w:t>
             </w:r>
           </w:p>
         </w:tc>
@@ -91,7 +91,7 @@
                 <w:rFonts w:ascii="TimeNewRoman" w:hAnsi="TimeNewRoman"/>
                 <w:sz w:val="30"/>
               </w:rPr>
-              <w:t>23+29=52</w:t>
+              <w:t>7+87=94</w:t>
             </w:r>
           </w:p>
         </w:tc>
@@ -108,7 +108,7 @@
                 <w:rFonts w:ascii="TimeNewRoman" w:hAnsi="TimeNewRoman"/>
                 <w:sz w:val="30"/>
               </w:rPr>
-              <w:t>37+57=94</w:t>
+              <w:t>7+9=16</w:t>
             </w:r>
           </w:p>
         </w:tc>
@@ -127,7 +127,7 @@
                 <w:rFonts w:ascii="TimeNewRoman" w:hAnsi="TimeNewRoman"/>
                 <w:sz w:val="30"/>
               </w:rPr>
-              <w:t>58+18=76</w:t>
+              <w:t>24+69=93</w:t>
             </w:r>
           </w:p>
         </w:tc>
@@ -144,7 +144,7 @@
                 <w:rFonts w:ascii="TimeNewRoman" w:hAnsi="TimeNewRoman"/>
                 <w:sz w:val="30"/>
               </w:rPr>
-              <w:t>50-32=18</w:t>
+              <w:t>5+86=91</w:t>
             </w:r>
           </w:p>
         </w:tc>
@@ -161,7 +161,7 @@
                 <w:rFonts w:ascii="TimeNewRoman" w:hAnsi="TimeNewRoman"/>
                 <w:sz w:val="30"/>
               </w:rPr>
-              <w:t>66+15=81</w:t>
+              <w:t>38+49=87</w:t>
             </w:r>
           </w:p>
         </w:tc>
@@ -178,7 +178,1051 @@
                 <w:rFonts w:ascii="TimeNewRoman" w:hAnsi="TimeNewRoman"/>
                 <w:sz w:val="30"/>
               </w:rPr>
-              <w:t>23+9=32</w:t>
+              <w:t>29+65=94</w:t>
+            </w:r>
+          </w:p>
+        </w:tc>
+        <w:tc>
+          <w:tcPr>
+            <w:tcW w:type="dxa" w:w="1987"/>
+          </w:tcPr>
+          <w:p>
+            <w:pPr>
+              <w:jc w:val="left"/>
+            </w:pPr>
+            <w:r>
+              <w:rPr>
+                <w:rFonts w:ascii="TimeNewRoman" w:hAnsi="TimeNewRoman"/>
+                <w:sz w:val="30"/>
+              </w:rPr>
+              <w:t>67-59=8</w:t>
+            </w:r>
+          </w:p>
+        </w:tc>
+      </w:tr>
+      <w:tr>
+        <w:tc>
+          <w:tcPr>
+            <w:tcW w:type="dxa" w:w="1987"/>
+          </w:tcPr>
+          <w:p>
+            <w:pPr>
+              <w:jc w:val="left"/>
+            </w:pPr>
+            <w:r>
+              <w:rPr>
+                <w:rFonts w:ascii="TimeNewRoman" w:hAnsi="TimeNewRoman"/>
+                <w:sz w:val="30"/>
+              </w:rPr>
+              <w:t>54+9=63</w:t>
+            </w:r>
+          </w:p>
+        </w:tc>
+        <w:tc>
+          <w:tcPr>
+            <w:tcW w:type="dxa" w:w="1987"/>
+          </w:tcPr>
+          <w:p>
+            <w:pPr>
+              <w:jc w:val="left"/>
+            </w:pPr>
+            <w:r>
+              <w:rPr>
+                <w:rFonts w:ascii="TimeNewRoman" w:hAnsi="TimeNewRoman"/>
+                <w:sz w:val="30"/>
+              </w:rPr>
+              <w:t>71-63=8</w:t>
+            </w:r>
+          </w:p>
+        </w:tc>
+        <w:tc>
+          <w:tcPr>
+            <w:tcW w:type="dxa" w:w="1987"/>
+          </w:tcPr>
+          <w:p>
+            <w:pPr>
+              <w:jc w:val="left"/>
+            </w:pPr>
+            <w:r>
+              <w:rPr>
+                <w:rFonts w:ascii="TimeNewRoman" w:hAnsi="TimeNewRoman"/>
+                <w:sz w:val="30"/>
+              </w:rPr>
+              <w:t>39+46=85</w:t>
+            </w:r>
+          </w:p>
+        </w:tc>
+        <w:tc>
+          <w:tcPr>
+            <w:tcW w:type="dxa" w:w="1987"/>
+          </w:tcPr>
+          <w:p>
+            <w:pPr>
+              <w:jc w:val="left"/>
+            </w:pPr>
+            <w:r>
+              <w:rPr>
+                <w:rFonts w:ascii="TimeNewRoman" w:hAnsi="TimeNewRoman"/>
+                <w:sz w:val="30"/>
+              </w:rPr>
+              <w:t>37-9=28</w:t>
+            </w:r>
+          </w:p>
+        </w:tc>
+        <w:tc>
+          <w:tcPr>
+            <w:tcW w:type="dxa" w:w="1987"/>
+          </w:tcPr>
+          <w:p>
+            <w:pPr>
+              <w:jc w:val="left"/>
+            </w:pPr>
+            <w:r>
+              <w:rPr>
+                <w:rFonts w:ascii="TimeNewRoman" w:hAnsi="TimeNewRoman"/>
+                <w:sz w:val="30"/>
+              </w:rPr>
+              <w:t>26+47=73</w:t>
+            </w:r>
+          </w:p>
+        </w:tc>
+      </w:tr>
+      <w:tr>
+        <w:tc>
+          <w:tcPr>
+            <w:tcW w:type="dxa" w:w="1987"/>
+          </w:tcPr>
+          <w:p>
+            <w:pPr>
+              <w:jc w:val="left"/>
+            </w:pPr>
+            <w:r>
+              <w:rPr>
+                <w:rFonts w:ascii="TimeNewRoman" w:hAnsi="TimeNewRoman"/>
+                <w:sz w:val="30"/>
+              </w:rPr>
+              <w:t>27+66=93</w:t>
+            </w:r>
+          </w:p>
+        </w:tc>
+        <w:tc>
+          <w:tcPr>
+            <w:tcW w:type="dxa" w:w="1987"/>
+          </w:tcPr>
+          <w:p>
+            <w:pPr>
+              <w:jc w:val="left"/>
+            </w:pPr>
+            <w:r>
+              <w:rPr>
+                <w:rFonts w:ascii="TimeNewRoman" w:hAnsi="TimeNewRoman"/>
+                <w:sz w:val="30"/>
+              </w:rPr>
+              <w:t>29+18=47</w:t>
+            </w:r>
+          </w:p>
+        </w:tc>
+        <w:tc>
+          <w:tcPr>
+            <w:tcW w:type="dxa" w:w="1987"/>
+          </w:tcPr>
+          <w:p>
+            <w:pPr>
+              <w:jc w:val="left"/>
+            </w:pPr>
+            <w:r>
+              <w:rPr>
+                <w:rFonts w:ascii="TimeNewRoman" w:hAnsi="TimeNewRoman"/>
+                <w:sz w:val="30"/>
+              </w:rPr>
+              <w:t>91-27=64</w:t>
+            </w:r>
+          </w:p>
+        </w:tc>
+        <w:tc>
+          <w:tcPr>
+            <w:tcW w:type="dxa" w:w="1987"/>
+          </w:tcPr>
+          <w:p>
+            <w:pPr>
+              <w:jc w:val="left"/>
+            </w:pPr>
+            <w:r>
+              <w:rPr>
+                <w:rFonts w:ascii="TimeNewRoman" w:hAnsi="TimeNewRoman"/>
+                <w:sz w:val="30"/>
+              </w:rPr>
+              <w:t>45-16=29</w:t>
+            </w:r>
+          </w:p>
+        </w:tc>
+        <w:tc>
+          <w:tcPr>
+            <w:tcW w:type="dxa" w:w="1987"/>
+          </w:tcPr>
+          <w:p>
+            <w:pPr>
+              <w:jc w:val="left"/>
+            </w:pPr>
+            <w:r>
+              <w:rPr>
+                <w:rFonts w:ascii="TimeNewRoman" w:hAnsi="TimeNewRoman"/>
+                <w:sz w:val="30"/>
+              </w:rPr>
+              <w:t>30-21=9</w:t>
+            </w:r>
+          </w:p>
+        </w:tc>
+      </w:tr>
+      <w:tr>
+        <w:tc>
+          <w:tcPr>
+            <w:tcW w:type="dxa" w:w="1987"/>
+          </w:tcPr>
+          <w:p>
+            <w:pPr>
+              <w:jc w:val="left"/>
+            </w:pPr>
+            <w:r>
+              <w:rPr>
+                <w:rFonts w:ascii="TimeNewRoman" w:hAnsi="TimeNewRoman"/>
+                <w:sz w:val="30"/>
+              </w:rPr>
+              <w:t>50-17=33</w:t>
+            </w:r>
+          </w:p>
+        </w:tc>
+        <w:tc>
+          <w:tcPr>
+            <w:tcW w:type="dxa" w:w="1987"/>
+          </w:tcPr>
+          <w:p>
+            <w:pPr>
+              <w:jc w:val="left"/>
+            </w:pPr>
+            <w:r>
+              <w:rPr>
+                <w:rFonts w:ascii="TimeNewRoman" w:hAnsi="TimeNewRoman"/>
+                <w:sz w:val="30"/>
+              </w:rPr>
+              <w:t>14+18=32</w:t>
+            </w:r>
+          </w:p>
+        </w:tc>
+        <w:tc>
+          <w:tcPr>
+            <w:tcW w:type="dxa" w:w="1987"/>
+          </w:tcPr>
+          <w:p>
+            <w:pPr>
+              <w:jc w:val="left"/>
+            </w:pPr>
+            <w:r>
+              <w:rPr>
+                <w:rFonts w:ascii="TimeNewRoman" w:hAnsi="TimeNewRoman"/>
+                <w:sz w:val="30"/>
+              </w:rPr>
+              <w:t>28+39=67</w:t>
+            </w:r>
+          </w:p>
+        </w:tc>
+        <w:tc>
+          <w:tcPr>
+            <w:tcW w:type="dxa" w:w="1987"/>
+          </w:tcPr>
+          <w:p>
+            <w:pPr>
+              <w:jc w:val="left"/>
+            </w:pPr>
+            <w:r>
+              <w:rPr>
+                <w:rFonts w:ascii="TimeNewRoman" w:hAnsi="TimeNewRoman"/>
+                <w:sz w:val="30"/>
+              </w:rPr>
+              <w:t>53-36=17</w:t>
+            </w:r>
+          </w:p>
+        </w:tc>
+        <w:tc>
+          <w:tcPr>
+            <w:tcW w:type="dxa" w:w="1987"/>
+          </w:tcPr>
+          <w:p>
+            <w:pPr>
+              <w:jc w:val="left"/>
+            </w:pPr>
+            <w:r>
+              <w:rPr>
+                <w:rFonts w:ascii="TimeNewRoman" w:hAnsi="TimeNewRoman"/>
+                <w:sz w:val="30"/>
+              </w:rPr>
+              <w:t>98-29=69</w:t>
+            </w:r>
+          </w:p>
+        </w:tc>
+      </w:tr>
+      <w:tr>
+        <w:tc>
+          <w:tcPr>
+            <w:tcW w:type="dxa" w:w="1987"/>
+          </w:tcPr>
+          <w:p>
+            <w:pPr>
+              <w:jc w:val="left"/>
+            </w:pPr>
+            <w:r>
+              <w:rPr>
+                <w:rFonts w:ascii="TimeNewRoman" w:hAnsi="TimeNewRoman"/>
+                <w:sz w:val="30"/>
+              </w:rPr>
+              <w:t>93-38=55</w:t>
+            </w:r>
+          </w:p>
+        </w:tc>
+        <w:tc>
+          <w:tcPr>
+            <w:tcW w:type="dxa" w:w="1987"/>
+          </w:tcPr>
+          <w:p>
+            <w:pPr>
+              <w:jc w:val="left"/>
+            </w:pPr>
+            <w:r>
+              <w:rPr>
+                <w:rFonts w:ascii="TimeNewRoman" w:hAnsi="TimeNewRoman"/>
+                <w:sz w:val="30"/>
+              </w:rPr>
+              <w:t>92-13=79</w:t>
+            </w:r>
+          </w:p>
+        </w:tc>
+        <w:tc>
+          <w:tcPr>
+            <w:tcW w:type="dxa" w:w="1987"/>
+          </w:tcPr>
+          <w:p>
+            <w:pPr>
+              <w:jc w:val="left"/>
+            </w:pPr>
+            <w:r>
+              <w:rPr>
+                <w:rFonts w:ascii="TimeNewRoman" w:hAnsi="TimeNewRoman"/>
+                <w:sz w:val="30"/>
+              </w:rPr>
+              <w:t>24-16=8</w:t>
+            </w:r>
+          </w:p>
+        </w:tc>
+        <w:tc>
+          <w:tcPr>
+            <w:tcW w:type="dxa" w:w="1987"/>
+          </w:tcPr>
+          <w:p>
+            <w:pPr>
+              <w:jc w:val="left"/>
+            </w:pPr>
+            <w:r>
+              <w:rPr>
+                <w:rFonts w:ascii="TimeNewRoman" w:hAnsi="TimeNewRoman"/>
+                <w:sz w:val="30"/>
+              </w:rPr>
+              <w:t>83-26=57</w:t>
+            </w:r>
+          </w:p>
+        </w:tc>
+        <w:tc>
+          <w:tcPr>
+            <w:tcW w:type="dxa" w:w="1987"/>
+          </w:tcPr>
+          <w:p>
+            <w:pPr>
+              <w:jc w:val="left"/>
+            </w:pPr>
+            <w:r>
+              <w:rPr>
+                <w:rFonts w:ascii="TimeNewRoman" w:hAnsi="TimeNewRoman"/>
+                <w:sz w:val="30"/>
+              </w:rPr>
+              <w:t>83-36=47</w:t>
+            </w:r>
+          </w:p>
+        </w:tc>
+      </w:tr>
+      <w:tr>
+        <w:tc>
+          <w:tcPr>
+            <w:tcW w:type="dxa" w:w="1987"/>
+          </w:tcPr>
+          <w:p>
+            <w:pPr>
+              <w:jc w:val="left"/>
+            </w:pPr>
+            <w:r>
+              <w:rPr>
+                <w:rFonts w:ascii="TimeNewRoman" w:hAnsi="TimeNewRoman"/>
+                <w:sz w:val="30"/>
+              </w:rPr>
+              <w:t>52-27=25</w:t>
+            </w:r>
+          </w:p>
+        </w:tc>
+        <w:tc>
+          <w:tcPr>
+            <w:tcW w:type="dxa" w:w="1987"/>
+          </w:tcPr>
+          <w:p>
+            <w:pPr>
+              <w:jc w:val="left"/>
+            </w:pPr>
+            <w:r>
+              <w:rPr>
+                <w:rFonts w:ascii="TimeNewRoman" w:hAnsi="TimeNewRoman"/>
+                <w:sz w:val="30"/>
+              </w:rPr>
+              <w:t>42-15=27</w:t>
+            </w:r>
+          </w:p>
+        </w:tc>
+        <w:tc>
+          <w:tcPr>
+            <w:tcW w:type="dxa" w:w="1987"/>
+          </w:tcPr>
+          <w:p>
+            <w:pPr>
+              <w:jc w:val="left"/>
+            </w:pPr>
+            <w:r>
+              <w:rPr>
+                <w:rFonts w:ascii="TimeNewRoman" w:hAnsi="TimeNewRoman"/>
+                <w:sz w:val="30"/>
+              </w:rPr>
+              <w:t>81-78=3</w:t>
+            </w:r>
+          </w:p>
+        </w:tc>
+        <w:tc>
+          <w:tcPr>
+            <w:tcW w:type="dxa" w:w="1987"/>
+          </w:tcPr>
+          <w:p>
+            <w:pPr>
+              <w:jc w:val="left"/>
+            </w:pPr>
+            <w:r>
+              <w:rPr>
+                <w:rFonts w:ascii="TimeNewRoman" w:hAnsi="TimeNewRoman"/>
+                <w:sz w:val="30"/>
+              </w:rPr>
+              <w:t>29+64=93</w:t>
+            </w:r>
+          </w:p>
+        </w:tc>
+        <w:tc>
+          <w:tcPr>
+            <w:tcW w:type="dxa" w:w="1987"/>
+          </w:tcPr>
+          <w:p>
+            <w:pPr>
+              <w:jc w:val="left"/>
+            </w:pPr>
+            <w:r>
+              <w:rPr>
+                <w:rFonts w:ascii="TimeNewRoman" w:hAnsi="TimeNewRoman"/>
+                <w:sz w:val="30"/>
+              </w:rPr>
+              <w:t>58+28=86</w:t>
+            </w:r>
+          </w:p>
+        </w:tc>
+      </w:tr>
+      <w:tr>
+        <w:tc>
+          <w:tcPr>
+            <w:tcW w:type="dxa" w:w="1987"/>
+          </w:tcPr>
+          <w:p>
+            <w:pPr>
+              <w:jc w:val="left"/>
+            </w:pPr>
+            <w:r>
+              <w:rPr>
+                <w:rFonts w:ascii="TimeNewRoman" w:hAnsi="TimeNewRoman"/>
+                <w:sz w:val="30"/>
+              </w:rPr>
+              <w:t>78+9=87</w:t>
+            </w:r>
+          </w:p>
+        </w:tc>
+        <w:tc>
+          <w:tcPr>
+            <w:tcW w:type="dxa" w:w="1987"/>
+          </w:tcPr>
+          <w:p>
+            <w:pPr>
+              <w:jc w:val="left"/>
+            </w:pPr>
+            <w:r>
+              <w:rPr>
+                <w:rFonts w:ascii="TimeNewRoman" w:hAnsi="TimeNewRoman"/>
+                <w:sz w:val="30"/>
+              </w:rPr>
+              <w:t>52-49=3</w:t>
+            </w:r>
+          </w:p>
+        </w:tc>
+        <w:tc>
+          <w:tcPr>
+            <w:tcW w:type="dxa" w:w="1987"/>
+          </w:tcPr>
+          <w:p>
+            <w:pPr>
+              <w:jc w:val="left"/>
+            </w:pPr>
+            <w:r>
+              <w:rPr>
+                <w:rFonts w:ascii="TimeNewRoman" w:hAnsi="TimeNewRoman"/>
+                <w:sz w:val="30"/>
+              </w:rPr>
+              <w:t>52-14=38</w:t>
+            </w:r>
+          </w:p>
+        </w:tc>
+        <w:tc>
+          <w:tcPr>
+            <w:tcW w:type="dxa" w:w="1987"/>
+          </w:tcPr>
+          <w:p>
+            <w:pPr>
+              <w:jc w:val="left"/>
+            </w:pPr>
+            <w:r>
+              <w:rPr>
+                <w:rFonts w:ascii="TimeNewRoman" w:hAnsi="TimeNewRoman"/>
+                <w:sz w:val="30"/>
+              </w:rPr>
+              <w:t>16+46=62</w:t>
+            </w:r>
+          </w:p>
+        </w:tc>
+        <w:tc>
+          <w:tcPr>
+            <w:tcW w:type="dxa" w:w="1987"/>
+          </w:tcPr>
+          <w:p>
+            <w:pPr>
+              <w:jc w:val="left"/>
+            </w:pPr>
+            <w:r>
+              <w:rPr>
+                <w:rFonts w:ascii="TimeNewRoman" w:hAnsi="TimeNewRoman"/>
+                <w:sz w:val="30"/>
+              </w:rPr>
+              <w:t>34+38=72</w:t>
+            </w:r>
+          </w:p>
+        </w:tc>
+      </w:tr>
+      <w:tr>
+        <w:tc>
+          <w:tcPr>
+            <w:tcW w:type="dxa" w:w="1987"/>
+          </w:tcPr>
+          <w:p>
+            <w:pPr>
+              <w:jc w:val="left"/>
+            </w:pPr>
+            <w:r>
+              <w:rPr>
+                <w:rFonts w:ascii="TimeNewRoman" w:hAnsi="TimeNewRoman"/>
+                <w:sz w:val="30"/>
+              </w:rPr>
+              <w:t>28+13=41</w:t>
+            </w:r>
+          </w:p>
+        </w:tc>
+        <w:tc>
+          <w:tcPr>
+            <w:tcW w:type="dxa" w:w="1987"/>
+          </w:tcPr>
+          <w:p>
+            <w:pPr>
+              <w:jc w:val="left"/>
+            </w:pPr>
+            <w:r>
+              <w:rPr>
+                <w:rFonts w:ascii="TimeNewRoman" w:hAnsi="TimeNewRoman"/>
+                <w:sz w:val="30"/>
+              </w:rPr>
+              <w:t>28+46=74</w:t>
+            </w:r>
+          </w:p>
+        </w:tc>
+        <w:tc>
+          <w:tcPr>
+            <w:tcW w:type="dxa" w:w="1987"/>
+          </w:tcPr>
+          <w:p>
+            <w:pPr>
+              <w:jc w:val="left"/>
+            </w:pPr>
+            <w:r>
+              <w:rPr>
+                <w:rFonts w:ascii="TimeNewRoman" w:hAnsi="TimeNewRoman"/>
+                <w:sz w:val="30"/>
+              </w:rPr>
+              <w:t>87+5=92</w:t>
+            </w:r>
+          </w:p>
+        </w:tc>
+        <w:tc>
+          <w:tcPr>
+            <w:tcW w:type="dxa" w:w="1987"/>
+          </w:tcPr>
+          <w:p>
+            <w:pPr>
+              <w:jc w:val="left"/>
+            </w:pPr>
+            <w:r>
+              <w:rPr>
+                <w:rFonts w:ascii="TimeNewRoman" w:hAnsi="TimeNewRoman"/>
+                <w:sz w:val="30"/>
+              </w:rPr>
+              <w:t>39+17=56</w:t>
+            </w:r>
+          </w:p>
+        </w:tc>
+        <w:tc>
+          <w:tcPr>
+            <w:tcW w:type="dxa" w:w="1987"/>
+          </w:tcPr>
+          <w:p>
+            <w:pPr>
+              <w:jc w:val="left"/>
+            </w:pPr>
+            <w:r>
+              <w:rPr>
+                <w:rFonts w:ascii="TimeNewRoman" w:hAnsi="TimeNewRoman"/>
+                <w:sz w:val="30"/>
+              </w:rPr>
+              <w:t>39+13=52</w:t>
+            </w:r>
+          </w:p>
+        </w:tc>
+      </w:tr>
+      <w:tr>
+        <w:tc>
+          <w:tcPr>
+            <w:tcW w:type="dxa" w:w="1987"/>
+          </w:tcPr>
+          <w:p>
+            <w:pPr>
+              <w:jc w:val="left"/>
+            </w:pPr>
+            <w:r>
+              <w:rPr>
+                <w:rFonts w:ascii="TimeNewRoman" w:hAnsi="TimeNewRoman"/>
+                <w:sz w:val="30"/>
+              </w:rPr>
+              <w:t>35+29=64</w:t>
+            </w:r>
+          </w:p>
+        </w:tc>
+        <w:tc>
+          <w:tcPr>
+            <w:tcW w:type="dxa" w:w="1987"/>
+          </w:tcPr>
+          <w:p>
+            <w:pPr>
+              <w:jc w:val="left"/>
+            </w:pPr>
+            <w:r>
+              <w:rPr>
+                <w:rFonts w:ascii="TimeNewRoman" w:hAnsi="TimeNewRoman"/>
+                <w:sz w:val="30"/>
+              </w:rPr>
+              <w:t>77+18=95</w:t>
+            </w:r>
+          </w:p>
+        </w:tc>
+        <w:tc>
+          <w:tcPr>
+            <w:tcW w:type="dxa" w:w="1987"/>
+          </w:tcPr>
+          <w:p>
+            <w:pPr>
+              <w:jc w:val="left"/>
+            </w:pPr>
+            <w:r>
+              <w:rPr>
+                <w:rFonts w:ascii="TimeNewRoman" w:hAnsi="TimeNewRoman"/>
+                <w:sz w:val="30"/>
+              </w:rPr>
+              <w:t>34-8=26</w:t>
+            </w:r>
+          </w:p>
+        </w:tc>
+        <w:tc>
+          <w:tcPr>
+            <w:tcW w:type="dxa" w:w="1987"/>
+          </w:tcPr>
+          <w:p>
+            <w:pPr>
+              <w:jc w:val="left"/>
+            </w:pPr>
+            <w:r>
+              <w:rPr>
+                <w:rFonts w:ascii="TimeNewRoman" w:hAnsi="TimeNewRoman"/>
+                <w:sz w:val="30"/>
+              </w:rPr>
+              <w:t>35+19=54</w:t>
+            </w:r>
+          </w:p>
+        </w:tc>
+        <w:tc>
+          <w:tcPr>
+            <w:tcW w:type="dxa" w:w="1987"/>
+          </w:tcPr>
+          <w:p>
+            <w:pPr>
+              <w:jc w:val="left"/>
+            </w:pPr>
+            <w:r>
+              <w:rPr>
+                <w:rFonts w:ascii="TimeNewRoman" w:hAnsi="TimeNewRoman"/>
+                <w:sz w:val="30"/>
+              </w:rPr>
+              <w:t>7+35=42</w:t>
+            </w:r>
+          </w:p>
+        </w:tc>
+      </w:tr>
+      <w:tr>
+        <w:tc>
+          <w:tcPr>
+            <w:tcW w:type="dxa" w:w="1987"/>
+          </w:tcPr>
+          <w:p>
+            <w:pPr>
+              <w:jc w:val="left"/>
+            </w:pPr>
+            <w:r>
+              <w:rPr>
+                <w:rFonts w:ascii="TimeNewRoman" w:hAnsi="TimeNewRoman"/>
+                <w:sz w:val="30"/>
+              </w:rPr>
+              <w:t>33-7=26</w:t>
+            </w:r>
+          </w:p>
+        </w:tc>
+        <w:tc>
+          <w:tcPr>
+            <w:tcW w:type="dxa" w:w="1987"/>
+          </w:tcPr>
+          <w:p>
+            <w:pPr>
+              <w:jc w:val="left"/>
+            </w:pPr>
+            <w:r>
+              <w:rPr>
+                <w:rFonts w:ascii="TimeNewRoman" w:hAnsi="TimeNewRoman"/>
+                <w:sz w:val="30"/>
+              </w:rPr>
+              <w:t>62-7=55</w:t>
+            </w:r>
+          </w:p>
+        </w:tc>
+        <w:tc>
+          <w:tcPr>
+            <w:tcW w:type="dxa" w:w="1987"/>
+          </w:tcPr>
+          <w:p>
+            <w:pPr>
+              <w:jc w:val="left"/>
+            </w:pPr>
+            <w:r>
+              <w:rPr>
+                <w:rFonts w:ascii="TimeNewRoman" w:hAnsi="TimeNewRoman"/>
+                <w:sz w:val="30"/>
+              </w:rPr>
+              <w:t>84-58=26</w:t>
+            </w:r>
+          </w:p>
+        </w:tc>
+        <w:tc>
+          <w:tcPr>
+            <w:tcW w:type="dxa" w:w="1987"/>
+          </w:tcPr>
+          <w:p>
+            <w:pPr>
+              <w:jc w:val="left"/>
+            </w:pPr>
+            <w:r>
+              <w:rPr>
+                <w:rFonts w:ascii="TimeNewRoman" w:hAnsi="TimeNewRoman"/>
+                <w:sz w:val="30"/>
+              </w:rPr>
+              <w:t>81-64=17</w:t>
+            </w:r>
+          </w:p>
+        </w:tc>
+        <w:tc>
+          <w:tcPr>
+            <w:tcW w:type="dxa" w:w="1987"/>
+          </w:tcPr>
+          <w:p>
+            <w:pPr>
+              <w:jc w:val="left"/>
+            </w:pPr>
+            <w:r>
+              <w:rPr>
+                <w:rFonts w:ascii="TimeNewRoman" w:hAnsi="TimeNewRoman"/>
+                <w:sz w:val="30"/>
+              </w:rPr>
+              <w:t>11-3=8</w:t>
+            </w:r>
+          </w:p>
+        </w:tc>
+      </w:tr>
+      <w:tr>
+        <w:tc>
+          <w:tcPr>
+            <w:tcW w:type="dxa" w:w="1987"/>
+          </w:tcPr>
+          <w:p>
+            <w:pPr>
+              <w:jc w:val="left"/>
+            </w:pPr>
+            <w:r>
+              <w:rPr>
+                <w:rFonts w:ascii="TimeNewRoman" w:hAnsi="TimeNewRoman"/>
+                <w:sz w:val="30"/>
+              </w:rPr>
+              <w:t>2+9=11</w:t>
+            </w:r>
+          </w:p>
+        </w:tc>
+        <w:tc>
+          <w:tcPr>
+            <w:tcW w:type="dxa" w:w="1987"/>
+          </w:tcPr>
+          <w:p>
+            <w:pPr>
+              <w:jc w:val="left"/>
+            </w:pPr>
+            <w:r>
+              <w:rPr>
+                <w:rFonts w:ascii="TimeNewRoman" w:hAnsi="TimeNewRoman"/>
+                <w:sz w:val="30"/>
+              </w:rPr>
+              <w:t>16+28=44</w:t>
+            </w:r>
+          </w:p>
+        </w:tc>
+        <w:tc>
+          <w:tcPr>
+            <w:tcW w:type="dxa" w:w="1987"/>
+          </w:tcPr>
+          <w:p>
+            <w:pPr>
+              <w:jc w:val="left"/>
+            </w:pPr>
+            <w:r>
+              <w:rPr>
+                <w:rFonts w:ascii="TimeNewRoman" w:hAnsi="TimeNewRoman"/>
+                <w:sz w:val="30"/>
+              </w:rPr>
+              <w:t>34-7=27</w:t>
+            </w:r>
+          </w:p>
+        </w:tc>
+        <w:tc>
+          <w:tcPr>
+            <w:tcW w:type="dxa" w:w="1987"/>
+          </w:tcPr>
+          <w:p>
+            <w:pPr>
+              <w:jc w:val="left"/>
+            </w:pPr>
+            <w:r>
+              <w:rPr>
+                <w:rFonts w:ascii="TimeNewRoman" w:hAnsi="TimeNewRoman"/>
+                <w:sz w:val="30"/>
+              </w:rPr>
+              <w:t>65+28=93</w:t>
+            </w:r>
+          </w:p>
+        </w:tc>
+        <w:tc>
+          <w:tcPr>
+            <w:tcW w:type="dxa" w:w="1987"/>
+          </w:tcPr>
+          <w:p>
+            <w:pPr>
+              <w:jc w:val="left"/>
+            </w:pPr>
+            <w:r>
+              <w:rPr>
+                <w:rFonts w:ascii="TimeNewRoman" w:hAnsi="TimeNewRoman"/>
+                <w:sz w:val="30"/>
+              </w:rPr>
+              <w:t>6+5=11</w:t>
+            </w:r>
+          </w:p>
+        </w:tc>
+      </w:tr>
+      <w:tr>
+        <w:tc>
+          <w:tcPr>
+            <w:tcW w:type="dxa" w:w="1987"/>
+          </w:tcPr>
+          <w:p>
+            <w:pPr>
+              <w:jc w:val="left"/>
+            </w:pPr>
+            <w:r>
+              <w:rPr>
+                <w:rFonts w:ascii="TimeNewRoman" w:hAnsi="TimeNewRoman"/>
+                <w:sz w:val="30"/>
+              </w:rPr>
+              <w:t>44+49=93</w:t>
+            </w:r>
+          </w:p>
+        </w:tc>
+        <w:tc>
+          <w:tcPr>
+            <w:tcW w:type="dxa" w:w="1987"/>
+          </w:tcPr>
+          <w:p>
+            <w:pPr>
+              <w:jc w:val="left"/>
+            </w:pPr>
+            <w:r>
+              <w:rPr>
+                <w:rFonts w:ascii="TimeNewRoman" w:hAnsi="TimeNewRoman"/>
+                <w:sz w:val="30"/>
+              </w:rPr>
+              <w:t>31-5=26</w:t>
+            </w:r>
+          </w:p>
+        </w:tc>
+        <w:tc>
+          <w:tcPr>
+            <w:tcW w:type="dxa" w:w="1987"/>
+          </w:tcPr>
+          <w:p>
+            <w:pPr>
+              <w:jc w:val="left"/>
+            </w:pPr>
+            <w:r>
+              <w:rPr>
+                <w:rFonts w:ascii="TimeNewRoman" w:hAnsi="TimeNewRoman"/>
+                <w:sz w:val="30"/>
+              </w:rPr>
+              <w:t>37+17=54</w:t>
+            </w:r>
+          </w:p>
+        </w:tc>
+        <w:tc>
+          <w:tcPr>
+            <w:tcW w:type="dxa" w:w="1987"/>
+          </w:tcPr>
+          <w:p>
+            <w:pPr>
+              <w:jc w:val="left"/>
+            </w:pPr>
+            <w:r>
+              <w:rPr>
+                <w:rFonts w:ascii="TimeNewRoman" w:hAnsi="TimeNewRoman"/>
+                <w:sz w:val="30"/>
+              </w:rPr>
+              <w:t>19+49=68</w:t>
+            </w:r>
+          </w:p>
+        </w:tc>
+        <w:tc>
+          <w:tcPr>
+            <w:tcW w:type="dxa" w:w="1987"/>
+          </w:tcPr>
+          <w:p>
+            <w:pPr>
+              <w:jc w:val="left"/>
+            </w:pPr>
+            <w:r>
+              <w:rPr>
+                <w:rFonts w:ascii="TimeNewRoman" w:hAnsi="TimeNewRoman"/>
+                <w:sz w:val="30"/>
+              </w:rPr>
+              <w:t>82-54=28</w:t>
+            </w:r>
+          </w:p>
+        </w:tc>
+      </w:tr>
+      <w:tr>
+        <w:tc>
+          <w:tcPr>
+            <w:tcW w:type="dxa" w:w="1987"/>
+          </w:tcPr>
+          <w:p>
+            <w:pPr>
+              <w:jc w:val="left"/>
+            </w:pPr>
+            <w:r>
+              <w:rPr>
+                <w:rFonts w:ascii="TimeNewRoman" w:hAnsi="TimeNewRoman"/>
+                <w:sz w:val="30"/>
+              </w:rPr>
+              <w:t>81-35=46</w:t>
+            </w:r>
+          </w:p>
+        </w:tc>
+        <w:tc>
+          <w:tcPr>
+            <w:tcW w:type="dxa" w:w="1987"/>
+          </w:tcPr>
+          <w:p>
+            <w:pPr>
+              <w:jc w:val="left"/>
+            </w:pPr>
+            <w:r>
+              <w:rPr>
+                <w:rFonts w:ascii="TimeNewRoman" w:hAnsi="TimeNewRoman"/>
+                <w:sz w:val="30"/>
+              </w:rPr>
+              <w:t>70-2=68</w:t>
+            </w:r>
+          </w:p>
+        </w:tc>
+        <w:tc>
+          <w:tcPr>
+            <w:tcW w:type="dxa" w:w="1987"/>
+          </w:tcPr>
+          <w:p>
+            <w:pPr>
+              <w:jc w:val="left"/>
+            </w:pPr>
+            <w:r>
+              <w:rPr>
+                <w:rFonts w:ascii="TimeNewRoman" w:hAnsi="TimeNewRoman"/>
+                <w:sz w:val="30"/>
+              </w:rPr>
+              <w:t>71-29=42</w:t>
+            </w:r>
+          </w:p>
+        </w:tc>
+        <w:tc>
+          <w:tcPr>
+            <w:tcW w:type="dxa" w:w="1987"/>
+          </w:tcPr>
+          <w:p>
+            <w:pPr>
+              <w:jc w:val="left"/>
+            </w:pPr>
+            <w:r>
+              <w:rPr>
+                <w:rFonts w:ascii="TimeNewRoman" w:hAnsi="TimeNewRoman"/>
+                <w:sz w:val="30"/>
+              </w:rPr>
+              <w:t>17+64=81</w:t>
             </w:r>
           </w:p>
         </w:tc>
@@ -214,7 +1258,7 @@
                 <w:rFonts w:ascii="TimeNewRoman" w:hAnsi="TimeNewRoman"/>
                 <w:sz w:val="30"/>
               </w:rPr>
-              <w:t>46+17=63</w:t>
+              <w:t>68+9=77</w:t>
             </w:r>
           </w:p>
         </w:tc>
@@ -231,7 +1275,7 @@
                 <w:rFonts w:ascii="TimeNewRoman" w:hAnsi="TimeNewRoman"/>
                 <w:sz w:val="30"/>
               </w:rPr>
-              <w:t>29+12=41</w:t>
+              <w:t>94-35=59</w:t>
             </w:r>
           </w:p>
         </w:tc>
@@ -248,7 +1292,7 @@
                 <w:rFonts w:ascii="TimeNewRoman" w:hAnsi="TimeNewRoman"/>
                 <w:sz w:val="30"/>
               </w:rPr>
-              <w:t>64-29=35</w:t>
+              <w:t>6+8=14</w:t>
             </w:r>
           </w:p>
         </w:tc>
@@ -265,7 +1309,7 @@
                 <w:rFonts w:ascii="TimeNewRoman" w:hAnsi="TimeNewRoman"/>
                 <w:sz w:val="30"/>
               </w:rPr>
-              <w:t>35+38=73</w:t>
+              <w:t>28+67=95</w:t>
             </w:r>
           </w:p>
         </w:tc>
@@ -282,790 +1326,7 @@
                 <w:rFonts w:ascii="TimeNewRoman" w:hAnsi="TimeNewRoman"/>
                 <w:sz w:val="30"/>
               </w:rPr>
-              <w:t>6+27=33</w:t>
-            </w:r>
-          </w:p>
-        </w:tc>
-      </w:tr>
-      <w:tr>
-        <w:tc>
-          <w:tcPr>
-            <w:tcW w:type="dxa" w:w="1987"/>
-          </w:tcPr>
-          <w:p>
-            <w:pPr>
-              <w:jc w:val="left"/>
-            </w:pPr>
-            <w:r>
-              <w:rPr>
-                <w:rFonts w:ascii="TimeNewRoman" w:hAnsi="TimeNewRoman"/>
-                <w:sz w:val="30"/>
-              </w:rPr>
-              <w:t>25+6=31</w:t>
-            </w:r>
-          </w:p>
-        </w:tc>
-        <w:tc>
-          <w:tcPr>
-            <w:tcW w:type="dxa" w:w="1987"/>
-          </w:tcPr>
-          <w:p>
-            <w:pPr>
-              <w:jc w:val="left"/>
-            </w:pPr>
-            <w:r>
-              <w:rPr>
-                <w:rFonts w:ascii="TimeNewRoman" w:hAnsi="TimeNewRoman"/>
-                <w:sz w:val="30"/>
-              </w:rPr>
-              <w:t>80-13=67</w:t>
-            </w:r>
-          </w:p>
-        </w:tc>
-        <w:tc>
-          <w:tcPr>
-            <w:tcW w:type="dxa" w:w="1987"/>
-          </w:tcPr>
-          <w:p>
-            <w:pPr>
-              <w:jc w:val="left"/>
-            </w:pPr>
-            <w:r>
-              <w:rPr>
-                <w:rFonts w:ascii="TimeNewRoman" w:hAnsi="TimeNewRoman"/>
-                <w:sz w:val="30"/>
-              </w:rPr>
-              <w:t>36+37=73</w:t>
-            </w:r>
-          </w:p>
-        </w:tc>
-        <w:tc>
-          <w:tcPr>
-            <w:tcW w:type="dxa" w:w="1987"/>
-          </w:tcPr>
-          <w:p>
-            <w:pPr>
-              <w:jc w:val="left"/>
-            </w:pPr>
-            <w:r>
-              <w:rPr>
-                <w:rFonts w:ascii="TimeNewRoman" w:hAnsi="TimeNewRoman"/>
-                <w:sz w:val="30"/>
-              </w:rPr>
-              <w:t>37-19=18</w:t>
-            </w:r>
-          </w:p>
-        </w:tc>
-        <w:tc>
-          <w:tcPr>
-            <w:tcW w:type="dxa" w:w="1987"/>
-          </w:tcPr>
-          <w:p>
-            <w:pPr>
-              <w:jc w:val="left"/>
-            </w:pPr>
-            <w:r>
-              <w:rPr>
-                <w:rFonts w:ascii="TimeNewRoman" w:hAnsi="TimeNewRoman"/>
-                <w:sz w:val="30"/>
-              </w:rPr>
-              <w:t>5+8=13</w:t>
-            </w:r>
-          </w:p>
-        </w:tc>
-      </w:tr>
-      <w:tr>
-        <w:tc>
-          <w:tcPr>
-            <w:tcW w:type="dxa" w:w="1987"/>
-          </w:tcPr>
-          <w:p>
-            <w:pPr>
-              <w:jc w:val="left"/>
-            </w:pPr>
-            <w:r>
-              <w:rPr>
-                <w:rFonts w:ascii="TimeNewRoman" w:hAnsi="TimeNewRoman"/>
-                <w:sz w:val="30"/>
-              </w:rPr>
-              <w:t>7+36=43</w:t>
-            </w:r>
-          </w:p>
-        </w:tc>
-        <w:tc>
-          <w:tcPr>
-            <w:tcW w:type="dxa" w:w="1987"/>
-          </w:tcPr>
-          <w:p>
-            <w:pPr>
-              <w:jc w:val="left"/>
-            </w:pPr>
-            <w:r>
-              <w:rPr>
-                <w:rFonts w:ascii="TimeNewRoman" w:hAnsi="TimeNewRoman"/>
-                <w:sz w:val="30"/>
-              </w:rPr>
-              <w:t>34+58=92</w:t>
-            </w:r>
-          </w:p>
-        </w:tc>
-        <w:tc>
-          <w:tcPr>
-            <w:tcW w:type="dxa" w:w="1987"/>
-          </w:tcPr>
-          <w:p>
-            <w:pPr>
-              <w:jc w:val="left"/>
-            </w:pPr>
-            <w:r>
-              <w:rPr>
-                <w:rFonts w:ascii="TimeNewRoman" w:hAnsi="TimeNewRoman"/>
-                <w:sz w:val="30"/>
-              </w:rPr>
-              <w:t>56+8=64</w:t>
-            </w:r>
-          </w:p>
-        </w:tc>
-        <w:tc>
-          <w:tcPr>
-            <w:tcW w:type="dxa" w:w="1987"/>
-          </w:tcPr>
-          <w:p>
-            <w:pPr>
-              <w:jc w:val="left"/>
-            </w:pPr>
-            <w:r>
-              <w:rPr>
-                <w:rFonts w:ascii="TimeNewRoman" w:hAnsi="TimeNewRoman"/>
-                <w:sz w:val="30"/>
-              </w:rPr>
-              <w:t>18+69=87</w:t>
-            </w:r>
-          </w:p>
-        </w:tc>
-        <w:tc>
-          <w:tcPr>
-            <w:tcW w:type="dxa" w:w="1987"/>
-          </w:tcPr>
-          <w:p>
-            <w:pPr>
-              <w:jc w:val="left"/>
-            </w:pPr>
-            <w:r>
-              <w:rPr>
-                <w:rFonts w:ascii="TimeNewRoman" w:hAnsi="TimeNewRoman"/>
-                <w:sz w:val="30"/>
-              </w:rPr>
-              <w:t>52-48=4</w:t>
-            </w:r>
-          </w:p>
-        </w:tc>
-      </w:tr>
-      <w:tr>
-        <w:tc>
-          <w:tcPr>
-            <w:tcW w:type="dxa" w:w="1987"/>
-          </w:tcPr>
-          <w:p>
-            <w:pPr>
-              <w:jc w:val="left"/>
-            </w:pPr>
-            <w:r>
-              <w:rPr>
-                <w:rFonts w:ascii="TimeNewRoman" w:hAnsi="TimeNewRoman"/>
-                <w:sz w:val="30"/>
-              </w:rPr>
-              <w:t>43+39=82</w:t>
-            </w:r>
-          </w:p>
-        </w:tc>
-        <w:tc>
-          <w:tcPr>
-            <w:tcW w:type="dxa" w:w="1987"/>
-          </w:tcPr>
-          <w:p>
-            <w:pPr>
-              <w:jc w:val="left"/>
-            </w:pPr>
-            <w:r>
-              <w:rPr>
-                <w:rFonts w:ascii="TimeNewRoman" w:hAnsi="TimeNewRoman"/>
-                <w:sz w:val="30"/>
-              </w:rPr>
-              <w:t>47+47=94</w:t>
-            </w:r>
-          </w:p>
-        </w:tc>
-        <w:tc>
-          <w:tcPr>
-            <w:tcW w:type="dxa" w:w="1987"/>
-          </w:tcPr>
-          <w:p>
-            <w:pPr>
-              <w:jc w:val="left"/>
-            </w:pPr>
-            <w:r>
-              <w:rPr>
-                <w:rFonts w:ascii="TimeNewRoman" w:hAnsi="TimeNewRoman"/>
-                <w:sz w:val="30"/>
-              </w:rPr>
-              <w:t>84-77=7</w:t>
-            </w:r>
-          </w:p>
-        </w:tc>
-        <w:tc>
-          <w:tcPr>
-            <w:tcW w:type="dxa" w:w="1987"/>
-          </w:tcPr>
-          <w:p>
-            <w:pPr>
-              <w:jc w:val="left"/>
-            </w:pPr>
-            <w:r>
-              <w:rPr>
-                <w:rFonts w:ascii="TimeNewRoman" w:hAnsi="TimeNewRoman"/>
-                <w:sz w:val="30"/>
-              </w:rPr>
-              <w:t>58+15=73</w:t>
-            </w:r>
-          </w:p>
-        </w:tc>
-        <w:tc>
-          <w:tcPr>
-            <w:tcW w:type="dxa" w:w="1987"/>
-          </w:tcPr>
-          <w:p>
-            <w:pPr>
-              <w:jc w:val="left"/>
-            </w:pPr>
-            <w:r>
-              <w:rPr>
-                <w:rFonts w:ascii="TimeNewRoman" w:hAnsi="TimeNewRoman"/>
-                <w:sz w:val="30"/>
-              </w:rPr>
-              <w:t>39+44=83</w:t>
-            </w:r>
-          </w:p>
-        </w:tc>
-      </w:tr>
-      <w:tr>
-        <w:tc>
-          <w:tcPr>
-            <w:tcW w:type="dxa" w:w="1987"/>
-          </w:tcPr>
-          <w:p>
-            <w:pPr>
-              <w:jc w:val="left"/>
-            </w:pPr>
-            <w:r>
-              <w:rPr>
-                <w:rFonts w:ascii="TimeNewRoman" w:hAnsi="TimeNewRoman"/>
-                <w:sz w:val="30"/>
-              </w:rPr>
-              <w:t>90-87=3</w:t>
-            </w:r>
-          </w:p>
-        </w:tc>
-        <w:tc>
-          <w:tcPr>
-            <w:tcW w:type="dxa" w:w="1987"/>
-          </w:tcPr>
-          <w:p>
-            <w:pPr>
-              <w:jc w:val="left"/>
-            </w:pPr>
-            <w:r>
-              <w:rPr>
-                <w:rFonts w:ascii="TimeNewRoman" w:hAnsi="TimeNewRoman"/>
-                <w:sz w:val="30"/>
-              </w:rPr>
-              <w:t>73-36=37</w:t>
-            </w:r>
-          </w:p>
-        </w:tc>
-        <w:tc>
-          <w:tcPr>
-            <w:tcW w:type="dxa" w:w="1987"/>
-          </w:tcPr>
-          <w:p>
-            <w:pPr>
-              <w:jc w:val="left"/>
-            </w:pPr>
-            <w:r>
-              <w:rPr>
-                <w:rFonts w:ascii="TimeNewRoman" w:hAnsi="TimeNewRoman"/>
-                <w:sz w:val="30"/>
-              </w:rPr>
-              <w:t>78-69=9</w:t>
-            </w:r>
-          </w:p>
-        </w:tc>
-        <w:tc>
-          <w:tcPr>
-            <w:tcW w:type="dxa" w:w="1987"/>
-          </w:tcPr>
-          <w:p>
-            <w:pPr>
-              <w:jc w:val="left"/>
-            </w:pPr>
-            <w:r>
-              <w:rPr>
-                <w:rFonts w:ascii="TimeNewRoman" w:hAnsi="TimeNewRoman"/>
-                <w:sz w:val="30"/>
-              </w:rPr>
-              <w:t>57+35=92</w:t>
-            </w:r>
-          </w:p>
-        </w:tc>
-        <w:tc>
-          <w:tcPr>
-            <w:tcW w:type="dxa" w:w="1987"/>
-          </w:tcPr>
-          <w:p>
-            <w:pPr>
-              <w:jc w:val="left"/>
-            </w:pPr>
-            <w:r>
-              <w:rPr>
-                <w:rFonts w:ascii="TimeNewRoman" w:hAnsi="TimeNewRoman"/>
-                <w:sz w:val="30"/>
-              </w:rPr>
-              <w:t>34-25=9</w:t>
-            </w:r>
-          </w:p>
-        </w:tc>
-      </w:tr>
-      <w:tr>
-        <w:tc>
-          <w:tcPr>
-            <w:tcW w:type="dxa" w:w="1987"/>
-          </w:tcPr>
-          <w:p>
-            <w:pPr>
-              <w:jc w:val="left"/>
-            </w:pPr>
-            <w:r>
-              <w:rPr>
-                <w:rFonts w:ascii="TimeNewRoman" w:hAnsi="TimeNewRoman"/>
-                <w:sz w:val="30"/>
-              </w:rPr>
-              <w:t>38+29=67</w:t>
-            </w:r>
-          </w:p>
-        </w:tc>
-        <w:tc>
-          <w:tcPr>
-            <w:tcW w:type="dxa" w:w="1987"/>
-          </w:tcPr>
-          <w:p>
-            <w:pPr>
-              <w:jc w:val="left"/>
-            </w:pPr>
-            <w:r>
-              <w:rPr>
-                <w:rFonts w:ascii="TimeNewRoman" w:hAnsi="TimeNewRoman"/>
-                <w:sz w:val="30"/>
-              </w:rPr>
-              <w:t>66-17=49</w:t>
-            </w:r>
-          </w:p>
-        </w:tc>
-        <w:tc>
-          <w:tcPr>
-            <w:tcW w:type="dxa" w:w="1987"/>
-          </w:tcPr>
-          <w:p>
-            <w:pPr>
-              <w:jc w:val="left"/>
-            </w:pPr>
-            <w:r>
-              <w:rPr>
-                <w:rFonts w:ascii="TimeNewRoman" w:hAnsi="TimeNewRoman"/>
-                <w:sz w:val="30"/>
-              </w:rPr>
-              <w:t>70-47=23</w:t>
-            </w:r>
-          </w:p>
-        </w:tc>
-        <w:tc>
-          <w:tcPr>
-            <w:tcW w:type="dxa" w:w="1987"/>
-          </w:tcPr>
-          <w:p>
-            <w:pPr>
-              <w:jc w:val="left"/>
-            </w:pPr>
-            <w:r>
-              <w:rPr>
-                <w:rFonts w:ascii="TimeNewRoman" w:hAnsi="TimeNewRoman"/>
-                <w:sz w:val="30"/>
-              </w:rPr>
-              <w:t>91-7=84</w:t>
-            </w:r>
-          </w:p>
-        </w:tc>
-        <w:tc>
-          <w:tcPr>
-            <w:tcW w:type="dxa" w:w="1987"/>
-          </w:tcPr>
-          <w:p>
-            <w:pPr>
-              <w:jc w:val="left"/>
-            </w:pPr>
-            <w:r>
-              <w:rPr>
-                <w:rFonts w:ascii="TimeNewRoman" w:hAnsi="TimeNewRoman"/>
-                <w:sz w:val="30"/>
-              </w:rPr>
-              <w:t>20-15=5</w:t>
-            </w:r>
-          </w:p>
-        </w:tc>
-      </w:tr>
-      <w:tr>
-        <w:tc>
-          <w:tcPr>
-            <w:tcW w:type="dxa" w:w="1987"/>
-          </w:tcPr>
-          <w:p>
-            <w:pPr>
-              <w:jc w:val="left"/>
-            </w:pPr>
-            <w:r>
-              <w:rPr>
-                <w:rFonts w:ascii="TimeNewRoman" w:hAnsi="TimeNewRoman"/>
-                <w:sz w:val="30"/>
-              </w:rPr>
-              <w:t>13+49=62</w:t>
-            </w:r>
-          </w:p>
-        </w:tc>
-        <w:tc>
-          <w:tcPr>
-            <w:tcW w:type="dxa" w:w="1987"/>
-          </w:tcPr>
-          <w:p>
-            <w:pPr>
-              <w:jc w:val="left"/>
-            </w:pPr>
-            <w:r>
-              <w:rPr>
-                <w:rFonts w:ascii="TimeNewRoman" w:hAnsi="TimeNewRoman"/>
-                <w:sz w:val="30"/>
-              </w:rPr>
-              <w:t>49+18=67</w:t>
-            </w:r>
-          </w:p>
-        </w:tc>
-        <w:tc>
-          <w:tcPr>
-            <w:tcW w:type="dxa" w:w="1987"/>
-          </w:tcPr>
-          <w:p>
-            <w:pPr>
-              <w:jc w:val="left"/>
-            </w:pPr>
-            <w:r>
-              <w:rPr>
-                <w:rFonts w:ascii="TimeNewRoman" w:hAnsi="TimeNewRoman"/>
-                <w:sz w:val="30"/>
-              </w:rPr>
-              <w:t>57+27=84</w:t>
-            </w:r>
-          </w:p>
-        </w:tc>
-        <w:tc>
-          <w:tcPr>
-            <w:tcW w:type="dxa" w:w="1987"/>
-          </w:tcPr>
-          <w:p>
-            <w:pPr>
-              <w:jc w:val="left"/>
-            </w:pPr>
-            <w:r>
-              <w:rPr>
-                <w:rFonts w:ascii="TimeNewRoman" w:hAnsi="TimeNewRoman"/>
-                <w:sz w:val="30"/>
-              </w:rPr>
-              <w:t>80-78=2</w:t>
-            </w:r>
-          </w:p>
-        </w:tc>
-        <w:tc>
-          <w:tcPr>
-            <w:tcW w:type="dxa" w:w="1987"/>
-          </w:tcPr>
-          <w:p>
-            <w:pPr>
-              <w:jc w:val="left"/>
-            </w:pPr>
-            <w:r>
-              <w:rPr>
-                <w:rFonts w:ascii="TimeNewRoman" w:hAnsi="TimeNewRoman"/>
-                <w:sz w:val="30"/>
-              </w:rPr>
-              <w:t>37+14=51</w:t>
-            </w:r>
-          </w:p>
-        </w:tc>
-      </w:tr>
-      <w:tr>
-        <w:tc>
-          <w:tcPr>
-            <w:tcW w:type="dxa" w:w="1987"/>
-          </w:tcPr>
-          <w:p>
-            <w:pPr>
-              <w:jc w:val="left"/>
-            </w:pPr>
-            <w:r>
-              <w:rPr>
-                <w:rFonts w:ascii="TimeNewRoman" w:hAnsi="TimeNewRoman"/>
-                <w:sz w:val="30"/>
-              </w:rPr>
-              <w:t>71-58=13</w:t>
-            </w:r>
-          </w:p>
-        </w:tc>
-        <w:tc>
-          <w:tcPr>
-            <w:tcW w:type="dxa" w:w="1987"/>
-          </w:tcPr>
-          <w:p>
-            <w:pPr>
-              <w:jc w:val="left"/>
-            </w:pPr>
-            <w:r>
-              <w:rPr>
-                <w:rFonts w:ascii="TimeNewRoman" w:hAnsi="TimeNewRoman"/>
-                <w:sz w:val="30"/>
-              </w:rPr>
-              <w:t>21-18=3</w:t>
-            </w:r>
-          </w:p>
-        </w:tc>
-        <w:tc>
-          <w:tcPr>
-            <w:tcW w:type="dxa" w:w="1987"/>
-          </w:tcPr>
-          <w:p>
-            <w:pPr>
-              <w:jc w:val="left"/>
-            </w:pPr>
-            <w:r>
-              <w:rPr>
-                <w:rFonts w:ascii="TimeNewRoman" w:hAnsi="TimeNewRoman"/>
-                <w:sz w:val="30"/>
-              </w:rPr>
-              <w:t>77+18=95</w:t>
-            </w:r>
-          </w:p>
-        </w:tc>
-        <w:tc>
-          <w:tcPr>
-            <w:tcW w:type="dxa" w:w="1987"/>
-          </w:tcPr>
-          <w:p>
-            <w:pPr>
-              <w:jc w:val="left"/>
-            </w:pPr>
-            <w:r>
-              <w:rPr>
-                <w:rFonts w:ascii="TimeNewRoman" w:hAnsi="TimeNewRoman"/>
-                <w:sz w:val="30"/>
-              </w:rPr>
-              <w:t>24-16=8</w:t>
-            </w:r>
-          </w:p>
-        </w:tc>
-        <w:tc>
-          <w:tcPr>
-            <w:tcW w:type="dxa" w:w="1987"/>
-          </w:tcPr>
-          <w:p>
-            <w:pPr>
-              <w:jc w:val="left"/>
-            </w:pPr>
-            <w:r>
-              <w:rPr>
-                <w:rFonts w:ascii="TimeNewRoman" w:hAnsi="TimeNewRoman"/>
-                <w:sz w:val="30"/>
-              </w:rPr>
-              <w:t>23-17=6</w:t>
-            </w:r>
-          </w:p>
-        </w:tc>
-      </w:tr>
-      <w:tr>
-        <w:tc>
-          <w:tcPr>
-            <w:tcW w:type="dxa" w:w="1987"/>
-          </w:tcPr>
-          <w:p>
-            <w:pPr>
-              <w:jc w:val="left"/>
-            </w:pPr>
-            <w:r>
-              <w:rPr>
-                <w:rFonts w:ascii="TimeNewRoman" w:hAnsi="TimeNewRoman"/>
-                <w:sz w:val="30"/>
-              </w:rPr>
-              <w:t>42-13=29</w:t>
-            </w:r>
-          </w:p>
-        </w:tc>
-        <w:tc>
-          <w:tcPr>
-            <w:tcW w:type="dxa" w:w="1987"/>
-          </w:tcPr>
-          <w:p>
-            <w:pPr>
-              <w:jc w:val="left"/>
-            </w:pPr>
-            <w:r>
-              <w:rPr>
-                <w:rFonts w:ascii="TimeNewRoman" w:hAnsi="TimeNewRoman"/>
-                <w:sz w:val="30"/>
-              </w:rPr>
-              <w:t>39+5=44</w:t>
-            </w:r>
-          </w:p>
-        </w:tc>
-        <w:tc>
-          <w:tcPr>
-            <w:tcW w:type="dxa" w:w="1987"/>
-          </w:tcPr>
-          <w:p>
-            <w:pPr>
-              <w:jc w:val="left"/>
-            </w:pPr>
-            <w:r>
-              <w:rPr>
-                <w:rFonts w:ascii="TimeNewRoman" w:hAnsi="TimeNewRoman"/>
-                <w:sz w:val="30"/>
-              </w:rPr>
-              <w:t>56+29=85</w:t>
-            </w:r>
-          </w:p>
-        </w:tc>
-        <w:tc>
-          <w:tcPr>
-            <w:tcW w:type="dxa" w:w="1987"/>
-          </w:tcPr>
-          <w:p>
-            <w:pPr>
-              <w:jc w:val="left"/>
-            </w:pPr>
-            <w:r>
-              <w:rPr>
-                <w:rFonts w:ascii="TimeNewRoman" w:hAnsi="TimeNewRoman"/>
-                <w:sz w:val="30"/>
-              </w:rPr>
-              <w:t>29+3=32</w:t>
-            </w:r>
-          </w:p>
-        </w:tc>
-        <w:tc>
-          <w:tcPr>
-            <w:tcW w:type="dxa" w:w="1987"/>
-          </w:tcPr>
-          <w:p>
-            <w:pPr>
-              <w:jc w:val="left"/>
-            </w:pPr>
-            <w:r>
-              <w:rPr>
-                <w:rFonts w:ascii="TimeNewRoman" w:hAnsi="TimeNewRoman"/>
-                <w:sz w:val="30"/>
-              </w:rPr>
-              <w:t>91-8=83</w:t>
-            </w:r>
-          </w:p>
-        </w:tc>
-      </w:tr>
-      <w:tr>
-        <w:tc>
-          <w:tcPr>
-            <w:tcW w:type="dxa" w:w="1987"/>
-          </w:tcPr>
-          <w:p>
-            <w:pPr>
-              <w:jc w:val="left"/>
-            </w:pPr>
-            <w:r>
-              <w:rPr>
-                <w:rFonts w:ascii="TimeNewRoman" w:hAnsi="TimeNewRoman"/>
-                <w:sz w:val="30"/>
-              </w:rPr>
-              <w:t>77-9=68</w:t>
-            </w:r>
-          </w:p>
-        </w:tc>
-        <w:tc>
-          <w:tcPr>
-            <w:tcW w:type="dxa" w:w="1987"/>
-          </w:tcPr>
-          <w:p>
-            <w:pPr>
-              <w:jc w:val="left"/>
-            </w:pPr>
-            <w:r>
-              <w:rPr>
-                <w:rFonts w:ascii="TimeNewRoman" w:hAnsi="TimeNewRoman"/>
-                <w:sz w:val="30"/>
-              </w:rPr>
-              <w:t>49+37=86</w:t>
-            </w:r>
-          </w:p>
-        </w:tc>
-        <w:tc>
-          <w:tcPr>
-            <w:tcW w:type="dxa" w:w="1987"/>
-          </w:tcPr>
-          <w:p>
-            <w:pPr>
-              <w:jc w:val="left"/>
-            </w:pPr>
-            <w:r>
-              <w:rPr>
-                <w:rFonts w:ascii="TimeNewRoman" w:hAnsi="TimeNewRoman"/>
-                <w:sz w:val="30"/>
-              </w:rPr>
-              <w:t>15+46=61</w:t>
-            </w:r>
-          </w:p>
-        </w:tc>
-        <w:tc>
-          <w:tcPr>
-            <w:tcW w:type="dxa" w:w="1987"/>
-          </w:tcPr>
-          <w:p>
-            <w:pPr>
-              <w:jc w:val="left"/>
-            </w:pPr>
-            <w:r>
-              <w:rPr>
-                <w:rFonts w:ascii="TimeNewRoman" w:hAnsi="TimeNewRoman"/>
-                <w:sz w:val="30"/>
-              </w:rPr>
-              <w:t>56+19=75</w:t>
-            </w:r>
-          </w:p>
-        </w:tc>
-        <w:tc>
-          <w:tcPr>
-            <w:tcW w:type="dxa" w:w="1987"/>
-          </w:tcPr>
-          <w:p>
-            <w:pPr>
-              <w:jc w:val="left"/>
-            </w:pPr>
-            <w:r>
-              <w:rPr>
-                <w:rFonts w:ascii="TimeNewRoman" w:hAnsi="TimeNewRoman"/>
-                <w:sz w:val="30"/>
-              </w:rPr>
-              <w:t>30-13=17</w:t>
+              <w:t>9+87=96</w:t>
             </w:r>
           </w:p>
         </w:tc>
@@ -1101,7 +1362,7 @@
                 <w:rFonts w:ascii="TimeNewRoman" w:hAnsi="TimeNewRoman"/>
                 <w:sz w:val="30"/>
               </w:rPr>
-              <w:t>7+88=95</w:t>
+              <w:t>59+27=86</w:t>
             </w:r>
           </w:p>
         </w:tc>
@@ -1118,7 +1379,7 @@
                 <w:rFonts w:ascii="TimeNewRoman" w:hAnsi="TimeNewRoman"/>
                 <w:sz w:val="30"/>
               </w:rPr>
-              <w:t>18+16=34</w:t>
+              <w:t>82-79=3</w:t>
             </w:r>
           </w:p>
         </w:tc>
@@ -1135,7 +1396,7 @@
                 <w:rFonts w:ascii="TimeNewRoman" w:hAnsi="TimeNewRoman"/>
                 <w:sz w:val="30"/>
               </w:rPr>
-              <w:t>19+42=61</w:t>
+              <w:t>90-27=63</w:t>
             </w:r>
           </w:p>
         </w:tc>
@@ -1152,7 +1413,7 @@
                 <w:rFonts w:ascii="TimeNewRoman" w:hAnsi="TimeNewRoman"/>
                 <w:sz w:val="30"/>
               </w:rPr>
-              <w:t>82-78=4</w:t>
+              <w:t>48+6=54</w:t>
             </w:r>
           </w:p>
         </w:tc>
@@ -1171,7 +1432,7 @@
                 <w:rFonts w:ascii="TimeNewRoman" w:hAnsi="TimeNewRoman"/>
                 <w:sz w:val="30"/>
               </w:rPr>
-              <w:t>6+26=32</w:t>
+              <w:t>18+79=97</w:t>
             </w:r>
           </w:p>
         </w:tc>
@@ -1188,7 +1449,7 @@
                 <w:rFonts w:ascii="TimeNewRoman" w:hAnsi="TimeNewRoman"/>
                 <w:sz w:val="30"/>
               </w:rPr>
-              <w:t>27+36=63</w:t>
+              <w:t>57-9=48</w:t>
             </w:r>
           </w:p>
         </w:tc>
@@ -1205,7 +1466,7 @@
                 <w:rFonts w:ascii="TimeNewRoman" w:hAnsi="TimeNewRoman"/>
                 <w:sz w:val="30"/>
               </w:rPr>
-              <w:t>4+7=11</w:t>
+              <w:t>60-14=46</w:t>
             </w:r>
           </w:p>
         </w:tc>
@@ -1222,7 +1483,7 @@
                 <w:rFonts w:ascii="TimeNewRoman" w:hAnsi="TimeNewRoman"/>
                 <w:sz w:val="30"/>
               </w:rPr>
-              <w:t>3+29=32</w:t>
+              <w:t>25+17=42</w:t>
             </w:r>
           </w:p>
         </w:tc>
@@ -1239,7 +1500,7 @@
                 <w:rFonts w:ascii="TimeNewRoman" w:hAnsi="TimeNewRoman"/>
                 <w:sz w:val="30"/>
               </w:rPr>
-              <w:t>98-39=59</w:t>
+              <w:t>69+7=76</w:t>
             </w:r>
           </w:p>
         </w:tc>
@@ -1258,7 +1519,7 @@
                 <w:rFonts w:ascii="TimeNewRoman" w:hAnsi="TimeNewRoman"/>
                 <w:sz w:val="30"/>
               </w:rPr>
-              <w:t>68+5=73</w:t>
+              <w:t>29+49=78</w:t>
             </w:r>
           </w:p>
         </w:tc>
@@ -1275,7 +1536,7 @@
                 <w:rFonts w:ascii="TimeNewRoman" w:hAnsi="TimeNewRoman"/>
                 <w:sz w:val="30"/>
               </w:rPr>
-              <w:t>12+19=31</w:t>
+              <w:t>80-43=37</w:t>
             </w:r>
           </w:p>
         </w:tc>
@@ -1292,7 +1553,7 @@
                 <w:rFonts w:ascii="TimeNewRoman" w:hAnsi="TimeNewRoman"/>
                 <w:sz w:val="30"/>
               </w:rPr>
-              <w:t>84-76=8</w:t>
+              <w:t>91-52=39</w:t>
             </w:r>
           </w:p>
         </w:tc>
@@ -1309,7 +1570,7 @@
                 <w:rFonts w:ascii="TimeNewRoman" w:hAnsi="TimeNewRoman"/>
                 <w:sz w:val="30"/>
               </w:rPr>
-              <w:t>80-59=21</w:t>
+              <w:t>90-79=11</w:t>
             </w:r>
           </w:p>
         </w:tc>
@@ -1326,7 +1587,7 @@
                 <w:rFonts w:ascii="TimeNewRoman" w:hAnsi="TimeNewRoman"/>
                 <w:sz w:val="30"/>
               </w:rPr>
-              <w:t>29+52=81</w:t>
+              <w:t>92-64=28</w:t>
             </w:r>
           </w:p>
         </w:tc>
@@ -1345,7 +1606,7 @@
                 <w:rFonts w:ascii="TimeNewRoman" w:hAnsi="TimeNewRoman"/>
                 <w:sz w:val="30"/>
               </w:rPr>
-              <w:t>9+56=65</w:t>
+              <w:t>44+48=92</w:t>
             </w:r>
           </w:p>
         </w:tc>
@@ -1362,7 +1623,7 @@
                 <w:rFonts w:ascii="TimeNewRoman" w:hAnsi="TimeNewRoman"/>
                 <w:sz w:val="30"/>
               </w:rPr>
-              <w:t>45+27=72</w:t>
+              <w:t>38+17=55</w:t>
             </w:r>
           </w:p>
         </w:tc>
@@ -1379,7 +1640,7 @@
                 <w:rFonts w:ascii="TimeNewRoman" w:hAnsi="TimeNewRoman"/>
                 <w:sz w:val="30"/>
               </w:rPr>
-              <w:t>64-36=28</w:t>
+              <w:t>46+28=74</w:t>
             </w:r>
           </w:p>
         </w:tc>
@@ -1396,7 +1657,7 @@
                 <w:rFonts w:ascii="TimeNewRoman" w:hAnsi="TimeNewRoman"/>
                 <w:sz w:val="30"/>
               </w:rPr>
-              <w:t>36+26=62</w:t>
+              <w:t>31-15=16</w:t>
             </w:r>
           </w:p>
         </w:tc>
@@ -1413,7 +1674,7 @@
                 <w:rFonts w:ascii="TimeNewRoman" w:hAnsi="TimeNewRoman"/>
                 <w:sz w:val="30"/>
               </w:rPr>
-              <w:t>68+18=86</w:t>
+              <w:t>4+88=92</w:t>
             </w:r>
           </w:p>
         </w:tc>
@@ -1432,7 +1693,7 @@
                 <w:rFonts w:ascii="TimeNewRoman" w:hAnsi="TimeNewRoman"/>
                 <w:sz w:val="30"/>
               </w:rPr>
-              <w:t>49+32=81</w:t>
+              <w:t>40-19=21</w:t>
             </w:r>
           </w:p>
         </w:tc>
@@ -1449,7 +1710,7 @@
                 <w:rFonts w:ascii="TimeNewRoman" w:hAnsi="TimeNewRoman"/>
                 <w:sz w:val="30"/>
               </w:rPr>
-              <w:t>86-39=47</w:t>
+              <w:t>5+57=62</w:t>
             </w:r>
           </w:p>
         </w:tc>
@@ -1466,7 +1727,7 @@
                 <w:rFonts w:ascii="TimeNewRoman" w:hAnsi="TimeNewRoman"/>
                 <w:sz w:val="30"/>
               </w:rPr>
-              <w:t>34-18=16</w:t>
+              <w:t>90-39=51</w:t>
             </w:r>
           </w:p>
         </w:tc>
@@ -1483,7 +1744,7 @@
                 <w:rFonts w:ascii="TimeNewRoman" w:hAnsi="TimeNewRoman"/>
                 <w:sz w:val="30"/>
               </w:rPr>
-              <w:t>15+77=92</w:t>
+              <w:t>94-27=67</w:t>
             </w:r>
           </w:p>
         </w:tc>
@@ -1500,268 +1761,7 @@
                 <w:rFonts w:ascii="TimeNewRoman" w:hAnsi="TimeNewRoman"/>
                 <w:sz w:val="30"/>
               </w:rPr>
-              <w:t>32-24=8</w:t>
-            </w:r>
-          </w:p>
-        </w:tc>
-      </w:tr>
-      <w:tr>
-        <w:tc>
-          <w:tcPr>
-            <w:tcW w:type="dxa" w:w="1987"/>
-          </w:tcPr>
-          <w:p>
-            <w:pPr>
-              <w:jc w:val="left"/>
-            </w:pPr>
-            <w:r>
-              <w:rPr>
-                <w:rFonts w:ascii="TimeNewRoman" w:hAnsi="TimeNewRoman"/>
-                <w:sz w:val="30"/>
-              </w:rPr>
-              <w:t>56+18=74</w:t>
-            </w:r>
-          </w:p>
-        </w:tc>
-        <w:tc>
-          <w:tcPr>
-            <w:tcW w:type="dxa" w:w="1987"/>
-          </w:tcPr>
-          <w:p>
-            <w:pPr>
-              <w:jc w:val="left"/>
-            </w:pPr>
-            <w:r>
-              <w:rPr>
-                <w:rFonts w:ascii="TimeNewRoman" w:hAnsi="TimeNewRoman"/>
-                <w:sz w:val="30"/>
-              </w:rPr>
-              <w:t>66-17=49</w:t>
-            </w:r>
-          </w:p>
-        </w:tc>
-        <w:tc>
-          <w:tcPr>
-            <w:tcW w:type="dxa" w:w="1987"/>
-          </w:tcPr>
-          <w:p>
-            <w:pPr>
-              <w:jc w:val="left"/>
-            </w:pPr>
-            <w:r>
-              <w:rPr>
-                <w:rFonts w:ascii="TimeNewRoman" w:hAnsi="TimeNewRoman"/>
-                <w:sz w:val="30"/>
-              </w:rPr>
-              <w:t>58-19=39</w:t>
-            </w:r>
-          </w:p>
-        </w:tc>
-        <w:tc>
-          <w:tcPr>
-            <w:tcW w:type="dxa" w:w="1987"/>
-          </w:tcPr>
-          <w:p>
-            <w:pPr>
-              <w:jc w:val="left"/>
-            </w:pPr>
-            <w:r>
-              <w:rPr>
-                <w:rFonts w:ascii="TimeNewRoman" w:hAnsi="TimeNewRoman"/>
-                <w:sz w:val="30"/>
-              </w:rPr>
-              <w:t>14+48=62</w:t>
-            </w:r>
-          </w:p>
-        </w:tc>
-        <w:tc>
-          <w:tcPr>
-            <w:tcW w:type="dxa" w:w="1987"/>
-          </w:tcPr>
-          <w:p>
-            <w:pPr>
-              <w:jc w:val="left"/>
-            </w:pPr>
-            <w:r>
-              <w:rPr>
-                <w:rFonts w:ascii="TimeNewRoman" w:hAnsi="TimeNewRoman"/>
-                <w:sz w:val="30"/>
-              </w:rPr>
-              <w:t>58+19=77</w:t>
-            </w:r>
-          </w:p>
-        </w:tc>
-      </w:tr>
-      <w:tr>
-        <w:tc>
-          <w:tcPr>
-            <w:tcW w:type="dxa" w:w="1987"/>
-          </w:tcPr>
-          <w:p>
-            <w:pPr>
-              <w:jc w:val="left"/>
-            </w:pPr>
-            <w:r>
-              <w:rPr>
-                <w:rFonts w:ascii="TimeNewRoman" w:hAnsi="TimeNewRoman"/>
-                <w:sz w:val="30"/>
-              </w:rPr>
-              <w:t>9+64=73</w:t>
-            </w:r>
-          </w:p>
-        </w:tc>
-        <w:tc>
-          <w:tcPr>
-            <w:tcW w:type="dxa" w:w="1987"/>
-          </w:tcPr>
-          <w:p>
-            <w:pPr>
-              <w:jc w:val="left"/>
-            </w:pPr>
-            <w:r>
-              <w:rPr>
-                <w:rFonts w:ascii="TimeNewRoman" w:hAnsi="TimeNewRoman"/>
-                <w:sz w:val="30"/>
-              </w:rPr>
-              <w:t>35+57=92</w:t>
-            </w:r>
-          </w:p>
-        </w:tc>
-        <w:tc>
-          <w:tcPr>
-            <w:tcW w:type="dxa" w:w="1987"/>
-          </w:tcPr>
-          <w:p>
-            <w:pPr>
-              <w:jc w:val="left"/>
-            </w:pPr>
-            <w:r>
-              <w:rPr>
-                <w:rFonts w:ascii="TimeNewRoman" w:hAnsi="TimeNewRoman"/>
-                <w:sz w:val="30"/>
-              </w:rPr>
-              <w:t>67+8=75</w:t>
-            </w:r>
-          </w:p>
-        </w:tc>
-        <w:tc>
-          <w:tcPr>
-            <w:tcW w:type="dxa" w:w="1987"/>
-          </w:tcPr>
-          <w:p>
-            <w:pPr>
-              <w:jc w:val="left"/>
-            </w:pPr>
-            <w:r>
-              <w:rPr>
-                <w:rFonts w:ascii="TimeNewRoman" w:hAnsi="TimeNewRoman"/>
-                <w:sz w:val="30"/>
-              </w:rPr>
-              <w:t>67-48=19</w:t>
-            </w:r>
-          </w:p>
-        </w:tc>
-        <w:tc>
-          <w:tcPr>
-            <w:tcW w:type="dxa" w:w="1987"/>
-          </w:tcPr>
-          <w:p>
-            <w:pPr>
-              <w:jc w:val="left"/>
-            </w:pPr>
-            <w:r>
-              <w:rPr>
-                <w:rFonts w:ascii="TimeNewRoman" w:hAnsi="TimeNewRoman"/>
-                <w:sz w:val="30"/>
-              </w:rPr>
-              <w:t>33+58=91</w:t>
-            </w:r>
-          </w:p>
-        </w:tc>
-      </w:tr>
-      <w:tr>
-        <w:tc>
-          <w:tcPr>
-            <w:tcW w:type="dxa" w:w="1987"/>
-          </w:tcPr>
-          <w:p>
-            <w:pPr>
-              <w:jc w:val="left"/>
-            </w:pPr>
-            <w:r>
-              <w:rPr>
-                <w:rFonts w:ascii="TimeNewRoman" w:hAnsi="TimeNewRoman"/>
-                <w:sz w:val="30"/>
-              </w:rPr>
-              <w:t>76+16=92</w:t>
-            </w:r>
-          </w:p>
-        </w:tc>
-        <w:tc>
-          <w:tcPr>
-            <w:tcW w:type="dxa" w:w="1987"/>
-          </w:tcPr>
-          <w:p>
-            <w:pPr>
-              <w:jc w:val="left"/>
-            </w:pPr>
-            <w:r>
-              <w:rPr>
-                <w:rFonts w:ascii="TimeNewRoman" w:hAnsi="TimeNewRoman"/>
-                <w:sz w:val="30"/>
-              </w:rPr>
-              <w:t>10-3=7</w:t>
-            </w:r>
-          </w:p>
-        </w:tc>
-        <w:tc>
-          <w:tcPr>
-            <w:tcW w:type="dxa" w:w="1987"/>
-          </w:tcPr>
-          <w:p>
-            <w:pPr>
-              <w:jc w:val="left"/>
-            </w:pPr>
-            <w:r>
-              <w:rPr>
-                <w:rFonts w:ascii="TimeNewRoman" w:hAnsi="TimeNewRoman"/>
-                <w:sz w:val="30"/>
-              </w:rPr>
-              <w:t>77+9=86</w:t>
-            </w:r>
-          </w:p>
-        </w:tc>
-        <w:tc>
-          <w:tcPr>
-            <w:tcW w:type="dxa" w:w="1987"/>
-          </w:tcPr>
-          <w:p>
-            <w:pPr>
-              <w:jc w:val="left"/>
-            </w:pPr>
-            <w:r>
-              <w:rPr>
-                <w:rFonts w:ascii="TimeNewRoman" w:hAnsi="TimeNewRoman"/>
-                <w:sz w:val="30"/>
-              </w:rPr>
-              <w:t>75-27=48</w:t>
-            </w:r>
-          </w:p>
-        </w:tc>
-        <w:tc>
-          <w:tcPr>
-            <w:tcW w:type="dxa" w:w="1987"/>
-          </w:tcPr>
-          <w:p>
-            <w:pPr>
-              <w:jc w:val="left"/>
-            </w:pPr>
-            <w:r>
-              <w:rPr>
-                <w:rFonts w:ascii="TimeNewRoman" w:hAnsi="TimeNewRoman"/>
-                <w:sz w:val="30"/>
-              </w:rPr>
-              <w:t>69+13=82</w:t>
+              <w:t>30-19=11</w:t>
             </w:r>
           </w:p>
         </w:tc>

--- a/answers-of-adc_sbb_within_100.docx
+++ b/answers-of-adc_sbb_within_100.docx
@@ -40,7 +40,7 @@
                 <w:rFonts w:ascii="TimeNewRoman" w:hAnsi="TimeNewRoman"/>
                 <w:sz w:val="30"/>
               </w:rPr>
-              <w:t>40-5=35</w:t>
+              <w:t>33-9=24</w:t>
             </w:r>
           </w:p>
         </w:tc>
@@ -57,7 +57,7 @@
                 <w:rFonts w:ascii="TimeNewRoman" w:hAnsi="TimeNewRoman"/>
                 <w:sz w:val="30"/>
               </w:rPr>
-              <w:t>58+4=62</w:t>
+              <w:t>82-79=3</w:t>
             </w:r>
           </w:p>
         </w:tc>
@@ -74,7 +74,7 @@
                 <w:rFonts w:ascii="TimeNewRoman" w:hAnsi="TimeNewRoman"/>
                 <w:sz w:val="30"/>
               </w:rPr>
-              <w:t>83+9=92</w:t>
+              <w:t>78+13=91</w:t>
             </w:r>
           </w:p>
         </w:tc>
@@ -91,7 +91,7 @@
                 <w:rFonts w:ascii="TimeNewRoman" w:hAnsi="TimeNewRoman"/>
                 <w:sz w:val="30"/>
               </w:rPr>
-              <w:t>7+87=94</w:t>
+              <w:t>63-8=55</w:t>
             </w:r>
           </w:p>
         </w:tc>
@@ -108,7 +108,7 @@
                 <w:rFonts w:ascii="TimeNewRoman" w:hAnsi="TimeNewRoman"/>
                 <w:sz w:val="30"/>
               </w:rPr>
-              <w:t>7+9=16</w:t>
+              <w:t>78+3=81</w:t>
             </w:r>
           </w:p>
         </w:tc>
@@ -127,7 +127,7 @@
                 <w:rFonts w:ascii="TimeNewRoman" w:hAnsi="TimeNewRoman"/>
                 <w:sz w:val="30"/>
               </w:rPr>
-              <w:t>24+69=93</w:t>
+              <w:t>37+44=81</w:t>
             </w:r>
           </w:p>
         </w:tc>
@@ -144,7 +144,7 @@
                 <w:rFonts w:ascii="TimeNewRoman" w:hAnsi="TimeNewRoman"/>
                 <w:sz w:val="30"/>
               </w:rPr>
-              <w:t>5+86=91</w:t>
+              <w:t>17+54=71</w:t>
             </w:r>
           </w:p>
         </w:tc>
@@ -161,7 +161,7 @@
                 <w:rFonts w:ascii="TimeNewRoman" w:hAnsi="TimeNewRoman"/>
                 <w:sz w:val="30"/>
               </w:rPr>
-              <w:t>38+49=87</w:t>
+              <w:t>65+9=74</w:t>
             </w:r>
           </w:p>
         </w:tc>
@@ -178,7 +178,7 @@
                 <w:rFonts w:ascii="TimeNewRoman" w:hAnsi="TimeNewRoman"/>
                 <w:sz w:val="30"/>
               </w:rPr>
-              <w:t>29+65=94</w:t>
+              <w:t>71-36=35</w:t>
             </w:r>
           </w:p>
         </w:tc>
@@ -195,7 +195,7 @@
                 <w:rFonts w:ascii="TimeNewRoman" w:hAnsi="TimeNewRoman"/>
                 <w:sz w:val="30"/>
               </w:rPr>
-              <w:t>67-59=8</w:t>
+              <w:t>55-26=29</w:t>
             </w:r>
           </w:p>
         </w:tc>
@@ -214,7 +214,7 @@
                 <w:rFonts w:ascii="TimeNewRoman" w:hAnsi="TimeNewRoman"/>
                 <w:sz w:val="30"/>
               </w:rPr>
-              <w:t>54+9=63</w:t>
+              <w:t>80-36=44</w:t>
             </w:r>
           </w:p>
         </w:tc>
@@ -231,7 +231,7 @@
                 <w:rFonts w:ascii="TimeNewRoman" w:hAnsi="TimeNewRoman"/>
                 <w:sz w:val="30"/>
               </w:rPr>
-              <w:t>71-63=8</w:t>
+              <w:t>57+14=71</w:t>
             </w:r>
           </w:p>
         </w:tc>
@@ -248,7 +248,7 @@
                 <w:rFonts w:ascii="TimeNewRoman" w:hAnsi="TimeNewRoman"/>
                 <w:sz w:val="30"/>
               </w:rPr>
-              <w:t>39+46=85</w:t>
+              <w:t>37+58=95</w:t>
             </w:r>
           </w:p>
         </w:tc>
@@ -265,7 +265,7 @@
                 <w:rFonts w:ascii="TimeNewRoman" w:hAnsi="TimeNewRoman"/>
                 <w:sz w:val="30"/>
               </w:rPr>
-              <w:t>37-9=28</w:t>
+              <w:t>71-66=5</w:t>
             </w:r>
           </w:p>
         </w:tc>
@@ -282,7 +282,7 @@
                 <w:rFonts w:ascii="TimeNewRoman" w:hAnsi="TimeNewRoman"/>
                 <w:sz w:val="30"/>
               </w:rPr>
-              <w:t>26+47=73</w:t>
+              <w:t>19+14=33</w:t>
             </w:r>
           </w:p>
         </w:tc>
@@ -301,7 +301,7 @@
                 <w:rFonts w:ascii="TimeNewRoman" w:hAnsi="TimeNewRoman"/>
                 <w:sz w:val="30"/>
               </w:rPr>
-              <w:t>27+66=93</w:t>
+              <w:t>92-54=38</w:t>
             </w:r>
           </w:p>
         </w:tc>
@@ -318,7 +318,7 @@
                 <w:rFonts w:ascii="TimeNewRoman" w:hAnsi="TimeNewRoman"/>
                 <w:sz w:val="30"/>
               </w:rPr>
-              <w:t>29+18=47</w:t>
+              <w:t>49+7=56</w:t>
             </w:r>
           </w:p>
         </w:tc>
@@ -335,7 +335,7 @@
                 <w:rFonts w:ascii="TimeNewRoman" w:hAnsi="TimeNewRoman"/>
                 <w:sz w:val="30"/>
               </w:rPr>
-              <w:t>91-27=64</w:t>
+              <w:t>60-36=24</w:t>
             </w:r>
           </w:p>
         </w:tc>
@@ -352,7 +352,7 @@
                 <w:rFonts w:ascii="TimeNewRoman" w:hAnsi="TimeNewRoman"/>
                 <w:sz w:val="30"/>
               </w:rPr>
-              <w:t>45-16=29</w:t>
+              <w:t>84+8=92</w:t>
             </w:r>
           </w:p>
         </w:tc>
@@ -369,7 +369,7 @@
                 <w:rFonts w:ascii="TimeNewRoman" w:hAnsi="TimeNewRoman"/>
                 <w:sz w:val="30"/>
               </w:rPr>
-              <w:t>30-21=9</w:t>
+              <w:t>5+66=71</w:t>
             </w:r>
           </w:p>
         </w:tc>
@@ -388,7 +388,7 @@
                 <w:rFonts w:ascii="TimeNewRoman" w:hAnsi="TimeNewRoman"/>
                 <w:sz w:val="30"/>
               </w:rPr>
-              <w:t>50-17=33</w:t>
+              <w:t>42+9=51</w:t>
             </w:r>
           </w:p>
         </w:tc>
@@ -405,7 +405,7 @@
                 <w:rFonts w:ascii="TimeNewRoman" w:hAnsi="TimeNewRoman"/>
                 <w:sz w:val="30"/>
               </w:rPr>
-              <w:t>14+18=32</w:t>
+              <w:t>68+24=92</w:t>
             </w:r>
           </w:p>
         </w:tc>
@@ -422,7 +422,7 @@
                 <w:rFonts w:ascii="TimeNewRoman" w:hAnsi="TimeNewRoman"/>
                 <w:sz w:val="30"/>
               </w:rPr>
-              <w:t>28+39=67</w:t>
+              <w:t>14+68=82</w:t>
             </w:r>
           </w:p>
         </w:tc>
@@ -439,7 +439,7 @@
                 <w:rFonts w:ascii="TimeNewRoman" w:hAnsi="TimeNewRoman"/>
                 <w:sz w:val="30"/>
               </w:rPr>
-              <w:t>53-36=17</w:t>
+              <w:t>54-38=16</w:t>
             </w:r>
           </w:p>
         </w:tc>
@@ -456,7 +456,7 @@
                 <w:rFonts w:ascii="TimeNewRoman" w:hAnsi="TimeNewRoman"/>
                 <w:sz w:val="30"/>
               </w:rPr>
-              <w:t>98-29=69</w:t>
+              <w:t>38+18=56</w:t>
             </w:r>
           </w:p>
         </w:tc>
@@ -475,7 +475,7 @@
                 <w:rFonts w:ascii="TimeNewRoman" w:hAnsi="TimeNewRoman"/>
                 <w:sz w:val="30"/>
               </w:rPr>
-              <w:t>93-38=55</w:t>
+              <w:t>17+46=63</w:t>
             </w:r>
           </w:p>
         </w:tc>
@@ -492,7 +492,773 @@
                 <w:rFonts w:ascii="TimeNewRoman" w:hAnsi="TimeNewRoman"/>
                 <w:sz w:val="30"/>
               </w:rPr>
-              <w:t>92-13=79</w:t>
+              <w:t>6+58=64</w:t>
+            </w:r>
+          </w:p>
+        </w:tc>
+        <w:tc>
+          <w:tcPr>
+            <w:tcW w:type="dxa" w:w="1987"/>
+          </w:tcPr>
+          <w:p>
+            <w:pPr>
+              <w:jc w:val="left"/>
+            </w:pPr>
+            <w:r>
+              <w:rPr>
+                <w:rFonts w:ascii="TimeNewRoman" w:hAnsi="TimeNewRoman"/>
+                <w:sz w:val="30"/>
+              </w:rPr>
+              <w:t>54+27=81</w:t>
+            </w:r>
+          </w:p>
+        </w:tc>
+        <w:tc>
+          <w:tcPr>
+            <w:tcW w:type="dxa" w:w="1987"/>
+          </w:tcPr>
+          <w:p>
+            <w:pPr>
+              <w:jc w:val="left"/>
+            </w:pPr>
+            <w:r>
+              <w:rPr>
+                <w:rFonts w:ascii="TimeNewRoman" w:hAnsi="TimeNewRoman"/>
+                <w:sz w:val="30"/>
+              </w:rPr>
+              <w:t>38-29=9</w:t>
+            </w:r>
+          </w:p>
+        </w:tc>
+        <w:tc>
+          <w:tcPr>
+            <w:tcW w:type="dxa" w:w="1987"/>
+          </w:tcPr>
+          <w:p>
+            <w:pPr>
+              <w:jc w:val="left"/>
+            </w:pPr>
+            <w:r>
+              <w:rPr>
+                <w:rFonts w:ascii="TimeNewRoman" w:hAnsi="TimeNewRoman"/>
+                <w:sz w:val="30"/>
+              </w:rPr>
+              <w:t>69+18=87</w:t>
+            </w:r>
+          </w:p>
+        </w:tc>
+      </w:tr>
+      <w:tr>
+        <w:tc>
+          <w:tcPr>
+            <w:tcW w:type="dxa" w:w="1987"/>
+          </w:tcPr>
+          <w:p>
+            <w:pPr>
+              <w:jc w:val="left"/>
+            </w:pPr>
+            <w:r>
+              <w:rPr>
+                <w:rFonts w:ascii="TimeNewRoman" w:hAnsi="TimeNewRoman"/>
+                <w:sz w:val="30"/>
+              </w:rPr>
+              <w:t>50-36=14</w:t>
+            </w:r>
+          </w:p>
+        </w:tc>
+        <w:tc>
+          <w:tcPr>
+            <w:tcW w:type="dxa" w:w="1987"/>
+          </w:tcPr>
+          <w:p>
+            <w:pPr>
+              <w:jc w:val="left"/>
+            </w:pPr>
+            <w:r>
+              <w:rPr>
+                <w:rFonts w:ascii="TimeNewRoman" w:hAnsi="TimeNewRoman"/>
+                <w:sz w:val="30"/>
+              </w:rPr>
+              <w:t>40-12=28</w:t>
+            </w:r>
+          </w:p>
+        </w:tc>
+        <w:tc>
+          <w:tcPr>
+            <w:tcW w:type="dxa" w:w="1987"/>
+          </w:tcPr>
+          <w:p>
+            <w:pPr>
+              <w:jc w:val="left"/>
+            </w:pPr>
+            <w:r>
+              <w:rPr>
+                <w:rFonts w:ascii="TimeNewRoman" w:hAnsi="TimeNewRoman"/>
+                <w:sz w:val="30"/>
+              </w:rPr>
+              <w:t>36+35=71</w:t>
+            </w:r>
+          </w:p>
+        </w:tc>
+        <w:tc>
+          <w:tcPr>
+            <w:tcW w:type="dxa" w:w="1987"/>
+          </w:tcPr>
+          <w:p>
+            <w:pPr>
+              <w:jc w:val="left"/>
+            </w:pPr>
+            <w:r>
+              <w:rPr>
+                <w:rFonts w:ascii="TimeNewRoman" w:hAnsi="TimeNewRoman"/>
+                <w:sz w:val="30"/>
+              </w:rPr>
+              <w:t>52-17=35</w:t>
+            </w:r>
+          </w:p>
+        </w:tc>
+        <w:tc>
+          <w:tcPr>
+            <w:tcW w:type="dxa" w:w="1987"/>
+          </w:tcPr>
+          <w:p>
+            <w:pPr>
+              <w:jc w:val="left"/>
+            </w:pPr>
+            <w:r>
+              <w:rPr>
+                <w:rFonts w:ascii="TimeNewRoman" w:hAnsi="TimeNewRoman"/>
+                <w:sz w:val="30"/>
+              </w:rPr>
+              <w:t>19+22=41</w:t>
+            </w:r>
+          </w:p>
+        </w:tc>
+      </w:tr>
+      <w:tr>
+        <w:tc>
+          <w:tcPr>
+            <w:tcW w:type="dxa" w:w="1987"/>
+          </w:tcPr>
+          <w:p>
+            <w:pPr>
+              <w:jc w:val="left"/>
+            </w:pPr>
+            <w:r>
+              <w:rPr>
+                <w:rFonts w:ascii="TimeNewRoman" w:hAnsi="TimeNewRoman"/>
+                <w:sz w:val="30"/>
+              </w:rPr>
+              <w:t>39+37=76</w:t>
+            </w:r>
+          </w:p>
+        </w:tc>
+        <w:tc>
+          <w:tcPr>
+            <w:tcW w:type="dxa" w:w="1987"/>
+          </w:tcPr>
+          <w:p>
+            <w:pPr>
+              <w:jc w:val="left"/>
+            </w:pPr>
+            <w:r>
+              <w:rPr>
+                <w:rFonts w:ascii="TimeNewRoman" w:hAnsi="TimeNewRoman"/>
+                <w:sz w:val="30"/>
+              </w:rPr>
+              <w:t>8+78=86</w:t>
+            </w:r>
+          </w:p>
+        </w:tc>
+        <w:tc>
+          <w:tcPr>
+            <w:tcW w:type="dxa" w:w="1987"/>
+          </w:tcPr>
+          <w:p>
+            <w:pPr>
+              <w:jc w:val="left"/>
+            </w:pPr>
+            <w:r>
+              <w:rPr>
+                <w:rFonts w:ascii="TimeNewRoman" w:hAnsi="TimeNewRoman"/>
+                <w:sz w:val="30"/>
+              </w:rPr>
+              <w:t>47+25=72</w:t>
+            </w:r>
+          </w:p>
+        </w:tc>
+        <w:tc>
+          <w:tcPr>
+            <w:tcW w:type="dxa" w:w="1987"/>
+          </w:tcPr>
+          <w:p>
+            <w:pPr>
+              <w:jc w:val="left"/>
+            </w:pPr>
+            <w:r>
+              <w:rPr>
+                <w:rFonts w:ascii="TimeNewRoman" w:hAnsi="TimeNewRoman"/>
+                <w:sz w:val="30"/>
+              </w:rPr>
+              <w:t>47+44=91</w:t>
+            </w:r>
+          </w:p>
+        </w:tc>
+        <w:tc>
+          <w:tcPr>
+            <w:tcW w:type="dxa" w:w="1987"/>
+          </w:tcPr>
+          <w:p>
+            <w:pPr>
+              <w:jc w:val="left"/>
+            </w:pPr>
+            <w:r>
+              <w:rPr>
+                <w:rFonts w:ascii="TimeNewRoman" w:hAnsi="TimeNewRoman"/>
+                <w:sz w:val="30"/>
+              </w:rPr>
+              <w:t>90-82=8</w:t>
+            </w:r>
+          </w:p>
+        </w:tc>
+      </w:tr>
+      <w:tr>
+        <w:tc>
+          <w:tcPr>
+            <w:tcW w:type="dxa" w:w="1987"/>
+          </w:tcPr>
+          <w:p>
+            <w:pPr>
+              <w:jc w:val="left"/>
+            </w:pPr>
+            <w:r>
+              <w:rPr>
+                <w:rFonts w:ascii="TimeNewRoman" w:hAnsi="TimeNewRoman"/>
+                <w:sz w:val="30"/>
+              </w:rPr>
+              <w:t>60-36=24</w:t>
+            </w:r>
+          </w:p>
+        </w:tc>
+        <w:tc>
+          <w:tcPr>
+            <w:tcW w:type="dxa" w:w="1987"/>
+          </w:tcPr>
+          <w:p>
+            <w:pPr>
+              <w:jc w:val="left"/>
+            </w:pPr>
+            <w:r>
+              <w:rPr>
+                <w:rFonts w:ascii="TimeNewRoman" w:hAnsi="TimeNewRoman"/>
+                <w:sz w:val="30"/>
+              </w:rPr>
+              <w:t>75-59=16</w:t>
+            </w:r>
+          </w:p>
+        </w:tc>
+        <w:tc>
+          <w:tcPr>
+            <w:tcW w:type="dxa" w:w="1987"/>
+          </w:tcPr>
+          <w:p>
+            <w:pPr>
+              <w:jc w:val="left"/>
+            </w:pPr>
+            <w:r>
+              <w:rPr>
+                <w:rFonts w:ascii="TimeNewRoman" w:hAnsi="TimeNewRoman"/>
+                <w:sz w:val="30"/>
+              </w:rPr>
+              <w:t>51-7=44</w:t>
+            </w:r>
+          </w:p>
+        </w:tc>
+        <w:tc>
+          <w:tcPr>
+            <w:tcW w:type="dxa" w:w="1987"/>
+          </w:tcPr>
+          <w:p>
+            <w:pPr>
+              <w:jc w:val="left"/>
+            </w:pPr>
+            <w:r>
+              <w:rPr>
+                <w:rFonts w:ascii="TimeNewRoman" w:hAnsi="TimeNewRoman"/>
+                <w:sz w:val="30"/>
+              </w:rPr>
+              <w:t>64+18=82</w:t>
+            </w:r>
+          </w:p>
+        </w:tc>
+        <w:tc>
+          <w:tcPr>
+            <w:tcW w:type="dxa" w:w="1987"/>
+          </w:tcPr>
+          <w:p>
+            <w:pPr>
+              <w:jc w:val="left"/>
+            </w:pPr>
+            <w:r>
+              <w:rPr>
+                <w:rFonts w:ascii="TimeNewRoman" w:hAnsi="TimeNewRoman"/>
+                <w:sz w:val="30"/>
+              </w:rPr>
+              <w:t>53-38=15</w:t>
+            </w:r>
+          </w:p>
+        </w:tc>
+      </w:tr>
+      <w:tr>
+        <w:tc>
+          <w:tcPr>
+            <w:tcW w:type="dxa" w:w="1987"/>
+          </w:tcPr>
+          <w:p>
+            <w:pPr>
+              <w:jc w:val="left"/>
+            </w:pPr>
+            <w:r>
+              <w:rPr>
+                <w:rFonts w:ascii="TimeNewRoman" w:hAnsi="TimeNewRoman"/>
+                <w:sz w:val="30"/>
+              </w:rPr>
+              <w:t>49+45=94</w:t>
+            </w:r>
+          </w:p>
+        </w:tc>
+        <w:tc>
+          <w:tcPr>
+            <w:tcW w:type="dxa" w:w="1987"/>
+          </w:tcPr>
+          <w:p>
+            <w:pPr>
+              <w:jc w:val="left"/>
+            </w:pPr>
+            <w:r>
+              <w:rPr>
+                <w:rFonts w:ascii="TimeNewRoman" w:hAnsi="TimeNewRoman"/>
+                <w:sz w:val="30"/>
+              </w:rPr>
+              <w:t>22+39=61</w:t>
+            </w:r>
+          </w:p>
+        </w:tc>
+        <w:tc>
+          <w:tcPr>
+            <w:tcW w:type="dxa" w:w="1987"/>
+          </w:tcPr>
+          <w:p>
+            <w:pPr>
+              <w:jc w:val="left"/>
+            </w:pPr>
+            <w:r>
+              <w:rPr>
+                <w:rFonts w:ascii="TimeNewRoman" w:hAnsi="TimeNewRoman"/>
+                <w:sz w:val="30"/>
+              </w:rPr>
+              <w:t>70-11=59</w:t>
+            </w:r>
+          </w:p>
+        </w:tc>
+        <w:tc>
+          <w:tcPr>
+            <w:tcW w:type="dxa" w:w="1987"/>
+          </w:tcPr>
+          <w:p>
+            <w:pPr>
+              <w:jc w:val="left"/>
+            </w:pPr>
+            <w:r>
+              <w:rPr>
+                <w:rFonts w:ascii="TimeNewRoman" w:hAnsi="TimeNewRoman"/>
+                <w:sz w:val="30"/>
+              </w:rPr>
+              <w:t>70-65=5</w:t>
+            </w:r>
+          </w:p>
+        </w:tc>
+        <w:tc>
+          <w:tcPr>
+            <w:tcW w:type="dxa" w:w="1987"/>
+          </w:tcPr>
+          <w:p>
+            <w:pPr>
+              <w:jc w:val="left"/>
+            </w:pPr>
+            <w:r>
+              <w:rPr>
+                <w:rFonts w:ascii="TimeNewRoman" w:hAnsi="TimeNewRoman"/>
+                <w:sz w:val="30"/>
+              </w:rPr>
+              <w:t>75+18=93</w:t>
+            </w:r>
+          </w:p>
+        </w:tc>
+      </w:tr>
+      <w:tr>
+        <w:tc>
+          <w:tcPr>
+            <w:tcW w:type="dxa" w:w="1987"/>
+          </w:tcPr>
+          <w:p>
+            <w:pPr>
+              <w:jc w:val="left"/>
+            </w:pPr>
+            <w:r>
+              <w:rPr>
+                <w:rFonts w:ascii="TimeNewRoman" w:hAnsi="TimeNewRoman"/>
+                <w:sz w:val="30"/>
+              </w:rPr>
+              <w:t>90-11=79</w:t>
+            </w:r>
+          </w:p>
+        </w:tc>
+        <w:tc>
+          <w:tcPr>
+            <w:tcW w:type="dxa" w:w="1987"/>
+          </w:tcPr>
+          <w:p>
+            <w:pPr>
+              <w:jc w:val="left"/>
+            </w:pPr>
+            <w:r>
+              <w:rPr>
+                <w:rFonts w:ascii="TimeNewRoman" w:hAnsi="TimeNewRoman"/>
+                <w:sz w:val="30"/>
+              </w:rPr>
+              <w:t>26+28=54</w:t>
+            </w:r>
+          </w:p>
+        </w:tc>
+        <w:tc>
+          <w:tcPr>
+            <w:tcW w:type="dxa" w:w="1987"/>
+          </w:tcPr>
+          <w:p>
+            <w:pPr>
+              <w:jc w:val="left"/>
+            </w:pPr>
+            <w:r>
+              <w:rPr>
+                <w:rFonts w:ascii="TimeNewRoman" w:hAnsi="TimeNewRoman"/>
+                <w:sz w:val="30"/>
+              </w:rPr>
+              <w:t>62-56=6</w:t>
+            </w:r>
+          </w:p>
+        </w:tc>
+        <w:tc>
+          <w:tcPr>
+            <w:tcW w:type="dxa" w:w="1987"/>
+          </w:tcPr>
+          <w:p>
+            <w:pPr>
+              <w:jc w:val="left"/>
+            </w:pPr>
+            <w:r>
+              <w:rPr>
+                <w:rFonts w:ascii="TimeNewRoman" w:hAnsi="TimeNewRoman"/>
+                <w:sz w:val="30"/>
+              </w:rPr>
+              <w:t>37+54=91</w:t>
+            </w:r>
+          </w:p>
+        </w:tc>
+        <w:tc>
+          <w:tcPr>
+            <w:tcW w:type="dxa" w:w="1987"/>
+          </w:tcPr>
+          <w:p>
+            <w:pPr>
+              <w:jc w:val="left"/>
+            </w:pPr>
+            <w:r>
+              <w:rPr>
+                <w:rFonts w:ascii="TimeNewRoman" w:hAnsi="TimeNewRoman"/>
+                <w:sz w:val="30"/>
+              </w:rPr>
+              <w:t>82-37=45</w:t>
+            </w:r>
+          </w:p>
+        </w:tc>
+      </w:tr>
+      <w:tr>
+        <w:tc>
+          <w:tcPr>
+            <w:tcW w:type="dxa" w:w="1987"/>
+          </w:tcPr>
+          <w:p>
+            <w:pPr>
+              <w:jc w:val="left"/>
+            </w:pPr>
+            <w:r>
+              <w:rPr>
+                <w:rFonts w:ascii="TimeNewRoman" w:hAnsi="TimeNewRoman"/>
+                <w:sz w:val="30"/>
+              </w:rPr>
+              <w:t>2+89=91</w:t>
+            </w:r>
+          </w:p>
+        </w:tc>
+        <w:tc>
+          <w:tcPr>
+            <w:tcW w:type="dxa" w:w="1987"/>
+          </w:tcPr>
+          <w:p>
+            <w:pPr>
+              <w:jc w:val="left"/>
+            </w:pPr>
+            <w:r>
+              <w:rPr>
+                <w:rFonts w:ascii="TimeNewRoman" w:hAnsi="TimeNewRoman"/>
+                <w:sz w:val="30"/>
+              </w:rPr>
+              <w:t>28+56=84</w:t>
+            </w:r>
+          </w:p>
+        </w:tc>
+        <w:tc>
+          <w:tcPr>
+            <w:tcW w:type="dxa" w:w="1987"/>
+          </w:tcPr>
+          <w:p>
+            <w:pPr>
+              <w:jc w:val="left"/>
+            </w:pPr>
+            <w:r>
+              <w:rPr>
+                <w:rFonts w:ascii="TimeNewRoman" w:hAnsi="TimeNewRoman"/>
+                <w:sz w:val="30"/>
+              </w:rPr>
+              <w:t>73+18=91</w:t>
+            </w:r>
+          </w:p>
+        </w:tc>
+        <w:tc>
+          <w:tcPr>
+            <w:tcW w:type="dxa" w:w="1987"/>
+          </w:tcPr>
+          <w:p>
+            <w:pPr>
+              <w:jc w:val="left"/>
+            </w:pPr>
+            <w:r>
+              <w:rPr>
+                <w:rFonts w:ascii="TimeNewRoman" w:hAnsi="TimeNewRoman"/>
+                <w:sz w:val="30"/>
+              </w:rPr>
+              <w:t>39+14=53</w:t>
+            </w:r>
+          </w:p>
+        </w:tc>
+        <w:tc>
+          <w:tcPr>
+            <w:tcW w:type="dxa" w:w="1987"/>
+          </w:tcPr>
+          <w:p>
+            <w:pPr>
+              <w:jc w:val="left"/>
+            </w:pPr>
+            <w:r>
+              <w:rPr>
+                <w:rFonts w:ascii="TimeNewRoman" w:hAnsi="TimeNewRoman"/>
+                <w:sz w:val="30"/>
+              </w:rPr>
+              <w:t>84-55=29</w:t>
+            </w:r>
+          </w:p>
+        </w:tc>
+      </w:tr>
+      <w:tr>
+        <w:tc>
+          <w:tcPr>
+            <w:tcW w:type="dxa" w:w="1987"/>
+          </w:tcPr>
+          <w:p>
+            <w:pPr>
+              <w:jc w:val="left"/>
+            </w:pPr>
+            <w:r>
+              <w:rPr>
+                <w:rFonts w:ascii="TimeNewRoman" w:hAnsi="TimeNewRoman"/>
+                <w:sz w:val="30"/>
+              </w:rPr>
+              <w:t>62-57=5</w:t>
+            </w:r>
+          </w:p>
+        </w:tc>
+        <w:tc>
+          <w:tcPr>
+            <w:tcW w:type="dxa" w:w="1987"/>
+          </w:tcPr>
+          <w:p>
+            <w:pPr>
+              <w:jc w:val="left"/>
+            </w:pPr>
+            <w:r>
+              <w:rPr>
+                <w:rFonts w:ascii="TimeNewRoman" w:hAnsi="TimeNewRoman"/>
+                <w:sz w:val="30"/>
+              </w:rPr>
+              <w:t>71-54=17</w:t>
+            </w:r>
+          </w:p>
+        </w:tc>
+        <w:tc>
+          <w:tcPr>
+            <w:tcW w:type="dxa" w:w="1987"/>
+          </w:tcPr>
+          <w:p>
+            <w:pPr>
+              <w:jc w:val="left"/>
+            </w:pPr>
+            <w:r>
+              <w:rPr>
+                <w:rFonts w:ascii="TimeNewRoman" w:hAnsi="TimeNewRoman"/>
+                <w:sz w:val="30"/>
+              </w:rPr>
+              <w:t>81-24=57</w:t>
+            </w:r>
+          </w:p>
+        </w:tc>
+        <w:tc>
+          <w:tcPr>
+            <w:tcW w:type="dxa" w:w="1987"/>
+          </w:tcPr>
+          <w:p>
+            <w:pPr>
+              <w:jc w:val="left"/>
+            </w:pPr>
+            <w:r>
+              <w:rPr>
+                <w:rFonts w:ascii="TimeNewRoman" w:hAnsi="TimeNewRoman"/>
+                <w:sz w:val="30"/>
+              </w:rPr>
+              <w:t>60-13=47</w:t>
+            </w:r>
+          </w:p>
+        </w:tc>
+        <w:tc>
+          <w:tcPr>
+            <w:tcW w:type="dxa" w:w="1987"/>
+          </w:tcPr>
+          <w:p>
+            <w:pPr>
+              <w:jc w:val="left"/>
+            </w:pPr>
+            <w:r>
+              <w:rPr>
+                <w:rFonts w:ascii="TimeNewRoman" w:hAnsi="TimeNewRoman"/>
+                <w:sz w:val="30"/>
+              </w:rPr>
+              <w:t>33+48=81</w:t>
+            </w:r>
+          </w:p>
+        </w:tc>
+      </w:tr>
+      <w:tr>
+        <w:tc>
+          <w:tcPr>
+            <w:tcW w:type="dxa" w:w="1987"/>
+          </w:tcPr>
+          <w:p>
+            <w:pPr>
+              <w:jc w:val="left"/>
+            </w:pPr>
+            <w:r>
+              <w:rPr>
+                <w:rFonts w:ascii="TimeNewRoman" w:hAnsi="TimeNewRoman"/>
+                <w:sz w:val="30"/>
+              </w:rPr>
+              <w:t>51-14=37</w:t>
+            </w:r>
+          </w:p>
+        </w:tc>
+        <w:tc>
+          <w:tcPr>
+            <w:tcW w:type="dxa" w:w="1987"/>
+          </w:tcPr>
+          <w:p>
+            <w:pPr>
+              <w:jc w:val="left"/>
+            </w:pPr>
+            <w:r>
+              <w:rPr>
+                <w:rFonts w:ascii="TimeNewRoman" w:hAnsi="TimeNewRoman"/>
+                <w:sz w:val="30"/>
+              </w:rPr>
+              <w:t>81-33=48</w:t>
+            </w:r>
+          </w:p>
+        </w:tc>
+        <w:tc>
+          <w:tcPr>
+            <w:tcW w:type="dxa" w:w="1987"/>
+          </w:tcPr>
+          <w:p>
+            <w:pPr>
+              <w:jc w:val="left"/>
+            </w:pPr>
+            <w:r>
+              <w:rPr>
+                <w:rFonts w:ascii="TimeNewRoman" w:hAnsi="TimeNewRoman"/>
+                <w:sz w:val="30"/>
+              </w:rPr>
+              <w:t>47+27=74</w:t>
+            </w:r>
+          </w:p>
+        </w:tc>
+        <w:tc>
+          <w:tcPr>
+            <w:tcW w:type="dxa" w:w="1987"/>
+          </w:tcPr>
+          <w:p>
+            <w:pPr>
+              <w:jc w:val="left"/>
+            </w:pPr>
+            <w:r>
+              <w:rPr>
+                <w:rFonts w:ascii="TimeNewRoman" w:hAnsi="TimeNewRoman"/>
+                <w:sz w:val="30"/>
+              </w:rPr>
+              <w:t>9+76=85</w:t>
+            </w:r>
+          </w:p>
+        </w:tc>
+        <w:tc>
+          <w:tcPr>
+            <w:tcW w:type="dxa" w:w="1987"/>
+          </w:tcPr>
+          <w:p>
+            <w:pPr>
+              <w:jc w:val="left"/>
+            </w:pPr>
+            <w:r>
+              <w:rPr>
+                <w:rFonts w:ascii="TimeNewRoman" w:hAnsi="TimeNewRoman"/>
+                <w:sz w:val="30"/>
+              </w:rPr>
+              <w:t>83-44=39</w:t>
+            </w:r>
+          </w:p>
+        </w:tc>
+      </w:tr>
+      <w:tr>
+        <w:tc>
+          <w:tcPr>
+            <w:tcW w:type="dxa" w:w="1987"/>
+          </w:tcPr>
+          <w:p>
+            <w:pPr>
+              <w:jc w:val="left"/>
+            </w:pPr>
+            <w:r>
+              <w:rPr>
+                <w:rFonts w:ascii="TimeNewRoman" w:hAnsi="TimeNewRoman"/>
+                <w:sz w:val="30"/>
+              </w:rPr>
+              <w:t>24+27=51</w:t>
             </w:r>
           </w:p>
         </w:tc>
@@ -526,7 +1292,7 @@
                 <w:rFonts w:ascii="TimeNewRoman" w:hAnsi="TimeNewRoman"/>
                 <w:sz w:val="30"/>
               </w:rPr>
-              <w:t>83-26=57</w:t>
+              <w:t>33+38=71</w:t>
             </w:r>
           </w:p>
         </w:tc>
@@ -543,7 +1309,24 @@
                 <w:rFonts w:ascii="TimeNewRoman" w:hAnsi="TimeNewRoman"/>
                 <w:sz w:val="30"/>
               </w:rPr>
-              <w:t>83-36=47</w:t>
+              <w:t>60-32=28</w:t>
+            </w:r>
+          </w:p>
+        </w:tc>
+        <w:tc>
+          <w:tcPr>
+            <w:tcW w:type="dxa" w:w="1987"/>
+          </w:tcPr>
+          <w:p>
+            <w:pPr>
+              <w:jc w:val="left"/>
+            </w:pPr>
+            <w:r>
+              <w:rPr>
+                <w:rFonts w:ascii="TimeNewRoman" w:hAnsi="TimeNewRoman"/>
+                <w:sz w:val="30"/>
+              </w:rPr>
+              <w:t>55-46=9</w:t>
             </w:r>
           </w:p>
         </w:tc>
@@ -562,7 +1345,7 @@
                 <w:rFonts w:ascii="TimeNewRoman" w:hAnsi="TimeNewRoman"/>
                 <w:sz w:val="30"/>
               </w:rPr>
-              <w:t>52-27=25</w:t>
+              <w:t>18+6=24</w:t>
             </w:r>
           </w:p>
         </w:tc>
@@ -579,285 +1362,7 @@
                 <w:rFonts w:ascii="TimeNewRoman" w:hAnsi="TimeNewRoman"/>
                 <w:sz w:val="30"/>
               </w:rPr>
-              <w:t>42-15=27</w:t>
-            </w:r>
-          </w:p>
-        </w:tc>
-        <w:tc>
-          <w:tcPr>
-            <w:tcW w:type="dxa" w:w="1987"/>
-          </w:tcPr>
-          <w:p>
-            <w:pPr>
-              <w:jc w:val="left"/>
-            </w:pPr>
-            <w:r>
-              <w:rPr>
-                <w:rFonts w:ascii="TimeNewRoman" w:hAnsi="TimeNewRoman"/>
-                <w:sz w:val="30"/>
-              </w:rPr>
-              <w:t>81-78=3</w:t>
-            </w:r>
-          </w:p>
-        </w:tc>
-        <w:tc>
-          <w:tcPr>
-            <w:tcW w:type="dxa" w:w="1987"/>
-          </w:tcPr>
-          <w:p>
-            <w:pPr>
-              <w:jc w:val="left"/>
-            </w:pPr>
-            <w:r>
-              <w:rPr>
-                <w:rFonts w:ascii="TimeNewRoman" w:hAnsi="TimeNewRoman"/>
-                <w:sz w:val="30"/>
-              </w:rPr>
-              <w:t>29+64=93</w:t>
-            </w:r>
-          </w:p>
-        </w:tc>
-        <w:tc>
-          <w:tcPr>
-            <w:tcW w:type="dxa" w:w="1987"/>
-          </w:tcPr>
-          <w:p>
-            <w:pPr>
-              <w:jc w:val="left"/>
-            </w:pPr>
-            <w:r>
-              <w:rPr>
-                <w:rFonts w:ascii="TimeNewRoman" w:hAnsi="TimeNewRoman"/>
-                <w:sz w:val="30"/>
-              </w:rPr>
-              <w:t>58+28=86</w:t>
-            </w:r>
-          </w:p>
-        </w:tc>
-      </w:tr>
-      <w:tr>
-        <w:tc>
-          <w:tcPr>
-            <w:tcW w:type="dxa" w:w="1987"/>
-          </w:tcPr>
-          <w:p>
-            <w:pPr>
-              <w:jc w:val="left"/>
-            </w:pPr>
-            <w:r>
-              <w:rPr>
-                <w:rFonts w:ascii="TimeNewRoman" w:hAnsi="TimeNewRoman"/>
-                <w:sz w:val="30"/>
-              </w:rPr>
-              <w:t>78+9=87</w:t>
-            </w:r>
-          </w:p>
-        </w:tc>
-        <w:tc>
-          <w:tcPr>
-            <w:tcW w:type="dxa" w:w="1987"/>
-          </w:tcPr>
-          <w:p>
-            <w:pPr>
-              <w:jc w:val="left"/>
-            </w:pPr>
-            <w:r>
-              <w:rPr>
-                <w:rFonts w:ascii="TimeNewRoman" w:hAnsi="TimeNewRoman"/>
-                <w:sz w:val="30"/>
-              </w:rPr>
-              <w:t>52-49=3</w:t>
-            </w:r>
-          </w:p>
-        </w:tc>
-        <w:tc>
-          <w:tcPr>
-            <w:tcW w:type="dxa" w:w="1987"/>
-          </w:tcPr>
-          <w:p>
-            <w:pPr>
-              <w:jc w:val="left"/>
-            </w:pPr>
-            <w:r>
-              <w:rPr>
-                <w:rFonts w:ascii="TimeNewRoman" w:hAnsi="TimeNewRoman"/>
-                <w:sz w:val="30"/>
-              </w:rPr>
-              <w:t>52-14=38</w:t>
-            </w:r>
-          </w:p>
-        </w:tc>
-        <w:tc>
-          <w:tcPr>
-            <w:tcW w:type="dxa" w:w="1987"/>
-          </w:tcPr>
-          <w:p>
-            <w:pPr>
-              <w:jc w:val="left"/>
-            </w:pPr>
-            <w:r>
-              <w:rPr>
-                <w:rFonts w:ascii="TimeNewRoman" w:hAnsi="TimeNewRoman"/>
-                <w:sz w:val="30"/>
-              </w:rPr>
-              <w:t>16+46=62</w:t>
-            </w:r>
-          </w:p>
-        </w:tc>
-        <w:tc>
-          <w:tcPr>
-            <w:tcW w:type="dxa" w:w="1987"/>
-          </w:tcPr>
-          <w:p>
-            <w:pPr>
-              <w:jc w:val="left"/>
-            </w:pPr>
-            <w:r>
-              <w:rPr>
-                <w:rFonts w:ascii="TimeNewRoman" w:hAnsi="TimeNewRoman"/>
-                <w:sz w:val="30"/>
-              </w:rPr>
-              <w:t>34+38=72</w:t>
-            </w:r>
-          </w:p>
-        </w:tc>
-      </w:tr>
-      <w:tr>
-        <w:tc>
-          <w:tcPr>
-            <w:tcW w:type="dxa" w:w="1987"/>
-          </w:tcPr>
-          <w:p>
-            <w:pPr>
-              <w:jc w:val="left"/>
-            </w:pPr>
-            <w:r>
-              <w:rPr>
-                <w:rFonts w:ascii="TimeNewRoman" w:hAnsi="TimeNewRoman"/>
-                <w:sz w:val="30"/>
-              </w:rPr>
-              <w:t>28+13=41</w:t>
-            </w:r>
-          </w:p>
-        </w:tc>
-        <w:tc>
-          <w:tcPr>
-            <w:tcW w:type="dxa" w:w="1987"/>
-          </w:tcPr>
-          <w:p>
-            <w:pPr>
-              <w:jc w:val="left"/>
-            </w:pPr>
-            <w:r>
-              <w:rPr>
-                <w:rFonts w:ascii="TimeNewRoman" w:hAnsi="TimeNewRoman"/>
-                <w:sz w:val="30"/>
-              </w:rPr>
-              <w:t>28+46=74</w:t>
-            </w:r>
-          </w:p>
-        </w:tc>
-        <w:tc>
-          <w:tcPr>
-            <w:tcW w:type="dxa" w:w="1987"/>
-          </w:tcPr>
-          <w:p>
-            <w:pPr>
-              <w:jc w:val="left"/>
-            </w:pPr>
-            <w:r>
-              <w:rPr>
-                <w:rFonts w:ascii="TimeNewRoman" w:hAnsi="TimeNewRoman"/>
-                <w:sz w:val="30"/>
-              </w:rPr>
-              <w:t>87+5=92</w:t>
-            </w:r>
-          </w:p>
-        </w:tc>
-        <w:tc>
-          <w:tcPr>
-            <w:tcW w:type="dxa" w:w="1987"/>
-          </w:tcPr>
-          <w:p>
-            <w:pPr>
-              <w:jc w:val="left"/>
-            </w:pPr>
-            <w:r>
-              <w:rPr>
-                <w:rFonts w:ascii="TimeNewRoman" w:hAnsi="TimeNewRoman"/>
-                <w:sz w:val="30"/>
-              </w:rPr>
-              <w:t>39+17=56</w:t>
-            </w:r>
-          </w:p>
-        </w:tc>
-        <w:tc>
-          <w:tcPr>
-            <w:tcW w:type="dxa" w:w="1987"/>
-          </w:tcPr>
-          <w:p>
-            <w:pPr>
-              <w:jc w:val="left"/>
-            </w:pPr>
-            <w:r>
-              <w:rPr>
-                <w:rFonts w:ascii="TimeNewRoman" w:hAnsi="TimeNewRoman"/>
-                <w:sz w:val="30"/>
-              </w:rPr>
-              <w:t>39+13=52</w:t>
-            </w:r>
-          </w:p>
-        </w:tc>
-      </w:tr>
-      <w:tr>
-        <w:tc>
-          <w:tcPr>
-            <w:tcW w:type="dxa" w:w="1987"/>
-          </w:tcPr>
-          <w:p>
-            <w:pPr>
-              <w:jc w:val="left"/>
-            </w:pPr>
-            <w:r>
-              <w:rPr>
-                <w:rFonts w:ascii="TimeNewRoman" w:hAnsi="TimeNewRoman"/>
-                <w:sz w:val="30"/>
-              </w:rPr>
-              <w:t>35+29=64</w:t>
-            </w:r>
-          </w:p>
-        </w:tc>
-        <w:tc>
-          <w:tcPr>
-            <w:tcW w:type="dxa" w:w="1987"/>
-          </w:tcPr>
-          <w:p>
-            <w:pPr>
-              <w:jc w:val="left"/>
-            </w:pPr>
-            <w:r>
-              <w:rPr>
-                <w:rFonts w:ascii="TimeNewRoman" w:hAnsi="TimeNewRoman"/>
-                <w:sz w:val="30"/>
-              </w:rPr>
-              <w:t>77+18=95</w:t>
-            </w:r>
-          </w:p>
-        </w:tc>
-        <w:tc>
-          <w:tcPr>
-            <w:tcW w:type="dxa" w:w="1987"/>
-          </w:tcPr>
-          <w:p>
-            <w:pPr>
-              <w:jc w:val="left"/>
-            </w:pPr>
-            <w:r>
-              <w:rPr>
-                <w:rFonts w:ascii="TimeNewRoman" w:hAnsi="TimeNewRoman"/>
-                <w:sz w:val="30"/>
-              </w:rPr>
-              <w:t>34-8=26</w:t>
+              <w:t>82-39=43</w:t>
             </w:r>
           </w:p>
         </w:tc>
@@ -891,7 +1396,24 @@
                 <w:rFonts w:ascii="TimeNewRoman" w:hAnsi="TimeNewRoman"/>
                 <w:sz w:val="30"/>
               </w:rPr>
-              <w:t>7+35=42</w:t>
+              <w:t>72-58=14</w:t>
+            </w:r>
+          </w:p>
+        </w:tc>
+        <w:tc>
+          <w:tcPr>
+            <w:tcW w:type="dxa" w:w="1987"/>
+          </w:tcPr>
+          <w:p>
+            <w:pPr>
+              <w:jc w:val="left"/>
+            </w:pPr>
+            <w:r>
+              <w:rPr>
+                <w:rFonts w:ascii="TimeNewRoman" w:hAnsi="TimeNewRoman"/>
+                <w:sz w:val="30"/>
+              </w:rPr>
+              <w:t>12-4=8</w:t>
             </w:r>
           </w:p>
         </w:tc>
@@ -910,7 +1432,7 @@
                 <w:rFonts w:ascii="TimeNewRoman" w:hAnsi="TimeNewRoman"/>
                 <w:sz w:val="30"/>
               </w:rPr>
-              <w:t>33-7=26</w:t>
+              <w:t>86-49=37</w:t>
             </w:r>
           </w:p>
         </w:tc>
@@ -927,7 +1449,7 @@
                 <w:rFonts w:ascii="TimeNewRoman" w:hAnsi="TimeNewRoman"/>
                 <w:sz w:val="30"/>
               </w:rPr>
-              <w:t>62-7=55</w:t>
+              <w:t>80-19=61</w:t>
             </w:r>
           </w:p>
         </w:tc>
@@ -944,7 +1466,7 @@
                 <w:rFonts w:ascii="TimeNewRoman" w:hAnsi="TimeNewRoman"/>
                 <w:sz w:val="30"/>
               </w:rPr>
-              <w:t>84-58=26</w:t>
+              <w:t>3+8=11</w:t>
             </w:r>
           </w:p>
         </w:tc>
@@ -961,7 +1483,7 @@
                 <w:rFonts w:ascii="TimeNewRoman" w:hAnsi="TimeNewRoman"/>
                 <w:sz w:val="30"/>
               </w:rPr>
-              <w:t>81-64=17</w:t>
+              <w:t>70-29=41</w:t>
             </w:r>
           </w:p>
         </w:tc>
@@ -978,7 +1500,7 @@
                 <w:rFonts w:ascii="TimeNewRoman" w:hAnsi="TimeNewRoman"/>
                 <w:sz w:val="30"/>
               </w:rPr>
-              <w:t>11-3=8</w:t>
+              <w:t>70-4=66</w:t>
             </w:r>
           </w:p>
         </w:tc>
@@ -997,7 +1519,7 @@
                 <w:rFonts w:ascii="TimeNewRoman" w:hAnsi="TimeNewRoman"/>
                 <w:sz w:val="30"/>
               </w:rPr>
-              <w:t>2+9=11</w:t>
+              <w:t>64-56=8</w:t>
             </w:r>
           </w:p>
         </w:tc>
@@ -1014,7 +1536,7 @@
                 <w:rFonts w:ascii="TimeNewRoman" w:hAnsi="TimeNewRoman"/>
                 <w:sz w:val="30"/>
               </w:rPr>
-              <w:t>16+28=44</w:t>
+              <w:t>47+37=84</w:t>
             </w:r>
           </w:p>
         </w:tc>
@@ -1031,7 +1553,7 @@
                 <w:rFonts w:ascii="TimeNewRoman" w:hAnsi="TimeNewRoman"/>
                 <w:sz w:val="30"/>
               </w:rPr>
-              <w:t>34-7=27</w:t>
+              <w:t>87-49=38</w:t>
             </w:r>
           </w:p>
         </w:tc>
@@ -1048,7 +1570,7 @@
                 <w:rFonts w:ascii="TimeNewRoman" w:hAnsi="TimeNewRoman"/>
                 <w:sz w:val="30"/>
               </w:rPr>
-              <w:t>65+28=93</w:t>
+              <w:t>64-15=49</w:t>
             </w:r>
           </w:p>
         </w:tc>
@@ -1065,7 +1587,7 @@
                 <w:rFonts w:ascii="TimeNewRoman" w:hAnsi="TimeNewRoman"/>
                 <w:sz w:val="30"/>
               </w:rPr>
-              <w:t>6+5=11</w:t>
+              <w:t>30-15=15</w:t>
             </w:r>
           </w:p>
         </w:tc>
@@ -1084,7 +1606,7 @@
                 <w:rFonts w:ascii="TimeNewRoman" w:hAnsi="TimeNewRoman"/>
                 <w:sz w:val="30"/>
               </w:rPr>
-              <w:t>44+49=93</w:t>
+              <w:t>24+28=52</w:t>
             </w:r>
           </w:p>
         </w:tc>
@@ -1101,7 +1623,7 @@
                 <w:rFonts w:ascii="TimeNewRoman" w:hAnsi="TimeNewRoman"/>
                 <w:sz w:val="30"/>
               </w:rPr>
-              <w:t>31-5=26</w:t>
+              <w:t>19+75=94</w:t>
             </w:r>
           </w:p>
         </w:tc>
@@ -1118,7 +1640,7 @@
                 <w:rFonts w:ascii="TimeNewRoman" w:hAnsi="TimeNewRoman"/>
                 <w:sz w:val="30"/>
               </w:rPr>
-              <w:t>37+17=54</w:t>
+              <w:t>13+48=61</w:t>
             </w:r>
           </w:p>
         </w:tc>
@@ -1135,7 +1657,7 @@
                 <w:rFonts w:ascii="TimeNewRoman" w:hAnsi="TimeNewRoman"/>
                 <w:sz w:val="30"/>
               </w:rPr>
-              <w:t>19+49=68</w:t>
+              <w:t>75-59=16</w:t>
             </w:r>
           </w:p>
         </w:tc>
@@ -1152,7 +1674,7 @@
                 <w:rFonts w:ascii="TimeNewRoman" w:hAnsi="TimeNewRoman"/>
                 <w:sz w:val="30"/>
               </w:rPr>
-              <w:t>82-54=28</w:t>
+              <w:t>18+43=61</w:t>
             </w:r>
           </w:p>
         </w:tc>
@@ -1171,7 +1693,7 @@
                 <w:rFonts w:ascii="TimeNewRoman" w:hAnsi="TimeNewRoman"/>
                 <w:sz w:val="30"/>
               </w:rPr>
-              <w:t>81-35=46</w:t>
+              <w:t>66+29=95</w:t>
             </w:r>
           </w:p>
         </w:tc>
@@ -1188,94 +1710,7 @@
                 <w:rFonts w:ascii="TimeNewRoman" w:hAnsi="TimeNewRoman"/>
                 <w:sz w:val="30"/>
               </w:rPr>
-              <w:t>70-2=68</w:t>
-            </w:r>
-          </w:p>
-        </w:tc>
-        <w:tc>
-          <w:tcPr>
-            <w:tcW w:type="dxa" w:w="1987"/>
-          </w:tcPr>
-          <w:p>
-            <w:pPr>
-              <w:jc w:val="left"/>
-            </w:pPr>
-            <w:r>
-              <w:rPr>
-                <w:rFonts w:ascii="TimeNewRoman" w:hAnsi="TimeNewRoman"/>
-                <w:sz w:val="30"/>
-              </w:rPr>
-              <w:t>71-29=42</w:t>
-            </w:r>
-          </w:p>
-        </w:tc>
-        <w:tc>
-          <w:tcPr>
-            <w:tcW w:type="dxa" w:w="1987"/>
-          </w:tcPr>
-          <w:p>
-            <w:pPr>
-              <w:jc w:val="left"/>
-            </w:pPr>
-            <w:r>
-              <w:rPr>
-                <w:rFonts w:ascii="TimeNewRoman" w:hAnsi="TimeNewRoman"/>
-                <w:sz w:val="30"/>
-              </w:rPr>
-              <w:t>17+64=81</w:t>
-            </w:r>
-          </w:p>
-        </w:tc>
-        <w:tc>
-          <w:tcPr>
-            <w:tcW w:type="dxa" w:w="1987"/>
-          </w:tcPr>
-          <w:p>
-            <w:pPr>
-              <w:jc w:val="left"/>
-            </w:pPr>
-            <w:r>
-              <w:rPr>
-                <w:rFonts w:ascii="TimeNewRoman" w:hAnsi="TimeNewRoman"/>
-                <w:sz w:val="30"/>
-              </w:rPr>
-              <w:t>18+64=82</w:t>
-            </w:r>
-          </w:p>
-        </w:tc>
-      </w:tr>
-      <w:tr>
-        <w:tc>
-          <w:tcPr>
-            <w:tcW w:type="dxa" w:w="1987"/>
-          </w:tcPr>
-          <w:p>
-            <w:pPr>
-              <w:jc w:val="left"/>
-            </w:pPr>
-            <w:r>
-              <w:rPr>
-                <w:rFonts w:ascii="TimeNewRoman" w:hAnsi="TimeNewRoman"/>
-                <w:sz w:val="30"/>
-              </w:rPr>
-              <w:t>68+9=77</w:t>
-            </w:r>
-          </w:p>
-        </w:tc>
-        <w:tc>
-          <w:tcPr>
-            <w:tcW w:type="dxa" w:w="1987"/>
-          </w:tcPr>
-          <w:p>
-            <w:pPr>
-              <w:jc w:val="left"/>
-            </w:pPr>
-            <w:r>
-              <w:rPr>
-                <w:rFonts w:ascii="TimeNewRoman" w:hAnsi="TimeNewRoman"/>
-                <w:sz w:val="30"/>
-              </w:rPr>
-              <w:t>94-35=59</w:t>
+              <w:t>57+7=64</w:t>
             </w:r>
           </w:p>
         </w:tc>
@@ -1309,7 +1744,7 @@
                 <w:rFonts w:ascii="TimeNewRoman" w:hAnsi="TimeNewRoman"/>
                 <w:sz w:val="30"/>
               </w:rPr>
-              <w:t>28+67=95</w:t>
+              <w:t>96-89=7</w:t>
             </w:r>
           </w:p>
         </w:tc>
@@ -1326,442 +1761,7 @@
                 <w:rFonts w:ascii="TimeNewRoman" w:hAnsi="TimeNewRoman"/>
                 <w:sz w:val="30"/>
               </w:rPr>
-              <w:t>9+87=96</w:t>
-            </w:r>
-          </w:p>
-        </w:tc>
-      </w:tr>
-      <w:tr>
-        <w:tc>
-          <w:tcPr>
-            <w:tcW w:type="dxa" w:w="1987"/>
-          </w:tcPr>
-          <w:p>
-            <w:pPr>
-              <w:jc w:val="left"/>
-            </w:pPr>
-            <w:r>
-              <w:rPr>
-                <w:rFonts w:ascii="TimeNewRoman" w:hAnsi="TimeNewRoman"/>
-                <w:sz w:val="30"/>
-              </w:rPr>
-              <w:t>45+7=52</w:t>
-            </w:r>
-          </w:p>
-        </w:tc>
-        <w:tc>
-          <w:tcPr>
-            <w:tcW w:type="dxa" w:w="1987"/>
-          </w:tcPr>
-          <w:p>
-            <w:pPr>
-              <w:jc w:val="left"/>
-            </w:pPr>
-            <w:r>
-              <w:rPr>
-                <w:rFonts w:ascii="TimeNewRoman" w:hAnsi="TimeNewRoman"/>
-                <w:sz w:val="30"/>
-              </w:rPr>
-              <w:t>59+27=86</w:t>
-            </w:r>
-          </w:p>
-        </w:tc>
-        <w:tc>
-          <w:tcPr>
-            <w:tcW w:type="dxa" w:w="1987"/>
-          </w:tcPr>
-          <w:p>
-            <w:pPr>
-              <w:jc w:val="left"/>
-            </w:pPr>
-            <w:r>
-              <w:rPr>
-                <w:rFonts w:ascii="TimeNewRoman" w:hAnsi="TimeNewRoman"/>
-                <w:sz w:val="30"/>
-              </w:rPr>
-              <w:t>82-79=3</w:t>
-            </w:r>
-          </w:p>
-        </w:tc>
-        <w:tc>
-          <w:tcPr>
-            <w:tcW w:type="dxa" w:w="1987"/>
-          </w:tcPr>
-          <w:p>
-            <w:pPr>
-              <w:jc w:val="left"/>
-            </w:pPr>
-            <w:r>
-              <w:rPr>
-                <w:rFonts w:ascii="TimeNewRoman" w:hAnsi="TimeNewRoman"/>
-                <w:sz w:val="30"/>
-              </w:rPr>
-              <w:t>90-27=63</w:t>
-            </w:r>
-          </w:p>
-        </w:tc>
-        <w:tc>
-          <w:tcPr>
-            <w:tcW w:type="dxa" w:w="1987"/>
-          </w:tcPr>
-          <w:p>
-            <w:pPr>
-              <w:jc w:val="left"/>
-            </w:pPr>
-            <w:r>
-              <w:rPr>
-                <w:rFonts w:ascii="TimeNewRoman" w:hAnsi="TimeNewRoman"/>
-                <w:sz w:val="30"/>
-              </w:rPr>
-              <w:t>48+6=54</w:t>
-            </w:r>
-          </w:p>
-        </w:tc>
-      </w:tr>
-      <w:tr>
-        <w:tc>
-          <w:tcPr>
-            <w:tcW w:type="dxa" w:w="1987"/>
-          </w:tcPr>
-          <w:p>
-            <w:pPr>
-              <w:jc w:val="left"/>
-            </w:pPr>
-            <w:r>
-              <w:rPr>
-                <w:rFonts w:ascii="TimeNewRoman" w:hAnsi="TimeNewRoman"/>
-                <w:sz w:val="30"/>
-              </w:rPr>
-              <w:t>18+79=97</w:t>
-            </w:r>
-          </w:p>
-        </w:tc>
-        <w:tc>
-          <w:tcPr>
-            <w:tcW w:type="dxa" w:w="1987"/>
-          </w:tcPr>
-          <w:p>
-            <w:pPr>
-              <w:jc w:val="left"/>
-            </w:pPr>
-            <w:r>
-              <w:rPr>
-                <w:rFonts w:ascii="TimeNewRoman" w:hAnsi="TimeNewRoman"/>
-                <w:sz w:val="30"/>
-              </w:rPr>
-              <w:t>57-9=48</w:t>
-            </w:r>
-          </w:p>
-        </w:tc>
-        <w:tc>
-          <w:tcPr>
-            <w:tcW w:type="dxa" w:w="1987"/>
-          </w:tcPr>
-          <w:p>
-            <w:pPr>
-              <w:jc w:val="left"/>
-            </w:pPr>
-            <w:r>
-              <w:rPr>
-                <w:rFonts w:ascii="TimeNewRoman" w:hAnsi="TimeNewRoman"/>
-                <w:sz w:val="30"/>
-              </w:rPr>
-              <w:t>60-14=46</w:t>
-            </w:r>
-          </w:p>
-        </w:tc>
-        <w:tc>
-          <w:tcPr>
-            <w:tcW w:type="dxa" w:w="1987"/>
-          </w:tcPr>
-          <w:p>
-            <w:pPr>
-              <w:jc w:val="left"/>
-            </w:pPr>
-            <w:r>
-              <w:rPr>
-                <w:rFonts w:ascii="TimeNewRoman" w:hAnsi="TimeNewRoman"/>
-                <w:sz w:val="30"/>
-              </w:rPr>
-              <w:t>25+17=42</w:t>
-            </w:r>
-          </w:p>
-        </w:tc>
-        <w:tc>
-          <w:tcPr>
-            <w:tcW w:type="dxa" w:w="1987"/>
-          </w:tcPr>
-          <w:p>
-            <w:pPr>
-              <w:jc w:val="left"/>
-            </w:pPr>
-            <w:r>
-              <w:rPr>
-                <w:rFonts w:ascii="TimeNewRoman" w:hAnsi="TimeNewRoman"/>
-                <w:sz w:val="30"/>
-              </w:rPr>
-              <w:t>69+7=76</w:t>
-            </w:r>
-          </w:p>
-        </w:tc>
-      </w:tr>
-      <w:tr>
-        <w:tc>
-          <w:tcPr>
-            <w:tcW w:type="dxa" w:w="1987"/>
-          </w:tcPr>
-          <w:p>
-            <w:pPr>
-              <w:jc w:val="left"/>
-            </w:pPr>
-            <w:r>
-              <w:rPr>
-                <w:rFonts w:ascii="TimeNewRoman" w:hAnsi="TimeNewRoman"/>
-                <w:sz w:val="30"/>
-              </w:rPr>
-              <w:t>29+49=78</w:t>
-            </w:r>
-          </w:p>
-        </w:tc>
-        <w:tc>
-          <w:tcPr>
-            <w:tcW w:type="dxa" w:w="1987"/>
-          </w:tcPr>
-          <w:p>
-            <w:pPr>
-              <w:jc w:val="left"/>
-            </w:pPr>
-            <w:r>
-              <w:rPr>
-                <w:rFonts w:ascii="TimeNewRoman" w:hAnsi="TimeNewRoman"/>
-                <w:sz w:val="30"/>
-              </w:rPr>
-              <w:t>80-43=37</w:t>
-            </w:r>
-          </w:p>
-        </w:tc>
-        <w:tc>
-          <w:tcPr>
-            <w:tcW w:type="dxa" w:w="1987"/>
-          </w:tcPr>
-          <w:p>
-            <w:pPr>
-              <w:jc w:val="left"/>
-            </w:pPr>
-            <w:r>
-              <w:rPr>
-                <w:rFonts w:ascii="TimeNewRoman" w:hAnsi="TimeNewRoman"/>
-                <w:sz w:val="30"/>
-              </w:rPr>
-              <w:t>91-52=39</w:t>
-            </w:r>
-          </w:p>
-        </w:tc>
-        <w:tc>
-          <w:tcPr>
-            <w:tcW w:type="dxa" w:w="1987"/>
-          </w:tcPr>
-          <w:p>
-            <w:pPr>
-              <w:jc w:val="left"/>
-            </w:pPr>
-            <w:r>
-              <w:rPr>
-                <w:rFonts w:ascii="TimeNewRoman" w:hAnsi="TimeNewRoman"/>
-                <w:sz w:val="30"/>
-              </w:rPr>
-              <w:t>90-79=11</w:t>
-            </w:r>
-          </w:p>
-        </w:tc>
-        <w:tc>
-          <w:tcPr>
-            <w:tcW w:type="dxa" w:w="1987"/>
-          </w:tcPr>
-          <w:p>
-            <w:pPr>
-              <w:jc w:val="left"/>
-            </w:pPr>
-            <w:r>
-              <w:rPr>
-                <w:rFonts w:ascii="TimeNewRoman" w:hAnsi="TimeNewRoman"/>
-                <w:sz w:val="30"/>
-              </w:rPr>
-              <w:t>92-64=28</w:t>
-            </w:r>
-          </w:p>
-        </w:tc>
-      </w:tr>
-      <w:tr>
-        <w:tc>
-          <w:tcPr>
-            <w:tcW w:type="dxa" w:w="1987"/>
-          </w:tcPr>
-          <w:p>
-            <w:pPr>
-              <w:jc w:val="left"/>
-            </w:pPr>
-            <w:r>
-              <w:rPr>
-                <w:rFonts w:ascii="TimeNewRoman" w:hAnsi="TimeNewRoman"/>
-                <w:sz w:val="30"/>
-              </w:rPr>
-              <w:t>44+48=92</w:t>
-            </w:r>
-          </w:p>
-        </w:tc>
-        <w:tc>
-          <w:tcPr>
-            <w:tcW w:type="dxa" w:w="1987"/>
-          </w:tcPr>
-          <w:p>
-            <w:pPr>
-              <w:jc w:val="left"/>
-            </w:pPr>
-            <w:r>
-              <w:rPr>
-                <w:rFonts w:ascii="TimeNewRoman" w:hAnsi="TimeNewRoman"/>
-                <w:sz w:val="30"/>
-              </w:rPr>
-              <w:t>38+17=55</w:t>
-            </w:r>
-          </w:p>
-        </w:tc>
-        <w:tc>
-          <w:tcPr>
-            <w:tcW w:type="dxa" w:w="1987"/>
-          </w:tcPr>
-          <w:p>
-            <w:pPr>
-              <w:jc w:val="left"/>
-            </w:pPr>
-            <w:r>
-              <w:rPr>
-                <w:rFonts w:ascii="TimeNewRoman" w:hAnsi="TimeNewRoman"/>
-                <w:sz w:val="30"/>
-              </w:rPr>
-              <w:t>46+28=74</w:t>
-            </w:r>
-          </w:p>
-        </w:tc>
-        <w:tc>
-          <w:tcPr>
-            <w:tcW w:type="dxa" w:w="1987"/>
-          </w:tcPr>
-          <w:p>
-            <w:pPr>
-              <w:jc w:val="left"/>
-            </w:pPr>
-            <w:r>
-              <w:rPr>
-                <w:rFonts w:ascii="TimeNewRoman" w:hAnsi="TimeNewRoman"/>
-                <w:sz w:val="30"/>
-              </w:rPr>
-              <w:t>31-15=16</w:t>
-            </w:r>
-          </w:p>
-        </w:tc>
-        <w:tc>
-          <w:tcPr>
-            <w:tcW w:type="dxa" w:w="1987"/>
-          </w:tcPr>
-          <w:p>
-            <w:pPr>
-              <w:jc w:val="left"/>
-            </w:pPr>
-            <w:r>
-              <w:rPr>
-                <w:rFonts w:ascii="TimeNewRoman" w:hAnsi="TimeNewRoman"/>
-                <w:sz w:val="30"/>
-              </w:rPr>
-              <w:t>4+88=92</w:t>
-            </w:r>
-          </w:p>
-        </w:tc>
-      </w:tr>
-      <w:tr>
-        <w:tc>
-          <w:tcPr>
-            <w:tcW w:type="dxa" w:w="1987"/>
-          </w:tcPr>
-          <w:p>
-            <w:pPr>
-              <w:jc w:val="left"/>
-            </w:pPr>
-            <w:r>
-              <w:rPr>
-                <w:rFonts w:ascii="TimeNewRoman" w:hAnsi="TimeNewRoman"/>
-                <w:sz w:val="30"/>
-              </w:rPr>
-              <w:t>40-19=21</w:t>
-            </w:r>
-          </w:p>
-        </w:tc>
-        <w:tc>
-          <w:tcPr>
-            <w:tcW w:type="dxa" w:w="1987"/>
-          </w:tcPr>
-          <w:p>
-            <w:pPr>
-              <w:jc w:val="left"/>
-            </w:pPr>
-            <w:r>
-              <w:rPr>
-                <w:rFonts w:ascii="TimeNewRoman" w:hAnsi="TimeNewRoman"/>
-                <w:sz w:val="30"/>
-              </w:rPr>
-              <w:t>5+57=62</w:t>
-            </w:r>
-          </w:p>
-        </w:tc>
-        <w:tc>
-          <w:tcPr>
-            <w:tcW w:type="dxa" w:w="1987"/>
-          </w:tcPr>
-          <w:p>
-            <w:pPr>
-              <w:jc w:val="left"/>
-            </w:pPr>
-            <w:r>
-              <w:rPr>
-                <w:rFonts w:ascii="TimeNewRoman" w:hAnsi="TimeNewRoman"/>
-                <w:sz w:val="30"/>
-              </w:rPr>
-              <w:t>90-39=51</w:t>
-            </w:r>
-          </w:p>
-        </w:tc>
-        <w:tc>
-          <w:tcPr>
-            <w:tcW w:type="dxa" w:w="1987"/>
-          </w:tcPr>
-          <w:p>
-            <w:pPr>
-              <w:jc w:val="left"/>
-            </w:pPr>
-            <w:r>
-              <w:rPr>
-                <w:rFonts w:ascii="TimeNewRoman" w:hAnsi="TimeNewRoman"/>
-                <w:sz w:val="30"/>
-              </w:rPr>
-              <w:t>94-27=67</w:t>
-            </w:r>
-          </w:p>
-        </w:tc>
-        <w:tc>
-          <w:tcPr>
-            <w:tcW w:type="dxa" w:w="1987"/>
-          </w:tcPr>
-          <w:p>
-            <w:pPr>
-              <w:jc w:val="left"/>
-            </w:pPr>
-            <w:r>
-              <w:rPr>
-                <w:rFonts w:ascii="TimeNewRoman" w:hAnsi="TimeNewRoman"/>
-                <w:sz w:val="30"/>
-              </w:rPr>
-              <w:t>30-19=11</w:t>
+              <w:t>72-45=27</w:t>
             </w:r>
           </w:p>
         </w:tc>

--- a/answers-of-adc_sbb_within_100.docx
+++ b/answers-of-adc_sbb_within_100.docx
@@ -11,7 +11,7 @@
           <w:rFonts w:ascii="Arial" w:hAnsi="Arial"/>
           <w:sz w:val="30"/>
         </w:rPr>
-        <w:t>2026-09-18 Friday</w:t>
+        <w:t>2026-09-19 Saturday</w:t>
       </w:r>
     </w:p>
     <w:tbl>
@@ -40,7 +40,7 @@
                 <w:rFonts w:ascii="TimeNewRoman" w:hAnsi="TimeNewRoman"/>
                 <w:sz w:val="30"/>
               </w:rPr>
-              <w:t>33-9=24</w:t>
+              <w:t>18+4=22</w:t>
             </w:r>
           </w:p>
         </w:tc>
@@ -57,7 +57,7 @@
                 <w:rFonts w:ascii="TimeNewRoman" w:hAnsi="TimeNewRoman"/>
                 <w:sz w:val="30"/>
               </w:rPr>
-              <w:t>82-79=3</w:t>
+              <w:t>77+16=93</w:t>
             </w:r>
           </w:p>
         </w:tc>
@@ -74,7 +74,7 @@
                 <w:rFonts w:ascii="TimeNewRoman" w:hAnsi="TimeNewRoman"/>
                 <w:sz w:val="30"/>
               </w:rPr>
-              <w:t>78+13=91</w:t>
+              <w:t>74-16=58</w:t>
             </w:r>
           </w:p>
         </w:tc>
@@ -91,7 +91,7 @@
                 <w:rFonts w:ascii="TimeNewRoman" w:hAnsi="TimeNewRoman"/>
                 <w:sz w:val="30"/>
               </w:rPr>
-              <w:t>63-8=55</w:t>
+              <w:t>18+18=36</w:t>
             </w:r>
           </w:p>
         </w:tc>
@@ -108,307 +108,12 @@
                 <w:rFonts w:ascii="TimeNewRoman" w:hAnsi="TimeNewRoman"/>
                 <w:sz w:val="30"/>
               </w:rPr>
-              <w:t>78+3=81</w:t>
+              <w:t>53-7=46</w:t>
             </w:r>
           </w:p>
         </w:tc>
       </w:tr>
       <w:tr>
-        <w:tc>
-          <w:tcPr>
-            <w:tcW w:type="dxa" w:w="1987"/>
-          </w:tcPr>
-          <w:p>
-            <w:pPr>
-              <w:jc w:val="left"/>
-            </w:pPr>
-            <w:r>
-              <w:rPr>
-                <w:rFonts w:ascii="TimeNewRoman" w:hAnsi="TimeNewRoman"/>
-                <w:sz w:val="30"/>
-              </w:rPr>
-              <w:t>37+44=81</w:t>
-            </w:r>
-          </w:p>
-        </w:tc>
-        <w:tc>
-          <w:tcPr>
-            <w:tcW w:type="dxa" w:w="1987"/>
-          </w:tcPr>
-          <w:p>
-            <w:pPr>
-              <w:jc w:val="left"/>
-            </w:pPr>
-            <w:r>
-              <w:rPr>
-                <w:rFonts w:ascii="TimeNewRoman" w:hAnsi="TimeNewRoman"/>
-                <w:sz w:val="30"/>
-              </w:rPr>
-              <w:t>17+54=71</w:t>
-            </w:r>
-          </w:p>
-        </w:tc>
-        <w:tc>
-          <w:tcPr>
-            <w:tcW w:type="dxa" w:w="1987"/>
-          </w:tcPr>
-          <w:p>
-            <w:pPr>
-              <w:jc w:val="left"/>
-            </w:pPr>
-            <w:r>
-              <w:rPr>
-                <w:rFonts w:ascii="TimeNewRoman" w:hAnsi="TimeNewRoman"/>
-                <w:sz w:val="30"/>
-              </w:rPr>
-              <w:t>65+9=74</w:t>
-            </w:r>
-          </w:p>
-        </w:tc>
-        <w:tc>
-          <w:tcPr>
-            <w:tcW w:type="dxa" w:w="1987"/>
-          </w:tcPr>
-          <w:p>
-            <w:pPr>
-              <w:jc w:val="left"/>
-            </w:pPr>
-            <w:r>
-              <w:rPr>
-                <w:rFonts w:ascii="TimeNewRoman" w:hAnsi="TimeNewRoman"/>
-                <w:sz w:val="30"/>
-              </w:rPr>
-              <w:t>71-36=35</w:t>
-            </w:r>
-          </w:p>
-        </w:tc>
-        <w:tc>
-          <w:tcPr>
-            <w:tcW w:type="dxa" w:w="1987"/>
-          </w:tcPr>
-          <w:p>
-            <w:pPr>
-              <w:jc w:val="left"/>
-            </w:pPr>
-            <w:r>
-              <w:rPr>
-                <w:rFonts w:ascii="TimeNewRoman" w:hAnsi="TimeNewRoman"/>
-                <w:sz w:val="30"/>
-              </w:rPr>
-              <w:t>55-26=29</w:t>
-            </w:r>
-          </w:p>
-        </w:tc>
-      </w:tr>
-      <w:tr>
-        <w:tc>
-          <w:tcPr>
-            <w:tcW w:type="dxa" w:w="1987"/>
-          </w:tcPr>
-          <w:p>
-            <w:pPr>
-              <w:jc w:val="left"/>
-            </w:pPr>
-            <w:r>
-              <w:rPr>
-                <w:rFonts w:ascii="TimeNewRoman" w:hAnsi="TimeNewRoman"/>
-                <w:sz w:val="30"/>
-              </w:rPr>
-              <w:t>80-36=44</w:t>
-            </w:r>
-          </w:p>
-        </w:tc>
-        <w:tc>
-          <w:tcPr>
-            <w:tcW w:type="dxa" w:w="1987"/>
-          </w:tcPr>
-          <w:p>
-            <w:pPr>
-              <w:jc w:val="left"/>
-            </w:pPr>
-            <w:r>
-              <w:rPr>
-                <w:rFonts w:ascii="TimeNewRoman" w:hAnsi="TimeNewRoman"/>
-                <w:sz w:val="30"/>
-              </w:rPr>
-              <w:t>57+14=71</w:t>
-            </w:r>
-          </w:p>
-        </w:tc>
-        <w:tc>
-          <w:tcPr>
-            <w:tcW w:type="dxa" w:w="1987"/>
-          </w:tcPr>
-          <w:p>
-            <w:pPr>
-              <w:jc w:val="left"/>
-            </w:pPr>
-            <w:r>
-              <w:rPr>
-                <w:rFonts w:ascii="TimeNewRoman" w:hAnsi="TimeNewRoman"/>
-                <w:sz w:val="30"/>
-              </w:rPr>
-              <w:t>37+58=95</w:t>
-            </w:r>
-          </w:p>
-        </w:tc>
-        <w:tc>
-          <w:tcPr>
-            <w:tcW w:type="dxa" w:w="1987"/>
-          </w:tcPr>
-          <w:p>
-            <w:pPr>
-              <w:jc w:val="left"/>
-            </w:pPr>
-            <w:r>
-              <w:rPr>
-                <w:rFonts w:ascii="TimeNewRoman" w:hAnsi="TimeNewRoman"/>
-                <w:sz w:val="30"/>
-              </w:rPr>
-              <w:t>71-66=5</w:t>
-            </w:r>
-          </w:p>
-        </w:tc>
-        <w:tc>
-          <w:tcPr>
-            <w:tcW w:type="dxa" w:w="1987"/>
-          </w:tcPr>
-          <w:p>
-            <w:pPr>
-              <w:jc w:val="left"/>
-            </w:pPr>
-            <w:r>
-              <w:rPr>
-                <w:rFonts w:ascii="TimeNewRoman" w:hAnsi="TimeNewRoman"/>
-                <w:sz w:val="30"/>
-              </w:rPr>
-              <w:t>19+14=33</w:t>
-            </w:r>
-          </w:p>
-        </w:tc>
-      </w:tr>
-      <w:tr>
-        <w:tc>
-          <w:tcPr>
-            <w:tcW w:type="dxa" w:w="1987"/>
-          </w:tcPr>
-          <w:p>
-            <w:pPr>
-              <w:jc w:val="left"/>
-            </w:pPr>
-            <w:r>
-              <w:rPr>
-                <w:rFonts w:ascii="TimeNewRoman" w:hAnsi="TimeNewRoman"/>
-                <w:sz w:val="30"/>
-              </w:rPr>
-              <w:t>92-54=38</w:t>
-            </w:r>
-          </w:p>
-        </w:tc>
-        <w:tc>
-          <w:tcPr>
-            <w:tcW w:type="dxa" w:w="1987"/>
-          </w:tcPr>
-          <w:p>
-            <w:pPr>
-              <w:jc w:val="left"/>
-            </w:pPr>
-            <w:r>
-              <w:rPr>
-                <w:rFonts w:ascii="TimeNewRoman" w:hAnsi="TimeNewRoman"/>
-                <w:sz w:val="30"/>
-              </w:rPr>
-              <w:t>49+7=56</w:t>
-            </w:r>
-          </w:p>
-        </w:tc>
-        <w:tc>
-          <w:tcPr>
-            <w:tcW w:type="dxa" w:w="1987"/>
-          </w:tcPr>
-          <w:p>
-            <w:pPr>
-              <w:jc w:val="left"/>
-            </w:pPr>
-            <w:r>
-              <w:rPr>
-                <w:rFonts w:ascii="TimeNewRoman" w:hAnsi="TimeNewRoman"/>
-                <w:sz w:val="30"/>
-              </w:rPr>
-              <w:t>60-36=24</w:t>
-            </w:r>
-          </w:p>
-        </w:tc>
-        <w:tc>
-          <w:tcPr>
-            <w:tcW w:type="dxa" w:w="1987"/>
-          </w:tcPr>
-          <w:p>
-            <w:pPr>
-              <w:jc w:val="left"/>
-            </w:pPr>
-            <w:r>
-              <w:rPr>
-                <w:rFonts w:ascii="TimeNewRoman" w:hAnsi="TimeNewRoman"/>
-                <w:sz w:val="30"/>
-              </w:rPr>
-              <w:t>84+8=92</w:t>
-            </w:r>
-          </w:p>
-        </w:tc>
-        <w:tc>
-          <w:tcPr>
-            <w:tcW w:type="dxa" w:w="1987"/>
-          </w:tcPr>
-          <w:p>
-            <w:pPr>
-              <w:jc w:val="left"/>
-            </w:pPr>
-            <w:r>
-              <w:rPr>
-                <w:rFonts w:ascii="TimeNewRoman" w:hAnsi="TimeNewRoman"/>
-                <w:sz w:val="30"/>
-              </w:rPr>
-              <w:t>5+66=71</w:t>
-            </w:r>
-          </w:p>
-        </w:tc>
-      </w:tr>
-      <w:tr>
-        <w:tc>
-          <w:tcPr>
-            <w:tcW w:type="dxa" w:w="1987"/>
-          </w:tcPr>
-          <w:p>
-            <w:pPr>
-              <w:jc w:val="left"/>
-            </w:pPr>
-            <w:r>
-              <w:rPr>
-                <w:rFonts w:ascii="TimeNewRoman" w:hAnsi="TimeNewRoman"/>
-                <w:sz w:val="30"/>
-              </w:rPr>
-              <w:t>42+9=51</w:t>
-            </w:r>
-          </w:p>
-        </w:tc>
-        <w:tc>
-          <w:tcPr>
-            <w:tcW w:type="dxa" w:w="1987"/>
-          </w:tcPr>
-          <w:p>
-            <w:pPr>
-              <w:jc w:val="left"/>
-            </w:pPr>
-            <w:r>
-              <w:rPr>
-                <w:rFonts w:ascii="TimeNewRoman" w:hAnsi="TimeNewRoman"/>
-                <w:sz w:val="30"/>
-              </w:rPr>
-              <w:t>68+24=92</w:t>
-            </w:r>
-          </w:p>
-        </w:tc>
         <w:tc>
           <w:tcPr>
             <w:tcW w:type="dxa" w:w="1987"/>
@@ -439,7 +144,7 @@
                 <w:rFonts w:ascii="TimeNewRoman" w:hAnsi="TimeNewRoman"/>
                 <w:sz w:val="30"/>
               </w:rPr>
-              <w:t>54-38=16</w:t>
+              <w:t>62-25=37</w:t>
             </w:r>
           </w:p>
         </w:tc>
@@ -456,26 +161,7 @@
                 <w:rFonts w:ascii="TimeNewRoman" w:hAnsi="TimeNewRoman"/>
                 <w:sz w:val="30"/>
               </w:rPr>
-              <w:t>38+18=56</w:t>
-            </w:r>
-          </w:p>
-        </w:tc>
-      </w:tr>
-      <w:tr>
-        <w:tc>
-          <w:tcPr>
-            <w:tcW w:type="dxa" w:w="1987"/>
-          </w:tcPr>
-          <w:p>
-            <w:pPr>
-              <w:jc w:val="left"/>
-            </w:pPr>
-            <w:r>
-              <w:rPr>
-                <w:rFonts w:ascii="TimeNewRoman" w:hAnsi="TimeNewRoman"/>
-                <w:sz w:val="30"/>
-              </w:rPr>
-              <w:t>17+46=63</w:t>
+              <w:t>6+86=92</w:t>
             </w:r>
           </w:p>
         </w:tc>
@@ -492,7 +178,7 @@
                 <w:rFonts w:ascii="TimeNewRoman" w:hAnsi="TimeNewRoman"/>
                 <w:sz w:val="30"/>
               </w:rPr>
-              <w:t>6+58=64</w:t>
+              <w:t>36+16=52</w:t>
             </w:r>
           </w:p>
         </w:tc>
@@ -509,302 +195,7 @@
                 <w:rFonts w:ascii="TimeNewRoman" w:hAnsi="TimeNewRoman"/>
                 <w:sz w:val="30"/>
               </w:rPr>
-              <w:t>54+27=81</w:t>
-            </w:r>
-          </w:p>
-        </w:tc>
-        <w:tc>
-          <w:tcPr>
-            <w:tcW w:type="dxa" w:w="1987"/>
-          </w:tcPr>
-          <w:p>
-            <w:pPr>
-              <w:jc w:val="left"/>
-            </w:pPr>
-            <w:r>
-              <w:rPr>
-                <w:rFonts w:ascii="TimeNewRoman" w:hAnsi="TimeNewRoman"/>
-                <w:sz w:val="30"/>
-              </w:rPr>
-              <w:t>38-29=9</w:t>
-            </w:r>
-          </w:p>
-        </w:tc>
-        <w:tc>
-          <w:tcPr>
-            <w:tcW w:type="dxa" w:w="1987"/>
-          </w:tcPr>
-          <w:p>
-            <w:pPr>
-              <w:jc w:val="left"/>
-            </w:pPr>
-            <w:r>
-              <w:rPr>
-                <w:rFonts w:ascii="TimeNewRoman" w:hAnsi="TimeNewRoman"/>
-                <w:sz w:val="30"/>
-              </w:rPr>
-              <w:t>69+18=87</w:t>
-            </w:r>
-          </w:p>
-        </w:tc>
-      </w:tr>
-      <w:tr>
-        <w:tc>
-          <w:tcPr>
-            <w:tcW w:type="dxa" w:w="1987"/>
-          </w:tcPr>
-          <w:p>
-            <w:pPr>
-              <w:jc w:val="left"/>
-            </w:pPr>
-            <w:r>
-              <w:rPr>
-                <w:rFonts w:ascii="TimeNewRoman" w:hAnsi="TimeNewRoman"/>
-                <w:sz w:val="30"/>
-              </w:rPr>
-              <w:t>50-36=14</w:t>
-            </w:r>
-          </w:p>
-        </w:tc>
-        <w:tc>
-          <w:tcPr>
-            <w:tcW w:type="dxa" w:w="1987"/>
-          </w:tcPr>
-          <w:p>
-            <w:pPr>
-              <w:jc w:val="left"/>
-            </w:pPr>
-            <w:r>
-              <w:rPr>
-                <w:rFonts w:ascii="TimeNewRoman" w:hAnsi="TimeNewRoman"/>
-                <w:sz w:val="30"/>
-              </w:rPr>
-              <w:t>40-12=28</w:t>
-            </w:r>
-          </w:p>
-        </w:tc>
-        <w:tc>
-          <w:tcPr>
-            <w:tcW w:type="dxa" w:w="1987"/>
-          </w:tcPr>
-          <w:p>
-            <w:pPr>
-              <w:jc w:val="left"/>
-            </w:pPr>
-            <w:r>
-              <w:rPr>
-                <w:rFonts w:ascii="TimeNewRoman" w:hAnsi="TimeNewRoman"/>
-                <w:sz w:val="30"/>
-              </w:rPr>
-              <w:t>36+35=71</w:t>
-            </w:r>
-          </w:p>
-        </w:tc>
-        <w:tc>
-          <w:tcPr>
-            <w:tcW w:type="dxa" w:w="1987"/>
-          </w:tcPr>
-          <w:p>
-            <w:pPr>
-              <w:jc w:val="left"/>
-            </w:pPr>
-            <w:r>
-              <w:rPr>
-                <w:rFonts w:ascii="TimeNewRoman" w:hAnsi="TimeNewRoman"/>
-                <w:sz w:val="30"/>
-              </w:rPr>
-              <w:t>52-17=35</w:t>
-            </w:r>
-          </w:p>
-        </w:tc>
-        <w:tc>
-          <w:tcPr>
-            <w:tcW w:type="dxa" w:w="1987"/>
-          </w:tcPr>
-          <w:p>
-            <w:pPr>
-              <w:jc w:val="left"/>
-            </w:pPr>
-            <w:r>
-              <w:rPr>
-                <w:rFonts w:ascii="TimeNewRoman" w:hAnsi="TimeNewRoman"/>
-                <w:sz w:val="30"/>
-              </w:rPr>
-              <w:t>19+22=41</w:t>
-            </w:r>
-          </w:p>
-        </w:tc>
-      </w:tr>
-      <w:tr>
-        <w:tc>
-          <w:tcPr>
-            <w:tcW w:type="dxa" w:w="1987"/>
-          </w:tcPr>
-          <w:p>
-            <w:pPr>
-              <w:jc w:val="left"/>
-            </w:pPr>
-            <w:r>
-              <w:rPr>
-                <w:rFonts w:ascii="TimeNewRoman" w:hAnsi="TimeNewRoman"/>
-                <w:sz w:val="30"/>
-              </w:rPr>
-              <w:t>39+37=76</w:t>
-            </w:r>
-          </w:p>
-        </w:tc>
-        <w:tc>
-          <w:tcPr>
-            <w:tcW w:type="dxa" w:w="1987"/>
-          </w:tcPr>
-          <w:p>
-            <w:pPr>
-              <w:jc w:val="left"/>
-            </w:pPr>
-            <w:r>
-              <w:rPr>
-                <w:rFonts w:ascii="TimeNewRoman" w:hAnsi="TimeNewRoman"/>
-                <w:sz w:val="30"/>
-              </w:rPr>
-              <w:t>8+78=86</w:t>
-            </w:r>
-          </w:p>
-        </w:tc>
-        <w:tc>
-          <w:tcPr>
-            <w:tcW w:type="dxa" w:w="1987"/>
-          </w:tcPr>
-          <w:p>
-            <w:pPr>
-              <w:jc w:val="left"/>
-            </w:pPr>
-            <w:r>
-              <w:rPr>
-                <w:rFonts w:ascii="TimeNewRoman" w:hAnsi="TimeNewRoman"/>
-                <w:sz w:val="30"/>
-              </w:rPr>
-              <w:t>47+25=72</w:t>
-            </w:r>
-          </w:p>
-        </w:tc>
-        <w:tc>
-          <w:tcPr>
-            <w:tcW w:type="dxa" w:w="1987"/>
-          </w:tcPr>
-          <w:p>
-            <w:pPr>
-              <w:jc w:val="left"/>
-            </w:pPr>
-            <w:r>
-              <w:rPr>
-                <w:rFonts w:ascii="TimeNewRoman" w:hAnsi="TimeNewRoman"/>
-                <w:sz w:val="30"/>
-              </w:rPr>
-              <w:t>47+44=91</w:t>
-            </w:r>
-          </w:p>
-        </w:tc>
-        <w:tc>
-          <w:tcPr>
-            <w:tcW w:type="dxa" w:w="1987"/>
-          </w:tcPr>
-          <w:p>
-            <w:pPr>
-              <w:jc w:val="left"/>
-            </w:pPr>
-            <w:r>
-              <w:rPr>
-                <w:rFonts w:ascii="TimeNewRoman" w:hAnsi="TimeNewRoman"/>
-                <w:sz w:val="30"/>
-              </w:rPr>
-              <w:t>90-82=8</w:t>
-            </w:r>
-          </w:p>
-        </w:tc>
-      </w:tr>
-      <w:tr>
-        <w:tc>
-          <w:tcPr>
-            <w:tcW w:type="dxa" w:w="1987"/>
-          </w:tcPr>
-          <w:p>
-            <w:pPr>
-              <w:jc w:val="left"/>
-            </w:pPr>
-            <w:r>
-              <w:rPr>
-                <w:rFonts w:ascii="TimeNewRoman" w:hAnsi="TimeNewRoman"/>
-                <w:sz w:val="30"/>
-              </w:rPr>
-              <w:t>60-36=24</w:t>
-            </w:r>
-          </w:p>
-        </w:tc>
-        <w:tc>
-          <w:tcPr>
-            <w:tcW w:type="dxa" w:w="1987"/>
-          </w:tcPr>
-          <w:p>
-            <w:pPr>
-              <w:jc w:val="left"/>
-            </w:pPr>
-            <w:r>
-              <w:rPr>
-                <w:rFonts w:ascii="TimeNewRoman" w:hAnsi="TimeNewRoman"/>
-                <w:sz w:val="30"/>
-              </w:rPr>
-              <w:t>75-59=16</w:t>
-            </w:r>
-          </w:p>
-        </w:tc>
-        <w:tc>
-          <w:tcPr>
-            <w:tcW w:type="dxa" w:w="1987"/>
-          </w:tcPr>
-          <w:p>
-            <w:pPr>
-              <w:jc w:val="left"/>
-            </w:pPr>
-            <w:r>
-              <w:rPr>
-                <w:rFonts w:ascii="TimeNewRoman" w:hAnsi="TimeNewRoman"/>
-                <w:sz w:val="30"/>
-              </w:rPr>
-              <w:t>51-7=44</w:t>
-            </w:r>
-          </w:p>
-        </w:tc>
-        <w:tc>
-          <w:tcPr>
-            <w:tcW w:type="dxa" w:w="1987"/>
-          </w:tcPr>
-          <w:p>
-            <w:pPr>
-              <w:jc w:val="left"/>
-            </w:pPr>
-            <w:r>
-              <w:rPr>
-                <w:rFonts w:ascii="TimeNewRoman" w:hAnsi="TimeNewRoman"/>
-                <w:sz w:val="30"/>
-              </w:rPr>
-              <w:t>64+18=82</w:t>
-            </w:r>
-          </w:p>
-        </w:tc>
-        <w:tc>
-          <w:tcPr>
-            <w:tcW w:type="dxa" w:w="1987"/>
-          </w:tcPr>
-          <w:p>
-            <w:pPr>
-              <w:jc w:val="left"/>
-            </w:pPr>
-            <w:r>
-              <w:rPr>
-                <w:rFonts w:ascii="TimeNewRoman" w:hAnsi="TimeNewRoman"/>
-                <w:sz w:val="30"/>
-              </w:rPr>
-              <w:t>53-38=15</w:t>
+              <w:t>93-7=86</w:t>
             </w:r>
           </w:p>
         </w:tc>
@@ -840,7 +231,7 @@
                 <w:rFonts w:ascii="TimeNewRoman" w:hAnsi="TimeNewRoman"/>
                 <w:sz w:val="30"/>
               </w:rPr>
-              <w:t>22+39=61</w:t>
+              <w:t>53-38=15</w:t>
             </w:r>
           </w:p>
         </w:tc>
@@ -857,7 +248,7 @@
                 <w:rFonts w:ascii="TimeNewRoman" w:hAnsi="TimeNewRoman"/>
                 <w:sz w:val="30"/>
               </w:rPr>
-              <w:t>70-11=59</w:t>
+              <w:t>49+2=51</w:t>
             </w:r>
           </w:p>
         </w:tc>
@@ -874,7 +265,7 @@
                 <w:rFonts w:ascii="TimeNewRoman" w:hAnsi="TimeNewRoman"/>
                 <w:sz w:val="30"/>
               </w:rPr>
-              <w:t>70-65=5</w:t>
+              <w:t>61-14=47</w:t>
             </w:r>
           </w:p>
         </w:tc>
@@ -891,7 +282,7 @@
                 <w:rFonts w:ascii="TimeNewRoman" w:hAnsi="TimeNewRoman"/>
                 <w:sz w:val="30"/>
               </w:rPr>
-              <w:t>75+18=93</w:t>
+              <w:t>75+17=92</w:t>
             </w:r>
           </w:p>
         </w:tc>
@@ -910,7 +301,7 @@
                 <w:rFonts w:ascii="TimeNewRoman" w:hAnsi="TimeNewRoman"/>
                 <w:sz w:val="30"/>
               </w:rPr>
-              <w:t>90-11=79</w:t>
+              <w:t>18+34=52</w:t>
             </w:r>
           </w:p>
         </w:tc>
@@ -927,7 +318,7 @@
                 <w:rFonts w:ascii="TimeNewRoman" w:hAnsi="TimeNewRoman"/>
                 <w:sz w:val="30"/>
               </w:rPr>
-              <w:t>26+28=54</w:t>
+              <w:t>44+39=83</w:t>
             </w:r>
           </w:p>
         </w:tc>
@@ -944,7 +335,7 @@
                 <w:rFonts w:ascii="TimeNewRoman" w:hAnsi="TimeNewRoman"/>
                 <w:sz w:val="30"/>
               </w:rPr>
-              <w:t>62-56=6</w:t>
+              <w:t>7+37=44</w:t>
             </w:r>
           </w:p>
         </w:tc>
@@ -961,7 +352,7 @@
                 <w:rFonts w:ascii="TimeNewRoman" w:hAnsi="TimeNewRoman"/>
                 <w:sz w:val="30"/>
               </w:rPr>
-              <w:t>37+54=91</w:t>
+              <w:t>19+9=28</w:t>
             </w:r>
           </w:p>
         </w:tc>
@@ -978,7 +369,7 @@
                 <w:rFonts w:ascii="TimeNewRoman" w:hAnsi="TimeNewRoman"/>
                 <w:sz w:val="30"/>
               </w:rPr>
-              <w:t>82-37=45</w:t>
+              <w:t>94-37=57</w:t>
             </w:r>
           </w:p>
         </w:tc>
@@ -997,7 +388,7 @@
                 <w:rFonts w:ascii="TimeNewRoman" w:hAnsi="TimeNewRoman"/>
                 <w:sz w:val="30"/>
               </w:rPr>
-              <w:t>2+89=91</w:t>
+              <w:t>54+28=82</w:t>
             </w:r>
           </w:p>
         </w:tc>
@@ -1014,7 +405,7 @@
                 <w:rFonts w:ascii="TimeNewRoman" w:hAnsi="TimeNewRoman"/>
                 <w:sz w:val="30"/>
               </w:rPr>
-              <w:t>28+56=84</w:t>
+              <w:t>29+26=55</w:t>
             </w:r>
           </w:p>
         </w:tc>
@@ -1031,7 +422,7 @@
                 <w:rFonts w:ascii="TimeNewRoman" w:hAnsi="TimeNewRoman"/>
                 <w:sz w:val="30"/>
               </w:rPr>
-              <w:t>73+18=91</w:t>
+              <w:t>60-6=54</w:t>
             </w:r>
           </w:p>
         </w:tc>
@@ -1048,7 +439,7 @@
                 <w:rFonts w:ascii="TimeNewRoman" w:hAnsi="TimeNewRoman"/>
                 <w:sz w:val="30"/>
               </w:rPr>
-              <w:t>39+14=53</w:t>
+              <w:t>94-49=45</w:t>
             </w:r>
           </w:p>
         </w:tc>
@@ -1065,7 +456,7 @@
                 <w:rFonts w:ascii="TimeNewRoman" w:hAnsi="TimeNewRoman"/>
                 <w:sz w:val="30"/>
               </w:rPr>
-              <w:t>84-55=29</w:t>
+              <w:t>38+39=77</w:t>
             </w:r>
           </w:p>
         </w:tc>
@@ -1084,7 +475,7 @@
                 <w:rFonts w:ascii="TimeNewRoman" w:hAnsi="TimeNewRoman"/>
                 <w:sz w:val="30"/>
               </w:rPr>
-              <w:t>62-57=5</w:t>
+              <w:t>36+25=61</w:t>
             </w:r>
           </w:p>
         </w:tc>
@@ -1101,7 +492,7 @@
                 <w:rFonts w:ascii="TimeNewRoman" w:hAnsi="TimeNewRoman"/>
                 <w:sz w:val="30"/>
               </w:rPr>
-              <w:t>71-54=17</w:t>
+              <w:t>4+18=22</w:t>
             </w:r>
           </w:p>
         </w:tc>
@@ -1118,7 +509,7 @@
                 <w:rFonts w:ascii="TimeNewRoman" w:hAnsi="TimeNewRoman"/>
                 <w:sz w:val="30"/>
               </w:rPr>
-              <w:t>81-24=57</w:t>
+              <w:t>82-55=27</w:t>
             </w:r>
           </w:p>
         </w:tc>
@@ -1135,7 +526,7 @@
                 <w:rFonts w:ascii="TimeNewRoman" w:hAnsi="TimeNewRoman"/>
                 <w:sz w:val="30"/>
               </w:rPr>
-              <w:t>60-13=47</w:t>
+              <w:t>7+74=81</w:t>
             </w:r>
           </w:p>
         </w:tc>
@@ -1152,7 +543,7 @@
                 <w:rFonts w:ascii="TimeNewRoman" w:hAnsi="TimeNewRoman"/>
                 <w:sz w:val="30"/>
               </w:rPr>
-              <w:t>33+48=81</w:t>
+              <w:t>14+78=92</w:t>
             </w:r>
           </w:p>
         </w:tc>
@@ -1171,7 +562,7 @@
                 <w:rFonts w:ascii="TimeNewRoman" w:hAnsi="TimeNewRoman"/>
                 <w:sz w:val="30"/>
               </w:rPr>
-              <w:t>51-14=37</w:t>
+              <w:t>90-61=29</w:t>
             </w:r>
           </w:p>
         </w:tc>
@@ -1188,7 +579,7 @@
                 <w:rFonts w:ascii="TimeNewRoman" w:hAnsi="TimeNewRoman"/>
                 <w:sz w:val="30"/>
               </w:rPr>
-              <w:t>81-33=48</w:t>
+              <w:t>87-38=49</w:t>
             </w:r>
           </w:p>
         </w:tc>
@@ -1205,7 +596,7 @@
                 <w:rFonts w:ascii="TimeNewRoman" w:hAnsi="TimeNewRoman"/>
                 <w:sz w:val="30"/>
               </w:rPr>
-              <w:t>47+27=74</w:t>
+              <w:t>84+9=93</w:t>
             </w:r>
           </w:p>
         </w:tc>
@@ -1222,7 +613,7 @@
                 <w:rFonts w:ascii="TimeNewRoman" w:hAnsi="TimeNewRoman"/>
                 <w:sz w:val="30"/>
               </w:rPr>
-              <w:t>9+76=85</w:t>
+              <w:t>97-39=58</w:t>
             </w:r>
           </w:p>
         </w:tc>
@@ -1239,7 +630,7 @@
                 <w:rFonts w:ascii="TimeNewRoman" w:hAnsi="TimeNewRoman"/>
                 <w:sz w:val="30"/>
               </w:rPr>
-              <w:t>83-44=39</w:t>
+              <w:t>92-56=36</w:t>
             </w:r>
           </w:p>
         </w:tc>
@@ -1258,7 +649,7 @@
                 <w:rFonts w:ascii="TimeNewRoman" w:hAnsi="TimeNewRoman"/>
                 <w:sz w:val="30"/>
               </w:rPr>
-              <w:t>24+27=51</w:t>
+              <w:t>26+36=62</w:t>
             </w:r>
           </w:p>
         </w:tc>
@@ -1275,7 +666,7 @@
                 <w:rFonts w:ascii="TimeNewRoman" w:hAnsi="TimeNewRoman"/>
                 <w:sz w:val="30"/>
               </w:rPr>
-              <w:t>24-16=8</w:t>
+              <w:t>44+48=92</w:t>
             </w:r>
           </w:p>
         </w:tc>
@@ -1292,7 +683,7 @@
                 <w:rFonts w:ascii="TimeNewRoman" w:hAnsi="TimeNewRoman"/>
                 <w:sz w:val="30"/>
               </w:rPr>
-              <w:t>33+38=71</w:t>
+              <w:t>97-18=79</w:t>
             </w:r>
           </w:p>
         </w:tc>
@@ -1309,7 +700,7 @@
                 <w:rFonts w:ascii="TimeNewRoman" w:hAnsi="TimeNewRoman"/>
                 <w:sz w:val="30"/>
               </w:rPr>
-              <w:t>60-32=28</w:t>
+              <w:t>23-15=8</w:t>
             </w:r>
           </w:p>
         </w:tc>
@@ -1326,7 +717,7 @@
                 <w:rFonts w:ascii="TimeNewRoman" w:hAnsi="TimeNewRoman"/>
                 <w:sz w:val="30"/>
               </w:rPr>
-              <w:t>55-46=9</w:t>
+              <w:t>28+25=53</w:t>
             </w:r>
           </w:p>
         </w:tc>
@@ -1345,7 +736,7 @@
                 <w:rFonts w:ascii="TimeNewRoman" w:hAnsi="TimeNewRoman"/>
                 <w:sz w:val="30"/>
               </w:rPr>
-              <w:t>18+6=24</w:t>
+              <w:t>29+18=47</w:t>
             </w:r>
           </w:p>
         </w:tc>
@@ -1362,7 +753,7 @@
                 <w:rFonts w:ascii="TimeNewRoman" w:hAnsi="TimeNewRoman"/>
                 <w:sz w:val="30"/>
               </w:rPr>
-              <w:t>82-39=43</w:t>
+              <w:t>12-3=9</w:t>
             </w:r>
           </w:p>
         </w:tc>
@@ -1379,7 +770,7 @@
                 <w:rFonts w:ascii="TimeNewRoman" w:hAnsi="TimeNewRoman"/>
                 <w:sz w:val="30"/>
               </w:rPr>
-              <w:t>35+19=54</w:t>
+              <w:t>28+46=74</w:t>
             </w:r>
           </w:p>
         </w:tc>
@@ -1396,7 +787,7 @@
                 <w:rFonts w:ascii="TimeNewRoman" w:hAnsi="TimeNewRoman"/>
                 <w:sz w:val="30"/>
               </w:rPr>
-              <w:t>72-58=14</w:t>
+              <w:t>48+3=51</w:t>
             </w:r>
           </w:p>
         </w:tc>
@@ -1413,7 +804,7 @@
                 <w:rFonts w:ascii="TimeNewRoman" w:hAnsi="TimeNewRoman"/>
                 <w:sz w:val="30"/>
               </w:rPr>
-              <w:t>12-4=8</w:t>
+              <w:t>76-39=37</w:t>
             </w:r>
           </w:p>
         </w:tc>
@@ -1432,7 +823,7 @@
                 <w:rFonts w:ascii="TimeNewRoman" w:hAnsi="TimeNewRoman"/>
                 <w:sz w:val="30"/>
               </w:rPr>
-              <w:t>86-49=37</w:t>
+              <w:t>49+29=78</w:t>
             </w:r>
           </w:p>
         </w:tc>
@@ -1449,7 +840,7 @@
                 <w:rFonts w:ascii="TimeNewRoman" w:hAnsi="TimeNewRoman"/>
                 <w:sz w:val="30"/>
               </w:rPr>
-              <w:t>80-19=61</w:t>
+              <w:t>90-19=71</w:t>
             </w:r>
           </w:p>
         </w:tc>
@@ -1466,7 +857,7 @@
                 <w:rFonts w:ascii="TimeNewRoman" w:hAnsi="TimeNewRoman"/>
                 <w:sz w:val="30"/>
               </w:rPr>
-              <w:t>3+8=11</w:t>
+              <w:t>61-29=32</w:t>
             </w:r>
           </w:p>
         </w:tc>
@@ -1483,7 +874,7 @@
                 <w:rFonts w:ascii="TimeNewRoman" w:hAnsi="TimeNewRoman"/>
                 <w:sz w:val="30"/>
               </w:rPr>
-              <w:t>70-29=41</w:t>
+              <w:t>54+39=93</w:t>
             </w:r>
           </w:p>
         </w:tc>
@@ -1500,7 +891,7 @@
                 <w:rFonts w:ascii="TimeNewRoman" w:hAnsi="TimeNewRoman"/>
                 <w:sz w:val="30"/>
               </w:rPr>
-              <w:t>70-4=66</w:t>
+              <w:t>39+59=98</w:t>
             </w:r>
           </w:p>
         </w:tc>
@@ -1519,7 +910,7 @@
                 <w:rFonts w:ascii="TimeNewRoman" w:hAnsi="TimeNewRoman"/>
                 <w:sz w:val="30"/>
               </w:rPr>
-              <w:t>64-56=8</w:t>
+              <w:t>48+36=84</w:t>
             </w:r>
           </w:p>
         </w:tc>
@@ -1536,7 +927,7 @@
                 <w:rFonts w:ascii="TimeNewRoman" w:hAnsi="TimeNewRoman"/>
                 <w:sz w:val="30"/>
               </w:rPr>
-              <w:t>47+37=84</w:t>
+              <w:t>29+4=33</w:t>
             </w:r>
           </w:p>
         </w:tc>
@@ -1553,7 +944,7 @@
                 <w:rFonts w:ascii="TimeNewRoman" w:hAnsi="TimeNewRoman"/>
                 <w:sz w:val="30"/>
               </w:rPr>
-              <w:t>87-49=38</w:t>
+              <w:t>90-32=58</w:t>
             </w:r>
           </w:p>
         </w:tc>
@@ -1570,7 +961,7 @@
                 <w:rFonts w:ascii="TimeNewRoman" w:hAnsi="TimeNewRoman"/>
                 <w:sz w:val="30"/>
               </w:rPr>
-              <w:t>64-15=49</w:t>
+              <w:t>34-26=8</w:t>
             </w:r>
           </w:p>
         </w:tc>
@@ -1587,7 +978,7 @@
                 <w:rFonts w:ascii="TimeNewRoman" w:hAnsi="TimeNewRoman"/>
                 <w:sz w:val="30"/>
               </w:rPr>
-              <w:t>30-15=15</w:t>
+              <w:t>92-18=74</w:t>
             </w:r>
           </w:p>
         </w:tc>
@@ -1606,7 +997,7 @@
                 <w:rFonts w:ascii="TimeNewRoman" w:hAnsi="TimeNewRoman"/>
                 <w:sz w:val="30"/>
               </w:rPr>
-              <w:t>24+28=52</w:t>
+              <w:t>50-4=46</w:t>
             </w:r>
           </w:p>
         </w:tc>
@@ -1623,7 +1014,7 @@
                 <w:rFonts w:ascii="TimeNewRoman" w:hAnsi="TimeNewRoman"/>
                 <w:sz w:val="30"/>
               </w:rPr>
-              <w:t>19+75=94</w:t>
+              <w:t>51-4=47</w:t>
             </w:r>
           </w:p>
         </w:tc>
@@ -1640,7 +1031,7 @@
                 <w:rFonts w:ascii="TimeNewRoman" w:hAnsi="TimeNewRoman"/>
                 <w:sz w:val="30"/>
               </w:rPr>
-              <w:t>13+48=61</w:t>
+              <w:t>93-56=37</w:t>
             </w:r>
           </w:p>
         </w:tc>
@@ -1657,7 +1048,7 @@
                 <w:rFonts w:ascii="TimeNewRoman" w:hAnsi="TimeNewRoman"/>
                 <w:sz w:val="30"/>
               </w:rPr>
-              <w:t>75-59=16</w:t>
+              <w:t>48+44=92</w:t>
             </w:r>
           </w:p>
         </w:tc>
@@ -1674,7 +1065,7 @@
                 <w:rFonts w:ascii="TimeNewRoman" w:hAnsi="TimeNewRoman"/>
                 <w:sz w:val="30"/>
               </w:rPr>
-              <w:t>18+43=61</w:t>
+              <w:t>18+27=45</w:t>
             </w:r>
           </w:p>
         </w:tc>
@@ -1693,7 +1084,7 @@
                 <w:rFonts w:ascii="TimeNewRoman" w:hAnsi="TimeNewRoman"/>
                 <w:sz w:val="30"/>
               </w:rPr>
-              <w:t>66+29=95</w:t>
+              <w:t>48-19=29</w:t>
             </w:r>
           </w:p>
         </w:tc>
@@ -1710,7 +1101,7 @@
                 <w:rFonts w:ascii="TimeNewRoman" w:hAnsi="TimeNewRoman"/>
                 <w:sz w:val="30"/>
               </w:rPr>
-              <w:t>57+7=64</w:t>
+              <w:t>32+29=61</w:t>
             </w:r>
           </w:p>
         </w:tc>
@@ -1727,7 +1118,7 @@
                 <w:rFonts w:ascii="TimeNewRoman" w:hAnsi="TimeNewRoman"/>
                 <w:sz w:val="30"/>
               </w:rPr>
-              <w:t>6+8=14</w:t>
+              <w:t>70-68=2</w:t>
             </w:r>
           </w:p>
         </w:tc>
@@ -1744,7 +1135,7 @@
                 <w:rFonts w:ascii="TimeNewRoman" w:hAnsi="TimeNewRoman"/>
                 <w:sz w:val="30"/>
               </w:rPr>
-              <w:t>96-89=7</w:t>
+              <w:t>65-37=28</w:t>
             </w:r>
           </w:p>
         </w:tc>
@@ -1761,7 +1152,616 @@
                 <w:rFonts w:ascii="TimeNewRoman" w:hAnsi="TimeNewRoman"/>
                 <w:sz w:val="30"/>
               </w:rPr>
-              <w:t>72-45=27</w:t>
+              <w:t>71-39=32</w:t>
+            </w:r>
+          </w:p>
+        </w:tc>
+      </w:tr>
+      <w:tr>
+        <w:tc>
+          <w:tcPr>
+            <w:tcW w:type="dxa" w:w="1987"/>
+          </w:tcPr>
+          <w:p>
+            <w:pPr>
+              <w:jc w:val="left"/>
+            </w:pPr>
+            <w:r>
+              <w:rPr>
+                <w:rFonts w:ascii="TimeNewRoman" w:hAnsi="TimeNewRoman"/>
+                <w:sz w:val="30"/>
+              </w:rPr>
+              <w:t>26+47=73</w:t>
+            </w:r>
+          </w:p>
+        </w:tc>
+        <w:tc>
+          <w:tcPr>
+            <w:tcW w:type="dxa" w:w="1987"/>
+          </w:tcPr>
+          <w:p>
+            <w:pPr>
+              <w:jc w:val="left"/>
+            </w:pPr>
+            <w:r>
+              <w:rPr>
+                <w:rFonts w:ascii="TimeNewRoman" w:hAnsi="TimeNewRoman"/>
+                <w:sz w:val="30"/>
+              </w:rPr>
+              <w:t>90-87=3</w:t>
+            </w:r>
+          </w:p>
+        </w:tc>
+        <w:tc>
+          <w:tcPr>
+            <w:tcW w:type="dxa" w:w="1987"/>
+          </w:tcPr>
+          <w:p>
+            <w:pPr>
+              <w:jc w:val="left"/>
+            </w:pPr>
+            <w:r>
+              <w:rPr>
+                <w:rFonts w:ascii="TimeNewRoman" w:hAnsi="TimeNewRoman"/>
+                <w:sz w:val="30"/>
+              </w:rPr>
+              <w:t>8+49=57</w:t>
+            </w:r>
+          </w:p>
+        </w:tc>
+        <w:tc>
+          <w:tcPr>
+            <w:tcW w:type="dxa" w:w="1987"/>
+          </w:tcPr>
+          <w:p>
+            <w:pPr>
+              <w:jc w:val="left"/>
+            </w:pPr>
+            <w:r>
+              <w:rPr>
+                <w:rFonts w:ascii="TimeNewRoman" w:hAnsi="TimeNewRoman"/>
+                <w:sz w:val="30"/>
+              </w:rPr>
+              <w:t>75-26=49</w:t>
+            </w:r>
+          </w:p>
+        </w:tc>
+        <w:tc>
+          <w:tcPr>
+            <w:tcW w:type="dxa" w:w="1987"/>
+          </w:tcPr>
+          <w:p>
+            <w:pPr>
+              <w:jc w:val="left"/>
+            </w:pPr>
+            <w:r>
+              <w:rPr>
+                <w:rFonts w:ascii="TimeNewRoman" w:hAnsi="TimeNewRoman"/>
+                <w:sz w:val="30"/>
+              </w:rPr>
+              <w:t>57+19=76</w:t>
+            </w:r>
+          </w:p>
+        </w:tc>
+      </w:tr>
+      <w:tr>
+        <w:tc>
+          <w:tcPr>
+            <w:tcW w:type="dxa" w:w="1987"/>
+          </w:tcPr>
+          <w:p>
+            <w:pPr>
+              <w:jc w:val="left"/>
+            </w:pPr>
+            <w:r>
+              <w:rPr>
+                <w:rFonts w:ascii="TimeNewRoman" w:hAnsi="TimeNewRoman"/>
+                <w:sz w:val="30"/>
+              </w:rPr>
+              <w:t>73+19=92</w:t>
+            </w:r>
+          </w:p>
+        </w:tc>
+        <w:tc>
+          <w:tcPr>
+            <w:tcW w:type="dxa" w:w="1987"/>
+          </w:tcPr>
+          <w:p>
+            <w:pPr>
+              <w:jc w:val="left"/>
+            </w:pPr>
+            <w:r>
+              <w:rPr>
+                <w:rFonts w:ascii="TimeNewRoman" w:hAnsi="TimeNewRoman"/>
+                <w:sz w:val="30"/>
+              </w:rPr>
+              <w:t>36+28=64</w:t>
+            </w:r>
+          </w:p>
+        </w:tc>
+        <w:tc>
+          <w:tcPr>
+            <w:tcW w:type="dxa" w:w="1987"/>
+          </w:tcPr>
+          <w:p>
+            <w:pPr>
+              <w:jc w:val="left"/>
+            </w:pPr>
+            <w:r>
+              <w:rPr>
+                <w:rFonts w:ascii="TimeNewRoman" w:hAnsi="TimeNewRoman"/>
+                <w:sz w:val="30"/>
+              </w:rPr>
+              <w:t>29+53=82</w:t>
+            </w:r>
+          </w:p>
+        </w:tc>
+        <w:tc>
+          <w:tcPr>
+            <w:tcW w:type="dxa" w:w="1987"/>
+          </w:tcPr>
+          <w:p>
+            <w:pPr>
+              <w:jc w:val="left"/>
+            </w:pPr>
+            <w:r>
+              <w:rPr>
+                <w:rFonts w:ascii="TimeNewRoman" w:hAnsi="TimeNewRoman"/>
+                <w:sz w:val="30"/>
+              </w:rPr>
+              <w:t>16+77=93</w:t>
+            </w:r>
+          </w:p>
+        </w:tc>
+        <w:tc>
+          <w:tcPr>
+            <w:tcW w:type="dxa" w:w="1987"/>
+          </w:tcPr>
+          <w:p>
+            <w:pPr>
+              <w:jc w:val="left"/>
+            </w:pPr>
+            <w:r>
+              <w:rPr>
+                <w:rFonts w:ascii="TimeNewRoman" w:hAnsi="TimeNewRoman"/>
+                <w:sz w:val="30"/>
+              </w:rPr>
+              <w:t>67+4=71</w:t>
+            </w:r>
+          </w:p>
+        </w:tc>
+      </w:tr>
+      <w:tr>
+        <w:tc>
+          <w:tcPr>
+            <w:tcW w:type="dxa" w:w="1987"/>
+          </w:tcPr>
+          <w:p>
+            <w:pPr>
+              <w:jc w:val="left"/>
+            </w:pPr>
+            <w:r>
+              <w:rPr>
+                <w:rFonts w:ascii="TimeNewRoman" w:hAnsi="TimeNewRoman"/>
+                <w:sz w:val="30"/>
+              </w:rPr>
+              <w:t>23+39=62</w:t>
+            </w:r>
+          </w:p>
+        </w:tc>
+        <w:tc>
+          <w:tcPr>
+            <w:tcW w:type="dxa" w:w="1987"/>
+          </w:tcPr>
+          <w:p>
+            <w:pPr>
+              <w:jc w:val="left"/>
+            </w:pPr>
+            <w:r>
+              <w:rPr>
+                <w:rFonts w:ascii="TimeNewRoman" w:hAnsi="TimeNewRoman"/>
+                <w:sz w:val="30"/>
+              </w:rPr>
+              <w:t>39+42=81</w:t>
+            </w:r>
+          </w:p>
+        </w:tc>
+        <w:tc>
+          <w:tcPr>
+            <w:tcW w:type="dxa" w:w="1987"/>
+          </w:tcPr>
+          <w:p>
+            <w:pPr>
+              <w:jc w:val="left"/>
+            </w:pPr>
+            <w:r>
+              <w:rPr>
+                <w:rFonts w:ascii="TimeNewRoman" w:hAnsi="TimeNewRoman"/>
+                <w:sz w:val="30"/>
+              </w:rPr>
+              <w:t>61-58=3</w:t>
+            </w:r>
+          </w:p>
+        </w:tc>
+        <w:tc>
+          <w:tcPr>
+            <w:tcW w:type="dxa" w:w="1987"/>
+          </w:tcPr>
+          <w:p>
+            <w:pPr>
+              <w:jc w:val="left"/>
+            </w:pPr>
+            <w:r>
+              <w:rPr>
+                <w:rFonts w:ascii="TimeNewRoman" w:hAnsi="TimeNewRoman"/>
+                <w:sz w:val="30"/>
+              </w:rPr>
+              <w:t>93-39=54</w:t>
+            </w:r>
+          </w:p>
+        </w:tc>
+        <w:tc>
+          <w:tcPr>
+            <w:tcW w:type="dxa" w:w="1987"/>
+          </w:tcPr>
+          <w:p>
+            <w:pPr>
+              <w:jc w:val="left"/>
+            </w:pPr>
+            <w:r>
+              <w:rPr>
+                <w:rFonts w:ascii="TimeNewRoman" w:hAnsi="TimeNewRoman"/>
+                <w:sz w:val="30"/>
+              </w:rPr>
+              <w:t>82-56=26</w:t>
+            </w:r>
+          </w:p>
+        </w:tc>
+      </w:tr>
+      <w:tr>
+        <w:tc>
+          <w:tcPr>
+            <w:tcW w:type="dxa" w:w="1987"/>
+          </w:tcPr>
+          <w:p>
+            <w:pPr>
+              <w:jc w:val="left"/>
+            </w:pPr>
+            <w:r>
+              <w:rPr>
+                <w:rFonts w:ascii="TimeNewRoman" w:hAnsi="TimeNewRoman"/>
+                <w:sz w:val="30"/>
+              </w:rPr>
+              <w:t>36-29=7</w:t>
+            </w:r>
+          </w:p>
+        </w:tc>
+        <w:tc>
+          <w:tcPr>
+            <w:tcW w:type="dxa" w:w="1987"/>
+          </w:tcPr>
+          <w:p>
+            <w:pPr>
+              <w:jc w:val="left"/>
+            </w:pPr>
+            <w:r>
+              <w:rPr>
+                <w:rFonts w:ascii="TimeNewRoman" w:hAnsi="TimeNewRoman"/>
+                <w:sz w:val="30"/>
+              </w:rPr>
+              <w:t>22+49=71</w:t>
+            </w:r>
+          </w:p>
+        </w:tc>
+        <w:tc>
+          <w:tcPr>
+            <w:tcW w:type="dxa" w:w="1987"/>
+          </w:tcPr>
+          <w:p>
+            <w:pPr>
+              <w:jc w:val="left"/>
+            </w:pPr>
+            <w:r>
+              <w:rPr>
+                <w:rFonts w:ascii="TimeNewRoman" w:hAnsi="TimeNewRoman"/>
+                <w:sz w:val="30"/>
+              </w:rPr>
+              <w:t>27+26=53</w:t>
+            </w:r>
+          </w:p>
+        </w:tc>
+        <w:tc>
+          <w:tcPr>
+            <w:tcW w:type="dxa" w:w="1987"/>
+          </w:tcPr>
+          <w:p>
+            <w:pPr>
+              <w:jc w:val="left"/>
+            </w:pPr>
+            <w:r>
+              <w:rPr>
+                <w:rFonts w:ascii="TimeNewRoman" w:hAnsi="TimeNewRoman"/>
+                <w:sz w:val="30"/>
+              </w:rPr>
+              <w:t>6+67=73</w:t>
+            </w:r>
+          </w:p>
+        </w:tc>
+        <w:tc>
+          <w:tcPr>
+            <w:tcW w:type="dxa" w:w="1987"/>
+          </w:tcPr>
+          <w:p>
+            <w:pPr>
+              <w:jc w:val="left"/>
+            </w:pPr>
+            <w:r>
+              <w:rPr>
+                <w:rFonts w:ascii="TimeNewRoman" w:hAnsi="TimeNewRoman"/>
+                <w:sz w:val="30"/>
+              </w:rPr>
+              <w:t>46+9=55</w:t>
+            </w:r>
+          </w:p>
+        </w:tc>
+      </w:tr>
+      <w:tr>
+        <w:tc>
+          <w:tcPr>
+            <w:tcW w:type="dxa" w:w="1987"/>
+          </w:tcPr>
+          <w:p>
+            <w:pPr>
+              <w:jc w:val="left"/>
+            </w:pPr>
+            <w:r>
+              <w:rPr>
+                <w:rFonts w:ascii="TimeNewRoman" w:hAnsi="TimeNewRoman"/>
+                <w:sz w:val="30"/>
+              </w:rPr>
+              <w:t>34+38=72</w:t>
+            </w:r>
+          </w:p>
+        </w:tc>
+        <w:tc>
+          <w:tcPr>
+            <w:tcW w:type="dxa" w:w="1987"/>
+          </w:tcPr>
+          <w:p>
+            <w:pPr>
+              <w:jc w:val="left"/>
+            </w:pPr>
+            <w:r>
+              <w:rPr>
+                <w:rFonts w:ascii="TimeNewRoman" w:hAnsi="TimeNewRoman"/>
+                <w:sz w:val="30"/>
+              </w:rPr>
+              <w:t>29+27=56</w:t>
+            </w:r>
+          </w:p>
+        </w:tc>
+        <w:tc>
+          <w:tcPr>
+            <w:tcW w:type="dxa" w:w="1987"/>
+          </w:tcPr>
+          <w:p>
+            <w:pPr>
+              <w:jc w:val="left"/>
+            </w:pPr>
+            <w:r>
+              <w:rPr>
+                <w:rFonts w:ascii="TimeNewRoman" w:hAnsi="TimeNewRoman"/>
+                <w:sz w:val="30"/>
+              </w:rPr>
+              <w:t>23+49=72</w:t>
+            </w:r>
+          </w:p>
+        </w:tc>
+        <w:tc>
+          <w:tcPr>
+            <w:tcW w:type="dxa" w:w="1987"/>
+          </w:tcPr>
+          <w:p>
+            <w:pPr>
+              <w:jc w:val="left"/>
+            </w:pPr>
+            <w:r>
+              <w:rPr>
+                <w:rFonts w:ascii="TimeNewRoman" w:hAnsi="TimeNewRoman"/>
+                <w:sz w:val="30"/>
+              </w:rPr>
+              <w:t>39+44=83</w:t>
+            </w:r>
+          </w:p>
+        </w:tc>
+        <w:tc>
+          <w:tcPr>
+            <w:tcW w:type="dxa" w:w="1987"/>
+          </w:tcPr>
+          <w:p>
+            <w:pPr>
+              <w:jc w:val="left"/>
+            </w:pPr>
+            <w:r>
+              <w:rPr>
+                <w:rFonts w:ascii="TimeNewRoman" w:hAnsi="TimeNewRoman"/>
+                <w:sz w:val="30"/>
+              </w:rPr>
+              <w:t>96-39=57</w:t>
+            </w:r>
+          </w:p>
+        </w:tc>
+      </w:tr>
+      <w:tr>
+        <w:tc>
+          <w:tcPr>
+            <w:tcW w:type="dxa" w:w="1987"/>
+          </w:tcPr>
+          <w:p>
+            <w:pPr>
+              <w:jc w:val="left"/>
+            </w:pPr>
+            <w:r>
+              <w:rPr>
+                <w:rFonts w:ascii="TimeNewRoman" w:hAnsi="TimeNewRoman"/>
+                <w:sz w:val="30"/>
+              </w:rPr>
+              <w:t>62-17=45</w:t>
+            </w:r>
+          </w:p>
+        </w:tc>
+        <w:tc>
+          <w:tcPr>
+            <w:tcW w:type="dxa" w:w="1987"/>
+          </w:tcPr>
+          <w:p>
+            <w:pPr>
+              <w:jc w:val="left"/>
+            </w:pPr>
+            <w:r>
+              <w:rPr>
+                <w:rFonts w:ascii="TimeNewRoman" w:hAnsi="TimeNewRoman"/>
+                <w:sz w:val="30"/>
+              </w:rPr>
+              <w:t>29+45=74</w:t>
+            </w:r>
+          </w:p>
+        </w:tc>
+        <w:tc>
+          <w:tcPr>
+            <w:tcW w:type="dxa" w:w="1987"/>
+          </w:tcPr>
+          <w:p>
+            <w:pPr>
+              <w:jc w:val="left"/>
+            </w:pPr>
+            <w:r>
+              <w:rPr>
+                <w:rFonts w:ascii="TimeNewRoman" w:hAnsi="TimeNewRoman"/>
+                <w:sz w:val="30"/>
+              </w:rPr>
+              <w:t>36+35=71</w:t>
+            </w:r>
+          </w:p>
+        </w:tc>
+        <w:tc>
+          <w:tcPr>
+            <w:tcW w:type="dxa" w:w="1987"/>
+          </w:tcPr>
+          <w:p>
+            <w:pPr>
+              <w:jc w:val="left"/>
+            </w:pPr>
+            <w:r>
+              <w:rPr>
+                <w:rFonts w:ascii="TimeNewRoman" w:hAnsi="TimeNewRoman"/>
+                <w:sz w:val="30"/>
+              </w:rPr>
+              <w:t>35+16=51</w:t>
+            </w:r>
+          </w:p>
+        </w:tc>
+        <w:tc>
+          <w:tcPr>
+            <w:tcW w:type="dxa" w:w="1987"/>
+          </w:tcPr>
+          <w:p>
+            <w:pPr>
+              <w:jc w:val="left"/>
+            </w:pPr>
+            <w:r>
+              <w:rPr>
+                <w:rFonts w:ascii="TimeNewRoman" w:hAnsi="TimeNewRoman"/>
+                <w:sz w:val="30"/>
+              </w:rPr>
+              <w:t>8+87=95</w:t>
+            </w:r>
+          </w:p>
+        </w:tc>
+      </w:tr>
+      <w:tr>
+        <w:tc>
+          <w:tcPr>
+            <w:tcW w:type="dxa" w:w="1987"/>
+          </w:tcPr>
+          <w:p>
+            <w:pPr>
+              <w:jc w:val="left"/>
+            </w:pPr>
+            <w:r>
+              <w:rPr>
+                <w:rFonts w:ascii="TimeNewRoman" w:hAnsi="TimeNewRoman"/>
+                <w:sz w:val="30"/>
+              </w:rPr>
+              <w:t>90-52=38</w:t>
+            </w:r>
+          </w:p>
+        </w:tc>
+        <w:tc>
+          <w:tcPr>
+            <w:tcW w:type="dxa" w:w="1987"/>
+          </w:tcPr>
+          <w:p>
+            <w:pPr>
+              <w:jc w:val="left"/>
+            </w:pPr>
+            <w:r>
+              <w:rPr>
+                <w:rFonts w:ascii="TimeNewRoman" w:hAnsi="TimeNewRoman"/>
+                <w:sz w:val="30"/>
+              </w:rPr>
+              <w:t>7+37=44</w:t>
+            </w:r>
+          </w:p>
+        </w:tc>
+        <w:tc>
+          <w:tcPr>
+            <w:tcW w:type="dxa" w:w="1987"/>
+          </w:tcPr>
+          <w:p>
+            <w:pPr>
+              <w:jc w:val="left"/>
+            </w:pPr>
+            <w:r>
+              <w:rPr>
+                <w:rFonts w:ascii="TimeNewRoman" w:hAnsi="TimeNewRoman"/>
+                <w:sz w:val="30"/>
+              </w:rPr>
+              <w:t>26+29=55</w:t>
+            </w:r>
+          </w:p>
+        </w:tc>
+        <w:tc>
+          <w:tcPr>
+            <w:tcW w:type="dxa" w:w="1987"/>
+          </w:tcPr>
+          <w:p>
+            <w:pPr>
+              <w:jc w:val="left"/>
+            </w:pPr>
+            <w:r>
+              <w:rPr>
+                <w:rFonts w:ascii="TimeNewRoman" w:hAnsi="TimeNewRoman"/>
+                <w:sz w:val="30"/>
+              </w:rPr>
+              <w:t>58+35=93</w:t>
+            </w:r>
+          </w:p>
+        </w:tc>
+        <w:tc>
+          <w:tcPr>
+            <w:tcW w:type="dxa" w:w="1987"/>
+          </w:tcPr>
+          <w:p>
+            <w:pPr>
+              <w:jc w:val="left"/>
+            </w:pPr>
+            <w:r>
+              <w:rPr>
+                <w:rFonts w:ascii="TimeNewRoman" w:hAnsi="TimeNewRoman"/>
+                <w:sz w:val="30"/>
+              </w:rPr>
+              <w:t>3+49=52</w:t>
             </w:r>
           </w:p>
         </w:tc>

--- a/answers-of-adc_sbb_within_100.docx
+++ b/answers-of-adc_sbb_within_100.docx
@@ -40,7 +40,7 @@
                 <w:rFonts w:ascii="TimeNewRoman" w:hAnsi="TimeNewRoman"/>
                 <w:sz w:val="30"/>
               </w:rPr>
-              <w:t>18+4=22</w:t>
+              <w:t>91-64=27</w:t>
             </w:r>
           </w:p>
         </w:tc>
@@ -57,7 +57,7 @@
                 <w:rFonts w:ascii="TimeNewRoman" w:hAnsi="TimeNewRoman"/>
                 <w:sz w:val="30"/>
               </w:rPr>
-              <w:t>77+16=93</w:t>
+              <w:t>25+58=83</w:t>
             </w:r>
           </w:p>
         </w:tc>
@@ -74,7 +74,7 @@
                 <w:rFonts w:ascii="TimeNewRoman" w:hAnsi="TimeNewRoman"/>
                 <w:sz w:val="30"/>
               </w:rPr>
-              <w:t>74-16=58</w:t>
+              <w:t>24+48=72</w:t>
             </w:r>
           </w:p>
         </w:tc>
@@ -91,7 +91,7 @@
                 <w:rFonts w:ascii="TimeNewRoman" w:hAnsi="TimeNewRoman"/>
                 <w:sz w:val="30"/>
               </w:rPr>
-              <w:t>18+18=36</w:t>
+              <w:t>43-14=29</w:t>
             </w:r>
           </w:p>
         </w:tc>
@@ -108,7 +108,7 @@
                 <w:rFonts w:ascii="TimeNewRoman" w:hAnsi="TimeNewRoman"/>
                 <w:sz w:val="30"/>
               </w:rPr>
-              <w:t>53-7=46</w:t>
+              <w:t>31-6=25</w:t>
             </w:r>
           </w:p>
         </w:tc>
@@ -127,7 +127,7 @@
                 <w:rFonts w:ascii="TimeNewRoman" w:hAnsi="TimeNewRoman"/>
                 <w:sz w:val="30"/>
               </w:rPr>
-              <w:t>14+68=82</w:t>
+              <w:t>51-49=2</w:t>
             </w:r>
           </w:p>
         </w:tc>
@@ -144,7 +144,7 @@
                 <w:rFonts w:ascii="TimeNewRoman" w:hAnsi="TimeNewRoman"/>
                 <w:sz w:val="30"/>
               </w:rPr>
-              <w:t>62-25=37</w:t>
+              <w:t>19+33=52</w:t>
             </w:r>
           </w:p>
         </w:tc>
@@ -161,7 +161,7 @@
                 <w:rFonts w:ascii="TimeNewRoman" w:hAnsi="TimeNewRoman"/>
                 <w:sz w:val="30"/>
               </w:rPr>
-              <w:t>6+86=92</w:t>
+              <w:t>18+38=56</w:t>
             </w:r>
           </w:p>
         </w:tc>
@@ -178,7 +178,7 @@
                 <w:rFonts w:ascii="TimeNewRoman" w:hAnsi="TimeNewRoman"/>
                 <w:sz w:val="30"/>
               </w:rPr>
-              <w:t>36+16=52</w:t>
+              <w:t>92-48=44</w:t>
             </w:r>
           </w:p>
         </w:tc>
@@ -195,7 +195,7 @@
                 <w:rFonts w:ascii="TimeNewRoman" w:hAnsi="TimeNewRoman"/>
                 <w:sz w:val="30"/>
               </w:rPr>
-              <w:t>93-7=86</w:t>
+              <w:t>6+9=15</w:t>
             </w:r>
           </w:p>
         </w:tc>
@@ -214,7 +214,7 @@
                 <w:rFonts w:ascii="TimeNewRoman" w:hAnsi="TimeNewRoman"/>
                 <w:sz w:val="30"/>
               </w:rPr>
-              <w:t>49+45=94</w:t>
+              <w:t>90-57=33</w:t>
             </w:r>
           </w:p>
         </w:tc>
@@ -231,7 +231,7 @@
                 <w:rFonts w:ascii="TimeNewRoman" w:hAnsi="TimeNewRoman"/>
                 <w:sz w:val="30"/>
               </w:rPr>
-              <w:t>53-38=15</w:t>
+              <w:t>70-13=57</w:t>
             </w:r>
           </w:p>
         </w:tc>
@@ -248,7 +248,7 @@
                 <w:rFonts w:ascii="TimeNewRoman" w:hAnsi="TimeNewRoman"/>
                 <w:sz w:val="30"/>
               </w:rPr>
-              <w:t>49+2=51</w:t>
+              <w:t>85-28=57</w:t>
             </w:r>
           </w:p>
         </w:tc>
@@ -265,7 +265,7 @@
                 <w:rFonts w:ascii="TimeNewRoman" w:hAnsi="TimeNewRoman"/>
                 <w:sz w:val="30"/>
               </w:rPr>
-              <w:t>61-14=47</w:t>
+              <w:t>18+39=57</w:t>
             </w:r>
           </w:p>
         </w:tc>
@@ -282,7 +282,7 @@
                 <w:rFonts w:ascii="TimeNewRoman" w:hAnsi="TimeNewRoman"/>
                 <w:sz w:val="30"/>
               </w:rPr>
-              <w:t>75+17=92</w:t>
+              <w:t>49+24=73</w:t>
             </w:r>
           </w:p>
         </w:tc>
@@ -301,7 +301,7 @@
                 <w:rFonts w:ascii="TimeNewRoman" w:hAnsi="TimeNewRoman"/>
                 <w:sz w:val="30"/>
               </w:rPr>
-              <w:t>18+34=52</w:t>
+              <w:t>83-14=69</w:t>
             </w:r>
           </w:p>
         </w:tc>
@@ -318,7 +318,7 @@
                 <w:rFonts w:ascii="TimeNewRoman" w:hAnsi="TimeNewRoman"/>
                 <w:sz w:val="30"/>
               </w:rPr>
-              <w:t>44+39=83</w:t>
+              <w:t>56+35=91</w:t>
             </w:r>
           </w:p>
         </w:tc>
@@ -335,7 +335,7 @@
                 <w:rFonts w:ascii="TimeNewRoman" w:hAnsi="TimeNewRoman"/>
                 <w:sz w:val="30"/>
               </w:rPr>
-              <w:t>7+37=44</w:t>
+              <w:t>51-19=32</w:t>
             </w:r>
           </w:p>
         </w:tc>
@@ -352,7 +352,7 @@
                 <w:rFonts w:ascii="TimeNewRoman" w:hAnsi="TimeNewRoman"/>
                 <w:sz w:val="30"/>
               </w:rPr>
-              <w:t>19+9=28</w:t>
+              <w:t>78+7=85</w:t>
             </w:r>
           </w:p>
         </w:tc>
@@ -369,7 +369,7 @@
                 <w:rFonts w:ascii="TimeNewRoman" w:hAnsi="TimeNewRoman"/>
                 <w:sz w:val="30"/>
               </w:rPr>
-              <w:t>94-37=57</w:t>
+              <w:t>66-8=58</w:t>
             </w:r>
           </w:p>
         </w:tc>
@@ -388,7 +388,7 @@
                 <w:rFonts w:ascii="TimeNewRoman" w:hAnsi="TimeNewRoman"/>
                 <w:sz w:val="30"/>
               </w:rPr>
-              <w:t>54+28=82</w:t>
+              <w:t>35+7=42</w:t>
             </w:r>
           </w:p>
         </w:tc>
@@ -405,7 +405,7 @@
                 <w:rFonts w:ascii="TimeNewRoman" w:hAnsi="TimeNewRoman"/>
                 <w:sz w:val="30"/>
               </w:rPr>
-              <w:t>29+26=55</w:t>
+              <w:t>48+48=96</w:t>
             </w:r>
           </w:p>
         </w:tc>
@@ -422,7 +422,7 @@
                 <w:rFonts w:ascii="TimeNewRoman" w:hAnsi="TimeNewRoman"/>
                 <w:sz w:val="30"/>
               </w:rPr>
-              <w:t>60-6=54</w:t>
+              <w:t>91-24=67</w:t>
             </w:r>
           </w:p>
         </w:tc>
@@ -439,7 +439,7 @@
                 <w:rFonts w:ascii="TimeNewRoman" w:hAnsi="TimeNewRoman"/>
                 <w:sz w:val="30"/>
               </w:rPr>
-              <w:t>94-49=45</w:t>
+              <w:t>26+68=94</w:t>
             </w:r>
           </w:p>
         </w:tc>
@@ -456,7 +456,7 @@
                 <w:rFonts w:ascii="TimeNewRoman" w:hAnsi="TimeNewRoman"/>
                 <w:sz w:val="30"/>
               </w:rPr>
-              <w:t>38+39=77</w:t>
+              <w:t>47+18=65</w:t>
             </w:r>
           </w:p>
         </w:tc>
@@ -475,7 +475,7 @@
                 <w:rFonts w:ascii="TimeNewRoman" w:hAnsi="TimeNewRoman"/>
                 <w:sz w:val="30"/>
               </w:rPr>
-              <w:t>36+25=61</w:t>
+              <w:t>27+18=45</w:t>
             </w:r>
           </w:p>
         </w:tc>
@@ -492,7 +492,7 @@
                 <w:rFonts w:ascii="TimeNewRoman" w:hAnsi="TimeNewRoman"/>
                 <w:sz w:val="30"/>
               </w:rPr>
-              <w:t>4+18=22</w:t>
+              <w:t>82-27=55</w:t>
             </w:r>
           </w:p>
         </w:tc>
@@ -509,7 +509,7 @@
                 <w:rFonts w:ascii="TimeNewRoman" w:hAnsi="TimeNewRoman"/>
                 <w:sz w:val="30"/>
               </w:rPr>
-              <w:t>82-55=27</w:t>
+              <w:t>74-36=38</w:t>
             </w:r>
           </w:p>
         </w:tc>
@@ -526,7 +526,7 @@
                 <w:rFonts w:ascii="TimeNewRoman" w:hAnsi="TimeNewRoman"/>
                 <w:sz w:val="30"/>
               </w:rPr>
-              <w:t>7+74=81</w:t>
+              <w:t>22-6=16</w:t>
             </w:r>
           </w:p>
         </w:tc>
@@ -543,7 +543,7 @@
                 <w:rFonts w:ascii="TimeNewRoman" w:hAnsi="TimeNewRoman"/>
                 <w:sz w:val="30"/>
               </w:rPr>
-              <w:t>14+78=92</w:t>
+              <w:t>61-2=59</w:t>
             </w:r>
           </w:p>
         </w:tc>
@@ -562,7 +562,7 @@
                 <w:rFonts w:ascii="TimeNewRoman" w:hAnsi="TimeNewRoman"/>
                 <w:sz w:val="30"/>
               </w:rPr>
-              <w:t>90-61=29</w:t>
+              <w:t>57+37=94</w:t>
             </w:r>
           </w:p>
         </w:tc>
@@ -579,7 +579,7 @@
                 <w:rFonts w:ascii="TimeNewRoman" w:hAnsi="TimeNewRoman"/>
                 <w:sz w:val="30"/>
               </w:rPr>
-              <w:t>87-38=49</w:t>
+              <w:t>88-19=69</w:t>
             </w:r>
           </w:p>
         </w:tc>
@@ -596,7 +596,7 @@
                 <w:rFonts w:ascii="TimeNewRoman" w:hAnsi="TimeNewRoman"/>
                 <w:sz w:val="30"/>
               </w:rPr>
-              <w:t>84+9=93</w:t>
+              <w:t>58+33=91</w:t>
             </w:r>
           </w:p>
         </w:tc>
@@ -613,7 +613,7 @@
                 <w:rFonts w:ascii="TimeNewRoman" w:hAnsi="TimeNewRoman"/>
                 <w:sz w:val="30"/>
               </w:rPr>
-              <w:t>97-39=58</w:t>
+              <w:t>84-58=26</w:t>
             </w:r>
           </w:p>
         </w:tc>
@@ -630,7 +630,7 @@
                 <w:rFonts w:ascii="TimeNewRoman" w:hAnsi="TimeNewRoman"/>
                 <w:sz w:val="30"/>
               </w:rPr>
-              <w:t>92-56=36</w:t>
+              <w:t>97-19=78</w:t>
             </w:r>
           </w:p>
         </w:tc>
@@ -649,7 +649,7 @@
                 <w:rFonts w:ascii="TimeNewRoman" w:hAnsi="TimeNewRoman"/>
                 <w:sz w:val="30"/>
               </w:rPr>
-              <w:t>26+36=62</w:t>
+              <w:t>26+18=44</w:t>
             </w:r>
           </w:p>
         </w:tc>
@@ -666,7 +666,7 @@
                 <w:rFonts w:ascii="TimeNewRoman" w:hAnsi="TimeNewRoman"/>
                 <w:sz w:val="30"/>
               </w:rPr>
-              <w:t>44+48=92</w:t>
+              <w:t>20-2=18</w:t>
             </w:r>
           </w:p>
         </w:tc>
@@ -683,7 +683,7 @@
                 <w:rFonts w:ascii="TimeNewRoman" w:hAnsi="TimeNewRoman"/>
                 <w:sz w:val="30"/>
               </w:rPr>
-              <w:t>97-18=79</w:t>
+              <w:t>60-47=13</w:t>
             </w:r>
           </w:p>
         </w:tc>
@@ -700,7 +700,7 @@
                 <w:rFonts w:ascii="TimeNewRoman" w:hAnsi="TimeNewRoman"/>
                 <w:sz w:val="30"/>
               </w:rPr>
-              <w:t>23-15=8</w:t>
+              <w:t>5+36=41</w:t>
             </w:r>
           </w:p>
         </w:tc>
@@ -717,7 +717,7 @@
                 <w:rFonts w:ascii="TimeNewRoman" w:hAnsi="TimeNewRoman"/>
                 <w:sz w:val="30"/>
               </w:rPr>
-              <w:t>28+25=53</w:t>
+              <w:t>50-31=19</w:t>
             </w:r>
           </w:p>
         </w:tc>
@@ -736,7 +736,7 @@
                 <w:rFonts w:ascii="TimeNewRoman" w:hAnsi="TimeNewRoman"/>
                 <w:sz w:val="30"/>
               </w:rPr>
-              <w:t>29+18=47</w:t>
+              <w:t>84-36=48</w:t>
             </w:r>
           </w:p>
         </w:tc>
@@ -753,7 +753,599 @@
                 <w:rFonts w:ascii="TimeNewRoman" w:hAnsi="TimeNewRoman"/>
                 <w:sz w:val="30"/>
               </w:rPr>
-              <w:t>12-3=9</w:t>
+              <w:t>37+44=81</w:t>
+            </w:r>
+          </w:p>
+        </w:tc>
+        <w:tc>
+          <w:tcPr>
+            <w:tcW w:type="dxa" w:w="1987"/>
+          </w:tcPr>
+          <w:p>
+            <w:pPr>
+              <w:jc w:val="left"/>
+            </w:pPr>
+            <w:r>
+              <w:rPr>
+                <w:rFonts w:ascii="TimeNewRoman" w:hAnsi="TimeNewRoman"/>
+                <w:sz w:val="30"/>
+              </w:rPr>
+              <w:t>7+64=71</w:t>
+            </w:r>
+          </w:p>
+        </w:tc>
+        <w:tc>
+          <w:tcPr>
+            <w:tcW w:type="dxa" w:w="1987"/>
+          </w:tcPr>
+          <w:p>
+            <w:pPr>
+              <w:jc w:val="left"/>
+            </w:pPr>
+            <w:r>
+              <w:rPr>
+                <w:rFonts w:ascii="TimeNewRoman" w:hAnsi="TimeNewRoman"/>
+                <w:sz w:val="30"/>
+              </w:rPr>
+              <w:t>50-38=12</w:t>
+            </w:r>
+          </w:p>
+        </w:tc>
+        <w:tc>
+          <w:tcPr>
+            <w:tcW w:type="dxa" w:w="1987"/>
+          </w:tcPr>
+          <w:p>
+            <w:pPr>
+              <w:jc w:val="left"/>
+            </w:pPr>
+            <w:r>
+              <w:rPr>
+                <w:rFonts w:ascii="TimeNewRoman" w:hAnsi="TimeNewRoman"/>
+                <w:sz w:val="30"/>
+              </w:rPr>
+              <w:t>93-67=26</w:t>
+            </w:r>
+          </w:p>
+        </w:tc>
+      </w:tr>
+      <w:tr>
+        <w:tc>
+          <w:tcPr>
+            <w:tcW w:type="dxa" w:w="1987"/>
+          </w:tcPr>
+          <w:p>
+            <w:pPr>
+              <w:jc w:val="left"/>
+            </w:pPr>
+            <w:r>
+              <w:rPr>
+                <w:rFonts w:ascii="TimeNewRoman" w:hAnsi="TimeNewRoman"/>
+                <w:sz w:val="30"/>
+              </w:rPr>
+              <w:t>57+39=96</w:t>
+            </w:r>
+          </w:p>
+        </w:tc>
+        <w:tc>
+          <w:tcPr>
+            <w:tcW w:type="dxa" w:w="1987"/>
+          </w:tcPr>
+          <w:p>
+            <w:pPr>
+              <w:jc w:val="left"/>
+            </w:pPr>
+            <w:r>
+              <w:rPr>
+                <w:rFonts w:ascii="TimeNewRoman" w:hAnsi="TimeNewRoman"/>
+                <w:sz w:val="30"/>
+              </w:rPr>
+              <w:t>40-31=9</w:t>
+            </w:r>
+          </w:p>
+        </w:tc>
+        <w:tc>
+          <w:tcPr>
+            <w:tcW w:type="dxa" w:w="1987"/>
+          </w:tcPr>
+          <w:p>
+            <w:pPr>
+              <w:jc w:val="left"/>
+            </w:pPr>
+            <w:r>
+              <w:rPr>
+                <w:rFonts w:ascii="TimeNewRoman" w:hAnsi="TimeNewRoman"/>
+                <w:sz w:val="30"/>
+              </w:rPr>
+              <w:t>28+55=83</w:t>
+            </w:r>
+          </w:p>
+        </w:tc>
+        <w:tc>
+          <w:tcPr>
+            <w:tcW w:type="dxa" w:w="1987"/>
+          </w:tcPr>
+          <w:p>
+            <w:pPr>
+              <w:jc w:val="left"/>
+            </w:pPr>
+            <w:r>
+              <w:rPr>
+                <w:rFonts w:ascii="TimeNewRoman" w:hAnsi="TimeNewRoman"/>
+                <w:sz w:val="30"/>
+              </w:rPr>
+              <w:t>45-6=39</w:t>
+            </w:r>
+          </w:p>
+        </w:tc>
+        <w:tc>
+          <w:tcPr>
+            <w:tcW w:type="dxa" w:w="1987"/>
+          </w:tcPr>
+          <w:p>
+            <w:pPr>
+              <w:jc w:val="left"/>
+            </w:pPr>
+            <w:r>
+              <w:rPr>
+                <w:rFonts w:ascii="TimeNewRoman" w:hAnsi="TimeNewRoman"/>
+                <w:sz w:val="30"/>
+              </w:rPr>
+              <w:t>42-19=23</w:t>
+            </w:r>
+          </w:p>
+        </w:tc>
+      </w:tr>
+      <w:tr>
+        <w:tc>
+          <w:tcPr>
+            <w:tcW w:type="dxa" w:w="1987"/>
+          </w:tcPr>
+          <w:p>
+            <w:pPr>
+              <w:jc w:val="left"/>
+            </w:pPr>
+            <w:r>
+              <w:rPr>
+                <w:rFonts w:ascii="TimeNewRoman" w:hAnsi="TimeNewRoman"/>
+                <w:sz w:val="30"/>
+              </w:rPr>
+              <w:t>25+67=92</w:t>
+            </w:r>
+          </w:p>
+        </w:tc>
+        <w:tc>
+          <w:tcPr>
+            <w:tcW w:type="dxa" w:w="1987"/>
+          </w:tcPr>
+          <w:p>
+            <w:pPr>
+              <w:jc w:val="left"/>
+            </w:pPr>
+            <w:r>
+              <w:rPr>
+                <w:rFonts w:ascii="TimeNewRoman" w:hAnsi="TimeNewRoman"/>
+                <w:sz w:val="30"/>
+              </w:rPr>
+              <w:t>42-9=33</w:t>
+            </w:r>
+          </w:p>
+        </w:tc>
+        <w:tc>
+          <w:tcPr>
+            <w:tcW w:type="dxa" w:w="1987"/>
+          </w:tcPr>
+          <w:p>
+            <w:pPr>
+              <w:jc w:val="left"/>
+            </w:pPr>
+            <w:r>
+              <w:rPr>
+                <w:rFonts w:ascii="TimeNewRoman" w:hAnsi="TimeNewRoman"/>
+                <w:sz w:val="30"/>
+              </w:rPr>
+              <w:t>39+57=96</w:t>
+            </w:r>
+          </w:p>
+        </w:tc>
+        <w:tc>
+          <w:tcPr>
+            <w:tcW w:type="dxa" w:w="1987"/>
+          </w:tcPr>
+          <w:p>
+            <w:pPr>
+              <w:jc w:val="left"/>
+            </w:pPr>
+            <w:r>
+              <w:rPr>
+                <w:rFonts w:ascii="TimeNewRoman" w:hAnsi="TimeNewRoman"/>
+                <w:sz w:val="30"/>
+              </w:rPr>
+              <w:t>66+28=94</w:t>
+            </w:r>
+          </w:p>
+        </w:tc>
+        <w:tc>
+          <w:tcPr>
+            <w:tcW w:type="dxa" w:w="1987"/>
+          </w:tcPr>
+          <w:p>
+            <w:pPr>
+              <w:jc w:val="left"/>
+            </w:pPr>
+            <w:r>
+              <w:rPr>
+                <w:rFonts w:ascii="TimeNewRoman" w:hAnsi="TimeNewRoman"/>
+                <w:sz w:val="30"/>
+              </w:rPr>
+              <w:t>31-13=18</w:t>
+            </w:r>
+          </w:p>
+        </w:tc>
+      </w:tr>
+      <w:tr>
+        <w:tc>
+          <w:tcPr>
+            <w:tcW w:type="dxa" w:w="1987"/>
+          </w:tcPr>
+          <w:p>
+            <w:pPr>
+              <w:jc w:val="left"/>
+            </w:pPr>
+            <w:r>
+              <w:rPr>
+                <w:rFonts w:ascii="TimeNewRoman" w:hAnsi="TimeNewRoman"/>
+                <w:sz w:val="30"/>
+              </w:rPr>
+              <w:t>95-59=36</w:t>
+            </w:r>
+          </w:p>
+        </w:tc>
+        <w:tc>
+          <w:tcPr>
+            <w:tcW w:type="dxa" w:w="1987"/>
+          </w:tcPr>
+          <w:p>
+            <w:pPr>
+              <w:jc w:val="left"/>
+            </w:pPr>
+            <w:r>
+              <w:rPr>
+                <w:rFonts w:ascii="TimeNewRoman" w:hAnsi="TimeNewRoman"/>
+                <w:sz w:val="30"/>
+              </w:rPr>
+              <w:t>41-14=27</w:t>
+            </w:r>
+          </w:p>
+        </w:tc>
+        <w:tc>
+          <w:tcPr>
+            <w:tcW w:type="dxa" w:w="1987"/>
+          </w:tcPr>
+          <w:p>
+            <w:pPr>
+              <w:jc w:val="left"/>
+            </w:pPr>
+            <w:r>
+              <w:rPr>
+                <w:rFonts w:ascii="TimeNewRoman" w:hAnsi="TimeNewRoman"/>
+                <w:sz w:val="30"/>
+              </w:rPr>
+              <w:t>73-49=24</w:t>
+            </w:r>
+          </w:p>
+        </w:tc>
+        <w:tc>
+          <w:tcPr>
+            <w:tcW w:type="dxa" w:w="1987"/>
+          </w:tcPr>
+          <w:p>
+            <w:pPr>
+              <w:jc w:val="left"/>
+            </w:pPr>
+            <w:r>
+              <w:rPr>
+                <w:rFonts w:ascii="TimeNewRoman" w:hAnsi="TimeNewRoman"/>
+                <w:sz w:val="30"/>
+              </w:rPr>
+              <w:t>21-4=17</w:t>
+            </w:r>
+          </w:p>
+        </w:tc>
+        <w:tc>
+          <w:tcPr>
+            <w:tcW w:type="dxa" w:w="1987"/>
+          </w:tcPr>
+          <w:p>
+            <w:pPr>
+              <w:jc w:val="left"/>
+            </w:pPr>
+            <w:r>
+              <w:rPr>
+                <w:rFonts w:ascii="TimeNewRoman" w:hAnsi="TimeNewRoman"/>
+                <w:sz w:val="30"/>
+              </w:rPr>
+              <w:t>59+13=72</w:t>
+            </w:r>
+          </w:p>
+        </w:tc>
+      </w:tr>
+      <w:tr>
+        <w:tc>
+          <w:tcPr>
+            <w:tcW w:type="dxa" w:w="1987"/>
+          </w:tcPr>
+          <w:p>
+            <w:pPr>
+              <w:jc w:val="left"/>
+            </w:pPr>
+            <w:r>
+              <w:rPr>
+                <w:rFonts w:ascii="TimeNewRoman" w:hAnsi="TimeNewRoman"/>
+                <w:sz w:val="30"/>
+              </w:rPr>
+              <w:t>56+15=71</w:t>
+            </w:r>
+          </w:p>
+        </w:tc>
+        <w:tc>
+          <w:tcPr>
+            <w:tcW w:type="dxa" w:w="1987"/>
+          </w:tcPr>
+          <w:p>
+            <w:pPr>
+              <w:jc w:val="left"/>
+            </w:pPr>
+            <w:r>
+              <w:rPr>
+                <w:rFonts w:ascii="TimeNewRoman" w:hAnsi="TimeNewRoman"/>
+                <w:sz w:val="30"/>
+              </w:rPr>
+              <w:t>49+13=62</w:t>
+            </w:r>
+          </w:p>
+        </w:tc>
+        <w:tc>
+          <w:tcPr>
+            <w:tcW w:type="dxa" w:w="1987"/>
+          </w:tcPr>
+          <w:p>
+            <w:pPr>
+              <w:jc w:val="left"/>
+            </w:pPr>
+            <w:r>
+              <w:rPr>
+                <w:rFonts w:ascii="TimeNewRoman" w:hAnsi="TimeNewRoman"/>
+                <w:sz w:val="30"/>
+              </w:rPr>
+              <w:t>60-57=3</w:t>
+            </w:r>
+          </w:p>
+        </w:tc>
+        <w:tc>
+          <w:tcPr>
+            <w:tcW w:type="dxa" w:w="1987"/>
+          </w:tcPr>
+          <w:p>
+            <w:pPr>
+              <w:jc w:val="left"/>
+            </w:pPr>
+            <w:r>
+              <w:rPr>
+                <w:rFonts w:ascii="TimeNewRoman" w:hAnsi="TimeNewRoman"/>
+                <w:sz w:val="30"/>
+              </w:rPr>
+              <w:t>73-18=55</w:t>
+            </w:r>
+          </w:p>
+        </w:tc>
+        <w:tc>
+          <w:tcPr>
+            <w:tcW w:type="dxa" w:w="1987"/>
+          </w:tcPr>
+          <w:p>
+            <w:pPr>
+              <w:jc w:val="left"/>
+            </w:pPr>
+            <w:r>
+              <w:rPr>
+                <w:rFonts w:ascii="TimeNewRoman" w:hAnsi="TimeNewRoman"/>
+                <w:sz w:val="30"/>
+              </w:rPr>
+              <w:t>93-57=36</w:t>
+            </w:r>
+          </w:p>
+        </w:tc>
+      </w:tr>
+      <w:tr>
+        <w:tc>
+          <w:tcPr>
+            <w:tcW w:type="dxa" w:w="1987"/>
+          </w:tcPr>
+          <w:p>
+            <w:pPr>
+              <w:jc w:val="left"/>
+            </w:pPr>
+            <w:r>
+              <w:rPr>
+                <w:rFonts w:ascii="TimeNewRoman" w:hAnsi="TimeNewRoman"/>
+                <w:sz w:val="30"/>
+              </w:rPr>
+              <w:t>8+4=12</w:t>
+            </w:r>
+          </w:p>
+        </w:tc>
+        <w:tc>
+          <w:tcPr>
+            <w:tcW w:type="dxa" w:w="1987"/>
+          </w:tcPr>
+          <w:p>
+            <w:pPr>
+              <w:jc w:val="left"/>
+            </w:pPr>
+            <w:r>
+              <w:rPr>
+                <w:rFonts w:ascii="TimeNewRoman" w:hAnsi="TimeNewRoman"/>
+                <w:sz w:val="30"/>
+              </w:rPr>
+              <w:t>26-7=19</w:t>
+            </w:r>
+          </w:p>
+        </w:tc>
+        <w:tc>
+          <w:tcPr>
+            <w:tcW w:type="dxa" w:w="1987"/>
+          </w:tcPr>
+          <w:p>
+            <w:pPr>
+              <w:jc w:val="left"/>
+            </w:pPr>
+            <w:r>
+              <w:rPr>
+                <w:rFonts w:ascii="TimeNewRoman" w:hAnsi="TimeNewRoman"/>
+                <w:sz w:val="30"/>
+              </w:rPr>
+              <w:t>28+13=41</w:t>
+            </w:r>
+          </w:p>
+        </w:tc>
+        <w:tc>
+          <w:tcPr>
+            <w:tcW w:type="dxa" w:w="1987"/>
+          </w:tcPr>
+          <w:p>
+            <w:pPr>
+              <w:jc w:val="left"/>
+            </w:pPr>
+            <w:r>
+              <w:rPr>
+                <w:rFonts w:ascii="TimeNewRoman" w:hAnsi="TimeNewRoman"/>
+                <w:sz w:val="30"/>
+              </w:rPr>
+              <w:t>85-79=6</w:t>
+            </w:r>
+          </w:p>
+        </w:tc>
+        <w:tc>
+          <w:tcPr>
+            <w:tcW w:type="dxa" w:w="1987"/>
+          </w:tcPr>
+          <w:p>
+            <w:pPr>
+              <w:jc w:val="left"/>
+            </w:pPr>
+            <w:r>
+              <w:rPr>
+                <w:rFonts w:ascii="TimeNewRoman" w:hAnsi="TimeNewRoman"/>
+                <w:sz w:val="30"/>
+              </w:rPr>
+              <w:t>86-69=17</w:t>
+            </w:r>
+          </w:p>
+        </w:tc>
+      </w:tr>
+      <w:tr>
+        <w:tc>
+          <w:tcPr>
+            <w:tcW w:type="dxa" w:w="1987"/>
+          </w:tcPr>
+          <w:p>
+            <w:pPr>
+              <w:jc w:val="left"/>
+            </w:pPr>
+            <w:r>
+              <w:rPr>
+                <w:rFonts w:ascii="TimeNewRoman" w:hAnsi="TimeNewRoman"/>
+                <w:sz w:val="30"/>
+              </w:rPr>
+              <w:t>79+5=84</w:t>
+            </w:r>
+          </w:p>
+        </w:tc>
+        <w:tc>
+          <w:tcPr>
+            <w:tcW w:type="dxa" w:w="1987"/>
+          </w:tcPr>
+          <w:p>
+            <w:pPr>
+              <w:jc w:val="left"/>
+            </w:pPr>
+            <w:r>
+              <w:rPr>
+                <w:rFonts w:ascii="TimeNewRoman" w:hAnsi="TimeNewRoman"/>
+                <w:sz w:val="30"/>
+              </w:rPr>
+              <w:t>34+57=91</w:t>
+            </w:r>
+          </w:p>
+        </w:tc>
+        <w:tc>
+          <w:tcPr>
+            <w:tcW w:type="dxa" w:w="1987"/>
+          </w:tcPr>
+          <w:p>
+            <w:pPr>
+              <w:jc w:val="left"/>
+            </w:pPr>
+            <w:r>
+              <w:rPr>
+                <w:rFonts w:ascii="TimeNewRoman" w:hAnsi="TimeNewRoman"/>
+                <w:sz w:val="30"/>
+              </w:rPr>
+              <w:t>87+5=92</w:t>
+            </w:r>
+          </w:p>
+        </w:tc>
+        <w:tc>
+          <w:tcPr>
+            <w:tcW w:type="dxa" w:w="1987"/>
+          </w:tcPr>
+          <w:p>
+            <w:pPr>
+              <w:jc w:val="left"/>
+            </w:pPr>
+            <w:r>
+              <w:rPr>
+                <w:rFonts w:ascii="TimeNewRoman" w:hAnsi="TimeNewRoman"/>
+                <w:sz w:val="30"/>
+              </w:rPr>
+              <w:t>66-59=7</w:t>
+            </w:r>
+          </w:p>
+        </w:tc>
+        <w:tc>
+          <w:tcPr>
+            <w:tcW w:type="dxa" w:w="1987"/>
+          </w:tcPr>
+          <w:p>
+            <w:pPr>
+              <w:jc w:val="left"/>
+            </w:pPr>
+            <w:r>
+              <w:rPr>
+                <w:rFonts w:ascii="TimeNewRoman" w:hAnsi="TimeNewRoman"/>
+                <w:sz w:val="30"/>
+              </w:rPr>
+              <w:t>29+7=36</w:t>
+            </w:r>
+          </w:p>
+        </w:tc>
+      </w:tr>
+      <w:tr>
+        <w:tc>
+          <w:tcPr>
+            <w:tcW w:type="dxa" w:w="1987"/>
+          </w:tcPr>
+          <w:p>
+            <w:pPr>
+              <w:jc w:val="left"/>
+            </w:pPr>
+            <w:r>
+              <w:rPr>
+                <w:rFonts w:ascii="TimeNewRoman" w:hAnsi="TimeNewRoman"/>
+                <w:sz w:val="30"/>
+              </w:rPr>
+              <w:t>8+39=47</w:t>
             </w:r>
           </w:p>
         </w:tc>
@@ -787,7 +1379,7 @@
                 <w:rFonts w:ascii="TimeNewRoman" w:hAnsi="TimeNewRoman"/>
                 <w:sz w:val="30"/>
               </w:rPr>
-              <w:t>48+3=51</w:t>
+              <w:t>64-15=49</w:t>
             </w:r>
           </w:p>
         </w:tc>
@@ -804,7 +1396,24 @@
                 <w:rFonts w:ascii="TimeNewRoman" w:hAnsi="TimeNewRoman"/>
                 <w:sz w:val="30"/>
               </w:rPr>
-              <w:t>76-39=37</w:t>
+              <w:t>9+28=37</w:t>
+            </w:r>
+          </w:p>
+        </w:tc>
+        <w:tc>
+          <w:tcPr>
+            <w:tcW w:type="dxa" w:w="1987"/>
+          </w:tcPr>
+          <w:p>
+            <w:pPr>
+              <w:jc w:val="left"/>
+            </w:pPr>
+            <w:r>
+              <w:rPr>
+                <w:rFonts w:ascii="TimeNewRoman" w:hAnsi="TimeNewRoman"/>
+                <w:sz w:val="30"/>
+              </w:rPr>
+              <w:t>71-4=67</w:t>
             </w:r>
           </w:p>
         </w:tc>
@@ -823,7 +1432,7 @@
                 <w:rFonts w:ascii="TimeNewRoman" w:hAnsi="TimeNewRoman"/>
                 <w:sz w:val="30"/>
               </w:rPr>
-              <w:t>49+29=78</w:t>
+              <w:t>90-73=17</w:t>
             </w:r>
           </w:p>
         </w:tc>
@@ -840,7 +1449,7 @@
                 <w:rFonts w:ascii="TimeNewRoman" w:hAnsi="TimeNewRoman"/>
                 <w:sz w:val="30"/>
               </w:rPr>
-              <w:t>90-19=71</w:t>
+              <w:t>48+13=61</w:t>
             </w:r>
           </w:p>
         </w:tc>
@@ -857,7 +1466,7 @@
                 <w:rFonts w:ascii="TimeNewRoman" w:hAnsi="TimeNewRoman"/>
                 <w:sz w:val="30"/>
               </w:rPr>
-              <w:t>61-29=32</w:t>
+              <w:t>5+88=93</w:t>
             </w:r>
           </w:p>
         </w:tc>
@@ -874,7 +1483,7 @@
                 <w:rFonts w:ascii="TimeNewRoman" w:hAnsi="TimeNewRoman"/>
                 <w:sz w:val="30"/>
               </w:rPr>
-              <w:t>54+39=93</w:t>
+              <w:t>25+68=93</w:t>
             </w:r>
           </w:p>
         </w:tc>
@@ -891,7 +1500,7 @@
                 <w:rFonts w:ascii="TimeNewRoman" w:hAnsi="TimeNewRoman"/>
                 <w:sz w:val="30"/>
               </w:rPr>
-              <w:t>39+59=98</w:t>
+              <w:t>8+53=61</w:t>
             </w:r>
           </w:p>
         </w:tc>
@@ -910,7 +1519,7 @@
                 <w:rFonts w:ascii="TimeNewRoman" w:hAnsi="TimeNewRoman"/>
                 <w:sz w:val="30"/>
               </w:rPr>
-              <w:t>48+36=84</w:t>
+              <w:t>98-89=9</w:t>
             </w:r>
           </w:p>
         </w:tc>
@@ -927,7 +1536,7 @@
                 <w:rFonts w:ascii="TimeNewRoman" w:hAnsi="TimeNewRoman"/>
                 <w:sz w:val="30"/>
               </w:rPr>
-              <w:t>29+4=33</w:t>
+              <w:t>66+19=85</w:t>
             </w:r>
           </w:p>
         </w:tc>
@@ -944,7 +1553,7 @@
                 <w:rFonts w:ascii="TimeNewRoman" w:hAnsi="TimeNewRoman"/>
                 <w:sz w:val="30"/>
               </w:rPr>
-              <w:t>90-32=58</w:t>
+              <w:t>72-46=26</w:t>
             </w:r>
           </w:p>
         </w:tc>
@@ -961,7 +1570,7 @@
                 <w:rFonts w:ascii="TimeNewRoman" w:hAnsi="TimeNewRoman"/>
                 <w:sz w:val="30"/>
               </w:rPr>
-              <w:t>34-26=8</w:t>
+              <w:t>93-78=15</w:t>
             </w:r>
           </w:p>
         </w:tc>
@@ -978,7 +1587,7 @@
                 <w:rFonts w:ascii="TimeNewRoman" w:hAnsi="TimeNewRoman"/>
                 <w:sz w:val="30"/>
               </w:rPr>
-              <w:t>92-18=74</w:t>
+              <w:t>91-46=45</w:t>
             </w:r>
           </w:p>
         </w:tc>
@@ -997,7 +1606,7 @@
                 <w:rFonts w:ascii="TimeNewRoman" w:hAnsi="TimeNewRoman"/>
                 <w:sz w:val="30"/>
               </w:rPr>
-              <w:t>50-4=46</w:t>
+              <w:t>90-14=76</w:t>
             </w:r>
           </w:p>
         </w:tc>
@@ -1014,7 +1623,7 @@
                 <w:rFonts w:ascii="TimeNewRoman" w:hAnsi="TimeNewRoman"/>
                 <w:sz w:val="30"/>
               </w:rPr>
-              <w:t>51-4=47</w:t>
+              <w:t>26-9=17</w:t>
             </w:r>
           </w:p>
         </w:tc>
@@ -1031,7 +1640,7 @@
                 <w:rFonts w:ascii="TimeNewRoman" w:hAnsi="TimeNewRoman"/>
                 <w:sz w:val="30"/>
               </w:rPr>
-              <w:t>93-56=37</w:t>
+              <w:t>36+37=73</w:t>
             </w:r>
           </w:p>
         </w:tc>
@@ -1048,7 +1657,7 @@
                 <w:rFonts w:ascii="TimeNewRoman" w:hAnsi="TimeNewRoman"/>
                 <w:sz w:val="30"/>
               </w:rPr>
-              <w:t>48+44=92</w:t>
+              <w:t>63-26=37</w:t>
             </w:r>
           </w:p>
         </w:tc>
@@ -1065,7 +1674,7 @@
                 <w:rFonts w:ascii="TimeNewRoman" w:hAnsi="TimeNewRoman"/>
                 <w:sz w:val="30"/>
               </w:rPr>
-              <w:t>18+27=45</w:t>
+              <w:t>44+27=71</w:t>
             </w:r>
           </w:p>
         </w:tc>
@@ -1084,7 +1693,7 @@
                 <w:rFonts w:ascii="TimeNewRoman" w:hAnsi="TimeNewRoman"/>
                 <w:sz w:val="30"/>
               </w:rPr>
-              <w:t>48-19=29</w:t>
+              <w:t>86-19=67</w:t>
             </w:r>
           </w:p>
         </w:tc>
@@ -1101,7 +1710,7 @@
                 <w:rFonts w:ascii="TimeNewRoman" w:hAnsi="TimeNewRoman"/>
                 <w:sz w:val="30"/>
               </w:rPr>
-              <w:t>32+29=61</w:t>
+              <w:t>64-8=56</w:t>
             </w:r>
           </w:p>
         </w:tc>
@@ -1118,7 +1727,7 @@
                 <w:rFonts w:ascii="TimeNewRoman" w:hAnsi="TimeNewRoman"/>
                 <w:sz w:val="30"/>
               </w:rPr>
-              <w:t>70-68=2</w:t>
+              <w:t>73-26=47</w:t>
             </w:r>
           </w:p>
         </w:tc>
@@ -1135,7 +1744,7 @@
                 <w:rFonts w:ascii="TimeNewRoman" w:hAnsi="TimeNewRoman"/>
                 <w:sz w:val="30"/>
               </w:rPr>
-              <w:t>65-37=28</w:t>
+              <w:t>19+47=66</w:t>
             </w:r>
           </w:p>
         </w:tc>
@@ -1152,616 +1761,7 @@
                 <w:rFonts w:ascii="TimeNewRoman" w:hAnsi="TimeNewRoman"/>
                 <w:sz w:val="30"/>
               </w:rPr>
-              <w:t>71-39=32</w:t>
-            </w:r>
-          </w:p>
-        </w:tc>
-      </w:tr>
-      <w:tr>
-        <w:tc>
-          <w:tcPr>
-            <w:tcW w:type="dxa" w:w="1987"/>
-          </w:tcPr>
-          <w:p>
-            <w:pPr>
-              <w:jc w:val="left"/>
-            </w:pPr>
-            <w:r>
-              <w:rPr>
-                <w:rFonts w:ascii="TimeNewRoman" w:hAnsi="TimeNewRoman"/>
-                <w:sz w:val="30"/>
-              </w:rPr>
-              <w:t>26+47=73</w:t>
-            </w:r>
-          </w:p>
-        </w:tc>
-        <w:tc>
-          <w:tcPr>
-            <w:tcW w:type="dxa" w:w="1987"/>
-          </w:tcPr>
-          <w:p>
-            <w:pPr>
-              <w:jc w:val="left"/>
-            </w:pPr>
-            <w:r>
-              <w:rPr>
-                <w:rFonts w:ascii="TimeNewRoman" w:hAnsi="TimeNewRoman"/>
-                <w:sz w:val="30"/>
-              </w:rPr>
-              <w:t>90-87=3</w:t>
-            </w:r>
-          </w:p>
-        </w:tc>
-        <w:tc>
-          <w:tcPr>
-            <w:tcW w:type="dxa" w:w="1987"/>
-          </w:tcPr>
-          <w:p>
-            <w:pPr>
-              <w:jc w:val="left"/>
-            </w:pPr>
-            <w:r>
-              <w:rPr>
-                <w:rFonts w:ascii="TimeNewRoman" w:hAnsi="TimeNewRoman"/>
-                <w:sz w:val="30"/>
-              </w:rPr>
-              <w:t>8+49=57</w:t>
-            </w:r>
-          </w:p>
-        </w:tc>
-        <w:tc>
-          <w:tcPr>
-            <w:tcW w:type="dxa" w:w="1987"/>
-          </w:tcPr>
-          <w:p>
-            <w:pPr>
-              <w:jc w:val="left"/>
-            </w:pPr>
-            <w:r>
-              <w:rPr>
-                <w:rFonts w:ascii="TimeNewRoman" w:hAnsi="TimeNewRoman"/>
-                <w:sz w:val="30"/>
-              </w:rPr>
-              <w:t>75-26=49</w:t>
-            </w:r>
-          </w:p>
-        </w:tc>
-        <w:tc>
-          <w:tcPr>
-            <w:tcW w:type="dxa" w:w="1987"/>
-          </w:tcPr>
-          <w:p>
-            <w:pPr>
-              <w:jc w:val="left"/>
-            </w:pPr>
-            <w:r>
-              <w:rPr>
-                <w:rFonts w:ascii="TimeNewRoman" w:hAnsi="TimeNewRoman"/>
-                <w:sz w:val="30"/>
-              </w:rPr>
-              <w:t>57+19=76</w:t>
-            </w:r>
-          </w:p>
-        </w:tc>
-      </w:tr>
-      <w:tr>
-        <w:tc>
-          <w:tcPr>
-            <w:tcW w:type="dxa" w:w="1987"/>
-          </w:tcPr>
-          <w:p>
-            <w:pPr>
-              <w:jc w:val="left"/>
-            </w:pPr>
-            <w:r>
-              <w:rPr>
-                <w:rFonts w:ascii="TimeNewRoman" w:hAnsi="TimeNewRoman"/>
-                <w:sz w:val="30"/>
-              </w:rPr>
-              <w:t>73+19=92</w:t>
-            </w:r>
-          </w:p>
-        </w:tc>
-        <w:tc>
-          <w:tcPr>
-            <w:tcW w:type="dxa" w:w="1987"/>
-          </w:tcPr>
-          <w:p>
-            <w:pPr>
-              <w:jc w:val="left"/>
-            </w:pPr>
-            <w:r>
-              <w:rPr>
-                <w:rFonts w:ascii="TimeNewRoman" w:hAnsi="TimeNewRoman"/>
-                <w:sz w:val="30"/>
-              </w:rPr>
-              <w:t>36+28=64</w:t>
-            </w:r>
-          </w:p>
-        </w:tc>
-        <w:tc>
-          <w:tcPr>
-            <w:tcW w:type="dxa" w:w="1987"/>
-          </w:tcPr>
-          <w:p>
-            <w:pPr>
-              <w:jc w:val="left"/>
-            </w:pPr>
-            <w:r>
-              <w:rPr>
-                <w:rFonts w:ascii="TimeNewRoman" w:hAnsi="TimeNewRoman"/>
-                <w:sz w:val="30"/>
-              </w:rPr>
-              <w:t>29+53=82</w:t>
-            </w:r>
-          </w:p>
-        </w:tc>
-        <w:tc>
-          <w:tcPr>
-            <w:tcW w:type="dxa" w:w="1987"/>
-          </w:tcPr>
-          <w:p>
-            <w:pPr>
-              <w:jc w:val="left"/>
-            </w:pPr>
-            <w:r>
-              <w:rPr>
-                <w:rFonts w:ascii="TimeNewRoman" w:hAnsi="TimeNewRoman"/>
-                <w:sz w:val="30"/>
-              </w:rPr>
-              <w:t>16+77=93</w:t>
-            </w:r>
-          </w:p>
-        </w:tc>
-        <w:tc>
-          <w:tcPr>
-            <w:tcW w:type="dxa" w:w="1987"/>
-          </w:tcPr>
-          <w:p>
-            <w:pPr>
-              <w:jc w:val="left"/>
-            </w:pPr>
-            <w:r>
-              <w:rPr>
-                <w:rFonts w:ascii="TimeNewRoman" w:hAnsi="TimeNewRoman"/>
-                <w:sz w:val="30"/>
-              </w:rPr>
-              <w:t>67+4=71</w:t>
-            </w:r>
-          </w:p>
-        </w:tc>
-      </w:tr>
-      <w:tr>
-        <w:tc>
-          <w:tcPr>
-            <w:tcW w:type="dxa" w:w="1987"/>
-          </w:tcPr>
-          <w:p>
-            <w:pPr>
-              <w:jc w:val="left"/>
-            </w:pPr>
-            <w:r>
-              <w:rPr>
-                <w:rFonts w:ascii="TimeNewRoman" w:hAnsi="TimeNewRoman"/>
-                <w:sz w:val="30"/>
-              </w:rPr>
-              <w:t>23+39=62</w:t>
-            </w:r>
-          </w:p>
-        </w:tc>
-        <w:tc>
-          <w:tcPr>
-            <w:tcW w:type="dxa" w:w="1987"/>
-          </w:tcPr>
-          <w:p>
-            <w:pPr>
-              <w:jc w:val="left"/>
-            </w:pPr>
-            <w:r>
-              <w:rPr>
-                <w:rFonts w:ascii="TimeNewRoman" w:hAnsi="TimeNewRoman"/>
-                <w:sz w:val="30"/>
-              </w:rPr>
-              <w:t>39+42=81</w:t>
-            </w:r>
-          </w:p>
-        </w:tc>
-        <w:tc>
-          <w:tcPr>
-            <w:tcW w:type="dxa" w:w="1987"/>
-          </w:tcPr>
-          <w:p>
-            <w:pPr>
-              <w:jc w:val="left"/>
-            </w:pPr>
-            <w:r>
-              <w:rPr>
-                <w:rFonts w:ascii="TimeNewRoman" w:hAnsi="TimeNewRoman"/>
-                <w:sz w:val="30"/>
-              </w:rPr>
-              <w:t>61-58=3</w:t>
-            </w:r>
-          </w:p>
-        </w:tc>
-        <w:tc>
-          <w:tcPr>
-            <w:tcW w:type="dxa" w:w="1987"/>
-          </w:tcPr>
-          <w:p>
-            <w:pPr>
-              <w:jc w:val="left"/>
-            </w:pPr>
-            <w:r>
-              <w:rPr>
-                <w:rFonts w:ascii="TimeNewRoman" w:hAnsi="TimeNewRoman"/>
-                <w:sz w:val="30"/>
-              </w:rPr>
-              <w:t>93-39=54</w:t>
-            </w:r>
-          </w:p>
-        </w:tc>
-        <w:tc>
-          <w:tcPr>
-            <w:tcW w:type="dxa" w:w="1987"/>
-          </w:tcPr>
-          <w:p>
-            <w:pPr>
-              <w:jc w:val="left"/>
-            </w:pPr>
-            <w:r>
-              <w:rPr>
-                <w:rFonts w:ascii="TimeNewRoman" w:hAnsi="TimeNewRoman"/>
-                <w:sz w:val="30"/>
-              </w:rPr>
-              <w:t>82-56=26</w:t>
-            </w:r>
-          </w:p>
-        </w:tc>
-      </w:tr>
-      <w:tr>
-        <w:tc>
-          <w:tcPr>
-            <w:tcW w:type="dxa" w:w="1987"/>
-          </w:tcPr>
-          <w:p>
-            <w:pPr>
-              <w:jc w:val="left"/>
-            </w:pPr>
-            <w:r>
-              <w:rPr>
-                <w:rFonts w:ascii="TimeNewRoman" w:hAnsi="TimeNewRoman"/>
-                <w:sz w:val="30"/>
-              </w:rPr>
-              <w:t>36-29=7</w:t>
-            </w:r>
-          </w:p>
-        </w:tc>
-        <w:tc>
-          <w:tcPr>
-            <w:tcW w:type="dxa" w:w="1987"/>
-          </w:tcPr>
-          <w:p>
-            <w:pPr>
-              <w:jc w:val="left"/>
-            </w:pPr>
-            <w:r>
-              <w:rPr>
-                <w:rFonts w:ascii="TimeNewRoman" w:hAnsi="TimeNewRoman"/>
-                <w:sz w:val="30"/>
-              </w:rPr>
-              <w:t>22+49=71</w:t>
-            </w:r>
-          </w:p>
-        </w:tc>
-        <w:tc>
-          <w:tcPr>
-            <w:tcW w:type="dxa" w:w="1987"/>
-          </w:tcPr>
-          <w:p>
-            <w:pPr>
-              <w:jc w:val="left"/>
-            </w:pPr>
-            <w:r>
-              <w:rPr>
-                <w:rFonts w:ascii="TimeNewRoman" w:hAnsi="TimeNewRoman"/>
-                <w:sz w:val="30"/>
-              </w:rPr>
-              <w:t>27+26=53</w:t>
-            </w:r>
-          </w:p>
-        </w:tc>
-        <w:tc>
-          <w:tcPr>
-            <w:tcW w:type="dxa" w:w="1987"/>
-          </w:tcPr>
-          <w:p>
-            <w:pPr>
-              <w:jc w:val="left"/>
-            </w:pPr>
-            <w:r>
-              <w:rPr>
-                <w:rFonts w:ascii="TimeNewRoman" w:hAnsi="TimeNewRoman"/>
-                <w:sz w:val="30"/>
-              </w:rPr>
-              <w:t>6+67=73</w:t>
-            </w:r>
-          </w:p>
-        </w:tc>
-        <w:tc>
-          <w:tcPr>
-            <w:tcW w:type="dxa" w:w="1987"/>
-          </w:tcPr>
-          <w:p>
-            <w:pPr>
-              <w:jc w:val="left"/>
-            </w:pPr>
-            <w:r>
-              <w:rPr>
-                <w:rFonts w:ascii="TimeNewRoman" w:hAnsi="TimeNewRoman"/>
-                <w:sz w:val="30"/>
-              </w:rPr>
-              <w:t>46+9=55</w:t>
-            </w:r>
-          </w:p>
-        </w:tc>
-      </w:tr>
-      <w:tr>
-        <w:tc>
-          <w:tcPr>
-            <w:tcW w:type="dxa" w:w="1987"/>
-          </w:tcPr>
-          <w:p>
-            <w:pPr>
-              <w:jc w:val="left"/>
-            </w:pPr>
-            <w:r>
-              <w:rPr>
-                <w:rFonts w:ascii="TimeNewRoman" w:hAnsi="TimeNewRoman"/>
-                <w:sz w:val="30"/>
-              </w:rPr>
-              <w:t>34+38=72</w:t>
-            </w:r>
-          </w:p>
-        </w:tc>
-        <w:tc>
-          <w:tcPr>
-            <w:tcW w:type="dxa" w:w="1987"/>
-          </w:tcPr>
-          <w:p>
-            <w:pPr>
-              <w:jc w:val="left"/>
-            </w:pPr>
-            <w:r>
-              <w:rPr>
-                <w:rFonts w:ascii="TimeNewRoman" w:hAnsi="TimeNewRoman"/>
-                <w:sz w:val="30"/>
-              </w:rPr>
-              <w:t>29+27=56</w:t>
-            </w:r>
-          </w:p>
-        </w:tc>
-        <w:tc>
-          <w:tcPr>
-            <w:tcW w:type="dxa" w:w="1987"/>
-          </w:tcPr>
-          <w:p>
-            <w:pPr>
-              <w:jc w:val="left"/>
-            </w:pPr>
-            <w:r>
-              <w:rPr>
-                <w:rFonts w:ascii="TimeNewRoman" w:hAnsi="TimeNewRoman"/>
-                <w:sz w:val="30"/>
-              </w:rPr>
-              <w:t>23+49=72</w:t>
-            </w:r>
-          </w:p>
-        </w:tc>
-        <w:tc>
-          <w:tcPr>
-            <w:tcW w:type="dxa" w:w="1987"/>
-          </w:tcPr>
-          <w:p>
-            <w:pPr>
-              <w:jc w:val="left"/>
-            </w:pPr>
-            <w:r>
-              <w:rPr>
-                <w:rFonts w:ascii="TimeNewRoman" w:hAnsi="TimeNewRoman"/>
-                <w:sz w:val="30"/>
-              </w:rPr>
-              <w:t>39+44=83</w:t>
-            </w:r>
-          </w:p>
-        </w:tc>
-        <w:tc>
-          <w:tcPr>
-            <w:tcW w:type="dxa" w:w="1987"/>
-          </w:tcPr>
-          <w:p>
-            <w:pPr>
-              <w:jc w:val="left"/>
-            </w:pPr>
-            <w:r>
-              <w:rPr>
-                <w:rFonts w:ascii="TimeNewRoman" w:hAnsi="TimeNewRoman"/>
-                <w:sz w:val="30"/>
-              </w:rPr>
-              <w:t>96-39=57</w:t>
-            </w:r>
-          </w:p>
-        </w:tc>
-      </w:tr>
-      <w:tr>
-        <w:tc>
-          <w:tcPr>
-            <w:tcW w:type="dxa" w:w="1987"/>
-          </w:tcPr>
-          <w:p>
-            <w:pPr>
-              <w:jc w:val="left"/>
-            </w:pPr>
-            <w:r>
-              <w:rPr>
-                <w:rFonts w:ascii="TimeNewRoman" w:hAnsi="TimeNewRoman"/>
-                <w:sz w:val="30"/>
-              </w:rPr>
-              <w:t>62-17=45</w:t>
-            </w:r>
-          </w:p>
-        </w:tc>
-        <w:tc>
-          <w:tcPr>
-            <w:tcW w:type="dxa" w:w="1987"/>
-          </w:tcPr>
-          <w:p>
-            <w:pPr>
-              <w:jc w:val="left"/>
-            </w:pPr>
-            <w:r>
-              <w:rPr>
-                <w:rFonts w:ascii="TimeNewRoman" w:hAnsi="TimeNewRoman"/>
-                <w:sz w:val="30"/>
-              </w:rPr>
-              <w:t>29+45=74</w:t>
-            </w:r>
-          </w:p>
-        </w:tc>
-        <w:tc>
-          <w:tcPr>
-            <w:tcW w:type="dxa" w:w="1987"/>
-          </w:tcPr>
-          <w:p>
-            <w:pPr>
-              <w:jc w:val="left"/>
-            </w:pPr>
-            <w:r>
-              <w:rPr>
-                <w:rFonts w:ascii="TimeNewRoman" w:hAnsi="TimeNewRoman"/>
-                <w:sz w:val="30"/>
-              </w:rPr>
-              <w:t>36+35=71</w:t>
-            </w:r>
-          </w:p>
-        </w:tc>
-        <w:tc>
-          <w:tcPr>
-            <w:tcW w:type="dxa" w:w="1987"/>
-          </w:tcPr>
-          <w:p>
-            <w:pPr>
-              <w:jc w:val="left"/>
-            </w:pPr>
-            <w:r>
-              <w:rPr>
-                <w:rFonts w:ascii="TimeNewRoman" w:hAnsi="TimeNewRoman"/>
-                <w:sz w:val="30"/>
-              </w:rPr>
-              <w:t>35+16=51</w:t>
-            </w:r>
-          </w:p>
-        </w:tc>
-        <w:tc>
-          <w:tcPr>
-            <w:tcW w:type="dxa" w:w="1987"/>
-          </w:tcPr>
-          <w:p>
-            <w:pPr>
-              <w:jc w:val="left"/>
-            </w:pPr>
-            <w:r>
-              <w:rPr>
-                <w:rFonts w:ascii="TimeNewRoman" w:hAnsi="TimeNewRoman"/>
-                <w:sz w:val="30"/>
-              </w:rPr>
-              <w:t>8+87=95</w:t>
-            </w:r>
-          </w:p>
-        </w:tc>
-      </w:tr>
-      <w:tr>
-        <w:tc>
-          <w:tcPr>
-            <w:tcW w:type="dxa" w:w="1987"/>
-          </w:tcPr>
-          <w:p>
-            <w:pPr>
-              <w:jc w:val="left"/>
-            </w:pPr>
-            <w:r>
-              <w:rPr>
-                <w:rFonts w:ascii="TimeNewRoman" w:hAnsi="TimeNewRoman"/>
-                <w:sz w:val="30"/>
-              </w:rPr>
-              <w:t>90-52=38</w:t>
-            </w:r>
-          </w:p>
-        </w:tc>
-        <w:tc>
-          <w:tcPr>
-            <w:tcW w:type="dxa" w:w="1987"/>
-          </w:tcPr>
-          <w:p>
-            <w:pPr>
-              <w:jc w:val="left"/>
-            </w:pPr>
-            <w:r>
-              <w:rPr>
-                <w:rFonts w:ascii="TimeNewRoman" w:hAnsi="TimeNewRoman"/>
-                <w:sz w:val="30"/>
-              </w:rPr>
-              <w:t>7+37=44</w:t>
-            </w:r>
-          </w:p>
-        </w:tc>
-        <w:tc>
-          <w:tcPr>
-            <w:tcW w:type="dxa" w:w="1987"/>
-          </w:tcPr>
-          <w:p>
-            <w:pPr>
-              <w:jc w:val="left"/>
-            </w:pPr>
-            <w:r>
-              <w:rPr>
-                <w:rFonts w:ascii="TimeNewRoman" w:hAnsi="TimeNewRoman"/>
-                <w:sz w:val="30"/>
-              </w:rPr>
-              <w:t>26+29=55</w:t>
-            </w:r>
-          </w:p>
-        </w:tc>
-        <w:tc>
-          <w:tcPr>
-            <w:tcW w:type="dxa" w:w="1987"/>
-          </w:tcPr>
-          <w:p>
-            <w:pPr>
-              <w:jc w:val="left"/>
-            </w:pPr>
-            <w:r>
-              <w:rPr>
-                <w:rFonts w:ascii="TimeNewRoman" w:hAnsi="TimeNewRoman"/>
-                <w:sz w:val="30"/>
-              </w:rPr>
-              <w:t>58+35=93</w:t>
-            </w:r>
-          </w:p>
-        </w:tc>
-        <w:tc>
-          <w:tcPr>
-            <w:tcW w:type="dxa" w:w="1987"/>
-          </w:tcPr>
-          <w:p>
-            <w:pPr>
-              <w:jc w:val="left"/>
-            </w:pPr>
-            <w:r>
-              <w:rPr>
-                <w:rFonts w:ascii="TimeNewRoman" w:hAnsi="TimeNewRoman"/>
-                <w:sz w:val="30"/>
-              </w:rPr>
-              <w:t>3+49=52</w:t>
+              <w:t>44-8=36</w:t>
             </w:r>
           </w:p>
         </w:tc>

--- a/answers-of-adc_sbb_within_100.docx
+++ b/answers-of-adc_sbb_within_100.docx
@@ -11,7 +11,7 @@
           <w:rFonts w:ascii="Arial" w:hAnsi="Arial"/>
           <w:sz w:val="30"/>
         </w:rPr>
-        <w:t>2026-09-19 Saturday</w:t>
+        <w:t>2026-09-20 Sunday</w:t>
       </w:r>
     </w:p>
     <w:tbl>
@@ -40,7 +40,7 @@
                 <w:rFonts w:ascii="TimeNewRoman" w:hAnsi="TimeNewRoman"/>
                 <w:sz w:val="30"/>
               </w:rPr>
-              <w:t>91-64=27</w:t>
+              <w:t>20-5=15</w:t>
             </w:r>
           </w:p>
         </w:tc>
@@ -57,7 +57,7 @@
                 <w:rFonts w:ascii="TimeNewRoman" w:hAnsi="TimeNewRoman"/>
                 <w:sz w:val="30"/>
               </w:rPr>
-              <w:t>25+58=83</w:t>
+              <w:t>39+13=52</w:t>
             </w:r>
           </w:p>
         </w:tc>
@@ -74,7 +74,7 @@
                 <w:rFonts w:ascii="TimeNewRoman" w:hAnsi="TimeNewRoman"/>
                 <w:sz w:val="30"/>
               </w:rPr>
-              <w:t>24+48=72</w:t>
+              <w:t>8+48=56</w:t>
             </w:r>
           </w:p>
         </w:tc>
@@ -91,7 +91,7 @@
                 <w:rFonts w:ascii="TimeNewRoman" w:hAnsi="TimeNewRoman"/>
                 <w:sz w:val="30"/>
               </w:rPr>
-              <w:t>43-14=29</w:t>
+              <w:t>7+85=92</w:t>
             </w:r>
           </w:p>
         </w:tc>
@@ -108,7 +108,7 @@
                 <w:rFonts w:ascii="TimeNewRoman" w:hAnsi="TimeNewRoman"/>
                 <w:sz w:val="30"/>
               </w:rPr>
-              <w:t>31-6=25</w:t>
+              <w:t>19+49=68</w:t>
             </w:r>
           </w:p>
         </w:tc>
@@ -127,7 +127,372 @@
                 <w:rFonts w:ascii="TimeNewRoman" w:hAnsi="TimeNewRoman"/>
                 <w:sz w:val="30"/>
               </w:rPr>
-              <w:t>51-49=2</w:t>
+              <w:t>78+14=92</w:t>
+            </w:r>
+          </w:p>
+        </w:tc>
+        <w:tc>
+          <w:tcPr>
+            <w:tcW w:type="dxa" w:w="1987"/>
+          </w:tcPr>
+          <w:p>
+            <w:pPr>
+              <w:jc w:val="left"/>
+            </w:pPr>
+            <w:r>
+              <w:rPr>
+                <w:rFonts w:ascii="TimeNewRoman" w:hAnsi="TimeNewRoman"/>
+                <w:sz w:val="30"/>
+              </w:rPr>
+              <w:t>35-29=6</w:t>
+            </w:r>
+          </w:p>
+        </w:tc>
+        <w:tc>
+          <w:tcPr>
+            <w:tcW w:type="dxa" w:w="1987"/>
+          </w:tcPr>
+          <w:p>
+            <w:pPr>
+              <w:jc w:val="left"/>
+            </w:pPr>
+            <w:r>
+              <w:rPr>
+                <w:rFonts w:ascii="TimeNewRoman" w:hAnsi="TimeNewRoman"/>
+                <w:sz w:val="30"/>
+              </w:rPr>
+              <w:t>46+19=65</w:t>
+            </w:r>
+          </w:p>
+        </w:tc>
+        <w:tc>
+          <w:tcPr>
+            <w:tcW w:type="dxa" w:w="1987"/>
+          </w:tcPr>
+          <w:p>
+            <w:pPr>
+              <w:jc w:val="left"/>
+            </w:pPr>
+            <w:r>
+              <w:rPr>
+                <w:rFonts w:ascii="TimeNewRoman" w:hAnsi="TimeNewRoman"/>
+                <w:sz w:val="30"/>
+              </w:rPr>
+              <w:t>46+19=65</w:t>
+            </w:r>
+          </w:p>
+        </w:tc>
+        <w:tc>
+          <w:tcPr>
+            <w:tcW w:type="dxa" w:w="1987"/>
+          </w:tcPr>
+          <w:p>
+            <w:pPr>
+              <w:jc w:val="left"/>
+            </w:pPr>
+            <w:r>
+              <w:rPr>
+                <w:rFonts w:ascii="TimeNewRoman" w:hAnsi="TimeNewRoman"/>
+                <w:sz w:val="30"/>
+              </w:rPr>
+              <w:t>70-69=1</w:t>
+            </w:r>
+          </w:p>
+        </w:tc>
+      </w:tr>
+      <w:tr>
+        <w:tc>
+          <w:tcPr>
+            <w:tcW w:type="dxa" w:w="1987"/>
+          </w:tcPr>
+          <w:p>
+            <w:pPr>
+              <w:jc w:val="left"/>
+            </w:pPr>
+            <w:r>
+              <w:rPr>
+                <w:rFonts w:ascii="TimeNewRoman" w:hAnsi="TimeNewRoman"/>
+                <w:sz w:val="30"/>
+              </w:rPr>
+              <w:t>20-12=8</w:t>
+            </w:r>
+          </w:p>
+        </w:tc>
+        <w:tc>
+          <w:tcPr>
+            <w:tcW w:type="dxa" w:w="1987"/>
+          </w:tcPr>
+          <w:p>
+            <w:pPr>
+              <w:jc w:val="left"/>
+            </w:pPr>
+            <w:r>
+              <w:rPr>
+                <w:rFonts w:ascii="TimeNewRoman" w:hAnsi="TimeNewRoman"/>
+                <w:sz w:val="30"/>
+              </w:rPr>
+              <w:t>85+6=91</w:t>
+            </w:r>
+          </w:p>
+        </w:tc>
+        <w:tc>
+          <w:tcPr>
+            <w:tcW w:type="dxa" w:w="1987"/>
+          </w:tcPr>
+          <w:p>
+            <w:pPr>
+              <w:jc w:val="left"/>
+            </w:pPr>
+            <w:r>
+              <w:rPr>
+                <w:rFonts w:ascii="TimeNewRoman" w:hAnsi="TimeNewRoman"/>
+                <w:sz w:val="30"/>
+              </w:rPr>
+              <w:t>17+79=96</w:t>
+            </w:r>
+          </w:p>
+        </w:tc>
+        <w:tc>
+          <w:tcPr>
+            <w:tcW w:type="dxa" w:w="1987"/>
+          </w:tcPr>
+          <w:p>
+            <w:pPr>
+              <w:jc w:val="left"/>
+            </w:pPr>
+            <w:r>
+              <w:rPr>
+                <w:rFonts w:ascii="TimeNewRoman" w:hAnsi="TimeNewRoman"/>
+                <w:sz w:val="30"/>
+              </w:rPr>
+              <w:t>26+16=42</w:t>
+            </w:r>
+          </w:p>
+        </w:tc>
+        <w:tc>
+          <w:tcPr>
+            <w:tcW w:type="dxa" w:w="1987"/>
+          </w:tcPr>
+          <w:p>
+            <w:pPr>
+              <w:jc w:val="left"/>
+            </w:pPr>
+            <w:r>
+              <w:rPr>
+                <w:rFonts w:ascii="TimeNewRoman" w:hAnsi="TimeNewRoman"/>
+                <w:sz w:val="30"/>
+              </w:rPr>
+              <w:t>67-49=18</w:t>
+            </w:r>
+          </w:p>
+        </w:tc>
+      </w:tr>
+      <w:tr>
+        <w:tc>
+          <w:tcPr>
+            <w:tcW w:type="dxa" w:w="1987"/>
+          </w:tcPr>
+          <w:p>
+            <w:pPr>
+              <w:jc w:val="left"/>
+            </w:pPr>
+            <w:r>
+              <w:rPr>
+                <w:rFonts w:ascii="TimeNewRoman" w:hAnsi="TimeNewRoman"/>
+                <w:sz w:val="30"/>
+              </w:rPr>
+              <w:t>65-56=9</w:t>
+            </w:r>
+          </w:p>
+        </w:tc>
+        <w:tc>
+          <w:tcPr>
+            <w:tcW w:type="dxa" w:w="1987"/>
+          </w:tcPr>
+          <w:p>
+            <w:pPr>
+              <w:jc w:val="left"/>
+            </w:pPr>
+            <w:r>
+              <w:rPr>
+                <w:rFonts w:ascii="TimeNewRoman" w:hAnsi="TimeNewRoman"/>
+                <w:sz w:val="30"/>
+              </w:rPr>
+              <w:t>85-47=38</w:t>
+            </w:r>
+          </w:p>
+        </w:tc>
+        <w:tc>
+          <w:tcPr>
+            <w:tcW w:type="dxa" w:w="1987"/>
+          </w:tcPr>
+          <w:p>
+            <w:pPr>
+              <w:jc w:val="left"/>
+            </w:pPr>
+            <w:r>
+              <w:rPr>
+                <w:rFonts w:ascii="TimeNewRoman" w:hAnsi="TimeNewRoman"/>
+                <w:sz w:val="30"/>
+              </w:rPr>
+              <w:t>7+4=11</w:t>
+            </w:r>
+          </w:p>
+        </w:tc>
+        <w:tc>
+          <w:tcPr>
+            <w:tcW w:type="dxa" w:w="1987"/>
+          </w:tcPr>
+          <w:p>
+            <w:pPr>
+              <w:jc w:val="left"/>
+            </w:pPr>
+            <w:r>
+              <w:rPr>
+                <w:rFonts w:ascii="TimeNewRoman" w:hAnsi="TimeNewRoman"/>
+                <w:sz w:val="30"/>
+              </w:rPr>
+              <w:t>44+17=61</w:t>
+            </w:r>
+          </w:p>
+        </w:tc>
+        <w:tc>
+          <w:tcPr>
+            <w:tcW w:type="dxa" w:w="1987"/>
+          </w:tcPr>
+          <w:p>
+            <w:pPr>
+              <w:jc w:val="left"/>
+            </w:pPr>
+            <w:r>
+              <w:rPr>
+                <w:rFonts w:ascii="TimeNewRoman" w:hAnsi="TimeNewRoman"/>
+                <w:sz w:val="30"/>
+              </w:rPr>
+              <w:t>5+28=33</w:t>
+            </w:r>
+          </w:p>
+        </w:tc>
+      </w:tr>
+      <w:tr>
+        <w:tc>
+          <w:tcPr>
+            <w:tcW w:type="dxa" w:w="1987"/>
+          </w:tcPr>
+          <w:p>
+            <w:pPr>
+              <w:jc w:val="left"/>
+            </w:pPr>
+            <w:r>
+              <w:rPr>
+                <w:rFonts w:ascii="TimeNewRoman" w:hAnsi="TimeNewRoman"/>
+                <w:sz w:val="30"/>
+              </w:rPr>
+              <w:t>25+7=32</w:t>
+            </w:r>
+          </w:p>
+        </w:tc>
+        <w:tc>
+          <w:tcPr>
+            <w:tcW w:type="dxa" w:w="1987"/>
+          </w:tcPr>
+          <w:p>
+            <w:pPr>
+              <w:jc w:val="left"/>
+            </w:pPr>
+            <w:r>
+              <w:rPr>
+                <w:rFonts w:ascii="TimeNewRoman" w:hAnsi="TimeNewRoman"/>
+                <w:sz w:val="30"/>
+              </w:rPr>
+              <w:t>39+8=47</w:t>
+            </w:r>
+          </w:p>
+        </w:tc>
+        <w:tc>
+          <w:tcPr>
+            <w:tcW w:type="dxa" w:w="1987"/>
+          </w:tcPr>
+          <w:p>
+            <w:pPr>
+              <w:jc w:val="left"/>
+            </w:pPr>
+            <w:r>
+              <w:rPr>
+                <w:rFonts w:ascii="TimeNewRoman" w:hAnsi="TimeNewRoman"/>
+                <w:sz w:val="30"/>
+              </w:rPr>
+              <w:t>73-19=54</w:t>
+            </w:r>
+          </w:p>
+        </w:tc>
+        <w:tc>
+          <w:tcPr>
+            <w:tcW w:type="dxa" w:w="1987"/>
+          </w:tcPr>
+          <w:p>
+            <w:pPr>
+              <w:jc w:val="left"/>
+            </w:pPr>
+            <w:r>
+              <w:rPr>
+                <w:rFonts w:ascii="TimeNewRoman" w:hAnsi="TimeNewRoman"/>
+                <w:sz w:val="30"/>
+              </w:rPr>
+              <w:t>7+77=84</w:t>
+            </w:r>
+          </w:p>
+        </w:tc>
+        <w:tc>
+          <w:tcPr>
+            <w:tcW w:type="dxa" w:w="1987"/>
+          </w:tcPr>
+          <w:p>
+            <w:pPr>
+              <w:jc w:val="left"/>
+            </w:pPr>
+            <w:r>
+              <w:rPr>
+                <w:rFonts w:ascii="TimeNewRoman" w:hAnsi="TimeNewRoman"/>
+                <w:sz w:val="30"/>
+              </w:rPr>
+              <w:t>28+16=44</w:t>
+            </w:r>
+          </w:p>
+        </w:tc>
+      </w:tr>
+      <w:tr>
+        <w:tc>
+          <w:tcPr>
+            <w:tcW w:type="dxa" w:w="1987"/>
+          </w:tcPr>
+          <w:p>
+            <w:pPr>
+              <w:jc w:val="left"/>
+            </w:pPr>
+            <w:r>
+              <w:rPr>
+                <w:rFonts w:ascii="TimeNewRoman" w:hAnsi="TimeNewRoman"/>
+                <w:sz w:val="30"/>
+              </w:rPr>
+              <w:t>36+16=52</w:t>
+            </w:r>
+          </w:p>
+        </w:tc>
+        <w:tc>
+          <w:tcPr>
+            <w:tcW w:type="dxa" w:w="1987"/>
+          </w:tcPr>
+          <w:p>
+            <w:pPr>
+              <w:jc w:val="left"/>
+            </w:pPr>
+            <w:r>
+              <w:rPr>
+                <w:rFonts w:ascii="TimeNewRoman" w:hAnsi="TimeNewRoman"/>
+                <w:sz w:val="30"/>
+              </w:rPr>
+              <w:t>19+59=78</w:t>
             </w:r>
           </w:p>
         </w:tc>
@@ -161,7 +526,7 @@
                 <w:rFonts w:ascii="TimeNewRoman" w:hAnsi="TimeNewRoman"/>
                 <w:sz w:val="30"/>
               </w:rPr>
-              <w:t>18+38=56</w:t>
+              <w:t>22+29=51</w:t>
             </w:r>
           </w:p>
         </w:tc>
@@ -178,24 +543,7 @@
                 <w:rFonts w:ascii="TimeNewRoman" w:hAnsi="TimeNewRoman"/>
                 <w:sz w:val="30"/>
               </w:rPr>
-              <w:t>92-48=44</w:t>
-            </w:r>
-          </w:p>
-        </w:tc>
-        <w:tc>
-          <w:tcPr>
-            <w:tcW w:type="dxa" w:w="1987"/>
-          </w:tcPr>
-          <w:p>
-            <w:pPr>
-              <w:jc w:val="left"/>
-            </w:pPr>
-            <w:r>
-              <w:rPr>
-                <w:rFonts w:ascii="TimeNewRoman" w:hAnsi="TimeNewRoman"/>
-                <w:sz w:val="30"/>
-              </w:rPr>
-              <w:t>6+9=15</w:t>
+              <w:t>27+56=83</w:t>
             </w:r>
           </w:p>
         </w:tc>
@@ -214,7 +562,7 @@
                 <w:rFonts w:ascii="TimeNewRoman" w:hAnsi="TimeNewRoman"/>
                 <w:sz w:val="30"/>
               </w:rPr>
-              <w:t>90-57=33</w:t>
+              <w:t>18+14=32</w:t>
             </w:r>
           </w:p>
         </w:tc>
@@ -231,7 +579,7 @@
                 <w:rFonts w:ascii="TimeNewRoman" w:hAnsi="TimeNewRoman"/>
                 <w:sz w:val="30"/>
               </w:rPr>
-              <w:t>70-13=57</w:t>
+              <w:t>49+14=63</w:t>
             </w:r>
           </w:p>
         </w:tc>
@@ -248,7 +596,7 @@
                 <w:rFonts w:ascii="TimeNewRoman" w:hAnsi="TimeNewRoman"/>
                 <w:sz w:val="30"/>
               </w:rPr>
-              <w:t>85-28=57</w:t>
+              <w:t>94-88=6</w:t>
             </w:r>
           </w:p>
         </w:tc>
@@ -265,7 +613,7 @@
                 <w:rFonts w:ascii="TimeNewRoman" w:hAnsi="TimeNewRoman"/>
                 <w:sz w:val="30"/>
               </w:rPr>
-              <w:t>18+39=57</w:t>
+              <w:t>9+25=34</w:t>
             </w:r>
           </w:p>
         </w:tc>
@@ -282,7 +630,7 @@
                 <w:rFonts w:ascii="TimeNewRoman" w:hAnsi="TimeNewRoman"/>
                 <w:sz w:val="30"/>
               </w:rPr>
-              <w:t>49+24=73</w:t>
+              <w:t>29+64=93</w:t>
             </w:r>
           </w:p>
         </w:tc>
@@ -301,7 +649,7 @@
                 <w:rFonts w:ascii="TimeNewRoman" w:hAnsi="TimeNewRoman"/>
                 <w:sz w:val="30"/>
               </w:rPr>
-              <w:t>83-14=69</w:t>
+              <w:t>44-16=28</w:t>
             </w:r>
           </w:p>
         </w:tc>
@@ -318,7 +666,7 @@
                 <w:rFonts w:ascii="TimeNewRoman" w:hAnsi="TimeNewRoman"/>
                 <w:sz w:val="30"/>
               </w:rPr>
-              <w:t>56+35=91</w:t>
+              <w:t>64-25=39</w:t>
             </w:r>
           </w:p>
         </w:tc>
@@ -335,7 +683,7 @@
                 <w:rFonts w:ascii="TimeNewRoman" w:hAnsi="TimeNewRoman"/>
                 <w:sz w:val="30"/>
               </w:rPr>
-              <w:t>51-19=32</w:t>
+              <w:t>53-45=8</w:t>
             </w:r>
           </w:p>
         </w:tc>
@@ -352,7 +700,7 @@
                 <w:rFonts w:ascii="TimeNewRoman" w:hAnsi="TimeNewRoman"/>
                 <w:sz w:val="30"/>
               </w:rPr>
-              <w:t>78+7=85</w:t>
+              <w:t>15+48=63</w:t>
             </w:r>
           </w:p>
         </w:tc>
@@ -369,7 +717,7 @@
                 <w:rFonts w:ascii="TimeNewRoman" w:hAnsi="TimeNewRoman"/>
                 <w:sz w:val="30"/>
               </w:rPr>
-              <w:t>66-8=58</w:t>
+              <w:t>91-64=27</w:t>
             </w:r>
           </w:p>
         </w:tc>
@@ -388,7 +736,7 @@
                 <w:rFonts w:ascii="TimeNewRoman" w:hAnsi="TimeNewRoman"/>
                 <w:sz w:val="30"/>
               </w:rPr>
-              <w:t>35+7=42</w:t>
+              <w:t>70-43=27</w:t>
             </w:r>
           </w:p>
         </w:tc>
@@ -405,7 +753,7 @@
                 <w:rFonts w:ascii="TimeNewRoman" w:hAnsi="TimeNewRoman"/>
                 <w:sz w:val="30"/>
               </w:rPr>
-              <w:t>48+48=96</w:t>
+              <w:t>7+58=65</w:t>
             </w:r>
           </w:p>
         </w:tc>
@@ -422,7 +770,7 @@
                 <w:rFonts w:ascii="TimeNewRoman" w:hAnsi="TimeNewRoman"/>
                 <w:sz w:val="30"/>
               </w:rPr>
-              <w:t>91-24=67</w:t>
+              <w:t>65+28=93</w:t>
             </w:r>
           </w:p>
         </w:tc>
@@ -439,7 +787,7 @@
                 <w:rFonts w:ascii="TimeNewRoman" w:hAnsi="TimeNewRoman"/>
                 <w:sz w:val="30"/>
               </w:rPr>
-              <w:t>26+68=94</w:t>
+              <w:t>59+39=98</w:t>
             </w:r>
           </w:p>
         </w:tc>
@@ -456,7 +804,7 @@
                 <w:rFonts w:ascii="TimeNewRoman" w:hAnsi="TimeNewRoman"/>
                 <w:sz w:val="30"/>
               </w:rPr>
-              <w:t>47+18=65</w:t>
+              <w:t>58+27=85</w:t>
             </w:r>
           </w:p>
         </w:tc>
@@ -475,7 +823,7 @@
                 <w:rFonts w:ascii="TimeNewRoman" w:hAnsi="TimeNewRoman"/>
                 <w:sz w:val="30"/>
               </w:rPr>
-              <w:t>27+18=45</w:t>
+              <w:t>81-37=44</w:t>
             </w:r>
           </w:p>
         </w:tc>
@@ -492,7 +840,7 @@
                 <w:rFonts w:ascii="TimeNewRoman" w:hAnsi="TimeNewRoman"/>
                 <w:sz w:val="30"/>
               </w:rPr>
-              <w:t>82-27=55</w:t>
+              <w:t>19+36=55</w:t>
             </w:r>
           </w:p>
         </w:tc>
@@ -509,7 +857,7 @@
                 <w:rFonts w:ascii="TimeNewRoman" w:hAnsi="TimeNewRoman"/>
                 <w:sz w:val="30"/>
               </w:rPr>
-              <w:t>74-36=38</w:t>
+              <w:t>9+46=55</w:t>
             </w:r>
           </w:p>
         </w:tc>
@@ -526,7 +874,7 @@
                 <w:rFonts w:ascii="TimeNewRoman" w:hAnsi="TimeNewRoman"/>
                 <w:sz w:val="30"/>
               </w:rPr>
-              <w:t>22-6=16</w:t>
+              <w:t>46+47=93</w:t>
             </w:r>
           </w:p>
         </w:tc>
@@ -543,7 +891,7 @@
                 <w:rFonts w:ascii="TimeNewRoman" w:hAnsi="TimeNewRoman"/>
                 <w:sz w:val="30"/>
               </w:rPr>
-              <w:t>61-2=59</w:t>
+              <w:t>93-17=76</w:t>
             </w:r>
           </w:p>
         </w:tc>
@@ -562,7 +910,7 @@
                 <w:rFonts w:ascii="TimeNewRoman" w:hAnsi="TimeNewRoman"/>
                 <w:sz w:val="30"/>
               </w:rPr>
-              <w:t>57+37=94</w:t>
+              <w:t>36-19=17</w:t>
             </w:r>
           </w:p>
         </w:tc>
@@ -579,616 +927,7 @@
                 <w:rFonts w:ascii="TimeNewRoman" w:hAnsi="TimeNewRoman"/>
                 <w:sz w:val="30"/>
               </w:rPr>
-              <w:t>88-19=69</w:t>
-            </w:r>
-          </w:p>
-        </w:tc>
-        <w:tc>
-          <w:tcPr>
-            <w:tcW w:type="dxa" w:w="1987"/>
-          </w:tcPr>
-          <w:p>
-            <w:pPr>
-              <w:jc w:val="left"/>
-            </w:pPr>
-            <w:r>
-              <w:rPr>
-                <w:rFonts w:ascii="TimeNewRoman" w:hAnsi="TimeNewRoman"/>
-                <w:sz w:val="30"/>
-              </w:rPr>
-              <w:t>58+33=91</w:t>
-            </w:r>
-          </w:p>
-        </w:tc>
-        <w:tc>
-          <w:tcPr>
-            <w:tcW w:type="dxa" w:w="1987"/>
-          </w:tcPr>
-          <w:p>
-            <w:pPr>
-              <w:jc w:val="left"/>
-            </w:pPr>
-            <w:r>
-              <w:rPr>
-                <w:rFonts w:ascii="TimeNewRoman" w:hAnsi="TimeNewRoman"/>
-                <w:sz w:val="30"/>
-              </w:rPr>
-              <w:t>84-58=26</w:t>
-            </w:r>
-          </w:p>
-        </w:tc>
-        <w:tc>
-          <w:tcPr>
-            <w:tcW w:type="dxa" w:w="1987"/>
-          </w:tcPr>
-          <w:p>
-            <w:pPr>
-              <w:jc w:val="left"/>
-            </w:pPr>
-            <w:r>
-              <w:rPr>
-                <w:rFonts w:ascii="TimeNewRoman" w:hAnsi="TimeNewRoman"/>
-                <w:sz w:val="30"/>
-              </w:rPr>
-              <w:t>97-19=78</w:t>
-            </w:r>
-          </w:p>
-        </w:tc>
-      </w:tr>
-      <w:tr>
-        <w:tc>
-          <w:tcPr>
-            <w:tcW w:type="dxa" w:w="1987"/>
-          </w:tcPr>
-          <w:p>
-            <w:pPr>
-              <w:jc w:val="left"/>
-            </w:pPr>
-            <w:r>
-              <w:rPr>
-                <w:rFonts w:ascii="TimeNewRoman" w:hAnsi="TimeNewRoman"/>
-                <w:sz w:val="30"/>
-              </w:rPr>
-              <w:t>26+18=44</w:t>
-            </w:r>
-          </w:p>
-        </w:tc>
-        <w:tc>
-          <w:tcPr>
-            <w:tcW w:type="dxa" w:w="1987"/>
-          </w:tcPr>
-          <w:p>
-            <w:pPr>
-              <w:jc w:val="left"/>
-            </w:pPr>
-            <w:r>
-              <w:rPr>
-                <w:rFonts w:ascii="TimeNewRoman" w:hAnsi="TimeNewRoman"/>
-                <w:sz w:val="30"/>
-              </w:rPr>
-              <w:t>20-2=18</w:t>
-            </w:r>
-          </w:p>
-        </w:tc>
-        <w:tc>
-          <w:tcPr>
-            <w:tcW w:type="dxa" w:w="1987"/>
-          </w:tcPr>
-          <w:p>
-            <w:pPr>
-              <w:jc w:val="left"/>
-            </w:pPr>
-            <w:r>
-              <w:rPr>
-                <w:rFonts w:ascii="TimeNewRoman" w:hAnsi="TimeNewRoman"/>
-                <w:sz w:val="30"/>
-              </w:rPr>
-              <w:t>60-47=13</w:t>
-            </w:r>
-          </w:p>
-        </w:tc>
-        <w:tc>
-          <w:tcPr>
-            <w:tcW w:type="dxa" w:w="1987"/>
-          </w:tcPr>
-          <w:p>
-            <w:pPr>
-              <w:jc w:val="left"/>
-            </w:pPr>
-            <w:r>
-              <w:rPr>
-                <w:rFonts w:ascii="TimeNewRoman" w:hAnsi="TimeNewRoman"/>
-                <w:sz w:val="30"/>
-              </w:rPr>
-              <w:t>5+36=41</w:t>
-            </w:r>
-          </w:p>
-        </w:tc>
-        <w:tc>
-          <w:tcPr>
-            <w:tcW w:type="dxa" w:w="1987"/>
-          </w:tcPr>
-          <w:p>
-            <w:pPr>
-              <w:jc w:val="left"/>
-            </w:pPr>
-            <w:r>
-              <w:rPr>
-                <w:rFonts w:ascii="TimeNewRoman" w:hAnsi="TimeNewRoman"/>
-                <w:sz w:val="30"/>
-              </w:rPr>
-              <w:t>50-31=19</w:t>
-            </w:r>
-          </w:p>
-        </w:tc>
-      </w:tr>
-      <w:tr>
-        <w:tc>
-          <w:tcPr>
-            <w:tcW w:type="dxa" w:w="1987"/>
-          </w:tcPr>
-          <w:p>
-            <w:pPr>
-              <w:jc w:val="left"/>
-            </w:pPr>
-            <w:r>
-              <w:rPr>
-                <w:rFonts w:ascii="TimeNewRoman" w:hAnsi="TimeNewRoman"/>
-                <w:sz w:val="30"/>
-              </w:rPr>
-              <w:t>84-36=48</w:t>
-            </w:r>
-          </w:p>
-        </w:tc>
-        <w:tc>
-          <w:tcPr>
-            <w:tcW w:type="dxa" w:w="1987"/>
-          </w:tcPr>
-          <w:p>
-            <w:pPr>
-              <w:jc w:val="left"/>
-            </w:pPr>
-            <w:r>
-              <w:rPr>
-                <w:rFonts w:ascii="TimeNewRoman" w:hAnsi="TimeNewRoman"/>
-                <w:sz w:val="30"/>
-              </w:rPr>
-              <w:t>37+44=81</w:t>
-            </w:r>
-          </w:p>
-        </w:tc>
-        <w:tc>
-          <w:tcPr>
-            <w:tcW w:type="dxa" w:w="1987"/>
-          </w:tcPr>
-          <w:p>
-            <w:pPr>
-              <w:jc w:val="left"/>
-            </w:pPr>
-            <w:r>
-              <w:rPr>
-                <w:rFonts w:ascii="TimeNewRoman" w:hAnsi="TimeNewRoman"/>
-                <w:sz w:val="30"/>
-              </w:rPr>
-              <w:t>7+64=71</w:t>
-            </w:r>
-          </w:p>
-        </w:tc>
-        <w:tc>
-          <w:tcPr>
-            <w:tcW w:type="dxa" w:w="1987"/>
-          </w:tcPr>
-          <w:p>
-            <w:pPr>
-              <w:jc w:val="left"/>
-            </w:pPr>
-            <w:r>
-              <w:rPr>
-                <w:rFonts w:ascii="TimeNewRoman" w:hAnsi="TimeNewRoman"/>
-                <w:sz w:val="30"/>
-              </w:rPr>
-              <w:t>50-38=12</w:t>
-            </w:r>
-          </w:p>
-        </w:tc>
-        <w:tc>
-          <w:tcPr>
-            <w:tcW w:type="dxa" w:w="1987"/>
-          </w:tcPr>
-          <w:p>
-            <w:pPr>
-              <w:jc w:val="left"/>
-            </w:pPr>
-            <w:r>
-              <w:rPr>
-                <w:rFonts w:ascii="TimeNewRoman" w:hAnsi="TimeNewRoman"/>
-                <w:sz w:val="30"/>
-              </w:rPr>
-              <w:t>93-67=26</w:t>
-            </w:r>
-          </w:p>
-        </w:tc>
-      </w:tr>
-      <w:tr>
-        <w:tc>
-          <w:tcPr>
-            <w:tcW w:type="dxa" w:w="1987"/>
-          </w:tcPr>
-          <w:p>
-            <w:pPr>
-              <w:jc w:val="left"/>
-            </w:pPr>
-            <w:r>
-              <w:rPr>
-                <w:rFonts w:ascii="TimeNewRoman" w:hAnsi="TimeNewRoman"/>
-                <w:sz w:val="30"/>
-              </w:rPr>
-              <w:t>57+39=96</w:t>
-            </w:r>
-          </w:p>
-        </w:tc>
-        <w:tc>
-          <w:tcPr>
-            <w:tcW w:type="dxa" w:w="1987"/>
-          </w:tcPr>
-          <w:p>
-            <w:pPr>
-              <w:jc w:val="left"/>
-            </w:pPr>
-            <w:r>
-              <w:rPr>
-                <w:rFonts w:ascii="TimeNewRoman" w:hAnsi="TimeNewRoman"/>
-                <w:sz w:val="30"/>
-              </w:rPr>
-              <w:t>40-31=9</w:t>
-            </w:r>
-          </w:p>
-        </w:tc>
-        <w:tc>
-          <w:tcPr>
-            <w:tcW w:type="dxa" w:w="1987"/>
-          </w:tcPr>
-          <w:p>
-            <w:pPr>
-              <w:jc w:val="left"/>
-            </w:pPr>
-            <w:r>
-              <w:rPr>
-                <w:rFonts w:ascii="TimeNewRoman" w:hAnsi="TimeNewRoman"/>
-                <w:sz w:val="30"/>
-              </w:rPr>
-              <w:t>28+55=83</w:t>
-            </w:r>
-          </w:p>
-        </w:tc>
-        <w:tc>
-          <w:tcPr>
-            <w:tcW w:type="dxa" w:w="1987"/>
-          </w:tcPr>
-          <w:p>
-            <w:pPr>
-              <w:jc w:val="left"/>
-            </w:pPr>
-            <w:r>
-              <w:rPr>
-                <w:rFonts w:ascii="TimeNewRoman" w:hAnsi="TimeNewRoman"/>
-                <w:sz w:val="30"/>
-              </w:rPr>
-              <w:t>45-6=39</w:t>
-            </w:r>
-          </w:p>
-        </w:tc>
-        <w:tc>
-          <w:tcPr>
-            <w:tcW w:type="dxa" w:w="1987"/>
-          </w:tcPr>
-          <w:p>
-            <w:pPr>
-              <w:jc w:val="left"/>
-            </w:pPr>
-            <w:r>
-              <w:rPr>
-                <w:rFonts w:ascii="TimeNewRoman" w:hAnsi="TimeNewRoman"/>
-                <w:sz w:val="30"/>
-              </w:rPr>
-              <w:t>42-19=23</w:t>
-            </w:r>
-          </w:p>
-        </w:tc>
-      </w:tr>
-      <w:tr>
-        <w:tc>
-          <w:tcPr>
-            <w:tcW w:type="dxa" w:w="1987"/>
-          </w:tcPr>
-          <w:p>
-            <w:pPr>
-              <w:jc w:val="left"/>
-            </w:pPr>
-            <w:r>
-              <w:rPr>
-                <w:rFonts w:ascii="TimeNewRoman" w:hAnsi="TimeNewRoman"/>
-                <w:sz w:val="30"/>
-              </w:rPr>
-              <w:t>25+67=92</w:t>
-            </w:r>
-          </w:p>
-        </w:tc>
-        <w:tc>
-          <w:tcPr>
-            <w:tcW w:type="dxa" w:w="1987"/>
-          </w:tcPr>
-          <w:p>
-            <w:pPr>
-              <w:jc w:val="left"/>
-            </w:pPr>
-            <w:r>
-              <w:rPr>
-                <w:rFonts w:ascii="TimeNewRoman" w:hAnsi="TimeNewRoman"/>
-                <w:sz w:val="30"/>
-              </w:rPr>
-              <w:t>42-9=33</w:t>
-            </w:r>
-          </w:p>
-        </w:tc>
-        <w:tc>
-          <w:tcPr>
-            <w:tcW w:type="dxa" w:w="1987"/>
-          </w:tcPr>
-          <w:p>
-            <w:pPr>
-              <w:jc w:val="left"/>
-            </w:pPr>
-            <w:r>
-              <w:rPr>
-                <w:rFonts w:ascii="TimeNewRoman" w:hAnsi="TimeNewRoman"/>
-                <w:sz w:val="30"/>
-              </w:rPr>
-              <w:t>39+57=96</w:t>
-            </w:r>
-          </w:p>
-        </w:tc>
-        <w:tc>
-          <w:tcPr>
-            <w:tcW w:type="dxa" w:w="1987"/>
-          </w:tcPr>
-          <w:p>
-            <w:pPr>
-              <w:jc w:val="left"/>
-            </w:pPr>
-            <w:r>
-              <w:rPr>
-                <w:rFonts w:ascii="TimeNewRoman" w:hAnsi="TimeNewRoman"/>
-                <w:sz w:val="30"/>
-              </w:rPr>
-              <w:t>66+28=94</w:t>
-            </w:r>
-          </w:p>
-        </w:tc>
-        <w:tc>
-          <w:tcPr>
-            <w:tcW w:type="dxa" w:w="1987"/>
-          </w:tcPr>
-          <w:p>
-            <w:pPr>
-              <w:jc w:val="left"/>
-            </w:pPr>
-            <w:r>
-              <w:rPr>
-                <w:rFonts w:ascii="TimeNewRoman" w:hAnsi="TimeNewRoman"/>
-                <w:sz w:val="30"/>
-              </w:rPr>
-              <w:t>31-13=18</w:t>
-            </w:r>
-          </w:p>
-        </w:tc>
-      </w:tr>
-      <w:tr>
-        <w:tc>
-          <w:tcPr>
-            <w:tcW w:type="dxa" w:w="1987"/>
-          </w:tcPr>
-          <w:p>
-            <w:pPr>
-              <w:jc w:val="left"/>
-            </w:pPr>
-            <w:r>
-              <w:rPr>
-                <w:rFonts w:ascii="TimeNewRoman" w:hAnsi="TimeNewRoman"/>
-                <w:sz w:val="30"/>
-              </w:rPr>
-              <w:t>95-59=36</w:t>
-            </w:r>
-          </w:p>
-        </w:tc>
-        <w:tc>
-          <w:tcPr>
-            <w:tcW w:type="dxa" w:w="1987"/>
-          </w:tcPr>
-          <w:p>
-            <w:pPr>
-              <w:jc w:val="left"/>
-            </w:pPr>
-            <w:r>
-              <w:rPr>
-                <w:rFonts w:ascii="TimeNewRoman" w:hAnsi="TimeNewRoman"/>
-                <w:sz w:val="30"/>
-              </w:rPr>
-              <w:t>41-14=27</w:t>
-            </w:r>
-          </w:p>
-        </w:tc>
-        <w:tc>
-          <w:tcPr>
-            <w:tcW w:type="dxa" w:w="1987"/>
-          </w:tcPr>
-          <w:p>
-            <w:pPr>
-              <w:jc w:val="left"/>
-            </w:pPr>
-            <w:r>
-              <w:rPr>
-                <w:rFonts w:ascii="TimeNewRoman" w:hAnsi="TimeNewRoman"/>
-                <w:sz w:val="30"/>
-              </w:rPr>
-              <w:t>73-49=24</w:t>
-            </w:r>
-          </w:p>
-        </w:tc>
-        <w:tc>
-          <w:tcPr>
-            <w:tcW w:type="dxa" w:w="1987"/>
-          </w:tcPr>
-          <w:p>
-            <w:pPr>
-              <w:jc w:val="left"/>
-            </w:pPr>
-            <w:r>
-              <w:rPr>
-                <w:rFonts w:ascii="TimeNewRoman" w:hAnsi="TimeNewRoman"/>
-                <w:sz w:val="30"/>
-              </w:rPr>
-              <w:t>21-4=17</w:t>
-            </w:r>
-          </w:p>
-        </w:tc>
-        <w:tc>
-          <w:tcPr>
-            <w:tcW w:type="dxa" w:w="1987"/>
-          </w:tcPr>
-          <w:p>
-            <w:pPr>
-              <w:jc w:val="left"/>
-            </w:pPr>
-            <w:r>
-              <w:rPr>
-                <w:rFonts w:ascii="TimeNewRoman" w:hAnsi="TimeNewRoman"/>
-                <w:sz w:val="30"/>
-              </w:rPr>
-              <w:t>59+13=72</w:t>
-            </w:r>
-          </w:p>
-        </w:tc>
-      </w:tr>
-      <w:tr>
-        <w:tc>
-          <w:tcPr>
-            <w:tcW w:type="dxa" w:w="1987"/>
-          </w:tcPr>
-          <w:p>
-            <w:pPr>
-              <w:jc w:val="left"/>
-            </w:pPr>
-            <w:r>
-              <w:rPr>
-                <w:rFonts w:ascii="TimeNewRoman" w:hAnsi="TimeNewRoman"/>
-                <w:sz w:val="30"/>
-              </w:rPr>
-              <w:t>56+15=71</w:t>
-            </w:r>
-          </w:p>
-        </w:tc>
-        <w:tc>
-          <w:tcPr>
-            <w:tcW w:type="dxa" w:w="1987"/>
-          </w:tcPr>
-          <w:p>
-            <w:pPr>
-              <w:jc w:val="left"/>
-            </w:pPr>
-            <w:r>
-              <w:rPr>
-                <w:rFonts w:ascii="TimeNewRoman" w:hAnsi="TimeNewRoman"/>
-                <w:sz w:val="30"/>
-              </w:rPr>
-              <w:t>49+13=62</w:t>
-            </w:r>
-          </w:p>
-        </w:tc>
-        <w:tc>
-          <w:tcPr>
-            <w:tcW w:type="dxa" w:w="1987"/>
-          </w:tcPr>
-          <w:p>
-            <w:pPr>
-              <w:jc w:val="left"/>
-            </w:pPr>
-            <w:r>
-              <w:rPr>
-                <w:rFonts w:ascii="TimeNewRoman" w:hAnsi="TimeNewRoman"/>
-                <w:sz w:val="30"/>
-              </w:rPr>
-              <w:t>60-57=3</w:t>
-            </w:r>
-          </w:p>
-        </w:tc>
-        <w:tc>
-          <w:tcPr>
-            <w:tcW w:type="dxa" w:w="1987"/>
-          </w:tcPr>
-          <w:p>
-            <w:pPr>
-              <w:jc w:val="left"/>
-            </w:pPr>
-            <w:r>
-              <w:rPr>
-                <w:rFonts w:ascii="TimeNewRoman" w:hAnsi="TimeNewRoman"/>
-                <w:sz w:val="30"/>
-              </w:rPr>
-              <w:t>73-18=55</w:t>
-            </w:r>
-          </w:p>
-        </w:tc>
-        <w:tc>
-          <w:tcPr>
-            <w:tcW w:type="dxa" w:w="1987"/>
-          </w:tcPr>
-          <w:p>
-            <w:pPr>
-              <w:jc w:val="left"/>
-            </w:pPr>
-            <w:r>
-              <w:rPr>
-                <w:rFonts w:ascii="TimeNewRoman" w:hAnsi="TimeNewRoman"/>
-                <w:sz w:val="30"/>
-              </w:rPr>
-              <w:t>93-57=36</w:t>
-            </w:r>
-          </w:p>
-        </w:tc>
-      </w:tr>
-      <w:tr>
-        <w:tc>
-          <w:tcPr>
-            <w:tcW w:type="dxa" w:w="1987"/>
-          </w:tcPr>
-          <w:p>
-            <w:pPr>
-              <w:jc w:val="left"/>
-            </w:pPr>
-            <w:r>
-              <w:rPr>
-                <w:rFonts w:ascii="TimeNewRoman" w:hAnsi="TimeNewRoman"/>
-                <w:sz w:val="30"/>
-              </w:rPr>
-              <w:t>8+4=12</w:t>
-            </w:r>
-          </w:p>
-        </w:tc>
-        <w:tc>
-          <w:tcPr>
-            <w:tcW w:type="dxa" w:w="1987"/>
-          </w:tcPr>
-          <w:p>
-            <w:pPr>
-              <w:jc w:val="left"/>
-            </w:pPr>
-            <w:r>
-              <w:rPr>
-                <w:rFonts w:ascii="TimeNewRoman" w:hAnsi="TimeNewRoman"/>
-                <w:sz w:val="30"/>
-              </w:rPr>
-              <w:t>26-7=19</w:t>
+              <w:t>17+15=32</w:t>
             </w:r>
           </w:p>
         </w:tc>
@@ -1222,7 +961,7 @@
                 <w:rFonts w:ascii="TimeNewRoman" w:hAnsi="TimeNewRoman"/>
                 <w:sz w:val="30"/>
               </w:rPr>
-              <w:t>85-79=6</w:t>
+              <w:t>65-29=36</w:t>
             </w:r>
           </w:p>
         </w:tc>
@@ -1239,7 +978,7 @@
                 <w:rFonts w:ascii="TimeNewRoman" w:hAnsi="TimeNewRoman"/>
                 <w:sz w:val="30"/>
               </w:rPr>
-              <w:t>86-69=17</w:t>
+              <w:t>25+26=51</w:t>
             </w:r>
           </w:p>
         </w:tc>
@@ -1258,7 +997,7 @@
                 <w:rFonts w:ascii="TimeNewRoman" w:hAnsi="TimeNewRoman"/>
                 <w:sz w:val="30"/>
               </w:rPr>
-              <w:t>79+5=84</w:t>
+              <w:t>91-22=69</w:t>
             </w:r>
           </w:p>
         </w:tc>
@@ -1275,7 +1014,7 @@
                 <w:rFonts w:ascii="TimeNewRoman" w:hAnsi="TimeNewRoman"/>
                 <w:sz w:val="30"/>
               </w:rPr>
-              <w:t>34+57=91</w:t>
+              <w:t>83-58=25</w:t>
             </w:r>
           </w:p>
         </w:tc>
@@ -1292,7 +1031,7 @@
                 <w:rFonts w:ascii="TimeNewRoman" w:hAnsi="TimeNewRoman"/>
                 <w:sz w:val="30"/>
               </w:rPr>
-              <w:t>87+5=92</w:t>
+              <w:t>55+26=81</w:t>
             </w:r>
           </w:p>
         </w:tc>
@@ -1309,7 +1048,7 @@
                 <w:rFonts w:ascii="TimeNewRoman" w:hAnsi="TimeNewRoman"/>
                 <w:sz w:val="30"/>
               </w:rPr>
-              <w:t>66-59=7</w:t>
+              <w:t>62-55=7</w:t>
             </w:r>
           </w:p>
         </w:tc>
@@ -1326,7 +1065,7 @@
                 <w:rFonts w:ascii="TimeNewRoman" w:hAnsi="TimeNewRoman"/>
                 <w:sz w:val="30"/>
               </w:rPr>
-              <w:t>29+7=36</w:t>
+              <w:t>49+48=97</w:t>
             </w:r>
           </w:p>
         </w:tc>
@@ -1345,7 +1084,7 @@
                 <w:rFonts w:ascii="TimeNewRoman" w:hAnsi="TimeNewRoman"/>
                 <w:sz w:val="30"/>
               </w:rPr>
-              <w:t>8+39=47</w:t>
+              <w:t>37+35=72</w:t>
             </w:r>
           </w:p>
         </w:tc>
@@ -1362,7 +1101,7 @@
                 <w:rFonts w:ascii="TimeNewRoman" w:hAnsi="TimeNewRoman"/>
                 <w:sz w:val="30"/>
               </w:rPr>
-              <w:t>28+46=74</w:t>
+              <w:t>18+16=34</w:t>
             </w:r>
           </w:p>
         </w:tc>
@@ -1379,7 +1118,7 @@
                 <w:rFonts w:ascii="TimeNewRoman" w:hAnsi="TimeNewRoman"/>
                 <w:sz w:val="30"/>
               </w:rPr>
-              <w:t>64-15=49</w:t>
+              <w:t>53-17=36</w:t>
             </w:r>
           </w:p>
         </w:tc>
@@ -1396,94 +1135,7 @@
                 <w:rFonts w:ascii="TimeNewRoman" w:hAnsi="TimeNewRoman"/>
                 <w:sz w:val="30"/>
               </w:rPr>
-              <w:t>9+28=37</w:t>
-            </w:r>
-          </w:p>
-        </w:tc>
-        <w:tc>
-          <w:tcPr>
-            <w:tcW w:type="dxa" w:w="1987"/>
-          </w:tcPr>
-          <w:p>
-            <w:pPr>
-              <w:jc w:val="left"/>
-            </w:pPr>
-            <w:r>
-              <w:rPr>
-                <w:rFonts w:ascii="TimeNewRoman" w:hAnsi="TimeNewRoman"/>
-                <w:sz w:val="30"/>
-              </w:rPr>
-              <w:t>71-4=67</w:t>
-            </w:r>
-          </w:p>
-        </w:tc>
-      </w:tr>
-      <w:tr>
-        <w:tc>
-          <w:tcPr>
-            <w:tcW w:type="dxa" w:w="1987"/>
-          </w:tcPr>
-          <w:p>
-            <w:pPr>
-              <w:jc w:val="left"/>
-            </w:pPr>
-            <w:r>
-              <w:rPr>
-                <w:rFonts w:ascii="TimeNewRoman" w:hAnsi="TimeNewRoman"/>
-                <w:sz w:val="30"/>
-              </w:rPr>
-              <w:t>90-73=17</w:t>
-            </w:r>
-          </w:p>
-        </w:tc>
-        <w:tc>
-          <w:tcPr>
-            <w:tcW w:type="dxa" w:w="1987"/>
-          </w:tcPr>
-          <w:p>
-            <w:pPr>
-              <w:jc w:val="left"/>
-            </w:pPr>
-            <w:r>
-              <w:rPr>
-                <w:rFonts w:ascii="TimeNewRoman" w:hAnsi="TimeNewRoman"/>
-                <w:sz w:val="30"/>
-              </w:rPr>
-              <w:t>48+13=61</w:t>
-            </w:r>
-          </w:p>
-        </w:tc>
-        <w:tc>
-          <w:tcPr>
-            <w:tcW w:type="dxa" w:w="1987"/>
-          </w:tcPr>
-          <w:p>
-            <w:pPr>
-              <w:jc w:val="left"/>
-            </w:pPr>
-            <w:r>
-              <w:rPr>
-                <w:rFonts w:ascii="TimeNewRoman" w:hAnsi="TimeNewRoman"/>
-                <w:sz w:val="30"/>
-              </w:rPr>
-              <w:t>5+88=93</w:t>
-            </w:r>
-          </w:p>
-        </w:tc>
-        <w:tc>
-          <w:tcPr>
-            <w:tcW w:type="dxa" w:w="1987"/>
-          </w:tcPr>
-          <w:p>
-            <w:pPr>
-              <w:jc w:val="left"/>
-            </w:pPr>
-            <w:r>
-              <w:rPr>
-                <w:rFonts w:ascii="TimeNewRoman" w:hAnsi="TimeNewRoman"/>
-                <w:sz w:val="30"/>
-              </w:rPr>
-              <w:t>25+68=93</w:t>
+              <w:t>43-16=27</w:t>
             </w:r>
           </w:p>
         </w:tc>
@@ -1519,7 +1171,7 @@
                 <w:rFonts w:ascii="TimeNewRoman" w:hAnsi="TimeNewRoman"/>
                 <w:sz w:val="30"/>
               </w:rPr>
-              <w:t>98-89=9</w:t>
+              <w:t>5+87=92</w:t>
             </w:r>
           </w:p>
         </w:tc>
@@ -1536,7 +1188,7 @@
                 <w:rFonts w:ascii="TimeNewRoman" w:hAnsi="TimeNewRoman"/>
                 <w:sz w:val="30"/>
               </w:rPr>
-              <w:t>66+19=85</w:t>
+              <w:t>82-56=26</w:t>
             </w:r>
           </w:p>
         </w:tc>
@@ -1553,7 +1205,7 @@
                 <w:rFonts w:ascii="TimeNewRoman" w:hAnsi="TimeNewRoman"/>
                 <w:sz w:val="30"/>
               </w:rPr>
-              <w:t>72-46=26</w:t>
+              <w:t>18+15=33</w:t>
             </w:r>
           </w:p>
         </w:tc>
@@ -1570,7 +1222,7 @@
                 <w:rFonts w:ascii="TimeNewRoman" w:hAnsi="TimeNewRoman"/>
                 <w:sz w:val="30"/>
               </w:rPr>
-              <w:t>93-78=15</w:t>
+              <w:t>67+19=86</w:t>
             </w:r>
           </w:p>
         </w:tc>
@@ -1587,7 +1239,7 @@
                 <w:rFonts w:ascii="TimeNewRoman" w:hAnsi="TimeNewRoman"/>
                 <w:sz w:val="30"/>
               </w:rPr>
-              <w:t>91-46=45</w:t>
+              <w:t>61-6=55</w:t>
             </w:r>
           </w:p>
         </w:tc>
@@ -1606,7 +1258,7 @@
                 <w:rFonts w:ascii="TimeNewRoman" w:hAnsi="TimeNewRoman"/>
                 <w:sz w:val="30"/>
               </w:rPr>
-              <w:t>90-14=76</w:t>
+              <w:t>62-57=5</w:t>
             </w:r>
           </w:p>
         </w:tc>
@@ -1623,7 +1275,7 @@
                 <w:rFonts w:ascii="TimeNewRoman" w:hAnsi="TimeNewRoman"/>
                 <w:sz w:val="30"/>
               </w:rPr>
-              <w:t>26-9=17</w:t>
+              <w:t>23-9=14</w:t>
             </w:r>
           </w:p>
         </w:tc>
@@ -1640,7 +1292,7 @@
                 <w:rFonts w:ascii="TimeNewRoman" w:hAnsi="TimeNewRoman"/>
                 <w:sz w:val="30"/>
               </w:rPr>
-              <w:t>36+37=73</w:t>
+              <w:t>82-29=53</w:t>
             </w:r>
           </w:p>
         </w:tc>
@@ -1657,7 +1309,7 @@
                 <w:rFonts w:ascii="TimeNewRoman" w:hAnsi="TimeNewRoman"/>
                 <w:sz w:val="30"/>
               </w:rPr>
-              <w:t>63-26=37</w:t>
+              <w:t>92-69=23</w:t>
             </w:r>
           </w:p>
         </w:tc>
@@ -1674,7 +1326,7 @@
                 <w:rFonts w:ascii="TimeNewRoman" w:hAnsi="TimeNewRoman"/>
                 <w:sz w:val="30"/>
               </w:rPr>
-              <w:t>44+27=71</w:t>
+              <w:t>95-6=89</w:t>
             </w:r>
           </w:p>
         </w:tc>
@@ -1693,7 +1345,7 @@
                 <w:rFonts w:ascii="TimeNewRoman" w:hAnsi="TimeNewRoman"/>
                 <w:sz w:val="30"/>
               </w:rPr>
-              <w:t>86-19=67</w:t>
+              <w:t>91-34=57</w:t>
             </w:r>
           </w:p>
         </w:tc>
@@ -1710,7 +1362,7 @@
                 <w:rFonts w:ascii="TimeNewRoman" w:hAnsi="TimeNewRoman"/>
                 <w:sz w:val="30"/>
               </w:rPr>
-              <w:t>64-8=56</w:t>
+              <w:t>27+18=45</w:t>
             </w:r>
           </w:p>
         </w:tc>
@@ -1727,7 +1379,7 @@
                 <w:rFonts w:ascii="TimeNewRoman" w:hAnsi="TimeNewRoman"/>
                 <w:sz w:val="30"/>
               </w:rPr>
-              <w:t>73-26=47</w:t>
+              <w:t>48+18=66</w:t>
             </w:r>
           </w:p>
         </w:tc>
@@ -1744,7 +1396,7 @@
                 <w:rFonts w:ascii="TimeNewRoman" w:hAnsi="TimeNewRoman"/>
                 <w:sz w:val="30"/>
               </w:rPr>
-              <w:t>19+47=66</w:t>
+              <w:t>49+46=95</w:t>
             </w:r>
           </w:p>
         </w:tc>
@@ -1761,7 +1413,355 @@
                 <w:rFonts w:ascii="TimeNewRoman" w:hAnsi="TimeNewRoman"/>
                 <w:sz w:val="30"/>
               </w:rPr>
-              <w:t>44-8=36</w:t>
+              <w:t>55-49=6</w:t>
+            </w:r>
+          </w:p>
+        </w:tc>
+      </w:tr>
+      <w:tr>
+        <w:tc>
+          <w:tcPr>
+            <w:tcW w:type="dxa" w:w="1987"/>
+          </w:tcPr>
+          <w:p>
+            <w:pPr>
+              <w:jc w:val="left"/>
+            </w:pPr>
+            <w:r>
+              <w:rPr>
+                <w:rFonts w:ascii="TimeNewRoman" w:hAnsi="TimeNewRoman"/>
+                <w:sz w:val="30"/>
+              </w:rPr>
+              <w:t>63+9=72</w:t>
+            </w:r>
+          </w:p>
+        </w:tc>
+        <w:tc>
+          <w:tcPr>
+            <w:tcW w:type="dxa" w:w="1987"/>
+          </w:tcPr>
+          <w:p>
+            <w:pPr>
+              <w:jc w:val="left"/>
+            </w:pPr>
+            <w:r>
+              <w:rPr>
+                <w:rFonts w:ascii="TimeNewRoman" w:hAnsi="TimeNewRoman"/>
+                <w:sz w:val="30"/>
+              </w:rPr>
+              <w:t>44+39=83</w:t>
+            </w:r>
+          </w:p>
+        </w:tc>
+        <w:tc>
+          <w:tcPr>
+            <w:tcW w:type="dxa" w:w="1987"/>
+          </w:tcPr>
+          <w:p>
+            <w:pPr>
+              <w:jc w:val="left"/>
+            </w:pPr>
+            <w:r>
+              <w:rPr>
+                <w:rFonts w:ascii="TimeNewRoman" w:hAnsi="TimeNewRoman"/>
+                <w:sz w:val="30"/>
+              </w:rPr>
+              <w:t>77+19=96</w:t>
+            </w:r>
+          </w:p>
+        </w:tc>
+        <w:tc>
+          <w:tcPr>
+            <w:tcW w:type="dxa" w:w="1987"/>
+          </w:tcPr>
+          <w:p>
+            <w:pPr>
+              <w:jc w:val="left"/>
+            </w:pPr>
+            <w:r>
+              <w:rPr>
+                <w:rFonts w:ascii="TimeNewRoman" w:hAnsi="TimeNewRoman"/>
+                <w:sz w:val="30"/>
+              </w:rPr>
+              <w:t>92-27=65</w:t>
+            </w:r>
+          </w:p>
+        </w:tc>
+        <w:tc>
+          <w:tcPr>
+            <w:tcW w:type="dxa" w:w="1987"/>
+          </w:tcPr>
+          <w:p>
+            <w:pPr>
+              <w:jc w:val="left"/>
+            </w:pPr>
+            <w:r>
+              <w:rPr>
+                <w:rFonts w:ascii="TimeNewRoman" w:hAnsi="TimeNewRoman"/>
+                <w:sz w:val="30"/>
+              </w:rPr>
+              <w:t>19+36=55</w:t>
+            </w:r>
+          </w:p>
+        </w:tc>
+      </w:tr>
+      <w:tr>
+        <w:tc>
+          <w:tcPr>
+            <w:tcW w:type="dxa" w:w="1987"/>
+          </w:tcPr>
+          <w:p>
+            <w:pPr>
+              <w:jc w:val="left"/>
+            </w:pPr>
+            <w:r>
+              <w:rPr>
+                <w:rFonts w:ascii="TimeNewRoman" w:hAnsi="TimeNewRoman"/>
+                <w:sz w:val="30"/>
+              </w:rPr>
+              <w:t>23+58=81</w:t>
+            </w:r>
+          </w:p>
+        </w:tc>
+        <w:tc>
+          <w:tcPr>
+            <w:tcW w:type="dxa" w:w="1987"/>
+          </w:tcPr>
+          <w:p>
+            <w:pPr>
+              <w:jc w:val="left"/>
+            </w:pPr>
+            <w:r>
+              <w:rPr>
+                <w:rFonts w:ascii="TimeNewRoman" w:hAnsi="TimeNewRoman"/>
+                <w:sz w:val="30"/>
+              </w:rPr>
+              <w:t>94-47=47</w:t>
+            </w:r>
+          </w:p>
+        </w:tc>
+        <w:tc>
+          <w:tcPr>
+            <w:tcW w:type="dxa" w:w="1987"/>
+          </w:tcPr>
+          <w:p>
+            <w:pPr>
+              <w:jc w:val="left"/>
+            </w:pPr>
+            <w:r>
+              <w:rPr>
+                <w:rFonts w:ascii="TimeNewRoman" w:hAnsi="TimeNewRoman"/>
+                <w:sz w:val="30"/>
+              </w:rPr>
+              <w:t>22-13=9</w:t>
+            </w:r>
+          </w:p>
+        </w:tc>
+        <w:tc>
+          <w:tcPr>
+            <w:tcW w:type="dxa" w:w="1987"/>
+          </w:tcPr>
+          <w:p>
+            <w:pPr>
+              <w:jc w:val="left"/>
+            </w:pPr>
+            <w:r>
+              <w:rPr>
+                <w:rFonts w:ascii="TimeNewRoman" w:hAnsi="TimeNewRoman"/>
+                <w:sz w:val="30"/>
+              </w:rPr>
+              <w:t>57+26=83</w:t>
+            </w:r>
+          </w:p>
+        </w:tc>
+        <w:tc>
+          <w:tcPr>
+            <w:tcW w:type="dxa" w:w="1987"/>
+          </w:tcPr>
+          <w:p>
+            <w:pPr>
+              <w:jc w:val="left"/>
+            </w:pPr>
+            <w:r>
+              <w:rPr>
+                <w:rFonts w:ascii="TimeNewRoman" w:hAnsi="TimeNewRoman"/>
+                <w:sz w:val="30"/>
+              </w:rPr>
+              <w:t>26-8=18</w:t>
+            </w:r>
+          </w:p>
+        </w:tc>
+      </w:tr>
+      <w:tr>
+        <w:tc>
+          <w:tcPr>
+            <w:tcW w:type="dxa" w:w="1987"/>
+          </w:tcPr>
+          <w:p>
+            <w:pPr>
+              <w:jc w:val="left"/>
+            </w:pPr>
+            <w:r>
+              <w:rPr>
+                <w:rFonts w:ascii="TimeNewRoman" w:hAnsi="TimeNewRoman"/>
+                <w:sz w:val="30"/>
+              </w:rPr>
+              <w:t>61-34=27</w:t>
+            </w:r>
+          </w:p>
+        </w:tc>
+        <w:tc>
+          <w:tcPr>
+            <w:tcW w:type="dxa" w:w="1987"/>
+          </w:tcPr>
+          <w:p>
+            <w:pPr>
+              <w:jc w:val="left"/>
+            </w:pPr>
+            <w:r>
+              <w:rPr>
+                <w:rFonts w:ascii="TimeNewRoman" w:hAnsi="TimeNewRoman"/>
+                <w:sz w:val="30"/>
+              </w:rPr>
+              <w:t>44-9=35</w:t>
+            </w:r>
+          </w:p>
+        </w:tc>
+        <w:tc>
+          <w:tcPr>
+            <w:tcW w:type="dxa" w:w="1987"/>
+          </w:tcPr>
+          <w:p>
+            <w:pPr>
+              <w:jc w:val="left"/>
+            </w:pPr>
+            <w:r>
+              <w:rPr>
+                <w:rFonts w:ascii="TimeNewRoman" w:hAnsi="TimeNewRoman"/>
+                <w:sz w:val="30"/>
+              </w:rPr>
+              <w:t>41-6=35</w:t>
+            </w:r>
+          </w:p>
+        </w:tc>
+        <w:tc>
+          <w:tcPr>
+            <w:tcW w:type="dxa" w:w="1987"/>
+          </w:tcPr>
+          <w:p>
+            <w:pPr>
+              <w:jc w:val="left"/>
+            </w:pPr>
+            <w:r>
+              <w:rPr>
+                <w:rFonts w:ascii="TimeNewRoman" w:hAnsi="TimeNewRoman"/>
+                <w:sz w:val="30"/>
+              </w:rPr>
+              <w:t>24+47=71</w:t>
+            </w:r>
+          </w:p>
+        </w:tc>
+        <w:tc>
+          <w:tcPr>
+            <w:tcW w:type="dxa" w:w="1987"/>
+          </w:tcPr>
+          <w:p>
+            <w:pPr>
+              <w:jc w:val="left"/>
+            </w:pPr>
+            <w:r>
+              <w:rPr>
+                <w:rFonts w:ascii="TimeNewRoman" w:hAnsi="TimeNewRoman"/>
+                <w:sz w:val="30"/>
+              </w:rPr>
+              <w:t>60-26=34</w:t>
+            </w:r>
+          </w:p>
+        </w:tc>
+      </w:tr>
+      <w:tr>
+        <w:tc>
+          <w:tcPr>
+            <w:tcW w:type="dxa" w:w="1987"/>
+          </w:tcPr>
+          <w:p>
+            <w:pPr>
+              <w:jc w:val="left"/>
+            </w:pPr>
+            <w:r>
+              <w:rPr>
+                <w:rFonts w:ascii="TimeNewRoman" w:hAnsi="TimeNewRoman"/>
+                <w:sz w:val="30"/>
+              </w:rPr>
+              <w:t>72+9=81</w:t>
+            </w:r>
+          </w:p>
+        </w:tc>
+        <w:tc>
+          <w:tcPr>
+            <w:tcW w:type="dxa" w:w="1987"/>
+          </w:tcPr>
+          <w:p>
+            <w:pPr>
+              <w:jc w:val="left"/>
+            </w:pPr>
+            <w:r>
+              <w:rPr>
+                <w:rFonts w:ascii="TimeNewRoman" w:hAnsi="TimeNewRoman"/>
+                <w:sz w:val="30"/>
+              </w:rPr>
+              <w:t>49+4=53</w:t>
+            </w:r>
+          </w:p>
+        </w:tc>
+        <w:tc>
+          <w:tcPr>
+            <w:tcW w:type="dxa" w:w="1987"/>
+          </w:tcPr>
+          <w:p>
+            <w:pPr>
+              <w:jc w:val="left"/>
+            </w:pPr>
+            <w:r>
+              <w:rPr>
+                <w:rFonts w:ascii="TimeNewRoman" w:hAnsi="TimeNewRoman"/>
+                <w:sz w:val="30"/>
+              </w:rPr>
+              <w:t>52+29=81</w:t>
+            </w:r>
+          </w:p>
+        </w:tc>
+        <w:tc>
+          <w:tcPr>
+            <w:tcW w:type="dxa" w:w="1987"/>
+          </w:tcPr>
+          <w:p>
+            <w:pPr>
+              <w:jc w:val="left"/>
+            </w:pPr>
+            <w:r>
+              <w:rPr>
+                <w:rFonts w:ascii="TimeNewRoman" w:hAnsi="TimeNewRoman"/>
+                <w:sz w:val="30"/>
+              </w:rPr>
+              <w:t>80-46=34</w:t>
+            </w:r>
+          </w:p>
+        </w:tc>
+        <w:tc>
+          <w:tcPr>
+            <w:tcW w:type="dxa" w:w="1987"/>
+          </w:tcPr>
+          <w:p>
+            <w:pPr>
+              <w:jc w:val="left"/>
+            </w:pPr>
+            <w:r>
+              <w:rPr>
+                <w:rFonts w:ascii="TimeNewRoman" w:hAnsi="TimeNewRoman"/>
+                <w:sz w:val="30"/>
+              </w:rPr>
+              <w:t>14+8=22</w:t>
             </w:r>
           </w:p>
         </w:tc>

--- a/answers-of-adc_sbb_within_100.docx
+++ b/answers-of-adc_sbb_within_100.docx
@@ -40,7 +40,7 @@
                 <w:rFonts w:ascii="TimeNewRoman" w:hAnsi="TimeNewRoman"/>
                 <w:sz w:val="30"/>
               </w:rPr>
-              <w:t>20-5=15</w:t>
+              <w:t>9+83=92</w:t>
             </w:r>
           </w:p>
         </w:tc>
@@ -57,7 +57,7 @@
                 <w:rFonts w:ascii="TimeNewRoman" w:hAnsi="TimeNewRoman"/>
                 <w:sz w:val="30"/>
               </w:rPr>
-              <w:t>39+13=52</w:t>
+              <w:t>68+27=95</w:t>
             </w:r>
           </w:p>
         </w:tc>
@@ -74,7 +74,7 @@
                 <w:rFonts w:ascii="TimeNewRoman" w:hAnsi="TimeNewRoman"/>
                 <w:sz w:val="30"/>
               </w:rPr>
-              <w:t>8+48=56</w:t>
+              <w:t>54+38=92</w:t>
             </w:r>
           </w:p>
         </w:tc>
@@ -91,7 +91,7 @@
                 <w:rFonts w:ascii="TimeNewRoman" w:hAnsi="TimeNewRoman"/>
                 <w:sz w:val="30"/>
               </w:rPr>
-              <w:t>7+85=92</w:t>
+              <w:t>54+37=91</w:t>
             </w:r>
           </w:p>
         </w:tc>
@@ -108,7 +108,7 @@
                 <w:rFonts w:ascii="TimeNewRoman" w:hAnsi="TimeNewRoman"/>
                 <w:sz w:val="30"/>
               </w:rPr>
-              <w:t>19+49=68</w:t>
+              <w:t>83+8=91</w:t>
             </w:r>
           </w:p>
         </w:tc>
@@ -127,7 +127,7 @@
                 <w:rFonts w:ascii="TimeNewRoman" w:hAnsi="TimeNewRoman"/>
                 <w:sz w:val="30"/>
               </w:rPr>
-              <w:t>78+14=92</w:t>
+              <w:t>20-8=12</w:t>
             </w:r>
           </w:p>
         </w:tc>
@@ -144,7 +144,7 @@
                 <w:rFonts w:ascii="TimeNewRoman" w:hAnsi="TimeNewRoman"/>
                 <w:sz w:val="30"/>
               </w:rPr>
-              <w:t>35-29=6</w:t>
+              <w:t>86+9=95</w:t>
             </w:r>
           </w:p>
         </w:tc>
@@ -161,7 +161,7 @@
                 <w:rFonts w:ascii="TimeNewRoman" w:hAnsi="TimeNewRoman"/>
                 <w:sz w:val="30"/>
               </w:rPr>
-              <w:t>46+19=65</w:t>
+              <w:t>29+24=53</w:t>
             </w:r>
           </w:p>
         </w:tc>
@@ -178,7 +178,7 @@
                 <w:rFonts w:ascii="TimeNewRoman" w:hAnsi="TimeNewRoman"/>
                 <w:sz w:val="30"/>
               </w:rPr>
-              <w:t>46+19=65</w:t>
+              <w:t>64+8=72</w:t>
             </w:r>
           </w:p>
         </w:tc>
@@ -195,7 +195,7 @@
                 <w:rFonts w:ascii="TimeNewRoman" w:hAnsi="TimeNewRoman"/>
                 <w:sz w:val="30"/>
               </w:rPr>
-              <w:t>70-69=1</w:t>
+              <w:t>28+58=86</w:t>
             </w:r>
           </w:p>
         </w:tc>
@@ -214,7 +214,7 @@
                 <w:rFonts w:ascii="TimeNewRoman" w:hAnsi="TimeNewRoman"/>
                 <w:sz w:val="30"/>
               </w:rPr>
-              <w:t>20-12=8</w:t>
+              <w:t>36+38=74</w:t>
             </w:r>
           </w:p>
         </w:tc>
@@ -231,7 +231,7 @@
                 <w:rFonts w:ascii="TimeNewRoman" w:hAnsi="TimeNewRoman"/>
                 <w:sz w:val="30"/>
               </w:rPr>
-              <w:t>85+6=91</w:t>
+              <w:t>15+18=33</w:t>
             </w:r>
           </w:p>
         </w:tc>
@@ -248,7 +248,7 @@
                 <w:rFonts w:ascii="TimeNewRoman" w:hAnsi="TimeNewRoman"/>
                 <w:sz w:val="30"/>
               </w:rPr>
-              <w:t>17+79=96</w:t>
+              <w:t>53-34=19</w:t>
             </w:r>
           </w:p>
         </w:tc>
@@ -265,7 +265,7 @@
                 <w:rFonts w:ascii="TimeNewRoman" w:hAnsi="TimeNewRoman"/>
                 <w:sz w:val="30"/>
               </w:rPr>
-              <w:t>26+16=42</w:t>
+              <w:t>60-58=2</w:t>
             </w:r>
           </w:p>
         </w:tc>
@@ -282,7 +282,7 @@
                 <w:rFonts w:ascii="TimeNewRoman" w:hAnsi="TimeNewRoman"/>
                 <w:sz w:val="30"/>
               </w:rPr>
-              <w:t>67-49=18</w:t>
+              <w:t>53-4=49</w:t>
             </w:r>
           </w:p>
         </w:tc>
@@ -301,7 +301,7 @@
                 <w:rFonts w:ascii="TimeNewRoman" w:hAnsi="TimeNewRoman"/>
                 <w:sz w:val="30"/>
               </w:rPr>
-              <w:t>65-56=9</w:t>
+              <w:t>65+8=73</w:t>
             </w:r>
           </w:p>
         </w:tc>
@@ -318,7 +318,7 @@
                 <w:rFonts w:ascii="TimeNewRoman" w:hAnsi="TimeNewRoman"/>
                 <w:sz w:val="30"/>
               </w:rPr>
-              <w:t>85-47=38</w:t>
+              <w:t>60-51=9</w:t>
             </w:r>
           </w:p>
         </w:tc>
@@ -335,7 +335,7 @@
                 <w:rFonts w:ascii="TimeNewRoman" w:hAnsi="TimeNewRoman"/>
                 <w:sz w:val="30"/>
               </w:rPr>
-              <w:t>7+4=11</w:t>
+              <w:t>55+27=82</w:t>
             </w:r>
           </w:p>
         </w:tc>
@@ -352,7 +352,7 @@
                 <w:rFonts w:ascii="TimeNewRoman" w:hAnsi="TimeNewRoman"/>
                 <w:sz w:val="30"/>
               </w:rPr>
-              <w:t>44+17=61</w:t>
+              <w:t>36+27=63</w:t>
             </w:r>
           </w:p>
         </w:tc>
@@ -369,7 +369,7 @@
                 <w:rFonts w:ascii="TimeNewRoman" w:hAnsi="TimeNewRoman"/>
                 <w:sz w:val="30"/>
               </w:rPr>
-              <w:t>5+28=33</w:t>
+              <w:t>31-13=18</w:t>
             </w:r>
           </w:p>
         </w:tc>
@@ -388,7 +388,7 @@
                 <w:rFonts w:ascii="TimeNewRoman" w:hAnsi="TimeNewRoman"/>
                 <w:sz w:val="30"/>
               </w:rPr>
-              <w:t>25+7=32</w:t>
+              <w:t>97-68=29</w:t>
             </w:r>
           </w:p>
         </w:tc>
@@ -405,7 +405,7 @@
                 <w:rFonts w:ascii="TimeNewRoman" w:hAnsi="TimeNewRoman"/>
                 <w:sz w:val="30"/>
               </w:rPr>
-              <w:t>39+8=47</w:t>
+              <w:t>26+49=75</w:t>
             </w:r>
           </w:p>
         </w:tc>
@@ -422,7 +422,7 @@
                 <w:rFonts w:ascii="TimeNewRoman" w:hAnsi="TimeNewRoman"/>
                 <w:sz w:val="30"/>
               </w:rPr>
-              <w:t>73-19=54</w:t>
+              <w:t>40-27=13</w:t>
             </w:r>
           </w:p>
         </w:tc>
@@ -439,7 +439,7 @@
                 <w:rFonts w:ascii="TimeNewRoman" w:hAnsi="TimeNewRoman"/>
                 <w:sz w:val="30"/>
               </w:rPr>
-              <w:t>7+77=84</w:t>
+              <w:t>19+66=85</w:t>
             </w:r>
           </w:p>
         </w:tc>
@@ -456,7 +456,7 @@
                 <w:rFonts w:ascii="TimeNewRoman" w:hAnsi="TimeNewRoman"/>
                 <w:sz w:val="30"/>
               </w:rPr>
-              <w:t>28+16=44</w:t>
+              <w:t>16+35=51</w:t>
             </w:r>
           </w:p>
         </w:tc>
@@ -475,7 +475,7 @@
                 <w:rFonts w:ascii="TimeNewRoman" w:hAnsi="TimeNewRoman"/>
                 <w:sz w:val="30"/>
               </w:rPr>
-              <w:t>36+16=52</w:t>
+              <w:t>28+39=67</w:t>
             </w:r>
           </w:p>
         </w:tc>
@@ -492,7 +492,7 @@
                 <w:rFonts w:ascii="TimeNewRoman" w:hAnsi="TimeNewRoman"/>
                 <w:sz w:val="30"/>
               </w:rPr>
-              <w:t>19+59=78</w:t>
+              <w:t>51-16=35</w:t>
             </w:r>
           </w:p>
         </w:tc>
@@ -509,7 +509,7 @@
                 <w:rFonts w:ascii="TimeNewRoman" w:hAnsi="TimeNewRoman"/>
                 <w:sz w:val="30"/>
               </w:rPr>
-              <w:t>19+33=52</w:t>
+              <w:t>42-7=35</w:t>
             </w:r>
           </w:p>
         </w:tc>
@@ -526,7 +526,7 @@
                 <w:rFonts w:ascii="TimeNewRoman" w:hAnsi="TimeNewRoman"/>
                 <w:sz w:val="30"/>
               </w:rPr>
-              <w:t>22+29=51</w:t>
+              <w:t>20-2=18</w:t>
             </w:r>
           </w:p>
         </w:tc>
@@ -543,7 +543,7 @@
                 <w:rFonts w:ascii="TimeNewRoman" w:hAnsi="TimeNewRoman"/>
                 <w:sz w:val="30"/>
               </w:rPr>
-              <w:t>27+56=83</w:t>
+              <w:t>71-9=62</w:t>
             </w:r>
           </w:p>
         </w:tc>
@@ -562,7 +562,7 @@
                 <w:rFonts w:ascii="TimeNewRoman" w:hAnsi="TimeNewRoman"/>
                 <w:sz w:val="30"/>
               </w:rPr>
-              <w:t>18+14=32</w:t>
+              <w:t>88+9=97</w:t>
             </w:r>
           </w:p>
         </w:tc>
@@ -579,7 +579,7 @@
                 <w:rFonts w:ascii="TimeNewRoman" w:hAnsi="TimeNewRoman"/>
                 <w:sz w:val="30"/>
               </w:rPr>
-              <w:t>49+14=63</w:t>
+              <w:t>93-28=65</w:t>
             </w:r>
           </w:p>
         </w:tc>
@@ -596,7 +596,7 @@
                 <w:rFonts w:ascii="TimeNewRoman" w:hAnsi="TimeNewRoman"/>
                 <w:sz w:val="30"/>
               </w:rPr>
-              <w:t>94-88=6</w:t>
+              <w:t>30-9=21</w:t>
             </w:r>
           </w:p>
         </w:tc>
@@ -613,7 +613,7 @@
                 <w:rFonts w:ascii="TimeNewRoman" w:hAnsi="TimeNewRoman"/>
                 <w:sz w:val="30"/>
               </w:rPr>
-              <w:t>9+25=34</w:t>
+              <w:t>70-24=46</w:t>
             </w:r>
           </w:p>
         </w:tc>
@@ -630,7 +630,7 @@
                 <w:rFonts w:ascii="TimeNewRoman" w:hAnsi="TimeNewRoman"/>
                 <w:sz w:val="30"/>
               </w:rPr>
-              <w:t>29+64=93</w:t>
+              <w:t>58+9=67</w:t>
             </w:r>
           </w:p>
         </w:tc>
@@ -649,7 +649,7 @@
                 <w:rFonts w:ascii="TimeNewRoman" w:hAnsi="TimeNewRoman"/>
                 <w:sz w:val="30"/>
               </w:rPr>
-              <w:t>44-16=28</w:t>
+              <w:t>8+55=63</w:t>
             </w:r>
           </w:p>
         </w:tc>
@@ -666,7 +666,7 @@
                 <w:rFonts w:ascii="TimeNewRoman" w:hAnsi="TimeNewRoman"/>
                 <w:sz w:val="30"/>
               </w:rPr>
-              <w:t>64-25=39</w:t>
+              <w:t>72-47=25</w:t>
             </w:r>
           </w:p>
         </w:tc>
@@ -683,7 +683,7 @@
                 <w:rFonts w:ascii="TimeNewRoman" w:hAnsi="TimeNewRoman"/>
                 <w:sz w:val="30"/>
               </w:rPr>
-              <w:t>53-45=8</w:t>
+              <w:t>28+18=46</w:t>
             </w:r>
           </w:p>
         </w:tc>
@@ -700,7 +700,7 @@
                 <w:rFonts w:ascii="TimeNewRoman" w:hAnsi="TimeNewRoman"/>
                 <w:sz w:val="30"/>
               </w:rPr>
-              <w:t>15+48=63</w:t>
+              <w:t>90-34=56</w:t>
             </w:r>
           </w:p>
         </w:tc>
@@ -717,7 +717,7 @@
                 <w:rFonts w:ascii="TimeNewRoman" w:hAnsi="TimeNewRoman"/>
                 <w:sz w:val="30"/>
               </w:rPr>
-              <w:t>91-64=27</w:t>
+              <w:t>20-6=14</w:t>
             </w:r>
           </w:p>
         </w:tc>
@@ -736,7 +736,7 @@
                 <w:rFonts w:ascii="TimeNewRoman" w:hAnsi="TimeNewRoman"/>
                 <w:sz w:val="30"/>
               </w:rPr>
-              <w:t>70-43=27</w:t>
+              <w:t>50-49=1</w:t>
             </w:r>
           </w:p>
         </w:tc>
@@ -753,7 +753,7 @@
                 <w:rFonts w:ascii="TimeNewRoman" w:hAnsi="TimeNewRoman"/>
                 <w:sz w:val="30"/>
               </w:rPr>
-              <w:t>7+58=65</w:t>
+              <w:t>94-67=27</w:t>
             </w:r>
           </w:p>
         </w:tc>
@@ -770,7 +770,7 @@
                 <w:rFonts w:ascii="TimeNewRoman" w:hAnsi="TimeNewRoman"/>
                 <w:sz w:val="30"/>
               </w:rPr>
-              <w:t>65+28=93</w:t>
+              <w:t>87-68=19</w:t>
             </w:r>
           </w:p>
         </w:tc>
@@ -787,7 +787,7 @@
                 <w:rFonts w:ascii="TimeNewRoman" w:hAnsi="TimeNewRoman"/>
                 <w:sz w:val="30"/>
               </w:rPr>
-              <w:t>59+39=98</w:t>
+              <w:t>24+68=92</w:t>
             </w:r>
           </w:p>
         </w:tc>
@@ -804,7 +804,7 @@
                 <w:rFonts w:ascii="TimeNewRoman" w:hAnsi="TimeNewRoman"/>
                 <w:sz w:val="30"/>
               </w:rPr>
-              <w:t>58+27=85</w:t>
+              <w:t>92-9=83</w:t>
             </w:r>
           </w:p>
         </w:tc>
@@ -823,7 +823,7 @@
                 <w:rFonts w:ascii="TimeNewRoman" w:hAnsi="TimeNewRoman"/>
                 <w:sz w:val="30"/>
               </w:rPr>
-              <w:t>81-37=44</w:t>
+              <w:t>72-65=7</w:t>
             </w:r>
           </w:p>
         </w:tc>
@@ -840,7 +840,7 @@
                 <w:rFonts w:ascii="TimeNewRoman" w:hAnsi="TimeNewRoman"/>
                 <w:sz w:val="30"/>
               </w:rPr>
-              <w:t>19+36=55</w:t>
+              <w:t>91-54=37</w:t>
             </w:r>
           </w:p>
         </w:tc>
@@ -857,7 +857,7 @@
                 <w:rFonts w:ascii="TimeNewRoman" w:hAnsi="TimeNewRoman"/>
                 <w:sz w:val="30"/>
               </w:rPr>
-              <w:t>9+46=55</w:t>
+              <w:t>58-49=9</w:t>
             </w:r>
           </w:p>
         </w:tc>
@@ -874,7 +874,7 @@
                 <w:rFonts w:ascii="TimeNewRoman" w:hAnsi="TimeNewRoman"/>
                 <w:sz w:val="30"/>
               </w:rPr>
-              <w:t>46+47=93</w:t>
+              <w:t>46-38=8</w:t>
             </w:r>
           </w:p>
         </w:tc>
@@ -891,7 +891,7 @@
                 <w:rFonts w:ascii="TimeNewRoman" w:hAnsi="TimeNewRoman"/>
                 <w:sz w:val="30"/>
               </w:rPr>
-              <w:t>93-17=76</w:t>
+              <w:t>23-5=18</w:t>
             </w:r>
           </w:p>
         </w:tc>
@@ -910,7 +910,7 @@
                 <w:rFonts w:ascii="TimeNewRoman" w:hAnsi="TimeNewRoman"/>
                 <w:sz w:val="30"/>
               </w:rPr>
-              <w:t>36-19=17</w:t>
+              <w:t>60-5=55</w:t>
             </w:r>
           </w:p>
         </w:tc>
@@ -927,7 +927,7 @@
                 <w:rFonts w:ascii="TimeNewRoman" w:hAnsi="TimeNewRoman"/>
                 <w:sz w:val="30"/>
               </w:rPr>
-              <w:t>17+15=32</w:t>
+              <w:t>46-39=7</w:t>
             </w:r>
           </w:p>
         </w:tc>
@@ -944,7 +944,7 @@
                 <w:rFonts w:ascii="TimeNewRoman" w:hAnsi="TimeNewRoman"/>
                 <w:sz w:val="30"/>
               </w:rPr>
-              <w:t>28+13=41</w:t>
+              <w:t>35+36=71</w:t>
             </w:r>
           </w:p>
         </w:tc>
@@ -961,7 +961,7 @@
                 <w:rFonts w:ascii="TimeNewRoman" w:hAnsi="TimeNewRoman"/>
                 <w:sz w:val="30"/>
               </w:rPr>
-              <w:t>65-29=36</w:t>
+              <w:t>53-8=45</w:t>
             </w:r>
           </w:p>
         </w:tc>
@@ -978,7 +978,7 @@
                 <w:rFonts w:ascii="TimeNewRoman" w:hAnsi="TimeNewRoman"/>
                 <w:sz w:val="30"/>
               </w:rPr>
-              <w:t>25+26=51</w:t>
+              <w:t>3+58=61</w:t>
             </w:r>
           </w:p>
         </w:tc>
@@ -997,7 +997,7 @@
                 <w:rFonts w:ascii="TimeNewRoman" w:hAnsi="TimeNewRoman"/>
                 <w:sz w:val="30"/>
               </w:rPr>
-              <w:t>91-22=69</w:t>
+              <w:t>40-14=26</w:t>
             </w:r>
           </w:p>
         </w:tc>
@@ -1014,7 +1014,7 @@
                 <w:rFonts w:ascii="TimeNewRoman" w:hAnsi="TimeNewRoman"/>
                 <w:sz w:val="30"/>
               </w:rPr>
-              <w:t>83-58=25</w:t>
+              <w:t>87+7=94</w:t>
             </w:r>
           </w:p>
         </w:tc>
@@ -1031,7 +1031,7 @@
                 <w:rFonts w:ascii="TimeNewRoman" w:hAnsi="TimeNewRoman"/>
                 <w:sz w:val="30"/>
               </w:rPr>
-              <w:t>55+26=81</w:t>
+              <w:t>81-54=27</w:t>
             </w:r>
           </w:p>
         </w:tc>
@@ -1048,7 +1048,7 @@
                 <w:rFonts w:ascii="TimeNewRoman" w:hAnsi="TimeNewRoman"/>
                 <w:sz w:val="30"/>
               </w:rPr>
-              <w:t>62-55=7</w:t>
+              <w:t>7+8=15</w:t>
             </w:r>
           </w:p>
         </w:tc>
@@ -1065,7 +1065,7 @@
                 <w:rFonts w:ascii="TimeNewRoman" w:hAnsi="TimeNewRoman"/>
                 <w:sz w:val="30"/>
               </w:rPr>
-              <w:t>49+48=97</w:t>
+              <w:t>5+49=54</w:t>
             </w:r>
           </w:p>
         </w:tc>
@@ -1084,7 +1084,7 @@
                 <w:rFonts w:ascii="TimeNewRoman" w:hAnsi="TimeNewRoman"/>
                 <w:sz w:val="30"/>
               </w:rPr>
-              <w:t>37+35=72</w:t>
+              <w:t>18+35=53</w:t>
             </w:r>
           </w:p>
         </w:tc>
@@ -1101,7 +1101,7 @@
                 <w:rFonts w:ascii="TimeNewRoman" w:hAnsi="TimeNewRoman"/>
                 <w:sz w:val="30"/>
               </w:rPr>
-              <w:t>18+16=34</w:t>
+              <w:t>9+83=92</w:t>
             </w:r>
           </w:p>
         </w:tc>
@@ -1118,7 +1118,7 @@
                 <w:rFonts w:ascii="TimeNewRoman" w:hAnsi="TimeNewRoman"/>
                 <w:sz w:val="30"/>
               </w:rPr>
-              <w:t>53-17=36</w:t>
+              <w:t>32-24=8</w:t>
             </w:r>
           </w:p>
         </w:tc>
@@ -1135,7 +1135,7 @@
                 <w:rFonts w:ascii="TimeNewRoman" w:hAnsi="TimeNewRoman"/>
                 <w:sz w:val="30"/>
               </w:rPr>
-              <w:t>43-16=27</w:t>
+              <w:t>18+27=45</w:t>
             </w:r>
           </w:p>
         </w:tc>
@@ -1152,7 +1152,7 @@
                 <w:rFonts w:ascii="TimeNewRoman" w:hAnsi="TimeNewRoman"/>
                 <w:sz w:val="30"/>
               </w:rPr>
-              <w:t>8+53=61</w:t>
+              <w:t>6+79=85</w:t>
             </w:r>
           </w:p>
         </w:tc>
@@ -1171,7 +1171,7 @@
                 <w:rFonts w:ascii="TimeNewRoman" w:hAnsi="TimeNewRoman"/>
                 <w:sz w:val="30"/>
               </w:rPr>
-              <w:t>5+87=92</w:t>
+              <w:t>75-36=39</w:t>
             </w:r>
           </w:p>
         </w:tc>
@@ -1188,7 +1188,7 @@
                 <w:rFonts w:ascii="TimeNewRoman" w:hAnsi="TimeNewRoman"/>
                 <w:sz w:val="30"/>
               </w:rPr>
-              <w:t>82-56=26</w:t>
+              <w:t>31-9=22</w:t>
             </w:r>
           </w:p>
         </w:tc>
@@ -1205,7 +1205,7 @@
                 <w:rFonts w:ascii="TimeNewRoman" w:hAnsi="TimeNewRoman"/>
                 <w:sz w:val="30"/>
               </w:rPr>
-              <w:t>18+15=33</w:t>
+              <w:t>25+39=64</w:t>
             </w:r>
           </w:p>
         </w:tc>
@@ -1222,7 +1222,7 @@
                 <w:rFonts w:ascii="TimeNewRoman" w:hAnsi="TimeNewRoman"/>
                 <w:sz w:val="30"/>
               </w:rPr>
-              <w:t>67+19=86</w:t>
+              <w:t>73+9=82</w:t>
             </w:r>
           </w:p>
         </w:tc>
@@ -1239,7 +1239,7 @@
                 <w:rFonts w:ascii="TimeNewRoman" w:hAnsi="TimeNewRoman"/>
                 <w:sz w:val="30"/>
               </w:rPr>
-              <w:t>61-6=55</w:t>
+              <w:t>8+54=62</w:t>
             </w:r>
           </w:p>
         </w:tc>
@@ -1258,7 +1258,7 @@
                 <w:rFonts w:ascii="TimeNewRoman" w:hAnsi="TimeNewRoman"/>
                 <w:sz w:val="30"/>
               </w:rPr>
-              <w:t>62-57=5</w:t>
+              <w:t>35+58=93</w:t>
             </w:r>
           </w:p>
         </w:tc>
@@ -1275,7 +1275,7 @@
                 <w:rFonts w:ascii="TimeNewRoman" w:hAnsi="TimeNewRoman"/>
                 <w:sz w:val="30"/>
               </w:rPr>
-              <w:t>23-9=14</w:t>
+              <w:t>37+36=73</w:t>
             </w:r>
           </w:p>
         </w:tc>
@@ -1292,7 +1292,7 @@
                 <w:rFonts w:ascii="TimeNewRoman" w:hAnsi="TimeNewRoman"/>
                 <w:sz w:val="30"/>
               </w:rPr>
-              <w:t>82-29=53</w:t>
+              <w:t>37+8=45</w:t>
             </w:r>
           </w:p>
         </w:tc>
@@ -1309,7 +1309,7 @@
                 <w:rFonts w:ascii="TimeNewRoman" w:hAnsi="TimeNewRoman"/>
                 <w:sz w:val="30"/>
               </w:rPr>
-              <w:t>92-69=23</w:t>
+              <w:t>27-9=18</w:t>
             </w:r>
           </w:p>
         </w:tc>
@@ -1326,7 +1326,7 @@
                 <w:rFonts w:ascii="TimeNewRoman" w:hAnsi="TimeNewRoman"/>
                 <w:sz w:val="30"/>
               </w:rPr>
-              <w:t>95-6=89</w:t>
+              <w:t>64+19=83</w:t>
             </w:r>
           </w:p>
         </w:tc>
@@ -1345,7 +1345,7 @@
                 <w:rFonts w:ascii="TimeNewRoman" w:hAnsi="TimeNewRoman"/>
                 <w:sz w:val="30"/>
               </w:rPr>
-              <w:t>91-34=57</w:t>
+              <w:t>82-24=58</w:t>
             </w:r>
           </w:p>
         </w:tc>
@@ -1362,7 +1362,7 @@
                 <w:rFonts w:ascii="TimeNewRoman" w:hAnsi="TimeNewRoman"/>
                 <w:sz w:val="30"/>
               </w:rPr>
-              <w:t>27+18=45</w:t>
+              <w:t>82-23=59</w:t>
             </w:r>
           </w:p>
         </w:tc>
@@ -1379,7 +1379,7 @@
                 <w:rFonts w:ascii="TimeNewRoman" w:hAnsi="TimeNewRoman"/>
                 <w:sz w:val="30"/>
               </w:rPr>
-              <w:t>48+18=66</w:t>
+              <w:t>83-25=58</w:t>
             </w:r>
           </w:p>
         </w:tc>
@@ -1396,7 +1396,7 @@
                 <w:rFonts w:ascii="TimeNewRoman" w:hAnsi="TimeNewRoman"/>
                 <w:sz w:val="30"/>
               </w:rPr>
-              <w:t>49+46=95</w:t>
+              <w:t>53+9=62</w:t>
             </w:r>
           </w:p>
         </w:tc>
@@ -1413,12 +1413,237 @@
                 <w:rFonts w:ascii="TimeNewRoman" w:hAnsi="TimeNewRoman"/>
                 <w:sz w:val="30"/>
               </w:rPr>
-              <w:t>55-49=6</w:t>
+              <w:t>21-18=3</w:t>
             </w:r>
           </w:p>
         </w:tc>
       </w:tr>
       <w:tr>
+        <w:tc>
+          <w:tcPr>
+            <w:tcW w:type="dxa" w:w="1987"/>
+          </w:tcPr>
+          <w:p>
+            <w:pPr>
+              <w:jc w:val="left"/>
+            </w:pPr>
+            <w:r>
+              <w:rPr>
+                <w:rFonts w:ascii="TimeNewRoman" w:hAnsi="TimeNewRoman"/>
+                <w:sz w:val="30"/>
+              </w:rPr>
+              <w:t>72-56=16</w:t>
+            </w:r>
+          </w:p>
+        </w:tc>
+        <w:tc>
+          <w:tcPr>
+            <w:tcW w:type="dxa" w:w="1987"/>
+          </w:tcPr>
+          <w:p>
+            <w:pPr>
+              <w:jc w:val="left"/>
+            </w:pPr>
+            <w:r>
+              <w:rPr>
+                <w:rFonts w:ascii="TimeNewRoman" w:hAnsi="TimeNewRoman"/>
+                <w:sz w:val="30"/>
+              </w:rPr>
+              <w:t>43-15=28</w:t>
+            </w:r>
+          </w:p>
+        </w:tc>
+        <w:tc>
+          <w:tcPr>
+            <w:tcW w:type="dxa" w:w="1987"/>
+          </w:tcPr>
+          <w:p>
+            <w:pPr>
+              <w:jc w:val="left"/>
+            </w:pPr>
+            <w:r>
+              <w:rPr>
+                <w:rFonts w:ascii="TimeNewRoman" w:hAnsi="TimeNewRoman"/>
+                <w:sz w:val="30"/>
+              </w:rPr>
+              <w:t>34+48=82</w:t>
+            </w:r>
+          </w:p>
+        </w:tc>
+        <w:tc>
+          <w:tcPr>
+            <w:tcW w:type="dxa" w:w="1987"/>
+          </w:tcPr>
+          <w:p>
+            <w:pPr>
+              <w:jc w:val="left"/>
+            </w:pPr>
+            <w:r>
+              <w:rPr>
+                <w:rFonts w:ascii="TimeNewRoman" w:hAnsi="TimeNewRoman"/>
+                <w:sz w:val="30"/>
+              </w:rPr>
+              <w:t>61-4=57</w:t>
+            </w:r>
+          </w:p>
+        </w:tc>
+        <w:tc>
+          <w:tcPr>
+            <w:tcW w:type="dxa" w:w="1987"/>
+          </w:tcPr>
+          <w:p>
+            <w:pPr>
+              <w:jc w:val="left"/>
+            </w:pPr>
+            <w:r>
+              <w:rPr>
+                <w:rFonts w:ascii="TimeNewRoman" w:hAnsi="TimeNewRoman"/>
+                <w:sz w:val="30"/>
+              </w:rPr>
+              <w:t>87-78=9</w:t>
+            </w:r>
+          </w:p>
+        </w:tc>
+      </w:tr>
+      <w:tr>
+        <w:tc>
+          <w:tcPr>
+            <w:tcW w:type="dxa" w:w="1987"/>
+          </w:tcPr>
+          <w:p>
+            <w:pPr>
+              <w:jc w:val="left"/>
+            </w:pPr>
+            <w:r>
+              <w:rPr>
+                <w:rFonts w:ascii="TimeNewRoman" w:hAnsi="TimeNewRoman"/>
+                <w:sz w:val="30"/>
+              </w:rPr>
+              <w:t>74-47=27</w:t>
+            </w:r>
+          </w:p>
+        </w:tc>
+        <w:tc>
+          <w:tcPr>
+            <w:tcW w:type="dxa" w:w="1987"/>
+          </w:tcPr>
+          <w:p>
+            <w:pPr>
+              <w:jc w:val="left"/>
+            </w:pPr>
+            <w:r>
+              <w:rPr>
+                <w:rFonts w:ascii="TimeNewRoman" w:hAnsi="TimeNewRoman"/>
+                <w:sz w:val="30"/>
+              </w:rPr>
+              <w:t>26+47=73</w:t>
+            </w:r>
+          </w:p>
+        </w:tc>
+        <w:tc>
+          <w:tcPr>
+            <w:tcW w:type="dxa" w:w="1987"/>
+          </w:tcPr>
+          <w:p>
+            <w:pPr>
+              <w:jc w:val="left"/>
+            </w:pPr>
+            <w:r>
+              <w:rPr>
+                <w:rFonts w:ascii="TimeNewRoman" w:hAnsi="TimeNewRoman"/>
+                <w:sz w:val="30"/>
+              </w:rPr>
+              <w:t>6+45=51</w:t>
+            </w:r>
+          </w:p>
+        </w:tc>
+        <w:tc>
+          <w:tcPr>
+            <w:tcW w:type="dxa" w:w="1987"/>
+          </w:tcPr>
+          <w:p>
+            <w:pPr>
+              <w:jc w:val="left"/>
+            </w:pPr>
+            <w:r>
+              <w:rPr>
+                <w:rFonts w:ascii="TimeNewRoman" w:hAnsi="TimeNewRoman"/>
+                <w:sz w:val="30"/>
+              </w:rPr>
+              <w:t>5+17=22</w:t>
+            </w:r>
+          </w:p>
+        </w:tc>
+        <w:tc>
+          <w:tcPr>
+            <w:tcW w:type="dxa" w:w="1987"/>
+          </w:tcPr>
+          <w:p>
+            <w:pPr>
+              <w:jc w:val="left"/>
+            </w:pPr>
+            <w:r>
+              <w:rPr>
+                <w:rFonts w:ascii="TimeNewRoman" w:hAnsi="TimeNewRoman"/>
+                <w:sz w:val="30"/>
+              </w:rPr>
+              <w:t>81-65=16</w:t>
+            </w:r>
+          </w:p>
+        </w:tc>
+      </w:tr>
+      <w:tr>
+        <w:tc>
+          <w:tcPr>
+            <w:tcW w:type="dxa" w:w="1987"/>
+          </w:tcPr>
+          <w:p>
+            <w:pPr>
+              <w:jc w:val="left"/>
+            </w:pPr>
+            <w:r>
+              <w:rPr>
+                <w:rFonts w:ascii="TimeNewRoman" w:hAnsi="TimeNewRoman"/>
+                <w:sz w:val="30"/>
+              </w:rPr>
+              <w:t>21-2=19</w:t>
+            </w:r>
+          </w:p>
+        </w:tc>
+        <w:tc>
+          <w:tcPr>
+            <w:tcW w:type="dxa" w:w="1987"/>
+          </w:tcPr>
+          <w:p>
+            <w:pPr>
+              <w:jc w:val="left"/>
+            </w:pPr>
+            <w:r>
+              <w:rPr>
+                <w:rFonts w:ascii="TimeNewRoman" w:hAnsi="TimeNewRoman"/>
+                <w:sz w:val="30"/>
+              </w:rPr>
+              <w:t>59+29=88</w:t>
+            </w:r>
+          </w:p>
+        </w:tc>
+        <w:tc>
+          <w:tcPr>
+            <w:tcW w:type="dxa" w:w="1987"/>
+          </w:tcPr>
+          <w:p>
+            <w:pPr>
+              <w:jc w:val="left"/>
+            </w:pPr>
+            <w:r>
+              <w:rPr>
+                <w:rFonts w:ascii="TimeNewRoman" w:hAnsi="TimeNewRoman"/>
+                <w:sz w:val="30"/>
+              </w:rPr>
+              <w:t>32-27=5</w:t>
+            </w:r>
+          </w:p>
+        </w:tc>
         <w:tc>
           <w:tcPr>
             <w:tcW w:type="dxa" w:w="1987"/>
@@ -1449,58 +1674,7 @@
                 <w:rFonts w:ascii="TimeNewRoman" w:hAnsi="TimeNewRoman"/>
                 <w:sz w:val="30"/>
               </w:rPr>
-              <w:t>44+39=83</w:t>
-            </w:r>
-          </w:p>
-        </w:tc>
-        <w:tc>
-          <w:tcPr>
-            <w:tcW w:type="dxa" w:w="1987"/>
-          </w:tcPr>
-          <w:p>
-            <w:pPr>
-              <w:jc w:val="left"/>
-            </w:pPr>
-            <w:r>
-              <w:rPr>
-                <w:rFonts w:ascii="TimeNewRoman" w:hAnsi="TimeNewRoman"/>
-                <w:sz w:val="30"/>
-              </w:rPr>
-              <w:t>77+19=96</w:t>
-            </w:r>
-          </w:p>
-        </w:tc>
-        <w:tc>
-          <w:tcPr>
-            <w:tcW w:type="dxa" w:w="1987"/>
-          </w:tcPr>
-          <w:p>
-            <w:pPr>
-              <w:jc w:val="left"/>
-            </w:pPr>
-            <w:r>
-              <w:rPr>
-                <w:rFonts w:ascii="TimeNewRoman" w:hAnsi="TimeNewRoman"/>
-                <w:sz w:val="30"/>
-              </w:rPr>
-              <w:t>92-27=65</w:t>
-            </w:r>
-          </w:p>
-        </w:tc>
-        <w:tc>
-          <w:tcPr>
-            <w:tcW w:type="dxa" w:w="1987"/>
-          </w:tcPr>
-          <w:p>
-            <w:pPr>
-              <w:jc w:val="left"/>
-            </w:pPr>
-            <w:r>
-              <w:rPr>
-                <w:rFonts w:ascii="TimeNewRoman" w:hAnsi="TimeNewRoman"/>
-                <w:sz w:val="30"/>
-              </w:rPr>
-              <w:t>19+36=55</w:t>
+              <w:t>7+9=16</w:t>
             </w:r>
           </w:p>
         </w:tc>
@@ -1519,7 +1693,7 @@
                 <w:rFonts w:ascii="TimeNewRoman" w:hAnsi="TimeNewRoman"/>
                 <w:sz w:val="30"/>
               </w:rPr>
-              <w:t>23+58=81</w:t>
+              <w:t>54-16=38</w:t>
             </w:r>
           </w:p>
         </w:tc>
@@ -1536,7 +1710,7 @@
                 <w:rFonts w:ascii="TimeNewRoman" w:hAnsi="TimeNewRoman"/>
                 <w:sz w:val="30"/>
               </w:rPr>
-              <w:t>94-47=47</w:t>
+              <w:t>25+9=34</w:t>
             </w:r>
           </w:p>
         </w:tc>
@@ -1553,7 +1727,7 @@
                 <w:rFonts w:ascii="TimeNewRoman" w:hAnsi="TimeNewRoman"/>
                 <w:sz w:val="30"/>
               </w:rPr>
-              <w:t>22-13=9</w:t>
+              <w:t>43-28=15</w:t>
             </w:r>
           </w:p>
         </w:tc>
@@ -1570,7 +1744,7 @@
                 <w:rFonts w:ascii="TimeNewRoman" w:hAnsi="TimeNewRoman"/>
                 <w:sz w:val="30"/>
               </w:rPr>
-              <w:t>57+26=83</w:t>
+              <w:t>28+58=86</w:t>
             </w:r>
           </w:p>
         </w:tc>
@@ -1587,181 +1761,7 @@
                 <w:rFonts w:ascii="TimeNewRoman" w:hAnsi="TimeNewRoman"/>
                 <w:sz w:val="30"/>
               </w:rPr>
-              <w:t>26-8=18</w:t>
-            </w:r>
-          </w:p>
-        </w:tc>
-      </w:tr>
-      <w:tr>
-        <w:tc>
-          <w:tcPr>
-            <w:tcW w:type="dxa" w:w="1987"/>
-          </w:tcPr>
-          <w:p>
-            <w:pPr>
-              <w:jc w:val="left"/>
-            </w:pPr>
-            <w:r>
-              <w:rPr>
-                <w:rFonts w:ascii="TimeNewRoman" w:hAnsi="TimeNewRoman"/>
-                <w:sz w:val="30"/>
-              </w:rPr>
-              <w:t>61-34=27</w:t>
-            </w:r>
-          </w:p>
-        </w:tc>
-        <w:tc>
-          <w:tcPr>
-            <w:tcW w:type="dxa" w:w="1987"/>
-          </w:tcPr>
-          <w:p>
-            <w:pPr>
-              <w:jc w:val="left"/>
-            </w:pPr>
-            <w:r>
-              <w:rPr>
-                <w:rFonts w:ascii="TimeNewRoman" w:hAnsi="TimeNewRoman"/>
-                <w:sz w:val="30"/>
-              </w:rPr>
-              <w:t>44-9=35</w:t>
-            </w:r>
-          </w:p>
-        </w:tc>
-        <w:tc>
-          <w:tcPr>
-            <w:tcW w:type="dxa" w:w="1987"/>
-          </w:tcPr>
-          <w:p>
-            <w:pPr>
-              <w:jc w:val="left"/>
-            </w:pPr>
-            <w:r>
-              <w:rPr>
-                <w:rFonts w:ascii="TimeNewRoman" w:hAnsi="TimeNewRoman"/>
-                <w:sz w:val="30"/>
-              </w:rPr>
-              <w:t>41-6=35</w:t>
-            </w:r>
-          </w:p>
-        </w:tc>
-        <w:tc>
-          <w:tcPr>
-            <w:tcW w:type="dxa" w:w="1987"/>
-          </w:tcPr>
-          <w:p>
-            <w:pPr>
-              <w:jc w:val="left"/>
-            </w:pPr>
-            <w:r>
-              <w:rPr>
-                <w:rFonts w:ascii="TimeNewRoman" w:hAnsi="TimeNewRoman"/>
-                <w:sz w:val="30"/>
-              </w:rPr>
-              <w:t>24+47=71</w:t>
-            </w:r>
-          </w:p>
-        </w:tc>
-        <w:tc>
-          <w:tcPr>
-            <w:tcW w:type="dxa" w:w="1987"/>
-          </w:tcPr>
-          <w:p>
-            <w:pPr>
-              <w:jc w:val="left"/>
-            </w:pPr>
-            <w:r>
-              <w:rPr>
-                <w:rFonts w:ascii="TimeNewRoman" w:hAnsi="TimeNewRoman"/>
-                <w:sz w:val="30"/>
-              </w:rPr>
-              <w:t>60-26=34</w:t>
-            </w:r>
-          </w:p>
-        </w:tc>
-      </w:tr>
-      <w:tr>
-        <w:tc>
-          <w:tcPr>
-            <w:tcW w:type="dxa" w:w="1987"/>
-          </w:tcPr>
-          <w:p>
-            <w:pPr>
-              <w:jc w:val="left"/>
-            </w:pPr>
-            <w:r>
-              <w:rPr>
-                <w:rFonts w:ascii="TimeNewRoman" w:hAnsi="TimeNewRoman"/>
-                <w:sz w:val="30"/>
-              </w:rPr>
-              <w:t>72+9=81</w:t>
-            </w:r>
-          </w:p>
-        </w:tc>
-        <w:tc>
-          <w:tcPr>
-            <w:tcW w:type="dxa" w:w="1987"/>
-          </w:tcPr>
-          <w:p>
-            <w:pPr>
-              <w:jc w:val="left"/>
-            </w:pPr>
-            <w:r>
-              <w:rPr>
-                <w:rFonts w:ascii="TimeNewRoman" w:hAnsi="TimeNewRoman"/>
-                <w:sz w:val="30"/>
-              </w:rPr>
-              <w:t>49+4=53</w:t>
-            </w:r>
-          </w:p>
-        </w:tc>
-        <w:tc>
-          <w:tcPr>
-            <w:tcW w:type="dxa" w:w="1987"/>
-          </w:tcPr>
-          <w:p>
-            <w:pPr>
-              <w:jc w:val="left"/>
-            </w:pPr>
-            <w:r>
-              <w:rPr>
-                <w:rFonts w:ascii="TimeNewRoman" w:hAnsi="TimeNewRoman"/>
-                <w:sz w:val="30"/>
-              </w:rPr>
-              <w:t>52+29=81</w:t>
-            </w:r>
-          </w:p>
-        </w:tc>
-        <w:tc>
-          <w:tcPr>
-            <w:tcW w:type="dxa" w:w="1987"/>
-          </w:tcPr>
-          <w:p>
-            <w:pPr>
-              <w:jc w:val="left"/>
-            </w:pPr>
-            <w:r>
-              <w:rPr>
-                <w:rFonts w:ascii="TimeNewRoman" w:hAnsi="TimeNewRoman"/>
-                <w:sz w:val="30"/>
-              </w:rPr>
-              <w:t>80-46=34</w:t>
-            </w:r>
-          </w:p>
-        </w:tc>
-        <w:tc>
-          <w:tcPr>
-            <w:tcW w:type="dxa" w:w="1987"/>
-          </w:tcPr>
-          <w:p>
-            <w:pPr>
-              <w:jc w:val="left"/>
-            </w:pPr>
-            <w:r>
-              <w:rPr>
-                <w:rFonts w:ascii="TimeNewRoman" w:hAnsi="TimeNewRoman"/>
-                <w:sz w:val="30"/>
-              </w:rPr>
-              <w:t>14+8=22</w:t>
+              <w:t>74-18=56</w:t>
             </w:r>
           </w:p>
         </w:tc>

--- a/answers-of-adc_sbb_within_100.docx
+++ b/answers-of-adc_sbb_within_100.docx
@@ -11,7 +11,7 @@
           <w:rFonts w:ascii="Arial" w:hAnsi="Arial"/>
           <w:sz w:val="30"/>
         </w:rPr>
-        <w:t>2026-09-20 Sunday</w:t>
+        <w:t>2026-09-21 Monday</w:t>
       </w:r>
     </w:p>
     <w:tbl>
@@ -40,7 +40,7 @@
                 <w:rFonts w:ascii="TimeNewRoman" w:hAnsi="TimeNewRoman"/>
                 <w:sz w:val="30"/>
               </w:rPr>
-              <w:t>9+83=92</w:t>
+              <w:t>67+16=83</w:t>
             </w:r>
           </w:p>
         </w:tc>
@@ -57,7 +57,7 @@
                 <w:rFonts w:ascii="TimeNewRoman" w:hAnsi="TimeNewRoman"/>
                 <w:sz w:val="30"/>
               </w:rPr>
-              <w:t>68+27=95</w:t>
+              <w:t>80-76=4</w:t>
             </w:r>
           </w:p>
         </w:tc>
@@ -74,7 +74,7 @@
                 <w:rFonts w:ascii="TimeNewRoman" w:hAnsi="TimeNewRoman"/>
                 <w:sz w:val="30"/>
               </w:rPr>
-              <w:t>54+38=92</w:t>
+              <w:t>15+16=31</w:t>
             </w:r>
           </w:p>
         </w:tc>
@@ -91,7 +91,7 @@
                 <w:rFonts w:ascii="TimeNewRoman" w:hAnsi="TimeNewRoman"/>
                 <w:sz w:val="30"/>
               </w:rPr>
-              <w:t>54+37=91</w:t>
+              <w:t>74-38=36</w:t>
             </w:r>
           </w:p>
         </w:tc>
@@ -108,7 +108,7 @@
                 <w:rFonts w:ascii="TimeNewRoman" w:hAnsi="TimeNewRoman"/>
                 <w:sz w:val="30"/>
               </w:rPr>
-              <w:t>83+8=91</w:t>
+              <w:t>61-25=36</w:t>
             </w:r>
           </w:p>
         </w:tc>
@@ -127,7 +127,7 @@
                 <w:rFonts w:ascii="TimeNewRoman" w:hAnsi="TimeNewRoman"/>
                 <w:sz w:val="30"/>
               </w:rPr>
-              <w:t>20-8=12</w:t>
+              <w:t>41-9=32</w:t>
             </w:r>
           </w:p>
         </w:tc>
@@ -144,7 +144,7 @@
                 <w:rFonts w:ascii="TimeNewRoman" w:hAnsi="TimeNewRoman"/>
                 <w:sz w:val="30"/>
               </w:rPr>
-              <w:t>86+9=95</w:t>
+              <w:t>9+35=44</w:t>
             </w:r>
           </w:p>
         </w:tc>
@@ -161,7 +161,7 @@
                 <w:rFonts w:ascii="TimeNewRoman" w:hAnsi="TimeNewRoman"/>
                 <w:sz w:val="30"/>
               </w:rPr>
-              <w:t>29+24=53</w:t>
+              <w:t>13-6=7</w:t>
             </w:r>
           </w:p>
         </w:tc>
@@ -178,7 +178,7 @@
                 <w:rFonts w:ascii="TimeNewRoman" w:hAnsi="TimeNewRoman"/>
                 <w:sz w:val="30"/>
               </w:rPr>
-              <w:t>64+8=72</w:t>
+              <w:t>52-26=26</w:t>
             </w:r>
           </w:p>
         </w:tc>
@@ -195,7 +195,7 @@
                 <w:rFonts w:ascii="TimeNewRoman" w:hAnsi="TimeNewRoman"/>
                 <w:sz w:val="30"/>
               </w:rPr>
-              <w:t>28+58=86</w:t>
+              <w:t>83-57=26</w:t>
             </w:r>
           </w:p>
         </w:tc>
@@ -214,7 +214,7 @@
                 <w:rFonts w:ascii="TimeNewRoman" w:hAnsi="TimeNewRoman"/>
                 <w:sz w:val="30"/>
               </w:rPr>
-              <w:t>36+38=74</w:t>
+              <w:t>37+36=73</w:t>
             </w:r>
           </w:p>
         </w:tc>
@@ -231,7 +231,7 @@
                 <w:rFonts w:ascii="TimeNewRoman" w:hAnsi="TimeNewRoman"/>
                 <w:sz w:val="30"/>
               </w:rPr>
-              <w:t>15+18=33</w:t>
+              <w:t>91-63=28</w:t>
             </w:r>
           </w:p>
         </w:tc>
@@ -248,7 +248,7 @@
                 <w:rFonts w:ascii="TimeNewRoman" w:hAnsi="TimeNewRoman"/>
                 <w:sz w:val="30"/>
               </w:rPr>
-              <w:t>53-34=19</w:t>
+              <w:t>55-49=6</w:t>
             </w:r>
           </w:p>
         </w:tc>
@@ -265,7 +265,7 @@
                 <w:rFonts w:ascii="TimeNewRoman" w:hAnsi="TimeNewRoman"/>
                 <w:sz w:val="30"/>
               </w:rPr>
-              <w:t>60-58=2</w:t>
+              <w:t>52-5=47</w:t>
             </w:r>
           </w:p>
         </w:tc>
@@ -282,7 +282,7 @@
                 <w:rFonts w:ascii="TimeNewRoman" w:hAnsi="TimeNewRoman"/>
                 <w:sz w:val="30"/>
               </w:rPr>
-              <w:t>53-4=49</w:t>
+              <w:t>92-26=66</w:t>
             </w:r>
           </w:p>
         </w:tc>
@@ -301,7 +301,7 @@
                 <w:rFonts w:ascii="TimeNewRoman" w:hAnsi="TimeNewRoman"/>
                 <w:sz w:val="30"/>
               </w:rPr>
-              <w:t>65+8=73</w:t>
+              <w:t>5+56=61</w:t>
             </w:r>
           </w:p>
         </w:tc>
@@ -318,7 +318,7 @@
                 <w:rFonts w:ascii="TimeNewRoman" w:hAnsi="TimeNewRoman"/>
                 <w:sz w:val="30"/>
               </w:rPr>
-              <w:t>60-51=9</w:t>
+              <w:t>8+63=71</w:t>
             </w:r>
           </w:p>
         </w:tc>
@@ -335,7 +335,7 @@
                 <w:rFonts w:ascii="TimeNewRoman" w:hAnsi="TimeNewRoman"/>
                 <w:sz w:val="30"/>
               </w:rPr>
-              <w:t>55+27=82</w:t>
+              <w:t>67+28=95</w:t>
             </w:r>
           </w:p>
         </w:tc>
@@ -352,7 +352,7 @@
                 <w:rFonts w:ascii="TimeNewRoman" w:hAnsi="TimeNewRoman"/>
                 <w:sz w:val="30"/>
               </w:rPr>
-              <w:t>36+27=63</w:t>
+              <w:t>91-39=52</w:t>
             </w:r>
           </w:p>
         </w:tc>
@@ -369,7 +369,7 @@
                 <w:rFonts w:ascii="TimeNewRoman" w:hAnsi="TimeNewRoman"/>
                 <w:sz w:val="30"/>
               </w:rPr>
-              <w:t>31-13=18</w:t>
+              <w:t>90-44=46</w:t>
             </w:r>
           </w:p>
         </w:tc>
@@ -388,7 +388,7 @@
                 <w:rFonts w:ascii="TimeNewRoman" w:hAnsi="TimeNewRoman"/>
                 <w:sz w:val="30"/>
               </w:rPr>
-              <w:t>97-68=29</w:t>
+              <w:t>46+35=81</w:t>
             </w:r>
           </w:p>
         </w:tc>
@@ -405,7 +405,7 @@
                 <w:rFonts w:ascii="TimeNewRoman" w:hAnsi="TimeNewRoman"/>
                 <w:sz w:val="30"/>
               </w:rPr>
-              <w:t>26+49=75</w:t>
+              <w:t>14+8=22</w:t>
             </w:r>
           </w:p>
         </w:tc>
@@ -422,7 +422,7 @@
                 <w:rFonts w:ascii="TimeNewRoman" w:hAnsi="TimeNewRoman"/>
                 <w:sz w:val="30"/>
               </w:rPr>
-              <w:t>40-27=13</w:t>
+              <w:t>61-42=19</w:t>
             </w:r>
           </w:p>
         </w:tc>
@@ -439,7 +439,7 @@
                 <w:rFonts w:ascii="TimeNewRoman" w:hAnsi="TimeNewRoman"/>
                 <w:sz w:val="30"/>
               </w:rPr>
-              <w:t>19+66=85</w:t>
+              <w:t>9+35=44</w:t>
             </w:r>
           </w:p>
         </w:tc>
@@ -456,7 +456,7 @@
                 <w:rFonts w:ascii="TimeNewRoman" w:hAnsi="TimeNewRoman"/>
                 <w:sz w:val="30"/>
               </w:rPr>
-              <w:t>16+35=51</w:t>
+              <w:t>65+27=92</w:t>
             </w:r>
           </w:p>
         </w:tc>
@@ -475,7 +475,7 @@
                 <w:rFonts w:ascii="TimeNewRoman" w:hAnsi="TimeNewRoman"/>
                 <w:sz w:val="30"/>
               </w:rPr>
-              <w:t>28+39=67</w:t>
+              <w:t>22-9=13</w:t>
             </w:r>
           </w:p>
         </w:tc>
@@ -492,7 +492,7 @@
                 <w:rFonts w:ascii="TimeNewRoman" w:hAnsi="TimeNewRoman"/>
                 <w:sz w:val="30"/>
               </w:rPr>
-              <w:t>51-16=35</w:t>
+              <w:t>17+74=91</w:t>
             </w:r>
           </w:p>
         </w:tc>
@@ -509,7 +509,7 @@
                 <w:rFonts w:ascii="TimeNewRoman" w:hAnsi="TimeNewRoman"/>
                 <w:sz w:val="30"/>
               </w:rPr>
-              <w:t>42-7=35</w:t>
+              <w:t>2+89=91</w:t>
             </w:r>
           </w:p>
         </w:tc>
@@ -526,7 +526,7 @@
                 <w:rFonts w:ascii="TimeNewRoman" w:hAnsi="TimeNewRoman"/>
                 <w:sz w:val="30"/>
               </w:rPr>
-              <w:t>20-2=18</w:t>
+              <w:t>55-16=39</w:t>
             </w:r>
           </w:p>
         </w:tc>
@@ -543,7 +543,7 @@
                 <w:rFonts w:ascii="TimeNewRoman" w:hAnsi="TimeNewRoman"/>
                 <w:sz w:val="30"/>
               </w:rPr>
-              <w:t>71-9=62</w:t>
+              <w:t>25-6=19</w:t>
             </w:r>
           </w:p>
         </w:tc>
@@ -562,7 +562,7 @@
                 <w:rFonts w:ascii="TimeNewRoman" w:hAnsi="TimeNewRoman"/>
                 <w:sz w:val="30"/>
               </w:rPr>
-              <w:t>88+9=97</w:t>
+              <w:t>92-59=33</w:t>
             </w:r>
           </w:p>
         </w:tc>
@@ -579,7 +579,7 @@
                 <w:rFonts w:ascii="TimeNewRoman" w:hAnsi="TimeNewRoman"/>
                 <w:sz w:val="30"/>
               </w:rPr>
-              <w:t>93-28=65</w:t>
+              <w:t>82-38=44</w:t>
             </w:r>
           </w:p>
         </w:tc>
@@ -596,7 +596,7 @@
                 <w:rFonts w:ascii="TimeNewRoman" w:hAnsi="TimeNewRoman"/>
                 <w:sz w:val="30"/>
               </w:rPr>
-              <w:t>30-9=21</w:t>
+              <w:t>95-16=79</w:t>
             </w:r>
           </w:p>
         </w:tc>
@@ -613,7 +613,7 @@
                 <w:rFonts w:ascii="TimeNewRoman" w:hAnsi="TimeNewRoman"/>
                 <w:sz w:val="30"/>
               </w:rPr>
-              <w:t>70-24=46</w:t>
+              <w:t>55+28=83</w:t>
             </w:r>
           </w:p>
         </w:tc>
@@ -630,355 +630,7 @@
                 <w:rFonts w:ascii="TimeNewRoman" w:hAnsi="TimeNewRoman"/>
                 <w:sz w:val="30"/>
               </w:rPr>
-              <w:t>58+9=67</w:t>
-            </w:r>
-          </w:p>
-        </w:tc>
-      </w:tr>
-      <w:tr>
-        <w:tc>
-          <w:tcPr>
-            <w:tcW w:type="dxa" w:w="1987"/>
-          </w:tcPr>
-          <w:p>
-            <w:pPr>
-              <w:jc w:val="left"/>
-            </w:pPr>
-            <w:r>
-              <w:rPr>
-                <w:rFonts w:ascii="TimeNewRoman" w:hAnsi="TimeNewRoman"/>
-                <w:sz w:val="30"/>
-              </w:rPr>
-              <w:t>8+55=63</w:t>
-            </w:r>
-          </w:p>
-        </w:tc>
-        <w:tc>
-          <w:tcPr>
-            <w:tcW w:type="dxa" w:w="1987"/>
-          </w:tcPr>
-          <w:p>
-            <w:pPr>
-              <w:jc w:val="left"/>
-            </w:pPr>
-            <w:r>
-              <w:rPr>
-                <w:rFonts w:ascii="TimeNewRoman" w:hAnsi="TimeNewRoman"/>
-                <w:sz w:val="30"/>
-              </w:rPr>
-              <w:t>72-47=25</w:t>
-            </w:r>
-          </w:p>
-        </w:tc>
-        <w:tc>
-          <w:tcPr>
-            <w:tcW w:type="dxa" w:w="1987"/>
-          </w:tcPr>
-          <w:p>
-            <w:pPr>
-              <w:jc w:val="left"/>
-            </w:pPr>
-            <w:r>
-              <w:rPr>
-                <w:rFonts w:ascii="TimeNewRoman" w:hAnsi="TimeNewRoman"/>
-                <w:sz w:val="30"/>
-              </w:rPr>
-              <w:t>28+18=46</w:t>
-            </w:r>
-          </w:p>
-        </w:tc>
-        <w:tc>
-          <w:tcPr>
-            <w:tcW w:type="dxa" w:w="1987"/>
-          </w:tcPr>
-          <w:p>
-            <w:pPr>
-              <w:jc w:val="left"/>
-            </w:pPr>
-            <w:r>
-              <w:rPr>
-                <w:rFonts w:ascii="TimeNewRoman" w:hAnsi="TimeNewRoman"/>
-                <w:sz w:val="30"/>
-              </w:rPr>
-              <w:t>90-34=56</w:t>
-            </w:r>
-          </w:p>
-        </w:tc>
-        <w:tc>
-          <w:tcPr>
-            <w:tcW w:type="dxa" w:w="1987"/>
-          </w:tcPr>
-          <w:p>
-            <w:pPr>
-              <w:jc w:val="left"/>
-            </w:pPr>
-            <w:r>
-              <w:rPr>
-                <w:rFonts w:ascii="TimeNewRoman" w:hAnsi="TimeNewRoman"/>
-                <w:sz w:val="30"/>
-              </w:rPr>
-              <w:t>20-6=14</w:t>
-            </w:r>
-          </w:p>
-        </w:tc>
-      </w:tr>
-      <w:tr>
-        <w:tc>
-          <w:tcPr>
-            <w:tcW w:type="dxa" w:w="1987"/>
-          </w:tcPr>
-          <w:p>
-            <w:pPr>
-              <w:jc w:val="left"/>
-            </w:pPr>
-            <w:r>
-              <w:rPr>
-                <w:rFonts w:ascii="TimeNewRoman" w:hAnsi="TimeNewRoman"/>
-                <w:sz w:val="30"/>
-              </w:rPr>
-              <w:t>50-49=1</w:t>
-            </w:r>
-          </w:p>
-        </w:tc>
-        <w:tc>
-          <w:tcPr>
-            <w:tcW w:type="dxa" w:w="1987"/>
-          </w:tcPr>
-          <w:p>
-            <w:pPr>
-              <w:jc w:val="left"/>
-            </w:pPr>
-            <w:r>
-              <w:rPr>
-                <w:rFonts w:ascii="TimeNewRoman" w:hAnsi="TimeNewRoman"/>
-                <w:sz w:val="30"/>
-              </w:rPr>
-              <w:t>94-67=27</w:t>
-            </w:r>
-          </w:p>
-        </w:tc>
-        <w:tc>
-          <w:tcPr>
-            <w:tcW w:type="dxa" w:w="1987"/>
-          </w:tcPr>
-          <w:p>
-            <w:pPr>
-              <w:jc w:val="left"/>
-            </w:pPr>
-            <w:r>
-              <w:rPr>
-                <w:rFonts w:ascii="TimeNewRoman" w:hAnsi="TimeNewRoman"/>
-                <w:sz w:val="30"/>
-              </w:rPr>
-              <w:t>87-68=19</w:t>
-            </w:r>
-          </w:p>
-        </w:tc>
-        <w:tc>
-          <w:tcPr>
-            <w:tcW w:type="dxa" w:w="1987"/>
-          </w:tcPr>
-          <w:p>
-            <w:pPr>
-              <w:jc w:val="left"/>
-            </w:pPr>
-            <w:r>
-              <w:rPr>
-                <w:rFonts w:ascii="TimeNewRoman" w:hAnsi="TimeNewRoman"/>
-                <w:sz w:val="30"/>
-              </w:rPr>
-              <w:t>24+68=92</w:t>
-            </w:r>
-          </w:p>
-        </w:tc>
-        <w:tc>
-          <w:tcPr>
-            <w:tcW w:type="dxa" w:w="1987"/>
-          </w:tcPr>
-          <w:p>
-            <w:pPr>
-              <w:jc w:val="left"/>
-            </w:pPr>
-            <w:r>
-              <w:rPr>
-                <w:rFonts w:ascii="TimeNewRoman" w:hAnsi="TimeNewRoman"/>
-                <w:sz w:val="30"/>
-              </w:rPr>
-              <w:t>92-9=83</w:t>
-            </w:r>
-          </w:p>
-        </w:tc>
-      </w:tr>
-      <w:tr>
-        <w:tc>
-          <w:tcPr>
-            <w:tcW w:type="dxa" w:w="1987"/>
-          </w:tcPr>
-          <w:p>
-            <w:pPr>
-              <w:jc w:val="left"/>
-            </w:pPr>
-            <w:r>
-              <w:rPr>
-                <w:rFonts w:ascii="TimeNewRoman" w:hAnsi="TimeNewRoman"/>
-                <w:sz w:val="30"/>
-              </w:rPr>
-              <w:t>72-65=7</w:t>
-            </w:r>
-          </w:p>
-        </w:tc>
-        <w:tc>
-          <w:tcPr>
-            <w:tcW w:type="dxa" w:w="1987"/>
-          </w:tcPr>
-          <w:p>
-            <w:pPr>
-              <w:jc w:val="left"/>
-            </w:pPr>
-            <w:r>
-              <w:rPr>
-                <w:rFonts w:ascii="TimeNewRoman" w:hAnsi="TimeNewRoman"/>
-                <w:sz w:val="30"/>
-              </w:rPr>
-              <w:t>91-54=37</w:t>
-            </w:r>
-          </w:p>
-        </w:tc>
-        <w:tc>
-          <w:tcPr>
-            <w:tcW w:type="dxa" w:w="1987"/>
-          </w:tcPr>
-          <w:p>
-            <w:pPr>
-              <w:jc w:val="left"/>
-            </w:pPr>
-            <w:r>
-              <w:rPr>
-                <w:rFonts w:ascii="TimeNewRoman" w:hAnsi="TimeNewRoman"/>
-                <w:sz w:val="30"/>
-              </w:rPr>
-              <w:t>58-49=9</w:t>
-            </w:r>
-          </w:p>
-        </w:tc>
-        <w:tc>
-          <w:tcPr>
-            <w:tcW w:type="dxa" w:w="1987"/>
-          </w:tcPr>
-          <w:p>
-            <w:pPr>
-              <w:jc w:val="left"/>
-            </w:pPr>
-            <w:r>
-              <w:rPr>
-                <w:rFonts w:ascii="TimeNewRoman" w:hAnsi="TimeNewRoman"/>
-                <w:sz w:val="30"/>
-              </w:rPr>
-              <w:t>46-38=8</w:t>
-            </w:r>
-          </w:p>
-        </w:tc>
-        <w:tc>
-          <w:tcPr>
-            <w:tcW w:type="dxa" w:w="1987"/>
-          </w:tcPr>
-          <w:p>
-            <w:pPr>
-              <w:jc w:val="left"/>
-            </w:pPr>
-            <w:r>
-              <w:rPr>
-                <w:rFonts w:ascii="TimeNewRoman" w:hAnsi="TimeNewRoman"/>
-                <w:sz w:val="30"/>
-              </w:rPr>
-              <w:t>23-5=18</w:t>
-            </w:r>
-          </w:p>
-        </w:tc>
-      </w:tr>
-      <w:tr>
-        <w:tc>
-          <w:tcPr>
-            <w:tcW w:type="dxa" w:w="1987"/>
-          </w:tcPr>
-          <w:p>
-            <w:pPr>
-              <w:jc w:val="left"/>
-            </w:pPr>
-            <w:r>
-              <w:rPr>
-                <w:rFonts w:ascii="TimeNewRoman" w:hAnsi="TimeNewRoman"/>
-                <w:sz w:val="30"/>
-              </w:rPr>
-              <w:t>60-5=55</w:t>
-            </w:r>
-          </w:p>
-        </w:tc>
-        <w:tc>
-          <w:tcPr>
-            <w:tcW w:type="dxa" w:w="1987"/>
-          </w:tcPr>
-          <w:p>
-            <w:pPr>
-              <w:jc w:val="left"/>
-            </w:pPr>
-            <w:r>
-              <w:rPr>
-                <w:rFonts w:ascii="TimeNewRoman" w:hAnsi="TimeNewRoman"/>
-                <w:sz w:val="30"/>
-              </w:rPr>
-              <w:t>46-39=7</w:t>
-            </w:r>
-          </w:p>
-        </w:tc>
-        <w:tc>
-          <w:tcPr>
-            <w:tcW w:type="dxa" w:w="1987"/>
-          </w:tcPr>
-          <w:p>
-            <w:pPr>
-              <w:jc w:val="left"/>
-            </w:pPr>
-            <w:r>
-              <w:rPr>
-                <w:rFonts w:ascii="TimeNewRoman" w:hAnsi="TimeNewRoman"/>
-                <w:sz w:val="30"/>
-              </w:rPr>
-              <w:t>35+36=71</w:t>
-            </w:r>
-          </w:p>
-        </w:tc>
-        <w:tc>
-          <w:tcPr>
-            <w:tcW w:type="dxa" w:w="1987"/>
-          </w:tcPr>
-          <w:p>
-            <w:pPr>
-              <w:jc w:val="left"/>
-            </w:pPr>
-            <w:r>
-              <w:rPr>
-                <w:rFonts w:ascii="TimeNewRoman" w:hAnsi="TimeNewRoman"/>
-                <w:sz w:val="30"/>
-              </w:rPr>
-              <w:t>53-8=45</w:t>
-            </w:r>
-          </w:p>
-        </w:tc>
-        <w:tc>
-          <w:tcPr>
-            <w:tcW w:type="dxa" w:w="1987"/>
-          </w:tcPr>
-          <w:p>
-            <w:pPr>
-              <w:jc w:val="left"/>
-            </w:pPr>
-            <w:r>
-              <w:rPr>
-                <w:rFonts w:ascii="TimeNewRoman" w:hAnsi="TimeNewRoman"/>
-                <w:sz w:val="30"/>
-              </w:rPr>
-              <w:t>3+58=61</w:t>
+              <w:t>38+59=97</w:t>
             </w:r>
           </w:p>
         </w:tc>
@@ -1014,7 +666,7 @@
                 <w:rFonts w:ascii="TimeNewRoman" w:hAnsi="TimeNewRoman"/>
                 <w:sz w:val="30"/>
               </w:rPr>
-              <w:t>87+7=94</w:t>
+              <w:t>3+78=81</w:t>
             </w:r>
           </w:p>
         </w:tc>
@@ -1031,7 +683,7 @@
                 <w:rFonts w:ascii="TimeNewRoman" w:hAnsi="TimeNewRoman"/>
                 <w:sz w:val="30"/>
               </w:rPr>
-              <w:t>81-54=27</w:t>
+              <w:t>72-7=65</w:t>
             </w:r>
           </w:p>
         </w:tc>
@@ -1048,7 +700,7 @@
                 <w:rFonts w:ascii="TimeNewRoman" w:hAnsi="TimeNewRoman"/>
                 <w:sz w:val="30"/>
               </w:rPr>
-              <w:t>7+8=15</w:t>
+              <w:t>39+7=46</w:t>
             </w:r>
           </w:p>
         </w:tc>
@@ -1065,7 +717,7 @@
                 <w:rFonts w:ascii="TimeNewRoman" w:hAnsi="TimeNewRoman"/>
                 <w:sz w:val="30"/>
               </w:rPr>
-              <w:t>5+49=54</w:t>
+              <w:t>91-33=58</w:t>
             </w:r>
           </w:p>
         </w:tc>
@@ -1084,7 +736,7 @@
                 <w:rFonts w:ascii="TimeNewRoman" w:hAnsi="TimeNewRoman"/>
                 <w:sz w:val="30"/>
               </w:rPr>
-              <w:t>18+35=53</w:t>
+              <w:t>94-45=49</w:t>
             </w:r>
           </w:p>
         </w:tc>
@@ -1101,7 +753,7 @@
                 <w:rFonts w:ascii="TimeNewRoman" w:hAnsi="TimeNewRoman"/>
                 <w:sz w:val="30"/>
               </w:rPr>
-              <w:t>9+83=92</w:t>
+              <w:t>76-17=59</w:t>
             </w:r>
           </w:p>
         </w:tc>
@@ -1118,7 +770,7 @@
                 <w:rFonts w:ascii="TimeNewRoman" w:hAnsi="TimeNewRoman"/>
                 <w:sz w:val="30"/>
               </w:rPr>
-              <w:t>32-24=8</w:t>
+              <w:t>91-63=28</w:t>
             </w:r>
           </w:p>
         </w:tc>
@@ -1135,7 +787,7 @@
                 <w:rFonts w:ascii="TimeNewRoman" w:hAnsi="TimeNewRoman"/>
                 <w:sz w:val="30"/>
               </w:rPr>
-              <w:t>18+27=45</w:t>
+              <w:t>93-6=87</w:t>
             </w:r>
           </w:p>
         </w:tc>
@@ -1152,7 +804,7 @@
                 <w:rFonts w:ascii="TimeNewRoman" w:hAnsi="TimeNewRoman"/>
                 <w:sz w:val="30"/>
               </w:rPr>
-              <w:t>6+79=85</w:t>
+              <w:t>39+36=75</w:t>
             </w:r>
           </w:p>
         </w:tc>
@@ -1188,7 +840,7 @@
                 <w:rFonts w:ascii="TimeNewRoman" w:hAnsi="TimeNewRoman"/>
                 <w:sz w:val="30"/>
               </w:rPr>
-              <w:t>31-9=22</w:t>
+              <w:t>33-24=9</w:t>
             </w:r>
           </w:p>
         </w:tc>
@@ -1205,7 +857,7 @@
                 <w:rFonts w:ascii="TimeNewRoman" w:hAnsi="TimeNewRoman"/>
                 <w:sz w:val="30"/>
               </w:rPr>
-              <w:t>25+39=64</w:t>
+              <w:t>28+43=71</w:t>
             </w:r>
           </w:p>
         </w:tc>
@@ -1222,7 +874,7 @@
                 <w:rFonts w:ascii="TimeNewRoman" w:hAnsi="TimeNewRoman"/>
                 <w:sz w:val="30"/>
               </w:rPr>
-              <w:t>73+9=82</w:t>
+              <w:t>76-37=39</w:t>
             </w:r>
           </w:p>
         </w:tc>
@@ -1239,7 +891,7 @@
                 <w:rFonts w:ascii="TimeNewRoman" w:hAnsi="TimeNewRoman"/>
                 <w:sz w:val="30"/>
               </w:rPr>
-              <w:t>8+54=62</w:t>
+              <w:t>59+26=85</w:t>
             </w:r>
           </w:p>
         </w:tc>
@@ -1258,7 +910,7 @@
                 <w:rFonts w:ascii="TimeNewRoman" w:hAnsi="TimeNewRoman"/>
                 <w:sz w:val="30"/>
               </w:rPr>
-              <w:t>35+58=93</w:t>
+              <w:t>46+38=84</w:t>
             </w:r>
           </w:p>
         </w:tc>
@@ -1275,7 +927,7 @@
                 <w:rFonts w:ascii="TimeNewRoman" w:hAnsi="TimeNewRoman"/>
                 <w:sz w:val="30"/>
               </w:rPr>
-              <w:t>37+36=73</w:t>
+              <w:t>62-53=9</w:t>
             </w:r>
           </w:p>
         </w:tc>
@@ -1292,7 +944,7 @@
                 <w:rFonts w:ascii="TimeNewRoman" w:hAnsi="TimeNewRoman"/>
                 <w:sz w:val="30"/>
               </w:rPr>
-              <w:t>37+8=45</w:t>
+              <w:t>90-72=18</w:t>
             </w:r>
           </w:p>
         </w:tc>
@@ -1309,7 +961,7 @@
                 <w:rFonts w:ascii="TimeNewRoman" w:hAnsi="TimeNewRoman"/>
                 <w:sz w:val="30"/>
               </w:rPr>
-              <w:t>27-9=18</w:t>
+              <w:t>72-19=53</w:t>
             </w:r>
           </w:p>
         </w:tc>
@@ -1326,7 +978,7 @@
                 <w:rFonts w:ascii="TimeNewRoman" w:hAnsi="TimeNewRoman"/>
                 <w:sz w:val="30"/>
               </w:rPr>
-              <w:t>64+19=83</w:t>
+              <w:t>76+6=82</w:t>
             </w:r>
           </w:p>
         </w:tc>
@@ -1345,7 +997,7 @@
                 <w:rFonts w:ascii="TimeNewRoman" w:hAnsi="TimeNewRoman"/>
                 <w:sz w:val="30"/>
               </w:rPr>
-              <w:t>82-24=58</w:t>
+              <w:t>38+36=74</w:t>
             </w:r>
           </w:p>
         </w:tc>
@@ -1362,7 +1014,7 @@
                 <w:rFonts w:ascii="TimeNewRoman" w:hAnsi="TimeNewRoman"/>
                 <w:sz w:val="30"/>
               </w:rPr>
-              <w:t>82-23=59</w:t>
+              <w:t>40-26=14</w:t>
             </w:r>
           </w:p>
         </w:tc>
@@ -1379,7 +1031,7 @@
                 <w:rFonts w:ascii="TimeNewRoman" w:hAnsi="TimeNewRoman"/>
                 <w:sz w:val="30"/>
               </w:rPr>
-              <w:t>83-25=58</w:t>
+              <w:t>34+29=63</w:t>
             </w:r>
           </w:p>
         </w:tc>
@@ -1396,7 +1048,7 @@
                 <w:rFonts w:ascii="TimeNewRoman" w:hAnsi="TimeNewRoman"/>
                 <w:sz w:val="30"/>
               </w:rPr>
-              <w:t>53+9=62</w:t>
+              <w:t>70-41=29</w:t>
             </w:r>
           </w:p>
         </w:tc>
@@ -1413,7 +1065,7 @@
                 <w:rFonts w:ascii="TimeNewRoman" w:hAnsi="TimeNewRoman"/>
                 <w:sz w:val="30"/>
               </w:rPr>
-              <w:t>21-18=3</w:t>
+              <w:t>49+8=57</w:t>
             </w:r>
           </w:p>
         </w:tc>
@@ -1432,7 +1084,7 @@
                 <w:rFonts w:ascii="TimeNewRoman" w:hAnsi="TimeNewRoman"/>
                 <w:sz w:val="30"/>
               </w:rPr>
-              <w:t>72-56=16</w:t>
+              <w:t>53+28=81</w:t>
             </w:r>
           </w:p>
         </w:tc>
@@ -1449,7 +1101,7 @@
                 <w:rFonts w:ascii="TimeNewRoman" w:hAnsi="TimeNewRoman"/>
                 <w:sz w:val="30"/>
               </w:rPr>
-              <w:t>43-15=28</w:t>
+              <w:t>86-57=29</w:t>
             </w:r>
           </w:p>
         </w:tc>
@@ -1466,7 +1118,7 @@
                 <w:rFonts w:ascii="TimeNewRoman" w:hAnsi="TimeNewRoman"/>
                 <w:sz w:val="30"/>
               </w:rPr>
-              <w:t>34+48=82</w:t>
+              <w:t>24+18=42</w:t>
             </w:r>
           </w:p>
         </w:tc>
@@ -1483,7 +1135,7 @@
                 <w:rFonts w:ascii="TimeNewRoman" w:hAnsi="TimeNewRoman"/>
                 <w:sz w:val="30"/>
               </w:rPr>
-              <w:t>61-4=57</w:t>
+              <w:t>46-7=39</w:t>
             </w:r>
           </w:p>
         </w:tc>
@@ -1500,7 +1152,7 @@
                 <w:rFonts w:ascii="TimeNewRoman" w:hAnsi="TimeNewRoman"/>
                 <w:sz w:val="30"/>
               </w:rPr>
-              <w:t>87-78=9</w:t>
+              <w:t>37+25=62</w:t>
             </w:r>
           </w:p>
         </w:tc>
@@ -1519,7 +1171,7 @@
                 <w:rFonts w:ascii="TimeNewRoman" w:hAnsi="TimeNewRoman"/>
                 <w:sz w:val="30"/>
               </w:rPr>
-              <w:t>74-47=27</w:t>
+              <w:t>86+7=93</w:t>
             </w:r>
           </w:p>
         </w:tc>
@@ -1536,7 +1188,7 @@
                 <w:rFonts w:ascii="TimeNewRoman" w:hAnsi="TimeNewRoman"/>
                 <w:sz w:val="30"/>
               </w:rPr>
-              <w:t>26+47=73</w:t>
+              <w:t>38+57=95</w:t>
             </w:r>
           </w:p>
         </w:tc>
@@ -1553,7 +1205,7 @@
                 <w:rFonts w:ascii="TimeNewRoman" w:hAnsi="TimeNewRoman"/>
                 <w:sz w:val="30"/>
               </w:rPr>
-              <w:t>6+45=51</w:t>
+              <w:t>91-52=39</w:t>
             </w:r>
           </w:p>
         </w:tc>
@@ -1570,7 +1222,7 @@
                 <w:rFonts w:ascii="TimeNewRoman" w:hAnsi="TimeNewRoman"/>
                 <w:sz w:val="30"/>
               </w:rPr>
-              <w:t>5+17=22</w:t>
+              <w:t>39+57=96</w:t>
             </w:r>
           </w:p>
         </w:tc>
@@ -1587,7 +1239,7 @@
                 <w:rFonts w:ascii="TimeNewRoman" w:hAnsi="TimeNewRoman"/>
                 <w:sz w:val="30"/>
               </w:rPr>
-              <w:t>81-65=16</w:t>
+              <w:t>94-25=69</w:t>
             </w:r>
           </w:p>
         </w:tc>
@@ -1606,7 +1258,7 @@
                 <w:rFonts w:ascii="TimeNewRoman" w:hAnsi="TimeNewRoman"/>
                 <w:sz w:val="30"/>
               </w:rPr>
-              <w:t>21-2=19</w:t>
+              <w:t>27+25=52</w:t>
             </w:r>
           </w:p>
         </w:tc>
@@ -1623,7 +1275,7 @@
                 <w:rFonts w:ascii="TimeNewRoman" w:hAnsi="TimeNewRoman"/>
                 <w:sz w:val="30"/>
               </w:rPr>
-              <w:t>59+29=88</w:t>
+              <w:t>87-38=49</w:t>
             </w:r>
           </w:p>
         </w:tc>
@@ -1640,7 +1292,7 @@
                 <w:rFonts w:ascii="TimeNewRoman" w:hAnsi="TimeNewRoman"/>
                 <w:sz w:val="30"/>
               </w:rPr>
-              <w:t>32-27=5</w:t>
+              <w:t>24+38=62</w:t>
             </w:r>
           </w:p>
         </w:tc>
@@ -1657,7 +1309,7 @@
                 <w:rFonts w:ascii="TimeNewRoman" w:hAnsi="TimeNewRoman"/>
                 <w:sz w:val="30"/>
               </w:rPr>
-              <w:t>63+9=72</w:t>
+              <w:t>44+18=62</w:t>
             </w:r>
           </w:p>
         </w:tc>
@@ -1674,7 +1326,7 @@
                 <w:rFonts w:ascii="TimeNewRoman" w:hAnsi="TimeNewRoman"/>
                 <w:sz w:val="30"/>
               </w:rPr>
-              <w:t>7+9=16</w:t>
+              <w:t>8+34=42</w:t>
             </w:r>
           </w:p>
         </w:tc>
@@ -1693,7 +1345,7 @@
                 <w:rFonts w:ascii="TimeNewRoman" w:hAnsi="TimeNewRoman"/>
                 <w:sz w:val="30"/>
               </w:rPr>
-              <w:t>54-16=38</w:t>
+              <w:t>57+36=93</w:t>
             </w:r>
           </w:p>
         </w:tc>
@@ -1710,7 +1362,7 @@
                 <w:rFonts w:ascii="TimeNewRoman" w:hAnsi="TimeNewRoman"/>
                 <w:sz w:val="30"/>
               </w:rPr>
-              <w:t>25+9=34</w:t>
+              <w:t>78+18=96</w:t>
             </w:r>
           </w:p>
         </w:tc>
@@ -1727,7 +1379,7 @@
                 <w:rFonts w:ascii="TimeNewRoman" w:hAnsi="TimeNewRoman"/>
                 <w:sz w:val="30"/>
               </w:rPr>
-              <w:t>43-28=15</w:t>
+              <w:t>71-34=37</w:t>
             </w:r>
           </w:p>
         </w:tc>
@@ -1744,7 +1396,7 @@
                 <w:rFonts w:ascii="TimeNewRoman" w:hAnsi="TimeNewRoman"/>
                 <w:sz w:val="30"/>
               </w:rPr>
-              <w:t>28+58=86</w:t>
+              <w:t>71-25=46</w:t>
             </w:r>
           </w:p>
         </w:tc>
@@ -1761,7 +1413,355 @@
                 <w:rFonts w:ascii="TimeNewRoman" w:hAnsi="TimeNewRoman"/>
                 <w:sz w:val="30"/>
               </w:rPr>
-              <w:t>74-18=56</w:t>
+              <w:t>8+27=35</w:t>
+            </w:r>
+          </w:p>
+        </w:tc>
+      </w:tr>
+      <w:tr>
+        <w:tc>
+          <w:tcPr>
+            <w:tcW w:type="dxa" w:w="1987"/>
+          </w:tcPr>
+          <w:p>
+            <w:pPr>
+              <w:jc w:val="left"/>
+            </w:pPr>
+            <w:r>
+              <w:rPr>
+                <w:rFonts w:ascii="TimeNewRoman" w:hAnsi="TimeNewRoman"/>
+                <w:sz w:val="30"/>
+              </w:rPr>
+              <w:t>14+8=22</w:t>
+            </w:r>
+          </w:p>
+        </w:tc>
+        <w:tc>
+          <w:tcPr>
+            <w:tcW w:type="dxa" w:w="1987"/>
+          </w:tcPr>
+          <w:p>
+            <w:pPr>
+              <w:jc w:val="left"/>
+            </w:pPr>
+            <w:r>
+              <w:rPr>
+                <w:rFonts w:ascii="TimeNewRoman" w:hAnsi="TimeNewRoman"/>
+                <w:sz w:val="30"/>
+              </w:rPr>
+              <w:t>93-79=14</w:t>
+            </w:r>
+          </w:p>
+        </w:tc>
+        <w:tc>
+          <w:tcPr>
+            <w:tcW w:type="dxa" w:w="1987"/>
+          </w:tcPr>
+          <w:p>
+            <w:pPr>
+              <w:jc w:val="left"/>
+            </w:pPr>
+            <w:r>
+              <w:rPr>
+                <w:rFonts w:ascii="TimeNewRoman" w:hAnsi="TimeNewRoman"/>
+                <w:sz w:val="30"/>
+              </w:rPr>
+              <w:t>52-9=43</w:t>
+            </w:r>
+          </w:p>
+        </w:tc>
+        <w:tc>
+          <w:tcPr>
+            <w:tcW w:type="dxa" w:w="1987"/>
+          </w:tcPr>
+          <w:p>
+            <w:pPr>
+              <w:jc w:val="left"/>
+            </w:pPr>
+            <w:r>
+              <w:rPr>
+                <w:rFonts w:ascii="TimeNewRoman" w:hAnsi="TimeNewRoman"/>
+                <w:sz w:val="30"/>
+              </w:rPr>
+              <w:t>19+74=93</w:t>
+            </w:r>
+          </w:p>
+        </w:tc>
+        <w:tc>
+          <w:tcPr>
+            <w:tcW w:type="dxa" w:w="1987"/>
+          </w:tcPr>
+          <w:p>
+            <w:pPr>
+              <w:jc w:val="left"/>
+            </w:pPr>
+            <w:r>
+              <w:rPr>
+                <w:rFonts w:ascii="TimeNewRoman" w:hAnsi="TimeNewRoman"/>
+                <w:sz w:val="30"/>
+              </w:rPr>
+              <w:t>71-18=53</w:t>
+            </w:r>
+          </w:p>
+        </w:tc>
+      </w:tr>
+      <w:tr>
+        <w:tc>
+          <w:tcPr>
+            <w:tcW w:type="dxa" w:w="1987"/>
+          </w:tcPr>
+          <w:p>
+            <w:pPr>
+              <w:jc w:val="left"/>
+            </w:pPr>
+            <w:r>
+              <w:rPr>
+                <w:rFonts w:ascii="TimeNewRoman" w:hAnsi="TimeNewRoman"/>
+                <w:sz w:val="30"/>
+              </w:rPr>
+              <w:t>23+28=51</w:t>
+            </w:r>
+          </w:p>
+        </w:tc>
+        <w:tc>
+          <w:tcPr>
+            <w:tcW w:type="dxa" w:w="1987"/>
+          </w:tcPr>
+          <w:p>
+            <w:pPr>
+              <w:jc w:val="left"/>
+            </w:pPr>
+            <w:r>
+              <w:rPr>
+                <w:rFonts w:ascii="TimeNewRoman" w:hAnsi="TimeNewRoman"/>
+                <w:sz w:val="30"/>
+              </w:rPr>
+              <w:t>24-5=19</w:t>
+            </w:r>
+          </w:p>
+        </w:tc>
+        <w:tc>
+          <w:tcPr>
+            <w:tcW w:type="dxa" w:w="1987"/>
+          </w:tcPr>
+          <w:p>
+            <w:pPr>
+              <w:jc w:val="left"/>
+            </w:pPr>
+            <w:r>
+              <w:rPr>
+                <w:rFonts w:ascii="TimeNewRoman" w:hAnsi="TimeNewRoman"/>
+                <w:sz w:val="30"/>
+              </w:rPr>
+              <w:t>64-18=46</w:t>
+            </w:r>
+          </w:p>
+        </w:tc>
+        <w:tc>
+          <w:tcPr>
+            <w:tcW w:type="dxa" w:w="1987"/>
+          </w:tcPr>
+          <w:p>
+            <w:pPr>
+              <w:jc w:val="left"/>
+            </w:pPr>
+            <w:r>
+              <w:rPr>
+                <w:rFonts w:ascii="TimeNewRoman" w:hAnsi="TimeNewRoman"/>
+                <w:sz w:val="30"/>
+              </w:rPr>
+              <w:t>74+9=83</w:t>
+            </w:r>
+          </w:p>
+        </w:tc>
+        <w:tc>
+          <w:tcPr>
+            <w:tcW w:type="dxa" w:w="1987"/>
+          </w:tcPr>
+          <w:p>
+            <w:pPr>
+              <w:jc w:val="left"/>
+            </w:pPr>
+            <w:r>
+              <w:rPr>
+                <w:rFonts w:ascii="TimeNewRoman" w:hAnsi="TimeNewRoman"/>
+                <w:sz w:val="30"/>
+              </w:rPr>
+              <w:t>90-14=76</w:t>
+            </w:r>
+          </w:p>
+        </w:tc>
+      </w:tr>
+      <w:tr>
+        <w:tc>
+          <w:tcPr>
+            <w:tcW w:type="dxa" w:w="1987"/>
+          </w:tcPr>
+          <w:p>
+            <w:pPr>
+              <w:jc w:val="left"/>
+            </w:pPr>
+            <w:r>
+              <w:rPr>
+                <w:rFonts w:ascii="TimeNewRoman" w:hAnsi="TimeNewRoman"/>
+                <w:sz w:val="30"/>
+              </w:rPr>
+              <w:t>74+9=83</w:t>
+            </w:r>
+          </w:p>
+        </w:tc>
+        <w:tc>
+          <w:tcPr>
+            <w:tcW w:type="dxa" w:w="1987"/>
+          </w:tcPr>
+          <w:p>
+            <w:pPr>
+              <w:jc w:val="left"/>
+            </w:pPr>
+            <w:r>
+              <w:rPr>
+                <w:rFonts w:ascii="TimeNewRoman" w:hAnsi="TimeNewRoman"/>
+                <w:sz w:val="30"/>
+              </w:rPr>
+              <w:t>74+18=92</w:t>
+            </w:r>
+          </w:p>
+        </w:tc>
+        <w:tc>
+          <w:tcPr>
+            <w:tcW w:type="dxa" w:w="1987"/>
+          </w:tcPr>
+          <w:p>
+            <w:pPr>
+              <w:jc w:val="left"/>
+            </w:pPr>
+            <w:r>
+              <w:rPr>
+                <w:rFonts w:ascii="TimeNewRoman" w:hAnsi="TimeNewRoman"/>
+                <w:sz w:val="30"/>
+              </w:rPr>
+              <w:t>26+69=95</w:t>
+            </w:r>
+          </w:p>
+        </w:tc>
+        <w:tc>
+          <w:tcPr>
+            <w:tcW w:type="dxa" w:w="1987"/>
+          </w:tcPr>
+          <w:p>
+            <w:pPr>
+              <w:jc w:val="left"/>
+            </w:pPr>
+            <w:r>
+              <w:rPr>
+                <w:rFonts w:ascii="TimeNewRoman" w:hAnsi="TimeNewRoman"/>
+                <w:sz w:val="30"/>
+              </w:rPr>
+              <w:t>97-8=89</w:t>
+            </w:r>
+          </w:p>
+        </w:tc>
+        <w:tc>
+          <w:tcPr>
+            <w:tcW w:type="dxa" w:w="1987"/>
+          </w:tcPr>
+          <w:p>
+            <w:pPr>
+              <w:jc w:val="left"/>
+            </w:pPr>
+            <w:r>
+              <w:rPr>
+                <w:rFonts w:ascii="TimeNewRoman" w:hAnsi="TimeNewRoman"/>
+                <w:sz w:val="30"/>
+              </w:rPr>
+              <w:t>93-35=58</w:t>
+            </w:r>
+          </w:p>
+        </w:tc>
+      </w:tr>
+      <w:tr>
+        <w:tc>
+          <w:tcPr>
+            <w:tcW w:type="dxa" w:w="1987"/>
+          </w:tcPr>
+          <w:p>
+            <w:pPr>
+              <w:jc w:val="left"/>
+            </w:pPr>
+            <w:r>
+              <w:rPr>
+                <w:rFonts w:ascii="TimeNewRoman" w:hAnsi="TimeNewRoman"/>
+                <w:sz w:val="30"/>
+              </w:rPr>
+              <w:t>25-16=9</w:t>
+            </w:r>
+          </w:p>
+        </w:tc>
+        <w:tc>
+          <w:tcPr>
+            <w:tcW w:type="dxa" w:w="1987"/>
+          </w:tcPr>
+          <w:p>
+            <w:pPr>
+              <w:jc w:val="left"/>
+            </w:pPr>
+            <w:r>
+              <w:rPr>
+                <w:rFonts w:ascii="TimeNewRoman" w:hAnsi="TimeNewRoman"/>
+                <w:sz w:val="30"/>
+              </w:rPr>
+              <w:t>72-13=59</w:t>
+            </w:r>
+          </w:p>
+        </w:tc>
+        <w:tc>
+          <w:tcPr>
+            <w:tcW w:type="dxa" w:w="1987"/>
+          </w:tcPr>
+          <w:p>
+            <w:pPr>
+              <w:jc w:val="left"/>
+            </w:pPr>
+            <w:r>
+              <w:rPr>
+                <w:rFonts w:ascii="TimeNewRoman" w:hAnsi="TimeNewRoman"/>
+                <w:sz w:val="30"/>
+              </w:rPr>
+              <w:t>84-9=75</w:t>
+            </w:r>
+          </w:p>
+        </w:tc>
+        <w:tc>
+          <w:tcPr>
+            <w:tcW w:type="dxa" w:w="1987"/>
+          </w:tcPr>
+          <w:p>
+            <w:pPr>
+              <w:jc w:val="left"/>
+            </w:pPr>
+            <w:r>
+              <w:rPr>
+                <w:rFonts w:ascii="TimeNewRoman" w:hAnsi="TimeNewRoman"/>
+                <w:sz w:val="30"/>
+              </w:rPr>
+              <w:t>35+37=72</w:t>
+            </w:r>
+          </w:p>
+        </w:tc>
+        <w:tc>
+          <w:tcPr>
+            <w:tcW w:type="dxa" w:w="1987"/>
+          </w:tcPr>
+          <w:p>
+            <w:pPr>
+              <w:jc w:val="left"/>
+            </w:pPr>
+            <w:r>
+              <w:rPr>
+                <w:rFonts w:ascii="TimeNewRoman" w:hAnsi="TimeNewRoman"/>
+                <w:sz w:val="30"/>
+              </w:rPr>
+              <w:t>83-24=59</w:t>
             </w:r>
           </w:p>
         </w:tc>

--- a/answers-of-adc_sbb_within_100.docx
+++ b/answers-of-adc_sbb_within_100.docx
@@ -40,7 +40,7 @@
                 <w:rFonts w:ascii="TimeNewRoman" w:hAnsi="TimeNewRoman"/>
                 <w:sz w:val="30"/>
               </w:rPr>
-              <w:t>67+16=83</w:t>
+              <w:t>98-89=9</w:t>
             </w:r>
           </w:p>
         </w:tc>
@@ -57,7 +57,7 @@
                 <w:rFonts w:ascii="TimeNewRoman" w:hAnsi="TimeNewRoman"/>
                 <w:sz w:val="30"/>
               </w:rPr>
-              <w:t>80-76=4</w:t>
+              <w:t>45+48=93</w:t>
             </w:r>
           </w:p>
         </w:tc>
@@ -74,7 +74,7 @@
                 <w:rFonts w:ascii="TimeNewRoman" w:hAnsi="TimeNewRoman"/>
                 <w:sz w:val="30"/>
               </w:rPr>
-              <w:t>15+16=31</w:t>
+              <w:t>37+34=71</w:t>
             </w:r>
           </w:p>
         </w:tc>
@@ -91,7 +91,7 @@
                 <w:rFonts w:ascii="TimeNewRoman" w:hAnsi="TimeNewRoman"/>
                 <w:sz w:val="30"/>
               </w:rPr>
-              <w:t>74-38=36</w:t>
+              <w:t>59+12=71</w:t>
             </w:r>
           </w:p>
         </w:tc>
@@ -108,7 +108,7 @@
                 <w:rFonts w:ascii="TimeNewRoman" w:hAnsi="TimeNewRoman"/>
                 <w:sz w:val="30"/>
               </w:rPr>
-              <w:t>61-25=36</w:t>
+              <w:t>32+29=61</w:t>
             </w:r>
           </w:p>
         </w:tc>
@@ -127,7 +127,7 @@
                 <w:rFonts w:ascii="TimeNewRoman" w:hAnsi="TimeNewRoman"/>
                 <w:sz w:val="30"/>
               </w:rPr>
-              <w:t>41-9=32</w:t>
+              <w:t>36+35=71</w:t>
             </w:r>
           </w:p>
         </w:tc>
@@ -144,7 +144,7 @@
                 <w:rFonts w:ascii="TimeNewRoman" w:hAnsi="TimeNewRoman"/>
                 <w:sz w:val="30"/>
               </w:rPr>
-              <w:t>9+35=44</w:t>
+              <w:t>5+7=12</w:t>
             </w:r>
           </w:p>
         </w:tc>
@@ -161,7 +161,7 @@
                 <w:rFonts w:ascii="TimeNewRoman" w:hAnsi="TimeNewRoman"/>
                 <w:sz w:val="30"/>
               </w:rPr>
-              <w:t>13-6=7</w:t>
+              <w:t>47+29=76</w:t>
             </w:r>
           </w:p>
         </w:tc>
@@ -178,7 +178,7 @@
                 <w:rFonts w:ascii="TimeNewRoman" w:hAnsi="TimeNewRoman"/>
                 <w:sz w:val="30"/>
               </w:rPr>
-              <w:t>52-26=26</w:t>
+              <w:t>40-17=23</w:t>
             </w:r>
           </w:p>
         </w:tc>
@@ -195,7 +195,7 @@
                 <w:rFonts w:ascii="TimeNewRoman" w:hAnsi="TimeNewRoman"/>
                 <w:sz w:val="30"/>
               </w:rPr>
-              <w:t>83-57=26</w:t>
+              <w:t>46-39=7</w:t>
             </w:r>
           </w:p>
         </w:tc>
@@ -214,7 +214,7 @@
                 <w:rFonts w:ascii="TimeNewRoman" w:hAnsi="TimeNewRoman"/>
                 <w:sz w:val="30"/>
               </w:rPr>
-              <w:t>37+36=73</w:t>
+              <w:t>48+27=75</w:t>
             </w:r>
           </w:p>
         </w:tc>
@@ -231,7 +231,7 @@
                 <w:rFonts w:ascii="TimeNewRoman" w:hAnsi="TimeNewRoman"/>
                 <w:sz w:val="30"/>
               </w:rPr>
-              <w:t>91-63=28</w:t>
+              <w:t>92-43=49</w:t>
             </w:r>
           </w:p>
         </w:tc>
@@ -248,7 +248,7 @@
                 <w:rFonts w:ascii="TimeNewRoman" w:hAnsi="TimeNewRoman"/>
                 <w:sz w:val="30"/>
               </w:rPr>
-              <w:t>55-49=6</w:t>
+              <w:t>39+12=51</w:t>
             </w:r>
           </w:p>
         </w:tc>
@@ -265,7 +265,7 @@
                 <w:rFonts w:ascii="TimeNewRoman" w:hAnsi="TimeNewRoman"/>
                 <w:sz w:val="30"/>
               </w:rPr>
-              <w:t>52-5=47</w:t>
+              <w:t>68+4=72</w:t>
             </w:r>
           </w:p>
         </w:tc>
@@ -282,7 +282,7 @@
                 <w:rFonts w:ascii="TimeNewRoman" w:hAnsi="TimeNewRoman"/>
                 <w:sz w:val="30"/>
               </w:rPr>
-              <w:t>92-26=66</w:t>
+              <w:t>38+53=91</w:t>
             </w:r>
           </w:p>
         </w:tc>
@@ -301,7 +301,7 @@
                 <w:rFonts w:ascii="TimeNewRoman" w:hAnsi="TimeNewRoman"/>
                 <w:sz w:val="30"/>
               </w:rPr>
-              <w:t>5+56=61</w:t>
+              <w:t>38+15=53</w:t>
             </w:r>
           </w:p>
         </w:tc>
@@ -318,7 +318,7 @@
                 <w:rFonts w:ascii="TimeNewRoman" w:hAnsi="TimeNewRoman"/>
                 <w:sz w:val="30"/>
               </w:rPr>
-              <w:t>8+63=71</w:t>
+              <w:t>46+8=54</w:t>
             </w:r>
           </w:p>
         </w:tc>
@@ -335,7 +335,7 @@
                 <w:rFonts w:ascii="TimeNewRoman" w:hAnsi="TimeNewRoman"/>
                 <w:sz w:val="30"/>
               </w:rPr>
-              <w:t>67+28=95</w:t>
+              <w:t>81-16=65</w:t>
             </w:r>
           </w:p>
         </w:tc>
@@ -352,7 +352,7 @@
                 <w:rFonts w:ascii="TimeNewRoman" w:hAnsi="TimeNewRoman"/>
                 <w:sz w:val="30"/>
               </w:rPr>
-              <w:t>91-39=52</w:t>
+              <w:t>47+18=65</w:t>
             </w:r>
           </w:p>
         </w:tc>
@@ -369,7 +369,7 @@
                 <w:rFonts w:ascii="TimeNewRoman" w:hAnsi="TimeNewRoman"/>
                 <w:sz w:val="30"/>
               </w:rPr>
-              <w:t>90-44=46</w:t>
+              <w:t>69+7=76</w:t>
             </w:r>
           </w:p>
         </w:tc>
@@ -388,7 +388,7 @@
                 <w:rFonts w:ascii="TimeNewRoman" w:hAnsi="TimeNewRoman"/>
                 <w:sz w:val="30"/>
               </w:rPr>
-              <w:t>46+35=81</w:t>
+              <w:t>70-59=11</w:t>
             </w:r>
           </w:p>
         </w:tc>
@@ -405,7 +405,7 @@
                 <w:rFonts w:ascii="TimeNewRoman" w:hAnsi="TimeNewRoman"/>
                 <w:sz w:val="30"/>
               </w:rPr>
-              <w:t>14+8=22</w:t>
+              <w:t>74-37=37</w:t>
             </w:r>
           </w:p>
         </w:tc>
@@ -422,7 +422,7 @@
                 <w:rFonts w:ascii="TimeNewRoman" w:hAnsi="TimeNewRoman"/>
                 <w:sz w:val="30"/>
               </w:rPr>
-              <w:t>61-42=19</w:t>
+              <w:t>20-18=2</w:t>
             </w:r>
           </w:p>
         </w:tc>
@@ -439,7 +439,391 @@
                 <w:rFonts w:ascii="TimeNewRoman" w:hAnsi="TimeNewRoman"/>
                 <w:sz w:val="30"/>
               </w:rPr>
-              <w:t>9+35=44</w:t>
+              <w:t>47-39=8</w:t>
+            </w:r>
+          </w:p>
+        </w:tc>
+        <w:tc>
+          <w:tcPr>
+            <w:tcW w:type="dxa" w:w="1987"/>
+          </w:tcPr>
+          <w:p>
+            <w:pPr>
+              <w:jc w:val="left"/>
+            </w:pPr>
+            <w:r>
+              <w:rPr>
+                <w:rFonts w:ascii="TimeNewRoman" w:hAnsi="TimeNewRoman"/>
+                <w:sz w:val="30"/>
+              </w:rPr>
+              <w:t>4+89=93</w:t>
+            </w:r>
+          </w:p>
+        </w:tc>
+      </w:tr>
+      <w:tr>
+        <w:tc>
+          <w:tcPr>
+            <w:tcW w:type="dxa" w:w="1987"/>
+          </w:tcPr>
+          <w:p>
+            <w:pPr>
+              <w:jc w:val="left"/>
+            </w:pPr>
+            <w:r>
+              <w:rPr>
+                <w:rFonts w:ascii="TimeNewRoman" w:hAnsi="TimeNewRoman"/>
+                <w:sz w:val="30"/>
+              </w:rPr>
+              <w:t>6+39=45</w:t>
+            </w:r>
+          </w:p>
+        </w:tc>
+        <w:tc>
+          <w:tcPr>
+            <w:tcW w:type="dxa" w:w="1987"/>
+          </w:tcPr>
+          <w:p>
+            <w:pPr>
+              <w:jc w:val="left"/>
+            </w:pPr>
+            <w:r>
+              <w:rPr>
+                <w:rFonts w:ascii="TimeNewRoman" w:hAnsi="TimeNewRoman"/>
+                <w:sz w:val="30"/>
+              </w:rPr>
+              <w:t>34+7=41</w:t>
+            </w:r>
+          </w:p>
+        </w:tc>
+        <w:tc>
+          <w:tcPr>
+            <w:tcW w:type="dxa" w:w="1987"/>
+          </w:tcPr>
+          <w:p>
+            <w:pPr>
+              <w:jc w:val="left"/>
+            </w:pPr>
+            <w:r>
+              <w:rPr>
+                <w:rFonts w:ascii="TimeNewRoman" w:hAnsi="TimeNewRoman"/>
+                <w:sz w:val="30"/>
+              </w:rPr>
+              <w:t>48+29=77</w:t>
+            </w:r>
+          </w:p>
+        </w:tc>
+        <w:tc>
+          <w:tcPr>
+            <w:tcW w:type="dxa" w:w="1987"/>
+          </w:tcPr>
+          <w:p>
+            <w:pPr>
+              <w:jc w:val="left"/>
+            </w:pPr>
+            <w:r>
+              <w:rPr>
+                <w:rFonts w:ascii="TimeNewRoman" w:hAnsi="TimeNewRoman"/>
+                <w:sz w:val="30"/>
+              </w:rPr>
+              <w:t>95-26=69</w:t>
+            </w:r>
+          </w:p>
+        </w:tc>
+        <w:tc>
+          <w:tcPr>
+            <w:tcW w:type="dxa" w:w="1987"/>
+          </w:tcPr>
+          <w:p>
+            <w:pPr>
+              <w:jc w:val="left"/>
+            </w:pPr>
+            <w:r>
+              <w:rPr>
+                <w:rFonts w:ascii="TimeNewRoman" w:hAnsi="TimeNewRoman"/>
+                <w:sz w:val="30"/>
+              </w:rPr>
+              <w:t>85-47=38</w:t>
+            </w:r>
+          </w:p>
+        </w:tc>
+      </w:tr>
+      <w:tr>
+        <w:tc>
+          <w:tcPr>
+            <w:tcW w:type="dxa" w:w="1987"/>
+          </w:tcPr>
+          <w:p>
+            <w:pPr>
+              <w:jc w:val="left"/>
+            </w:pPr>
+            <w:r>
+              <w:rPr>
+                <w:rFonts w:ascii="TimeNewRoman" w:hAnsi="TimeNewRoman"/>
+                <w:sz w:val="30"/>
+              </w:rPr>
+              <w:t>81-34=47</w:t>
+            </w:r>
+          </w:p>
+        </w:tc>
+        <w:tc>
+          <w:tcPr>
+            <w:tcW w:type="dxa" w:w="1987"/>
+          </w:tcPr>
+          <w:p>
+            <w:pPr>
+              <w:jc w:val="left"/>
+            </w:pPr>
+            <w:r>
+              <w:rPr>
+                <w:rFonts w:ascii="TimeNewRoman" w:hAnsi="TimeNewRoman"/>
+                <w:sz w:val="30"/>
+              </w:rPr>
+              <w:t>54-49=5</w:t>
+            </w:r>
+          </w:p>
+        </w:tc>
+        <w:tc>
+          <w:tcPr>
+            <w:tcW w:type="dxa" w:w="1987"/>
+          </w:tcPr>
+          <w:p>
+            <w:pPr>
+              <w:jc w:val="left"/>
+            </w:pPr>
+            <w:r>
+              <w:rPr>
+                <w:rFonts w:ascii="TimeNewRoman" w:hAnsi="TimeNewRoman"/>
+                <w:sz w:val="30"/>
+              </w:rPr>
+              <w:t>98-29=69</w:t>
+            </w:r>
+          </w:p>
+        </w:tc>
+        <w:tc>
+          <w:tcPr>
+            <w:tcW w:type="dxa" w:w="1987"/>
+          </w:tcPr>
+          <w:p>
+            <w:pPr>
+              <w:jc w:val="left"/>
+            </w:pPr>
+            <w:r>
+              <w:rPr>
+                <w:rFonts w:ascii="TimeNewRoman" w:hAnsi="TimeNewRoman"/>
+                <w:sz w:val="30"/>
+              </w:rPr>
+              <w:t>70-12=58</w:t>
+            </w:r>
+          </w:p>
+        </w:tc>
+        <w:tc>
+          <w:tcPr>
+            <w:tcW w:type="dxa" w:w="1987"/>
+          </w:tcPr>
+          <w:p>
+            <w:pPr>
+              <w:jc w:val="left"/>
+            </w:pPr>
+            <w:r>
+              <w:rPr>
+                <w:rFonts w:ascii="TimeNewRoman" w:hAnsi="TimeNewRoman"/>
+                <w:sz w:val="30"/>
+              </w:rPr>
+              <w:t>48-29=19</w:t>
+            </w:r>
+          </w:p>
+        </w:tc>
+      </w:tr>
+      <w:tr>
+        <w:tc>
+          <w:tcPr>
+            <w:tcW w:type="dxa" w:w="1987"/>
+          </w:tcPr>
+          <w:p>
+            <w:pPr>
+              <w:jc w:val="left"/>
+            </w:pPr>
+            <w:r>
+              <w:rPr>
+                <w:rFonts w:ascii="TimeNewRoman" w:hAnsi="TimeNewRoman"/>
+                <w:sz w:val="30"/>
+              </w:rPr>
+              <w:t>81-22=59</w:t>
+            </w:r>
+          </w:p>
+        </w:tc>
+        <w:tc>
+          <w:tcPr>
+            <w:tcW w:type="dxa" w:w="1987"/>
+          </w:tcPr>
+          <w:p>
+            <w:pPr>
+              <w:jc w:val="left"/>
+            </w:pPr>
+            <w:r>
+              <w:rPr>
+                <w:rFonts w:ascii="TimeNewRoman" w:hAnsi="TimeNewRoman"/>
+                <w:sz w:val="30"/>
+              </w:rPr>
+              <w:t>52-4=48</w:t>
+            </w:r>
+          </w:p>
+        </w:tc>
+        <w:tc>
+          <w:tcPr>
+            <w:tcW w:type="dxa" w:w="1987"/>
+          </w:tcPr>
+          <w:p>
+            <w:pPr>
+              <w:jc w:val="left"/>
+            </w:pPr>
+            <w:r>
+              <w:rPr>
+                <w:rFonts w:ascii="TimeNewRoman" w:hAnsi="TimeNewRoman"/>
+                <w:sz w:val="30"/>
+              </w:rPr>
+              <w:t>19+59=78</w:t>
+            </w:r>
+          </w:p>
+        </w:tc>
+        <w:tc>
+          <w:tcPr>
+            <w:tcW w:type="dxa" w:w="1987"/>
+          </w:tcPr>
+          <w:p>
+            <w:pPr>
+              <w:jc w:val="left"/>
+            </w:pPr>
+            <w:r>
+              <w:rPr>
+                <w:rFonts w:ascii="TimeNewRoman" w:hAnsi="TimeNewRoman"/>
+                <w:sz w:val="30"/>
+              </w:rPr>
+              <w:t>49+25=74</w:t>
+            </w:r>
+          </w:p>
+        </w:tc>
+        <w:tc>
+          <w:tcPr>
+            <w:tcW w:type="dxa" w:w="1987"/>
+          </w:tcPr>
+          <w:p>
+            <w:pPr>
+              <w:jc w:val="left"/>
+            </w:pPr>
+            <w:r>
+              <w:rPr>
+                <w:rFonts w:ascii="TimeNewRoman" w:hAnsi="TimeNewRoman"/>
+                <w:sz w:val="30"/>
+              </w:rPr>
+              <w:t>83-29=54</w:t>
+            </w:r>
+          </w:p>
+        </w:tc>
+      </w:tr>
+      <w:tr>
+        <w:tc>
+          <w:tcPr>
+            <w:tcW w:type="dxa" w:w="1987"/>
+          </w:tcPr>
+          <w:p>
+            <w:pPr>
+              <w:jc w:val="left"/>
+            </w:pPr>
+            <w:r>
+              <w:rPr>
+                <w:rFonts w:ascii="TimeNewRoman" w:hAnsi="TimeNewRoman"/>
+                <w:sz w:val="30"/>
+              </w:rPr>
+              <w:t>24-19=5</w:t>
+            </w:r>
+          </w:p>
+        </w:tc>
+        <w:tc>
+          <w:tcPr>
+            <w:tcW w:type="dxa" w:w="1987"/>
+          </w:tcPr>
+          <w:p>
+            <w:pPr>
+              <w:jc w:val="left"/>
+            </w:pPr>
+            <w:r>
+              <w:rPr>
+                <w:rFonts w:ascii="TimeNewRoman" w:hAnsi="TimeNewRoman"/>
+                <w:sz w:val="30"/>
+              </w:rPr>
+              <w:t>57+26=83</w:t>
+            </w:r>
+          </w:p>
+        </w:tc>
+        <w:tc>
+          <w:tcPr>
+            <w:tcW w:type="dxa" w:w="1987"/>
+          </w:tcPr>
+          <w:p>
+            <w:pPr>
+              <w:jc w:val="left"/>
+            </w:pPr>
+            <w:r>
+              <w:rPr>
+                <w:rFonts w:ascii="TimeNewRoman" w:hAnsi="TimeNewRoman"/>
+                <w:sz w:val="30"/>
+              </w:rPr>
+              <w:t>9+64=73</w:t>
+            </w:r>
+          </w:p>
+        </w:tc>
+        <w:tc>
+          <w:tcPr>
+            <w:tcW w:type="dxa" w:w="1987"/>
+          </w:tcPr>
+          <w:p>
+            <w:pPr>
+              <w:jc w:val="left"/>
+            </w:pPr>
+            <w:r>
+              <w:rPr>
+                <w:rFonts w:ascii="TimeNewRoman" w:hAnsi="TimeNewRoman"/>
+                <w:sz w:val="30"/>
+              </w:rPr>
+              <w:t>32-27=5</w:t>
+            </w:r>
+          </w:p>
+        </w:tc>
+        <w:tc>
+          <w:tcPr>
+            <w:tcW w:type="dxa" w:w="1987"/>
+          </w:tcPr>
+          <w:p>
+            <w:pPr>
+              <w:jc w:val="left"/>
+            </w:pPr>
+            <w:r>
+              <w:rPr>
+                <w:rFonts w:ascii="TimeNewRoman" w:hAnsi="TimeNewRoman"/>
+                <w:sz w:val="30"/>
+              </w:rPr>
+              <w:t>17+28=45</w:t>
+            </w:r>
+          </w:p>
+        </w:tc>
+      </w:tr>
+      <w:tr>
+        <w:tc>
+          <w:tcPr>
+            <w:tcW w:type="dxa" w:w="1987"/>
+          </w:tcPr>
+          <w:p>
+            <w:pPr>
+              <w:jc w:val="left"/>
+            </w:pPr>
+            <w:r>
+              <w:rPr>
+                <w:rFonts w:ascii="TimeNewRoman" w:hAnsi="TimeNewRoman"/>
+                <w:sz w:val="30"/>
+              </w:rPr>
+              <w:t>61-46=15</w:t>
             </w:r>
           </w:p>
         </w:tc>
@@ -460,8 +844,6 @@
             </w:r>
           </w:p>
         </w:tc>
-      </w:tr>
-      <w:tr>
         <w:tc>
           <w:tcPr>
             <w:tcW w:type="dxa" w:w="1987"/>
@@ -475,7 +857,7 @@
                 <w:rFonts w:ascii="TimeNewRoman" w:hAnsi="TimeNewRoman"/>
                 <w:sz w:val="30"/>
               </w:rPr>
-              <w:t>22-9=13</w:t>
+              <w:t>55-36=19</w:t>
             </w:r>
           </w:p>
         </w:tc>
@@ -492,7 +874,7 @@
                 <w:rFonts w:ascii="TimeNewRoman" w:hAnsi="TimeNewRoman"/>
                 <w:sz w:val="30"/>
               </w:rPr>
-              <w:t>17+74=91</w:t>
+              <w:t>97-9=88</w:t>
             </w:r>
           </w:p>
         </w:tc>
@@ -509,41 +891,7 @@
                 <w:rFonts w:ascii="TimeNewRoman" w:hAnsi="TimeNewRoman"/>
                 <w:sz w:val="30"/>
               </w:rPr>
-              <w:t>2+89=91</w:t>
-            </w:r>
-          </w:p>
-        </w:tc>
-        <w:tc>
-          <w:tcPr>
-            <w:tcW w:type="dxa" w:w="1987"/>
-          </w:tcPr>
-          <w:p>
-            <w:pPr>
-              <w:jc w:val="left"/>
-            </w:pPr>
-            <w:r>
-              <w:rPr>
-                <w:rFonts w:ascii="TimeNewRoman" w:hAnsi="TimeNewRoman"/>
-                <w:sz w:val="30"/>
-              </w:rPr>
-              <w:t>55-16=39</w:t>
-            </w:r>
-          </w:p>
-        </w:tc>
-        <w:tc>
-          <w:tcPr>
-            <w:tcW w:type="dxa" w:w="1987"/>
-          </w:tcPr>
-          <w:p>
-            <w:pPr>
-              <w:jc w:val="left"/>
-            </w:pPr>
-            <w:r>
-              <w:rPr>
-                <w:rFonts w:ascii="TimeNewRoman" w:hAnsi="TimeNewRoman"/>
-                <w:sz w:val="30"/>
-              </w:rPr>
-              <w:t>25-6=19</w:t>
+              <w:t>61-49=12</w:t>
             </w:r>
           </w:p>
         </w:tc>
@@ -562,7 +910,7 @@
                 <w:rFonts w:ascii="TimeNewRoman" w:hAnsi="TimeNewRoman"/>
                 <w:sz w:val="30"/>
               </w:rPr>
-              <w:t>92-59=33</w:t>
+              <w:t>9+37=46</w:t>
             </w:r>
           </w:p>
         </w:tc>
@@ -579,7 +927,7 @@
                 <w:rFonts w:ascii="TimeNewRoman" w:hAnsi="TimeNewRoman"/>
                 <w:sz w:val="30"/>
               </w:rPr>
-              <w:t>82-38=44</w:t>
+              <w:t>5+67=72</w:t>
             </w:r>
           </w:p>
         </w:tc>
@@ -596,7 +944,7 @@
                 <w:rFonts w:ascii="TimeNewRoman" w:hAnsi="TimeNewRoman"/>
                 <w:sz w:val="30"/>
               </w:rPr>
-              <w:t>95-16=79</w:t>
+              <w:t>36+26=62</w:t>
             </w:r>
           </w:p>
         </w:tc>
@@ -613,7 +961,7 @@
                 <w:rFonts w:ascii="TimeNewRoman" w:hAnsi="TimeNewRoman"/>
                 <w:sz w:val="30"/>
               </w:rPr>
-              <w:t>55+28=83</w:t>
+              <w:t>60-16=44</w:t>
             </w:r>
           </w:p>
         </w:tc>
@@ -630,7 +978,7 @@
                 <w:rFonts w:ascii="TimeNewRoman" w:hAnsi="TimeNewRoman"/>
                 <w:sz w:val="30"/>
               </w:rPr>
-              <w:t>38+59=97</w:t>
+              <w:t>26+59=85</w:t>
             </w:r>
           </w:p>
         </w:tc>
@@ -649,7 +997,7 @@
                 <w:rFonts w:ascii="TimeNewRoman" w:hAnsi="TimeNewRoman"/>
                 <w:sz w:val="30"/>
               </w:rPr>
-              <w:t>40-14=26</w:t>
+              <w:t>43-24=19</w:t>
             </w:r>
           </w:p>
         </w:tc>
@@ -666,7 +1014,7 @@
                 <w:rFonts w:ascii="TimeNewRoman" w:hAnsi="TimeNewRoman"/>
                 <w:sz w:val="30"/>
               </w:rPr>
-              <w:t>3+78=81</w:t>
+              <w:t>2+79=81</w:t>
             </w:r>
           </w:p>
         </w:tc>
@@ -683,7 +1031,7 @@
                 <w:rFonts w:ascii="TimeNewRoman" w:hAnsi="TimeNewRoman"/>
                 <w:sz w:val="30"/>
               </w:rPr>
-              <w:t>72-7=65</w:t>
+              <w:t>18+49=67</w:t>
             </w:r>
           </w:p>
         </w:tc>
@@ -700,7 +1048,7 @@
                 <w:rFonts w:ascii="TimeNewRoman" w:hAnsi="TimeNewRoman"/>
                 <w:sz w:val="30"/>
               </w:rPr>
-              <w:t>39+7=46</w:t>
+              <w:t>42+49=91</w:t>
             </w:r>
           </w:p>
         </w:tc>
@@ -717,790 +1065,7 @@
                 <w:rFonts w:ascii="TimeNewRoman" w:hAnsi="TimeNewRoman"/>
                 <w:sz w:val="30"/>
               </w:rPr>
-              <w:t>91-33=58</w:t>
-            </w:r>
-          </w:p>
-        </w:tc>
-      </w:tr>
-      <w:tr>
-        <w:tc>
-          <w:tcPr>
-            <w:tcW w:type="dxa" w:w="1987"/>
-          </w:tcPr>
-          <w:p>
-            <w:pPr>
-              <w:jc w:val="left"/>
-            </w:pPr>
-            <w:r>
-              <w:rPr>
-                <w:rFonts w:ascii="TimeNewRoman" w:hAnsi="TimeNewRoman"/>
-                <w:sz w:val="30"/>
-              </w:rPr>
-              <w:t>94-45=49</w:t>
-            </w:r>
-          </w:p>
-        </w:tc>
-        <w:tc>
-          <w:tcPr>
-            <w:tcW w:type="dxa" w:w="1987"/>
-          </w:tcPr>
-          <w:p>
-            <w:pPr>
-              <w:jc w:val="left"/>
-            </w:pPr>
-            <w:r>
-              <w:rPr>
-                <w:rFonts w:ascii="TimeNewRoman" w:hAnsi="TimeNewRoman"/>
-                <w:sz w:val="30"/>
-              </w:rPr>
-              <w:t>76-17=59</w:t>
-            </w:r>
-          </w:p>
-        </w:tc>
-        <w:tc>
-          <w:tcPr>
-            <w:tcW w:type="dxa" w:w="1987"/>
-          </w:tcPr>
-          <w:p>
-            <w:pPr>
-              <w:jc w:val="left"/>
-            </w:pPr>
-            <w:r>
-              <w:rPr>
-                <w:rFonts w:ascii="TimeNewRoman" w:hAnsi="TimeNewRoman"/>
-                <w:sz w:val="30"/>
-              </w:rPr>
-              <w:t>91-63=28</w:t>
-            </w:r>
-          </w:p>
-        </w:tc>
-        <w:tc>
-          <w:tcPr>
-            <w:tcW w:type="dxa" w:w="1987"/>
-          </w:tcPr>
-          <w:p>
-            <w:pPr>
-              <w:jc w:val="left"/>
-            </w:pPr>
-            <w:r>
-              <w:rPr>
-                <w:rFonts w:ascii="TimeNewRoman" w:hAnsi="TimeNewRoman"/>
-                <w:sz w:val="30"/>
-              </w:rPr>
-              <w:t>93-6=87</w:t>
-            </w:r>
-          </w:p>
-        </w:tc>
-        <w:tc>
-          <w:tcPr>
-            <w:tcW w:type="dxa" w:w="1987"/>
-          </w:tcPr>
-          <w:p>
-            <w:pPr>
-              <w:jc w:val="left"/>
-            </w:pPr>
-            <w:r>
-              <w:rPr>
-                <w:rFonts w:ascii="TimeNewRoman" w:hAnsi="TimeNewRoman"/>
-                <w:sz w:val="30"/>
-              </w:rPr>
-              <w:t>39+36=75</w:t>
-            </w:r>
-          </w:p>
-        </w:tc>
-      </w:tr>
-      <w:tr>
-        <w:tc>
-          <w:tcPr>
-            <w:tcW w:type="dxa" w:w="1987"/>
-          </w:tcPr>
-          <w:p>
-            <w:pPr>
-              <w:jc w:val="left"/>
-            </w:pPr>
-            <w:r>
-              <w:rPr>
-                <w:rFonts w:ascii="TimeNewRoman" w:hAnsi="TimeNewRoman"/>
-                <w:sz w:val="30"/>
-              </w:rPr>
-              <w:t>75-36=39</w:t>
-            </w:r>
-          </w:p>
-        </w:tc>
-        <w:tc>
-          <w:tcPr>
-            <w:tcW w:type="dxa" w:w="1987"/>
-          </w:tcPr>
-          <w:p>
-            <w:pPr>
-              <w:jc w:val="left"/>
-            </w:pPr>
-            <w:r>
-              <w:rPr>
-                <w:rFonts w:ascii="TimeNewRoman" w:hAnsi="TimeNewRoman"/>
-                <w:sz w:val="30"/>
-              </w:rPr>
-              <w:t>33-24=9</w:t>
-            </w:r>
-          </w:p>
-        </w:tc>
-        <w:tc>
-          <w:tcPr>
-            <w:tcW w:type="dxa" w:w="1987"/>
-          </w:tcPr>
-          <w:p>
-            <w:pPr>
-              <w:jc w:val="left"/>
-            </w:pPr>
-            <w:r>
-              <w:rPr>
-                <w:rFonts w:ascii="TimeNewRoman" w:hAnsi="TimeNewRoman"/>
-                <w:sz w:val="30"/>
-              </w:rPr>
-              <w:t>28+43=71</w:t>
-            </w:r>
-          </w:p>
-        </w:tc>
-        <w:tc>
-          <w:tcPr>
-            <w:tcW w:type="dxa" w:w="1987"/>
-          </w:tcPr>
-          <w:p>
-            <w:pPr>
-              <w:jc w:val="left"/>
-            </w:pPr>
-            <w:r>
-              <w:rPr>
-                <w:rFonts w:ascii="TimeNewRoman" w:hAnsi="TimeNewRoman"/>
-                <w:sz w:val="30"/>
-              </w:rPr>
-              <w:t>76-37=39</w:t>
-            </w:r>
-          </w:p>
-        </w:tc>
-        <w:tc>
-          <w:tcPr>
-            <w:tcW w:type="dxa" w:w="1987"/>
-          </w:tcPr>
-          <w:p>
-            <w:pPr>
-              <w:jc w:val="left"/>
-            </w:pPr>
-            <w:r>
-              <w:rPr>
-                <w:rFonts w:ascii="TimeNewRoman" w:hAnsi="TimeNewRoman"/>
-                <w:sz w:val="30"/>
-              </w:rPr>
-              <w:t>59+26=85</w:t>
-            </w:r>
-          </w:p>
-        </w:tc>
-      </w:tr>
-      <w:tr>
-        <w:tc>
-          <w:tcPr>
-            <w:tcW w:type="dxa" w:w="1987"/>
-          </w:tcPr>
-          <w:p>
-            <w:pPr>
-              <w:jc w:val="left"/>
-            </w:pPr>
-            <w:r>
-              <w:rPr>
-                <w:rFonts w:ascii="TimeNewRoman" w:hAnsi="TimeNewRoman"/>
-                <w:sz w:val="30"/>
-              </w:rPr>
-              <w:t>46+38=84</w:t>
-            </w:r>
-          </w:p>
-        </w:tc>
-        <w:tc>
-          <w:tcPr>
-            <w:tcW w:type="dxa" w:w="1987"/>
-          </w:tcPr>
-          <w:p>
-            <w:pPr>
-              <w:jc w:val="left"/>
-            </w:pPr>
-            <w:r>
-              <w:rPr>
-                <w:rFonts w:ascii="TimeNewRoman" w:hAnsi="TimeNewRoman"/>
-                <w:sz w:val="30"/>
-              </w:rPr>
-              <w:t>62-53=9</w:t>
-            </w:r>
-          </w:p>
-        </w:tc>
-        <w:tc>
-          <w:tcPr>
-            <w:tcW w:type="dxa" w:w="1987"/>
-          </w:tcPr>
-          <w:p>
-            <w:pPr>
-              <w:jc w:val="left"/>
-            </w:pPr>
-            <w:r>
-              <w:rPr>
-                <w:rFonts w:ascii="TimeNewRoman" w:hAnsi="TimeNewRoman"/>
-                <w:sz w:val="30"/>
-              </w:rPr>
-              <w:t>90-72=18</w:t>
-            </w:r>
-          </w:p>
-        </w:tc>
-        <w:tc>
-          <w:tcPr>
-            <w:tcW w:type="dxa" w:w="1987"/>
-          </w:tcPr>
-          <w:p>
-            <w:pPr>
-              <w:jc w:val="left"/>
-            </w:pPr>
-            <w:r>
-              <w:rPr>
-                <w:rFonts w:ascii="TimeNewRoman" w:hAnsi="TimeNewRoman"/>
-                <w:sz w:val="30"/>
-              </w:rPr>
-              <w:t>72-19=53</w:t>
-            </w:r>
-          </w:p>
-        </w:tc>
-        <w:tc>
-          <w:tcPr>
-            <w:tcW w:type="dxa" w:w="1987"/>
-          </w:tcPr>
-          <w:p>
-            <w:pPr>
-              <w:jc w:val="left"/>
-            </w:pPr>
-            <w:r>
-              <w:rPr>
-                <w:rFonts w:ascii="TimeNewRoman" w:hAnsi="TimeNewRoman"/>
-                <w:sz w:val="30"/>
-              </w:rPr>
-              <w:t>76+6=82</w:t>
-            </w:r>
-          </w:p>
-        </w:tc>
-      </w:tr>
-      <w:tr>
-        <w:tc>
-          <w:tcPr>
-            <w:tcW w:type="dxa" w:w="1987"/>
-          </w:tcPr>
-          <w:p>
-            <w:pPr>
-              <w:jc w:val="left"/>
-            </w:pPr>
-            <w:r>
-              <w:rPr>
-                <w:rFonts w:ascii="TimeNewRoman" w:hAnsi="TimeNewRoman"/>
-                <w:sz w:val="30"/>
-              </w:rPr>
-              <w:t>38+36=74</w:t>
-            </w:r>
-          </w:p>
-        </w:tc>
-        <w:tc>
-          <w:tcPr>
-            <w:tcW w:type="dxa" w:w="1987"/>
-          </w:tcPr>
-          <w:p>
-            <w:pPr>
-              <w:jc w:val="left"/>
-            </w:pPr>
-            <w:r>
-              <w:rPr>
-                <w:rFonts w:ascii="TimeNewRoman" w:hAnsi="TimeNewRoman"/>
-                <w:sz w:val="30"/>
-              </w:rPr>
-              <w:t>40-26=14</w:t>
-            </w:r>
-          </w:p>
-        </w:tc>
-        <w:tc>
-          <w:tcPr>
-            <w:tcW w:type="dxa" w:w="1987"/>
-          </w:tcPr>
-          <w:p>
-            <w:pPr>
-              <w:jc w:val="left"/>
-            </w:pPr>
-            <w:r>
-              <w:rPr>
-                <w:rFonts w:ascii="TimeNewRoman" w:hAnsi="TimeNewRoman"/>
-                <w:sz w:val="30"/>
-              </w:rPr>
-              <w:t>34+29=63</w:t>
-            </w:r>
-          </w:p>
-        </w:tc>
-        <w:tc>
-          <w:tcPr>
-            <w:tcW w:type="dxa" w:w="1987"/>
-          </w:tcPr>
-          <w:p>
-            <w:pPr>
-              <w:jc w:val="left"/>
-            </w:pPr>
-            <w:r>
-              <w:rPr>
-                <w:rFonts w:ascii="TimeNewRoman" w:hAnsi="TimeNewRoman"/>
-                <w:sz w:val="30"/>
-              </w:rPr>
-              <w:t>70-41=29</w:t>
-            </w:r>
-          </w:p>
-        </w:tc>
-        <w:tc>
-          <w:tcPr>
-            <w:tcW w:type="dxa" w:w="1987"/>
-          </w:tcPr>
-          <w:p>
-            <w:pPr>
-              <w:jc w:val="left"/>
-            </w:pPr>
-            <w:r>
-              <w:rPr>
-                <w:rFonts w:ascii="TimeNewRoman" w:hAnsi="TimeNewRoman"/>
-                <w:sz w:val="30"/>
-              </w:rPr>
-              <w:t>49+8=57</w:t>
-            </w:r>
-          </w:p>
-        </w:tc>
-      </w:tr>
-      <w:tr>
-        <w:tc>
-          <w:tcPr>
-            <w:tcW w:type="dxa" w:w="1987"/>
-          </w:tcPr>
-          <w:p>
-            <w:pPr>
-              <w:jc w:val="left"/>
-            </w:pPr>
-            <w:r>
-              <w:rPr>
-                <w:rFonts w:ascii="TimeNewRoman" w:hAnsi="TimeNewRoman"/>
-                <w:sz w:val="30"/>
-              </w:rPr>
-              <w:t>53+28=81</w:t>
-            </w:r>
-          </w:p>
-        </w:tc>
-        <w:tc>
-          <w:tcPr>
-            <w:tcW w:type="dxa" w:w="1987"/>
-          </w:tcPr>
-          <w:p>
-            <w:pPr>
-              <w:jc w:val="left"/>
-            </w:pPr>
-            <w:r>
-              <w:rPr>
-                <w:rFonts w:ascii="TimeNewRoman" w:hAnsi="TimeNewRoman"/>
-                <w:sz w:val="30"/>
-              </w:rPr>
-              <w:t>86-57=29</w:t>
-            </w:r>
-          </w:p>
-        </w:tc>
-        <w:tc>
-          <w:tcPr>
-            <w:tcW w:type="dxa" w:w="1987"/>
-          </w:tcPr>
-          <w:p>
-            <w:pPr>
-              <w:jc w:val="left"/>
-            </w:pPr>
-            <w:r>
-              <w:rPr>
-                <w:rFonts w:ascii="TimeNewRoman" w:hAnsi="TimeNewRoman"/>
-                <w:sz w:val="30"/>
-              </w:rPr>
-              <w:t>24+18=42</w:t>
-            </w:r>
-          </w:p>
-        </w:tc>
-        <w:tc>
-          <w:tcPr>
-            <w:tcW w:type="dxa" w:w="1987"/>
-          </w:tcPr>
-          <w:p>
-            <w:pPr>
-              <w:jc w:val="left"/>
-            </w:pPr>
-            <w:r>
-              <w:rPr>
-                <w:rFonts w:ascii="TimeNewRoman" w:hAnsi="TimeNewRoman"/>
-                <w:sz w:val="30"/>
-              </w:rPr>
-              <w:t>46-7=39</w:t>
-            </w:r>
-          </w:p>
-        </w:tc>
-        <w:tc>
-          <w:tcPr>
-            <w:tcW w:type="dxa" w:w="1987"/>
-          </w:tcPr>
-          <w:p>
-            <w:pPr>
-              <w:jc w:val="left"/>
-            </w:pPr>
-            <w:r>
-              <w:rPr>
-                <w:rFonts w:ascii="TimeNewRoman" w:hAnsi="TimeNewRoman"/>
-                <w:sz w:val="30"/>
-              </w:rPr>
-              <w:t>37+25=62</w:t>
-            </w:r>
-          </w:p>
-        </w:tc>
-      </w:tr>
-      <w:tr>
-        <w:tc>
-          <w:tcPr>
-            <w:tcW w:type="dxa" w:w="1987"/>
-          </w:tcPr>
-          <w:p>
-            <w:pPr>
-              <w:jc w:val="left"/>
-            </w:pPr>
-            <w:r>
-              <w:rPr>
-                <w:rFonts w:ascii="TimeNewRoman" w:hAnsi="TimeNewRoman"/>
-                <w:sz w:val="30"/>
-              </w:rPr>
-              <w:t>86+7=93</w:t>
-            </w:r>
-          </w:p>
-        </w:tc>
-        <w:tc>
-          <w:tcPr>
-            <w:tcW w:type="dxa" w:w="1987"/>
-          </w:tcPr>
-          <w:p>
-            <w:pPr>
-              <w:jc w:val="left"/>
-            </w:pPr>
-            <w:r>
-              <w:rPr>
-                <w:rFonts w:ascii="TimeNewRoman" w:hAnsi="TimeNewRoman"/>
-                <w:sz w:val="30"/>
-              </w:rPr>
-              <w:t>38+57=95</w:t>
-            </w:r>
-          </w:p>
-        </w:tc>
-        <w:tc>
-          <w:tcPr>
-            <w:tcW w:type="dxa" w:w="1987"/>
-          </w:tcPr>
-          <w:p>
-            <w:pPr>
-              <w:jc w:val="left"/>
-            </w:pPr>
-            <w:r>
-              <w:rPr>
-                <w:rFonts w:ascii="TimeNewRoman" w:hAnsi="TimeNewRoman"/>
-                <w:sz w:val="30"/>
-              </w:rPr>
-              <w:t>91-52=39</w:t>
-            </w:r>
-          </w:p>
-        </w:tc>
-        <w:tc>
-          <w:tcPr>
-            <w:tcW w:type="dxa" w:w="1987"/>
-          </w:tcPr>
-          <w:p>
-            <w:pPr>
-              <w:jc w:val="left"/>
-            </w:pPr>
-            <w:r>
-              <w:rPr>
-                <w:rFonts w:ascii="TimeNewRoman" w:hAnsi="TimeNewRoman"/>
-                <w:sz w:val="30"/>
-              </w:rPr>
-              <w:t>39+57=96</w:t>
-            </w:r>
-          </w:p>
-        </w:tc>
-        <w:tc>
-          <w:tcPr>
-            <w:tcW w:type="dxa" w:w="1987"/>
-          </w:tcPr>
-          <w:p>
-            <w:pPr>
-              <w:jc w:val="left"/>
-            </w:pPr>
-            <w:r>
-              <w:rPr>
-                <w:rFonts w:ascii="TimeNewRoman" w:hAnsi="TimeNewRoman"/>
-                <w:sz w:val="30"/>
-              </w:rPr>
-              <w:t>94-25=69</w:t>
-            </w:r>
-          </w:p>
-        </w:tc>
-      </w:tr>
-      <w:tr>
-        <w:tc>
-          <w:tcPr>
-            <w:tcW w:type="dxa" w:w="1987"/>
-          </w:tcPr>
-          <w:p>
-            <w:pPr>
-              <w:jc w:val="left"/>
-            </w:pPr>
-            <w:r>
-              <w:rPr>
-                <w:rFonts w:ascii="TimeNewRoman" w:hAnsi="TimeNewRoman"/>
-                <w:sz w:val="30"/>
-              </w:rPr>
-              <w:t>27+25=52</w:t>
-            </w:r>
-          </w:p>
-        </w:tc>
-        <w:tc>
-          <w:tcPr>
-            <w:tcW w:type="dxa" w:w="1987"/>
-          </w:tcPr>
-          <w:p>
-            <w:pPr>
-              <w:jc w:val="left"/>
-            </w:pPr>
-            <w:r>
-              <w:rPr>
-                <w:rFonts w:ascii="TimeNewRoman" w:hAnsi="TimeNewRoman"/>
-                <w:sz w:val="30"/>
-              </w:rPr>
-              <w:t>87-38=49</w:t>
-            </w:r>
-          </w:p>
-        </w:tc>
-        <w:tc>
-          <w:tcPr>
-            <w:tcW w:type="dxa" w:w="1987"/>
-          </w:tcPr>
-          <w:p>
-            <w:pPr>
-              <w:jc w:val="left"/>
-            </w:pPr>
-            <w:r>
-              <w:rPr>
-                <w:rFonts w:ascii="TimeNewRoman" w:hAnsi="TimeNewRoman"/>
-                <w:sz w:val="30"/>
-              </w:rPr>
-              <w:t>24+38=62</w:t>
-            </w:r>
-          </w:p>
-        </w:tc>
-        <w:tc>
-          <w:tcPr>
-            <w:tcW w:type="dxa" w:w="1987"/>
-          </w:tcPr>
-          <w:p>
-            <w:pPr>
-              <w:jc w:val="left"/>
-            </w:pPr>
-            <w:r>
-              <w:rPr>
-                <w:rFonts w:ascii="TimeNewRoman" w:hAnsi="TimeNewRoman"/>
-                <w:sz w:val="30"/>
-              </w:rPr>
-              <w:t>44+18=62</w:t>
-            </w:r>
-          </w:p>
-        </w:tc>
-        <w:tc>
-          <w:tcPr>
-            <w:tcW w:type="dxa" w:w="1987"/>
-          </w:tcPr>
-          <w:p>
-            <w:pPr>
-              <w:jc w:val="left"/>
-            </w:pPr>
-            <w:r>
-              <w:rPr>
-                <w:rFonts w:ascii="TimeNewRoman" w:hAnsi="TimeNewRoman"/>
-                <w:sz w:val="30"/>
-              </w:rPr>
-              <w:t>8+34=42</w:t>
-            </w:r>
-          </w:p>
-        </w:tc>
-      </w:tr>
-      <w:tr>
-        <w:tc>
-          <w:tcPr>
-            <w:tcW w:type="dxa" w:w="1987"/>
-          </w:tcPr>
-          <w:p>
-            <w:pPr>
-              <w:jc w:val="left"/>
-            </w:pPr>
-            <w:r>
-              <w:rPr>
-                <w:rFonts w:ascii="TimeNewRoman" w:hAnsi="TimeNewRoman"/>
-                <w:sz w:val="30"/>
-              </w:rPr>
-              <w:t>57+36=93</w:t>
-            </w:r>
-          </w:p>
-        </w:tc>
-        <w:tc>
-          <w:tcPr>
-            <w:tcW w:type="dxa" w:w="1987"/>
-          </w:tcPr>
-          <w:p>
-            <w:pPr>
-              <w:jc w:val="left"/>
-            </w:pPr>
-            <w:r>
-              <w:rPr>
-                <w:rFonts w:ascii="TimeNewRoman" w:hAnsi="TimeNewRoman"/>
-                <w:sz w:val="30"/>
-              </w:rPr>
-              <w:t>78+18=96</w:t>
-            </w:r>
-          </w:p>
-        </w:tc>
-        <w:tc>
-          <w:tcPr>
-            <w:tcW w:type="dxa" w:w="1987"/>
-          </w:tcPr>
-          <w:p>
-            <w:pPr>
-              <w:jc w:val="left"/>
-            </w:pPr>
-            <w:r>
-              <w:rPr>
-                <w:rFonts w:ascii="TimeNewRoman" w:hAnsi="TimeNewRoman"/>
-                <w:sz w:val="30"/>
-              </w:rPr>
-              <w:t>71-34=37</w:t>
-            </w:r>
-          </w:p>
-        </w:tc>
-        <w:tc>
-          <w:tcPr>
-            <w:tcW w:type="dxa" w:w="1987"/>
-          </w:tcPr>
-          <w:p>
-            <w:pPr>
-              <w:jc w:val="left"/>
-            </w:pPr>
-            <w:r>
-              <w:rPr>
-                <w:rFonts w:ascii="TimeNewRoman" w:hAnsi="TimeNewRoman"/>
-                <w:sz w:val="30"/>
-              </w:rPr>
-              <w:t>71-25=46</w:t>
-            </w:r>
-          </w:p>
-        </w:tc>
-        <w:tc>
-          <w:tcPr>
-            <w:tcW w:type="dxa" w:w="1987"/>
-          </w:tcPr>
-          <w:p>
-            <w:pPr>
-              <w:jc w:val="left"/>
-            </w:pPr>
-            <w:r>
-              <w:rPr>
-                <w:rFonts w:ascii="TimeNewRoman" w:hAnsi="TimeNewRoman"/>
-                <w:sz w:val="30"/>
-              </w:rPr>
-              <w:t>8+27=35</w:t>
-            </w:r>
-          </w:p>
-        </w:tc>
-      </w:tr>
-      <w:tr>
-        <w:tc>
-          <w:tcPr>
-            <w:tcW w:type="dxa" w:w="1987"/>
-          </w:tcPr>
-          <w:p>
-            <w:pPr>
-              <w:jc w:val="left"/>
-            </w:pPr>
-            <w:r>
-              <w:rPr>
-                <w:rFonts w:ascii="TimeNewRoman" w:hAnsi="TimeNewRoman"/>
-                <w:sz w:val="30"/>
-              </w:rPr>
-              <w:t>14+8=22</w:t>
-            </w:r>
-          </w:p>
-        </w:tc>
-        <w:tc>
-          <w:tcPr>
-            <w:tcW w:type="dxa" w:w="1987"/>
-          </w:tcPr>
-          <w:p>
-            <w:pPr>
-              <w:jc w:val="left"/>
-            </w:pPr>
-            <w:r>
-              <w:rPr>
-                <w:rFonts w:ascii="TimeNewRoman" w:hAnsi="TimeNewRoman"/>
-                <w:sz w:val="30"/>
-              </w:rPr>
-              <w:t>93-79=14</w:t>
-            </w:r>
-          </w:p>
-        </w:tc>
-        <w:tc>
-          <w:tcPr>
-            <w:tcW w:type="dxa" w:w="1987"/>
-          </w:tcPr>
-          <w:p>
-            <w:pPr>
-              <w:jc w:val="left"/>
-            </w:pPr>
-            <w:r>
-              <w:rPr>
-                <w:rFonts w:ascii="TimeNewRoman" w:hAnsi="TimeNewRoman"/>
-                <w:sz w:val="30"/>
-              </w:rPr>
-              <w:t>52-9=43</w:t>
-            </w:r>
-          </w:p>
-        </w:tc>
-        <w:tc>
-          <w:tcPr>
-            <w:tcW w:type="dxa" w:w="1987"/>
-          </w:tcPr>
-          <w:p>
-            <w:pPr>
-              <w:jc w:val="left"/>
-            </w:pPr>
-            <w:r>
-              <w:rPr>
-                <w:rFonts w:ascii="TimeNewRoman" w:hAnsi="TimeNewRoman"/>
-                <w:sz w:val="30"/>
-              </w:rPr>
-              <w:t>19+74=93</w:t>
-            </w:r>
-          </w:p>
-        </w:tc>
-        <w:tc>
-          <w:tcPr>
-            <w:tcW w:type="dxa" w:w="1987"/>
-          </w:tcPr>
-          <w:p>
-            <w:pPr>
-              <w:jc w:val="left"/>
-            </w:pPr>
-            <w:r>
-              <w:rPr>
-                <w:rFonts w:ascii="TimeNewRoman" w:hAnsi="TimeNewRoman"/>
-                <w:sz w:val="30"/>
-              </w:rPr>
-              <w:t>71-18=53</w:t>
+              <w:t>49+27=76</w:t>
             </w:r>
           </w:p>
         </w:tc>
@@ -1536,7 +1101,7 @@
                 <w:rFonts w:ascii="TimeNewRoman" w:hAnsi="TimeNewRoman"/>
                 <w:sz w:val="30"/>
               </w:rPr>
-              <w:t>24-5=19</w:t>
+              <w:t>53-28=25</w:t>
             </w:r>
           </w:p>
         </w:tc>
@@ -1553,7 +1118,7 @@
                 <w:rFonts w:ascii="TimeNewRoman" w:hAnsi="TimeNewRoman"/>
                 <w:sz w:val="30"/>
               </w:rPr>
-              <w:t>64-18=46</w:t>
+              <w:t>73-16=57</w:t>
             </w:r>
           </w:p>
         </w:tc>
@@ -1570,7 +1135,7 @@
                 <w:rFonts w:ascii="TimeNewRoman" w:hAnsi="TimeNewRoman"/>
                 <w:sz w:val="30"/>
               </w:rPr>
-              <w:t>74+9=83</w:t>
+              <w:t>19+47=66</w:t>
             </w:r>
           </w:p>
         </w:tc>
@@ -1587,7 +1152,7 @@
                 <w:rFonts w:ascii="TimeNewRoman" w:hAnsi="TimeNewRoman"/>
                 <w:sz w:val="30"/>
               </w:rPr>
-              <w:t>90-14=76</w:t>
+              <w:t>92-6=86</w:t>
             </w:r>
           </w:p>
         </w:tc>
@@ -1606,7 +1171,7 @@
                 <w:rFonts w:ascii="TimeNewRoman" w:hAnsi="TimeNewRoman"/>
                 <w:sz w:val="30"/>
               </w:rPr>
-              <w:t>74+9=83</w:t>
+              <w:t>74+19=93</w:t>
             </w:r>
           </w:p>
         </w:tc>
@@ -1623,7 +1188,7 @@
                 <w:rFonts w:ascii="TimeNewRoman" w:hAnsi="TimeNewRoman"/>
                 <w:sz w:val="30"/>
               </w:rPr>
-              <w:t>74+18=92</w:t>
+              <w:t>18+48=66</w:t>
             </w:r>
           </w:p>
         </w:tc>
@@ -1640,7 +1205,7 @@
                 <w:rFonts w:ascii="TimeNewRoman" w:hAnsi="TimeNewRoman"/>
                 <w:sz w:val="30"/>
               </w:rPr>
-              <w:t>26+69=95</w:t>
+              <w:t>51-28=23</w:t>
             </w:r>
           </w:p>
         </w:tc>
@@ -1657,7 +1222,7 @@
                 <w:rFonts w:ascii="TimeNewRoman" w:hAnsi="TimeNewRoman"/>
                 <w:sz w:val="30"/>
               </w:rPr>
-              <w:t>97-8=89</w:t>
+              <w:t>6+19=25</w:t>
             </w:r>
           </w:p>
         </w:tc>
@@ -1674,7 +1239,7 @@
                 <w:rFonts w:ascii="TimeNewRoman" w:hAnsi="TimeNewRoman"/>
                 <w:sz w:val="30"/>
               </w:rPr>
-              <w:t>93-35=58</w:t>
+              <w:t>28+66=94</w:t>
             </w:r>
           </w:p>
         </w:tc>
@@ -1693,7 +1258,7 @@
                 <w:rFonts w:ascii="TimeNewRoman" w:hAnsi="TimeNewRoman"/>
                 <w:sz w:val="30"/>
               </w:rPr>
-              <w:t>25-16=9</w:t>
+              <w:t>37+58=95</w:t>
             </w:r>
           </w:p>
         </w:tc>
@@ -1710,7 +1275,7 @@
                 <w:rFonts w:ascii="TimeNewRoman" w:hAnsi="TimeNewRoman"/>
                 <w:sz w:val="30"/>
               </w:rPr>
-              <w:t>72-13=59</w:t>
+              <w:t>28+37=65</w:t>
             </w:r>
           </w:p>
         </w:tc>
@@ -1727,7 +1292,7 @@
                 <w:rFonts w:ascii="TimeNewRoman" w:hAnsi="TimeNewRoman"/>
                 <w:sz w:val="30"/>
               </w:rPr>
-              <w:t>84-9=75</w:t>
+              <w:t>84+9=93</w:t>
             </w:r>
           </w:p>
         </w:tc>
@@ -1744,7 +1309,7 @@
                 <w:rFonts w:ascii="TimeNewRoman" w:hAnsi="TimeNewRoman"/>
                 <w:sz w:val="30"/>
               </w:rPr>
-              <w:t>35+37=72</w:t>
+              <w:t>41-24=17</w:t>
             </w:r>
           </w:p>
         </w:tc>
@@ -1761,7 +1326,442 @@
                 <w:rFonts w:ascii="TimeNewRoman" w:hAnsi="TimeNewRoman"/>
                 <w:sz w:val="30"/>
               </w:rPr>
-              <w:t>83-24=59</w:t>
+              <w:t>50-38=12</w:t>
+            </w:r>
+          </w:p>
+        </w:tc>
+      </w:tr>
+      <w:tr>
+        <w:tc>
+          <w:tcPr>
+            <w:tcW w:type="dxa" w:w="1987"/>
+          </w:tcPr>
+          <w:p>
+            <w:pPr>
+              <w:jc w:val="left"/>
+            </w:pPr>
+            <w:r>
+              <w:rPr>
+                <w:rFonts w:ascii="TimeNewRoman" w:hAnsi="TimeNewRoman"/>
+                <w:sz w:val="30"/>
+              </w:rPr>
+              <w:t>87-69=18</w:t>
+            </w:r>
+          </w:p>
+        </w:tc>
+        <w:tc>
+          <w:tcPr>
+            <w:tcW w:type="dxa" w:w="1987"/>
+          </w:tcPr>
+          <w:p>
+            <w:pPr>
+              <w:jc w:val="left"/>
+            </w:pPr>
+            <w:r>
+              <w:rPr>
+                <w:rFonts w:ascii="TimeNewRoman" w:hAnsi="TimeNewRoman"/>
+                <w:sz w:val="30"/>
+              </w:rPr>
+              <w:t>51-42=9</w:t>
+            </w:r>
+          </w:p>
+        </w:tc>
+        <w:tc>
+          <w:tcPr>
+            <w:tcW w:type="dxa" w:w="1987"/>
+          </w:tcPr>
+          <w:p>
+            <w:pPr>
+              <w:jc w:val="left"/>
+            </w:pPr>
+            <w:r>
+              <w:rPr>
+                <w:rFonts w:ascii="TimeNewRoman" w:hAnsi="TimeNewRoman"/>
+                <w:sz w:val="30"/>
+              </w:rPr>
+              <w:t>2+9=11</w:t>
+            </w:r>
+          </w:p>
+        </w:tc>
+        <w:tc>
+          <w:tcPr>
+            <w:tcW w:type="dxa" w:w="1987"/>
+          </w:tcPr>
+          <w:p>
+            <w:pPr>
+              <w:jc w:val="left"/>
+            </w:pPr>
+            <w:r>
+              <w:rPr>
+                <w:rFonts w:ascii="TimeNewRoman" w:hAnsi="TimeNewRoman"/>
+                <w:sz w:val="30"/>
+              </w:rPr>
+              <w:t>34-8=26</w:t>
+            </w:r>
+          </w:p>
+        </w:tc>
+        <w:tc>
+          <w:tcPr>
+            <w:tcW w:type="dxa" w:w="1987"/>
+          </w:tcPr>
+          <w:p>
+            <w:pPr>
+              <w:jc w:val="left"/>
+            </w:pPr>
+            <w:r>
+              <w:rPr>
+                <w:rFonts w:ascii="TimeNewRoman" w:hAnsi="TimeNewRoman"/>
+                <w:sz w:val="30"/>
+              </w:rPr>
+              <w:t>93-69=24</w:t>
+            </w:r>
+          </w:p>
+        </w:tc>
+      </w:tr>
+      <w:tr>
+        <w:tc>
+          <w:tcPr>
+            <w:tcW w:type="dxa" w:w="1987"/>
+          </w:tcPr>
+          <w:p>
+            <w:pPr>
+              <w:jc w:val="left"/>
+            </w:pPr>
+            <w:r>
+              <w:rPr>
+                <w:rFonts w:ascii="TimeNewRoman" w:hAnsi="TimeNewRoman"/>
+                <w:sz w:val="30"/>
+              </w:rPr>
+              <w:t>49+49=98</w:t>
+            </w:r>
+          </w:p>
+        </w:tc>
+        <w:tc>
+          <w:tcPr>
+            <w:tcW w:type="dxa" w:w="1987"/>
+          </w:tcPr>
+          <w:p>
+            <w:pPr>
+              <w:jc w:val="left"/>
+            </w:pPr>
+            <w:r>
+              <w:rPr>
+                <w:rFonts w:ascii="TimeNewRoman" w:hAnsi="TimeNewRoman"/>
+                <w:sz w:val="30"/>
+              </w:rPr>
+              <w:t>74-58=16</w:t>
+            </w:r>
+          </w:p>
+        </w:tc>
+        <w:tc>
+          <w:tcPr>
+            <w:tcW w:type="dxa" w:w="1987"/>
+          </w:tcPr>
+          <w:p>
+            <w:pPr>
+              <w:jc w:val="left"/>
+            </w:pPr>
+            <w:r>
+              <w:rPr>
+                <w:rFonts w:ascii="TimeNewRoman" w:hAnsi="TimeNewRoman"/>
+                <w:sz w:val="30"/>
+              </w:rPr>
+              <w:t>85+8=93</w:t>
+            </w:r>
+          </w:p>
+        </w:tc>
+        <w:tc>
+          <w:tcPr>
+            <w:tcW w:type="dxa" w:w="1987"/>
+          </w:tcPr>
+          <w:p>
+            <w:pPr>
+              <w:jc w:val="left"/>
+            </w:pPr>
+            <w:r>
+              <w:rPr>
+                <w:rFonts w:ascii="TimeNewRoman" w:hAnsi="TimeNewRoman"/>
+                <w:sz w:val="30"/>
+              </w:rPr>
+              <w:t>89+6=95</w:t>
+            </w:r>
+          </w:p>
+        </w:tc>
+        <w:tc>
+          <w:tcPr>
+            <w:tcW w:type="dxa" w:w="1987"/>
+          </w:tcPr>
+          <w:p>
+            <w:pPr>
+              <w:jc w:val="left"/>
+            </w:pPr>
+            <w:r>
+              <w:rPr>
+                <w:rFonts w:ascii="TimeNewRoman" w:hAnsi="TimeNewRoman"/>
+                <w:sz w:val="30"/>
+              </w:rPr>
+              <w:t>37+29=66</w:t>
+            </w:r>
+          </w:p>
+        </w:tc>
+      </w:tr>
+      <w:tr>
+        <w:tc>
+          <w:tcPr>
+            <w:tcW w:type="dxa" w:w="1987"/>
+          </w:tcPr>
+          <w:p>
+            <w:pPr>
+              <w:jc w:val="left"/>
+            </w:pPr>
+            <w:r>
+              <w:rPr>
+                <w:rFonts w:ascii="TimeNewRoman" w:hAnsi="TimeNewRoman"/>
+                <w:sz w:val="30"/>
+              </w:rPr>
+              <w:t>29+53=82</w:t>
+            </w:r>
+          </w:p>
+        </w:tc>
+        <w:tc>
+          <w:tcPr>
+            <w:tcW w:type="dxa" w:w="1987"/>
+          </w:tcPr>
+          <w:p>
+            <w:pPr>
+              <w:jc w:val="left"/>
+            </w:pPr>
+            <w:r>
+              <w:rPr>
+                <w:rFonts w:ascii="TimeNewRoman" w:hAnsi="TimeNewRoman"/>
+                <w:sz w:val="30"/>
+              </w:rPr>
+              <w:t>70-38=32</w:t>
+            </w:r>
+          </w:p>
+        </w:tc>
+        <w:tc>
+          <w:tcPr>
+            <w:tcW w:type="dxa" w:w="1987"/>
+          </w:tcPr>
+          <w:p>
+            <w:pPr>
+              <w:jc w:val="left"/>
+            </w:pPr>
+            <w:r>
+              <w:rPr>
+                <w:rFonts w:ascii="TimeNewRoman" w:hAnsi="TimeNewRoman"/>
+                <w:sz w:val="30"/>
+              </w:rPr>
+              <w:t>21-13=8</w:t>
+            </w:r>
+          </w:p>
+        </w:tc>
+        <w:tc>
+          <w:tcPr>
+            <w:tcW w:type="dxa" w:w="1987"/>
+          </w:tcPr>
+          <w:p>
+            <w:pPr>
+              <w:jc w:val="left"/>
+            </w:pPr>
+            <w:r>
+              <w:rPr>
+                <w:rFonts w:ascii="TimeNewRoman" w:hAnsi="TimeNewRoman"/>
+                <w:sz w:val="30"/>
+              </w:rPr>
+              <w:t>53-38=15</w:t>
+            </w:r>
+          </w:p>
+        </w:tc>
+        <w:tc>
+          <w:tcPr>
+            <w:tcW w:type="dxa" w:w="1987"/>
+          </w:tcPr>
+          <w:p>
+            <w:pPr>
+              <w:jc w:val="left"/>
+            </w:pPr>
+            <w:r>
+              <w:rPr>
+                <w:rFonts w:ascii="TimeNewRoman" w:hAnsi="TimeNewRoman"/>
+                <w:sz w:val="30"/>
+              </w:rPr>
+              <w:t>33+9=42</w:t>
+            </w:r>
+          </w:p>
+        </w:tc>
+      </w:tr>
+      <w:tr>
+        <w:tc>
+          <w:tcPr>
+            <w:tcW w:type="dxa" w:w="1987"/>
+          </w:tcPr>
+          <w:p>
+            <w:pPr>
+              <w:jc w:val="left"/>
+            </w:pPr>
+            <w:r>
+              <w:rPr>
+                <w:rFonts w:ascii="TimeNewRoman" w:hAnsi="TimeNewRoman"/>
+                <w:sz w:val="30"/>
+              </w:rPr>
+              <w:t>80-19=61</w:t>
+            </w:r>
+          </w:p>
+        </w:tc>
+        <w:tc>
+          <w:tcPr>
+            <w:tcW w:type="dxa" w:w="1987"/>
+          </w:tcPr>
+          <w:p>
+            <w:pPr>
+              <w:jc w:val="left"/>
+            </w:pPr>
+            <w:r>
+              <w:rPr>
+                <w:rFonts w:ascii="TimeNewRoman" w:hAnsi="TimeNewRoman"/>
+                <w:sz w:val="30"/>
+              </w:rPr>
+              <w:t>45+48=93</w:t>
+            </w:r>
+          </w:p>
+        </w:tc>
+        <w:tc>
+          <w:tcPr>
+            <w:tcW w:type="dxa" w:w="1987"/>
+          </w:tcPr>
+          <w:p>
+            <w:pPr>
+              <w:jc w:val="left"/>
+            </w:pPr>
+            <w:r>
+              <w:rPr>
+                <w:rFonts w:ascii="TimeNewRoman" w:hAnsi="TimeNewRoman"/>
+                <w:sz w:val="30"/>
+              </w:rPr>
+              <w:t>33+29=62</w:t>
+            </w:r>
+          </w:p>
+        </w:tc>
+        <w:tc>
+          <w:tcPr>
+            <w:tcW w:type="dxa" w:w="1987"/>
+          </w:tcPr>
+          <w:p>
+            <w:pPr>
+              <w:jc w:val="left"/>
+            </w:pPr>
+            <w:r>
+              <w:rPr>
+                <w:rFonts w:ascii="TimeNewRoman" w:hAnsi="TimeNewRoman"/>
+                <w:sz w:val="30"/>
+              </w:rPr>
+              <w:t>24+8=32</w:t>
+            </w:r>
+          </w:p>
+        </w:tc>
+        <w:tc>
+          <w:tcPr>
+            <w:tcW w:type="dxa" w:w="1987"/>
+          </w:tcPr>
+          <w:p>
+            <w:pPr>
+              <w:jc w:val="left"/>
+            </w:pPr>
+            <w:r>
+              <w:rPr>
+                <w:rFonts w:ascii="TimeNewRoman" w:hAnsi="TimeNewRoman"/>
+                <w:sz w:val="30"/>
+              </w:rPr>
+              <w:t>56+5=61</w:t>
+            </w:r>
+          </w:p>
+        </w:tc>
+      </w:tr>
+      <w:tr>
+        <w:tc>
+          <w:tcPr>
+            <w:tcW w:type="dxa" w:w="1987"/>
+          </w:tcPr>
+          <w:p>
+            <w:pPr>
+              <w:jc w:val="left"/>
+            </w:pPr>
+            <w:r>
+              <w:rPr>
+                <w:rFonts w:ascii="TimeNewRoman" w:hAnsi="TimeNewRoman"/>
+                <w:sz w:val="30"/>
+              </w:rPr>
+              <w:t>8+19=27</w:t>
+            </w:r>
+          </w:p>
+        </w:tc>
+        <w:tc>
+          <w:tcPr>
+            <w:tcW w:type="dxa" w:w="1987"/>
+          </w:tcPr>
+          <w:p>
+            <w:pPr>
+              <w:jc w:val="left"/>
+            </w:pPr>
+            <w:r>
+              <w:rPr>
+                <w:rFonts w:ascii="TimeNewRoman" w:hAnsi="TimeNewRoman"/>
+                <w:sz w:val="30"/>
+              </w:rPr>
+              <w:t>28+8=36</w:t>
+            </w:r>
+          </w:p>
+        </w:tc>
+        <w:tc>
+          <w:tcPr>
+            <w:tcW w:type="dxa" w:w="1987"/>
+          </w:tcPr>
+          <w:p>
+            <w:pPr>
+              <w:jc w:val="left"/>
+            </w:pPr>
+            <w:r>
+              <w:rPr>
+                <w:rFonts w:ascii="TimeNewRoman" w:hAnsi="TimeNewRoman"/>
+                <w:sz w:val="30"/>
+              </w:rPr>
+              <w:t>70-1=69</w:t>
+            </w:r>
+          </w:p>
+        </w:tc>
+        <w:tc>
+          <w:tcPr>
+            <w:tcW w:type="dxa" w:w="1987"/>
+          </w:tcPr>
+          <w:p>
+            <w:pPr>
+              <w:jc w:val="left"/>
+            </w:pPr>
+            <w:r>
+              <w:rPr>
+                <w:rFonts w:ascii="TimeNewRoman" w:hAnsi="TimeNewRoman"/>
+                <w:sz w:val="30"/>
+              </w:rPr>
+              <w:t>27+4=31</w:t>
+            </w:r>
+          </w:p>
+        </w:tc>
+        <w:tc>
+          <w:tcPr>
+            <w:tcW w:type="dxa" w:w="1987"/>
+          </w:tcPr>
+          <w:p>
+            <w:pPr>
+              <w:jc w:val="left"/>
+            </w:pPr>
+            <w:r>
+              <w:rPr>
+                <w:rFonts w:ascii="TimeNewRoman" w:hAnsi="TimeNewRoman"/>
+                <w:sz w:val="30"/>
+              </w:rPr>
+              <w:t>2+19=21</w:t>
             </w:r>
           </w:p>
         </w:tc>

--- a/answers-of-adc_sbb_within_100.docx
+++ b/answers-of-adc_sbb_within_100.docx
@@ -11,7 +11,7 @@
           <w:rFonts w:ascii="Arial" w:hAnsi="Arial"/>
           <w:sz w:val="30"/>
         </w:rPr>
-        <w:t>2026-09-21 Monday</w:t>
+        <w:t>2026-09-22 Tuesday</w:t>
       </w:r>
     </w:p>
     <w:tbl>
@@ -40,7 +40,7 @@
                 <w:rFonts w:ascii="TimeNewRoman" w:hAnsi="TimeNewRoman"/>
                 <w:sz w:val="30"/>
               </w:rPr>
-              <w:t>98-89=9</w:t>
+              <w:t>94-88=6</w:t>
             </w:r>
           </w:p>
         </w:tc>
@@ -57,7 +57,7 @@
                 <w:rFonts w:ascii="TimeNewRoman" w:hAnsi="TimeNewRoman"/>
                 <w:sz w:val="30"/>
               </w:rPr>
-              <w:t>45+48=93</w:t>
+              <w:t>52-15=37</w:t>
             </w:r>
           </w:p>
         </w:tc>
@@ -74,7 +74,7 @@
                 <w:rFonts w:ascii="TimeNewRoman" w:hAnsi="TimeNewRoman"/>
                 <w:sz w:val="30"/>
               </w:rPr>
-              <w:t>37+34=71</w:t>
+              <w:t>74-15=59</w:t>
             </w:r>
           </w:p>
         </w:tc>
@@ -91,7 +91,7 @@
                 <w:rFonts w:ascii="TimeNewRoman" w:hAnsi="TimeNewRoman"/>
                 <w:sz w:val="30"/>
               </w:rPr>
-              <w:t>59+12=71</w:t>
+              <w:t>61-32=29</w:t>
             </w:r>
           </w:p>
         </w:tc>
@@ -108,7 +108,7 @@
                 <w:rFonts w:ascii="TimeNewRoman" w:hAnsi="TimeNewRoman"/>
                 <w:sz w:val="30"/>
               </w:rPr>
-              <w:t>32+29=61</w:t>
+              <w:t>80-64=16</w:t>
             </w:r>
           </w:p>
         </w:tc>
@@ -127,7 +127,7 @@
                 <w:rFonts w:ascii="TimeNewRoman" w:hAnsi="TimeNewRoman"/>
                 <w:sz w:val="30"/>
               </w:rPr>
-              <w:t>36+35=71</w:t>
+              <w:t>19+62=81</w:t>
             </w:r>
           </w:p>
         </w:tc>
@@ -144,7 +144,7 @@
                 <w:rFonts w:ascii="TimeNewRoman" w:hAnsi="TimeNewRoman"/>
                 <w:sz w:val="30"/>
               </w:rPr>
-              <w:t>5+7=12</w:t>
+              <w:t>55+17=72</w:t>
             </w:r>
           </w:p>
         </w:tc>
@@ -161,7 +161,7 @@
                 <w:rFonts w:ascii="TimeNewRoman" w:hAnsi="TimeNewRoman"/>
                 <w:sz w:val="30"/>
               </w:rPr>
-              <w:t>47+29=76</w:t>
+              <w:t>27+64=91</w:t>
             </w:r>
           </w:p>
         </w:tc>
@@ -178,7 +178,7 @@
                 <w:rFonts w:ascii="TimeNewRoman" w:hAnsi="TimeNewRoman"/>
                 <w:sz w:val="30"/>
               </w:rPr>
-              <w:t>40-17=23</w:t>
+              <w:t>17+4=21</w:t>
             </w:r>
           </w:p>
         </w:tc>
@@ -195,7 +195,7 @@
                 <w:rFonts w:ascii="TimeNewRoman" w:hAnsi="TimeNewRoman"/>
                 <w:sz w:val="30"/>
               </w:rPr>
-              <w:t>46-39=7</w:t>
+              <w:t>18+18=36</w:t>
             </w:r>
           </w:p>
         </w:tc>
@@ -214,7 +214,7 @@
                 <w:rFonts w:ascii="TimeNewRoman" w:hAnsi="TimeNewRoman"/>
                 <w:sz w:val="30"/>
               </w:rPr>
-              <w:t>48+27=75</w:t>
+              <w:t>45+49=94</w:t>
             </w:r>
           </w:p>
         </w:tc>
@@ -231,7 +231,7 @@
                 <w:rFonts w:ascii="TimeNewRoman" w:hAnsi="TimeNewRoman"/>
                 <w:sz w:val="30"/>
               </w:rPr>
-              <w:t>92-43=49</w:t>
+              <w:t>63-14=49</w:t>
             </w:r>
           </w:p>
         </w:tc>
@@ -248,7 +248,7 @@
                 <w:rFonts w:ascii="TimeNewRoman" w:hAnsi="TimeNewRoman"/>
                 <w:sz w:val="30"/>
               </w:rPr>
-              <w:t>39+12=51</w:t>
+              <w:t>17+35=52</w:t>
             </w:r>
           </w:p>
         </w:tc>
@@ -265,7 +265,7 @@
                 <w:rFonts w:ascii="TimeNewRoman" w:hAnsi="TimeNewRoman"/>
                 <w:sz w:val="30"/>
               </w:rPr>
-              <w:t>68+4=72</w:t>
+              <w:t>70-38=32</w:t>
             </w:r>
           </w:p>
         </w:tc>
@@ -282,7 +282,7 @@
                 <w:rFonts w:ascii="TimeNewRoman" w:hAnsi="TimeNewRoman"/>
                 <w:sz w:val="30"/>
               </w:rPr>
-              <w:t>38+53=91</w:t>
+              <w:t>80-79=1</w:t>
             </w:r>
           </w:p>
         </w:tc>
@@ -301,7 +301,7 @@
                 <w:rFonts w:ascii="TimeNewRoman" w:hAnsi="TimeNewRoman"/>
                 <w:sz w:val="30"/>
               </w:rPr>
-              <w:t>38+15=53</w:t>
+              <w:t>6+15=21</w:t>
             </w:r>
           </w:p>
         </w:tc>
@@ -318,7 +318,7 @@
                 <w:rFonts w:ascii="TimeNewRoman" w:hAnsi="TimeNewRoman"/>
                 <w:sz w:val="30"/>
               </w:rPr>
-              <w:t>46+8=54</w:t>
+              <w:t>60-34=26</w:t>
             </w:r>
           </w:p>
         </w:tc>
@@ -335,7 +335,7 @@
                 <w:rFonts w:ascii="TimeNewRoman" w:hAnsi="TimeNewRoman"/>
                 <w:sz w:val="30"/>
               </w:rPr>
-              <w:t>81-16=65</w:t>
+              <w:t>68+5=73</w:t>
             </w:r>
           </w:p>
         </w:tc>
@@ -352,7 +352,7 @@
                 <w:rFonts w:ascii="TimeNewRoman" w:hAnsi="TimeNewRoman"/>
                 <w:sz w:val="30"/>
               </w:rPr>
-              <w:t>47+18=65</w:t>
+              <w:t>55+29=84</w:t>
             </w:r>
           </w:p>
         </w:tc>
@@ -369,7 +369,7 @@
                 <w:rFonts w:ascii="TimeNewRoman" w:hAnsi="TimeNewRoman"/>
                 <w:sz w:val="30"/>
               </w:rPr>
-              <w:t>69+7=76</w:t>
+              <w:t>76-49=27</w:t>
             </w:r>
           </w:p>
         </w:tc>
@@ -388,7 +388,7 @@
                 <w:rFonts w:ascii="TimeNewRoman" w:hAnsi="TimeNewRoman"/>
                 <w:sz w:val="30"/>
               </w:rPr>
-              <w:t>70-59=11</w:t>
+              <w:t>9+46=55</w:t>
             </w:r>
           </w:p>
         </w:tc>
@@ -405,7 +405,7 @@
                 <w:rFonts w:ascii="TimeNewRoman" w:hAnsi="TimeNewRoman"/>
                 <w:sz w:val="30"/>
               </w:rPr>
-              <w:t>74-37=37</w:t>
+              <w:t>14+47=61</w:t>
             </w:r>
           </w:p>
         </w:tc>
@@ -422,7 +422,7 @@
                 <w:rFonts w:ascii="TimeNewRoman" w:hAnsi="TimeNewRoman"/>
                 <w:sz w:val="30"/>
               </w:rPr>
-              <w:t>20-18=2</w:t>
+              <w:t>93-34=59</w:t>
             </w:r>
           </w:p>
         </w:tc>
@@ -439,7 +439,7 @@
                 <w:rFonts w:ascii="TimeNewRoman" w:hAnsi="TimeNewRoman"/>
                 <w:sz w:val="30"/>
               </w:rPr>
-              <w:t>47-39=8</w:t>
+              <w:t>86+7=93</w:t>
             </w:r>
           </w:p>
         </w:tc>
@@ -456,7 +456,7 @@
                 <w:rFonts w:ascii="TimeNewRoman" w:hAnsi="TimeNewRoman"/>
                 <w:sz w:val="30"/>
               </w:rPr>
-              <w:t>4+89=93</w:t>
+              <w:t>58+36=94</w:t>
             </w:r>
           </w:p>
         </w:tc>
@@ -475,7 +475,7 @@
                 <w:rFonts w:ascii="TimeNewRoman" w:hAnsi="TimeNewRoman"/>
                 <w:sz w:val="30"/>
               </w:rPr>
-              <w:t>6+39=45</w:t>
+              <w:t>40-2=38</w:t>
             </w:r>
           </w:p>
         </w:tc>
@@ -492,7 +492,7 @@
                 <w:rFonts w:ascii="TimeNewRoman" w:hAnsi="TimeNewRoman"/>
                 <w:sz w:val="30"/>
               </w:rPr>
-              <w:t>34+7=41</w:t>
+              <w:t>78+9=87</w:t>
             </w:r>
           </w:p>
         </w:tc>
@@ -509,7 +509,7 @@
                 <w:rFonts w:ascii="TimeNewRoman" w:hAnsi="TimeNewRoman"/>
                 <w:sz w:val="30"/>
               </w:rPr>
-              <w:t>48+29=77</w:t>
+              <w:t>94-85=9</w:t>
             </w:r>
           </w:p>
         </w:tc>
@@ -526,7 +526,7 @@
                 <w:rFonts w:ascii="TimeNewRoman" w:hAnsi="TimeNewRoman"/>
                 <w:sz w:val="30"/>
               </w:rPr>
-              <w:t>95-26=69</w:t>
+              <w:t>39+26=65</w:t>
             </w:r>
           </w:p>
         </w:tc>
@@ -543,7 +543,7 @@
                 <w:rFonts w:ascii="TimeNewRoman" w:hAnsi="TimeNewRoman"/>
                 <w:sz w:val="30"/>
               </w:rPr>
-              <w:t>85-47=38</w:t>
+              <w:t>17+37=54</w:t>
             </w:r>
           </w:p>
         </w:tc>
@@ -562,7 +562,7 @@
                 <w:rFonts w:ascii="TimeNewRoman" w:hAnsi="TimeNewRoman"/>
                 <w:sz w:val="30"/>
               </w:rPr>
-              <w:t>81-34=47</w:t>
+              <w:t>22-19=3</w:t>
             </w:r>
           </w:p>
         </w:tc>
@@ -579,7 +579,7 @@
                 <w:rFonts w:ascii="TimeNewRoman" w:hAnsi="TimeNewRoman"/>
                 <w:sz w:val="30"/>
               </w:rPr>
-              <w:t>54-49=5</w:t>
+              <w:t>26+37=63</w:t>
             </w:r>
           </w:p>
         </w:tc>
@@ -596,7 +596,7 @@
                 <w:rFonts w:ascii="TimeNewRoman" w:hAnsi="TimeNewRoman"/>
                 <w:sz w:val="30"/>
               </w:rPr>
-              <w:t>98-29=69</w:t>
+              <w:t>66+29=95</w:t>
             </w:r>
           </w:p>
         </w:tc>
@@ -613,7 +613,7 @@
                 <w:rFonts w:ascii="TimeNewRoman" w:hAnsi="TimeNewRoman"/>
                 <w:sz w:val="30"/>
               </w:rPr>
-              <w:t>70-12=58</w:t>
+              <w:t>40-9=31</w:t>
             </w:r>
           </w:p>
         </w:tc>
@@ -630,7 +630,7 @@
                 <w:rFonts w:ascii="TimeNewRoman" w:hAnsi="TimeNewRoman"/>
                 <w:sz w:val="30"/>
               </w:rPr>
-              <w:t>48-29=19</w:t>
+              <w:t>72-15=57</w:t>
             </w:r>
           </w:p>
         </w:tc>
@@ -649,7 +649,7 @@
                 <w:rFonts w:ascii="TimeNewRoman" w:hAnsi="TimeNewRoman"/>
                 <w:sz w:val="30"/>
               </w:rPr>
-              <w:t>81-22=59</w:t>
+              <w:t>54-19=35</w:t>
             </w:r>
           </w:p>
         </w:tc>
@@ -666,7 +666,7 @@
                 <w:rFonts w:ascii="TimeNewRoman" w:hAnsi="TimeNewRoman"/>
                 <w:sz w:val="30"/>
               </w:rPr>
-              <w:t>52-4=48</w:t>
+              <w:t>81-67=14</w:t>
             </w:r>
           </w:p>
         </w:tc>
@@ -683,7 +683,7 @@
                 <w:rFonts w:ascii="TimeNewRoman" w:hAnsi="TimeNewRoman"/>
                 <w:sz w:val="30"/>
               </w:rPr>
-              <w:t>19+59=78</w:t>
+              <w:t>68+19=87</w:t>
             </w:r>
           </w:p>
         </w:tc>
@@ -700,7 +700,7 @@
                 <w:rFonts w:ascii="TimeNewRoman" w:hAnsi="TimeNewRoman"/>
                 <w:sz w:val="30"/>
               </w:rPr>
-              <w:t>49+25=74</w:t>
+              <w:t>46+18=64</w:t>
             </w:r>
           </w:p>
         </w:tc>
@@ -717,7 +717,7 @@
                 <w:rFonts w:ascii="TimeNewRoman" w:hAnsi="TimeNewRoman"/>
                 <w:sz w:val="30"/>
               </w:rPr>
-              <w:t>83-29=54</w:t>
+              <w:t>19+29=48</w:t>
             </w:r>
           </w:p>
         </w:tc>
@@ -736,7 +736,7 @@
                 <w:rFonts w:ascii="TimeNewRoman" w:hAnsi="TimeNewRoman"/>
                 <w:sz w:val="30"/>
               </w:rPr>
-              <w:t>24-19=5</w:t>
+              <w:t>27+58=85</w:t>
             </w:r>
           </w:p>
         </w:tc>
@@ -753,7 +753,7 @@
                 <w:rFonts w:ascii="TimeNewRoman" w:hAnsi="TimeNewRoman"/>
                 <w:sz w:val="30"/>
               </w:rPr>
-              <w:t>57+26=83</w:t>
+              <w:t>19+38=57</w:t>
             </w:r>
           </w:p>
         </w:tc>
@@ -770,7 +770,7 @@
                 <w:rFonts w:ascii="TimeNewRoman" w:hAnsi="TimeNewRoman"/>
                 <w:sz w:val="30"/>
               </w:rPr>
-              <w:t>9+64=73</w:t>
+              <w:t>19+68=87</w:t>
             </w:r>
           </w:p>
         </w:tc>
@@ -787,7 +787,7 @@
                 <w:rFonts w:ascii="TimeNewRoman" w:hAnsi="TimeNewRoman"/>
                 <w:sz w:val="30"/>
               </w:rPr>
-              <w:t>32-27=5</w:t>
+              <w:t>17+76=93</w:t>
             </w:r>
           </w:p>
         </w:tc>
@@ -804,7 +804,7 @@
                 <w:rFonts w:ascii="TimeNewRoman" w:hAnsi="TimeNewRoman"/>
                 <w:sz w:val="30"/>
               </w:rPr>
-              <w:t>17+28=45</w:t>
+              <w:t>60-11=49</w:t>
             </w:r>
           </w:p>
         </w:tc>
@@ -823,7 +823,7 @@
                 <w:rFonts w:ascii="TimeNewRoman" w:hAnsi="TimeNewRoman"/>
                 <w:sz w:val="30"/>
               </w:rPr>
-              <w:t>61-46=15</w:t>
+              <w:t>24+9=33</w:t>
             </w:r>
           </w:p>
         </w:tc>
@@ -840,7 +840,7 @@
                 <w:rFonts w:ascii="TimeNewRoman" w:hAnsi="TimeNewRoman"/>
                 <w:sz w:val="30"/>
               </w:rPr>
-              <w:t>65+27=92</w:t>
+              <w:t>8+38=46</w:t>
             </w:r>
           </w:p>
         </w:tc>
@@ -857,7 +857,7 @@
                 <w:rFonts w:ascii="TimeNewRoman" w:hAnsi="TimeNewRoman"/>
                 <w:sz w:val="30"/>
               </w:rPr>
-              <w:t>55-36=19</w:t>
+              <w:t>37+46=83</w:t>
             </w:r>
           </w:p>
         </w:tc>
@@ -874,7 +874,7 @@
                 <w:rFonts w:ascii="TimeNewRoman" w:hAnsi="TimeNewRoman"/>
                 <w:sz w:val="30"/>
               </w:rPr>
-              <w:t>97-9=88</w:t>
+              <w:t>15+57=72</w:t>
             </w:r>
           </w:p>
         </w:tc>
@@ -891,7 +891,7 @@
                 <w:rFonts w:ascii="TimeNewRoman" w:hAnsi="TimeNewRoman"/>
                 <w:sz w:val="30"/>
               </w:rPr>
-              <w:t>61-49=12</w:t>
+              <w:t>82-24=58</w:t>
             </w:r>
           </w:p>
         </w:tc>
@@ -910,7 +910,7 @@
                 <w:rFonts w:ascii="TimeNewRoman" w:hAnsi="TimeNewRoman"/>
                 <w:sz w:val="30"/>
               </w:rPr>
-              <w:t>9+37=46</w:t>
+              <w:t>52+19=71</w:t>
             </w:r>
           </w:p>
         </w:tc>
@@ -927,7 +927,7 @@
                 <w:rFonts w:ascii="TimeNewRoman" w:hAnsi="TimeNewRoman"/>
                 <w:sz w:val="30"/>
               </w:rPr>
-              <w:t>5+67=72</w:t>
+              <w:t>87-19=68</w:t>
             </w:r>
           </w:p>
         </w:tc>
@@ -944,7 +944,7 @@
                 <w:rFonts w:ascii="TimeNewRoman" w:hAnsi="TimeNewRoman"/>
                 <w:sz w:val="30"/>
               </w:rPr>
-              <w:t>36+26=62</w:t>
+              <w:t>87-49=38</w:t>
             </w:r>
           </w:p>
         </w:tc>
@@ -961,7 +961,7 @@
                 <w:rFonts w:ascii="TimeNewRoman" w:hAnsi="TimeNewRoman"/>
                 <w:sz w:val="30"/>
               </w:rPr>
-              <w:t>60-16=44</w:t>
+              <w:t>49+33=82</w:t>
             </w:r>
           </w:p>
         </w:tc>
@@ -978,7 +978,7 @@
                 <w:rFonts w:ascii="TimeNewRoman" w:hAnsi="TimeNewRoman"/>
                 <w:sz w:val="30"/>
               </w:rPr>
-              <w:t>26+59=85</w:t>
+              <w:t>6+87=93</w:t>
             </w:r>
           </w:p>
         </w:tc>
@@ -997,7 +997,7 @@
                 <w:rFonts w:ascii="TimeNewRoman" w:hAnsi="TimeNewRoman"/>
                 <w:sz w:val="30"/>
               </w:rPr>
-              <w:t>43-24=19</w:t>
+              <w:t>70-11=59</w:t>
             </w:r>
           </w:p>
         </w:tc>
@@ -1014,7 +1014,7 @@
                 <w:rFonts w:ascii="TimeNewRoman" w:hAnsi="TimeNewRoman"/>
                 <w:sz w:val="30"/>
               </w:rPr>
-              <w:t>2+79=81</w:t>
+              <w:t>60-29=31</w:t>
             </w:r>
           </w:p>
         </w:tc>
@@ -1031,7 +1031,7 @@
                 <w:rFonts w:ascii="TimeNewRoman" w:hAnsi="TimeNewRoman"/>
                 <w:sz w:val="30"/>
               </w:rPr>
-              <w:t>18+49=67</w:t>
+              <w:t>46+25=71</w:t>
             </w:r>
           </w:p>
         </w:tc>
@@ -1048,7 +1048,7 @@
                 <w:rFonts w:ascii="TimeNewRoman" w:hAnsi="TimeNewRoman"/>
                 <w:sz w:val="30"/>
               </w:rPr>
-              <w:t>42+49=91</w:t>
+              <w:t>28+37=65</w:t>
             </w:r>
           </w:p>
         </w:tc>
@@ -1065,7 +1065,7 @@
                 <w:rFonts w:ascii="TimeNewRoman" w:hAnsi="TimeNewRoman"/>
                 <w:sz w:val="30"/>
               </w:rPr>
-              <w:t>49+27=76</w:t>
+              <w:t>80-45=35</w:t>
             </w:r>
           </w:p>
         </w:tc>
@@ -1084,7 +1084,389 @@
                 <w:rFonts w:ascii="TimeNewRoman" w:hAnsi="TimeNewRoman"/>
                 <w:sz w:val="30"/>
               </w:rPr>
-              <w:t>23+28=51</w:t>
+              <w:t>6+19=25</w:t>
+            </w:r>
+          </w:p>
+        </w:tc>
+        <w:tc>
+          <w:tcPr>
+            <w:tcW w:type="dxa" w:w="1987"/>
+          </w:tcPr>
+          <w:p>
+            <w:pPr>
+              <w:jc w:val="left"/>
+            </w:pPr>
+            <w:r>
+              <w:rPr>
+                <w:rFonts w:ascii="TimeNewRoman" w:hAnsi="TimeNewRoman"/>
+                <w:sz w:val="30"/>
+              </w:rPr>
+              <w:t>23+9=32</w:t>
+            </w:r>
+          </w:p>
+        </w:tc>
+        <w:tc>
+          <w:tcPr>
+            <w:tcW w:type="dxa" w:w="1987"/>
+          </w:tcPr>
+          <w:p>
+            <w:pPr>
+              <w:jc w:val="left"/>
+            </w:pPr>
+            <w:r>
+              <w:rPr>
+                <w:rFonts w:ascii="TimeNewRoman" w:hAnsi="TimeNewRoman"/>
+                <w:sz w:val="30"/>
+              </w:rPr>
+              <w:t>50-47=3</w:t>
+            </w:r>
+          </w:p>
+        </w:tc>
+        <w:tc>
+          <w:tcPr>
+            <w:tcW w:type="dxa" w:w="1987"/>
+          </w:tcPr>
+          <w:p>
+            <w:pPr>
+              <w:jc w:val="left"/>
+            </w:pPr>
+            <w:r>
+              <w:rPr>
+                <w:rFonts w:ascii="TimeNewRoman" w:hAnsi="TimeNewRoman"/>
+                <w:sz w:val="30"/>
+              </w:rPr>
+              <w:t>51-17=34</w:t>
+            </w:r>
+          </w:p>
+        </w:tc>
+        <w:tc>
+          <w:tcPr>
+            <w:tcW w:type="dxa" w:w="1987"/>
+          </w:tcPr>
+          <w:p>
+            <w:pPr>
+              <w:jc w:val="left"/>
+            </w:pPr>
+            <w:r>
+              <w:rPr>
+                <w:rFonts w:ascii="TimeNewRoman" w:hAnsi="TimeNewRoman"/>
+                <w:sz w:val="30"/>
+              </w:rPr>
+              <w:t>19+26=45</w:t>
+            </w:r>
+          </w:p>
+        </w:tc>
+      </w:tr>
+      <w:tr>
+        <w:tc>
+          <w:tcPr>
+            <w:tcW w:type="dxa" w:w="1987"/>
+          </w:tcPr>
+          <w:p>
+            <w:pPr>
+              <w:jc w:val="left"/>
+            </w:pPr>
+            <w:r>
+              <w:rPr>
+                <w:rFonts w:ascii="TimeNewRoman" w:hAnsi="TimeNewRoman"/>
+                <w:sz w:val="30"/>
+              </w:rPr>
+              <w:t>93-26=67</w:t>
+            </w:r>
+          </w:p>
+        </w:tc>
+        <w:tc>
+          <w:tcPr>
+            <w:tcW w:type="dxa" w:w="1987"/>
+          </w:tcPr>
+          <w:p>
+            <w:pPr>
+              <w:jc w:val="left"/>
+            </w:pPr>
+            <w:r>
+              <w:rPr>
+                <w:rFonts w:ascii="TimeNewRoman" w:hAnsi="TimeNewRoman"/>
+                <w:sz w:val="30"/>
+              </w:rPr>
+              <w:t>39+2=41</w:t>
+            </w:r>
+          </w:p>
+        </w:tc>
+        <w:tc>
+          <w:tcPr>
+            <w:tcW w:type="dxa" w:w="1987"/>
+          </w:tcPr>
+          <w:p>
+            <w:pPr>
+              <w:jc w:val="left"/>
+            </w:pPr>
+            <w:r>
+              <w:rPr>
+                <w:rFonts w:ascii="TimeNewRoman" w:hAnsi="TimeNewRoman"/>
+                <w:sz w:val="30"/>
+              </w:rPr>
+              <w:t>72-68=4</w:t>
+            </w:r>
+          </w:p>
+        </w:tc>
+        <w:tc>
+          <w:tcPr>
+            <w:tcW w:type="dxa" w:w="1987"/>
+          </w:tcPr>
+          <w:p>
+            <w:pPr>
+              <w:jc w:val="left"/>
+            </w:pPr>
+            <w:r>
+              <w:rPr>
+                <w:rFonts w:ascii="TimeNewRoman" w:hAnsi="TimeNewRoman"/>
+                <w:sz w:val="30"/>
+              </w:rPr>
+              <w:t>6+17=23</w:t>
+            </w:r>
+          </w:p>
+        </w:tc>
+        <w:tc>
+          <w:tcPr>
+            <w:tcW w:type="dxa" w:w="1987"/>
+          </w:tcPr>
+          <w:p>
+            <w:pPr>
+              <w:jc w:val="left"/>
+            </w:pPr>
+            <w:r>
+              <w:rPr>
+                <w:rFonts w:ascii="TimeNewRoman" w:hAnsi="TimeNewRoman"/>
+                <w:sz w:val="30"/>
+              </w:rPr>
+              <w:t>36+18=54</w:t>
+            </w:r>
+          </w:p>
+        </w:tc>
+      </w:tr>
+      <w:tr>
+        <w:tc>
+          <w:tcPr>
+            <w:tcW w:type="dxa" w:w="1987"/>
+          </w:tcPr>
+          <w:p>
+            <w:pPr>
+              <w:jc w:val="left"/>
+            </w:pPr>
+            <w:r>
+              <w:rPr>
+                <w:rFonts w:ascii="TimeNewRoman" w:hAnsi="TimeNewRoman"/>
+                <w:sz w:val="30"/>
+              </w:rPr>
+              <w:t>95-19=76</w:t>
+            </w:r>
+          </w:p>
+        </w:tc>
+        <w:tc>
+          <w:tcPr>
+            <w:tcW w:type="dxa" w:w="1987"/>
+          </w:tcPr>
+          <w:p>
+            <w:pPr>
+              <w:jc w:val="left"/>
+            </w:pPr>
+            <w:r>
+              <w:rPr>
+                <w:rFonts w:ascii="TimeNewRoman" w:hAnsi="TimeNewRoman"/>
+                <w:sz w:val="30"/>
+              </w:rPr>
+              <w:t>91-64=27</w:t>
+            </w:r>
+          </w:p>
+        </w:tc>
+        <w:tc>
+          <w:tcPr>
+            <w:tcW w:type="dxa" w:w="1987"/>
+          </w:tcPr>
+          <w:p>
+            <w:pPr>
+              <w:jc w:val="left"/>
+            </w:pPr>
+            <w:r>
+              <w:rPr>
+                <w:rFonts w:ascii="TimeNewRoman" w:hAnsi="TimeNewRoman"/>
+                <w:sz w:val="30"/>
+              </w:rPr>
+              <w:t>4+87=91</w:t>
+            </w:r>
+          </w:p>
+        </w:tc>
+        <w:tc>
+          <w:tcPr>
+            <w:tcW w:type="dxa" w:w="1987"/>
+          </w:tcPr>
+          <w:p>
+            <w:pPr>
+              <w:jc w:val="left"/>
+            </w:pPr>
+            <w:r>
+              <w:rPr>
+                <w:rFonts w:ascii="TimeNewRoman" w:hAnsi="TimeNewRoman"/>
+                <w:sz w:val="30"/>
+              </w:rPr>
+              <w:t>7+44=51</w:t>
+            </w:r>
+          </w:p>
+        </w:tc>
+        <w:tc>
+          <w:tcPr>
+            <w:tcW w:type="dxa" w:w="1987"/>
+          </w:tcPr>
+          <w:p>
+            <w:pPr>
+              <w:jc w:val="left"/>
+            </w:pPr>
+            <w:r>
+              <w:rPr>
+                <w:rFonts w:ascii="TimeNewRoman" w:hAnsi="TimeNewRoman"/>
+                <w:sz w:val="30"/>
+              </w:rPr>
+              <w:t>5+89=94</w:t>
+            </w:r>
+          </w:p>
+        </w:tc>
+      </w:tr>
+      <w:tr>
+        <w:tc>
+          <w:tcPr>
+            <w:tcW w:type="dxa" w:w="1987"/>
+          </w:tcPr>
+          <w:p>
+            <w:pPr>
+              <w:jc w:val="left"/>
+            </w:pPr>
+            <w:r>
+              <w:rPr>
+                <w:rFonts w:ascii="TimeNewRoman" w:hAnsi="TimeNewRoman"/>
+                <w:sz w:val="30"/>
+              </w:rPr>
+              <w:t>61-42=19</w:t>
+            </w:r>
+          </w:p>
+        </w:tc>
+        <w:tc>
+          <w:tcPr>
+            <w:tcW w:type="dxa" w:w="1987"/>
+          </w:tcPr>
+          <w:p>
+            <w:pPr>
+              <w:jc w:val="left"/>
+            </w:pPr>
+            <w:r>
+              <w:rPr>
+                <w:rFonts w:ascii="TimeNewRoman" w:hAnsi="TimeNewRoman"/>
+                <w:sz w:val="30"/>
+              </w:rPr>
+              <w:t>39+43=82</w:t>
+            </w:r>
+          </w:p>
+        </w:tc>
+        <w:tc>
+          <w:tcPr>
+            <w:tcW w:type="dxa" w:w="1987"/>
+          </w:tcPr>
+          <w:p>
+            <w:pPr>
+              <w:jc w:val="left"/>
+            </w:pPr>
+            <w:r>
+              <w:rPr>
+                <w:rFonts w:ascii="TimeNewRoman" w:hAnsi="TimeNewRoman"/>
+                <w:sz w:val="30"/>
+              </w:rPr>
+              <w:t>75-9=66</w:t>
+            </w:r>
+          </w:p>
+        </w:tc>
+        <w:tc>
+          <w:tcPr>
+            <w:tcW w:type="dxa" w:w="1987"/>
+          </w:tcPr>
+          <w:p>
+            <w:pPr>
+              <w:jc w:val="left"/>
+            </w:pPr>
+            <w:r>
+              <w:rPr>
+                <w:rFonts w:ascii="TimeNewRoman" w:hAnsi="TimeNewRoman"/>
+                <w:sz w:val="30"/>
+              </w:rPr>
+              <w:t>27+36=63</w:t>
+            </w:r>
+          </w:p>
+        </w:tc>
+        <w:tc>
+          <w:tcPr>
+            <w:tcW w:type="dxa" w:w="1987"/>
+          </w:tcPr>
+          <w:p>
+            <w:pPr>
+              <w:jc w:val="left"/>
+            </w:pPr>
+            <w:r>
+              <w:rPr>
+                <w:rFonts w:ascii="TimeNewRoman" w:hAnsi="TimeNewRoman"/>
+                <w:sz w:val="30"/>
+              </w:rPr>
+              <w:t>53-39=14</w:t>
+            </w:r>
+          </w:p>
+        </w:tc>
+      </w:tr>
+      <w:tr>
+        <w:tc>
+          <w:tcPr>
+            <w:tcW w:type="dxa" w:w="1987"/>
+          </w:tcPr>
+          <w:p>
+            <w:pPr>
+              <w:jc w:val="left"/>
+            </w:pPr>
+            <w:r>
+              <w:rPr>
+                <w:rFonts w:ascii="TimeNewRoman" w:hAnsi="TimeNewRoman"/>
+                <w:sz w:val="30"/>
+              </w:rPr>
+              <w:t>71-67=4</w:t>
+            </w:r>
+          </w:p>
+        </w:tc>
+        <w:tc>
+          <w:tcPr>
+            <w:tcW w:type="dxa" w:w="1987"/>
+          </w:tcPr>
+          <w:p>
+            <w:pPr>
+              <w:jc w:val="left"/>
+            </w:pPr>
+            <w:r>
+              <w:rPr>
+                <w:rFonts w:ascii="TimeNewRoman" w:hAnsi="TimeNewRoman"/>
+                <w:sz w:val="30"/>
+              </w:rPr>
+              <w:t>4+49=53</w:t>
+            </w:r>
+          </w:p>
+        </w:tc>
+        <w:tc>
+          <w:tcPr>
+            <w:tcW w:type="dxa" w:w="1987"/>
+          </w:tcPr>
+          <w:p>
+            <w:pPr>
+              <w:jc w:val="left"/>
+            </w:pPr>
+            <w:r>
+              <w:rPr>
+                <w:rFonts w:ascii="TimeNewRoman" w:hAnsi="TimeNewRoman"/>
+                <w:sz w:val="30"/>
+              </w:rPr>
+              <w:t>5+56=61</w:t>
             </w:r>
           </w:p>
         </w:tc>
@@ -1118,41 +1500,7 @@
                 <w:rFonts w:ascii="TimeNewRoman" w:hAnsi="TimeNewRoman"/>
                 <w:sz w:val="30"/>
               </w:rPr>
-              <w:t>73-16=57</w:t>
-            </w:r>
-          </w:p>
-        </w:tc>
-        <w:tc>
-          <w:tcPr>
-            <w:tcW w:type="dxa" w:w="1987"/>
-          </w:tcPr>
-          <w:p>
-            <w:pPr>
-              <w:jc w:val="left"/>
-            </w:pPr>
-            <w:r>
-              <w:rPr>
-                <w:rFonts w:ascii="TimeNewRoman" w:hAnsi="TimeNewRoman"/>
-                <w:sz w:val="30"/>
-              </w:rPr>
-              <w:t>19+47=66</w:t>
-            </w:r>
-          </w:p>
-        </w:tc>
-        <w:tc>
-          <w:tcPr>
-            <w:tcW w:type="dxa" w:w="1987"/>
-          </w:tcPr>
-          <w:p>
-            <w:pPr>
-              <w:jc w:val="left"/>
-            </w:pPr>
-            <w:r>
-              <w:rPr>
-                <w:rFonts w:ascii="TimeNewRoman" w:hAnsi="TimeNewRoman"/>
-                <w:sz w:val="30"/>
-              </w:rPr>
-              <w:t>92-6=86</w:t>
+              <w:t>50-9=41</w:t>
             </w:r>
           </w:p>
         </w:tc>
@@ -1171,7 +1519,7 @@
                 <w:rFonts w:ascii="TimeNewRoman" w:hAnsi="TimeNewRoman"/>
                 <w:sz w:val="30"/>
               </w:rPr>
-              <w:t>74+19=93</w:t>
+              <w:t>76-17=59</w:t>
             </w:r>
           </w:p>
         </w:tc>
@@ -1188,7 +1536,7 @@
                 <w:rFonts w:ascii="TimeNewRoman" w:hAnsi="TimeNewRoman"/>
                 <w:sz w:val="30"/>
               </w:rPr>
-              <w:t>18+48=66</w:t>
+              <w:t>96-78=18</w:t>
             </w:r>
           </w:p>
         </w:tc>
@@ -1205,7 +1553,7 @@
                 <w:rFonts w:ascii="TimeNewRoman" w:hAnsi="TimeNewRoman"/>
                 <w:sz w:val="30"/>
               </w:rPr>
-              <w:t>51-28=23</w:t>
+              <w:t>36+57=93</w:t>
             </w:r>
           </w:p>
         </w:tc>
@@ -1222,7 +1570,7 @@
                 <w:rFonts w:ascii="TimeNewRoman" w:hAnsi="TimeNewRoman"/>
                 <w:sz w:val="30"/>
               </w:rPr>
-              <w:t>6+19=25</w:t>
+              <w:t>9+28=37</w:t>
             </w:r>
           </w:p>
         </w:tc>
@@ -1239,7 +1587,7 @@
                 <w:rFonts w:ascii="TimeNewRoman" w:hAnsi="TimeNewRoman"/>
                 <w:sz w:val="30"/>
               </w:rPr>
-              <w:t>28+66=94</w:t>
+              <w:t>66-29=37</w:t>
             </w:r>
           </w:p>
         </w:tc>
@@ -1258,7 +1606,7 @@
                 <w:rFonts w:ascii="TimeNewRoman" w:hAnsi="TimeNewRoman"/>
                 <w:sz w:val="30"/>
               </w:rPr>
-              <w:t>37+58=95</w:t>
+              <w:t>71-36=35</w:t>
             </w:r>
           </w:p>
         </w:tc>
@@ -1275,7 +1623,7 @@
                 <w:rFonts w:ascii="TimeNewRoman" w:hAnsi="TimeNewRoman"/>
                 <w:sz w:val="30"/>
               </w:rPr>
-              <w:t>28+37=65</w:t>
+              <w:t>43-39=4</w:t>
             </w:r>
           </w:p>
         </w:tc>
@@ -1292,7 +1640,7 @@
                 <w:rFonts w:ascii="TimeNewRoman" w:hAnsi="TimeNewRoman"/>
                 <w:sz w:val="30"/>
               </w:rPr>
-              <w:t>84+9=93</w:t>
+              <w:t>40-22=18</w:t>
             </w:r>
           </w:p>
         </w:tc>
@@ -1309,7 +1657,7 @@
                 <w:rFonts w:ascii="TimeNewRoman" w:hAnsi="TimeNewRoman"/>
                 <w:sz w:val="30"/>
               </w:rPr>
-              <w:t>41-24=17</w:t>
+              <w:t>39+54=93</w:t>
             </w:r>
           </w:p>
         </w:tc>
@@ -1326,7 +1674,7 @@
                 <w:rFonts w:ascii="TimeNewRoman" w:hAnsi="TimeNewRoman"/>
                 <w:sz w:val="30"/>
               </w:rPr>
-              <w:t>50-38=12</w:t>
+              <w:t>63-9=54</w:t>
             </w:r>
           </w:p>
         </w:tc>
@@ -1345,7 +1693,7 @@
                 <w:rFonts w:ascii="TimeNewRoman" w:hAnsi="TimeNewRoman"/>
                 <w:sz w:val="30"/>
               </w:rPr>
-              <w:t>87-69=18</w:t>
+              <w:t>74-38=36</w:t>
             </w:r>
           </w:p>
         </w:tc>
@@ -1362,7 +1710,7 @@
                 <w:rFonts w:ascii="TimeNewRoman" w:hAnsi="TimeNewRoman"/>
                 <w:sz w:val="30"/>
               </w:rPr>
-              <w:t>51-42=9</w:t>
+              <w:t>75-49=26</w:t>
             </w:r>
           </w:p>
         </w:tc>
@@ -1379,7 +1727,7 @@
                 <w:rFonts w:ascii="TimeNewRoman" w:hAnsi="TimeNewRoman"/>
                 <w:sz w:val="30"/>
               </w:rPr>
-              <w:t>2+9=11</w:t>
+              <w:t>97-28=69</w:t>
             </w:r>
           </w:p>
         </w:tc>
@@ -1396,7 +1744,7 @@
                 <w:rFonts w:ascii="TimeNewRoman" w:hAnsi="TimeNewRoman"/>
                 <w:sz w:val="30"/>
               </w:rPr>
-              <w:t>34-8=26</w:t>
+              <w:t>47+19=66</w:t>
             </w:r>
           </w:p>
         </w:tc>
@@ -1413,355 +1761,7 @@
                 <w:rFonts w:ascii="TimeNewRoman" w:hAnsi="TimeNewRoman"/>
                 <w:sz w:val="30"/>
               </w:rPr>
-              <w:t>93-69=24</w:t>
-            </w:r>
-          </w:p>
-        </w:tc>
-      </w:tr>
-      <w:tr>
-        <w:tc>
-          <w:tcPr>
-            <w:tcW w:type="dxa" w:w="1987"/>
-          </w:tcPr>
-          <w:p>
-            <w:pPr>
-              <w:jc w:val="left"/>
-            </w:pPr>
-            <w:r>
-              <w:rPr>
-                <w:rFonts w:ascii="TimeNewRoman" w:hAnsi="TimeNewRoman"/>
-                <w:sz w:val="30"/>
-              </w:rPr>
-              <w:t>49+49=98</w:t>
-            </w:r>
-          </w:p>
-        </w:tc>
-        <w:tc>
-          <w:tcPr>
-            <w:tcW w:type="dxa" w:w="1987"/>
-          </w:tcPr>
-          <w:p>
-            <w:pPr>
-              <w:jc w:val="left"/>
-            </w:pPr>
-            <w:r>
-              <w:rPr>
-                <w:rFonts w:ascii="TimeNewRoman" w:hAnsi="TimeNewRoman"/>
-                <w:sz w:val="30"/>
-              </w:rPr>
-              <w:t>74-58=16</w:t>
-            </w:r>
-          </w:p>
-        </w:tc>
-        <w:tc>
-          <w:tcPr>
-            <w:tcW w:type="dxa" w:w="1987"/>
-          </w:tcPr>
-          <w:p>
-            <w:pPr>
-              <w:jc w:val="left"/>
-            </w:pPr>
-            <w:r>
-              <w:rPr>
-                <w:rFonts w:ascii="TimeNewRoman" w:hAnsi="TimeNewRoman"/>
-                <w:sz w:val="30"/>
-              </w:rPr>
-              <w:t>85+8=93</w:t>
-            </w:r>
-          </w:p>
-        </w:tc>
-        <w:tc>
-          <w:tcPr>
-            <w:tcW w:type="dxa" w:w="1987"/>
-          </w:tcPr>
-          <w:p>
-            <w:pPr>
-              <w:jc w:val="left"/>
-            </w:pPr>
-            <w:r>
-              <w:rPr>
-                <w:rFonts w:ascii="TimeNewRoman" w:hAnsi="TimeNewRoman"/>
-                <w:sz w:val="30"/>
-              </w:rPr>
-              <w:t>89+6=95</w:t>
-            </w:r>
-          </w:p>
-        </w:tc>
-        <w:tc>
-          <w:tcPr>
-            <w:tcW w:type="dxa" w:w="1987"/>
-          </w:tcPr>
-          <w:p>
-            <w:pPr>
-              <w:jc w:val="left"/>
-            </w:pPr>
-            <w:r>
-              <w:rPr>
-                <w:rFonts w:ascii="TimeNewRoman" w:hAnsi="TimeNewRoman"/>
-                <w:sz w:val="30"/>
-              </w:rPr>
-              <w:t>37+29=66</w:t>
-            </w:r>
-          </w:p>
-        </w:tc>
-      </w:tr>
-      <w:tr>
-        <w:tc>
-          <w:tcPr>
-            <w:tcW w:type="dxa" w:w="1987"/>
-          </w:tcPr>
-          <w:p>
-            <w:pPr>
-              <w:jc w:val="left"/>
-            </w:pPr>
-            <w:r>
-              <w:rPr>
-                <w:rFonts w:ascii="TimeNewRoman" w:hAnsi="TimeNewRoman"/>
-                <w:sz w:val="30"/>
-              </w:rPr>
-              <w:t>29+53=82</w:t>
-            </w:r>
-          </w:p>
-        </w:tc>
-        <w:tc>
-          <w:tcPr>
-            <w:tcW w:type="dxa" w:w="1987"/>
-          </w:tcPr>
-          <w:p>
-            <w:pPr>
-              <w:jc w:val="left"/>
-            </w:pPr>
-            <w:r>
-              <w:rPr>
-                <w:rFonts w:ascii="TimeNewRoman" w:hAnsi="TimeNewRoman"/>
-                <w:sz w:val="30"/>
-              </w:rPr>
-              <w:t>70-38=32</w:t>
-            </w:r>
-          </w:p>
-        </w:tc>
-        <w:tc>
-          <w:tcPr>
-            <w:tcW w:type="dxa" w:w="1987"/>
-          </w:tcPr>
-          <w:p>
-            <w:pPr>
-              <w:jc w:val="left"/>
-            </w:pPr>
-            <w:r>
-              <w:rPr>
-                <w:rFonts w:ascii="TimeNewRoman" w:hAnsi="TimeNewRoman"/>
-                <w:sz w:val="30"/>
-              </w:rPr>
-              <w:t>21-13=8</w:t>
-            </w:r>
-          </w:p>
-        </w:tc>
-        <w:tc>
-          <w:tcPr>
-            <w:tcW w:type="dxa" w:w="1987"/>
-          </w:tcPr>
-          <w:p>
-            <w:pPr>
-              <w:jc w:val="left"/>
-            </w:pPr>
-            <w:r>
-              <w:rPr>
-                <w:rFonts w:ascii="TimeNewRoman" w:hAnsi="TimeNewRoman"/>
-                <w:sz w:val="30"/>
-              </w:rPr>
-              <w:t>53-38=15</w:t>
-            </w:r>
-          </w:p>
-        </w:tc>
-        <w:tc>
-          <w:tcPr>
-            <w:tcW w:type="dxa" w:w="1987"/>
-          </w:tcPr>
-          <w:p>
-            <w:pPr>
-              <w:jc w:val="left"/>
-            </w:pPr>
-            <w:r>
-              <w:rPr>
-                <w:rFonts w:ascii="TimeNewRoman" w:hAnsi="TimeNewRoman"/>
-                <w:sz w:val="30"/>
-              </w:rPr>
-              <w:t>33+9=42</w:t>
-            </w:r>
-          </w:p>
-        </w:tc>
-      </w:tr>
-      <w:tr>
-        <w:tc>
-          <w:tcPr>
-            <w:tcW w:type="dxa" w:w="1987"/>
-          </w:tcPr>
-          <w:p>
-            <w:pPr>
-              <w:jc w:val="left"/>
-            </w:pPr>
-            <w:r>
-              <w:rPr>
-                <w:rFonts w:ascii="TimeNewRoman" w:hAnsi="TimeNewRoman"/>
-                <w:sz w:val="30"/>
-              </w:rPr>
-              <w:t>80-19=61</w:t>
-            </w:r>
-          </w:p>
-        </w:tc>
-        <w:tc>
-          <w:tcPr>
-            <w:tcW w:type="dxa" w:w="1987"/>
-          </w:tcPr>
-          <w:p>
-            <w:pPr>
-              <w:jc w:val="left"/>
-            </w:pPr>
-            <w:r>
-              <w:rPr>
-                <w:rFonts w:ascii="TimeNewRoman" w:hAnsi="TimeNewRoman"/>
-                <w:sz w:val="30"/>
-              </w:rPr>
-              <w:t>45+48=93</w:t>
-            </w:r>
-          </w:p>
-        </w:tc>
-        <w:tc>
-          <w:tcPr>
-            <w:tcW w:type="dxa" w:w="1987"/>
-          </w:tcPr>
-          <w:p>
-            <w:pPr>
-              <w:jc w:val="left"/>
-            </w:pPr>
-            <w:r>
-              <w:rPr>
-                <w:rFonts w:ascii="TimeNewRoman" w:hAnsi="TimeNewRoman"/>
-                <w:sz w:val="30"/>
-              </w:rPr>
-              <w:t>33+29=62</w:t>
-            </w:r>
-          </w:p>
-        </w:tc>
-        <w:tc>
-          <w:tcPr>
-            <w:tcW w:type="dxa" w:w="1987"/>
-          </w:tcPr>
-          <w:p>
-            <w:pPr>
-              <w:jc w:val="left"/>
-            </w:pPr>
-            <w:r>
-              <w:rPr>
-                <w:rFonts w:ascii="TimeNewRoman" w:hAnsi="TimeNewRoman"/>
-                <w:sz w:val="30"/>
-              </w:rPr>
-              <w:t>24+8=32</w:t>
-            </w:r>
-          </w:p>
-        </w:tc>
-        <w:tc>
-          <w:tcPr>
-            <w:tcW w:type="dxa" w:w="1987"/>
-          </w:tcPr>
-          <w:p>
-            <w:pPr>
-              <w:jc w:val="left"/>
-            </w:pPr>
-            <w:r>
-              <w:rPr>
-                <w:rFonts w:ascii="TimeNewRoman" w:hAnsi="TimeNewRoman"/>
-                <w:sz w:val="30"/>
-              </w:rPr>
-              <w:t>56+5=61</w:t>
-            </w:r>
-          </w:p>
-        </w:tc>
-      </w:tr>
-      <w:tr>
-        <w:tc>
-          <w:tcPr>
-            <w:tcW w:type="dxa" w:w="1987"/>
-          </w:tcPr>
-          <w:p>
-            <w:pPr>
-              <w:jc w:val="left"/>
-            </w:pPr>
-            <w:r>
-              <w:rPr>
-                <w:rFonts w:ascii="TimeNewRoman" w:hAnsi="TimeNewRoman"/>
-                <w:sz w:val="30"/>
-              </w:rPr>
-              <w:t>8+19=27</w:t>
-            </w:r>
-          </w:p>
-        </w:tc>
-        <w:tc>
-          <w:tcPr>
-            <w:tcW w:type="dxa" w:w="1987"/>
-          </w:tcPr>
-          <w:p>
-            <w:pPr>
-              <w:jc w:val="left"/>
-            </w:pPr>
-            <w:r>
-              <w:rPr>
-                <w:rFonts w:ascii="TimeNewRoman" w:hAnsi="TimeNewRoman"/>
-                <w:sz w:val="30"/>
-              </w:rPr>
-              <w:t>28+8=36</w:t>
-            </w:r>
-          </w:p>
-        </w:tc>
-        <w:tc>
-          <w:tcPr>
-            <w:tcW w:type="dxa" w:w="1987"/>
-          </w:tcPr>
-          <w:p>
-            <w:pPr>
-              <w:jc w:val="left"/>
-            </w:pPr>
-            <w:r>
-              <w:rPr>
-                <w:rFonts w:ascii="TimeNewRoman" w:hAnsi="TimeNewRoman"/>
-                <w:sz w:val="30"/>
-              </w:rPr>
-              <w:t>70-1=69</w:t>
-            </w:r>
-          </w:p>
-        </w:tc>
-        <w:tc>
-          <w:tcPr>
-            <w:tcW w:type="dxa" w:w="1987"/>
-          </w:tcPr>
-          <w:p>
-            <w:pPr>
-              <w:jc w:val="left"/>
-            </w:pPr>
-            <w:r>
-              <w:rPr>
-                <w:rFonts w:ascii="TimeNewRoman" w:hAnsi="TimeNewRoman"/>
-                <w:sz w:val="30"/>
-              </w:rPr>
-              <w:t>27+4=31</w:t>
-            </w:r>
-          </w:p>
-        </w:tc>
-        <w:tc>
-          <w:tcPr>
-            <w:tcW w:type="dxa" w:w="1987"/>
-          </w:tcPr>
-          <w:p>
-            <w:pPr>
-              <w:jc w:val="left"/>
-            </w:pPr>
-            <w:r>
-              <w:rPr>
-                <w:rFonts w:ascii="TimeNewRoman" w:hAnsi="TimeNewRoman"/>
-                <w:sz w:val="30"/>
-              </w:rPr>
-              <w:t>2+19=21</w:t>
+              <w:t>70-58=12</w:t>
             </w:r>
           </w:p>
         </w:tc>

--- a/answers-of-adc_sbb_within_100.docx
+++ b/answers-of-adc_sbb_within_100.docx
@@ -40,1172 +40,7 @@
                 <w:rFonts w:ascii="TimeNewRoman" w:hAnsi="TimeNewRoman"/>
                 <w:sz w:val="30"/>
               </w:rPr>
-              <w:t>94-88=6</w:t>
-            </w:r>
-          </w:p>
-        </w:tc>
-        <w:tc>
-          <w:tcPr>
-            <w:tcW w:type="dxa" w:w="1987"/>
-          </w:tcPr>
-          <w:p>
-            <w:pPr>
-              <w:jc w:val="left"/>
-            </w:pPr>
-            <w:r>
-              <w:rPr>
-                <w:rFonts w:ascii="TimeNewRoman" w:hAnsi="TimeNewRoman"/>
-                <w:sz w:val="30"/>
-              </w:rPr>
-              <w:t>52-15=37</w:t>
-            </w:r>
-          </w:p>
-        </w:tc>
-        <w:tc>
-          <w:tcPr>
-            <w:tcW w:type="dxa" w:w="1987"/>
-          </w:tcPr>
-          <w:p>
-            <w:pPr>
-              <w:jc w:val="left"/>
-            </w:pPr>
-            <w:r>
-              <w:rPr>
-                <w:rFonts w:ascii="TimeNewRoman" w:hAnsi="TimeNewRoman"/>
-                <w:sz w:val="30"/>
-              </w:rPr>
-              <w:t>74-15=59</w:t>
-            </w:r>
-          </w:p>
-        </w:tc>
-        <w:tc>
-          <w:tcPr>
-            <w:tcW w:type="dxa" w:w="1987"/>
-          </w:tcPr>
-          <w:p>
-            <w:pPr>
-              <w:jc w:val="left"/>
-            </w:pPr>
-            <w:r>
-              <w:rPr>
-                <w:rFonts w:ascii="TimeNewRoman" w:hAnsi="TimeNewRoman"/>
-                <w:sz w:val="30"/>
-              </w:rPr>
-              <w:t>61-32=29</w:t>
-            </w:r>
-          </w:p>
-        </w:tc>
-        <w:tc>
-          <w:tcPr>
-            <w:tcW w:type="dxa" w:w="1987"/>
-          </w:tcPr>
-          <w:p>
-            <w:pPr>
-              <w:jc w:val="left"/>
-            </w:pPr>
-            <w:r>
-              <w:rPr>
-                <w:rFonts w:ascii="TimeNewRoman" w:hAnsi="TimeNewRoman"/>
-                <w:sz w:val="30"/>
-              </w:rPr>
-              <w:t>80-64=16</w:t>
-            </w:r>
-          </w:p>
-        </w:tc>
-      </w:tr>
-      <w:tr>
-        <w:tc>
-          <w:tcPr>
-            <w:tcW w:type="dxa" w:w="1987"/>
-          </w:tcPr>
-          <w:p>
-            <w:pPr>
-              <w:jc w:val="left"/>
-            </w:pPr>
-            <w:r>
-              <w:rPr>
-                <w:rFonts w:ascii="TimeNewRoman" w:hAnsi="TimeNewRoman"/>
-                <w:sz w:val="30"/>
-              </w:rPr>
-              <w:t>19+62=81</w:t>
-            </w:r>
-          </w:p>
-        </w:tc>
-        <w:tc>
-          <w:tcPr>
-            <w:tcW w:type="dxa" w:w="1987"/>
-          </w:tcPr>
-          <w:p>
-            <w:pPr>
-              <w:jc w:val="left"/>
-            </w:pPr>
-            <w:r>
-              <w:rPr>
-                <w:rFonts w:ascii="TimeNewRoman" w:hAnsi="TimeNewRoman"/>
-                <w:sz w:val="30"/>
-              </w:rPr>
-              <w:t>55+17=72</w:t>
-            </w:r>
-          </w:p>
-        </w:tc>
-        <w:tc>
-          <w:tcPr>
-            <w:tcW w:type="dxa" w:w="1987"/>
-          </w:tcPr>
-          <w:p>
-            <w:pPr>
-              <w:jc w:val="left"/>
-            </w:pPr>
-            <w:r>
-              <w:rPr>
-                <w:rFonts w:ascii="TimeNewRoman" w:hAnsi="TimeNewRoman"/>
-                <w:sz w:val="30"/>
-              </w:rPr>
-              <w:t>27+64=91</w:t>
-            </w:r>
-          </w:p>
-        </w:tc>
-        <w:tc>
-          <w:tcPr>
-            <w:tcW w:type="dxa" w:w="1987"/>
-          </w:tcPr>
-          <w:p>
-            <w:pPr>
-              <w:jc w:val="left"/>
-            </w:pPr>
-            <w:r>
-              <w:rPr>
-                <w:rFonts w:ascii="TimeNewRoman" w:hAnsi="TimeNewRoman"/>
-                <w:sz w:val="30"/>
-              </w:rPr>
-              <w:t>17+4=21</w:t>
-            </w:r>
-          </w:p>
-        </w:tc>
-        <w:tc>
-          <w:tcPr>
-            <w:tcW w:type="dxa" w:w="1987"/>
-          </w:tcPr>
-          <w:p>
-            <w:pPr>
-              <w:jc w:val="left"/>
-            </w:pPr>
-            <w:r>
-              <w:rPr>
-                <w:rFonts w:ascii="TimeNewRoman" w:hAnsi="TimeNewRoman"/>
-                <w:sz w:val="30"/>
-              </w:rPr>
-              <w:t>18+18=36</w:t>
-            </w:r>
-          </w:p>
-        </w:tc>
-      </w:tr>
-      <w:tr>
-        <w:tc>
-          <w:tcPr>
-            <w:tcW w:type="dxa" w:w="1987"/>
-          </w:tcPr>
-          <w:p>
-            <w:pPr>
-              <w:jc w:val="left"/>
-            </w:pPr>
-            <w:r>
-              <w:rPr>
-                <w:rFonts w:ascii="TimeNewRoman" w:hAnsi="TimeNewRoman"/>
-                <w:sz w:val="30"/>
-              </w:rPr>
-              <w:t>45+49=94</w:t>
-            </w:r>
-          </w:p>
-        </w:tc>
-        <w:tc>
-          <w:tcPr>
-            <w:tcW w:type="dxa" w:w="1987"/>
-          </w:tcPr>
-          <w:p>
-            <w:pPr>
-              <w:jc w:val="left"/>
-            </w:pPr>
-            <w:r>
-              <w:rPr>
-                <w:rFonts w:ascii="TimeNewRoman" w:hAnsi="TimeNewRoman"/>
-                <w:sz w:val="30"/>
-              </w:rPr>
-              <w:t>63-14=49</w:t>
-            </w:r>
-          </w:p>
-        </w:tc>
-        <w:tc>
-          <w:tcPr>
-            <w:tcW w:type="dxa" w:w="1987"/>
-          </w:tcPr>
-          <w:p>
-            <w:pPr>
-              <w:jc w:val="left"/>
-            </w:pPr>
-            <w:r>
-              <w:rPr>
-                <w:rFonts w:ascii="TimeNewRoman" w:hAnsi="TimeNewRoman"/>
-                <w:sz w:val="30"/>
-              </w:rPr>
-              <w:t>17+35=52</w:t>
-            </w:r>
-          </w:p>
-        </w:tc>
-        <w:tc>
-          <w:tcPr>
-            <w:tcW w:type="dxa" w:w="1987"/>
-          </w:tcPr>
-          <w:p>
-            <w:pPr>
-              <w:jc w:val="left"/>
-            </w:pPr>
-            <w:r>
-              <w:rPr>
-                <w:rFonts w:ascii="TimeNewRoman" w:hAnsi="TimeNewRoman"/>
-                <w:sz w:val="30"/>
-              </w:rPr>
-              <w:t>70-38=32</w:t>
-            </w:r>
-          </w:p>
-        </w:tc>
-        <w:tc>
-          <w:tcPr>
-            <w:tcW w:type="dxa" w:w="1987"/>
-          </w:tcPr>
-          <w:p>
-            <w:pPr>
-              <w:jc w:val="left"/>
-            </w:pPr>
-            <w:r>
-              <w:rPr>
-                <w:rFonts w:ascii="TimeNewRoman" w:hAnsi="TimeNewRoman"/>
-                <w:sz w:val="30"/>
-              </w:rPr>
-              <w:t>80-79=1</w:t>
-            </w:r>
-          </w:p>
-        </w:tc>
-      </w:tr>
-      <w:tr>
-        <w:tc>
-          <w:tcPr>
-            <w:tcW w:type="dxa" w:w="1987"/>
-          </w:tcPr>
-          <w:p>
-            <w:pPr>
-              <w:jc w:val="left"/>
-            </w:pPr>
-            <w:r>
-              <w:rPr>
-                <w:rFonts w:ascii="TimeNewRoman" w:hAnsi="TimeNewRoman"/>
-                <w:sz w:val="30"/>
-              </w:rPr>
-              <w:t>6+15=21</w:t>
-            </w:r>
-          </w:p>
-        </w:tc>
-        <w:tc>
-          <w:tcPr>
-            <w:tcW w:type="dxa" w:w="1987"/>
-          </w:tcPr>
-          <w:p>
-            <w:pPr>
-              <w:jc w:val="left"/>
-            </w:pPr>
-            <w:r>
-              <w:rPr>
-                <w:rFonts w:ascii="TimeNewRoman" w:hAnsi="TimeNewRoman"/>
-                <w:sz w:val="30"/>
-              </w:rPr>
-              <w:t>60-34=26</w:t>
-            </w:r>
-          </w:p>
-        </w:tc>
-        <w:tc>
-          <w:tcPr>
-            <w:tcW w:type="dxa" w:w="1987"/>
-          </w:tcPr>
-          <w:p>
-            <w:pPr>
-              <w:jc w:val="left"/>
-            </w:pPr>
-            <w:r>
-              <w:rPr>
-                <w:rFonts w:ascii="TimeNewRoman" w:hAnsi="TimeNewRoman"/>
-                <w:sz w:val="30"/>
-              </w:rPr>
-              <w:t>68+5=73</w:t>
-            </w:r>
-          </w:p>
-        </w:tc>
-        <w:tc>
-          <w:tcPr>
-            <w:tcW w:type="dxa" w:w="1987"/>
-          </w:tcPr>
-          <w:p>
-            <w:pPr>
-              <w:jc w:val="left"/>
-            </w:pPr>
-            <w:r>
-              <w:rPr>
-                <w:rFonts w:ascii="TimeNewRoman" w:hAnsi="TimeNewRoman"/>
-                <w:sz w:val="30"/>
-              </w:rPr>
-              <w:t>55+29=84</w:t>
-            </w:r>
-          </w:p>
-        </w:tc>
-        <w:tc>
-          <w:tcPr>
-            <w:tcW w:type="dxa" w:w="1987"/>
-          </w:tcPr>
-          <w:p>
-            <w:pPr>
-              <w:jc w:val="left"/>
-            </w:pPr>
-            <w:r>
-              <w:rPr>
-                <w:rFonts w:ascii="TimeNewRoman" w:hAnsi="TimeNewRoman"/>
-                <w:sz w:val="30"/>
-              </w:rPr>
-              <w:t>76-49=27</w:t>
-            </w:r>
-          </w:p>
-        </w:tc>
-      </w:tr>
-      <w:tr>
-        <w:tc>
-          <w:tcPr>
-            <w:tcW w:type="dxa" w:w="1987"/>
-          </w:tcPr>
-          <w:p>
-            <w:pPr>
-              <w:jc w:val="left"/>
-            </w:pPr>
-            <w:r>
-              <w:rPr>
-                <w:rFonts w:ascii="TimeNewRoman" w:hAnsi="TimeNewRoman"/>
-                <w:sz w:val="30"/>
-              </w:rPr>
-              <w:t>9+46=55</w:t>
-            </w:r>
-          </w:p>
-        </w:tc>
-        <w:tc>
-          <w:tcPr>
-            <w:tcW w:type="dxa" w:w="1987"/>
-          </w:tcPr>
-          <w:p>
-            <w:pPr>
-              <w:jc w:val="left"/>
-            </w:pPr>
-            <w:r>
-              <w:rPr>
-                <w:rFonts w:ascii="TimeNewRoman" w:hAnsi="TimeNewRoman"/>
-                <w:sz w:val="30"/>
-              </w:rPr>
-              <w:t>14+47=61</w:t>
-            </w:r>
-          </w:p>
-        </w:tc>
-        <w:tc>
-          <w:tcPr>
-            <w:tcW w:type="dxa" w:w="1987"/>
-          </w:tcPr>
-          <w:p>
-            <w:pPr>
-              <w:jc w:val="left"/>
-            </w:pPr>
-            <w:r>
-              <w:rPr>
-                <w:rFonts w:ascii="TimeNewRoman" w:hAnsi="TimeNewRoman"/>
-                <w:sz w:val="30"/>
-              </w:rPr>
-              <w:t>93-34=59</w:t>
-            </w:r>
-          </w:p>
-        </w:tc>
-        <w:tc>
-          <w:tcPr>
-            <w:tcW w:type="dxa" w:w="1987"/>
-          </w:tcPr>
-          <w:p>
-            <w:pPr>
-              <w:jc w:val="left"/>
-            </w:pPr>
-            <w:r>
-              <w:rPr>
-                <w:rFonts w:ascii="TimeNewRoman" w:hAnsi="TimeNewRoman"/>
-                <w:sz w:val="30"/>
-              </w:rPr>
-              <w:t>86+7=93</w:t>
-            </w:r>
-          </w:p>
-        </w:tc>
-        <w:tc>
-          <w:tcPr>
-            <w:tcW w:type="dxa" w:w="1987"/>
-          </w:tcPr>
-          <w:p>
-            <w:pPr>
-              <w:jc w:val="left"/>
-            </w:pPr>
-            <w:r>
-              <w:rPr>
-                <w:rFonts w:ascii="TimeNewRoman" w:hAnsi="TimeNewRoman"/>
-                <w:sz w:val="30"/>
-              </w:rPr>
-              <w:t>58+36=94</w:t>
-            </w:r>
-          </w:p>
-        </w:tc>
-      </w:tr>
-      <w:tr>
-        <w:tc>
-          <w:tcPr>
-            <w:tcW w:type="dxa" w:w="1987"/>
-          </w:tcPr>
-          <w:p>
-            <w:pPr>
-              <w:jc w:val="left"/>
-            </w:pPr>
-            <w:r>
-              <w:rPr>
-                <w:rFonts w:ascii="TimeNewRoman" w:hAnsi="TimeNewRoman"/>
-                <w:sz w:val="30"/>
-              </w:rPr>
-              <w:t>40-2=38</w:t>
-            </w:r>
-          </w:p>
-        </w:tc>
-        <w:tc>
-          <w:tcPr>
-            <w:tcW w:type="dxa" w:w="1987"/>
-          </w:tcPr>
-          <w:p>
-            <w:pPr>
-              <w:jc w:val="left"/>
-            </w:pPr>
-            <w:r>
-              <w:rPr>
-                <w:rFonts w:ascii="TimeNewRoman" w:hAnsi="TimeNewRoman"/>
-                <w:sz w:val="30"/>
-              </w:rPr>
-              <w:t>78+9=87</w:t>
-            </w:r>
-          </w:p>
-        </w:tc>
-        <w:tc>
-          <w:tcPr>
-            <w:tcW w:type="dxa" w:w="1987"/>
-          </w:tcPr>
-          <w:p>
-            <w:pPr>
-              <w:jc w:val="left"/>
-            </w:pPr>
-            <w:r>
-              <w:rPr>
-                <w:rFonts w:ascii="TimeNewRoman" w:hAnsi="TimeNewRoman"/>
-                <w:sz w:val="30"/>
-              </w:rPr>
-              <w:t>94-85=9</w:t>
-            </w:r>
-          </w:p>
-        </w:tc>
-        <w:tc>
-          <w:tcPr>
-            <w:tcW w:type="dxa" w:w="1987"/>
-          </w:tcPr>
-          <w:p>
-            <w:pPr>
-              <w:jc w:val="left"/>
-            </w:pPr>
-            <w:r>
-              <w:rPr>
-                <w:rFonts w:ascii="TimeNewRoman" w:hAnsi="TimeNewRoman"/>
-                <w:sz w:val="30"/>
-              </w:rPr>
-              <w:t>39+26=65</w:t>
-            </w:r>
-          </w:p>
-        </w:tc>
-        <w:tc>
-          <w:tcPr>
-            <w:tcW w:type="dxa" w:w="1987"/>
-          </w:tcPr>
-          <w:p>
-            <w:pPr>
-              <w:jc w:val="left"/>
-            </w:pPr>
-            <w:r>
-              <w:rPr>
-                <w:rFonts w:ascii="TimeNewRoman" w:hAnsi="TimeNewRoman"/>
-                <w:sz w:val="30"/>
-              </w:rPr>
-              <w:t>17+37=54</w:t>
-            </w:r>
-          </w:p>
-        </w:tc>
-      </w:tr>
-      <w:tr>
-        <w:tc>
-          <w:tcPr>
-            <w:tcW w:type="dxa" w:w="1987"/>
-          </w:tcPr>
-          <w:p>
-            <w:pPr>
-              <w:jc w:val="left"/>
-            </w:pPr>
-            <w:r>
-              <w:rPr>
-                <w:rFonts w:ascii="TimeNewRoman" w:hAnsi="TimeNewRoman"/>
-                <w:sz w:val="30"/>
-              </w:rPr>
-              <w:t>22-19=3</w:t>
-            </w:r>
-          </w:p>
-        </w:tc>
-        <w:tc>
-          <w:tcPr>
-            <w:tcW w:type="dxa" w:w="1987"/>
-          </w:tcPr>
-          <w:p>
-            <w:pPr>
-              <w:jc w:val="left"/>
-            </w:pPr>
-            <w:r>
-              <w:rPr>
-                <w:rFonts w:ascii="TimeNewRoman" w:hAnsi="TimeNewRoman"/>
-                <w:sz w:val="30"/>
-              </w:rPr>
-              <w:t>26+37=63</w:t>
-            </w:r>
-          </w:p>
-        </w:tc>
-        <w:tc>
-          <w:tcPr>
-            <w:tcW w:type="dxa" w:w="1987"/>
-          </w:tcPr>
-          <w:p>
-            <w:pPr>
-              <w:jc w:val="left"/>
-            </w:pPr>
-            <w:r>
-              <w:rPr>
-                <w:rFonts w:ascii="TimeNewRoman" w:hAnsi="TimeNewRoman"/>
-                <w:sz w:val="30"/>
-              </w:rPr>
-              <w:t>66+29=95</w:t>
-            </w:r>
-          </w:p>
-        </w:tc>
-        <w:tc>
-          <w:tcPr>
-            <w:tcW w:type="dxa" w:w="1987"/>
-          </w:tcPr>
-          <w:p>
-            <w:pPr>
-              <w:jc w:val="left"/>
-            </w:pPr>
-            <w:r>
-              <w:rPr>
-                <w:rFonts w:ascii="TimeNewRoman" w:hAnsi="TimeNewRoman"/>
-                <w:sz w:val="30"/>
-              </w:rPr>
-              <w:t>40-9=31</w:t>
-            </w:r>
-          </w:p>
-        </w:tc>
-        <w:tc>
-          <w:tcPr>
-            <w:tcW w:type="dxa" w:w="1987"/>
-          </w:tcPr>
-          <w:p>
-            <w:pPr>
-              <w:jc w:val="left"/>
-            </w:pPr>
-            <w:r>
-              <w:rPr>
-                <w:rFonts w:ascii="TimeNewRoman" w:hAnsi="TimeNewRoman"/>
-                <w:sz w:val="30"/>
-              </w:rPr>
-              <w:t>72-15=57</w:t>
-            </w:r>
-          </w:p>
-        </w:tc>
-      </w:tr>
-      <w:tr>
-        <w:tc>
-          <w:tcPr>
-            <w:tcW w:type="dxa" w:w="1987"/>
-          </w:tcPr>
-          <w:p>
-            <w:pPr>
-              <w:jc w:val="left"/>
-            </w:pPr>
-            <w:r>
-              <w:rPr>
-                <w:rFonts w:ascii="TimeNewRoman" w:hAnsi="TimeNewRoman"/>
-                <w:sz w:val="30"/>
-              </w:rPr>
-              <w:t>54-19=35</w:t>
-            </w:r>
-          </w:p>
-        </w:tc>
-        <w:tc>
-          <w:tcPr>
-            <w:tcW w:type="dxa" w:w="1987"/>
-          </w:tcPr>
-          <w:p>
-            <w:pPr>
-              <w:jc w:val="left"/>
-            </w:pPr>
-            <w:r>
-              <w:rPr>
-                <w:rFonts w:ascii="TimeNewRoman" w:hAnsi="TimeNewRoman"/>
-                <w:sz w:val="30"/>
-              </w:rPr>
-              <w:t>81-67=14</w:t>
-            </w:r>
-          </w:p>
-        </w:tc>
-        <w:tc>
-          <w:tcPr>
-            <w:tcW w:type="dxa" w:w="1987"/>
-          </w:tcPr>
-          <w:p>
-            <w:pPr>
-              <w:jc w:val="left"/>
-            </w:pPr>
-            <w:r>
-              <w:rPr>
-                <w:rFonts w:ascii="TimeNewRoman" w:hAnsi="TimeNewRoman"/>
-                <w:sz w:val="30"/>
-              </w:rPr>
-              <w:t>68+19=87</w:t>
-            </w:r>
-          </w:p>
-        </w:tc>
-        <w:tc>
-          <w:tcPr>
-            <w:tcW w:type="dxa" w:w="1987"/>
-          </w:tcPr>
-          <w:p>
-            <w:pPr>
-              <w:jc w:val="left"/>
-            </w:pPr>
-            <w:r>
-              <w:rPr>
-                <w:rFonts w:ascii="TimeNewRoman" w:hAnsi="TimeNewRoman"/>
-                <w:sz w:val="30"/>
-              </w:rPr>
-              <w:t>46+18=64</w:t>
-            </w:r>
-          </w:p>
-        </w:tc>
-        <w:tc>
-          <w:tcPr>
-            <w:tcW w:type="dxa" w:w="1987"/>
-          </w:tcPr>
-          <w:p>
-            <w:pPr>
-              <w:jc w:val="left"/>
-            </w:pPr>
-            <w:r>
-              <w:rPr>
-                <w:rFonts w:ascii="TimeNewRoman" w:hAnsi="TimeNewRoman"/>
-                <w:sz w:val="30"/>
-              </w:rPr>
-              <w:t>19+29=48</w:t>
-            </w:r>
-          </w:p>
-        </w:tc>
-      </w:tr>
-      <w:tr>
-        <w:tc>
-          <w:tcPr>
-            <w:tcW w:type="dxa" w:w="1987"/>
-          </w:tcPr>
-          <w:p>
-            <w:pPr>
-              <w:jc w:val="left"/>
-            </w:pPr>
-            <w:r>
-              <w:rPr>
-                <w:rFonts w:ascii="TimeNewRoman" w:hAnsi="TimeNewRoman"/>
-                <w:sz w:val="30"/>
-              </w:rPr>
-              <w:t>27+58=85</w:t>
-            </w:r>
-          </w:p>
-        </w:tc>
-        <w:tc>
-          <w:tcPr>
-            <w:tcW w:type="dxa" w:w="1987"/>
-          </w:tcPr>
-          <w:p>
-            <w:pPr>
-              <w:jc w:val="left"/>
-            </w:pPr>
-            <w:r>
-              <w:rPr>
-                <w:rFonts w:ascii="TimeNewRoman" w:hAnsi="TimeNewRoman"/>
-                <w:sz w:val="30"/>
-              </w:rPr>
-              <w:t>19+38=57</w:t>
-            </w:r>
-          </w:p>
-        </w:tc>
-        <w:tc>
-          <w:tcPr>
-            <w:tcW w:type="dxa" w:w="1987"/>
-          </w:tcPr>
-          <w:p>
-            <w:pPr>
-              <w:jc w:val="left"/>
-            </w:pPr>
-            <w:r>
-              <w:rPr>
-                <w:rFonts w:ascii="TimeNewRoman" w:hAnsi="TimeNewRoman"/>
-                <w:sz w:val="30"/>
-              </w:rPr>
-              <w:t>19+68=87</w:t>
-            </w:r>
-          </w:p>
-        </w:tc>
-        <w:tc>
-          <w:tcPr>
-            <w:tcW w:type="dxa" w:w="1987"/>
-          </w:tcPr>
-          <w:p>
-            <w:pPr>
-              <w:jc w:val="left"/>
-            </w:pPr>
-            <w:r>
-              <w:rPr>
-                <w:rFonts w:ascii="TimeNewRoman" w:hAnsi="TimeNewRoman"/>
-                <w:sz w:val="30"/>
-              </w:rPr>
-              <w:t>17+76=93</w:t>
-            </w:r>
-          </w:p>
-        </w:tc>
-        <w:tc>
-          <w:tcPr>
-            <w:tcW w:type="dxa" w:w="1987"/>
-          </w:tcPr>
-          <w:p>
-            <w:pPr>
-              <w:jc w:val="left"/>
-            </w:pPr>
-            <w:r>
-              <w:rPr>
-                <w:rFonts w:ascii="TimeNewRoman" w:hAnsi="TimeNewRoman"/>
-                <w:sz w:val="30"/>
-              </w:rPr>
-              <w:t>60-11=49</w:t>
-            </w:r>
-          </w:p>
-        </w:tc>
-      </w:tr>
-      <w:tr>
-        <w:tc>
-          <w:tcPr>
-            <w:tcW w:type="dxa" w:w="1987"/>
-          </w:tcPr>
-          <w:p>
-            <w:pPr>
-              <w:jc w:val="left"/>
-            </w:pPr>
-            <w:r>
-              <w:rPr>
-                <w:rFonts w:ascii="TimeNewRoman" w:hAnsi="TimeNewRoman"/>
-                <w:sz w:val="30"/>
-              </w:rPr>
-              <w:t>24+9=33</w:t>
-            </w:r>
-          </w:p>
-        </w:tc>
-        <w:tc>
-          <w:tcPr>
-            <w:tcW w:type="dxa" w:w="1987"/>
-          </w:tcPr>
-          <w:p>
-            <w:pPr>
-              <w:jc w:val="left"/>
-            </w:pPr>
-            <w:r>
-              <w:rPr>
-                <w:rFonts w:ascii="TimeNewRoman" w:hAnsi="TimeNewRoman"/>
-                <w:sz w:val="30"/>
-              </w:rPr>
-              <w:t>8+38=46</w:t>
-            </w:r>
-          </w:p>
-        </w:tc>
-        <w:tc>
-          <w:tcPr>
-            <w:tcW w:type="dxa" w:w="1987"/>
-          </w:tcPr>
-          <w:p>
-            <w:pPr>
-              <w:jc w:val="left"/>
-            </w:pPr>
-            <w:r>
-              <w:rPr>
-                <w:rFonts w:ascii="TimeNewRoman" w:hAnsi="TimeNewRoman"/>
-                <w:sz w:val="30"/>
-              </w:rPr>
-              <w:t>37+46=83</w:t>
-            </w:r>
-          </w:p>
-        </w:tc>
-        <w:tc>
-          <w:tcPr>
-            <w:tcW w:type="dxa" w:w="1987"/>
-          </w:tcPr>
-          <w:p>
-            <w:pPr>
-              <w:jc w:val="left"/>
-            </w:pPr>
-            <w:r>
-              <w:rPr>
-                <w:rFonts w:ascii="TimeNewRoman" w:hAnsi="TimeNewRoman"/>
-                <w:sz w:val="30"/>
-              </w:rPr>
-              <w:t>15+57=72</w:t>
-            </w:r>
-          </w:p>
-        </w:tc>
-        <w:tc>
-          <w:tcPr>
-            <w:tcW w:type="dxa" w:w="1987"/>
-          </w:tcPr>
-          <w:p>
-            <w:pPr>
-              <w:jc w:val="left"/>
-            </w:pPr>
-            <w:r>
-              <w:rPr>
-                <w:rFonts w:ascii="TimeNewRoman" w:hAnsi="TimeNewRoman"/>
-                <w:sz w:val="30"/>
-              </w:rPr>
-              <w:t>82-24=58</w:t>
-            </w:r>
-          </w:p>
-        </w:tc>
-      </w:tr>
-      <w:tr>
-        <w:tc>
-          <w:tcPr>
-            <w:tcW w:type="dxa" w:w="1987"/>
-          </w:tcPr>
-          <w:p>
-            <w:pPr>
-              <w:jc w:val="left"/>
-            </w:pPr>
-            <w:r>
-              <w:rPr>
-                <w:rFonts w:ascii="TimeNewRoman" w:hAnsi="TimeNewRoman"/>
-                <w:sz w:val="30"/>
-              </w:rPr>
-              <w:t>52+19=71</w:t>
-            </w:r>
-          </w:p>
-        </w:tc>
-        <w:tc>
-          <w:tcPr>
-            <w:tcW w:type="dxa" w:w="1987"/>
-          </w:tcPr>
-          <w:p>
-            <w:pPr>
-              <w:jc w:val="left"/>
-            </w:pPr>
-            <w:r>
-              <w:rPr>
-                <w:rFonts w:ascii="TimeNewRoman" w:hAnsi="TimeNewRoman"/>
-                <w:sz w:val="30"/>
-              </w:rPr>
-              <w:t>87-19=68</w:t>
-            </w:r>
-          </w:p>
-        </w:tc>
-        <w:tc>
-          <w:tcPr>
-            <w:tcW w:type="dxa" w:w="1987"/>
-          </w:tcPr>
-          <w:p>
-            <w:pPr>
-              <w:jc w:val="left"/>
-            </w:pPr>
-            <w:r>
-              <w:rPr>
-                <w:rFonts w:ascii="TimeNewRoman" w:hAnsi="TimeNewRoman"/>
-                <w:sz w:val="30"/>
-              </w:rPr>
-              <w:t>87-49=38</w:t>
-            </w:r>
-          </w:p>
-        </w:tc>
-        <w:tc>
-          <w:tcPr>
-            <w:tcW w:type="dxa" w:w="1987"/>
-          </w:tcPr>
-          <w:p>
-            <w:pPr>
-              <w:jc w:val="left"/>
-            </w:pPr>
-            <w:r>
-              <w:rPr>
-                <w:rFonts w:ascii="TimeNewRoman" w:hAnsi="TimeNewRoman"/>
-                <w:sz w:val="30"/>
-              </w:rPr>
-              <w:t>49+33=82</w:t>
-            </w:r>
-          </w:p>
-        </w:tc>
-        <w:tc>
-          <w:tcPr>
-            <w:tcW w:type="dxa" w:w="1987"/>
-          </w:tcPr>
-          <w:p>
-            <w:pPr>
-              <w:jc w:val="left"/>
-            </w:pPr>
-            <w:r>
-              <w:rPr>
-                <w:rFonts w:ascii="TimeNewRoman" w:hAnsi="TimeNewRoman"/>
-                <w:sz w:val="30"/>
-              </w:rPr>
-              <w:t>6+87=93</w:t>
-            </w:r>
-          </w:p>
-        </w:tc>
-      </w:tr>
-      <w:tr>
-        <w:tc>
-          <w:tcPr>
-            <w:tcW w:type="dxa" w:w="1987"/>
-          </w:tcPr>
-          <w:p>
-            <w:pPr>
-              <w:jc w:val="left"/>
-            </w:pPr>
-            <w:r>
-              <w:rPr>
-                <w:rFonts w:ascii="TimeNewRoman" w:hAnsi="TimeNewRoman"/>
-                <w:sz w:val="30"/>
-              </w:rPr>
-              <w:t>70-11=59</w:t>
-            </w:r>
-          </w:p>
-        </w:tc>
-        <w:tc>
-          <w:tcPr>
-            <w:tcW w:type="dxa" w:w="1987"/>
-          </w:tcPr>
-          <w:p>
-            <w:pPr>
-              <w:jc w:val="left"/>
-            </w:pPr>
-            <w:r>
-              <w:rPr>
-                <w:rFonts w:ascii="TimeNewRoman" w:hAnsi="TimeNewRoman"/>
-                <w:sz w:val="30"/>
-              </w:rPr>
-              <w:t>60-29=31</w:t>
-            </w:r>
-          </w:p>
-        </w:tc>
-        <w:tc>
-          <w:tcPr>
-            <w:tcW w:type="dxa" w:w="1987"/>
-          </w:tcPr>
-          <w:p>
-            <w:pPr>
-              <w:jc w:val="left"/>
-            </w:pPr>
-            <w:r>
-              <w:rPr>
-                <w:rFonts w:ascii="TimeNewRoman" w:hAnsi="TimeNewRoman"/>
-                <w:sz w:val="30"/>
-              </w:rPr>
-              <w:t>46+25=71</w:t>
-            </w:r>
-          </w:p>
-        </w:tc>
-        <w:tc>
-          <w:tcPr>
-            <w:tcW w:type="dxa" w:w="1987"/>
-          </w:tcPr>
-          <w:p>
-            <w:pPr>
-              <w:jc w:val="left"/>
-            </w:pPr>
-            <w:r>
-              <w:rPr>
-                <w:rFonts w:ascii="TimeNewRoman" w:hAnsi="TimeNewRoman"/>
-                <w:sz w:val="30"/>
-              </w:rPr>
-              <w:t>28+37=65</w:t>
-            </w:r>
-          </w:p>
-        </w:tc>
-        <w:tc>
-          <w:tcPr>
-            <w:tcW w:type="dxa" w:w="1987"/>
-          </w:tcPr>
-          <w:p>
-            <w:pPr>
-              <w:jc w:val="left"/>
-            </w:pPr>
-            <w:r>
-              <w:rPr>
-                <w:rFonts w:ascii="TimeNewRoman" w:hAnsi="TimeNewRoman"/>
-                <w:sz w:val="30"/>
-              </w:rPr>
-              <w:t>80-45=35</w:t>
-            </w:r>
-          </w:p>
-        </w:tc>
-      </w:tr>
-      <w:tr>
-        <w:tc>
-          <w:tcPr>
-            <w:tcW w:type="dxa" w:w="1987"/>
-          </w:tcPr>
-          <w:p>
-            <w:pPr>
-              <w:jc w:val="left"/>
-            </w:pPr>
-            <w:r>
-              <w:rPr>
-                <w:rFonts w:ascii="TimeNewRoman" w:hAnsi="TimeNewRoman"/>
-                <w:sz w:val="30"/>
-              </w:rPr>
-              <w:t>6+19=25</w:t>
-            </w:r>
-          </w:p>
-        </w:tc>
-        <w:tc>
-          <w:tcPr>
-            <w:tcW w:type="dxa" w:w="1987"/>
-          </w:tcPr>
-          <w:p>
-            <w:pPr>
-              <w:jc w:val="left"/>
-            </w:pPr>
-            <w:r>
-              <w:rPr>
-                <w:rFonts w:ascii="TimeNewRoman" w:hAnsi="TimeNewRoman"/>
-                <w:sz w:val="30"/>
-              </w:rPr>
-              <w:t>23+9=32</w:t>
-            </w:r>
-          </w:p>
-        </w:tc>
-        <w:tc>
-          <w:tcPr>
-            <w:tcW w:type="dxa" w:w="1987"/>
-          </w:tcPr>
-          <w:p>
-            <w:pPr>
-              <w:jc w:val="left"/>
-            </w:pPr>
-            <w:r>
-              <w:rPr>
-                <w:rFonts w:ascii="TimeNewRoman" w:hAnsi="TimeNewRoman"/>
-                <w:sz w:val="30"/>
-              </w:rPr>
-              <w:t>50-47=3</w:t>
-            </w:r>
-          </w:p>
-        </w:tc>
-        <w:tc>
-          <w:tcPr>
-            <w:tcW w:type="dxa" w:w="1987"/>
-          </w:tcPr>
-          <w:p>
-            <w:pPr>
-              <w:jc w:val="left"/>
-            </w:pPr>
-            <w:r>
-              <w:rPr>
-                <w:rFonts w:ascii="TimeNewRoman" w:hAnsi="TimeNewRoman"/>
-                <w:sz w:val="30"/>
-              </w:rPr>
-              <w:t>51-17=34</w:t>
-            </w:r>
-          </w:p>
-        </w:tc>
-        <w:tc>
-          <w:tcPr>
-            <w:tcW w:type="dxa" w:w="1987"/>
-          </w:tcPr>
-          <w:p>
-            <w:pPr>
-              <w:jc w:val="left"/>
-            </w:pPr>
-            <w:r>
-              <w:rPr>
-                <w:rFonts w:ascii="TimeNewRoman" w:hAnsi="TimeNewRoman"/>
-                <w:sz w:val="30"/>
-              </w:rPr>
-              <w:t>19+26=45</w:t>
-            </w:r>
-          </w:p>
-        </w:tc>
-      </w:tr>
-      <w:tr>
-        <w:tc>
-          <w:tcPr>
-            <w:tcW w:type="dxa" w:w="1987"/>
-          </w:tcPr>
-          <w:p>
-            <w:pPr>
-              <w:jc w:val="left"/>
-            </w:pPr>
-            <w:r>
-              <w:rPr>
-                <w:rFonts w:ascii="TimeNewRoman" w:hAnsi="TimeNewRoman"/>
-                <w:sz w:val="30"/>
-              </w:rPr>
-              <w:t>93-26=67</w:t>
-            </w:r>
-          </w:p>
-        </w:tc>
-        <w:tc>
-          <w:tcPr>
-            <w:tcW w:type="dxa" w:w="1987"/>
-          </w:tcPr>
-          <w:p>
-            <w:pPr>
-              <w:jc w:val="left"/>
-            </w:pPr>
-            <w:r>
-              <w:rPr>
-                <w:rFonts w:ascii="TimeNewRoman" w:hAnsi="TimeNewRoman"/>
-                <w:sz w:val="30"/>
-              </w:rPr>
-              <w:t>39+2=41</w:t>
-            </w:r>
-          </w:p>
-        </w:tc>
-        <w:tc>
-          <w:tcPr>
-            <w:tcW w:type="dxa" w:w="1987"/>
-          </w:tcPr>
-          <w:p>
-            <w:pPr>
-              <w:jc w:val="left"/>
-            </w:pPr>
-            <w:r>
-              <w:rPr>
-                <w:rFonts w:ascii="TimeNewRoman" w:hAnsi="TimeNewRoman"/>
-                <w:sz w:val="30"/>
-              </w:rPr>
-              <w:t>72-68=4</w:t>
+              <w:t>75-37=38</w:t>
             </w:r>
           </w:p>
         </w:tc>
@@ -1239,7 +74,41 @@
                 <w:rFonts w:ascii="TimeNewRoman" w:hAnsi="TimeNewRoman"/>
                 <w:sz w:val="30"/>
               </w:rPr>
-              <w:t>36+18=54</w:t>
+              <w:t>63+8=71</w:t>
+            </w:r>
+          </w:p>
+        </w:tc>
+        <w:tc>
+          <w:tcPr>
+            <w:tcW w:type="dxa" w:w="1987"/>
+          </w:tcPr>
+          <w:p>
+            <w:pPr>
+              <w:jc w:val="left"/>
+            </w:pPr>
+            <w:r>
+              <w:rPr>
+                <w:rFonts w:ascii="TimeNewRoman" w:hAnsi="TimeNewRoman"/>
+                <w:sz w:val="30"/>
+              </w:rPr>
+              <w:t>16+9=25</w:t>
+            </w:r>
+          </w:p>
+        </w:tc>
+        <w:tc>
+          <w:tcPr>
+            <w:tcW w:type="dxa" w:w="1987"/>
+          </w:tcPr>
+          <w:p>
+            <w:pPr>
+              <w:jc w:val="left"/>
+            </w:pPr>
+            <w:r>
+              <w:rPr>
+                <w:rFonts w:ascii="TimeNewRoman" w:hAnsi="TimeNewRoman"/>
+                <w:sz w:val="30"/>
+              </w:rPr>
+              <w:t>26+65=91</w:t>
             </w:r>
           </w:p>
         </w:tc>
@@ -1258,7 +127,7 @@
                 <w:rFonts w:ascii="TimeNewRoman" w:hAnsi="TimeNewRoman"/>
                 <w:sz w:val="30"/>
               </w:rPr>
-              <w:t>95-19=76</w:t>
+              <w:t>16+56=72</w:t>
             </w:r>
           </w:p>
         </w:tc>
@@ -1275,7 +144,7 @@
                 <w:rFonts w:ascii="TimeNewRoman" w:hAnsi="TimeNewRoman"/>
                 <w:sz w:val="30"/>
               </w:rPr>
-              <w:t>91-64=27</w:t>
+              <w:t>27+18=45</w:t>
             </w:r>
           </w:p>
         </w:tc>
@@ -1292,7 +161,7 @@
                 <w:rFonts w:ascii="TimeNewRoman" w:hAnsi="TimeNewRoman"/>
                 <w:sz w:val="30"/>
               </w:rPr>
-              <w:t>4+87=91</w:t>
+              <w:t>76-47=29</w:t>
             </w:r>
           </w:p>
         </w:tc>
@@ -1309,7 +178,7 @@
                 <w:rFonts w:ascii="TimeNewRoman" w:hAnsi="TimeNewRoman"/>
                 <w:sz w:val="30"/>
               </w:rPr>
-              <w:t>7+44=51</w:t>
+              <w:t>94-78=16</w:t>
             </w:r>
           </w:p>
         </w:tc>
@@ -1326,7 +195,7 @@
                 <w:rFonts w:ascii="TimeNewRoman" w:hAnsi="TimeNewRoman"/>
                 <w:sz w:val="30"/>
               </w:rPr>
-              <w:t>5+89=94</w:t>
+              <w:t>61-56=5</w:t>
             </w:r>
           </w:p>
         </w:tc>
@@ -1345,7 +214,7 @@
                 <w:rFonts w:ascii="TimeNewRoman" w:hAnsi="TimeNewRoman"/>
                 <w:sz w:val="30"/>
               </w:rPr>
-              <w:t>61-42=19</w:t>
+              <w:t>23-16=7</w:t>
             </w:r>
           </w:p>
         </w:tc>
@@ -1362,7 +231,7 @@
                 <w:rFonts w:ascii="TimeNewRoman" w:hAnsi="TimeNewRoman"/>
                 <w:sz w:val="30"/>
               </w:rPr>
-              <w:t>39+43=82</w:t>
+              <w:t>46-19=27</w:t>
             </w:r>
           </w:p>
         </w:tc>
@@ -1379,7 +248,7 @@
                 <w:rFonts w:ascii="TimeNewRoman" w:hAnsi="TimeNewRoman"/>
                 <w:sz w:val="30"/>
               </w:rPr>
-              <w:t>75-9=66</w:t>
+              <w:t>90-49=41</w:t>
             </w:r>
           </w:p>
         </w:tc>
@@ -1396,7 +265,7 @@
                 <w:rFonts w:ascii="TimeNewRoman" w:hAnsi="TimeNewRoman"/>
                 <w:sz w:val="30"/>
               </w:rPr>
-              <w:t>27+36=63</w:t>
+              <w:t>73-16=57</w:t>
             </w:r>
           </w:p>
         </w:tc>
@@ -1413,7 +282,7 @@
                 <w:rFonts w:ascii="TimeNewRoman" w:hAnsi="TimeNewRoman"/>
                 <w:sz w:val="30"/>
               </w:rPr>
-              <w:t>53-39=14</w:t>
+              <w:t>84-57=27</w:t>
             </w:r>
           </w:p>
         </w:tc>
@@ -1432,7 +301,7 @@
                 <w:rFonts w:ascii="TimeNewRoman" w:hAnsi="TimeNewRoman"/>
                 <w:sz w:val="30"/>
               </w:rPr>
-              <w:t>71-67=4</w:t>
+              <w:t>60-22=38</w:t>
             </w:r>
           </w:p>
         </w:tc>
@@ -1449,7 +318,7 @@
                 <w:rFonts w:ascii="TimeNewRoman" w:hAnsi="TimeNewRoman"/>
                 <w:sz w:val="30"/>
               </w:rPr>
-              <w:t>4+49=53</w:t>
+              <w:t>49+47=96</w:t>
             </w:r>
           </w:p>
         </w:tc>
@@ -1466,7 +335,7 @@
                 <w:rFonts w:ascii="TimeNewRoman" w:hAnsi="TimeNewRoman"/>
                 <w:sz w:val="30"/>
               </w:rPr>
-              <w:t>5+56=61</w:t>
+              <w:t>5+26=31</w:t>
             </w:r>
           </w:p>
         </w:tc>
@@ -1483,7 +352,7 @@
                 <w:rFonts w:ascii="TimeNewRoman" w:hAnsi="TimeNewRoman"/>
                 <w:sz w:val="30"/>
               </w:rPr>
-              <w:t>53-28=25</w:t>
+              <w:t>73-16=57</w:t>
             </w:r>
           </w:p>
         </w:tc>
@@ -1500,7 +369,7 @@
                 <w:rFonts w:ascii="TimeNewRoman" w:hAnsi="TimeNewRoman"/>
                 <w:sz w:val="30"/>
               </w:rPr>
-              <w:t>50-9=41</w:t>
+              <w:t>26+26=52</w:t>
             </w:r>
           </w:p>
         </w:tc>
@@ -1519,7 +388,7 @@
                 <w:rFonts w:ascii="TimeNewRoman" w:hAnsi="TimeNewRoman"/>
                 <w:sz w:val="30"/>
               </w:rPr>
-              <w:t>76-17=59</w:t>
+              <w:t>39+35=74</w:t>
             </w:r>
           </w:p>
         </w:tc>
@@ -1536,7 +405,7 @@
                 <w:rFonts w:ascii="TimeNewRoman" w:hAnsi="TimeNewRoman"/>
                 <w:sz w:val="30"/>
               </w:rPr>
-              <w:t>96-78=18</w:t>
+              <w:t>30-12=18</w:t>
             </w:r>
           </w:p>
         </w:tc>
@@ -1553,7 +422,7 @@
                 <w:rFonts w:ascii="TimeNewRoman" w:hAnsi="TimeNewRoman"/>
                 <w:sz w:val="30"/>
               </w:rPr>
-              <w:t>36+57=93</w:t>
+              <w:t>7+34=41</w:t>
             </w:r>
           </w:p>
         </w:tc>
@@ -1570,7 +439,7 @@
                 <w:rFonts w:ascii="TimeNewRoman" w:hAnsi="TimeNewRoman"/>
                 <w:sz w:val="30"/>
               </w:rPr>
-              <w:t>9+28=37</w:t>
+              <w:t>91-17=74</w:t>
             </w:r>
           </w:p>
         </w:tc>
@@ -1587,7 +456,7 @@
                 <w:rFonts w:ascii="TimeNewRoman" w:hAnsi="TimeNewRoman"/>
                 <w:sz w:val="30"/>
               </w:rPr>
-              <w:t>66-29=37</w:t>
+              <w:t>6+28=34</w:t>
             </w:r>
           </w:p>
         </w:tc>
@@ -1606,7 +475,7 @@
                 <w:rFonts w:ascii="TimeNewRoman" w:hAnsi="TimeNewRoman"/>
                 <w:sz w:val="30"/>
               </w:rPr>
-              <w:t>71-36=35</w:t>
+              <w:t>36+19=55</w:t>
             </w:r>
           </w:p>
         </w:tc>
@@ -1623,7 +492,7 @@
                 <w:rFonts w:ascii="TimeNewRoman" w:hAnsi="TimeNewRoman"/>
                 <w:sz w:val="30"/>
               </w:rPr>
-              <w:t>43-39=4</w:t>
+              <w:t>81-64=17</w:t>
             </w:r>
           </w:p>
         </w:tc>
@@ -1640,7 +509,7 @@
                 <w:rFonts w:ascii="TimeNewRoman" w:hAnsi="TimeNewRoman"/>
                 <w:sz w:val="30"/>
               </w:rPr>
-              <w:t>40-22=18</w:t>
+              <w:t>63-39=24</w:t>
             </w:r>
           </w:p>
         </w:tc>
@@ -1657,7 +526,7 @@
                 <w:rFonts w:ascii="TimeNewRoman" w:hAnsi="TimeNewRoman"/>
                 <w:sz w:val="30"/>
               </w:rPr>
-              <w:t>39+54=93</w:t>
+              <w:t>55-27=28</w:t>
             </w:r>
           </w:p>
         </w:tc>
@@ -1674,7 +543,7 @@
                 <w:rFonts w:ascii="TimeNewRoman" w:hAnsi="TimeNewRoman"/>
                 <w:sz w:val="30"/>
               </w:rPr>
-              <w:t>63-9=54</w:t>
+              <w:t>93-89=4</w:t>
             </w:r>
           </w:p>
         </w:tc>
@@ -1693,7 +562,7 @@
                 <w:rFonts w:ascii="TimeNewRoman" w:hAnsi="TimeNewRoman"/>
                 <w:sz w:val="30"/>
               </w:rPr>
-              <w:t>74-38=36</w:t>
+              <w:t>8+26=34</w:t>
             </w:r>
           </w:p>
         </w:tc>
@@ -1710,7 +579,7 @@
                 <w:rFonts w:ascii="TimeNewRoman" w:hAnsi="TimeNewRoman"/>
                 <w:sz w:val="30"/>
               </w:rPr>
-              <w:t>75-49=26</w:t>
+              <w:t>35-19=16</w:t>
             </w:r>
           </w:p>
         </w:tc>
@@ -1727,7 +596,7 @@
                 <w:rFonts w:ascii="TimeNewRoman" w:hAnsi="TimeNewRoman"/>
                 <w:sz w:val="30"/>
               </w:rPr>
-              <w:t>97-28=69</w:t>
+              <w:t>96-68=28</w:t>
             </w:r>
           </w:p>
         </w:tc>
@@ -1744,7 +613,7 @@
                 <w:rFonts w:ascii="TimeNewRoman" w:hAnsi="TimeNewRoman"/>
                 <w:sz w:val="30"/>
               </w:rPr>
-              <w:t>47+19=66</w:t>
+              <w:t>83-56=27</w:t>
             </w:r>
           </w:p>
         </w:tc>
@@ -1761,7 +630,1138 @@
                 <w:rFonts w:ascii="TimeNewRoman" w:hAnsi="TimeNewRoman"/>
                 <w:sz w:val="30"/>
               </w:rPr>
-              <w:t>70-58=12</w:t>
+              <w:t>84-7=77</w:t>
+            </w:r>
+          </w:p>
+        </w:tc>
+      </w:tr>
+      <w:tr>
+        <w:tc>
+          <w:tcPr>
+            <w:tcW w:type="dxa" w:w="1987"/>
+          </w:tcPr>
+          <w:p>
+            <w:pPr>
+              <w:jc w:val="left"/>
+            </w:pPr>
+            <w:r>
+              <w:rPr>
+                <w:rFonts w:ascii="TimeNewRoman" w:hAnsi="TimeNewRoman"/>
+                <w:sz w:val="30"/>
+              </w:rPr>
+              <w:t>24+19=43</w:t>
+            </w:r>
+          </w:p>
+        </w:tc>
+        <w:tc>
+          <w:tcPr>
+            <w:tcW w:type="dxa" w:w="1987"/>
+          </w:tcPr>
+          <w:p>
+            <w:pPr>
+              <w:jc w:val="left"/>
+            </w:pPr>
+            <w:r>
+              <w:rPr>
+                <w:rFonts w:ascii="TimeNewRoman" w:hAnsi="TimeNewRoman"/>
+                <w:sz w:val="30"/>
+              </w:rPr>
+              <w:t>36-18=18</w:t>
+            </w:r>
+          </w:p>
+        </w:tc>
+        <w:tc>
+          <w:tcPr>
+            <w:tcW w:type="dxa" w:w="1987"/>
+          </w:tcPr>
+          <w:p>
+            <w:pPr>
+              <w:jc w:val="left"/>
+            </w:pPr>
+            <w:r>
+              <w:rPr>
+                <w:rFonts w:ascii="TimeNewRoman" w:hAnsi="TimeNewRoman"/>
+                <w:sz w:val="30"/>
+              </w:rPr>
+              <w:t>20-14=6</w:t>
+            </w:r>
+          </w:p>
+        </w:tc>
+        <w:tc>
+          <w:tcPr>
+            <w:tcW w:type="dxa" w:w="1987"/>
+          </w:tcPr>
+          <w:p>
+            <w:pPr>
+              <w:jc w:val="left"/>
+            </w:pPr>
+            <w:r>
+              <w:rPr>
+                <w:rFonts w:ascii="TimeNewRoman" w:hAnsi="TimeNewRoman"/>
+                <w:sz w:val="30"/>
+              </w:rPr>
+              <w:t>75+19=94</w:t>
+            </w:r>
+          </w:p>
+        </w:tc>
+        <w:tc>
+          <w:tcPr>
+            <w:tcW w:type="dxa" w:w="1987"/>
+          </w:tcPr>
+          <w:p>
+            <w:pPr>
+              <w:jc w:val="left"/>
+            </w:pPr>
+            <w:r>
+              <w:rPr>
+                <w:rFonts w:ascii="TimeNewRoman" w:hAnsi="TimeNewRoman"/>
+                <w:sz w:val="30"/>
+              </w:rPr>
+              <w:t>93-74=19</w:t>
+            </w:r>
+          </w:p>
+        </w:tc>
+      </w:tr>
+      <w:tr>
+        <w:tc>
+          <w:tcPr>
+            <w:tcW w:type="dxa" w:w="1987"/>
+          </w:tcPr>
+          <w:p>
+            <w:pPr>
+              <w:jc w:val="left"/>
+            </w:pPr>
+            <w:r>
+              <w:rPr>
+                <w:rFonts w:ascii="TimeNewRoman" w:hAnsi="TimeNewRoman"/>
+                <w:sz w:val="30"/>
+              </w:rPr>
+              <w:t>60-34=26</w:t>
+            </w:r>
+          </w:p>
+        </w:tc>
+        <w:tc>
+          <w:tcPr>
+            <w:tcW w:type="dxa" w:w="1987"/>
+          </w:tcPr>
+          <w:p>
+            <w:pPr>
+              <w:jc w:val="left"/>
+            </w:pPr>
+            <w:r>
+              <w:rPr>
+                <w:rFonts w:ascii="TimeNewRoman" w:hAnsi="TimeNewRoman"/>
+                <w:sz w:val="30"/>
+              </w:rPr>
+              <w:t>5+57=62</w:t>
+            </w:r>
+          </w:p>
+        </w:tc>
+        <w:tc>
+          <w:tcPr>
+            <w:tcW w:type="dxa" w:w="1987"/>
+          </w:tcPr>
+          <w:p>
+            <w:pPr>
+              <w:jc w:val="left"/>
+            </w:pPr>
+            <w:r>
+              <w:rPr>
+                <w:rFonts w:ascii="TimeNewRoman" w:hAnsi="TimeNewRoman"/>
+                <w:sz w:val="30"/>
+              </w:rPr>
+              <w:t>17+45=62</w:t>
+            </w:r>
+          </w:p>
+        </w:tc>
+        <w:tc>
+          <w:tcPr>
+            <w:tcW w:type="dxa" w:w="1987"/>
+          </w:tcPr>
+          <w:p>
+            <w:pPr>
+              <w:jc w:val="left"/>
+            </w:pPr>
+            <w:r>
+              <w:rPr>
+                <w:rFonts w:ascii="TimeNewRoman" w:hAnsi="TimeNewRoman"/>
+                <w:sz w:val="30"/>
+              </w:rPr>
+              <w:t>7+17=24</w:t>
+            </w:r>
+          </w:p>
+        </w:tc>
+        <w:tc>
+          <w:tcPr>
+            <w:tcW w:type="dxa" w:w="1987"/>
+          </w:tcPr>
+          <w:p>
+            <w:pPr>
+              <w:jc w:val="left"/>
+            </w:pPr>
+            <w:r>
+              <w:rPr>
+                <w:rFonts w:ascii="TimeNewRoman" w:hAnsi="TimeNewRoman"/>
+                <w:sz w:val="30"/>
+              </w:rPr>
+              <w:t>47+9=56</w:t>
+            </w:r>
+          </w:p>
+        </w:tc>
+      </w:tr>
+      <w:tr>
+        <w:tc>
+          <w:tcPr>
+            <w:tcW w:type="dxa" w:w="1987"/>
+          </w:tcPr>
+          <w:p>
+            <w:pPr>
+              <w:jc w:val="left"/>
+            </w:pPr>
+            <w:r>
+              <w:rPr>
+                <w:rFonts w:ascii="TimeNewRoman" w:hAnsi="TimeNewRoman"/>
+                <w:sz w:val="30"/>
+              </w:rPr>
+              <w:t>6+39=45</w:t>
+            </w:r>
+          </w:p>
+        </w:tc>
+        <w:tc>
+          <w:tcPr>
+            <w:tcW w:type="dxa" w:w="1987"/>
+          </w:tcPr>
+          <w:p>
+            <w:pPr>
+              <w:jc w:val="left"/>
+            </w:pPr>
+            <w:r>
+              <w:rPr>
+                <w:rFonts w:ascii="TimeNewRoman" w:hAnsi="TimeNewRoman"/>
+                <w:sz w:val="30"/>
+              </w:rPr>
+              <w:t>39+32=71</w:t>
+            </w:r>
+          </w:p>
+        </w:tc>
+        <w:tc>
+          <w:tcPr>
+            <w:tcW w:type="dxa" w:w="1987"/>
+          </w:tcPr>
+          <w:p>
+            <w:pPr>
+              <w:jc w:val="left"/>
+            </w:pPr>
+            <w:r>
+              <w:rPr>
+                <w:rFonts w:ascii="TimeNewRoman" w:hAnsi="TimeNewRoman"/>
+                <w:sz w:val="30"/>
+              </w:rPr>
+              <w:t>84-66=18</w:t>
+            </w:r>
+          </w:p>
+        </w:tc>
+        <w:tc>
+          <w:tcPr>
+            <w:tcW w:type="dxa" w:w="1987"/>
+          </w:tcPr>
+          <w:p>
+            <w:pPr>
+              <w:jc w:val="left"/>
+            </w:pPr>
+            <w:r>
+              <w:rPr>
+                <w:rFonts w:ascii="TimeNewRoman" w:hAnsi="TimeNewRoman"/>
+                <w:sz w:val="30"/>
+              </w:rPr>
+              <w:t>62-39=23</w:t>
+            </w:r>
+          </w:p>
+        </w:tc>
+        <w:tc>
+          <w:tcPr>
+            <w:tcW w:type="dxa" w:w="1987"/>
+          </w:tcPr>
+          <w:p>
+            <w:pPr>
+              <w:jc w:val="left"/>
+            </w:pPr>
+            <w:r>
+              <w:rPr>
+                <w:rFonts w:ascii="TimeNewRoman" w:hAnsi="TimeNewRoman"/>
+                <w:sz w:val="30"/>
+              </w:rPr>
+              <w:t>54+38=92</w:t>
+            </w:r>
+          </w:p>
+        </w:tc>
+      </w:tr>
+      <w:tr>
+        <w:tc>
+          <w:tcPr>
+            <w:tcW w:type="dxa" w:w="1987"/>
+          </w:tcPr>
+          <w:p>
+            <w:pPr>
+              <w:jc w:val="left"/>
+            </w:pPr>
+            <w:r>
+              <w:rPr>
+                <w:rFonts w:ascii="TimeNewRoman" w:hAnsi="TimeNewRoman"/>
+                <w:sz w:val="30"/>
+              </w:rPr>
+              <w:t>26-7=19</w:t>
+            </w:r>
+          </w:p>
+        </w:tc>
+        <w:tc>
+          <w:tcPr>
+            <w:tcW w:type="dxa" w:w="1987"/>
+          </w:tcPr>
+          <w:p>
+            <w:pPr>
+              <w:jc w:val="left"/>
+            </w:pPr>
+            <w:r>
+              <w:rPr>
+                <w:rFonts w:ascii="TimeNewRoman" w:hAnsi="TimeNewRoman"/>
+                <w:sz w:val="30"/>
+              </w:rPr>
+              <w:t>75-36=39</w:t>
+            </w:r>
+          </w:p>
+        </w:tc>
+        <w:tc>
+          <w:tcPr>
+            <w:tcW w:type="dxa" w:w="1987"/>
+          </w:tcPr>
+          <w:p>
+            <w:pPr>
+              <w:jc w:val="left"/>
+            </w:pPr>
+            <w:r>
+              <w:rPr>
+                <w:rFonts w:ascii="TimeNewRoman" w:hAnsi="TimeNewRoman"/>
+                <w:sz w:val="30"/>
+              </w:rPr>
+              <w:t>34+8=42</w:t>
+            </w:r>
+          </w:p>
+        </w:tc>
+        <w:tc>
+          <w:tcPr>
+            <w:tcW w:type="dxa" w:w="1987"/>
+          </w:tcPr>
+          <w:p>
+            <w:pPr>
+              <w:jc w:val="left"/>
+            </w:pPr>
+            <w:r>
+              <w:rPr>
+                <w:rFonts w:ascii="TimeNewRoman" w:hAnsi="TimeNewRoman"/>
+                <w:sz w:val="30"/>
+              </w:rPr>
+              <w:t>7+57=64</w:t>
+            </w:r>
+          </w:p>
+        </w:tc>
+        <w:tc>
+          <w:tcPr>
+            <w:tcW w:type="dxa" w:w="1987"/>
+          </w:tcPr>
+          <w:p>
+            <w:pPr>
+              <w:jc w:val="left"/>
+            </w:pPr>
+            <w:r>
+              <w:rPr>
+                <w:rFonts w:ascii="TimeNewRoman" w:hAnsi="TimeNewRoman"/>
+                <w:sz w:val="30"/>
+              </w:rPr>
+              <w:t>62-39=23</w:t>
+            </w:r>
+          </w:p>
+        </w:tc>
+      </w:tr>
+      <w:tr>
+        <w:tc>
+          <w:tcPr>
+            <w:tcW w:type="dxa" w:w="1987"/>
+          </w:tcPr>
+          <w:p>
+            <w:pPr>
+              <w:jc w:val="left"/>
+            </w:pPr>
+            <w:r>
+              <w:rPr>
+                <w:rFonts w:ascii="TimeNewRoman" w:hAnsi="TimeNewRoman"/>
+                <w:sz w:val="30"/>
+              </w:rPr>
+              <w:t>70-27=43</w:t>
+            </w:r>
+          </w:p>
+        </w:tc>
+        <w:tc>
+          <w:tcPr>
+            <w:tcW w:type="dxa" w:w="1987"/>
+          </w:tcPr>
+          <w:p>
+            <w:pPr>
+              <w:jc w:val="left"/>
+            </w:pPr>
+            <w:r>
+              <w:rPr>
+                <w:rFonts w:ascii="TimeNewRoman" w:hAnsi="TimeNewRoman"/>
+                <w:sz w:val="30"/>
+              </w:rPr>
+              <w:t>24-6=18</w:t>
+            </w:r>
+          </w:p>
+        </w:tc>
+        <w:tc>
+          <w:tcPr>
+            <w:tcW w:type="dxa" w:w="1987"/>
+          </w:tcPr>
+          <w:p>
+            <w:pPr>
+              <w:jc w:val="left"/>
+            </w:pPr>
+            <w:r>
+              <w:rPr>
+                <w:rFonts w:ascii="TimeNewRoman" w:hAnsi="TimeNewRoman"/>
+                <w:sz w:val="30"/>
+              </w:rPr>
+              <w:t>71-63=8</w:t>
+            </w:r>
+          </w:p>
+        </w:tc>
+        <w:tc>
+          <w:tcPr>
+            <w:tcW w:type="dxa" w:w="1987"/>
+          </w:tcPr>
+          <w:p>
+            <w:pPr>
+              <w:jc w:val="left"/>
+            </w:pPr>
+            <w:r>
+              <w:rPr>
+                <w:rFonts w:ascii="TimeNewRoman" w:hAnsi="TimeNewRoman"/>
+                <w:sz w:val="30"/>
+              </w:rPr>
+              <w:t>66+16=82</w:t>
+            </w:r>
+          </w:p>
+        </w:tc>
+        <w:tc>
+          <w:tcPr>
+            <w:tcW w:type="dxa" w:w="1987"/>
+          </w:tcPr>
+          <w:p>
+            <w:pPr>
+              <w:jc w:val="left"/>
+            </w:pPr>
+            <w:r>
+              <w:rPr>
+                <w:rFonts w:ascii="TimeNewRoman" w:hAnsi="TimeNewRoman"/>
+                <w:sz w:val="30"/>
+              </w:rPr>
+              <w:t>91-28=63</w:t>
+            </w:r>
+          </w:p>
+        </w:tc>
+      </w:tr>
+      <w:tr>
+        <w:tc>
+          <w:tcPr>
+            <w:tcW w:type="dxa" w:w="1987"/>
+          </w:tcPr>
+          <w:p>
+            <w:pPr>
+              <w:jc w:val="left"/>
+            </w:pPr>
+            <w:r>
+              <w:rPr>
+                <w:rFonts w:ascii="TimeNewRoman" w:hAnsi="TimeNewRoman"/>
+                <w:sz w:val="30"/>
+              </w:rPr>
+              <w:t>76+5=81</w:t>
+            </w:r>
+          </w:p>
+        </w:tc>
+        <w:tc>
+          <w:tcPr>
+            <w:tcW w:type="dxa" w:w="1987"/>
+          </w:tcPr>
+          <w:p>
+            <w:pPr>
+              <w:jc w:val="left"/>
+            </w:pPr>
+            <w:r>
+              <w:rPr>
+                <w:rFonts w:ascii="TimeNewRoman" w:hAnsi="TimeNewRoman"/>
+                <w:sz w:val="30"/>
+              </w:rPr>
+              <w:t>75-27=48</w:t>
+            </w:r>
+          </w:p>
+        </w:tc>
+        <w:tc>
+          <w:tcPr>
+            <w:tcW w:type="dxa" w:w="1987"/>
+          </w:tcPr>
+          <w:p>
+            <w:pPr>
+              <w:jc w:val="left"/>
+            </w:pPr>
+            <w:r>
+              <w:rPr>
+                <w:rFonts w:ascii="TimeNewRoman" w:hAnsi="TimeNewRoman"/>
+                <w:sz w:val="30"/>
+              </w:rPr>
+              <w:t>39+13=52</w:t>
+            </w:r>
+          </w:p>
+        </w:tc>
+        <w:tc>
+          <w:tcPr>
+            <w:tcW w:type="dxa" w:w="1987"/>
+          </w:tcPr>
+          <w:p>
+            <w:pPr>
+              <w:jc w:val="left"/>
+            </w:pPr>
+            <w:r>
+              <w:rPr>
+                <w:rFonts w:ascii="TimeNewRoman" w:hAnsi="TimeNewRoman"/>
+                <w:sz w:val="30"/>
+              </w:rPr>
+              <w:t>69+23=92</w:t>
+            </w:r>
+          </w:p>
+        </w:tc>
+        <w:tc>
+          <w:tcPr>
+            <w:tcW w:type="dxa" w:w="1987"/>
+          </w:tcPr>
+          <w:p>
+            <w:pPr>
+              <w:jc w:val="left"/>
+            </w:pPr>
+            <w:r>
+              <w:rPr>
+                <w:rFonts w:ascii="TimeNewRoman" w:hAnsi="TimeNewRoman"/>
+                <w:sz w:val="30"/>
+              </w:rPr>
+              <w:t>9+22=31</w:t>
+            </w:r>
+          </w:p>
+        </w:tc>
+      </w:tr>
+      <w:tr>
+        <w:tc>
+          <w:tcPr>
+            <w:tcW w:type="dxa" w:w="1987"/>
+          </w:tcPr>
+          <w:p>
+            <w:pPr>
+              <w:jc w:val="left"/>
+            </w:pPr>
+            <w:r>
+              <w:rPr>
+                <w:rFonts w:ascii="TimeNewRoman" w:hAnsi="TimeNewRoman"/>
+                <w:sz w:val="30"/>
+              </w:rPr>
+              <w:t>59+6=65</w:t>
+            </w:r>
+          </w:p>
+        </w:tc>
+        <w:tc>
+          <w:tcPr>
+            <w:tcW w:type="dxa" w:w="1987"/>
+          </w:tcPr>
+          <w:p>
+            <w:pPr>
+              <w:jc w:val="left"/>
+            </w:pPr>
+            <w:r>
+              <w:rPr>
+                <w:rFonts w:ascii="TimeNewRoman" w:hAnsi="TimeNewRoman"/>
+                <w:sz w:val="30"/>
+              </w:rPr>
+              <w:t>45+47=92</w:t>
+            </w:r>
+          </w:p>
+        </w:tc>
+        <w:tc>
+          <w:tcPr>
+            <w:tcW w:type="dxa" w:w="1987"/>
+          </w:tcPr>
+          <w:p>
+            <w:pPr>
+              <w:jc w:val="left"/>
+            </w:pPr>
+            <w:r>
+              <w:rPr>
+                <w:rFonts w:ascii="TimeNewRoman" w:hAnsi="TimeNewRoman"/>
+                <w:sz w:val="30"/>
+              </w:rPr>
+              <w:t>18+54=72</w:t>
+            </w:r>
+          </w:p>
+        </w:tc>
+        <w:tc>
+          <w:tcPr>
+            <w:tcW w:type="dxa" w:w="1987"/>
+          </w:tcPr>
+          <w:p>
+            <w:pPr>
+              <w:jc w:val="left"/>
+            </w:pPr>
+            <w:r>
+              <w:rPr>
+                <w:rFonts w:ascii="TimeNewRoman" w:hAnsi="TimeNewRoman"/>
+                <w:sz w:val="30"/>
+              </w:rPr>
+              <w:t>4+67=71</w:t>
+            </w:r>
+          </w:p>
+        </w:tc>
+        <w:tc>
+          <w:tcPr>
+            <w:tcW w:type="dxa" w:w="1987"/>
+          </w:tcPr>
+          <w:p>
+            <w:pPr>
+              <w:jc w:val="left"/>
+            </w:pPr>
+            <w:r>
+              <w:rPr>
+                <w:rFonts w:ascii="TimeNewRoman" w:hAnsi="TimeNewRoman"/>
+                <w:sz w:val="30"/>
+              </w:rPr>
+              <w:t>48+27=75</w:t>
+            </w:r>
+          </w:p>
+        </w:tc>
+      </w:tr>
+      <w:tr>
+        <w:tc>
+          <w:tcPr>
+            <w:tcW w:type="dxa" w:w="1987"/>
+          </w:tcPr>
+          <w:p>
+            <w:pPr>
+              <w:jc w:val="left"/>
+            </w:pPr>
+            <w:r>
+              <w:rPr>
+                <w:rFonts w:ascii="TimeNewRoman" w:hAnsi="TimeNewRoman"/>
+                <w:sz w:val="30"/>
+              </w:rPr>
+              <w:t>23-4=19</w:t>
+            </w:r>
+          </w:p>
+        </w:tc>
+        <w:tc>
+          <w:tcPr>
+            <w:tcW w:type="dxa" w:w="1987"/>
+          </w:tcPr>
+          <w:p>
+            <w:pPr>
+              <w:jc w:val="left"/>
+            </w:pPr>
+            <w:r>
+              <w:rPr>
+                <w:rFonts w:ascii="TimeNewRoman" w:hAnsi="TimeNewRoman"/>
+                <w:sz w:val="30"/>
+              </w:rPr>
+              <w:t>43+38=81</w:t>
+            </w:r>
+          </w:p>
+        </w:tc>
+        <w:tc>
+          <w:tcPr>
+            <w:tcW w:type="dxa" w:w="1987"/>
+          </w:tcPr>
+          <w:p>
+            <w:pPr>
+              <w:jc w:val="left"/>
+            </w:pPr>
+            <w:r>
+              <w:rPr>
+                <w:rFonts w:ascii="TimeNewRoman" w:hAnsi="TimeNewRoman"/>
+                <w:sz w:val="30"/>
+              </w:rPr>
+              <w:t>52+29=81</w:t>
+            </w:r>
+          </w:p>
+        </w:tc>
+        <w:tc>
+          <w:tcPr>
+            <w:tcW w:type="dxa" w:w="1987"/>
+          </w:tcPr>
+          <w:p>
+            <w:pPr>
+              <w:jc w:val="left"/>
+            </w:pPr>
+            <w:r>
+              <w:rPr>
+                <w:rFonts w:ascii="TimeNewRoman" w:hAnsi="TimeNewRoman"/>
+                <w:sz w:val="30"/>
+              </w:rPr>
+              <w:t>93-49=44</w:t>
+            </w:r>
+          </w:p>
+        </w:tc>
+        <w:tc>
+          <w:tcPr>
+            <w:tcW w:type="dxa" w:w="1987"/>
+          </w:tcPr>
+          <w:p>
+            <w:pPr>
+              <w:jc w:val="left"/>
+            </w:pPr>
+            <w:r>
+              <w:rPr>
+                <w:rFonts w:ascii="TimeNewRoman" w:hAnsi="TimeNewRoman"/>
+                <w:sz w:val="30"/>
+              </w:rPr>
+              <w:t>77+5=82</w:t>
+            </w:r>
+          </w:p>
+        </w:tc>
+      </w:tr>
+      <w:tr>
+        <w:tc>
+          <w:tcPr>
+            <w:tcW w:type="dxa" w:w="1987"/>
+          </w:tcPr>
+          <w:p>
+            <w:pPr>
+              <w:jc w:val="left"/>
+            </w:pPr>
+            <w:r>
+              <w:rPr>
+                <w:rFonts w:ascii="TimeNewRoman" w:hAnsi="TimeNewRoman"/>
+                <w:sz w:val="30"/>
+              </w:rPr>
+              <w:t>90-12=78</w:t>
+            </w:r>
+          </w:p>
+        </w:tc>
+        <w:tc>
+          <w:tcPr>
+            <w:tcW w:type="dxa" w:w="1987"/>
+          </w:tcPr>
+          <w:p>
+            <w:pPr>
+              <w:jc w:val="left"/>
+            </w:pPr>
+            <w:r>
+              <w:rPr>
+                <w:rFonts w:ascii="TimeNewRoman" w:hAnsi="TimeNewRoman"/>
+                <w:sz w:val="30"/>
+              </w:rPr>
+              <w:t>72-39=33</w:t>
+            </w:r>
+          </w:p>
+        </w:tc>
+        <w:tc>
+          <w:tcPr>
+            <w:tcW w:type="dxa" w:w="1987"/>
+          </w:tcPr>
+          <w:p>
+            <w:pPr>
+              <w:jc w:val="left"/>
+            </w:pPr>
+            <w:r>
+              <w:rPr>
+                <w:rFonts w:ascii="TimeNewRoman" w:hAnsi="TimeNewRoman"/>
+                <w:sz w:val="30"/>
+              </w:rPr>
+              <w:t>80-69=11</w:t>
+            </w:r>
+          </w:p>
+        </w:tc>
+        <w:tc>
+          <w:tcPr>
+            <w:tcW w:type="dxa" w:w="1987"/>
+          </w:tcPr>
+          <w:p>
+            <w:pPr>
+              <w:jc w:val="left"/>
+            </w:pPr>
+            <w:r>
+              <w:rPr>
+                <w:rFonts w:ascii="TimeNewRoman" w:hAnsi="TimeNewRoman"/>
+                <w:sz w:val="30"/>
+              </w:rPr>
+              <w:t>28+29=57</w:t>
+            </w:r>
+          </w:p>
+        </w:tc>
+        <w:tc>
+          <w:tcPr>
+            <w:tcW w:type="dxa" w:w="1987"/>
+          </w:tcPr>
+          <w:p>
+            <w:pPr>
+              <w:jc w:val="left"/>
+            </w:pPr>
+            <w:r>
+              <w:rPr>
+                <w:rFonts w:ascii="TimeNewRoman" w:hAnsi="TimeNewRoman"/>
+                <w:sz w:val="30"/>
+              </w:rPr>
+              <w:t>80-1=79</w:t>
+            </w:r>
+          </w:p>
+        </w:tc>
+      </w:tr>
+      <w:tr>
+        <w:tc>
+          <w:tcPr>
+            <w:tcW w:type="dxa" w:w="1987"/>
+          </w:tcPr>
+          <w:p>
+            <w:pPr>
+              <w:jc w:val="left"/>
+            </w:pPr>
+            <w:r>
+              <w:rPr>
+                <w:rFonts w:ascii="TimeNewRoman" w:hAnsi="TimeNewRoman"/>
+                <w:sz w:val="30"/>
+              </w:rPr>
+              <w:t>72-19=53</w:t>
+            </w:r>
+          </w:p>
+        </w:tc>
+        <w:tc>
+          <w:tcPr>
+            <w:tcW w:type="dxa" w:w="1987"/>
+          </w:tcPr>
+          <w:p>
+            <w:pPr>
+              <w:jc w:val="left"/>
+            </w:pPr>
+            <w:r>
+              <w:rPr>
+                <w:rFonts w:ascii="TimeNewRoman" w:hAnsi="TimeNewRoman"/>
+                <w:sz w:val="30"/>
+              </w:rPr>
+              <w:t>52-47=5</w:t>
+            </w:r>
+          </w:p>
+        </w:tc>
+        <w:tc>
+          <w:tcPr>
+            <w:tcW w:type="dxa" w:w="1987"/>
+          </w:tcPr>
+          <w:p>
+            <w:pPr>
+              <w:jc w:val="left"/>
+            </w:pPr>
+            <w:r>
+              <w:rPr>
+                <w:rFonts w:ascii="TimeNewRoman" w:hAnsi="TimeNewRoman"/>
+                <w:sz w:val="30"/>
+              </w:rPr>
+              <w:t>84-48=36</w:t>
+            </w:r>
+          </w:p>
+        </w:tc>
+        <w:tc>
+          <w:tcPr>
+            <w:tcW w:type="dxa" w:w="1987"/>
+          </w:tcPr>
+          <w:p>
+            <w:pPr>
+              <w:jc w:val="left"/>
+            </w:pPr>
+            <w:r>
+              <w:rPr>
+                <w:rFonts w:ascii="TimeNewRoman" w:hAnsi="TimeNewRoman"/>
+                <w:sz w:val="30"/>
+              </w:rPr>
+              <w:t>68+9=77</w:t>
+            </w:r>
+          </w:p>
+        </w:tc>
+        <w:tc>
+          <w:tcPr>
+            <w:tcW w:type="dxa" w:w="1987"/>
+          </w:tcPr>
+          <w:p>
+            <w:pPr>
+              <w:jc w:val="left"/>
+            </w:pPr>
+            <w:r>
+              <w:rPr>
+                <w:rFonts w:ascii="TimeNewRoman" w:hAnsi="TimeNewRoman"/>
+                <w:sz w:val="30"/>
+              </w:rPr>
+              <w:t>49+32=81</w:t>
+            </w:r>
+          </w:p>
+        </w:tc>
+      </w:tr>
+      <w:tr>
+        <w:tc>
+          <w:tcPr>
+            <w:tcW w:type="dxa" w:w="1987"/>
+          </w:tcPr>
+          <w:p>
+            <w:pPr>
+              <w:jc w:val="left"/>
+            </w:pPr>
+            <w:r>
+              <w:rPr>
+                <w:rFonts w:ascii="TimeNewRoman" w:hAnsi="TimeNewRoman"/>
+                <w:sz w:val="30"/>
+              </w:rPr>
+              <w:t>51-42=9</w:t>
+            </w:r>
+          </w:p>
+        </w:tc>
+        <w:tc>
+          <w:tcPr>
+            <w:tcW w:type="dxa" w:w="1987"/>
+          </w:tcPr>
+          <w:p>
+            <w:pPr>
+              <w:jc w:val="left"/>
+            </w:pPr>
+            <w:r>
+              <w:rPr>
+                <w:rFonts w:ascii="TimeNewRoman" w:hAnsi="TimeNewRoman"/>
+                <w:sz w:val="30"/>
+              </w:rPr>
+              <w:t>92-13=79</w:t>
+            </w:r>
+          </w:p>
+        </w:tc>
+        <w:tc>
+          <w:tcPr>
+            <w:tcW w:type="dxa" w:w="1987"/>
+          </w:tcPr>
+          <w:p>
+            <w:pPr>
+              <w:jc w:val="left"/>
+            </w:pPr>
+            <w:r>
+              <w:rPr>
+                <w:rFonts w:ascii="TimeNewRoman" w:hAnsi="TimeNewRoman"/>
+                <w:sz w:val="30"/>
+              </w:rPr>
+              <w:t>27+57=84</w:t>
+            </w:r>
+          </w:p>
+        </w:tc>
+        <w:tc>
+          <w:tcPr>
+            <w:tcW w:type="dxa" w:w="1987"/>
+          </w:tcPr>
+          <w:p>
+            <w:pPr>
+              <w:jc w:val="left"/>
+            </w:pPr>
+            <w:r>
+              <w:rPr>
+                <w:rFonts w:ascii="TimeNewRoman" w:hAnsi="TimeNewRoman"/>
+                <w:sz w:val="30"/>
+              </w:rPr>
+              <w:t>71-34=37</w:t>
+            </w:r>
+          </w:p>
+        </w:tc>
+        <w:tc>
+          <w:tcPr>
+            <w:tcW w:type="dxa" w:w="1987"/>
+          </w:tcPr>
+          <w:p>
+            <w:pPr>
+              <w:jc w:val="left"/>
+            </w:pPr>
+            <w:r>
+              <w:rPr>
+                <w:rFonts w:ascii="TimeNewRoman" w:hAnsi="TimeNewRoman"/>
+                <w:sz w:val="30"/>
+              </w:rPr>
+              <w:t>38+14=52</w:t>
+            </w:r>
+          </w:p>
+        </w:tc>
+      </w:tr>
+      <w:tr>
+        <w:tc>
+          <w:tcPr>
+            <w:tcW w:type="dxa" w:w="1987"/>
+          </w:tcPr>
+          <w:p>
+            <w:pPr>
+              <w:jc w:val="left"/>
+            </w:pPr>
+            <w:r>
+              <w:rPr>
+                <w:rFonts w:ascii="TimeNewRoman" w:hAnsi="TimeNewRoman"/>
+                <w:sz w:val="30"/>
+              </w:rPr>
+              <w:t>72-28=44</w:t>
+            </w:r>
+          </w:p>
+        </w:tc>
+        <w:tc>
+          <w:tcPr>
+            <w:tcW w:type="dxa" w:w="1987"/>
+          </w:tcPr>
+          <w:p>
+            <w:pPr>
+              <w:jc w:val="left"/>
+            </w:pPr>
+            <w:r>
+              <w:rPr>
+                <w:rFonts w:ascii="TimeNewRoman" w:hAnsi="TimeNewRoman"/>
+                <w:sz w:val="30"/>
+              </w:rPr>
+              <w:t>90-52=38</w:t>
+            </w:r>
+          </w:p>
+        </w:tc>
+        <w:tc>
+          <w:tcPr>
+            <w:tcW w:type="dxa" w:w="1987"/>
+          </w:tcPr>
+          <w:p>
+            <w:pPr>
+              <w:jc w:val="left"/>
+            </w:pPr>
+            <w:r>
+              <w:rPr>
+                <w:rFonts w:ascii="TimeNewRoman" w:hAnsi="TimeNewRoman"/>
+                <w:sz w:val="30"/>
+              </w:rPr>
+              <w:t>62-9=53</w:t>
+            </w:r>
+          </w:p>
+        </w:tc>
+        <w:tc>
+          <w:tcPr>
+            <w:tcW w:type="dxa" w:w="1987"/>
+          </w:tcPr>
+          <w:p>
+            <w:pPr>
+              <w:jc w:val="left"/>
+            </w:pPr>
+            <w:r>
+              <w:rPr>
+                <w:rFonts w:ascii="TimeNewRoman" w:hAnsi="TimeNewRoman"/>
+                <w:sz w:val="30"/>
+              </w:rPr>
+              <w:t>27-8=19</w:t>
+            </w:r>
+          </w:p>
+        </w:tc>
+        <w:tc>
+          <w:tcPr>
+            <w:tcW w:type="dxa" w:w="1987"/>
+          </w:tcPr>
+          <w:p>
+            <w:pPr>
+              <w:jc w:val="left"/>
+            </w:pPr>
+            <w:r>
+              <w:rPr>
+                <w:rFonts w:ascii="TimeNewRoman" w:hAnsi="TimeNewRoman"/>
+                <w:sz w:val="30"/>
+              </w:rPr>
+              <w:t>74+7=81</w:t>
+            </w:r>
+          </w:p>
+        </w:tc>
+      </w:tr>
+      <w:tr>
+        <w:tc>
+          <w:tcPr>
+            <w:tcW w:type="dxa" w:w="1987"/>
+          </w:tcPr>
+          <w:p>
+            <w:pPr>
+              <w:jc w:val="left"/>
+            </w:pPr>
+            <w:r>
+              <w:rPr>
+                <w:rFonts w:ascii="TimeNewRoman" w:hAnsi="TimeNewRoman"/>
+                <w:sz w:val="30"/>
+              </w:rPr>
+              <w:t>89+6=95</w:t>
+            </w:r>
+          </w:p>
+        </w:tc>
+        <w:tc>
+          <w:tcPr>
+            <w:tcW w:type="dxa" w:w="1987"/>
+          </w:tcPr>
+          <w:p>
+            <w:pPr>
+              <w:jc w:val="left"/>
+            </w:pPr>
+            <w:r>
+              <w:rPr>
+                <w:rFonts w:ascii="TimeNewRoman" w:hAnsi="TimeNewRoman"/>
+                <w:sz w:val="30"/>
+              </w:rPr>
+              <w:t>94-46=48</w:t>
+            </w:r>
+          </w:p>
+        </w:tc>
+        <w:tc>
+          <w:tcPr>
+            <w:tcW w:type="dxa" w:w="1987"/>
+          </w:tcPr>
+          <w:p>
+            <w:pPr>
+              <w:jc w:val="left"/>
+            </w:pPr>
+            <w:r>
+              <w:rPr>
+                <w:rFonts w:ascii="TimeNewRoman" w:hAnsi="TimeNewRoman"/>
+                <w:sz w:val="30"/>
+              </w:rPr>
+              <w:t>14+79=93</w:t>
+            </w:r>
+          </w:p>
+        </w:tc>
+        <w:tc>
+          <w:tcPr>
+            <w:tcW w:type="dxa" w:w="1987"/>
+          </w:tcPr>
+          <w:p>
+            <w:pPr>
+              <w:jc w:val="left"/>
+            </w:pPr>
+            <w:r>
+              <w:rPr>
+                <w:rFonts w:ascii="TimeNewRoman" w:hAnsi="TimeNewRoman"/>
+                <w:sz w:val="30"/>
+              </w:rPr>
+              <w:t>62-58=4</w:t>
+            </w:r>
+          </w:p>
+        </w:tc>
+        <w:tc>
+          <w:tcPr>
+            <w:tcW w:type="dxa" w:w="1987"/>
+          </w:tcPr>
+          <w:p>
+            <w:pPr>
+              <w:jc w:val="left"/>
+            </w:pPr>
+            <w:r>
+              <w:rPr>
+                <w:rFonts w:ascii="TimeNewRoman" w:hAnsi="TimeNewRoman"/>
+                <w:sz w:val="30"/>
+              </w:rPr>
+              <w:t>34-29=5</w:t>
             </w:r>
           </w:p>
         </w:tc>

--- a/answers-of-adc_sbb_within_100.docx
+++ b/answers-of-adc_sbb_within_100.docx
@@ -11,7 +11,7 @@
           <w:rFonts w:ascii="Arial" w:hAnsi="Arial"/>
           <w:sz w:val="30"/>
         </w:rPr>
-        <w:t>2026-09-22 Tuesday</w:t>
+        <w:t>2026-09-23 Wednesday</w:t>
       </w:r>
     </w:p>
     <w:tbl>
@@ -40,7 +40,7 @@
                 <w:rFonts w:ascii="TimeNewRoman" w:hAnsi="TimeNewRoman"/>
                 <w:sz w:val="30"/>
               </w:rPr>
-              <w:t>75-37=38</w:t>
+              <w:t>17+69=86</w:t>
             </w:r>
           </w:p>
         </w:tc>
@@ -57,7 +57,7 @@
                 <w:rFonts w:ascii="TimeNewRoman" w:hAnsi="TimeNewRoman"/>
                 <w:sz w:val="30"/>
               </w:rPr>
-              <w:t>6+17=23</w:t>
+              <w:t>37+37=74</w:t>
             </w:r>
           </w:p>
         </w:tc>
@@ -74,234 +74,7 @@
                 <w:rFonts w:ascii="TimeNewRoman" w:hAnsi="TimeNewRoman"/>
                 <w:sz w:val="30"/>
               </w:rPr>
-              <w:t>63+8=71</w:t>
-            </w:r>
-          </w:p>
-        </w:tc>
-        <w:tc>
-          <w:tcPr>
-            <w:tcW w:type="dxa" w:w="1987"/>
-          </w:tcPr>
-          <w:p>
-            <w:pPr>
-              <w:jc w:val="left"/>
-            </w:pPr>
-            <w:r>
-              <w:rPr>
-                <w:rFonts w:ascii="TimeNewRoman" w:hAnsi="TimeNewRoman"/>
-                <w:sz w:val="30"/>
-              </w:rPr>
-              <w:t>16+9=25</w:t>
-            </w:r>
-          </w:p>
-        </w:tc>
-        <w:tc>
-          <w:tcPr>
-            <w:tcW w:type="dxa" w:w="1987"/>
-          </w:tcPr>
-          <w:p>
-            <w:pPr>
-              <w:jc w:val="left"/>
-            </w:pPr>
-            <w:r>
-              <w:rPr>
-                <w:rFonts w:ascii="TimeNewRoman" w:hAnsi="TimeNewRoman"/>
-                <w:sz w:val="30"/>
-              </w:rPr>
-              <w:t>26+65=91</w:t>
-            </w:r>
-          </w:p>
-        </w:tc>
-      </w:tr>
-      <w:tr>
-        <w:tc>
-          <w:tcPr>
-            <w:tcW w:type="dxa" w:w="1987"/>
-          </w:tcPr>
-          <w:p>
-            <w:pPr>
-              <w:jc w:val="left"/>
-            </w:pPr>
-            <w:r>
-              <w:rPr>
-                <w:rFonts w:ascii="TimeNewRoman" w:hAnsi="TimeNewRoman"/>
-                <w:sz w:val="30"/>
-              </w:rPr>
-              <w:t>16+56=72</w:t>
-            </w:r>
-          </w:p>
-        </w:tc>
-        <w:tc>
-          <w:tcPr>
-            <w:tcW w:type="dxa" w:w="1987"/>
-          </w:tcPr>
-          <w:p>
-            <w:pPr>
-              <w:jc w:val="left"/>
-            </w:pPr>
-            <w:r>
-              <w:rPr>
-                <w:rFonts w:ascii="TimeNewRoman" w:hAnsi="TimeNewRoman"/>
-                <w:sz w:val="30"/>
-              </w:rPr>
-              <w:t>27+18=45</w:t>
-            </w:r>
-          </w:p>
-        </w:tc>
-        <w:tc>
-          <w:tcPr>
-            <w:tcW w:type="dxa" w:w="1987"/>
-          </w:tcPr>
-          <w:p>
-            <w:pPr>
-              <w:jc w:val="left"/>
-            </w:pPr>
-            <w:r>
-              <w:rPr>
-                <w:rFonts w:ascii="TimeNewRoman" w:hAnsi="TimeNewRoman"/>
-                <w:sz w:val="30"/>
-              </w:rPr>
-              <w:t>76-47=29</w:t>
-            </w:r>
-          </w:p>
-        </w:tc>
-        <w:tc>
-          <w:tcPr>
-            <w:tcW w:type="dxa" w:w="1987"/>
-          </w:tcPr>
-          <w:p>
-            <w:pPr>
-              <w:jc w:val="left"/>
-            </w:pPr>
-            <w:r>
-              <w:rPr>
-                <w:rFonts w:ascii="TimeNewRoman" w:hAnsi="TimeNewRoman"/>
-                <w:sz w:val="30"/>
-              </w:rPr>
-              <w:t>94-78=16</w:t>
-            </w:r>
-          </w:p>
-        </w:tc>
-        <w:tc>
-          <w:tcPr>
-            <w:tcW w:type="dxa" w:w="1987"/>
-          </w:tcPr>
-          <w:p>
-            <w:pPr>
-              <w:jc w:val="left"/>
-            </w:pPr>
-            <w:r>
-              <w:rPr>
-                <w:rFonts w:ascii="TimeNewRoman" w:hAnsi="TimeNewRoman"/>
-                <w:sz w:val="30"/>
-              </w:rPr>
-              <w:t>61-56=5</w:t>
-            </w:r>
-          </w:p>
-        </w:tc>
-      </w:tr>
-      <w:tr>
-        <w:tc>
-          <w:tcPr>
-            <w:tcW w:type="dxa" w:w="1987"/>
-          </w:tcPr>
-          <w:p>
-            <w:pPr>
-              <w:jc w:val="left"/>
-            </w:pPr>
-            <w:r>
-              <w:rPr>
-                <w:rFonts w:ascii="TimeNewRoman" w:hAnsi="TimeNewRoman"/>
-                <w:sz w:val="30"/>
-              </w:rPr>
-              <w:t>23-16=7</w:t>
-            </w:r>
-          </w:p>
-        </w:tc>
-        <w:tc>
-          <w:tcPr>
-            <w:tcW w:type="dxa" w:w="1987"/>
-          </w:tcPr>
-          <w:p>
-            <w:pPr>
-              <w:jc w:val="left"/>
-            </w:pPr>
-            <w:r>
-              <w:rPr>
-                <w:rFonts w:ascii="TimeNewRoman" w:hAnsi="TimeNewRoman"/>
-                <w:sz w:val="30"/>
-              </w:rPr>
-              <w:t>46-19=27</w:t>
-            </w:r>
-          </w:p>
-        </w:tc>
-        <w:tc>
-          <w:tcPr>
-            <w:tcW w:type="dxa" w:w="1987"/>
-          </w:tcPr>
-          <w:p>
-            <w:pPr>
-              <w:jc w:val="left"/>
-            </w:pPr>
-            <w:r>
-              <w:rPr>
-                <w:rFonts w:ascii="TimeNewRoman" w:hAnsi="TimeNewRoman"/>
-                <w:sz w:val="30"/>
-              </w:rPr>
-              <w:t>90-49=41</w:t>
-            </w:r>
-          </w:p>
-        </w:tc>
-        <w:tc>
-          <w:tcPr>
-            <w:tcW w:type="dxa" w:w="1987"/>
-          </w:tcPr>
-          <w:p>
-            <w:pPr>
-              <w:jc w:val="left"/>
-            </w:pPr>
-            <w:r>
-              <w:rPr>
-                <w:rFonts w:ascii="TimeNewRoman" w:hAnsi="TimeNewRoman"/>
-                <w:sz w:val="30"/>
-              </w:rPr>
-              <w:t>73-16=57</w:t>
-            </w:r>
-          </w:p>
-        </w:tc>
-        <w:tc>
-          <w:tcPr>
-            <w:tcW w:type="dxa" w:w="1987"/>
-          </w:tcPr>
-          <w:p>
-            <w:pPr>
-              <w:jc w:val="left"/>
-            </w:pPr>
-            <w:r>
-              <w:rPr>
-                <w:rFonts w:ascii="TimeNewRoman" w:hAnsi="TimeNewRoman"/>
-                <w:sz w:val="30"/>
-              </w:rPr>
-              <w:t>84-57=27</w:t>
-            </w:r>
-          </w:p>
-        </w:tc>
-      </w:tr>
-      <w:tr>
-        <w:tc>
-          <w:tcPr>
-            <w:tcW w:type="dxa" w:w="1987"/>
-          </w:tcPr>
-          <w:p>
-            <w:pPr>
-              <w:jc w:val="left"/>
-            </w:pPr>
-            <w:r>
-              <w:rPr>
-                <w:rFonts w:ascii="TimeNewRoman" w:hAnsi="TimeNewRoman"/>
-                <w:sz w:val="30"/>
-              </w:rPr>
-              <w:t>60-22=38</w:t>
+              <w:t>39+5=44</w:t>
             </w:r>
           </w:p>
         </w:tc>
@@ -335,41 +108,7 @@
                 <w:rFonts w:ascii="TimeNewRoman" w:hAnsi="TimeNewRoman"/>
                 <w:sz w:val="30"/>
               </w:rPr>
-              <w:t>5+26=31</w:t>
-            </w:r>
-          </w:p>
-        </w:tc>
-        <w:tc>
-          <w:tcPr>
-            <w:tcW w:type="dxa" w:w="1987"/>
-          </w:tcPr>
-          <w:p>
-            <w:pPr>
-              <w:jc w:val="left"/>
-            </w:pPr>
-            <w:r>
-              <w:rPr>
-                <w:rFonts w:ascii="TimeNewRoman" w:hAnsi="TimeNewRoman"/>
-                <w:sz w:val="30"/>
-              </w:rPr>
-              <w:t>73-16=57</w:t>
-            </w:r>
-          </w:p>
-        </w:tc>
-        <w:tc>
-          <w:tcPr>
-            <w:tcW w:type="dxa" w:w="1987"/>
-          </w:tcPr>
-          <w:p>
-            <w:pPr>
-              <w:jc w:val="left"/>
-            </w:pPr>
-            <w:r>
-              <w:rPr>
-                <w:rFonts w:ascii="TimeNewRoman" w:hAnsi="TimeNewRoman"/>
-                <w:sz w:val="30"/>
-              </w:rPr>
-              <w:t>26+26=52</w:t>
+              <w:t>25+8=33</w:t>
             </w:r>
           </w:p>
         </w:tc>
@@ -388,7 +127,7 @@
                 <w:rFonts w:ascii="TimeNewRoman" w:hAnsi="TimeNewRoman"/>
                 <w:sz w:val="30"/>
               </w:rPr>
-              <w:t>39+35=74</w:t>
+              <w:t>95-59=36</w:t>
             </w:r>
           </w:p>
         </w:tc>
@@ -405,7 +144,7 @@
                 <w:rFonts w:ascii="TimeNewRoman" w:hAnsi="TimeNewRoman"/>
                 <w:sz w:val="30"/>
               </w:rPr>
-              <w:t>30-12=18</w:t>
+              <w:t>95-6=89</w:t>
             </w:r>
           </w:p>
         </w:tc>
@@ -422,7 +161,7 @@
                 <w:rFonts w:ascii="TimeNewRoman" w:hAnsi="TimeNewRoman"/>
                 <w:sz w:val="30"/>
               </w:rPr>
-              <w:t>7+34=41</w:t>
+              <w:t>5+49=54</w:t>
             </w:r>
           </w:p>
         </w:tc>
@@ -439,7 +178,7 @@
                 <w:rFonts w:ascii="TimeNewRoman" w:hAnsi="TimeNewRoman"/>
                 <w:sz w:val="30"/>
               </w:rPr>
-              <w:t>91-17=74</w:t>
+              <w:t>57+14=71</w:t>
             </w:r>
           </w:p>
         </w:tc>
@@ -456,7 +195,7 @@
                 <w:rFonts w:ascii="TimeNewRoman" w:hAnsi="TimeNewRoman"/>
                 <w:sz w:val="30"/>
               </w:rPr>
-              <w:t>6+28=34</w:t>
+              <w:t>72-45=27</w:t>
             </w:r>
           </w:p>
         </w:tc>
@@ -475,7 +214,7 @@
                 <w:rFonts w:ascii="TimeNewRoman" w:hAnsi="TimeNewRoman"/>
                 <w:sz w:val="30"/>
               </w:rPr>
-              <w:t>36+19=55</w:t>
+              <w:t>46-8=38</w:t>
             </w:r>
           </w:p>
         </w:tc>
@@ -492,7 +231,7 @@
                 <w:rFonts w:ascii="TimeNewRoman" w:hAnsi="TimeNewRoman"/>
                 <w:sz w:val="30"/>
               </w:rPr>
-              <w:t>81-64=17</w:t>
+              <w:t>50-26=24</w:t>
             </w:r>
           </w:p>
         </w:tc>
@@ -509,7 +248,7 @@
                 <w:rFonts w:ascii="TimeNewRoman" w:hAnsi="TimeNewRoman"/>
                 <w:sz w:val="30"/>
               </w:rPr>
-              <w:t>63-39=24</w:t>
+              <w:t>31-26=5</w:t>
             </w:r>
           </w:p>
         </w:tc>
@@ -526,7 +265,7 @@
                 <w:rFonts w:ascii="TimeNewRoman" w:hAnsi="TimeNewRoman"/>
                 <w:sz w:val="30"/>
               </w:rPr>
-              <w:t>55-27=28</w:t>
+              <w:t>15-8=7</w:t>
             </w:r>
           </w:p>
         </w:tc>
@@ -543,7 +282,7 @@
                 <w:rFonts w:ascii="TimeNewRoman" w:hAnsi="TimeNewRoman"/>
                 <w:sz w:val="30"/>
               </w:rPr>
-              <w:t>93-89=4</w:t>
+              <w:t>40-11=29</w:t>
             </w:r>
           </w:p>
         </w:tc>
@@ -562,7 +301,7 @@
                 <w:rFonts w:ascii="TimeNewRoman" w:hAnsi="TimeNewRoman"/>
                 <w:sz w:val="30"/>
               </w:rPr>
-              <w:t>8+26=34</w:t>
+              <w:t>50-29=21</w:t>
             </w:r>
           </w:p>
         </w:tc>
@@ -579,7 +318,7 @@
                 <w:rFonts w:ascii="TimeNewRoman" w:hAnsi="TimeNewRoman"/>
                 <w:sz w:val="30"/>
               </w:rPr>
-              <w:t>35-19=16</w:t>
+              <w:t>82-57=25</w:t>
             </w:r>
           </w:p>
         </w:tc>
@@ -596,7 +335,7 @@
                 <w:rFonts w:ascii="TimeNewRoman" w:hAnsi="TimeNewRoman"/>
                 <w:sz w:val="30"/>
               </w:rPr>
-              <w:t>96-68=28</w:t>
+              <w:t>54+9=63</w:t>
             </w:r>
           </w:p>
         </w:tc>
@@ -613,7 +352,7 @@
                 <w:rFonts w:ascii="TimeNewRoman" w:hAnsi="TimeNewRoman"/>
                 <w:sz w:val="30"/>
               </w:rPr>
-              <w:t>83-56=27</w:t>
+              <w:t>56-29=27</w:t>
             </w:r>
           </w:p>
         </w:tc>
@@ -630,181 +369,7 @@
                 <w:rFonts w:ascii="TimeNewRoman" w:hAnsi="TimeNewRoman"/>
                 <w:sz w:val="30"/>
               </w:rPr>
-              <w:t>84-7=77</w:t>
-            </w:r>
-          </w:p>
-        </w:tc>
-      </w:tr>
-      <w:tr>
-        <w:tc>
-          <w:tcPr>
-            <w:tcW w:type="dxa" w:w="1987"/>
-          </w:tcPr>
-          <w:p>
-            <w:pPr>
-              <w:jc w:val="left"/>
-            </w:pPr>
-            <w:r>
-              <w:rPr>
-                <w:rFonts w:ascii="TimeNewRoman" w:hAnsi="TimeNewRoman"/>
-                <w:sz w:val="30"/>
-              </w:rPr>
-              <w:t>24+19=43</w:t>
-            </w:r>
-          </w:p>
-        </w:tc>
-        <w:tc>
-          <w:tcPr>
-            <w:tcW w:type="dxa" w:w="1987"/>
-          </w:tcPr>
-          <w:p>
-            <w:pPr>
-              <w:jc w:val="left"/>
-            </w:pPr>
-            <w:r>
-              <w:rPr>
-                <w:rFonts w:ascii="TimeNewRoman" w:hAnsi="TimeNewRoman"/>
-                <w:sz w:val="30"/>
-              </w:rPr>
-              <w:t>36-18=18</w:t>
-            </w:r>
-          </w:p>
-        </w:tc>
-        <w:tc>
-          <w:tcPr>
-            <w:tcW w:type="dxa" w:w="1987"/>
-          </w:tcPr>
-          <w:p>
-            <w:pPr>
-              <w:jc w:val="left"/>
-            </w:pPr>
-            <w:r>
-              <w:rPr>
-                <w:rFonts w:ascii="TimeNewRoman" w:hAnsi="TimeNewRoman"/>
-                <w:sz w:val="30"/>
-              </w:rPr>
-              <w:t>20-14=6</w:t>
-            </w:r>
-          </w:p>
-        </w:tc>
-        <w:tc>
-          <w:tcPr>
-            <w:tcW w:type="dxa" w:w="1987"/>
-          </w:tcPr>
-          <w:p>
-            <w:pPr>
-              <w:jc w:val="left"/>
-            </w:pPr>
-            <w:r>
-              <w:rPr>
-                <w:rFonts w:ascii="TimeNewRoman" w:hAnsi="TimeNewRoman"/>
-                <w:sz w:val="30"/>
-              </w:rPr>
-              <w:t>75+19=94</w:t>
-            </w:r>
-          </w:p>
-        </w:tc>
-        <w:tc>
-          <w:tcPr>
-            <w:tcW w:type="dxa" w:w="1987"/>
-          </w:tcPr>
-          <w:p>
-            <w:pPr>
-              <w:jc w:val="left"/>
-            </w:pPr>
-            <w:r>
-              <w:rPr>
-                <w:rFonts w:ascii="TimeNewRoman" w:hAnsi="TimeNewRoman"/>
-                <w:sz w:val="30"/>
-              </w:rPr>
-              <w:t>93-74=19</w:t>
-            </w:r>
-          </w:p>
-        </w:tc>
-      </w:tr>
-      <w:tr>
-        <w:tc>
-          <w:tcPr>
-            <w:tcW w:type="dxa" w:w="1987"/>
-          </w:tcPr>
-          <w:p>
-            <w:pPr>
-              <w:jc w:val="left"/>
-            </w:pPr>
-            <w:r>
-              <w:rPr>
-                <w:rFonts w:ascii="TimeNewRoman" w:hAnsi="TimeNewRoman"/>
-                <w:sz w:val="30"/>
-              </w:rPr>
-              <w:t>60-34=26</w:t>
-            </w:r>
-          </w:p>
-        </w:tc>
-        <w:tc>
-          <w:tcPr>
-            <w:tcW w:type="dxa" w:w="1987"/>
-          </w:tcPr>
-          <w:p>
-            <w:pPr>
-              <w:jc w:val="left"/>
-            </w:pPr>
-            <w:r>
-              <w:rPr>
-                <w:rFonts w:ascii="TimeNewRoman" w:hAnsi="TimeNewRoman"/>
-                <w:sz w:val="30"/>
-              </w:rPr>
-              <w:t>5+57=62</w:t>
-            </w:r>
-          </w:p>
-        </w:tc>
-        <w:tc>
-          <w:tcPr>
-            <w:tcW w:type="dxa" w:w="1987"/>
-          </w:tcPr>
-          <w:p>
-            <w:pPr>
-              <w:jc w:val="left"/>
-            </w:pPr>
-            <w:r>
-              <w:rPr>
-                <w:rFonts w:ascii="TimeNewRoman" w:hAnsi="TimeNewRoman"/>
-                <w:sz w:val="30"/>
-              </w:rPr>
-              <w:t>17+45=62</w:t>
-            </w:r>
-          </w:p>
-        </w:tc>
-        <w:tc>
-          <w:tcPr>
-            <w:tcW w:type="dxa" w:w="1987"/>
-          </w:tcPr>
-          <w:p>
-            <w:pPr>
-              <w:jc w:val="left"/>
-            </w:pPr>
-            <w:r>
-              <w:rPr>
-                <w:rFonts w:ascii="TimeNewRoman" w:hAnsi="TimeNewRoman"/>
-                <w:sz w:val="30"/>
-              </w:rPr>
-              <w:t>7+17=24</w:t>
-            </w:r>
-          </w:p>
-        </w:tc>
-        <w:tc>
-          <w:tcPr>
-            <w:tcW w:type="dxa" w:w="1987"/>
-          </w:tcPr>
-          <w:p>
-            <w:pPr>
-              <w:jc w:val="left"/>
-            </w:pPr>
-            <w:r>
-              <w:rPr>
-                <w:rFonts w:ascii="TimeNewRoman" w:hAnsi="TimeNewRoman"/>
-                <w:sz w:val="30"/>
-              </w:rPr>
-              <w:t>47+9=56</w:t>
+              <w:t>6+66=72</w:t>
             </w:r>
           </w:p>
         </w:tc>
@@ -840,7 +405,7 @@
                 <w:rFonts w:ascii="TimeNewRoman" w:hAnsi="TimeNewRoman"/>
                 <w:sz w:val="30"/>
               </w:rPr>
-              <w:t>39+32=71</w:t>
+              <w:t>71-29=42</w:t>
             </w:r>
           </w:p>
         </w:tc>
@@ -857,7 +422,7 @@
                 <w:rFonts w:ascii="TimeNewRoman" w:hAnsi="TimeNewRoman"/>
                 <w:sz w:val="30"/>
               </w:rPr>
-              <w:t>84-66=18</w:t>
+              <w:t>34+19=53</w:t>
             </w:r>
           </w:p>
         </w:tc>
@@ -874,7 +439,7 @@
                 <w:rFonts w:ascii="TimeNewRoman" w:hAnsi="TimeNewRoman"/>
                 <w:sz w:val="30"/>
               </w:rPr>
-              <w:t>62-39=23</w:t>
+              <w:t>80-78=2</w:t>
             </w:r>
           </w:p>
         </w:tc>
@@ -891,7 +456,7 @@
                 <w:rFonts w:ascii="TimeNewRoman" w:hAnsi="TimeNewRoman"/>
                 <w:sz w:val="30"/>
               </w:rPr>
-              <w:t>54+38=92</w:t>
+              <w:t>8+44=52</w:t>
             </w:r>
           </w:p>
         </w:tc>
@@ -910,7 +475,7 @@
                 <w:rFonts w:ascii="TimeNewRoman" w:hAnsi="TimeNewRoman"/>
                 <w:sz w:val="30"/>
               </w:rPr>
-              <w:t>26-7=19</w:t>
+              <w:t>7+26=33</w:t>
             </w:r>
           </w:p>
         </w:tc>
@@ -927,7 +492,7 @@
                 <w:rFonts w:ascii="TimeNewRoman" w:hAnsi="TimeNewRoman"/>
                 <w:sz w:val="30"/>
               </w:rPr>
-              <w:t>75-36=39</w:t>
+              <w:t>84-19=65</w:t>
             </w:r>
           </w:p>
         </w:tc>
@@ -944,7 +509,7 @@
                 <w:rFonts w:ascii="TimeNewRoman" w:hAnsi="TimeNewRoman"/>
                 <w:sz w:val="30"/>
               </w:rPr>
-              <w:t>34+8=42</w:t>
+              <w:t>71-2=69</w:t>
             </w:r>
           </w:p>
         </w:tc>
@@ -961,7 +526,7 @@
                 <w:rFonts w:ascii="TimeNewRoman" w:hAnsi="TimeNewRoman"/>
                 <w:sz w:val="30"/>
               </w:rPr>
-              <w:t>7+57=64</w:t>
+              <w:t>22-16=6</w:t>
             </w:r>
           </w:p>
         </w:tc>
@@ -978,7 +543,7 @@
                 <w:rFonts w:ascii="TimeNewRoman" w:hAnsi="TimeNewRoman"/>
                 <w:sz w:val="30"/>
               </w:rPr>
-              <w:t>62-39=23</w:t>
+              <w:t>7+38=45</w:t>
             </w:r>
           </w:p>
         </w:tc>
@@ -997,7 +562,7 @@
                 <w:rFonts w:ascii="TimeNewRoman" w:hAnsi="TimeNewRoman"/>
                 <w:sz w:val="30"/>
               </w:rPr>
-              <w:t>70-27=43</w:t>
+              <w:t>3+29=32</w:t>
             </w:r>
           </w:p>
         </w:tc>
@@ -1014,7 +579,7 @@
                 <w:rFonts w:ascii="TimeNewRoman" w:hAnsi="TimeNewRoman"/>
                 <w:sz w:val="30"/>
               </w:rPr>
-              <w:t>24-6=18</w:t>
+              <w:t>58-39=19</w:t>
             </w:r>
           </w:p>
         </w:tc>
@@ -1031,7 +596,7 @@
                 <w:rFonts w:ascii="TimeNewRoman" w:hAnsi="TimeNewRoman"/>
                 <w:sz w:val="30"/>
               </w:rPr>
-              <w:t>71-63=8</w:t>
+              <w:t>31-24=7</w:t>
             </w:r>
           </w:p>
         </w:tc>
@@ -1048,7 +613,7 @@
                 <w:rFonts w:ascii="TimeNewRoman" w:hAnsi="TimeNewRoman"/>
                 <w:sz w:val="30"/>
               </w:rPr>
-              <w:t>66+16=82</w:t>
+              <w:t>90-48=42</w:t>
             </w:r>
           </w:p>
         </w:tc>
@@ -1065,7 +630,7 @@
                 <w:rFonts w:ascii="TimeNewRoman" w:hAnsi="TimeNewRoman"/>
                 <w:sz w:val="30"/>
               </w:rPr>
-              <w:t>91-28=63</w:t>
+              <w:t>34+57=91</w:t>
             </w:r>
           </w:p>
         </w:tc>
@@ -1084,7 +649,7 @@
                 <w:rFonts w:ascii="TimeNewRoman" w:hAnsi="TimeNewRoman"/>
                 <w:sz w:val="30"/>
               </w:rPr>
-              <w:t>76+5=81</w:t>
+              <w:t>7+8=15</w:t>
             </w:r>
           </w:p>
         </w:tc>
@@ -1101,7 +666,7 @@
                 <w:rFonts w:ascii="TimeNewRoman" w:hAnsi="TimeNewRoman"/>
                 <w:sz w:val="30"/>
               </w:rPr>
-              <w:t>75-27=48</w:t>
+              <w:t>90-87=3</w:t>
             </w:r>
           </w:p>
         </w:tc>
@@ -1118,7 +683,7 @@
                 <w:rFonts w:ascii="TimeNewRoman" w:hAnsi="TimeNewRoman"/>
                 <w:sz w:val="30"/>
               </w:rPr>
-              <w:t>39+13=52</w:t>
+              <w:t>52+9=61</w:t>
             </w:r>
           </w:p>
         </w:tc>
@@ -1135,7 +700,478 @@
                 <w:rFonts w:ascii="TimeNewRoman" w:hAnsi="TimeNewRoman"/>
                 <w:sz w:val="30"/>
               </w:rPr>
-              <w:t>69+23=92</w:t>
+              <w:t>61-56=5</w:t>
+            </w:r>
+          </w:p>
+        </w:tc>
+        <w:tc>
+          <w:tcPr>
+            <w:tcW w:type="dxa" w:w="1987"/>
+          </w:tcPr>
+          <w:p>
+            <w:pPr>
+              <w:jc w:val="left"/>
+            </w:pPr>
+            <w:r>
+              <w:rPr>
+                <w:rFonts w:ascii="TimeNewRoman" w:hAnsi="TimeNewRoman"/>
+                <w:sz w:val="30"/>
+              </w:rPr>
+              <w:t>23+68=91</w:t>
+            </w:r>
+          </w:p>
+        </w:tc>
+      </w:tr>
+      <w:tr>
+        <w:tc>
+          <w:tcPr>
+            <w:tcW w:type="dxa" w:w="1987"/>
+          </w:tcPr>
+          <w:p>
+            <w:pPr>
+              <w:jc w:val="left"/>
+            </w:pPr>
+            <w:r>
+              <w:rPr>
+                <w:rFonts w:ascii="TimeNewRoman" w:hAnsi="TimeNewRoman"/>
+                <w:sz w:val="30"/>
+              </w:rPr>
+              <w:t>25+6=31</w:t>
+            </w:r>
+          </w:p>
+        </w:tc>
+        <w:tc>
+          <w:tcPr>
+            <w:tcW w:type="dxa" w:w="1987"/>
+          </w:tcPr>
+          <w:p>
+            <w:pPr>
+              <w:jc w:val="left"/>
+            </w:pPr>
+            <w:r>
+              <w:rPr>
+                <w:rFonts w:ascii="TimeNewRoman" w:hAnsi="TimeNewRoman"/>
+                <w:sz w:val="30"/>
+              </w:rPr>
+              <w:t>82-76=6</w:t>
+            </w:r>
+          </w:p>
+        </w:tc>
+        <w:tc>
+          <w:tcPr>
+            <w:tcW w:type="dxa" w:w="1987"/>
+          </w:tcPr>
+          <w:p>
+            <w:pPr>
+              <w:jc w:val="left"/>
+            </w:pPr>
+            <w:r>
+              <w:rPr>
+                <w:rFonts w:ascii="TimeNewRoman" w:hAnsi="TimeNewRoman"/>
+                <w:sz w:val="30"/>
+              </w:rPr>
+              <w:t>59+4=63</w:t>
+            </w:r>
+          </w:p>
+        </w:tc>
+        <w:tc>
+          <w:tcPr>
+            <w:tcW w:type="dxa" w:w="1987"/>
+          </w:tcPr>
+          <w:p>
+            <w:pPr>
+              <w:jc w:val="left"/>
+            </w:pPr>
+            <w:r>
+              <w:rPr>
+                <w:rFonts w:ascii="TimeNewRoman" w:hAnsi="TimeNewRoman"/>
+                <w:sz w:val="30"/>
+              </w:rPr>
+              <w:t>36-28=8</w:t>
+            </w:r>
+          </w:p>
+        </w:tc>
+        <w:tc>
+          <w:tcPr>
+            <w:tcW w:type="dxa" w:w="1987"/>
+          </w:tcPr>
+          <w:p>
+            <w:pPr>
+              <w:jc w:val="left"/>
+            </w:pPr>
+            <w:r>
+              <w:rPr>
+                <w:rFonts w:ascii="TimeNewRoman" w:hAnsi="TimeNewRoman"/>
+                <w:sz w:val="30"/>
+              </w:rPr>
+              <w:t>16+38=54</w:t>
+            </w:r>
+          </w:p>
+        </w:tc>
+      </w:tr>
+      <w:tr>
+        <w:tc>
+          <w:tcPr>
+            <w:tcW w:type="dxa" w:w="1987"/>
+          </w:tcPr>
+          <w:p>
+            <w:pPr>
+              <w:jc w:val="left"/>
+            </w:pPr>
+            <w:r>
+              <w:rPr>
+                <w:rFonts w:ascii="TimeNewRoman" w:hAnsi="TimeNewRoman"/>
+                <w:sz w:val="30"/>
+              </w:rPr>
+              <w:t>27+14=41</w:t>
+            </w:r>
+          </w:p>
+        </w:tc>
+        <w:tc>
+          <w:tcPr>
+            <w:tcW w:type="dxa" w:w="1987"/>
+          </w:tcPr>
+          <w:p>
+            <w:pPr>
+              <w:jc w:val="left"/>
+            </w:pPr>
+            <w:r>
+              <w:rPr>
+                <w:rFonts w:ascii="TimeNewRoman" w:hAnsi="TimeNewRoman"/>
+                <w:sz w:val="30"/>
+              </w:rPr>
+              <w:t>63-38=25</w:t>
+            </w:r>
+          </w:p>
+        </w:tc>
+        <w:tc>
+          <w:tcPr>
+            <w:tcW w:type="dxa" w:w="1987"/>
+          </w:tcPr>
+          <w:p>
+            <w:pPr>
+              <w:jc w:val="left"/>
+            </w:pPr>
+            <w:r>
+              <w:rPr>
+                <w:rFonts w:ascii="TimeNewRoman" w:hAnsi="TimeNewRoman"/>
+                <w:sz w:val="30"/>
+              </w:rPr>
+              <w:t>32-3=29</w:t>
+            </w:r>
+          </w:p>
+        </w:tc>
+        <w:tc>
+          <w:tcPr>
+            <w:tcW w:type="dxa" w:w="1987"/>
+          </w:tcPr>
+          <w:p>
+            <w:pPr>
+              <w:jc w:val="left"/>
+            </w:pPr>
+            <w:r>
+              <w:rPr>
+                <w:rFonts w:ascii="TimeNewRoman" w:hAnsi="TimeNewRoman"/>
+                <w:sz w:val="30"/>
+              </w:rPr>
+              <w:t>74-7=67</w:t>
+            </w:r>
+          </w:p>
+        </w:tc>
+        <w:tc>
+          <w:tcPr>
+            <w:tcW w:type="dxa" w:w="1987"/>
+          </w:tcPr>
+          <w:p>
+            <w:pPr>
+              <w:jc w:val="left"/>
+            </w:pPr>
+            <w:r>
+              <w:rPr>
+                <w:rFonts w:ascii="TimeNewRoman" w:hAnsi="TimeNewRoman"/>
+                <w:sz w:val="30"/>
+              </w:rPr>
+              <w:t>53-5=48</w:t>
+            </w:r>
+          </w:p>
+        </w:tc>
+      </w:tr>
+      <w:tr>
+        <w:tc>
+          <w:tcPr>
+            <w:tcW w:type="dxa" w:w="1987"/>
+          </w:tcPr>
+          <w:p>
+            <w:pPr>
+              <w:jc w:val="left"/>
+            </w:pPr>
+            <w:r>
+              <w:rPr>
+                <w:rFonts w:ascii="TimeNewRoman" w:hAnsi="TimeNewRoman"/>
+                <w:sz w:val="30"/>
+              </w:rPr>
+              <w:t>70-66=4</w:t>
+            </w:r>
+          </w:p>
+        </w:tc>
+        <w:tc>
+          <w:tcPr>
+            <w:tcW w:type="dxa" w:w="1987"/>
+          </w:tcPr>
+          <w:p>
+            <w:pPr>
+              <w:jc w:val="left"/>
+            </w:pPr>
+            <w:r>
+              <w:rPr>
+                <w:rFonts w:ascii="TimeNewRoman" w:hAnsi="TimeNewRoman"/>
+                <w:sz w:val="30"/>
+              </w:rPr>
+              <w:t>2+19=21</w:t>
+            </w:r>
+          </w:p>
+        </w:tc>
+        <w:tc>
+          <w:tcPr>
+            <w:tcW w:type="dxa" w:w="1987"/>
+          </w:tcPr>
+          <w:p>
+            <w:pPr>
+              <w:jc w:val="left"/>
+            </w:pPr>
+            <w:r>
+              <w:rPr>
+                <w:rFonts w:ascii="TimeNewRoman" w:hAnsi="TimeNewRoman"/>
+                <w:sz w:val="30"/>
+              </w:rPr>
+              <w:t>82-14=68</w:t>
+            </w:r>
+          </w:p>
+        </w:tc>
+        <w:tc>
+          <w:tcPr>
+            <w:tcW w:type="dxa" w:w="1987"/>
+          </w:tcPr>
+          <w:p>
+            <w:pPr>
+              <w:jc w:val="left"/>
+            </w:pPr>
+            <w:r>
+              <w:rPr>
+                <w:rFonts w:ascii="TimeNewRoman" w:hAnsi="TimeNewRoman"/>
+                <w:sz w:val="30"/>
+              </w:rPr>
+              <w:t>16+67=83</w:t>
+            </w:r>
+          </w:p>
+        </w:tc>
+        <w:tc>
+          <w:tcPr>
+            <w:tcW w:type="dxa" w:w="1987"/>
+          </w:tcPr>
+          <w:p>
+            <w:pPr>
+              <w:jc w:val="left"/>
+            </w:pPr>
+            <w:r>
+              <w:rPr>
+                <w:rFonts w:ascii="TimeNewRoman" w:hAnsi="TimeNewRoman"/>
+                <w:sz w:val="30"/>
+              </w:rPr>
+              <w:t>29+9=38</w:t>
+            </w:r>
+          </w:p>
+        </w:tc>
+      </w:tr>
+      <w:tr>
+        <w:tc>
+          <w:tcPr>
+            <w:tcW w:type="dxa" w:w="1987"/>
+          </w:tcPr>
+          <w:p>
+            <w:pPr>
+              <w:jc w:val="left"/>
+            </w:pPr>
+            <w:r>
+              <w:rPr>
+                <w:rFonts w:ascii="TimeNewRoman" w:hAnsi="TimeNewRoman"/>
+                <w:sz w:val="30"/>
+              </w:rPr>
+              <w:t>83-66=17</w:t>
+            </w:r>
+          </w:p>
+        </w:tc>
+        <w:tc>
+          <w:tcPr>
+            <w:tcW w:type="dxa" w:w="1987"/>
+          </w:tcPr>
+          <w:p>
+            <w:pPr>
+              <w:jc w:val="left"/>
+            </w:pPr>
+            <w:r>
+              <w:rPr>
+                <w:rFonts w:ascii="TimeNewRoman" w:hAnsi="TimeNewRoman"/>
+                <w:sz w:val="30"/>
+              </w:rPr>
+              <w:t>58+35=93</w:t>
+            </w:r>
+          </w:p>
+        </w:tc>
+        <w:tc>
+          <w:tcPr>
+            <w:tcW w:type="dxa" w:w="1987"/>
+          </w:tcPr>
+          <w:p>
+            <w:pPr>
+              <w:jc w:val="left"/>
+            </w:pPr>
+            <w:r>
+              <w:rPr>
+                <w:rFonts w:ascii="TimeNewRoman" w:hAnsi="TimeNewRoman"/>
+                <w:sz w:val="30"/>
+              </w:rPr>
+              <w:t>71-2=69</w:t>
+            </w:r>
+          </w:p>
+        </w:tc>
+        <w:tc>
+          <w:tcPr>
+            <w:tcW w:type="dxa" w:w="1987"/>
+          </w:tcPr>
+          <w:p>
+            <w:pPr>
+              <w:jc w:val="left"/>
+            </w:pPr>
+            <w:r>
+              <w:rPr>
+                <w:rFonts w:ascii="TimeNewRoman" w:hAnsi="TimeNewRoman"/>
+                <w:sz w:val="30"/>
+              </w:rPr>
+              <w:t>38+18=56</w:t>
+            </w:r>
+          </w:p>
+        </w:tc>
+        <w:tc>
+          <w:tcPr>
+            <w:tcW w:type="dxa" w:w="1987"/>
+          </w:tcPr>
+          <w:p>
+            <w:pPr>
+              <w:jc w:val="left"/>
+            </w:pPr>
+            <w:r>
+              <w:rPr>
+                <w:rFonts w:ascii="TimeNewRoman" w:hAnsi="TimeNewRoman"/>
+                <w:sz w:val="30"/>
+              </w:rPr>
+              <w:t>21-19=2</w:t>
+            </w:r>
+          </w:p>
+        </w:tc>
+      </w:tr>
+      <w:tr>
+        <w:tc>
+          <w:tcPr>
+            <w:tcW w:type="dxa" w:w="1987"/>
+          </w:tcPr>
+          <w:p>
+            <w:pPr>
+              <w:jc w:val="left"/>
+            </w:pPr>
+            <w:r>
+              <w:rPr>
+                <w:rFonts w:ascii="TimeNewRoman" w:hAnsi="TimeNewRoman"/>
+                <w:sz w:val="30"/>
+              </w:rPr>
+              <w:t>50-32=18</w:t>
+            </w:r>
+          </w:p>
+        </w:tc>
+        <w:tc>
+          <w:tcPr>
+            <w:tcW w:type="dxa" w:w="1987"/>
+          </w:tcPr>
+          <w:p>
+            <w:pPr>
+              <w:jc w:val="left"/>
+            </w:pPr>
+            <w:r>
+              <w:rPr>
+                <w:rFonts w:ascii="TimeNewRoman" w:hAnsi="TimeNewRoman"/>
+                <w:sz w:val="30"/>
+              </w:rPr>
+              <w:t>44-16=28</w:t>
+            </w:r>
+          </w:p>
+        </w:tc>
+        <w:tc>
+          <w:tcPr>
+            <w:tcW w:type="dxa" w:w="1987"/>
+          </w:tcPr>
+          <w:p>
+            <w:pPr>
+              <w:jc w:val="left"/>
+            </w:pPr>
+            <w:r>
+              <w:rPr>
+                <w:rFonts w:ascii="TimeNewRoman" w:hAnsi="TimeNewRoman"/>
+                <w:sz w:val="30"/>
+              </w:rPr>
+              <w:t>5+16=21</w:t>
+            </w:r>
+          </w:p>
+        </w:tc>
+        <w:tc>
+          <w:tcPr>
+            <w:tcW w:type="dxa" w:w="1987"/>
+          </w:tcPr>
+          <w:p>
+            <w:pPr>
+              <w:jc w:val="left"/>
+            </w:pPr>
+            <w:r>
+              <w:rPr>
+                <w:rFonts w:ascii="TimeNewRoman" w:hAnsi="TimeNewRoman"/>
+                <w:sz w:val="30"/>
+              </w:rPr>
+              <w:t>90-9=81</w:t>
+            </w:r>
+          </w:p>
+        </w:tc>
+        <w:tc>
+          <w:tcPr>
+            <w:tcW w:type="dxa" w:w="1987"/>
+          </w:tcPr>
+          <w:p>
+            <w:pPr>
+              <w:jc w:val="left"/>
+            </w:pPr>
+            <w:r>
+              <w:rPr>
+                <w:rFonts w:ascii="TimeNewRoman" w:hAnsi="TimeNewRoman"/>
+                <w:sz w:val="30"/>
+              </w:rPr>
+              <w:t>44-29=15</w:t>
+            </w:r>
+          </w:p>
+        </w:tc>
+      </w:tr>
+      <w:tr>
+        <w:tc>
+          <w:tcPr>
+            <w:tcW w:type="dxa" w:w="1987"/>
+          </w:tcPr>
+          <w:p>
+            <w:pPr>
+              <w:jc w:val="left"/>
+            </w:pPr>
+            <w:r>
+              <w:rPr>
+                <w:rFonts w:ascii="TimeNewRoman" w:hAnsi="TimeNewRoman"/>
+                <w:sz w:val="30"/>
+              </w:rPr>
+              <w:t>23+18=41</w:t>
             </w:r>
           </w:p>
         </w:tc>
@@ -1156,8 +1192,6 @@
             </w:r>
           </w:p>
         </w:tc>
-      </w:tr>
-      <w:tr>
         <w:tc>
           <w:tcPr>
             <w:tcW w:type="dxa" w:w="1987"/>
@@ -1171,7 +1205,7 @@
                 <w:rFonts w:ascii="TimeNewRoman" w:hAnsi="TimeNewRoman"/>
                 <w:sz w:val="30"/>
               </w:rPr>
-              <w:t>59+6=65</w:t>
+              <w:t>44-9=35</w:t>
             </w:r>
           </w:p>
         </w:tc>
@@ -1188,7 +1222,7 @@
                 <w:rFonts w:ascii="TimeNewRoman" w:hAnsi="TimeNewRoman"/>
                 <w:sz w:val="30"/>
               </w:rPr>
-              <w:t>45+47=92</w:t>
+              <w:t>83-39=44</w:t>
             </w:r>
           </w:p>
         </w:tc>
@@ -1205,41 +1239,7 @@
                 <w:rFonts w:ascii="TimeNewRoman" w:hAnsi="TimeNewRoman"/>
                 <w:sz w:val="30"/>
               </w:rPr>
-              <w:t>18+54=72</w:t>
-            </w:r>
-          </w:p>
-        </w:tc>
-        <w:tc>
-          <w:tcPr>
-            <w:tcW w:type="dxa" w:w="1987"/>
-          </w:tcPr>
-          <w:p>
-            <w:pPr>
-              <w:jc w:val="left"/>
-            </w:pPr>
-            <w:r>
-              <w:rPr>
-                <w:rFonts w:ascii="TimeNewRoman" w:hAnsi="TimeNewRoman"/>
-                <w:sz w:val="30"/>
-              </w:rPr>
-              <w:t>4+67=71</w:t>
-            </w:r>
-          </w:p>
-        </w:tc>
-        <w:tc>
-          <w:tcPr>
-            <w:tcW w:type="dxa" w:w="1987"/>
-          </w:tcPr>
-          <w:p>
-            <w:pPr>
-              <w:jc w:val="left"/>
-            </w:pPr>
-            <w:r>
-              <w:rPr>
-                <w:rFonts w:ascii="TimeNewRoman" w:hAnsi="TimeNewRoman"/>
-                <w:sz w:val="30"/>
-              </w:rPr>
-              <w:t>48+27=75</w:t>
+              <w:t>30-28=2</w:t>
             </w:r>
           </w:p>
         </w:tc>
@@ -1258,7 +1258,7 @@
                 <w:rFonts w:ascii="TimeNewRoman" w:hAnsi="TimeNewRoman"/>
                 <w:sz w:val="30"/>
               </w:rPr>
-              <w:t>23-4=19</w:t>
+              <w:t>58+7=65</w:t>
             </w:r>
           </w:p>
         </w:tc>
@@ -1275,7 +1275,7 @@
                 <w:rFonts w:ascii="TimeNewRoman" w:hAnsi="TimeNewRoman"/>
                 <w:sz w:val="30"/>
               </w:rPr>
-              <w:t>43+38=81</w:t>
+              <w:t>39+6=45</w:t>
             </w:r>
           </w:p>
         </w:tc>
@@ -1292,7 +1292,7 @@
                 <w:rFonts w:ascii="TimeNewRoman" w:hAnsi="TimeNewRoman"/>
                 <w:sz w:val="30"/>
               </w:rPr>
-              <w:t>52+29=81</w:t>
+              <w:t>5+68=73</w:t>
             </w:r>
           </w:p>
         </w:tc>
@@ -1309,7 +1309,7 @@
                 <w:rFonts w:ascii="TimeNewRoman" w:hAnsi="TimeNewRoman"/>
                 <w:sz w:val="30"/>
               </w:rPr>
-              <w:t>93-49=44</w:t>
+              <w:t>56+16=72</w:t>
             </w:r>
           </w:p>
         </w:tc>
@@ -1326,7 +1326,7 @@
                 <w:rFonts w:ascii="TimeNewRoman" w:hAnsi="TimeNewRoman"/>
                 <w:sz w:val="30"/>
               </w:rPr>
-              <w:t>77+5=82</w:t>
+              <w:t>63-36=27</w:t>
             </w:r>
           </w:p>
         </w:tc>
@@ -1345,7 +1345,7 @@
                 <w:rFonts w:ascii="TimeNewRoman" w:hAnsi="TimeNewRoman"/>
                 <w:sz w:val="30"/>
               </w:rPr>
-              <w:t>90-12=78</w:t>
+              <w:t>51-35=16</w:t>
             </w:r>
           </w:p>
         </w:tc>
@@ -1362,7 +1362,7 @@
                 <w:rFonts w:ascii="TimeNewRoman" w:hAnsi="TimeNewRoman"/>
                 <w:sz w:val="30"/>
               </w:rPr>
-              <w:t>72-39=33</w:t>
+              <w:t>82-15=67</w:t>
             </w:r>
           </w:p>
         </w:tc>
@@ -1379,7 +1379,7 @@
                 <w:rFonts w:ascii="TimeNewRoman" w:hAnsi="TimeNewRoman"/>
                 <w:sz w:val="30"/>
               </w:rPr>
-              <w:t>80-69=11</w:t>
+              <w:t>8+58=66</w:t>
             </w:r>
           </w:p>
         </w:tc>
@@ -1396,7 +1396,7 @@
                 <w:rFonts w:ascii="TimeNewRoman" w:hAnsi="TimeNewRoman"/>
                 <w:sz w:val="30"/>
               </w:rPr>
-              <w:t>28+29=57</w:t>
+              <w:t>60-59=1</w:t>
             </w:r>
           </w:p>
         </w:tc>
@@ -1413,7 +1413,7 @@
                 <w:rFonts w:ascii="TimeNewRoman" w:hAnsi="TimeNewRoman"/>
                 <w:sz w:val="30"/>
               </w:rPr>
-              <w:t>80-1=79</w:t>
+              <w:t>19+33=52</w:t>
             </w:r>
           </w:p>
         </w:tc>
@@ -1432,7 +1432,7 @@
                 <w:rFonts w:ascii="TimeNewRoman" w:hAnsi="TimeNewRoman"/>
                 <w:sz w:val="30"/>
               </w:rPr>
-              <w:t>72-19=53</w:t>
+              <w:t>19+2=21</w:t>
             </w:r>
           </w:p>
         </w:tc>
@@ -1449,7 +1449,7 @@
                 <w:rFonts w:ascii="TimeNewRoman" w:hAnsi="TimeNewRoman"/>
                 <w:sz w:val="30"/>
               </w:rPr>
-              <w:t>52-47=5</w:t>
+              <w:t>68+16=84</w:t>
             </w:r>
           </w:p>
         </w:tc>
@@ -1466,7 +1466,7 @@
                 <w:rFonts w:ascii="TimeNewRoman" w:hAnsi="TimeNewRoman"/>
                 <w:sz w:val="30"/>
               </w:rPr>
-              <w:t>84-48=36</w:t>
+              <w:t>80-46=34</w:t>
             </w:r>
           </w:p>
         </w:tc>
@@ -1483,7 +1483,7 @@
                 <w:rFonts w:ascii="TimeNewRoman" w:hAnsi="TimeNewRoman"/>
                 <w:sz w:val="30"/>
               </w:rPr>
-              <w:t>68+9=77</w:t>
+              <w:t>49+33=82</w:t>
             </w:r>
           </w:p>
         </w:tc>
@@ -1500,7 +1500,7 @@
                 <w:rFonts w:ascii="TimeNewRoman" w:hAnsi="TimeNewRoman"/>
                 <w:sz w:val="30"/>
               </w:rPr>
-              <w:t>49+32=81</w:t>
+              <w:t>27+17=44</w:t>
             </w:r>
           </w:p>
         </w:tc>
@@ -1519,7 +1519,7 @@
                 <w:rFonts w:ascii="TimeNewRoman" w:hAnsi="TimeNewRoman"/>
                 <w:sz w:val="30"/>
               </w:rPr>
-              <w:t>51-42=9</w:t>
+              <w:t>43-15=28</w:t>
             </w:r>
           </w:p>
         </w:tc>
@@ -1536,7 +1536,7 @@
                 <w:rFonts w:ascii="TimeNewRoman" w:hAnsi="TimeNewRoman"/>
                 <w:sz w:val="30"/>
               </w:rPr>
-              <w:t>92-13=79</w:t>
+              <w:t>92-73=19</w:t>
             </w:r>
           </w:p>
         </w:tc>
@@ -1553,7 +1553,7 @@
                 <w:rFonts w:ascii="TimeNewRoman" w:hAnsi="TimeNewRoman"/>
                 <w:sz w:val="30"/>
               </w:rPr>
-              <w:t>27+57=84</w:t>
+              <w:t>18+39=57</w:t>
             </w:r>
           </w:p>
         </w:tc>
@@ -1570,7 +1570,7 @@
                 <w:rFonts w:ascii="TimeNewRoman" w:hAnsi="TimeNewRoman"/>
                 <w:sz w:val="30"/>
               </w:rPr>
-              <w:t>71-34=37</w:t>
+              <w:t>41-22=19</w:t>
             </w:r>
           </w:p>
         </w:tc>
@@ -1587,7 +1587,7 @@
                 <w:rFonts w:ascii="TimeNewRoman" w:hAnsi="TimeNewRoman"/>
                 <w:sz w:val="30"/>
               </w:rPr>
-              <w:t>38+14=52</w:t>
+              <w:t>18+64=82</w:t>
             </w:r>
           </w:p>
         </w:tc>
@@ -1606,7 +1606,7 @@
                 <w:rFonts w:ascii="TimeNewRoman" w:hAnsi="TimeNewRoman"/>
                 <w:sz w:val="30"/>
               </w:rPr>
-              <w:t>72-28=44</w:t>
+              <w:t>28+43=71</w:t>
             </w:r>
           </w:p>
         </w:tc>
@@ -1623,7 +1623,7 @@
                 <w:rFonts w:ascii="TimeNewRoman" w:hAnsi="TimeNewRoman"/>
                 <w:sz w:val="30"/>
               </w:rPr>
-              <w:t>90-52=38</w:t>
+              <w:t>11-6=5</w:t>
             </w:r>
           </w:p>
         </w:tc>
@@ -1640,7 +1640,7 @@
                 <w:rFonts w:ascii="TimeNewRoman" w:hAnsi="TimeNewRoman"/>
                 <w:sz w:val="30"/>
               </w:rPr>
-              <w:t>62-9=53</w:t>
+              <w:t>71-32=39</w:t>
             </w:r>
           </w:p>
         </w:tc>
@@ -1657,7 +1657,7 @@
                 <w:rFonts w:ascii="TimeNewRoman" w:hAnsi="TimeNewRoman"/>
                 <w:sz w:val="30"/>
               </w:rPr>
-              <w:t>27-8=19</w:t>
+              <w:t>67-38=29</w:t>
             </w:r>
           </w:p>
         </w:tc>
@@ -1674,7 +1674,7 @@
                 <w:rFonts w:ascii="TimeNewRoman" w:hAnsi="TimeNewRoman"/>
                 <w:sz w:val="30"/>
               </w:rPr>
-              <w:t>74+7=81</w:t>
+              <w:t>55+16=71</w:t>
             </w:r>
           </w:p>
         </w:tc>
@@ -1693,7 +1693,7 @@
                 <w:rFonts w:ascii="TimeNewRoman" w:hAnsi="TimeNewRoman"/>
                 <w:sz w:val="30"/>
               </w:rPr>
-              <w:t>89+6=95</w:t>
+              <w:t>51-24=27</w:t>
             </w:r>
           </w:p>
         </w:tc>
@@ -1710,7 +1710,7 @@
                 <w:rFonts w:ascii="TimeNewRoman" w:hAnsi="TimeNewRoman"/>
                 <w:sz w:val="30"/>
               </w:rPr>
-              <w:t>94-46=48</w:t>
+              <w:t>86-58=28</w:t>
             </w:r>
           </w:p>
         </w:tc>
@@ -1727,7 +1727,7 @@
                 <w:rFonts w:ascii="TimeNewRoman" w:hAnsi="TimeNewRoman"/>
                 <w:sz w:val="30"/>
               </w:rPr>
-              <w:t>14+79=93</w:t>
+              <w:t>74-55=19</w:t>
             </w:r>
           </w:p>
         </w:tc>
@@ -1744,7 +1744,7 @@
                 <w:rFonts w:ascii="TimeNewRoman" w:hAnsi="TimeNewRoman"/>
                 <w:sz w:val="30"/>
               </w:rPr>
-              <w:t>62-58=4</w:t>
+              <w:t>15+76=91</w:t>
             </w:r>
           </w:p>
         </w:tc>
@@ -1761,7 +1761,7 @@
                 <w:rFonts w:ascii="TimeNewRoman" w:hAnsi="TimeNewRoman"/>
                 <w:sz w:val="30"/>
               </w:rPr>
-              <w:t>34-29=5</w:t>
+              <w:t>57+37=94</w:t>
             </w:r>
           </w:p>
         </w:tc>

--- a/answers-of-adc_sbb_within_100.docx
+++ b/answers-of-adc_sbb_within_100.docx
@@ -40,7 +40,1607 @@
                 <w:rFonts w:ascii="TimeNewRoman" w:hAnsi="TimeNewRoman"/>
                 <w:sz w:val="30"/>
               </w:rPr>
-              <w:t>17+69=86</w:t>
+              <w:t>44+28=72</w:t>
+            </w:r>
+          </w:p>
+        </w:tc>
+        <w:tc>
+          <w:tcPr>
+            <w:tcW w:type="dxa" w:w="1987"/>
+          </w:tcPr>
+          <w:p>
+            <w:pPr>
+              <w:jc w:val="left"/>
+            </w:pPr>
+            <w:r>
+              <w:rPr>
+                <w:rFonts w:ascii="TimeNewRoman" w:hAnsi="TimeNewRoman"/>
+                <w:sz w:val="30"/>
+              </w:rPr>
+              <w:t>90-35=55</w:t>
+            </w:r>
+          </w:p>
+        </w:tc>
+        <w:tc>
+          <w:tcPr>
+            <w:tcW w:type="dxa" w:w="1987"/>
+          </w:tcPr>
+          <w:p>
+            <w:pPr>
+              <w:jc w:val="left"/>
+            </w:pPr>
+            <w:r>
+              <w:rPr>
+                <w:rFonts w:ascii="TimeNewRoman" w:hAnsi="TimeNewRoman"/>
+                <w:sz w:val="30"/>
+              </w:rPr>
+              <w:t>72-66=6</w:t>
+            </w:r>
+          </w:p>
+        </w:tc>
+        <w:tc>
+          <w:tcPr>
+            <w:tcW w:type="dxa" w:w="1987"/>
+          </w:tcPr>
+          <w:p>
+            <w:pPr>
+              <w:jc w:val="left"/>
+            </w:pPr>
+            <w:r>
+              <w:rPr>
+                <w:rFonts w:ascii="TimeNewRoman" w:hAnsi="TimeNewRoman"/>
+                <w:sz w:val="30"/>
+              </w:rPr>
+              <w:t>73+8=81</w:t>
+            </w:r>
+          </w:p>
+        </w:tc>
+        <w:tc>
+          <w:tcPr>
+            <w:tcW w:type="dxa" w:w="1987"/>
+          </w:tcPr>
+          <w:p>
+            <w:pPr>
+              <w:jc w:val="left"/>
+            </w:pPr>
+            <w:r>
+              <w:rPr>
+                <w:rFonts w:ascii="TimeNewRoman" w:hAnsi="TimeNewRoman"/>
+                <w:sz w:val="30"/>
+              </w:rPr>
+              <w:t>32-6=26</w:t>
+            </w:r>
+          </w:p>
+        </w:tc>
+      </w:tr>
+      <w:tr>
+        <w:tc>
+          <w:tcPr>
+            <w:tcW w:type="dxa" w:w="1987"/>
+          </w:tcPr>
+          <w:p>
+            <w:pPr>
+              <w:jc w:val="left"/>
+            </w:pPr>
+            <w:r>
+              <w:rPr>
+                <w:rFonts w:ascii="TimeNewRoman" w:hAnsi="TimeNewRoman"/>
+                <w:sz w:val="30"/>
+              </w:rPr>
+              <w:t>61-23=38</w:t>
+            </w:r>
+          </w:p>
+        </w:tc>
+        <w:tc>
+          <w:tcPr>
+            <w:tcW w:type="dxa" w:w="1987"/>
+          </w:tcPr>
+          <w:p>
+            <w:pPr>
+              <w:jc w:val="left"/>
+            </w:pPr>
+            <w:r>
+              <w:rPr>
+                <w:rFonts w:ascii="TimeNewRoman" w:hAnsi="TimeNewRoman"/>
+                <w:sz w:val="30"/>
+              </w:rPr>
+              <w:t>44+9=53</w:t>
+            </w:r>
+          </w:p>
+        </w:tc>
+        <w:tc>
+          <w:tcPr>
+            <w:tcW w:type="dxa" w:w="1987"/>
+          </w:tcPr>
+          <w:p>
+            <w:pPr>
+              <w:jc w:val="left"/>
+            </w:pPr>
+            <w:r>
+              <w:rPr>
+                <w:rFonts w:ascii="TimeNewRoman" w:hAnsi="TimeNewRoman"/>
+                <w:sz w:val="30"/>
+              </w:rPr>
+              <w:t>41-15=26</w:t>
+            </w:r>
+          </w:p>
+        </w:tc>
+        <w:tc>
+          <w:tcPr>
+            <w:tcW w:type="dxa" w:w="1987"/>
+          </w:tcPr>
+          <w:p>
+            <w:pPr>
+              <w:jc w:val="left"/>
+            </w:pPr>
+            <w:r>
+              <w:rPr>
+                <w:rFonts w:ascii="TimeNewRoman" w:hAnsi="TimeNewRoman"/>
+                <w:sz w:val="30"/>
+              </w:rPr>
+              <w:t>38+36=74</w:t>
+            </w:r>
+          </w:p>
+        </w:tc>
+        <w:tc>
+          <w:tcPr>
+            <w:tcW w:type="dxa" w:w="1987"/>
+          </w:tcPr>
+          <w:p>
+            <w:pPr>
+              <w:jc w:val="left"/>
+            </w:pPr>
+            <w:r>
+              <w:rPr>
+                <w:rFonts w:ascii="TimeNewRoman" w:hAnsi="TimeNewRoman"/>
+                <w:sz w:val="30"/>
+              </w:rPr>
+              <w:t>59+12=71</w:t>
+            </w:r>
+          </w:p>
+        </w:tc>
+      </w:tr>
+      <w:tr>
+        <w:tc>
+          <w:tcPr>
+            <w:tcW w:type="dxa" w:w="1987"/>
+          </w:tcPr>
+          <w:p>
+            <w:pPr>
+              <w:jc w:val="left"/>
+            </w:pPr>
+            <w:r>
+              <w:rPr>
+                <w:rFonts w:ascii="TimeNewRoman" w:hAnsi="TimeNewRoman"/>
+                <w:sz w:val="30"/>
+              </w:rPr>
+              <w:t>6+18=24</w:t>
+            </w:r>
+          </w:p>
+        </w:tc>
+        <w:tc>
+          <w:tcPr>
+            <w:tcW w:type="dxa" w:w="1987"/>
+          </w:tcPr>
+          <w:p>
+            <w:pPr>
+              <w:jc w:val="left"/>
+            </w:pPr>
+            <w:r>
+              <w:rPr>
+                <w:rFonts w:ascii="TimeNewRoman" w:hAnsi="TimeNewRoman"/>
+                <w:sz w:val="30"/>
+              </w:rPr>
+              <w:t>84-59=25</w:t>
+            </w:r>
+          </w:p>
+        </w:tc>
+        <w:tc>
+          <w:tcPr>
+            <w:tcW w:type="dxa" w:w="1987"/>
+          </w:tcPr>
+          <w:p>
+            <w:pPr>
+              <w:jc w:val="left"/>
+            </w:pPr>
+            <w:r>
+              <w:rPr>
+                <w:rFonts w:ascii="TimeNewRoman" w:hAnsi="TimeNewRoman"/>
+                <w:sz w:val="30"/>
+              </w:rPr>
+              <w:t>52+39=91</w:t>
+            </w:r>
+          </w:p>
+        </w:tc>
+        <w:tc>
+          <w:tcPr>
+            <w:tcW w:type="dxa" w:w="1987"/>
+          </w:tcPr>
+          <w:p>
+            <w:pPr>
+              <w:jc w:val="left"/>
+            </w:pPr>
+            <w:r>
+              <w:rPr>
+                <w:rFonts w:ascii="TimeNewRoman" w:hAnsi="TimeNewRoman"/>
+                <w:sz w:val="30"/>
+              </w:rPr>
+              <w:t>9+73=82</w:t>
+            </w:r>
+          </w:p>
+        </w:tc>
+        <w:tc>
+          <w:tcPr>
+            <w:tcW w:type="dxa" w:w="1987"/>
+          </w:tcPr>
+          <w:p>
+            <w:pPr>
+              <w:jc w:val="left"/>
+            </w:pPr>
+            <w:r>
+              <w:rPr>
+                <w:rFonts w:ascii="TimeNewRoman" w:hAnsi="TimeNewRoman"/>
+                <w:sz w:val="30"/>
+              </w:rPr>
+              <w:t>16+25=41</w:t>
+            </w:r>
+          </w:p>
+        </w:tc>
+      </w:tr>
+      <w:tr>
+        <w:tc>
+          <w:tcPr>
+            <w:tcW w:type="dxa" w:w="1987"/>
+          </w:tcPr>
+          <w:p>
+            <w:pPr>
+              <w:jc w:val="left"/>
+            </w:pPr>
+            <w:r>
+              <w:rPr>
+                <w:rFonts w:ascii="TimeNewRoman" w:hAnsi="TimeNewRoman"/>
+                <w:sz w:val="30"/>
+              </w:rPr>
+              <w:t>17+64=81</w:t>
+            </w:r>
+          </w:p>
+        </w:tc>
+        <w:tc>
+          <w:tcPr>
+            <w:tcW w:type="dxa" w:w="1987"/>
+          </w:tcPr>
+          <w:p>
+            <w:pPr>
+              <w:jc w:val="left"/>
+            </w:pPr>
+            <w:r>
+              <w:rPr>
+                <w:rFonts w:ascii="TimeNewRoman" w:hAnsi="TimeNewRoman"/>
+                <w:sz w:val="30"/>
+              </w:rPr>
+              <w:t>5+67=72</w:t>
+            </w:r>
+          </w:p>
+        </w:tc>
+        <w:tc>
+          <w:tcPr>
+            <w:tcW w:type="dxa" w:w="1987"/>
+          </w:tcPr>
+          <w:p>
+            <w:pPr>
+              <w:jc w:val="left"/>
+            </w:pPr>
+            <w:r>
+              <w:rPr>
+                <w:rFonts w:ascii="TimeNewRoman" w:hAnsi="TimeNewRoman"/>
+                <w:sz w:val="30"/>
+              </w:rPr>
+              <w:t>71-64=7</w:t>
+            </w:r>
+          </w:p>
+        </w:tc>
+        <w:tc>
+          <w:tcPr>
+            <w:tcW w:type="dxa" w:w="1987"/>
+          </w:tcPr>
+          <w:p>
+            <w:pPr>
+              <w:jc w:val="left"/>
+            </w:pPr>
+            <w:r>
+              <w:rPr>
+                <w:rFonts w:ascii="TimeNewRoman" w:hAnsi="TimeNewRoman"/>
+                <w:sz w:val="30"/>
+              </w:rPr>
+              <w:t>74+9=83</w:t>
+            </w:r>
+          </w:p>
+        </w:tc>
+        <w:tc>
+          <w:tcPr>
+            <w:tcW w:type="dxa" w:w="1987"/>
+          </w:tcPr>
+          <w:p>
+            <w:pPr>
+              <w:jc w:val="left"/>
+            </w:pPr>
+            <w:r>
+              <w:rPr>
+                <w:rFonts w:ascii="TimeNewRoman" w:hAnsi="TimeNewRoman"/>
+                <w:sz w:val="30"/>
+              </w:rPr>
+              <w:t>90-26=64</w:t>
+            </w:r>
+          </w:p>
+        </w:tc>
+      </w:tr>
+      <w:tr>
+        <w:tc>
+          <w:tcPr>
+            <w:tcW w:type="dxa" w:w="1987"/>
+          </w:tcPr>
+          <w:p>
+            <w:pPr>
+              <w:jc w:val="left"/>
+            </w:pPr>
+            <w:r>
+              <w:rPr>
+                <w:rFonts w:ascii="TimeNewRoman" w:hAnsi="TimeNewRoman"/>
+                <w:sz w:val="30"/>
+              </w:rPr>
+              <w:t>84-47=37</w:t>
+            </w:r>
+          </w:p>
+        </w:tc>
+        <w:tc>
+          <w:tcPr>
+            <w:tcW w:type="dxa" w:w="1987"/>
+          </w:tcPr>
+          <w:p>
+            <w:pPr>
+              <w:jc w:val="left"/>
+            </w:pPr>
+            <w:r>
+              <w:rPr>
+                <w:rFonts w:ascii="TimeNewRoman" w:hAnsi="TimeNewRoman"/>
+                <w:sz w:val="30"/>
+              </w:rPr>
+              <w:t>13+78=91</w:t>
+            </w:r>
+          </w:p>
+        </w:tc>
+        <w:tc>
+          <w:tcPr>
+            <w:tcW w:type="dxa" w:w="1987"/>
+          </w:tcPr>
+          <w:p>
+            <w:pPr>
+              <w:jc w:val="left"/>
+            </w:pPr>
+            <w:r>
+              <w:rPr>
+                <w:rFonts w:ascii="TimeNewRoman" w:hAnsi="TimeNewRoman"/>
+                <w:sz w:val="30"/>
+              </w:rPr>
+              <w:t>74-47=27</w:t>
+            </w:r>
+          </w:p>
+        </w:tc>
+        <w:tc>
+          <w:tcPr>
+            <w:tcW w:type="dxa" w:w="1987"/>
+          </w:tcPr>
+          <w:p>
+            <w:pPr>
+              <w:jc w:val="left"/>
+            </w:pPr>
+            <w:r>
+              <w:rPr>
+                <w:rFonts w:ascii="TimeNewRoman" w:hAnsi="TimeNewRoman"/>
+                <w:sz w:val="30"/>
+              </w:rPr>
+              <w:t>49+12=61</w:t>
+            </w:r>
+          </w:p>
+        </w:tc>
+        <w:tc>
+          <w:tcPr>
+            <w:tcW w:type="dxa" w:w="1987"/>
+          </w:tcPr>
+          <w:p>
+            <w:pPr>
+              <w:jc w:val="left"/>
+            </w:pPr>
+            <w:r>
+              <w:rPr>
+                <w:rFonts w:ascii="TimeNewRoman" w:hAnsi="TimeNewRoman"/>
+                <w:sz w:val="30"/>
+              </w:rPr>
+              <w:t>63-27=36</w:t>
+            </w:r>
+          </w:p>
+        </w:tc>
+      </w:tr>
+      <w:tr>
+        <w:tc>
+          <w:tcPr>
+            <w:tcW w:type="dxa" w:w="1987"/>
+          </w:tcPr>
+          <w:p>
+            <w:pPr>
+              <w:jc w:val="left"/>
+            </w:pPr>
+            <w:r>
+              <w:rPr>
+                <w:rFonts w:ascii="TimeNewRoman" w:hAnsi="TimeNewRoman"/>
+                <w:sz w:val="30"/>
+              </w:rPr>
+              <w:t>73-34=39</w:t>
+            </w:r>
+          </w:p>
+        </w:tc>
+        <w:tc>
+          <w:tcPr>
+            <w:tcW w:type="dxa" w:w="1987"/>
+          </w:tcPr>
+          <w:p>
+            <w:pPr>
+              <w:jc w:val="left"/>
+            </w:pPr>
+            <w:r>
+              <w:rPr>
+                <w:rFonts w:ascii="TimeNewRoman" w:hAnsi="TimeNewRoman"/>
+                <w:sz w:val="30"/>
+              </w:rPr>
+              <w:t>6+29=35</w:t>
+            </w:r>
+          </w:p>
+        </w:tc>
+        <w:tc>
+          <w:tcPr>
+            <w:tcW w:type="dxa" w:w="1987"/>
+          </w:tcPr>
+          <w:p>
+            <w:pPr>
+              <w:jc w:val="left"/>
+            </w:pPr>
+            <w:r>
+              <w:rPr>
+                <w:rFonts w:ascii="TimeNewRoman" w:hAnsi="TimeNewRoman"/>
+                <w:sz w:val="30"/>
+              </w:rPr>
+              <w:t>19+72=91</w:t>
+            </w:r>
+          </w:p>
+        </w:tc>
+        <w:tc>
+          <w:tcPr>
+            <w:tcW w:type="dxa" w:w="1987"/>
+          </w:tcPr>
+          <w:p>
+            <w:pPr>
+              <w:jc w:val="left"/>
+            </w:pPr>
+            <w:r>
+              <w:rPr>
+                <w:rFonts w:ascii="TimeNewRoman" w:hAnsi="TimeNewRoman"/>
+                <w:sz w:val="30"/>
+              </w:rPr>
+              <w:t>70-4=66</w:t>
+            </w:r>
+          </w:p>
+        </w:tc>
+        <w:tc>
+          <w:tcPr>
+            <w:tcW w:type="dxa" w:w="1987"/>
+          </w:tcPr>
+          <w:p>
+            <w:pPr>
+              <w:jc w:val="left"/>
+            </w:pPr>
+            <w:r>
+              <w:rPr>
+                <w:rFonts w:ascii="TimeNewRoman" w:hAnsi="TimeNewRoman"/>
+                <w:sz w:val="30"/>
+              </w:rPr>
+              <w:t>90-29=61</w:t>
+            </w:r>
+          </w:p>
+        </w:tc>
+      </w:tr>
+      <w:tr>
+        <w:tc>
+          <w:tcPr>
+            <w:tcW w:type="dxa" w:w="1987"/>
+          </w:tcPr>
+          <w:p>
+            <w:pPr>
+              <w:jc w:val="left"/>
+            </w:pPr>
+            <w:r>
+              <w:rPr>
+                <w:rFonts w:ascii="TimeNewRoman" w:hAnsi="TimeNewRoman"/>
+                <w:sz w:val="30"/>
+              </w:rPr>
+              <w:t>18+23=41</w:t>
+            </w:r>
+          </w:p>
+        </w:tc>
+        <w:tc>
+          <w:tcPr>
+            <w:tcW w:type="dxa" w:w="1987"/>
+          </w:tcPr>
+          <w:p>
+            <w:pPr>
+              <w:jc w:val="left"/>
+            </w:pPr>
+            <w:r>
+              <w:rPr>
+                <w:rFonts w:ascii="TimeNewRoman" w:hAnsi="TimeNewRoman"/>
+                <w:sz w:val="30"/>
+              </w:rPr>
+              <w:t>29+66=95</w:t>
+            </w:r>
+          </w:p>
+        </w:tc>
+        <w:tc>
+          <w:tcPr>
+            <w:tcW w:type="dxa" w:w="1987"/>
+          </w:tcPr>
+          <w:p>
+            <w:pPr>
+              <w:jc w:val="left"/>
+            </w:pPr>
+            <w:r>
+              <w:rPr>
+                <w:rFonts w:ascii="TimeNewRoman" w:hAnsi="TimeNewRoman"/>
+                <w:sz w:val="30"/>
+              </w:rPr>
+              <w:t>59+29=88</w:t>
+            </w:r>
+          </w:p>
+        </w:tc>
+        <w:tc>
+          <w:tcPr>
+            <w:tcW w:type="dxa" w:w="1987"/>
+          </w:tcPr>
+          <w:p>
+            <w:pPr>
+              <w:jc w:val="left"/>
+            </w:pPr>
+            <w:r>
+              <w:rPr>
+                <w:rFonts w:ascii="TimeNewRoman" w:hAnsi="TimeNewRoman"/>
+                <w:sz w:val="30"/>
+              </w:rPr>
+              <w:t>83-37=46</w:t>
+            </w:r>
+          </w:p>
+        </w:tc>
+        <w:tc>
+          <w:tcPr>
+            <w:tcW w:type="dxa" w:w="1987"/>
+          </w:tcPr>
+          <w:p>
+            <w:pPr>
+              <w:jc w:val="left"/>
+            </w:pPr>
+            <w:r>
+              <w:rPr>
+                <w:rFonts w:ascii="TimeNewRoman" w:hAnsi="TimeNewRoman"/>
+                <w:sz w:val="30"/>
+              </w:rPr>
+              <w:t>9+84=93</w:t>
+            </w:r>
+          </w:p>
+        </w:tc>
+      </w:tr>
+      <w:tr>
+        <w:tc>
+          <w:tcPr>
+            <w:tcW w:type="dxa" w:w="1987"/>
+          </w:tcPr>
+          <w:p>
+            <w:pPr>
+              <w:jc w:val="left"/>
+            </w:pPr>
+            <w:r>
+              <w:rPr>
+                <w:rFonts w:ascii="TimeNewRoman" w:hAnsi="TimeNewRoman"/>
+                <w:sz w:val="30"/>
+              </w:rPr>
+              <w:t>25+58=83</w:t>
+            </w:r>
+          </w:p>
+        </w:tc>
+        <w:tc>
+          <w:tcPr>
+            <w:tcW w:type="dxa" w:w="1987"/>
+          </w:tcPr>
+          <w:p>
+            <w:pPr>
+              <w:jc w:val="left"/>
+            </w:pPr>
+            <w:r>
+              <w:rPr>
+                <w:rFonts w:ascii="TimeNewRoman" w:hAnsi="TimeNewRoman"/>
+                <w:sz w:val="30"/>
+              </w:rPr>
+              <w:t>67-38=29</w:t>
+            </w:r>
+          </w:p>
+        </w:tc>
+        <w:tc>
+          <w:tcPr>
+            <w:tcW w:type="dxa" w:w="1987"/>
+          </w:tcPr>
+          <w:p>
+            <w:pPr>
+              <w:jc w:val="left"/>
+            </w:pPr>
+            <w:r>
+              <w:rPr>
+                <w:rFonts w:ascii="TimeNewRoman" w:hAnsi="TimeNewRoman"/>
+                <w:sz w:val="30"/>
+              </w:rPr>
+              <w:t>18+68=86</w:t>
+            </w:r>
+          </w:p>
+        </w:tc>
+        <w:tc>
+          <w:tcPr>
+            <w:tcW w:type="dxa" w:w="1987"/>
+          </w:tcPr>
+          <w:p>
+            <w:pPr>
+              <w:jc w:val="left"/>
+            </w:pPr>
+            <w:r>
+              <w:rPr>
+                <w:rFonts w:ascii="TimeNewRoman" w:hAnsi="TimeNewRoman"/>
+                <w:sz w:val="30"/>
+              </w:rPr>
+              <w:t>7+64=71</w:t>
+            </w:r>
+          </w:p>
+        </w:tc>
+        <w:tc>
+          <w:tcPr>
+            <w:tcW w:type="dxa" w:w="1987"/>
+          </w:tcPr>
+          <w:p>
+            <w:pPr>
+              <w:jc w:val="left"/>
+            </w:pPr>
+            <w:r>
+              <w:rPr>
+                <w:rFonts w:ascii="TimeNewRoman" w:hAnsi="TimeNewRoman"/>
+                <w:sz w:val="30"/>
+              </w:rPr>
+              <w:t>13+49=62</w:t>
+            </w:r>
+          </w:p>
+        </w:tc>
+      </w:tr>
+      <w:tr>
+        <w:tc>
+          <w:tcPr>
+            <w:tcW w:type="dxa" w:w="1987"/>
+          </w:tcPr>
+          <w:p>
+            <w:pPr>
+              <w:jc w:val="left"/>
+            </w:pPr>
+            <w:r>
+              <w:rPr>
+                <w:rFonts w:ascii="TimeNewRoman" w:hAnsi="TimeNewRoman"/>
+                <w:sz w:val="30"/>
+              </w:rPr>
+              <w:t>21-5=16</w:t>
+            </w:r>
+          </w:p>
+        </w:tc>
+        <w:tc>
+          <w:tcPr>
+            <w:tcW w:type="dxa" w:w="1987"/>
+          </w:tcPr>
+          <w:p>
+            <w:pPr>
+              <w:jc w:val="left"/>
+            </w:pPr>
+            <w:r>
+              <w:rPr>
+                <w:rFonts w:ascii="TimeNewRoman" w:hAnsi="TimeNewRoman"/>
+                <w:sz w:val="30"/>
+              </w:rPr>
+              <w:t>23-6=17</w:t>
+            </w:r>
+          </w:p>
+        </w:tc>
+        <w:tc>
+          <w:tcPr>
+            <w:tcW w:type="dxa" w:w="1987"/>
+          </w:tcPr>
+          <w:p>
+            <w:pPr>
+              <w:jc w:val="left"/>
+            </w:pPr>
+            <w:r>
+              <w:rPr>
+                <w:rFonts w:ascii="TimeNewRoman" w:hAnsi="TimeNewRoman"/>
+                <w:sz w:val="30"/>
+              </w:rPr>
+              <w:t>92-9=83</w:t>
+            </w:r>
+          </w:p>
+        </w:tc>
+        <w:tc>
+          <w:tcPr>
+            <w:tcW w:type="dxa" w:w="1987"/>
+          </w:tcPr>
+          <w:p>
+            <w:pPr>
+              <w:jc w:val="left"/>
+            </w:pPr>
+            <w:r>
+              <w:rPr>
+                <w:rFonts w:ascii="TimeNewRoman" w:hAnsi="TimeNewRoman"/>
+                <w:sz w:val="30"/>
+              </w:rPr>
+              <w:t>25+58=83</w:t>
+            </w:r>
+          </w:p>
+        </w:tc>
+        <w:tc>
+          <w:tcPr>
+            <w:tcW w:type="dxa" w:w="1987"/>
+          </w:tcPr>
+          <w:p>
+            <w:pPr>
+              <w:jc w:val="left"/>
+            </w:pPr>
+            <w:r>
+              <w:rPr>
+                <w:rFonts w:ascii="TimeNewRoman" w:hAnsi="TimeNewRoman"/>
+                <w:sz w:val="30"/>
+              </w:rPr>
+              <w:t>28+6=34</w:t>
+            </w:r>
+          </w:p>
+        </w:tc>
+      </w:tr>
+      <w:tr>
+        <w:tc>
+          <w:tcPr>
+            <w:tcW w:type="dxa" w:w="1987"/>
+          </w:tcPr>
+          <w:p>
+            <w:pPr>
+              <w:jc w:val="left"/>
+            </w:pPr>
+            <w:r>
+              <w:rPr>
+                <w:rFonts w:ascii="TimeNewRoman" w:hAnsi="TimeNewRoman"/>
+                <w:sz w:val="30"/>
+              </w:rPr>
+              <w:t>56+16=72</w:t>
+            </w:r>
+          </w:p>
+        </w:tc>
+        <w:tc>
+          <w:tcPr>
+            <w:tcW w:type="dxa" w:w="1987"/>
+          </w:tcPr>
+          <w:p>
+            <w:pPr>
+              <w:jc w:val="left"/>
+            </w:pPr>
+            <w:r>
+              <w:rPr>
+                <w:rFonts w:ascii="TimeNewRoman" w:hAnsi="TimeNewRoman"/>
+                <w:sz w:val="30"/>
+              </w:rPr>
+              <w:t>50-4=46</w:t>
+            </w:r>
+          </w:p>
+        </w:tc>
+        <w:tc>
+          <w:tcPr>
+            <w:tcW w:type="dxa" w:w="1987"/>
+          </w:tcPr>
+          <w:p>
+            <w:pPr>
+              <w:jc w:val="left"/>
+            </w:pPr>
+            <w:r>
+              <w:rPr>
+                <w:rFonts w:ascii="TimeNewRoman" w:hAnsi="TimeNewRoman"/>
+                <w:sz w:val="30"/>
+              </w:rPr>
+              <w:t>61-54=7</w:t>
+            </w:r>
+          </w:p>
+        </w:tc>
+        <w:tc>
+          <w:tcPr>
+            <w:tcW w:type="dxa" w:w="1987"/>
+          </w:tcPr>
+          <w:p>
+            <w:pPr>
+              <w:jc w:val="left"/>
+            </w:pPr>
+            <w:r>
+              <w:rPr>
+                <w:rFonts w:ascii="TimeNewRoman" w:hAnsi="TimeNewRoman"/>
+                <w:sz w:val="30"/>
+              </w:rPr>
+              <w:t>20-12=8</w:t>
+            </w:r>
+          </w:p>
+        </w:tc>
+        <w:tc>
+          <w:tcPr>
+            <w:tcW w:type="dxa" w:w="1987"/>
+          </w:tcPr>
+          <w:p>
+            <w:pPr>
+              <w:jc w:val="left"/>
+            </w:pPr>
+            <w:r>
+              <w:rPr>
+                <w:rFonts w:ascii="TimeNewRoman" w:hAnsi="TimeNewRoman"/>
+                <w:sz w:val="30"/>
+              </w:rPr>
+              <w:t>91-28=63</w:t>
+            </w:r>
+          </w:p>
+        </w:tc>
+      </w:tr>
+      <w:tr>
+        <w:tc>
+          <w:tcPr>
+            <w:tcW w:type="dxa" w:w="1987"/>
+          </w:tcPr>
+          <w:p>
+            <w:pPr>
+              <w:jc w:val="left"/>
+            </w:pPr>
+            <w:r>
+              <w:rPr>
+                <w:rFonts w:ascii="TimeNewRoman" w:hAnsi="TimeNewRoman"/>
+                <w:sz w:val="30"/>
+              </w:rPr>
+              <w:t>31-14=17</w:t>
+            </w:r>
+          </w:p>
+        </w:tc>
+        <w:tc>
+          <w:tcPr>
+            <w:tcW w:type="dxa" w:w="1987"/>
+          </w:tcPr>
+          <w:p>
+            <w:pPr>
+              <w:jc w:val="left"/>
+            </w:pPr>
+            <w:r>
+              <w:rPr>
+                <w:rFonts w:ascii="TimeNewRoman" w:hAnsi="TimeNewRoman"/>
+                <w:sz w:val="30"/>
+              </w:rPr>
+              <w:t>85-9=76</w:t>
+            </w:r>
+          </w:p>
+        </w:tc>
+        <w:tc>
+          <w:tcPr>
+            <w:tcW w:type="dxa" w:w="1987"/>
+          </w:tcPr>
+          <w:p>
+            <w:pPr>
+              <w:jc w:val="left"/>
+            </w:pPr>
+            <w:r>
+              <w:rPr>
+                <w:rFonts w:ascii="TimeNewRoman" w:hAnsi="TimeNewRoman"/>
+                <w:sz w:val="30"/>
+              </w:rPr>
+              <w:t>73-34=39</w:t>
+            </w:r>
+          </w:p>
+        </w:tc>
+        <w:tc>
+          <w:tcPr>
+            <w:tcW w:type="dxa" w:w="1987"/>
+          </w:tcPr>
+          <w:p>
+            <w:pPr>
+              <w:jc w:val="left"/>
+            </w:pPr>
+            <w:r>
+              <w:rPr>
+                <w:rFonts w:ascii="TimeNewRoman" w:hAnsi="TimeNewRoman"/>
+                <w:sz w:val="30"/>
+              </w:rPr>
+              <w:t>14-7=7</w:t>
+            </w:r>
+          </w:p>
+        </w:tc>
+        <w:tc>
+          <w:tcPr>
+            <w:tcW w:type="dxa" w:w="1987"/>
+          </w:tcPr>
+          <w:p>
+            <w:pPr>
+              <w:jc w:val="left"/>
+            </w:pPr>
+            <w:r>
+              <w:rPr>
+                <w:rFonts w:ascii="TimeNewRoman" w:hAnsi="TimeNewRoman"/>
+                <w:sz w:val="30"/>
+              </w:rPr>
+              <w:t>39+17=56</w:t>
+            </w:r>
+          </w:p>
+        </w:tc>
+      </w:tr>
+      <w:tr>
+        <w:tc>
+          <w:tcPr>
+            <w:tcW w:type="dxa" w:w="1987"/>
+          </w:tcPr>
+          <w:p>
+            <w:pPr>
+              <w:jc w:val="left"/>
+            </w:pPr>
+            <w:r>
+              <w:rPr>
+                <w:rFonts w:ascii="TimeNewRoman" w:hAnsi="TimeNewRoman"/>
+                <w:sz w:val="30"/>
+              </w:rPr>
+              <w:t>75+7=82</w:t>
+            </w:r>
+          </w:p>
+        </w:tc>
+        <w:tc>
+          <w:tcPr>
+            <w:tcW w:type="dxa" w:w="1987"/>
+          </w:tcPr>
+          <w:p>
+            <w:pPr>
+              <w:jc w:val="left"/>
+            </w:pPr>
+            <w:r>
+              <w:rPr>
+                <w:rFonts w:ascii="TimeNewRoman" w:hAnsi="TimeNewRoman"/>
+                <w:sz w:val="30"/>
+              </w:rPr>
+              <w:t>38+33=71</w:t>
+            </w:r>
+          </w:p>
+        </w:tc>
+        <w:tc>
+          <w:tcPr>
+            <w:tcW w:type="dxa" w:w="1987"/>
+          </w:tcPr>
+          <w:p>
+            <w:pPr>
+              <w:jc w:val="left"/>
+            </w:pPr>
+            <w:r>
+              <w:rPr>
+                <w:rFonts w:ascii="TimeNewRoman" w:hAnsi="TimeNewRoman"/>
+                <w:sz w:val="30"/>
+              </w:rPr>
+              <w:t>55+9=64</w:t>
+            </w:r>
+          </w:p>
+        </w:tc>
+        <w:tc>
+          <w:tcPr>
+            <w:tcW w:type="dxa" w:w="1987"/>
+          </w:tcPr>
+          <w:p>
+            <w:pPr>
+              <w:jc w:val="left"/>
+            </w:pPr>
+            <w:r>
+              <w:rPr>
+                <w:rFonts w:ascii="TimeNewRoman" w:hAnsi="TimeNewRoman"/>
+                <w:sz w:val="30"/>
+              </w:rPr>
+              <w:t>18+26=44</w:t>
+            </w:r>
+          </w:p>
+        </w:tc>
+        <w:tc>
+          <w:tcPr>
+            <w:tcW w:type="dxa" w:w="1987"/>
+          </w:tcPr>
+          <w:p>
+            <w:pPr>
+              <w:jc w:val="left"/>
+            </w:pPr>
+            <w:r>
+              <w:rPr>
+                <w:rFonts w:ascii="TimeNewRoman" w:hAnsi="TimeNewRoman"/>
+                <w:sz w:val="30"/>
+              </w:rPr>
+              <w:t>59+34=93</w:t>
+            </w:r>
+          </w:p>
+        </w:tc>
+      </w:tr>
+      <w:tr>
+        <w:tc>
+          <w:tcPr>
+            <w:tcW w:type="dxa" w:w="1987"/>
+          </w:tcPr>
+          <w:p>
+            <w:pPr>
+              <w:jc w:val="left"/>
+            </w:pPr>
+            <w:r>
+              <w:rPr>
+                <w:rFonts w:ascii="TimeNewRoman" w:hAnsi="TimeNewRoman"/>
+                <w:sz w:val="30"/>
+              </w:rPr>
+              <w:t>17+35=52</w:t>
+            </w:r>
+          </w:p>
+        </w:tc>
+        <w:tc>
+          <w:tcPr>
+            <w:tcW w:type="dxa" w:w="1987"/>
+          </w:tcPr>
+          <w:p>
+            <w:pPr>
+              <w:jc w:val="left"/>
+            </w:pPr>
+            <w:r>
+              <w:rPr>
+                <w:rFonts w:ascii="TimeNewRoman" w:hAnsi="TimeNewRoman"/>
+                <w:sz w:val="30"/>
+              </w:rPr>
+              <w:t>41-36=5</w:t>
+            </w:r>
+          </w:p>
+        </w:tc>
+        <w:tc>
+          <w:tcPr>
+            <w:tcW w:type="dxa" w:w="1987"/>
+          </w:tcPr>
+          <w:p>
+            <w:pPr>
+              <w:jc w:val="left"/>
+            </w:pPr>
+            <w:r>
+              <w:rPr>
+                <w:rFonts w:ascii="TimeNewRoman" w:hAnsi="TimeNewRoman"/>
+                <w:sz w:val="30"/>
+              </w:rPr>
+              <w:t>28+44=72</w:t>
+            </w:r>
+          </w:p>
+        </w:tc>
+        <w:tc>
+          <w:tcPr>
+            <w:tcW w:type="dxa" w:w="1987"/>
+          </w:tcPr>
+          <w:p>
+            <w:pPr>
+              <w:jc w:val="left"/>
+            </w:pPr>
+            <w:r>
+              <w:rPr>
+                <w:rFonts w:ascii="TimeNewRoman" w:hAnsi="TimeNewRoman"/>
+                <w:sz w:val="30"/>
+              </w:rPr>
+              <w:t>73-55=18</w:t>
+            </w:r>
+          </w:p>
+        </w:tc>
+        <w:tc>
+          <w:tcPr>
+            <w:tcW w:type="dxa" w:w="1987"/>
+          </w:tcPr>
+          <w:p>
+            <w:pPr>
+              <w:jc w:val="left"/>
+            </w:pPr>
+            <w:r>
+              <w:rPr>
+                <w:rFonts w:ascii="TimeNewRoman" w:hAnsi="TimeNewRoman"/>
+                <w:sz w:val="30"/>
+              </w:rPr>
+              <w:t>85-59=26</w:t>
+            </w:r>
+          </w:p>
+        </w:tc>
+      </w:tr>
+      <w:tr>
+        <w:tc>
+          <w:tcPr>
+            <w:tcW w:type="dxa" w:w="1987"/>
+          </w:tcPr>
+          <w:p>
+            <w:pPr>
+              <w:jc w:val="left"/>
+            </w:pPr>
+            <w:r>
+              <w:rPr>
+                <w:rFonts w:ascii="TimeNewRoman" w:hAnsi="TimeNewRoman"/>
+                <w:sz w:val="30"/>
+              </w:rPr>
+              <w:t>48+48=96</w:t>
+            </w:r>
+          </w:p>
+        </w:tc>
+        <w:tc>
+          <w:tcPr>
+            <w:tcW w:type="dxa" w:w="1987"/>
+          </w:tcPr>
+          <w:p>
+            <w:pPr>
+              <w:jc w:val="left"/>
+            </w:pPr>
+            <w:r>
+              <w:rPr>
+                <w:rFonts w:ascii="TimeNewRoman" w:hAnsi="TimeNewRoman"/>
+                <w:sz w:val="30"/>
+              </w:rPr>
+              <w:t>47+15=62</w:t>
+            </w:r>
+          </w:p>
+        </w:tc>
+        <w:tc>
+          <w:tcPr>
+            <w:tcW w:type="dxa" w:w="1987"/>
+          </w:tcPr>
+          <w:p>
+            <w:pPr>
+              <w:jc w:val="left"/>
+            </w:pPr>
+            <w:r>
+              <w:rPr>
+                <w:rFonts w:ascii="TimeNewRoman" w:hAnsi="TimeNewRoman"/>
+                <w:sz w:val="30"/>
+              </w:rPr>
+              <w:t>7+56=63</w:t>
+            </w:r>
+          </w:p>
+        </w:tc>
+        <w:tc>
+          <w:tcPr>
+            <w:tcW w:type="dxa" w:w="1987"/>
+          </w:tcPr>
+          <w:p>
+            <w:pPr>
+              <w:jc w:val="left"/>
+            </w:pPr>
+            <w:r>
+              <w:rPr>
+                <w:rFonts w:ascii="TimeNewRoman" w:hAnsi="TimeNewRoman"/>
+                <w:sz w:val="30"/>
+              </w:rPr>
+              <w:t>91-17=74</w:t>
+            </w:r>
+          </w:p>
+        </w:tc>
+        <w:tc>
+          <w:tcPr>
+            <w:tcW w:type="dxa" w:w="1987"/>
+          </w:tcPr>
+          <w:p>
+            <w:pPr>
+              <w:jc w:val="left"/>
+            </w:pPr>
+            <w:r>
+              <w:rPr>
+                <w:rFonts w:ascii="TimeNewRoman" w:hAnsi="TimeNewRoman"/>
+                <w:sz w:val="30"/>
+              </w:rPr>
+              <w:t>49+4=53</w:t>
+            </w:r>
+          </w:p>
+        </w:tc>
+      </w:tr>
+      <w:tr>
+        <w:tc>
+          <w:tcPr>
+            <w:tcW w:type="dxa" w:w="1987"/>
+          </w:tcPr>
+          <w:p>
+            <w:pPr>
+              <w:jc w:val="left"/>
+            </w:pPr>
+            <w:r>
+              <w:rPr>
+                <w:rFonts w:ascii="TimeNewRoman" w:hAnsi="TimeNewRoman"/>
+                <w:sz w:val="30"/>
+              </w:rPr>
+              <w:t>7+38=45</w:t>
+            </w:r>
+          </w:p>
+        </w:tc>
+        <w:tc>
+          <w:tcPr>
+            <w:tcW w:type="dxa" w:w="1987"/>
+          </w:tcPr>
+          <w:p>
+            <w:pPr>
+              <w:jc w:val="left"/>
+            </w:pPr>
+            <w:r>
+              <w:rPr>
+                <w:rFonts w:ascii="TimeNewRoman" w:hAnsi="TimeNewRoman"/>
+                <w:sz w:val="30"/>
+              </w:rPr>
+              <w:t>39+46=85</w:t>
+            </w:r>
+          </w:p>
+        </w:tc>
+        <w:tc>
+          <w:tcPr>
+            <w:tcW w:type="dxa" w:w="1987"/>
+          </w:tcPr>
+          <w:p>
+            <w:pPr>
+              <w:jc w:val="left"/>
+            </w:pPr>
+            <w:r>
+              <w:rPr>
+                <w:rFonts w:ascii="TimeNewRoman" w:hAnsi="TimeNewRoman"/>
+                <w:sz w:val="30"/>
+              </w:rPr>
+              <w:t>48+33=81</w:t>
+            </w:r>
+          </w:p>
+        </w:tc>
+        <w:tc>
+          <w:tcPr>
+            <w:tcW w:type="dxa" w:w="1987"/>
+          </w:tcPr>
+          <w:p>
+            <w:pPr>
+              <w:jc w:val="left"/>
+            </w:pPr>
+            <w:r>
+              <w:rPr>
+                <w:rFonts w:ascii="TimeNewRoman" w:hAnsi="TimeNewRoman"/>
+                <w:sz w:val="30"/>
+              </w:rPr>
+              <w:t>95-18=77</w:t>
+            </w:r>
+          </w:p>
+        </w:tc>
+        <w:tc>
+          <w:tcPr>
+            <w:tcW w:type="dxa" w:w="1987"/>
+          </w:tcPr>
+          <w:p>
+            <w:pPr>
+              <w:jc w:val="left"/>
+            </w:pPr>
+            <w:r>
+              <w:rPr>
+                <w:rFonts w:ascii="TimeNewRoman" w:hAnsi="TimeNewRoman"/>
+                <w:sz w:val="30"/>
+              </w:rPr>
+              <w:t>81-34=47</w:t>
+            </w:r>
+          </w:p>
+        </w:tc>
+      </w:tr>
+      <w:tr>
+        <w:tc>
+          <w:tcPr>
+            <w:tcW w:type="dxa" w:w="1987"/>
+          </w:tcPr>
+          <w:p>
+            <w:pPr>
+              <w:jc w:val="left"/>
+            </w:pPr>
+            <w:r>
+              <w:rPr>
+                <w:rFonts w:ascii="TimeNewRoman" w:hAnsi="TimeNewRoman"/>
+                <w:sz w:val="30"/>
+              </w:rPr>
+              <w:t>60-53=7</w:t>
+            </w:r>
+          </w:p>
+        </w:tc>
+        <w:tc>
+          <w:tcPr>
+            <w:tcW w:type="dxa" w:w="1987"/>
+          </w:tcPr>
+          <w:p>
+            <w:pPr>
+              <w:jc w:val="left"/>
+            </w:pPr>
+            <w:r>
+              <w:rPr>
+                <w:rFonts w:ascii="TimeNewRoman" w:hAnsi="TimeNewRoman"/>
+                <w:sz w:val="30"/>
+              </w:rPr>
+              <w:t>7+19=26</w:t>
+            </w:r>
+          </w:p>
+        </w:tc>
+        <w:tc>
+          <w:tcPr>
+            <w:tcW w:type="dxa" w:w="1987"/>
+          </w:tcPr>
+          <w:p>
+            <w:pPr>
+              <w:jc w:val="left"/>
+            </w:pPr>
+            <w:r>
+              <w:rPr>
+                <w:rFonts w:ascii="TimeNewRoman" w:hAnsi="TimeNewRoman"/>
+                <w:sz w:val="30"/>
+              </w:rPr>
+              <w:t>89+9=98</w:t>
+            </w:r>
+          </w:p>
+        </w:tc>
+        <w:tc>
+          <w:tcPr>
+            <w:tcW w:type="dxa" w:w="1987"/>
+          </w:tcPr>
+          <w:p>
+            <w:pPr>
+              <w:jc w:val="left"/>
+            </w:pPr>
+            <w:r>
+              <w:rPr>
+                <w:rFonts w:ascii="TimeNewRoman" w:hAnsi="TimeNewRoman"/>
+                <w:sz w:val="30"/>
+              </w:rPr>
+              <w:t>10-8=2</w:t>
+            </w:r>
+          </w:p>
+        </w:tc>
+        <w:tc>
+          <w:tcPr>
+            <w:tcW w:type="dxa" w:w="1987"/>
+          </w:tcPr>
+          <w:p>
+            <w:pPr>
+              <w:jc w:val="left"/>
+            </w:pPr>
+            <w:r>
+              <w:rPr>
+                <w:rFonts w:ascii="TimeNewRoman" w:hAnsi="TimeNewRoman"/>
+                <w:sz w:val="30"/>
+              </w:rPr>
+              <w:t>4+49=53</w:t>
+            </w:r>
+          </w:p>
+        </w:tc>
+      </w:tr>
+      <w:tr>
+        <w:tc>
+          <w:tcPr>
+            <w:tcW w:type="dxa" w:w="1987"/>
+          </w:tcPr>
+          <w:p>
+            <w:pPr>
+              <w:jc w:val="left"/>
+            </w:pPr>
+            <w:r>
+              <w:rPr>
+                <w:rFonts w:ascii="TimeNewRoman" w:hAnsi="TimeNewRoman"/>
+                <w:sz w:val="30"/>
+              </w:rPr>
+              <w:t>24+39=63</w:t>
+            </w:r>
+          </w:p>
+        </w:tc>
+        <w:tc>
+          <w:tcPr>
+            <w:tcW w:type="dxa" w:w="1987"/>
+          </w:tcPr>
+          <w:p>
+            <w:pPr>
+              <w:jc w:val="left"/>
+            </w:pPr>
+            <w:r>
+              <w:rPr>
+                <w:rFonts w:ascii="TimeNewRoman" w:hAnsi="TimeNewRoman"/>
+                <w:sz w:val="30"/>
+              </w:rPr>
+              <w:t>29+16=45</w:t>
+            </w:r>
+          </w:p>
+        </w:tc>
+        <w:tc>
+          <w:tcPr>
+            <w:tcW w:type="dxa" w:w="1987"/>
+          </w:tcPr>
+          <w:p>
+            <w:pPr>
+              <w:jc w:val="left"/>
+            </w:pPr>
+            <w:r>
+              <w:rPr>
+                <w:rFonts w:ascii="TimeNewRoman" w:hAnsi="TimeNewRoman"/>
+                <w:sz w:val="30"/>
+              </w:rPr>
+              <w:t>19+54=73</w:t>
+            </w:r>
+          </w:p>
+        </w:tc>
+        <w:tc>
+          <w:tcPr>
+            <w:tcW w:type="dxa" w:w="1987"/>
+          </w:tcPr>
+          <w:p>
+            <w:pPr>
+              <w:jc w:val="left"/>
+            </w:pPr>
+            <w:r>
+              <w:rPr>
+                <w:rFonts w:ascii="TimeNewRoman" w:hAnsi="TimeNewRoman"/>
+                <w:sz w:val="30"/>
+              </w:rPr>
+              <w:t>17+79=96</w:t>
+            </w:r>
+          </w:p>
+        </w:tc>
+        <w:tc>
+          <w:tcPr>
+            <w:tcW w:type="dxa" w:w="1987"/>
+          </w:tcPr>
+          <w:p>
+            <w:pPr>
+              <w:jc w:val="left"/>
+            </w:pPr>
+            <w:r>
+              <w:rPr>
+                <w:rFonts w:ascii="TimeNewRoman" w:hAnsi="TimeNewRoman"/>
+                <w:sz w:val="30"/>
+              </w:rPr>
+              <w:t>80-59=21</w:t>
+            </w:r>
+          </w:p>
+        </w:tc>
+      </w:tr>
+      <w:tr>
+        <w:tc>
+          <w:tcPr>
+            <w:tcW w:type="dxa" w:w="1987"/>
+          </w:tcPr>
+          <w:p>
+            <w:pPr>
+              <w:jc w:val="left"/>
+            </w:pPr>
+            <w:r>
+              <w:rPr>
+                <w:rFonts w:ascii="TimeNewRoman" w:hAnsi="TimeNewRoman"/>
+                <w:sz w:val="30"/>
+              </w:rPr>
+              <w:t>58+13=71</w:t>
+            </w:r>
+          </w:p>
+        </w:tc>
+        <w:tc>
+          <w:tcPr>
+            <w:tcW w:type="dxa" w:w="1987"/>
+          </w:tcPr>
+          <w:p>
+            <w:pPr>
+              <w:jc w:val="left"/>
+            </w:pPr>
+            <w:r>
+              <w:rPr>
+                <w:rFonts w:ascii="TimeNewRoman" w:hAnsi="TimeNewRoman"/>
+                <w:sz w:val="30"/>
+              </w:rPr>
+              <w:t>82-23=59</w:t>
+            </w:r>
+          </w:p>
+        </w:tc>
+        <w:tc>
+          <w:tcPr>
+            <w:tcW w:type="dxa" w:w="1987"/>
+          </w:tcPr>
+          <w:p>
+            <w:pPr>
+              <w:jc w:val="left"/>
+            </w:pPr>
+            <w:r>
+              <w:rPr>
+                <w:rFonts w:ascii="TimeNewRoman" w:hAnsi="TimeNewRoman"/>
+                <w:sz w:val="30"/>
+              </w:rPr>
+              <w:t>39+7=46</w:t>
+            </w:r>
+          </w:p>
+        </w:tc>
+        <w:tc>
+          <w:tcPr>
+            <w:tcW w:type="dxa" w:w="1987"/>
+          </w:tcPr>
+          <w:p>
+            <w:pPr>
+              <w:jc w:val="left"/>
+            </w:pPr>
+            <w:r>
+              <w:rPr>
+                <w:rFonts w:ascii="TimeNewRoman" w:hAnsi="TimeNewRoman"/>
+                <w:sz w:val="30"/>
+              </w:rPr>
+              <w:t>6+47=53</w:t>
+            </w:r>
+          </w:p>
+        </w:tc>
+        <w:tc>
+          <w:tcPr>
+            <w:tcW w:type="dxa" w:w="1987"/>
+          </w:tcPr>
+          <w:p>
+            <w:pPr>
+              <w:jc w:val="left"/>
+            </w:pPr>
+            <w:r>
+              <w:rPr>
+                <w:rFonts w:ascii="TimeNewRoman" w:hAnsi="TimeNewRoman"/>
+                <w:sz w:val="30"/>
+              </w:rPr>
+              <w:t>81-2=79</w:t>
+            </w:r>
+          </w:p>
+        </w:tc>
+      </w:tr>
+      <w:tr>
+        <w:tc>
+          <w:tcPr>
+            <w:tcW w:type="dxa" w:w="1987"/>
+          </w:tcPr>
+          <w:p>
+            <w:pPr>
+              <w:jc w:val="left"/>
+            </w:pPr>
+            <w:r>
+              <w:rPr>
+                <w:rFonts w:ascii="TimeNewRoman" w:hAnsi="TimeNewRoman"/>
+                <w:sz w:val="30"/>
+              </w:rPr>
+              <w:t>28-9=19</w:t>
+            </w:r>
+          </w:p>
+        </w:tc>
+        <w:tc>
+          <w:tcPr>
+            <w:tcW w:type="dxa" w:w="1987"/>
+          </w:tcPr>
+          <w:p>
+            <w:pPr>
+              <w:jc w:val="left"/>
+            </w:pPr>
+            <w:r>
+              <w:rPr>
+                <w:rFonts w:ascii="TimeNewRoman" w:hAnsi="TimeNewRoman"/>
+                <w:sz w:val="30"/>
+              </w:rPr>
+              <w:t>31-19=12</w:t>
+            </w:r>
+          </w:p>
+        </w:tc>
+        <w:tc>
+          <w:tcPr>
+            <w:tcW w:type="dxa" w:w="1987"/>
+          </w:tcPr>
+          <w:p>
+            <w:pPr>
+              <w:jc w:val="left"/>
+            </w:pPr>
+            <w:r>
+              <w:rPr>
+                <w:rFonts w:ascii="TimeNewRoman" w:hAnsi="TimeNewRoman"/>
+                <w:sz w:val="30"/>
+              </w:rPr>
+              <w:t>92-69=23</w:t>
             </w:r>
           </w:p>
         </w:tc>
@@ -74,41 +1674,7 @@
                 <w:rFonts w:ascii="TimeNewRoman" w:hAnsi="TimeNewRoman"/>
                 <w:sz w:val="30"/>
               </w:rPr>
-              <w:t>39+5=44</w:t>
-            </w:r>
-          </w:p>
-        </w:tc>
-        <w:tc>
-          <w:tcPr>
-            <w:tcW w:type="dxa" w:w="1987"/>
-          </w:tcPr>
-          <w:p>
-            <w:pPr>
-              <w:jc w:val="left"/>
-            </w:pPr>
-            <w:r>
-              <w:rPr>
-                <w:rFonts w:ascii="TimeNewRoman" w:hAnsi="TimeNewRoman"/>
-                <w:sz w:val="30"/>
-              </w:rPr>
-              <w:t>49+47=96</w:t>
-            </w:r>
-          </w:p>
-        </w:tc>
-        <w:tc>
-          <w:tcPr>
-            <w:tcW w:type="dxa" w:w="1987"/>
-          </w:tcPr>
-          <w:p>
-            <w:pPr>
-              <w:jc w:val="left"/>
-            </w:pPr>
-            <w:r>
-              <w:rPr>
-                <w:rFonts w:ascii="TimeNewRoman" w:hAnsi="TimeNewRoman"/>
-                <w:sz w:val="30"/>
-              </w:rPr>
-              <w:t>25+8=33</w:t>
+              <w:t>80-12=68</w:t>
             </w:r>
           </w:p>
         </w:tc>
@@ -127,7 +1693,7 @@
                 <w:rFonts w:ascii="TimeNewRoman" w:hAnsi="TimeNewRoman"/>
                 <w:sz w:val="30"/>
               </w:rPr>
-              <w:t>95-59=36</w:t>
+              <w:t>5+38=43</w:t>
             </w:r>
           </w:p>
         </w:tc>
@@ -144,7 +1710,7 @@
                 <w:rFonts w:ascii="TimeNewRoman" w:hAnsi="TimeNewRoman"/>
                 <w:sz w:val="30"/>
               </w:rPr>
-              <w:t>95-6=89</w:t>
+              <w:t>36+55=91</w:t>
             </w:r>
           </w:p>
         </w:tc>
@@ -161,7 +1727,7 @@
                 <w:rFonts w:ascii="TimeNewRoman" w:hAnsi="TimeNewRoman"/>
                 <w:sz w:val="30"/>
               </w:rPr>
-              <w:t>5+49=54</w:t>
+              <w:t>60-4=56</w:t>
             </w:r>
           </w:p>
         </w:tc>
@@ -178,7 +1744,7 @@
                 <w:rFonts w:ascii="TimeNewRoman" w:hAnsi="TimeNewRoman"/>
                 <w:sz w:val="30"/>
               </w:rPr>
-              <w:t>57+14=71</w:t>
+              <w:t>81-16=65</w:t>
             </w:r>
           </w:p>
         </w:tc>
@@ -195,1573 +1761,7 @@
                 <w:rFonts w:ascii="TimeNewRoman" w:hAnsi="TimeNewRoman"/>
                 <w:sz w:val="30"/>
               </w:rPr>
-              <w:t>72-45=27</w:t>
-            </w:r>
-          </w:p>
-        </w:tc>
-      </w:tr>
-      <w:tr>
-        <w:tc>
-          <w:tcPr>
-            <w:tcW w:type="dxa" w:w="1987"/>
-          </w:tcPr>
-          <w:p>
-            <w:pPr>
-              <w:jc w:val="left"/>
-            </w:pPr>
-            <w:r>
-              <w:rPr>
-                <w:rFonts w:ascii="TimeNewRoman" w:hAnsi="TimeNewRoman"/>
-                <w:sz w:val="30"/>
-              </w:rPr>
-              <w:t>46-8=38</w:t>
-            </w:r>
-          </w:p>
-        </w:tc>
-        <w:tc>
-          <w:tcPr>
-            <w:tcW w:type="dxa" w:w="1987"/>
-          </w:tcPr>
-          <w:p>
-            <w:pPr>
-              <w:jc w:val="left"/>
-            </w:pPr>
-            <w:r>
-              <w:rPr>
-                <w:rFonts w:ascii="TimeNewRoman" w:hAnsi="TimeNewRoman"/>
-                <w:sz w:val="30"/>
-              </w:rPr>
-              <w:t>50-26=24</w:t>
-            </w:r>
-          </w:p>
-        </w:tc>
-        <w:tc>
-          <w:tcPr>
-            <w:tcW w:type="dxa" w:w="1987"/>
-          </w:tcPr>
-          <w:p>
-            <w:pPr>
-              <w:jc w:val="left"/>
-            </w:pPr>
-            <w:r>
-              <w:rPr>
-                <w:rFonts w:ascii="TimeNewRoman" w:hAnsi="TimeNewRoman"/>
-                <w:sz w:val="30"/>
-              </w:rPr>
-              <w:t>31-26=5</w:t>
-            </w:r>
-          </w:p>
-        </w:tc>
-        <w:tc>
-          <w:tcPr>
-            <w:tcW w:type="dxa" w:w="1987"/>
-          </w:tcPr>
-          <w:p>
-            <w:pPr>
-              <w:jc w:val="left"/>
-            </w:pPr>
-            <w:r>
-              <w:rPr>
-                <w:rFonts w:ascii="TimeNewRoman" w:hAnsi="TimeNewRoman"/>
-                <w:sz w:val="30"/>
-              </w:rPr>
-              <w:t>15-8=7</w:t>
-            </w:r>
-          </w:p>
-        </w:tc>
-        <w:tc>
-          <w:tcPr>
-            <w:tcW w:type="dxa" w:w="1987"/>
-          </w:tcPr>
-          <w:p>
-            <w:pPr>
-              <w:jc w:val="left"/>
-            </w:pPr>
-            <w:r>
-              <w:rPr>
-                <w:rFonts w:ascii="TimeNewRoman" w:hAnsi="TimeNewRoman"/>
-                <w:sz w:val="30"/>
-              </w:rPr>
-              <w:t>40-11=29</w:t>
-            </w:r>
-          </w:p>
-        </w:tc>
-      </w:tr>
-      <w:tr>
-        <w:tc>
-          <w:tcPr>
-            <w:tcW w:type="dxa" w:w="1987"/>
-          </w:tcPr>
-          <w:p>
-            <w:pPr>
-              <w:jc w:val="left"/>
-            </w:pPr>
-            <w:r>
-              <w:rPr>
-                <w:rFonts w:ascii="TimeNewRoman" w:hAnsi="TimeNewRoman"/>
-                <w:sz w:val="30"/>
-              </w:rPr>
-              <w:t>50-29=21</w:t>
-            </w:r>
-          </w:p>
-        </w:tc>
-        <w:tc>
-          <w:tcPr>
-            <w:tcW w:type="dxa" w:w="1987"/>
-          </w:tcPr>
-          <w:p>
-            <w:pPr>
-              <w:jc w:val="left"/>
-            </w:pPr>
-            <w:r>
-              <w:rPr>
-                <w:rFonts w:ascii="TimeNewRoman" w:hAnsi="TimeNewRoman"/>
-                <w:sz w:val="30"/>
-              </w:rPr>
-              <w:t>82-57=25</w:t>
-            </w:r>
-          </w:p>
-        </w:tc>
-        <w:tc>
-          <w:tcPr>
-            <w:tcW w:type="dxa" w:w="1987"/>
-          </w:tcPr>
-          <w:p>
-            <w:pPr>
-              <w:jc w:val="left"/>
-            </w:pPr>
-            <w:r>
-              <w:rPr>
-                <w:rFonts w:ascii="TimeNewRoman" w:hAnsi="TimeNewRoman"/>
-                <w:sz w:val="30"/>
-              </w:rPr>
-              <w:t>54+9=63</w:t>
-            </w:r>
-          </w:p>
-        </w:tc>
-        <w:tc>
-          <w:tcPr>
-            <w:tcW w:type="dxa" w:w="1987"/>
-          </w:tcPr>
-          <w:p>
-            <w:pPr>
-              <w:jc w:val="left"/>
-            </w:pPr>
-            <w:r>
-              <w:rPr>
-                <w:rFonts w:ascii="TimeNewRoman" w:hAnsi="TimeNewRoman"/>
-                <w:sz w:val="30"/>
-              </w:rPr>
-              <w:t>56-29=27</w:t>
-            </w:r>
-          </w:p>
-        </w:tc>
-        <w:tc>
-          <w:tcPr>
-            <w:tcW w:type="dxa" w:w="1987"/>
-          </w:tcPr>
-          <w:p>
-            <w:pPr>
-              <w:jc w:val="left"/>
-            </w:pPr>
-            <w:r>
-              <w:rPr>
-                <w:rFonts w:ascii="TimeNewRoman" w:hAnsi="TimeNewRoman"/>
-                <w:sz w:val="30"/>
-              </w:rPr>
-              <w:t>6+66=72</w:t>
-            </w:r>
-          </w:p>
-        </w:tc>
-      </w:tr>
-      <w:tr>
-        <w:tc>
-          <w:tcPr>
-            <w:tcW w:type="dxa" w:w="1987"/>
-          </w:tcPr>
-          <w:p>
-            <w:pPr>
-              <w:jc w:val="left"/>
-            </w:pPr>
-            <w:r>
-              <w:rPr>
-                <w:rFonts w:ascii="TimeNewRoman" w:hAnsi="TimeNewRoman"/>
-                <w:sz w:val="30"/>
-              </w:rPr>
-              <w:t>6+39=45</w:t>
-            </w:r>
-          </w:p>
-        </w:tc>
-        <w:tc>
-          <w:tcPr>
-            <w:tcW w:type="dxa" w:w="1987"/>
-          </w:tcPr>
-          <w:p>
-            <w:pPr>
-              <w:jc w:val="left"/>
-            </w:pPr>
-            <w:r>
-              <w:rPr>
-                <w:rFonts w:ascii="TimeNewRoman" w:hAnsi="TimeNewRoman"/>
-                <w:sz w:val="30"/>
-              </w:rPr>
-              <w:t>71-29=42</w:t>
-            </w:r>
-          </w:p>
-        </w:tc>
-        <w:tc>
-          <w:tcPr>
-            <w:tcW w:type="dxa" w:w="1987"/>
-          </w:tcPr>
-          <w:p>
-            <w:pPr>
-              <w:jc w:val="left"/>
-            </w:pPr>
-            <w:r>
-              <w:rPr>
-                <w:rFonts w:ascii="TimeNewRoman" w:hAnsi="TimeNewRoman"/>
-                <w:sz w:val="30"/>
-              </w:rPr>
-              <w:t>34+19=53</w:t>
-            </w:r>
-          </w:p>
-        </w:tc>
-        <w:tc>
-          <w:tcPr>
-            <w:tcW w:type="dxa" w:w="1987"/>
-          </w:tcPr>
-          <w:p>
-            <w:pPr>
-              <w:jc w:val="left"/>
-            </w:pPr>
-            <w:r>
-              <w:rPr>
-                <w:rFonts w:ascii="TimeNewRoman" w:hAnsi="TimeNewRoman"/>
-                <w:sz w:val="30"/>
-              </w:rPr>
-              <w:t>80-78=2</w:t>
-            </w:r>
-          </w:p>
-        </w:tc>
-        <w:tc>
-          <w:tcPr>
-            <w:tcW w:type="dxa" w:w="1987"/>
-          </w:tcPr>
-          <w:p>
-            <w:pPr>
-              <w:jc w:val="left"/>
-            </w:pPr>
-            <w:r>
-              <w:rPr>
-                <w:rFonts w:ascii="TimeNewRoman" w:hAnsi="TimeNewRoman"/>
-                <w:sz w:val="30"/>
-              </w:rPr>
-              <w:t>8+44=52</w:t>
-            </w:r>
-          </w:p>
-        </w:tc>
-      </w:tr>
-      <w:tr>
-        <w:tc>
-          <w:tcPr>
-            <w:tcW w:type="dxa" w:w="1987"/>
-          </w:tcPr>
-          <w:p>
-            <w:pPr>
-              <w:jc w:val="left"/>
-            </w:pPr>
-            <w:r>
-              <w:rPr>
-                <w:rFonts w:ascii="TimeNewRoman" w:hAnsi="TimeNewRoman"/>
-                <w:sz w:val="30"/>
-              </w:rPr>
-              <w:t>7+26=33</w:t>
-            </w:r>
-          </w:p>
-        </w:tc>
-        <w:tc>
-          <w:tcPr>
-            <w:tcW w:type="dxa" w:w="1987"/>
-          </w:tcPr>
-          <w:p>
-            <w:pPr>
-              <w:jc w:val="left"/>
-            </w:pPr>
-            <w:r>
-              <w:rPr>
-                <w:rFonts w:ascii="TimeNewRoman" w:hAnsi="TimeNewRoman"/>
-                <w:sz w:val="30"/>
-              </w:rPr>
-              <w:t>84-19=65</w:t>
-            </w:r>
-          </w:p>
-        </w:tc>
-        <w:tc>
-          <w:tcPr>
-            <w:tcW w:type="dxa" w:w="1987"/>
-          </w:tcPr>
-          <w:p>
-            <w:pPr>
-              <w:jc w:val="left"/>
-            </w:pPr>
-            <w:r>
-              <w:rPr>
-                <w:rFonts w:ascii="TimeNewRoman" w:hAnsi="TimeNewRoman"/>
-                <w:sz w:val="30"/>
-              </w:rPr>
-              <w:t>71-2=69</w:t>
-            </w:r>
-          </w:p>
-        </w:tc>
-        <w:tc>
-          <w:tcPr>
-            <w:tcW w:type="dxa" w:w="1987"/>
-          </w:tcPr>
-          <w:p>
-            <w:pPr>
-              <w:jc w:val="left"/>
-            </w:pPr>
-            <w:r>
-              <w:rPr>
-                <w:rFonts w:ascii="TimeNewRoman" w:hAnsi="TimeNewRoman"/>
-                <w:sz w:val="30"/>
-              </w:rPr>
-              <w:t>22-16=6</w:t>
-            </w:r>
-          </w:p>
-        </w:tc>
-        <w:tc>
-          <w:tcPr>
-            <w:tcW w:type="dxa" w:w="1987"/>
-          </w:tcPr>
-          <w:p>
-            <w:pPr>
-              <w:jc w:val="left"/>
-            </w:pPr>
-            <w:r>
-              <w:rPr>
-                <w:rFonts w:ascii="TimeNewRoman" w:hAnsi="TimeNewRoman"/>
-                <w:sz w:val="30"/>
-              </w:rPr>
-              <w:t>7+38=45</w:t>
-            </w:r>
-          </w:p>
-        </w:tc>
-      </w:tr>
-      <w:tr>
-        <w:tc>
-          <w:tcPr>
-            <w:tcW w:type="dxa" w:w="1987"/>
-          </w:tcPr>
-          <w:p>
-            <w:pPr>
-              <w:jc w:val="left"/>
-            </w:pPr>
-            <w:r>
-              <w:rPr>
-                <w:rFonts w:ascii="TimeNewRoman" w:hAnsi="TimeNewRoman"/>
-                <w:sz w:val="30"/>
-              </w:rPr>
-              <w:t>3+29=32</w:t>
-            </w:r>
-          </w:p>
-        </w:tc>
-        <w:tc>
-          <w:tcPr>
-            <w:tcW w:type="dxa" w:w="1987"/>
-          </w:tcPr>
-          <w:p>
-            <w:pPr>
-              <w:jc w:val="left"/>
-            </w:pPr>
-            <w:r>
-              <w:rPr>
-                <w:rFonts w:ascii="TimeNewRoman" w:hAnsi="TimeNewRoman"/>
-                <w:sz w:val="30"/>
-              </w:rPr>
-              <w:t>58-39=19</w:t>
-            </w:r>
-          </w:p>
-        </w:tc>
-        <w:tc>
-          <w:tcPr>
-            <w:tcW w:type="dxa" w:w="1987"/>
-          </w:tcPr>
-          <w:p>
-            <w:pPr>
-              <w:jc w:val="left"/>
-            </w:pPr>
-            <w:r>
-              <w:rPr>
-                <w:rFonts w:ascii="TimeNewRoman" w:hAnsi="TimeNewRoman"/>
-                <w:sz w:val="30"/>
-              </w:rPr>
-              <w:t>31-24=7</w:t>
-            </w:r>
-          </w:p>
-        </w:tc>
-        <w:tc>
-          <w:tcPr>
-            <w:tcW w:type="dxa" w:w="1987"/>
-          </w:tcPr>
-          <w:p>
-            <w:pPr>
-              <w:jc w:val="left"/>
-            </w:pPr>
-            <w:r>
-              <w:rPr>
-                <w:rFonts w:ascii="TimeNewRoman" w:hAnsi="TimeNewRoman"/>
-                <w:sz w:val="30"/>
-              </w:rPr>
-              <w:t>90-48=42</w:t>
-            </w:r>
-          </w:p>
-        </w:tc>
-        <w:tc>
-          <w:tcPr>
-            <w:tcW w:type="dxa" w:w="1987"/>
-          </w:tcPr>
-          <w:p>
-            <w:pPr>
-              <w:jc w:val="left"/>
-            </w:pPr>
-            <w:r>
-              <w:rPr>
-                <w:rFonts w:ascii="TimeNewRoman" w:hAnsi="TimeNewRoman"/>
-                <w:sz w:val="30"/>
-              </w:rPr>
-              <w:t>34+57=91</w:t>
-            </w:r>
-          </w:p>
-        </w:tc>
-      </w:tr>
-      <w:tr>
-        <w:tc>
-          <w:tcPr>
-            <w:tcW w:type="dxa" w:w="1987"/>
-          </w:tcPr>
-          <w:p>
-            <w:pPr>
-              <w:jc w:val="left"/>
-            </w:pPr>
-            <w:r>
-              <w:rPr>
-                <w:rFonts w:ascii="TimeNewRoman" w:hAnsi="TimeNewRoman"/>
-                <w:sz w:val="30"/>
-              </w:rPr>
-              <w:t>7+8=15</w:t>
-            </w:r>
-          </w:p>
-        </w:tc>
-        <w:tc>
-          <w:tcPr>
-            <w:tcW w:type="dxa" w:w="1987"/>
-          </w:tcPr>
-          <w:p>
-            <w:pPr>
-              <w:jc w:val="left"/>
-            </w:pPr>
-            <w:r>
-              <w:rPr>
-                <w:rFonts w:ascii="TimeNewRoman" w:hAnsi="TimeNewRoman"/>
-                <w:sz w:val="30"/>
-              </w:rPr>
-              <w:t>90-87=3</w:t>
-            </w:r>
-          </w:p>
-        </w:tc>
-        <w:tc>
-          <w:tcPr>
-            <w:tcW w:type="dxa" w:w="1987"/>
-          </w:tcPr>
-          <w:p>
-            <w:pPr>
-              <w:jc w:val="left"/>
-            </w:pPr>
-            <w:r>
-              <w:rPr>
-                <w:rFonts w:ascii="TimeNewRoman" w:hAnsi="TimeNewRoman"/>
-                <w:sz w:val="30"/>
-              </w:rPr>
-              <w:t>52+9=61</w:t>
-            </w:r>
-          </w:p>
-        </w:tc>
-        <w:tc>
-          <w:tcPr>
-            <w:tcW w:type="dxa" w:w="1987"/>
-          </w:tcPr>
-          <w:p>
-            <w:pPr>
-              <w:jc w:val="left"/>
-            </w:pPr>
-            <w:r>
-              <w:rPr>
-                <w:rFonts w:ascii="TimeNewRoman" w:hAnsi="TimeNewRoman"/>
-                <w:sz w:val="30"/>
-              </w:rPr>
-              <w:t>61-56=5</w:t>
-            </w:r>
-          </w:p>
-        </w:tc>
-        <w:tc>
-          <w:tcPr>
-            <w:tcW w:type="dxa" w:w="1987"/>
-          </w:tcPr>
-          <w:p>
-            <w:pPr>
-              <w:jc w:val="left"/>
-            </w:pPr>
-            <w:r>
-              <w:rPr>
-                <w:rFonts w:ascii="TimeNewRoman" w:hAnsi="TimeNewRoman"/>
-                <w:sz w:val="30"/>
-              </w:rPr>
-              <w:t>23+68=91</w:t>
-            </w:r>
-          </w:p>
-        </w:tc>
-      </w:tr>
-      <w:tr>
-        <w:tc>
-          <w:tcPr>
-            <w:tcW w:type="dxa" w:w="1987"/>
-          </w:tcPr>
-          <w:p>
-            <w:pPr>
-              <w:jc w:val="left"/>
-            </w:pPr>
-            <w:r>
-              <w:rPr>
-                <w:rFonts w:ascii="TimeNewRoman" w:hAnsi="TimeNewRoman"/>
-                <w:sz w:val="30"/>
-              </w:rPr>
-              <w:t>25+6=31</w:t>
-            </w:r>
-          </w:p>
-        </w:tc>
-        <w:tc>
-          <w:tcPr>
-            <w:tcW w:type="dxa" w:w="1987"/>
-          </w:tcPr>
-          <w:p>
-            <w:pPr>
-              <w:jc w:val="left"/>
-            </w:pPr>
-            <w:r>
-              <w:rPr>
-                <w:rFonts w:ascii="TimeNewRoman" w:hAnsi="TimeNewRoman"/>
-                <w:sz w:val="30"/>
-              </w:rPr>
-              <w:t>82-76=6</w:t>
-            </w:r>
-          </w:p>
-        </w:tc>
-        <w:tc>
-          <w:tcPr>
-            <w:tcW w:type="dxa" w:w="1987"/>
-          </w:tcPr>
-          <w:p>
-            <w:pPr>
-              <w:jc w:val="left"/>
-            </w:pPr>
-            <w:r>
-              <w:rPr>
-                <w:rFonts w:ascii="TimeNewRoman" w:hAnsi="TimeNewRoman"/>
-                <w:sz w:val="30"/>
-              </w:rPr>
-              <w:t>59+4=63</w:t>
-            </w:r>
-          </w:p>
-        </w:tc>
-        <w:tc>
-          <w:tcPr>
-            <w:tcW w:type="dxa" w:w="1987"/>
-          </w:tcPr>
-          <w:p>
-            <w:pPr>
-              <w:jc w:val="left"/>
-            </w:pPr>
-            <w:r>
-              <w:rPr>
-                <w:rFonts w:ascii="TimeNewRoman" w:hAnsi="TimeNewRoman"/>
-                <w:sz w:val="30"/>
-              </w:rPr>
-              <w:t>36-28=8</w:t>
-            </w:r>
-          </w:p>
-        </w:tc>
-        <w:tc>
-          <w:tcPr>
-            <w:tcW w:type="dxa" w:w="1987"/>
-          </w:tcPr>
-          <w:p>
-            <w:pPr>
-              <w:jc w:val="left"/>
-            </w:pPr>
-            <w:r>
-              <w:rPr>
-                <w:rFonts w:ascii="TimeNewRoman" w:hAnsi="TimeNewRoman"/>
-                <w:sz w:val="30"/>
-              </w:rPr>
-              <w:t>16+38=54</w:t>
-            </w:r>
-          </w:p>
-        </w:tc>
-      </w:tr>
-      <w:tr>
-        <w:tc>
-          <w:tcPr>
-            <w:tcW w:type="dxa" w:w="1987"/>
-          </w:tcPr>
-          <w:p>
-            <w:pPr>
-              <w:jc w:val="left"/>
-            </w:pPr>
-            <w:r>
-              <w:rPr>
-                <w:rFonts w:ascii="TimeNewRoman" w:hAnsi="TimeNewRoman"/>
-                <w:sz w:val="30"/>
-              </w:rPr>
-              <w:t>27+14=41</w:t>
-            </w:r>
-          </w:p>
-        </w:tc>
-        <w:tc>
-          <w:tcPr>
-            <w:tcW w:type="dxa" w:w="1987"/>
-          </w:tcPr>
-          <w:p>
-            <w:pPr>
-              <w:jc w:val="left"/>
-            </w:pPr>
-            <w:r>
-              <w:rPr>
-                <w:rFonts w:ascii="TimeNewRoman" w:hAnsi="TimeNewRoman"/>
-                <w:sz w:val="30"/>
-              </w:rPr>
-              <w:t>63-38=25</w:t>
-            </w:r>
-          </w:p>
-        </w:tc>
-        <w:tc>
-          <w:tcPr>
-            <w:tcW w:type="dxa" w:w="1987"/>
-          </w:tcPr>
-          <w:p>
-            <w:pPr>
-              <w:jc w:val="left"/>
-            </w:pPr>
-            <w:r>
-              <w:rPr>
-                <w:rFonts w:ascii="TimeNewRoman" w:hAnsi="TimeNewRoman"/>
-                <w:sz w:val="30"/>
-              </w:rPr>
-              <w:t>32-3=29</w:t>
-            </w:r>
-          </w:p>
-        </w:tc>
-        <w:tc>
-          <w:tcPr>
-            <w:tcW w:type="dxa" w:w="1987"/>
-          </w:tcPr>
-          <w:p>
-            <w:pPr>
-              <w:jc w:val="left"/>
-            </w:pPr>
-            <w:r>
-              <w:rPr>
-                <w:rFonts w:ascii="TimeNewRoman" w:hAnsi="TimeNewRoman"/>
-                <w:sz w:val="30"/>
-              </w:rPr>
-              <w:t>74-7=67</w:t>
-            </w:r>
-          </w:p>
-        </w:tc>
-        <w:tc>
-          <w:tcPr>
-            <w:tcW w:type="dxa" w:w="1987"/>
-          </w:tcPr>
-          <w:p>
-            <w:pPr>
-              <w:jc w:val="left"/>
-            </w:pPr>
-            <w:r>
-              <w:rPr>
-                <w:rFonts w:ascii="TimeNewRoman" w:hAnsi="TimeNewRoman"/>
-                <w:sz w:val="30"/>
-              </w:rPr>
-              <w:t>53-5=48</w:t>
-            </w:r>
-          </w:p>
-        </w:tc>
-      </w:tr>
-      <w:tr>
-        <w:tc>
-          <w:tcPr>
-            <w:tcW w:type="dxa" w:w="1987"/>
-          </w:tcPr>
-          <w:p>
-            <w:pPr>
-              <w:jc w:val="left"/>
-            </w:pPr>
-            <w:r>
-              <w:rPr>
-                <w:rFonts w:ascii="TimeNewRoman" w:hAnsi="TimeNewRoman"/>
-                <w:sz w:val="30"/>
-              </w:rPr>
-              <w:t>70-66=4</w:t>
-            </w:r>
-          </w:p>
-        </w:tc>
-        <w:tc>
-          <w:tcPr>
-            <w:tcW w:type="dxa" w:w="1987"/>
-          </w:tcPr>
-          <w:p>
-            <w:pPr>
-              <w:jc w:val="left"/>
-            </w:pPr>
-            <w:r>
-              <w:rPr>
-                <w:rFonts w:ascii="TimeNewRoman" w:hAnsi="TimeNewRoman"/>
-                <w:sz w:val="30"/>
-              </w:rPr>
-              <w:t>2+19=21</w:t>
-            </w:r>
-          </w:p>
-        </w:tc>
-        <w:tc>
-          <w:tcPr>
-            <w:tcW w:type="dxa" w:w="1987"/>
-          </w:tcPr>
-          <w:p>
-            <w:pPr>
-              <w:jc w:val="left"/>
-            </w:pPr>
-            <w:r>
-              <w:rPr>
-                <w:rFonts w:ascii="TimeNewRoman" w:hAnsi="TimeNewRoman"/>
-                <w:sz w:val="30"/>
-              </w:rPr>
-              <w:t>82-14=68</w:t>
-            </w:r>
-          </w:p>
-        </w:tc>
-        <w:tc>
-          <w:tcPr>
-            <w:tcW w:type="dxa" w:w="1987"/>
-          </w:tcPr>
-          <w:p>
-            <w:pPr>
-              <w:jc w:val="left"/>
-            </w:pPr>
-            <w:r>
-              <w:rPr>
-                <w:rFonts w:ascii="TimeNewRoman" w:hAnsi="TimeNewRoman"/>
-                <w:sz w:val="30"/>
-              </w:rPr>
-              <w:t>16+67=83</w:t>
-            </w:r>
-          </w:p>
-        </w:tc>
-        <w:tc>
-          <w:tcPr>
-            <w:tcW w:type="dxa" w:w="1987"/>
-          </w:tcPr>
-          <w:p>
-            <w:pPr>
-              <w:jc w:val="left"/>
-            </w:pPr>
-            <w:r>
-              <w:rPr>
-                <w:rFonts w:ascii="TimeNewRoman" w:hAnsi="TimeNewRoman"/>
-                <w:sz w:val="30"/>
-              </w:rPr>
-              <w:t>29+9=38</w:t>
-            </w:r>
-          </w:p>
-        </w:tc>
-      </w:tr>
-      <w:tr>
-        <w:tc>
-          <w:tcPr>
-            <w:tcW w:type="dxa" w:w="1987"/>
-          </w:tcPr>
-          <w:p>
-            <w:pPr>
-              <w:jc w:val="left"/>
-            </w:pPr>
-            <w:r>
-              <w:rPr>
-                <w:rFonts w:ascii="TimeNewRoman" w:hAnsi="TimeNewRoman"/>
-                <w:sz w:val="30"/>
-              </w:rPr>
-              <w:t>83-66=17</w:t>
-            </w:r>
-          </w:p>
-        </w:tc>
-        <w:tc>
-          <w:tcPr>
-            <w:tcW w:type="dxa" w:w="1987"/>
-          </w:tcPr>
-          <w:p>
-            <w:pPr>
-              <w:jc w:val="left"/>
-            </w:pPr>
-            <w:r>
-              <w:rPr>
-                <w:rFonts w:ascii="TimeNewRoman" w:hAnsi="TimeNewRoman"/>
-                <w:sz w:val="30"/>
-              </w:rPr>
-              <w:t>58+35=93</w:t>
-            </w:r>
-          </w:p>
-        </w:tc>
-        <w:tc>
-          <w:tcPr>
-            <w:tcW w:type="dxa" w:w="1987"/>
-          </w:tcPr>
-          <w:p>
-            <w:pPr>
-              <w:jc w:val="left"/>
-            </w:pPr>
-            <w:r>
-              <w:rPr>
-                <w:rFonts w:ascii="TimeNewRoman" w:hAnsi="TimeNewRoman"/>
-                <w:sz w:val="30"/>
-              </w:rPr>
-              <w:t>71-2=69</w:t>
-            </w:r>
-          </w:p>
-        </w:tc>
-        <w:tc>
-          <w:tcPr>
-            <w:tcW w:type="dxa" w:w="1987"/>
-          </w:tcPr>
-          <w:p>
-            <w:pPr>
-              <w:jc w:val="left"/>
-            </w:pPr>
-            <w:r>
-              <w:rPr>
-                <w:rFonts w:ascii="TimeNewRoman" w:hAnsi="TimeNewRoman"/>
-                <w:sz w:val="30"/>
-              </w:rPr>
-              <w:t>38+18=56</w:t>
-            </w:r>
-          </w:p>
-        </w:tc>
-        <w:tc>
-          <w:tcPr>
-            <w:tcW w:type="dxa" w:w="1987"/>
-          </w:tcPr>
-          <w:p>
-            <w:pPr>
-              <w:jc w:val="left"/>
-            </w:pPr>
-            <w:r>
-              <w:rPr>
-                <w:rFonts w:ascii="TimeNewRoman" w:hAnsi="TimeNewRoman"/>
-                <w:sz w:val="30"/>
-              </w:rPr>
-              <w:t>21-19=2</w:t>
-            </w:r>
-          </w:p>
-        </w:tc>
-      </w:tr>
-      <w:tr>
-        <w:tc>
-          <w:tcPr>
-            <w:tcW w:type="dxa" w:w="1987"/>
-          </w:tcPr>
-          <w:p>
-            <w:pPr>
-              <w:jc w:val="left"/>
-            </w:pPr>
-            <w:r>
-              <w:rPr>
-                <w:rFonts w:ascii="TimeNewRoman" w:hAnsi="TimeNewRoman"/>
-                <w:sz w:val="30"/>
-              </w:rPr>
-              <w:t>50-32=18</w:t>
-            </w:r>
-          </w:p>
-        </w:tc>
-        <w:tc>
-          <w:tcPr>
-            <w:tcW w:type="dxa" w:w="1987"/>
-          </w:tcPr>
-          <w:p>
-            <w:pPr>
-              <w:jc w:val="left"/>
-            </w:pPr>
-            <w:r>
-              <w:rPr>
-                <w:rFonts w:ascii="TimeNewRoman" w:hAnsi="TimeNewRoman"/>
-                <w:sz w:val="30"/>
-              </w:rPr>
-              <w:t>44-16=28</w:t>
-            </w:r>
-          </w:p>
-        </w:tc>
-        <w:tc>
-          <w:tcPr>
-            <w:tcW w:type="dxa" w:w="1987"/>
-          </w:tcPr>
-          <w:p>
-            <w:pPr>
-              <w:jc w:val="left"/>
-            </w:pPr>
-            <w:r>
-              <w:rPr>
-                <w:rFonts w:ascii="TimeNewRoman" w:hAnsi="TimeNewRoman"/>
-                <w:sz w:val="30"/>
-              </w:rPr>
-              <w:t>5+16=21</w:t>
-            </w:r>
-          </w:p>
-        </w:tc>
-        <w:tc>
-          <w:tcPr>
-            <w:tcW w:type="dxa" w:w="1987"/>
-          </w:tcPr>
-          <w:p>
-            <w:pPr>
-              <w:jc w:val="left"/>
-            </w:pPr>
-            <w:r>
-              <w:rPr>
-                <w:rFonts w:ascii="TimeNewRoman" w:hAnsi="TimeNewRoman"/>
-                <w:sz w:val="30"/>
-              </w:rPr>
-              <w:t>90-9=81</w:t>
-            </w:r>
-          </w:p>
-        </w:tc>
-        <w:tc>
-          <w:tcPr>
-            <w:tcW w:type="dxa" w:w="1987"/>
-          </w:tcPr>
-          <w:p>
-            <w:pPr>
-              <w:jc w:val="left"/>
-            </w:pPr>
-            <w:r>
-              <w:rPr>
-                <w:rFonts w:ascii="TimeNewRoman" w:hAnsi="TimeNewRoman"/>
-                <w:sz w:val="30"/>
-              </w:rPr>
-              <w:t>44-29=15</w:t>
-            </w:r>
-          </w:p>
-        </w:tc>
-      </w:tr>
-      <w:tr>
-        <w:tc>
-          <w:tcPr>
-            <w:tcW w:type="dxa" w:w="1987"/>
-          </w:tcPr>
-          <w:p>
-            <w:pPr>
-              <w:jc w:val="left"/>
-            </w:pPr>
-            <w:r>
-              <w:rPr>
-                <w:rFonts w:ascii="TimeNewRoman" w:hAnsi="TimeNewRoman"/>
-                <w:sz w:val="30"/>
-              </w:rPr>
-              <w:t>23+18=41</w:t>
-            </w:r>
-          </w:p>
-        </w:tc>
-        <w:tc>
-          <w:tcPr>
-            <w:tcW w:type="dxa" w:w="1987"/>
-          </w:tcPr>
-          <w:p>
-            <w:pPr>
-              <w:jc w:val="left"/>
-            </w:pPr>
-            <w:r>
-              <w:rPr>
-                <w:rFonts w:ascii="TimeNewRoman" w:hAnsi="TimeNewRoman"/>
-                <w:sz w:val="30"/>
-              </w:rPr>
-              <w:t>9+22=31</w:t>
-            </w:r>
-          </w:p>
-        </w:tc>
-        <w:tc>
-          <w:tcPr>
-            <w:tcW w:type="dxa" w:w="1987"/>
-          </w:tcPr>
-          <w:p>
-            <w:pPr>
-              <w:jc w:val="left"/>
-            </w:pPr>
-            <w:r>
-              <w:rPr>
-                <w:rFonts w:ascii="TimeNewRoman" w:hAnsi="TimeNewRoman"/>
-                <w:sz w:val="30"/>
-              </w:rPr>
-              <w:t>44-9=35</w:t>
-            </w:r>
-          </w:p>
-        </w:tc>
-        <w:tc>
-          <w:tcPr>
-            <w:tcW w:type="dxa" w:w="1987"/>
-          </w:tcPr>
-          <w:p>
-            <w:pPr>
-              <w:jc w:val="left"/>
-            </w:pPr>
-            <w:r>
-              <w:rPr>
-                <w:rFonts w:ascii="TimeNewRoman" w:hAnsi="TimeNewRoman"/>
-                <w:sz w:val="30"/>
-              </w:rPr>
-              <w:t>83-39=44</w:t>
-            </w:r>
-          </w:p>
-        </w:tc>
-        <w:tc>
-          <w:tcPr>
-            <w:tcW w:type="dxa" w:w="1987"/>
-          </w:tcPr>
-          <w:p>
-            <w:pPr>
-              <w:jc w:val="left"/>
-            </w:pPr>
-            <w:r>
-              <w:rPr>
-                <w:rFonts w:ascii="TimeNewRoman" w:hAnsi="TimeNewRoman"/>
-                <w:sz w:val="30"/>
-              </w:rPr>
-              <w:t>30-28=2</w:t>
-            </w:r>
-          </w:p>
-        </w:tc>
-      </w:tr>
-      <w:tr>
-        <w:tc>
-          <w:tcPr>
-            <w:tcW w:type="dxa" w:w="1987"/>
-          </w:tcPr>
-          <w:p>
-            <w:pPr>
-              <w:jc w:val="left"/>
-            </w:pPr>
-            <w:r>
-              <w:rPr>
-                <w:rFonts w:ascii="TimeNewRoman" w:hAnsi="TimeNewRoman"/>
-                <w:sz w:val="30"/>
-              </w:rPr>
-              <w:t>58+7=65</w:t>
-            </w:r>
-          </w:p>
-        </w:tc>
-        <w:tc>
-          <w:tcPr>
-            <w:tcW w:type="dxa" w:w="1987"/>
-          </w:tcPr>
-          <w:p>
-            <w:pPr>
-              <w:jc w:val="left"/>
-            </w:pPr>
-            <w:r>
-              <w:rPr>
-                <w:rFonts w:ascii="TimeNewRoman" w:hAnsi="TimeNewRoman"/>
-                <w:sz w:val="30"/>
-              </w:rPr>
-              <w:t>39+6=45</w:t>
-            </w:r>
-          </w:p>
-        </w:tc>
-        <w:tc>
-          <w:tcPr>
-            <w:tcW w:type="dxa" w:w="1987"/>
-          </w:tcPr>
-          <w:p>
-            <w:pPr>
-              <w:jc w:val="left"/>
-            </w:pPr>
-            <w:r>
-              <w:rPr>
-                <w:rFonts w:ascii="TimeNewRoman" w:hAnsi="TimeNewRoman"/>
-                <w:sz w:val="30"/>
-              </w:rPr>
-              <w:t>5+68=73</w:t>
-            </w:r>
-          </w:p>
-        </w:tc>
-        <w:tc>
-          <w:tcPr>
-            <w:tcW w:type="dxa" w:w="1987"/>
-          </w:tcPr>
-          <w:p>
-            <w:pPr>
-              <w:jc w:val="left"/>
-            </w:pPr>
-            <w:r>
-              <w:rPr>
-                <w:rFonts w:ascii="TimeNewRoman" w:hAnsi="TimeNewRoman"/>
-                <w:sz w:val="30"/>
-              </w:rPr>
-              <w:t>56+16=72</w:t>
-            </w:r>
-          </w:p>
-        </w:tc>
-        <w:tc>
-          <w:tcPr>
-            <w:tcW w:type="dxa" w:w="1987"/>
-          </w:tcPr>
-          <w:p>
-            <w:pPr>
-              <w:jc w:val="left"/>
-            </w:pPr>
-            <w:r>
-              <w:rPr>
-                <w:rFonts w:ascii="TimeNewRoman" w:hAnsi="TimeNewRoman"/>
-                <w:sz w:val="30"/>
-              </w:rPr>
-              <w:t>63-36=27</w:t>
-            </w:r>
-          </w:p>
-        </w:tc>
-      </w:tr>
-      <w:tr>
-        <w:tc>
-          <w:tcPr>
-            <w:tcW w:type="dxa" w:w="1987"/>
-          </w:tcPr>
-          <w:p>
-            <w:pPr>
-              <w:jc w:val="left"/>
-            </w:pPr>
-            <w:r>
-              <w:rPr>
-                <w:rFonts w:ascii="TimeNewRoman" w:hAnsi="TimeNewRoman"/>
-                <w:sz w:val="30"/>
-              </w:rPr>
-              <w:t>51-35=16</w:t>
-            </w:r>
-          </w:p>
-        </w:tc>
-        <w:tc>
-          <w:tcPr>
-            <w:tcW w:type="dxa" w:w="1987"/>
-          </w:tcPr>
-          <w:p>
-            <w:pPr>
-              <w:jc w:val="left"/>
-            </w:pPr>
-            <w:r>
-              <w:rPr>
-                <w:rFonts w:ascii="TimeNewRoman" w:hAnsi="TimeNewRoman"/>
-                <w:sz w:val="30"/>
-              </w:rPr>
-              <w:t>82-15=67</w:t>
-            </w:r>
-          </w:p>
-        </w:tc>
-        <w:tc>
-          <w:tcPr>
-            <w:tcW w:type="dxa" w:w="1987"/>
-          </w:tcPr>
-          <w:p>
-            <w:pPr>
-              <w:jc w:val="left"/>
-            </w:pPr>
-            <w:r>
-              <w:rPr>
-                <w:rFonts w:ascii="TimeNewRoman" w:hAnsi="TimeNewRoman"/>
-                <w:sz w:val="30"/>
-              </w:rPr>
-              <w:t>8+58=66</w:t>
-            </w:r>
-          </w:p>
-        </w:tc>
-        <w:tc>
-          <w:tcPr>
-            <w:tcW w:type="dxa" w:w="1987"/>
-          </w:tcPr>
-          <w:p>
-            <w:pPr>
-              <w:jc w:val="left"/>
-            </w:pPr>
-            <w:r>
-              <w:rPr>
-                <w:rFonts w:ascii="TimeNewRoman" w:hAnsi="TimeNewRoman"/>
-                <w:sz w:val="30"/>
-              </w:rPr>
-              <w:t>60-59=1</w:t>
-            </w:r>
-          </w:p>
-        </w:tc>
-        <w:tc>
-          <w:tcPr>
-            <w:tcW w:type="dxa" w:w="1987"/>
-          </w:tcPr>
-          <w:p>
-            <w:pPr>
-              <w:jc w:val="left"/>
-            </w:pPr>
-            <w:r>
-              <w:rPr>
-                <w:rFonts w:ascii="TimeNewRoman" w:hAnsi="TimeNewRoman"/>
-                <w:sz w:val="30"/>
-              </w:rPr>
-              <w:t>19+33=52</w:t>
-            </w:r>
-          </w:p>
-        </w:tc>
-      </w:tr>
-      <w:tr>
-        <w:tc>
-          <w:tcPr>
-            <w:tcW w:type="dxa" w:w="1987"/>
-          </w:tcPr>
-          <w:p>
-            <w:pPr>
-              <w:jc w:val="left"/>
-            </w:pPr>
-            <w:r>
-              <w:rPr>
-                <w:rFonts w:ascii="TimeNewRoman" w:hAnsi="TimeNewRoman"/>
-                <w:sz w:val="30"/>
-              </w:rPr>
-              <w:t>19+2=21</w:t>
-            </w:r>
-          </w:p>
-        </w:tc>
-        <w:tc>
-          <w:tcPr>
-            <w:tcW w:type="dxa" w:w="1987"/>
-          </w:tcPr>
-          <w:p>
-            <w:pPr>
-              <w:jc w:val="left"/>
-            </w:pPr>
-            <w:r>
-              <w:rPr>
-                <w:rFonts w:ascii="TimeNewRoman" w:hAnsi="TimeNewRoman"/>
-                <w:sz w:val="30"/>
-              </w:rPr>
-              <w:t>68+16=84</w:t>
-            </w:r>
-          </w:p>
-        </w:tc>
-        <w:tc>
-          <w:tcPr>
-            <w:tcW w:type="dxa" w:w="1987"/>
-          </w:tcPr>
-          <w:p>
-            <w:pPr>
-              <w:jc w:val="left"/>
-            </w:pPr>
-            <w:r>
-              <w:rPr>
-                <w:rFonts w:ascii="TimeNewRoman" w:hAnsi="TimeNewRoman"/>
-                <w:sz w:val="30"/>
-              </w:rPr>
-              <w:t>80-46=34</w:t>
-            </w:r>
-          </w:p>
-        </w:tc>
-        <w:tc>
-          <w:tcPr>
-            <w:tcW w:type="dxa" w:w="1987"/>
-          </w:tcPr>
-          <w:p>
-            <w:pPr>
-              <w:jc w:val="left"/>
-            </w:pPr>
-            <w:r>
-              <w:rPr>
-                <w:rFonts w:ascii="TimeNewRoman" w:hAnsi="TimeNewRoman"/>
-                <w:sz w:val="30"/>
-              </w:rPr>
-              <w:t>49+33=82</w:t>
-            </w:r>
-          </w:p>
-        </w:tc>
-        <w:tc>
-          <w:tcPr>
-            <w:tcW w:type="dxa" w:w="1987"/>
-          </w:tcPr>
-          <w:p>
-            <w:pPr>
-              <w:jc w:val="left"/>
-            </w:pPr>
-            <w:r>
-              <w:rPr>
-                <w:rFonts w:ascii="TimeNewRoman" w:hAnsi="TimeNewRoman"/>
-                <w:sz w:val="30"/>
-              </w:rPr>
-              <w:t>27+17=44</w:t>
-            </w:r>
-          </w:p>
-        </w:tc>
-      </w:tr>
-      <w:tr>
-        <w:tc>
-          <w:tcPr>
-            <w:tcW w:type="dxa" w:w="1987"/>
-          </w:tcPr>
-          <w:p>
-            <w:pPr>
-              <w:jc w:val="left"/>
-            </w:pPr>
-            <w:r>
-              <w:rPr>
-                <w:rFonts w:ascii="TimeNewRoman" w:hAnsi="TimeNewRoman"/>
-                <w:sz w:val="30"/>
-              </w:rPr>
-              <w:t>43-15=28</w:t>
-            </w:r>
-          </w:p>
-        </w:tc>
-        <w:tc>
-          <w:tcPr>
-            <w:tcW w:type="dxa" w:w="1987"/>
-          </w:tcPr>
-          <w:p>
-            <w:pPr>
-              <w:jc w:val="left"/>
-            </w:pPr>
-            <w:r>
-              <w:rPr>
-                <w:rFonts w:ascii="TimeNewRoman" w:hAnsi="TimeNewRoman"/>
-                <w:sz w:val="30"/>
-              </w:rPr>
-              <w:t>92-73=19</w:t>
-            </w:r>
-          </w:p>
-        </w:tc>
-        <w:tc>
-          <w:tcPr>
-            <w:tcW w:type="dxa" w:w="1987"/>
-          </w:tcPr>
-          <w:p>
-            <w:pPr>
-              <w:jc w:val="left"/>
-            </w:pPr>
-            <w:r>
-              <w:rPr>
-                <w:rFonts w:ascii="TimeNewRoman" w:hAnsi="TimeNewRoman"/>
-                <w:sz w:val="30"/>
-              </w:rPr>
-              <w:t>18+39=57</w:t>
-            </w:r>
-          </w:p>
-        </w:tc>
-        <w:tc>
-          <w:tcPr>
-            <w:tcW w:type="dxa" w:w="1987"/>
-          </w:tcPr>
-          <w:p>
-            <w:pPr>
-              <w:jc w:val="left"/>
-            </w:pPr>
-            <w:r>
-              <w:rPr>
-                <w:rFonts w:ascii="TimeNewRoman" w:hAnsi="TimeNewRoman"/>
-                <w:sz w:val="30"/>
-              </w:rPr>
-              <w:t>41-22=19</w:t>
-            </w:r>
-          </w:p>
-        </w:tc>
-        <w:tc>
-          <w:tcPr>
-            <w:tcW w:type="dxa" w:w="1987"/>
-          </w:tcPr>
-          <w:p>
-            <w:pPr>
-              <w:jc w:val="left"/>
-            </w:pPr>
-            <w:r>
-              <w:rPr>
-                <w:rFonts w:ascii="TimeNewRoman" w:hAnsi="TimeNewRoman"/>
-                <w:sz w:val="30"/>
-              </w:rPr>
-              <w:t>18+64=82</w:t>
-            </w:r>
-          </w:p>
-        </w:tc>
-      </w:tr>
-      <w:tr>
-        <w:tc>
-          <w:tcPr>
-            <w:tcW w:type="dxa" w:w="1987"/>
-          </w:tcPr>
-          <w:p>
-            <w:pPr>
-              <w:jc w:val="left"/>
-            </w:pPr>
-            <w:r>
-              <w:rPr>
-                <w:rFonts w:ascii="TimeNewRoman" w:hAnsi="TimeNewRoman"/>
-                <w:sz w:val="30"/>
-              </w:rPr>
-              <w:t>28+43=71</w:t>
-            </w:r>
-          </w:p>
-        </w:tc>
-        <w:tc>
-          <w:tcPr>
-            <w:tcW w:type="dxa" w:w="1987"/>
-          </w:tcPr>
-          <w:p>
-            <w:pPr>
-              <w:jc w:val="left"/>
-            </w:pPr>
-            <w:r>
-              <w:rPr>
-                <w:rFonts w:ascii="TimeNewRoman" w:hAnsi="TimeNewRoman"/>
-                <w:sz w:val="30"/>
-              </w:rPr>
-              <w:t>11-6=5</w:t>
-            </w:r>
-          </w:p>
-        </w:tc>
-        <w:tc>
-          <w:tcPr>
-            <w:tcW w:type="dxa" w:w="1987"/>
-          </w:tcPr>
-          <w:p>
-            <w:pPr>
-              <w:jc w:val="left"/>
-            </w:pPr>
-            <w:r>
-              <w:rPr>
-                <w:rFonts w:ascii="TimeNewRoman" w:hAnsi="TimeNewRoman"/>
-                <w:sz w:val="30"/>
-              </w:rPr>
-              <w:t>71-32=39</w:t>
-            </w:r>
-          </w:p>
-        </w:tc>
-        <w:tc>
-          <w:tcPr>
-            <w:tcW w:type="dxa" w:w="1987"/>
-          </w:tcPr>
-          <w:p>
-            <w:pPr>
-              <w:jc w:val="left"/>
-            </w:pPr>
-            <w:r>
-              <w:rPr>
-                <w:rFonts w:ascii="TimeNewRoman" w:hAnsi="TimeNewRoman"/>
-                <w:sz w:val="30"/>
-              </w:rPr>
-              <w:t>67-38=29</w:t>
-            </w:r>
-          </w:p>
-        </w:tc>
-        <w:tc>
-          <w:tcPr>
-            <w:tcW w:type="dxa" w:w="1987"/>
-          </w:tcPr>
-          <w:p>
-            <w:pPr>
-              <w:jc w:val="left"/>
-            </w:pPr>
-            <w:r>
-              <w:rPr>
-                <w:rFonts w:ascii="TimeNewRoman" w:hAnsi="TimeNewRoman"/>
-                <w:sz w:val="30"/>
-              </w:rPr>
-              <w:t>55+16=71</w:t>
-            </w:r>
-          </w:p>
-        </w:tc>
-      </w:tr>
-      <w:tr>
-        <w:tc>
-          <w:tcPr>
-            <w:tcW w:type="dxa" w:w="1987"/>
-          </w:tcPr>
-          <w:p>
-            <w:pPr>
-              <w:jc w:val="left"/>
-            </w:pPr>
-            <w:r>
-              <w:rPr>
-                <w:rFonts w:ascii="TimeNewRoman" w:hAnsi="TimeNewRoman"/>
-                <w:sz w:val="30"/>
-              </w:rPr>
-              <w:t>51-24=27</w:t>
-            </w:r>
-          </w:p>
-        </w:tc>
-        <w:tc>
-          <w:tcPr>
-            <w:tcW w:type="dxa" w:w="1987"/>
-          </w:tcPr>
-          <w:p>
-            <w:pPr>
-              <w:jc w:val="left"/>
-            </w:pPr>
-            <w:r>
-              <w:rPr>
-                <w:rFonts w:ascii="TimeNewRoman" w:hAnsi="TimeNewRoman"/>
-                <w:sz w:val="30"/>
-              </w:rPr>
-              <w:t>86-58=28</w:t>
-            </w:r>
-          </w:p>
-        </w:tc>
-        <w:tc>
-          <w:tcPr>
-            <w:tcW w:type="dxa" w:w="1987"/>
-          </w:tcPr>
-          <w:p>
-            <w:pPr>
-              <w:jc w:val="left"/>
-            </w:pPr>
-            <w:r>
-              <w:rPr>
-                <w:rFonts w:ascii="TimeNewRoman" w:hAnsi="TimeNewRoman"/>
-                <w:sz w:val="30"/>
-              </w:rPr>
-              <w:t>74-55=19</w:t>
-            </w:r>
-          </w:p>
-        </w:tc>
-        <w:tc>
-          <w:tcPr>
-            <w:tcW w:type="dxa" w:w="1987"/>
-          </w:tcPr>
-          <w:p>
-            <w:pPr>
-              <w:jc w:val="left"/>
-            </w:pPr>
-            <w:r>
-              <w:rPr>
-                <w:rFonts w:ascii="TimeNewRoman" w:hAnsi="TimeNewRoman"/>
-                <w:sz w:val="30"/>
-              </w:rPr>
-              <w:t>15+76=91</w:t>
-            </w:r>
-          </w:p>
-        </w:tc>
-        <w:tc>
-          <w:tcPr>
-            <w:tcW w:type="dxa" w:w="1987"/>
-          </w:tcPr>
-          <w:p>
-            <w:pPr>
-              <w:jc w:val="left"/>
-            </w:pPr>
-            <w:r>
-              <w:rPr>
-                <w:rFonts w:ascii="TimeNewRoman" w:hAnsi="TimeNewRoman"/>
-                <w:sz w:val="30"/>
-              </w:rPr>
-              <w:t>57+37=94</w:t>
+              <w:t>64-25=39</w:t>
             </w:r>
           </w:p>
         </w:tc>

--- a/answers-of-adc_sbb_within_100.docx
+++ b/answers-of-adc_sbb_within_100.docx
@@ -11,7 +11,7 @@
           <w:rFonts w:ascii="Arial" w:hAnsi="Arial"/>
           <w:sz w:val="30"/>
         </w:rPr>
-        <w:t>2026-09-23 Wednesday</w:t>
+        <w:t>2026-09-24 Thursday</w:t>
       </w:r>
     </w:p>
     <w:tbl>
@@ -40,7 +40,7 @@
                 <w:rFonts w:ascii="TimeNewRoman" w:hAnsi="TimeNewRoman"/>
                 <w:sz w:val="30"/>
               </w:rPr>
-              <w:t>44+28=72</w:t>
+              <w:t>29+7=36</w:t>
             </w:r>
           </w:p>
         </w:tc>
@@ -57,7 +57,7 @@
                 <w:rFonts w:ascii="TimeNewRoman" w:hAnsi="TimeNewRoman"/>
                 <w:sz w:val="30"/>
               </w:rPr>
-              <w:t>90-35=55</w:t>
+              <w:t>89+8=97</w:t>
             </w:r>
           </w:p>
         </w:tc>
@@ -74,7 +74,7 @@
                 <w:rFonts w:ascii="TimeNewRoman" w:hAnsi="TimeNewRoman"/>
                 <w:sz w:val="30"/>
               </w:rPr>
-              <w:t>72-66=6</w:t>
+              <w:t>53+39=92</w:t>
             </w:r>
           </w:p>
         </w:tc>
@@ -91,7 +91,7 @@
                 <w:rFonts w:ascii="TimeNewRoman" w:hAnsi="TimeNewRoman"/>
                 <w:sz w:val="30"/>
               </w:rPr>
-              <w:t>73+8=81</w:t>
+              <w:t>56+5=61</w:t>
             </w:r>
           </w:p>
         </w:tc>
@@ -108,7 +108,7 @@
                 <w:rFonts w:ascii="TimeNewRoman" w:hAnsi="TimeNewRoman"/>
                 <w:sz w:val="30"/>
               </w:rPr>
-              <w:t>32-6=26</w:t>
+              <w:t>23+38=61</w:t>
             </w:r>
           </w:p>
         </w:tc>
@@ -127,7 +127,7 @@
                 <w:rFonts w:ascii="TimeNewRoman" w:hAnsi="TimeNewRoman"/>
                 <w:sz w:val="30"/>
               </w:rPr>
-              <w:t>61-23=38</w:t>
+              <w:t>96-28=68</w:t>
             </w:r>
           </w:p>
         </w:tc>
@@ -144,7 +144,7 @@
                 <w:rFonts w:ascii="TimeNewRoman" w:hAnsi="TimeNewRoman"/>
                 <w:sz w:val="30"/>
               </w:rPr>
-              <w:t>44+9=53</w:t>
+              <w:t>36+48=84</w:t>
             </w:r>
           </w:p>
         </w:tc>
@@ -161,7 +161,7 @@
                 <w:rFonts w:ascii="TimeNewRoman" w:hAnsi="TimeNewRoman"/>
                 <w:sz w:val="30"/>
               </w:rPr>
-              <w:t>41-15=26</w:t>
+              <w:t>60-37=23</w:t>
             </w:r>
           </w:p>
         </w:tc>
@@ -178,7 +178,7 @@
                 <w:rFonts w:ascii="TimeNewRoman" w:hAnsi="TimeNewRoman"/>
                 <w:sz w:val="30"/>
               </w:rPr>
-              <w:t>38+36=74</w:t>
+              <w:t>18+8=26</w:t>
             </w:r>
           </w:p>
         </w:tc>
@@ -195,7 +195,7 @@
                 <w:rFonts w:ascii="TimeNewRoman" w:hAnsi="TimeNewRoman"/>
                 <w:sz w:val="30"/>
               </w:rPr>
-              <w:t>59+12=71</w:t>
+              <w:t>10-1=9</w:t>
             </w:r>
           </w:p>
         </w:tc>
@@ -214,790 +214,7 @@
                 <w:rFonts w:ascii="TimeNewRoman" w:hAnsi="TimeNewRoman"/>
                 <w:sz w:val="30"/>
               </w:rPr>
-              <w:t>6+18=24</w:t>
-            </w:r>
-          </w:p>
-        </w:tc>
-        <w:tc>
-          <w:tcPr>
-            <w:tcW w:type="dxa" w:w="1987"/>
-          </w:tcPr>
-          <w:p>
-            <w:pPr>
-              <w:jc w:val="left"/>
-            </w:pPr>
-            <w:r>
-              <w:rPr>
-                <w:rFonts w:ascii="TimeNewRoman" w:hAnsi="TimeNewRoman"/>
-                <w:sz w:val="30"/>
-              </w:rPr>
-              <w:t>84-59=25</w:t>
-            </w:r>
-          </w:p>
-        </w:tc>
-        <w:tc>
-          <w:tcPr>
-            <w:tcW w:type="dxa" w:w="1987"/>
-          </w:tcPr>
-          <w:p>
-            <w:pPr>
-              <w:jc w:val="left"/>
-            </w:pPr>
-            <w:r>
-              <w:rPr>
-                <w:rFonts w:ascii="TimeNewRoman" w:hAnsi="TimeNewRoman"/>
-                <w:sz w:val="30"/>
-              </w:rPr>
-              <w:t>52+39=91</w:t>
-            </w:r>
-          </w:p>
-        </w:tc>
-        <w:tc>
-          <w:tcPr>
-            <w:tcW w:type="dxa" w:w="1987"/>
-          </w:tcPr>
-          <w:p>
-            <w:pPr>
-              <w:jc w:val="left"/>
-            </w:pPr>
-            <w:r>
-              <w:rPr>
-                <w:rFonts w:ascii="TimeNewRoman" w:hAnsi="TimeNewRoman"/>
-                <w:sz w:val="30"/>
-              </w:rPr>
-              <w:t>9+73=82</w:t>
-            </w:r>
-          </w:p>
-        </w:tc>
-        <w:tc>
-          <w:tcPr>
-            <w:tcW w:type="dxa" w:w="1987"/>
-          </w:tcPr>
-          <w:p>
-            <w:pPr>
-              <w:jc w:val="left"/>
-            </w:pPr>
-            <w:r>
-              <w:rPr>
-                <w:rFonts w:ascii="TimeNewRoman" w:hAnsi="TimeNewRoman"/>
-                <w:sz w:val="30"/>
-              </w:rPr>
-              <w:t>16+25=41</w:t>
-            </w:r>
-          </w:p>
-        </w:tc>
-      </w:tr>
-      <w:tr>
-        <w:tc>
-          <w:tcPr>
-            <w:tcW w:type="dxa" w:w="1987"/>
-          </w:tcPr>
-          <w:p>
-            <w:pPr>
-              <w:jc w:val="left"/>
-            </w:pPr>
-            <w:r>
-              <w:rPr>
-                <w:rFonts w:ascii="TimeNewRoman" w:hAnsi="TimeNewRoman"/>
-                <w:sz w:val="30"/>
-              </w:rPr>
-              <w:t>17+64=81</w:t>
-            </w:r>
-          </w:p>
-        </w:tc>
-        <w:tc>
-          <w:tcPr>
-            <w:tcW w:type="dxa" w:w="1987"/>
-          </w:tcPr>
-          <w:p>
-            <w:pPr>
-              <w:jc w:val="left"/>
-            </w:pPr>
-            <w:r>
-              <w:rPr>
-                <w:rFonts w:ascii="TimeNewRoman" w:hAnsi="TimeNewRoman"/>
-                <w:sz w:val="30"/>
-              </w:rPr>
-              <w:t>5+67=72</w:t>
-            </w:r>
-          </w:p>
-        </w:tc>
-        <w:tc>
-          <w:tcPr>
-            <w:tcW w:type="dxa" w:w="1987"/>
-          </w:tcPr>
-          <w:p>
-            <w:pPr>
-              <w:jc w:val="left"/>
-            </w:pPr>
-            <w:r>
-              <w:rPr>
-                <w:rFonts w:ascii="TimeNewRoman" w:hAnsi="TimeNewRoman"/>
-                <w:sz w:val="30"/>
-              </w:rPr>
-              <w:t>71-64=7</w:t>
-            </w:r>
-          </w:p>
-        </w:tc>
-        <w:tc>
-          <w:tcPr>
-            <w:tcW w:type="dxa" w:w="1987"/>
-          </w:tcPr>
-          <w:p>
-            <w:pPr>
-              <w:jc w:val="left"/>
-            </w:pPr>
-            <w:r>
-              <w:rPr>
-                <w:rFonts w:ascii="TimeNewRoman" w:hAnsi="TimeNewRoman"/>
-                <w:sz w:val="30"/>
-              </w:rPr>
-              <w:t>74+9=83</w:t>
-            </w:r>
-          </w:p>
-        </w:tc>
-        <w:tc>
-          <w:tcPr>
-            <w:tcW w:type="dxa" w:w="1987"/>
-          </w:tcPr>
-          <w:p>
-            <w:pPr>
-              <w:jc w:val="left"/>
-            </w:pPr>
-            <w:r>
-              <w:rPr>
-                <w:rFonts w:ascii="TimeNewRoman" w:hAnsi="TimeNewRoman"/>
-                <w:sz w:val="30"/>
-              </w:rPr>
-              <w:t>90-26=64</w:t>
-            </w:r>
-          </w:p>
-        </w:tc>
-      </w:tr>
-      <w:tr>
-        <w:tc>
-          <w:tcPr>
-            <w:tcW w:type="dxa" w:w="1987"/>
-          </w:tcPr>
-          <w:p>
-            <w:pPr>
-              <w:jc w:val="left"/>
-            </w:pPr>
-            <w:r>
-              <w:rPr>
-                <w:rFonts w:ascii="TimeNewRoman" w:hAnsi="TimeNewRoman"/>
-                <w:sz w:val="30"/>
-              </w:rPr>
-              <w:t>84-47=37</w:t>
-            </w:r>
-          </w:p>
-        </w:tc>
-        <w:tc>
-          <w:tcPr>
-            <w:tcW w:type="dxa" w:w="1987"/>
-          </w:tcPr>
-          <w:p>
-            <w:pPr>
-              <w:jc w:val="left"/>
-            </w:pPr>
-            <w:r>
-              <w:rPr>
-                <w:rFonts w:ascii="TimeNewRoman" w:hAnsi="TimeNewRoman"/>
-                <w:sz w:val="30"/>
-              </w:rPr>
-              <w:t>13+78=91</w:t>
-            </w:r>
-          </w:p>
-        </w:tc>
-        <w:tc>
-          <w:tcPr>
-            <w:tcW w:type="dxa" w:w="1987"/>
-          </w:tcPr>
-          <w:p>
-            <w:pPr>
-              <w:jc w:val="left"/>
-            </w:pPr>
-            <w:r>
-              <w:rPr>
-                <w:rFonts w:ascii="TimeNewRoman" w:hAnsi="TimeNewRoman"/>
-                <w:sz w:val="30"/>
-              </w:rPr>
-              <w:t>74-47=27</w:t>
-            </w:r>
-          </w:p>
-        </w:tc>
-        <w:tc>
-          <w:tcPr>
-            <w:tcW w:type="dxa" w:w="1987"/>
-          </w:tcPr>
-          <w:p>
-            <w:pPr>
-              <w:jc w:val="left"/>
-            </w:pPr>
-            <w:r>
-              <w:rPr>
-                <w:rFonts w:ascii="TimeNewRoman" w:hAnsi="TimeNewRoman"/>
-                <w:sz w:val="30"/>
-              </w:rPr>
-              <w:t>49+12=61</w:t>
-            </w:r>
-          </w:p>
-        </w:tc>
-        <w:tc>
-          <w:tcPr>
-            <w:tcW w:type="dxa" w:w="1987"/>
-          </w:tcPr>
-          <w:p>
-            <w:pPr>
-              <w:jc w:val="left"/>
-            </w:pPr>
-            <w:r>
-              <w:rPr>
-                <w:rFonts w:ascii="TimeNewRoman" w:hAnsi="TimeNewRoman"/>
-                <w:sz w:val="30"/>
-              </w:rPr>
-              <w:t>63-27=36</w:t>
-            </w:r>
-          </w:p>
-        </w:tc>
-      </w:tr>
-      <w:tr>
-        <w:tc>
-          <w:tcPr>
-            <w:tcW w:type="dxa" w:w="1987"/>
-          </w:tcPr>
-          <w:p>
-            <w:pPr>
-              <w:jc w:val="left"/>
-            </w:pPr>
-            <w:r>
-              <w:rPr>
-                <w:rFonts w:ascii="TimeNewRoman" w:hAnsi="TimeNewRoman"/>
-                <w:sz w:val="30"/>
-              </w:rPr>
-              <w:t>73-34=39</w:t>
-            </w:r>
-          </w:p>
-        </w:tc>
-        <w:tc>
-          <w:tcPr>
-            <w:tcW w:type="dxa" w:w="1987"/>
-          </w:tcPr>
-          <w:p>
-            <w:pPr>
-              <w:jc w:val="left"/>
-            </w:pPr>
-            <w:r>
-              <w:rPr>
-                <w:rFonts w:ascii="TimeNewRoman" w:hAnsi="TimeNewRoman"/>
-                <w:sz w:val="30"/>
-              </w:rPr>
-              <w:t>6+29=35</w:t>
-            </w:r>
-          </w:p>
-        </w:tc>
-        <w:tc>
-          <w:tcPr>
-            <w:tcW w:type="dxa" w:w="1987"/>
-          </w:tcPr>
-          <w:p>
-            <w:pPr>
-              <w:jc w:val="left"/>
-            </w:pPr>
-            <w:r>
-              <w:rPr>
-                <w:rFonts w:ascii="TimeNewRoman" w:hAnsi="TimeNewRoman"/>
-                <w:sz w:val="30"/>
-              </w:rPr>
-              <w:t>19+72=91</w:t>
-            </w:r>
-          </w:p>
-        </w:tc>
-        <w:tc>
-          <w:tcPr>
-            <w:tcW w:type="dxa" w:w="1987"/>
-          </w:tcPr>
-          <w:p>
-            <w:pPr>
-              <w:jc w:val="left"/>
-            </w:pPr>
-            <w:r>
-              <w:rPr>
-                <w:rFonts w:ascii="TimeNewRoman" w:hAnsi="TimeNewRoman"/>
-                <w:sz w:val="30"/>
-              </w:rPr>
-              <w:t>70-4=66</w:t>
-            </w:r>
-          </w:p>
-        </w:tc>
-        <w:tc>
-          <w:tcPr>
-            <w:tcW w:type="dxa" w:w="1987"/>
-          </w:tcPr>
-          <w:p>
-            <w:pPr>
-              <w:jc w:val="left"/>
-            </w:pPr>
-            <w:r>
-              <w:rPr>
-                <w:rFonts w:ascii="TimeNewRoman" w:hAnsi="TimeNewRoman"/>
-                <w:sz w:val="30"/>
-              </w:rPr>
-              <w:t>90-29=61</w:t>
-            </w:r>
-          </w:p>
-        </w:tc>
-      </w:tr>
-      <w:tr>
-        <w:tc>
-          <w:tcPr>
-            <w:tcW w:type="dxa" w:w="1987"/>
-          </w:tcPr>
-          <w:p>
-            <w:pPr>
-              <w:jc w:val="left"/>
-            </w:pPr>
-            <w:r>
-              <w:rPr>
-                <w:rFonts w:ascii="TimeNewRoman" w:hAnsi="TimeNewRoman"/>
-                <w:sz w:val="30"/>
-              </w:rPr>
-              <w:t>18+23=41</w:t>
-            </w:r>
-          </w:p>
-        </w:tc>
-        <w:tc>
-          <w:tcPr>
-            <w:tcW w:type="dxa" w:w="1987"/>
-          </w:tcPr>
-          <w:p>
-            <w:pPr>
-              <w:jc w:val="left"/>
-            </w:pPr>
-            <w:r>
-              <w:rPr>
-                <w:rFonts w:ascii="TimeNewRoman" w:hAnsi="TimeNewRoman"/>
-                <w:sz w:val="30"/>
-              </w:rPr>
-              <w:t>29+66=95</w:t>
-            </w:r>
-          </w:p>
-        </w:tc>
-        <w:tc>
-          <w:tcPr>
-            <w:tcW w:type="dxa" w:w="1987"/>
-          </w:tcPr>
-          <w:p>
-            <w:pPr>
-              <w:jc w:val="left"/>
-            </w:pPr>
-            <w:r>
-              <w:rPr>
-                <w:rFonts w:ascii="TimeNewRoman" w:hAnsi="TimeNewRoman"/>
-                <w:sz w:val="30"/>
-              </w:rPr>
-              <w:t>59+29=88</w:t>
-            </w:r>
-          </w:p>
-        </w:tc>
-        <w:tc>
-          <w:tcPr>
-            <w:tcW w:type="dxa" w:w="1987"/>
-          </w:tcPr>
-          <w:p>
-            <w:pPr>
-              <w:jc w:val="left"/>
-            </w:pPr>
-            <w:r>
-              <w:rPr>
-                <w:rFonts w:ascii="TimeNewRoman" w:hAnsi="TimeNewRoman"/>
-                <w:sz w:val="30"/>
-              </w:rPr>
-              <w:t>83-37=46</w:t>
-            </w:r>
-          </w:p>
-        </w:tc>
-        <w:tc>
-          <w:tcPr>
-            <w:tcW w:type="dxa" w:w="1987"/>
-          </w:tcPr>
-          <w:p>
-            <w:pPr>
-              <w:jc w:val="left"/>
-            </w:pPr>
-            <w:r>
-              <w:rPr>
-                <w:rFonts w:ascii="TimeNewRoman" w:hAnsi="TimeNewRoman"/>
-                <w:sz w:val="30"/>
-              </w:rPr>
-              <w:t>9+84=93</w:t>
-            </w:r>
-          </w:p>
-        </w:tc>
-      </w:tr>
-      <w:tr>
-        <w:tc>
-          <w:tcPr>
-            <w:tcW w:type="dxa" w:w="1987"/>
-          </w:tcPr>
-          <w:p>
-            <w:pPr>
-              <w:jc w:val="left"/>
-            </w:pPr>
-            <w:r>
-              <w:rPr>
-                <w:rFonts w:ascii="TimeNewRoman" w:hAnsi="TimeNewRoman"/>
-                <w:sz w:val="30"/>
-              </w:rPr>
-              <w:t>25+58=83</w:t>
-            </w:r>
-          </w:p>
-        </w:tc>
-        <w:tc>
-          <w:tcPr>
-            <w:tcW w:type="dxa" w:w="1987"/>
-          </w:tcPr>
-          <w:p>
-            <w:pPr>
-              <w:jc w:val="left"/>
-            </w:pPr>
-            <w:r>
-              <w:rPr>
-                <w:rFonts w:ascii="TimeNewRoman" w:hAnsi="TimeNewRoman"/>
-                <w:sz w:val="30"/>
-              </w:rPr>
-              <w:t>67-38=29</w:t>
-            </w:r>
-          </w:p>
-        </w:tc>
-        <w:tc>
-          <w:tcPr>
-            <w:tcW w:type="dxa" w:w="1987"/>
-          </w:tcPr>
-          <w:p>
-            <w:pPr>
-              <w:jc w:val="left"/>
-            </w:pPr>
-            <w:r>
-              <w:rPr>
-                <w:rFonts w:ascii="TimeNewRoman" w:hAnsi="TimeNewRoman"/>
-                <w:sz w:val="30"/>
-              </w:rPr>
-              <w:t>18+68=86</w:t>
-            </w:r>
-          </w:p>
-        </w:tc>
-        <w:tc>
-          <w:tcPr>
-            <w:tcW w:type="dxa" w:w="1987"/>
-          </w:tcPr>
-          <w:p>
-            <w:pPr>
-              <w:jc w:val="left"/>
-            </w:pPr>
-            <w:r>
-              <w:rPr>
-                <w:rFonts w:ascii="TimeNewRoman" w:hAnsi="TimeNewRoman"/>
-                <w:sz w:val="30"/>
-              </w:rPr>
-              <w:t>7+64=71</w:t>
-            </w:r>
-          </w:p>
-        </w:tc>
-        <w:tc>
-          <w:tcPr>
-            <w:tcW w:type="dxa" w:w="1987"/>
-          </w:tcPr>
-          <w:p>
-            <w:pPr>
-              <w:jc w:val="left"/>
-            </w:pPr>
-            <w:r>
-              <w:rPr>
-                <w:rFonts w:ascii="TimeNewRoman" w:hAnsi="TimeNewRoman"/>
-                <w:sz w:val="30"/>
-              </w:rPr>
-              <w:t>13+49=62</w:t>
-            </w:r>
-          </w:p>
-        </w:tc>
-      </w:tr>
-      <w:tr>
-        <w:tc>
-          <w:tcPr>
-            <w:tcW w:type="dxa" w:w="1987"/>
-          </w:tcPr>
-          <w:p>
-            <w:pPr>
-              <w:jc w:val="left"/>
-            </w:pPr>
-            <w:r>
-              <w:rPr>
-                <w:rFonts w:ascii="TimeNewRoman" w:hAnsi="TimeNewRoman"/>
-                <w:sz w:val="30"/>
-              </w:rPr>
-              <w:t>21-5=16</w:t>
-            </w:r>
-          </w:p>
-        </w:tc>
-        <w:tc>
-          <w:tcPr>
-            <w:tcW w:type="dxa" w:w="1987"/>
-          </w:tcPr>
-          <w:p>
-            <w:pPr>
-              <w:jc w:val="left"/>
-            </w:pPr>
-            <w:r>
-              <w:rPr>
-                <w:rFonts w:ascii="TimeNewRoman" w:hAnsi="TimeNewRoman"/>
-                <w:sz w:val="30"/>
-              </w:rPr>
-              <w:t>23-6=17</w:t>
-            </w:r>
-          </w:p>
-        </w:tc>
-        <w:tc>
-          <w:tcPr>
-            <w:tcW w:type="dxa" w:w="1987"/>
-          </w:tcPr>
-          <w:p>
-            <w:pPr>
-              <w:jc w:val="left"/>
-            </w:pPr>
-            <w:r>
-              <w:rPr>
-                <w:rFonts w:ascii="TimeNewRoman" w:hAnsi="TimeNewRoman"/>
-                <w:sz w:val="30"/>
-              </w:rPr>
-              <w:t>92-9=83</w:t>
-            </w:r>
-          </w:p>
-        </w:tc>
-        <w:tc>
-          <w:tcPr>
-            <w:tcW w:type="dxa" w:w="1987"/>
-          </w:tcPr>
-          <w:p>
-            <w:pPr>
-              <w:jc w:val="left"/>
-            </w:pPr>
-            <w:r>
-              <w:rPr>
-                <w:rFonts w:ascii="TimeNewRoman" w:hAnsi="TimeNewRoman"/>
-                <w:sz w:val="30"/>
-              </w:rPr>
-              <w:t>25+58=83</w:t>
-            </w:r>
-          </w:p>
-        </w:tc>
-        <w:tc>
-          <w:tcPr>
-            <w:tcW w:type="dxa" w:w="1987"/>
-          </w:tcPr>
-          <w:p>
-            <w:pPr>
-              <w:jc w:val="left"/>
-            </w:pPr>
-            <w:r>
-              <w:rPr>
-                <w:rFonts w:ascii="TimeNewRoman" w:hAnsi="TimeNewRoman"/>
-                <w:sz w:val="30"/>
-              </w:rPr>
-              <w:t>28+6=34</w:t>
-            </w:r>
-          </w:p>
-        </w:tc>
-      </w:tr>
-      <w:tr>
-        <w:tc>
-          <w:tcPr>
-            <w:tcW w:type="dxa" w:w="1987"/>
-          </w:tcPr>
-          <w:p>
-            <w:pPr>
-              <w:jc w:val="left"/>
-            </w:pPr>
-            <w:r>
-              <w:rPr>
-                <w:rFonts w:ascii="TimeNewRoman" w:hAnsi="TimeNewRoman"/>
-                <w:sz w:val="30"/>
-              </w:rPr>
-              <w:t>56+16=72</w:t>
-            </w:r>
-          </w:p>
-        </w:tc>
-        <w:tc>
-          <w:tcPr>
-            <w:tcW w:type="dxa" w:w="1987"/>
-          </w:tcPr>
-          <w:p>
-            <w:pPr>
-              <w:jc w:val="left"/>
-            </w:pPr>
-            <w:r>
-              <w:rPr>
-                <w:rFonts w:ascii="TimeNewRoman" w:hAnsi="TimeNewRoman"/>
-                <w:sz w:val="30"/>
-              </w:rPr>
-              <w:t>50-4=46</w:t>
-            </w:r>
-          </w:p>
-        </w:tc>
-        <w:tc>
-          <w:tcPr>
-            <w:tcW w:type="dxa" w:w="1987"/>
-          </w:tcPr>
-          <w:p>
-            <w:pPr>
-              <w:jc w:val="left"/>
-            </w:pPr>
-            <w:r>
-              <w:rPr>
-                <w:rFonts w:ascii="TimeNewRoman" w:hAnsi="TimeNewRoman"/>
-                <w:sz w:val="30"/>
-              </w:rPr>
-              <w:t>61-54=7</w:t>
-            </w:r>
-          </w:p>
-        </w:tc>
-        <w:tc>
-          <w:tcPr>
-            <w:tcW w:type="dxa" w:w="1987"/>
-          </w:tcPr>
-          <w:p>
-            <w:pPr>
-              <w:jc w:val="left"/>
-            </w:pPr>
-            <w:r>
-              <w:rPr>
-                <w:rFonts w:ascii="TimeNewRoman" w:hAnsi="TimeNewRoman"/>
-                <w:sz w:val="30"/>
-              </w:rPr>
-              <w:t>20-12=8</w:t>
-            </w:r>
-          </w:p>
-        </w:tc>
-        <w:tc>
-          <w:tcPr>
-            <w:tcW w:type="dxa" w:w="1987"/>
-          </w:tcPr>
-          <w:p>
-            <w:pPr>
-              <w:jc w:val="left"/>
-            </w:pPr>
-            <w:r>
-              <w:rPr>
-                <w:rFonts w:ascii="TimeNewRoman" w:hAnsi="TimeNewRoman"/>
-                <w:sz w:val="30"/>
-              </w:rPr>
-              <w:t>91-28=63</w:t>
-            </w:r>
-          </w:p>
-        </w:tc>
-      </w:tr>
-      <w:tr>
-        <w:tc>
-          <w:tcPr>
-            <w:tcW w:type="dxa" w:w="1987"/>
-          </w:tcPr>
-          <w:p>
-            <w:pPr>
-              <w:jc w:val="left"/>
-            </w:pPr>
-            <w:r>
-              <w:rPr>
-                <w:rFonts w:ascii="TimeNewRoman" w:hAnsi="TimeNewRoman"/>
-                <w:sz w:val="30"/>
-              </w:rPr>
-              <w:t>31-14=17</w:t>
-            </w:r>
-          </w:p>
-        </w:tc>
-        <w:tc>
-          <w:tcPr>
-            <w:tcW w:type="dxa" w:w="1987"/>
-          </w:tcPr>
-          <w:p>
-            <w:pPr>
-              <w:jc w:val="left"/>
-            </w:pPr>
-            <w:r>
-              <w:rPr>
-                <w:rFonts w:ascii="TimeNewRoman" w:hAnsi="TimeNewRoman"/>
-                <w:sz w:val="30"/>
-              </w:rPr>
-              <w:t>85-9=76</w:t>
-            </w:r>
-          </w:p>
-        </w:tc>
-        <w:tc>
-          <w:tcPr>
-            <w:tcW w:type="dxa" w:w="1987"/>
-          </w:tcPr>
-          <w:p>
-            <w:pPr>
-              <w:jc w:val="left"/>
-            </w:pPr>
-            <w:r>
-              <w:rPr>
-                <w:rFonts w:ascii="TimeNewRoman" w:hAnsi="TimeNewRoman"/>
-                <w:sz w:val="30"/>
-              </w:rPr>
-              <w:t>73-34=39</w:t>
-            </w:r>
-          </w:p>
-        </w:tc>
-        <w:tc>
-          <w:tcPr>
-            <w:tcW w:type="dxa" w:w="1987"/>
-          </w:tcPr>
-          <w:p>
-            <w:pPr>
-              <w:jc w:val="left"/>
-            </w:pPr>
-            <w:r>
-              <w:rPr>
-                <w:rFonts w:ascii="TimeNewRoman" w:hAnsi="TimeNewRoman"/>
-                <w:sz w:val="30"/>
-              </w:rPr>
-              <w:t>14-7=7</w:t>
-            </w:r>
-          </w:p>
-        </w:tc>
-        <w:tc>
-          <w:tcPr>
-            <w:tcW w:type="dxa" w:w="1987"/>
-          </w:tcPr>
-          <w:p>
-            <w:pPr>
-              <w:jc w:val="left"/>
-            </w:pPr>
-            <w:r>
-              <w:rPr>
-                <w:rFonts w:ascii="TimeNewRoman" w:hAnsi="TimeNewRoman"/>
-                <w:sz w:val="30"/>
-              </w:rPr>
-              <w:t>39+17=56</w:t>
-            </w:r>
-          </w:p>
-        </w:tc>
-      </w:tr>
-      <w:tr>
-        <w:tc>
-          <w:tcPr>
-            <w:tcW w:type="dxa" w:w="1987"/>
-          </w:tcPr>
-          <w:p>
-            <w:pPr>
-              <w:jc w:val="left"/>
-            </w:pPr>
-            <w:r>
-              <w:rPr>
-                <w:rFonts w:ascii="TimeNewRoman" w:hAnsi="TimeNewRoman"/>
-                <w:sz w:val="30"/>
-              </w:rPr>
-              <w:t>75+7=82</w:t>
+              <w:t>5+88=93</w:t>
             </w:r>
           </w:p>
         </w:tc>
@@ -1031,7 +248,7 @@
                 <w:rFonts w:ascii="TimeNewRoman" w:hAnsi="TimeNewRoman"/>
                 <w:sz w:val="30"/>
               </w:rPr>
-              <w:t>55+9=64</w:t>
+              <w:t>48+26=74</w:t>
             </w:r>
           </w:p>
         </w:tc>
@@ -1048,7 +265,7 @@
                 <w:rFonts w:ascii="TimeNewRoman" w:hAnsi="TimeNewRoman"/>
                 <w:sz w:val="30"/>
               </w:rPr>
-              <w:t>18+26=44</w:t>
+              <w:t>97-48=49</w:t>
             </w:r>
           </w:p>
         </w:tc>
@@ -1065,7 +282,7 @@
                 <w:rFonts w:ascii="TimeNewRoman" w:hAnsi="TimeNewRoman"/>
                 <w:sz w:val="30"/>
               </w:rPr>
-              <w:t>59+34=93</w:t>
+              <w:t>29+25=54</w:t>
             </w:r>
           </w:p>
         </w:tc>
@@ -1084,7 +301,7 @@
                 <w:rFonts w:ascii="TimeNewRoman" w:hAnsi="TimeNewRoman"/>
                 <w:sz w:val="30"/>
               </w:rPr>
-              <w:t>17+35=52</w:t>
+              <w:t>53-9=44</w:t>
             </w:r>
           </w:p>
         </w:tc>
@@ -1101,7 +318,7 @@
                 <w:rFonts w:ascii="TimeNewRoman" w:hAnsi="TimeNewRoman"/>
                 <w:sz w:val="30"/>
               </w:rPr>
-              <w:t>41-36=5</w:t>
+              <w:t>27+44=71</w:t>
             </w:r>
           </w:p>
         </w:tc>
@@ -1118,7 +335,7 @@
                 <w:rFonts w:ascii="TimeNewRoman" w:hAnsi="TimeNewRoman"/>
                 <w:sz w:val="30"/>
               </w:rPr>
-              <w:t>28+44=72</w:t>
+              <w:t>89+9=98</w:t>
             </w:r>
           </w:p>
         </w:tc>
@@ -1135,7 +352,7 @@
                 <w:rFonts w:ascii="TimeNewRoman" w:hAnsi="TimeNewRoman"/>
                 <w:sz w:val="30"/>
               </w:rPr>
-              <w:t>73-55=18</w:t>
+              <w:t>82-36=46</w:t>
             </w:r>
           </w:p>
         </w:tc>
@@ -1152,7 +369,7 @@
                 <w:rFonts w:ascii="TimeNewRoman" w:hAnsi="TimeNewRoman"/>
                 <w:sz w:val="30"/>
               </w:rPr>
-              <w:t>85-59=26</w:t>
+              <w:t>22-9=13</w:t>
             </w:r>
           </w:p>
         </w:tc>
@@ -1171,7 +388,7 @@
                 <w:rFonts w:ascii="TimeNewRoman" w:hAnsi="TimeNewRoman"/>
                 <w:sz w:val="30"/>
               </w:rPr>
-              <w:t>48+48=96</w:t>
+              <w:t>51-4=47</w:t>
             </w:r>
           </w:p>
         </w:tc>
@@ -1188,7 +405,7 @@
                 <w:rFonts w:ascii="TimeNewRoman" w:hAnsi="TimeNewRoman"/>
                 <w:sz w:val="30"/>
               </w:rPr>
-              <w:t>47+15=62</w:t>
+              <w:t>35+16=51</w:t>
             </w:r>
           </w:p>
         </w:tc>
@@ -1205,7 +422,669 @@
                 <w:rFonts w:ascii="TimeNewRoman" w:hAnsi="TimeNewRoman"/>
                 <w:sz w:val="30"/>
               </w:rPr>
-              <w:t>7+56=63</w:t>
+              <w:t>45-16=29</w:t>
+            </w:r>
+          </w:p>
+        </w:tc>
+        <w:tc>
+          <w:tcPr>
+            <w:tcW w:type="dxa" w:w="1987"/>
+          </w:tcPr>
+          <w:p>
+            <w:pPr>
+              <w:jc w:val="left"/>
+            </w:pPr>
+            <w:r>
+              <w:rPr>
+                <w:rFonts w:ascii="TimeNewRoman" w:hAnsi="TimeNewRoman"/>
+                <w:sz w:val="30"/>
+              </w:rPr>
+              <w:t>83-4=79</w:t>
+            </w:r>
+          </w:p>
+        </w:tc>
+        <w:tc>
+          <w:tcPr>
+            <w:tcW w:type="dxa" w:w="1987"/>
+          </w:tcPr>
+          <w:p>
+            <w:pPr>
+              <w:jc w:val="left"/>
+            </w:pPr>
+            <w:r>
+              <w:rPr>
+                <w:rFonts w:ascii="TimeNewRoman" w:hAnsi="TimeNewRoman"/>
+                <w:sz w:val="30"/>
+              </w:rPr>
+              <w:t>75-7=68</w:t>
+            </w:r>
+          </w:p>
+        </w:tc>
+      </w:tr>
+      <w:tr>
+        <w:tc>
+          <w:tcPr>
+            <w:tcW w:type="dxa" w:w="1987"/>
+          </w:tcPr>
+          <w:p>
+            <w:pPr>
+              <w:jc w:val="left"/>
+            </w:pPr>
+            <w:r>
+              <w:rPr>
+                <w:rFonts w:ascii="TimeNewRoman" w:hAnsi="TimeNewRoman"/>
+                <w:sz w:val="30"/>
+              </w:rPr>
+              <w:t>16+15=31</w:t>
+            </w:r>
+          </w:p>
+        </w:tc>
+        <w:tc>
+          <w:tcPr>
+            <w:tcW w:type="dxa" w:w="1987"/>
+          </w:tcPr>
+          <w:p>
+            <w:pPr>
+              <w:jc w:val="left"/>
+            </w:pPr>
+            <w:r>
+              <w:rPr>
+                <w:rFonts w:ascii="TimeNewRoman" w:hAnsi="TimeNewRoman"/>
+                <w:sz w:val="30"/>
+              </w:rPr>
+              <w:t>72-7=65</w:t>
+            </w:r>
+          </w:p>
+        </w:tc>
+        <w:tc>
+          <w:tcPr>
+            <w:tcW w:type="dxa" w:w="1987"/>
+          </w:tcPr>
+          <w:p>
+            <w:pPr>
+              <w:jc w:val="left"/>
+            </w:pPr>
+            <w:r>
+              <w:rPr>
+                <w:rFonts w:ascii="TimeNewRoman" w:hAnsi="TimeNewRoman"/>
+                <w:sz w:val="30"/>
+              </w:rPr>
+              <w:t>17+9=26</w:t>
+            </w:r>
+          </w:p>
+        </w:tc>
+        <w:tc>
+          <w:tcPr>
+            <w:tcW w:type="dxa" w:w="1987"/>
+          </w:tcPr>
+          <w:p>
+            <w:pPr>
+              <w:jc w:val="left"/>
+            </w:pPr>
+            <w:r>
+              <w:rPr>
+                <w:rFonts w:ascii="TimeNewRoman" w:hAnsi="TimeNewRoman"/>
+                <w:sz w:val="30"/>
+              </w:rPr>
+              <w:t>86-28=58</w:t>
+            </w:r>
+          </w:p>
+        </w:tc>
+        <w:tc>
+          <w:tcPr>
+            <w:tcW w:type="dxa" w:w="1987"/>
+          </w:tcPr>
+          <w:p>
+            <w:pPr>
+              <w:jc w:val="left"/>
+            </w:pPr>
+            <w:r>
+              <w:rPr>
+                <w:rFonts w:ascii="TimeNewRoman" w:hAnsi="TimeNewRoman"/>
+                <w:sz w:val="30"/>
+              </w:rPr>
+              <w:t>98-69=29</w:t>
+            </w:r>
+          </w:p>
+        </w:tc>
+      </w:tr>
+      <w:tr>
+        <w:tc>
+          <w:tcPr>
+            <w:tcW w:type="dxa" w:w="1987"/>
+          </w:tcPr>
+          <w:p>
+            <w:pPr>
+              <w:jc w:val="left"/>
+            </w:pPr>
+            <w:r>
+              <w:rPr>
+                <w:rFonts w:ascii="TimeNewRoman" w:hAnsi="TimeNewRoman"/>
+                <w:sz w:val="30"/>
+              </w:rPr>
+              <w:t>72-4=68</w:t>
+            </w:r>
+          </w:p>
+        </w:tc>
+        <w:tc>
+          <w:tcPr>
+            <w:tcW w:type="dxa" w:w="1987"/>
+          </w:tcPr>
+          <w:p>
+            <w:pPr>
+              <w:jc w:val="left"/>
+            </w:pPr>
+            <w:r>
+              <w:rPr>
+                <w:rFonts w:ascii="TimeNewRoman" w:hAnsi="TimeNewRoman"/>
+                <w:sz w:val="30"/>
+              </w:rPr>
+              <w:t>29+52=81</w:t>
+            </w:r>
+          </w:p>
+        </w:tc>
+        <w:tc>
+          <w:tcPr>
+            <w:tcW w:type="dxa" w:w="1987"/>
+          </w:tcPr>
+          <w:p>
+            <w:pPr>
+              <w:jc w:val="left"/>
+            </w:pPr>
+            <w:r>
+              <w:rPr>
+                <w:rFonts w:ascii="TimeNewRoman" w:hAnsi="TimeNewRoman"/>
+                <w:sz w:val="30"/>
+              </w:rPr>
+              <w:t>53-48=5</w:t>
+            </w:r>
+          </w:p>
+        </w:tc>
+        <w:tc>
+          <w:tcPr>
+            <w:tcW w:type="dxa" w:w="1987"/>
+          </w:tcPr>
+          <w:p>
+            <w:pPr>
+              <w:jc w:val="left"/>
+            </w:pPr>
+            <w:r>
+              <w:rPr>
+                <w:rFonts w:ascii="TimeNewRoman" w:hAnsi="TimeNewRoman"/>
+                <w:sz w:val="30"/>
+              </w:rPr>
+              <w:t>92-59=33</w:t>
+            </w:r>
+          </w:p>
+        </w:tc>
+        <w:tc>
+          <w:tcPr>
+            <w:tcW w:type="dxa" w:w="1987"/>
+          </w:tcPr>
+          <w:p>
+            <w:pPr>
+              <w:jc w:val="left"/>
+            </w:pPr>
+            <w:r>
+              <w:rPr>
+                <w:rFonts w:ascii="TimeNewRoman" w:hAnsi="TimeNewRoman"/>
+                <w:sz w:val="30"/>
+              </w:rPr>
+              <w:t>39+46=85</w:t>
+            </w:r>
+          </w:p>
+        </w:tc>
+      </w:tr>
+      <w:tr>
+        <w:tc>
+          <w:tcPr>
+            <w:tcW w:type="dxa" w:w="1987"/>
+          </w:tcPr>
+          <w:p>
+            <w:pPr>
+              <w:jc w:val="left"/>
+            </w:pPr>
+            <w:r>
+              <w:rPr>
+                <w:rFonts w:ascii="TimeNewRoman" w:hAnsi="TimeNewRoman"/>
+                <w:sz w:val="30"/>
+              </w:rPr>
+              <w:t>55+27=82</w:t>
+            </w:r>
+          </w:p>
+        </w:tc>
+        <w:tc>
+          <w:tcPr>
+            <w:tcW w:type="dxa" w:w="1987"/>
+          </w:tcPr>
+          <w:p>
+            <w:pPr>
+              <w:jc w:val="left"/>
+            </w:pPr>
+            <w:r>
+              <w:rPr>
+                <w:rFonts w:ascii="TimeNewRoman" w:hAnsi="TimeNewRoman"/>
+                <w:sz w:val="30"/>
+              </w:rPr>
+              <w:t>70-28=42</w:t>
+            </w:r>
+          </w:p>
+        </w:tc>
+        <w:tc>
+          <w:tcPr>
+            <w:tcW w:type="dxa" w:w="1987"/>
+          </w:tcPr>
+          <w:p>
+            <w:pPr>
+              <w:jc w:val="left"/>
+            </w:pPr>
+            <w:r>
+              <w:rPr>
+                <w:rFonts w:ascii="TimeNewRoman" w:hAnsi="TimeNewRoman"/>
+                <w:sz w:val="30"/>
+              </w:rPr>
+              <w:t>90-52=38</w:t>
+            </w:r>
+          </w:p>
+        </w:tc>
+        <w:tc>
+          <w:tcPr>
+            <w:tcW w:type="dxa" w:w="1987"/>
+          </w:tcPr>
+          <w:p>
+            <w:pPr>
+              <w:jc w:val="left"/>
+            </w:pPr>
+            <w:r>
+              <w:rPr>
+                <w:rFonts w:ascii="TimeNewRoman" w:hAnsi="TimeNewRoman"/>
+                <w:sz w:val="30"/>
+              </w:rPr>
+              <w:t>51-35=16</w:t>
+            </w:r>
+          </w:p>
+        </w:tc>
+        <w:tc>
+          <w:tcPr>
+            <w:tcW w:type="dxa" w:w="1987"/>
+          </w:tcPr>
+          <w:p>
+            <w:pPr>
+              <w:jc w:val="left"/>
+            </w:pPr>
+            <w:r>
+              <w:rPr>
+                <w:rFonts w:ascii="TimeNewRoman" w:hAnsi="TimeNewRoman"/>
+                <w:sz w:val="30"/>
+              </w:rPr>
+              <w:t>3+89=92</w:t>
+            </w:r>
+          </w:p>
+        </w:tc>
+      </w:tr>
+      <w:tr>
+        <w:tc>
+          <w:tcPr>
+            <w:tcW w:type="dxa" w:w="1987"/>
+          </w:tcPr>
+          <w:p>
+            <w:pPr>
+              <w:jc w:val="left"/>
+            </w:pPr>
+            <w:r>
+              <w:rPr>
+                <w:rFonts w:ascii="TimeNewRoman" w:hAnsi="TimeNewRoman"/>
+                <w:sz w:val="30"/>
+              </w:rPr>
+              <w:t>38+48=86</w:t>
+            </w:r>
+          </w:p>
+        </w:tc>
+        <w:tc>
+          <w:tcPr>
+            <w:tcW w:type="dxa" w:w="1987"/>
+          </w:tcPr>
+          <w:p>
+            <w:pPr>
+              <w:jc w:val="left"/>
+            </w:pPr>
+            <w:r>
+              <w:rPr>
+                <w:rFonts w:ascii="TimeNewRoman" w:hAnsi="TimeNewRoman"/>
+                <w:sz w:val="30"/>
+              </w:rPr>
+              <w:t>94-28=66</w:t>
+            </w:r>
+          </w:p>
+        </w:tc>
+        <w:tc>
+          <w:tcPr>
+            <w:tcW w:type="dxa" w:w="1987"/>
+          </w:tcPr>
+          <w:p>
+            <w:pPr>
+              <w:jc w:val="left"/>
+            </w:pPr>
+            <w:r>
+              <w:rPr>
+                <w:rFonts w:ascii="TimeNewRoman" w:hAnsi="TimeNewRoman"/>
+                <w:sz w:val="30"/>
+              </w:rPr>
+              <w:t>58+17=75</w:t>
+            </w:r>
+          </w:p>
+        </w:tc>
+        <w:tc>
+          <w:tcPr>
+            <w:tcW w:type="dxa" w:w="1987"/>
+          </w:tcPr>
+          <w:p>
+            <w:pPr>
+              <w:jc w:val="left"/>
+            </w:pPr>
+            <w:r>
+              <w:rPr>
+                <w:rFonts w:ascii="TimeNewRoman" w:hAnsi="TimeNewRoman"/>
+                <w:sz w:val="30"/>
+              </w:rPr>
+              <w:t>17+25=42</w:t>
+            </w:r>
+          </w:p>
+        </w:tc>
+        <w:tc>
+          <w:tcPr>
+            <w:tcW w:type="dxa" w:w="1987"/>
+          </w:tcPr>
+          <w:p>
+            <w:pPr>
+              <w:jc w:val="left"/>
+            </w:pPr>
+            <w:r>
+              <w:rPr>
+                <w:rFonts w:ascii="TimeNewRoman" w:hAnsi="TimeNewRoman"/>
+                <w:sz w:val="30"/>
+              </w:rPr>
+              <w:t>70-49=21</w:t>
+            </w:r>
+          </w:p>
+        </w:tc>
+      </w:tr>
+      <w:tr>
+        <w:tc>
+          <w:tcPr>
+            <w:tcW w:type="dxa" w:w="1987"/>
+          </w:tcPr>
+          <w:p>
+            <w:pPr>
+              <w:jc w:val="left"/>
+            </w:pPr>
+            <w:r>
+              <w:rPr>
+                <w:rFonts w:ascii="TimeNewRoman" w:hAnsi="TimeNewRoman"/>
+                <w:sz w:val="30"/>
+              </w:rPr>
+              <w:t>40-16=24</w:t>
+            </w:r>
+          </w:p>
+        </w:tc>
+        <w:tc>
+          <w:tcPr>
+            <w:tcW w:type="dxa" w:w="1987"/>
+          </w:tcPr>
+          <w:p>
+            <w:pPr>
+              <w:jc w:val="left"/>
+            </w:pPr>
+            <w:r>
+              <w:rPr>
+                <w:rFonts w:ascii="TimeNewRoman" w:hAnsi="TimeNewRoman"/>
+                <w:sz w:val="30"/>
+              </w:rPr>
+              <w:t>82-55=27</w:t>
+            </w:r>
+          </w:p>
+        </w:tc>
+        <w:tc>
+          <w:tcPr>
+            <w:tcW w:type="dxa" w:w="1987"/>
+          </w:tcPr>
+          <w:p>
+            <w:pPr>
+              <w:jc w:val="left"/>
+            </w:pPr>
+            <w:r>
+              <w:rPr>
+                <w:rFonts w:ascii="TimeNewRoman" w:hAnsi="TimeNewRoman"/>
+                <w:sz w:val="30"/>
+              </w:rPr>
+              <w:t>15-7=8</w:t>
+            </w:r>
+          </w:p>
+        </w:tc>
+        <w:tc>
+          <w:tcPr>
+            <w:tcW w:type="dxa" w:w="1987"/>
+          </w:tcPr>
+          <w:p>
+            <w:pPr>
+              <w:jc w:val="left"/>
+            </w:pPr>
+            <w:r>
+              <w:rPr>
+                <w:rFonts w:ascii="TimeNewRoman" w:hAnsi="TimeNewRoman"/>
+                <w:sz w:val="30"/>
+              </w:rPr>
+              <w:t>53-24=29</w:t>
+            </w:r>
+          </w:p>
+        </w:tc>
+        <w:tc>
+          <w:tcPr>
+            <w:tcW w:type="dxa" w:w="1987"/>
+          </w:tcPr>
+          <w:p>
+            <w:pPr>
+              <w:jc w:val="left"/>
+            </w:pPr>
+            <w:r>
+              <w:rPr>
+                <w:rFonts w:ascii="TimeNewRoman" w:hAnsi="TimeNewRoman"/>
+                <w:sz w:val="30"/>
+              </w:rPr>
+              <w:t>72-47=25</w:t>
+            </w:r>
+          </w:p>
+        </w:tc>
+      </w:tr>
+      <w:tr>
+        <w:tc>
+          <w:tcPr>
+            <w:tcW w:type="dxa" w:w="1987"/>
+          </w:tcPr>
+          <w:p>
+            <w:pPr>
+              <w:jc w:val="left"/>
+            </w:pPr>
+            <w:r>
+              <w:rPr>
+                <w:rFonts w:ascii="TimeNewRoman" w:hAnsi="TimeNewRoman"/>
+                <w:sz w:val="30"/>
+              </w:rPr>
+              <w:t>7+18=25</w:t>
+            </w:r>
+          </w:p>
+        </w:tc>
+        <w:tc>
+          <w:tcPr>
+            <w:tcW w:type="dxa" w:w="1987"/>
+          </w:tcPr>
+          <w:p>
+            <w:pPr>
+              <w:jc w:val="left"/>
+            </w:pPr>
+            <w:r>
+              <w:rPr>
+                <w:rFonts w:ascii="TimeNewRoman" w:hAnsi="TimeNewRoman"/>
+                <w:sz w:val="30"/>
+              </w:rPr>
+              <w:t>73-25=48</w:t>
+            </w:r>
+          </w:p>
+        </w:tc>
+        <w:tc>
+          <w:tcPr>
+            <w:tcW w:type="dxa" w:w="1987"/>
+          </w:tcPr>
+          <w:p>
+            <w:pPr>
+              <w:jc w:val="left"/>
+            </w:pPr>
+            <w:r>
+              <w:rPr>
+                <w:rFonts w:ascii="TimeNewRoman" w:hAnsi="TimeNewRoman"/>
+                <w:sz w:val="30"/>
+              </w:rPr>
+              <w:t>82-75=7</w:t>
+            </w:r>
+          </w:p>
+        </w:tc>
+        <w:tc>
+          <w:tcPr>
+            <w:tcW w:type="dxa" w:w="1987"/>
+          </w:tcPr>
+          <w:p>
+            <w:pPr>
+              <w:jc w:val="left"/>
+            </w:pPr>
+            <w:r>
+              <w:rPr>
+                <w:rFonts w:ascii="TimeNewRoman" w:hAnsi="TimeNewRoman"/>
+                <w:sz w:val="30"/>
+              </w:rPr>
+              <w:t>91-14=77</w:t>
+            </w:r>
+          </w:p>
+        </w:tc>
+        <w:tc>
+          <w:tcPr>
+            <w:tcW w:type="dxa" w:w="1987"/>
+          </w:tcPr>
+          <w:p>
+            <w:pPr>
+              <w:jc w:val="left"/>
+            </w:pPr>
+            <w:r>
+              <w:rPr>
+                <w:rFonts w:ascii="TimeNewRoman" w:hAnsi="TimeNewRoman"/>
+                <w:sz w:val="30"/>
+              </w:rPr>
+              <w:t>81-49=32</w:t>
+            </w:r>
+          </w:p>
+        </w:tc>
+      </w:tr>
+      <w:tr>
+        <w:tc>
+          <w:tcPr>
+            <w:tcW w:type="dxa" w:w="1987"/>
+          </w:tcPr>
+          <w:p>
+            <w:pPr>
+              <w:jc w:val="left"/>
+            </w:pPr>
+            <w:r>
+              <w:rPr>
+                <w:rFonts w:ascii="TimeNewRoman" w:hAnsi="TimeNewRoman"/>
+                <w:sz w:val="30"/>
+              </w:rPr>
+              <w:t>41-27=14</w:t>
+            </w:r>
+          </w:p>
+        </w:tc>
+        <w:tc>
+          <w:tcPr>
+            <w:tcW w:type="dxa" w:w="1987"/>
+          </w:tcPr>
+          <w:p>
+            <w:pPr>
+              <w:jc w:val="left"/>
+            </w:pPr>
+            <w:r>
+              <w:rPr>
+                <w:rFonts w:ascii="TimeNewRoman" w:hAnsi="TimeNewRoman"/>
+                <w:sz w:val="30"/>
+              </w:rPr>
+              <w:t>58+9=67</w:t>
+            </w:r>
+          </w:p>
+        </w:tc>
+        <w:tc>
+          <w:tcPr>
+            <w:tcW w:type="dxa" w:w="1987"/>
+          </w:tcPr>
+          <w:p>
+            <w:pPr>
+              <w:jc w:val="left"/>
+            </w:pPr>
+            <w:r>
+              <w:rPr>
+                <w:rFonts w:ascii="TimeNewRoman" w:hAnsi="TimeNewRoman"/>
+                <w:sz w:val="30"/>
+              </w:rPr>
+              <w:t>8+46=54</w:t>
+            </w:r>
+          </w:p>
+        </w:tc>
+        <w:tc>
+          <w:tcPr>
+            <w:tcW w:type="dxa" w:w="1987"/>
+          </w:tcPr>
+          <w:p>
+            <w:pPr>
+              <w:jc w:val="left"/>
+            </w:pPr>
+            <w:r>
+              <w:rPr>
+                <w:rFonts w:ascii="TimeNewRoman" w:hAnsi="TimeNewRoman"/>
+                <w:sz w:val="30"/>
+              </w:rPr>
+              <w:t>71-28=43</w:t>
+            </w:r>
+          </w:p>
+        </w:tc>
+        <w:tc>
+          <w:tcPr>
+            <w:tcW w:type="dxa" w:w="1987"/>
+          </w:tcPr>
+          <w:p>
+            <w:pPr>
+              <w:jc w:val="left"/>
+            </w:pPr>
+            <w:r>
+              <w:rPr>
+                <w:rFonts w:ascii="TimeNewRoman" w:hAnsi="TimeNewRoman"/>
+                <w:sz w:val="30"/>
+              </w:rPr>
+              <w:t>24+39=63</w:t>
+            </w:r>
+          </w:p>
+        </w:tc>
+      </w:tr>
+      <w:tr>
+        <w:tc>
+          <w:tcPr>
+            <w:tcW w:type="dxa" w:w="1987"/>
+          </w:tcPr>
+          <w:p>
+            <w:pPr>
+              <w:jc w:val="left"/>
+            </w:pPr>
+            <w:r>
+              <w:rPr>
+                <w:rFonts w:ascii="TimeNewRoman" w:hAnsi="TimeNewRoman"/>
+                <w:sz w:val="30"/>
+              </w:rPr>
+              <w:t>25-8=17</w:t>
             </w:r>
           </w:p>
         </w:tc>
@@ -1239,7 +1118,41 @@
                 <w:rFonts w:ascii="TimeNewRoman" w:hAnsi="TimeNewRoman"/>
                 <w:sz w:val="30"/>
               </w:rPr>
-              <w:t>49+4=53</w:t>
+              <w:t>36+5=41</w:t>
+            </w:r>
+          </w:p>
+        </w:tc>
+        <w:tc>
+          <w:tcPr>
+            <w:tcW w:type="dxa" w:w="1987"/>
+          </w:tcPr>
+          <w:p>
+            <w:pPr>
+              <w:jc w:val="left"/>
+            </w:pPr>
+            <w:r>
+              <w:rPr>
+                <w:rFonts w:ascii="TimeNewRoman" w:hAnsi="TimeNewRoman"/>
+                <w:sz w:val="30"/>
+              </w:rPr>
+              <w:t>92-77=15</w:t>
+            </w:r>
+          </w:p>
+        </w:tc>
+        <w:tc>
+          <w:tcPr>
+            <w:tcW w:type="dxa" w:w="1987"/>
+          </w:tcPr>
+          <w:p>
+            <w:pPr>
+              <w:jc w:val="left"/>
+            </w:pPr>
+            <w:r>
+              <w:rPr>
+                <w:rFonts w:ascii="TimeNewRoman" w:hAnsi="TimeNewRoman"/>
+                <w:sz w:val="30"/>
+              </w:rPr>
+              <w:t>78-29=49</w:t>
             </w:r>
           </w:p>
         </w:tc>
@@ -1258,7 +1171,7 @@
                 <w:rFonts w:ascii="TimeNewRoman" w:hAnsi="TimeNewRoman"/>
                 <w:sz w:val="30"/>
               </w:rPr>
-              <w:t>7+38=45</w:t>
+              <w:t>50-41=9</w:t>
             </w:r>
           </w:p>
         </w:tc>
@@ -1275,7 +1188,7 @@
                 <w:rFonts w:ascii="TimeNewRoman" w:hAnsi="TimeNewRoman"/>
                 <w:sz w:val="30"/>
               </w:rPr>
-              <w:t>39+46=85</w:t>
+              <w:t>52-6=46</w:t>
             </w:r>
           </w:p>
         </w:tc>
@@ -1292,7 +1205,7 @@
                 <w:rFonts w:ascii="TimeNewRoman" w:hAnsi="TimeNewRoman"/>
                 <w:sz w:val="30"/>
               </w:rPr>
-              <w:t>48+33=81</w:t>
+              <w:t>16+25=41</w:t>
             </w:r>
           </w:p>
         </w:tc>
@@ -1309,7 +1222,7 @@
                 <w:rFonts w:ascii="TimeNewRoman" w:hAnsi="TimeNewRoman"/>
                 <w:sz w:val="30"/>
               </w:rPr>
-              <w:t>95-18=77</w:t>
+              <w:t>8+56=64</w:t>
             </w:r>
           </w:p>
         </w:tc>
@@ -1326,7 +1239,7 @@
                 <w:rFonts w:ascii="TimeNewRoman" w:hAnsi="TimeNewRoman"/>
                 <w:sz w:val="30"/>
               </w:rPr>
-              <w:t>81-34=47</w:t>
+              <w:t>18+35=53</w:t>
             </w:r>
           </w:p>
         </w:tc>
@@ -1345,7 +1258,7 @@
                 <w:rFonts w:ascii="TimeNewRoman" w:hAnsi="TimeNewRoman"/>
                 <w:sz w:val="30"/>
               </w:rPr>
-              <w:t>60-53=7</w:t>
+              <w:t>20-15=5</w:t>
             </w:r>
           </w:p>
         </w:tc>
@@ -1362,7 +1275,7 @@
                 <w:rFonts w:ascii="TimeNewRoman" w:hAnsi="TimeNewRoman"/>
                 <w:sz w:val="30"/>
               </w:rPr>
-              <w:t>7+19=26</w:t>
+              <w:t>46+16=62</w:t>
             </w:r>
           </w:p>
         </w:tc>
@@ -1379,7 +1292,7 @@
                 <w:rFonts w:ascii="TimeNewRoman" w:hAnsi="TimeNewRoman"/>
                 <w:sz w:val="30"/>
               </w:rPr>
-              <w:t>89+9=98</w:t>
+              <w:t>48+28=76</w:t>
             </w:r>
           </w:p>
         </w:tc>
@@ -1396,7 +1309,7 @@
                 <w:rFonts w:ascii="TimeNewRoman" w:hAnsi="TimeNewRoman"/>
                 <w:sz w:val="30"/>
               </w:rPr>
-              <w:t>10-8=2</w:t>
+              <w:t>49+19=68</w:t>
             </w:r>
           </w:p>
         </w:tc>
@@ -1413,7 +1326,7 @@
                 <w:rFonts w:ascii="TimeNewRoman" w:hAnsi="TimeNewRoman"/>
                 <w:sz w:val="30"/>
               </w:rPr>
-              <w:t>4+49=53</w:t>
+              <w:t>40-18=22</w:t>
             </w:r>
           </w:p>
         </w:tc>
@@ -1432,7 +1345,7 @@
                 <w:rFonts w:ascii="TimeNewRoman" w:hAnsi="TimeNewRoman"/>
                 <w:sz w:val="30"/>
               </w:rPr>
-              <w:t>24+39=63</w:t>
+              <w:t>18+78=96</w:t>
             </w:r>
           </w:p>
         </w:tc>
@@ -1449,7 +1362,7 @@
                 <w:rFonts w:ascii="TimeNewRoman" w:hAnsi="TimeNewRoman"/>
                 <w:sz w:val="30"/>
               </w:rPr>
-              <w:t>29+16=45</w:t>
+              <w:t>16+5=21</w:t>
             </w:r>
           </w:p>
         </w:tc>
@@ -1466,7 +1379,7 @@
                 <w:rFonts w:ascii="TimeNewRoman" w:hAnsi="TimeNewRoman"/>
                 <w:sz w:val="30"/>
               </w:rPr>
-              <w:t>19+54=73</w:t>
+              <w:t>22-9=13</w:t>
             </w:r>
           </w:p>
         </w:tc>
@@ -1483,7 +1396,7 @@
                 <w:rFonts w:ascii="TimeNewRoman" w:hAnsi="TimeNewRoman"/>
                 <w:sz w:val="30"/>
               </w:rPr>
-              <w:t>17+79=96</w:t>
+              <w:t>83-54=29</w:t>
             </w:r>
           </w:p>
         </w:tc>
@@ -1500,7 +1413,7 @@
                 <w:rFonts w:ascii="TimeNewRoman" w:hAnsi="TimeNewRoman"/>
                 <w:sz w:val="30"/>
               </w:rPr>
-              <w:t>80-59=21</w:t>
+              <w:t>91-54=37</w:t>
             </w:r>
           </w:p>
         </w:tc>
@@ -1519,7 +1432,7 @@
                 <w:rFonts w:ascii="TimeNewRoman" w:hAnsi="TimeNewRoman"/>
                 <w:sz w:val="30"/>
               </w:rPr>
-              <w:t>58+13=71</w:t>
+              <w:t>7+67=74</w:t>
             </w:r>
           </w:p>
         </w:tc>
@@ -1536,7 +1449,7 @@
                 <w:rFonts w:ascii="TimeNewRoman" w:hAnsi="TimeNewRoman"/>
                 <w:sz w:val="30"/>
               </w:rPr>
-              <w:t>82-23=59</w:t>
+              <w:t>37+39=76</w:t>
             </w:r>
           </w:p>
         </w:tc>
@@ -1553,7 +1466,7 @@
                 <w:rFonts w:ascii="TimeNewRoman" w:hAnsi="TimeNewRoman"/>
                 <w:sz w:val="30"/>
               </w:rPr>
-              <w:t>39+7=46</w:t>
+              <w:t>38+39=77</w:t>
             </w:r>
           </w:p>
         </w:tc>
@@ -1570,7 +1483,7 @@
                 <w:rFonts w:ascii="TimeNewRoman" w:hAnsi="TimeNewRoman"/>
                 <w:sz w:val="30"/>
               </w:rPr>
-              <w:t>6+47=53</w:t>
+              <w:t>7+66=73</w:t>
             </w:r>
           </w:p>
         </w:tc>
@@ -1587,7 +1500,7 @@
                 <w:rFonts w:ascii="TimeNewRoman" w:hAnsi="TimeNewRoman"/>
                 <w:sz w:val="30"/>
               </w:rPr>
-              <w:t>81-2=79</w:t>
+              <w:t>25+8=33</w:t>
             </w:r>
           </w:p>
         </w:tc>
@@ -1606,7 +1519,7 @@
                 <w:rFonts w:ascii="TimeNewRoman" w:hAnsi="TimeNewRoman"/>
                 <w:sz w:val="30"/>
               </w:rPr>
-              <w:t>28-9=19</w:t>
+              <w:t>17+77=94</w:t>
             </w:r>
           </w:p>
         </w:tc>
@@ -1623,7 +1536,7 @@
                 <w:rFonts w:ascii="TimeNewRoman" w:hAnsi="TimeNewRoman"/>
                 <w:sz w:val="30"/>
               </w:rPr>
-              <w:t>31-19=12</w:t>
+              <w:t>24+17=41</w:t>
             </w:r>
           </w:p>
         </w:tc>
@@ -1640,7 +1553,7 @@
                 <w:rFonts w:ascii="TimeNewRoman" w:hAnsi="TimeNewRoman"/>
                 <w:sz w:val="30"/>
               </w:rPr>
-              <w:t>92-69=23</w:t>
+              <w:t>45+29=74</w:t>
             </w:r>
           </w:p>
         </w:tc>
@@ -1657,7 +1570,7 @@
                 <w:rFonts w:ascii="TimeNewRoman" w:hAnsi="TimeNewRoman"/>
                 <w:sz w:val="30"/>
               </w:rPr>
-              <w:t>37+37=74</w:t>
+              <w:t>71-62=9</w:t>
             </w:r>
           </w:p>
         </w:tc>
@@ -1674,7 +1587,7 @@
                 <w:rFonts w:ascii="TimeNewRoman" w:hAnsi="TimeNewRoman"/>
                 <w:sz w:val="30"/>
               </w:rPr>
-              <w:t>80-12=68</w:t>
+              <w:t>86-79=7</w:t>
             </w:r>
           </w:p>
         </w:tc>
@@ -1693,7 +1606,7 @@
                 <w:rFonts w:ascii="TimeNewRoman" w:hAnsi="TimeNewRoman"/>
                 <w:sz w:val="30"/>
               </w:rPr>
-              <w:t>5+38=43</w:t>
+              <w:t>50-37=13</w:t>
             </w:r>
           </w:p>
         </w:tc>
@@ -1710,7 +1623,7 @@
                 <w:rFonts w:ascii="TimeNewRoman" w:hAnsi="TimeNewRoman"/>
                 <w:sz w:val="30"/>
               </w:rPr>
-              <w:t>36+55=91</w:t>
+              <w:t>33+48=81</w:t>
             </w:r>
           </w:p>
         </w:tc>
@@ -1727,7 +1640,77 @@
                 <w:rFonts w:ascii="TimeNewRoman" w:hAnsi="TimeNewRoman"/>
                 <w:sz w:val="30"/>
               </w:rPr>
-              <w:t>60-4=56</w:t>
+              <w:t>61-8=53</w:t>
+            </w:r>
+          </w:p>
+        </w:tc>
+        <w:tc>
+          <w:tcPr>
+            <w:tcW w:type="dxa" w:w="1987"/>
+          </w:tcPr>
+          <w:p>
+            <w:pPr>
+              <w:jc w:val="left"/>
+            </w:pPr>
+            <w:r>
+              <w:rPr>
+                <w:rFonts w:ascii="TimeNewRoman" w:hAnsi="TimeNewRoman"/>
+                <w:sz w:val="30"/>
+              </w:rPr>
+              <w:t>4+47=51</w:t>
+            </w:r>
+          </w:p>
+        </w:tc>
+        <w:tc>
+          <w:tcPr>
+            <w:tcW w:type="dxa" w:w="1987"/>
+          </w:tcPr>
+          <w:p>
+            <w:pPr>
+              <w:jc w:val="left"/>
+            </w:pPr>
+            <w:r>
+              <w:rPr>
+                <w:rFonts w:ascii="TimeNewRoman" w:hAnsi="TimeNewRoman"/>
+                <w:sz w:val="30"/>
+              </w:rPr>
+              <w:t>82-39=43</w:t>
+            </w:r>
+          </w:p>
+        </w:tc>
+      </w:tr>
+      <w:tr>
+        <w:tc>
+          <w:tcPr>
+            <w:tcW w:type="dxa" w:w="1987"/>
+          </w:tcPr>
+          <w:p>
+            <w:pPr>
+              <w:jc w:val="left"/>
+            </w:pPr>
+            <w:r>
+              <w:rPr>
+                <w:rFonts w:ascii="TimeNewRoman" w:hAnsi="TimeNewRoman"/>
+                <w:sz w:val="30"/>
+              </w:rPr>
+              <w:t>64+8=72</w:t>
+            </w:r>
+          </w:p>
+        </w:tc>
+        <w:tc>
+          <w:tcPr>
+            <w:tcW w:type="dxa" w:w="1987"/>
+          </w:tcPr>
+          <w:p>
+            <w:pPr>
+              <w:jc w:val="left"/>
+            </w:pPr>
+            <w:r>
+              <w:rPr>
+                <w:rFonts w:ascii="TimeNewRoman" w:hAnsi="TimeNewRoman"/>
+                <w:sz w:val="30"/>
+              </w:rPr>
+              <w:t>9+64=73</w:t>
             </w:r>
           </w:p>
         </w:tc>
@@ -1761,7 +1744,24 @@
                 <w:rFonts w:ascii="TimeNewRoman" w:hAnsi="TimeNewRoman"/>
                 <w:sz w:val="30"/>
               </w:rPr>
-              <w:t>64-25=39</w:t>
+              <w:t>62-26=36</w:t>
+            </w:r>
+          </w:p>
+        </w:tc>
+        <w:tc>
+          <w:tcPr>
+            <w:tcW w:type="dxa" w:w="1987"/>
+          </w:tcPr>
+          <w:p>
+            <w:pPr>
+              <w:jc w:val="left"/>
+            </w:pPr>
+            <w:r>
+              <w:rPr>
+                <w:rFonts w:ascii="TimeNewRoman" w:hAnsi="TimeNewRoman"/>
+                <w:sz w:val="30"/>
+              </w:rPr>
+              <w:t>97-69=28</w:t>
             </w:r>
           </w:p>
         </w:tc>

--- a/answers-of-adc_sbb_within_100.docx
+++ b/answers-of-adc_sbb_within_100.docx
@@ -40,7 +40,7 @@
                 <w:rFonts w:ascii="TimeNewRoman" w:hAnsi="TimeNewRoman"/>
                 <w:sz w:val="30"/>
               </w:rPr>
-              <w:t>29+7=36</w:t>
+              <w:t>55+29=84</w:t>
             </w:r>
           </w:p>
         </w:tc>
@@ -57,7 +57,7 @@
                 <w:rFonts w:ascii="TimeNewRoman" w:hAnsi="TimeNewRoman"/>
                 <w:sz w:val="30"/>
               </w:rPr>
-              <w:t>89+8=97</w:t>
+              <w:t>39+43=82</w:t>
             </w:r>
           </w:p>
         </w:tc>
@@ -74,7 +74,7 @@
                 <w:rFonts w:ascii="TimeNewRoman" w:hAnsi="TimeNewRoman"/>
                 <w:sz w:val="30"/>
               </w:rPr>
-              <w:t>53+39=92</w:t>
+              <w:t>8+47=55</w:t>
             </w:r>
           </w:p>
         </w:tc>
@@ -91,7 +91,7 @@
                 <w:rFonts w:ascii="TimeNewRoman" w:hAnsi="TimeNewRoman"/>
                 <w:sz w:val="30"/>
               </w:rPr>
-              <w:t>56+5=61</w:t>
+              <w:t>16+27=43</w:t>
             </w:r>
           </w:p>
         </w:tc>
@@ -108,7 +108,7 @@
                 <w:rFonts w:ascii="TimeNewRoman" w:hAnsi="TimeNewRoman"/>
                 <w:sz w:val="30"/>
               </w:rPr>
-              <w:t>23+38=61</w:t>
+              <w:t>48+15=63</w:t>
             </w:r>
           </w:p>
         </w:tc>
@@ -127,7 +127,7 @@
                 <w:rFonts w:ascii="TimeNewRoman" w:hAnsi="TimeNewRoman"/>
                 <w:sz w:val="30"/>
               </w:rPr>
-              <w:t>96-28=68</w:t>
+              <w:t>90-29=61</w:t>
             </w:r>
           </w:p>
         </w:tc>
@@ -144,7 +144,7 @@
                 <w:rFonts w:ascii="TimeNewRoman" w:hAnsi="TimeNewRoman"/>
                 <w:sz w:val="30"/>
               </w:rPr>
-              <w:t>36+48=84</w:t>
+              <w:t>82-39=43</w:t>
             </w:r>
           </w:p>
         </w:tc>
@@ -161,7 +161,7 @@
                 <w:rFonts w:ascii="TimeNewRoman" w:hAnsi="TimeNewRoman"/>
                 <w:sz w:val="30"/>
               </w:rPr>
-              <w:t>60-37=23</w:t>
+              <w:t>87-69=18</w:t>
             </w:r>
           </w:p>
         </w:tc>
@@ -178,7 +178,7 @@
                 <w:rFonts w:ascii="TimeNewRoman" w:hAnsi="TimeNewRoman"/>
                 <w:sz w:val="30"/>
               </w:rPr>
-              <w:t>18+8=26</w:t>
+              <w:t>42-8=34</w:t>
             </w:r>
           </w:p>
         </w:tc>
@@ -195,7 +195,7 @@
                 <w:rFonts w:ascii="TimeNewRoman" w:hAnsi="TimeNewRoman"/>
                 <w:sz w:val="30"/>
               </w:rPr>
-              <w:t>10-1=9</w:t>
+              <w:t>94-88=6</w:t>
             </w:r>
           </w:p>
         </w:tc>
@@ -214,7 +214,7 @@
                 <w:rFonts w:ascii="TimeNewRoman" w:hAnsi="TimeNewRoman"/>
                 <w:sz w:val="30"/>
               </w:rPr>
-              <w:t>5+88=93</w:t>
+              <w:t>17+54=71</w:t>
             </w:r>
           </w:p>
         </w:tc>
@@ -231,7 +231,7 @@
                 <w:rFonts w:ascii="TimeNewRoman" w:hAnsi="TimeNewRoman"/>
                 <w:sz w:val="30"/>
               </w:rPr>
-              <w:t>38+33=71</w:t>
+              <w:t>21-6=15</w:t>
             </w:r>
           </w:p>
         </w:tc>
@@ -248,7 +248,7 @@
                 <w:rFonts w:ascii="TimeNewRoman" w:hAnsi="TimeNewRoman"/>
                 <w:sz w:val="30"/>
               </w:rPr>
-              <w:t>48+26=74</w:t>
+              <w:t>34+47=81</w:t>
             </w:r>
           </w:p>
         </w:tc>
@@ -265,7 +265,7 @@
                 <w:rFonts w:ascii="TimeNewRoman" w:hAnsi="TimeNewRoman"/>
                 <w:sz w:val="30"/>
               </w:rPr>
-              <w:t>97-48=49</w:t>
+              <w:t>28+69=97</w:t>
             </w:r>
           </w:p>
         </w:tc>
@@ -282,7 +282,7 @@
                 <w:rFonts w:ascii="TimeNewRoman" w:hAnsi="TimeNewRoman"/>
                 <w:sz w:val="30"/>
               </w:rPr>
-              <w:t>29+25=54</w:t>
+              <w:t>64+28=92</w:t>
             </w:r>
           </w:p>
         </w:tc>
@@ -301,7 +301,7 @@
                 <w:rFonts w:ascii="TimeNewRoman" w:hAnsi="TimeNewRoman"/>
                 <w:sz w:val="30"/>
               </w:rPr>
-              <w:t>53-9=44</w:t>
+              <w:t>3+69=72</w:t>
             </w:r>
           </w:p>
         </w:tc>
@@ -318,7 +318,7 @@
                 <w:rFonts w:ascii="TimeNewRoman" w:hAnsi="TimeNewRoman"/>
                 <w:sz w:val="30"/>
               </w:rPr>
-              <w:t>27+44=71</w:t>
+              <w:t>46+46=92</w:t>
             </w:r>
           </w:p>
         </w:tc>
@@ -335,7 +335,7 @@
                 <w:rFonts w:ascii="TimeNewRoman" w:hAnsi="TimeNewRoman"/>
                 <w:sz w:val="30"/>
               </w:rPr>
-              <w:t>89+9=98</w:t>
+              <w:t>54-26=28</w:t>
             </w:r>
           </w:p>
         </w:tc>
@@ -352,7 +352,7 @@
                 <w:rFonts w:ascii="TimeNewRoman" w:hAnsi="TimeNewRoman"/>
                 <w:sz w:val="30"/>
               </w:rPr>
-              <w:t>82-36=46</w:t>
+              <w:t>17+74=91</w:t>
             </w:r>
           </w:p>
         </w:tc>
@@ -369,7 +369,7 @@
                 <w:rFonts w:ascii="TimeNewRoman" w:hAnsi="TimeNewRoman"/>
                 <w:sz w:val="30"/>
               </w:rPr>
-              <w:t>22-9=13</w:t>
+              <w:t>50-37=13</w:t>
             </w:r>
           </w:p>
         </w:tc>
@@ -388,7 +388,7 @@
                 <w:rFonts w:ascii="TimeNewRoman" w:hAnsi="TimeNewRoman"/>
                 <w:sz w:val="30"/>
               </w:rPr>
-              <w:t>51-4=47</w:t>
+              <w:t>80-2=78</w:t>
             </w:r>
           </w:p>
         </w:tc>
@@ -405,7 +405,7 @@
                 <w:rFonts w:ascii="TimeNewRoman" w:hAnsi="TimeNewRoman"/>
                 <w:sz w:val="30"/>
               </w:rPr>
-              <w:t>35+16=51</w:t>
+              <w:t>33-6=27</w:t>
             </w:r>
           </w:p>
         </w:tc>
@@ -422,7 +422,7 @@
                 <w:rFonts w:ascii="TimeNewRoman" w:hAnsi="TimeNewRoman"/>
                 <w:sz w:val="30"/>
               </w:rPr>
-              <w:t>45-16=29</w:t>
+              <w:t>94-69=25</w:t>
             </w:r>
           </w:p>
         </w:tc>
@@ -439,7 +439,7 @@
                 <w:rFonts w:ascii="TimeNewRoman" w:hAnsi="TimeNewRoman"/>
                 <w:sz w:val="30"/>
               </w:rPr>
-              <w:t>83-4=79</w:t>
+              <w:t>19+37=56</w:t>
             </w:r>
           </w:p>
         </w:tc>
@@ -456,7 +456,7 @@
                 <w:rFonts w:ascii="TimeNewRoman" w:hAnsi="TimeNewRoman"/>
                 <w:sz w:val="30"/>
               </w:rPr>
-              <w:t>75-7=68</w:t>
+              <w:t>67-39=28</w:t>
             </w:r>
           </w:p>
         </w:tc>
@@ -475,7 +475,7 @@
                 <w:rFonts w:ascii="TimeNewRoman" w:hAnsi="TimeNewRoman"/>
                 <w:sz w:val="30"/>
               </w:rPr>
-              <w:t>16+15=31</w:t>
+              <w:t>59+14=73</w:t>
             </w:r>
           </w:p>
         </w:tc>
@@ -492,7 +492,7 @@
                 <w:rFonts w:ascii="TimeNewRoman" w:hAnsi="TimeNewRoman"/>
                 <w:sz w:val="30"/>
               </w:rPr>
-              <w:t>72-7=65</w:t>
+              <w:t>70-7=63</w:t>
             </w:r>
           </w:p>
         </w:tc>
@@ -509,7 +509,7 @@
                 <w:rFonts w:ascii="TimeNewRoman" w:hAnsi="TimeNewRoman"/>
                 <w:sz w:val="30"/>
               </w:rPr>
-              <w:t>17+9=26</w:t>
+              <w:t>78+14=92</w:t>
             </w:r>
           </w:p>
         </w:tc>
@@ -526,7 +526,7 @@
                 <w:rFonts w:ascii="TimeNewRoman" w:hAnsi="TimeNewRoman"/>
                 <w:sz w:val="30"/>
               </w:rPr>
-              <w:t>86-28=58</w:t>
+              <w:t>17+44=61</w:t>
             </w:r>
           </w:p>
         </w:tc>
@@ -543,7 +543,7 @@
                 <w:rFonts w:ascii="TimeNewRoman" w:hAnsi="TimeNewRoman"/>
                 <w:sz w:val="30"/>
               </w:rPr>
-              <w:t>98-69=29</w:t>
+              <w:t>73-56=17</w:t>
             </w:r>
           </w:p>
         </w:tc>
@@ -562,7 +562,7 @@
                 <w:rFonts w:ascii="TimeNewRoman" w:hAnsi="TimeNewRoman"/>
                 <w:sz w:val="30"/>
               </w:rPr>
-              <w:t>72-4=68</w:t>
+              <w:t>7+26=33</w:t>
             </w:r>
           </w:p>
         </w:tc>
@@ -579,7 +579,7 @@
                 <w:rFonts w:ascii="TimeNewRoman" w:hAnsi="TimeNewRoman"/>
                 <w:sz w:val="30"/>
               </w:rPr>
-              <w:t>29+52=81</w:t>
+              <w:t>28+15=43</w:t>
             </w:r>
           </w:p>
         </w:tc>
@@ -596,7 +596,7 @@
                 <w:rFonts w:ascii="TimeNewRoman" w:hAnsi="TimeNewRoman"/>
                 <w:sz w:val="30"/>
               </w:rPr>
-              <w:t>53-48=5</w:t>
+              <w:t>86+6=92</w:t>
             </w:r>
           </w:p>
         </w:tc>
@@ -613,7 +613,7 @@
                 <w:rFonts w:ascii="TimeNewRoman" w:hAnsi="TimeNewRoman"/>
                 <w:sz w:val="30"/>
               </w:rPr>
-              <w:t>92-59=33</w:t>
+              <w:t>31-13=18</w:t>
             </w:r>
           </w:p>
         </w:tc>
@@ -630,7 +630,7 @@
                 <w:rFonts w:ascii="TimeNewRoman" w:hAnsi="TimeNewRoman"/>
                 <w:sz w:val="30"/>
               </w:rPr>
-              <w:t>39+46=85</w:t>
+              <w:t>34+19=53</w:t>
             </w:r>
           </w:p>
         </w:tc>
@@ -649,7 +649,7 @@
                 <w:rFonts w:ascii="TimeNewRoman" w:hAnsi="TimeNewRoman"/>
                 <w:sz w:val="30"/>
               </w:rPr>
-              <w:t>55+27=82</w:t>
+              <w:t>51-43=8</w:t>
             </w:r>
           </w:p>
         </w:tc>
@@ -666,7 +666,7 @@
                 <w:rFonts w:ascii="TimeNewRoman" w:hAnsi="TimeNewRoman"/>
                 <w:sz w:val="30"/>
               </w:rPr>
-              <w:t>70-28=42</w:t>
+              <w:t>29+32=61</w:t>
             </w:r>
           </w:p>
         </w:tc>
@@ -683,7 +683,7 @@
                 <w:rFonts w:ascii="TimeNewRoman" w:hAnsi="TimeNewRoman"/>
                 <w:sz w:val="30"/>
               </w:rPr>
-              <w:t>90-52=38</w:t>
+              <w:t>53+38=91</w:t>
             </w:r>
           </w:p>
         </w:tc>
@@ -700,7 +700,442 @@
                 <w:rFonts w:ascii="TimeNewRoman" w:hAnsi="TimeNewRoman"/>
                 <w:sz w:val="30"/>
               </w:rPr>
-              <w:t>51-35=16</w:t>
+              <w:t>77+5=82</w:t>
+            </w:r>
+          </w:p>
+        </w:tc>
+        <w:tc>
+          <w:tcPr>
+            <w:tcW w:type="dxa" w:w="1987"/>
+          </w:tcPr>
+          <w:p>
+            <w:pPr>
+              <w:jc w:val="left"/>
+            </w:pPr>
+            <w:r>
+              <w:rPr>
+                <w:rFonts w:ascii="TimeNewRoman" w:hAnsi="TimeNewRoman"/>
+                <w:sz w:val="30"/>
+              </w:rPr>
+              <w:t>53+29=82</w:t>
+            </w:r>
+          </w:p>
+        </w:tc>
+      </w:tr>
+      <w:tr>
+        <w:tc>
+          <w:tcPr>
+            <w:tcW w:type="dxa" w:w="1987"/>
+          </w:tcPr>
+          <w:p>
+            <w:pPr>
+              <w:jc w:val="left"/>
+            </w:pPr>
+            <w:r>
+              <w:rPr>
+                <w:rFonts w:ascii="TimeNewRoman" w:hAnsi="TimeNewRoman"/>
+                <w:sz w:val="30"/>
+              </w:rPr>
+              <w:t>32+59=91</w:t>
+            </w:r>
+          </w:p>
+        </w:tc>
+        <w:tc>
+          <w:tcPr>
+            <w:tcW w:type="dxa" w:w="1987"/>
+          </w:tcPr>
+          <w:p>
+            <w:pPr>
+              <w:jc w:val="left"/>
+            </w:pPr>
+            <w:r>
+              <w:rPr>
+                <w:rFonts w:ascii="TimeNewRoman" w:hAnsi="TimeNewRoman"/>
+                <w:sz w:val="30"/>
+              </w:rPr>
+              <w:t>95-9=86</w:t>
+            </w:r>
+          </w:p>
+        </w:tc>
+        <w:tc>
+          <w:tcPr>
+            <w:tcW w:type="dxa" w:w="1987"/>
+          </w:tcPr>
+          <w:p>
+            <w:pPr>
+              <w:jc w:val="left"/>
+            </w:pPr>
+            <w:r>
+              <w:rPr>
+                <w:rFonts w:ascii="TimeNewRoman" w:hAnsi="TimeNewRoman"/>
+                <w:sz w:val="30"/>
+              </w:rPr>
+              <w:t>19+59=78</w:t>
+            </w:r>
+          </w:p>
+        </w:tc>
+        <w:tc>
+          <w:tcPr>
+            <w:tcW w:type="dxa" w:w="1987"/>
+          </w:tcPr>
+          <w:p>
+            <w:pPr>
+              <w:jc w:val="left"/>
+            </w:pPr>
+            <w:r>
+              <w:rPr>
+                <w:rFonts w:ascii="TimeNewRoman" w:hAnsi="TimeNewRoman"/>
+                <w:sz w:val="30"/>
+              </w:rPr>
+              <w:t>56+35=91</w:t>
+            </w:r>
+          </w:p>
+        </w:tc>
+        <w:tc>
+          <w:tcPr>
+            <w:tcW w:type="dxa" w:w="1987"/>
+          </w:tcPr>
+          <w:p>
+            <w:pPr>
+              <w:jc w:val="left"/>
+            </w:pPr>
+            <w:r>
+              <w:rPr>
+                <w:rFonts w:ascii="TimeNewRoman" w:hAnsi="TimeNewRoman"/>
+                <w:sz w:val="30"/>
+              </w:rPr>
+              <w:t>41-9=32</w:t>
+            </w:r>
+          </w:p>
+        </w:tc>
+      </w:tr>
+      <w:tr>
+        <w:tc>
+          <w:tcPr>
+            <w:tcW w:type="dxa" w:w="1987"/>
+          </w:tcPr>
+          <w:p>
+            <w:pPr>
+              <w:jc w:val="left"/>
+            </w:pPr>
+            <w:r>
+              <w:rPr>
+                <w:rFonts w:ascii="TimeNewRoman" w:hAnsi="TimeNewRoman"/>
+                <w:sz w:val="30"/>
+              </w:rPr>
+              <w:t>70-47=23</w:t>
+            </w:r>
+          </w:p>
+        </w:tc>
+        <w:tc>
+          <w:tcPr>
+            <w:tcW w:type="dxa" w:w="1987"/>
+          </w:tcPr>
+          <w:p>
+            <w:pPr>
+              <w:jc w:val="left"/>
+            </w:pPr>
+            <w:r>
+              <w:rPr>
+                <w:rFonts w:ascii="TimeNewRoman" w:hAnsi="TimeNewRoman"/>
+                <w:sz w:val="30"/>
+              </w:rPr>
+              <w:t>59+24=83</w:t>
+            </w:r>
+          </w:p>
+        </w:tc>
+        <w:tc>
+          <w:tcPr>
+            <w:tcW w:type="dxa" w:w="1987"/>
+          </w:tcPr>
+          <w:p>
+            <w:pPr>
+              <w:jc w:val="left"/>
+            </w:pPr>
+            <w:r>
+              <w:rPr>
+                <w:rFonts w:ascii="TimeNewRoman" w:hAnsi="TimeNewRoman"/>
+                <w:sz w:val="30"/>
+              </w:rPr>
+              <w:t>23-9=14</w:t>
+            </w:r>
+          </w:p>
+        </w:tc>
+        <w:tc>
+          <w:tcPr>
+            <w:tcW w:type="dxa" w:w="1987"/>
+          </w:tcPr>
+          <w:p>
+            <w:pPr>
+              <w:jc w:val="left"/>
+            </w:pPr>
+            <w:r>
+              <w:rPr>
+                <w:rFonts w:ascii="TimeNewRoman" w:hAnsi="TimeNewRoman"/>
+                <w:sz w:val="30"/>
+              </w:rPr>
+              <w:t>8+59=67</w:t>
+            </w:r>
+          </w:p>
+        </w:tc>
+        <w:tc>
+          <w:tcPr>
+            <w:tcW w:type="dxa" w:w="1987"/>
+          </w:tcPr>
+          <w:p>
+            <w:pPr>
+              <w:jc w:val="left"/>
+            </w:pPr>
+            <w:r>
+              <w:rPr>
+                <w:rFonts w:ascii="TimeNewRoman" w:hAnsi="TimeNewRoman"/>
+                <w:sz w:val="30"/>
+              </w:rPr>
+              <w:t>60-13=47</w:t>
+            </w:r>
+          </w:p>
+        </w:tc>
+      </w:tr>
+      <w:tr>
+        <w:tc>
+          <w:tcPr>
+            <w:tcW w:type="dxa" w:w="1987"/>
+          </w:tcPr>
+          <w:p>
+            <w:pPr>
+              <w:jc w:val="left"/>
+            </w:pPr>
+            <w:r>
+              <w:rPr>
+                <w:rFonts w:ascii="TimeNewRoman" w:hAnsi="TimeNewRoman"/>
+                <w:sz w:val="30"/>
+              </w:rPr>
+              <w:t>65+26=91</w:t>
+            </w:r>
+          </w:p>
+        </w:tc>
+        <w:tc>
+          <w:tcPr>
+            <w:tcW w:type="dxa" w:w="1987"/>
+          </w:tcPr>
+          <w:p>
+            <w:pPr>
+              <w:jc w:val="left"/>
+            </w:pPr>
+            <w:r>
+              <w:rPr>
+                <w:rFonts w:ascii="TimeNewRoman" w:hAnsi="TimeNewRoman"/>
+                <w:sz w:val="30"/>
+              </w:rPr>
+              <w:t>91-39=52</w:t>
+            </w:r>
+          </w:p>
+        </w:tc>
+        <w:tc>
+          <w:tcPr>
+            <w:tcW w:type="dxa" w:w="1987"/>
+          </w:tcPr>
+          <w:p>
+            <w:pPr>
+              <w:jc w:val="left"/>
+            </w:pPr>
+            <w:r>
+              <w:rPr>
+                <w:rFonts w:ascii="TimeNewRoman" w:hAnsi="TimeNewRoman"/>
+                <w:sz w:val="30"/>
+              </w:rPr>
+              <w:t>46+7=53</w:t>
+            </w:r>
+          </w:p>
+        </w:tc>
+        <w:tc>
+          <w:tcPr>
+            <w:tcW w:type="dxa" w:w="1987"/>
+          </w:tcPr>
+          <w:p>
+            <w:pPr>
+              <w:jc w:val="left"/>
+            </w:pPr>
+            <w:r>
+              <w:rPr>
+                <w:rFonts w:ascii="TimeNewRoman" w:hAnsi="TimeNewRoman"/>
+                <w:sz w:val="30"/>
+              </w:rPr>
+              <w:t>48+16=64</w:t>
+            </w:r>
+          </w:p>
+        </w:tc>
+        <w:tc>
+          <w:tcPr>
+            <w:tcW w:type="dxa" w:w="1987"/>
+          </w:tcPr>
+          <w:p>
+            <w:pPr>
+              <w:jc w:val="left"/>
+            </w:pPr>
+            <w:r>
+              <w:rPr>
+                <w:rFonts w:ascii="TimeNewRoman" w:hAnsi="TimeNewRoman"/>
+                <w:sz w:val="30"/>
+              </w:rPr>
+              <w:t>71-39=32</w:t>
+            </w:r>
+          </w:p>
+        </w:tc>
+      </w:tr>
+      <w:tr>
+        <w:tc>
+          <w:tcPr>
+            <w:tcW w:type="dxa" w:w="1987"/>
+          </w:tcPr>
+          <w:p>
+            <w:pPr>
+              <w:jc w:val="left"/>
+            </w:pPr>
+            <w:r>
+              <w:rPr>
+                <w:rFonts w:ascii="TimeNewRoman" w:hAnsi="TimeNewRoman"/>
+                <w:sz w:val="30"/>
+              </w:rPr>
+              <w:t>82-66=16</w:t>
+            </w:r>
+          </w:p>
+        </w:tc>
+        <w:tc>
+          <w:tcPr>
+            <w:tcW w:type="dxa" w:w="1987"/>
+          </w:tcPr>
+          <w:p>
+            <w:pPr>
+              <w:jc w:val="left"/>
+            </w:pPr>
+            <w:r>
+              <w:rPr>
+                <w:rFonts w:ascii="TimeNewRoman" w:hAnsi="TimeNewRoman"/>
+                <w:sz w:val="30"/>
+              </w:rPr>
+              <w:t>72-68=4</w:t>
+            </w:r>
+          </w:p>
+        </w:tc>
+        <w:tc>
+          <w:tcPr>
+            <w:tcW w:type="dxa" w:w="1987"/>
+          </w:tcPr>
+          <w:p>
+            <w:pPr>
+              <w:jc w:val="left"/>
+            </w:pPr>
+            <w:r>
+              <w:rPr>
+                <w:rFonts w:ascii="TimeNewRoman" w:hAnsi="TimeNewRoman"/>
+                <w:sz w:val="30"/>
+              </w:rPr>
+              <w:t>35+17=52</w:t>
+            </w:r>
+          </w:p>
+        </w:tc>
+        <w:tc>
+          <w:tcPr>
+            <w:tcW w:type="dxa" w:w="1987"/>
+          </w:tcPr>
+          <w:p>
+            <w:pPr>
+              <w:jc w:val="left"/>
+            </w:pPr>
+            <w:r>
+              <w:rPr>
+                <w:rFonts w:ascii="TimeNewRoman" w:hAnsi="TimeNewRoman"/>
+                <w:sz w:val="30"/>
+              </w:rPr>
+              <w:t>84-78=6</w:t>
+            </w:r>
+          </w:p>
+        </w:tc>
+        <w:tc>
+          <w:tcPr>
+            <w:tcW w:type="dxa" w:w="1987"/>
+          </w:tcPr>
+          <w:p>
+            <w:pPr>
+              <w:jc w:val="left"/>
+            </w:pPr>
+            <w:r>
+              <w:rPr>
+                <w:rFonts w:ascii="TimeNewRoman" w:hAnsi="TimeNewRoman"/>
+                <w:sz w:val="30"/>
+              </w:rPr>
+              <w:t>46+25=71</w:t>
+            </w:r>
+          </w:p>
+        </w:tc>
+      </w:tr>
+      <w:tr>
+        <w:tc>
+          <w:tcPr>
+            <w:tcW w:type="dxa" w:w="1987"/>
+          </w:tcPr>
+          <w:p>
+            <w:pPr>
+              <w:jc w:val="left"/>
+            </w:pPr>
+            <w:r>
+              <w:rPr>
+                <w:rFonts w:ascii="TimeNewRoman" w:hAnsi="TimeNewRoman"/>
+                <w:sz w:val="30"/>
+              </w:rPr>
+              <w:t>7+44=51</w:t>
+            </w:r>
+          </w:p>
+        </w:tc>
+        <w:tc>
+          <w:tcPr>
+            <w:tcW w:type="dxa" w:w="1987"/>
+          </w:tcPr>
+          <w:p>
+            <w:pPr>
+              <w:jc w:val="left"/>
+            </w:pPr>
+            <w:r>
+              <w:rPr>
+                <w:rFonts w:ascii="TimeNewRoman" w:hAnsi="TimeNewRoman"/>
+                <w:sz w:val="30"/>
+              </w:rPr>
+              <w:t>15+36=51</w:t>
+            </w:r>
+          </w:p>
+        </w:tc>
+        <w:tc>
+          <w:tcPr>
+            <w:tcW w:type="dxa" w:w="1987"/>
+          </w:tcPr>
+          <w:p>
+            <w:pPr>
+              <w:jc w:val="left"/>
+            </w:pPr>
+            <w:r>
+              <w:rPr>
+                <w:rFonts w:ascii="TimeNewRoman" w:hAnsi="TimeNewRoman"/>
+                <w:sz w:val="30"/>
+              </w:rPr>
+              <w:t>32+39=71</w:t>
+            </w:r>
+          </w:p>
+        </w:tc>
+        <w:tc>
+          <w:tcPr>
+            <w:tcW w:type="dxa" w:w="1987"/>
+          </w:tcPr>
+          <w:p>
+            <w:pPr>
+              <w:jc w:val="left"/>
+            </w:pPr>
+            <w:r>
+              <w:rPr>
+                <w:rFonts w:ascii="TimeNewRoman" w:hAnsi="TimeNewRoman"/>
+                <w:sz w:val="30"/>
+              </w:rPr>
+              <w:t>44+19=63</w:t>
             </w:r>
           </w:p>
         </w:tc>
@@ -736,7 +1171,7 @@
                 <w:rFonts w:ascii="TimeNewRoman" w:hAnsi="TimeNewRoman"/>
                 <w:sz w:val="30"/>
               </w:rPr>
-              <w:t>38+48=86</w:t>
+              <w:t>7+38=45</w:t>
             </w:r>
           </w:p>
         </w:tc>
@@ -753,7 +1188,7 @@
                 <w:rFonts w:ascii="TimeNewRoman" w:hAnsi="TimeNewRoman"/>
                 <w:sz w:val="30"/>
               </w:rPr>
-              <w:t>94-28=66</w:t>
+              <w:t>46+9=55</w:t>
             </w:r>
           </w:p>
         </w:tc>
@@ -770,7 +1205,7 @@
                 <w:rFonts w:ascii="TimeNewRoman" w:hAnsi="TimeNewRoman"/>
                 <w:sz w:val="30"/>
               </w:rPr>
-              <w:t>58+17=75</w:t>
+              <w:t>75-48=27</w:t>
             </w:r>
           </w:p>
         </w:tc>
@@ -787,7 +1222,7 @@
                 <w:rFonts w:ascii="TimeNewRoman" w:hAnsi="TimeNewRoman"/>
                 <w:sz w:val="30"/>
               </w:rPr>
-              <w:t>17+25=42</w:t>
+              <w:t>44+37=81</w:t>
             </w:r>
           </w:p>
         </w:tc>
@@ -804,7 +1239,7 @@
                 <w:rFonts w:ascii="TimeNewRoman" w:hAnsi="TimeNewRoman"/>
                 <w:sz w:val="30"/>
               </w:rPr>
-              <w:t>70-49=21</w:t>
+              <w:t>37+55=92</w:t>
             </w:r>
           </w:p>
         </w:tc>
@@ -823,7 +1258,7 @@
                 <w:rFonts w:ascii="TimeNewRoman" w:hAnsi="TimeNewRoman"/>
                 <w:sz w:val="30"/>
               </w:rPr>
-              <w:t>40-16=24</w:t>
+              <w:t>29+54=83</w:t>
             </w:r>
           </w:p>
         </w:tc>
@@ -840,7 +1275,7 @@
                 <w:rFonts w:ascii="TimeNewRoman" w:hAnsi="TimeNewRoman"/>
                 <w:sz w:val="30"/>
               </w:rPr>
-              <w:t>82-55=27</w:t>
+              <w:t>39+38=77</w:t>
             </w:r>
           </w:p>
         </w:tc>
@@ -857,7 +1292,7 @@
                 <w:rFonts w:ascii="TimeNewRoman" w:hAnsi="TimeNewRoman"/>
                 <w:sz w:val="30"/>
               </w:rPr>
-              <w:t>15-7=8</w:t>
+              <w:t>52-15=37</w:t>
             </w:r>
           </w:p>
         </w:tc>
@@ -874,7 +1309,7 @@
                 <w:rFonts w:ascii="TimeNewRoman" w:hAnsi="TimeNewRoman"/>
                 <w:sz w:val="30"/>
               </w:rPr>
-              <w:t>53-24=29</w:t>
+              <w:t>80-75=5</w:t>
             </w:r>
           </w:p>
         </w:tc>
@@ -891,7 +1326,7 @@
                 <w:rFonts w:ascii="TimeNewRoman" w:hAnsi="TimeNewRoman"/>
                 <w:sz w:val="30"/>
               </w:rPr>
-              <w:t>72-47=25</w:t>
+              <w:t>46-9=37</w:t>
             </w:r>
           </w:p>
         </w:tc>
@@ -910,268 +1345,7 @@
                 <w:rFonts w:ascii="TimeNewRoman" w:hAnsi="TimeNewRoman"/>
                 <w:sz w:val="30"/>
               </w:rPr>
-              <w:t>7+18=25</w:t>
-            </w:r>
-          </w:p>
-        </w:tc>
-        <w:tc>
-          <w:tcPr>
-            <w:tcW w:type="dxa" w:w="1987"/>
-          </w:tcPr>
-          <w:p>
-            <w:pPr>
-              <w:jc w:val="left"/>
-            </w:pPr>
-            <w:r>
-              <w:rPr>
-                <w:rFonts w:ascii="TimeNewRoman" w:hAnsi="TimeNewRoman"/>
-                <w:sz w:val="30"/>
-              </w:rPr>
-              <w:t>73-25=48</w:t>
-            </w:r>
-          </w:p>
-        </w:tc>
-        <w:tc>
-          <w:tcPr>
-            <w:tcW w:type="dxa" w:w="1987"/>
-          </w:tcPr>
-          <w:p>
-            <w:pPr>
-              <w:jc w:val="left"/>
-            </w:pPr>
-            <w:r>
-              <w:rPr>
-                <w:rFonts w:ascii="TimeNewRoman" w:hAnsi="TimeNewRoman"/>
-                <w:sz w:val="30"/>
-              </w:rPr>
-              <w:t>82-75=7</w:t>
-            </w:r>
-          </w:p>
-        </w:tc>
-        <w:tc>
-          <w:tcPr>
-            <w:tcW w:type="dxa" w:w="1987"/>
-          </w:tcPr>
-          <w:p>
-            <w:pPr>
-              <w:jc w:val="left"/>
-            </w:pPr>
-            <w:r>
-              <w:rPr>
-                <w:rFonts w:ascii="TimeNewRoman" w:hAnsi="TimeNewRoman"/>
-                <w:sz w:val="30"/>
-              </w:rPr>
-              <w:t>91-14=77</w:t>
-            </w:r>
-          </w:p>
-        </w:tc>
-        <w:tc>
-          <w:tcPr>
-            <w:tcW w:type="dxa" w:w="1987"/>
-          </w:tcPr>
-          <w:p>
-            <w:pPr>
-              <w:jc w:val="left"/>
-            </w:pPr>
-            <w:r>
-              <w:rPr>
-                <w:rFonts w:ascii="TimeNewRoman" w:hAnsi="TimeNewRoman"/>
-                <w:sz w:val="30"/>
-              </w:rPr>
-              <w:t>81-49=32</w:t>
-            </w:r>
-          </w:p>
-        </w:tc>
-      </w:tr>
-      <w:tr>
-        <w:tc>
-          <w:tcPr>
-            <w:tcW w:type="dxa" w:w="1987"/>
-          </w:tcPr>
-          <w:p>
-            <w:pPr>
-              <w:jc w:val="left"/>
-            </w:pPr>
-            <w:r>
-              <w:rPr>
-                <w:rFonts w:ascii="TimeNewRoman" w:hAnsi="TimeNewRoman"/>
-                <w:sz w:val="30"/>
-              </w:rPr>
-              <w:t>41-27=14</w:t>
-            </w:r>
-          </w:p>
-        </w:tc>
-        <w:tc>
-          <w:tcPr>
-            <w:tcW w:type="dxa" w:w="1987"/>
-          </w:tcPr>
-          <w:p>
-            <w:pPr>
-              <w:jc w:val="left"/>
-            </w:pPr>
-            <w:r>
-              <w:rPr>
-                <w:rFonts w:ascii="TimeNewRoman" w:hAnsi="TimeNewRoman"/>
-                <w:sz w:val="30"/>
-              </w:rPr>
-              <w:t>58+9=67</w:t>
-            </w:r>
-          </w:p>
-        </w:tc>
-        <w:tc>
-          <w:tcPr>
-            <w:tcW w:type="dxa" w:w="1987"/>
-          </w:tcPr>
-          <w:p>
-            <w:pPr>
-              <w:jc w:val="left"/>
-            </w:pPr>
-            <w:r>
-              <w:rPr>
-                <w:rFonts w:ascii="TimeNewRoman" w:hAnsi="TimeNewRoman"/>
-                <w:sz w:val="30"/>
-              </w:rPr>
-              <w:t>8+46=54</w:t>
-            </w:r>
-          </w:p>
-        </w:tc>
-        <w:tc>
-          <w:tcPr>
-            <w:tcW w:type="dxa" w:w="1987"/>
-          </w:tcPr>
-          <w:p>
-            <w:pPr>
-              <w:jc w:val="left"/>
-            </w:pPr>
-            <w:r>
-              <w:rPr>
-                <w:rFonts w:ascii="TimeNewRoman" w:hAnsi="TimeNewRoman"/>
-                <w:sz w:val="30"/>
-              </w:rPr>
-              <w:t>71-28=43</w:t>
-            </w:r>
-          </w:p>
-        </w:tc>
-        <w:tc>
-          <w:tcPr>
-            <w:tcW w:type="dxa" w:w="1987"/>
-          </w:tcPr>
-          <w:p>
-            <w:pPr>
-              <w:jc w:val="left"/>
-            </w:pPr>
-            <w:r>
-              <w:rPr>
-                <w:rFonts w:ascii="TimeNewRoman" w:hAnsi="TimeNewRoman"/>
-                <w:sz w:val="30"/>
-              </w:rPr>
-              <w:t>24+39=63</w:t>
-            </w:r>
-          </w:p>
-        </w:tc>
-      </w:tr>
-      <w:tr>
-        <w:tc>
-          <w:tcPr>
-            <w:tcW w:type="dxa" w:w="1987"/>
-          </w:tcPr>
-          <w:p>
-            <w:pPr>
-              <w:jc w:val="left"/>
-            </w:pPr>
-            <w:r>
-              <w:rPr>
-                <w:rFonts w:ascii="TimeNewRoman" w:hAnsi="TimeNewRoman"/>
-                <w:sz w:val="30"/>
-              </w:rPr>
-              <w:t>25-8=17</w:t>
-            </w:r>
-          </w:p>
-        </w:tc>
-        <w:tc>
-          <w:tcPr>
-            <w:tcW w:type="dxa" w:w="1987"/>
-          </w:tcPr>
-          <w:p>
-            <w:pPr>
-              <w:jc w:val="left"/>
-            </w:pPr>
-            <w:r>
-              <w:rPr>
-                <w:rFonts w:ascii="TimeNewRoman" w:hAnsi="TimeNewRoman"/>
-                <w:sz w:val="30"/>
-              </w:rPr>
-              <w:t>91-17=74</w:t>
-            </w:r>
-          </w:p>
-        </w:tc>
-        <w:tc>
-          <w:tcPr>
-            <w:tcW w:type="dxa" w:w="1987"/>
-          </w:tcPr>
-          <w:p>
-            <w:pPr>
-              <w:jc w:val="left"/>
-            </w:pPr>
-            <w:r>
-              <w:rPr>
-                <w:rFonts w:ascii="TimeNewRoman" w:hAnsi="TimeNewRoman"/>
-                <w:sz w:val="30"/>
-              </w:rPr>
-              <w:t>36+5=41</w:t>
-            </w:r>
-          </w:p>
-        </w:tc>
-        <w:tc>
-          <w:tcPr>
-            <w:tcW w:type="dxa" w:w="1987"/>
-          </w:tcPr>
-          <w:p>
-            <w:pPr>
-              <w:jc w:val="left"/>
-            </w:pPr>
-            <w:r>
-              <w:rPr>
-                <w:rFonts w:ascii="TimeNewRoman" w:hAnsi="TimeNewRoman"/>
-                <w:sz w:val="30"/>
-              </w:rPr>
-              <w:t>92-77=15</w:t>
-            </w:r>
-          </w:p>
-        </w:tc>
-        <w:tc>
-          <w:tcPr>
-            <w:tcW w:type="dxa" w:w="1987"/>
-          </w:tcPr>
-          <w:p>
-            <w:pPr>
-              <w:jc w:val="left"/>
-            </w:pPr>
-            <w:r>
-              <w:rPr>
-                <w:rFonts w:ascii="TimeNewRoman" w:hAnsi="TimeNewRoman"/>
-                <w:sz w:val="30"/>
-              </w:rPr>
-              <w:t>78-29=49</w:t>
-            </w:r>
-          </w:p>
-        </w:tc>
-      </w:tr>
-      <w:tr>
-        <w:tc>
-          <w:tcPr>
-            <w:tcW w:type="dxa" w:w="1987"/>
-          </w:tcPr>
-          <w:p>
-            <w:pPr>
-              <w:jc w:val="left"/>
-            </w:pPr>
-            <w:r>
-              <w:rPr>
-                <w:rFonts w:ascii="TimeNewRoman" w:hAnsi="TimeNewRoman"/>
-                <w:sz w:val="30"/>
-              </w:rPr>
-              <w:t>50-41=9</w:t>
+              <w:t>94-79=15</w:t>
             </w:r>
           </w:p>
         </w:tc>
@@ -1205,7 +1379,7 @@
                 <w:rFonts w:ascii="TimeNewRoman" w:hAnsi="TimeNewRoman"/>
                 <w:sz w:val="30"/>
               </w:rPr>
-              <w:t>16+25=41</w:t>
+              <w:t>89+9=98</w:t>
             </w:r>
           </w:p>
         </w:tc>
@@ -1222,7 +1396,7 @@
                 <w:rFonts w:ascii="TimeNewRoman" w:hAnsi="TimeNewRoman"/>
                 <w:sz w:val="30"/>
               </w:rPr>
-              <w:t>8+56=64</w:t>
+              <w:t>90-1=89</w:t>
             </w:r>
           </w:p>
         </w:tc>
@@ -1239,7 +1413,7 @@
                 <w:rFonts w:ascii="TimeNewRoman" w:hAnsi="TimeNewRoman"/>
                 <w:sz w:val="30"/>
               </w:rPr>
-              <w:t>18+35=53</w:t>
+              <w:t>53-35=18</w:t>
             </w:r>
           </w:p>
         </w:tc>
@@ -1258,7 +1432,7 @@
                 <w:rFonts w:ascii="TimeNewRoman" w:hAnsi="TimeNewRoman"/>
                 <w:sz w:val="30"/>
               </w:rPr>
-              <w:t>20-15=5</w:t>
+              <w:t>94-77=17</w:t>
             </w:r>
           </w:p>
         </w:tc>
@@ -1275,7 +1449,7 @@
                 <w:rFonts w:ascii="TimeNewRoman" w:hAnsi="TimeNewRoman"/>
                 <w:sz w:val="30"/>
               </w:rPr>
-              <w:t>46+16=62</w:t>
+              <w:t>66-17=49</w:t>
             </w:r>
           </w:p>
         </w:tc>
@@ -1292,7 +1466,7 @@
                 <w:rFonts w:ascii="TimeNewRoman" w:hAnsi="TimeNewRoman"/>
                 <w:sz w:val="30"/>
               </w:rPr>
-              <w:t>48+28=76</w:t>
+              <w:t>92-63=29</w:t>
             </w:r>
           </w:p>
         </w:tc>
@@ -1309,7 +1483,7 @@
                 <w:rFonts w:ascii="TimeNewRoman" w:hAnsi="TimeNewRoman"/>
                 <w:sz w:val="30"/>
               </w:rPr>
-              <w:t>49+19=68</w:t>
+              <w:t>29+25=54</w:t>
             </w:r>
           </w:p>
         </w:tc>
@@ -1326,7 +1500,7 @@
                 <w:rFonts w:ascii="TimeNewRoman" w:hAnsi="TimeNewRoman"/>
                 <w:sz w:val="30"/>
               </w:rPr>
-              <w:t>40-18=22</w:t>
+              <w:t>22-14=8</w:t>
             </w:r>
           </w:p>
         </w:tc>
@@ -1345,7 +1519,7 @@
                 <w:rFonts w:ascii="TimeNewRoman" w:hAnsi="TimeNewRoman"/>
                 <w:sz w:val="30"/>
               </w:rPr>
-              <w:t>18+78=96</w:t>
+              <w:t>82-65=17</w:t>
             </w:r>
           </w:p>
         </w:tc>
@@ -1362,7 +1536,7 @@
                 <w:rFonts w:ascii="TimeNewRoman" w:hAnsi="TimeNewRoman"/>
                 <w:sz w:val="30"/>
               </w:rPr>
-              <w:t>16+5=21</w:t>
+              <w:t>51-36=15</w:t>
             </w:r>
           </w:p>
         </w:tc>
@@ -1379,7 +1553,7 @@
                 <w:rFonts w:ascii="TimeNewRoman" w:hAnsi="TimeNewRoman"/>
                 <w:sz w:val="30"/>
               </w:rPr>
-              <w:t>22-9=13</w:t>
+              <w:t>8+89=97</w:t>
             </w:r>
           </w:p>
         </w:tc>
@@ -1396,7 +1570,7 @@
                 <w:rFonts w:ascii="TimeNewRoman" w:hAnsi="TimeNewRoman"/>
                 <w:sz w:val="30"/>
               </w:rPr>
-              <w:t>83-54=29</w:t>
+              <w:t>54-8=46</w:t>
             </w:r>
           </w:p>
         </w:tc>
@@ -1413,7 +1587,7 @@
                 <w:rFonts w:ascii="TimeNewRoman" w:hAnsi="TimeNewRoman"/>
                 <w:sz w:val="30"/>
               </w:rPr>
-              <w:t>91-54=37</w:t>
+              <w:t>80-43=37</w:t>
             </w:r>
           </w:p>
         </w:tc>
@@ -1432,7 +1606,7 @@
                 <w:rFonts w:ascii="TimeNewRoman" w:hAnsi="TimeNewRoman"/>
                 <w:sz w:val="30"/>
               </w:rPr>
-              <w:t>7+67=74</w:t>
+              <w:t>19+5=24</w:t>
             </w:r>
           </w:p>
         </w:tc>
@@ -1449,7 +1623,7 @@
                 <w:rFonts w:ascii="TimeNewRoman" w:hAnsi="TimeNewRoman"/>
                 <w:sz w:val="30"/>
               </w:rPr>
-              <w:t>37+39=76</w:t>
+              <w:t>61-23=38</w:t>
             </w:r>
           </w:p>
         </w:tc>
@@ -1466,7 +1640,7 @@
                 <w:rFonts w:ascii="TimeNewRoman" w:hAnsi="TimeNewRoman"/>
                 <w:sz w:val="30"/>
               </w:rPr>
-              <w:t>38+39=77</w:t>
+              <w:t>27+56=83</w:t>
             </w:r>
           </w:p>
         </w:tc>
@@ -1483,7 +1657,7 @@
                 <w:rFonts w:ascii="TimeNewRoman" w:hAnsi="TimeNewRoman"/>
                 <w:sz w:val="30"/>
               </w:rPr>
-              <w:t>7+66=73</w:t>
+              <w:t>44-17=27</w:t>
             </w:r>
           </w:p>
         </w:tc>
@@ -1500,7 +1674,7 @@
                 <w:rFonts w:ascii="TimeNewRoman" w:hAnsi="TimeNewRoman"/>
                 <w:sz w:val="30"/>
               </w:rPr>
-              <w:t>25+8=33</w:t>
+              <w:t>92-46=46</w:t>
             </w:r>
           </w:p>
         </w:tc>
@@ -1519,7 +1693,7 @@
                 <w:rFonts w:ascii="TimeNewRoman" w:hAnsi="TimeNewRoman"/>
                 <w:sz w:val="30"/>
               </w:rPr>
-              <w:t>17+77=94</w:t>
+              <w:t>28+4=32</w:t>
             </w:r>
           </w:p>
         </w:tc>
@@ -1536,7 +1710,7 @@
                 <w:rFonts w:ascii="TimeNewRoman" w:hAnsi="TimeNewRoman"/>
                 <w:sz w:val="30"/>
               </w:rPr>
-              <w:t>24+17=41</w:t>
+              <w:t>53-44=9</w:t>
             </w:r>
           </w:p>
         </w:tc>
@@ -1553,7 +1727,7 @@
                 <w:rFonts w:ascii="TimeNewRoman" w:hAnsi="TimeNewRoman"/>
                 <w:sz w:val="30"/>
               </w:rPr>
-              <w:t>45+29=74</w:t>
+              <w:t>52-7=45</w:t>
             </w:r>
           </w:p>
         </w:tc>
@@ -1570,7 +1744,7 @@
                 <w:rFonts w:ascii="TimeNewRoman" w:hAnsi="TimeNewRoman"/>
                 <w:sz w:val="30"/>
               </w:rPr>
-              <w:t>71-62=9</w:t>
+              <w:t>53-9=44</w:t>
             </w:r>
           </w:p>
         </w:tc>
@@ -1587,181 +1761,7 @@
                 <w:rFonts w:ascii="TimeNewRoman" w:hAnsi="TimeNewRoman"/>
                 <w:sz w:val="30"/>
               </w:rPr>
-              <w:t>86-79=7</w:t>
-            </w:r>
-          </w:p>
-        </w:tc>
-      </w:tr>
-      <w:tr>
-        <w:tc>
-          <w:tcPr>
-            <w:tcW w:type="dxa" w:w="1987"/>
-          </w:tcPr>
-          <w:p>
-            <w:pPr>
-              <w:jc w:val="left"/>
-            </w:pPr>
-            <w:r>
-              <w:rPr>
-                <w:rFonts w:ascii="TimeNewRoman" w:hAnsi="TimeNewRoman"/>
-                <w:sz w:val="30"/>
-              </w:rPr>
-              <w:t>50-37=13</w:t>
-            </w:r>
-          </w:p>
-        </w:tc>
-        <w:tc>
-          <w:tcPr>
-            <w:tcW w:type="dxa" w:w="1987"/>
-          </w:tcPr>
-          <w:p>
-            <w:pPr>
-              <w:jc w:val="left"/>
-            </w:pPr>
-            <w:r>
-              <w:rPr>
-                <w:rFonts w:ascii="TimeNewRoman" w:hAnsi="TimeNewRoman"/>
-                <w:sz w:val="30"/>
-              </w:rPr>
-              <w:t>33+48=81</w:t>
-            </w:r>
-          </w:p>
-        </w:tc>
-        <w:tc>
-          <w:tcPr>
-            <w:tcW w:type="dxa" w:w="1987"/>
-          </w:tcPr>
-          <w:p>
-            <w:pPr>
-              <w:jc w:val="left"/>
-            </w:pPr>
-            <w:r>
-              <w:rPr>
-                <w:rFonts w:ascii="TimeNewRoman" w:hAnsi="TimeNewRoman"/>
-                <w:sz w:val="30"/>
-              </w:rPr>
-              <w:t>61-8=53</w:t>
-            </w:r>
-          </w:p>
-        </w:tc>
-        <w:tc>
-          <w:tcPr>
-            <w:tcW w:type="dxa" w:w="1987"/>
-          </w:tcPr>
-          <w:p>
-            <w:pPr>
-              <w:jc w:val="left"/>
-            </w:pPr>
-            <w:r>
-              <w:rPr>
-                <w:rFonts w:ascii="TimeNewRoman" w:hAnsi="TimeNewRoman"/>
-                <w:sz w:val="30"/>
-              </w:rPr>
-              <w:t>4+47=51</w:t>
-            </w:r>
-          </w:p>
-        </w:tc>
-        <w:tc>
-          <w:tcPr>
-            <w:tcW w:type="dxa" w:w="1987"/>
-          </w:tcPr>
-          <w:p>
-            <w:pPr>
-              <w:jc w:val="left"/>
-            </w:pPr>
-            <w:r>
-              <w:rPr>
-                <w:rFonts w:ascii="TimeNewRoman" w:hAnsi="TimeNewRoman"/>
-                <w:sz w:val="30"/>
-              </w:rPr>
-              <w:t>82-39=43</w:t>
-            </w:r>
-          </w:p>
-        </w:tc>
-      </w:tr>
-      <w:tr>
-        <w:tc>
-          <w:tcPr>
-            <w:tcW w:type="dxa" w:w="1987"/>
-          </w:tcPr>
-          <w:p>
-            <w:pPr>
-              <w:jc w:val="left"/>
-            </w:pPr>
-            <w:r>
-              <w:rPr>
-                <w:rFonts w:ascii="TimeNewRoman" w:hAnsi="TimeNewRoman"/>
-                <w:sz w:val="30"/>
-              </w:rPr>
-              <w:t>64+8=72</w:t>
-            </w:r>
-          </w:p>
-        </w:tc>
-        <w:tc>
-          <w:tcPr>
-            <w:tcW w:type="dxa" w:w="1987"/>
-          </w:tcPr>
-          <w:p>
-            <w:pPr>
-              <w:jc w:val="left"/>
-            </w:pPr>
-            <w:r>
-              <w:rPr>
-                <w:rFonts w:ascii="TimeNewRoman" w:hAnsi="TimeNewRoman"/>
-                <w:sz w:val="30"/>
-              </w:rPr>
-              <w:t>9+64=73</w:t>
-            </w:r>
-          </w:p>
-        </w:tc>
-        <w:tc>
-          <w:tcPr>
-            <w:tcW w:type="dxa" w:w="1987"/>
-          </w:tcPr>
-          <w:p>
-            <w:pPr>
-              <w:jc w:val="left"/>
-            </w:pPr>
-            <w:r>
-              <w:rPr>
-                <w:rFonts w:ascii="TimeNewRoman" w:hAnsi="TimeNewRoman"/>
-                <w:sz w:val="30"/>
-              </w:rPr>
-              <w:t>81-16=65</w:t>
-            </w:r>
-          </w:p>
-        </w:tc>
-        <w:tc>
-          <w:tcPr>
-            <w:tcW w:type="dxa" w:w="1987"/>
-          </w:tcPr>
-          <w:p>
-            <w:pPr>
-              <w:jc w:val="left"/>
-            </w:pPr>
-            <w:r>
-              <w:rPr>
-                <w:rFonts w:ascii="TimeNewRoman" w:hAnsi="TimeNewRoman"/>
-                <w:sz w:val="30"/>
-              </w:rPr>
-              <w:t>62-26=36</w:t>
-            </w:r>
-          </w:p>
-        </w:tc>
-        <w:tc>
-          <w:tcPr>
-            <w:tcW w:type="dxa" w:w="1987"/>
-          </w:tcPr>
-          <w:p>
-            <w:pPr>
-              <w:jc w:val="left"/>
-            </w:pPr>
-            <w:r>
-              <w:rPr>
-                <w:rFonts w:ascii="TimeNewRoman" w:hAnsi="TimeNewRoman"/>
-                <w:sz w:val="30"/>
-              </w:rPr>
-              <w:t>97-69=28</w:t>
+              <w:t>43+38=81</w:t>
             </w:r>
           </w:p>
         </w:tc>

--- a/answers-of-adc_sbb_within_100.docx
+++ b/answers-of-adc_sbb_within_100.docx
@@ -11,7 +11,7 @@
           <w:rFonts w:ascii="Arial" w:hAnsi="Arial"/>
           <w:sz w:val="30"/>
         </w:rPr>
-        <w:t>2026-09-24 Thursday</w:t>
+        <w:t>2026-09-25 Friday</w:t>
       </w:r>
     </w:p>
     <w:tbl>
@@ -40,7 +40,7 @@
                 <w:rFonts w:ascii="TimeNewRoman" w:hAnsi="TimeNewRoman"/>
                 <w:sz w:val="30"/>
               </w:rPr>
-              <w:t>55+29=84</w:t>
+              <w:t>51-35=16</w:t>
             </w:r>
           </w:p>
         </w:tc>
@@ -57,7 +57,7 @@
                 <w:rFonts w:ascii="TimeNewRoman" w:hAnsi="TimeNewRoman"/>
                 <w:sz w:val="30"/>
               </w:rPr>
-              <w:t>39+43=82</w:t>
+              <w:t>31-4=27</w:t>
             </w:r>
           </w:p>
         </w:tc>
@@ -74,7 +74,7 @@
                 <w:rFonts w:ascii="TimeNewRoman" w:hAnsi="TimeNewRoman"/>
                 <w:sz w:val="30"/>
               </w:rPr>
-              <w:t>8+47=55</w:t>
+              <w:t>8+63=71</w:t>
             </w:r>
           </w:p>
         </w:tc>
@@ -91,7 +91,7 @@
                 <w:rFonts w:ascii="TimeNewRoman" w:hAnsi="TimeNewRoman"/>
                 <w:sz w:val="30"/>
               </w:rPr>
-              <w:t>16+27=43</w:t>
+              <w:t>68+3=71</w:t>
             </w:r>
           </w:p>
         </w:tc>
@@ -108,7 +108,7 @@
                 <w:rFonts w:ascii="TimeNewRoman" w:hAnsi="TimeNewRoman"/>
                 <w:sz w:val="30"/>
               </w:rPr>
-              <w:t>48+15=63</w:t>
+              <w:t>49+42=91</w:t>
             </w:r>
           </w:p>
         </w:tc>
@@ -127,7 +127,7 @@
                 <w:rFonts w:ascii="TimeNewRoman" w:hAnsi="TimeNewRoman"/>
                 <w:sz w:val="30"/>
               </w:rPr>
-              <w:t>90-29=61</w:t>
+              <w:t>18+18=36</w:t>
             </w:r>
           </w:p>
         </w:tc>
@@ -144,7 +144,7 @@
                 <w:rFonts w:ascii="TimeNewRoman" w:hAnsi="TimeNewRoman"/>
                 <w:sz w:val="30"/>
               </w:rPr>
-              <w:t>82-39=43</w:t>
+              <w:t>58+35=93</w:t>
             </w:r>
           </w:p>
         </w:tc>
@@ -161,7 +161,7 @@
                 <w:rFonts w:ascii="TimeNewRoman" w:hAnsi="TimeNewRoman"/>
                 <w:sz w:val="30"/>
               </w:rPr>
-              <w:t>87-69=18</w:t>
+              <w:t>18+3=21</w:t>
             </w:r>
           </w:p>
         </w:tc>
@@ -178,268 +178,7 @@
                 <w:rFonts w:ascii="TimeNewRoman" w:hAnsi="TimeNewRoman"/>
                 <w:sz w:val="30"/>
               </w:rPr>
-              <w:t>42-8=34</w:t>
-            </w:r>
-          </w:p>
-        </w:tc>
-        <w:tc>
-          <w:tcPr>
-            <w:tcW w:type="dxa" w:w="1987"/>
-          </w:tcPr>
-          <w:p>
-            <w:pPr>
-              <w:jc w:val="left"/>
-            </w:pPr>
-            <w:r>
-              <w:rPr>
-                <w:rFonts w:ascii="TimeNewRoman" w:hAnsi="TimeNewRoman"/>
-                <w:sz w:val="30"/>
-              </w:rPr>
-              <w:t>94-88=6</w:t>
-            </w:r>
-          </w:p>
-        </w:tc>
-      </w:tr>
-      <w:tr>
-        <w:tc>
-          <w:tcPr>
-            <w:tcW w:type="dxa" w:w="1987"/>
-          </w:tcPr>
-          <w:p>
-            <w:pPr>
-              <w:jc w:val="left"/>
-            </w:pPr>
-            <w:r>
-              <w:rPr>
-                <w:rFonts w:ascii="TimeNewRoman" w:hAnsi="TimeNewRoman"/>
-                <w:sz w:val="30"/>
-              </w:rPr>
-              <w:t>17+54=71</w:t>
-            </w:r>
-          </w:p>
-        </w:tc>
-        <w:tc>
-          <w:tcPr>
-            <w:tcW w:type="dxa" w:w="1987"/>
-          </w:tcPr>
-          <w:p>
-            <w:pPr>
-              <w:jc w:val="left"/>
-            </w:pPr>
-            <w:r>
-              <w:rPr>
-                <w:rFonts w:ascii="TimeNewRoman" w:hAnsi="TimeNewRoman"/>
-                <w:sz w:val="30"/>
-              </w:rPr>
-              <w:t>21-6=15</w:t>
-            </w:r>
-          </w:p>
-        </w:tc>
-        <w:tc>
-          <w:tcPr>
-            <w:tcW w:type="dxa" w:w="1987"/>
-          </w:tcPr>
-          <w:p>
-            <w:pPr>
-              <w:jc w:val="left"/>
-            </w:pPr>
-            <w:r>
-              <w:rPr>
-                <w:rFonts w:ascii="TimeNewRoman" w:hAnsi="TimeNewRoman"/>
-                <w:sz w:val="30"/>
-              </w:rPr>
-              <w:t>34+47=81</w:t>
-            </w:r>
-          </w:p>
-        </w:tc>
-        <w:tc>
-          <w:tcPr>
-            <w:tcW w:type="dxa" w:w="1987"/>
-          </w:tcPr>
-          <w:p>
-            <w:pPr>
-              <w:jc w:val="left"/>
-            </w:pPr>
-            <w:r>
-              <w:rPr>
-                <w:rFonts w:ascii="TimeNewRoman" w:hAnsi="TimeNewRoman"/>
-                <w:sz w:val="30"/>
-              </w:rPr>
-              <w:t>28+69=97</w:t>
-            </w:r>
-          </w:p>
-        </w:tc>
-        <w:tc>
-          <w:tcPr>
-            <w:tcW w:type="dxa" w:w="1987"/>
-          </w:tcPr>
-          <w:p>
-            <w:pPr>
-              <w:jc w:val="left"/>
-            </w:pPr>
-            <w:r>
-              <w:rPr>
-                <w:rFonts w:ascii="TimeNewRoman" w:hAnsi="TimeNewRoman"/>
-                <w:sz w:val="30"/>
-              </w:rPr>
-              <w:t>64+28=92</w:t>
-            </w:r>
-          </w:p>
-        </w:tc>
-      </w:tr>
-      <w:tr>
-        <w:tc>
-          <w:tcPr>
-            <w:tcW w:type="dxa" w:w="1987"/>
-          </w:tcPr>
-          <w:p>
-            <w:pPr>
-              <w:jc w:val="left"/>
-            </w:pPr>
-            <w:r>
-              <w:rPr>
-                <w:rFonts w:ascii="TimeNewRoman" w:hAnsi="TimeNewRoman"/>
-                <w:sz w:val="30"/>
-              </w:rPr>
-              <w:t>3+69=72</w:t>
-            </w:r>
-          </w:p>
-        </w:tc>
-        <w:tc>
-          <w:tcPr>
-            <w:tcW w:type="dxa" w:w="1987"/>
-          </w:tcPr>
-          <w:p>
-            <w:pPr>
-              <w:jc w:val="left"/>
-            </w:pPr>
-            <w:r>
-              <w:rPr>
-                <w:rFonts w:ascii="TimeNewRoman" w:hAnsi="TimeNewRoman"/>
-                <w:sz w:val="30"/>
-              </w:rPr>
-              <w:t>46+46=92</w:t>
-            </w:r>
-          </w:p>
-        </w:tc>
-        <w:tc>
-          <w:tcPr>
-            <w:tcW w:type="dxa" w:w="1987"/>
-          </w:tcPr>
-          <w:p>
-            <w:pPr>
-              <w:jc w:val="left"/>
-            </w:pPr>
-            <w:r>
-              <w:rPr>
-                <w:rFonts w:ascii="TimeNewRoman" w:hAnsi="TimeNewRoman"/>
-                <w:sz w:val="30"/>
-              </w:rPr>
-              <w:t>54-26=28</w:t>
-            </w:r>
-          </w:p>
-        </w:tc>
-        <w:tc>
-          <w:tcPr>
-            <w:tcW w:type="dxa" w:w="1987"/>
-          </w:tcPr>
-          <w:p>
-            <w:pPr>
-              <w:jc w:val="left"/>
-            </w:pPr>
-            <w:r>
-              <w:rPr>
-                <w:rFonts w:ascii="TimeNewRoman" w:hAnsi="TimeNewRoman"/>
-                <w:sz w:val="30"/>
-              </w:rPr>
-              <w:t>17+74=91</w:t>
-            </w:r>
-          </w:p>
-        </w:tc>
-        <w:tc>
-          <w:tcPr>
-            <w:tcW w:type="dxa" w:w="1987"/>
-          </w:tcPr>
-          <w:p>
-            <w:pPr>
-              <w:jc w:val="left"/>
-            </w:pPr>
-            <w:r>
-              <w:rPr>
-                <w:rFonts w:ascii="TimeNewRoman" w:hAnsi="TimeNewRoman"/>
-                <w:sz w:val="30"/>
-              </w:rPr>
-              <w:t>50-37=13</w:t>
-            </w:r>
-          </w:p>
-        </w:tc>
-      </w:tr>
-      <w:tr>
-        <w:tc>
-          <w:tcPr>
-            <w:tcW w:type="dxa" w:w="1987"/>
-          </w:tcPr>
-          <w:p>
-            <w:pPr>
-              <w:jc w:val="left"/>
-            </w:pPr>
-            <w:r>
-              <w:rPr>
-                <w:rFonts w:ascii="TimeNewRoman" w:hAnsi="TimeNewRoman"/>
-                <w:sz w:val="30"/>
-              </w:rPr>
-              <w:t>80-2=78</w:t>
-            </w:r>
-          </w:p>
-        </w:tc>
-        <w:tc>
-          <w:tcPr>
-            <w:tcW w:type="dxa" w:w="1987"/>
-          </w:tcPr>
-          <w:p>
-            <w:pPr>
-              <w:jc w:val="left"/>
-            </w:pPr>
-            <w:r>
-              <w:rPr>
-                <w:rFonts w:ascii="TimeNewRoman" w:hAnsi="TimeNewRoman"/>
-                <w:sz w:val="30"/>
-              </w:rPr>
-              <w:t>33-6=27</w:t>
-            </w:r>
-          </w:p>
-        </w:tc>
-        <w:tc>
-          <w:tcPr>
-            <w:tcW w:type="dxa" w:w="1987"/>
-          </w:tcPr>
-          <w:p>
-            <w:pPr>
-              <w:jc w:val="left"/>
-            </w:pPr>
-            <w:r>
-              <w:rPr>
-                <w:rFonts w:ascii="TimeNewRoman" w:hAnsi="TimeNewRoman"/>
-                <w:sz w:val="30"/>
-              </w:rPr>
-              <w:t>94-69=25</w:t>
-            </w:r>
-          </w:p>
-        </w:tc>
-        <w:tc>
-          <w:tcPr>
-            <w:tcW w:type="dxa" w:w="1987"/>
-          </w:tcPr>
-          <w:p>
-            <w:pPr>
-              <w:jc w:val="left"/>
-            </w:pPr>
-            <w:r>
-              <w:rPr>
-                <w:rFonts w:ascii="TimeNewRoman" w:hAnsi="TimeNewRoman"/>
-                <w:sz w:val="30"/>
-              </w:rPr>
-              <w:t>19+37=56</w:t>
+              <w:t>83+9=92</w:t>
             </w:r>
           </w:p>
         </w:tc>
@@ -475,7 +214,7 @@
                 <w:rFonts w:ascii="TimeNewRoman" w:hAnsi="TimeNewRoman"/>
                 <w:sz w:val="30"/>
               </w:rPr>
-              <w:t>59+14=73</w:t>
+              <w:t>9+24=33</w:t>
             </w:r>
           </w:p>
         </w:tc>
@@ -492,7 +231,7 @@
                 <w:rFonts w:ascii="TimeNewRoman" w:hAnsi="TimeNewRoman"/>
                 <w:sz w:val="30"/>
               </w:rPr>
-              <w:t>70-7=63</w:t>
+              <w:t>6+17=23</w:t>
             </w:r>
           </w:p>
         </w:tc>
@@ -509,7 +248,7 @@
                 <w:rFonts w:ascii="TimeNewRoman" w:hAnsi="TimeNewRoman"/>
                 <w:sz w:val="30"/>
               </w:rPr>
-              <w:t>78+14=92</w:t>
+              <w:t>13+39=52</w:t>
             </w:r>
           </w:p>
         </w:tc>
@@ -526,7 +265,7 @@
                 <w:rFonts w:ascii="TimeNewRoman" w:hAnsi="TimeNewRoman"/>
                 <w:sz w:val="30"/>
               </w:rPr>
-              <w:t>17+44=61</w:t>
+              <w:t>23+39=62</w:t>
             </w:r>
           </w:p>
         </w:tc>
@@ -543,7 +282,7 @@
                 <w:rFonts w:ascii="TimeNewRoman" w:hAnsi="TimeNewRoman"/>
                 <w:sz w:val="30"/>
               </w:rPr>
-              <w:t>73-56=17</w:t>
+              <w:t>34+37=71</w:t>
             </w:r>
           </w:p>
         </w:tc>
@@ -562,7 +301,7 @@
                 <w:rFonts w:ascii="TimeNewRoman" w:hAnsi="TimeNewRoman"/>
                 <w:sz w:val="30"/>
               </w:rPr>
-              <w:t>7+26=33</w:t>
+              <w:t>46+38=84</w:t>
             </w:r>
           </w:p>
         </w:tc>
@@ -579,7 +318,7 @@
                 <w:rFonts w:ascii="TimeNewRoman" w:hAnsi="TimeNewRoman"/>
                 <w:sz w:val="30"/>
               </w:rPr>
-              <w:t>28+15=43</w:t>
+              <w:t>52+9=61</w:t>
             </w:r>
           </w:p>
         </w:tc>
@@ -596,7 +335,7 @@
                 <w:rFonts w:ascii="TimeNewRoman" w:hAnsi="TimeNewRoman"/>
                 <w:sz w:val="30"/>
               </w:rPr>
-              <w:t>86+6=92</w:t>
+              <w:t>91-15=76</w:t>
             </w:r>
           </w:p>
         </w:tc>
@@ -613,7 +352,7 @@
                 <w:rFonts w:ascii="TimeNewRoman" w:hAnsi="TimeNewRoman"/>
                 <w:sz w:val="30"/>
               </w:rPr>
-              <w:t>31-13=18</w:t>
+              <w:t>48+47=95</w:t>
             </w:r>
           </w:p>
         </w:tc>
@@ -630,7 +369,7 @@
                 <w:rFonts w:ascii="TimeNewRoman" w:hAnsi="TimeNewRoman"/>
                 <w:sz w:val="30"/>
               </w:rPr>
-              <w:t>34+19=53</w:t>
+              <w:t>75-28=47</w:t>
             </w:r>
           </w:p>
         </w:tc>
@@ -649,7 +388,7 @@
                 <w:rFonts w:ascii="TimeNewRoman" w:hAnsi="TimeNewRoman"/>
                 <w:sz w:val="30"/>
               </w:rPr>
-              <w:t>51-43=8</w:t>
+              <w:t>37+58=95</w:t>
             </w:r>
           </w:p>
         </w:tc>
@@ -666,7 +405,7 @@
                 <w:rFonts w:ascii="TimeNewRoman" w:hAnsi="TimeNewRoman"/>
                 <w:sz w:val="30"/>
               </w:rPr>
-              <w:t>29+32=61</w:t>
+              <w:t>31-17=14</w:t>
             </w:r>
           </w:p>
         </w:tc>
@@ -683,7 +422,7 @@
                 <w:rFonts w:ascii="TimeNewRoman" w:hAnsi="TimeNewRoman"/>
                 <w:sz w:val="30"/>
               </w:rPr>
-              <w:t>53+38=91</w:t>
+              <w:t>27+14=41</w:t>
             </w:r>
           </w:p>
         </w:tc>
@@ -700,7 +439,7 @@
                 <w:rFonts w:ascii="TimeNewRoman" w:hAnsi="TimeNewRoman"/>
                 <w:sz w:val="30"/>
               </w:rPr>
-              <w:t>77+5=82</w:t>
+              <w:t>91-28=63</w:t>
             </w:r>
           </w:p>
         </w:tc>
@@ -717,7 +456,7 @@
                 <w:rFonts w:ascii="TimeNewRoman" w:hAnsi="TimeNewRoman"/>
                 <w:sz w:val="30"/>
               </w:rPr>
-              <w:t>53+29=82</w:t>
+              <w:t>83-54=29</w:t>
             </w:r>
           </w:p>
         </w:tc>
@@ -736,7 +475,7 @@
                 <w:rFonts w:ascii="TimeNewRoman" w:hAnsi="TimeNewRoman"/>
                 <w:sz w:val="30"/>
               </w:rPr>
-              <w:t>32+59=91</w:t>
+              <w:t>37+54=91</w:t>
             </w:r>
           </w:p>
         </w:tc>
@@ -753,7 +492,7 @@
                 <w:rFonts w:ascii="TimeNewRoman" w:hAnsi="TimeNewRoman"/>
                 <w:sz w:val="30"/>
               </w:rPr>
-              <w:t>95-9=86</w:t>
+              <w:t>89+6=95</w:t>
             </w:r>
           </w:p>
         </w:tc>
@@ -770,7 +509,7 @@
                 <w:rFonts w:ascii="TimeNewRoman" w:hAnsi="TimeNewRoman"/>
                 <w:sz w:val="30"/>
               </w:rPr>
-              <w:t>19+59=78</w:t>
+              <w:t>63-6=57</w:t>
             </w:r>
           </w:p>
         </w:tc>
@@ -787,7 +526,7 @@
                 <w:rFonts w:ascii="TimeNewRoman" w:hAnsi="TimeNewRoman"/>
                 <w:sz w:val="30"/>
               </w:rPr>
-              <w:t>56+35=91</w:t>
+              <w:t>3+18=21</w:t>
             </w:r>
           </w:p>
         </w:tc>
@@ -804,7 +543,7 @@
                 <w:rFonts w:ascii="TimeNewRoman" w:hAnsi="TimeNewRoman"/>
                 <w:sz w:val="30"/>
               </w:rPr>
-              <w:t>41-9=32</w:t>
+              <w:t>17+78=95</w:t>
             </w:r>
           </w:p>
         </w:tc>
@@ -823,7 +562,7 @@
                 <w:rFonts w:ascii="TimeNewRoman" w:hAnsi="TimeNewRoman"/>
                 <w:sz w:val="30"/>
               </w:rPr>
-              <w:t>70-47=23</w:t>
+              <w:t>65+19=84</w:t>
             </w:r>
           </w:p>
         </w:tc>
@@ -840,7 +579,7 @@
                 <w:rFonts w:ascii="TimeNewRoman" w:hAnsi="TimeNewRoman"/>
                 <w:sz w:val="30"/>
               </w:rPr>
-              <w:t>59+24=83</w:t>
+              <w:t>29+59=88</w:t>
             </w:r>
           </w:p>
         </w:tc>
@@ -857,7 +596,7 @@
                 <w:rFonts w:ascii="TimeNewRoman" w:hAnsi="TimeNewRoman"/>
                 <w:sz w:val="30"/>
               </w:rPr>
-              <w:t>23-9=14</w:t>
+              <w:t>42-17=25</w:t>
             </w:r>
           </w:p>
         </w:tc>
@@ -874,7 +613,7 @@
                 <w:rFonts w:ascii="TimeNewRoman" w:hAnsi="TimeNewRoman"/>
                 <w:sz w:val="30"/>
               </w:rPr>
-              <w:t>8+59=67</w:t>
+              <w:t>29+38=67</w:t>
             </w:r>
           </w:p>
         </w:tc>
@@ -891,7 +630,7 @@
                 <w:rFonts w:ascii="TimeNewRoman" w:hAnsi="TimeNewRoman"/>
                 <w:sz w:val="30"/>
               </w:rPr>
-              <w:t>60-13=47</w:t>
+              <w:t>25+27=52</w:t>
             </w:r>
           </w:p>
         </w:tc>
@@ -910,7 +649,7 @@
                 <w:rFonts w:ascii="TimeNewRoman" w:hAnsi="TimeNewRoman"/>
                 <w:sz w:val="30"/>
               </w:rPr>
-              <w:t>65+26=91</w:t>
+              <w:t>20-5=15</w:t>
             </w:r>
           </w:p>
         </w:tc>
@@ -927,7 +666,7 @@
                 <w:rFonts w:ascii="TimeNewRoman" w:hAnsi="TimeNewRoman"/>
                 <w:sz w:val="30"/>
               </w:rPr>
-              <w:t>91-39=52</w:t>
+              <w:t>28+35=63</w:t>
             </w:r>
           </w:p>
         </w:tc>
@@ -944,7 +683,7 @@
                 <w:rFonts w:ascii="TimeNewRoman" w:hAnsi="TimeNewRoman"/>
                 <w:sz w:val="30"/>
               </w:rPr>
-              <w:t>46+7=53</w:t>
+              <w:t>16+49=65</w:t>
             </w:r>
           </w:p>
         </w:tc>
@@ -961,7 +700,7 @@
                 <w:rFonts w:ascii="TimeNewRoman" w:hAnsi="TimeNewRoman"/>
                 <w:sz w:val="30"/>
               </w:rPr>
-              <w:t>48+16=64</w:t>
+              <w:t>72-36=36</w:t>
             </w:r>
           </w:p>
         </w:tc>
@@ -978,7 +717,7 @@
                 <w:rFonts w:ascii="TimeNewRoman" w:hAnsi="TimeNewRoman"/>
                 <w:sz w:val="30"/>
               </w:rPr>
-              <w:t>71-39=32</w:t>
+              <w:t>75+17=92</w:t>
             </w:r>
           </w:p>
         </w:tc>
@@ -997,7 +736,7 @@
                 <w:rFonts w:ascii="TimeNewRoman" w:hAnsi="TimeNewRoman"/>
                 <w:sz w:val="30"/>
               </w:rPr>
-              <w:t>82-66=16</w:t>
+              <w:t>48+7=55</w:t>
             </w:r>
           </w:p>
         </w:tc>
@@ -1014,7 +753,7 @@
                 <w:rFonts w:ascii="TimeNewRoman" w:hAnsi="TimeNewRoman"/>
                 <w:sz w:val="30"/>
               </w:rPr>
-              <w:t>72-68=4</w:t>
+              <w:t>7+16=23</w:t>
             </w:r>
           </w:p>
         </w:tc>
@@ -1031,7 +770,7 @@
                 <w:rFonts w:ascii="TimeNewRoman" w:hAnsi="TimeNewRoman"/>
                 <w:sz w:val="30"/>
               </w:rPr>
-              <w:t>35+17=52</w:t>
+              <w:t>38+9=47</w:t>
             </w:r>
           </w:p>
         </w:tc>
@@ -1048,7 +787,7 @@
                 <w:rFonts w:ascii="TimeNewRoman" w:hAnsi="TimeNewRoman"/>
                 <w:sz w:val="30"/>
               </w:rPr>
-              <w:t>84-78=6</w:t>
+              <w:t>43-26=17</w:t>
             </w:r>
           </w:p>
         </w:tc>
@@ -1065,7 +804,7 @@
                 <w:rFonts w:ascii="TimeNewRoman" w:hAnsi="TimeNewRoman"/>
                 <w:sz w:val="30"/>
               </w:rPr>
-              <w:t>46+25=71</w:t>
+              <w:t>43-29=14</w:t>
             </w:r>
           </w:p>
         </w:tc>
@@ -1084,7 +823,7 @@
                 <w:rFonts w:ascii="TimeNewRoman" w:hAnsi="TimeNewRoman"/>
                 <w:sz w:val="30"/>
               </w:rPr>
-              <w:t>7+44=51</w:t>
+              <w:t>28+55=83</w:t>
             </w:r>
           </w:p>
         </w:tc>
@@ -1101,7 +840,7 @@
                 <w:rFonts w:ascii="TimeNewRoman" w:hAnsi="TimeNewRoman"/>
                 <w:sz w:val="30"/>
               </w:rPr>
-              <w:t>15+36=51</w:t>
+              <w:t>57-49=8</w:t>
             </w:r>
           </w:p>
         </w:tc>
@@ -1118,7 +857,7 @@
                 <w:rFonts w:ascii="TimeNewRoman" w:hAnsi="TimeNewRoman"/>
                 <w:sz w:val="30"/>
               </w:rPr>
-              <w:t>32+39=71</w:t>
+              <w:t>5+9=14</w:t>
             </w:r>
           </w:p>
         </w:tc>
@@ -1135,7 +874,7 @@
                 <w:rFonts w:ascii="TimeNewRoman" w:hAnsi="TimeNewRoman"/>
                 <w:sz w:val="30"/>
               </w:rPr>
-              <w:t>44+19=63</w:t>
+              <w:t>28+59=87</w:t>
             </w:r>
           </w:p>
         </w:tc>
@@ -1152,7 +891,7 @@
                 <w:rFonts w:ascii="TimeNewRoman" w:hAnsi="TimeNewRoman"/>
                 <w:sz w:val="30"/>
               </w:rPr>
-              <w:t>3+89=92</w:t>
+              <w:t>70-49=21</w:t>
             </w:r>
           </w:p>
         </w:tc>
@@ -1171,7 +910,7 @@
                 <w:rFonts w:ascii="TimeNewRoman" w:hAnsi="TimeNewRoman"/>
                 <w:sz w:val="30"/>
               </w:rPr>
-              <w:t>7+38=45</w:t>
+              <w:t>97-38=59</w:t>
             </w:r>
           </w:p>
         </w:tc>
@@ -1188,7 +927,7 @@
                 <w:rFonts w:ascii="TimeNewRoman" w:hAnsi="TimeNewRoman"/>
                 <w:sz w:val="30"/>
               </w:rPr>
-              <w:t>46+9=55</w:t>
+              <w:t>49+28=77</w:t>
             </w:r>
           </w:p>
         </w:tc>
@@ -1205,7 +944,7 @@
                 <w:rFonts w:ascii="TimeNewRoman" w:hAnsi="TimeNewRoman"/>
                 <w:sz w:val="30"/>
               </w:rPr>
-              <w:t>75-48=27</w:t>
+              <w:t>13+38=51</w:t>
             </w:r>
           </w:p>
         </w:tc>
@@ -1222,7 +961,7 @@
                 <w:rFonts w:ascii="TimeNewRoman" w:hAnsi="TimeNewRoman"/>
                 <w:sz w:val="30"/>
               </w:rPr>
-              <w:t>44+37=81</w:t>
+              <w:t>37+34=71</w:t>
             </w:r>
           </w:p>
         </w:tc>
@@ -1239,7 +978,7 @@
                 <w:rFonts w:ascii="TimeNewRoman" w:hAnsi="TimeNewRoman"/>
                 <w:sz w:val="30"/>
               </w:rPr>
-              <w:t>37+55=92</w:t>
+              <w:t>93-9=84</w:t>
             </w:r>
           </w:p>
         </w:tc>
@@ -1258,7 +997,7 @@
                 <w:rFonts w:ascii="TimeNewRoman" w:hAnsi="TimeNewRoman"/>
                 <w:sz w:val="30"/>
               </w:rPr>
-              <w:t>29+54=83</w:t>
+              <w:t>82-7=75</w:t>
             </w:r>
           </w:p>
         </w:tc>
@@ -1275,7 +1014,7 @@
                 <w:rFonts w:ascii="TimeNewRoman" w:hAnsi="TimeNewRoman"/>
                 <w:sz w:val="30"/>
               </w:rPr>
-              <w:t>39+38=77</w:t>
+              <w:t>14+8=22</w:t>
             </w:r>
           </w:p>
         </w:tc>
@@ -1292,7 +1031,7 @@
                 <w:rFonts w:ascii="TimeNewRoman" w:hAnsi="TimeNewRoman"/>
                 <w:sz w:val="30"/>
               </w:rPr>
-              <w:t>52-15=37</w:t>
+              <w:t>23-17=6</w:t>
             </w:r>
           </w:p>
         </w:tc>
@@ -1309,7 +1048,7 @@
                 <w:rFonts w:ascii="TimeNewRoman" w:hAnsi="TimeNewRoman"/>
                 <w:sz w:val="30"/>
               </w:rPr>
-              <w:t>80-75=5</w:t>
+              <w:t>72-63=9</w:t>
             </w:r>
           </w:p>
         </w:tc>
@@ -1326,7 +1065,7 @@
                 <w:rFonts w:ascii="TimeNewRoman" w:hAnsi="TimeNewRoman"/>
                 <w:sz w:val="30"/>
               </w:rPr>
-              <w:t>46-9=37</w:t>
+              <w:t>71-17=54</w:t>
             </w:r>
           </w:p>
         </w:tc>
@@ -1345,7 +1084,7 @@
                 <w:rFonts w:ascii="TimeNewRoman" w:hAnsi="TimeNewRoman"/>
                 <w:sz w:val="30"/>
               </w:rPr>
-              <w:t>94-79=15</w:t>
+              <w:t>64-17=47</w:t>
             </w:r>
           </w:p>
         </w:tc>
@@ -1362,7 +1101,7 @@
                 <w:rFonts w:ascii="TimeNewRoman" w:hAnsi="TimeNewRoman"/>
                 <w:sz w:val="30"/>
               </w:rPr>
-              <w:t>52-6=46</w:t>
+              <w:t>79+7=86</w:t>
             </w:r>
           </w:p>
         </w:tc>
@@ -1379,7 +1118,7 @@
                 <w:rFonts w:ascii="TimeNewRoman" w:hAnsi="TimeNewRoman"/>
                 <w:sz w:val="30"/>
               </w:rPr>
-              <w:t>89+9=98</w:t>
+              <w:t>74+8=82</w:t>
             </w:r>
           </w:p>
         </w:tc>
@@ -1396,7 +1135,7 @@
                 <w:rFonts w:ascii="TimeNewRoman" w:hAnsi="TimeNewRoman"/>
                 <w:sz w:val="30"/>
               </w:rPr>
-              <w:t>90-1=89</w:t>
+              <w:t>18+77=95</w:t>
             </w:r>
           </w:p>
         </w:tc>
@@ -1413,7 +1152,7 @@
                 <w:rFonts w:ascii="TimeNewRoman" w:hAnsi="TimeNewRoman"/>
                 <w:sz w:val="30"/>
               </w:rPr>
-              <w:t>53-35=18</w:t>
+              <w:t>19+62=81</w:t>
             </w:r>
           </w:p>
         </w:tc>
@@ -1432,7 +1171,7 @@
                 <w:rFonts w:ascii="TimeNewRoman" w:hAnsi="TimeNewRoman"/>
                 <w:sz w:val="30"/>
               </w:rPr>
-              <w:t>94-77=17</w:t>
+              <w:t>43-24=19</w:t>
             </w:r>
           </w:p>
         </w:tc>
@@ -1449,7 +1188,7 @@
                 <w:rFonts w:ascii="TimeNewRoman" w:hAnsi="TimeNewRoman"/>
                 <w:sz w:val="30"/>
               </w:rPr>
-              <w:t>66-17=49</w:t>
+              <w:t>96-77=19</w:t>
             </w:r>
           </w:p>
         </w:tc>
@@ -1466,7 +1205,7 @@
                 <w:rFonts w:ascii="TimeNewRoman" w:hAnsi="TimeNewRoman"/>
                 <w:sz w:val="30"/>
               </w:rPr>
-              <w:t>92-63=29</w:t>
+              <w:t>39+37=76</w:t>
             </w:r>
           </w:p>
         </w:tc>
@@ -1483,7 +1222,7 @@
                 <w:rFonts w:ascii="TimeNewRoman" w:hAnsi="TimeNewRoman"/>
                 <w:sz w:val="30"/>
               </w:rPr>
-              <w:t>29+25=54</w:t>
+              <w:t>23+49=72</w:t>
             </w:r>
           </w:p>
         </w:tc>
@@ -1500,7 +1239,7 @@
                 <w:rFonts w:ascii="TimeNewRoman" w:hAnsi="TimeNewRoman"/>
                 <w:sz w:val="30"/>
               </w:rPr>
-              <w:t>22-14=8</w:t>
+              <w:t>29+38=67</w:t>
             </w:r>
           </w:p>
         </w:tc>
@@ -1519,7 +1258,7 @@
                 <w:rFonts w:ascii="TimeNewRoman" w:hAnsi="TimeNewRoman"/>
                 <w:sz w:val="30"/>
               </w:rPr>
-              <w:t>82-65=17</w:t>
+              <w:t>35-16=19</w:t>
             </w:r>
           </w:p>
         </w:tc>
@@ -1536,7 +1275,7 @@
                 <w:rFonts w:ascii="TimeNewRoman" w:hAnsi="TimeNewRoman"/>
                 <w:sz w:val="30"/>
               </w:rPr>
-              <w:t>51-36=15</w:t>
+              <w:t>65+29=94</w:t>
             </w:r>
           </w:p>
         </w:tc>
@@ -1553,7 +1292,7 @@
                 <w:rFonts w:ascii="TimeNewRoman" w:hAnsi="TimeNewRoman"/>
                 <w:sz w:val="30"/>
               </w:rPr>
-              <w:t>8+89=97</w:t>
+              <w:t>72-46=26</w:t>
             </w:r>
           </w:p>
         </w:tc>
@@ -1570,7 +1309,7 @@
                 <w:rFonts w:ascii="TimeNewRoman" w:hAnsi="TimeNewRoman"/>
                 <w:sz w:val="30"/>
               </w:rPr>
-              <w:t>54-8=46</w:t>
+              <w:t>71-42=29</w:t>
             </w:r>
           </w:p>
         </w:tc>
@@ -1587,7 +1326,7 @@
                 <w:rFonts w:ascii="TimeNewRoman" w:hAnsi="TimeNewRoman"/>
                 <w:sz w:val="30"/>
               </w:rPr>
-              <w:t>80-43=37</w:t>
+              <w:t>85-77=8</w:t>
             </w:r>
           </w:p>
         </w:tc>
@@ -1606,7 +1345,7 @@
                 <w:rFonts w:ascii="TimeNewRoman" w:hAnsi="TimeNewRoman"/>
                 <w:sz w:val="30"/>
               </w:rPr>
-              <w:t>19+5=24</w:t>
+              <w:t>9+56=65</w:t>
             </w:r>
           </w:p>
         </w:tc>
@@ -1623,7 +1362,7 @@
                 <w:rFonts w:ascii="TimeNewRoman" w:hAnsi="TimeNewRoman"/>
                 <w:sz w:val="30"/>
               </w:rPr>
-              <w:t>61-23=38</w:t>
+              <w:t>55+17=72</w:t>
             </w:r>
           </w:p>
         </w:tc>
@@ -1640,7 +1379,7 @@
                 <w:rFonts w:ascii="TimeNewRoman" w:hAnsi="TimeNewRoman"/>
                 <w:sz w:val="30"/>
               </w:rPr>
-              <w:t>27+56=83</w:t>
+              <w:t>50-37=13</w:t>
             </w:r>
           </w:p>
         </w:tc>
@@ -1657,7 +1396,7 @@
                 <w:rFonts w:ascii="TimeNewRoman" w:hAnsi="TimeNewRoman"/>
                 <w:sz w:val="30"/>
               </w:rPr>
-              <w:t>44-17=27</w:t>
+              <w:t>81-74=7</w:t>
             </w:r>
           </w:p>
         </w:tc>
@@ -1674,7 +1413,7 @@
                 <w:rFonts w:ascii="TimeNewRoman" w:hAnsi="TimeNewRoman"/>
                 <w:sz w:val="30"/>
               </w:rPr>
-              <w:t>92-46=46</w:t>
+              <w:t>27+26=53</w:t>
             </w:r>
           </w:p>
         </w:tc>
@@ -1693,7 +1432,7 @@
                 <w:rFonts w:ascii="TimeNewRoman" w:hAnsi="TimeNewRoman"/>
                 <w:sz w:val="30"/>
               </w:rPr>
-              <w:t>28+4=32</w:t>
+              <w:t>8+24=32</w:t>
             </w:r>
           </w:p>
         </w:tc>
@@ -1710,7 +1449,7 @@
                 <w:rFonts w:ascii="TimeNewRoman" w:hAnsi="TimeNewRoman"/>
                 <w:sz w:val="30"/>
               </w:rPr>
-              <w:t>53-44=9</w:t>
+              <w:t>74-7=67</w:t>
             </w:r>
           </w:p>
         </w:tc>
@@ -1727,7 +1466,7 @@
                 <w:rFonts w:ascii="TimeNewRoman" w:hAnsi="TimeNewRoman"/>
                 <w:sz w:val="30"/>
               </w:rPr>
-              <w:t>52-7=45</w:t>
+              <w:t>82-54=28</w:t>
             </w:r>
           </w:p>
         </w:tc>
@@ -1744,7 +1483,7 @@
                 <w:rFonts w:ascii="TimeNewRoman" w:hAnsi="TimeNewRoman"/>
                 <w:sz w:val="30"/>
               </w:rPr>
-              <w:t>53-9=44</w:t>
+              <w:t>56-37=19</w:t>
             </w:r>
           </w:p>
         </w:tc>
@@ -1761,7 +1500,268 @@
                 <w:rFonts w:ascii="TimeNewRoman" w:hAnsi="TimeNewRoman"/>
                 <w:sz w:val="30"/>
               </w:rPr>
-              <w:t>43+38=81</w:t>
+              <w:t>29+6=35</w:t>
+            </w:r>
+          </w:p>
+        </w:tc>
+      </w:tr>
+      <w:tr>
+        <w:tc>
+          <w:tcPr>
+            <w:tcW w:type="dxa" w:w="1987"/>
+          </w:tcPr>
+          <w:p>
+            <w:pPr>
+              <w:jc w:val="left"/>
+            </w:pPr>
+            <w:r>
+              <w:rPr>
+                <w:rFonts w:ascii="TimeNewRoman" w:hAnsi="TimeNewRoman"/>
+                <w:sz w:val="30"/>
+              </w:rPr>
+              <w:t>8+5=13</w:t>
+            </w:r>
+          </w:p>
+        </w:tc>
+        <w:tc>
+          <w:tcPr>
+            <w:tcW w:type="dxa" w:w="1987"/>
+          </w:tcPr>
+          <w:p>
+            <w:pPr>
+              <w:jc w:val="left"/>
+            </w:pPr>
+            <w:r>
+              <w:rPr>
+                <w:rFonts w:ascii="TimeNewRoman" w:hAnsi="TimeNewRoman"/>
+                <w:sz w:val="30"/>
+              </w:rPr>
+              <w:t>92-79=13</w:t>
+            </w:r>
+          </w:p>
+        </w:tc>
+        <w:tc>
+          <w:tcPr>
+            <w:tcW w:type="dxa" w:w="1987"/>
+          </w:tcPr>
+          <w:p>
+            <w:pPr>
+              <w:jc w:val="left"/>
+            </w:pPr>
+            <w:r>
+              <w:rPr>
+                <w:rFonts w:ascii="TimeNewRoman" w:hAnsi="TimeNewRoman"/>
+                <w:sz w:val="30"/>
+              </w:rPr>
+              <w:t>97-78=19</w:t>
+            </w:r>
+          </w:p>
+        </w:tc>
+        <w:tc>
+          <w:tcPr>
+            <w:tcW w:type="dxa" w:w="1987"/>
+          </w:tcPr>
+          <w:p>
+            <w:pPr>
+              <w:jc w:val="left"/>
+            </w:pPr>
+            <w:r>
+              <w:rPr>
+                <w:rFonts w:ascii="TimeNewRoman" w:hAnsi="TimeNewRoman"/>
+                <w:sz w:val="30"/>
+              </w:rPr>
+              <w:t>39+26=65</w:t>
+            </w:r>
+          </w:p>
+        </w:tc>
+        <w:tc>
+          <w:tcPr>
+            <w:tcW w:type="dxa" w:w="1987"/>
+          </w:tcPr>
+          <w:p>
+            <w:pPr>
+              <w:jc w:val="left"/>
+            </w:pPr>
+            <w:r>
+              <w:rPr>
+                <w:rFonts w:ascii="TimeNewRoman" w:hAnsi="TimeNewRoman"/>
+                <w:sz w:val="30"/>
+              </w:rPr>
+              <w:t>71-15=56</w:t>
+            </w:r>
+          </w:p>
+        </w:tc>
+      </w:tr>
+      <w:tr>
+        <w:tc>
+          <w:tcPr>
+            <w:tcW w:type="dxa" w:w="1987"/>
+          </w:tcPr>
+          <w:p>
+            <w:pPr>
+              <w:jc w:val="left"/>
+            </w:pPr>
+            <w:r>
+              <w:rPr>
+                <w:rFonts w:ascii="TimeNewRoman" w:hAnsi="TimeNewRoman"/>
+                <w:sz w:val="30"/>
+              </w:rPr>
+              <w:t>65-16=49</w:t>
+            </w:r>
+          </w:p>
+        </w:tc>
+        <w:tc>
+          <w:tcPr>
+            <w:tcW w:type="dxa" w:w="1987"/>
+          </w:tcPr>
+          <w:p>
+            <w:pPr>
+              <w:jc w:val="left"/>
+            </w:pPr>
+            <w:r>
+              <w:rPr>
+                <w:rFonts w:ascii="TimeNewRoman" w:hAnsi="TimeNewRoman"/>
+                <w:sz w:val="30"/>
+              </w:rPr>
+              <w:t>61-45=16</w:t>
+            </w:r>
+          </w:p>
+        </w:tc>
+        <w:tc>
+          <w:tcPr>
+            <w:tcW w:type="dxa" w:w="1987"/>
+          </w:tcPr>
+          <w:p>
+            <w:pPr>
+              <w:jc w:val="left"/>
+            </w:pPr>
+            <w:r>
+              <w:rPr>
+                <w:rFonts w:ascii="TimeNewRoman" w:hAnsi="TimeNewRoman"/>
+                <w:sz w:val="30"/>
+              </w:rPr>
+              <w:t>72-29=43</w:t>
+            </w:r>
+          </w:p>
+        </w:tc>
+        <w:tc>
+          <w:tcPr>
+            <w:tcW w:type="dxa" w:w="1987"/>
+          </w:tcPr>
+          <w:p>
+            <w:pPr>
+              <w:jc w:val="left"/>
+            </w:pPr>
+            <w:r>
+              <w:rPr>
+                <w:rFonts w:ascii="TimeNewRoman" w:hAnsi="TimeNewRoman"/>
+                <w:sz w:val="30"/>
+              </w:rPr>
+              <w:t>46+29=75</w:t>
+            </w:r>
+          </w:p>
+        </w:tc>
+        <w:tc>
+          <w:tcPr>
+            <w:tcW w:type="dxa" w:w="1987"/>
+          </w:tcPr>
+          <w:p>
+            <w:pPr>
+              <w:jc w:val="left"/>
+            </w:pPr>
+            <w:r>
+              <w:rPr>
+                <w:rFonts w:ascii="TimeNewRoman" w:hAnsi="TimeNewRoman"/>
+                <w:sz w:val="30"/>
+              </w:rPr>
+              <w:t>6+47=53</w:t>
+            </w:r>
+          </w:p>
+        </w:tc>
+      </w:tr>
+      <w:tr>
+        <w:tc>
+          <w:tcPr>
+            <w:tcW w:type="dxa" w:w="1987"/>
+          </w:tcPr>
+          <w:p>
+            <w:pPr>
+              <w:jc w:val="left"/>
+            </w:pPr>
+            <w:r>
+              <w:rPr>
+                <w:rFonts w:ascii="TimeNewRoman" w:hAnsi="TimeNewRoman"/>
+                <w:sz w:val="30"/>
+              </w:rPr>
+              <w:t>50-19=31</w:t>
+            </w:r>
+          </w:p>
+        </w:tc>
+        <w:tc>
+          <w:tcPr>
+            <w:tcW w:type="dxa" w:w="1987"/>
+          </w:tcPr>
+          <w:p>
+            <w:pPr>
+              <w:jc w:val="left"/>
+            </w:pPr>
+            <w:r>
+              <w:rPr>
+                <w:rFonts w:ascii="TimeNewRoman" w:hAnsi="TimeNewRoman"/>
+                <w:sz w:val="30"/>
+              </w:rPr>
+              <w:t>49+18=67</w:t>
+            </w:r>
+          </w:p>
+        </w:tc>
+        <w:tc>
+          <w:tcPr>
+            <w:tcW w:type="dxa" w:w="1987"/>
+          </w:tcPr>
+          <w:p>
+            <w:pPr>
+              <w:jc w:val="left"/>
+            </w:pPr>
+            <w:r>
+              <w:rPr>
+                <w:rFonts w:ascii="TimeNewRoman" w:hAnsi="TimeNewRoman"/>
+                <w:sz w:val="30"/>
+              </w:rPr>
+              <w:t>19+65=84</w:t>
+            </w:r>
+          </w:p>
+        </w:tc>
+        <w:tc>
+          <w:tcPr>
+            <w:tcW w:type="dxa" w:w="1987"/>
+          </w:tcPr>
+          <w:p>
+            <w:pPr>
+              <w:jc w:val="left"/>
+            </w:pPr>
+            <w:r>
+              <w:rPr>
+                <w:rFonts w:ascii="TimeNewRoman" w:hAnsi="TimeNewRoman"/>
+                <w:sz w:val="30"/>
+              </w:rPr>
+              <w:t>70-64=6</w:t>
+            </w:r>
+          </w:p>
+        </w:tc>
+        <w:tc>
+          <w:tcPr>
+            <w:tcW w:type="dxa" w:w="1987"/>
+          </w:tcPr>
+          <w:p>
+            <w:pPr>
+              <w:jc w:val="left"/>
+            </w:pPr>
+            <w:r>
+              <w:rPr>
+                <w:rFonts w:ascii="TimeNewRoman" w:hAnsi="TimeNewRoman"/>
+                <w:sz w:val="30"/>
+              </w:rPr>
+              <w:t>91-67=24</w:t>
             </w:r>
           </w:p>
         </w:tc>

--- a/answers-of-adc_sbb_within_100.docx
+++ b/answers-of-adc_sbb_within_100.docx
@@ -40,7 +40,7 @@
                 <w:rFonts w:ascii="TimeNewRoman" w:hAnsi="TimeNewRoman"/>
                 <w:sz w:val="30"/>
               </w:rPr>
-              <w:t>51-35=16</w:t>
+              <w:t>83-55=28</w:t>
             </w:r>
           </w:p>
         </w:tc>
@@ -57,7 +57,7 @@
                 <w:rFonts w:ascii="TimeNewRoman" w:hAnsi="TimeNewRoman"/>
                 <w:sz w:val="30"/>
               </w:rPr>
-              <w:t>31-4=27</w:t>
+              <w:t>5+76=81</w:t>
             </w:r>
           </w:p>
         </w:tc>
@@ -74,7 +74,7 @@
                 <w:rFonts w:ascii="TimeNewRoman" w:hAnsi="TimeNewRoman"/>
                 <w:sz w:val="30"/>
               </w:rPr>
-              <w:t>8+63=71</w:t>
+              <w:t>24-16=8</w:t>
             </w:r>
           </w:p>
         </w:tc>
@@ -91,7 +91,7 @@
                 <w:rFonts w:ascii="TimeNewRoman" w:hAnsi="TimeNewRoman"/>
                 <w:sz w:val="30"/>
               </w:rPr>
-              <w:t>68+3=71</w:t>
+              <w:t>9+37=46</w:t>
             </w:r>
           </w:p>
         </w:tc>
@@ -108,7 +108,7 @@
                 <w:rFonts w:ascii="TimeNewRoman" w:hAnsi="TimeNewRoman"/>
                 <w:sz w:val="30"/>
               </w:rPr>
-              <w:t>49+42=91</w:t>
+              <w:t>24+9=33</w:t>
             </w:r>
           </w:p>
         </w:tc>
@@ -127,7 +127,7 @@
                 <w:rFonts w:ascii="TimeNewRoman" w:hAnsi="TimeNewRoman"/>
                 <w:sz w:val="30"/>
               </w:rPr>
-              <w:t>18+18=36</w:t>
+              <w:t>42+9=51</w:t>
             </w:r>
           </w:p>
         </w:tc>
@@ -144,7 +144,7 @@
                 <w:rFonts w:ascii="TimeNewRoman" w:hAnsi="TimeNewRoman"/>
                 <w:sz w:val="30"/>
               </w:rPr>
-              <w:t>58+35=93</w:t>
+              <w:t>93-29=64</w:t>
             </w:r>
           </w:p>
         </w:tc>
@@ -161,7 +161,7 @@
                 <w:rFonts w:ascii="TimeNewRoman" w:hAnsi="TimeNewRoman"/>
                 <w:sz w:val="30"/>
               </w:rPr>
-              <w:t>18+3=21</w:t>
+              <w:t>22+39=61</w:t>
             </w:r>
           </w:p>
         </w:tc>
@@ -178,7 +178,7 @@
                 <w:rFonts w:ascii="TimeNewRoman" w:hAnsi="TimeNewRoman"/>
                 <w:sz w:val="30"/>
               </w:rPr>
-              <w:t>83+9=92</w:t>
+              <w:t>63-59=4</w:t>
             </w:r>
           </w:p>
         </w:tc>
@@ -195,7 +195,7 @@
                 <w:rFonts w:ascii="TimeNewRoman" w:hAnsi="TimeNewRoman"/>
                 <w:sz w:val="30"/>
               </w:rPr>
-              <w:t>67-39=28</w:t>
+              <w:t>25-7=18</w:t>
             </w:r>
           </w:p>
         </w:tc>
@@ -214,7 +214,7 @@
                 <w:rFonts w:ascii="TimeNewRoman" w:hAnsi="TimeNewRoman"/>
                 <w:sz w:val="30"/>
               </w:rPr>
-              <w:t>9+24=33</w:t>
+              <w:t>90-23=67</w:t>
             </w:r>
           </w:p>
         </w:tc>
@@ -231,7 +231,7 @@
                 <w:rFonts w:ascii="TimeNewRoman" w:hAnsi="TimeNewRoman"/>
                 <w:sz w:val="30"/>
               </w:rPr>
-              <w:t>6+17=23</w:t>
+              <w:t>28+3=31</w:t>
             </w:r>
           </w:p>
         </w:tc>
@@ -248,7 +248,7 @@
                 <w:rFonts w:ascii="TimeNewRoman" w:hAnsi="TimeNewRoman"/>
                 <w:sz w:val="30"/>
               </w:rPr>
-              <w:t>13+39=52</w:t>
+              <w:t>38+47=85</w:t>
             </w:r>
           </w:p>
         </w:tc>
@@ -265,7 +265,7 @@
                 <w:rFonts w:ascii="TimeNewRoman" w:hAnsi="TimeNewRoman"/>
                 <w:sz w:val="30"/>
               </w:rPr>
-              <w:t>23+39=62</w:t>
+              <w:t>46+45=91</w:t>
             </w:r>
           </w:p>
         </w:tc>
@@ -282,7 +282,7 @@
                 <w:rFonts w:ascii="TimeNewRoman" w:hAnsi="TimeNewRoman"/>
                 <w:sz w:val="30"/>
               </w:rPr>
-              <w:t>34+37=71</w:t>
+              <w:t>88+6=94</w:t>
             </w:r>
           </w:p>
         </w:tc>
@@ -301,7 +301,7 @@
                 <w:rFonts w:ascii="TimeNewRoman" w:hAnsi="TimeNewRoman"/>
                 <w:sz w:val="30"/>
               </w:rPr>
-              <w:t>46+38=84</w:t>
+              <w:t>19+23=42</w:t>
             </w:r>
           </w:p>
         </w:tc>
@@ -318,7 +318,737 @@
                 <w:rFonts w:ascii="TimeNewRoman" w:hAnsi="TimeNewRoman"/>
                 <w:sz w:val="30"/>
               </w:rPr>
-              <w:t>52+9=61</w:t>
+              <w:t>85-58=27</w:t>
+            </w:r>
+          </w:p>
+        </w:tc>
+        <w:tc>
+          <w:tcPr>
+            <w:tcW w:type="dxa" w:w="1987"/>
+          </w:tcPr>
+          <w:p>
+            <w:pPr>
+              <w:jc w:val="left"/>
+            </w:pPr>
+            <w:r>
+              <w:rPr>
+                <w:rFonts w:ascii="TimeNewRoman" w:hAnsi="TimeNewRoman"/>
+                <w:sz w:val="30"/>
+              </w:rPr>
+              <w:t>96-87=9</w:t>
+            </w:r>
+          </w:p>
+        </w:tc>
+        <w:tc>
+          <w:tcPr>
+            <w:tcW w:type="dxa" w:w="1987"/>
+          </w:tcPr>
+          <w:p>
+            <w:pPr>
+              <w:jc w:val="left"/>
+            </w:pPr>
+            <w:r>
+              <w:rPr>
+                <w:rFonts w:ascii="TimeNewRoman" w:hAnsi="TimeNewRoman"/>
+                <w:sz w:val="30"/>
+              </w:rPr>
+              <w:t>81-77=4</w:t>
+            </w:r>
+          </w:p>
+        </w:tc>
+        <w:tc>
+          <w:tcPr>
+            <w:tcW w:type="dxa" w:w="1987"/>
+          </w:tcPr>
+          <w:p>
+            <w:pPr>
+              <w:jc w:val="left"/>
+            </w:pPr>
+            <w:r>
+              <w:rPr>
+                <w:rFonts w:ascii="TimeNewRoman" w:hAnsi="TimeNewRoman"/>
+                <w:sz w:val="30"/>
+              </w:rPr>
+              <w:t>58+6=64</w:t>
+            </w:r>
+          </w:p>
+        </w:tc>
+      </w:tr>
+      <w:tr>
+        <w:tc>
+          <w:tcPr>
+            <w:tcW w:type="dxa" w:w="1987"/>
+          </w:tcPr>
+          <w:p>
+            <w:pPr>
+              <w:jc w:val="left"/>
+            </w:pPr>
+            <w:r>
+              <w:rPr>
+                <w:rFonts w:ascii="TimeNewRoman" w:hAnsi="TimeNewRoman"/>
+                <w:sz w:val="30"/>
+              </w:rPr>
+              <w:t>82-18=64</w:t>
+            </w:r>
+          </w:p>
+        </w:tc>
+        <w:tc>
+          <w:tcPr>
+            <w:tcW w:type="dxa" w:w="1987"/>
+          </w:tcPr>
+          <w:p>
+            <w:pPr>
+              <w:jc w:val="left"/>
+            </w:pPr>
+            <w:r>
+              <w:rPr>
+                <w:rFonts w:ascii="TimeNewRoman" w:hAnsi="TimeNewRoman"/>
+                <w:sz w:val="30"/>
+              </w:rPr>
+              <w:t>71-54=17</w:t>
+            </w:r>
+          </w:p>
+        </w:tc>
+        <w:tc>
+          <w:tcPr>
+            <w:tcW w:type="dxa" w:w="1987"/>
+          </w:tcPr>
+          <w:p>
+            <w:pPr>
+              <w:jc w:val="left"/>
+            </w:pPr>
+            <w:r>
+              <w:rPr>
+                <w:rFonts w:ascii="TimeNewRoman" w:hAnsi="TimeNewRoman"/>
+                <w:sz w:val="30"/>
+              </w:rPr>
+              <w:t>42-18=24</w:t>
+            </w:r>
+          </w:p>
+        </w:tc>
+        <w:tc>
+          <w:tcPr>
+            <w:tcW w:type="dxa" w:w="1987"/>
+          </w:tcPr>
+          <w:p>
+            <w:pPr>
+              <w:jc w:val="left"/>
+            </w:pPr>
+            <w:r>
+              <w:rPr>
+                <w:rFonts w:ascii="TimeNewRoman" w:hAnsi="TimeNewRoman"/>
+                <w:sz w:val="30"/>
+              </w:rPr>
+              <w:t>26+67=93</w:t>
+            </w:r>
+          </w:p>
+        </w:tc>
+        <w:tc>
+          <w:tcPr>
+            <w:tcW w:type="dxa" w:w="1987"/>
+          </w:tcPr>
+          <w:p>
+            <w:pPr>
+              <w:jc w:val="left"/>
+            </w:pPr>
+            <w:r>
+              <w:rPr>
+                <w:rFonts w:ascii="TimeNewRoman" w:hAnsi="TimeNewRoman"/>
+                <w:sz w:val="30"/>
+              </w:rPr>
+              <w:t>97-49=48</w:t>
+            </w:r>
+          </w:p>
+        </w:tc>
+      </w:tr>
+      <w:tr>
+        <w:tc>
+          <w:tcPr>
+            <w:tcW w:type="dxa" w:w="1987"/>
+          </w:tcPr>
+          <w:p>
+            <w:pPr>
+              <w:jc w:val="left"/>
+            </w:pPr>
+            <w:r>
+              <w:rPr>
+                <w:rFonts w:ascii="TimeNewRoman" w:hAnsi="TimeNewRoman"/>
+                <w:sz w:val="30"/>
+              </w:rPr>
+              <w:t>28+69=97</w:t>
+            </w:r>
+          </w:p>
+        </w:tc>
+        <w:tc>
+          <w:tcPr>
+            <w:tcW w:type="dxa" w:w="1987"/>
+          </w:tcPr>
+          <w:p>
+            <w:pPr>
+              <w:jc w:val="left"/>
+            </w:pPr>
+            <w:r>
+              <w:rPr>
+                <w:rFonts w:ascii="TimeNewRoman" w:hAnsi="TimeNewRoman"/>
+                <w:sz w:val="30"/>
+              </w:rPr>
+              <w:t>46-8=38</w:t>
+            </w:r>
+          </w:p>
+        </w:tc>
+        <w:tc>
+          <w:tcPr>
+            <w:tcW w:type="dxa" w:w="1987"/>
+          </w:tcPr>
+          <w:p>
+            <w:pPr>
+              <w:jc w:val="left"/>
+            </w:pPr>
+            <w:r>
+              <w:rPr>
+                <w:rFonts w:ascii="TimeNewRoman" w:hAnsi="TimeNewRoman"/>
+                <w:sz w:val="30"/>
+              </w:rPr>
+              <w:t>4+19=23</w:t>
+            </w:r>
+          </w:p>
+        </w:tc>
+        <w:tc>
+          <w:tcPr>
+            <w:tcW w:type="dxa" w:w="1987"/>
+          </w:tcPr>
+          <w:p>
+            <w:pPr>
+              <w:jc w:val="left"/>
+            </w:pPr>
+            <w:r>
+              <w:rPr>
+                <w:rFonts w:ascii="TimeNewRoman" w:hAnsi="TimeNewRoman"/>
+                <w:sz w:val="30"/>
+              </w:rPr>
+              <w:t>17+7=24</w:t>
+            </w:r>
+          </w:p>
+        </w:tc>
+        <w:tc>
+          <w:tcPr>
+            <w:tcW w:type="dxa" w:w="1987"/>
+          </w:tcPr>
+          <w:p>
+            <w:pPr>
+              <w:jc w:val="left"/>
+            </w:pPr>
+            <w:r>
+              <w:rPr>
+                <w:rFonts w:ascii="TimeNewRoman" w:hAnsi="TimeNewRoman"/>
+                <w:sz w:val="30"/>
+              </w:rPr>
+              <w:t>19+16=35</w:t>
+            </w:r>
+          </w:p>
+        </w:tc>
+      </w:tr>
+      <w:tr>
+        <w:tc>
+          <w:tcPr>
+            <w:tcW w:type="dxa" w:w="1987"/>
+          </w:tcPr>
+          <w:p>
+            <w:pPr>
+              <w:jc w:val="left"/>
+            </w:pPr>
+            <w:r>
+              <w:rPr>
+                <w:rFonts w:ascii="TimeNewRoman" w:hAnsi="TimeNewRoman"/>
+                <w:sz w:val="30"/>
+              </w:rPr>
+              <w:t>68+5=73</w:t>
+            </w:r>
+          </w:p>
+        </w:tc>
+        <w:tc>
+          <w:tcPr>
+            <w:tcW w:type="dxa" w:w="1987"/>
+          </w:tcPr>
+          <w:p>
+            <w:pPr>
+              <w:jc w:val="left"/>
+            </w:pPr>
+            <w:r>
+              <w:rPr>
+                <w:rFonts w:ascii="TimeNewRoman" w:hAnsi="TimeNewRoman"/>
+                <w:sz w:val="30"/>
+              </w:rPr>
+              <w:t>91-67=24</w:t>
+            </w:r>
+          </w:p>
+        </w:tc>
+        <w:tc>
+          <w:tcPr>
+            <w:tcW w:type="dxa" w:w="1987"/>
+          </w:tcPr>
+          <w:p>
+            <w:pPr>
+              <w:jc w:val="left"/>
+            </w:pPr>
+            <w:r>
+              <w:rPr>
+                <w:rFonts w:ascii="TimeNewRoman" w:hAnsi="TimeNewRoman"/>
+                <w:sz w:val="30"/>
+              </w:rPr>
+              <w:t>29+7=36</w:t>
+            </w:r>
+          </w:p>
+        </w:tc>
+        <w:tc>
+          <w:tcPr>
+            <w:tcW w:type="dxa" w:w="1987"/>
+          </w:tcPr>
+          <w:p>
+            <w:pPr>
+              <w:jc w:val="left"/>
+            </w:pPr>
+            <w:r>
+              <w:rPr>
+                <w:rFonts w:ascii="TimeNewRoman" w:hAnsi="TimeNewRoman"/>
+                <w:sz w:val="30"/>
+              </w:rPr>
+              <w:t>61-32=29</w:t>
+            </w:r>
+          </w:p>
+        </w:tc>
+        <w:tc>
+          <w:tcPr>
+            <w:tcW w:type="dxa" w:w="1987"/>
+          </w:tcPr>
+          <w:p>
+            <w:pPr>
+              <w:jc w:val="left"/>
+            </w:pPr>
+            <w:r>
+              <w:rPr>
+                <w:rFonts w:ascii="TimeNewRoman" w:hAnsi="TimeNewRoman"/>
+                <w:sz w:val="30"/>
+              </w:rPr>
+              <w:t>50-48=2</w:t>
+            </w:r>
+          </w:p>
+        </w:tc>
+      </w:tr>
+      <w:tr>
+        <w:tc>
+          <w:tcPr>
+            <w:tcW w:type="dxa" w:w="1987"/>
+          </w:tcPr>
+          <w:p>
+            <w:pPr>
+              <w:jc w:val="left"/>
+            </w:pPr>
+            <w:r>
+              <w:rPr>
+                <w:rFonts w:ascii="TimeNewRoman" w:hAnsi="TimeNewRoman"/>
+                <w:sz w:val="30"/>
+              </w:rPr>
+              <w:t>60-39=21</w:t>
+            </w:r>
+          </w:p>
+        </w:tc>
+        <w:tc>
+          <w:tcPr>
+            <w:tcW w:type="dxa" w:w="1987"/>
+          </w:tcPr>
+          <w:p>
+            <w:pPr>
+              <w:jc w:val="left"/>
+            </w:pPr>
+            <w:r>
+              <w:rPr>
+                <w:rFonts w:ascii="TimeNewRoman" w:hAnsi="TimeNewRoman"/>
+                <w:sz w:val="30"/>
+              </w:rPr>
+              <w:t>97-58=39</w:t>
+            </w:r>
+          </w:p>
+        </w:tc>
+        <w:tc>
+          <w:tcPr>
+            <w:tcW w:type="dxa" w:w="1987"/>
+          </w:tcPr>
+          <w:p>
+            <w:pPr>
+              <w:jc w:val="left"/>
+            </w:pPr>
+            <w:r>
+              <w:rPr>
+                <w:rFonts w:ascii="TimeNewRoman" w:hAnsi="TimeNewRoman"/>
+                <w:sz w:val="30"/>
+              </w:rPr>
+              <w:t>18+4=22</w:t>
+            </w:r>
+          </w:p>
+        </w:tc>
+        <w:tc>
+          <w:tcPr>
+            <w:tcW w:type="dxa" w:w="1987"/>
+          </w:tcPr>
+          <w:p>
+            <w:pPr>
+              <w:jc w:val="left"/>
+            </w:pPr>
+            <w:r>
+              <w:rPr>
+                <w:rFonts w:ascii="TimeNewRoman" w:hAnsi="TimeNewRoman"/>
+                <w:sz w:val="30"/>
+              </w:rPr>
+              <w:t>92-57=35</w:t>
+            </w:r>
+          </w:p>
+        </w:tc>
+        <w:tc>
+          <w:tcPr>
+            <w:tcW w:type="dxa" w:w="1987"/>
+          </w:tcPr>
+          <w:p>
+            <w:pPr>
+              <w:jc w:val="left"/>
+            </w:pPr>
+            <w:r>
+              <w:rPr>
+                <w:rFonts w:ascii="TimeNewRoman" w:hAnsi="TimeNewRoman"/>
+                <w:sz w:val="30"/>
+              </w:rPr>
+              <w:t>31-12=19</w:t>
+            </w:r>
+          </w:p>
+        </w:tc>
+      </w:tr>
+      <w:tr>
+        <w:tc>
+          <w:tcPr>
+            <w:tcW w:type="dxa" w:w="1987"/>
+          </w:tcPr>
+          <w:p>
+            <w:pPr>
+              <w:jc w:val="left"/>
+            </w:pPr>
+            <w:r>
+              <w:rPr>
+                <w:rFonts w:ascii="TimeNewRoman" w:hAnsi="TimeNewRoman"/>
+                <w:sz w:val="30"/>
+              </w:rPr>
+              <w:t>49+2=51</w:t>
+            </w:r>
+          </w:p>
+        </w:tc>
+        <w:tc>
+          <w:tcPr>
+            <w:tcW w:type="dxa" w:w="1987"/>
+          </w:tcPr>
+          <w:p>
+            <w:pPr>
+              <w:jc w:val="left"/>
+            </w:pPr>
+            <w:r>
+              <w:rPr>
+                <w:rFonts w:ascii="TimeNewRoman" w:hAnsi="TimeNewRoman"/>
+                <w:sz w:val="30"/>
+              </w:rPr>
+              <w:t>93-27=66</w:t>
+            </w:r>
+          </w:p>
+        </w:tc>
+        <w:tc>
+          <w:tcPr>
+            <w:tcW w:type="dxa" w:w="1987"/>
+          </w:tcPr>
+          <w:p>
+            <w:pPr>
+              <w:jc w:val="left"/>
+            </w:pPr>
+            <w:r>
+              <w:rPr>
+                <w:rFonts w:ascii="TimeNewRoman" w:hAnsi="TimeNewRoman"/>
+                <w:sz w:val="30"/>
+              </w:rPr>
+              <w:t>33+59=92</w:t>
+            </w:r>
+          </w:p>
+        </w:tc>
+        <w:tc>
+          <w:tcPr>
+            <w:tcW w:type="dxa" w:w="1987"/>
+          </w:tcPr>
+          <w:p>
+            <w:pPr>
+              <w:jc w:val="left"/>
+            </w:pPr>
+            <w:r>
+              <w:rPr>
+                <w:rFonts w:ascii="TimeNewRoman" w:hAnsi="TimeNewRoman"/>
+                <w:sz w:val="30"/>
+              </w:rPr>
+              <w:t>48+18=66</w:t>
+            </w:r>
+          </w:p>
+        </w:tc>
+        <w:tc>
+          <w:tcPr>
+            <w:tcW w:type="dxa" w:w="1987"/>
+          </w:tcPr>
+          <w:p>
+            <w:pPr>
+              <w:jc w:val="left"/>
+            </w:pPr>
+            <w:r>
+              <w:rPr>
+                <w:rFonts w:ascii="TimeNewRoman" w:hAnsi="TimeNewRoman"/>
+                <w:sz w:val="30"/>
+              </w:rPr>
+              <w:t>27+69=96</w:t>
+            </w:r>
+          </w:p>
+        </w:tc>
+      </w:tr>
+      <w:tr>
+        <w:tc>
+          <w:tcPr>
+            <w:tcW w:type="dxa" w:w="1987"/>
+          </w:tcPr>
+          <w:p>
+            <w:pPr>
+              <w:jc w:val="left"/>
+            </w:pPr>
+            <w:r>
+              <w:rPr>
+                <w:rFonts w:ascii="TimeNewRoman" w:hAnsi="TimeNewRoman"/>
+                <w:sz w:val="30"/>
+              </w:rPr>
+              <w:t>8+4=12</w:t>
+            </w:r>
+          </w:p>
+        </w:tc>
+        <w:tc>
+          <w:tcPr>
+            <w:tcW w:type="dxa" w:w="1987"/>
+          </w:tcPr>
+          <w:p>
+            <w:pPr>
+              <w:jc w:val="left"/>
+            </w:pPr>
+            <w:r>
+              <w:rPr>
+                <w:rFonts w:ascii="TimeNewRoman" w:hAnsi="TimeNewRoman"/>
+                <w:sz w:val="30"/>
+              </w:rPr>
+              <w:t>90-33=57</w:t>
+            </w:r>
+          </w:p>
+        </w:tc>
+        <w:tc>
+          <w:tcPr>
+            <w:tcW w:type="dxa" w:w="1987"/>
+          </w:tcPr>
+          <w:p>
+            <w:pPr>
+              <w:jc w:val="left"/>
+            </w:pPr>
+            <w:r>
+              <w:rPr>
+                <w:rFonts w:ascii="TimeNewRoman" w:hAnsi="TimeNewRoman"/>
+                <w:sz w:val="30"/>
+              </w:rPr>
+              <w:t>57+4=61</w:t>
+            </w:r>
+          </w:p>
+        </w:tc>
+        <w:tc>
+          <w:tcPr>
+            <w:tcW w:type="dxa" w:w="1987"/>
+          </w:tcPr>
+          <w:p>
+            <w:pPr>
+              <w:jc w:val="left"/>
+            </w:pPr>
+            <w:r>
+              <w:rPr>
+                <w:rFonts w:ascii="TimeNewRoman" w:hAnsi="TimeNewRoman"/>
+                <w:sz w:val="30"/>
+              </w:rPr>
+              <w:t>82-53=29</w:t>
+            </w:r>
+          </w:p>
+        </w:tc>
+        <w:tc>
+          <w:tcPr>
+            <w:tcW w:type="dxa" w:w="1987"/>
+          </w:tcPr>
+          <w:p>
+            <w:pPr>
+              <w:jc w:val="left"/>
+            </w:pPr>
+            <w:r>
+              <w:rPr>
+                <w:rFonts w:ascii="TimeNewRoman" w:hAnsi="TimeNewRoman"/>
+                <w:sz w:val="30"/>
+              </w:rPr>
+              <w:t>45-28=17</w:t>
+            </w:r>
+          </w:p>
+        </w:tc>
+      </w:tr>
+      <w:tr>
+        <w:tc>
+          <w:tcPr>
+            <w:tcW w:type="dxa" w:w="1987"/>
+          </w:tcPr>
+          <w:p>
+            <w:pPr>
+              <w:jc w:val="left"/>
+            </w:pPr>
+            <w:r>
+              <w:rPr>
+                <w:rFonts w:ascii="TimeNewRoman" w:hAnsi="TimeNewRoman"/>
+                <w:sz w:val="30"/>
+              </w:rPr>
+              <w:t>91-23=68</w:t>
+            </w:r>
+          </w:p>
+        </w:tc>
+        <w:tc>
+          <w:tcPr>
+            <w:tcW w:type="dxa" w:w="1987"/>
+          </w:tcPr>
+          <w:p>
+            <w:pPr>
+              <w:jc w:val="left"/>
+            </w:pPr>
+            <w:r>
+              <w:rPr>
+                <w:rFonts w:ascii="TimeNewRoman" w:hAnsi="TimeNewRoman"/>
+                <w:sz w:val="30"/>
+              </w:rPr>
+              <w:t>53-39=14</w:t>
+            </w:r>
+          </w:p>
+        </w:tc>
+        <w:tc>
+          <w:tcPr>
+            <w:tcW w:type="dxa" w:w="1987"/>
+          </w:tcPr>
+          <w:p>
+            <w:pPr>
+              <w:jc w:val="left"/>
+            </w:pPr>
+            <w:r>
+              <w:rPr>
+                <w:rFonts w:ascii="TimeNewRoman" w:hAnsi="TimeNewRoman"/>
+                <w:sz w:val="30"/>
+              </w:rPr>
+              <w:t>94-77=17</w:t>
+            </w:r>
+          </w:p>
+        </w:tc>
+        <w:tc>
+          <w:tcPr>
+            <w:tcW w:type="dxa" w:w="1987"/>
+          </w:tcPr>
+          <w:p>
+            <w:pPr>
+              <w:jc w:val="left"/>
+            </w:pPr>
+            <w:r>
+              <w:rPr>
+                <w:rFonts w:ascii="TimeNewRoman" w:hAnsi="TimeNewRoman"/>
+                <w:sz w:val="30"/>
+              </w:rPr>
+              <w:t>76+17=93</w:t>
+            </w:r>
+          </w:p>
+        </w:tc>
+        <w:tc>
+          <w:tcPr>
+            <w:tcW w:type="dxa" w:w="1987"/>
+          </w:tcPr>
+          <w:p>
+            <w:pPr>
+              <w:jc w:val="left"/>
+            </w:pPr>
+            <w:r>
+              <w:rPr>
+                <w:rFonts w:ascii="TimeNewRoman" w:hAnsi="TimeNewRoman"/>
+                <w:sz w:val="30"/>
+              </w:rPr>
+              <w:t>94-5=89</w:t>
+            </w:r>
+          </w:p>
+        </w:tc>
+      </w:tr>
+      <w:tr>
+        <w:tc>
+          <w:tcPr>
+            <w:tcW w:type="dxa" w:w="1987"/>
+          </w:tcPr>
+          <w:p>
+            <w:pPr>
+              <w:jc w:val="left"/>
+            </w:pPr>
+            <w:r>
+              <w:rPr>
+                <w:rFonts w:ascii="TimeNewRoman" w:hAnsi="TimeNewRoman"/>
+                <w:sz w:val="30"/>
+              </w:rPr>
+              <w:t>69+8=77</w:t>
+            </w:r>
+          </w:p>
+        </w:tc>
+        <w:tc>
+          <w:tcPr>
+            <w:tcW w:type="dxa" w:w="1987"/>
+          </w:tcPr>
+          <w:p>
+            <w:pPr>
+              <w:jc w:val="left"/>
+            </w:pPr>
+            <w:r>
+              <w:rPr>
+                <w:rFonts w:ascii="TimeNewRoman" w:hAnsi="TimeNewRoman"/>
+                <w:sz w:val="30"/>
+              </w:rPr>
+              <w:t>50-23=27</w:t>
+            </w:r>
+          </w:p>
+        </w:tc>
+        <w:tc>
+          <w:tcPr>
+            <w:tcW w:type="dxa" w:w="1987"/>
+          </w:tcPr>
+          <w:p>
+            <w:pPr>
+              <w:jc w:val="left"/>
+            </w:pPr>
+            <w:r>
+              <w:rPr>
+                <w:rFonts w:ascii="TimeNewRoman" w:hAnsi="TimeNewRoman"/>
+                <w:sz w:val="30"/>
+              </w:rPr>
+              <w:t>18+28=46</w:t>
+            </w:r>
+          </w:p>
+        </w:tc>
+        <w:tc>
+          <w:tcPr>
+            <w:tcW w:type="dxa" w:w="1987"/>
+          </w:tcPr>
+          <w:p>
+            <w:pPr>
+              <w:jc w:val="left"/>
+            </w:pPr>
+            <w:r>
+              <w:rPr>
+                <w:rFonts w:ascii="TimeNewRoman" w:hAnsi="TimeNewRoman"/>
+                <w:sz w:val="30"/>
+              </w:rPr>
+              <w:t>17+37=54</w:t>
             </w:r>
           </w:p>
         </w:tc>
@@ -339,6 +1069,8 @@
             </w:r>
           </w:p>
         </w:tc>
+      </w:tr>
+      <w:tr>
         <w:tc>
           <w:tcPr>
             <w:tcW w:type="dxa" w:w="1987"/>
@@ -352,7 +1084,7 @@
                 <w:rFonts w:ascii="TimeNewRoman" w:hAnsi="TimeNewRoman"/>
                 <w:sz w:val="30"/>
               </w:rPr>
-              <w:t>48+47=95</w:t>
+              <w:t>45-19=26</w:t>
             </w:r>
           </w:p>
         </w:tc>
@@ -369,7 +1101,58 @@
                 <w:rFonts w:ascii="TimeNewRoman" w:hAnsi="TimeNewRoman"/>
                 <w:sz w:val="30"/>
               </w:rPr>
-              <w:t>75-28=47</w:t>
+              <w:t>18+23=41</w:t>
+            </w:r>
+          </w:p>
+        </w:tc>
+        <w:tc>
+          <w:tcPr>
+            <w:tcW w:type="dxa" w:w="1987"/>
+          </w:tcPr>
+          <w:p>
+            <w:pPr>
+              <w:jc w:val="left"/>
+            </w:pPr>
+            <w:r>
+              <w:rPr>
+                <w:rFonts w:ascii="TimeNewRoman" w:hAnsi="TimeNewRoman"/>
+                <w:sz w:val="30"/>
+              </w:rPr>
+              <w:t>26+66=92</w:t>
+            </w:r>
+          </w:p>
+        </w:tc>
+        <w:tc>
+          <w:tcPr>
+            <w:tcW w:type="dxa" w:w="1987"/>
+          </w:tcPr>
+          <w:p>
+            <w:pPr>
+              <w:jc w:val="left"/>
+            </w:pPr>
+            <w:r>
+              <w:rPr>
+                <w:rFonts w:ascii="TimeNewRoman" w:hAnsi="TimeNewRoman"/>
+                <w:sz w:val="30"/>
+              </w:rPr>
+              <w:t>47-19=28</w:t>
+            </w:r>
+          </w:p>
+        </w:tc>
+        <w:tc>
+          <w:tcPr>
+            <w:tcW w:type="dxa" w:w="1987"/>
+          </w:tcPr>
+          <w:p>
+            <w:pPr>
+              <w:jc w:val="left"/>
+            </w:pPr>
+            <w:r>
+              <w:rPr>
+                <w:rFonts w:ascii="TimeNewRoman" w:hAnsi="TimeNewRoman"/>
+                <w:sz w:val="30"/>
+              </w:rPr>
+              <w:t>66+16=82</w:t>
             </w:r>
           </w:p>
         </w:tc>
@@ -388,7 +1171,7 @@
                 <w:rFonts w:ascii="TimeNewRoman" w:hAnsi="TimeNewRoman"/>
                 <w:sz w:val="30"/>
               </w:rPr>
-              <w:t>37+58=95</w:t>
+              <w:t>47-38=9</w:t>
             </w:r>
           </w:p>
         </w:tc>
@@ -405,7 +1188,7 @@
                 <w:rFonts w:ascii="TimeNewRoman" w:hAnsi="TimeNewRoman"/>
                 <w:sz w:val="30"/>
               </w:rPr>
-              <w:t>31-17=14</w:t>
+              <w:t>76-28=48</w:t>
             </w:r>
           </w:p>
         </w:tc>
@@ -422,7 +1205,7 @@
                 <w:rFonts w:ascii="TimeNewRoman" w:hAnsi="TimeNewRoman"/>
                 <w:sz w:val="30"/>
               </w:rPr>
-              <w:t>27+14=41</w:t>
+              <w:t>84-38=46</w:t>
             </w:r>
           </w:p>
         </w:tc>
@@ -439,7 +1222,7 @@
                 <w:rFonts w:ascii="TimeNewRoman" w:hAnsi="TimeNewRoman"/>
                 <w:sz w:val="30"/>
               </w:rPr>
-              <w:t>91-28=63</w:t>
+              <w:t>39+12=51</w:t>
             </w:r>
           </w:p>
         </w:tc>
@@ -456,7 +1239,7 @@
                 <w:rFonts w:ascii="TimeNewRoman" w:hAnsi="TimeNewRoman"/>
                 <w:sz w:val="30"/>
               </w:rPr>
-              <w:t>83-54=29</w:t>
+              <w:t>46+48=94</w:t>
             </w:r>
           </w:p>
         </w:tc>
@@ -475,7 +1258,7 @@
                 <w:rFonts w:ascii="TimeNewRoman" w:hAnsi="TimeNewRoman"/>
                 <w:sz w:val="30"/>
               </w:rPr>
-              <w:t>37+54=91</w:t>
+              <w:t>22-19=3</w:t>
             </w:r>
           </w:p>
         </w:tc>
@@ -492,7 +1275,7 @@
                 <w:rFonts w:ascii="TimeNewRoman" w:hAnsi="TimeNewRoman"/>
                 <w:sz w:val="30"/>
               </w:rPr>
-              <w:t>89+6=95</w:t>
+              <w:t>83-67=16</w:t>
             </w:r>
           </w:p>
         </w:tc>
@@ -509,7 +1292,7 @@
                 <w:rFonts w:ascii="TimeNewRoman" w:hAnsi="TimeNewRoman"/>
                 <w:sz w:val="30"/>
               </w:rPr>
-              <w:t>63-6=57</w:t>
+              <w:t>21-2=19</w:t>
             </w:r>
           </w:p>
         </w:tc>
@@ -526,7 +1309,7 @@
                 <w:rFonts w:ascii="TimeNewRoman" w:hAnsi="TimeNewRoman"/>
                 <w:sz w:val="30"/>
               </w:rPr>
-              <w:t>3+18=21</w:t>
+              <w:t>53-49=4</w:t>
             </w:r>
           </w:p>
         </w:tc>
@@ -543,7 +1326,7 @@
                 <w:rFonts w:ascii="TimeNewRoman" w:hAnsi="TimeNewRoman"/>
                 <w:sz w:val="30"/>
               </w:rPr>
-              <w:t>17+78=95</w:t>
+              <w:t>52-24=28</w:t>
             </w:r>
           </w:p>
         </w:tc>
@@ -562,7 +1345,7 @@
                 <w:rFonts w:ascii="TimeNewRoman" w:hAnsi="TimeNewRoman"/>
                 <w:sz w:val="30"/>
               </w:rPr>
-              <w:t>65+19=84</w:t>
+              <w:t>95-77=18</w:t>
             </w:r>
           </w:p>
         </w:tc>
@@ -579,7 +1362,7 @@
                 <w:rFonts w:ascii="TimeNewRoman" w:hAnsi="TimeNewRoman"/>
                 <w:sz w:val="30"/>
               </w:rPr>
-              <w:t>29+59=88</w:t>
+              <w:t>54-46=8</w:t>
             </w:r>
           </w:p>
         </w:tc>
@@ -596,7 +1379,7 @@
                 <w:rFonts w:ascii="TimeNewRoman" w:hAnsi="TimeNewRoman"/>
                 <w:sz w:val="30"/>
               </w:rPr>
-              <w:t>42-17=25</w:t>
+              <w:t>9+63=72</w:t>
             </w:r>
           </w:p>
         </w:tc>
@@ -613,7 +1396,7 @@
                 <w:rFonts w:ascii="TimeNewRoman" w:hAnsi="TimeNewRoman"/>
                 <w:sz w:val="30"/>
               </w:rPr>
-              <w:t>29+38=67</w:t>
+              <w:t>35+37=72</w:t>
             </w:r>
           </w:p>
         </w:tc>
@@ -630,7 +1413,7 @@
                 <w:rFonts w:ascii="TimeNewRoman" w:hAnsi="TimeNewRoman"/>
                 <w:sz w:val="30"/>
               </w:rPr>
-              <w:t>25+27=52</w:t>
+              <w:t>34+18=52</w:t>
             </w:r>
           </w:p>
         </w:tc>
@@ -649,7 +1432,7 @@
                 <w:rFonts w:ascii="TimeNewRoman" w:hAnsi="TimeNewRoman"/>
                 <w:sz w:val="30"/>
               </w:rPr>
-              <w:t>20-5=15</w:t>
+              <w:t>57+28=85</w:t>
             </w:r>
           </w:p>
         </w:tc>
@@ -666,7 +1449,7 @@
                 <w:rFonts w:ascii="TimeNewRoman" w:hAnsi="TimeNewRoman"/>
                 <w:sz w:val="30"/>
               </w:rPr>
-              <w:t>28+35=63</w:t>
+              <w:t>96-29=67</w:t>
             </w:r>
           </w:p>
         </w:tc>
@@ -683,7 +1466,7 @@
                 <w:rFonts w:ascii="TimeNewRoman" w:hAnsi="TimeNewRoman"/>
                 <w:sz w:val="30"/>
               </w:rPr>
-              <w:t>16+49=65</w:t>
+              <w:t>72-17=55</w:t>
             </w:r>
           </w:p>
         </w:tc>
@@ -700,7 +1483,7 @@
                 <w:rFonts w:ascii="TimeNewRoman" w:hAnsi="TimeNewRoman"/>
                 <w:sz w:val="30"/>
               </w:rPr>
-              <w:t>72-36=36</w:t>
+              <w:t>95-8=87</w:t>
             </w:r>
           </w:p>
         </w:tc>
@@ -717,7 +1500,7 @@
                 <w:rFonts w:ascii="TimeNewRoman" w:hAnsi="TimeNewRoman"/>
                 <w:sz w:val="30"/>
               </w:rPr>
-              <w:t>75+17=92</w:t>
+              <w:t>65-47=18</w:t>
             </w:r>
           </w:p>
         </w:tc>
@@ -736,7 +1519,7 @@
                 <w:rFonts w:ascii="TimeNewRoman" w:hAnsi="TimeNewRoman"/>
                 <w:sz w:val="30"/>
               </w:rPr>
-              <w:t>48+7=55</w:t>
+              <w:t>94-37=57</w:t>
             </w:r>
           </w:p>
         </w:tc>
@@ -753,7 +1536,7 @@
                 <w:rFonts w:ascii="TimeNewRoman" w:hAnsi="TimeNewRoman"/>
                 <w:sz w:val="30"/>
               </w:rPr>
-              <w:t>7+16=23</w:t>
+              <w:t>16+36=52</w:t>
             </w:r>
           </w:p>
         </w:tc>
@@ -770,7 +1553,7 @@
                 <w:rFonts w:ascii="TimeNewRoman" w:hAnsi="TimeNewRoman"/>
                 <w:sz w:val="30"/>
               </w:rPr>
-              <w:t>38+9=47</w:t>
+              <w:t>27+39=66</w:t>
             </w:r>
           </w:p>
         </w:tc>
@@ -787,7 +1570,7 @@
                 <w:rFonts w:ascii="TimeNewRoman" w:hAnsi="TimeNewRoman"/>
                 <w:sz w:val="30"/>
               </w:rPr>
-              <w:t>43-26=17</w:t>
+              <w:t>60-37=23</w:t>
             </w:r>
           </w:p>
         </w:tc>
@@ -804,7 +1587,7 @@
                 <w:rFonts w:ascii="TimeNewRoman" w:hAnsi="TimeNewRoman"/>
                 <w:sz w:val="30"/>
               </w:rPr>
-              <w:t>43-29=14</w:t>
+              <w:t>56+38=94</w:t>
             </w:r>
           </w:p>
         </w:tc>
@@ -823,7 +1606,7 @@
                 <w:rFonts w:ascii="TimeNewRoman" w:hAnsi="TimeNewRoman"/>
                 <w:sz w:val="30"/>
               </w:rPr>
-              <w:t>28+55=83</w:t>
+              <w:t>64+17=81</w:t>
             </w:r>
           </w:p>
         </w:tc>
@@ -840,7 +1623,7 @@
                 <w:rFonts w:ascii="TimeNewRoman" w:hAnsi="TimeNewRoman"/>
                 <w:sz w:val="30"/>
               </w:rPr>
-              <w:t>57-49=8</w:t>
+              <w:t>65-46=19</w:t>
             </w:r>
           </w:p>
         </w:tc>
@@ -857,7 +1640,7 @@
                 <w:rFonts w:ascii="TimeNewRoman" w:hAnsi="TimeNewRoman"/>
                 <w:sz w:val="30"/>
               </w:rPr>
-              <w:t>5+9=14</w:t>
+              <w:t>6+25=31</w:t>
             </w:r>
           </w:p>
         </w:tc>
@@ -874,7 +1657,7 @@
                 <w:rFonts w:ascii="TimeNewRoman" w:hAnsi="TimeNewRoman"/>
                 <w:sz w:val="30"/>
               </w:rPr>
-              <w:t>28+59=87</w:t>
+              <w:t>7+27=34</w:t>
             </w:r>
           </w:p>
         </w:tc>
@@ -891,7 +1674,7 @@
                 <w:rFonts w:ascii="TimeNewRoman" w:hAnsi="TimeNewRoman"/>
                 <w:sz w:val="30"/>
               </w:rPr>
-              <w:t>70-49=21</w:t>
+              <w:t>58+38=96</w:t>
             </w:r>
           </w:p>
         </w:tc>
@@ -910,7 +1693,7 @@
                 <w:rFonts w:ascii="TimeNewRoman" w:hAnsi="TimeNewRoman"/>
                 <w:sz w:val="30"/>
               </w:rPr>
-              <w:t>97-38=59</w:t>
+              <w:t>32-13=19</w:t>
             </w:r>
           </w:p>
         </w:tc>
@@ -927,7 +1710,7 @@
                 <w:rFonts w:ascii="TimeNewRoman" w:hAnsi="TimeNewRoman"/>
                 <w:sz w:val="30"/>
               </w:rPr>
-              <w:t>49+28=77</w:t>
+              <w:t>82-44=38</w:t>
             </w:r>
           </w:p>
         </w:tc>
@@ -944,7 +1727,7 @@
                 <w:rFonts w:ascii="TimeNewRoman" w:hAnsi="TimeNewRoman"/>
                 <w:sz w:val="30"/>
               </w:rPr>
-              <w:t>13+38=51</w:t>
+              <w:t>4+68=72</w:t>
             </w:r>
           </w:p>
         </w:tc>
@@ -961,7 +1744,7 @@
                 <w:rFonts w:ascii="TimeNewRoman" w:hAnsi="TimeNewRoman"/>
                 <w:sz w:val="30"/>
               </w:rPr>
-              <w:t>37+34=71</w:t>
+              <w:t>82-58=24</w:t>
             </w:r>
           </w:p>
         </w:tc>
@@ -978,790 +1761,7 @@
                 <w:rFonts w:ascii="TimeNewRoman" w:hAnsi="TimeNewRoman"/>
                 <w:sz w:val="30"/>
               </w:rPr>
-              <w:t>93-9=84</w:t>
-            </w:r>
-          </w:p>
-        </w:tc>
-      </w:tr>
-      <w:tr>
-        <w:tc>
-          <w:tcPr>
-            <w:tcW w:type="dxa" w:w="1987"/>
-          </w:tcPr>
-          <w:p>
-            <w:pPr>
-              <w:jc w:val="left"/>
-            </w:pPr>
-            <w:r>
-              <w:rPr>
-                <w:rFonts w:ascii="TimeNewRoman" w:hAnsi="TimeNewRoman"/>
-                <w:sz w:val="30"/>
-              </w:rPr>
-              <w:t>82-7=75</w:t>
-            </w:r>
-          </w:p>
-        </w:tc>
-        <w:tc>
-          <w:tcPr>
-            <w:tcW w:type="dxa" w:w="1987"/>
-          </w:tcPr>
-          <w:p>
-            <w:pPr>
-              <w:jc w:val="left"/>
-            </w:pPr>
-            <w:r>
-              <w:rPr>
-                <w:rFonts w:ascii="TimeNewRoman" w:hAnsi="TimeNewRoman"/>
-                <w:sz w:val="30"/>
-              </w:rPr>
-              <w:t>14+8=22</w:t>
-            </w:r>
-          </w:p>
-        </w:tc>
-        <w:tc>
-          <w:tcPr>
-            <w:tcW w:type="dxa" w:w="1987"/>
-          </w:tcPr>
-          <w:p>
-            <w:pPr>
-              <w:jc w:val="left"/>
-            </w:pPr>
-            <w:r>
-              <w:rPr>
-                <w:rFonts w:ascii="TimeNewRoman" w:hAnsi="TimeNewRoman"/>
-                <w:sz w:val="30"/>
-              </w:rPr>
-              <w:t>23-17=6</w:t>
-            </w:r>
-          </w:p>
-        </w:tc>
-        <w:tc>
-          <w:tcPr>
-            <w:tcW w:type="dxa" w:w="1987"/>
-          </w:tcPr>
-          <w:p>
-            <w:pPr>
-              <w:jc w:val="left"/>
-            </w:pPr>
-            <w:r>
-              <w:rPr>
-                <w:rFonts w:ascii="TimeNewRoman" w:hAnsi="TimeNewRoman"/>
-                <w:sz w:val="30"/>
-              </w:rPr>
-              <w:t>72-63=9</w:t>
-            </w:r>
-          </w:p>
-        </w:tc>
-        <w:tc>
-          <w:tcPr>
-            <w:tcW w:type="dxa" w:w="1987"/>
-          </w:tcPr>
-          <w:p>
-            <w:pPr>
-              <w:jc w:val="left"/>
-            </w:pPr>
-            <w:r>
-              <w:rPr>
-                <w:rFonts w:ascii="TimeNewRoman" w:hAnsi="TimeNewRoman"/>
-                <w:sz w:val="30"/>
-              </w:rPr>
-              <w:t>71-17=54</w:t>
-            </w:r>
-          </w:p>
-        </w:tc>
-      </w:tr>
-      <w:tr>
-        <w:tc>
-          <w:tcPr>
-            <w:tcW w:type="dxa" w:w="1987"/>
-          </w:tcPr>
-          <w:p>
-            <w:pPr>
-              <w:jc w:val="left"/>
-            </w:pPr>
-            <w:r>
-              <w:rPr>
-                <w:rFonts w:ascii="TimeNewRoman" w:hAnsi="TimeNewRoman"/>
-                <w:sz w:val="30"/>
-              </w:rPr>
-              <w:t>64-17=47</w:t>
-            </w:r>
-          </w:p>
-        </w:tc>
-        <w:tc>
-          <w:tcPr>
-            <w:tcW w:type="dxa" w:w="1987"/>
-          </w:tcPr>
-          <w:p>
-            <w:pPr>
-              <w:jc w:val="left"/>
-            </w:pPr>
-            <w:r>
-              <w:rPr>
-                <w:rFonts w:ascii="TimeNewRoman" w:hAnsi="TimeNewRoman"/>
-                <w:sz w:val="30"/>
-              </w:rPr>
-              <w:t>79+7=86</w:t>
-            </w:r>
-          </w:p>
-        </w:tc>
-        <w:tc>
-          <w:tcPr>
-            <w:tcW w:type="dxa" w:w="1987"/>
-          </w:tcPr>
-          <w:p>
-            <w:pPr>
-              <w:jc w:val="left"/>
-            </w:pPr>
-            <w:r>
-              <w:rPr>
-                <w:rFonts w:ascii="TimeNewRoman" w:hAnsi="TimeNewRoman"/>
-                <w:sz w:val="30"/>
-              </w:rPr>
-              <w:t>74+8=82</w:t>
-            </w:r>
-          </w:p>
-        </w:tc>
-        <w:tc>
-          <w:tcPr>
-            <w:tcW w:type="dxa" w:w="1987"/>
-          </w:tcPr>
-          <w:p>
-            <w:pPr>
-              <w:jc w:val="left"/>
-            </w:pPr>
-            <w:r>
-              <w:rPr>
-                <w:rFonts w:ascii="TimeNewRoman" w:hAnsi="TimeNewRoman"/>
-                <w:sz w:val="30"/>
-              </w:rPr>
-              <w:t>18+77=95</w:t>
-            </w:r>
-          </w:p>
-        </w:tc>
-        <w:tc>
-          <w:tcPr>
-            <w:tcW w:type="dxa" w:w="1987"/>
-          </w:tcPr>
-          <w:p>
-            <w:pPr>
-              <w:jc w:val="left"/>
-            </w:pPr>
-            <w:r>
-              <w:rPr>
-                <w:rFonts w:ascii="TimeNewRoman" w:hAnsi="TimeNewRoman"/>
-                <w:sz w:val="30"/>
-              </w:rPr>
-              <w:t>19+62=81</w:t>
-            </w:r>
-          </w:p>
-        </w:tc>
-      </w:tr>
-      <w:tr>
-        <w:tc>
-          <w:tcPr>
-            <w:tcW w:type="dxa" w:w="1987"/>
-          </w:tcPr>
-          <w:p>
-            <w:pPr>
-              <w:jc w:val="left"/>
-            </w:pPr>
-            <w:r>
-              <w:rPr>
-                <w:rFonts w:ascii="TimeNewRoman" w:hAnsi="TimeNewRoman"/>
-                <w:sz w:val="30"/>
-              </w:rPr>
-              <w:t>43-24=19</w:t>
-            </w:r>
-          </w:p>
-        </w:tc>
-        <w:tc>
-          <w:tcPr>
-            <w:tcW w:type="dxa" w:w="1987"/>
-          </w:tcPr>
-          <w:p>
-            <w:pPr>
-              <w:jc w:val="left"/>
-            </w:pPr>
-            <w:r>
-              <w:rPr>
-                <w:rFonts w:ascii="TimeNewRoman" w:hAnsi="TimeNewRoman"/>
-                <w:sz w:val="30"/>
-              </w:rPr>
-              <w:t>96-77=19</w:t>
-            </w:r>
-          </w:p>
-        </w:tc>
-        <w:tc>
-          <w:tcPr>
-            <w:tcW w:type="dxa" w:w="1987"/>
-          </w:tcPr>
-          <w:p>
-            <w:pPr>
-              <w:jc w:val="left"/>
-            </w:pPr>
-            <w:r>
-              <w:rPr>
-                <w:rFonts w:ascii="TimeNewRoman" w:hAnsi="TimeNewRoman"/>
-                <w:sz w:val="30"/>
-              </w:rPr>
-              <w:t>39+37=76</w:t>
-            </w:r>
-          </w:p>
-        </w:tc>
-        <w:tc>
-          <w:tcPr>
-            <w:tcW w:type="dxa" w:w="1987"/>
-          </w:tcPr>
-          <w:p>
-            <w:pPr>
-              <w:jc w:val="left"/>
-            </w:pPr>
-            <w:r>
-              <w:rPr>
-                <w:rFonts w:ascii="TimeNewRoman" w:hAnsi="TimeNewRoman"/>
-                <w:sz w:val="30"/>
-              </w:rPr>
-              <w:t>23+49=72</w:t>
-            </w:r>
-          </w:p>
-        </w:tc>
-        <w:tc>
-          <w:tcPr>
-            <w:tcW w:type="dxa" w:w="1987"/>
-          </w:tcPr>
-          <w:p>
-            <w:pPr>
-              <w:jc w:val="left"/>
-            </w:pPr>
-            <w:r>
-              <w:rPr>
-                <w:rFonts w:ascii="TimeNewRoman" w:hAnsi="TimeNewRoman"/>
-                <w:sz w:val="30"/>
-              </w:rPr>
-              <w:t>29+38=67</w:t>
-            </w:r>
-          </w:p>
-        </w:tc>
-      </w:tr>
-      <w:tr>
-        <w:tc>
-          <w:tcPr>
-            <w:tcW w:type="dxa" w:w="1987"/>
-          </w:tcPr>
-          <w:p>
-            <w:pPr>
-              <w:jc w:val="left"/>
-            </w:pPr>
-            <w:r>
-              <w:rPr>
-                <w:rFonts w:ascii="TimeNewRoman" w:hAnsi="TimeNewRoman"/>
-                <w:sz w:val="30"/>
-              </w:rPr>
-              <w:t>35-16=19</w:t>
-            </w:r>
-          </w:p>
-        </w:tc>
-        <w:tc>
-          <w:tcPr>
-            <w:tcW w:type="dxa" w:w="1987"/>
-          </w:tcPr>
-          <w:p>
-            <w:pPr>
-              <w:jc w:val="left"/>
-            </w:pPr>
-            <w:r>
-              <w:rPr>
-                <w:rFonts w:ascii="TimeNewRoman" w:hAnsi="TimeNewRoman"/>
-                <w:sz w:val="30"/>
-              </w:rPr>
-              <w:t>65+29=94</w:t>
-            </w:r>
-          </w:p>
-        </w:tc>
-        <w:tc>
-          <w:tcPr>
-            <w:tcW w:type="dxa" w:w="1987"/>
-          </w:tcPr>
-          <w:p>
-            <w:pPr>
-              <w:jc w:val="left"/>
-            </w:pPr>
-            <w:r>
-              <w:rPr>
-                <w:rFonts w:ascii="TimeNewRoman" w:hAnsi="TimeNewRoman"/>
-                <w:sz w:val="30"/>
-              </w:rPr>
-              <w:t>72-46=26</w:t>
-            </w:r>
-          </w:p>
-        </w:tc>
-        <w:tc>
-          <w:tcPr>
-            <w:tcW w:type="dxa" w:w="1987"/>
-          </w:tcPr>
-          <w:p>
-            <w:pPr>
-              <w:jc w:val="left"/>
-            </w:pPr>
-            <w:r>
-              <w:rPr>
-                <w:rFonts w:ascii="TimeNewRoman" w:hAnsi="TimeNewRoman"/>
-                <w:sz w:val="30"/>
-              </w:rPr>
-              <w:t>71-42=29</w:t>
-            </w:r>
-          </w:p>
-        </w:tc>
-        <w:tc>
-          <w:tcPr>
-            <w:tcW w:type="dxa" w:w="1987"/>
-          </w:tcPr>
-          <w:p>
-            <w:pPr>
-              <w:jc w:val="left"/>
-            </w:pPr>
-            <w:r>
-              <w:rPr>
-                <w:rFonts w:ascii="TimeNewRoman" w:hAnsi="TimeNewRoman"/>
-                <w:sz w:val="30"/>
-              </w:rPr>
-              <w:t>85-77=8</w:t>
-            </w:r>
-          </w:p>
-        </w:tc>
-      </w:tr>
-      <w:tr>
-        <w:tc>
-          <w:tcPr>
-            <w:tcW w:type="dxa" w:w="1987"/>
-          </w:tcPr>
-          <w:p>
-            <w:pPr>
-              <w:jc w:val="left"/>
-            </w:pPr>
-            <w:r>
-              <w:rPr>
-                <w:rFonts w:ascii="TimeNewRoman" w:hAnsi="TimeNewRoman"/>
-                <w:sz w:val="30"/>
-              </w:rPr>
-              <w:t>9+56=65</w:t>
-            </w:r>
-          </w:p>
-        </w:tc>
-        <w:tc>
-          <w:tcPr>
-            <w:tcW w:type="dxa" w:w="1987"/>
-          </w:tcPr>
-          <w:p>
-            <w:pPr>
-              <w:jc w:val="left"/>
-            </w:pPr>
-            <w:r>
-              <w:rPr>
-                <w:rFonts w:ascii="TimeNewRoman" w:hAnsi="TimeNewRoman"/>
-                <w:sz w:val="30"/>
-              </w:rPr>
-              <w:t>55+17=72</w:t>
-            </w:r>
-          </w:p>
-        </w:tc>
-        <w:tc>
-          <w:tcPr>
-            <w:tcW w:type="dxa" w:w="1987"/>
-          </w:tcPr>
-          <w:p>
-            <w:pPr>
-              <w:jc w:val="left"/>
-            </w:pPr>
-            <w:r>
-              <w:rPr>
-                <w:rFonts w:ascii="TimeNewRoman" w:hAnsi="TimeNewRoman"/>
-                <w:sz w:val="30"/>
-              </w:rPr>
-              <w:t>50-37=13</w:t>
-            </w:r>
-          </w:p>
-        </w:tc>
-        <w:tc>
-          <w:tcPr>
-            <w:tcW w:type="dxa" w:w="1987"/>
-          </w:tcPr>
-          <w:p>
-            <w:pPr>
-              <w:jc w:val="left"/>
-            </w:pPr>
-            <w:r>
-              <w:rPr>
-                <w:rFonts w:ascii="TimeNewRoman" w:hAnsi="TimeNewRoman"/>
-                <w:sz w:val="30"/>
-              </w:rPr>
-              <w:t>81-74=7</w:t>
-            </w:r>
-          </w:p>
-        </w:tc>
-        <w:tc>
-          <w:tcPr>
-            <w:tcW w:type="dxa" w:w="1987"/>
-          </w:tcPr>
-          <w:p>
-            <w:pPr>
-              <w:jc w:val="left"/>
-            </w:pPr>
-            <w:r>
-              <w:rPr>
-                <w:rFonts w:ascii="TimeNewRoman" w:hAnsi="TimeNewRoman"/>
-                <w:sz w:val="30"/>
-              </w:rPr>
-              <w:t>27+26=53</w:t>
-            </w:r>
-          </w:p>
-        </w:tc>
-      </w:tr>
-      <w:tr>
-        <w:tc>
-          <w:tcPr>
-            <w:tcW w:type="dxa" w:w="1987"/>
-          </w:tcPr>
-          <w:p>
-            <w:pPr>
-              <w:jc w:val="left"/>
-            </w:pPr>
-            <w:r>
-              <w:rPr>
-                <w:rFonts w:ascii="TimeNewRoman" w:hAnsi="TimeNewRoman"/>
-                <w:sz w:val="30"/>
-              </w:rPr>
-              <w:t>8+24=32</w:t>
-            </w:r>
-          </w:p>
-        </w:tc>
-        <w:tc>
-          <w:tcPr>
-            <w:tcW w:type="dxa" w:w="1987"/>
-          </w:tcPr>
-          <w:p>
-            <w:pPr>
-              <w:jc w:val="left"/>
-            </w:pPr>
-            <w:r>
-              <w:rPr>
-                <w:rFonts w:ascii="TimeNewRoman" w:hAnsi="TimeNewRoman"/>
-                <w:sz w:val="30"/>
-              </w:rPr>
-              <w:t>74-7=67</w:t>
-            </w:r>
-          </w:p>
-        </w:tc>
-        <w:tc>
-          <w:tcPr>
-            <w:tcW w:type="dxa" w:w="1987"/>
-          </w:tcPr>
-          <w:p>
-            <w:pPr>
-              <w:jc w:val="left"/>
-            </w:pPr>
-            <w:r>
-              <w:rPr>
-                <w:rFonts w:ascii="TimeNewRoman" w:hAnsi="TimeNewRoman"/>
-                <w:sz w:val="30"/>
-              </w:rPr>
-              <w:t>82-54=28</w:t>
-            </w:r>
-          </w:p>
-        </w:tc>
-        <w:tc>
-          <w:tcPr>
-            <w:tcW w:type="dxa" w:w="1987"/>
-          </w:tcPr>
-          <w:p>
-            <w:pPr>
-              <w:jc w:val="left"/>
-            </w:pPr>
-            <w:r>
-              <w:rPr>
-                <w:rFonts w:ascii="TimeNewRoman" w:hAnsi="TimeNewRoman"/>
-                <w:sz w:val="30"/>
-              </w:rPr>
-              <w:t>56-37=19</w:t>
-            </w:r>
-          </w:p>
-        </w:tc>
-        <w:tc>
-          <w:tcPr>
-            <w:tcW w:type="dxa" w:w="1987"/>
-          </w:tcPr>
-          <w:p>
-            <w:pPr>
-              <w:jc w:val="left"/>
-            </w:pPr>
-            <w:r>
-              <w:rPr>
-                <w:rFonts w:ascii="TimeNewRoman" w:hAnsi="TimeNewRoman"/>
-                <w:sz w:val="30"/>
-              </w:rPr>
-              <w:t>29+6=35</w:t>
-            </w:r>
-          </w:p>
-        </w:tc>
-      </w:tr>
-      <w:tr>
-        <w:tc>
-          <w:tcPr>
-            <w:tcW w:type="dxa" w:w="1987"/>
-          </w:tcPr>
-          <w:p>
-            <w:pPr>
-              <w:jc w:val="left"/>
-            </w:pPr>
-            <w:r>
-              <w:rPr>
-                <w:rFonts w:ascii="TimeNewRoman" w:hAnsi="TimeNewRoman"/>
-                <w:sz w:val="30"/>
-              </w:rPr>
-              <w:t>8+5=13</w:t>
-            </w:r>
-          </w:p>
-        </w:tc>
-        <w:tc>
-          <w:tcPr>
-            <w:tcW w:type="dxa" w:w="1987"/>
-          </w:tcPr>
-          <w:p>
-            <w:pPr>
-              <w:jc w:val="left"/>
-            </w:pPr>
-            <w:r>
-              <w:rPr>
-                <w:rFonts w:ascii="TimeNewRoman" w:hAnsi="TimeNewRoman"/>
-                <w:sz w:val="30"/>
-              </w:rPr>
-              <w:t>92-79=13</w:t>
-            </w:r>
-          </w:p>
-        </w:tc>
-        <w:tc>
-          <w:tcPr>
-            <w:tcW w:type="dxa" w:w="1987"/>
-          </w:tcPr>
-          <w:p>
-            <w:pPr>
-              <w:jc w:val="left"/>
-            </w:pPr>
-            <w:r>
-              <w:rPr>
-                <w:rFonts w:ascii="TimeNewRoman" w:hAnsi="TimeNewRoman"/>
-                <w:sz w:val="30"/>
-              </w:rPr>
-              <w:t>97-78=19</w:t>
-            </w:r>
-          </w:p>
-        </w:tc>
-        <w:tc>
-          <w:tcPr>
-            <w:tcW w:type="dxa" w:w="1987"/>
-          </w:tcPr>
-          <w:p>
-            <w:pPr>
-              <w:jc w:val="left"/>
-            </w:pPr>
-            <w:r>
-              <w:rPr>
-                <w:rFonts w:ascii="TimeNewRoman" w:hAnsi="TimeNewRoman"/>
-                <w:sz w:val="30"/>
-              </w:rPr>
-              <w:t>39+26=65</w:t>
-            </w:r>
-          </w:p>
-        </w:tc>
-        <w:tc>
-          <w:tcPr>
-            <w:tcW w:type="dxa" w:w="1987"/>
-          </w:tcPr>
-          <w:p>
-            <w:pPr>
-              <w:jc w:val="left"/>
-            </w:pPr>
-            <w:r>
-              <w:rPr>
-                <w:rFonts w:ascii="TimeNewRoman" w:hAnsi="TimeNewRoman"/>
-                <w:sz w:val="30"/>
-              </w:rPr>
-              <w:t>71-15=56</w:t>
-            </w:r>
-          </w:p>
-        </w:tc>
-      </w:tr>
-      <w:tr>
-        <w:tc>
-          <w:tcPr>
-            <w:tcW w:type="dxa" w:w="1987"/>
-          </w:tcPr>
-          <w:p>
-            <w:pPr>
-              <w:jc w:val="left"/>
-            </w:pPr>
-            <w:r>
-              <w:rPr>
-                <w:rFonts w:ascii="TimeNewRoman" w:hAnsi="TimeNewRoman"/>
-                <w:sz w:val="30"/>
-              </w:rPr>
-              <w:t>65-16=49</w:t>
-            </w:r>
-          </w:p>
-        </w:tc>
-        <w:tc>
-          <w:tcPr>
-            <w:tcW w:type="dxa" w:w="1987"/>
-          </w:tcPr>
-          <w:p>
-            <w:pPr>
-              <w:jc w:val="left"/>
-            </w:pPr>
-            <w:r>
-              <w:rPr>
-                <w:rFonts w:ascii="TimeNewRoman" w:hAnsi="TimeNewRoman"/>
-                <w:sz w:val="30"/>
-              </w:rPr>
-              <w:t>61-45=16</w:t>
-            </w:r>
-          </w:p>
-        </w:tc>
-        <w:tc>
-          <w:tcPr>
-            <w:tcW w:type="dxa" w:w="1987"/>
-          </w:tcPr>
-          <w:p>
-            <w:pPr>
-              <w:jc w:val="left"/>
-            </w:pPr>
-            <w:r>
-              <w:rPr>
-                <w:rFonts w:ascii="TimeNewRoman" w:hAnsi="TimeNewRoman"/>
-                <w:sz w:val="30"/>
-              </w:rPr>
-              <w:t>72-29=43</w:t>
-            </w:r>
-          </w:p>
-        </w:tc>
-        <w:tc>
-          <w:tcPr>
-            <w:tcW w:type="dxa" w:w="1987"/>
-          </w:tcPr>
-          <w:p>
-            <w:pPr>
-              <w:jc w:val="left"/>
-            </w:pPr>
-            <w:r>
-              <w:rPr>
-                <w:rFonts w:ascii="TimeNewRoman" w:hAnsi="TimeNewRoman"/>
-                <w:sz w:val="30"/>
-              </w:rPr>
-              <w:t>46+29=75</w:t>
-            </w:r>
-          </w:p>
-        </w:tc>
-        <w:tc>
-          <w:tcPr>
-            <w:tcW w:type="dxa" w:w="1987"/>
-          </w:tcPr>
-          <w:p>
-            <w:pPr>
-              <w:jc w:val="left"/>
-            </w:pPr>
-            <w:r>
-              <w:rPr>
-                <w:rFonts w:ascii="TimeNewRoman" w:hAnsi="TimeNewRoman"/>
-                <w:sz w:val="30"/>
-              </w:rPr>
-              <w:t>6+47=53</w:t>
-            </w:r>
-          </w:p>
-        </w:tc>
-      </w:tr>
-      <w:tr>
-        <w:tc>
-          <w:tcPr>
-            <w:tcW w:type="dxa" w:w="1987"/>
-          </w:tcPr>
-          <w:p>
-            <w:pPr>
-              <w:jc w:val="left"/>
-            </w:pPr>
-            <w:r>
-              <w:rPr>
-                <w:rFonts w:ascii="TimeNewRoman" w:hAnsi="TimeNewRoman"/>
-                <w:sz w:val="30"/>
-              </w:rPr>
-              <w:t>50-19=31</w:t>
-            </w:r>
-          </w:p>
-        </w:tc>
-        <w:tc>
-          <w:tcPr>
-            <w:tcW w:type="dxa" w:w="1987"/>
-          </w:tcPr>
-          <w:p>
-            <w:pPr>
-              <w:jc w:val="left"/>
-            </w:pPr>
-            <w:r>
-              <w:rPr>
-                <w:rFonts w:ascii="TimeNewRoman" w:hAnsi="TimeNewRoman"/>
-                <w:sz w:val="30"/>
-              </w:rPr>
-              <w:t>49+18=67</w:t>
-            </w:r>
-          </w:p>
-        </w:tc>
-        <w:tc>
-          <w:tcPr>
-            <w:tcW w:type="dxa" w:w="1987"/>
-          </w:tcPr>
-          <w:p>
-            <w:pPr>
-              <w:jc w:val="left"/>
-            </w:pPr>
-            <w:r>
-              <w:rPr>
-                <w:rFonts w:ascii="TimeNewRoman" w:hAnsi="TimeNewRoman"/>
-                <w:sz w:val="30"/>
-              </w:rPr>
-              <w:t>19+65=84</w:t>
-            </w:r>
-          </w:p>
-        </w:tc>
-        <w:tc>
-          <w:tcPr>
-            <w:tcW w:type="dxa" w:w="1987"/>
-          </w:tcPr>
-          <w:p>
-            <w:pPr>
-              <w:jc w:val="left"/>
-            </w:pPr>
-            <w:r>
-              <w:rPr>
-                <w:rFonts w:ascii="TimeNewRoman" w:hAnsi="TimeNewRoman"/>
-                <w:sz w:val="30"/>
-              </w:rPr>
-              <w:t>70-64=6</w:t>
-            </w:r>
-          </w:p>
-        </w:tc>
-        <w:tc>
-          <w:tcPr>
-            <w:tcW w:type="dxa" w:w="1987"/>
-          </w:tcPr>
-          <w:p>
-            <w:pPr>
-              <w:jc w:val="left"/>
-            </w:pPr>
-            <w:r>
-              <w:rPr>
-                <w:rFonts w:ascii="TimeNewRoman" w:hAnsi="TimeNewRoman"/>
-                <w:sz w:val="30"/>
-              </w:rPr>
-              <w:t>91-67=24</w:t>
+              <w:t>86-68=18</w:t>
             </w:r>
           </w:p>
         </w:tc>

--- a/answers-of-adc_sbb_within_100.docx
+++ b/answers-of-adc_sbb_within_100.docx
@@ -11,7 +11,7 @@
           <w:rFonts w:ascii="Arial" w:hAnsi="Arial"/>
           <w:sz w:val="30"/>
         </w:rPr>
-        <w:t>2026-09-25 Friday</w:t>
+        <w:t>2026-09-26 Saturday</w:t>
       </w:r>
     </w:p>
     <w:tbl>
@@ -27,301 +27,6 @@
         <w:gridCol w:w="1987"/>
       </w:tblGrid>
       <w:tr>
-        <w:tc>
-          <w:tcPr>
-            <w:tcW w:type="dxa" w:w="1987"/>
-          </w:tcPr>
-          <w:p>
-            <w:pPr>
-              <w:jc w:val="left"/>
-            </w:pPr>
-            <w:r>
-              <w:rPr>
-                <w:rFonts w:ascii="TimeNewRoman" w:hAnsi="TimeNewRoman"/>
-                <w:sz w:val="30"/>
-              </w:rPr>
-              <w:t>83-55=28</w:t>
-            </w:r>
-          </w:p>
-        </w:tc>
-        <w:tc>
-          <w:tcPr>
-            <w:tcW w:type="dxa" w:w="1987"/>
-          </w:tcPr>
-          <w:p>
-            <w:pPr>
-              <w:jc w:val="left"/>
-            </w:pPr>
-            <w:r>
-              <w:rPr>
-                <w:rFonts w:ascii="TimeNewRoman" w:hAnsi="TimeNewRoman"/>
-                <w:sz w:val="30"/>
-              </w:rPr>
-              <w:t>5+76=81</w:t>
-            </w:r>
-          </w:p>
-        </w:tc>
-        <w:tc>
-          <w:tcPr>
-            <w:tcW w:type="dxa" w:w="1987"/>
-          </w:tcPr>
-          <w:p>
-            <w:pPr>
-              <w:jc w:val="left"/>
-            </w:pPr>
-            <w:r>
-              <w:rPr>
-                <w:rFonts w:ascii="TimeNewRoman" w:hAnsi="TimeNewRoman"/>
-                <w:sz w:val="30"/>
-              </w:rPr>
-              <w:t>24-16=8</w:t>
-            </w:r>
-          </w:p>
-        </w:tc>
-        <w:tc>
-          <w:tcPr>
-            <w:tcW w:type="dxa" w:w="1987"/>
-          </w:tcPr>
-          <w:p>
-            <w:pPr>
-              <w:jc w:val="left"/>
-            </w:pPr>
-            <w:r>
-              <w:rPr>
-                <w:rFonts w:ascii="TimeNewRoman" w:hAnsi="TimeNewRoman"/>
-                <w:sz w:val="30"/>
-              </w:rPr>
-              <w:t>9+37=46</w:t>
-            </w:r>
-          </w:p>
-        </w:tc>
-        <w:tc>
-          <w:tcPr>
-            <w:tcW w:type="dxa" w:w="1987"/>
-          </w:tcPr>
-          <w:p>
-            <w:pPr>
-              <w:jc w:val="left"/>
-            </w:pPr>
-            <w:r>
-              <w:rPr>
-                <w:rFonts w:ascii="TimeNewRoman" w:hAnsi="TimeNewRoman"/>
-                <w:sz w:val="30"/>
-              </w:rPr>
-              <w:t>24+9=33</w:t>
-            </w:r>
-          </w:p>
-        </w:tc>
-      </w:tr>
-      <w:tr>
-        <w:tc>
-          <w:tcPr>
-            <w:tcW w:type="dxa" w:w="1987"/>
-          </w:tcPr>
-          <w:p>
-            <w:pPr>
-              <w:jc w:val="left"/>
-            </w:pPr>
-            <w:r>
-              <w:rPr>
-                <w:rFonts w:ascii="TimeNewRoman" w:hAnsi="TimeNewRoman"/>
-                <w:sz w:val="30"/>
-              </w:rPr>
-              <w:t>42+9=51</w:t>
-            </w:r>
-          </w:p>
-        </w:tc>
-        <w:tc>
-          <w:tcPr>
-            <w:tcW w:type="dxa" w:w="1987"/>
-          </w:tcPr>
-          <w:p>
-            <w:pPr>
-              <w:jc w:val="left"/>
-            </w:pPr>
-            <w:r>
-              <w:rPr>
-                <w:rFonts w:ascii="TimeNewRoman" w:hAnsi="TimeNewRoman"/>
-                <w:sz w:val="30"/>
-              </w:rPr>
-              <w:t>93-29=64</w:t>
-            </w:r>
-          </w:p>
-        </w:tc>
-        <w:tc>
-          <w:tcPr>
-            <w:tcW w:type="dxa" w:w="1987"/>
-          </w:tcPr>
-          <w:p>
-            <w:pPr>
-              <w:jc w:val="left"/>
-            </w:pPr>
-            <w:r>
-              <w:rPr>
-                <w:rFonts w:ascii="TimeNewRoman" w:hAnsi="TimeNewRoman"/>
-                <w:sz w:val="30"/>
-              </w:rPr>
-              <w:t>22+39=61</w:t>
-            </w:r>
-          </w:p>
-        </w:tc>
-        <w:tc>
-          <w:tcPr>
-            <w:tcW w:type="dxa" w:w="1987"/>
-          </w:tcPr>
-          <w:p>
-            <w:pPr>
-              <w:jc w:val="left"/>
-            </w:pPr>
-            <w:r>
-              <w:rPr>
-                <w:rFonts w:ascii="TimeNewRoman" w:hAnsi="TimeNewRoman"/>
-                <w:sz w:val="30"/>
-              </w:rPr>
-              <w:t>63-59=4</w:t>
-            </w:r>
-          </w:p>
-        </w:tc>
-        <w:tc>
-          <w:tcPr>
-            <w:tcW w:type="dxa" w:w="1987"/>
-          </w:tcPr>
-          <w:p>
-            <w:pPr>
-              <w:jc w:val="left"/>
-            </w:pPr>
-            <w:r>
-              <w:rPr>
-                <w:rFonts w:ascii="TimeNewRoman" w:hAnsi="TimeNewRoman"/>
-                <w:sz w:val="30"/>
-              </w:rPr>
-              <w:t>25-7=18</w:t>
-            </w:r>
-          </w:p>
-        </w:tc>
-      </w:tr>
-      <w:tr>
-        <w:tc>
-          <w:tcPr>
-            <w:tcW w:type="dxa" w:w="1987"/>
-          </w:tcPr>
-          <w:p>
-            <w:pPr>
-              <w:jc w:val="left"/>
-            </w:pPr>
-            <w:r>
-              <w:rPr>
-                <w:rFonts w:ascii="TimeNewRoman" w:hAnsi="TimeNewRoman"/>
-                <w:sz w:val="30"/>
-              </w:rPr>
-              <w:t>90-23=67</w:t>
-            </w:r>
-          </w:p>
-        </w:tc>
-        <w:tc>
-          <w:tcPr>
-            <w:tcW w:type="dxa" w:w="1987"/>
-          </w:tcPr>
-          <w:p>
-            <w:pPr>
-              <w:jc w:val="left"/>
-            </w:pPr>
-            <w:r>
-              <w:rPr>
-                <w:rFonts w:ascii="TimeNewRoman" w:hAnsi="TimeNewRoman"/>
-                <w:sz w:val="30"/>
-              </w:rPr>
-              <w:t>28+3=31</w:t>
-            </w:r>
-          </w:p>
-        </w:tc>
-        <w:tc>
-          <w:tcPr>
-            <w:tcW w:type="dxa" w:w="1987"/>
-          </w:tcPr>
-          <w:p>
-            <w:pPr>
-              <w:jc w:val="left"/>
-            </w:pPr>
-            <w:r>
-              <w:rPr>
-                <w:rFonts w:ascii="TimeNewRoman" w:hAnsi="TimeNewRoman"/>
-                <w:sz w:val="30"/>
-              </w:rPr>
-              <w:t>38+47=85</w:t>
-            </w:r>
-          </w:p>
-        </w:tc>
-        <w:tc>
-          <w:tcPr>
-            <w:tcW w:type="dxa" w:w="1987"/>
-          </w:tcPr>
-          <w:p>
-            <w:pPr>
-              <w:jc w:val="left"/>
-            </w:pPr>
-            <w:r>
-              <w:rPr>
-                <w:rFonts w:ascii="TimeNewRoman" w:hAnsi="TimeNewRoman"/>
-                <w:sz w:val="30"/>
-              </w:rPr>
-              <w:t>46+45=91</w:t>
-            </w:r>
-          </w:p>
-        </w:tc>
-        <w:tc>
-          <w:tcPr>
-            <w:tcW w:type="dxa" w:w="1987"/>
-          </w:tcPr>
-          <w:p>
-            <w:pPr>
-              <w:jc w:val="left"/>
-            </w:pPr>
-            <w:r>
-              <w:rPr>
-                <w:rFonts w:ascii="TimeNewRoman" w:hAnsi="TimeNewRoman"/>
-                <w:sz w:val="30"/>
-              </w:rPr>
-              <w:t>88+6=94</w:t>
-            </w:r>
-          </w:p>
-        </w:tc>
-      </w:tr>
-      <w:tr>
-        <w:tc>
-          <w:tcPr>
-            <w:tcW w:type="dxa" w:w="1987"/>
-          </w:tcPr>
-          <w:p>
-            <w:pPr>
-              <w:jc w:val="left"/>
-            </w:pPr>
-            <w:r>
-              <w:rPr>
-                <w:rFonts w:ascii="TimeNewRoman" w:hAnsi="TimeNewRoman"/>
-                <w:sz w:val="30"/>
-              </w:rPr>
-              <w:t>19+23=42</w:t>
-            </w:r>
-          </w:p>
-        </w:tc>
-        <w:tc>
-          <w:tcPr>
-            <w:tcW w:type="dxa" w:w="1987"/>
-          </w:tcPr>
-          <w:p>
-            <w:pPr>
-              <w:jc w:val="left"/>
-            </w:pPr>
-            <w:r>
-              <w:rPr>
-                <w:rFonts w:ascii="TimeNewRoman" w:hAnsi="TimeNewRoman"/>
-                <w:sz w:val="30"/>
-              </w:rPr>
-              <w:t>85-58=27</w:t>
-            </w:r>
-          </w:p>
-        </w:tc>
         <w:tc>
           <w:tcPr>
             <w:tcW w:type="dxa" w:w="1987"/>
@@ -352,7 +57,7 @@
                 <w:rFonts w:ascii="TimeNewRoman" w:hAnsi="TimeNewRoman"/>
                 <w:sz w:val="30"/>
               </w:rPr>
-              <w:t>81-77=4</w:t>
+              <w:t>69+14=83</w:t>
             </w:r>
           </w:p>
         </w:tc>
@@ -369,26 +74,7 @@
                 <w:rFonts w:ascii="TimeNewRoman" w:hAnsi="TimeNewRoman"/>
                 <w:sz w:val="30"/>
               </w:rPr>
-              <w:t>58+6=64</w:t>
-            </w:r>
-          </w:p>
-        </w:tc>
-      </w:tr>
-      <w:tr>
-        <w:tc>
-          <w:tcPr>
-            <w:tcW w:type="dxa" w:w="1987"/>
-          </w:tcPr>
-          <w:p>
-            <w:pPr>
-              <w:jc w:val="left"/>
-            </w:pPr>
-            <w:r>
-              <w:rPr>
-                <w:rFonts w:ascii="TimeNewRoman" w:hAnsi="TimeNewRoman"/>
-                <w:sz w:val="30"/>
-              </w:rPr>
-              <w:t>82-18=64</w:t>
+              <w:t>33-26=7</w:t>
             </w:r>
           </w:p>
         </w:tc>
@@ -405,7 +91,7 @@
                 <w:rFonts w:ascii="TimeNewRoman" w:hAnsi="TimeNewRoman"/>
                 <w:sz w:val="30"/>
               </w:rPr>
-              <w:t>71-54=17</w:t>
+              <w:t>61-46=15</w:t>
             </w:r>
           </w:p>
         </w:tc>
@@ -422,1194 +108,12 @@
                 <w:rFonts w:ascii="TimeNewRoman" w:hAnsi="TimeNewRoman"/>
                 <w:sz w:val="30"/>
               </w:rPr>
-              <w:t>42-18=24</w:t>
-            </w:r>
-          </w:p>
-        </w:tc>
-        <w:tc>
-          <w:tcPr>
-            <w:tcW w:type="dxa" w:w="1987"/>
-          </w:tcPr>
-          <w:p>
-            <w:pPr>
-              <w:jc w:val="left"/>
-            </w:pPr>
-            <w:r>
-              <w:rPr>
-                <w:rFonts w:ascii="TimeNewRoman" w:hAnsi="TimeNewRoman"/>
-                <w:sz w:val="30"/>
-              </w:rPr>
-              <w:t>26+67=93</w:t>
-            </w:r>
-          </w:p>
-        </w:tc>
-        <w:tc>
-          <w:tcPr>
-            <w:tcW w:type="dxa" w:w="1987"/>
-          </w:tcPr>
-          <w:p>
-            <w:pPr>
-              <w:jc w:val="left"/>
-            </w:pPr>
-            <w:r>
-              <w:rPr>
-                <w:rFonts w:ascii="TimeNewRoman" w:hAnsi="TimeNewRoman"/>
-                <w:sz w:val="30"/>
-              </w:rPr>
-              <w:t>97-49=48</w:t>
+              <w:t>68-39=29</w:t>
             </w:r>
           </w:p>
         </w:tc>
       </w:tr>
       <w:tr>
-        <w:tc>
-          <w:tcPr>
-            <w:tcW w:type="dxa" w:w="1987"/>
-          </w:tcPr>
-          <w:p>
-            <w:pPr>
-              <w:jc w:val="left"/>
-            </w:pPr>
-            <w:r>
-              <w:rPr>
-                <w:rFonts w:ascii="TimeNewRoman" w:hAnsi="TimeNewRoman"/>
-                <w:sz w:val="30"/>
-              </w:rPr>
-              <w:t>28+69=97</w:t>
-            </w:r>
-          </w:p>
-        </w:tc>
-        <w:tc>
-          <w:tcPr>
-            <w:tcW w:type="dxa" w:w="1987"/>
-          </w:tcPr>
-          <w:p>
-            <w:pPr>
-              <w:jc w:val="left"/>
-            </w:pPr>
-            <w:r>
-              <w:rPr>
-                <w:rFonts w:ascii="TimeNewRoman" w:hAnsi="TimeNewRoman"/>
-                <w:sz w:val="30"/>
-              </w:rPr>
-              <w:t>46-8=38</w:t>
-            </w:r>
-          </w:p>
-        </w:tc>
-        <w:tc>
-          <w:tcPr>
-            <w:tcW w:type="dxa" w:w="1987"/>
-          </w:tcPr>
-          <w:p>
-            <w:pPr>
-              <w:jc w:val="left"/>
-            </w:pPr>
-            <w:r>
-              <w:rPr>
-                <w:rFonts w:ascii="TimeNewRoman" w:hAnsi="TimeNewRoman"/>
-                <w:sz w:val="30"/>
-              </w:rPr>
-              <w:t>4+19=23</w:t>
-            </w:r>
-          </w:p>
-        </w:tc>
-        <w:tc>
-          <w:tcPr>
-            <w:tcW w:type="dxa" w:w="1987"/>
-          </w:tcPr>
-          <w:p>
-            <w:pPr>
-              <w:jc w:val="left"/>
-            </w:pPr>
-            <w:r>
-              <w:rPr>
-                <w:rFonts w:ascii="TimeNewRoman" w:hAnsi="TimeNewRoman"/>
-                <w:sz w:val="30"/>
-              </w:rPr>
-              <w:t>17+7=24</w:t>
-            </w:r>
-          </w:p>
-        </w:tc>
-        <w:tc>
-          <w:tcPr>
-            <w:tcW w:type="dxa" w:w="1987"/>
-          </w:tcPr>
-          <w:p>
-            <w:pPr>
-              <w:jc w:val="left"/>
-            </w:pPr>
-            <w:r>
-              <w:rPr>
-                <w:rFonts w:ascii="TimeNewRoman" w:hAnsi="TimeNewRoman"/>
-                <w:sz w:val="30"/>
-              </w:rPr>
-              <w:t>19+16=35</w:t>
-            </w:r>
-          </w:p>
-        </w:tc>
-      </w:tr>
-      <w:tr>
-        <w:tc>
-          <w:tcPr>
-            <w:tcW w:type="dxa" w:w="1987"/>
-          </w:tcPr>
-          <w:p>
-            <w:pPr>
-              <w:jc w:val="left"/>
-            </w:pPr>
-            <w:r>
-              <w:rPr>
-                <w:rFonts w:ascii="TimeNewRoman" w:hAnsi="TimeNewRoman"/>
-                <w:sz w:val="30"/>
-              </w:rPr>
-              <w:t>68+5=73</w:t>
-            </w:r>
-          </w:p>
-        </w:tc>
-        <w:tc>
-          <w:tcPr>
-            <w:tcW w:type="dxa" w:w="1987"/>
-          </w:tcPr>
-          <w:p>
-            <w:pPr>
-              <w:jc w:val="left"/>
-            </w:pPr>
-            <w:r>
-              <w:rPr>
-                <w:rFonts w:ascii="TimeNewRoman" w:hAnsi="TimeNewRoman"/>
-                <w:sz w:val="30"/>
-              </w:rPr>
-              <w:t>91-67=24</w:t>
-            </w:r>
-          </w:p>
-        </w:tc>
-        <w:tc>
-          <w:tcPr>
-            <w:tcW w:type="dxa" w:w="1987"/>
-          </w:tcPr>
-          <w:p>
-            <w:pPr>
-              <w:jc w:val="left"/>
-            </w:pPr>
-            <w:r>
-              <w:rPr>
-                <w:rFonts w:ascii="TimeNewRoman" w:hAnsi="TimeNewRoman"/>
-                <w:sz w:val="30"/>
-              </w:rPr>
-              <w:t>29+7=36</w:t>
-            </w:r>
-          </w:p>
-        </w:tc>
-        <w:tc>
-          <w:tcPr>
-            <w:tcW w:type="dxa" w:w="1987"/>
-          </w:tcPr>
-          <w:p>
-            <w:pPr>
-              <w:jc w:val="left"/>
-            </w:pPr>
-            <w:r>
-              <w:rPr>
-                <w:rFonts w:ascii="TimeNewRoman" w:hAnsi="TimeNewRoman"/>
-                <w:sz w:val="30"/>
-              </w:rPr>
-              <w:t>61-32=29</w:t>
-            </w:r>
-          </w:p>
-        </w:tc>
-        <w:tc>
-          <w:tcPr>
-            <w:tcW w:type="dxa" w:w="1987"/>
-          </w:tcPr>
-          <w:p>
-            <w:pPr>
-              <w:jc w:val="left"/>
-            </w:pPr>
-            <w:r>
-              <w:rPr>
-                <w:rFonts w:ascii="TimeNewRoman" w:hAnsi="TimeNewRoman"/>
-                <w:sz w:val="30"/>
-              </w:rPr>
-              <w:t>50-48=2</w:t>
-            </w:r>
-          </w:p>
-        </w:tc>
-      </w:tr>
-      <w:tr>
-        <w:tc>
-          <w:tcPr>
-            <w:tcW w:type="dxa" w:w="1987"/>
-          </w:tcPr>
-          <w:p>
-            <w:pPr>
-              <w:jc w:val="left"/>
-            </w:pPr>
-            <w:r>
-              <w:rPr>
-                <w:rFonts w:ascii="TimeNewRoman" w:hAnsi="TimeNewRoman"/>
-                <w:sz w:val="30"/>
-              </w:rPr>
-              <w:t>60-39=21</w:t>
-            </w:r>
-          </w:p>
-        </w:tc>
-        <w:tc>
-          <w:tcPr>
-            <w:tcW w:type="dxa" w:w="1987"/>
-          </w:tcPr>
-          <w:p>
-            <w:pPr>
-              <w:jc w:val="left"/>
-            </w:pPr>
-            <w:r>
-              <w:rPr>
-                <w:rFonts w:ascii="TimeNewRoman" w:hAnsi="TimeNewRoman"/>
-                <w:sz w:val="30"/>
-              </w:rPr>
-              <w:t>97-58=39</w:t>
-            </w:r>
-          </w:p>
-        </w:tc>
-        <w:tc>
-          <w:tcPr>
-            <w:tcW w:type="dxa" w:w="1987"/>
-          </w:tcPr>
-          <w:p>
-            <w:pPr>
-              <w:jc w:val="left"/>
-            </w:pPr>
-            <w:r>
-              <w:rPr>
-                <w:rFonts w:ascii="TimeNewRoman" w:hAnsi="TimeNewRoman"/>
-                <w:sz w:val="30"/>
-              </w:rPr>
-              <w:t>18+4=22</w:t>
-            </w:r>
-          </w:p>
-        </w:tc>
-        <w:tc>
-          <w:tcPr>
-            <w:tcW w:type="dxa" w:w="1987"/>
-          </w:tcPr>
-          <w:p>
-            <w:pPr>
-              <w:jc w:val="left"/>
-            </w:pPr>
-            <w:r>
-              <w:rPr>
-                <w:rFonts w:ascii="TimeNewRoman" w:hAnsi="TimeNewRoman"/>
-                <w:sz w:val="30"/>
-              </w:rPr>
-              <w:t>92-57=35</w:t>
-            </w:r>
-          </w:p>
-        </w:tc>
-        <w:tc>
-          <w:tcPr>
-            <w:tcW w:type="dxa" w:w="1987"/>
-          </w:tcPr>
-          <w:p>
-            <w:pPr>
-              <w:jc w:val="left"/>
-            </w:pPr>
-            <w:r>
-              <w:rPr>
-                <w:rFonts w:ascii="TimeNewRoman" w:hAnsi="TimeNewRoman"/>
-                <w:sz w:val="30"/>
-              </w:rPr>
-              <w:t>31-12=19</w:t>
-            </w:r>
-          </w:p>
-        </w:tc>
-      </w:tr>
-      <w:tr>
-        <w:tc>
-          <w:tcPr>
-            <w:tcW w:type="dxa" w:w="1987"/>
-          </w:tcPr>
-          <w:p>
-            <w:pPr>
-              <w:jc w:val="left"/>
-            </w:pPr>
-            <w:r>
-              <w:rPr>
-                <w:rFonts w:ascii="TimeNewRoman" w:hAnsi="TimeNewRoman"/>
-                <w:sz w:val="30"/>
-              </w:rPr>
-              <w:t>49+2=51</w:t>
-            </w:r>
-          </w:p>
-        </w:tc>
-        <w:tc>
-          <w:tcPr>
-            <w:tcW w:type="dxa" w:w="1987"/>
-          </w:tcPr>
-          <w:p>
-            <w:pPr>
-              <w:jc w:val="left"/>
-            </w:pPr>
-            <w:r>
-              <w:rPr>
-                <w:rFonts w:ascii="TimeNewRoman" w:hAnsi="TimeNewRoman"/>
-                <w:sz w:val="30"/>
-              </w:rPr>
-              <w:t>93-27=66</w:t>
-            </w:r>
-          </w:p>
-        </w:tc>
-        <w:tc>
-          <w:tcPr>
-            <w:tcW w:type="dxa" w:w="1987"/>
-          </w:tcPr>
-          <w:p>
-            <w:pPr>
-              <w:jc w:val="left"/>
-            </w:pPr>
-            <w:r>
-              <w:rPr>
-                <w:rFonts w:ascii="TimeNewRoman" w:hAnsi="TimeNewRoman"/>
-                <w:sz w:val="30"/>
-              </w:rPr>
-              <w:t>33+59=92</w:t>
-            </w:r>
-          </w:p>
-        </w:tc>
-        <w:tc>
-          <w:tcPr>
-            <w:tcW w:type="dxa" w:w="1987"/>
-          </w:tcPr>
-          <w:p>
-            <w:pPr>
-              <w:jc w:val="left"/>
-            </w:pPr>
-            <w:r>
-              <w:rPr>
-                <w:rFonts w:ascii="TimeNewRoman" w:hAnsi="TimeNewRoman"/>
-                <w:sz w:val="30"/>
-              </w:rPr>
-              <w:t>48+18=66</w:t>
-            </w:r>
-          </w:p>
-        </w:tc>
-        <w:tc>
-          <w:tcPr>
-            <w:tcW w:type="dxa" w:w="1987"/>
-          </w:tcPr>
-          <w:p>
-            <w:pPr>
-              <w:jc w:val="left"/>
-            </w:pPr>
-            <w:r>
-              <w:rPr>
-                <w:rFonts w:ascii="TimeNewRoman" w:hAnsi="TimeNewRoman"/>
-                <w:sz w:val="30"/>
-              </w:rPr>
-              <w:t>27+69=96</w:t>
-            </w:r>
-          </w:p>
-        </w:tc>
-      </w:tr>
-      <w:tr>
-        <w:tc>
-          <w:tcPr>
-            <w:tcW w:type="dxa" w:w="1987"/>
-          </w:tcPr>
-          <w:p>
-            <w:pPr>
-              <w:jc w:val="left"/>
-            </w:pPr>
-            <w:r>
-              <w:rPr>
-                <w:rFonts w:ascii="TimeNewRoman" w:hAnsi="TimeNewRoman"/>
-                <w:sz w:val="30"/>
-              </w:rPr>
-              <w:t>8+4=12</w:t>
-            </w:r>
-          </w:p>
-        </w:tc>
-        <w:tc>
-          <w:tcPr>
-            <w:tcW w:type="dxa" w:w="1987"/>
-          </w:tcPr>
-          <w:p>
-            <w:pPr>
-              <w:jc w:val="left"/>
-            </w:pPr>
-            <w:r>
-              <w:rPr>
-                <w:rFonts w:ascii="TimeNewRoman" w:hAnsi="TimeNewRoman"/>
-                <w:sz w:val="30"/>
-              </w:rPr>
-              <w:t>90-33=57</w:t>
-            </w:r>
-          </w:p>
-        </w:tc>
-        <w:tc>
-          <w:tcPr>
-            <w:tcW w:type="dxa" w:w="1987"/>
-          </w:tcPr>
-          <w:p>
-            <w:pPr>
-              <w:jc w:val="left"/>
-            </w:pPr>
-            <w:r>
-              <w:rPr>
-                <w:rFonts w:ascii="TimeNewRoman" w:hAnsi="TimeNewRoman"/>
-                <w:sz w:val="30"/>
-              </w:rPr>
-              <w:t>57+4=61</w:t>
-            </w:r>
-          </w:p>
-        </w:tc>
-        <w:tc>
-          <w:tcPr>
-            <w:tcW w:type="dxa" w:w="1987"/>
-          </w:tcPr>
-          <w:p>
-            <w:pPr>
-              <w:jc w:val="left"/>
-            </w:pPr>
-            <w:r>
-              <w:rPr>
-                <w:rFonts w:ascii="TimeNewRoman" w:hAnsi="TimeNewRoman"/>
-                <w:sz w:val="30"/>
-              </w:rPr>
-              <w:t>82-53=29</w:t>
-            </w:r>
-          </w:p>
-        </w:tc>
-        <w:tc>
-          <w:tcPr>
-            <w:tcW w:type="dxa" w:w="1987"/>
-          </w:tcPr>
-          <w:p>
-            <w:pPr>
-              <w:jc w:val="left"/>
-            </w:pPr>
-            <w:r>
-              <w:rPr>
-                <w:rFonts w:ascii="TimeNewRoman" w:hAnsi="TimeNewRoman"/>
-                <w:sz w:val="30"/>
-              </w:rPr>
-              <w:t>45-28=17</w:t>
-            </w:r>
-          </w:p>
-        </w:tc>
-      </w:tr>
-      <w:tr>
-        <w:tc>
-          <w:tcPr>
-            <w:tcW w:type="dxa" w:w="1987"/>
-          </w:tcPr>
-          <w:p>
-            <w:pPr>
-              <w:jc w:val="left"/>
-            </w:pPr>
-            <w:r>
-              <w:rPr>
-                <w:rFonts w:ascii="TimeNewRoman" w:hAnsi="TimeNewRoman"/>
-                <w:sz w:val="30"/>
-              </w:rPr>
-              <w:t>91-23=68</w:t>
-            </w:r>
-          </w:p>
-        </w:tc>
-        <w:tc>
-          <w:tcPr>
-            <w:tcW w:type="dxa" w:w="1987"/>
-          </w:tcPr>
-          <w:p>
-            <w:pPr>
-              <w:jc w:val="left"/>
-            </w:pPr>
-            <w:r>
-              <w:rPr>
-                <w:rFonts w:ascii="TimeNewRoman" w:hAnsi="TimeNewRoman"/>
-                <w:sz w:val="30"/>
-              </w:rPr>
-              <w:t>53-39=14</w:t>
-            </w:r>
-          </w:p>
-        </w:tc>
-        <w:tc>
-          <w:tcPr>
-            <w:tcW w:type="dxa" w:w="1987"/>
-          </w:tcPr>
-          <w:p>
-            <w:pPr>
-              <w:jc w:val="left"/>
-            </w:pPr>
-            <w:r>
-              <w:rPr>
-                <w:rFonts w:ascii="TimeNewRoman" w:hAnsi="TimeNewRoman"/>
-                <w:sz w:val="30"/>
-              </w:rPr>
-              <w:t>94-77=17</w:t>
-            </w:r>
-          </w:p>
-        </w:tc>
-        <w:tc>
-          <w:tcPr>
-            <w:tcW w:type="dxa" w:w="1987"/>
-          </w:tcPr>
-          <w:p>
-            <w:pPr>
-              <w:jc w:val="left"/>
-            </w:pPr>
-            <w:r>
-              <w:rPr>
-                <w:rFonts w:ascii="TimeNewRoman" w:hAnsi="TimeNewRoman"/>
-                <w:sz w:val="30"/>
-              </w:rPr>
-              <w:t>76+17=93</w:t>
-            </w:r>
-          </w:p>
-        </w:tc>
-        <w:tc>
-          <w:tcPr>
-            <w:tcW w:type="dxa" w:w="1987"/>
-          </w:tcPr>
-          <w:p>
-            <w:pPr>
-              <w:jc w:val="left"/>
-            </w:pPr>
-            <w:r>
-              <w:rPr>
-                <w:rFonts w:ascii="TimeNewRoman" w:hAnsi="TimeNewRoman"/>
-                <w:sz w:val="30"/>
-              </w:rPr>
-              <w:t>94-5=89</w:t>
-            </w:r>
-          </w:p>
-        </w:tc>
-      </w:tr>
-      <w:tr>
-        <w:tc>
-          <w:tcPr>
-            <w:tcW w:type="dxa" w:w="1987"/>
-          </w:tcPr>
-          <w:p>
-            <w:pPr>
-              <w:jc w:val="left"/>
-            </w:pPr>
-            <w:r>
-              <w:rPr>
-                <w:rFonts w:ascii="TimeNewRoman" w:hAnsi="TimeNewRoman"/>
-                <w:sz w:val="30"/>
-              </w:rPr>
-              <w:t>69+8=77</w:t>
-            </w:r>
-          </w:p>
-        </w:tc>
-        <w:tc>
-          <w:tcPr>
-            <w:tcW w:type="dxa" w:w="1987"/>
-          </w:tcPr>
-          <w:p>
-            <w:pPr>
-              <w:jc w:val="left"/>
-            </w:pPr>
-            <w:r>
-              <w:rPr>
-                <w:rFonts w:ascii="TimeNewRoman" w:hAnsi="TimeNewRoman"/>
-                <w:sz w:val="30"/>
-              </w:rPr>
-              <w:t>50-23=27</w:t>
-            </w:r>
-          </w:p>
-        </w:tc>
-        <w:tc>
-          <w:tcPr>
-            <w:tcW w:type="dxa" w:w="1987"/>
-          </w:tcPr>
-          <w:p>
-            <w:pPr>
-              <w:jc w:val="left"/>
-            </w:pPr>
-            <w:r>
-              <w:rPr>
-                <w:rFonts w:ascii="TimeNewRoman" w:hAnsi="TimeNewRoman"/>
-                <w:sz w:val="30"/>
-              </w:rPr>
-              <w:t>18+28=46</w:t>
-            </w:r>
-          </w:p>
-        </w:tc>
-        <w:tc>
-          <w:tcPr>
-            <w:tcW w:type="dxa" w:w="1987"/>
-          </w:tcPr>
-          <w:p>
-            <w:pPr>
-              <w:jc w:val="left"/>
-            </w:pPr>
-            <w:r>
-              <w:rPr>
-                <w:rFonts w:ascii="TimeNewRoman" w:hAnsi="TimeNewRoman"/>
-                <w:sz w:val="30"/>
-              </w:rPr>
-              <w:t>17+37=54</w:t>
-            </w:r>
-          </w:p>
-        </w:tc>
-        <w:tc>
-          <w:tcPr>
-            <w:tcW w:type="dxa" w:w="1987"/>
-          </w:tcPr>
-          <w:p>
-            <w:pPr>
-              <w:jc w:val="left"/>
-            </w:pPr>
-            <w:r>
-              <w:rPr>
-                <w:rFonts w:ascii="TimeNewRoman" w:hAnsi="TimeNewRoman"/>
-                <w:sz w:val="30"/>
-              </w:rPr>
-              <w:t>91-15=76</w:t>
-            </w:r>
-          </w:p>
-        </w:tc>
-      </w:tr>
-      <w:tr>
-        <w:tc>
-          <w:tcPr>
-            <w:tcW w:type="dxa" w:w="1987"/>
-          </w:tcPr>
-          <w:p>
-            <w:pPr>
-              <w:jc w:val="left"/>
-            </w:pPr>
-            <w:r>
-              <w:rPr>
-                <w:rFonts w:ascii="TimeNewRoman" w:hAnsi="TimeNewRoman"/>
-                <w:sz w:val="30"/>
-              </w:rPr>
-              <w:t>45-19=26</w:t>
-            </w:r>
-          </w:p>
-        </w:tc>
-        <w:tc>
-          <w:tcPr>
-            <w:tcW w:type="dxa" w:w="1987"/>
-          </w:tcPr>
-          <w:p>
-            <w:pPr>
-              <w:jc w:val="left"/>
-            </w:pPr>
-            <w:r>
-              <w:rPr>
-                <w:rFonts w:ascii="TimeNewRoman" w:hAnsi="TimeNewRoman"/>
-                <w:sz w:val="30"/>
-              </w:rPr>
-              <w:t>18+23=41</w:t>
-            </w:r>
-          </w:p>
-        </w:tc>
-        <w:tc>
-          <w:tcPr>
-            <w:tcW w:type="dxa" w:w="1987"/>
-          </w:tcPr>
-          <w:p>
-            <w:pPr>
-              <w:jc w:val="left"/>
-            </w:pPr>
-            <w:r>
-              <w:rPr>
-                <w:rFonts w:ascii="TimeNewRoman" w:hAnsi="TimeNewRoman"/>
-                <w:sz w:val="30"/>
-              </w:rPr>
-              <w:t>26+66=92</w:t>
-            </w:r>
-          </w:p>
-        </w:tc>
-        <w:tc>
-          <w:tcPr>
-            <w:tcW w:type="dxa" w:w="1987"/>
-          </w:tcPr>
-          <w:p>
-            <w:pPr>
-              <w:jc w:val="left"/>
-            </w:pPr>
-            <w:r>
-              <w:rPr>
-                <w:rFonts w:ascii="TimeNewRoman" w:hAnsi="TimeNewRoman"/>
-                <w:sz w:val="30"/>
-              </w:rPr>
-              <w:t>47-19=28</w:t>
-            </w:r>
-          </w:p>
-        </w:tc>
-        <w:tc>
-          <w:tcPr>
-            <w:tcW w:type="dxa" w:w="1987"/>
-          </w:tcPr>
-          <w:p>
-            <w:pPr>
-              <w:jc w:val="left"/>
-            </w:pPr>
-            <w:r>
-              <w:rPr>
-                <w:rFonts w:ascii="TimeNewRoman" w:hAnsi="TimeNewRoman"/>
-                <w:sz w:val="30"/>
-              </w:rPr>
-              <w:t>66+16=82</w:t>
-            </w:r>
-          </w:p>
-        </w:tc>
-      </w:tr>
-      <w:tr>
-        <w:tc>
-          <w:tcPr>
-            <w:tcW w:type="dxa" w:w="1987"/>
-          </w:tcPr>
-          <w:p>
-            <w:pPr>
-              <w:jc w:val="left"/>
-            </w:pPr>
-            <w:r>
-              <w:rPr>
-                <w:rFonts w:ascii="TimeNewRoman" w:hAnsi="TimeNewRoman"/>
-                <w:sz w:val="30"/>
-              </w:rPr>
-              <w:t>47-38=9</w:t>
-            </w:r>
-          </w:p>
-        </w:tc>
-        <w:tc>
-          <w:tcPr>
-            <w:tcW w:type="dxa" w:w="1987"/>
-          </w:tcPr>
-          <w:p>
-            <w:pPr>
-              <w:jc w:val="left"/>
-            </w:pPr>
-            <w:r>
-              <w:rPr>
-                <w:rFonts w:ascii="TimeNewRoman" w:hAnsi="TimeNewRoman"/>
-                <w:sz w:val="30"/>
-              </w:rPr>
-              <w:t>76-28=48</w:t>
-            </w:r>
-          </w:p>
-        </w:tc>
-        <w:tc>
-          <w:tcPr>
-            <w:tcW w:type="dxa" w:w="1987"/>
-          </w:tcPr>
-          <w:p>
-            <w:pPr>
-              <w:jc w:val="left"/>
-            </w:pPr>
-            <w:r>
-              <w:rPr>
-                <w:rFonts w:ascii="TimeNewRoman" w:hAnsi="TimeNewRoman"/>
-                <w:sz w:val="30"/>
-              </w:rPr>
-              <w:t>84-38=46</w:t>
-            </w:r>
-          </w:p>
-        </w:tc>
-        <w:tc>
-          <w:tcPr>
-            <w:tcW w:type="dxa" w:w="1987"/>
-          </w:tcPr>
-          <w:p>
-            <w:pPr>
-              <w:jc w:val="left"/>
-            </w:pPr>
-            <w:r>
-              <w:rPr>
-                <w:rFonts w:ascii="TimeNewRoman" w:hAnsi="TimeNewRoman"/>
-                <w:sz w:val="30"/>
-              </w:rPr>
-              <w:t>39+12=51</w:t>
-            </w:r>
-          </w:p>
-        </w:tc>
-        <w:tc>
-          <w:tcPr>
-            <w:tcW w:type="dxa" w:w="1987"/>
-          </w:tcPr>
-          <w:p>
-            <w:pPr>
-              <w:jc w:val="left"/>
-            </w:pPr>
-            <w:r>
-              <w:rPr>
-                <w:rFonts w:ascii="TimeNewRoman" w:hAnsi="TimeNewRoman"/>
-                <w:sz w:val="30"/>
-              </w:rPr>
-              <w:t>46+48=94</w:t>
-            </w:r>
-          </w:p>
-        </w:tc>
-      </w:tr>
-      <w:tr>
-        <w:tc>
-          <w:tcPr>
-            <w:tcW w:type="dxa" w:w="1987"/>
-          </w:tcPr>
-          <w:p>
-            <w:pPr>
-              <w:jc w:val="left"/>
-            </w:pPr>
-            <w:r>
-              <w:rPr>
-                <w:rFonts w:ascii="TimeNewRoman" w:hAnsi="TimeNewRoman"/>
-                <w:sz w:val="30"/>
-              </w:rPr>
-              <w:t>22-19=3</w:t>
-            </w:r>
-          </w:p>
-        </w:tc>
-        <w:tc>
-          <w:tcPr>
-            <w:tcW w:type="dxa" w:w="1987"/>
-          </w:tcPr>
-          <w:p>
-            <w:pPr>
-              <w:jc w:val="left"/>
-            </w:pPr>
-            <w:r>
-              <w:rPr>
-                <w:rFonts w:ascii="TimeNewRoman" w:hAnsi="TimeNewRoman"/>
-                <w:sz w:val="30"/>
-              </w:rPr>
-              <w:t>83-67=16</w:t>
-            </w:r>
-          </w:p>
-        </w:tc>
-        <w:tc>
-          <w:tcPr>
-            <w:tcW w:type="dxa" w:w="1987"/>
-          </w:tcPr>
-          <w:p>
-            <w:pPr>
-              <w:jc w:val="left"/>
-            </w:pPr>
-            <w:r>
-              <w:rPr>
-                <w:rFonts w:ascii="TimeNewRoman" w:hAnsi="TimeNewRoman"/>
-                <w:sz w:val="30"/>
-              </w:rPr>
-              <w:t>21-2=19</w:t>
-            </w:r>
-          </w:p>
-        </w:tc>
-        <w:tc>
-          <w:tcPr>
-            <w:tcW w:type="dxa" w:w="1987"/>
-          </w:tcPr>
-          <w:p>
-            <w:pPr>
-              <w:jc w:val="left"/>
-            </w:pPr>
-            <w:r>
-              <w:rPr>
-                <w:rFonts w:ascii="TimeNewRoman" w:hAnsi="TimeNewRoman"/>
-                <w:sz w:val="30"/>
-              </w:rPr>
-              <w:t>53-49=4</w:t>
-            </w:r>
-          </w:p>
-        </w:tc>
-        <w:tc>
-          <w:tcPr>
-            <w:tcW w:type="dxa" w:w="1987"/>
-          </w:tcPr>
-          <w:p>
-            <w:pPr>
-              <w:jc w:val="left"/>
-            </w:pPr>
-            <w:r>
-              <w:rPr>
-                <w:rFonts w:ascii="TimeNewRoman" w:hAnsi="TimeNewRoman"/>
-                <w:sz w:val="30"/>
-              </w:rPr>
-              <w:t>52-24=28</w:t>
-            </w:r>
-          </w:p>
-        </w:tc>
-      </w:tr>
-      <w:tr>
-        <w:tc>
-          <w:tcPr>
-            <w:tcW w:type="dxa" w:w="1987"/>
-          </w:tcPr>
-          <w:p>
-            <w:pPr>
-              <w:jc w:val="left"/>
-            </w:pPr>
-            <w:r>
-              <w:rPr>
-                <w:rFonts w:ascii="TimeNewRoman" w:hAnsi="TimeNewRoman"/>
-                <w:sz w:val="30"/>
-              </w:rPr>
-              <w:t>95-77=18</w:t>
-            </w:r>
-          </w:p>
-        </w:tc>
-        <w:tc>
-          <w:tcPr>
-            <w:tcW w:type="dxa" w:w="1987"/>
-          </w:tcPr>
-          <w:p>
-            <w:pPr>
-              <w:jc w:val="left"/>
-            </w:pPr>
-            <w:r>
-              <w:rPr>
-                <w:rFonts w:ascii="TimeNewRoman" w:hAnsi="TimeNewRoman"/>
-                <w:sz w:val="30"/>
-              </w:rPr>
-              <w:t>54-46=8</w:t>
-            </w:r>
-          </w:p>
-        </w:tc>
-        <w:tc>
-          <w:tcPr>
-            <w:tcW w:type="dxa" w:w="1987"/>
-          </w:tcPr>
-          <w:p>
-            <w:pPr>
-              <w:jc w:val="left"/>
-            </w:pPr>
-            <w:r>
-              <w:rPr>
-                <w:rFonts w:ascii="TimeNewRoman" w:hAnsi="TimeNewRoman"/>
-                <w:sz w:val="30"/>
-              </w:rPr>
-              <w:t>9+63=72</w:t>
-            </w:r>
-          </w:p>
-        </w:tc>
-        <w:tc>
-          <w:tcPr>
-            <w:tcW w:type="dxa" w:w="1987"/>
-          </w:tcPr>
-          <w:p>
-            <w:pPr>
-              <w:jc w:val="left"/>
-            </w:pPr>
-            <w:r>
-              <w:rPr>
-                <w:rFonts w:ascii="TimeNewRoman" w:hAnsi="TimeNewRoman"/>
-                <w:sz w:val="30"/>
-              </w:rPr>
-              <w:t>35+37=72</w:t>
-            </w:r>
-          </w:p>
-        </w:tc>
-        <w:tc>
-          <w:tcPr>
-            <w:tcW w:type="dxa" w:w="1987"/>
-          </w:tcPr>
-          <w:p>
-            <w:pPr>
-              <w:jc w:val="left"/>
-            </w:pPr>
-            <w:r>
-              <w:rPr>
-                <w:rFonts w:ascii="TimeNewRoman" w:hAnsi="TimeNewRoman"/>
-                <w:sz w:val="30"/>
-              </w:rPr>
-              <w:t>34+18=52</w:t>
-            </w:r>
-          </w:p>
-        </w:tc>
-      </w:tr>
-      <w:tr>
-        <w:tc>
-          <w:tcPr>
-            <w:tcW w:type="dxa" w:w="1987"/>
-          </w:tcPr>
-          <w:p>
-            <w:pPr>
-              <w:jc w:val="left"/>
-            </w:pPr>
-            <w:r>
-              <w:rPr>
-                <w:rFonts w:ascii="TimeNewRoman" w:hAnsi="TimeNewRoman"/>
-                <w:sz w:val="30"/>
-              </w:rPr>
-              <w:t>57+28=85</w:t>
-            </w:r>
-          </w:p>
-        </w:tc>
-        <w:tc>
-          <w:tcPr>
-            <w:tcW w:type="dxa" w:w="1987"/>
-          </w:tcPr>
-          <w:p>
-            <w:pPr>
-              <w:jc w:val="left"/>
-            </w:pPr>
-            <w:r>
-              <w:rPr>
-                <w:rFonts w:ascii="TimeNewRoman" w:hAnsi="TimeNewRoman"/>
-                <w:sz w:val="30"/>
-              </w:rPr>
-              <w:t>96-29=67</w:t>
-            </w:r>
-          </w:p>
-        </w:tc>
-        <w:tc>
-          <w:tcPr>
-            <w:tcW w:type="dxa" w:w="1987"/>
-          </w:tcPr>
-          <w:p>
-            <w:pPr>
-              <w:jc w:val="left"/>
-            </w:pPr>
-            <w:r>
-              <w:rPr>
-                <w:rFonts w:ascii="TimeNewRoman" w:hAnsi="TimeNewRoman"/>
-                <w:sz w:val="30"/>
-              </w:rPr>
-              <w:t>72-17=55</w:t>
-            </w:r>
-          </w:p>
-        </w:tc>
-        <w:tc>
-          <w:tcPr>
-            <w:tcW w:type="dxa" w:w="1987"/>
-          </w:tcPr>
-          <w:p>
-            <w:pPr>
-              <w:jc w:val="left"/>
-            </w:pPr>
-            <w:r>
-              <w:rPr>
-                <w:rFonts w:ascii="TimeNewRoman" w:hAnsi="TimeNewRoman"/>
-                <w:sz w:val="30"/>
-              </w:rPr>
-              <w:t>95-8=87</w:t>
-            </w:r>
-          </w:p>
-        </w:tc>
-        <w:tc>
-          <w:tcPr>
-            <w:tcW w:type="dxa" w:w="1987"/>
-          </w:tcPr>
-          <w:p>
-            <w:pPr>
-              <w:jc w:val="left"/>
-            </w:pPr>
-            <w:r>
-              <w:rPr>
-                <w:rFonts w:ascii="TimeNewRoman" w:hAnsi="TimeNewRoman"/>
-                <w:sz w:val="30"/>
-              </w:rPr>
-              <w:t>65-47=18</w:t>
-            </w:r>
-          </w:p>
-        </w:tc>
-      </w:tr>
-      <w:tr>
-        <w:tc>
-          <w:tcPr>
-            <w:tcW w:type="dxa" w:w="1987"/>
-          </w:tcPr>
-          <w:p>
-            <w:pPr>
-              <w:jc w:val="left"/>
-            </w:pPr>
-            <w:r>
-              <w:rPr>
-                <w:rFonts w:ascii="TimeNewRoman" w:hAnsi="TimeNewRoman"/>
-                <w:sz w:val="30"/>
-              </w:rPr>
-              <w:t>94-37=57</w:t>
-            </w:r>
-          </w:p>
-        </w:tc>
-        <w:tc>
-          <w:tcPr>
-            <w:tcW w:type="dxa" w:w="1987"/>
-          </w:tcPr>
-          <w:p>
-            <w:pPr>
-              <w:jc w:val="left"/>
-            </w:pPr>
-            <w:r>
-              <w:rPr>
-                <w:rFonts w:ascii="TimeNewRoman" w:hAnsi="TimeNewRoman"/>
-                <w:sz w:val="30"/>
-              </w:rPr>
-              <w:t>16+36=52</w:t>
-            </w:r>
-          </w:p>
-        </w:tc>
-        <w:tc>
-          <w:tcPr>
-            <w:tcW w:type="dxa" w:w="1987"/>
-          </w:tcPr>
-          <w:p>
-            <w:pPr>
-              <w:jc w:val="left"/>
-            </w:pPr>
-            <w:r>
-              <w:rPr>
-                <w:rFonts w:ascii="TimeNewRoman" w:hAnsi="TimeNewRoman"/>
-                <w:sz w:val="30"/>
-              </w:rPr>
-              <w:t>27+39=66</w:t>
-            </w:r>
-          </w:p>
-        </w:tc>
-        <w:tc>
-          <w:tcPr>
-            <w:tcW w:type="dxa" w:w="1987"/>
-          </w:tcPr>
-          <w:p>
-            <w:pPr>
-              <w:jc w:val="left"/>
-            </w:pPr>
-            <w:r>
-              <w:rPr>
-                <w:rFonts w:ascii="TimeNewRoman" w:hAnsi="TimeNewRoman"/>
-                <w:sz w:val="30"/>
-              </w:rPr>
-              <w:t>60-37=23</w:t>
-            </w:r>
-          </w:p>
-        </w:tc>
-        <w:tc>
-          <w:tcPr>
-            <w:tcW w:type="dxa" w:w="1987"/>
-          </w:tcPr>
-          <w:p>
-            <w:pPr>
-              <w:jc w:val="left"/>
-            </w:pPr>
-            <w:r>
-              <w:rPr>
-                <w:rFonts w:ascii="TimeNewRoman" w:hAnsi="TimeNewRoman"/>
-                <w:sz w:val="30"/>
-              </w:rPr>
-              <w:t>56+38=94</w:t>
-            </w:r>
-          </w:p>
-        </w:tc>
-      </w:tr>
-      <w:tr>
-        <w:tc>
-          <w:tcPr>
-            <w:tcW w:type="dxa" w:w="1987"/>
-          </w:tcPr>
-          <w:p>
-            <w:pPr>
-              <w:jc w:val="left"/>
-            </w:pPr>
-            <w:r>
-              <w:rPr>
-                <w:rFonts w:ascii="TimeNewRoman" w:hAnsi="TimeNewRoman"/>
-                <w:sz w:val="30"/>
-              </w:rPr>
-              <w:t>64+17=81</w:t>
-            </w:r>
-          </w:p>
-        </w:tc>
         <w:tc>
           <w:tcPr>
             <w:tcW w:type="dxa" w:w="1987"/>
@@ -1640,7 +144,7 @@
                 <w:rFonts w:ascii="TimeNewRoman" w:hAnsi="TimeNewRoman"/>
                 <w:sz w:val="30"/>
               </w:rPr>
-              <w:t>6+25=31</w:t>
+              <w:t>93-66=27</w:t>
             </w:r>
           </w:p>
         </w:tc>
@@ -1657,7 +161,7 @@
                 <w:rFonts w:ascii="TimeNewRoman" w:hAnsi="TimeNewRoman"/>
                 <w:sz w:val="30"/>
               </w:rPr>
-              <w:t>7+27=34</w:t>
+              <w:t>4+77=81</w:t>
             </w:r>
           </w:p>
         </w:tc>
@@ -1674,7 +178,24 @@
                 <w:rFonts w:ascii="TimeNewRoman" w:hAnsi="TimeNewRoman"/>
                 <w:sz w:val="30"/>
               </w:rPr>
-              <w:t>58+38=96</w:t>
+              <w:t>57+16=73</w:t>
+            </w:r>
+          </w:p>
+        </w:tc>
+        <w:tc>
+          <w:tcPr>
+            <w:tcW w:type="dxa" w:w="1987"/>
+          </w:tcPr>
+          <w:p>
+            <w:pPr>
+              <w:jc w:val="left"/>
+            </w:pPr>
+            <w:r>
+              <w:rPr>
+                <w:rFonts w:ascii="TimeNewRoman" w:hAnsi="TimeNewRoman"/>
+                <w:sz w:val="30"/>
+              </w:rPr>
+              <w:t>85-58=27</w:t>
             </w:r>
           </w:p>
         </w:tc>
@@ -1693,7 +214,7 @@
                 <w:rFonts w:ascii="TimeNewRoman" w:hAnsi="TimeNewRoman"/>
                 <w:sz w:val="30"/>
               </w:rPr>
-              <w:t>32-13=19</w:t>
+              <w:t>71-4=67</w:t>
             </w:r>
           </w:p>
         </w:tc>
@@ -1710,7 +231,7 @@
                 <w:rFonts w:ascii="TimeNewRoman" w:hAnsi="TimeNewRoman"/>
                 <w:sz w:val="30"/>
               </w:rPr>
-              <w:t>82-44=38</w:t>
+              <w:t>82-15=67</w:t>
             </w:r>
           </w:p>
         </w:tc>
@@ -1727,7 +248,7 @@
                 <w:rFonts w:ascii="TimeNewRoman" w:hAnsi="TimeNewRoman"/>
                 <w:sz w:val="30"/>
               </w:rPr>
-              <w:t>4+68=72</w:t>
+              <w:t>50-9=41</w:t>
             </w:r>
           </w:p>
         </w:tc>
@@ -1744,7 +265,7 @@
                 <w:rFonts w:ascii="TimeNewRoman" w:hAnsi="TimeNewRoman"/>
                 <w:sz w:val="30"/>
               </w:rPr>
-              <w:t>82-58=24</w:t>
+              <w:t>58+23=81</w:t>
             </w:r>
           </w:p>
         </w:tc>
@@ -1761,7 +282,1486 @@
                 <w:rFonts w:ascii="TimeNewRoman" w:hAnsi="TimeNewRoman"/>
                 <w:sz w:val="30"/>
               </w:rPr>
-              <w:t>86-68=18</w:t>
+              <w:t>9+26=35</w:t>
+            </w:r>
+          </w:p>
+        </w:tc>
+      </w:tr>
+      <w:tr>
+        <w:tc>
+          <w:tcPr>
+            <w:tcW w:type="dxa" w:w="1987"/>
+          </w:tcPr>
+          <w:p>
+            <w:pPr>
+              <w:jc w:val="left"/>
+            </w:pPr>
+            <w:r>
+              <w:rPr>
+                <w:rFonts w:ascii="TimeNewRoman" w:hAnsi="TimeNewRoman"/>
+                <w:sz w:val="30"/>
+              </w:rPr>
+              <w:t>60-13=47</w:t>
+            </w:r>
+          </w:p>
+        </w:tc>
+        <w:tc>
+          <w:tcPr>
+            <w:tcW w:type="dxa" w:w="1987"/>
+          </w:tcPr>
+          <w:p>
+            <w:pPr>
+              <w:jc w:val="left"/>
+            </w:pPr>
+            <w:r>
+              <w:rPr>
+                <w:rFonts w:ascii="TimeNewRoman" w:hAnsi="TimeNewRoman"/>
+                <w:sz w:val="30"/>
+              </w:rPr>
+              <w:t>27-18=9</w:t>
+            </w:r>
+          </w:p>
+        </w:tc>
+        <w:tc>
+          <w:tcPr>
+            <w:tcW w:type="dxa" w:w="1987"/>
+          </w:tcPr>
+          <w:p>
+            <w:pPr>
+              <w:jc w:val="left"/>
+            </w:pPr>
+            <w:r>
+              <w:rPr>
+                <w:rFonts w:ascii="TimeNewRoman" w:hAnsi="TimeNewRoman"/>
+                <w:sz w:val="30"/>
+              </w:rPr>
+              <w:t>25+46=71</w:t>
+            </w:r>
+          </w:p>
+        </w:tc>
+        <w:tc>
+          <w:tcPr>
+            <w:tcW w:type="dxa" w:w="1987"/>
+          </w:tcPr>
+          <w:p>
+            <w:pPr>
+              <w:jc w:val="left"/>
+            </w:pPr>
+            <w:r>
+              <w:rPr>
+                <w:rFonts w:ascii="TimeNewRoman" w:hAnsi="TimeNewRoman"/>
+                <w:sz w:val="30"/>
+              </w:rPr>
+              <w:t>77+16=93</w:t>
+            </w:r>
+          </w:p>
+        </w:tc>
+        <w:tc>
+          <w:tcPr>
+            <w:tcW w:type="dxa" w:w="1987"/>
+          </w:tcPr>
+          <w:p>
+            <w:pPr>
+              <w:jc w:val="left"/>
+            </w:pPr>
+            <w:r>
+              <w:rPr>
+                <w:rFonts w:ascii="TimeNewRoman" w:hAnsi="TimeNewRoman"/>
+                <w:sz w:val="30"/>
+              </w:rPr>
+              <w:t>60-38=22</w:t>
+            </w:r>
+          </w:p>
+        </w:tc>
+      </w:tr>
+      <w:tr>
+        <w:tc>
+          <w:tcPr>
+            <w:tcW w:type="dxa" w:w="1987"/>
+          </w:tcPr>
+          <w:p>
+            <w:pPr>
+              <w:jc w:val="left"/>
+            </w:pPr>
+            <w:r>
+              <w:rPr>
+                <w:rFonts w:ascii="TimeNewRoman" w:hAnsi="TimeNewRoman"/>
+                <w:sz w:val="30"/>
+              </w:rPr>
+              <w:t>6+88=94</w:t>
+            </w:r>
+          </w:p>
+        </w:tc>
+        <w:tc>
+          <w:tcPr>
+            <w:tcW w:type="dxa" w:w="1987"/>
+          </w:tcPr>
+          <w:p>
+            <w:pPr>
+              <w:jc w:val="left"/>
+            </w:pPr>
+            <w:r>
+              <w:rPr>
+                <w:rFonts w:ascii="TimeNewRoman" w:hAnsi="TimeNewRoman"/>
+                <w:sz w:val="30"/>
+              </w:rPr>
+              <w:t>96-9=87</w:t>
+            </w:r>
+          </w:p>
+        </w:tc>
+        <w:tc>
+          <w:tcPr>
+            <w:tcW w:type="dxa" w:w="1987"/>
+          </w:tcPr>
+          <w:p>
+            <w:pPr>
+              <w:jc w:val="left"/>
+            </w:pPr>
+            <w:r>
+              <w:rPr>
+                <w:rFonts w:ascii="TimeNewRoman" w:hAnsi="TimeNewRoman"/>
+                <w:sz w:val="30"/>
+              </w:rPr>
+              <w:t>26+37=63</w:t>
+            </w:r>
+          </w:p>
+        </w:tc>
+        <w:tc>
+          <w:tcPr>
+            <w:tcW w:type="dxa" w:w="1987"/>
+          </w:tcPr>
+          <w:p>
+            <w:pPr>
+              <w:jc w:val="left"/>
+            </w:pPr>
+            <w:r>
+              <w:rPr>
+                <w:rFonts w:ascii="TimeNewRoman" w:hAnsi="TimeNewRoman"/>
+                <w:sz w:val="30"/>
+              </w:rPr>
+              <w:t>7+35=42</w:t>
+            </w:r>
+          </w:p>
+        </w:tc>
+        <w:tc>
+          <w:tcPr>
+            <w:tcW w:type="dxa" w:w="1987"/>
+          </w:tcPr>
+          <w:p>
+            <w:pPr>
+              <w:jc w:val="left"/>
+            </w:pPr>
+            <w:r>
+              <w:rPr>
+                <w:rFonts w:ascii="TimeNewRoman" w:hAnsi="TimeNewRoman"/>
+                <w:sz w:val="30"/>
+              </w:rPr>
+              <w:t>93-65=28</w:t>
+            </w:r>
+          </w:p>
+        </w:tc>
+      </w:tr>
+      <w:tr>
+        <w:tc>
+          <w:tcPr>
+            <w:tcW w:type="dxa" w:w="1987"/>
+          </w:tcPr>
+          <w:p>
+            <w:pPr>
+              <w:jc w:val="left"/>
+            </w:pPr>
+            <w:r>
+              <w:rPr>
+                <w:rFonts w:ascii="TimeNewRoman" w:hAnsi="TimeNewRoman"/>
+                <w:sz w:val="30"/>
+              </w:rPr>
+              <w:t>24+29=53</w:t>
+            </w:r>
+          </w:p>
+        </w:tc>
+        <w:tc>
+          <w:tcPr>
+            <w:tcW w:type="dxa" w:w="1987"/>
+          </w:tcPr>
+          <w:p>
+            <w:pPr>
+              <w:jc w:val="left"/>
+            </w:pPr>
+            <w:r>
+              <w:rPr>
+                <w:rFonts w:ascii="TimeNewRoman" w:hAnsi="TimeNewRoman"/>
+                <w:sz w:val="30"/>
+              </w:rPr>
+              <w:t>91-4=87</w:t>
+            </w:r>
+          </w:p>
+        </w:tc>
+        <w:tc>
+          <w:tcPr>
+            <w:tcW w:type="dxa" w:w="1987"/>
+          </w:tcPr>
+          <w:p>
+            <w:pPr>
+              <w:jc w:val="left"/>
+            </w:pPr>
+            <w:r>
+              <w:rPr>
+                <w:rFonts w:ascii="TimeNewRoman" w:hAnsi="TimeNewRoman"/>
+                <w:sz w:val="30"/>
+              </w:rPr>
+              <w:t>56-17=39</w:t>
+            </w:r>
+          </w:p>
+        </w:tc>
+        <w:tc>
+          <w:tcPr>
+            <w:tcW w:type="dxa" w:w="1987"/>
+          </w:tcPr>
+          <w:p>
+            <w:pPr>
+              <w:jc w:val="left"/>
+            </w:pPr>
+            <w:r>
+              <w:rPr>
+                <w:rFonts w:ascii="TimeNewRoman" w:hAnsi="TimeNewRoman"/>
+                <w:sz w:val="30"/>
+              </w:rPr>
+              <w:t>80-3=77</w:t>
+            </w:r>
+          </w:p>
+        </w:tc>
+        <w:tc>
+          <w:tcPr>
+            <w:tcW w:type="dxa" w:w="1987"/>
+          </w:tcPr>
+          <w:p>
+            <w:pPr>
+              <w:jc w:val="left"/>
+            </w:pPr>
+            <w:r>
+              <w:rPr>
+                <w:rFonts w:ascii="TimeNewRoman" w:hAnsi="TimeNewRoman"/>
+                <w:sz w:val="30"/>
+              </w:rPr>
+              <w:t>65-36=29</w:t>
+            </w:r>
+          </w:p>
+        </w:tc>
+      </w:tr>
+      <w:tr>
+        <w:tc>
+          <w:tcPr>
+            <w:tcW w:type="dxa" w:w="1987"/>
+          </w:tcPr>
+          <w:p>
+            <w:pPr>
+              <w:jc w:val="left"/>
+            </w:pPr>
+            <w:r>
+              <w:rPr>
+                <w:rFonts w:ascii="TimeNewRoman" w:hAnsi="TimeNewRoman"/>
+                <w:sz w:val="30"/>
+              </w:rPr>
+              <w:t>82-75=7</w:t>
+            </w:r>
+          </w:p>
+        </w:tc>
+        <w:tc>
+          <w:tcPr>
+            <w:tcW w:type="dxa" w:w="1987"/>
+          </w:tcPr>
+          <w:p>
+            <w:pPr>
+              <w:jc w:val="left"/>
+            </w:pPr>
+            <w:r>
+              <w:rPr>
+                <w:rFonts w:ascii="TimeNewRoman" w:hAnsi="TimeNewRoman"/>
+                <w:sz w:val="30"/>
+              </w:rPr>
+              <w:t>74+17=91</w:t>
+            </w:r>
+          </w:p>
+        </w:tc>
+        <w:tc>
+          <w:tcPr>
+            <w:tcW w:type="dxa" w:w="1987"/>
+          </w:tcPr>
+          <w:p>
+            <w:pPr>
+              <w:jc w:val="left"/>
+            </w:pPr>
+            <w:r>
+              <w:rPr>
+                <w:rFonts w:ascii="TimeNewRoman" w:hAnsi="TimeNewRoman"/>
+                <w:sz w:val="30"/>
+              </w:rPr>
+              <w:t>5+69=74</w:t>
+            </w:r>
+          </w:p>
+        </w:tc>
+        <w:tc>
+          <w:tcPr>
+            <w:tcW w:type="dxa" w:w="1987"/>
+          </w:tcPr>
+          <w:p>
+            <w:pPr>
+              <w:jc w:val="left"/>
+            </w:pPr>
+            <w:r>
+              <w:rPr>
+                <w:rFonts w:ascii="TimeNewRoman" w:hAnsi="TimeNewRoman"/>
+                <w:sz w:val="30"/>
+              </w:rPr>
+              <w:t>14+39=53</w:t>
+            </w:r>
+          </w:p>
+        </w:tc>
+        <w:tc>
+          <w:tcPr>
+            <w:tcW w:type="dxa" w:w="1987"/>
+          </w:tcPr>
+          <w:p>
+            <w:pPr>
+              <w:jc w:val="left"/>
+            </w:pPr>
+            <w:r>
+              <w:rPr>
+                <w:rFonts w:ascii="TimeNewRoman" w:hAnsi="TimeNewRoman"/>
+                <w:sz w:val="30"/>
+              </w:rPr>
+              <w:t>92-43=49</w:t>
+            </w:r>
+          </w:p>
+        </w:tc>
+      </w:tr>
+      <w:tr>
+        <w:tc>
+          <w:tcPr>
+            <w:tcW w:type="dxa" w:w="1987"/>
+          </w:tcPr>
+          <w:p>
+            <w:pPr>
+              <w:jc w:val="left"/>
+            </w:pPr>
+            <w:r>
+              <w:rPr>
+                <w:rFonts w:ascii="TimeNewRoman" w:hAnsi="TimeNewRoman"/>
+                <w:sz w:val="30"/>
+              </w:rPr>
+              <w:t>43+28=71</w:t>
+            </w:r>
+          </w:p>
+        </w:tc>
+        <w:tc>
+          <w:tcPr>
+            <w:tcW w:type="dxa" w:w="1987"/>
+          </w:tcPr>
+          <w:p>
+            <w:pPr>
+              <w:jc w:val="left"/>
+            </w:pPr>
+            <w:r>
+              <w:rPr>
+                <w:rFonts w:ascii="TimeNewRoman" w:hAnsi="TimeNewRoman"/>
+                <w:sz w:val="30"/>
+              </w:rPr>
+              <w:t>55-48=7</w:t>
+            </w:r>
+          </w:p>
+        </w:tc>
+        <w:tc>
+          <w:tcPr>
+            <w:tcW w:type="dxa" w:w="1987"/>
+          </w:tcPr>
+          <w:p>
+            <w:pPr>
+              <w:jc w:val="left"/>
+            </w:pPr>
+            <w:r>
+              <w:rPr>
+                <w:rFonts w:ascii="TimeNewRoman" w:hAnsi="TimeNewRoman"/>
+                <w:sz w:val="30"/>
+              </w:rPr>
+              <w:t>8+6=14</w:t>
+            </w:r>
+          </w:p>
+        </w:tc>
+        <w:tc>
+          <w:tcPr>
+            <w:tcW w:type="dxa" w:w="1987"/>
+          </w:tcPr>
+          <w:p>
+            <w:pPr>
+              <w:jc w:val="left"/>
+            </w:pPr>
+            <w:r>
+              <w:rPr>
+                <w:rFonts w:ascii="TimeNewRoman" w:hAnsi="TimeNewRoman"/>
+                <w:sz w:val="30"/>
+              </w:rPr>
+              <w:t>78-9=69</w:t>
+            </w:r>
+          </w:p>
+        </w:tc>
+        <w:tc>
+          <w:tcPr>
+            <w:tcW w:type="dxa" w:w="1987"/>
+          </w:tcPr>
+          <w:p>
+            <w:pPr>
+              <w:jc w:val="left"/>
+            </w:pPr>
+            <w:r>
+              <w:rPr>
+                <w:rFonts w:ascii="TimeNewRoman" w:hAnsi="TimeNewRoman"/>
+                <w:sz w:val="30"/>
+              </w:rPr>
+              <w:t>64+28=92</w:t>
+            </w:r>
+          </w:p>
+        </w:tc>
+      </w:tr>
+      <w:tr>
+        <w:tc>
+          <w:tcPr>
+            <w:tcW w:type="dxa" w:w="1987"/>
+          </w:tcPr>
+          <w:p>
+            <w:pPr>
+              <w:jc w:val="left"/>
+            </w:pPr>
+            <w:r>
+              <w:rPr>
+                <w:rFonts w:ascii="TimeNewRoman" w:hAnsi="TimeNewRoman"/>
+                <w:sz w:val="30"/>
+              </w:rPr>
+              <w:t>81-24=57</w:t>
+            </w:r>
+          </w:p>
+        </w:tc>
+        <w:tc>
+          <w:tcPr>
+            <w:tcW w:type="dxa" w:w="1987"/>
+          </w:tcPr>
+          <w:p>
+            <w:pPr>
+              <w:jc w:val="left"/>
+            </w:pPr>
+            <w:r>
+              <w:rPr>
+                <w:rFonts w:ascii="TimeNewRoman" w:hAnsi="TimeNewRoman"/>
+                <w:sz w:val="30"/>
+              </w:rPr>
+              <w:t>30-21=9</w:t>
+            </w:r>
+          </w:p>
+        </w:tc>
+        <w:tc>
+          <w:tcPr>
+            <w:tcW w:type="dxa" w:w="1987"/>
+          </w:tcPr>
+          <w:p>
+            <w:pPr>
+              <w:jc w:val="left"/>
+            </w:pPr>
+            <w:r>
+              <w:rPr>
+                <w:rFonts w:ascii="TimeNewRoman" w:hAnsi="TimeNewRoman"/>
+                <w:sz w:val="30"/>
+              </w:rPr>
+              <w:t>3+8=11</w:t>
+            </w:r>
+          </w:p>
+        </w:tc>
+        <w:tc>
+          <w:tcPr>
+            <w:tcW w:type="dxa" w:w="1987"/>
+          </w:tcPr>
+          <w:p>
+            <w:pPr>
+              <w:jc w:val="left"/>
+            </w:pPr>
+            <w:r>
+              <w:rPr>
+                <w:rFonts w:ascii="TimeNewRoman" w:hAnsi="TimeNewRoman"/>
+                <w:sz w:val="30"/>
+              </w:rPr>
+              <w:t>52-6=46</w:t>
+            </w:r>
+          </w:p>
+        </w:tc>
+        <w:tc>
+          <w:tcPr>
+            <w:tcW w:type="dxa" w:w="1987"/>
+          </w:tcPr>
+          <w:p>
+            <w:pPr>
+              <w:jc w:val="left"/>
+            </w:pPr>
+            <w:r>
+              <w:rPr>
+                <w:rFonts w:ascii="TimeNewRoman" w:hAnsi="TimeNewRoman"/>
+                <w:sz w:val="30"/>
+              </w:rPr>
+              <w:t>85-18=67</w:t>
+            </w:r>
+          </w:p>
+        </w:tc>
+      </w:tr>
+      <w:tr>
+        <w:tc>
+          <w:tcPr>
+            <w:tcW w:type="dxa" w:w="1987"/>
+          </w:tcPr>
+          <w:p>
+            <w:pPr>
+              <w:jc w:val="left"/>
+            </w:pPr>
+            <w:r>
+              <w:rPr>
+                <w:rFonts w:ascii="TimeNewRoman" w:hAnsi="TimeNewRoman"/>
+                <w:sz w:val="30"/>
+              </w:rPr>
+              <w:t>75-8=67</w:t>
+            </w:r>
+          </w:p>
+        </w:tc>
+        <w:tc>
+          <w:tcPr>
+            <w:tcW w:type="dxa" w:w="1987"/>
+          </w:tcPr>
+          <w:p>
+            <w:pPr>
+              <w:jc w:val="left"/>
+            </w:pPr>
+            <w:r>
+              <w:rPr>
+                <w:rFonts w:ascii="TimeNewRoman" w:hAnsi="TimeNewRoman"/>
+                <w:sz w:val="30"/>
+              </w:rPr>
+              <w:t>23+18=41</w:t>
+            </w:r>
+          </w:p>
+        </w:tc>
+        <w:tc>
+          <w:tcPr>
+            <w:tcW w:type="dxa" w:w="1987"/>
+          </w:tcPr>
+          <w:p>
+            <w:pPr>
+              <w:jc w:val="left"/>
+            </w:pPr>
+            <w:r>
+              <w:rPr>
+                <w:rFonts w:ascii="TimeNewRoman" w:hAnsi="TimeNewRoman"/>
+                <w:sz w:val="30"/>
+              </w:rPr>
+              <w:t>39+23=62</w:t>
+            </w:r>
+          </w:p>
+        </w:tc>
+        <w:tc>
+          <w:tcPr>
+            <w:tcW w:type="dxa" w:w="1987"/>
+          </w:tcPr>
+          <w:p>
+            <w:pPr>
+              <w:jc w:val="left"/>
+            </w:pPr>
+            <w:r>
+              <w:rPr>
+                <w:rFonts w:ascii="TimeNewRoman" w:hAnsi="TimeNewRoman"/>
+                <w:sz w:val="30"/>
+              </w:rPr>
+              <w:t>94-35=59</w:t>
+            </w:r>
+          </w:p>
+        </w:tc>
+        <w:tc>
+          <w:tcPr>
+            <w:tcW w:type="dxa" w:w="1987"/>
+          </w:tcPr>
+          <w:p>
+            <w:pPr>
+              <w:jc w:val="left"/>
+            </w:pPr>
+            <w:r>
+              <w:rPr>
+                <w:rFonts w:ascii="TimeNewRoman" w:hAnsi="TimeNewRoman"/>
+                <w:sz w:val="30"/>
+              </w:rPr>
+              <w:t>94-48=46</w:t>
+            </w:r>
+          </w:p>
+        </w:tc>
+      </w:tr>
+      <w:tr>
+        <w:tc>
+          <w:tcPr>
+            <w:tcW w:type="dxa" w:w="1987"/>
+          </w:tcPr>
+          <w:p>
+            <w:pPr>
+              <w:jc w:val="left"/>
+            </w:pPr>
+            <w:r>
+              <w:rPr>
+                <w:rFonts w:ascii="TimeNewRoman" w:hAnsi="TimeNewRoman"/>
+                <w:sz w:val="30"/>
+              </w:rPr>
+              <w:t>33-4=29</w:t>
+            </w:r>
+          </w:p>
+        </w:tc>
+        <w:tc>
+          <w:tcPr>
+            <w:tcW w:type="dxa" w:w="1987"/>
+          </w:tcPr>
+          <w:p>
+            <w:pPr>
+              <w:jc w:val="left"/>
+            </w:pPr>
+            <w:r>
+              <w:rPr>
+                <w:rFonts w:ascii="TimeNewRoman" w:hAnsi="TimeNewRoman"/>
+                <w:sz w:val="30"/>
+              </w:rPr>
+              <w:t>16+16=32</w:t>
+            </w:r>
+          </w:p>
+        </w:tc>
+        <w:tc>
+          <w:tcPr>
+            <w:tcW w:type="dxa" w:w="1987"/>
+          </w:tcPr>
+          <w:p>
+            <w:pPr>
+              <w:jc w:val="left"/>
+            </w:pPr>
+            <w:r>
+              <w:rPr>
+                <w:rFonts w:ascii="TimeNewRoman" w:hAnsi="TimeNewRoman"/>
+                <w:sz w:val="30"/>
+              </w:rPr>
+              <w:t>90-1=89</w:t>
+            </w:r>
+          </w:p>
+        </w:tc>
+        <w:tc>
+          <w:tcPr>
+            <w:tcW w:type="dxa" w:w="1987"/>
+          </w:tcPr>
+          <w:p>
+            <w:pPr>
+              <w:jc w:val="left"/>
+            </w:pPr>
+            <w:r>
+              <w:rPr>
+                <w:rFonts w:ascii="TimeNewRoman" w:hAnsi="TimeNewRoman"/>
+                <w:sz w:val="30"/>
+              </w:rPr>
+              <w:t>69+14=83</w:t>
+            </w:r>
+          </w:p>
+        </w:tc>
+        <w:tc>
+          <w:tcPr>
+            <w:tcW w:type="dxa" w:w="1987"/>
+          </w:tcPr>
+          <w:p>
+            <w:pPr>
+              <w:jc w:val="left"/>
+            </w:pPr>
+            <w:r>
+              <w:rPr>
+                <w:rFonts w:ascii="TimeNewRoman" w:hAnsi="TimeNewRoman"/>
+                <w:sz w:val="30"/>
+              </w:rPr>
+              <w:t>28+18=46</w:t>
+            </w:r>
+          </w:p>
+        </w:tc>
+      </w:tr>
+      <w:tr>
+        <w:tc>
+          <w:tcPr>
+            <w:tcW w:type="dxa" w:w="1987"/>
+          </w:tcPr>
+          <w:p>
+            <w:pPr>
+              <w:jc w:val="left"/>
+            </w:pPr>
+            <w:r>
+              <w:rPr>
+                <w:rFonts w:ascii="TimeNewRoman" w:hAnsi="TimeNewRoman"/>
+                <w:sz w:val="30"/>
+              </w:rPr>
+              <w:t>47+48=95</w:t>
+            </w:r>
+          </w:p>
+        </w:tc>
+        <w:tc>
+          <w:tcPr>
+            <w:tcW w:type="dxa" w:w="1987"/>
+          </w:tcPr>
+          <w:p>
+            <w:pPr>
+              <w:jc w:val="left"/>
+            </w:pPr>
+            <w:r>
+              <w:rPr>
+                <w:rFonts w:ascii="TimeNewRoman" w:hAnsi="TimeNewRoman"/>
+                <w:sz w:val="30"/>
+              </w:rPr>
+              <w:t>97-39=58</w:t>
+            </w:r>
+          </w:p>
+        </w:tc>
+        <w:tc>
+          <w:tcPr>
+            <w:tcW w:type="dxa" w:w="1987"/>
+          </w:tcPr>
+          <w:p>
+            <w:pPr>
+              <w:jc w:val="left"/>
+            </w:pPr>
+            <w:r>
+              <w:rPr>
+                <w:rFonts w:ascii="TimeNewRoman" w:hAnsi="TimeNewRoman"/>
+                <w:sz w:val="30"/>
+              </w:rPr>
+              <w:t>28+16=44</w:t>
+            </w:r>
+          </w:p>
+        </w:tc>
+        <w:tc>
+          <w:tcPr>
+            <w:tcW w:type="dxa" w:w="1987"/>
+          </w:tcPr>
+          <w:p>
+            <w:pPr>
+              <w:jc w:val="left"/>
+            </w:pPr>
+            <w:r>
+              <w:rPr>
+                <w:rFonts w:ascii="TimeNewRoman" w:hAnsi="TimeNewRoman"/>
+                <w:sz w:val="30"/>
+              </w:rPr>
+              <w:t>66+7=73</w:t>
+            </w:r>
+          </w:p>
+        </w:tc>
+        <w:tc>
+          <w:tcPr>
+            <w:tcW w:type="dxa" w:w="1987"/>
+          </w:tcPr>
+          <w:p>
+            <w:pPr>
+              <w:jc w:val="left"/>
+            </w:pPr>
+            <w:r>
+              <w:rPr>
+                <w:rFonts w:ascii="TimeNewRoman" w:hAnsi="TimeNewRoman"/>
+                <w:sz w:val="30"/>
+              </w:rPr>
+              <w:t>23-8=15</w:t>
+            </w:r>
+          </w:p>
+        </w:tc>
+      </w:tr>
+      <w:tr>
+        <w:tc>
+          <w:tcPr>
+            <w:tcW w:type="dxa" w:w="1987"/>
+          </w:tcPr>
+          <w:p>
+            <w:pPr>
+              <w:jc w:val="left"/>
+            </w:pPr>
+            <w:r>
+              <w:rPr>
+                <w:rFonts w:ascii="TimeNewRoman" w:hAnsi="TimeNewRoman"/>
+                <w:sz w:val="30"/>
+              </w:rPr>
+              <w:t>43-27=16</w:t>
+            </w:r>
+          </w:p>
+        </w:tc>
+        <w:tc>
+          <w:tcPr>
+            <w:tcW w:type="dxa" w:w="1987"/>
+          </w:tcPr>
+          <w:p>
+            <w:pPr>
+              <w:jc w:val="left"/>
+            </w:pPr>
+            <w:r>
+              <w:rPr>
+                <w:rFonts w:ascii="TimeNewRoman" w:hAnsi="TimeNewRoman"/>
+                <w:sz w:val="30"/>
+              </w:rPr>
+              <w:t>16+9=25</w:t>
+            </w:r>
+          </w:p>
+        </w:tc>
+        <w:tc>
+          <w:tcPr>
+            <w:tcW w:type="dxa" w:w="1987"/>
+          </w:tcPr>
+          <w:p>
+            <w:pPr>
+              <w:jc w:val="left"/>
+            </w:pPr>
+            <w:r>
+              <w:rPr>
+                <w:rFonts w:ascii="TimeNewRoman" w:hAnsi="TimeNewRoman"/>
+                <w:sz w:val="30"/>
+              </w:rPr>
+              <w:t>94-19=75</w:t>
+            </w:r>
+          </w:p>
+        </w:tc>
+        <w:tc>
+          <w:tcPr>
+            <w:tcW w:type="dxa" w:w="1987"/>
+          </w:tcPr>
+          <w:p>
+            <w:pPr>
+              <w:jc w:val="left"/>
+            </w:pPr>
+            <w:r>
+              <w:rPr>
+                <w:rFonts w:ascii="TimeNewRoman" w:hAnsi="TimeNewRoman"/>
+                <w:sz w:val="30"/>
+              </w:rPr>
+              <w:t>18+64=82</w:t>
+            </w:r>
+          </w:p>
+        </w:tc>
+        <w:tc>
+          <w:tcPr>
+            <w:tcW w:type="dxa" w:w="1987"/>
+          </w:tcPr>
+          <w:p>
+            <w:pPr>
+              <w:jc w:val="left"/>
+            </w:pPr>
+            <w:r>
+              <w:rPr>
+                <w:rFonts w:ascii="TimeNewRoman" w:hAnsi="TimeNewRoman"/>
+                <w:sz w:val="30"/>
+              </w:rPr>
+              <w:t>28+23=51</w:t>
+            </w:r>
+          </w:p>
+        </w:tc>
+      </w:tr>
+      <w:tr>
+        <w:tc>
+          <w:tcPr>
+            <w:tcW w:type="dxa" w:w="1987"/>
+          </w:tcPr>
+          <w:p>
+            <w:pPr>
+              <w:jc w:val="left"/>
+            </w:pPr>
+            <w:r>
+              <w:rPr>
+                <w:rFonts w:ascii="TimeNewRoman" w:hAnsi="TimeNewRoman"/>
+                <w:sz w:val="30"/>
+              </w:rPr>
+              <w:t>91-79=12</w:t>
+            </w:r>
+          </w:p>
+        </w:tc>
+        <w:tc>
+          <w:tcPr>
+            <w:tcW w:type="dxa" w:w="1987"/>
+          </w:tcPr>
+          <w:p>
+            <w:pPr>
+              <w:jc w:val="left"/>
+            </w:pPr>
+            <w:r>
+              <w:rPr>
+                <w:rFonts w:ascii="TimeNewRoman" w:hAnsi="TimeNewRoman"/>
+                <w:sz w:val="30"/>
+              </w:rPr>
+              <w:t>76+18=94</w:t>
+            </w:r>
+          </w:p>
+        </w:tc>
+        <w:tc>
+          <w:tcPr>
+            <w:tcW w:type="dxa" w:w="1987"/>
+          </w:tcPr>
+          <w:p>
+            <w:pPr>
+              <w:jc w:val="left"/>
+            </w:pPr>
+            <w:r>
+              <w:rPr>
+                <w:rFonts w:ascii="TimeNewRoman" w:hAnsi="TimeNewRoman"/>
+                <w:sz w:val="30"/>
+              </w:rPr>
+              <w:t>57-29=28</w:t>
+            </w:r>
+          </w:p>
+        </w:tc>
+        <w:tc>
+          <w:tcPr>
+            <w:tcW w:type="dxa" w:w="1987"/>
+          </w:tcPr>
+          <w:p>
+            <w:pPr>
+              <w:jc w:val="left"/>
+            </w:pPr>
+            <w:r>
+              <w:rPr>
+                <w:rFonts w:ascii="TimeNewRoman" w:hAnsi="TimeNewRoman"/>
+                <w:sz w:val="30"/>
+              </w:rPr>
+              <w:t>5+8=13</w:t>
+            </w:r>
+          </w:p>
+        </w:tc>
+        <w:tc>
+          <w:tcPr>
+            <w:tcW w:type="dxa" w:w="1987"/>
+          </w:tcPr>
+          <w:p>
+            <w:pPr>
+              <w:jc w:val="left"/>
+            </w:pPr>
+            <w:r>
+              <w:rPr>
+                <w:rFonts w:ascii="TimeNewRoman" w:hAnsi="TimeNewRoman"/>
+                <w:sz w:val="30"/>
+              </w:rPr>
+              <w:t>95-88=7</w:t>
+            </w:r>
+          </w:p>
+        </w:tc>
+      </w:tr>
+      <w:tr>
+        <w:tc>
+          <w:tcPr>
+            <w:tcW w:type="dxa" w:w="1987"/>
+          </w:tcPr>
+          <w:p>
+            <w:pPr>
+              <w:jc w:val="left"/>
+            </w:pPr>
+            <w:r>
+              <w:rPr>
+                <w:rFonts w:ascii="TimeNewRoman" w:hAnsi="TimeNewRoman"/>
+                <w:sz w:val="30"/>
+              </w:rPr>
+              <w:t>2+89=91</w:t>
+            </w:r>
+          </w:p>
+        </w:tc>
+        <w:tc>
+          <w:tcPr>
+            <w:tcW w:type="dxa" w:w="1987"/>
+          </w:tcPr>
+          <w:p>
+            <w:pPr>
+              <w:jc w:val="left"/>
+            </w:pPr>
+            <w:r>
+              <w:rPr>
+                <w:rFonts w:ascii="TimeNewRoman" w:hAnsi="TimeNewRoman"/>
+                <w:sz w:val="30"/>
+              </w:rPr>
+              <w:t>18+47=65</w:t>
+            </w:r>
+          </w:p>
+        </w:tc>
+        <w:tc>
+          <w:tcPr>
+            <w:tcW w:type="dxa" w:w="1987"/>
+          </w:tcPr>
+          <w:p>
+            <w:pPr>
+              <w:jc w:val="left"/>
+            </w:pPr>
+            <w:r>
+              <w:rPr>
+                <w:rFonts w:ascii="TimeNewRoman" w:hAnsi="TimeNewRoman"/>
+                <w:sz w:val="30"/>
+              </w:rPr>
+              <w:t>63-15=48</w:t>
+            </w:r>
+          </w:p>
+        </w:tc>
+        <w:tc>
+          <w:tcPr>
+            <w:tcW w:type="dxa" w:w="1987"/>
+          </w:tcPr>
+          <w:p>
+            <w:pPr>
+              <w:jc w:val="left"/>
+            </w:pPr>
+            <w:r>
+              <w:rPr>
+                <w:rFonts w:ascii="TimeNewRoman" w:hAnsi="TimeNewRoman"/>
+                <w:sz w:val="30"/>
+              </w:rPr>
+              <w:t>16+69=85</w:t>
+            </w:r>
+          </w:p>
+        </w:tc>
+        <w:tc>
+          <w:tcPr>
+            <w:tcW w:type="dxa" w:w="1987"/>
+          </w:tcPr>
+          <w:p>
+            <w:pPr>
+              <w:jc w:val="left"/>
+            </w:pPr>
+            <w:r>
+              <w:rPr>
+                <w:rFonts w:ascii="TimeNewRoman" w:hAnsi="TimeNewRoman"/>
+                <w:sz w:val="30"/>
+              </w:rPr>
+              <w:t>6+6=12</w:t>
+            </w:r>
+          </w:p>
+        </w:tc>
+      </w:tr>
+      <w:tr>
+        <w:tc>
+          <w:tcPr>
+            <w:tcW w:type="dxa" w:w="1987"/>
+          </w:tcPr>
+          <w:p>
+            <w:pPr>
+              <w:jc w:val="left"/>
+            </w:pPr>
+            <w:r>
+              <w:rPr>
+                <w:rFonts w:ascii="TimeNewRoman" w:hAnsi="TimeNewRoman"/>
+                <w:sz w:val="30"/>
+              </w:rPr>
+              <w:t>7+69=76</w:t>
+            </w:r>
+          </w:p>
+        </w:tc>
+        <w:tc>
+          <w:tcPr>
+            <w:tcW w:type="dxa" w:w="1987"/>
+          </w:tcPr>
+          <w:p>
+            <w:pPr>
+              <w:jc w:val="left"/>
+            </w:pPr>
+            <w:r>
+              <w:rPr>
+                <w:rFonts w:ascii="TimeNewRoman" w:hAnsi="TimeNewRoman"/>
+                <w:sz w:val="30"/>
+              </w:rPr>
+              <w:t>7+69=76</w:t>
+            </w:r>
+          </w:p>
+        </w:tc>
+        <w:tc>
+          <w:tcPr>
+            <w:tcW w:type="dxa" w:w="1987"/>
+          </w:tcPr>
+          <w:p>
+            <w:pPr>
+              <w:jc w:val="left"/>
+            </w:pPr>
+            <w:r>
+              <w:rPr>
+                <w:rFonts w:ascii="TimeNewRoman" w:hAnsi="TimeNewRoman"/>
+                <w:sz w:val="30"/>
+              </w:rPr>
+              <w:t>61-48=13</w:t>
+            </w:r>
+          </w:p>
+        </w:tc>
+        <w:tc>
+          <w:tcPr>
+            <w:tcW w:type="dxa" w:w="1987"/>
+          </w:tcPr>
+          <w:p>
+            <w:pPr>
+              <w:jc w:val="left"/>
+            </w:pPr>
+            <w:r>
+              <w:rPr>
+                <w:rFonts w:ascii="TimeNewRoman" w:hAnsi="TimeNewRoman"/>
+                <w:sz w:val="30"/>
+              </w:rPr>
+              <w:t>50-11=39</w:t>
+            </w:r>
+          </w:p>
+        </w:tc>
+        <w:tc>
+          <w:tcPr>
+            <w:tcW w:type="dxa" w:w="1987"/>
+          </w:tcPr>
+          <w:p>
+            <w:pPr>
+              <w:jc w:val="left"/>
+            </w:pPr>
+            <w:r>
+              <w:rPr>
+                <w:rFonts w:ascii="TimeNewRoman" w:hAnsi="TimeNewRoman"/>
+                <w:sz w:val="30"/>
+              </w:rPr>
+              <w:t>83-78=5</w:t>
+            </w:r>
+          </w:p>
+        </w:tc>
+      </w:tr>
+      <w:tr>
+        <w:tc>
+          <w:tcPr>
+            <w:tcW w:type="dxa" w:w="1987"/>
+          </w:tcPr>
+          <w:p>
+            <w:pPr>
+              <w:jc w:val="left"/>
+            </w:pPr>
+            <w:r>
+              <w:rPr>
+                <w:rFonts w:ascii="TimeNewRoman" w:hAnsi="TimeNewRoman"/>
+                <w:sz w:val="30"/>
+              </w:rPr>
+              <w:t>89+2=91</w:t>
+            </w:r>
+          </w:p>
+        </w:tc>
+        <w:tc>
+          <w:tcPr>
+            <w:tcW w:type="dxa" w:w="1987"/>
+          </w:tcPr>
+          <w:p>
+            <w:pPr>
+              <w:jc w:val="left"/>
+            </w:pPr>
+            <w:r>
+              <w:rPr>
+                <w:rFonts w:ascii="TimeNewRoman" w:hAnsi="TimeNewRoman"/>
+                <w:sz w:val="30"/>
+              </w:rPr>
+              <w:t>62-9=53</w:t>
+            </w:r>
+          </w:p>
+        </w:tc>
+        <w:tc>
+          <w:tcPr>
+            <w:tcW w:type="dxa" w:w="1987"/>
+          </w:tcPr>
+          <w:p>
+            <w:pPr>
+              <w:jc w:val="left"/>
+            </w:pPr>
+            <w:r>
+              <w:rPr>
+                <w:rFonts w:ascii="TimeNewRoman" w:hAnsi="TimeNewRoman"/>
+                <w:sz w:val="30"/>
+              </w:rPr>
+              <w:t>39+7=46</w:t>
+            </w:r>
+          </w:p>
+        </w:tc>
+        <w:tc>
+          <w:tcPr>
+            <w:tcW w:type="dxa" w:w="1987"/>
+          </w:tcPr>
+          <w:p>
+            <w:pPr>
+              <w:jc w:val="left"/>
+            </w:pPr>
+            <w:r>
+              <w:rPr>
+                <w:rFonts w:ascii="TimeNewRoman" w:hAnsi="TimeNewRoman"/>
+                <w:sz w:val="30"/>
+              </w:rPr>
+              <w:t>76+8=84</w:t>
+            </w:r>
+          </w:p>
+        </w:tc>
+        <w:tc>
+          <w:tcPr>
+            <w:tcW w:type="dxa" w:w="1987"/>
+          </w:tcPr>
+          <w:p>
+            <w:pPr>
+              <w:jc w:val="left"/>
+            </w:pPr>
+            <w:r>
+              <w:rPr>
+                <w:rFonts w:ascii="TimeNewRoman" w:hAnsi="TimeNewRoman"/>
+                <w:sz w:val="30"/>
+              </w:rPr>
+              <w:t>28+15=43</w:t>
+            </w:r>
+          </w:p>
+        </w:tc>
+      </w:tr>
+      <w:tr>
+        <w:tc>
+          <w:tcPr>
+            <w:tcW w:type="dxa" w:w="1987"/>
+          </w:tcPr>
+          <w:p>
+            <w:pPr>
+              <w:jc w:val="left"/>
+            </w:pPr>
+            <w:r>
+              <w:rPr>
+                <w:rFonts w:ascii="TimeNewRoman" w:hAnsi="TimeNewRoman"/>
+                <w:sz w:val="30"/>
+              </w:rPr>
+              <w:t>31-17=14</w:t>
+            </w:r>
+          </w:p>
+        </w:tc>
+        <w:tc>
+          <w:tcPr>
+            <w:tcW w:type="dxa" w:w="1987"/>
+          </w:tcPr>
+          <w:p>
+            <w:pPr>
+              <w:jc w:val="left"/>
+            </w:pPr>
+            <w:r>
+              <w:rPr>
+                <w:rFonts w:ascii="TimeNewRoman" w:hAnsi="TimeNewRoman"/>
+                <w:sz w:val="30"/>
+              </w:rPr>
+              <w:t>4+77=81</w:t>
+            </w:r>
+          </w:p>
+        </w:tc>
+        <w:tc>
+          <w:tcPr>
+            <w:tcW w:type="dxa" w:w="1987"/>
+          </w:tcPr>
+          <w:p>
+            <w:pPr>
+              <w:jc w:val="left"/>
+            </w:pPr>
+            <w:r>
+              <w:rPr>
+                <w:rFonts w:ascii="TimeNewRoman" w:hAnsi="TimeNewRoman"/>
+                <w:sz w:val="30"/>
+              </w:rPr>
+              <w:t>52-18=34</w:t>
+            </w:r>
+          </w:p>
+        </w:tc>
+        <w:tc>
+          <w:tcPr>
+            <w:tcW w:type="dxa" w:w="1987"/>
+          </w:tcPr>
+          <w:p>
+            <w:pPr>
+              <w:jc w:val="left"/>
+            </w:pPr>
+            <w:r>
+              <w:rPr>
+                <w:rFonts w:ascii="TimeNewRoman" w:hAnsi="TimeNewRoman"/>
+                <w:sz w:val="30"/>
+              </w:rPr>
+              <w:t>25+28=53</w:t>
+            </w:r>
+          </w:p>
+        </w:tc>
+        <w:tc>
+          <w:tcPr>
+            <w:tcW w:type="dxa" w:w="1987"/>
+          </w:tcPr>
+          <w:p>
+            <w:pPr>
+              <w:jc w:val="left"/>
+            </w:pPr>
+            <w:r>
+              <w:rPr>
+                <w:rFonts w:ascii="TimeNewRoman" w:hAnsi="TimeNewRoman"/>
+                <w:sz w:val="30"/>
+              </w:rPr>
+              <w:t>40-37=3</w:t>
+            </w:r>
+          </w:p>
+        </w:tc>
+      </w:tr>
+      <w:tr>
+        <w:tc>
+          <w:tcPr>
+            <w:tcW w:type="dxa" w:w="1987"/>
+          </w:tcPr>
+          <w:p>
+            <w:pPr>
+              <w:jc w:val="left"/>
+            </w:pPr>
+            <w:r>
+              <w:rPr>
+                <w:rFonts w:ascii="TimeNewRoman" w:hAnsi="TimeNewRoman"/>
+                <w:sz w:val="30"/>
+              </w:rPr>
+              <w:t>18+65=83</w:t>
+            </w:r>
+          </w:p>
+        </w:tc>
+        <w:tc>
+          <w:tcPr>
+            <w:tcW w:type="dxa" w:w="1987"/>
+          </w:tcPr>
+          <w:p>
+            <w:pPr>
+              <w:jc w:val="left"/>
+            </w:pPr>
+            <w:r>
+              <w:rPr>
+                <w:rFonts w:ascii="TimeNewRoman" w:hAnsi="TimeNewRoman"/>
+                <w:sz w:val="30"/>
+              </w:rPr>
+              <w:t>49+12=61</w:t>
+            </w:r>
+          </w:p>
+        </w:tc>
+        <w:tc>
+          <w:tcPr>
+            <w:tcW w:type="dxa" w:w="1987"/>
+          </w:tcPr>
+          <w:p>
+            <w:pPr>
+              <w:jc w:val="left"/>
+            </w:pPr>
+            <w:r>
+              <w:rPr>
+                <w:rFonts w:ascii="TimeNewRoman" w:hAnsi="TimeNewRoman"/>
+                <w:sz w:val="30"/>
+              </w:rPr>
+              <w:t>13+48=61</w:t>
+            </w:r>
+          </w:p>
+        </w:tc>
+        <w:tc>
+          <w:tcPr>
+            <w:tcW w:type="dxa" w:w="1987"/>
+          </w:tcPr>
+          <w:p>
+            <w:pPr>
+              <w:jc w:val="left"/>
+            </w:pPr>
+            <w:r>
+              <w:rPr>
+                <w:rFonts w:ascii="TimeNewRoman" w:hAnsi="TimeNewRoman"/>
+                <w:sz w:val="30"/>
+              </w:rPr>
+              <w:t>71-25=46</w:t>
+            </w:r>
+          </w:p>
+        </w:tc>
+        <w:tc>
+          <w:tcPr>
+            <w:tcW w:type="dxa" w:w="1987"/>
+          </w:tcPr>
+          <w:p>
+            <w:pPr>
+              <w:jc w:val="left"/>
+            </w:pPr>
+            <w:r>
+              <w:rPr>
+                <w:rFonts w:ascii="TimeNewRoman" w:hAnsi="TimeNewRoman"/>
+                <w:sz w:val="30"/>
+              </w:rPr>
+              <w:t>44-38=6</w:t>
+            </w:r>
+          </w:p>
+        </w:tc>
+      </w:tr>
+      <w:tr>
+        <w:tc>
+          <w:tcPr>
+            <w:tcW w:type="dxa" w:w="1987"/>
+          </w:tcPr>
+          <w:p>
+            <w:pPr>
+              <w:jc w:val="left"/>
+            </w:pPr>
+            <w:r>
+              <w:rPr>
+                <w:rFonts w:ascii="TimeNewRoman" w:hAnsi="TimeNewRoman"/>
+                <w:sz w:val="30"/>
+              </w:rPr>
+              <w:t>52-43=9</w:t>
+            </w:r>
+          </w:p>
+        </w:tc>
+        <w:tc>
+          <w:tcPr>
+            <w:tcW w:type="dxa" w:w="1987"/>
+          </w:tcPr>
+          <w:p>
+            <w:pPr>
+              <w:jc w:val="left"/>
+            </w:pPr>
+            <w:r>
+              <w:rPr>
+                <w:rFonts w:ascii="TimeNewRoman" w:hAnsi="TimeNewRoman"/>
+                <w:sz w:val="30"/>
+              </w:rPr>
+              <w:t>82-4=78</w:t>
+            </w:r>
+          </w:p>
+        </w:tc>
+        <w:tc>
+          <w:tcPr>
+            <w:tcW w:type="dxa" w:w="1987"/>
+          </w:tcPr>
+          <w:p>
+            <w:pPr>
+              <w:jc w:val="left"/>
+            </w:pPr>
+            <w:r>
+              <w:rPr>
+                <w:rFonts w:ascii="TimeNewRoman" w:hAnsi="TimeNewRoman"/>
+                <w:sz w:val="30"/>
+              </w:rPr>
+              <w:t>8+39=47</w:t>
+            </w:r>
+          </w:p>
+        </w:tc>
+        <w:tc>
+          <w:tcPr>
+            <w:tcW w:type="dxa" w:w="1987"/>
+          </w:tcPr>
+          <w:p>
+            <w:pPr>
+              <w:jc w:val="left"/>
+            </w:pPr>
+            <w:r>
+              <w:rPr>
+                <w:rFonts w:ascii="TimeNewRoman" w:hAnsi="TimeNewRoman"/>
+                <w:sz w:val="30"/>
+              </w:rPr>
+              <w:t>50-41=9</w:t>
+            </w:r>
+          </w:p>
+        </w:tc>
+        <w:tc>
+          <w:tcPr>
+            <w:tcW w:type="dxa" w:w="1987"/>
+          </w:tcPr>
+          <w:p>
+            <w:pPr>
+              <w:jc w:val="left"/>
+            </w:pPr>
+            <w:r>
+              <w:rPr>
+                <w:rFonts w:ascii="TimeNewRoman" w:hAnsi="TimeNewRoman"/>
+                <w:sz w:val="30"/>
+              </w:rPr>
+              <w:t>36+57=93</w:t>
             </w:r>
           </w:p>
         </w:tc>

--- a/answers-of-adc_sbb_within_100.docx
+++ b/answers-of-adc_sbb_within_100.docx
@@ -40,7 +40,7 @@
                 <w:rFonts w:ascii="TimeNewRoman" w:hAnsi="TimeNewRoman"/>
                 <w:sz w:val="30"/>
               </w:rPr>
-              <w:t>96-87=9</w:t>
+              <w:t>49+34=83</w:t>
             </w:r>
           </w:p>
         </w:tc>
@@ -57,7 +57,7 @@
                 <w:rFonts w:ascii="TimeNewRoman" w:hAnsi="TimeNewRoman"/>
                 <w:sz w:val="30"/>
               </w:rPr>
-              <w:t>69+14=83</w:t>
+              <w:t>95-66=29</w:t>
             </w:r>
           </w:p>
         </w:tc>
@@ -74,7 +74,7 @@
                 <w:rFonts w:ascii="TimeNewRoman" w:hAnsi="TimeNewRoman"/>
                 <w:sz w:val="30"/>
               </w:rPr>
-              <w:t>33-26=7</w:t>
+              <w:t>57+26=83</w:t>
             </w:r>
           </w:p>
         </w:tc>
@@ -91,843 +91,7 @@
                 <w:rFonts w:ascii="TimeNewRoman" w:hAnsi="TimeNewRoman"/>
                 <w:sz w:val="30"/>
               </w:rPr>
-              <w:t>61-46=15</w:t>
-            </w:r>
-          </w:p>
-        </w:tc>
-        <w:tc>
-          <w:tcPr>
-            <w:tcW w:type="dxa" w:w="1987"/>
-          </w:tcPr>
-          <w:p>
-            <w:pPr>
-              <w:jc w:val="left"/>
-            </w:pPr>
-            <w:r>
-              <w:rPr>
-                <w:rFonts w:ascii="TimeNewRoman" w:hAnsi="TimeNewRoman"/>
-                <w:sz w:val="30"/>
-              </w:rPr>
-              <w:t>68-39=29</w:t>
-            </w:r>
-          </w:p>
-        </w:tc>
-      </w:tr>
-      <w:tr>
-        <w:tc>
-          <w:tcPr>
-            <w:tcW w:type="dxa" w:w="1987"/>
-          </w:tcPr>
-          <w:p>
-            <w:pPr>
-              <w:jc w:val="left"/>
-            </w:pPr>
-            <w:r>
-              <w:rPr>
-                <w:rFonts w:ascii="TimeNewRoman" w:hAnsi="TimeNewRoman"/>
-                <w:sz w:val="30"/>
-              </w:rPr>
-              <w:t>65-46=19</w:t>
-            </w:r>
-          </w:p>
-        </w:tc>
-        <w:tc>
-          <w:tcPr>
-            <w:tcW w:type="dxa" w:w="1987"/>
-          </w:tcPr>
-          <w:p>
-            <w:pPr>
-              <w:jc w:val="left"/>
-            </w:pPr>
-            <w:r>
-              <w:rPr>
-                <w:rFonts w:ascii="TimeNewRoman" w:hAnsi="TimeNewRoman"/>
-                <w:sz w:val="30"/>
-              </w:rPr>
-              <w:t>93-66=27</w:t>
-            </w:r>
-          </w:p>
-        </w:tc>
-        <w:tc>
-          <w:tcPr>
-            <w:tcW w:type="dxa" w:w="1987"/>
-          </w:tcPr>
-          <w:p>
-            <w:pPr>
-              <w:jc w:val="left"/>
-            </w:pPr>
-            <w:r>
-              <w:rPr>
-                <w:rFonts w:ascii="TimeNewRoman" w:hAnsi="TimeNewRoman"/>
-                <w:sz w:val="30"/>
-              </w:rPr>
-              <w:t>4+77=81</w:t>
-            </w:r>
-          </w:p>
-        </w:tc>
-        <w:tc>
-          <w:tcPr>
-            <w:tcW w:type="dxa" w:w="1987"/>
-          </w:tcPr>
-          <w:p>
-            <w:pPr>
-              <w:jc w:val="left"/>
-            </w:pPr>
-            <w:r>
-              <w:rPr>
-                <w:rFonts w:ascii="TimeNewRoman" w:hAnsi="TimeNewRoman"/>
-                <w:sz w:val="30"/>
-              </w:rPr>
-              <w:t>57+16=73</w:t>
-            </w:r>
-          </w:p>
-        </w:tc>
-        <w:tc>
-          <w:tcPr>
-            <w:tcW w:type="dxa" w:w="1987"/>
-          </w:tcPr>
-          <w:p>
-            <w:pPr>
-              <w:jc w:val="left"/>
-            </w:pPr>
-            <w:r>
-              <w:rPr>
-                <w:rFonts w:ascii="TimeNewRoman" w:hAnsi="TimeNewRoman"/>
-                <w:sz w:val="30"/>
-              </w:rPr>
-              <w:t>85-58=27</w:t>
-            </w:r>
-          </w:p>
-        </w:tc>
-      </w:tr>
-      <w:tr>
-        <w:tc>
-          <w:tcPr>
-            <w:tcW w:type="dxa" w:w="1987"/>
-          </w:tcPr>
-          <w:p>
-            <w:pPr>
-              <w:jc w:val="left"/>
-            </w:pPr>
-            <w:r>
-              <w:rPr>
-                <w:rFonts w:ascii="TimeNewRoman" w:hAnsi="TimeNewRoman"/>
-                <w:sz w:val="30"/>
-              </w:rPr>
-              <w:t>71-4=67</w:t>
-            </w:r>
-          </w:p>
-        </w:tc>
-        <w:tc>
-          <w:tcPr>
-            <w:tcW w:type="dxa" w:w="1987"/>
-          </w:tcPr>
-          <w:p>
-            <w:pPr>
-              <w:jc w:val="left"/>
-            </w:pPr>
-            <w:r>
-              <w:rPr>
-                <w:rFonts w:ascii="TimeNewRoman" w:hAnsi="TimeNewRoman"/>
-                <w:sz w:val="30"/>
-              </w:rPr>
-              <w:t>82-15=67</w:t>
-            </w:r>
-          </w:p>
-        </w:tc>
-        <w:tc>
-          <w:tcPr>
-            <w:tcW w:type="dxa" w:w="1987"/>
-          </w:tcPr>
-          <w:p>
-            <w:pPr>
-              <w:jc w:val="left"/>
-            </w:pPr>
-            <w:r>
-              <w:rPr>
-                <w:rFonts w:ascii="TimeNewRoman" w:hAnsi="TimeNewRoman"/>
-                <w:sz w:val="30"/>
-              </w:rPr>
-              <w:t>50-9=41</w:t>
-            </w:r>
-          </w:p>
-        </w:tc>
-        <w:tc>
-          <w:tcPr>
-            <w:tcW w:type="dxa" w:w="1987"/>
-          </w:tcPr>
-          <w:p>
-            <w:pPr>
-              <w:jc w:val="left"/>
-            </w:pPr>
-            <w:r>
-              <w:rPr>
-                <w:rFonts w:ascii="TimeNewRoman" w:hAnsi="TimeNewRoman"/>
-                <w:sz w:val="30"/>
-              </w:rPr>
-              <w:t>58+23=81</w:t>
-            </w:r>
-          </w:p>
-        </w:tc>
-        <w:tc>
-          <w:tcPr>
-            <w:tcW w:type="dxa" w:w="1987"/>
-          </w:tcPr>
-          <w:p>
-            <w:pPr>
-              <w:jc w:val="left"/>
-            </w:pPr>
-            <w:r>
-              <w:rPr>
-                <w:rFonts w:ascii="TimeNewRoman" w:hAnsi="TimeNewRoman"/>
-                <w:sz w:val="30"/>
-              </w:rPr>
-              <w:t>9+26=35</w:t>
-            </w:r>
-          </w:p>
-        </w:tc>
-      </w:tr>
-      <w:tr>
-        <w:tc>
-          <w:tcPr>
-            <w:tcW w:type="dxa" w:w="1987"/>
-          </w:tcPr>
-          <w:p>
-            <w:pPr>
-              <w:jc w:val="left"/>
-            </w:pPr>
-            <w:r>
-              <w:rPr>
-                <w:rFonts w:ascii="TimeNewRoman" w:hAnsi="TimeNewRoman"/>
-                <w:sz w:val="30"/>
-              </w:rPr>
-              <w:t>60-13=47</w:t>
-            </w:r>
-          </w:p>
-        </w:tc>
-        <w:tc>
-          <w:tcPr>
-            <w:tcW w:type="dxa" w:w="1987"/>
-          </w:tcPr>
-          <w:p>
-            <w:pPr>
-              <w:jc w:val="left"/>
-            </w:pPr>
-            <w:r>
-              <w:rPr>
-                <w:rFonts w:ascii="TimeNewRoman" w:hAnsi="TimeNewRoman"/>
-                <w:sz w:val="30"/>
-              </w:rPr>
-              <w:t>27-18=9</w:t>
-            </w:r>
-          </w:p>
-        </w:tc>
-        <w:tc>
-          <w:tcPr>
-            <w:tcW w:type="dxa" w:w="1987"/>
-          </w:tcPr>
-          <w:p>
-            <w:pPr>
-              <w:jc w:val="left"/>
-            </w:pPr>
-            <w:r>
-              <w:rPr>
-                <w:rFonts w:ascii="TimeNewRoman" w:hAnsi="TimeNewRoman"/>
-                <w:sz w:val="30"/>
-              </w:rPr>
-              <w:t>25+46=71</w:t>
-            </w:r>
-          </w:p>
-        </w:tc>
-        <w:tc>
-          <w:tcPr>
-            <w:tcW w:type="dxa" w:w="1987"/>
-          </w:tcPr>
-          <w:p>
-            <w:pPr>
-              <w:jc w:val="left"/>
-            </w:pPr>
-            <w:r>
-              <w:rPr>
-                <w:rFonts w:ascii="TimeNewRoman" w:hAnsi="TimeNewRoman"/>
-                <w:sz w:val="30"/>
-              </w:rPr>
-              <w:t>77+16=93</w:t>
-            </w:r>
-          </w:p>
-        </w:tc>
-        <w:tc>
-          <w:tcPr>
-            <w:tcW w:type="dxa" w:w="1987"/>
-          </w:tcPr>
-          <w:p>
-            <w:pPr>
-              <w:jc w:val="left"/>
-            </w:pPr>
-            <w:r>
-              <w:rPr>
-                <w:rFonts w:ascii="TimeNewRoman" w:hAnsi="TimeNewRoman"/>
-                <w:sz w:val="30"/>
-              </w:rPr>
-              <w:t>60-38=22</w:t>
-            </w:r>
-          </w:p>
-        </w:tc>
-      </w:tr>
-      <w:tr>
-        <w:tc>
-          <w:tcPr>
-            <w:tcW w:type="dxa" w:w="1987"/>
-          </w:tcPr>
-          <w:p>
-            <w:pPr>
-              <w:jc w:val="left"/>
-            </w:pPr>
-            <w:r>
-              <w:rPr>
-                <w:rFonts w:ascii="TimeNewRoman" w:hAnsi="TimeNewRoman"/>
-                <w:sz w:val="30"/>
-              </w:rPr>
-              <w:t>6+88=94</w:t>
-            </w:r>
-          </w:p>
-        </w:tc>
-        <w:tc>
-          <w:tcPr>
-            <w:tcW w:type="dxa" w:w="1987"/>
-          </w:tcPr>
-          <w:p>
-            <w:pPr>
-              <w:jc w:val="left"/>
-            </w:pPr>
-            <w:r>
-              <w:rPr>
-                <w:rFonts w:ascii="TimeNewRoman" w:hAnsi="TimeNewRoman"/>
-                <w:sz w:val="30"/>
-              </w:rPr>
-              <w:t>96-9=87</w:t>
-            </w:r>
-          </w:p>
-        </w:tc>
-        <w:tc>
-          <w:tcPr>
-            <w:tcW w:type="dxa" w:w="1987"/>
-          </w:tcPr>
-          <w:p>
-            <w:pPr>
-              <w:jc w:val="left"/>
-            </w:pPr>
-            <w:r>
-              <w:rPr>
-                <w:rFonts w:ascii="TimeNewRoman" w:hAnsi="TimeNewRoman"/>
-                <w:sz w:val="30"/>
-              </w:rPr>
-              <w:t>26+37=63</w:t>
-            </w:r>
-          </w:p>
-        </w:tc>
-        <w:tc>
-          <w:tcPr>
-            <w:tcW w:type="dxa" w:w="1987"/>
-          </w:tcPr>
-          <w:p>
-            <w:pPr>
-              <w:jc w:val="left"/>
-            </w:pPr>
-            <w:r>
-              <w:rPr>
-                <w:rFonts w:ascii="TimeNewRoman" w:hAnsi="TimeNewRoman"/>
-                <w:sz w:val="30"/>
-              </w:rPr>
-              <w:t>7+35=42</w:t>
-            </w:r>
-          </w:p>
-        </w:tc>
-        <w:tc>
-          <w:tcPr>
-            <w:tcW w:type="dxa" w:w="1987"/>
-          </w:tcPr>
-          <w:p>
-            <w:pPr>
-              <w:jc w:val="left"/>
-            </w:pPr>
-            <w:r>
-              <w:rPr>
-                <w:rFonts w:ascii="TimeNewRoman" w:hAnsi="TimeNewRoman"/>
-                <w:sz w:val="30"/>
-              </w:rPr>
-              <w:t>93-65=28</w:t>
-            </w:r>
-          </w:p>
-        </w:tc>
-      </w:tr>
-      <w:tr>
-        <w:tc>
-          <w:tcPr>
-            <w:tcW w:type="dxa" w:w="1987"/>
-          </w:tcPr>
-          <w:p>
-            <w:pPr>
-              <w:jc w:val="left"/>
-            </w:pPr>
-            <w:r>
-              <w:rPr>
-                <w:rFonts w:ascii="TimeNewRoman" w:hAnsi="TimeNewRoman"/>
-                <w:sz w:val="30"/>
-              </w:rPr>
-              <w:t>24+29=53</w:t>
-            </w:r>
-          </w:p>
-        </w:tc>
-        <w:tc>
-          <w:tcPr>
-            <w:tcW w:type="dxa" w:w="1987"/>
-          </w:tcPr>
-          <w:p>
-            <w:pPr>
-              <w:jc w:val="left"/>
-            </w:pPr>
-            <w:r>
-              <w:rPr>
-                <w:rFonts w:ascii="TimeNewRoman" w:hAnsi="TimeNewRoman"/>
-                <w:sz w:val="30"/>
-              </w:rPr>
-              <w:t>91-4=87</w:t>
-            </w:r>
-          </w:p>
-        </w:tc>
-        <w:tc>
-          <w:tcPr>
-            <w:tcW w:type="dxa" w:w="1987"/>
-          </w:tcPr>
-          <w:p>
-            <w:pPr>
-              <w:jc w:val="left"/>
-            </w:pPr>
-            <w:r>
-              <w:rPr>
-                <w:rFonts w:ascii="TimeNewRoman" w:hAnsi="TimeNewRoman"/>
-                <w:sz w:val="30"/>
-              </w:rPr>
-              <w:t>56-17=39</w:t>
-            </w:r>
-          </w:p>
-        </w:tc>
-        <w:tc>
-          <w:tcPr>
-            <w:tcW w:type="dxa" w:w="1987"/>
-          </w:tcPr>
-          <w:p>
-            <w:pPr>
-              <w:jc w:val="left"/>
-            </w:pPr>
-            <w:r>
-              <w:rPr>
-                <w:rFonts w:ascii="TimeNewRoman" w:hAnsi="TimeNewRoman"/>
-                <w:sz w:val="30"/>
-              </w:rPr>
-              <w:t>80-3=77</w:t>
-            </w:r>
-          </w:p>
-        </w:tc>
-        <w:tc>
-          <w:tcPr>
-            <w:tcW w:type="dxa" w:w="1987"/>
-          </w:tcPr>
-          <w:p>
-            <w:pPr>
-              <w:jc w:val="left"/>
-            </w:pPr>
-            <w:r>
-              <w:rPr>
-                <w:rFonts w:ascii="TimeNewRoman" w:hAnsi="TimeNewRoman"/>
-                <w:sz w:val="30"/>
-              </w:rPr>
-              <w:t>65-36=29</w:t>
-            </w:r>
-          </w:p>
-        </w:tc>
-      </w:tr>
-      <w:tr>
-        <w:tc>
-          <w:tcPr>
-            <w:tcW w:type="dxa" w:w="1987"/>
-          </w:tcPr>
-          <w:p>
-            <w:pPr>
-              <w:jc w:val="left"/>
-            </w:pPr>
-            <w:r>
-              <w:rPr>
-                <w:rFonts w:ascii="TimeNewRoman" w:hAnsi="TimeNewRoman"/>
-                <w:sz w:val="30"/>
-              </w:rPr>
-              <w:t>82-75=7</w:t>
-            </w:r>
-          </w:p>
-        </w:tc>
-        <w:tc>
-          <w:tcPr>
-            <w:tcW w:type="dxa" w:w="1987"/>
-          </w:tcPr>
-          <w:p>
-            <w:pPr>
-              <w:jc w:val="left"/>
-            </w:pPr>
-            <w:r>
-              <w:rPr>
-                <w:rFonts w:ascii="TimeNewRoman" w:hAnsi="TimeNewRoman"/>
-                <w:sz w:val="30"/>
-              </w:rPr>
-              <w:t>74+17=91</w:t>
-            </w:r>
-          </w:p>
-        </w:tc>
-        <w:tc>
-          <w:tcPr>
-            <w:tcW w:type="dxa" w:w="1987"/>
-          </w:tcPr>
-          <w:p>
-            <w:pPr>
-              <w:jc w:val="left"/>
-            </w:pPr>
-            <w:r>
-              <w:rPr>
-                <w:rFonts w:ascii="TimeNewRoman" w:hAnsi="TimeNewRoman"/>
-                <w:sz w:val="30"/>
-              </w:rPr>
-              <w:t>5+69=74</w:t>
-            </w:r>
-          </w:p>
-        </w:tc>
-        <w:tc>
-          <w:tcPr>
-            <w:tcW w:type="dxa" w:w="1987"/>
-          </w:tcPr>
-          <w:p>
-            <w:pPr>
-              <w:jc w:val="left"/>
-            </w:pPr>
-            <w:r>
-              <w:rPr>
-                <w:rFonts w:ascii="TimeNewRoman" w:hAnsi="TimeNewRoman"/>
-                <w:sz w:val="30"/>
-              </w:rPr>
-              <w:t>14+39=53</w:t>
-            </w:r>
-          </w:p>
-        </w:tc>
-        <w:tc>
-          <w:tcPr>
-            <w:tcW w:type="dxa" w:w="1987"/>
-          </w:tcPr>
-          <w:p>
-            <w:pPr>
-              <w:jc w:val="left"/>
-            </w:pPr>
-            <w:r>
-              <w:rPr>
-                <w:rFonts w:ascii="TimeNewRoman" w:hAnsi="TimeNewRoman"/>
-                <w:sz w:val="30"/>
-              </w:rPr>
-              <w:t>92-43=49</w:t>
-            </w:r>
-          </w:p>
-        </w:tc>
-      </w:tr>
-      <w:tr>
-        <w:tc>
-          <w:tcPr>
-            <w:tcW w:type="dxa" w:w="1987"/>
-          </w:tcPr>
-          <w:p>
-            <w:pPr>
-              <w:jc w:val="left"/>
-            </w:pPr>
-            <w:r>
-              <w:rPr>
-                <w:rFonts w:ascii="TimeNewRoman" w:hAnsi="TimeNewRoman"/>
-                <w:sz w:val="30"/>
-              </w:rPr>
-              <w:t>43+28=71</w:t>
-            </w:r>
-          </w:p>
-        </w:tc>
-        <w:tc>
-          <w:tcPr>
-            <w:tcW w:type="dxa" w:w="1987"/>
-          </w:tcPr>
-          <w:p>
-            <w:pPr>
-              <w:jc w:val="left"/>
-            </w:pPr>
-            <w:r>
-              <w:rPr>
-                <w:rFonts w:ascii="TimeNewRoman" w:hAnsi="TimeNewRoman"/>
-                <w:sz w:val="30"/>
-              </w:rPr>
-              <w:t>55-48=7</w:t>
-            </w:r>
-          </w:p>
-        </w:tc>
-        <w:tc>
-          <w:tcPr>
-            <w:tcW w:type="dxa" w:w="1987"/>
-          </w:tcPr>
-          <w:p>
-            <w:pPr>
-              <w:jc w:val="left"/>
-            </w:pPr>
-            <w:r>
-              <w:rPr>
-                <w:rFonts w:ascii="TimeNewRoman" w:hAnsi="TimeNewRoman"/>
-                <w:sz w:val="30"/>
-              </w:rPr>
-              <w:t>8+6=14</w:t>
-            </w:r>
-          </w:p>
-        </w:tc>
-        <w:tc>
-          <w:tcPr>
-            <w:tcW w:type="dxa" w:w="1987"/>
-          </w:tcPr>
-          <w:p>
-            <w:pPr>
-              <w:jc w:val="left"/>
-            </w:pPr>
-            <w:r>
-              <w:rPr>
-                <w:rFonts w:ascii="TimeNewRoman" w:hAnsi="TimeNewRoman"/>
-                <w:sz w:val="30"/>
-              </w:rPr>
-              <w:t>78-9=69</w:t>
-            </w:r>
-          </w:p>
-        </w:tc>
-        <w:tc>
-          <w:tcPr>
-            <w:tcW w:type="dxa" w:w="1987"/>
-          </w:tcPr>
-          <w:p>
-            <w:pPr>
-              <w:jc w:val="left"/>
-            </w:pPr>
-            <w:r>
-              <w:rPr>
-                <w:rFonts w:ascii="TimeNewRoman" w:hAnsi="TimeNewRoman"/>
-                <w:sz w:val="30"/>
-              </w:rPr>
-              <w:t>64+28=92</w:t>
-            </w:r>
-          </w:p>
-        </w:tc>
-      </w:tr>
-      <w:tr>
-        <w:tc>
-          <w:tcPr>
-            <w:tcW w:type="dxa" w:w="1987"/>
-          </w:tcPr>
-          <w:p>
-            <w:pPr>
-              <w:jc w:val="left"/>
-            </w:pPr>
-            <w:r>
-              <w:rPr>
-                <w:rFonts w:ascii="TimeNewRoman" w:hAnsi="TimeNewRoman"/>
-                <w:sz w:val="30"/>
-              </w:rPr>
-              <w:t>81-24=57</w:t>
-            </w:r>
-          </w:p>
-        </w:tc>
-        <w:tc>
-          <w:tcPr>
-            <w:tcW w:type="dxa" w:w="1987"/>
-          </w:tcPr>
-          <w:p>
-            <w:pPr>
-              <w:jc w:val="left"/>
-            </w:pPr>
-            <w:r>
-              <w:rPr>
-                <w:rFonts w:ascii="TimeNewRoman" w:hAnsi="TimeNewRoman"/>
-                <w:sz w:val="30"/>
-              </w:rPr>
-              <w:t>30-21=9</w:t>
-            </w:r>
-          </w:p>
-        </w:tc>
-        <w:tc>
-          <w:tcPr>
-            <w:tcW w:type="dxa" w:w="1987"/>
-          </w:tcPr>
-          <w:p>
-            <w:pPr>
-              <w:jc w:val="left"/>
-            </w:pPr>
-            <w:r>
-              <w:rPr>
-                <w:rFonts w:ascii="TimeNewRoman" w:hAnsi="TimeNewRoman"/>
-                <w:sz w:val="30"/>
-              </w:rPr>
-              <w:t>3+8=11</w:t>
-            </w:r>
-          </w:p>
-        </w:tc>
-        <w:tc>
-          <w:tcPr>
-            <w:tcW w:type="dxa" w:w="1987"/>
-          </w:tcPr>
-          <w:p>
-            <w:pPr>
-              <w:jc w:val="left"/>
-            </w:pPr>
-            <w:r>
-              <w:rPr>
-                <w:rFonts w:ascii="TimeNewRoman" w:hAnsi="TimeNewRoman"/>
-                <w:sz w:val="30"/>
-              </w:rPr>
-              <w:t>52-6=46</w:t>
-            </w:r>
-          </w:p>
-        </w:tc>
-        <w:tc>
-          <w:tcPr>
-            <w:tcW w:type="dxa" w:w="1987"/>
-          </w:tcPr>
-          <w:p>
-            <w:pPr>
-              <w:jc w:val="left"/>
-            </w:pPr>
-            <w:r>
-              <w:rPr>
-                <w:rFonts w:ascii="TimeNewRoman" w:hAnsi="TimeNewRoman"/>
-                <w:sz w:val="30"/>
-              </w:rPr>
-              <w:t>85-18=67</w:t>
-            </w:r>
-          </w:p>
-        </w:tc>
-      </w:tr>
-      <w:tr>
-        <w:tc>
-          <w:tcPr>
-            <w:tcW w:type="dxa" w:w="1987"/>
-          </w:tcPr>
-          <w:p>
-            <w:pPr>
-              <w:jc w:val="left"/>
-            </w:pPr>
-            <w:r>
-              <w:rPr>
-                <w:rFonts w:ascii="TimeNewRoman" w:hAnsi="TimeNewRoman"/>
-                <w:sz w:val="30"/>
-              </w:rPr>
-              <w:t>75-8=67</w:t>
-            </w:r>
-          </w:p>
-        </w:tc>
-        <w:tc>
-          <w:tcPr>
-            <w:tcW w:type="dxa" w:w="1987"/>
-          </w:tcPr>
-          <w:p>
-            <w:pPr>
-              <w:jc w:val="left"/>
-            </w:pPr>
-            <w:r>
-              <w:rPr>
-                <w:rFonts w:ascii="TimeNewRoman" w:hAnsi="TimeNewRoman"/>
-                <w:sz w:val="30"/>
-              </w:rPr>
-              <w:t>23+18=41</w:t>
-            </w:r>
-          </w:p>
-        </w:tc>
-        <w:tc>
-          <w:tcPr>
-            <w:tcW w:type="dxa" w:w="1987"/>
-          </w:tcPr>
-          <w:p>
-            <w:pPr>
-              <w:jc w:val="left"/>
-            </w:pPr>
-            <w:r>
-              <w:rPr>
-                <w:rFonts w:ascii="TimeNewRoman" w:hAnsi="TimeNewRoman"/>
-                <w:sz w:val="30"/>
-              </w:rPr>
-              <w:t>39+23=62</w:t>
-            </w:r>
-          </w:p>
-        </w:tc>
-        <w:tc>
-          <w:tcPr>
-            <w:tcW w:type="dxa" w:w="1987"/>
-          </w:tcPr>
-          <w:p>
-            <w:pPr>
-              <w:jc w:val="left"/>
-            </w:pPr>
-            <w:r>
-              <w:rPr>
-                <w:rFonts w:ascii="TimeNewRoman" w:hAnsi="TimeNewRoman"/>
-                <w:sz w:val="30"/>
-              </w:rPr>
-              <w:t>94-35=59</w:t>
-            </w:r>
-          </w:p>
-        </w:tc>
-        <w:tc>
-          <w:tcPr>
-            <w:tcW w:type="dxa" w:w="1987"/>
-          </w:tcPr>
-          <w:p>
-            <w:pPr>
-              <w:jc w:val="left"/>
-            </w:pPr>
-            <w:r>
-              <w:rPr>
-                <w:rFonts w:ascii="TimeNewRoman" w:hAnsi="TimeNewRoman"/>
-                <w:sz w:val="30"/>
-              </w:rPr>
-              <w:t>94-48=46</w:t>
-            </w:r>
-          </w:p>
-        </w:tc>
-      </w:tr>
-      <w:tr>
-        <w:tc>
-          <w:tcPr>
-            <w:tcW w:type="dxa" w:w="1987"/>
-          </w:tcPr>
-          <w:p>
-            <w:pPr>
-              <w:jc w:val="left"/>
-            </w:pPr>
-            <w:r>
-              <w:rPr>
-                <w:rFonts w:ascii="TimeNewRoman" w:hAnsi="TimeNewRoman"/>
-                <w:sz w:val="30"/>
-              </w:rPr>
-              <w:t>33-4=29</w:t>
-            </w:r>
-          </w:p>
-        </w:tc>
-        <w:tc>
-          <w:tcPr>
-            <w:tcW w:type="dxa" w:w="1987"/>
-          </w:tcPr>
-          <w:p>
-            <w:pPr>
-              <w:jc w:val="left"/>
-            </w:pPr>
-            <w:r>
-              <w:rPr>
-                <w:rFonts w:ascii="TimeNewRoman" w:hAnsi="TimeNewRoman"/>
-                <w:sz w:val="30"/>
-              </w:rPr>
-              <w:t>16+16=32</w:t>
+              <w:t>56+39=95</w:t>
             </w:r>
           </w:p>
         </w:tc>
@@ -948,6 +112,8 @@
             </w:r>
           </w:p>
         </w:tc>
+      </w:tr>
+      <w:tr>
         <w:tc>
           <w:tcPr>
             <w:tcW w:type="dxa" w:w="1987"/>
@@ -961,7 +127,7 @@
                 <w:rFonts w:ascii="TimeNewRoman" w:hAnsi="TimeNewRoman"/>
                 <w:sz w:val="30"/>
               </w:rPr>
-              <w:t>69+14=83</w:t>
+              <w:t>67+14=81</w:t>
             </w:r>
           </w:p>
         </w:tc>
@@ -978,7 +144,58 @@
                 <w:rFonts w:ascii="TimeNewRoman" w:hAnsi="TimeNewRoman"/>
                 <w:sz w:val="30"/>
               </w:rPr>
-              <w:t>28+18=46</w:t>
+              <w:t>35-17=18</w:t>
+            </w:r>
+          </w:p>
+        </w:tc>
+        <w:tc>
+          <w:tcPr>
+            <w:tcW w:type="dxa" w:w="1987"/>
+          </w:tcPr>
+          <w:p>
+            <w:pPr>
+              <w:jc w:val="left"/>
+            </w:pPr>
+            <w:r>
+              <w:rPr>
+                <w:rFonts w:ascii="TimeNewRoman" w:hAnsi="TimeNewRoman"/>
+                <w:sz w:val="30"/>
+              </w:rPr>
+              <w:t>69+23=92</w:t>
+            </w:r>
+          </w:p>
+        </w:tc>
+        <w:tc>
+          <w:tcPr>
+            <w:tcW w:type="dxa" w:w="1987"/>
+          </w:tcPr>
+          <w:p>
+            <w:pPr>
+              <w:jc w:val="left"/>
+            </w:pPr>
+            <w:r>
+              <w:rPr>
+                <w:rFonts w:ascii="TimeNewRoman" w:hAnsi="TimeNewRoman"/>
+                <w:sz w:val="30"/>
+              </w:rPr>
+              <w:t>82-68=14</w:t>
+            </w:r>
+          </w:p>
+        </w:tc>
+        <w:tc>
+          <w:tcPr>
+            <w:tcW w:type="dxa" w:w="1987"/>
+          </w:tcPr>
+          <w:p>
+            <w:pPr>
+              <w:jc w:val="left"/>
+            </w:pPr>
+            <w:r>
+              <w:rPr>
+                <w:rFonts w:ascii="TimeNewRoman" w:hAnsi="TimeNewRoman"/>
+                <w:sz w:val="30"/>
+              </w:rPr>
+              <w:t>61-3=58</w:t>
             </w:r>
           </w:p>
         </w:tc>
@@ -997,7 +214,7 @@
                 <w:rFonts w:ascii="TimeNewRoman" w:hAnsi="TimeNewRoman"/>
                 <w:sz w:val="30"/>
               </w:rPr>
-              <w:t>47+48=95</w:t>
+              <w:t>34-16=18</w:t>
             </w:r>
           </w:p>
         </w:tc>
@@ -1014,7 +231,7 @@
                 <w:rFonts w:ascii="TimeNewRoman" w:hAnsi="TimeNewRoman"/>
                 <w:sz w:val="30"/>
               </w:rPr>
-              <w:t>97-39=58</w:t>
+              <w:t>18+8=26</w:t>
             </w:r>
           </w:p>
         </w:tc>
@@ -1031,7 +248,7 @@
                 <w:rFonts w:ascii="TimeNewRoman" w:hAnsi="TimeNewRoman"/>
                 <w:sz w:val="30"/>
               </w:rPr>
-              <w:t>28+16=44</w:t>
+              <w:t>49+17=66</w:t>
             </w:r>
           </w:p>
         </w:tc>
@@ -1048,7 +265,7 @@
                 <w:rFonts w:ascii="TimeNewRoman" w:hAnsi="TimeNewRoman"/>
                 <w:sz w:val="30"/>
               </w:rPr>
-              <w:t>66+7=73</w:t>
+              <w:t>32-15=17</w:t>
             </w:r>
           </w:p>
         </w:tc>
@@ -1065,7 +282,7 @@
                 <w:rFonts w:ascii="TimeNewRoman" w:hAnsi="TimeNewRoman"/>
                 <w:sz w:val="30"/>
               </w:rPr>
-              <w:t>23-8=15</w:t>
+              <w:t>41-39=2</w:t>
             </w:r>
           </w:p>
         </w:tc>
@@ -1084,7 +301,7 @@
                 <w:rFonts w:ascii="TimeNewRoman" w:hAnsi="TimeNewRoman"/>
                 <w:sz w:val="30"/>
               </w:rPr>
-              <w:t>43-27=16</w:t>
+              <w:t>67+19=86</w:t>
             </w:r>
           </w:p>
         </w:tc>
@@ -1101,7 +318,7 @@
                 <w:rFonts w:ascii="TimeNewRoman" w:hAnsi="TimeNewRoman"/>
                 <w:sz w:val="30"/>
               </w:rPr>
-              <w:t>16+9=25</w:t>
+              <w:t>60-24=36</w:t>
             </w:r>
           </w:p>
         </w:tc>
@@ -1118,7 +335,7 @@
                 <w:rFonts w:ascii="TimeNewRoman" w:hAnsi="TimeNewRoman"/>
                 <w:sz w:val="30"/>
               </w:rPr>
-              <w:t>94-19=75</w:t>
+              <w:t>80-28=52</w:t>
             </w:r>
           </w:p>
         </w:tc>
@@ -1135,7 +352,7 @@
                 <w:rFonts w:ascii="TimeNewRoman" w:hAnsi="TimeNewRoman"/>
                 <w:sz w:val="30"/>
               </w:rPr>
-              <w:t>18+64=82</w:t>
+              <w:t>47+26=73</w:t>
             </w:r>
           </w:p>
         </w:tc>
@@ -1152,7 +369,7 @@
                 <w:rFonts w:ascii="TimeNewRoman" w:hAnsi="TimeNewRoman"/>
                 <w:sz w:val="30"/>
               </w:rPr>
-              <w:t>28+23=51</w:t>
+              <w:t>43+28=71</w:t>
             </w:r>
           </w:p>
         </w:tc>
@@ -1171,7 +388,7 @@
                 <w:rFonts w:ascii="TimeNewRoman" w:hAnsi="TimeNewRoman"/>
                 <w:sz w:val="30"/>
               </w:rPr>
-              <w:t>91-79=12</w:t>
+              <w:t>49+22=71</w:t>
             </w:r>
           </w:p>
         </w:tc>
@@ -1188,7 +405,7 @@
                 <w:rFonts w:ascii="TimeNewRoman" w:hAnsi="TimeNewRoman"/>
                 <w:sz w:val="30"/>
               </w:rPr>
-              <w:t>76+18=94</w:t>
+              <w:t>39+29=68</w:t>
             </w:r>
           </w:p>
         </w:tc>
@@ -1205,7 +422,7 @@
                 <w:rFonts w:ascii="TimeNewRoman" w:hAnsi="TimeNewRoman"/>
                 <w:sz w:val="30"/>
               </w:rPr>
-              <w:t>57-29=28</w:t>
+              <w:t>96-47=49</w:t>
             </w:r>
           </w:p>
         </w:tc>
@@ -1222,7 +439,7 @@
                 <w:rFonts w:ascii="TimeNewRoman" w:hAnsi="TimeNewRoman"/>
                 <w:sz w:val="30"/>
               </w:rPr>
-              <w:t>5+8=13</w:t>
+              <w:t>83-38=45</w:t>
             </w:r>
           </w:p>
         </w:tc>
@@ -1239,7 +456,7 @@
                 <w:rFonts w:ascii="TimeNewRoman" w:hAnsi="TimeNewRoman"/>
                 <w:sz w:val="30"/>
               </w:rPr>
-              <w:t>95-88=7</w:t>
+              <w:t>57+27=84</w:t>
             </w:r>
           </w:p>
         </w:tc>
@@ -1258,7 +475,7 @@
                 <w:rFonts w:ascii="TimeNewRoman" w:hAnsi="TimeNewRoman"/>
                 <w:sz w:val="30"/>
               </w:rPr>
-              <w:t>2+89=91</w:t>
+              <w:t>30-16=14</w:t>
             </w:r>
           </w:p>
         </w:tc>
@@ -1275,7 +492,7 @@
                 <w:rFonts w:ascii="TimeNewRoman" w:hAnsi="TimeNewRoman"/>
                 <w:sz w:val="30"/>
               </w:rPr>
-              <w:t>18+47=65</w:t>
+              <w:t>43-36=7</w:t>
             </w:r>
           </w:p>
         </w:tc>
@@ -1292,7 +509,7 @@
                 <w:rFonts w:ascii="TimeNewRoman" w:hAnsi="TimeNewRoman"/>
                 <w:sz w:val="30"/>
               </w:rPr>
-              <w:t>63-15=48</w:t>
+              <w:t>9+14=23</w:t>
             </w:r>
           </w:p>
         </w:tc>
@@ -1309,7 +526,7 @@
                 <w:rFonts w:ascii="TimeNewRoman" w:hAnsi="TimeNewRoman"/>
                 <w:sz w:val="30"/>
               </w:rPr>
-              <w:t>16+69=85</w:t>
+              <w:t>8+84=92</w:t>
             </w:r>
           </w:p>
         </w:tc>
@@ -1326,7 +543,7 @@
                 <w:rFonts w:ascii="TimeNewRoman" w:hAnsi="TimeNewRoman"/>
                 <w:sz w:val="30"/>
               </w:rPr>
-              <w:t>6+6=12</w:t>
+              <w:t>93-27=66</w:t>
             </w:r>
           </w:p>
         </w:tc>
@@ -1345,7 +562,7 @@
                 <w:rFonts w:ascii="TimeNewRoman" w:hAnsi="TimeNewRoman"/>
                 <w:sz w:val="30"/>
               </w:rPr>
-              <w:t>7+69=76</w:t>
+              <w:t>44+9=53</w:t>
             </w:r>
           </w:p>
         </w:tc>
@@ -1362,7 +579,7 @@
                 <w:rFonts w:ascii="TimeNewRoman" w:hAnsi="TimeNewRoman"/>
                 <w:sz w:val="30"/>
               </w:rPr>
-              <w:t>7+69=76</w:t>
+              <w:t>8+43=51</w:t>
             </w:r>
           </w:p>
         </w:tc>
@@ -1379,7 +596,7 @@
                 <w:rFonts w:ascii="TimeNewRoman" w:hAnsi="TimeNewRoman"/>
                 <w:sz w:val="30"/>
               </w:rPr>
-              <w:t>61-48=13</w:t>
+              <w:t>66+27=93</w:t>
             </w:r>
           </w:p>
         </w:tc>
@@ -1396,7 +613,7 @@
                 <w:rFonts w:ascii="TimeNewRoman" w:hAnsi="TimeNewRoman"/>
                 <w:sz w:val="30"/>
               </w:rPr>
-              <w:t>50-11=39</w:t>
+              <w:t>16+47=63</w:t>
             </w:r>
           </w:p>
         </w:tc>
@@ -1413,7 +630,7 @@
                 <w:rFonts w:ascii="TimeNewRoman" w:hAnsi="TimeNewRoman"/>
                 <w:sz w:val="30"/>
               </w:rPr>
-              <w:t>83-78=5</w:t>
+              <w:t>5+9=14</w:t>
             </w:r>
           </w:p>
         </w:tc>
@@ -1432,7 +649,7 @@
                 <w:rFonts w:ascii="TimeNewRoman" w:hAnsi="TimeNewRoman"/>
                 <w:sz w:val="30"/>
               </w:rPr>
-              <w:t>89+2=91</w:t>
+              <w:t>54-6=48</w:t>
             </w:r>
           </w:p>
         </w:tc>
@@ -1449,7 +666,7 @@
                 <w:rFonts w:ascii="TimeNewRoman" w:hAnsi="TimeNewRoman"/>
                 <w:sz w:val="30"/>
               </w:rPr>
-              <w:t>62-9=53</w:t>
+              <w:t>47+16=63</w:t>
             </w:r>
           </w:p>
         </w:tc>
@@ -1466,7 +683,7 @@
                 <w:rFonts w:ascii="TimeNewRoman" w:hAnsi="TimeNewRoman"/>
                 <w:sz w:val="30"/>
               </w:rPr>
-              <w:t>39+7=46</w:t>
+              <w:t>59+9=68</w:t>
             </w:r>
           </w:p>
         </w:tc>
@@ -1483,7 +700,7 @@
                 <w:rFonts w:ascii="TimeNewRoman" w:hAnsi="TimeNewRoman"/>
                 <w:sz w:val="30"/>
               </w:rPr>
-              <w:t>76+8=84</w:t>
+              <w:t>72-3=69</w:t>
             </w:r>
           </w:p>
         </w:tc>
@@ -1500,7 +717,7 @@
                 <w:rFonts w:ascii="TimeNewRoman" w:hAnsi="TimeNewRoman"/>
                 <w:sz w:val="30"/>
               </w:rPr>
-              <w:t>28+15=43</w:t>
+              <w:t>68+3=71</w:t>
             </w:r>
           </w:p>
         </w:tc>
@@ -1519,7 +736,7 @@
                 <w:rFonts w:ascii="TimeNewRoman" w:hAnsi="TimeNewRoman"/>
                 <w:sz w:val="30"/>
               </w:rPr>
-              <w:t>31-17=14</w:t>
+              <w:t>14+68=82</w:t>
             </w:r>
           </w:p>
         </w:tc>
@@ -1536,7 +753,7 @@
                 <w:rFonts w:ascii="TimeNewRoman" w:hAnsi="TimeNewRoman"/>
                 <w:sz w:val="30"/>
               </w:rPr>
-              <w:t>4+77=81</w:t>
+              <w:t>9+39=48</w:t>
             </w:r>
           </w:p>
         </w:tc>
@@ -1553,7 +770,7 @@
                 <w:rFonts w:ascii="TimeNewRoman" w:hAnsi="TimeNewRoman"/>
                 <w:sz w:val="30"/>
               </w:rPr>
-              <w:t>52-18=34</w:t>
+              <w:t>17+59=76</w:t>
             </w:r>
           </w:p>
         </w:tc>
@@ -1570,7 +787,7 @@
                 <w:rFonts w:ascii="TimeNewRoman" w:hAnsi="TimeNewRoman"/>
                 <w:sz w:val="30"/>
               </w:rPr>
-              <w:t>25+28=53</w:t>
+              <w:t>17+25=42</w:t>
             </w:r>
           </w:p>
         </w:tc>
@@ -1587,7 +804,7 @@
                 <w:rFonts w:ascii="TimeNewRoman" w:hAnsi="TimeNewRoman"/>
                 <w:sz w:val="30"/>
               </w:rPr>
-              <w:t>40-37=3</w:t>
+              <w:t>42-24=18</w:t>
             </w:r>
           </w:p>
         </w:tc>
@@ -1606,7 +823,7 @@
                 <w:rFonts w:ascii="TimeNewRoman" w:hAnsi="TimeNewRoman"/>
                 <w:sz w:val="30"/>
               </w:rPr>
-              <w:t>18+65=83</w:t>
+              <w:t>2+49=51</w:t>
             </w:r>
           </w:p>
         </w:tc>
@@ -1623,7 +840,7 @@
                 <w:rFonts w:ascii="TimeNewRoman" w:hAnsi="TimeNewRoman"/>
                 <w:sz w:val="30"/>
               </w:rPr>
-              <w:t>49+12=61</w:t>
+              <w:t>50-29=21</w:t>
             </w:r>
           </w:p>
         </w:tc>
@@ -1640,7 +857,7 @@
                 <w:rFonts w:ascii="TimeNewRoman" w:hAnsi="TimeNewRoman"/>
                 <w:sz w:val="30"/>
               </w:rPr>
-              <w:t>13+48=61</w:t>
+              <w:t>73-64=9</w:t>
             </w:r>
           </w:p>
         </w:tc>
@@ -1657,7 +874,7 @@
                 <w:rFonts w:ascii="TimeNewRoman" w:hAnsi="TimeNewRoman"/>
                 <w:sz w:val="30"/>
               </w:rPr>
-              <w:t>71-25=46</w:t>
+              <w:t>59+9=68</w:t>
             </w:r>
           </w:p>
         </w:tc>
@@ -1674,7 +891,7 @@
                 <w:rFonts w:ascii="TimeNewRoman" w:hAnsi="TimeNewRoman"/>
                 <w:sz w:val="30"/>
               </w:rPr>
-              <w:t>44-38=6</w:t>
+              <w:t>56+16=72</w:t>
             </w:r>
           </w:p>
         </w:tc>
@@ -1693,7 +910,7 @@
                 <w:rFonts w:ascii="TimeNewRoman" w:hAnsi="TimeNewRoman"/>
                 <w:sz w:val="30"/>
               </w:rPr>
-              <w:t>52-43=9</w:t>
+              <w:t>34+28=62</w:t>
             </w:r>
           </w:p>
         </w:tc>
@@ -1710,7 +927,7 @@
                 <w:rFonts w:ascii="TimeNewRoman" w:hAnsi="TimeNewRoman"/>
                 <w:sz w:val="30"/>
               </w:rPr>
-              <w:t>82-4=78</w:t>
+              <w:t>50-14=36</w:t>
             </w:r>
           </w:p>
         </w:tc>
@@ -1727,7 +944,7 @@
                 <w:rFonts w:ascii="TimeNewRoman" w:hAnsi="TimeNewRoman"/>
                 <w:sz w:val="30"/>
               </w:rPr>
-              <w:t>8+39=47</w:t>
+              <w:t>82-8=74</w:t>
             </w:r>
           </w:p>
         </w:tc>
@@ -1744,7 +961,7 @@
                 <w:rFonts w:ascii="TimeNewRoman" w:hAnsi="TimeNewRoman"/>
                 <w:sz w:val="30"/>
               </w:rPr>
-              <w:t>50-41=9</w:t>
+              <w:t>29+52=81</w:t>
             </w:r>
           </w:p>
         </w:tc>
@@ -1761,7 +978,790 @@
                 <w:rFonts w:ascii="TimeNewRoman" w:hAnsi="TimeNewRoman"/>
                 <w:sz w:val="30"/>
               </w:rPr>
-              <w:t>36+57=93</w:t>
+              <w:t>85+8=93</w:t>
+            </w:r>
+          </w:p>
+        </w:tc>
+      </w:tr>
+      <w:tr>
+        <w:tc>
+          <w:tcPr>
+            <w:tcW w:type="dxa" w:w="1987"/>
+          </w:tcPr>
+          <w:p>
+            <w:pPr>
+              <w:jc w:val="left"/>
+            </w:pPr>
+            <w:r>
+              <w:rPr>
+                <w:rFonts w:ascii="TimeNewRoman" w:hAnsi="TimeNewRoman"/>
+                <w:sz w:val="30"/>
+              </w:rPr>
+              <w:t>39+43=82</w:t>
+            </w:r>
+          </w:p>
+        </w:tc>
+        <w:tc>
+          <w:tcPr>
+            <w:tcW w:type="dxa" w:w="1987"/>
+          </w:tcPr>
+          <w:p>
+            <w:pPr>
+              <w:jc w:val="left"/>
+            </w:pPr>
+            <w:r>
+              <w:rPr>
+                <w:rFonts w:ascii="TimeNewRoman" w:hAnsi="TimeNewRoman"/>
+                <w:sz w:val="30"/>
+              </w:rPr>
+              <w:t>9+87=96</w:t>
+            </w:r>
+          </w:p>
+        </w:tc>
+        <w:tc>
+          <w:tcPr>
+            <w:tcW w:type="dxa" w:w="1987"/>
+          </w:tcPr>
+          <w:p>
+            <w:pPr>
+              <w:jc w:val="left"/>
+            </w:pPr>
+            <w:r>
+              <w:rPr>
+                <w:rFonts w:ascii="TimeNewRoman" w:hAnsi="TimeNewRoman"/>
+                <w:sz w:val="30"/>
+              </w:rPr>
+              <w:t>67-39=28</w:t>
+            </w:r>
+          </w:p>
+        </w:tc>
+        <w:tc>
+          <w:tcPr>
+            <w:tcW w:type="dxa" w:w="1987"/>
+          </w:tcPr>
+          <w:p>
+            <w:pPr>
+              <w:jc w:val="left"/>
+            </w:pPr>
+            <w:r>
+              <w:rPr>
+                <w:rFonts w:ascii="TimeNewRoman" w:hAnsi="TimeNewRoman"/>
+                <w:sz w:val="30"/>
+              </w:rPr>
+              <w:t>65-56=9</w:t>
+            </w:r>
+          </w:p>
+        </w:tc>
+        <w:tc>
+          <w:tcPr>
+            <w:tcW w:type="dxa" w:w="1987"/>
+          </w:tcPr>
+          <w:p>
+            <w:pPr>
+              <w:jc w:val="left"/>
+            </w:pPr>
+            <w:r>
+              <w:rPr>
+                <w:rFonts w:ascii="TimeNewRoman" w:hAnsi="TimeNewRoman"/>
+                <w:sz w:val="30"/>
+              </w:rPr>
+              <w:t>53-8=45</w:t>
+            </w:r>
+          </w:p>
+        </w:tc>
+      </w:tr>
+      <w:tr>
+        <w:tc>
+          <w:tcPr>
+            <w:tcW w:type="dxa" w:w="1987"/>
+          </w:tcPr>
+          <w:p>
+            <w:pPr>
+              <w:jc w:val="left"/>
+            </w:pPr>
+            <w:r>
+              <w:rPr>
+                <w:rFonts w:ascii="TimeNewRoman" w:hAnsi="TimeNewRoman"/>
+                <w:sz w:val="30"/>
+              </w:rPr>
+              <w:t>70-63=7</w:t>
+            </w:r>
+          </w:p>
+        </w:tc>
+        <w:tc>
+          <w:tcPr>
+            <w:tcW w:type="dxa" w:w="1987"/>
+          </w:tcPr>
+          <w:p>
+            <w:pPr>
+              <w:jc w:val="left"/>
+            </w:pPr>
+            <w:r>
+              <w:rPr>
+                <w:rFonts w:ascii="TimeNewRoman" w:hAnsi="TimeNewRoman"/>
+                <w:sz w:val="30"/>
+              </w:rPr>
+              <w:t>70-25=45</w:t>
+            </w:r>
+          </w:p>
+        </w:tc>
+        <w:tc>
+          <w:tcPr>
+            <w:tcW w:type="dxa" w:w="1987"/>
+          </w:tcPr>
+          <w:p>
+            <w:pPr>
+              <w:jc w:val="left"/>
+            </w:pPr>
+            <w:r>
+              <w:rPr>
+                <w:rFonts w:ascii="TimeNewRoman" w:hAnsi="TimeNewRoman"/>
+                <w:sz w:val="30"/>
+              </w:rPr>
+              <w:t>26+8=34</w:t>
+            </w:r>
+          </w:p>
+        </w:tc>
+        <w:tc>
+          <w:tcPr>
+            <w:tcW w:type="dxa" w:w="1987"/>
+          </w:tcPr>
+          <w:p>
+            <w:pPr>
+              <w:jc w:val="left"/>
+            </w:pPr>
+            <w:r>
+              <w:rPr>
+                <w:rFonts w:ascii="TimeNewRoman" w:hAnsi="TimeNewRoman"/>
+                <w:sz w:val="30"/>
+              </w:rPr>
+              <w:t>23+19=42</w:t>
+            </w:r>
+          </w:p>
+        </w:tc>
+        <w:tc>
+          <w:tcPr>
+            <w:tcW w:type="dxa" w:w="1987"/>
+          </w:tcPr>
+          <w:p>
+            <w:pPr>
+              <w:jc w:val="left"/>
+            </w:pPr>
+            <w:r>
+              <w:rPr>
+                <w:rFonts w:ascii="TimeNewRoman" w:hAnsi="TimeNewRoman"/>
+                <w:sz w:val="30"/>
+              </w:rPr>
+              <w:t>9+64=73</w:t>
+            </w:r>
+          </w:p>
+        </w:tc>
+      </w:tr>
+      <w:tr>
+        <w:tc>
+          <w:tcPr>
+            <w:tcW w:type="dxa" w:w="1987"/>
+          </w:tcPr>
+          <w:p>
+            <w:pPr>
+              <w:jc w:val="left"/>
+            </w:pPr>
+            <w:r>
+              <w:rPr>
+                <w:rFonts w:ascii="TimeNewRoman" w:hAnsi="TimeNewRoman"/>
+                <w:sz w:val="30"/>
+              </w:rPr>
+              <w:t>27+64=91</w:t>
+            </w:r>
+          </w:p>
+        </w:tc>
+        <w:tc>
+          <w:tcPr>
+            <w:tcW w:type="dxa" w:w="1987"/>
+          </w:tcPr>
+          <w:p>
+            <w:pPr>
+              <w:jc w:val="left"/>
+            </w:pPr>
+            <w:r>
+              <w:rPr>
+                <w:rFonts w:ascii="TimeNewRoman" w:hAnsi="TimeNewRoman"/>
+                <w:sz w:val="30"/>
+              </w:rPr>
+              <w:t>93-27=66</w:t>
+            </w:r>
+          </w:p>
+        </w:tc>
+        <w:tc>
+          <w:tcPr>
+            <w:tcW w:type="dxa" w:w="1987"/>
+          </w:tcPr>
+          <w:p>
+            <w:pPr>
+              <w:jc w:val="left"/>
+            </w:pPr>
+            <w:r>
+              <w:rPr>
+                <w:rFonts w:ascii="TimeNewRoman" w:hAnsi="TimeNewRoman"/>
+                <w:sz w:val="30"/>
+              </w:rPr>
+              <w:t>39+28=67</w:t>
+            </w:r>
+          </w:p>
+        </w:tc>
+        <w:tc>
+          <w:tcPr>
+            <w:tcW w:type="dxa" w:w="1987"/>
+          </w:tcPr>
+          <w:p>
+            <w:pPr>
+              <w:jc w:val="left"/>
+            </w:pPr>
+            <w:r>
+              <w:rPr>
+                <w:rFonts w:ascii="TimeNewRoman" w:hAnsi="TimeNewRoman"/>
+                <w:sz w:val="30"/>
+              </w:rPr>
+              <w:t>80-4=76</w:t>
+            </w:r>
+          </w:p>
+        </w:tc>
+        <w:tc>
+          <w:tcPr>
+            <w:tcW w:type="dxa" w:w="1987"/>
+          </w:tcPr>
+          <w:p>
+            <w:pPr>
+              <w:jc w:val="left"/>
+            </w:pPr>
+            <w:r>
+              <w:rPr>
+                <w:rFonts w:ascii="TimeNewRoman" w:hAnsi="TimeNewRoman"/>
+                <w:sz w:val="30"/>
+              </w:rPr>
+              <w:t>80-63=17</w:t>
+            </w:r>
+          </w:p>
+        </w:tc>
+      </w:tr>
+      <w:tr>
+        <w:tc>
+          <w:tcPr>
+            <w:tcW w:type="dxa" w:w="1987"/>
+          </w:tcPr>
+          <w:p>
+            <w:pPr>
+              <w:jc w:val="left"/>
+            </w:pPr>
+            <w:r>
+              <w:rPr>
+                <w:rFonts w:ascii="TimeNewRoman" w:hAnsi="TimeNewRoman"/>
+                <w:sz w:val="30"/>
+              </w:rPr>
+              <w:t>2+39=41</w:t>
+            </w:r>
+          </w:p>
+        </w:tc>
+        <w:tc>
+          <w:tcPr>
+            <w:tcW w:type="dxa" w:w="1987"/>
+          </w:tcPr>
+          <w:p>
+            <w:pPr>
+              <w:jc w:val="left"/>
+            </w:pPr>
+            <w:r>
+              <w:rPr>
+                <w:rFonts w:ascii="TimeNewRoman" w:hAnsi="TimeNewRoman"/>
+                <w:sz w:val="30"/>
+              </w:rPr>
+              <w:t>49+39=88</w:t>
+            </w:r>
+          </w:p>
+        </w:tc>
+        <w:tc>
+          <w:tcPr>
+            <w:tcW w:type="dxa" w:w="1987"/>
+          </w:tcPr>
+          <w:p>
+            <w:pPr>
+              <w:jc w:val="left"/>
+            </w:pPr>
+            <w:r>
+              <w:rPr>
+                <w:rFonts w:ascii="TimeNewRoman" w:hAnsi="TimeNewRoman"/>
+                <w:sz w:val="30"/>
+              </w:rPr>
+              <w:t>71-9=62</w:t>
+            </w:r>
+          </w:p>
+        </w:tc>
+        <w:tc>
+          <w:tcPr>
+            <w:tcW w:type="dxa" w:w="1987"/>
+          </w:tcPr>
+          <w:p>
+            <w:pPr>
+              <w:jc w:val="left"/>
+            </w:pPr>
+            <w:r>
+              <w:rPr>
+                <w:rFonts w:ascii="TimeNewRoman" w:hAnsi="TimeNewRoman"/>
+                <w:sz w:val="30"/>
+              </w:rPr>
+              <w:t>92-78=14</w:t>
+            </w:r>
+          </w:p>
+        </w:tc>
+        <w:tc>
+          <w:tcPr>
+            <w:tcW w:type="dxa" w:w="1987"/>
+          </w:tcPr>
+          <w:p>
+            <w:pPr>
+              <w:jc w:val="left"/>
+            </w:pPr>
+            <w:r>
+              <w:rPr>
+                <w:rFonts w:ascii="TimeNewRoman" w:hAnsi="TimeNewRoman"/>
+                <w:sz w:val="30"/>
+              </w:rPr>
+              <w:t>48-29=19</w:t>
+            </w:r>
+          </w:p>
+        </w:tc>
+      </w:tr>
+      <w:tr>
+        <w:tc>
+          <w:tcPr>
+            <w:tcW w:type="dxa" w:w="1987"/>
+          </w:tcPr>
+          <w:p>
+            <w:pPr>
+              <w:jc w:val="left"/>
+            </w:pPr>
+            <w:r>
+              <w:rPr>
+                <w:rFonts w:ascii="TimeNewRoman" w:hAnsi="TimeNewRoman"/>
+                <w:sz w:val="30"/>
+              </w:rPr>
+              <w:t>84-48=36</w:t>
+            </w:r>
+          </w:p>
+        </w:tc>
+        <w:tc>
+          <w:tcPr>
+            <w:tcW w:type="dxa" w:w="1987"/>
+          </w:tcPr>
+          <w:p>
+            <w:pPr>
+              <w:jc w:val="left"/>
+            </w:pPr>
+            <w:r>
+              <w:rPr>
+                <w:rFonts w:ascii="TimeNewRoman" w:hAnsi="TimeNewRoman"/>
+                <w:sz w:val="30"/>
+              </w:rPr>
+              <w:t>54+8=62</w:t>
+            </w:r>
+          </w:p>
+        </w:tc>
+        <w:tc>
+          <w:tcPr>
+            <w:tcW w:type="dxa" w:w="1987"/>
+          </w:tcPr>
+          <w:p>
+            <w:pPr>
+              <w:jc w:val="left"/>
+            </w:pPr>
+            <w:r>
+              <w:rPr>
+                <w:rFonts w:ascii="TimeNewRoman" w:hAnsi="TimeNewRoman"/>
+                <w:sz w:val="30"/>
+              </w:rPr>
+              <w:t>67+9=76</w:t>
+            </w:r>
+          </w:p>
+        </w:tc>
+        <w:tc>
+          <w:tcPr>
+            <w:tcW w:type="dxa" w:w="1987"/>
+          </w:tcPr>
+          <w:p>
+            <w:pPr>
+              <w:jc w:val="left"/>
+            </w:pPr>
+            <w:r>
+              <w:rPr>
+                <w:rFonts w:ascii="TimeNewRoman" w:hAnsi="TimeNewRoman"/>
+                <w:sz w:val="30"/>
+              </w:rPr>
+              <w:t>70-8=62</w:t>
+            </w:r>
+          </w:p>
+        </w:tc>
+        <w:tc>
+          <w:tcPr>
+            <w:tcW w:type="dxa" w:w="1987"/>
+          </w:tcPr>
+          <w:p>
+            <w:pPr>
+              <w:jc w:val="left"/>
+            </w:pPr>
+            <w:r>
+              <w:rPr>
+                <w:rFonts w:ascii="TimeNewRoman" w:hAnsi="TimeNewRoman"/>
+                <w:sz w:val="30"/>
+              </w:rPr>
+              <w:t>94-36=58</w:t>
+            </w:r>
+          </w:p>
+        </w:tc>
+      </w:tr>
+      <w:tr>
+        <w:tc>
+          <w:tcPr>
+            <w:tcW w:type="dxa" w:w="1987"/>
+          </w:tcPr>
+          <w:p>
+            <w:pPr>
+              <w:jc w:val="left"/>
+            </w:pPr>
+            <w:r>
+              <w:rPr>
+                <w:rFonts w:ascii="TimeNewRoman" w:hAnsi="TimeNewRoman"/>
+                <w:sz w:val="30"/>
+              </w:rPr>
+              <w:t>43-15=28</w:t>
+            </w:r>
+          </w:p>
+        </w:tc>
+        <w:tc>
+          <w:tcPr>
+            <w:tcW w:type="dxa" w:w="1987"/>
+          </w:tcPr>
+          <w:p>
+            <w:pPr>
+              <w:jc w:val="left"/>
+            </w:pPr>
+            <w:r>
+              <w:rPr>
+                <w:rFonts w:ascii="TimeNewRoman" w:hAnsi="TimeNewRoman"/>
+                <w:sz w:val="30"/>
+              </w:rPr>
+              <w:t>34+18=52</w:t>
+            </w:r>
+          </w:p>
+        </w:tc>
+        <w:tc>
+          <w:tcPr>
+            <w:tcW w:type="dxa" w:w="1987"/>
+          </w:tcPr>
+          <w:p>
+            <w:pPr>
+              <w:jc w:val="left"/>
+            </w:pPr>
+            <w:r>
+              <w:rPr>
+                <w:rFonts w:ascii="TimeNewRoman" w:hAnsi="TimeNewRoman"/>
+                <w:sz w:val="30"/>
+              </w:rPr>
+              <w:t>47+34=81</w:t>
+            </w:r>
+          </w:p>
+        </w:tc>
+        <w:tc>
+          <w:tcPr>
+            <w:tcW w:type="dxa" w:w="1987"/>
+          </w:tcPr>
+          <w:p>
+            <w:pPr>
+              <w:jc w:val="left"/>
+            </w:pPr>
+            <w:r>
+              <w:rPr>
+                <w:rFonts w:ascii="TimeNewRoman" w:hAnsi="TimeNewRoman"/>
+                <w:sz w:val="30"/>
+              </w:rPr>
+              <w:t>64-35=29</w:t>
+            </w:r>
+          </w:p>
+        </w:tc>
+        <w:tc>
+          <w:tcPr>
+            <w:tcW w:type="dxa" w:w="1987"/>
+          </w:tcPr>
+          <w:p>
+            <w:pPr>
+              <w:jc w:val="left"/>
+            </w:pPr>
+            <w:r>
+              <w:rPr>
+                <w:rFonts w:ascii="TimeNewRoman" w:hAnsi="TimeNewRoman"/>
+                <w:sz w:val="30"/>
+              </w:rPr>
+              <w:t>71-53=18</w:t>
+            </w:r>
+          </w:p>
+        </w:tc>
+      </w:tr>
+      <w:tr>
+        <w:tc>
+          <w:tcPr>
+            <w:tcW w:type="dxa" w:w="1987"/>
+          </w:tcPr>
+          <w:p>
+            <w:pPr>
+              <w:jc w:val="left"/>
+            </w:pPr>
+            <w:r>
+              <w:rPr>
+                <w:rFonts w:ascii="TimeNewRoman" w:hAnsi="TimeNewRoman"/>
+                <w:sz w:val="30"/>
+              </w:rPr>
+              <w:t>7+68=75</w:t>
+            </w:r>
+          </w:p>
+        </w:tc>
+        <w:tc>
+          <w:tcPr>
+            <w:tcW w:type="dxa" w:w="1987"/>
+          </w:tcPr>
+          <w:p>
+            <w:pPr>
+              <w:jc w:val="left"/>
+            </w:pPr>
+            <w:r>
+              <w:rPr>
+                <w:rFonts w:ascii="TimeNewRoman" w:hAnsi="TimeNewRoman"/>
+                <w:sz w:val="30"/>
+              </w:rPr>
+              <w:t>73-56=17</w:t>
+            </w:r>
+          </w:p>
+        </w:tc>
+        <w:tc>
+          <w:tcPr>
+            <w:tcW w:type="dxa" w:w="1987"/>
+          </w:tcPr>
+          <w:p>
+            <w:pPr>
+              <w:jc w:val="left"/>
+            </w:pPr>
+            <w:r>
+              <w:rPr>
+                <w:rFonts w:ascii="TimeNewRoman" w:hAnsi="TimeNewRoman"/>
+                <w:sz w:val="30"/>
+              </w:rPr>
+              <w:t>79+3=82</w:t>
+            </w:r>
+          </w:p>
+        </w:tc>
+        <w:tc>
+          <w:tcPr>
+            <w:tcW w:type="dxa" w:w="1987"/>
+          </w:tcPr>
+          <w:p>
+            <w:pPr>
+              <w:jc w:val="left"/>
+            </w:pPr>
+            <w:r>
+              <w:rPr>
+                <w:rFonts w:ascii="TimeNewRoman" w:hAnsi="TimeNewRoman"/>
+                <w:sz w:val="30"/>
+              </w:rPr>
+              <w:t>49+16=65</w:t>
+            </w:r>
+          </w:p>
+        </w:tc>
+        <w:tc>
+          <w:tcPr>
+            <w:tcW w:type="dxa" w:w="1987"/>
+          </w:tcPr>
+          <w:p>
+            <w:pPr>
+              <w:jc w:val="left"/>
+            </w:pPr>
+            <w:r>
+              <w:rPr>
+                <w:rFonts w:ascii="TimeNewRoman" w:hAnsi="TimeNewRoman"/>
+                <w:sz w:val="30"/>
+              </w:rPr>
+              <w:t>82-79=3</w:t>
+            </w:r>
+          </w:p>
+        </w:tc>
+      </w:tr>
+      <w:tr>
+        <w:tc>
+          <w:tcPr>
+            <w:tcW w:type="dxa" w:w="1987"/>
+          </w:tcPr>
+          <w:p>
+            <w:pPr>
+              <w:jc w:val="left"/>
+            </w:pPr>
+            <w:r>
+              <w:rPr>
+                <w:rFonts w:ascii="TimeNewRoman" w:hAnsi="TimeNewRoman"/>
+                <w:sz w:val="30"/>
+              </w:rPr>
+              <w:t>21-7=14</w:t>
+            </w:r>
+          </w:p>
+        </w:tc>
+        <w:tc>
+          <w:tcPr>
+            <w:tcW w:type="dxa" w:w="1987"/>
+          </w:tcPr>
+          <w:p>
+            <w:pPr>
+              <w:jc w:val="left"/>
+            </w:pPr>
+            <w:r>
+              <w:rPr>
+                <w:rFonts w:ascii="TimeNewRoman" w:hAnsi="TimeNewRoman"/>
+                <w:sz w:val="30"/>
+              </w:rPr>
+              <w:t>9+32=41</w:t>
+            </w:r>
+          </w:p>
+        </w:tc>
+        <w:tc>
+          <w:tcPr>
+            <w:tcW w:type="dxa" w:w="1987"/>
+          </w:tcPr>
+          <w:p>
+            <w:pPr>
+              <w:jc w:val="left"/>
+            </w:pPr>
+            <w:r>
+              <w:rPr>
+                <w:rFonts w:ascii="TimeNewRoman" w:hAnsi="TimeNewRoman"/>
+                <w:sz w:val="30"/>
+              </w:rPr>
+              <w:t>19+8=27</w:t>
+            </w:r>
+          </w:p>
+        </w:tc>
+        <w:tc>
+          <w:tcPr>
+            <w:tcW w:type="dxa" w:w="1987"/>
+          </w:tcPr>
+          <w:p>
+            <w:pPr>
+              <w:jc w:val="left"/>
+            </w:pPr>
+            <w:r>
+              <w:rPr>
+                <w:rFonts w:ascii="TimeNewRoman" w:hAnsi="TimeNewRoman"/>
+                <w:sz w:val="30"/>
+              </w:rPr>
+              <w:t>26+65=91</w:t>
+            </w:r>
+          </w:p>
+        </w:tc>
+        <w:tc>
+          <w:tcPr>
+            <w:tcW w:type="dxa" w:w="1987"/>
+          </w:tcPr>
+          <w:p>
+            <w:pPr>
+              <w:jc w:val="left"/>
+            </w:pPr>
+            <w:r>
+              <w:rPr>
+                <w:rFonts w:ascii="TimeNewRoman" w:hAnsi="TimeNewRoman"/>
+                <w:sz w:val="30"/>
+              </w:rPr>
+              <w:t>59+27=86</w:t>
+            </w:r>
+          </w:p>
+        </w:tc>
+      </w:tr>
+      <w:tr>
+        <w:tc>
+          <w:tcPr>
+            <w:tcW w:type="dxa" w:w="1987"/>
+          </w:tcPr>
+          <w:p>
+            <w:pPr>
+              <w:jc w:val="left"/>
+            </w:pPr>
+            <w:r>
+              <w:rPr>
+                <w:rFonts w:ascii="TimeNewRoman" w:hAnsi="TimeNewRoman"/>
+                <w:sz w:val="30"/>
+              </w:rPr>
+              <w:t>8+29=37</w:t>
+            </w:r>
+          </w:p>
+        </w:tc>
+        <w:tc>
+          <w:tcPr>
+            <w:tcW w:type="dxa" w:w="1987"/>
+          </w:tcPr>
+          <w:p>
+            <w:pPr>
+              <w:jc w:val="left"/>
+            </w:pPr>
+            <w:r>
+              <w:rPr>
+                <w:rFonts w:ascii="TimeNewRoman" w:hAnsi="TimeNewRoman"/>
+                <w:sz w:val="30"/>
+              </w:rPr>
+              <w:t>70-39=31</w:t>
+            </w:r>
+          </w:p>
+        </w:tc>
+        <w:tc>
+          <w:tcPr>
+            <w:tcW w:type="dxa" w:w="1987"/>
+          </w:tcPr>
+          <w:p>
+            <w:pPr>
+              <w:jc w:val="left"/>
+            </w:pPr>
+            <w:r>
+              <w:rPr>
+                <w:rFonts w:ascii="TimeNewRoman" w:hAnsi="TimeNewRoman"/>
+                <w:sz w:val="30"/>
+              </w:rPr>
+              <w:t>92-44=48</w:t>
+            </w:r>
+          </w:p>
+        </w:tc>
+        <w:tc>
+          <w:tcPr>
+            <w:tcW w:type="dxa" w:w="1987"/>
+          </w:tcPr>
+          <w:p>
+            <w:pPr>
+              <w:jc w:val="left"/>
+            </w:pPr>
+            <w:r>
+              <w:rPr>
+                <w:rFonts w:ascii="TimeNewRoman" w:hAnsi="TimeNewRoman"/>
+                <w:sz w:val="30"/>
+              </w:rPr>
+              <w:t>28+37=65</w:t>
+            </w:r>
+          </w:p>
+        </w:tc>
+        <w:tc>
+          <w:tcPr>
+            <w:tcW w:type="dxa" w:w="1987"/>
+          </w:tcPr>
+          <w:p>
+            <w:pPr>
+              <w:jc w:val="left"/>
+            </w:pPr>
+            <w:r>
+              <w:rPr>
+                <w:rFonts w:ascii="TimeNewRoman" w:hAnsi="TimeNewRoman"/>
+                <w:sz w:val="30"/>
+              </w:rPr>
+              <w:t>69+16=85</w:t>
             </w:r>
           </w:p>
         </w:tc>

--- a/answers-of-adc_sbb_within_100.docx
+++ b/answers-of-adc_sbb_within_100.docx
@@ -11,7 +11,7 @@
           <w:rFonts w:ascii="Arial" w:hAnsi="Arial"/>
           <w:sz w:val="30"/>
         </w:rPr>
-        <w:t>2026-09-26 Saturday</w:t>
+        <w:t>2026-09-27 Sunday</w:t>
       </w:r>
     </w:p>
     <w:tbl>
@@ -40,7 +40,7 @@
                 <w:rFonts w:ascii="TimeNewRoman" w:hAnsi="TimeNewRoman"/>
                 <w:sz w:val="30"/>
               </w:rPr>
-              <w:t>49+34=83</w:t>
+              <w:t>27+49=76</w:t>
             </w:r>
           </w:p>
         </w:tc>
@@ -57,7 +57,7 @@
                 <w:rFonts w:ascii="TimeNewRoman" w:hAnsi="TimeNewRoman"/>
                 <w:sz w:val="30"/>
               </w:rPr>
-              <w:t>95-66=29</w:t>
+              <w:t>80-31=49</w:t>
             </w:r>
           </w:p>
         </w:tc>
@@ -74,7 +74,7 @@
                 <w:rFonts w:ascii="TimeNewRoman" w:hAnsi="TimeNewRoman"/>
                 <w:sz w:val="30"/>
               </w:rPr>
-              <w:t>57+26=83</w:t>
+              <w:t>5+48=53</w:t>
             </w:r>
           </w:p>
         </w:tc>
@@ -91,7 +91,7 @@
                 <w:rFonts w:ascii="TimeNewRoman" w:hAnsi="TimeNewRoman"/>
                 <w:sz w:val="30"/>
               </w:rPr>
-              <w:t>56+39=95</w:t>
+              <w:t>8+7=15</w:t>
             </w:r>
           </w:p>
         </w:tc>
@@ -108,7 +108,7 @@
                 <w:rFonts w:ascii="TimeNewRoman" w:hAnsi="TimeNewRoman"/>
                 <w:sz w:val="30"/>
               </w:rPr>
-              <w:t>90-1=89</w:t>
+              <w:t>41-17=24</w:t>
             </w:r>
           </w:p>
         </w:tc>
@@ -127,7 +127,7 @@
                 <w:rFonts w:ascii="TimeNewRoman" w:hAnsi="TimeNewRoman"/>
                 <w:sz w:val="30"/>
               </w:rPr>
-              <w:t>67+14=81</w:t>
+              <w:t>48+34=82</w:t>
             </w:r>
           </w:p>
         </w:tc>
@@ -144,7 +144,7 @@
                 <w:rFonts w:ascii="TimeNewRoman" w:hAnsi="TimeNewRoman"/>
                 <w:sz w:val="30"/>
               </w:rPr>
-              <w:t>35-17=18</w:t>
+              <w:t>41-27=14</w:t>
             </w:r>
           </w:p>
         </w:tc>
@@ -161,7 +161,7 @@
                 <w:rFonts w:ascii="TimeNewRoman" w:hAnsi="TimeNewRoman"/>
                 <w:sz w:val="30"/>
               </w:rPr>
-              <w:t>69+23=92</w:t>
+              <w:t>72-4=68</w:t>
             </w:r>
           </w:p>
         </w:tc>
@@ -178,7 +178,7 @@
                 <w:rFonts w:ascii="TimeNewRoman" w:hAnsi="TimeNewRoman"/>
                 <w:sz w:val="30"/>
               </w:rPr>
-              <w:t>82-68=14</w:t>
+              <w:t>6+17=23</w:t>
             </w:r>
           </w:p>
         </w:tc>
@@ -195,7 +195,7 @@
                 <w:rFonts w:ascii="TimeNewRoman" w:hAnsi="TimeNewRoman"/>
                 <w:sz w:val="30"/>
               </w:rPr>
-              <w:t>61-3=58</w:t>
+              <w:t>9+68=77</w:t>
             </w:r>
           </w:p>
         </w:tc>
@@ -214,7 +214,7 @@
                 <w:rFonts w:ascii="TimeNewRoman" w:hAnsi="TimeNewRoman"/>
                 <w:sz w:val="30"/>
               </w:rPr>
-              <w:t>34-16=18</w:t>
+              <w:t>39+6=45</w:t>
             </w:r>
           </w:p>
         </w:tc>
@@ -231,7 +231,7 @@
                 <w:rFonts w:ascii="TimeNewRoman" w:hAnsi="TimeNewRoman"/>
                 <w:sz w:val="30"/>
               </w:rPr>
-              <w:t>18+8=26</w:t>
+              <w:t>82-76=6</w:t>
             </w:r>
           </w:p>
         </w:tc>
@@ -248,7 +248,7 @@
                 <w:rFonts w:ascii="TimeNewRoman" w:hAnsi="TimeNewRoman"/>
                 <w:sz w:val="30"/>
               </w:rPr>
-              <w:t>49+17=66</w:t>
+              <w:t>73-14=59</w:t>
             </w:r>
           </w:p>
         </w:tc>
@@ -265,7 +265,7 @@
                 <w:rFonts w:ascii="TimeNewRoman" w:hAnsi="TimeNewRoman"/>
                 <w:sz w:val="30"/>
               </w:rPr>
-              <w:t>32-15=17</w:t>
+              <w:t>30-11=19</w:t>
             </w:r>
           </w:p>
         </w:tc>
@@ -282,7 +282,7 @@
                 <w:rFonts w:ascii="TimeNewRoman" w:hAnsi="TimeNewRoman"/>
                 <w:sz w:val="30"/>
               </w:rPr>
-              <w:t>41-39=2</w:t>
+              <w:t>87+9=96</w:t>
             </w:r>
           </w:p>
         </w:tc>
@@ -301,7 +301,7 @@
                 <w:rFonts w:ascii="TimeNewRoman" w:hAnsi="TimeNewRoman"/>
                 <w:sz w:val="30"/>
               </w:rPr>
-              <w:t>67+19=86</w:t>
+              <w:t>37+16=53</w:t>
             </w:r>
           </w:p>
         </w:tc>
@@ -318,7 +318,7 @@
                 <w:rFonts w:ascii="TimeNewRoman" w:hAnsi="TimeNewRoman"/>
                 <w:sz w:val="30"/>
               </w:rPr>
-              <w:t>60-24=36</w:t>
+              <w:t>27+34=61</w:t>
             </w:r>
           </w:p>
         </w:tc>
@@ -335,7 +335,7 @@
                 <w:rFonts w:ascii="TimeNewRoman" w:hAnsi="TimeNewRoman"/>
                 <w:sz w:val="30"/>
               </w:rPr>
-              <w:t>80-28=52</w:t>
+              <w:t>52+29=81</w:t>
             </w:r>
           </w:p>
         </w:tc>
@@ -352,7 +352,7 @@
                 <w:rFonts w:ascii="TimeNewRoman" w:hAnsi="TimeNewRoman"/>
                 <w:sz w:val="30"/>
               </w:rPr>
-              <w:t>47+26=73</w:t>
+              <w:t>3+29=32</w:t>
             </w:r>
           </w:p>
         </w:tc>
@@ -369,7 +369,7 @@
                 <w:rFonts w:ascii="TimeNewRoman" w:hAnsi="TimeNewRoman"/>
                 <w:sz w:val="30"/>
               </w:rPr>
-              <w:t>43+28=71</w:t>
+              <w:t>67-38=29</w:t>
             </w:r>
           </w:p>
         </w:tc>
@@ -388,7 +388,7 @@
                 <w:rFonts w:ascii="TimeNewRoman" w:hAnsi="TimeNewRoman"/>
                 <w:sz w:val="30"/>
               </w:rPr>
-              <w:t>49+22=71</w:t>
+              <w:t>84+7=91</w:t>
             </w:r>
           </w:p>
         </w:tc>
@@ -405,7 +405,7 @@
                 <w:rFonts w:ascii="TimeNewRoman" w:hAnsi="TimeNewRoman"/>
                 <w:sz w:val="30"/>
               </w:rPr>
-              <w:t>39+29=68</w:t>
+              <w:t>83-16=67</w:t>
             </w:r>
           </w:p>
         </w:tc>
@@ -422,7 +422,7 @@
                 <w:rFonts w:ascii="TimeNewRoman" w:hAnsi="TimeNewRoman"/>
                 <w:sz w:val="30"/>
               </w:rPr>
-              <w:t>96-47=49</w:t>
+              <w:t>39+42=81</w:t>
             </w:r>
           </w:p>
         </w:tc>
@@ -439,7 +439,7 @@
                 <w:rFonts w:ascii="TimeNewRoman" w:hAnsi="TimeNewRoman"/>
                 <w:sz w:val="30"/>
               </w:rPr>
-              <w:t>83-38=45</w:t>
+              <w:t>7+69=76</w:t>
             </w:r>
           </w:p>
         </w:tc>
@@ -456,7 +456,7 @@
                 <w:rFonts w:ascii="TimeNewRoman" w:hAnsi="TimeNewRoman"/>
                 <w:sz w:val="30"/>
               </w:rPr>
-              <w:t>57+27=84</w:t>
+              <w:t>30-18=12</w:t>
             </w:r>
           </w:p>
         </w:tc>
@@ -475,7 +475,7 @@
                 <w:rFonts w:ascii="TimeNewRoman" w:hAnsi="TimeNewRoman"/>
                 <w:sz w:val="30"/>
               </w:rPr>
-              <w:t>30-16=14</w:t>
+              <w:t>71-25=46</w:t>
             </w:r>
           </w:p>
         </w:tc>
@@ -492,7 +492,7 @@
                 <w:rFonts w:ascii="TimeNewRoman" w:hAnsi="TimeNewRoman"/>
                 <w:sz w:val="30"/>
               </w:rPr>
-              <w:t>43-36=7</w:t>
+              <w:t>81-19=62</w:t>
             </w:r>
           </w:p>
         </w:tc>
@@ -509,7 +509,7 @@
                 <w:rFonts w:ascii="TimeNewRoman" w:hAnsi="TimeNewRoman"/>
                 <w:sz w:val="30"/>
               </w:rPr>
-              <w:t>9+14=23</w:t>
+              <w:t>52-43=9</w:t>
             </w:r>
           </w:p>
         </w:tc>
@@ -526,7 +526,7 @@
                 <w:rFonts w:ascii="TimeNewRoman" w:hAnsi="TimeNewRoman"/>
                 <w:sz w:val="30"/>
               </w:rPr>
-              <w:t>8+84=92</w:t>
+              <w:t>17+76=93</w:t>
             </w:r>
           </w:p>
         </w:tc>
@@ -543,7 +543,7 @@
                 <w:rFonts w:ascii="TimeNewRoman" w:hAnsi="TimeNewRoman"/>
                 <w:sz w:val="30"/>
               </w:rPr>
-              <w:t>93-27=66</w:t>
+              <w:t>35-8=27</w:t>
             </w:r>
           </w:p>
         </w:tc>
@@ -562,7 +562,7 @@
                 <w:rFonts w:ascii="TimeNewRoman" w:hAnsi="TimeNewRoman"/>
                 <w:sz w:val="30"/>
               </w:rPr>
-              <w:t>44+9=53</w:t>
+              <w:t>91-83=8</w:t>
             </w:r>
           </w:p>
         </w:tc>
@@ -579,7 +579,7 @@
                 <w:rFonts w:ascii="TimeNewRoman" w:hAnsi="TimeNewRoman"/>
                 <w:sz w:val="30"/>
               </w:rPr>
-              <w:t>8+43=51</w:t>
+              <w:t>57+34=91</w:t>
             </w:r>
           </w:p>
         </w:tc>
@@ -596,7 +596,7 @@
                 <w:rFonts w:ascii="TimeNewRoman" w:hAnsi="TimeNewRoman"/>
                 <w:sz w:val="30"/>
               </w:rPr>
-              <w:t>66+27=93</w:t>
+              <w:t>9+83=92</w:t>
             </w:r>
           </w:p>
         </w:tc>
@@ -613,7 +613,7 @@
                 <w:rFonts w:ascii="TimeNewRoman" w:hAnsi="TimeNewRoman"/>
                 <w:sz w:val="30"/>
               </w:rPr>
-              <w:t>16+47=63</w:t>
+              <w:t>91-23=68</w:t>
             </w:r>
           </w:p>
         </w:tc>
@@ -630,7 +630,7 @@
                 <w:rFonts w:ascii="TimeNewRoman" w:hAnsi="TimeNewRoman"/>
                 <w:sz w:val="30"/>
               </w:rPr>
-              <w:t>5+9=14</w:t>
+              <w:t>36-27=9</w:t>
             </w:r>
           </w:p>
         </w:tc>
@@ -649,7 +649,7 @@
                 <w:rFonts w:ascii="TimeNewRoman" w:hAnsi="TimeNewRoman"/>
                 <w:sz w:val="30"/>
               </w:rPr>
-              <w:t>54-6=48</w:t>
+              <w:t>42+19=61</w:t>
             </w:r>
           </w:p>
         </w:tc>
@@ -666,7 +666,7 @@
                 <w:rFonts w:ascii="TimeNewRoman" w:hAnsi="TimeNewRoman"/>
                 <w:sz w:val="30"/>
               </w:rPr>
-              <w:t>47+16=63</w:t>
+              <w:t>37+27=64</w:t>
             </w:r>
           </w:p>
         </w:tc>
@@ -683,7 +683,7 @@
                 <w:rFonts w:ascii="TimeNewRoman" w:hAnsi="TimeNewRoman"/>
                 <w:sz w:val="30"/>
               </w:rPr>
-              <w:t>59+9=68</w:t>
+              <w:t>10-7=3</w:t>
             </w:r>
           </w:p>
         </w:tc>
@@ -700,7 +700,7 @@
                 <w:rFonts w:ascii="TimeNewRoman" w:hAnsi="TimeNewRoman"/>
                 <w:sz w:val="30"/>
               </w:rPr>
-              <w:t>72-3=69</w:t>
+              <w:t>94-86=8</w:t>
             </w:r>
           </w:p>
         </w:tc>
@@ -717,7 +717,7 @@
                 <w:rFonts w:ascii="TimeNewRoman" w:hAnsi="TimeNewRoman"/>
                 <w:sz w:val="30"/>
               </w:rPr>
-              <w:t>68+3=71</w:t>
+              <w:t>6+38=44</w:t>
             </w:r>
           </w:p>
         </w:tc>
@@ -736,7 +736,7 @@
                 <w:rFonts w:ascii="TimeNewRoman" w:hAnsi="TimeNewRoman"/>
                 <w:sz w:val="30"/>
               </w:rPr>
-              <w:t>14+68=82</w:t>
+              <w:t>50-21=29</w:t>
             </w:r>
           </w:p>
         </w:tc>
@@ -753,7 +753,7 @@
                 <w:rFonts w:ascii="TimeNewRoman" w:hAnsi="TimeNewRoman"/>
                 <w:sz w:val="30"/>
               </w:rPr>
-              <w:t>9+39=48</w:t>
+              <w:t>64-6=58</w:t>
             </w:r>
           </w:p>
         </w:tc>
@@ -770,7 +770,7 @@
                 <w:rFonts w:ascii="TimeNewRoman" w:hAnsi="TimeNewRoman"/>
                 <w:sz w:val="30"/>
               </w:rPr>
-              <w:t>17+59=76</w:t>
+              <w:t>71-23=48</w:t>
             </w:r>
           </w:p>
         </w:tc>
@@ -787,7 +787,7 @@
                 <w:rFonts w:ascii="TimeNewRoman" w:hAnsi="TimeNewRoman"/>
                 <w:sz w:val="30"/>
               </w:rPr>
-              <w:t>17+25=42</w:t>
+              <w:t>81-47=34</w:t>
             </w:r>
           </w:p>
         </w:tc>
@@ -804,7 +804,7 @@
                 <w:rFonts w:ascii="TimeNewRoman" w:hAnsi="TimeNewRoman"/>
                 <w:sz w:val="30"/>
               </w:rPr>
-              <w:t>42-24=18</w:t>
+              <w:t>23+8=31</w:t>
             </w:r>
           </w:p>
         </w:tc>
@@ -823,7 +823,7 @@
                 <w:rFonts w:ascii="TimeNewRoman" w:hAnsi="TimeNewRoman"/>
                 <w:sz w:val="30"/>
               </w:rPr>
-              <w:t>2+49=51</w:t>
+              <w:t>34+38=72</w:t>
             </w:r>
           </w:p>
         </w:tc>
@@ -840,7 +840,7 @@
                 <w:rFonts w:ascii="TimeNewRoman" w:hAnsi="TimeNewRoman"/>
                 <w:sz w:val="30"/>
               </w:rPr>
-              <w:t>50-29=21</w:t>
+              <w:t>34+48=82</w:t>
             </w:r>
           </w:p>
         </w:tc>
@@ -857,7 +857,7 @@
                 <w:rFonts w:ascii="TimeNewRoman" w:hAnsi="TimeNewRoman"/>
                 <w:sz w:val="30"/>
               </w:rPr>
-              <w:t>73-64=9</w:t>
+              <w:t>25+16=41</w:t>
             </w:r>
           </w:p>
         </w:tc>
@@ -874,7 +874,7 @@
                 <w:rFonts w:ascii="TimeNewRoman" w:hAnsi="TimeNewRoman"/>
                 <w:sz w:val="30"/>
               </w:rPr>
-              <w:t>59+9=68</w:t>
+              <w:t>55-38=17</w:t>
             </w:r>
           </w:p>
         </w:tc>
@@ -891,7 +891,7 @@
                 <w:rFonts w:ascii="TimeNewRoman" w:hAnsi="TimeNewRoman"/>
                 <w:sz w:val="30"/>
               </w:rPr>
-              <w:t>56+16=72</w:t>
+              <w:t>70-27=43</w:t>
             </w:r>
           </w:p>
         </w:tc>
@@ -910,7 +910,7 @@
                 <w:rFonts w:ascii="TimeNewRoman" w:hAnsi="TimeNewRoman"/>
                 <w:sz w:val="30"/>
               </w:rPr>
-              <w:t>34+28=62</w:t>
+              <w:t>71-39=32</w:t>
             </w:r>
           </w:p>
         </w:tc>
@@ -927,7 +927,7 @@
                 <w:rFonts w:ascii="TimeNewRoman" w:hAnsi="TimeNewRoman"/>
                 <w:sz w:val="30"/>
               </w:rPr>
-              <w:t>50-14=36</w:t>
+              <w:t>14+47=61</w:t>
             </w:r>
           </w:p>
         </w:tc>
@@ -944,7 +944,7 @@
                 <w:rFonts w:ascii="TimeNewRoman" w:hAnsi="TimeNewRoman"/>
                 <w:sz w:val="30"/>
               </w:rPr>
-              <w:t>82-8=74</w:t>
+              <w:t>66-47=19</w:t>
             </w:r>
           </w:p>
         </w:tc>
@@ -961,7 +961,7 @@
                 <w:rFonts w:ascii="TimeNewRoman" w:hAnsi="TimeNewRoman"/>
                 <w:sz w:val="30"/>
               </w:rPr>
-              <w:t>29+52=81</w:t>
+              <w:t>93-49=44</w:t>
             </w:r>
           </w:p>
         </w:tc>
@@ -978,7 +978,7 @@
                 <w:rFonts w:ascii="TimeNewRoman" w:hAnsi="TimeNewRoman"/>
                 <w:sz w:val="30"/>
               </w:rPr>
-              <w:t>85+8=93</w:t>
+              <w:t>39+33=72</w:t>
             </w:r>
           </w:p>
         </w:tc>
@@ -997,7 +997,7 @@
                 <w:rFonts w:ascii="TimeNewRoman" w:hAnsi="TimeNewRoman"/>
                 <w:sz w:val="30"/>
               </w:rPr>
-              <w:t>39+43=82</w:t>
+              <w:t>80-18=62</w:t>
             </w:r>
           </w:p>
         </w:tc>
@@ -1014,7 +1014,7 @@
                 <w:rFonts w:ascii="TimeNewRoman" w:hAnsi="TimeNewRoman"/>
                 <w:sz w:val="30"/>
               </w:rPr>
-              <w:t>9+87=96</w:t>
+              <w:t>50-44=6</w:t>
             </w:r>
           </w:p>
         </w:tc>
@@ -1031,7 +1031,7 @@
                 <w:rFonts w:ascii="TimeNewRoman" w:hAnsi="TimeNewRoman"/>
                 <w:sz w:val="30"/>
               </w:rPr>
-              <w:t>67-39=28</w:t>
+              <w:t>26+16=42</w:t>
             </w:r>
           </w:p>
         </w:tc>
@@ -1048,442 +1048,7 @@
                 <w:rFonts w:ascii="TimeNewRoman" w:hAnsi="TimeNewRoman"/>
                 <w:sz w:val="30"/>
               </w:rPr>
-              <w:t>65-56=9</w:t>
-            </w:r>
-          </w:p>
-        </w:tc>
-        <w:tc>
-          <w:tcPr>
-            <w:tcW w:type="dxa" w:w="1987"/>
-          </w:tcPr>
-          <w:p>
-            <w:pPr>
-              <w:jc w:val="left"/>
-            </w:pPr>
-            <w:r>
-              <w:rPr>
-                <w:rFonts w:ascii="TimeNewRoman" w:hAnsi="TimeNewRoman"/>
-                <w:sz w:val="30"/>
-              </w:rPr>
-              <w:t>53-8=45</w:t>
-            </w:r>
-          </w:p>
-        </w:tc>
-      </w:tr>
-      <w:tr>
-        <w:tc>
-          <w:tcPr>
-            <w:tcW w:type="dxa" w:w="1987"/>
-          </w:tcPr>
-          <w:p>
-            <w:pPr>
-              <w:jc w:val="left"/>
-            </w:pPr>
-            <w:r>
-              <w:rPr>
-                <w:rFonts w:ascii="TimeNewRoman" w:hAnsi="TimeNewRoman"/>
-                <w:sz w:val="30"/>
-              </w:rPr>
-              <w:t>70-63=7</w:t>
-            </w:r>
-          </w:p>
-        </w:tc>
-        <w:tc>
-          <w:tcPr>
-            <w:tcW w:type="dxa" w:w="1987"/>
-          </w:tcPr>
-          <w:p>
-            <w:pPr>
-              <w:jc w:val="left"/>
-            </w:pPr>
-            <w:r>
-              <w:rPr>
-                <w:rFonts w:ascii="TimeNewRoman" w:hAnsi="TimeNewRoman"/>
-                <w:sz w:val="30"/>
-              </w:rPr>
-              <w:t>70-25=45</w:t>
-            </w:r>
-          </w:p>
-        </w:tc>
-        <w:tc>
-          <w:tcPr>
-            <w:tcW w:type="dxa" w:w="1987"/>
-          </w:tcPr>
-          <w:p>
-            <w:pPr>
-              <w:jc w:val="left"/>
-            </w:pPr>
-            <w:r>
-              <w:rPr>
-                <w:rFonts w:ascii="TimeNewRoman" w:hAnsi="TimeNewRoman"/>
-                <w:sz w:val="30"/>
-              </w:rPr>
-              <w:t>26+8=34</w:t>
-            </w:r>
-          </w:p>
-        </w:tc>
-        <w:tc>
-          <w:tcPr>
-            <w:tcW w:type="dxa" w:w="1987"/>
-          </w:tcPr>
-          <w:p>
-            <w:pPr>
-              <w:jc w:val="left"/>
-            </w:pPr>
-            <w:r>
-              <w:rPr>
-                <w:rFonts w:ascii="TimeNewRoman" w:hAnsi="TimeNewRoman"/>
-                <w:sz w:val="30"/>
-              </w:rPr>
-              <w:t>23+19=42</w:t>
-            </w:r>
-          </w:p>
-        </w:tc>
-        <w:tc>
-          <w:tcPr>
-            <w:tcW w:type="dxa" w:w="1987"/>
-          </w:tcPr>
-          <w:p>
-            <w:pPr>
-              <w:jc w:val="left"/>
-            </w:pPr>
-            <w:r>
-              <w:rPr>
-                <w:rFonts w:ascii="TimeNewRoman" w:hAnsi="TimeNewRoman"/>
-                <w:sz w:val="30"/>
-              </w:rPr>
-              <w:t>9+64=73</w:t>
-            </w:r>
-          </w:p>
-        </w:tc>
-      </w:tr>
-      <w:tr>
-        <w:tc>
-          <w:tcPr>
-            <w:tcW w:type="dxa" w:w="1987"/>
-          </w:tcPr>
-          <w:p>
-            <w:pPr>
-              <w:jc w:val="left"/>
-            </w:pPr>
-            <w:r>
-              <w:rPr>
-                <w:rFonts w:ascii="TimeNewRoman" w:hAnsi="TimeNewRoman"/>
-                <w:sz w:val="30"/>
-              </w:rPr>
-              <w:t>27+64=91</w:t>
-            </w:r>
-          </w:p>
-        </w:tc>
-        <w:tc>
-          <w:tcPr>
-            <w:tcW w:type="dxa" w:w="1987"/>
-          </w:tcPr>
-          <w:p>
-            <w:pPr>
-              <w:jc w:val="left"/>
-            </w:pPr>
-            <w:r>
-              <w:rPr>
-                <w:rFonts w:ascii="TimeNewRoman" w:hAnsi="TimeNewRoman"/>
-                <w:sz w:val="30"/>
-              </w:rPr>
-              <w:t>93-27=66</w:t>
-            </w:r>
-          </w:p>
-        </w:tc>
-        <w:tc>
-          <w:tcPr>
-            <w:tcW w:type="dxa" w:w="1987"/>
-          </w:tcPr>
-          <w:p>
-            <w:pPr>
-              <w:jc w:val="left"/>
-            </w:pPr>
-            <w:r>
-              <w:rPr>
-                <w:rFonts w:ascii="TimeNewRoman" w:hAnsi="TimeNewRoman"/>
-                <w:sz w:val="30"/>
-              </w:rPr>
-              <w:t>39+28=67</w:t>
-            </w:r>
-          </w:p>
-        </w:tc>
-        <w:tc>
-          <w:tcPr>
-            <w:tcW w:type="dxa" w:w="1987"/>
-          </w:tcPr>
-          <w:p>
-            <w:pPr>
-              <w:jc w:val="left"/>
-            </w:pPr>
-            <w:r>
-              <w:rPr>
-                <w:rFonts w:ascii="TimeNewRoman" w:hAnsi="TimeNewRoman"/>
-                <w:sz w:val="30"/>
-              </w:rPr>
-              <w:t>80-4=76</w:t>
-            </w:r>
-          </w:p>
-        </w:tc>
-        <w:tc>
-          <w:tcPr>
-            <w:tcW w:type="dxa" w:w="1987"/>
-          </w:tcPr>
-          <w:p>
-            <w:pPr>
-              <w:jc w:val="left"/>
-            </w:pPr>
-            <w:r>
-              <w:rPr>
-                <w:rFonts w:ascii="TimeNewRoman" w:hAnsi="TimeNewRoman"/>
-                <w:sz w:val="30"/>
-              </w:rPr>
-              <w:t>80-63=17</w:t>
-            </w:r>
-          </w:p>
-        </w:tc>
-      </w:tr>
-      <w:tr>
-        <w:tc>
-          <w:tcPr>
-            <w:tcW w:type="dxa" w:w="1987"/>
-          </w:tcPr>
-          <w:p>
-            <w:pPr>
-              <w:jc w:val="left"/>
-            </w:pPr>
-            <w:r>
-              <w:rPr>
-                <w:rFonts w:ascii="TimeNewRoman" w:hAnsi="TimeNewRoman"/>
-                <w:sz w:val="30"/>
-              </w:rPr>
-              <w:t>2+39=41</w:t>
-            </w:r>
-          </w:p>
-        </w:tc>
-        <w:tc>
-          <w:tcPr>
-            <w:tcW w:type="dxa" w:w="1987"/>
-          </w:tcPr>
-          <w:p>
-            <w:pPr>
-              <w:jc w:val="left"/>
-            </w:pPr>
-            <w:r>
-              <w:rPr>
-                <w:rFonts w:ascii="TimeNewRoman" w:hAnsi="TimeNewRoman"/>
-                <w:sz w:val="30"/>
-              </w:rPr>
-              <w:t>49+39=88</w:t>
-            </w:r>
-          </w:p>
-        </w:tc>
-        <w:tc>
-          <w:tcPr>
-            <w:tcW w:type="dxa" w:w="1987"/>
-          </w:tcPr>
-          <w:p>
-            <w:pPr>
-              <w:jc w:val="left"/>
-            </w:pPr>
-            <w:r>
-              <w:rPr>
-                <w:rFonts w:ascii="TimeNewRoman" w:hAnsi="TimeNewRoman"/>
-                <w:sz w:val="30"/>
-              </w:rPr>
-              <w:t>71-9=62</w:t>
-            </w:r>
-          </w:p>
-        </w:tc>
-        <w:tc>
-          <w:tcPr>
-            <w:tcW w:type="dxa" w:w="1987"/>
-          </w:tcPr>
-          <w:p>
-            <w:pPr>
-              <w:jc w:val="left"/>
-            </w:pPr>
-            <w:r>
-              <w:rPr>
-                <w:rFonts w:ascii="TimeNewRoman" w:hAnsi="TimeNewRoman"/>
-                <w:sz w:val="30"/>
-              </w:rPr>
-              <w:t>92-78=14</w:t>
-            </w:r>
-          </w:p>
-        </w:tc>
-        <w:tc>
-          <w:tcPr>
-            <w:tcW w:type="dxa" w:w="1987"/>
-          </w:tcPr>
-          <w:p>
-            <w:pPr>
-              <w:jc w:val="left"/>
-            </w:pPr>
-            <w:r>
-              <w:rPr>
-                <w:rFonts w:ascii="TimeNewRoman" w:hAnsi="TimeNewRoman"/>
-                <w:sz w:val="30"/>
-              </w:rPr>
-              <w:t>48-29=19</w:t>
-            </w:r>
-          </w:p>
-        </w:tc>
-      </w:tr>
-      <w:tr>
-        <w:tc>
-          <w:tcPr>
-            <w:tcW w:type="dxa" w:w="1987"/>
-          </w:tcPr>
-          <w:p>
-            <w:pPr>
-              <w:jc w:val="left"/>
-            </w:pPr>
-            <w:r>
-              <w:rPr>
-                <w:rFonts w:ascii="TimeNewRoman" w:hAnsi="TimeNewRoman"/>
-                <w:sz w:val="30"/>
-              </w:rPr>
-              <w:t>84-48=36</w:t>
-            </w:r>
-          </w:p>
-        </w:tc>
-        <w:tc>
-          <w:tcPr>
-            <w:tcW w:type="dxa" w:w="1987"/>
-          </w:tcPr>
-          <w:p>
-            <w:pPr>
-              <w:jc w:val="left"/>
-            </w:pPr>
-            <w:r>
-              <w:rPr>
-                <w:rFonts w:ascii="TimeNewRoman" w:hAnsi="TimeNewRoman"/>
-                <w:sz w:val="30"/>
-              </w:rPr>
-              <w:t>54+8=62</w:t>
-            </w:r>
-          </w:p>
-        </w:tc>
-        <w:tc>
-          <w:tcPr>
-            <w:tcW w:type="dxa" w:w="1987"/>
-          </w:tcPr>
-          <w:p>
-            <w:pPr>
-              <w:jc w:val="left"/>
-            </w:pPr>
-            <w:r>
-              <w:rPr>
-                <w:rFonts w:ascii="TimeNewRoman" w:hAnsi="TimeNewRoman"/>
-                <w:sz w:val="30"/>
-              </w:rPr>
-              <w:t>67+9=76</w:t>
-            </w:r>
-          </w:p>
-        </w:tc>
-        <w:tc>
-          <w:tcPr>
-            <w:tcW w:type="dxa" w:w="1987"/>
-          </w:tcPr>
-          <w:p>
-            <w:pPr>
-              <w:jc w:val="left"/>
-            </w:pPr>
-            <w:r>
-              <w:rPr>
-                <w:rFonts w:ascii="TimeNewRoman" w:hAnsi="TimeNewRoman"/>
-                <w:sz w:val="30"/>
-              </w:rPr>
-              <w:t>70-8=62</w:t>
-            </w:r>
-          </w:p>
-        </w:tc>
-        <w:tc>
-          <w:tcPr>
-            <w:tcW w:type="dxa" w:w="1987"/>
-          </w:tcPr>
-          <w:p>
-            <w:pPr>
-              <w:jc w:val="left"/>
-            </w:pPr>
-            <w:r>
-              <w:rPr>
-                <w:rFonts w:ascii="TimeNewRoman" w:hAnsi="TimeNewRoman"/>
-                <w:sz w:val="30"/>
-              </w:rPr>
-              <w:t>94-36=58</w:t>
-            </w:r>
-          </w:p>
-        </w:tc>
-      </w:tr>
-      <w:tr>
-        <w:tc>
-          <w:tcPr>
-            <w:tcW w:type="dxa" w:w="1987"/>
-          </w:tcPr>
-          <w:p>
-            <w:pPr>
-              <w:jc w:val="left"/>
-            </w:pPr>
-            <w:r>
-              <w:rPr>
-                <w:rFonts w:ascii="TimeNewRoman" w:hAnsi="TimeNewRoman"/>
-                <w:sz w:val="30"/>
-              </w:rPr>
-              <w:t>43-15=28</w:t>
-            </w:r>
-          </w:p>
-        </w:tc>
-        <w:tc>
-          <w:tcPr>
-            <w:tcW w:type="dxa" w:w="1987"/>
-          </w:tcPr>
-          <w:p>
-            <w:pPr>
-              <w:jc w:val="left"/>
-            </w:pPr>
-            <w:r>
-              <w:rPr>
-                <w:rFonts w:ascii="TimeNewRoman" w:hAnsi="TimeNewRoman"/>
-                <w:sz w:val="30"/>
-              </w:rPr>
-              <w:t>34+18=52</w:t>
-            </w:r>
-          </w:p>
-        </w:tc>
-        <w:tc>
-          <w:tcPr>
-            <w:tcW w:type="dxa" w:w="1987"/>
-          </w:tcPr>
-          <w:p>
-            <w:pPr>
-              <w:jc w:val="left"/>
-            </w:pPr>
-            <w:r>
-              <w:rPr>
-                <w:rFonts w:ascii="TimeNewRoman" w:hAnsi="TimeNewRoman"/>
-                <w:sz w:val="30"/>
-              </w:rPr>
-              <w:t>47+34=81</w:t>
-            </w:r>
-          </w:p>
-        </w:tc>
-        <w:tc>
-          <w:tcPr>
-            <w:tcW w:type="dxa" w:w="1987"/>
-          </w:tcPr>
-          <w:p>
-            <w:pPr>
-              <w:jc w:val="left"/>
-            </w:pPr>
-            <w:r>
-              <w:rPr>
-                <w:rFonts w:ascii="TimeNewRoman" w:hAnsi="TimeNewRoman"/>
-                <w:sz w:val="30"/>
-              </w:rPr>
-              <w:t>64-35=29</w:t>
+              <w:t>4+87=91</w:t>
             </w:r>
           </w:p>
         </w:tc>
@@ -1519,7 +1084,7 @@
                 <w:rFonts w:ascii="TimeNewRoman" w:hAnsi="TimeNewRoman"/>
                 <w:sz w:val="30"/>
               </w:rPr>
-              <w:t>7+68=75</w:t>
+              <w:t>65+7=72</w:t>
             </w:r>
           </w:p>
         </w:tc>
@@ -1536,7 +1101,7 @@
                 <w:rFonts w:ascii="TimeNewRoman" w:hAnsi="TimeNewRoman"/>
                 <w:sz w:val="30"/>
               </w:rPr>
-              <w:t>73-56=17</w:t>
+              <w:t>93-37=56</w:t>
             </w:r>
           </w:p>
         </w:tc>
@@ -1553,7 +1118,7 @@
                 <w:rFonts w:ascii="TimeNewRoman" w:hAnsi="TimeNewRoman"/>
                 <w:sz w:val="30"/>
               </w:rPr>
-              <w:t>79+3=82</w:t>
+              <w:t>81-79=2</w:t>
             </w:r>
           </w:p>
         </w:tc>
@@ -1570,7 +1135,7 @@
                 <w:rFonts w:ascii="TimeNewRoman" w:hAnsi="TimeNewRoman"/>
                 <w:sz w:val="30"/>
               </w:rPr>
-              <w:t>49+16=65</w:t>
+              <w:t>36+58=94</w:t>
             </w:r>
           </w:p>
         </w:tc>
@@ -1587,7 +1152,7 @@
                 <w:rFonts w:ascii="TimeNewRoman" w:hAnsi="TimeNewRoman"/>
                 <w:sz w:val="30"/>
               </w:rPr>
-              <w:t>82-79=3</w:t>
+              <w:t>22+39=61</w:t>
             </w:r>
           </w:p>
         </w:tc>
@@ -1606,7 +1171,7 @@
                 <w:rFonts w:ascii="TimeNewRoman" w:hAnsi="TimeNewRoman"/>
                 <w:sz w:val="30"/>
               </w:rPr>
-              <w:t>21-7=14</w:t>
+              <w:t>51-36=15</w:t>
             </w:r>
           </w:p>
         </w:tc>
@@ -1623,7 +1188,7 @@
                 <w:rFonts w:ascii="TimeNewRoman" w:hAnsi="TimeNewRoman"/>
                 <w:sz w:val="30"/>
               </w:rPr>
-              <w:t>9+32=41</w:t>
+              <w:t>39+8=47</w:t>
             </w:r>
           </w:p>
         </w:tc>
@@ -1640,7 +1205,7 @@
                 <w:rFonts w:ascii="TimeNewRoman" w:hAnsi="TimeNewRoman"/>
                 <w:sz w:val="30"/>
               </w:rPr>
-              <w:t>19+8=27</w:t>
+              <w:t>22-14=8</w:t>
             </w:r>
           </w:p>
         </w:tc>
@@ -1657,7 +1222,7 @@
                 <w:rFonts w:ascii="TimeNewRoman" w:hAnsi="TimeNewRoman"/>
                 <w:sz w:val="30"/>
               </w:rPr>
-              <w:t>26+65=91</w:t>
+              <w:t>12-7=5</w:t>
             </w:r>
           </w:p>
         </w:tc>
@@ -1674,7 +1239,7 @@
                 <w:rFonts w:ascii="TimeNewRoman" w:hAnsi="TimeNewRoman"/>
                 <w:sz w:val="30"/>
               </w:rPr>
-              <w:t>59+27=86</w:t>
+              <w:t>91-43=48</w:t>
             </w:r>
           </w:p>
         </w:tc>
@@ -1693,7 +1258,7 @@
                 <w:rFonts w:ascii="TimeNewRoman" w:hAnsi="TimeNewRoman"/>
                 <w:sz w:val="30"/>
               </w:rPr>
-              <w:t>8+29=37</w:t>
+              <w:t>33-8=25</w:t>
             </w:r>
           </w:p>
         </w:tc>
@@ -1710,7 +1275,7 @@
                 <w:rFonts w:ascii="TimeNewRoman" w:hAnsi="TimeNewRoman"/>
                 <w:sz w:val="30"/>
               </w:rPr>
-              <w:t>70-39=31</w:t>
+              <w:t>57+35=92</w:t>
             </w:r>
           </w:p>
         </w:tc>
@@ -1727,7 +1292,7 @@
                 <w:rFonts w:ascii="TimeNewRoman" w:hAnsi="TimeNewRoman"/>
                 <w:sz w:val="30"/>
               </w:rPr>
-              <w:t>92-44=48</w:t>
+              <w:t>56+16=72</w:t>
             </w:r>
           </w:p>
         </w:tc>
@@ -1744,7 +1309,7 @@
                 <w:rFonts w:ascii="TimeNewRoman" w:hAnsi="TimeNewRoman"/>
                 <w:sz w:val="30"/>
               </w:rPr>
-              <w:t>28+37=65</w:t>
+              <w:t>90-48=42</w:t>
             </w:r>
           </w:p>
         </w:tc>
@@ -1761,7 +1326,442 @@
                 <w:rFonts w:ascii="TimeNewRoman" w:hAnsi="TimeNewRoman"/>
                 <w:sz w:val="30"/>
               </w:rPr>
-              <w:t>69+16=85</w:t>
+              <w:t>36+25=61</w:t>
+            </w:r>
+          </w:p>
+        </w:tc>
+      </w:tr>
+      <w:tr>
+        <w:tc>
+          <w:tcPr>
+            <w:tcW w:type="dxa" w:w="1987"/>
+          </w:tcPr>
+          <w:p>
+            <w:pPr>
+              <w:jc w:val="left"/>
+            </w:pPr>
+            <w:r>
+              <w:rPr>
+                <w:rFonts w:ascii="TimeNewRoman" w:hAnsi="TimeNewRoman"/>
+                <w:sz w:val="30"/>
+              </w:rPr>
+              <w:t>45-17=28</w:t>
+            </w:r>
+          </w:p>
+        </w:tc>
+        <w:tc>
+          <w:tcPr>
+            <w:tcW w:type="dxa" w:w="1987"/>
+          </w:tcPr>
+          <w:p>
+            <w:pPr>
+              <w:jc w:val="left"/>
+            </w:pPr>
+            <w:r>
+              <w:rPr>
+                <w:rFonts w:ascii="TimeNewRoman" w:hAnsi="TimeNewRoman"/>
+                <w:sz w:val="30"/>
+              </w:rPr>
+              <w:t>80-65=15</w:t>
+            </w:r>
+          </w:p>
+        </w:tc>
+        <w:tc>
+          <w:tcPr>
+            <w:tcW w:type="dxa" w:w="1987"/>
+          </w:tcPr>
+          <w:p>
+            <w:pPr>
+              <w:jc w:val="left"/>
+            </w:pPr>
+            <w:r>
+              <w:rPr>
+                <w:rFonts w:ascii="TimeNewRoman" w:hAnsi="TimeNewRoman"/>
+                <w:sz w:val="30"/>
+              </w:rPr>
+              <w:t>69+17=86</w:t>
+            </w:r>
+          </w:p>
+        </w:tc>
+        <w:tc>
+          <w:tcPr>
+            <w:tcW w:type="dxa" w:w="1987"/>
+          </w:tcPr>
+          <w:p>
+            <w:pPr>
+              <w:jc w:val="left"/>
+            </w:pPr>
+            <w:r>
+              <w:rPr>
+                <w:rFonts w:ascii="TimeNewRoman" w:hAnsi="TimeNewRoman"/>
+                <w:sz w:val="30"/>
+              </w:rPr>
+              <w:t>39+6=45</w:t>
+            </w:r>
+          </w:p>
+        </w:tc>
+        <w:tc>
+          <w:tcPr>
+            <w:tcW w:type="dxa" w:w="1987"/>
+          </w:tcPr>
+          <w:p>
+            <w:pPr>
+              <w:jc w:val="left"/>
+            </w:pPr>
+            <w:r>
+              <w:rPr>
+                <w:rFonts w:ascii="TimeNewRoman" w:hAnsi="TimeNewRoman"/>
+                <w:sz w:val="30"/>
+              </w:rPr>
+              <w:t>32+19=51</w:t>
+            </w:r>
+          </w:p>
+        </w:tc>
+      </w:tr>
+      <w:tr>
+        <w:tc>
+          <w:tcPr>
+            <w:tcW w:type="dxa" w:w="1987"/>
+          </w:tcPr>
+          <w:p>
+            <w:pPr>
+              <w:jc w:val="left"/>
+            </w:pPr>
+            <w:r>
+              <w:rPr>
+                <w:rFonts w:ascii="TimeNewRoman" w:hAnsi="TimeNewRoman"/>
+                <w:sz w:val="30"/>
+              </w:rPr>
+              <w:t>76-9=67</w:t>
+            </w:r>
+          </w:p>
+        </w:tc>
+        <w:tc>
+          <w:tcPr>
+            <w:tcW w:type="dxa" w:w="1987"/>
+          </w:tcPr>
+          <w:p>
+            <w:pPr>
+              <w:jc w:val="left"/>
+            </w:pPr>
+            <w:r>
+              <w:rPr>
+                <w:rFonts w:ascii="TimeNewRoman" w:hAnsi="TimeNewRoman"/>
+                <w:sz w:val="30"/>
+              </w:rPr>
+              <w:t>92-16=76</w:t>
+            </w:r>
+          </w:p>
+        </w:tc>
+        <w:tc>
+          <w:tcPr>
+            <w:tcW w:type="dxa" w:w="1987"/>
+          </w:tcPr>
+          <w:p>
+            <w:pPr>
+              <w:jc w:val="left"/>
+            </w:pPr>
+            <w:r>
+              <w:rPr>
+                <w:rFonts w:ascii="TimeNewRoman" w:hAnsi="TimeNewRoman"/>
+                <w:sz w:val="30"/>
+              </w:rPr>
+              <w:t>15+16=31</w:t>
+            </w:r>
+          </w:p>
+        </w:tc>
+        <w:tc>
+          <w:tcPr>
+            <w:tcW w:type="dxa" w:w="1987"/>
+          </w:tcPr>
+          <w:p>
+            <w:pPr>
+              <w:jc w:val="left"/>
+            </w:pPr>
+            <w:r>
+              <w:rPr>
+                <w:rFonts w:ascii="TimeNewRoman" w:hAnsi="TimeNewRoman"/>
+                <w:sz w:val="30"/>
+              </w:rPr>
+              <w:t>8+68=76</w:t>
+            </w:r>
+          </w:p>
+        </w:tc>
+        <w:tc>
+          <w:tcPr>
+            <w:tcW w:type="dxa" w:w="1987"/>
+          </w:tcPr>
+          <w:p>
+            <w:pPr>
+              <w:jc w:val="left"/>
+            </w:pPr>
+            <w:r>
+              <w:rPr>
+                <w:rFonts w:ascii="TimeNewRoman" w:hAnsi="TimeNewRoman"/>
+                <w:sz w:val="30"/>
+              </w:rPr>
+              <w:t>27+49=76</w:t>
+            </w:r>
+          </w:p>
+        </w:tc>
+      </w:tr>
+      <w:tr>
+        <w:tc>
+          <w:tcPr>
+            <w:tcW w:type="dxa" w:w="1987"/>
+          </w:tcPr>
+          <w:p>
+            <w:pPr>
+              <w:jc w:val="left"/>
+            </w:pPr>
+            <w:r>
+              <w:rPr>
+                <w:rFonts w:ascii="TimeNewRoman" w:hAnsi="TimeNewRoman"/>
+                <w:sz w:val="30"/>
+              </w:rPr>
+              <w:t>81-78=3</w:t>
+            </w:r>
+          </w:p>
+        </w:tc>
+        <w:tc>
+          <w:tcPr>
+            <w:tcW w:type="dxa" w:w="1987"/>
+          </w:tcPr>
+          <w:p>
+            <w:pPr>
+              <w:jc w:val="left"/>
+            </w:pPr>
+            <w:r>
+              <w:rPr>
+                <w:rFonts w:ascii="TimeNewRoman" w:hAnsi="TimeNewRoman"/>
+                <w:sz w:val="30"/>
+              </w:rPr>
+              <w:t>5+19=24</w:t>
+            </w:r>
+          </w:p>
+        </w:tc>
+        <w:tc>
+          <w:tcPr>
+            <w:tcW w:type="dxa" w:w="1987"/>
+          </w:tcPr>
+          <w:p>
+            <w:pPr>
+              <w:jc w:val="left"/>
+            </w:pPr>
+            <w:r>
+              <w:rPr>
+                <w:rFonts w:ascii="TimeNewRoman" w:hAnsi="TimeNewRoman"/>
+                <w:sz w:val="30"/>
+              </w:rPr>
+              <w:t>90-43=47</w:t>
+            </w:r>
+          </w:p>
+        </w:tc>
+        <w:tc>
+          <w:tcPr>
+            <w:tcW w:type="dxa" w:w="1987"/>
+          </w:tcPr>
+          <w:p>
+            <w:pPr>
+              <w:jc w:val="left"/>
+            </w:pPr>
+            <w:r>
+              <w:rPr>
+                <w:rFonts w:ascii="TimeNewRoman" w:hAnsi="TimeNewRoman"/>
+                <w:sz w:val="30"/>
+              </w:rPr>
+              <w:t>23+59=82</w:t>
+            </w:r>
+          </w:p>
+        </w:tc>
+        <w:tc>
+          <w:tcPr>
+            <w:tcW w:type="dxa" w:w="1987"/>
+          </w:tcPr>
+          <w:p>
+            <w:pPr>
+              <w:jc w:val="left"/>
+            </w:pPr>
+            <w:r>
+              <w:rPr>
+                <w:rFonts w:ascii="TimeNewRoman" w:hAnsi="TimeNewRoman"/>
+                <w:sz w:val="30"/>
+              </w:rPr>
+              <w:t>64+18=82</w:t>
+            </w:r>
+          </w:p>
+        </w:tc>
+      </w:tr>
+      <w:tr>
+        <w:tc>
+          <w:tcPr>
+            <w:tcW w:type="dxa" w:w="1987"/>
+          </w:tcPr>
+          <w:p>
+            <w:pPr>
+              <w:jc w:val="left"/>
+            </w:pPr>
+            <w:r>
+              <w:rPr>
+                <w:rFonts w:ascii="TimeNewRoman" w:hAnsi="TimeNewRoman"/>
+                <w:sz w:val="30"/>
+              </w:rPr>
+              <w:t>55-9=46</w:t>
+            </w:r>
+          </w:p>
+        </w:tc>
+        <w:tc>
+          <w:tcPr>
+            <w:tcW w:type="dxa" w:w="1987"/>
+          </w:tcPr>
+          <w:p>
+            <w:pPr>
+              <w:jc w:val="left"/>
+            </w:pPr>
+            <w:r>
+              <w:rPr>
+                <w:rFonts w:ascii="TimeNewRoman" w:hAnsi="TimeNewRoman"/>
+                <w:sz w:val="30"/>
+              </w:rPr>
+              <w:t>9+88=97</w:t>
+            </w:r>
+          </w:p>
+        </w:tc>
+        <w:tc>
+          <w:tcPr>
+            <w:tcW w:type="dxa" w:w="1987"/>
+          </w:tcPr>
+          <w:p>
+            <w:pPr>
+              <w:jc w:val="left"/>
+            </w:pPr>
+            <w:r>
+              <w:rPr>
+                <w:rFonts w:ascii="TimeNewRoman" w:hAnsi="TimeNewRoman"/>
+                <w:sz w:val="30"/>
+              </w:rPr>
+              <w:t>57-49=8</w:t>
+            </w:r>
+          </w:p>
+        </w:tc>
+        <w:tc>
+          <w:tcPr>
+            <w:tcW w:type="dxa" w:w="1987"/>
+          </w:tcPr>
+          <w:p>
+            <w:pPr>
+              <w:jc w:val="left"/>
+            </w:pPr>
+            <w:r>
+              <w:rPr>
+                <w:rFonts w:ascii="TimeNewRoman" w:hAnsi="TimeNewRoman"/>
+                <w:sz w:val="30"/>
+              </w:rPr>
+              <w:t>76+15=91</w:t>
+            </w:r>
+          </w:p>
+        </w:tc>
+        <w:tc>
+          <w:tcPr>
+            <w:tcW w:type="dxa" w:w="1987"/>
+          </w:tcPr>
+          <w:p>
+            <w:pPr>
+              <w:jc w:val="left"/>
+            </w:pPr>
+            <w:r>
+              <w:rPr>
+                <w:rFonts w:ascii="TimeNewRoman" w:hAnsi="TimeNewRoman"/>
+                <w:sz w:val="30"/>
+              </w:rPr>
+              <w:t>91-7=84</w:t>
+            </w:r>
+          </w:p>
+        </w:tc>
+      </w:tr>
+      <w:tr>
+        <w:tc>
+          <w:tcPr>
+            <w:tcW w:type="dxa" w:w="1987"/>
+          </w:tcPr>
+          <w:p>
+            <w:pPr>
+              <w:jc w:val="left"/>
+            </w:pPr>
+            <w:r>
+              <w:rPr>
+                <w:rFonts w:ascii="TimeNewRoman" w:hAnsi="TimeNewRoman"/>
+                <w:sz w:val="30"/>
+              </w:rPr>
+              <w:t>36-27=9</w:t>
+            </w:r>
+          </w:p>
+        </w:tc>
+        <w:tc>
+          <w:tcPr>
+            <w:tcW w:type="dxa" w:w="1987"/>
+          </w:tcPr>
+          <w:p>
+            <w:pPr>
+              <w:jc w:val="left"/>
+            </w:pPr>
+            <w:r>
+              <w:rPr>
+                <w:rFonts w:ascii="TimeNewRoman" w:hAnsi="TimeNewRoman"/>
+                <w:sz w:val="30"/>
+              </w:rPr>
+              <w:t>40-13=27</w:t>
+            </w:r>
+          </w:p>
+        </w:tc>
+        <w:tc>
+          <w:tcPr>
+            <w:tcW w:type="dxa" w:w="1987"/>
+          </w:tcPr>
+          <w:p>
+            <w:pPr>
+              <w:jc w:val="left"/>
+            </w:pPr>
+            <w:r>
+              <w:rPr>
+                <w:rFonts w:ascii="TimeNewRoman" w:hAnsi="TimeNewRoman"/>
+                <w:sz w:val="30"/>
+              </w:rPr>
+              <w:t>45-27=18</w:t>
+            </w:r>
+          </w:p>
+        </w:tc>
+        <w:tc>
+          <w:tcPr>
+            <w:tcW w:type="dxa" w:w="1987"/>
+          </w:tcPr>
+          <w:p>
+            <w:pPr>
+              <w:jc w:val="left"/>
+            </w:pPr>
+            <w:r>
+              <w:rPr>
+                <w:rFonts w:ascii="TimeNewRoman" w:hAnsi="TimeNewRoman"/>
+                <w:sz w:val="30"/>
+              </w:rPr>
+              <w:t>19+26=45</w:t>
+            </w:r>
+          </w:p>
+        </w:tc>
+        <w:tc>
+          <w:tcPr>
+            <w:tcW w:type="dxa" w:w="1987"/>
+          </w:tcPr>
+          <w:p>
+            <w:pPr>
+              <w:jc w:val="left"/>
+            </w:pPr>
+            <w:r>
+              <w:rPr>
+                <w:rFonts w:ascii="TimeNewRoman" w:hAnsi="TimeNewRoman"/>
+                <w:sz w:val="30"/>
+              </w:rPr>
+              <w:t>60-4=56</w:t>
             </w:r>
           </w:p>
         </w:tc>

--- a/answers-of-adc_sbb_within_100.docx
+++ b/answers-of-adc_sbb_within_100.docx
@@ -40,7 +40,7 @@
                 <w:rFonts w:ascii="TimeNewRoman" w:hAnsi="TimeNewRoman"/>
                 <w:sz w:val="30"/>
               </w:rPr>
-              <w:t>27+49=76</w:t>
+              <w:t>82-24=58</w:t>
             </w:r>
           </w:p>
         </w:tc>
@@ -57,7 +57,7 @@
                 <w:rFonts w:ascii="TimeNewRoman" w:hAnsi="TimeNewRoman"/>
                 <w:sz w:val="30"/>
               </w:rPr>
-              <w:t>80-31=49</w:t>
+              <w:t>90-47=43</w:t>
             </w:r>
           </w:p>
         </w:tc>
@@ -74,7 +74,7 @@
                 <w:rFonts w:ascii="TimeNewRoman" w:hAnsi="TimeNewRoman"/>
                 <w:sz w:val="30"/>
               </w:rPr>
-              <w:t>5+48=53</w:t>
+              <w:t>87+4=91</w:t>
             </w:r>
           </w:p>
         </w:tc>
@@ -91,7 +91,7 @@
                 <w:rFonts w:ascii="TimeNewRoman" w:hAnsi="TimeNewRoman"/>
                 <w:sz w:val="30"/>
               </w:rPr>
-              <w:t>8+7=15</w:t>
+              <w:t>8+37=45</w:t>
             </w:r>
           </w:p>
         </w:tc>
@@ -108,7 +108,7 @@
                 <w:rFonts w:ascii="TimeNewRoman" w:hAnsi="TimeNewRoman"/>
                 <w:sz w:val="30"/>
               </w:rPr>
-              <w:t>41-17=24</w:t>
+              <w:t>17+36=53</w:t>
             </w:r>
           </w:p>
         </w:tc>
@@ -127,7 +127,7 @@
                 <w:rFonts w:ascii="TimeNewRoman" w:hAnsi="TimeNewRoman"/>
                 <w:sz w:val="30"/>
               </w:rPr>
-              <w:t>48+34=82</w:t>
+              <w:t>9+73=82</w:t>
             </w:r>
           </w:p>
         </w:tc>
@@ -144,7 +144,7 @@
                 <w:rFonts w:ascii="TimeNewRoman" w:hAnsi="TimeNewRoman"/>
                 <w:sz w:val="30"/>
               </w:rPr>
-              <w:t>41-27=14</w:t>
+              <w:t>72-24=48</w:t>
             </w:r>
           </w:p>
         </w:tc>
@@ -161,7 +161,7 @@
                 <w:rFonts w:ascii="TimeNewRoman" w:hAnsi="TimeNewRoman"/>
                 <w:sz w:val="30"/>
               </w:rPr>
-              <w:t>72-4=68</w:t>
+              <w:t>79+7=86</w:t>
             </w:r>
           </w:p>
         </w:tc>
@@ -178,7 +178,7 @@
                 <w:rFonts w:ascii="TimeNewRoman" w:hAnsi="TimeNewRoman"/>
                 <w:sz w:val="30"/>
               </w:rPr>
-              <w:t>6+17=23</w:t>
+              <w:t>62-27=35</w:t>
             </w:r>
           </w:p>
         </w:tc>
@@ -195,7 +195,7 @@
                 <w:rFonts w:ascii="TimeNewRoman" w:hAnsi="TimeNewRoman"/>
                 <w:sz w:val="30"/>
               </w:rPr>
-              <w:t>9+68=77</w:t>
+              <w:t>39+19=58</w:t>
             </w:r>
           </w:p>
         </w:tc>
@@ -214,7 +214,7 @@
                 <w:rFonts w:ascii="TimeNewRoman" w:hAnsi="TimeNewRoman"/>
                 <w:sz w:val="30"/>
               </w:rPr>
-              <w:t>39+6=45</w:t>
+              <w:t>41-12=29</w:t>
             </w:r>
           </w:p>
         </w:tc>
@@ -231,7 +231,7 @@
                 <w:rFonts w:ascii="TimeNewRoman" w:hAnsi="TimeNewRoman"/>
                 <w:sz w:val="30"/>
               </w:rPr>
-              <w:t>82-76=6</w:t>
+              <w:t>27+65=92</w:t>
             </w:r>
           </w:p>
         </w:tc>
@@ -248,7 +248,7 @@
                 <w:rFonts w:ascii="TimeNewRoman" w:hAnsi="TimeNewRoman"/>
                 <w:sz w:val="30"/>
               </w:rPr>
-              <w:t>73-14=59</w:t>
+              <w:t>45+6=51</w:t>
             </w:r>
           </w:p>
         </w:tc>
@@ -265,7 +265,7 @@
                 <w:rFonts w:ascii="TimeNewRoman" w:hAnsi="TimeNewRoman"/>
                 <w:sz w:val="30"/>
               </w:rPr>
-              <w:t>30-11=19</w:t>
+              <w:t>28+46=74</w:t>
             </w:r>
           </w:p>
         </w:tc>
@@ -282,7 +282,7 @@
                 <w:rFonts w:ascii="TimeNewRoman" w:hAnsi="TimeNewRoman"/>
                 <w:sz w:val="30"/>
               </w:rPr>
-              <w:t>87+9=96</w:t>
+              <w:t>82-79=3</w:t>
             </w:r>
           </w:p>
         </w:tc>
@@ -301,7 +301,7 @@
                 <w:rFonts w:ascii="TimeNewRoman" w:hAnsi="TimeNewRoman"/>
                 <w:sz w:val="30"/>
               </w:rPr>
-              <w:t>37+16=53</w:t>
+              <w:t>17+26=43</w:t>
             </w:r>
           </w:p>
         </w:tc>
@@ -318,7 +318,7 @@
                 <w:rFonts w:ascii="TimeNewRoman" w:hAnsi="TimeNewRoman"/>
                 <w:sz w:val="30"/>
               </w:rPr>
-              <w:t>27+34=61</w:t>
+              <w:t>68+6=74</w:t>
             </w:r>
           </w:p>
         </w:tc>
@@ -335,7 +335,7 @@
                 <w:rFonts w:ascii="TimeNewRoman" w:hAnsi="TimeNewRoman"/>
                 <w:sz w:val="30"/>
               </w:rPr>
-              <w:t>52+29=81</w:t>
+              <w:t>77+16=93</w:t>
             </w:r>
           </w:p>
         </w:tc>
@@ -352,7 +352,7 @@
                 <w:rFonts w:ascii="TimeNewRoman" w:hAnsi="TimeNewRoman"/>
                 <w:sz w:val="30"/>
               </w:rPr>
-              <w:t>3+29=32</w:t>
+              <w:t>81-54=27</w:t>
             </w:r>
           </w:p>
         </w:tc>
@@ -369,7 +369,7 @@
                 <w:rFonts w:ascii="TimeNewRoman" w:hAnsi="TimeNewRoman"/>
                 <w:sz w:val="30"/>
               </w:rPr>
-              <w:t>67-38=29</w:t>
+              <w:t>27+5=32</w:t>
             </w:r>
           </w:p>
         </w:tc>
@@ -388,7 +388,7 @@
                 <w:rFonts w:ascii="TimeNewRoman" w:hAnsi="TimeNewRoman"/>
                 <w:sz w:val="30"/>
               </w:rPr>
-              <w:t>84+7=91</w:t>
+              <w:t>48+16=64</w:t>
             </w:r>
           </w:p>
         </w:tc>
@@ -405,7 +405,7 @@
                 <w:rFonts w:ascii="TimeNewRoman" w:hAnsi="TimeNewRoman"/>
                 <w:sz w:val="30"/>
               </w:rPr>
-              <w:t>83-16=67</w:t>
+              <w:t>15+77=92</w:t>
             </w:r>
           </w:p>
         </w:tc>
@@ -422,7 +422,7 @@
                 <w:rFonts w:ascii="TimeNewRoman" w:hAnsi="TimeNewRoman"/>
                 <w:sz w:val="30"/>
               </w:rPr>
-              <w:t>39+42=81</w:t>
+              <w:t>35-7=28</w:t>
             </w:r>
           </w:p>
         </w:tc>
@@ -439,7 +439,7 @@
                 <w:rFonts w:ascii="TimeNewRoman" w:hAnsi="TimeNewRoman"/>
                 <w:sz w:val="30"/>
               </w:rPr>
-              <w:t>7+69=76</w:t>
+              <w:t>91-74=17</w:t>
             </w:r>
           </w:p>
         </w:tc>
@@ -456,7 +456,7 @@
                 <w:rFonts w:ascii="TimeNewRoman" w:hAnsi="TimeNewRoman"/>
                 <w:sz w:val="30"/>
               </w:rPr>
-              <w:t>30-18=12</w:t>
+              <w:t>45+48=93</w:t>
             </w:r>
           </w:p>
         </w:tc>
@@ -475,7 +475,7 @@
                 <w:rFonts w:ascii="TimeNewRoman" w:hAnsi="TimeNewRoman"/>
                 <w:sz w:val="30"/>
               </w:rPr>
-              <w:t>71-25=46</w:t>
+              <w:t>56+17=73</w:t>
             </w:r>
           </w:p>
         </w:tc>
@@ -492,7 +492,7 @@
                 <w:rFonts w:ascii="TimeNewRoman" w:hAnsi="TimeNewRoman"/>
                 <w:sz w:val="30"/>
               </w:rPr>
-              <w:t>81-19=62</w:t>
+              <w:t>62-5=57</w:t>
             </w:r>
           </w:p>
         </w:tc>
@@ -509,7 +509,7 @@
                 <w:rFonts w:ascii="TimeNewRoman" w:hAnsi="TimeNewRoman"/>
                 <w:sz w:val="30"/>
               </w:rPr>
-              <w:t>52-43=9</w:t>
+              <w:t>90-28=62</w:t>
             </w:r>
           </w:p>
         </w:tc>
@@ -526,7 +526,7 @@
                 <w:rFonts w:ascii="TimeNewRoman" w:hAnsi="TimeNewRoman"/>
                 <w:sz w:val="30"/>
               </w:rPr>
-              <w:t>17+76=93</w:t>
+              <w:t>25+66=91</w:t>
             </w:r>
           </w:p>
         </w:tc>
@@ -543,7 +543,7 @@
                 <w:rFonts w:ascii="TimeNewRoman" w:hAnsi="TimeNewRoman"/>
                 <w:sz w:val="30"/>
               </w:rPr>
-              <w:t>35-8=27</w:t>
+              <w:t>44+37=81</w:t>
             </w:r>
           </w:p>
         </w:tc>
@@ -562,7 +562,7 @@
                 <w:rFonts w:ascii="TimeNewRoman" w:hAnsi="TimeNewRoman"/>
                 <w:sz w:val="30"/>
               </w:rPr>
-              <w:t>91-83=8</w:t>
+              <w:t>8+19=27</w:t>
             </w:r>
           </w:p>
         </w:tc>
@@ -579,7 +579,7 @@
                 <w:rFonts w:ascii="TimeNewRoman" w:hAnsi="TimeNewRoman"/>
                 <w:sz w:val="30"/>
               </w:rPr>
-              <w:t>57+34=91</w:t>
+              <w:t>91-63=28</w:t>
             </w:r>
           </w:p>
         </w:tc>
@@ -596,7 +596,7 @@
                 <w:rFonts w:ascii="TimeNewRoman" w:hAnsi="TimeNewRoman"/>
                 <w:sz w:val="30"/>
               </w:rPr>
-              <w:t>9+83=92</w:t>
+              <w:t>19+24=43</w:t>
             </w:r>
           </w:p>
         </w:tc>
@@ -613,7 +613,7 @@
                 <w:rFonts w:ascii="TimeNewRoman" w:hAnsi="TimeNewRoman"/>
                 <w:sz w:val="30"/>
               </w:rPr>
-              <w:t>91-23=68</w:t>
+              <w:t>8+18=26</w:t>
             </w:r>
           </w:p>
         </w:tc>
@@ -630,7 +630,7 @@
                 <w:rFonts w:ascii="TimeNewRoman" w:hAnsi="TimeNewRoman"/>
                 <w:sz w:val="30"/>
               </w:rPr>
-              <w:t>36-27=9</w:t>
+              <w:t>88+5=93</w:t>
             </w:r>
           </w:p>
         </w:tc>
@@ -649,7 +649,7 @@
                 <w:rFonts w:ascii="TimeNewRoman" w:hAnsi="TimeNewRoman"/>
                 <w:sz w:val="30"/>
               </w:rPr>
-              <w:t>42+19=61</w:t>
+              <w:t>16+38=54</w:t>
             </w:r>
           </w:p>
         </w:tc>
@@ -666,7 +666,7 @@
                 <w:rFonts w:ascii="TimeNewRoman" w:hAnsi="TimeNewRoman"/>
                 <w:sz w:val="30"/>
               </w:rPr>
-              <w:t>37+27=64</w:t>
+              <w:t>63-24=39</w:t>
             </w:r>
           </w:p>
         </w:tc>
@@ -683,7 +683,7 @@
                 <w:rFonts w:ascii="TimeNewRoman" w:hAnsi="TimeNewRoman"/>
                 <w:sz w:val="30"/>
               </w:rPr>
-              <w:t>10-7=3</w:t>
+              <w:t>50-4=46</w:t>
             </w:r>
           </w:p>
         </w:tc>
@@ -700,7 +700,7 @@
                 <w:rFonts w:ascii="TimeNewRoman" w:hAnsi="TimeNewRoman"/>
                 <w:sz w:val="30"/>
               </w:rPr>
-              <w:t>94-86=8</w:t>
+              <w:t>64+9=73</w:t>
             </w:r>
           </w:p>
         </w:tc>
@@ -717,7 +717,7 @@
                 <w:rFonts w:ascii="TimeNewRoman" w:hAnsi="TimeNewRoman"/>
                 <w:sz w:val="30"/>
               </w:rPr>
-              <w:t>6+38=44</w:t>
+              <w:t>60-23=37</w:t>
             </w:r>
           </w:p>
         </w:tc>
@@ -736,7 +736,7 @@
                 <w:rFonts w:ascii="TimeNewRoman" w:hAnsi="TimeNewRoman"/>
                 <w:sz w:val="30"/>
               </w:rPr>
-              <w:t>50-21=29</w:t>
+              <w:t>90-82=8</w:t>
             </w:r>
           </w:p>
         </w:tc>
@@ -753,7 +753,7 @@
                 <w:rFonts w:ascii="TimeNewRoman" w:hAnsi="TimeNewRoman"/>
                 <w:sz w:val="30"/>
               </w:rPr>
-              <w:t>64-6=58</w:t>
+              <w:t>19+66=85</w:t>
             </w:r>
           </w:p>
         </w:tc>
@@ -770,7 +770,7 @@
                 <w:rFonts w:ascii="TimeNewRoman" w:hAnsi="TimeNewRoman"/>
                 <w:sz w:val="30"/>
               </w:rPr>
-              <w:t>71-23=48</w:t>
+              <w:t>49+2=51</w:t>
             </w:r>
           </w:p>
         </w:tc>
@@ -787,7 +787,7 @@
                 <w:rFonts w:ascii="TimeNewRoman" w:hAnsi="TimeNewRoman"/>
                 <w:sz w:val="30"/>
               </w:rPr>
-              <w:t>81-47=34</w:t>
+              <w:t>53-35=18</w:t>
             </w:r>
           </w:p>
         </w:tc>
@@ -804,7 +804,7 @@
                 <w:rFonts w:ascii="TimeNewRoman" w:hAnsi="TimeNewRoman"/>
                 <w:sz w:val="30"/>
               </w:rPr>
-              <w:t>23+8=31</w:t>
+              <w:t>54+37=91</w:t>
             </w:r>
           </w:p>
         </w:tc>
@@ -823,7 +823,7 @@
                 <w:rFonts w:ascii="TimeNewRoman" w:hAnsi="TimeNewRoman"/>
                 <w:sz w:val="30"/>
               </w:rPr>
-              <w:t>34+38=72</w:t>
+              <w:t>48+7=55</w:t>
             </w:r>
           </w:p>
         </w:tc>
@@ -840,7 +840,7 @@
                 <w:rFonts w:ascii="TimeNewRoman" w:hAnsi="TimeNewRoman"/>
                 <w:sz w:val="30"/>
               </w:rPr>
-              <w:t>34+48=82</w:t>
+              <w:t>40-6=34</w:t>
             </w:r>
           </w:p>
         </w:tc>
@@ -857,7 +857,7 @@
                 <w:rFonts w:ascii="TimeNewRoman" w:hAnsi="TimeNewRoman"/>
                 <w:sz w:val="30"/>
               </w:rPr>
-              <w:t>25+16=41</w:t>
+              <w:t>90-57=33</w:t>
             </w:r>
           </w:p>
         </w:tc>
@@ -874,7 +874,7 @@
                 <w:rFonts w:ascii="TimeNewRoman" w:hAnsi="TimeNewRoman"/>
                 <w:sz w:val="30"/>
               </w:rPr>
-              <w:t>55-38=17</w:t>
+              <w:t>29+52=81</w:t>
             </w:r>
           </w:p>
         </w:tc>
@@ -891,7 +891,7 @@
                 <w:rFonts w:ascii="TimeNewRoman" w:hAnsi="TimeNewRoman"/>
                 <w:sz w:val="30"/>
               </w:rPr>
-              <w:t>70-27=43</w:t>
+              <w:t>81-5=76</w:t>
             </w:r>
           </w:p>
         </w:tc>
@@ -910,7 +910,7 @@
                 <w:rFonts w:ascii="TimeNewRoman" w:hAnsi="TimeNewRoman"/>
                 <w:sz w:val="30"/>
               </w:rPr>
-              <w:t>71-39=32</w:t>
+              <w:t>59+4=63</w:t>
             </w:r>
           </w:p>
         </w:tc>
@@ -927,7 +927,7 @@
                 <w:rFonts w:ascii="TimeNewRoman" w:hAnsi="TimeNewRoman"/>
                 <w:sz w:val="30"/>
               </w:rPr>
-              <w:t>14+47=61</w:t>
+              <w:t>27+47=74</w:t>
             </w:r>
           </w:p>
         </w:tc>
@@ -944,7 +944,7 @@
                 <w:rFonts w:ascii="TimeNewRoman" w:hAnsi="TimeNewRoman"/>
                 <w:sz w:val="30"/>
               </w:rPr>
-              <w:t>66-47=19</w:t>
+              <w:t>9+22=31</w:t>
             </w:r>
           </w:p>
         </w:tc>
@@ -961,7 +961,7 @@
                 <w:rFonts w:ascii="TimeNewRoman" w:hAnsi="TimeNewRoman"/>
                 <w:sz w:val="30"/>
               </w:rPr>
-              <w:t>93-49=44</w:t>
+              <w:t>54-9=45</w:t>
             </w:r>
           </w:p>
         </w:tc>
@@ -978,7 +978,7 @@
                 <w:rFonts w:ascii="TimeNewRoman" w:hAnsi="TimeNewRoman"/>
                 <w:sz w:val="30"/>
               </w:rPr>
-              <w:t>39+33=72</w:t>
+              <w:t>56-37=19</w:t>
             </w:r>
           </w:p>
         </w:tc>
@@ -997,7 +997,7 @@
                 <w:rFonts w:ascii="TimeNewRoman" w:hAnsi="TimeNewRoman"/>
                 <w:sz w:val="30"/>
               </w:rPr>
-              <w:t>80-18=62</w:t>
+              <w:t>9+74=83</w:t>
             </w:r>
           </w:p>
         </w:tc>
@@ -1014,7 +1014,7 @@
                 <w:rFonts w:ascii="TimeNewRoman" w:hAnsi="TimeNewRoman"/>
                 <w:sz w:val="30"/>
               </w:rPr>
-              <w:t>50-44=6</w:t>
+              <w:t>75+19=94</w:t>
             </w:r>
           </w:p>
         </w:tc>
@@ -1031,7 +1031,7 @@
                 <w:rFonts w:ascii="TimeNewRoman" w:hAnsi="TimeNewRoman"/>
                 <w:sz w:val="30"/>
               </w:rPr>
-              <w:t>26+16=42</w:t>
+              <w:t>27+59=86</w:t>
             </w:r>
           </w:p>
         </w:tc>
@@ -1048,7 +1048,7 @@
                 <w:rFonts w:ascii="TimeNewRoman" w:hAnsi="TimeNewRoman"/>
                 <w:sz w:val="30"/>
               </w:rPr>
-              <w:t>4+87=91</w:t>
+              <w:t>28+64=92</w:t>
             </w:r>
           </w:p>
         </w:tc>
@@ -1065,7 +1065,7 @@
                 <w:rFonts w:ascii="TimeNewRoman" w:hAnsi="TimeNewRoman"/>
                 <w:sz w:val="30"/>
               </w:rPr>
-              <w:t>71-53=18</w:t>
+              <w:t>80-43=37</w:t>
             </w:r>
           </w:p>
         </w:tc>
@@ -1084,7 +1084,7 @@
                 <w:rFonts w:ascii="TimeNewRoman" w:hAnsi="TimeNewRoman"/>
                 <w:sz w:val="30"/>
               </w:rPr>
-              <w:t>65+7=72</w:t>
+              <w:t>58+38=96</w:t>
             </w:r>
           </w:p>
         </w:tc>
@@ -1101,7 +1101,7 @@
                 <w:rFonts w:ascii="TimeNewRoman" w:hAnsi="TimeNewRoman"/>
                 <w:sz w:val="30"/>
               </w:rPr>
-              <w:t>93-37=56</w:t>
+              <w:t>55+17=72</w:t>
             </w:r>
           </w:p>
         </w:tc>
@@ -1118,7 +1118,7 @@
                 <w:rFonts w:ascii="TimeNewRoman" w:hAnsi="TimeNewRoman"/>
                 <w:sz w:val="30"/>
               </w:rPr>
-              <w:t>81-79=2</w:t>
+              <w:t>54+28=82</w:t>
             </w:r>
           </w:p>
         </w:tc>
@@ -1135,7 +1135,7 @@
                 <w:rFonts w:ascii="TimeNewRoman" w:hAnsi="TimeNewRoman"/>
                 <w:sz w:val="30"/>
               </w:rPr>
-              <w:t>36+58=94</w:t>
+              <w:t>27+17=44</w:t>
             </w:r>
           </w:p>
         </w:tc>
@@ -1152,7 +1152,7 @@
                 <w:rFonts w:ascii="TimeNewRoman" w:hAnsi="TimeNewRoman"/>
                 <w:sz w:val="30"/>
               </w:rPr>
-              <w:t>22+39=61</w:t>
+              <w:t>85-27=58</w:t>
             </w:r>
           </w:p>
         </w:tc>
@@ -1171,7 +1171,7 @@
                 <w:rFonts w:ascii="TimeNewRoman" w:hAnsi="TimeNewRoman"/>
                 <w:sz w:val="30"/>
               </w:rPr>
-              <w:t>51-36=15</w:t>
+              <w:t>65+29=94</w:t>
             </w:r>
           </w:p>
         </w:tc>
@@ -1188,7 +1188,7 @@
                 <w:rFonts w:ascii="TimeNewRoman" w:hAnsi="TimeNewRoman"/>
                 <w:sz w:val="30"/>
               </w:rPr>
-              <w:t>39+8=47</w:t>
+              <w:t>5+8=13</w:t>
             </w:r>
           </w:p>
         </w:tc>
@@ -1205,7 +1205,7 @@
                 <w:rFonts w:ascii="TimeNewRoman" w:hAnsi="TimeNewRoman"/>
                 <w:sz w:val="30"/>
               </w:rPr>
-              <w:t>22-14=8</w:t>
+              <w:t>74-26=48</w:t>
             </w:r>
           </w:p>
         </w:tc>
@@ -1222,7 +1222,7 @@
                 <w:rFonts w:ascii="TimeNewRoman" w:hAnsi="TimeNewRoman"/>
                 <w:sz w:val="30"/>
               </w:rPr>
-              <w:t>12-7=5</w:t>
+              <w:t>77+4=81</w:t>
             </w:r>
           </w:p>
         </w:tc>
@@ -1239,7 +1239,7 @@
                 <w:rFonts w:ascii="TimeNewRoman" w:hAnsi="TimeNewRoman"/>
                 <w:sz w:val="30"/>
               </w:rPr>
-              <w:t>91-43=48</w:t>
+              <w:t>7+36=43</w:t>
             </w:r>
           </w:p>
         </w:tc>
@@ -1258,7 +1258,7 @@
                 <w:rFonts w:ascii="TimeNewRoman" w:hAnsi="TimeNewRoman"/>
                 <w:sz w:val="30"/>
               </w:rPr>
-              <w:t>33-8=25</w:t>
+              <w:t>18+77=95</w:t>
             </w:r>
           </w:p>
         </w:tc>
@@ -1275,7 +1275,7 @@
                 <w:rFonts w:ascii="TimeNewRoman" w:hAnsi="TimeNewRoman"/>
                 <w:sz w:val="30"/>
               </w:rPr>
-              <w:t>57+35=92</w:t>
+              <w:t>68+18=86</w:t>
             </w:r>
           </w:p>
         </w:tc>
@@ -1292,7 +1292,7 @@
                 <w:rFonts w:ascii="TimeNewRoman" w:hAnsi="TimeNewRoman"/>
                 <w:sz w:val="30"/>
               </w:rPr>
-              <w:t>56+16=72</w:t>
+              <w:t>62-56=6</w:t>
             </w:r>
           </w:p>
         </w:tc>
@@ -1309,7 +1309,7 @@
                 <w:rFonts w:ascii="TimeNewRoman" w:hAnsi="TimeNewRoman"/>
                 <w:sz w:val="30"/>
               </w:rPr>
-              <w:t>90-48=42</w:t>
+              <w:t>93-8=85</w:t>
             </w:r>
           </w:p>
         </w:tc>
@@ -1326,7 +1326,7 @@
                 <w:rFonts w:ascii="TimeNewRoman" w:hAnsi="TimeNewRoman"/>
                 <w:sz w:val="30"/>
               </w:rPr>
-              <w:t>36+25=61</w:t>
+              <w:t>56-49=7</w:t>
             </w:r>
           </w:p>
         </w:tc>
@@ -1345,7 +1345,7 @@
                 <w:rFonts w:ascii="TimeNewRoman" w:hAnsi="TimeNewRoman"/>
                 <w:sz w:val="30"/>
               </w:rPr>
-              <w:t>45-17=28</w:t>
+              <w:t>94-16=78</w:t>
             </w:r>
           </w:p>
         </w:tc>
@@ -1362,7 +1362,7 @@
                 <w:rFonts w:ascii="TimeNewRoman" w:hAnsi="TimeNewRoman"/>
                 <w:sz w:val="30"/>
               </w:rPr>
-              <w:t>80-65=15</w:t>
+              <w:t>48-19=29</w:t>
             </w:r>
           </w:p>
         </w:tc>
@@ -1379,7 +1379,7 @@
                 <w:rFonts w:ascii="TimeNewRoman" w:hAnsi="TimeNewRoman"/>
                 <w:sz w:val="30"/>
               </w:rPr>
-              <w:t>69+17=86</w:t>
+              <w:t>16+66=82</w:t>
             </w:r>
           </w:p>
         </w:tc>
@@ -1396,7 +1396,7 @@
                 <w:rFonts w:ascii="TimeNewRoman" w:hAnsi="TimeNewRoman"/>
                 <w:sz w:val="30"/>
               </w:rPr>
-              <w:t>39+6=45</w:t>
+              <w:t>62+29=91</w:t>
             </w:r>
           </w:p>
         </w:tc>
@@ -1413,7 +1413,7 @@
                 <w:rFonts w:ascii="TimeNewRoman" w:hAnsi="TimeNewRoman"/>
                 <w:sz w:val="30"/>
               </w:rPr>
-              <w:t>32+19=51</w:t>
+              <w:t>18+74=92</w:t>
             </w:r>
           </w:p>
         </w:tc>
@@ -1432,7 +1432,7 @@
                 <w:rFonts w:ascii="TimeNewRoman" w:hAnsi="TimeNewRoman"/>
                 <w:sz w:val="30"/>
               </w:rPr>
-              <w:t>76-9=67</w:t>
+              <w:t>39+53=92</w:t>
             </w:r>
           </w:p>
         </w:tc>
@@ -1449,7 +1449,7 @@
                 <w:rFonts w:ascii="TimeNewRoman" w:hAnsi="TimeNewRoman"/>
                 <w:sz w:val="30"/>
               </w:rPr>
-              <w:t>92-16=76</w:t>
+              <w:t>68+17=85</w:t>
             </w:r>
           </w:p>
         </w:tc>
@@ -1466,7 +1466,7 @@
                 <w:rFonts w:ascii="TimeNewRoman" w:hAnsi="TimeNewRoman"/>
                 <w:sz w:val="30"/>
               </w:rPr>
-              <w:t>15+16=31</w:t>
+              <w:t>71-46=25</w:t>
             </w:r>
           </w:p>
         </w:tc>
@@ -1483,7 +1483,7 @@
                 <w:rFonts w:ascii="TimeNewRoman" w:hAnsi="TimeNewRoman"/>
                 <w:sz w:val="30"/>
               </w:rPr>
-              <w:t>8+68=76</w:t>
+              <w:t>7+37=44</w:t>
             </w:r>
           </w:p>
         </w:tc>
@@ -1500,7 +1500,7 @@
                 <w:rFonts w:ascii="TimeNewRoman" w:hAnsi="TimeNewRoman"/>
                 <w:sz w:val="30"/>
               </w:rPr>
-              <w:t>27+49=76</w:t>
+              <w:t>76-28=48</w:t>
             </w:r>
           </w:p>
         </w:tc>
@@ -1519,7 +1519,7 @@
                 <w:rFonts w:ascii="TimeNewRoman" w:hAnsi="TimeNewRoman"/>
                 <w:sz w:val="30"/>
               </w:rPr>
-              <w:t>81-78=3</w:t>
+              <w:t>61-19=42</w:t>
             </w:r>
           </w:p>
         </w:tc>
@@ -1536,7 +1536,7 @@
                 <w:rFonts w:ascii="TimeNewRoman" w:hAnsi="TimeNewRoman"/>
                 <w:sz w:val="30"/>
               </w:rPr>
-              <w:t>5+19=24</w:t>
+              <w:t>16+79=95</w:t>
             </w:r>
           </w:p>
         </w:tc>
@@ -1553,7 +1553,7 @@
                 <w:rFonts w:ascii="TimeNewRoman" w:hAnsi="TimeNewRoman"/>
                 <w:sz w:val="30"/>
               </w:rPr>
-              <w:t>90-43=47</w:t>
+              <w:t>66-37=29</w:t>
             </w:r>
           </w:p>
         </w:tc>
@@ -1570,7 +1570,7 @@
                 <w:rFonts w:ascii="TimeNewRoman" w:hAnsi="TimeNewRoman"/>
                 <w:sz w:val="30"/>
               </w:rPr>
-              <w:t>23+59=82</w:t>
+              <w:t>27+25=52</w:t>
             </w:r>
           </w:p>
         </w:tc>
@@ -1587,7 +1587,7 @@
                 <w:rFonts w:ascii="TimeNewRoman" w:hAnsi="TimeNewRoman"/>
                 <w:sz w:val="30"/>
               </w:rPr>
-              <w:t>64+18=82</w:t>
+              <w:t>39+16=55</w:t>
             </w:r>
           </w:p>
         </w:tc>
@@ -1606,7 +1606,7 @@
                 <w:rFonts w:ascii="TimeNewRoman" w:hAnsi="TimeNewRoman"/>
                 <w:sz w:val="30"/>
               </w:rPr>
-              <w:t>55-9=46</w:t>
+              <w:t>15+9=24</w:t>
             </w:r>
           </w:p>
         </w:tc>
@@ -1623,7 +1623,7 @@
                 <w:rFonts w:ascii="TimeNewRoman" w:hAnsi="TimeNewRoman"/>
                 <w:sz w:val="30"/>
               </w:rPr>
-              <w:t>9+88=97</w:t>
+              <w:t>40-35=5</w:t>
             </w:r>
           </w:p>
         </w:tc>
@@ -1640,7 +1640,7 @@
                 <w:rFonts w:ascii="TimeNewRoman" w:hAnsi="TimeNewRoman"/>
                 <w:sz w:val="30"/>
               </w:rPr>
-              <w:t>57-49=8</w:t>
+              <w:t>71-28=43</w:t>
             </w:r>
           </w:p>
         </w:tc>
@@ -1657,7 +1657,7 @@
                 <w:rFonts w:ascii="TimeNewRoman" w:hAnsi="TimeNewRoman"/>
                 <w:sz w:val="30"/>
               </w:rPr>
-              <w:t>76+15=91</w:t>
+              <w:t>45+36=81</w:t>
             </w:r>
           </w:p>
         </w:tc>
@@ -1674,7 +1674,7 @@
                 <w:rFonts w:ascii="TimeNewRoman" w:hAnsi="TimeNewRoman"/>
                 <w:sz w:val="30"/>
               </w:rPr>
-              <w:t>91-7=84</w:t>
+              <w:t>4+29=33</w:t>
             </w:r>
           </w:p>
         </w:tc>
@@ -1693,7 +1693,7 @@
                 <w:rFonts w:ascii="TimeNewRoman" w:hAnsi="TimeNewRoman"/>
                 <w:sz w:val="30"/>
               </w:rPr>
-              <w:t>36-27=9</w:t>
+              <w:t>27+37=64</w:t>
             </w:r>
           </w:p>
         </w:tc>
@@ -1710,7 +1710,7 @@
                 <w:rFonts w:ascii="TimeNewRoman" w:hAnsi="TimeNewRoman"/>
                 <w:sz w:val="30"/>
               </w:rPr>
-              <w:t>40-13=27</w:t>
+              <w:t>73-17=56</w:t>
             </w:r>
           </w:p>
         </w:tc>
@@ -1727,7 +1727,7 @@
                 <w:rFonts w:ascii="TimeNewRoman" w:hAnsi="TimeNewRoman"/>
                 <w:sz w:val="30"/>
               </w:rPr>
-              <w:t>45-27=18</w:t>
+              <w:t>22+9=31</w:t>
             </w:r>
           </w:p>
         </w:tc>
@@ -1744,7 +1744,7 @@
                 <w:rFonts w:ascii="TimeNewRoman" w:hAnsi="TimeNewRoman"/>
                 <w:sz w:val="30"/>
               </w:rPr>
-              <w:t>19+26=45</w:t>
+              <w:t>66-17=49</w:t>
             </w:r>
           </w:p>
         </w:tc>
@@ -1761,7 +1761,7 @@
                 <w:rFonts w:ascii="TimeNewRoman" w:hAnsi="TimeNewRoman"/>
                 <w:sz w:val="30"/>
               </w:rPr>
-              <w:t>60-4=56</w:t>
+              <w:t>68-9=59</w:t>
             </w:r>
           </w:p>
         </w:tc>

--- a/answers-of-adc_sbb_within_100.docx
+++ b/answers-of-adc_sbb_within_100.docx
@@ -11,7 +11,7 @@
           <w:rFonts w:ascii="Arial" w:hAnsi="Arial"/>
           <w:sz w:val="30"/>
         </w:rPr>
-        <w:t>2026-09-27 Sunday</w:t>
+        <w:t>2026-09-28 Monday</w:t>
       </w:r>
     </w:p>
     <w:tbl>
@@ -40,7 +40,7 @@
                 <w:rFonts w:ascii="TimeNewRoman" w:hAnsi="TimeNewRoman"/>
                 <w:sz w:val="30"/>
               </w:rPr>
-              <w:t>82-24=58</w:t>
+              <w:t>57+39=96</w:t>
             </w:r>
           </w:p>
         </w:tc>
@@ -57,7 +57,7 @@
                 <w:rFonts w:ascii="TimeNewRoman" w:hAnsi="TimeNewRoman"/>
                 <w:sz w:val="30"/>
               </w:rPr>
-              <w:t>90-47=43</w:t>
+              <w:t>60-38=22</w:t>
             </w:r>
           </w:p>
         </w:tc>
@@ -74,7 +74,7 @@
                 <w:rFonts w:ascii="TimeNewRoman" w:hAnsi="TimeNewRoman"/>
                 <w:sz w:val="30"/>
               </w:rPr>
-              <w:t>87+4=91</w:t>
+              <w:t>57+15=72</w:t>
             </w:r>
           </w:p>
         </w:tc>
@@ -91,7 +91,7 @@
                 <w:rFonts w:ascii="TimeNewRoman" w:hAnsi="TimeNewRoman"/>
                 <w:sz w:val="30"/>
               </w:rPr>
-              <w:t>8+37=45</w:t>
+              <w:t>90-88=2</w:t>
             </w:r>
           </w:p>
         </w:tc>
@@ -108,7 +108,7 @@
                 <w:rFonts w:ascii="TimeNewRoman" w:hAnsi="TimeNewRoman"/>
                 <w:sz w:val="30"/>
               </w:rPr>
-              <w:t>17+36=53</w:t>
+              <w:t>28+68=96</w:t>
             </w:r>
           </w:p>
         </w:tc>
@@ -127,7 +127,7 @@
                 <w:rFonts w:ascii="TimeNewRoman" w:hAnsi="TimeNewRoman"/>
                 <w:sz w:val="30"/>
               </w:rPr>
-              <w:t>9+73=82</w:t>
+              <w:t>54-19=35</w:t>
             </w:r>
           </w:p>
         </w:tc>
@@ -144,7 +144,7 @@
                 <w:rFonts w:ascii="TimeNewRoman" w:hAnsi="TimeNewRoman"/>
                 <w:sz w:val="30"/>
               </w:rPr>
-              <w:t>72-24=48</w:t>
+              <w:t>36+48=84</w:t>
             </w:r>
           </w:p>
         </w:tc>
@@ -161,7 +161,7 @@
                 <w:rFonts w:ascii="TimeNewRoman" w:hAnsi="TimeNewRoman"/>
                 <w:sz w:val="30"/>
               </w:rPr>
-              <w:t>79+7=86</w:t>
+              <w:t>52-4=48</w:t>
             </w:r>
           </w:p>
         </w:tc>
@@ -178,7 +178,7 @@
                 <w:rFonts w:ascii="TimeNewRoman" w:hAnsi="TimeNewRoman"/>
                 <w:sz w:val="30"/>
               </w:rPr>
-              <w:t>62-27=35</w:t>
+              <w:t>82-67=15</w:t>
             </w:r>
           </w:p>
         </w:tc>
@@ -195,7 +195,7 @@
                 <w:rFonts w:ascii="TimeNewRoman" w:hAnsi="TimeNewRoman"/>
                 <w:sz w:val="30"/>
               </w:rPr>
-              <w:t>39+19=58</w:t>
+              <w:t>27+18=45</w:t>
             </w:r>
           </w:p>
         </w:tc>
@@ -214,7 +214,7 @@
                 <w:rFonts w:ascii="TimeNewRoman" w:hAnsi="TimeNewRoman"/>
                 <w:sz w:val="30"/>
               </w:rPr>
-              <w:t>41-12=29</w:t>
+              <w:t>27+16=43</w:t>
             </w:r>
           </w:p>
         </w:tc>
@@ -231,7 +231,7 @@
                 <w:rFonts w:ascii="TimeNewRoman" w:hAnsi="TimeNewRoman"/>
                 <w:sz w:val="30"/>
               </w:rPr>
-              <w:t>27+65=92</w:t>
+              <w:t>71-35=36</w:t>
             </w:r>
           </w:p>
         </w:tc>
@@ -248,7 +248,7 @@
                 <w:rFonts w:ascii="TimeNewRoman" w:hAnsi="TimeNewRoman"/>
                 <w:sz w:val="30"/>
               </w:rPr>
-              <w:t>45+6=51</w:t>
+              <w:t>38+46=84</w:t>
             </w:r>
           </w:p>
         </w:tc>
@@ -265,7 +265,7 @@
                 <w:rFonts w:ascii="TimeNewRoman" w:hAnsi="TimeNewRoman"/>
                 <w:sz w:val="30"/>
               </w:rPr>
-              <w:t>28+46=74</w:t>
+              <w:t>43+48=91</w:t>
             </w:r>
           </w:p>
         </w:tc>
@@ -282,7 +282,7 @@
                 <w:rFonts w:ascii="TimeNewRoman" w:hAnsi="TimeNewRoman"/>
                 <w:sz w:val="30"/>
               </w:rPr>
-              <w:t>82-79=3</w:t>
+              <w:t>82-44=38</w:t>
             </w:r>
           </w:p>
         </w:tc>
@@ -301,7 +301,7 @@
                 <w:rFonts w:ascii="TimeNewRoman" w:hAnsi="TimeNewRoman"/>
                 <w:sz w:val="30"/>
               </w:rPr>
-              <w:t>17+26=43</w:t>
+              <w:t>24-15=9</w:t>
             </w:r>
           </w:p>
         </w:tc>
@@ -318,7 +318,7 @@
                 <w:rFonts w:ascii="TimeNewRoman" w:hAnsi="TimeNewRoman"/>
                 <w:sz w:val="30"/>
               </w:rPr>
-              <w:t>68+6=74</w:t>
+              <w:t>50-14=36</w:t>
             </w:r>
           </w:p>
         </w:tc>
@@ -335,7 +335,7 @@
                 <w:rFonts w:ascii="TimeNewRoman" w:hAnsi="TimeNewRoman"/>
                 <w:sz w:val="30"/>
               </w:rPr>
-              <w:t>77+16=93</w:t>
+              <w:t>79+15=94</w:t>
             </w:r>
           </w:p>
         </w:tc>
@@ -352,7 +352,7 @@
                 <w:rFonts w:ascii="TimeNewRoman" w:hAnsi="TimeNewRoman"/>
                 <w:sz w:val="30"/>
               </w:rPr>
-              <w:t>81-54=27</w:t>
+              <w:t>80-2=78</w:t>
             </w:r>
           </w:p>
         </w:tc>
@@ -369,7 +369,7 @@
                 <w:rFonts w:ascii="TimeNewRoman" w:hAnsi="TimeNewRoman"/>
                 <w:sz w:val="30"/>
               </w:rPr>
-              <w:t>27+5=32</w:t>
+              <w:t>14+8=22</w:t>
             </w:r>
           </w:p>
         </w:tc>
@@ -388,7 +388,7 @@
                 <w:rFonts w:ascii="TimeNewRoman" w:hAnsi="TimeNewRoman"/>
                 <w:sz w:val="30"/>
               </w:rPr>
-              <w:t>48+16=64</w:t>
+              <w:t>43-5=38</w:t>
             </w:r>
           </w:p>
         </w:tc>
@@ -405,7 +405,7 @@
                 <w:rFonts w:ascii="TimeNewRoman" w:hAnsi="TimeNewRoman"/>
                 <w:sz w:val="30"/>
               </w:rPr>
-              <w:t>15+77=92</w:t>
+              <w:t>96-69=27</w:t>
             </w:r>
           </w:p>
         </w:tc>
@@ -422,7 +422,7 @@
                 <w:rFonts w:ascii="TimeNewRoman" w:hAnsi="TimeNewRoman"/>
                 <w:sz w:val="30"/>
               </w:rPr>
-              <w:t>35-7=28</w:t>
+              <w:t>29+35=64</w:t>
             </w:r>
           </w:p>
         </w:tc>
@@ -439,7 +439,7 @@
                 <w:rFonts w:ascii="TimeNewRoman" w:hAnsi="TimeNewRoman"/>
                 <w:sz w:val="30"/>
               </w:rPr>
-              <w:t>91-74=17</w:t>
+              <w:t>54-47=7</w:t>
             </w:r>
           </w:p>
         </w:tc>
@@ -456,7 +456,7 @@
                 <w:rFonts w:ascii="TimeNewRoman" w:hAnsi="TimeNewRoman"/>
                 <w:sz w:val="30"/>
               </w:rPr>
-              <w:t>45+48=93</w:t>
+              <w:t>92-9=83</w:t>
             </w:r>
           </w:p>
         </w:tc>
@@ -475,7 +475,7 @@
                 <w:rFonts w:ascii="TimeNewRoman" w:hAnsi="TimeNewRoman"/>
                 <w:sz w:val="30"/>
               </w:rPr>
-              <w:t>56+17=73</w:t>
+              <w:t>71-35=36</w:t>
             </w:r>
           </w:p>
         </w:tc>
@@ -492,7 +492,7 @@
                 <w:rFonts w:ascii="TimeNewRoman" w:hAnsi="TimeNewRoman"/>
                 <w:sz w:val="30"/>
               </w:rPr>
-              <w:t>62-5=57</w:t>
+              <w:t>19+65=84</w:t>
             </w:r>
           </w:p>
         </w:tc>
@@ -509,7 +509,7 @@
                 <w:rFonts w:ascii="TimeNewRoman" w:hAnsi="TimeNewRoman"/>
                 <w:sz w:val="30"/>
               </w:rPr>
-              <w:t>90-28=62</w:t>
+              <w:t>81-29=52</w:t>
             </w:r>
           </w:p>
         </w:tc>
@@ -526,7 +526,7 @@
                 <w:rFonts w:ascii="TimeNewRoman" w:hAnsi="TimeNewRoman"/>
                 <w:sz w:val="30"/>
               </w:rPr>
-              <w:t>25+66=91</w:t>
+              <w:t>40-11=29</w:t>
             </w:r>
           </w:p>
         </w:tc>
@@ -543,7 +543,7 @@
                 <w:rFonts w:ascii="TimeNewRoman" w:hAnsi="TimeNewRoman"/>
                 <w:sz w:val="30"/>
               </w:rPr>
-              <w:t>44+37=81</w:t>
+              <w:t>19+78=97</w:t>
             </w:r>
           </w:p>
         </w:tc>
@@ -562,7 +562,7 @@
                 <w:rFonts w:ascii="TimeNewRoman" w:hAnsi="TimeNewRoman"/>
                 <w:sz w:val="30"/>
               </w:rPr>
-              <w:t>8+19=27</w:t>
+              <w:t>70-22=48</w:t>
             </w:r>
           </w:p>
         </w:tc>
@@ -579,7 +579,7 @@
                 <w:rFonts w:ascii="TimeNewRoman" w:hAnsi="TimeNewRoman"/>
                 <w:sz w:val="30"/>
               </w:rPr>
-              <w:t>91-63=28</w:t>
+              <w:t>86-8=78</w:t>
             </w:r>
           </w:p>
         </w:tc>
@@ -596,7 +596,7 @@
                 <w:rFonts w:ascii="TimeNewRoman" w:hAnsi="TimeNewRoman"/>
                 <w:sz w:val="30"/>
               </w:rPr>
-              <w:t>19+24=43</w:t>
+              <w:t>83-79=4</w:t>
             </w:r>
           </w:p>
         </w:tc>
@@ -613,7 +613,7 @@
                 <w:rFonts w:ascii="TimeNewRoman" w:hAnsi="TimeNewRoman"/>
                 <w:sz w:val="30"/>
               </w:rPr>
-              <w:t>8+18=26</w:t>
+              <w:t>98-9=89</w:t>
             </w:r>
           </w:p>
         </w:tc>
@@ -630,7 +630,7 @@
                 <w:rFonts w:ascii="TimeNewRoman" w:hAnsi="TimeNewRoman"/>
                 <w:sz w:val="30"/>
               </w:rPr>
-              <w:t>88+5=93</w:t>
+              <w:t>50-45=5</w:t>
             </w:r>
           </w:p>
         </w:tc>
@@ -649,7 +649,7 @@
                 <w:rFonts w:ascii="TimeNewRoman" w:hAnsi="TimeNewRoman"/>
                 <w:sz w:val="30"/>
               </w:rPr>
-              <w:t>16+38=54</w:t>
+              <w:t>15+67=82</w:t>
             </w:r>
           </w:p>
         </w:tc>
@@ -666,7 +666,7 @@
                 <w:rFonts w:ascii="TimeNewRoman" w:hAnsi="TimeNewRoman"/>
                 <w:sz w:val="30"/>
               </w:rPr>
-              <w:t>63-24=39</w:t>
+              <w:t>36+38=74</w:t>
             </w:r>
           </w:p>
         </w:tc>
@@ -683,7 +683,7 @@
                 <w:rFonts w:ascii="TimeNewRoman" w:hAnsi="TimeNewRoman"/>
                 <w:sz w:val="30"/>
               </w:rPr>
-              <w:t>50-4=46</w:t>
+              <w:t>91-54=37</w:t>
             </w:r>
           </w:p>
         </w:tc>
@@ -700,7 +700,7 @@
                 <w:rFonts w:ascii="TimeNewRoman" w:hAnsi="TimeNewRoman"/>
                 <w:sz w:val="30"/>
               </w:rPr>
-              <w:t>64+9=73</w:t>
+              <w:t>91-9=82</w:t>
             </w:r>
           </w:p>
         </w:tc>
@@ -717,12 +717,133 @@
                 <w:rFonts w:ascii="TimeNewRoman" w:hAnsi="TimeNewRoman"/>
                 <w:sz w:val="30"/>
               </w:rPr>
-              <w:t>60-23=37</w:t>
+              <w:t>21-4=17</w:t>
             </w:r>
           </w:p>
         </w:tc>
       </w:tr>
       <w:tr>
+        <w:tc>
+          <w:tcPr>
+            <w:tcW w:type="dxa" w:w="1987"/>
+          </w:tcPr>
+          <w:p>
+            <w:pPr>
+              <w:jc w:val="left"/>
+            </w:pPr>
+            <w:r>
+              <w:rPr>
+                <w:rFonts w:ascii="TimeNewRoman" w:hAnsi="TimeNewRoman"/>
+                <w:sz w:val="30"/>
+              </w:rPr>
+              <w:t>92-76=16</w:t>
+            </w:r>
+          </w:p>
+        </w:tc>
+        <w:tc>
+          <w:tcPr>
+            <w:tcW w:type="dxa" w:w="1987"/>
+          </w:tcPr>
+          <w:p>
+            <w:pPr>
+              <w:jc w:val="left"/>
+            </w:pPr>
+            <w:r>
+              <w:rPr>
+                <w:rFonts w:ascii="TimeNewRoman" w:hAnsi="TimeNewRoman"/>
+                <w:sz w:val="30"/>
+              </w:rPr>
+              <w:t>81-17=64</w:t>
+            </w:r>
+          </w:p>
+        </w:tc>
+        <w:tc>
+          <w:tcPr>
+            <w:tcW w:type="dxa" w:w="1987"/>
+          </w:tcPr>
+          <w:p>
+            <w:pPr>
+              <w:jc w:val="left"/>
+            </w:pPr>
+            <w:r>
+              <w:rPr>
+                <w:rFonts w:ascii="TimeNewRoman" w:hAnsi="TimeNewRoman"/>
+                <w:sz w:val="30"/>
+              </w:rPr>
+              <w:t>91-43=48</w:t>
+            </w:r>
+          </w:p>
+        </w:tc>
+        <w:tc>
+          <w:tcPr>
+            <w:tcW w:type="dxa" w:w="1987"/>
+          </w:tcPr>
+          <w:p>
+            <w:pPr>
+              <w:jc w:val="left"/>
+            </w:pPr>
+            <w:r>
+              <w:rPr>
+                <w:rFonts w:ascii="TimeNewRoman" w:hAnsi="TimeNewRoman"/>
+                <w:sz w:val="30"/>
+              </w:rPr>
+              <w:t>28+55=83</w:t>
+            </w:r>
+          </w:p>
+        </w:tc>
+        <w:tc>
+          <w:tcPr>
+            <w:tcW w:type="dxa" w:w="1987"/>
+          </w:tcPr>
+          <w:p>
+            <w:pPr>
+              <w:jc w:val="left"/>
+            </w:pPr>
+            <w:r>
+              <w:rPr>
+                <w:rFonts w:ascii="TimeNewRoman" w:hAnsi="TimeNewRoman"/>
+                <w:sz w:val="30"/>
+              </w:rPr>
+              <w:t>66+16=82</w:t>
+            </w:r>
+          </w:p>
+        </w:tc>
+      </w:tr>
+      <w:tr>
+        <w:tc>
+          <w:tcPr>
+            <w:tcW w:type="dxa" w:w="1987"/>
+          </w:tcPr>
+          <w:p>
+            <w:pPr>
+              <w:jc w:val="left"/>
+            </w:pPr>
+            <w:r>
+              <w:rPr>
+                <w:rFonts w:ascii="TimeNewRoman" w:hAnsi="TimeNewRoman"/>
+                <w:sz w:val="30"/>
+              </w:rPr>
+              <w:t>19+22=41</w:t>
+            </w:r>
+          </w:p>
+        </w:tc>
+        <w:tc>
+          <w:tcPr>
+            <w:tcW w:type="dxa" w:w="1987"/>
+          </w:tcPr>
+          <w:p>
+            <w:pPr>
+              <w:jc w:val="left"/>
+            </w:pPr>
+            <w:r>
+              <w:rPr>
+                <w:rFonts w:ascii="TimeNewRoman" w:hAnsi="TimeNewRoman"/>
+                <w:sz w:val="30"/>
+              </w:rPr>
+              <w:t>26+55=81</w:t>
+            </w:r>
+          </w:p>
+        </w:tc>
         <w:tc>
           <w:tcPr>
             <w:tcW w:type="dxa" w:w="1987"/>
@@ -753,7 +874,7 @@
                 <w:rFonts w:ascii="TimeNewRoman" w:hAnsi="TimeNewRoman"/>
                 <w:sz w:val="30"/>
               </w:rPr>
-              <w:t>19+66=85</w:t>
+              <w:t>39+47=86</w:t>
             </w:r>
           </w:p>
         </w:tc>
@@ -770,41 +891,7 @@
                 <w:rFonts w:ascii="TimeNewRoman" w:hAnsi="TimeNewRoman"/>
                 <w:sz w:val="30"/>
               </w:rPr>
-              <w:t>49+2=51</w:t>
-            </w:r>
-          </w:p>
-        </w:tc>
-        <w:tc>
-          <w:tcPr>
-            <w:tcW w:type="dxa" w:w="1987"/>
-          </w:tcPr>
-          <w:p>
-            <w:pPr>
-              <w:jc w:val="left"/>
-            </w:pPr>
-            <w:r>
-              <w:rPr>
-                <w:rFonts w:ascii="TimeNewRoman" w:hAnsi="TimeNewRoman"/>
-                <w:sz w:val="30"/>
-              </w:rPr>
-              <w:t>53-35=18</w:t>
-            </w:r>
-          </w:p>
-        </w:tc>
-        <w:tc>
-          <w:tcPr>
-            <w:tcW w:type="dxa" w:w="1987"/>
-          </w:tcPr>
-          <w:p>
-            <w:pPr>
-              <w:jc w:val="left"/>
-            </w:pPr>
-            <w:r>
-              <w:rPr>
-                <w:rFonts w:ascii="TimeNewRoman" w:hAnsi="TimeNewRoman"/>
-                <w:sz w:val="30"/>
-              </w:rPr>
-              <w:t>54+37=91</w:t>
+              <w:t>43+48=91</w:t>
             </w:r>
           </w:p>
         </w:tc>
@@ -823,7 +910,7 @@
                 <w:rFonts w:ascii="TimeNewRoman" w:hAnsi="TimeNewRoman"/>
                 <w:sz w:val="30"/>
               </w:rPr>
-              <w:t>48+7=55</w:t>
+              <w:t>57+4=61</w:t>
             </w:r>
           </w:p>
         </w:tc>
@@ -840,7 +927,7 @@
                 <w:rFonts w:ascii="TimeNewRoman" w:hAnsi="TimeNewRoman"/>
                 <w:sz w:val="30"/>
               </w:rPr>
-              <w:t>40-6=34</w:t>
+              <w:t>90-19=71</w:t>
             </w:r>
           </w:p>
         </w:tc>
@@ -857,7 +944,7 @@
                 <w:rFonts w:ascii="TimeNewRoman" w:hAnsi="TimeNewRoman"/>
                 <w:sz w:val="30"/>
               </w:rPr>
-              <w:t>90-57=33</w:t>
+              <w:t>60-13=47</w:t>
             </w:r>
           </w:p>
         </w:tc>
@@ -874,7 +961,7 @@
                 <w:rFonts w:ascii="TimeNewRoman" w:hAnsi="TimeNewRoman"/>
                 <w:sz w:val="30"/>
               </w:rPr>
-              <w:t>29+52=81</w:t>
+              <w:t>81-57=24</w:t>
             </w:r>
           </w:p>
         </w:tc>
@@ -891,7 +978,7 @@
                 <w:rFonts w:ascii="TimeNewRoman" w:hAnsi="TimeNewRoman"/>
                 <w:sz w:val="30"/>
               </w:rPr>
-              <w:t>81-5=76</w:t>
+              <w:t>47+26=73</w:t>
             </w:r>
           </w:p>
         </w:tc>
@@ -910,7 +997,7 @@
                 <w:rFonts w:ascii="TimeNewRoman" w:hAnsi="TimeNewRoman"/>
                 <w:sz w:val="30"/>
               </w:rPr>
-              <w:t>59+4=63</w:t>
+              <w:t>85-26=59</w:t>
             </w:r>
           </w:p>
         </w:tc>
@@ -927,7 +1014,7 @@
                 <w:rFonts w:ascii="TimeNewRoman" w:hAnsi="TimeNewRoman"/>
                 <w:sz w:val="30"/>
               </w:rPr>
-              <w:t>27+47=74</w:t>
+              <w:t>49+18=67</w:t>
             </w:r>
           </w:p>
         </w:tc>
@@ -944,7 +1031,7 @@
                 <w:rFonts w:ascii="TimeNewRoman" w:hAnsi="TimeNewRoman"/>
                 <w:sz w:val="30"/>
               </w:rPr>
-              <w:t>9+22=31</w:t>
+              <w:t>36+25=61</w:t>
             </w:r>
           </w:p>
         </w:tc>
@@ -961,7 +1048,7 @@
                 <w:rFonts w:ascii="TimeNewRoman" w:hAnsi="TimeNewRoman"/>
                 <w:sz w:val="30"/>
               </w:rPr>
-              <w:t>54-9=45</w:t>
+              <w:t>82-7=75</w:t>
             </w:r>
           </w:p>
         </w:tc>
@@ -978,7 +1065,7 @@
                 <w:rFonts w:ascii="TimeNewRoman" w:hAnsi="TimeNewRoman"/>
                 <w:sz w:val="30"/>
               </w:rPr>
-              <w:t>56-37=19</w:t>
+              <w:t>93-29=64</w:t>
             </w:r>
           </w:p>
         </w:tc>
@@ -997,7 +1084,7 @@
                 <w:rFonts w:ascii="TimeNewRoman" w:hAnsi="TimeNewRoman"/>
                 <w:sz w:val="30"/>
               </w:rPr>
-              <w:t>9+74=83</w:t>
+              <w:t>95-9=86</w:t>
             </w:r>
           </w:p>
         </w:tc>
@@ -1014,7 +1101,7 @@
                 <w:rFonts w:ascii="TimeNewRoman" w:hAnsi="TimeNewRoman"/>
                 <w:sz w:val="30"/>
               </w:rPr>
-              <w:t>75+19=94</w:t>
+              <w:t>66+7=73</w:t>
             </w:r>
           </w:p>
         </w:tc>
@@ -1031,7 +1118,7 @@
                 <w:rFonts w:ascii="TimeNewRoman" w:hAnsi="TimeNewRoman"/>
                 <w:sz w:val="30"/>
               </w:rPr>
-              <w:t>27+59=86</w:t>
+              <w:t>90-4=86</w:t>
             </w:r>
           </w:p>
         </w:tc>
@@ -1048,7 +1135,7 @@
                 <w:rFonts w:ascii="TimeNewRoman" w:hAnsi="TimeNewRoman"/>
                 <w:sz w:val="30"/>
               </w:rPr>
-              <w:t>28+64=92</w:t>
+              <w:t>9+42=51</w:t>
             </w:r>
           </w:p>
         </w:tc>
@@ -1065,7 +1152,7 @@
                 <w:rFonts w:ascii="TimeNewRoman" w:hAnsi="TimeNewRoman"/>
                 <w:sz w:val="30"/>
               </w:rPr>
-              <w:t>80-43=37</w:t>
+              <w:t>47-19=28</w:t>
             </w:r>
           </w:p>
         </w:tc>
@@ -1084,7 +1171,7 @@
                 <w:rFonts w:ascii="TimeNewRoman" w:hAnsi="TimeNewRoman"/>
                 <w:sz w:val="30"/>
               </w:rPr>
-              <w:t>58+38=96</w:t>
+              <w:t>26+69=95</w:t>
             </w:r>
           </w:p>
         </w:tc>
@@ -1101,7 +1188,7 @@
                 <w:rFonts w:ascii="TimeNewRoman" w:hAnsi="TimeNewRoman"/>
                 <w:sz w:val="30"/>
               </w:rPr>
-              <w:t>55+17=72</w:t>
+              <w:t>37+26=63</w:t>
             </w:r>
           </w:p>
         </w:tc>
@@ -1118,7 +1205,7 @@
                 <w:rFonts w:ascii="TimeNewRoman" w:hAnsi="TimeNewRoman"/>
                 <w:sz w:val="30"/>
               </w:rPr>
-              <w:t>54+28=82</w:t>
+              <w:t>7+17=24</w:t>
             </w:r>
           </w:p>
         </w:tc>
@@ -1135,7 +1222,7 @@
                 <w:rFonts w:ascii="TimeNewRoman" w:hAnsi="TimeNewRoman"/>
                 <w:sz w:val="30"/>
               </w:rPr>
-              <w:t>27+17=44</w:t>
+              <w:t>15+19=34</w:t>
             </w:r>
           </w:p>
         </w:tc>
@@ -1152,7 +1239,7 @@
                 <w:rFonts w:ascii="TimeNewRoman" w:hAnsi="TimeNewRoman"/>
                 <w:sz w:val="30"/>
               </w:rPr>
-              <w:t>85-27=58</w:t>
+              <w:t>58+27=85</w:t>
             </w:r>
           </w:p>
         </w:tc>
@@ -1171,7 +1258,7 @@
                 <w:rFonts w:ascii="TimeNewRoman" w:hAnsi="TimeNewRoman"/>
                 <w:sz w:val="30"/>
               </w:rPr>
-              <w:t>65+29=94</w:t>
+              <w:t>68+28=96</w:t>
             </w:r>
           </w:p>
         </w:tc>
@@ -1188,7 +1275,7 @@
                 <w:rFonts w:ascii="TimeNewRoman" w:hAnsi="TimeNewRoman"/>
                 <w:sz w:val="30"/>
               </w:rPr>
-              <w:t>5+8=13</w:t>
+              <w:t>94-17=77</w:t>
             </w:r>
           </w:p>
         </w:tc>
@@ -1205,7 +1292,7 @@
                 <w:rFonts w:ascii="TimeNewRoman" w:hAnsi="TimeNewRoman"/>
                 <w:sz w:val="30"/>
               </w:rPr>
-              <w:t>74-26=48</w:t>
+              <w:t>55+39=94</w:t>
             </w:r>
           </w:p>
         </w:tc>
@@ -1222,7 +1309,7 @@
                 <w:rFonts w:ascii="TimeNewRoman" w:hAnsi="TimeNewRoman"/>
                 <w:sz w:val="30"/>
               </w:rPr>
-              <w:t>77+4=81</w:t>
+              <w:t>27+9=36</w:t>
             </w:r>
           </w:p>
         </w:tc>
@@ -1239,7 +1326,7 @@
                 <w:rFonts w:ascii="TimeNewRoman" w:hAnsi="TimeNewRoman"/>
                 <w:sz w:val="30"/>
               </w:rPr>
-              <w:t>7+36=43</w:t>
+              <w:t>7+74=81</w:t>
             </w:r>
           </w:p>
         </w:tc>
@@ -1258,7 +1345,7 @@
                 <w:rFonts w:ascii="TimeNewRoman" w:hAnsi="TimeNewRoman"/>
                 <w:sz w:val="30"/>
               </w:rPr>
-              <w:t>18+77=95</w:t>
+              <w:t>77+9=86</w:t>
             </w:r>
           </w:p>
         </w:tc>
@@ -1275,7 +1362,7 @@
                 <w:rFonts w:ascii="TimeNewRoman" w:hAnsi="TimeNewRoman"/>
                 <w:sz w:val="30"/>
               </w:rPr>
-              <w:t>68+18=86</w:t>
+              <w:t>7+19=26</w:t>
             </w:r>
           </w:p>
         </w:tc>
@@ -1292,7 +1379,7 @@
                 <w:rFonts w:ascii="TimeNewRoman" w:hAnsi="TimeNewRoman"/>
                 <w:sz w:val="30"/>
               </w:rPr>
-              <w:t>62-56=6</w:t>
+              <w:t>87-69=18</w:t>
             </w:r>
           </w:p>
         </w:tc>
@@ -1309,7 +1396,7 @@
                 <w:rFonts w:ascii="TimeNewRoman" w:hAnsi="TimeNewRoman"/>
                 <w:sz w:val="30"/>
               </w:rPr>
-              <w:t>93-8=85</w:t>
+              <w:t>93-76=17</w:t>
             </w:r>
           </w:p>
         </w:tc>
@@ -1326,7 +1413,7 @@
                 <w:rFonts w:ascii="TimeNewRoman" w:hAnsi="TimeNewRoman"/>
                 <w:sz w:val="30"/>
               </w:rPr>
-              <w:t>56-49=7</w:t>
+              <w:t>50-29=21</w:t>
             </w:r>
           </w:p>
         </w:tc>
@@ -1345,7 +1432,7 @@
                 <w:rFonts w:ascii="TimeNewRoman" w:hAnsi="TimeNewRoman"/>
                 <w:sz w:val="30"/>
               </w:rPr>
-              <w:t>94-16=78</w:t>
+              <w:t>19+58=77</w:t>
             </w:r>
           </w:p>
         </w:tc>
@@ -1362,7 +1449,7 @@
                 <w:rFonts w:ascii="TimeNewRoman" w:hAnsi="TimeNewRoman"/>
                 <w:sz w:val="30"/>
               </w:rPr>
-              <w:t>48-19=29</w:t>
+              <w:t>64-57=7</w:t>
             </w:r>
           </w:p>
         </w:tc>
@@ -1379,7 +1466,7 @@
                 <w:rFonts w:ascii="TimeNewRoman" w:hAnsi="TimeNewRoman"/>
                 <w:sz w:val="30"/>
               </w:rPr>
-              <w:t>16+66=82</w:t>
+              <w:t>66-9=57</w:t>
             </w:r>
           </w:p>
         </w:tc>
@@ -1396,7 +1483,7 @@
                 <w:rFonts w:ascii="TimeNewRoman" w:hAnsi="TimeNewRoman"/>
                 <w:sz w:val="30"/>
               </w:rPr>
-              <w:t>62+29=91</w:t>
+              <w:t>41-36=5</w:t>
             </w:r>
           </w:p>
         </w:tc>
@@ -1413,7 +1500,7 @@
                 <w:rFonts w:ascii="TimeNewRoman" w:hAnsi="TimeNewRoman"/>
                 <w:sz w:val="30"/>
               </w:rPr>
-              <w:t>18+74=92</w:t>
+              <w:t>75-9=66</w:t>
             </w:r>
           </w:p>
         </w:tc>
@@ -1432,7 +1519,7 @@
                 <w:rFonts w:ascii="TimeNewRoman" w:hAnsi="TimeNewRoman"/>
                 <w:sz w:val="30"/>
               </w:rPr>
-              <w:t>39+53=92</w:t>
+              <w:t>62-23=39</w:t>
             </w:r>
           </w:p>
         </w:tc>
@@ -1449,7 +1536,7 @@
                 <w:rFonts w:ascii="TimeNewRoman" w:hAnsi="TimeNewRoman"/>
                 <w:sz w:val="30"/>
               </w:rPr>
-              <w:t>68+17=85</w:t>
+              <w:t>58+9=67</w:t>
             </w:r>
           </w:p>
         </w:tc>
@@ -1466,7 +1553,7 @@
                 <w:rFonts w:ascii="TimeNewRoman" w:hAnsi="TimeNewRoman"/>
                 <w:sz w:val="30"/>
               </w:rPr>
-              <w:t>71-46=25</w:t>
+              <w:t>75-58=17</w:t>
             </w:r>
           </w:p>
         </w:tc>
@@ -1483,7 +1570,7 @@
                 <w:rFonts w:ascii="TimeNewRoman" w:hAnsi="TimeNewRoman"/>
                 <w:sz w:val="30"/>
               </w:rPr>
-              <w:t>7+37=44</w:t>
+              <w:t>8+24=32</w:t>
             </w:r>
           </w:p>
         </w:tc>
@@ -1500,7 +1587,7 @@
                 <w:rFonts w:ascii="TimeNewRoman" w:hAnsi="TimeNewRoman"/>
                 <w:sz w:val="30"/>
               </w:rPr>
-              <w:t>76-28=48</w:t>
+              <w:t>85-26=59</w:t>
             </w:r>
           </w:p>
         </w:tc>
@@ -1519,7 +1606,7 @@
                 <w:rFonts w:ascii="TimeNewRoman" w:hAnsi="TimeNewRoman"/>
                 <w:sz w:val="30"/>
               </w:rPr>
-              <w:t>61-19=42</w:t>
+              <w:t>40-8=32</w:t>
             </w:r>
           </w:p>
         </w:tc>
@@ -1536,7 +1623,7 @@
                 <w:rFonts w:ascii="TimeNewRoman" w:hAnsi="TimeNewRoman"/>
                 <w:sz w:val="30"/>
               </w:rPr>
-              <w:t>16+79=95</w:t>
+              <w:t>7+16=23</w:t>
             </w:r>
           </w:p>
         </w:tc>
@@ -1553,7 +1640,7 @@
                 <w:rFonts w:ascii="TimeNewRoman" w:hAnsi="TimeNewRoman"/>
                 <w:sz w:val="30"/>
               </w:rPr>
-              <w:t>66-37=29</w:t>
+              <w:t>62-16=46</w:t>
             </w:r>
           </w:p>
         </w:tc>
@@ -1570,7 +1657,7 @@
                 <w:rFonts w:ascii="TimeNewRoman" w:hAnsi="TimeNewRoman"/>
                 <w:sz w:val="30"/>
               </w:rPr>
-              <w:t>27+25=52</w:t>
+              <w:t>19+5=24</w:t>
             </w:r>
           </w:p>
         </w:tc>
@@ -1587,7 +1674,7 @@
                 <w:rFonts w:ascii="TimeNewRoman" w:hAnsi="TimeNewRoman"/>
                 <w:sz w:val="30"/>
               </w:rPr>
-              <w:t>39+16=55</w:t>
+              <w:t>56+19=75</w:t>
             </w:r>
           </w:p>
         </w:tc>
@@ -1606,7 +1693,7 @@
                 <w:rFonts w:ascii="TimeNewRoman" w:hAnsi="TimeNewRoman"/>
                 <w:sz w:val="30"/>
               </w:rPr>
-              <w:t>15+9=24</w:t>
+              <w:t>73-16=57</w:t>
             </w:r>
           </w:p>
         </w:tc>
@@ -1623,7 +1710,7 @@
                 <w:rFonts w:ascii="TimeNewRoman" w:hAnsi="TimeNewRoman"/>
                 <w:sz w:val="30"/>
               </w:rPr>
-              <w:t>40-35=5</w:t>
+              <w:t>26-17=9</w:t>
             </w:r>
           </w:p>
         </w:tc>
@@ -1640,7 +1727,7 @@
                 <w:rFonts w:ascii="TimeNewRoman" w:hAnsi="TimeNewRoman"/>
                 <w:sz w:val="30"/>
               </w:rPr>
-              <w:t>71-28=43</w:t>
+              <w:t>71-47=24</w:t>
             </w:r>
           </w:p>
         </w:tc>
@@ -1657,7 +1744,7 @@
                 <w:rFonts w:ascii="TimeNewRoman" w:hAnsi="TimeNewRoman"/>
                 <w:sz w:val="30"/>
               </w:rPr>
-              <w:t>45+36=81</w:t>
+              <w:t>48+33=81</w:t>
             </w:r>
           </w:p>
         </w:tc>
@@ -1674,94 +1761,7 @@
                 <w:rFonts w:ascii="TimeNewRoman" w:hAnsi="TimeNewRoman"/>
                 <w:sz w:val="30"/>
               </w:rPr>
-              <w:t>4+29=33</w:t>
-            </w:r>
-          </w:p>
-        </w:tc>
-      </w:tr>
-      <w:tr>
-        <w:tc>
-          <w:tcPr>
-            <w:tcW w:type="dxa" w:w="1987"/>
-          </w:tcPr>
-          <w:p>
-            <w:pPr>
-              <w:jc w:val="left"/>
-            </w:pPr>
-            <w:r>
-              <w:rPr>
-                <w:rFonts w:ascii="TimeNewRoman" w:hAnsi="TimeNewRoman"/>
-                <w:sz w:val="30"/>
-              </w:rPr>
-              <w:t>27+37=64</w:t>
-            </w:r>
-          </w:p>
-        </w:tc>
-        <w:tc>
-          <w:tcPr>
-            <w:tcW w:type="dxa" w:w="1987"/>
-          </w:tcPr>
-          <w:p>
-            <w:pPr>
-              <w:jc w:val="left"/>
-            </w:pPr>
-            <w:r>
-              <w:rPr>
-                <w:rFonts w:ascii="TimeNewRoman" w:hAnsi="TimeNewRoman"/>
-                <w:sz w:val="30"/>
-              </w:rPr>
-              <w:t>73-17=56</w:t>
-            </w:r>
-          </w:p>
-        </w:tc>
-        <w:tc>
-          <w:tcPr>
-            <w:tcW w:type="dxa" w:w="1987"/>
-          </w:tcPr>
-          <w:p>
-            <w:pPr>
-              <w:jc w:val="left"/>
-            </w:pPr>
-            <w:r>
-              <w:rPr>
-                <w:rFonts w:ascii="TimeNewRoman" w:hAnsi="TimeNewRoman"/>
-                <w:sz w:val="30"/>
-              </w:rPr>
-              <w:t>22+9=31</w:t>
-            </w:r>
-          </w:p>
-        </w:tc>
-        <w:tc>
-          <w:tcPr>
-            <w:tcW w:type="dxa" w:w="1987"/>
-          </w:tcPr>
-          <w:p>
-            <w:pPr>
-              <w:jc w:val="left"/>
-            </w:pPr>
-            <w:r>
-              <w:rPr>
-                <w:rFonts w:ascii="TimeNewRoman" w:hAnsi="TimeNewRoman"/>
-                <w:sz w:val="30"/>
-              </w:rPr>
-              <w:t>66-17=49</w:t>
-            </w:r>
-          </w:p>
-        </w:tc>
-        <w:tc>
-          <w:tcPr>
-            <w:tcW w:type="dxa" w:w="1987"/>
-          </w:tcPr>
-          <w:p>
-            <w:pPr>
-              <w:jc w:val="left"/>
-            </w:pPr>
-            <w:r>
-              <w:rPr>
-                <w:rFonts w:ascii="TimeNewRoman" w:hAnsi="TimeNewRoman"/>
-                <w:sz w:val="30"/>
-              </w:rPr>
-              <w:t>68-9=59</w:t>
+              <w:t>47+16=63</w:t>
             </w:r>
           </w:p>
         </w:tc>

--- a/answers-of-adc_sbb_within_100.docx
+++ b/answers-of-adc_sbb_within_100.docx
@@ -40,7 +40,7 @@
                 <w:rFonts w:ascii="TimeNewRoman" w:hAnsi="TimeNewRoman"/>
                 <w:sz w:val="30"/>
               </w:rPr>
-              <w:t>57+39=96</w:t>
+              <w:t>74-9=65</w:t>
             </w:r>
           </w:p>
         </w:tc>
@@ -57,7 +57,7 @@
                 <w:rFonts w:ascii="TimeNewRoman" w:hAnsi="TimeNewRoman"/>
                 <w:sz w:val="30"/>
               </w:rPr>
-              <w:t>60-38=22</w:t>
+              <w:t>20-15=5</w:t>
             </w:r>
           </w:p>
         </w:tc>
@@ -74,7 +74,7 @@
                 <w:rFonts w:ascii="TimeNewRoman" w:hAnsi="TimeNewRoman"/>
                 <w:sz w:val="30"/>
               </w:rPr>
-              <w:t>57+15=72</w:t>
+              <w:t>60-36=24</w:t>
             </w:r>
           </w:p>
         </w:tc>
@@ -91,7 +91,7 @@
                 <w:rFonts w:ascii="TimeNewRoman" w:hAnsi="TimeNewRoman"/>
                 <w:sz w:val="30"/>
               </w:rPr>
-              <w:t>90-88=2</w:t>
+              <w:t>42+29=71</w:t>
             </w:r>
           </w:p>
         </w:tc>
@@ -108,7 +108,7 @@
                 <w:rFonts w:ascii="TimeNewRoman" w:hAnsi="TimeNewRoman"/>
                 <w:sz w:val="30"/>
               </w:rPr>
-              <w:t>28+68=96</w:t>
+              <w:t>22+19=41</w:t>
             </w:r>
           </w:p>
         </w:tc>
@@ -127,7 +127,7 @@
                 <w:rFonts w:ascii="TimeNewRoman" w:hAnsi="TimeNewRoman"/>
                 <w:sz w:val="30"/>
               </w:rPr>
-              <w:t>54-19=35</w:t>
+              <w:t>3+39=42</w:t>
             </w:r>
           </w:p>
         </w:tc>
@@ -144,7 +144,7 @@
                 <w:rFonts w:ascii="TimeNewRoman" w:hAnsi="TimeNewRoman"/>
                 <w:sz w:val="30"/>
               </w:rPr>
-              <w:t>36+48=84</w:t>
+              <w:t>45+17=62</w:t>
             </w:r>
           </w:p>
         </w:tc>
@@ -161,7 +161,7 @@
                 <w:rFonts w:ascii="TimeNewRoman" w:hAnsi="TimeNewRoman"/>
                 <w:sz w:val="30"/>
               </w:rPr>
-              <w:t>52-4=48</w:t>
+              <w:t>62-3=59</w:t>
             </w:r>
           </w:p>
         </w:tc>
@@ -178,7 +178,7 @@
                 <w:rFonts w:ascii="TimeNewRoman" w:hAnsi="TimeNewRoman"/>
                 <w:sz w:val="30"/>
               </w:rPr>
-              <w:t>82-67=15</w:t>
+              <w:t>18+47=65</w:t>
             </w:r>
           </w:p>
         </w:tc>
@@ -195,7 +195,7 @@
                 <w:rFonts w:ascii="TimeNewRoman" w:hAnsi="TimeNewRoman"/>
                 <w:sz w:val="30"/>
               </w:rPr>
-              <w:t>27+18=45</w:t>
+              <w:t>92-54=38</w:t>
             </w:r>
           </w:p>
         </w:tc>
@@ -214,7 +214,7 @@
                 <w:rFonts w:ascii="TimeNewRoman" w:hAnsi="TimeNewRoman"/>
                 <w:sz w:val="30"/>
               </w:rPr>
-              <w:t>27+16=43</w:t>
+              <w:t>83-65=18</w:t>
             </w:r>
           </w:p>
         </w:tc>
@@ -231,7 +231,7 @@
                 <w:rFonts w:ascii="TimeNewRoman" w:hAnsi="TimeNewRoman"/>
                 <w:sz w:val="30"/>
               </w:rPr>
-              <w:t>71-35=36</w:t>
+              <w:t>56+19=75</w:t>
             </w:r>
           </w:p>
         </w:tc>
@@ -248,1003 +248,10 @@
                 <w:rFonts w:ascii="TimeNewRoman" w:hAnsi="TimeNewRoman"/>
                 <w:sz w:val="30"/>
               </w:rPr>
-              <w:t>38+46=84</w:t>
+              <w:t>26+25=51</w:t>
             </w:r>
           </w:p>
         </w:tc>
-        <w:tc>
-          <w:tcPr>
-            <w:tcW w:type="dxa" w:w="1987"/>
-          </w:tcPr>
-          <w:p>
-            <w:pPr>
-              <w:jc w:val="left"/>
-            </w:pPr>
-            <w:r>
-              <w:rPr>
-                <w:rFonts w:ascii="TimeNewRoman" w:hAnsi="TimeNewRoman"/>
-                <w:sz w:val="30"/>
-              </w:rPr>
-              <w:t>43+48=91</w:t>
-            </w:r>
-          </w:p>
-        </w:tc>
-        <w:tc>
-          <w:tcPr>
-            <w:tcW w:type="dxa" w:w="1987"/>
-          </w:tcPr>
-          <w:p>
-            <w:pPr>
-              <w:jc w:val="left"/>
-            </w:pPr>
-            <w:r>
-              <w:rPr>
-                <w:rFonts w:ascii="TimeNewRoman" w:hAnsi="TimeNewRoman"/>
-                <w:sz w:val="30"/>
-              </w:rPr>
-              <w:t>82-44=38</w:t>
-            </w:r>
-          </w:p>
-        </w:tc>
-      </w:tr>
-      <w:tr>
-        <w:tc>
-          <w:tcPr>
-            <w:tcW w:type="dxa" w:w="1987"/>
-          </w:tcPr>
-          <w:p>
-            <w:pPr>
-              <w:jc w:val="left"/>
-            </w:pPr>
-            <w:r>
-              <w:rPr>
-                <w:rFonts w:ascii="TimeNewRoman" w:hAnsi="TimeNewRoman"/>
-                <w:sz w:val="30"/>
-              </w:rPr>
-              <w:t>24-15=9</w:t>
-            </w:r>
-          </w:p>
-        </w:tc>
-        <w:tc>
-          <w:tcPr>
-            <w:tcW w:type="dxa" w:w="1987"/>
-          </w:tcPr>
-          <w:p>
-            <w:pPr>
-              <w:jc w:val="left"/>
-            </w:pPr>
-            <w:r>
-              <w:rPr>
-                <w:rFonts w:ascii="TimeNewRoman" w:hAnsi="TimeNewRoman"/>
-                <w:sz w:val="30"/>
-              </w:rPr>
-              <w:t>50-14=36</w:t>
-            </w:r>
-          </w:p>
-        </w:tc>
-        <w:tc>
-          <w:tcPr>
-            <w:tcW w:type="dxa" w:w="1987"/>
-          </w:tcPr>
-          <w:p>
-            <w:pPr>
-              <w:jc w:val="left"/>
-            </w:pPr>
-            <w:r>
-              <w:rPr>
-                <w:rFonts w:ascii="TimeNewRoman" w:hAnsi="TimeNewRoman"/>
-                <w:sz w:val="30"/>
-              </w:rPr>
-              <w:t>79+15=94</w:t>
-            </w:r>
-          </w:p>
-        </w:tc>
-        <w:tc>
-          <w:tcPr>
-            <w:tcW w:type="dxa" w:w="1987"/>
-          </w:tcPr>
-          <w:p>
-            <w:pPr>
-              <w:jc w:val="left"/>
-            </w:pPr>
-            <w:r>
-              <w:rPr>
-                <w:rFonts w:ascii="TimeNewRoman" w:hAnsi="TimeNewRoman"/>
-                <w:sz w:val="30"/>
-              </w:rPr>
-              <w:t>80-2=78</w:t>
-            </w:r>
-          </w:p>
-        </w:tc>
-        <w:tc>
-          <w:tcPr>
-            <w:tcW w:type="dxa" w:w="1987"/>
-          </w:tcPr>
-          <w:p>
-            <w:pPr>
-              <w:jc w:val="left"/>
-            </w:pPr>
-            <w:r>
-              <w:rPr>
-                <w:rFonts w:ascii="TimeNewRoman" w:hAnsi="TimeNewRoman"/>
-                <w:sz w:val="30"/>
-              </w:rPr>
-              <w:t>14+8=22</w:t>
-            </w:r>
-          </w:p>
-        </w:tc>
-      </w:tr>
-      <w:tr>
-        <w:tc>
-          <w:tcPr>
-            <w:tcW w:type="dxa" w:w="1987"/>
-          </w:tcPr>
-          <w:p>
-            <w:pPr>
-              <w:jc w:val="left"/>
-            </w:pPr>
-            <w:r>
-              <w:rPr>
-                <w:rFonts w:ascii="TimeNewRoman" w:hAnsi="TimeNewRoman"/>
-                <w:sz w:val="30"/>
-              </w:rPr>
-              <w:t>43-5=38</w:t>
-            </w:r>
-          </w:p>
-        </w:tc>
-        <w:tc>
-          <w:tcPr>
-            <w:tcW w:type="dxa" w:w="1987"/>
-          </w:tcPr>
-          <w:p>
-            <w:pPr>
-              <w:jc w:val="left"/>
-            </w:pPr>
-            <w:r>
-              <w:rPr>
-                <w:rFonts w:ascii="TimeNewRoman" w:hAnsi="TimeNewRoman"/>
-                <w:sz w:val="30"/>
-              </w:rPr>
-              <w:t>96-69=27</w:t>
-            </w:r>
-          </w:p>
-        </w:tc>
-        <w:tc>
-          <w:tcPr>
-            <w:tcW w:type="dxa" w:w="1987"/>
-          </w:tcPr>
-          <w:p>
-            <w:pPr>
-              <w:jc w:val="left"/>
-            </w:pPr>
-            <w:r>
-              <w:rPr>
-                <w:rFonts w:ascii="TimeNewRoman" w:hAnsi="TimeNewRoman"/>
-                <w:sz w:val="30"/>
-              </w:rPr>
-              <w:t>29+35=64</w:t>
-            </w:r>
-          </w:p>
-        </w:tc>
-        <w:tc>
-          <w:tcPr>
-            <w:tcW w:type="dxa" w:w="1987"/>
-          </w:tcPr>
-          <w:p>
-            <w:pPr>
-              <w:jc w:val="left"/>
-            </w:pPr>
-            <w:r>
-              <w:rPr>
-                <w:rFonts w:ascii="TimeNewRoman" w:hAnsi="TimeNewRoman"/>
-                <w:sz w:val="30"/>
-              </w:rPr>
-              <w:t>54-47=7</w:t>
-            </w:r>
-          </w:p>
-        </w:tc>
-        <w:tc>
-          <w:tcPr>
-            <w:tcW w:type="dxa" w:w="1987"/>
-          </w:tcPr>
-          <w:p>
-            <w:pPr>
-              <w:jc w:val="left"/>
-            </w:pPr>
-            <w:r>
-              <w:rPr>
-                <w:rFonts w:ascii="TimeNewRoman" w:hAnsi="TimeNewRoman"/>
-                <w:sz w:val="30"/>
-              </w:rPr>
-              <w:t>92-9=83</w:t>
-            </w:r>
-          </w:p>
-        </w:tc>
-      </w:tr>
-      <w:tr>
-        <w:tc>
-          <w:tcPr>
-            <w:tcW w:type="dxa" w:w="1987"/>
-          </w:tcPr>
-          <w:p>
-            <w:pPr>
-              <w:jc w:val="left"/>
-            </w:pPr>
-            <w:r>
-              <w:rPr>
-                <w:rFonts w:ascii="TimeNewRoman" w:hAnsi="TimeNewRoman"/>
-                <w:sz w:val="30"/>
-              </w:rPr>
-              <w:t>71-35=36</w:t>
-            </w:r>
-          </w:p>
-        </w:tc>
-        <w:tc>
-          <w:tcPr>
-            <w:tcW w:type="dxa" w:w="1987"/>
-          </w:tcPr>
-          <w:p>
-            <w:pPr>
-              <w:jc w:val="left"/>
-            </w:pPr>
-            <w:r>
-              <w:rPr>
-                <w:rFonts w:ascii="TimeNewRoman" w:hAnsi="TimeNewRoman"/>
-                <w:sz w:val="30"/>
-              </w:rPr>
-              <w:t>19+65=84</w:t>
-            </w:r>
-          </w:p>
-        </w:tc>
-        <w:tc>
-          <w:tcPr>
-            <w:tcW w:type="dxa" w:w="1987"/>
-          </w:tcPr>
-          <w:p>
-            <w:pPr>
-              <w:jc w:val="left"/>
-            </w:pPr>
-            <w:r>
-              <w:rPr>
-                <w:rFonts w:ascii="TimeNewRoman" w:hAnsi="TimeNewRoman"/>
-                <w:sz w:val="30"/>
-              </w:rPr>
-              <w:t>81-29=52</w:t>
-            </w:r>
-          </w:p>
-        </w:tc>
-        <w:tc>
-          <w:tcPr>
-            <w:tcW w:type="dxa" w:w="1987"/>
-          </w:tcPr>
-          <w:p>
-            <w:pPr>
-              <w:jc w:val="left"/>
-            </w:pPr>
-            <w:r>
-              <w:rPr>
-                <w:rFonts w:ascii="TimeNewRoman" w:hAnsi="TimeNewRoman"/>
-                <w:sz w:val="30"/>
-              </w:rPr>
-              <w:t>40-11=29</w:t>
-            </w:r>
-          </w:p>
-        </w:tc>
-        <w:tc>
-          <w:tcPr>
-            <w:tcW w:type="dxa" w:w="1987"/>
-          </w:tcPr>
-          <w:p>
-            <w:pPr>
-              <w:jc w:val="left"/>
-            </w:pPr>
-            <w:r>
-              <w:rPr>
-                <w:rFonts w:ascii="TimeNewRoman" w:hAnsi="TimeNewRoman"/>
-                <w:sz w:val="30"/>
-              </w:rPr>
-              <w:t>19+78=97</w:t>
-            </w:r>
-          </w:p>
-        </w:tc>
-      </w:tr>
-      <w:tr>
-        <w:tc>
-          <w:tcPr>
-            <w:tcW w:type="dxa" w:w="1987"/>
-          </w:tcPr>
-          <w:p>
-            <w:pPr>
-              <w:jc w:val="left"/>
-            </w:pPr>
-            <w:r>
-              <w:rPr>
-                <w:rFonts w:ascii="TimeNewRoman" w:hAnsi="TimeNewRoman"/>
-                <w:sz w:val="30"/>
-              </w:rPr>
-              <w:t>70-22=48</w:t>
-            </w:r>
-          </w:p>
-        </w:tc>
-        <w:tc>
-          <w:tcPr>
-            <w:tcW w:type="dxa" w:w="1987"/>
-          </w:tcPr>
-          <w:p>
-            <w:pPr>
-              <w:jc w:val="left"/>
-            </w:pPr>
-            <w:r>
-              <w:rPr>
-                <w:rFonts w:ascii="TimeNewRoman" w:hAnsi="TimeNewRoman"/>
-                <w:sz w:val="30"/>
-              </w:rPr>
-              <w:t>86-8=78</w:t>
-            </w:r>
-          </w:p>
-        </w:tc>
-        <w:tc>
-          <w:tcPr>
-            <w:tcW w:type="dxa" w:w="1987"/>
-          </w:tcPr>
-          <w:p>
-            <w:pPr>
-              <w:jc w:val="left"/>
-            </w:pPr>
-            <w:r>
-              <w:rPr>
-                <w:rFonts w:ascii="TimeNewRoman" w:hAnsi="TimeNewRoman"/>
-                <w:sz w:val="30"/>
-              </w:rPr>
-              <w:t>83-79=4</w:t>
-            </w:r>
-          </w:p>
-        </w:tc>
-        <w:tc>
-          <w:tcPr>
-            <w:tcW w:type="dxa" w:w="1987"/>
-          </w:tcPr>
-          <w:p>
-            <w:pPr>
-              <w:jc w:val="left"/>
-            </w:pPr>
-            <w:r>
-              <w:rPr>
-                <w:rFonts w:ascii="TimeNewRoman" w:hAnsi="TimeNewRoman"/>
-                <w:sz w:val="30"/>
-              </w:rPr>
-              <w:t>98-9=89</w:t>
-            </w:r>
-          </w:p>
-        </w:tc>
-        <w:tc>
-          <w:tcPr>
-            <w:tcW w:type="dxa" w:w="1987"/>
-          </w:tcPr>
-          <w:p>
-            <w:pPr>
-              <w:jc w:val="left"/>
-            </w:pPr>
-            <w:r>
-              <w:rPr>
-                <w:rFonts w:ascii="TimeNewRoman" w:hAnsi="TimeNewRoman"/>
-                <w:sz w:val="30"/>
-              </w:rPr>
-              <w:t>50-45=5</w:t>
-            </w:r>
-          </w:p>
-        </w:tc>
-      </w:tr>
-      <w:tr>
-        <w:tc>
-          <w:tcPr>
-            <w:tcW w:type="dxa" w:w="1987"/>
-          </w:tcPr>
-          <w:p>
-            <w:pPr>
-              <w:jc w:val="left"/>
-            </w:pPr>
-            <w:r>
-              <w:rPr>
-                <w:rFonts w:ascii="TimeNewRoman" w:hAnsi="TimeNewRoman"/>
-                <w:sz w:val="30"/>
-              </w:rPr>
-              <w:t>15+67=82</w:t>
-            </w:r>
-          </w:p>
-        </w:tc>
-        <w:tc>
-          <w:tcPr>
-            <w:tcW w:type="dxa" w:w="1987"/>
-          </w:tcPr>
-          <w:p>
-            <w:pPr>
-              <w:jc w:val="left"/>
-            </w:pPr>
-            <w:r>
-              <w:rPr>
-                <w:rFonts w:ascii="TimeNewRoman" w:hAnsi="TimeNewRoman"/>
-                <w:sz w:val="30"/>
-              </w:rPr>
-              <w:t>36+38=74</w:t>
-            </w:r>
-          </w:p>
-        </w:tc>
-        <w:tc>
-          <w:tcPr>
-            <w:tcW w:type="dxa" w:w="1987"/>
-          </w:tcPr>
-          <w:p>
-            <w:pPr>
-              <w:jc w:val="left"/>
-            </w:pPr>
-            <w:r>
-              <w:rPr>
-                <w:rFonts w:ascii="TimeNewRoman" w:hAnsi="TimeNewRoman"/>
-                <w:sz w:val="30"/>
-              </w:rPr>
-              <w:t>91-54=37</w:t>
-            </w:r>
-          </w:p>
-        </w:tc>
-        <w:tc>
-          <w:tcPr>
-            <w:tcW w:type="dxa" w:w="1987"/>
-          </w:tcPr>
-          <w:p>
-            <w:pPr>
-              <w:jc w:val="left"/>
-            </w:pPr>
-            <w:r>
-              <w:rPr>
-                <w:rFonts w:ascii="TimeNewRoman" w:hAnsi="TimeNewRoman"/>
-                <w:sz w:val="30"/>
-              </w:rPr>
-              <w:t>91-9=82</w:t>
-            </w:r>
-          </w:p>
-        </w:tc>
-        <w:tc>
-          <w:tcPr>
-            <w:tcW w:type="dxa" w:w="1987"/>
-          </w:tcPr>
-          <w:p>
-            <w:pPr>
-              <w:jc w:val="left"/>
-            </w:pPr>
-            <w:r>
-              <w:rPr>
-                <w:rFonts w:ascii="TimeNewRoman" w:hAnsi="TimeNewRoman"/>
-                <w:sz w:val="30"/>
-              </w:rPr>
-              <w:t>21-4=17</w:t>
-            </w:r>
-          </w:p>
-        </w:tc>
-      </w:tr>
-      <w:tr>
-        <w:tc>
-          <w:tcPr>
-            <w:tcW w:type="dxa" w:w="1987"/>
-          </w:tcPr>
-          <w:p>
-            <w:pPr>
-              <w:jc w:val="left"/>
-            </w:pPr>
-            <w:r>
-              <w:rPr>
-                <w:rFonts w:ascii="TimeNewRoman" w:hAnsi="TimeNewRoman"/>
-                <w:sz w:val="30"/>
-              </w:rPr>
-              <w:t>92-76=16</w:t>
-            </w:r>
-          </w:p>
-        </w:tc>
-        <w:tc>
-          <w:tcPr>
-            <w:tcW w:type="dxa" w:w="1987"/>
-          </w:tcPr>
-          <w:p>
-            <w:pPr>
-              <w:jc w:val="left"/>
-            </w:pPr>
-            <w:r>
-              <w:rPr>
-                <w:rFonts w:ascii="TimeNewRoman" w:hAnsi="TimeNewRoman"/>
-                <w:sz w:val="30"/>
-              </w:rPr>
-              <w:t>81-17=64</w:t>
-            </w:r>
-          </w:p>
-        </w:tc>
-        <w:tc>
-          <w:tcPr>
-            <w:tcW w:type="dxa" w:w="1987"/>
-          </w:tcPr>
-          <w:p>
-            <w:pPr>
-              <w:jc w:val="left"/>
-            </w:pPr>
-            <w:r>
-              <w:rPr>
-                <w:rFonts w:ascii="TimeNewRoman" w:hAnsi="TimeNewRoman"/>
-                <w:sz w:val="30"/>
-              </w:rPr>
-              <w:t>91-43=48</w:t>
-            </w:r>
-          </w:p>
-        </w:tc>
-        <w:tc>
-          <w:tcPr>
-            <w:tcW w:type="dxa" w:w="1987"/>
-          </w:tcPr>
-          <w:p>
-            <w:pPr>
-              <w:jc w:val="left"/>
-            </w:pPr>
-            <w:r>
-              <w:rPr>
-                <w:rFonts w:ascii="TimeNewRoman" w:hAnsi="TimeNewRoman"/>
-                <w:sz w:val="30"/>
-              </w:rPr>
-              <w:t>28+55=83</w:t>
-            </w:r>
-          </w:p>
-        </w:tc>
-        <w:tc>
-          <w:tcPr>
-            <w:tcW w:type="dxa" w:w="1987"/>
-          </w:tcPr>
-          <w:p>
-            <w:pPr>
-              <w:jc w:val="left"/>
-            </w:pPr>
-            <w:r>
-              <w:rPr>
-                <w:rFonts w:ascii="TimeNewRoman" w:hAnsi="TimeNewRoman"/>
-                <w:sz w:val="30"/>
-              </w:rPr>
-              <w:t>66+16=82</w:t>
-            </w:r>
-          </w:p>
-        </w:tc>
-      </w:tr>
-      <w:tr>
-        <w:tc>
-          <w:tcPr>
-            <w:tcW w:type="dxa" w:w="1987"/>
-          </w:tcPr>
-          <w:p>
-            <w:pPr>
-              <w:jc w:val="left"/>
-            </w:pPr>
-            <w:r>
-              <w:rPr>
-                <w:rFonts w:ascii="TimeNewRoman" w:hAnsi="TimeNewRoman"/>
-                <w:sz w:val="30"/>
-              </w:rPr>
-              <w:t>19+22=41</w:t>
-            </w:r>
-          </w:p>
-        </w:tc>
-        <w:tc>
-          <w:tcPr>
-            <w:tcW w:type="dxa" w:w="1987"/>
-          </w:tcPr>
-          <w:p>
-            <w:pPr>
-              <w:jc w:val="left"/>
-            </w:pPr>
-            <w:r>
-              <w:rPr>
-                <w:rFonts w:ascii="TimeNewRoman" w:hAnsi="TimeNewRoman"/>
-                <w:sz w:val="30"/>
-              </w:rPr>
-              <w:t>26+55=81</w:t>
-            </w:r>
-          </w:p>
-        </w:tc>
-        <w:tc>
-          <w:tcPr>
-            <w:tcW w:type="dxa" w:w="1987"/>
-          </w:tcPr>
-          <w:p>
-            <w:pPr>
-              <w:jc w:val="left"/>
-            </w:pPr>
-            <w:r>
-              <w:rPr>
-                <w:rFonts w:ascii="TimeNewRoman" w:hAnsi="TimeNewRoman"/>
-                <w:sz w:val="30"/>
-              </w:rPr>
-              <w:t>90-82=8</w:t>
-            </w:r>
-          </w:p>
-        </w:tc>
-        <w:tc>
-          <w:tcPr>
-            <w:tcW w:type="dxa" w:w="1987"/>
-          </w:tcPr>
-          <w:p>
-            <w:pPr>
-              <w:jc w:val="left"/>
-            </w:pPr>
-            <w:r>
-              <w:rPr>
-                <w:rFonts w:ascii="TimeNewRoman" w:hAnsi="TimeNewRoman"/>
-                <w:sz w:val="30"/>
-              </w:rPr>
-              <w:t>39+47=86</w:t>
-            </w:r>
-          </w:p>
-        </w:tc>
-        <w:tc>
-          <w:tcPr>
-            <w:tcW w:type="dxa" w:w="1987"/>
-          </w:tcPr>
-          <w:p>
-            <w:pPr>
-              <w:jc w:val="left"/>
-            </w:pPr>
-            <w:r>
-              <w:rPr>
-                <w:rFonts w:ascii="TimeNewRoman" w:hAnsi="TimeNewRoman"/>
-                <w:sz w:val="30"/>
-              </w:rPr>
-              <w:t>43+48=91</w:t>
-            </w:r>
-          </w:p>
-        </w:tc>
-      </w:tr>
-      <w:tr>
-        <w:tc>
-          <w:tcPr>
-            <w:tcW w:type="dxa" w:w="1987"/>
-          </w:tcPr>
-          <w:p>
-            <w:pPr>
-              <w:jc w:val="left"/>
-            </w:pPr>
-            <w:r>
-              <w:rPr>
-                <w:rFonts w:ascii="TimeNewRoman" w:hAnsi="TimeNewRoman"/>
-                <w:sz w:val="30"/>
-              </w:rPr>
-              <w:t>57+4=61</w:t>
-            </w:r>
-          </w:p>
-        </w:tc>
-        <w:tc>
-          <w:tcPr>
-            <w:tcW w:type="dxa" w:w="1987"/>
-          </w:tcPr>
-          <w:p>
-            <w:pPr>
-              <w:jc w:val="left"/>
-            </w:pPr>
-            <w:r>
-              <w:rPr>
-                <w:rFonts w:ascii="TimeNewRoman" w:hAnsi="TimeNewRoman"/>
-                <w:sz w:val="30"/>
-              </w:rPr>
-              <w:t>90-19=71</w:t>
-            </w:r>
-          </w:p>
-        </w:tc>
-        <w:tc>
-          <w:tcPr>
-            <w:tcW w:type="dxa" w:w="1987"/>
-          </w:tcPr>
-          <w:p>
-            <w:pPr>
-              <w:jc w:val="left"/>
-            </w:pPr>
-            <w:r>
-              <w:rPr>
-                <w:rFonts w:ascii="TimeNewRoman" w:hAnsi="TimeNewRoman"/>
-                <w:sz w:val="30"/>
-              </w:rPr>
-              <w:t>60-13=47</w:t>
-            </w:r>
-          </w:p>
-        </w:tc>
-        <w:tc>
-          <w:tcPr>
-            <w:tcW w:type="dxa" w:w="1987"/>
-          </w:tcPr>
-          <w:p>
-            <w:pPr>
-              <w:jc w:val="left"/>
-            </w:pPr>
-            <w:r>
-              <w:rPr>
-                <w:rFonts w:ascii="TimeNewRoman" w:hAnsi="TimeNewRoman"/>
-                <w:sz w:val="30"/>
-              </w:rPr>
-              <w:t>81-57=24</w:t>
-            </w:r>
-          </w:p>
-        </w:tc>
-        <w:tc>
-          <w:tcPr>
-            <w:tcW w:type="dxa" w:w="1987"/>
-          </w:tcPr>
-          <w:p>
-            <w:pPr>
-              <w:jc w:val="left"/>
-            </w:pPr>
-            <w:r>
-              <w:rPr>
-                <w:rFonts w:ascii="TimeNewRoman" w:hAnsi="TimeNewRoman"/>
-                <w:sz w:val="30"/>
-              </w:rPr>
-              <w:t>47+26=73</w:t>
-            </w:r>
-          </w:p>
-        </w:tc>
-      </w:tr>
-      <w:tr>
-        <w:tc>
-          <w:tcPr>
-            <w:tcW w:type="dxa" w:w="1987"/>
-          </w:tcPr>
-          <w:p>
-            <w:pPr>
-              <w:jc w:val="left"/>
-            </w:pPr>
-            <w:r>
-              <w:rPr>
-                <w:rFonts w:ascii="TimeNewRoman" w:hAnsi="TimeNewRoman"/>
-                <w:sz w:val="30"/>
-              </w:rPr>
-              <w:t>85-26=59</w:t>
-            </w:r>
-          </w:p>
-        </w:tc>
-        <w:tc>
-          <w:tcPr>
-            <w:tcW w:type="dxa" w:w="1987"/>
-          </w:tcPr>
-          <w:p>
-            <w:pPr>
-              <w:jc w:val="left"/>
-            </w:pPr>
-            <w:r>
-              <w:rPr>
-                <w:rFonts w:ascii="TimeNewRoman" w:hAnsi="TimeNewRoman"/>
-                <w:sz w:val="30"/>
-              </w:rPr>
-              <w:t>49+18=67</w:t>
-            </w:r>
-          </w:p>
-        </w:tc>
-        <w:tc>
-          <w:tcPr>
-            <w:tcW w:type="dxa" w:w="1987"/>
-          </w:tcPr>
-          <w:p>
-            <w:pPr>
-              <w:jc w:val="left"/>
-            </w:pPr>
-            <w:r>
-              <w:rPr>
-                <w:rFonts w:ascii="TimeNewRoman" w:hAnsi="TimeNewRoman"/>
-                <w:sz w:val="30"/>
-              </w:rPr>
-              <w:t>36+25=61</w:t>
-            </w:r>
-          </w:p>
-        </w:tc>
-        <w:tc>
-          <w:tcPr>
-            <w:tcW w:type="dxa" w:w="1987"/>
-          </w:tcPr>
-          <w:p>
-            <w:pPr>
-              <w:jc w:val="left"/>
-            </w:pPr>
-            <w:r>
-              <w:rPr>
-                <w:rFonts w:ascii="TimeNewRoman" w:hAnsi="TimeNewRoman"/>
-                <w:sz w:val="30"/>
-              </w:rPr>
-              <w:t>82-7=75</w:t>
-            </w:r>
-          </w:p>
-        </w:tc>
-        <w:tc>
-          <w:tcPr>
-            <w:tcW w:type="dxa" w:w="1987"/>
-          </w:tcPr>
-          <w:p>
-            <w:pPr>
-              <w:jc w:val="left"/>
-            </w:pPr>
-            <w:r>
-              <w:rPr>
-                <w:rFonts w:ascii="TimeNewRoman" w:hAnsi="TimeNewRoman"/>
-                <w:sz w:val="30"/>
-              </w:rPr>
-              <w:t>93-29=64</w:t>
-            </w:r>
-          </w:p>
-        </w:tc>
-      </w:tr>
-      <w:tr>
-        <w:tc>
-          <w:tcPr>
-            <w:tcW w:type="dxa" w:w="1987"/>
-          </w:tcPr>
-          <w:p>
-            <w:pPr>
-              <w:jc w:val="left"/>
-            </w:pPr>
-            <w:r>
-              <w:rPr>
-                <w:rFonts w:ascii="TimeNewRoman" w:hAnsi="TimeNewRoman"/>
-                <w:sz w:val="30"/>
-              </w:rPr>
-              <w:t>95-9=86</w:t>
-            </w:r>
-          </w:p>
-        </w:tc>
-        <w:tc>
-          <w:tcPr>
-            <w:tcW w:type="dxa" w:w="1987"/>
-          </w:tcPr>
-          <w:p>
-            <w:pPr>
-              <w:jc w:val="left"/>
-            </w:pPr>
-            <w:r>
-              <w:rPr>
-                <w:rFonts w:ascii="TimeNewRoman" w:hAnsi="TimeNewRoman"/>
-                <w:sz w:val="30"/>
-              </w:rPr>
-              <w:t>66+7=73</w:t>
-            </w:r>
-          </w:p>
-        </w:tc>
-        <w:tc>
-          <w:tcPr>
-            <w:tcW w:type="dxa" w:w="1987"/>
-          </w:tcPr>
-          <w:p>
-            <w:pPr>
-              <w:jc w:val="left"/>
-            </w:pPr>
-            <w:r>
-              <w:rPr>
-                <w:rFonts w:ascii="TimeNewRoman" w:hAnsi="TimeNewRoman"/>
-                <w:sz w:val="30"/>
-              </w:rPr>
-              <w:t>90-4=86</w:t>
-            </w:r>
-          </w:p>
-        </w:tc>
-        <w:tc>
-          <w:tcPr>
-            <w:tcW w:type="dxa" w:w="1987"/>
-          </w:tcPr>
-          <w:p>
-            <w:pPr>
-              <w:jc w:val="left"/>
-            </w:pPr>
-            <w:r>
-              <w:rPr>
-                <w:rFonts w:ascii="TimeNewRoman" w:hAnsi="TimeNewRoman"/>
-                <w:sz w:val="30"/>
-              </w:rPr>
-              <w:t>9+42=51</w:t>
-            </w:r>
-          </w:p>
-        </w:tc>
-        <w:tc>
-          <w:tcPr>
-            <w:tcW w:type="dxa" w:w="1987"/>
-          </w:tcPr>
-          <w:p>
-            <w:pPr>
-              <w:jc w:val="left"/>
-            </w:pPr>
-            <w:r>
-              <w:rPr>
-                <w:rFonts w:ascii="TimeNewRoman" w:hAnsi="TimeNewRoman"/>
-                <w:sz w:val="30"/>
-              </w:rPr>
-              <w:t>47-19=28</w:t>
-            </w:r>
-          </w:p>
-        </w:tc>
-      </w:tr>
-      <w:tr>
-        <w:tc>
-          <w:tcPr>
-            <w:tcW w:type="dxa" w:w="1987"/>
-          </w:tcPr>
-          <w:p>
-            <w:pPr>
-              <w:jc w:val="left"/>
-            </w:pPr>
-            <w:r>
-              <w:rPr>
-                <w:rFonts w:ascii="TimeNewRoman" w:hAnsi="TimeNewRoman"/>
-                <w:sz w:val="30"/>
-              </w:rPr>
-              <w:t>26+69=95</w:t>
-            </w:r>
-          </w:p>
-        </w:tc>
-        <w:tc>
-          <w:tcPr>
-            <w:tcW w:type="dxa" w:w="1987"/>
-          </w:tcPr>
-          <w:p>
-            <w:pPr>
-              <w:jc w:val="left"/>
-            </w:pPr>
-            <w:r>
-              <w:rPr>
-                <w:rFonts w:ascii="TimeNewRoman" w:hAnsi="TimeNewRoman"/>
-                <w:sz w:val="30"/>
-              </w:rPr>
-              <w:t>37+26=63</w:t>
-            </w:r>
-          </w:p>
-        </w:tc>
-        <w:tc>
-          <w:tcPr>
-            <w:tcW w:type="dxa" w:w="1987"/>
-          </w:tcPr>
-          <w:p>
-            <w:pPr>
-              <w:jc w:val="left"/>
-            </w:pPr>
-            <w:r>
-              <w:rPr>
-                <w:rFonts w:ascii="TimeNewRoman" w:hAnsi="TimeNewRoman"/>
-                <w:sz w:val="30"/>
-              </w:rPr>
-              <w:t>7+17=24</w:t>
-            </w:r>
-          </w:p>
-        </w:tc>
-        <w:tc>
-          <w:tcPr>
-            <w:tcW w:type="dxa" w:w="1987"/>
-          </w:tcPr>
-          <w:p>
-            <w:pPr>
-              <w:jc w:val="left"/>
-            </w:pPr>
-            <w:r>
-              <w:rPr>
-                <w:rFonts w:ascii="TimeNewRoman" w:hAnsi="TimeNewRoman"/>
-                <w:sz w:val="30"/>
-              </w:rPr>
-              <w:t>15+19=34</w:t>
-            </w:r>
-          </w:p>
-        </w:tc>
-        <w:tc>
-          <w:tcPr>
-            <w:tcW w:type="dxa" w:w="1987"/>
-          </w:tcPr>
-          <w:p>
-            <w:pPr>
-              <w:jc w:val="left"/>
-            </w:pPr>
-            <w:r>
-              <w:rPr>
-                <w:rFonts w:ascii="TimeNewRoman" w:hAnsi="TimeNewRoman"/>
-                <w:sz w:val="30"/>
-              </w:rPr>
-              <w:t>58+27=85</w:t>
-            </w:r>
-          </w:p>
-        </w:tc>
-      </w:tr>
-      <w:tr>
         <w:tc>
           <w:tcPr>
             <w:tcW w:type="dxa" w:w="1987"/>
@@ -1275,58 +282,7 @@
                 <w:rFonts w:ascii="TimeNewRoman" w:hAnsi="TimeNewRoman"/>
                 <w:sz w:val="30"/>
               </w:rPr>
-              <w:t>94-17=77</w:t>
-            </w:r>
-          </w:p>
-        </w:tc>
-        <w:tc>
-          <w:tcPr>
-            <w:tcW w:type="dxa" w:w="1987"/>
-          </w:tcPr>
-          <w:p>
-            <w:pPr>
-              <w:jc w:val="left"/>
-            </w:pPr>
-            <w:r>
-              <w:rPr>
-                <w:rFonts w:ascii="TimeNewRoman" w:hAnsi="TimeNewRoman"/>
-                <w:sz w:val="30"/>
-              </w:rPr>
-              <w:t>55+39=94</w:t>
-            </w:r>
-          </w:p>
-        </w:tc>
-        <w:tc>
-          <w:tcPr>
-            <w:tcW w:type="dxa" w:w="1987"/>
-          </w:tcPr>
-          <w:p>
-            <w:pPr>
-              <w:jc w:val="left"/>
-            </w:pPr>
-            <w:r>
-              <w:rPr>
-                <w:rFonts w:ascii="TimeNewRoman" w:hAnsi="TimeNewRoman"/>
-                <w:sz w:val="30"/>
-              </w:rPr>
-              <w:t>27+9=36</w:t>
-            </w:r>
-          </w:p>
-        </w:tc>
-        <w:tc>
-          <w:tcPr>
-            <w:tcW w:type="dxa" w:w="1987"/>
-          </w:tcPr>
-          <w:p>
-            <w:pPr>
-              <w:jc w:val="left"/>
-            </w:pPr>
-            <w:r>
-              <w:rPr>
-                <w:rFonts w:ascii="TimeNewRoman" w:hAnsi="TimeNewRoman"/>
-                <w:sz w:val="30"/>
-              </w:rPr>
-              <w:t>7+74=81</w:t>
+              <w:t>19+27=46</w:t>
             </w:r>
           </w:p>
         </w:tc>
@@ -1345,7 +301,7 @@
                 <w:rFonts w:ascii="TimeNewRoman" w:hAnsi="TimeNewRoman"/>
                 <w:sz w:val="30"/>
               </w:rPr>
-              <w:t>77+9=86</w:t>
+              <w:t>93-14=79</w:t>
             </w:r>
           </w:p>
         </w:tc>
@@ -1362,7 +318,7 @@
                 <w:rFonts w:ascii="TimeNewRoman" w:hAnsi="TimeNewRoman"/>
                 <w:sz w:val="30"/>
               </w:rPr>
-              <w:t>7+19=26</w:t>
+              <w:t>83-57=26</w:t>
             </w:r>
           </w:p>
         </w:tc>
@@ -1379,7 +335,7 @@
                 <w:rFonts w:ascii="TimeNewRoman" w:hAnsi="TimeNewRoman"/>
                 <w:sz w:val="30"/>
               </w:rPr>
-              <w:t>87-69=18</w:t>
+              <w:t>53-15=38</w:t>
             </w:r>
           </w:p>
         </w:tc>
@@ -1396,7 +352,7 @@
                 <w:rFonts w:ascii="TimeNewRoman" w:hAnsi="TimeNewRoman"/>
                 <w:sz w:val="30"/>
               </w:rPr>
-              <w:t>93-76=17</w:t>
+              <w:t>80-37=43</w:t>
             </w:r>
           </w:p>
         </w:tc>
@@ -1413,7 +369,7 @@
                 <w:rFonts w:ascii="TimeNewRoman" w:hAnsi="TimeNewRoman"/>
                 <w:sz w:val="30"/>
               </w:rPr>
-              <w:t>50-29=21</w:t>
+              <w:t>75-69=6</w:t>
             </w:r>
           </w:p>
         </w:tc>
@@ -1432,7 +388,7 @@
                 <w:rFonts w:ascii="TimeNewRoman" w:hAnsi="TimeNewRoman"/>
                 <w:sz w:val="30"/>
               </w:rPr>
-              <w:t>19+58=77</w:t>
+              <w:t>95-27=68</w:t>
             </w:r>
           </w:p>
         </w:tc>
@@ -1449,7 +405,7 @@
                 <w:rFonts w:ascii="TimeNewRoman" w:hAnsi="TimeNewRoman"/>
                 <w:sz w:val="30"/>
               </w:rPr>
-              <w:t>64-57=7</w:t>
+              <w:t>81-74=7</w:t>
             </w:r>
           </w:p>
         </w:tc>
@@ -1466,7 +422,1138 @@
                 <w:rFonts w:ascii="TimeNewRoman" w:hAnsi="TimeNewRoman"/>
                 <w:sz w:val="30"/>
               </w:rPr>
-              <w:t>66-9=57</w:t>
+              <w:t>73-48=25</w:t>
+            </w:r>
+          </w:p>
+        </w:tc>
+        <w:tc>
+          <w:tcPr>
+            <w:tcW w:type="dxa" w:w="1987"/>
+          </w:tcPr>
+          <w:p>
+            <w:pPr>
+              <w:jc w:val="left"/>
+            </w:pPr>
+            <w:r>
+              <w:rPr>
+                <w:rFonts w:ascii="TimeNewRoman" w:hAnsi="TimeNewRoman"/>
+                <w:sz w:val="30"/>
+              </w:rPr>
+              <w:t>29+66=95</w:t>
+            </w:r>
+          </w:p>
+        </w:tc>
+        <w:tc>
+          <w:tcPr>
+            <w:tcW w:type="dxa" w:w="1987"/>
+          </w:tcPr>
+          <w:p>
+            <w:pPr>
+              <w:jc w:val="left"/>
+            </w:pPr>
+            <w:r>
+              <w:rPr>
+                <w:rFonts w:ascii="TimeNewRoman" w:hAnsi="TimeNewRoman"/>
+                <w:sz w:val="30"/>
+              </w:rPr>
+              <w:t>47+14=61</w:t>
+            </w:r>
+          </w:p>
+        </w:tc>
+      </w:tr>
+      <w:tr>
+        <w:tc>
+          <w:tcPr>
+            <w:tcW w:type="dxa" w:w="1987"/>
+          </w:tcPr>
+          <w:p>
+            <w:pPr>
+              <w:jc w:val="left"/>
+            </w:pPr>
+            <w:r>
+              <w:rPr>
+                <w:rFonts w:ascii="TimeNewRoman" w:hAnsi="TimeNewRoman"/>
+                <w:sz w:val="30"/>
+              </w:rPr>
+              <w:t>50-9=41</w:t>
+            </w:r>
+          </w:p>
+        </w:tc>
+        <w:tc>
+          <w:tcPr>
+            <w:tcW w:type="dxa" w:w="1987"/>
+          </w:tcPr>
+          <w:p>
+            <w:pPr>
+              <w:jc w:val="left"/>
+            </w:pPr>
+            <w:r>
+              <w:rPr>
+                <w:rFonts w:ascii="TimeNewRoman" w:hAnsi="TimeNewRoman"/>
+                <w:sz w:val="30"/>
+              </w:rPr>
+              <w:t>22+49=71</w:t>
+            </w:r>
+          </w:p>
+        </w:tc>
+        <w:tc>
+          <w:tcPr>
+            <w:tcW w:type="dxa" w:w="1987"/>
+          </w:tcPr>
+          <w:p>
+            <w:pPr>
+              <w:jc w:val="left"/>
+            </w:pPr>
+            <w:r>
+              <w:rPr>
+                <w:rFonts w:ascii="TimeNewRoman" w:hAnsi="TimeNewRoman"/>
+                <w:sz w:val="30"/>
+              </w:rPr>
+              <w:t>61-17=44</w:t>
+            </w:r>
+          </w:p>
+        </w:tc>
+        <w:tc>
+          <w:tcPr>
+            <w:tcW w:type="dxa" w:w="1987"/>
+          </w:tcPr>
+          <w:p>
+            <w:pPr>
+              <w:jc w:val="left"/>
+            </w:pPr>
+            <w:r>
+              <w:rPr>
+                <w:rFonts w:ascii="TimeNewRoman" w:hAnsi="TimeNewRoman"/>
+                <w:sz w:val="30"/>
+              </w:rPr>
+              <w:t>6+47=53</w:t>
+            </w:r>
+          </w:p>
+        </w:tc>
+        <w:tc>
+          <w:tcPr>
+            <w:tcW w:type="dxa" w:w="1987"/>
+          </w:tcPr>
+          <w:p>
+            <w:pPr>
+              <w:jc w:val="left"/>
+            </w:pPr>
+            <w:r>
+              <w:rPr>
+                <w:rFonts w:ascii="TimeNewRoman" w:hAnsi="TimeNewRoman"/>
+                <w:sz w:val="30"/>
+              </w:rPr>
+              <w:t>37+48=85</w:t>
+            </w:r>
+          </w:p>
+        </w:tc>
+      </w:tr>
+      <w:tr>
+        <w:tc>
+          <w:tcPr>
+            <w:tcW w:type="dxa" w:w="1987"/>
+          </w:tcPr>
+          <w:p>
+            <w:pPr>
+              <w:jc w:val="left"/>
+            </w:pPr>
+            <w:r>
+              <w:rPr>
+                <w:rFonts w:ascii="TimeNewRoman" w:hAnsi="TimeNewRoman"/>
+                <w:sz w:val="30"/>
+              </w:rPr>
+              <w:t>66+26=92</w:t>
+            </w:r>
+          </w:p>
+        </w:tc>
+        <w:tc>
+          <w:tcPr>
+            <w:tcW w:type="dxa" w:w="1987"/>
+          </w:tcPr>
+          <w:p>
+            <w:pPr>
+              <w:jc w:val="left"/>
+            </w:pPr>
+            <w:r>
+              <w:rPr>
+                <w:rFonts w:ascii="TimeNewRoman" w:hAnsi="TimeNewRoman"/>
+                <w:sz w:val="30"/>
+              </w:rPr>
+              <w:t>26+39=65</w:t>
+            </w:r>
+          </w:p>
+        </w:tc>
+        <w:tc>
+          <w:tcPr>
+            <w:tcW w:type="dxa" w:w="1987"/>
+          </w:tcPr>
+          <w:p>
+            <w:pPr>
+              <w:jc w:val="left"/>
+            </w:pPr>
+            <w:r>
+              <w:rPr>
+                <w:rFonts w:ascii="TimeNewRoman" w:hAnsi="TimeNewRoman"/>
+                <w:sz w:val="30"/>
+              </w:rPr>
+              <w:t>42+29=71</w:t>
+            </w:r>
+          </w:p>
+        </w:tc>
+        <w:tc>
+          <w:tcPr>
+            <w:tcW w:type="dxa" w:w="1987"/>
+          </w:tcPr>
+          <w:p>
+            <w:pPr>
+              <w:jc w:val="left"/>
+            </w:pPr>
+            <w:r>
+              <w:rPr>
+                <w:rFonts w:ascii="TimeNewRoman" w:hAnsi="TimeNewRoman"/>
+                <w:sz w:val="30"/>
+              </w:rPr>
+              <w:t>97-29=68</w:t>
+            </w:r>
+          </w:p>
+        </w:tc>
+        <w:tc>
+          <w:tcPr>
+            <w:tcW w:type="dxa" w:w="1987"/>
+          </w:tcPr>
+          <w:p>
+            <w:pPr>
+              <w:jc w:val="left"/>
+            </w:pPr>
+            <w:r>
+              <w:rPr>
+                <w:rFonts w:ascii="TimeNewRoman" w:hAnsi="TimeNewRoman"/>
+                <w:sz w:val="30"/>
+              </w:rPr>
+              <w:t>65-47=18</w:t>
+            </w:r>
+          </w:p>
+        </w:tc>
+      </w:tr>
+      <w:tr>
+        <w:tc>
+          <w:tcPr>
+            <w:tcW w:type="dxa" w:w="1987"/>
+          </w:tcPr>
+          <w:p>
+            <w:pPr>
+              <w:jc w:val="left"/>
+            </w:pPr>
+            <w:r>
+              <w:rPr>
+                <w:rFonts w:ascii="TimeNewRoman" w:hAnsi="TimeNewRoman"/>
+                <w:sz w:val="30"/>
+              </w:rPr>
+              <w:t>15+47=62</w:t>
+            </w:r>
+          </w:p>
+        </w:tc>
+        <w:tc>
+          <w:tcPr>
+            <w:tcW w:type="dxa" w:w="1987"/>
+          </w:tcPr>
+          <w:p>
+            <w:pPr>
+              <w:jc w:val="left"/>
+            </w:pPr>
+            <w:r>
+              <w:rPr>
+                <w:rFonts w:ascii="TimeNewRoman" w:hAnsi="TimeNewRoman"/>
+                <w:sz w:val="30"/>
+              </w:rPr>
+              <w:t>70-52=18</w:t>
+            </w:r>
+          </w:p>
+        </w:tc>
+        <w:tc>
+          <w:tcPr>
+            <w:tcW w:type="dxa" w:w="1987"/>
+          </w:tcPr>
+          <w:p>
+            <w:pPr>
+              <w:jc w:val="left"/>
+            </w:pPr>
+            <w:r>
+              <w:rPr>
+                <w:rFonts w:ascii="TimeNewRoman" w:hAnsi="TimeNewRoman"/>
+                <w:sz w:val="30"/>
+              </w:rPr>
+              <w:t>83-29=54</w:t>
+            </w:r>
+          </w:p>
+        </w:tc>
+        <w:tc>
+          <w:tcPr>
+            <w:tcW w:type="dxa" w:w="1987"/>
+          </w:tcPr>
+          <w:p>
+            <w:pPr>
+              <w:jc w:val="left"/>
+            </w:pPr>
+            <w:r>
+              <w:rPr>
+                <w:rFonts w:ascii="TimeNewRoman" w:hAnsi="TimeNewRoman"/>
+                <w:sz w:val="30"/>
+              </w:rPr>
+              <w:t>43-24=19</w:t>
+            </w:r>
+          </w:p>
+        </w:tc>
+        <w:tc>
+          <w:tcPr>
+            <w:tcW w:type="dxa" w:w="1987"/>
+          </w:tcPr>
+          <w:p>
+            <w:pPr>
+              <w:jc w:val="left"/>
+            </w:pPr>
+            <w:r>
+              <w:rPr>
+                <w:rFonts w:ascii="TimeNewRoman" w:hAnsi="TimeNewRoman"/>
+                <w:sz w:val="30"/>
+              </w:rPr>
+              <w:t>82-69=13</w:t>
+            </w:r>
+          </w:p>
+        </w:tc>
+      </w:tr>
+      <w:tr>
+        <w:tc>
+          <w:tcPr>
+            <w:tcW w:type="dxa" w:w="1987"/>
+          </w:tcPr>
+          <w:p>
+            <w:pPr>
+              <w:jc w:val="left"/>
+            </w:pPr>
+            <w:r>
+              <w:rPr>
+                <w:rFonts w:ascii="TimeNewRoman" w:hAnsi="TimeNewRoman"/>
+                <w:sz w:val="30"/>
+              </w:rPr>
+              <w:t>29+32=61</w:t>
+            </w:r>
+          </w:p>
+        </w:tc>
+        <w:tc>
+          <w:tcPr>
+            <w:tcW w:type="dxa" w:w="1987"/>
+          </w:tcPr>
+          <w:p>
+            <w:pPr>
+              <w:jc w:val="left"/>
+            </w:pPr>
+            <w:r>
+              <w:rPr>
+                <w:rFonts w:ascii="TimeNewRoman" w:hAnsi="TimeNewRoman"/>
+                <w:sz w:val="30"/>
+              </w:rPr>
+              <w:t>82-77=5</w:t>
+            </w:r>
+          </w:p>
+        </w:tc>
+        <w:tc>
+          <w:tcPr>
+            <w:tcW w:type="dxa" w:w="1987"/>
+          </w:tcPr>
+          <w:p>
+            <w:pPr>
+              <w:jc w:val="left"/>
+            </w:pPr>
+            <w:r>
+              <w:rPr>
+                <w:rFonts w:ascii="TimeNewRoman" w:hAnsi="TimeNewRoman"/>
+                <w:sz w:val="30"/>
+              </w:rPr>
+              <w:t>39+15=54</w:t>
+            </w:r>
+          </w:p>
+        </w:tc>
+        <w:tc>
+          <w:tcPr>
+            <w:tcW w:type="dxa" w:w="1987"/>
+          </w:tcPr>
+          <w:p>
+            <w:pPr>
+              <w:jc w:val="left"/>
+            </w:pPr>
+            <w:r>
+              <w:rPr>
+                <w:rFonts w:ascii="TimeNewRoman" w:hAnsi="TimeNewRoman"/>
+                <w:sz w:val="30"/>
+              </w:rPr>
+              <w:t>46-8=38</w:t>
+            </w:r>
+          </w:p>
+        </w:tc>
+        <w:tc>
+          <w:tcPr>
+            <w:tcW w:type="dxa" w:w="1987"/>
+          </w:tcPr>
+          <w:p>
+            <w:pPr>
+              <w:jc w:val="left"/>
+            </w:pPr>
+            <w:r>
+              <w:rPr>
+                <w:rFonts w:ascii="TimeNewRoman" w:hAnsi="TimeNewRoman"/>
+                <w:sz w:val="30"/>
+              </w:rPr>
+              <w:t>51-33=18</w:t>
+            </w:r>
+          </w:p>
+        </w:tc>
+      </w:tr>
+      <w:tr>
+        <w:tc>
+          <w:tcPr>
+            <w:tcW w:type="dxa" w:w="1987"/>
+          </w:tcPr>
+          <w:p>
+            <w:pPr>
+              <w:jc w:val="left"/>
+            </w:pPr>
+            <w:r>
+              <w:rPr>
+                <w:rFonts w:ascii="TimeNewRoman" w:hAnsi="TimeNewRoman"/>
+                <w:sz w:val="30"/>
+              </w:rPr>
+              <w:t>65-59=6</w:t>
+            </w:r>
+          </w:p>
+        </w:tc>
+        <w:tc>
+          <w:tcPr>
+            <w:tcW w:type="dxa" w:w="1987"/>
+          </w:tcPr>
+          <w:p>
+            <w:pPr>
+              <w:jc w:val="left"/>
+            </w:pPr>
+            <w:r>
+              <w:rPr>
+                <w:rFonts w:ascii="TimeNewRoman" w:hAnsi="TimeNewRoman"/>
+                <w:sz w:val="30"/>
+              </w:rPr>
+              <w:t>39+25=64</w:t>
+            </w:r>
+          </w:p>
+        </w:tc>
+        <w:tc>
+          <w:tcPr>
+            <w:tcW w:type="dxa" w:w="1987"/>
+          </w:tcPr>
+          <w:p>
+            <w:pPr>
+              <w:jc w:val="left"/>
+            </w:pPr>
+            <w:r>
+              <w:rPr>
+                <w:rFonts w:ascii="TimeNewRoman" w:hAnsi="TimeNewRoman"/>
+                <w:sz w:val="30"/>
+              </w:rPr>
+              <w:t>6+76=82</w:t>
+            </w:r>
+          </w:p>
+        </w:tc>
+        <w:tc>
+          <w:tcPr>
+            <w:tcW w:type="dxa" w:w="1987"/>
+          </w:tcPr>
+          <w:p>
+            <w:pPr>
+              <w:jc w:val="left"/>
+            </w:pPr>
+            <w:r>
+              <w:rPr>
+                <w:rFonts w:ascii="TimeNewRoman" w:hAnsi="TimeNewRoman"/>
+                <w:sz w:val="30"/>
+              </w:rPr>
+              <w:t>7+87=94</w:t>
+            </w:r>
+          </w:p>
+        </w:tc>
+        <w:tc>
+          <w:tcPr>
+            <w:tcW w:type="dxa" w:w="1987"/>
+          </w:tcPr>
+          <w:p>
+            <w:pPr>
+              <w:jc w:val="left"/>
+            </w:pPr>
+            <w:r>
+              <w:rPr>
+                <w:rFonts w:ascii="TimeNewRoman" w:hAnsi="TimeNewRoman"/>
+                <w:sz w:val="30"/>
+              </w:rPr>
+              <w:t>60-29=31</w:t>
+            </w:r>
+          </w:p>
+        </w:tc>
+      </w:tr>
+      <w:tr>
+        <w:tc>
+          <w:tcPr>
+            <w:tcW w:type="dxa" w:w="1987"/>
+          </w:tcPr>
+          <w:p>
+            <w:pPr>
+              <w:jc w:val="left"/>
+            </w:pPr>
+            <w:r>
+              <w:rPr>
+                <w:rFonts w:ascii="TimeNewRoman" w:hAnsi="TimeNewRoman"/>
+                <w:sz w:val="30"/>
+              </w:rPr>
+              <w:t>80-38=42</w:t>
+            </w:r>
+          </w:p>
+        </w:tc>
+        <w:tc>
+          <w:tcPr>
+            <w:tcW w:type="dxa" w:w="1987"/>
+          </w:tcPr>
+          <w:p>
+            <w:pPr>
+              <w:jc w:val="left"/>
+            </w:pPr>
+            <w:r>
+              <w:rPr>
+                <w:rFonts w:ascii="TimeNewRoman" w:hAnsi="TimeNewRoman"/>
+                <w:sz w:val="30"/>
+              </w:rPr>
+              <w:t>81-4=77</w:t>
+            </w:r>
+          </w:p>
+        </w:tc>
+        <w:tc>
+          <w:tcPr>
+            <w:tcW w:type="dxa" w:w="1987"/>
+          </w:tcPr>
+          <w:p>
+            <w:pPr>
+              <w:jc w:val="left"/>
+            </w:pPr>
+            <w:r>
+              <w:rPr>
+                <w:rFonts w:ascii="TimeNewRoman" w:hAnsi="TimeNewRoman"/>
+                <w:sz w:val="30"/>
+              </w:rPr>
+              <w:t>62-15=47</w:t>
+            </w:r>
+          </w:p>
+        </w:tc>
+        <w:tc>
+          <w:tcPr>
+            <w:tcW w:type="dxa" w:w="1987"/>
+          </w:tcPr>
+          <w:p>
+            <w:pPr>
+              <w:jc w:val="left"/>
+            </w:pPr>
+            <w:r>
+              <w:rPr>
+                <w:rFonts w:ascii="TimeNewRoman" w:hAnsi="TimeNewRoman"/>
+                <w:sz w:val="30"/>
+              </w:rPr>
+              <w:t>17+66=83</w:t>
+            </w:r>
+          </w:p>
+        </w:tc>
+        <w:tc>
+          <w:tcPr>
+            <w:tcW w:type="dxa" w:w="1987"/>
+          </w:tcPr>
+          <w:p>
+            <w:pPr>
+              <w:jc w:val="left"/>
+            </w:pPr>
+            <w:r>
+              <w:rPr>
+                <w:rFonts w:ascii="TimeNewRoman" w:hAnsi="TimeNewRoman"/>
+                <w:sz w:val="30"/>
+              </w:rPr>
+              <w:t>13+19=32</w:t>
+            </w:r>
+          </w:p>
+        </w:tc>
+      </w:tr>
+      <w:tr>
+        <w:tc>
+          <w:tcPr>
+            <w:tcW w:type="dxa" w:w="1987"/>
+          </w:tcPr>
+          <w:p>
+            <w:pPr>
+              <w:jc w:val="left"/>
+            </w:pPr>
+            <w:r>
+              <w:rPr>
+                <w:rFonts w:ascii="TimeNewRoman" w:hAnsi="TimeNewRoman"/>
+                <w:sz w:val="30"/>
+              </w:rPr>
+              <w:t>16+8=24</w:t>
+            </w:r>
+          </w:p>
+        </w:tc>
+        <w:tc>
+          <w:tcPr>
+            <w:tcW w:type="dxa" w:w="1987"/>
+          </w:tcPr>
+          <w:p>
+            <w:pPr>
+              <w:jc w:val="left"/>
+            </w:pPr>
+            <w:r>
+              <w:rPr>
+                <w:rFonts w:ascii="TimeNewRoman" w:hAnsi="TimeNewRoman"/>
+                <w:sz w:val="30"/>
+              </w:rPr>
+              <w:t>38+23=61</w:t>
+            </w:r>
+          </w:p>
+        </w:tc>
+        <w:tc>
+          <w:tcPr>
+            <w:tcW w:type="dxa" w:w="1987"/>
+          </w:tcPr>
+          <w:p>
+            <w:pPr>
+              <w:jc w:val="left"/>
+            </w:pPr>
+            <w:r>
+              <w:rPr>
+                <w:rFonts w:ascii="TimeNewRoman" w:hAnsi="TimeNewRoman"/>
+                <w:sz w:val="30"/>
+              </w:rPr>
+              <w:t>36+57=93</w:t>
+            </w:r>
+          </w:p>
+        </w:tc>
+        <w:tc>
+          <w:tcPr>
+            <w:tcW w:type="dxa" w:w="1987"/>
+          </w:tcPr>
+          <w:p>
+            <w:pPr>
+              <w:jc w:val="left"/>
+            </w:pPr>
+            <w:r>
+              <w:rPr>
+                <w:rFonts w:ascii="TimeNewRoman" w:hAnsi="TimeNewRoman"/>
+                <w:sz w:val="30"/>
+              </w:rPr>
+              <w:t>91-23=68</w:t>
+            </w:r>
+          </w:p>
+        </w:tc>
+        <w:tc>
+          <w:tcPr>
+            <w:tcW w:type="dxa" w:w="1987"/>
+          </w:tcPr>
+          <w:p>
+            <w:pPr>
+              <w:jc w:val="left"/>
+            </w:pPr>
+            <w:r>
+              <w:rPr>
+                <w:rFonts w:ascii="TimeNewRoman" w:hAnsi="TimeNewRoman"/>
+                <w:sz w:val="30"/>
+              </w:rPr>
+              <w:t>57+9=66</w:t>
+            </w:r>
+          </w:p>
+        </w:tc>
+      </w:tr>
+      <w:tr>
+        <w:tc>
+          <w:tcPr>
+            <w:tcW w:type="dxa" w:w="1987"/>
+          </w:tcPr>
+          <w:p>
+            <w:pPr>
+              <w:jc w:val="left"/>
+            </w:pPr>
+            <w:r>
+              <w:rPr>
+                <w:rFonts w:ascii="TimeNewRoman" w:hAnsi="TimeNewRoman"/>
+                <w:sz w:val="30"/>
+              </w:rPr>
+              <w:t>46-17=29</w:t>
+            </w:r>
+          </w:p>
+        </w:tc>
+        <w:tc>
+          <w:tcPr>
+            <w:tcW w:type="dxa" w:w="1987"/>
+          </w:tcPr>
+          <w:p>
+            <w:pPr>
+              <w:jc w:val="left"/>
+            </w:pPr>
+            <w:r>
+              <w:rPr>
+                <w:rFonts w:ascii="TimeNewRoman" w:hAnsi="TimeNewRoman"/>
+                <w:sz w:val="30"/>
+              </w:rPr>
+              <w:t>92-9=83</w:t>
+            </w:r>
+          </w:p>
+        </w:tc>
+        <w:tc>
+          <w:tcPr>
+            <w:tcW w:type="dxa" w:w="1987"/>
+          </w:tcPr>
+          <w:p>
+            <w:pPr>
+              <w:jc w:val="left"/>
+            </w:pPr>
+            <w:r>
+              <w:rPr>
+                <w:rFonts w:ascii="TimeNewRoman" w:hAnsi="TimeNewRoman"/>
+                <w:sz w:val="30"/>
+              </w:rPr>
+              <w:t>93-87=6</w:t>
+            </w:r>
+          </w:p>
+        </w:tc>
+        <w:tc>
+          <w:tcPr>
+            <w:tcW w:type="dxa" w:w="1987"/>
+          </w:tcPr>
+          <w:p>
+            <w:pPr>
+              <w:jc w:val="left"/>
+            </w:pPr>
+            <w:r>
+              <w:rPr>
+                <w:rFonts w:ascii="TimeNewRoman" w:hAnsi="TimeNewRoman"/>
+                <w:sz w:val="30"/>
+              </w:rPr>
+              <w:t>88+8=96</w:t>
+            </w:r>
+          </w:p>
+        </w:tc>
+        <w:tc>
+          <w:tcPr>
+            <w:tcW w:type="dxa" w:w="1987"/>
+          </w:tcPr>
+          <w:p>
+            <w:pPr>
+              <w:jc w:val="left"/>
+            </w:pPr>
+            <w:r>
+              <w:rPr>
+                <w:rFonts w:ascii="TimeNewRoman" w:hAnsi="TimeNewRoman"/>
+                <w:sz w:val="30"/>
+              </w:rPr>
+              <w:t>40-2=38</w:t>
+            </w:r>
+          </w:p>
+        </w:tc>
+      </w:tr>
+      <w:tr>
+        <w:tc>
+          <w:tcPr>
+            <w:tcW w:type="dxa" w:w="1987"/>
+          </w:tcPr>
+          <w:p>
+            <w:pPr>
+              <w:jc w:val="left"/>
+            </w:pPr>
+            <w:r>
+              <w:rPr>
+                <w:rFonts w:ascii="TimeNewRoman" w:hAnsi="TimeNewRoman"/>
+                <w:sz w:val="30"/>
+              </w:rPr>
+              <w:t>64-19=45</w:t>
+            </w:r>
+          </w:p>
+        </w:tc>
+        <w:tc>
+          <w:tcPr>
+            <w:tcW w:type="dxa" w:w="1987"/>
+          </w:tcPr>
+          <w:p>
+            <w:pPr>
+              <w:jc w:val="left"/>
+            </w:pPr>
+            <w:r>
+              <w:rPr>
+                <w:rFonts w:ascii="TimeNewRoman" w:hAnsi="TimeNewRoman"/>
+                <w:sz w:val="30"/>
+              </w:rPr>
+              <w:t>17+64=81</w:t>
+            </w:r>
+          </w:p>
+        </w:tc>
+        <w:tc>
+          <w:tcPr>
+            <w:tcW w:type="dxa" w:w="1987"/>
+          </w:tcPr>
+          <w:p>
+            <w:pPr>
+              <w:jc w:val="left"/>
+            </w:pPr>
+            <w:r>
+              <w:rPr>
+                <w:rFonts w:ascii="TimeNewRoman" w:hAnsi="TimeNewRoman"/>
+                <w:sz w:val="30"/>
+              </w:rPr>
+              <w:t>36+6=42</w:t>
+            </w:r>
+          </w:p>
+        </w:tc>
+        <w:tc>
+          <w:tcPr>
+            <w:tcW w:type="dxa" w:w="1987"/>
+          </w:tcPr>
+          <w:p>
+            <w:pPr>
+              <w:jc w:val="left"/>
+            </w:pPr>
+            <w:r>
+              <w:rPr>
+                <w:rFonts w:ascii="TimeNewRoman" w:hAnsi="TimeNewRoman"/>
+                <w:sz w:val="30"/>
+              </w:rPr>
+              <w:t>29+4=33</w:t>
+            </w:r>
+          </w:p>
+        </w:tc>
+        <w:tc>
+          <w:tcPr>
+            <w:tcW w:type="dxa" w:w="1987"/>
+          </w:tcPr>
+          <w:p>
+            <w:pPr>
+              <w:jc w:val="left"/>
+            </w:pPr>
+            <w:r>
+              <w:rPr>
+                <w:rFonts w:ascii="TimeNewRoman" w:hAnsi="TimeNewRoman"/>
+                <w:sz w:val="30"/>
+              </w:rPr>
+              <w:t>50-43=7</w:t>
+            </w:r>
+          </w:p>
+        </w:tc>
+      </w:tr>
+      <w:tr>
+        <w:tc>
+          <w:tcPr>
+            <w:tcW w:type="dxa" w:w="1987"/>
+          </w:tcPr>
+          <w:p>
+            <w:pPr>
+              <w:jc w:val="left"/>
+            </w:pPr>
+            <w:r>
+              <w:rPr>
+                <w:rFonts w:ascii="TimeNewRoman" w:hAnsi="TimeNewRoman"/>
+                <w:sz w:val="30"/>
+              </w:rPr>
+              <w:t>20-17=3</w:t>
+            </w:r>
+          </w:p>
+        </w:tc>
+        <w:tc>
+          <w:tcPr>
+            <w:tcW w:type="dxa" w:w="1987"/>
+          </w:tcPr>
+          <w:p>
+            <w:pPr>
+              <w:jc w:val="left"/>
+            </w:pPr>
+            <w:r>
+              <w:rPr>
+                <w:rFonts w:ascii="TimeNewRoman" w:hAnsi="TimeNewRoman"/>
+                <w:sz w:val="30"/>
+              </w:rPr>
+              <w:t>18+45=63</w:t>
+            </w:r>
+          </w:p>
+        </w:tc>
+        <w:tc>
+          <w:tcPr>
+            <w:tcW w:type="dxa" w:w="1987"/>
+          </w:tcPr>
+          <w:p>
+            <w:pPr>
+              <w:jc w:val="left"/>
+            </w:pPr>
+            <w:r>
+              <w:rPr>
+                <w:rFonts w:ascii="TimeNewRoman" w:hAnsi="TimeNewRoman"/>
+                <w:sz w:val="30"/>
+              </w:rPr>
+              <w:t>87-18=69</w:t>
+            </w:r>
+          </w:p>
+        </w:tc>
+        <w:tc>
+          <w:tcPr>
+            <w:tcW w:type="dxa" w:w="1987"/>
+          </w:tcPr>
+          <w:p>
+            <w:pPr>
+              <w:jc w:val="left"/>
+            </w:pPr>
+            <w:r>
+              <w:rPr>
+                <w:rFonts w:ascii="TimeNewRoman" w:hAnsi="TimeNewRoman"/>
+                <w:sz w:val="30"/>
+              </w:rPr>
+              <w:t>29+68=97</w:t>
+            </w:r>
+          </w:p>
+        </w:tc>
+        <w:tc>
+          <w:tcPr>
+            <w:tcW w:type="dxa" w:w="1987"/>
+          </w:tcPr>
+          <w:p>
+            <w:pPr>
+              <w:jc w:val="left"/>
+            </w:pPr>
+            <w:r>
+              <w:rPr>
+                <w:rFonts w:ascii="TimeNewRoman" w:hAnsi="TimeNewRoman"/>
+                <w:sz w:val="30"/>
+              </w:rPr>
+              <w:t>44+38=82</w:t>
+            </w:r>
+          </w:p>
+        </w:tc>
+      </w:tr>
+      <w:tr>
+        <w:tc>
+          <w:tcPr>
+            <w:tcW w:type="dxa" w:w="1987"/>
+          </w:tcPr>
+          <w:p>
+            <w:pPr>
+              <w:jc w:val="left"/>
+            </w:pPr>
+            <w:r>
+              <w:rPr>
+                <w:rFonts w:ascii="TimeNewRoman" w:hAnsi="TimeNewRoman"/>
+                <w:sz w:val="30"/>
+              </w:rPr>
+              <w:t>77-29=48</w:t>
+            </w:r>
+          </w:p>
+        </w:tc>
+        <w:tc>
+          <w:tcPr>
+            <w:tcW w:type="dxa" w:w="1987"/>
+          </w:tcPr>
+          <w:p>
+            <w:pPr>
+              <w:jc w:val="left"/>
+            </w:pPr>
+            <w:r>
+              <w:rPr>
+                <w:rFonts w:ascii="TimeNewRoman" w:hAnsi="TimeNewRoman"/>
+                <w:sz w:val="30"/>
+              </w:rPr>
+              <w:t>94-56=38</w:t>
+            </w:r>
+          </w:p>
+        </w:tc>
+        <w:tc>
+          <w:tcPr>
+            <w:tcW w:type="dxa" w:w="1987"/>
+          </w:tcPr>
+          <w:p>
+            <w:pPr>
+              <w:jc w:val="left"/>
+            </w:pPr>
+            <w:r>
+              <w:rPr>
+                <w:rFonts w:ascii="TimeNewRoman" w:hAnsi="TimeNewRoman"/>
+                <w:sz w:val="30"/>
+              </w:rPr>
+              <w:t>93-89=4</w:t>
+            </w:r>
+          </w:p>
+        </w:tc>
+        <w:tc>
+          <w:tcPr>
+            <w:tcW w:type="dxa" w:w="1987"/>
+          </w:tcPr>
+          <w:p>
+            <w:pPr>
+              <w:jc w:val="left"/>
+            </w:pPr>
+            <w:r>
+              <w:rPr>
+                <w:rFonts w:ascii="TimeNewRoman" w:hAnsi="TimeNewRoman"/>
+                <w:sz w:val="30"/>
+              </w:rPr>
+              <w:t>6+56=62</w:t>
+            </w:r>
+          </w:p>
+        </w:tc>
+        <w:tc>
+          <w:tcPr>
+            <w:tcW w:type="dxa" w:w="1987"/>
+          </w:tcPr>
+          <w:p>
+            <w:pPr>
+              <w:jc w:val="left"/>
+            </w:pPr>
+            <w:r>
+              <w:rPr>
+                <w:rFonts w:ascii="TimeNewRoman" w:hAnsi="TimeNewRoman"/>
+                <w:sz w:val="30"/>
+              </w:rPr>
+              <w:t>70-67=3</w:t>
+            </w:r>
+          </w:p>
+        </w:tc>
+      </w:tr>
+      <w:tr>
+        <w:tc>
+          <w:tcPr>
+            <w:tcW w:type="dxa" w:w="1987"/>
+          </w:tcPr>
+          <w:p>
+            <w:pPr>
+              <w:jc w:val="left"/>
+            </w:pPr>
+            <w:r>
+              <w:rPr>
+                <w:rFonts w:ascii="TimeNewRoman" w:hAnsi="TimeNewRoman"/>
+                <w:sz w:val="30"/>
+              </w:rPr>
+              <w:t>95-37=58</w:t>
+            </w:r>
+          </w:p>
+        </w:tc>
+        <w:tc>
+          <w:tcPr>
+            <w:tcW w:type="dxa" w:w="1987"/>
+          </w:tcPr>
+          <w:p>
+            <w:pPr>
+              <w:jc w:val="left"/>
+            </w:pPr>
+            <w:r>
+              <w:rPr>
+                <w:rFonts w:ascii="TimeNewRoman" w:hAnsi="TimeNewRoman"/>
+                <w:sz w:val="30"/>
+              </w:rPr>
+              <w:t>6+47=53</w:t>
+            </w:r>
+          </w:p>
+        </w:tc>
+        <w:tc>
+          <w:tcPr>
+            <w:tcW w:type="dxa" w:w="1987"/>
+          </w:tcPr>
+          <w:p>
+            <w:pPr>
+              <w:jc w:val="left"/>
+            </w:pPr>
+            <w:r>
+              <w:rPr>
+                <w:rFonts w:ascii="TimeNewRoman" w:hAnsi="TimeNewRoman"/>
+                <w:sz w:val="30"/>
+              </w:rPr>
+              <w:t>20-19=1</w:t>
+            </w:r>
+          </w:p>
+        </w:tc>
+        <w:tc>
+          <w:tcPr>
+            <w:tcW w:type="dxa" w:w="1987"/>
+          </w:tcPr>
+          <w:p>
+            <w:pPr>
+              <w:jc w:val="left"/>
+            </w:pPr>
+            <w:r>
+              <w:rPr>
+                <w:rFonts w:ascii="TimeNewRoman" w:hAnsi="TimeNewRoman"/>
+                <w:sz w:val="30"/>
+              </w:rPr>
+              <w:t>72-28=44</w:t>
+            </w:r>
+          </w:p>
+        </w:tc>
+        <w:tc>
+          <w:tcPr>
+            <w:tcW w:type="dxa" w:w="1987"/>
+          </w:tcPr>
+          <w:p>
+            <w:pPr>
+              <w:jc w:val="left"/>
+            </w:pPr>
+            <w:r>
+              <w:rPr>
+                <w:rFonts w:ascii="TimeNewRoman" w:hAnsi="TimeNewRoman"/>
+                <w:sz w:val="30"/>
+              </w:rPr>
+              <w:t>53-25=28</w:t>
+            </w:r>
+          </w:p>
+        </w:tc>
+      </w:tr>
+      <w:tr>
+        <w:tc>
+          <w:tcPr>
+            <w:tcW w:type="dxa" w:w="1987"/>
+          </w:tcPr>
+          <w:p>
+            <w:pPr>
+              <w:jc w:val="left"/>
+            </w:pPr>
+            <w:r>
+              <w:rPr>
+                <w:rFonts w:ascii="TimeNewRoman" w:hAnsi="TimeNewRoman"/>
+                <w:sz w:val="30"/>
+              </w:rPr>
+              <w:t>26+46=72</w:t>
+            </w:r>
+          </w:p>
+        </w:tc>
+        <w:tc>
+          <w:tcPr>
+            <w:tcW w:type="dxa" w:w="1987"/>
+          </w:tcPr>
+          <w:p>
+            <w:pPr>
+              <w:jc w:val="left"/>
+            </w:pPr>
+            <w:r>
+              <w:rPr>
+                <w:rFonts w:ascii="TimeNewRoman" w:hAnsi="TimeNewRoman"/>
+                <w:sz w:val="30"/>
+              </w:rPr>
+              <w:t>75+7=82</w:t>
+            </w:r>
+          </w:p>
+        </w:tc>
+        <w:tc>
+          <w:tcPr>
+            <w:tcW w:type="dxa" w:w="1987"/>
+          </w:tcPr>
+          <w:p>
+            <w:pPr>
+              <w:jc w:val="left"/>
+            </w:pPr>
+            <w:r>
+              <w:rPr>
+                <w:rFonts w:ascii="TimeNewRoman" w:hAnsi="TimeNewRoman"/>
+                <w:sz w:val="30"/>
+              </w:rPr>
+              <w:t>52-13=39</w:t>
             </w:r>
           </w:p>
         </w:tc>
@@ -1500,7 +1587,7 @@
                 <w:rFonts w:ascii="TimeNewRoman" w:hAnsi="TimeNewRoman"/>
                 <w:sz w:val="30"/>
               </w:rPr>
-              <w:t>75-9=66</w:t>
+              <w:t>73-7=66</w:t>
             </w:r>
           </w:p>
         </w:tc>
@@ -1519,7 +1606,7 @@
                 <w:rFonts w:ascii="TimeNewRoman" w:hAnsi="TimeNewRoman"/>
                 <w:sz w:val="30"/>
               </w:rPr>
-              <w:t>62-23=39</w:t>
+              <w:t>64-8=56</w:t>
             </w:r>
           </w:p>
         </w:tc>
@@ -1536,7 +1623,7 @@
                 <w:rFonts w:ascii="TimeNewRoman" w:hAnsi="TimeNewRoman"/>
                 <w:sz w:val="30"/>
               </w:rPr>
-              <w:t>58+9=67</w:t>
+              <w:t>60-23=37</w:t>
             </w:r>
           </w:p>
         </w:tc>
@@ -1553,7 +1640,7 @@
                 <w:rFonts w:ascii="TimeNewRoman" w:hAnsi="TimeNewRoman"/>
                 <w:sz w:val="30"/>
               </w:rPr>
-              <w:t>75-58=17</w:t>
+              <w:t>32-6=26</w:t>
             </w:r>
           </w:p>
         </w:tc>
@@ -1570,7 +1657,7 @@
                 <w:rFonts w:ascii="TimeNewRoman" w:hAnsi="TimeNewRoman"/>
                 <w:sz w:val="30"/>
               </w:rPr>
-              <w:t>8+24=32</w:t>
+              <w:t>15+6=21</w:t>
             </w:r>
           </w:p>
         </w:tc>
@@ -1587,7 +1674,7 @@
                 <w:rFonts w:ascii="TimeNewRoman" w:hAnsi="TimeNewRoman"/>
                 <w:sz w:val="30"/>
               </w:rPr>
-              <w:t>85-26=59</w:t>
+              <w:t>91-13=78</w:t>
             </w:r>
           </w:p>
         </w:tc>
@@ -1606,7 +1693,7 @@
                 <w:rFonts w:ascii="TimeNewRoman" w:hAnsi="TimeNewRoman"/>
                 <w:sz w:val="30"/>
               </w:rPr>
-              <w:t>40-8=32</w:t>
+              <w:t>8+54=62</w:t>
             </w:r>
           </w:p>
         </w:tc>
@@ -1623,7 +1710,7 @@
                 <w:rFonts w:ascii="TimeNewRoman" w:hAnsi="TimeNewRoman"/>
                 <w:sz w:val="30"/>
               </w:rPr>
-              <w:t>7+16=23</w:t>
+              <w:t>38+6=44</w:t>
             </w:r>
           </w:p>
         </w:tc>
@@ -1640,7 +1727,7 @@
                 <w:rFonts w:ascii="TimeNewRoman" w:hAnsi="TimeNewRoman"/>
                 <w:sz w:val="30"/>
               </w:rPr>
-              <w:t>62-16=46</w:t>
+              <w:t>22-13=9</w:t>
             </w:r>
           </w:p>
         </w:tc>
@@ -1657,7 +1744,7 @@
                 <w:rFonts w:ascii="TimeNewRoman" w:hAnsi="TimeNewRoman"/>
                 <w:sz w:val="30"/>
               </w:rPr>
-              <w:t>19+5=24</w:t>
+              <w:t>73+9=82</w:t>
             </w:r>
           </w:p>
         </w:tc>
@@ -1674,94 +1761,7 @@
                 <w:rFonts w:ascii="TimeNewRoman" w:hAnsi="TimeNewRoman"/>
                 <w:sz w:val="30"/>
               </w:rPr>
-              <w:t>56+19=75</w:t>
-            </w:r>
-          </w:p>
-        </w:tc>
-      </w:tr>
-      <w:tr>
-        <w:tc>
-          <w:tcPr>
-            <w:tcW w:type="dxa" w:w="1987"/>
-          </w:tcPr>
-          <w:p>
-            <w:pPr>
-              <w:jc w:val="left"/>
-            </w:pPr>
-            <w:r>
-              <w:rPr>
-                <w:rFonts w:ascii="TimeNewRoman" w:hAnsi="TimeNewRoman"/>
-                <w:sz w:val="30"/>
-              </w:rPr>
-              <w:t>73-16=57</w:t>
-            </w:r>
-          </w:p>
-        </w:tc>
-        <w:tc>
-          <w:tcPr>
-            <w:tcW w:type="dxa" w:w="1987"/>
-          </w:tcPr>
-          <w:p>
-            <w:pPr>
-              <w:jc w:val="left"/>
-            </w:pPr>
-            <w:r>
-              <w:rPr>
-                <w:rFonts w:ascii="TimeNewRoman" w:hAnsi="TimeNewRoman"/>
-                <w:sz w:val="30"/>
-              </w:rPr>
-              <w:t>26-17=9</w:t>
-            </w:r>
-          </w:p>
-        </w:tc>
-        <w:tc>
-          <w:tcPr>
-            <w:tcW w:type="dxa" w:w="1987"/>
-          </w:tcPr>
-          <w:p>
-            <w:pPr>
-              <w:jc w:val="left"/>
-            </w:pPr>
-            <w:r>
-              <w:rPr>
-                <w:rFonts w:ascii="TimeNewRoman" w:hAnsi="TimeNewRoman"/>
-                <w:sz w:val="30"/>
-              </w:rPr>
-              <w:t>71-47=24</w:t>
-            </w:r>
-          </w:p>
-        </w:tc>
-        <w:tc>
-          <w:tcPr>
-            <w:tcW w:type="dxa" w:w="1987"/>
-          </w:tcPr>
-          <w:p>
-            <w:pPr>
-              <w:jc w:val="left"/>
-            </w:pPr>
-            <w:r>
-              <w:rPr>
-                <w:rFonts w:ascii="TimeNewRoman" w:hAnsi="TimeNewRoman"/>
-                <w:sz w:val="30"/>
-              </w:rPr>
-              <w:t>48+33=81</w:t>
-            </w:r>
-          </w:p>
-        </w:tc>
-        <w:tc>
-          <w:tcPr>
-            <w:tcW w:type="dxa" w:w="1987"/>
-          </w:tcPr>
-          <w:p>
-            <w:pPr>
-              <w:jc w:val="left"/>
-            </w:pPr>
-            <w:r>
-              <w:rPr>
-                <w:rFonts w:ascii="TimeNewRoman" w:hAnsi="TimeNewRoman"/>
-                <w:sz w:val="30"/>
-              </w:rPr>
-              <w:t>47+16=63</w:t>
+              <w:t>53-6=47</w:t>
             </w:r>
           </w:p>
         </w:tc>

--- a/answers-of-adc_sbb_within_100.docx
+++ b/answers-of-adc_sbb_within_100.docx
@@ -11,7 +11,7 @@
           <w:rFonts w:ascii="Arial" w:hAnsi="Arial"/>
           <w:sz w:val="30"/>
         </w:rPr>
-        <w:t>2026-09-28 Monday</w:t>
+        <w:t>2026-09-29 Tuesday</w:t>
       </w:r>
     </w:p>
     <w:tbl>
@@ -40,7 +40,7 @@
                 <w:rFonts w:ascii="TimeNewRoman" w:hAnsi="TimeNewRoman"/>
                 <w:sz w:val="30"/>
               </w:rPr>
-              <w:t>74-9=65</w:t>
+              <w:t>82-34=48</w:t>
             </w:r>
           </w:p>
         </w:tc>
@@ -57,7 +57,7 @@
                 <w:rFonts w:ascii="TimeNewRoman" w:hAnsi="TimeNewRoman"/>
                 <w:sz w:val="30"/>
               </w:rPr>
-              <w:t>20-15=5</w:t>
+              <w:t>4+49=53</w:t>
             </w:r>
           </w:p>
         </w:tc>
@@ -74,7 +74,7 @@
                 <w:rFonts w:ascii="TimeNewRoman" w:hAnsi="TimeNewRoman"/>
                 <w:sz w:val="30"/>
               </w:rPr>
-              <w:t>60-36=24</w:t>
+              <w:t>95-26=69</w:t>
             </w:r>
           </w:p>
         </w:tc>
@@ -91,7 +91,7 @@
                 <w:rFonts w:ascii="TimeNewRoman" w:hAnsi="TimeNewRoman"/>
                 <w:sz w:val="30"/>
               </w:rPr>
-              <w:t>42+29=71</w:t>
+              <w:t>81-13=68</w:t>
             </w:r>
           </w:p>
         </w:tc>
@@ -108,7 +108,7 @@
                 <w:rFonts w:ascii="TimeNewRoman" w:hAnsi="TimeNewRoman"/>
                 <w:sz w:val="30"/>
               </w:rPr>
-              <w:t>22+19=41</w:t>
+              <w:t>73-27=46</w:t>
             </w:r>
           </w:p>
         </w:tc>
@@ -127,7 +127,7 @@
                 <w:rFonts w:ascii="TimeNewRoman" w:hAnsi="TimeNewRoman"/>
                 <w:sz w:val="30"/>
               </w:rPr>
-              <w:t>3+39=42</w:t>
+              <w:t>14+27=41</w:t>
             </w:r>
           </w:p>
         </w:tc>
@@ -144,7 +144,7 @@
                 <w:rFonts w:ascii="TimeNewRoman" w:hAnsi="TimeNewRoman"/>
                 <w:sz w:val="30"/>
               </w:rPr>
-              <w:t>45+17=62</w:t>
+              <w:t>71-62=9</w:t>
             </w:r>
           </w:p>
         </w:tc>
@@ -161,7 +161,7 @@
                 <w:rFonts w:ascii="TimeNewRoman" w:hAnsi="TimeNewRoman"/>
                 <w:sz w:val="30"/>
               </w:rPr>
-              <w:t>62-3=59</w:t>
+              <w:t>19+15=34</w:t>
             </w:r>
           </w:p>
         </w:tc>
@@ -178,7 +178,7 @@
                 <w:rFonts w:ascii="TimeNewRoman" w:hAnsi="TimeNewRoman"/>
                 <w:sz w:val="30"/>
               </w:rPr>
-              <w:t>18+47=65</w:t>
+              <w:t>62-26=36</w:t>
             </w:r>
           </w:p>
         </w:tc>
@@ -195,7 +195,7 @@
                 <w:rFonts w:ascii="TimeNewRoman" w:hAnsi="TimeNewRoman"/>
                 <w:sz w:val="30"/>
               </w:rPr>
-              <w:t>92-54=38</w:t>
+              <w:t>50-15=35</w:t>
             </w:r>
           </w:p>
         </w:tc>
@@ -214,7 +214,7 @@
                 <w:rFonts w:ascii="TimeNewRoman" w:hAnsi="TimeNewRoman"/>
                 <w:sz w:val="30"/>
               </w:rPr>
-              <w:t>83-65=18</w:t>
+              <w:t>6+36=42</w:t>
             </w:r>
           </w:p>
         </w:tc>
@@ -231,7 +231,7 @@
                 <w:rFonts w:ascii="TimeNewRoman" w:hAnsi="TimeNewRoman"/>
                 <w:sz w:val="30"/>
               </w:rPr>
-              <w:t>56+19=75</w:t>
+              <w:t>43+39=82</w:t>
             </w:r>
           </w:p>
         </w:tc>
@@ -248,7 +248,7 @@
                 <w:rFonts w:ascii="TimeNewRoman" w:hAnsi="TimeNewRoman"/>
                 <w:sz w:val="30"/>
               </w:rPr>
-              <w:t>26+25=51</w:t>
+              <w:t>7+8=15</w:t>
             </w:r>
           </w:p>
         </w:tc>
@@ -265,7 +265,7 @@
                 <w:rFonts w:ascii="TimeNewRoman" w:hAnsi="TimeNewRoman"/>
                 <w:sz w:val="30"/>
               </w:rPr>
-              <w:t>68+28=96</w:t>
+              <w:t>63-24=39</w:t>
             </w:r>
           </w:p>
         </w:tc>
@@ -282,7 +282,7 @@
                 <w:rFonts w:ascii="TimeNewRoman" w:hAnsi="TimeNewRoman"/>
                 <w:sz w:val="30"/>
               </w:rPr>
-              <w:t>19+27=46</w:t>
+              <w:t>52-34=18</w:t>
             </w:r>
           </w:p>
         </w:tc>
@@ -301,7 +301,7 @@
                 <w:rFonts w:ascii="TimeNewRoman" w:hAnsi="TimeNewRoman"/>
                 <w:sz w:val="30"/>
               </w:rPr>
-              <w:t>93-14=79</w:t>
+              <w:t>81-53=28</w:t>
             </w:r>
           </w:p>
         </w:tc>
@@ -318,7 +318,7 @@
                 <w:rFonts w:ascii="TimeNewRoman" w:hAnsi="TimeNewRoman"/>
                 <w:sz w:val="30"/>
               </w:rPr>
-              <w:t>83-57=26</w:t>
+              <w:t>95-68=27</w:t>
             </w:r>
           </w:p>
         </w:tc>
@@ -335,7 +335,7 @@
                 <w:rFonts w:ascii="TimeNewRoman" w:hAnsi="TimeNewRoman"/>
                 <w:sz w:val="30"/>
               </w:rPr>
-              <w:t>53-15=38</w:t>
+              <w:t>66-47=19</w:t>
             </w:r>
           </w:p>
         </w:tc>
@@ -352,7 +352,7 @@
                 <w:rFonts w:ascii="TimeNewRoman" w:hAnsi="TimeNewRoman"/>
                 <w:sz w:val="30"/>
               </w:rPr>
-              <w:t>80-37=43</w:t>
+              <w:t>86-17=69</w:t>
             </w:r>
           </w:p>
         </w:tc>
@@ -369,7 +369,7 @@
                 <w:rFonts w:ascii="TimeNewRoman" w:hAnsi="TimeNewRoman"/>
                 <w:sz w:val="30"/>
               </w:rPr>
-              <w:t>75-69=6</w:t>
+              <w:t>93-45=48</w:t>
             </w:r>
           </w:p>
         </w:tc>
@@ -388,7 +388,1051 @@
                 <w:rFonts w:ascii="TimeNewRoman" w:hAnsi="TimeNewRoman"/>
                 <w:sz w:val="30"/>
               </w:rPr>
-              <w:t>95-27=68</w:t>
+              <w:t>37+35=72</w:t>
+            </w:r>
+          </w:p>
+        </w:tc>
+        <w:tc>
+          <w:tcPr>
+            <w:tcW w:type="dxa" w:w="1987"/>
+          </w:tcPr>
+          <w:p>
+            <w:pPr>
+              <w:jc w:val="left"/>
+            </w:pPr>
+            <w:r>
+              <w:rPr>
+                <w:rFonts w:ascii="TimeNewRoman" w:hAnsi="TimeNewRoman"/>
+                <w:sz w:val="30"/>
+              </w:rPr>
+              <w:t>4+88=92</w:t>
+            </w:r>
+          </w:p>
+        </w:tc>
+        <w:tc>
+          <w:tcPr>
+            <w:tcW w:type="dxa" w:w="1987"/>
+          </w:tcPr>
+          <w:p>
+            <w:pPr>
+              <w:jc w:val="left"/>
+            </w:pPr>
+            <w:r>
+              <w:rPr>
+                <w:rFonts w:ascii="TimeNewRoman" w:hAnsi="TimeNewRoman"/>
+                <w:sz w:val="30"/>
+              </w:rPr>
+              <w:t>87-8=79</w:t>
+            </w:r>
+          </w:p>
+        </w:tc>
+        <w:tc>
+          <w:tcPr>
+            <w:tcW w:type="dxa" w:w="1987"/>
+          </w:tcPr>
+          <w:p>
+            <w:pPr>
+              <w:jc w:val="left"/>
+            </w:pPr>
+            <w:r>
+              <w:rPr>
+                <w:rFonts w:ascii="TimeNewRoman" w:hAnsi="TimeNewRoman"/>
+                <w:sz w:val="30"/>
+              </w:rPr>
+              <w:t>48+47=95</w:t>
+            </w:r>
+          </w:p>
+        </w:tc>
+        <w:tc>
+          <w:tcPr>
+            <w:tcW w:type="dxa" w:w="1987"/>
+          </w:tcPr>
+          <w:p>
+            <w:pPr>
+              <w:jc w:val="left"/>
+            </w:pPr>
+            <w:r>
+              <w:rPr>
+                <w:rFonts w:ascii="TimeNewRoman" w:hAnsi="TimeNewRoman"/>
+                <w:sz w:val="30"/>
+              </w:rPr>
+              <w:t>80-51=29</w:t>
+            </w:r>
+          </w:p>
+        </w:tc>
+      </w:tr>
+      <w:tr>
+        <w:tc>
+          <w:tcPr>
+            <w:tcW w:type="dxa" w:w="1987"/>
+          </w:tcPr>
+          <w:p>
+            <w:pPr>
+              <w:jc w:val="left"/>
+            </w:pPr>
+            <w:r>
+              <w:rPr>
+                <w:rFonts w:ascii="TimeNewRoman" w:hAnsi="TimeNewRoman"/>
+                <w:sz w:val="30"/>
+              </w:rPr>
+              <w:t>37+38=75</w:t>
+            </w:r>
+          </w:p>
+        </w:tc>
+        <w:tc>
+          <w:tcPr>
+            <w:tcW w:type="dxa" w:w="1987"/>
+          </w:tcPr>
+          <w:p>
+            <w:pPr>
+              <w:jc w:val="left"/>
+            </w:pPr>
+            <w:r>
+              <w:rPr>
+                <w:rFonts w:ascii="TimeNewRoman" w:hAnsi="TimeNewRoman"/>
+                <w:sz w:val="30"/>
+              </w:rPr>
+              <w:t>34+47=81</w:t>
+            </w:r>
+          </w:p>
+        </w:tc>
+        <w:tc>
+          <w:tcPr>
+            <w:tcW w:type="dxa" w:w="1987"/>
+          </w:tcPr>
+          <w:p>
+            <w:pPr>
+              <w:jc w:val="left"/>
+            </w:pPr>
+            <w:r>
+              <w:rPr>
+                <w:rFonts w:ascii="TimeNewRoman" w:hAnsi="TimeNewRoman"/>
+                <w:sz w:val="30"/>
+              </w:rPr>
+              <w:t>39+26=65</w:t>
+            </w:r>
+          </w:p>
+        </w:tc>
+        <w:tc>
+          <w:tcPr>
+            <w:tcW w:type="dxa" w:w="1987"/>
+          </w:tcPr>
+          <w:p>
+            <w:pPr>
+              <w:jc w:val="left"/>
+            </w:pPr>
+            <w:r>
+              <w:rPr>
+                <w:rFonts w:ascii="TimeNewRoman" w:hAnsi="TimeNewRoman"/>
+                <w:sz w:val="30"/>
+              </w:rPr>
+              <w:t>67+4=71</w:t>
+            </w:r>
+          </w:p>
+        </w:tc>
+        <w:tc>
+          <w:tcPr>
+            <w:tcW w:type="dxa" w:w="1987"/>
+          </w:tcPr>
+          <w:p>
+            <w:pPr>
+              <w:jc w:val="left"/>
+            </w:pPr>
+            <w:r>
+              <w:rPr>
+                <w:rFonts w:ascii="TimeNewRoman" w:hAnsi="TimeNewRoman"/>
+                <w:sz w:val="30"/>
+              </w:rPr>
+              <w:t>67-18=49</w:t>
+            </w:r>
+          </w:p>
+        </w:tc>
+      </w:tr>
+      <w:tr>
+        <w:tc>
+          <w:tcPr>
+            <w:tcW w:type="dxa" w:w="1987"/>
+          </w:tcPr>
+          <w:p>
+            <w:pPr>
+              <w:jc w:val="left"/>
+            </w:pPr>
+            <w:r>
+              <w:rPr>
+                <w:rFonts w:ascii="TimeNewRoman" w:hAnsi="TimeNewRoman"/>
+                <w:sz w:val="30"/>
+              </w:rPr>
+              <w:t>53-27=26</w:t>
+            </w:r>
+          </w:p>
+        </w:tc>
+        <w:tc>
+          <w:tcPr>
+            <w:tcW w:type="dxa" w:w="1987"/>
+          </w:tcPr>
+          <w:p>
+            <w:pPr>
+              <w:jc w:val="left"/>
+            </w:pPr>
+            <w:r>
+              <w:rPr>
+                <w:rFonts w:ascii="TimeNewRoman" w:hAnsi="TimeNewRoman"/>
+                <w:sz w:val="30"/>
+              </w:rPr>
+              <w:t>23-18=5</w:t>
+            </w:r>
+          </w:p>
+        </w:tc>
+        <w:tc>
+          <w:tcPr>
+            <w:tcW w:type="dxa" w:w="1987"/>
+          </w:tcPr>
+          <w:p>
+            <w:pPr>
+              <w:jc w:val="left"/>
+            </w:pPr>
+            <w:r>
+              <w:rPr>
+                <w:rFonts w:ascii="TimeNewRoman" w:hAnsi="TimeNewRoman"/>
+                <w:sz w:val="30"/>
+              </w:rPr>
+              <w:t>71-13=58</w:t>
+            </w:r>
+          </w:p>
+        </w:tc>
+        <w:tc>
+          <w:tcPr>
+            <w:tcW w:type="dxa" w:w="1987"/>
+          </w:tcPr>
+          <w:p>
+            <w:pPr>
+              <w:jc w:val="left"/>
+            </w:pPr>
+            <w:r>
+              <w:rPr>
+                <w:rFonts w:ascii="TimeNewRoman" w:hAnsi="TimeNewRoman"/>
+                <w:sz w:val="30"/>
+              </w:rPr>
+              <w:t>91-24=67</w:t>
+            </w:r>
+          </w:p>
+        </w:tc>
+        <w:tc>
+          <w:tcPr>
+            <w:tcW w:type="dxa" w:w="1987"/>
+          </w:tcPr>
+          <w:p>
+            <w:pPr>
+              <w:jc w:val="left"/>
+            </w:pPr>
+            <w:r>
+              <w:rPr>
+                <w:rFonts w:ascii="TimeNewRoman" w:hAnsi="TimeNewRoman"/>
+                <w:sz w:val="30"/>
+              </w:rPr>
+              <w:t>17+58=75</w:t>
+            </w:r>
+          </w:p>
+        </w:tc>
+      </w:tr>
+      <w:tr>
+        <w:tc>
+          <w:tcPr>
+            <w:tcW w:type="dxa" w:w="1987"/>
+          </w:tcPr>
+          <w:p>
+            <w:pPr>
+              <w:jc w:val="left"/>
+            </w:pPr>
+            <w:r>
+              <w:rPr>
+                <w:rFonts w:ascii="TimeNewRoman" w:hAnsi="TimeNewRoman"/>
+                <w:sz w:val="30"/>
+              </w:rPr>
+              <w:t>41-16=25</w:t>
+            </w:r>
+          </w:p>
+        </w:tc>
+        <w:tc>
+          <w:tcPr>
+            <w:tcW w:type="dxa" w:w="1987"/>
+          </w:tcPr>
+          <w:p>
+            <w:pPr>
+              <w:jc w:val="left"/>
+            </w:pPr>
+            <w:r>
+              <w:rPr>
+                <w:rFonts w:ascii="TimeNewRoman" w:hAnsi="TimeNewRoman"/>
+                <w:sz w:val="30"/>
+              </w:rPr>
+              <w:t>57-19=38</w:t>
+            </w:r>
+          </w:p>
+        </w:tc>
+        <w:tc>
+          <w:tcPr>
+            <w:tcW w:type="dxa" w:w="1987"/>
+          </w:tcPr>
+          <w:p>
+            <w:pPr>
+              <w:jc w:val="left"/>
+            </w:pPr>
+            <w:r>
+              <w:rPr>
+                <w:rFonts w:ascii="TimeNewRoman" w:hAnsi="TimeNewRoman"/>
+                <w:sz w:val="30"/>
+              </w:rPr>
+              <w:t>63-26=37</w:t>
+            </w:r>
+          </w:p>
+        </w:tc>
+        <w:tc>
+          <w:tcPr>
+            <w:tcW w:type="dxa" w:w="1987"/>
+          </w:tcPr>
+          <w:p>
+            <w:pPr>
+              <w:jc w:val="left"/>
+            </w:pPr>
+            <w:r>
+              <w:rPr>
+                <w:rFonts w:ascii="TimeNewRoman" w:hAnsi="TimeNewRoman"/>
+                <w:sz w:val="30"/>
+              </w:rPr>
+              <w:t>74-36=38</w:t>
+            </w:r>
+          </w:p>
+        </w:tc>
+        <w:tc>
+          <w:tcPr>
+            <w:tcW w:type="dxa" w:w="1987"/>
+          </w:tcPr>
+          <w:p>
+            <w:pPr>
+              <w:jc w:val="left"/>
+            </w:pPr>
+            <w:r>
+              <w:rPr>
+                <w:rFonts w:ascii="TimeNewRoman" w:hAnsi="TimeNewRoman"/>
+                <w:sz w:val="30"/>
+              </w:rPr>
+              <w:t>41-24=17</w:t>
+            </w:r>
+          </w:p>
+        </w:tc>
+      </w:tr>
+      <w:tr>
+        <w:tc>
+          <w:tcPr>
+            <w:tcW w:type="dxa" w:w="1987"/>
+          </w:tcPr>
+          <w:p>
+            <w:pPr>
+              <w:jc w:val="left"/>
+            </w:pPr>
+            <w:r>
+              <w:rPr>
+                <w:rFonts w:ascii="TimeNewRoman" w:hAnsi="TimeNewRoman"/>
+                <w:sz w:val="30"/>
+              </w:rPr>
+              <w:t>39+15=54</w:t>
+            </w:r>
+          </w:p>
+        </w:tc>
+        <w:tc>
+          <w:tcPr>
+            <w:tcW w:type="dxa" w:w="1987"/>
+          </w:tcPr>
+          <w:p>
+            <w:pPr>
+              <w:jc w:val="left"/>
+            </w:pPr>
+            <w:r>
+              <w:rPr>
+                <w:rFonts w:ascii="TimeNewRoman" w:hAnsi="TimeNewRoman"/>
+                <w:sz w:val="30"/>
+              </w:rPr>
+              <w:t>51-39=12</w:t>
+            </w:r>
+          </w:p>
+        </w:tc>
+        <w:tc>
+          <w:tcPr>
+            <w:tcW w:type="dxa" w:w="1987"/>
+          </w:tcPr>
+          <w:p>
+            <w:pPr>
+              <w:jc w:val="left"/>
+            </w:pPr>
+            <w:r>
+              <w:rPr>
+                <w:rFonts w:ascii="TimeNewRoman" w:hAnsi="TimeNewRoman"/>
+                <w:sz w:val="30"/>
+              </w:rPr>
+              <w:t>57-8=49</w:t>
+            </w:r>
+          </w:p>
+        </w:tc>
+        <w:tc>
+          <w:tcPr>
+            <w:tcW w:type="dxa" w:w="1987"/>
+          </w:tcPr>
+          <w:p>
+            <w:pPr>
+              <w:jc w:val="left"/>
+            </w:pPr>
+            <w:r>
+              <w:rPr>
+                <w:rFonts w:ascii="TimeNewRoman" w:hAnsi="TimeNewRoman"/>
+                <w:sz w:val="30"/>
+              </w:rPr>
+              <w:t>19+3=22</w:t>
+            </w:r>
+          </w:p>
+        </w:tc>
+        <w:tc>
+          <w:tcPr>
+            <w:tcW w:type="dxa" w:w="1987"/>
+          </w:tcPr>
+          <w:p>
+            <w:pPr>
+              <w:jc w:val="left"/>
+            </w:pPr>
+            <w:r>
+              <w:rPr>
+                <w:rFonts w:ascii="TimeNewRoman" w:hAnsi="TimeNewRoman"/>
+                <w:sz w:val="30"/>
+              </w:rPr>
+              <w:t>33-8=25</w:t>
+            </w:r>
+          </w:p>
+        </w:tc>
+      </w:tr>
+      <w:tr>
+        <w:tc>
+          <w:tcPr>
+            <w:tcW w:type="dxa" w:w="1987"/>
+          </w:tcPr>
+          <w:p>
+            <w:pPr>
+              <w:jc w:val="left"/>
+            </w:pPr>
+            <w:r>
+              <w:rPr>
+                <w:rFonts w:ascii="TimeNewRoman" w:hAnsi="TimeNewRoman"/>
+                <w:sz w:val="30"/>
+              </w:rPr>
+              <w:t>27-9=18</w:t>
+            </w:r>
+          </w:p>
+        </w:tc>
+        <w:tc>
+          <w:tcPr>
+            <w:tcW w:type="dxa" w:w="1987"/>
+          </w:tcPr>
+          <w:p>
+            <w:pPr>
+              <w:jc w:val="left"/>
+            </w:pPr>
+            <w:r>
+              <w:rPr>
+                <w:rFonts w:ascii="TimeNewRoman" w:hAnsi="TimeNewRoman"/>
+                <w:sz w:val="30"/>
+              </w:rPr>
+              <w:t>18+59=77</w:t>
+            </w:r>
+          </w:p>
+        </w:tc>
+        <w:tc>
+          <w:tcPr>
+            <w:tcW w:type="dxa" w:w="1987"/>
+          </w:tcPr>
+          <w:p>
+            <w:pPr>
+              <w:jc w:val="left"/>
+            </w:pPr>
+            <w:r>
+              <w:rPr>
+                <w:rFonts w:ascii="TimeNewRoman" w:hAnsi="TimeNewRoman"/>
+                <w:sz w:val="30"/>
+              </w:rPr>
+              <w:t>39+12=51</w:t>
+            </w:r>
+          </w:p>
+        </w:tc>
+        <w:tc>
+          <w:tcPr>
+            <w:tcW w:type="dxa" w:w="1987"/>
+          </w:tcPr>
+          <w:p>
+            <w:pPr>
+              <w:jc w:val="left"/>
+            </w:pPr>
+            <w:r>
+              <w:rPr>
+                <w:rFonts w:ascii="TimeNewRoman" w:hAnsi="TimeNewRoman"/>
+                <w:sz w:val="30"/>
+              </w:rPr>
+              <w:t>9+62=71</w:t>
+            </w:r>
+          </w:p>
+        </w:tc>
+        <w:tc>
+          <w:tcPr>
+            <w:tcW w:type="dxa" w:w="1987"/>
+          </w:tcPr>
+          <w:p>
+            <w:pPr>
+              <w:jc w:val="left"/>
+            </w:pPr>
+            <w:r>
+              <w:rPr>
+                <w:rFonts w:ascii="TimeNewRoman" w:hAnsi="TimeNewRoman"/>
+                <w:sz w:val="30"/>
+              </w:rPr>
+              <w:t>7+75=82</w:t>
+            </w:r>
+          </w:p>
+        </w:tc>
+      </w:tr>
+      <w:tr>
+        <w:tc>
+          <w:tcPr>
+            <w:tcW w:type="dxa" w:w="1987"/>
+          </w:tcPr>
+          <w:p>
+            <w:pPr>
+              <w:jc w:val="left"/>
+            </w:pPr>
+            <w:r>
+              <w:rPr>
+                <w:rFonts w:ascii="TimeNewRoman" w:hAnsi="TimeNewRoman"/>
+                <w:sz w:val="30"/>
+              </w:rPr>
+              <w:t>82-54=28</w:t>
+            </w:r>
+          </w:p>
+        </w:tc>
+        <w:tc>
+          <w:tcPr>
+            <w:tcW w:type="dxa" w:w="1987"/>
+          </w:tcPr>
+          <w:p>
+            <w:pPr>
+              <w:jc w:val="left"/>
+            </w:pPr>
+            <w:r>
+              <w:rPr>
+                <w:rFonts w:ascii="TimeNewRoman" w:hAnsi="TimeNewRoman"/>
+                <w:sz w:val="30"/>
+              </w:rPr>
+              <w:t>52-9=43</w:t>
+            </w:r>
+          </w:p>
+        </w:tc>
+        <w:tc>
+          <w:tcPr>
+            <w:tcW w:type="dxa" w:w="1987"/>
+          </w:tcPr>
+          <w:p>
+            <w:pPr>
+              <w:jc w:val="left"/>
+            </w:pPr>
+            <w:r>
+              <w:rPr>
+                <w:rFonts w:ascii="TimeNewRoman" w:hAnsi="TimeNewRoman"/>
+                <w:sz w:val="30"/>
+              </w:rPr>
+              <w:t>48+24=72</w:t>
+            </w:r>
+          </w:p>
+        </w:tc>
+        <w:tc>
+          <w:tcPr>
+            <w:tcW w:type="dxa" w:w="1987"/>
+          </w:tcPr>
+          <w:p>
+            <w:pPr>
+              <w:jc w:val="left"/>
+            </w:pPr>
+            <w:r>
+              <w:rPr>
+                <w:rFonts w:ascii="TimeNewRoman" w:hAnsi="TimeNewRoman"/>
+                <w:sz w:val="30"/>
+              </w:rPr>
+              <w:t>54-48=6</w:t>
+            </w:r>
+          </w:p>
+        </w:tc>
+        <w:tc>
+          <w:tcPr>
+            <w:tcW w:type="dxa" w:w="1987"/>
+          </w:tcPr>
+          <w:p>
+            <w:pPr>
+              <w:jc w:val="left"/>
+            </w:pPr>
+            <w:r>
+              <w:rPr>
+                <w:rFonts w:ascii="TimeNewRoman" w:hAnsi="TimeNewRoman"/>
+                <w:sz w:val="30"/>
+              </w:rPr>
+              <w:t>14+29=43</w:t>
+            </w:r>
+          </w:p>
+        </w:tc>
+      </w:tr>
+      <w:tr>
+        <w:tc>
+          <w:tcPr>
+            <w:tcW w:type="dxa" w:w="1987"/>
+          </w:tcPr>
+          <w:p>
+            <w:pPr>
+              <w:jc w:val="left"/>
+            </w:pPr>
+            <w:r>
+              <w:rPr>
+                <w:rFonts w:ascii="TimeNewRoman" w:hAnsi="TimeNewRoman"/>
+                <w:sz w:val="30"/>
+              </w:rPr>
+              <w:t>44+38=82</w:t>
+            </w:r>
+          </w:p>
+        </w:tc>
+        <w:tc>
+          <w:tcPr>
+            <w:tcW w:type="dxa" w:w="1987"/>
+          </w:tcPr>
+          <w:p>
+            <w:pPr>
+              <w:jc w:val="left"/>
+            </w:pPr>
+            <w:r>
+              <w:rPr>
+                <w:rFonts w:ascii="TimeNewRoman" w:hAnsi="TimeNewRoman"/>
+                <w:sz w:val="30"/>
+              </w:rPr>
+              <w:t>45-7=38</w:t>
+            </w:r>
+          </w:p>
+        </w:tc>
+        <w:tc>
+          <w:tcPr>
+            <w:tcW w:type="dxa" w:w="1987"/>
+          </w:tcPr>
+          <w:p>
+            <w:pPr>
+              <w:jc w:val="left"/>
+            </w:pPr>
+            <w:r>
+              <w:rPr>
+                <w:rFonts w:ascii="TimeNewRoman" w:hAnsi="TimeNewRoman"/>
+                <w:sz w:val="30"/>
+              </w:rPr>
+              <w:t>92-83=9</w:t>
+            </w:r>
+          </w:p>
+        </w:tc>
+        <w:tc>
+          <w:tcPr>
+            <w:tcW w:type="dxa" w:w="1987"/>
+          </w:tcPr>
+          <w:p>
+            <w:pPr>
+              <w:jc w:val="left"/>
+            </w:pPr>
+            <w:r>
+              <w:rPr>
+                <w:rFonts w:ascii="TimeNewRoman" w:hAnsi="TimeNewRoman"/>
+                <w:sz w:val="30"/>
+              </w:rPr>
+              <w:t>62-47=15</w:t>
+            </w:r>
+          </w:p>
+        </w:tc>
+        <w:tc>
+          <w:tcPr>
+            <w:tcW w:type="dxa" w:w="1987"/>
+          </w:tcPr>
+          <w:p>
+            <w:pPr>
+              <w:jc w:val="left"/>
+            </w:pPr>
+            <w:r>
+              <w:rPr>
+                <w:rFonts w:ascii="TimeNewRoman" w:hAnsi="TimeNewRoman"/>
+                <w:sz w:val="30"/>
+              </w:rPr>
+              <w:t>71-37=34</w:t>
+            </w:r>
+          </w:p>
+        </w:tc>
+      </w:tr>
+      <w:tr>
+        <w:tc>
+          <w:tcPr>
+            <w:tcW w:type="dxa" w:w="1987"/>
+          </w:tcPr>
+          <w:p>
+            <w:pPr>
+              <w:jc w:val="left"/>
+            </w:pPr>
+            <w:r>
+              <w:rPr>
+                <w:rFonts w:ascii="TimeNewRoman" w:hAnsi="TimeNewRoman"/>
+                <w:sz w:val="30"/>
+              </w:rPr>
+              <w:t>68+18=86</w:t>
+            </w:r>
+          </w:p>
+        </w:tc>
+        <w:tc>
+          <w:tcPr>
+            <w:tcW w:type="dxa" w:w="1987"/>
+          </w:tcPr>
+          <w:p>
+            <w:pPr>
+              <w:jc w:val="left"/>
+            </w:pPr>
+            <w:r>
+              <w:rPr>
+                <w:rFonts w:ascii="TimeNewRoman" w:hAnsi="TimeNewRoman"/>
+                <w:sz w:val="30"/>
+              </w:rPr>
+              <w:t>28+33=61</w:t>
+            </w:r>
+          </w:p>
+        </w:tc>
+        <w:tc>
+          <w:tcPr>
+            <w:tcW w:type="dxa" w:w="1987"/>
+          </w:tcPr>
+          <w:p>
+            <w:pPr>
+              <w:jc w:val="left"/>
+            </w:pPr>
+            <w:r>
+              <w:rPr>
+                <w:rFonts w:ascii="TimeNewRoman" w:hAnsi="TimeNewRoman"/>
+                <w:sz w:val="30"/>
+              </w:rPr>
+              <w:t>4+59=63</w:t>
+            </w:r>
+          </w:p>
+        </w:tc>
+        <w:tc>
+          <w:tcPr>
+            <w:tcW w:type="dxa" w:w="1987"/>
+          </w:tcPr>
+          <w:p>
+            <w:pPr>
+              <w:jc w:val="left"/>
+            </w:pPr>
+            <w:r>
+              <w:rPr>
+                <w:rFonts w:ascii="TimeNewRoman" w:hAnsi="TimeNewRoman"/>
+                <w:sz w:val="30"/>
+              </w:rPr>
+              <w:t>15+26=41</w:t>
+            </w:r>
+          </w:p>
+        </w:tc>
+        <w:tc>
+          <w:tcPr>
+            <w:tcW w:type="dxa" w:w="1987"/>
+          </w:tcPr>
+          <w:p>
+            <w:pPr>
+              <w:jc w:val="left"/>
+            </w:pPr>
+            <w:r>
+              <w:rPr>
+                <w:rFonts w:ascii="TimeNewRoman" w:hAnsi="TimeNewRoman"/>
+                <w:sz w:val="30"/>
+              </w:rPr>
+              <w:t>83+9=92</w:t>
+            </w:r>
+          </w:p>
+        </w:tc>
+      </w:tr>
+      <w:tr>
+        <w:tc>
+          <w:tcPr>
+            <w:tcW w:type="dxa" w:w="1987"/>
+          </w:tcPr>
+          <w:p>
+            <w:pPr>
+              <w:jc w:val="left"/>
+            </w:pPr>
+            <w:r>
+              <w:rPr>
+                <w:rFonts w:ascii="TimeNewRoman" w:hAnsi="TimeNewRoman"/>
+                <w:sz w:val="30"/>
+              </w:rPr>
+              <w:t>97-8=89</w:t>
+            </w:r>
+          </w:p>
+        </w:tc>
+        <w:tc>
+          <w:tcPr>
+            <w:tcW w:type="dxa" w:w="1987"/>
+          </w:tcPr>
+          <w:p>
+            <w:pPr>
+              <w:jc w:val="left"/>
+            </w:pPr>
+            <w:r>
+              <w:rPr>
+                <w:rFonts w:ascii="TimeNewRoman" w:hAnsi="TimeNewRoman"/>
+                <w:sz w:val="30"/>
+              </w:rPr>
+              <w:t>39+44=83</w:t>
+            </w:r>
+          </w:p>
+        </w:tc>
+        <w:tc>
+          <w:tcPr>
+            <w:tcW w:type="dxa" w:w="1987"/>
+          </w:tcPr>
+          <w:p>
+            <w:pPr>
+              <w:jc w:val="left"/>
+            </w:pPr>
+            <w:r>
+              <w:rPr>
+                <w:rFonts w:ascii="TimeNewRoman" w:hAnsi="TimeNewRoman"/>
+                <w:sz w:val="30"/>
+              </w:rPr>
+              <w:t>76+18=94</w:t>
+            </w:r>
+          </w:p>
+        </w:tc>
+        <w:tc>
+          <w:tcPr>
+            <w:tcW w:type="dxa" w:w="1987"/>
+          </w:tcPr>
+          <w:p>
+            <w:pPr>
+              <w:jc w:val="left"/>
+            </w:pPr>
+            <w:r>
+              <w:rPr>
+                <w:rFonts w:ascii="TimeNewRoman" w:hAnsi="TimeNewRoman"/>
+                <w:sz w:val="30"/>
+              </w:rPr>
+              <w:t>39+36=75</w:t>
+            </w:r>
+          </w:p>
+        </w:tc>
+        <w:tc>
+          <w:tcPr>
+            <w:tcW w:type="dxa" w:w="1987"/>
+          </w:tcPr>
+          <w:p>
+            <w:pPr>
+              <w:jc w:val="left"/>
+            </w:pPr>
+            <w:r>
+              <w:rPr>
+                <w:rFonts w:ascii="TimeNewRoman" w:hAnsi="TimeNewRoman"/>
+                <w:sz w:val="30"/>
+              </w:rPr>
+              <w:t>79+15=94</w:t>
+            </w:r>
+          </w:p>
+        </w:tc>
+      </w:tr>
+      <w:tr>
+        <w:tc>
+          <w:tcPr>
+            <w:tcW w:type="dxa" w:w="1987"/>
+          </w:tcPr>
+          <w:p>
+            <w:pPr>
+              <w:jc w:val="left"/>
+            </w:pPr>
+            <w:r>
+              <w:rPr>
+                <w:rFonts w:ascii="TimeNewRoman" w:hAnsi="TimeNewRoman"/>
+                <w:sz w:val="30"/>
+              </w:rPr>
+              <w:t>75-26=49</w:t>
+            </w:r>
+          </w:p>
+        </w:tc>
+        <w:tc>
+          <w:tcPr>
+            <w:tcW w:type="dxa" w:w="1987"/>
+          </w:tcPr>
+          <w:p>
+            <w:pPr>
+              <w:jc w:val="left"/>
+            </w:pPr>
+            <w:r>
+              <w:rPr>
+                <w:rFonts w:ascii="TimeNewRoman" w:hAnsi="TimeNewRoman"/>
+                <w:sz w:val="30"/>
+              </w:rPr>
+              <w:t>90-41=49</w:t>
+            </w:r>
+          </w:p>
+        </w:tc>
+        <w:tc>
+          <w:tcPr>
+            <w:tcW w:type="dxa" w:w="1987"/>
+          </w:tcPr>
+          <w:p>
+            <w:pPr>
+              <w:jc w:val="left"/>
+            </w:pPr>
+            <w:r>
+              <w:rPr>
+                <w:rFonts w:ascii="TimeNewRoman" w:hAnsi="TimeNewRoman"/>
+                <w:sz w:val="30"/>
+              </w:rPr>
+              <w:t>15+16=31</w:t>
+            </w:r>
+          </w:p>
+        </w:tc>
+        <w:tc>
+          <w:tcPr>
+            <w:tcW w:type="dxa" w:w="1987"/>
+          </w:tcPr>
+          <w:p>
+            <w:pPr>
+              <w:jc w:val="left"/>
+            </w:pPr>
+            <w:r>
+              <w:rPr>
+                <w:rFonts w:ascii="TimeNewRoman" w:hAnsi="TimeNewRoman"/>
+                <w:sz w:val="30"/>
+              </w:rPr>
+              <w:t>91-72=19</w:t>
+            </w:r>
+          </w:p>
+        </w:tc>
+        <w:tc>
+          <w:tcPr>
+            <w:tcW w:type="dxa" w:w="1987"/>
+          </w:tcPr>
+          <w:p>
+            <w:pPr>
+              <w:jc w:val="left"/>
+            </w:pPr>
+            <w:r>
+              <w:rPr>
+                <w:rFonts w:ascii="TimeNewRoman" w:hAnsi="TimeNewRoman"/>
+                <w:sz w:val="30"/>
+              </w:rPr>
+              <w:t>57+19=76</w:t>
+            </w:r>
+          </w:p>
+        </w:tc>
+      </w:tr>
+      <w:tr>
+        <w:tc>
+          <w:tcPr>
+            <w:tcW w:type="dxa" w:w="1987"/>
+          </w:tcPr>
+          <w:p>
+            <w:pPr>
+              <w:jc w:val="left"/>
+            </w:pPr>
+            <w:r>
+              <w:rPr>
+                <w:rFonts w:ascii="TimeNewRoman" w:hAnsi="TimeNewRoman"/>
+                <w:sz w:val="30"/>
+              </w:rPr>
+              <w:t>71-9=62</w:t>
+            </w:r>
+          </w:p>
+        </w:tc>
+        <w:tc>
+          <w:tcPr>
+            <w:tcW w:type="dxa" w:w="1987"/>
+          </w:tcPr>
+          <w:p>
+            <w:pPr>
+              <w:jc w:val="left"/>
+            </w:pPr>
+            <w:r>
+              <w:rPr>
+                <w:rFonts w:ascii="TimeNewRoman" w:hAnsi="TimeNewRoman"/>
+                <w:sz w:val="30"/>
+              </w:rPr>
+              <w:t>71-6=65</w:t>
+            </w:r>
+          </w:p>
+        </w:tc>
+        <w:tc>
+          <w:tcPr>
+            <w:tcW w:type="dxa" w:w="1987"/>
+          </w:tcPr>
+          <w:p>
+            <w:pPr>
+              <w:jc w:val="left"/>
+            </w:pPr>
+            <w:r>
+              <w:rPr>
+                <w:rFonts w:ascii="TimeNewRoman" w:hAnsi="TimeNewRoman"/>
+                <w:sz w:val="30"/>
+              </w:rPr>
+              <w:t>59+35=94</w:t>
+            </w:r>
+          </w:p>
+        </w:tc>
+        <w:tc>
+          <w:tcPr>
+            <w:tcW w:type="dxa" w:w="1987"/>
+          </w:tcPr>
+          <w:p>
+            <w:pPr>
+              <w:jc w:val="left"/>
+            </w:pPr>
+            <w:r>
+              <w:rPr>
+                <w:rFonts w:ascii="TimeNewRoman" w:hAnsi="TimeNewRoman"/>
+                <w:sz w:val="30"/>
+              </w:rPr>
+              <w:t>71-23=48</w:t>
+            </w:r>
+          </w:p>
+        </w:tc>
+        <w:tc>
+          <w:tcPr>
+            <w:tcW w:type="dxa" w:w="1987"/>
+          </w:tcPr>
+          <w:p>
+            <w:pPr>
+              <w:jc w:val="left"/>
+            </w:pPr>
+            <w:r>
+              <w:rPr>
+                <w:rFonts w:ascii="TimeNewRoman" w:hAnsi="TimeNewRoman"/>
+                <w:sz w:val="30"/>
+              </w:rPr>
+              <w:t>16+9=25</w:t>
+            </w:r>
+          </w:p>
+        </w:tc>
+      </w:tr>
+      <w:tr>
+        <w:tc>
+          <w:tcPr>
+            <w:tcW w:type="dxa" w:w="1987"/>
+          </w:tcPr>
+          <w:p>
+            <w:pPr>
+              <w:jc w:val="left"/>
+            </w:pPr>
+            <w:r>
+              <w:rPr>
+                <w:rFonts w:ascii="TimeNewRoman" w:hAnsi="TimeNewRoman"/>
+                <w:sz w:val="30"/>
+              </w:rPr>
+              <w:t>73-69=4</w:t>
             </w:r>
           </w:p>
         </w:tc>
@@ -422,7 +1466,7 @@
                 <w:rFonts w:ascii="TimeNewRoman" w:hAnsi="TimeNewRoman"/>
                 <w:sz w:val="30"/>
               </w:rPr>
-              <w:t>73-48=25</w:t>
+              <w:t>66+25=91</w:t>
             </w:r>
           </w:p>
         </w:tc>
@@ -439,7 +1483,7 @@
                 <w:rFonts w:ascii="TimeNewRoman" w:hAnsi="TimeNewRoman"/>
                 <w:sz w:val="30"/>
               </w:rPr>
-              <w:t>29+66=95</w:t>
+              <w:t>90-64=26</w:t>
             </w:r>
           </w:p>
         </w:tc>
@@ -456,7 +1500,7 @@
                 <w:rFonts w:ascii="TimeNewRoman" w:hAnsi="TimeNewRoman"/>
                 <w:sz w:val="30"/>
               </w:rPr>
-              <w:t>47+14=61</w:t>
+              <w:t>23+48=71</w:t>
             </w:r>
           </w:p>
         </w:tc>
@@ -475,7 +1519,7 @@
                 <w:rFonts w:ascii="TimeNewRoman" w:hAnsi="TimeNewRoman"/>
                 <w:sz w:val="30"/>
               </w:rPr>
-              <w:t>50-9=41</w:t>
+              <w:t>7+57=64</w:t>
             </w:r>
           </w:p>
         </w:tc>
@@ -492,7 +1536,7 @@
                 <w:rFonts w:ascii="TimeNewRoman" w:hAnsi="TimeNewRoman"/>
                 <w:sz w:val="30"/>
               </w:rPr>
-              <w:t>22+49=71</w:t>
+              <w:t>77-38=39</w:t>
             </w:r>
           </w:p>
         </w:tc>
@@ -509,7 +1553,7 @@
                 <w:rFonts w:ascii="TimeNewRoman" w:hAnsi="TimeNewRoman"/>
                 <w:sz w:val="30"/>
               </w:rPr>
-              <w:t>61-17=44</w:t>
+              <w:t>42-25=17</w:t>
             </w:r>
           </w:p>
         </w:tc>
@@ -526,7 +1570,7 @@
                 <w:rFonts w:ascii="TimeNewRoman" w:hAnsi="TimeNewRoman"/>
                 <w:sz w:val="30"/>
               </w:rPr>
-              <w:t>6+47=53</w:t>
+              <w:t>57-39=18</w:t>
             </w:r>
           </w:p>
         </w:tc>
@@ -543,7 +1587,7 @@
                 <w:rFonts w:ascii="TimeNewRoman" w:hAnsi="TimeNewRoman"/>
                 <w:sz w:val="30"/>
               </w:rPr>
-              <w:t>37+48=85</w:t>
+              <w:t>20-7=13</w:t>
             </w:r>
           </w:p>
         </w:tc>
@@ -562,7 +1606,7 @@
                 <w:rFonts w:ascii="TimeNewRoman" w:hAnsi="TimeNewRoman"/>
                 <w:sz w:val="30"/>
               </w:rPr>
-              <w:t>66+26=92</w:t>
+              <w:t>71-39=32</w:t>
             </w:r>
           </w:p>
         </w:tc>
@@ -579,7 +1623,7 @@
                 <w:rFonts w:ascii="TimeNewRoman" w:hAnsi="TimeNewRoman"/>
                 <w:sz w:val="30"/>
               </w:rPr>
-              <w:t>26+39=65</w:t>
+              <w:t>48+16=64</w:t>
             </w:r>
           </w:p>
         </w:tc>
@@ -596,7 +1640,7 @@
                 <w:rFonts w:ascii="TimeNewRoman" w:hAnsi="TimeNewRoman"/>
                 <w:sz w:val="30"/>
               </w:rPr>
-              <w:t>42+29=71</w:t>
+              <w:t>48+28=76</w:t>
             </w:r>
           </w:p>
         </w:tc>
@@ -613,7 +1657,7 @@
                 <w:rFonts w:ascii="TimeNewRoman" w:hAnsi="TimeNewRoman"/>
                 <w:sz w:val="30"/>
               </w:rPr>
-              <w:t>97-29=68</w:t>
+              <w:t>40-1=39</w:t>
             </w:r>
           </w:p>
         </w:tc>
@@ -630,7 +1674,7 @@
                 <w:rFonts w:ascii="TimeNewRoman" w:hAnsi="TimeNewRoman"/>
                 <w:sz w:val="30"/>
               </w:rPr>
-              <w:t>65-47=18</w:t>
+              <w:t>7+89=96</w:t>
             </w:r>
           </w:p>
         </w:tc>
@@ -649,7 +1693,7 @@
                 <w:rFonts w:ascii="TimeNewRoman" w:hAnsi="TimeNewRoman"/>
                 <w:sz w:val="30"/>
               </w:rPr>
-              <w:t>15+47=62</w:t>
+              <w:t>35+9=44</w:t>
             </w:r>
           </w:p>
         </w:tc>
@@ -666,7 +1710,7 @@
                 <w:rFonts w:ascii="TimeNewRoman" w:hAnsi="TimeNewRoman"/>
                 <w:sz w:val="30"/>
               </w:rPr>
-              <w:t>70-52=18</w:t>
+              <w:t>87-59=28</w:t>
             </w:r>
           </w:p>
         </w:tc>
@@ -683,7 +1727,7 @@
                 <w:rFonts w:ascii="TimeNewRoman" w:hAnsi="TimeNewRoman"/>
                 <w:sz w:val="30"/>
               </w:rPr>
-              <w:t>83-29=54</w:t>
+              <w:t>7+57=64</w:t>
             </w:r>
           </w:p>
         </w:tc>
@@ -700,7 +1744,7 @@
                 <w:rFonts w:ascii="TimeNewRoman" w:hAnsi="TimeNewRoman"/>
                 <w:sz w:val="30"/>
               </w:rPr>
-              <w:t>43-24=19</w:t>
+              <w:t>31-2=29</w:t>
             </w:r>
           </w:p>
         </w:tc>
@@ -717,1051 +1761,7 @@
                 <w:rFonts w:ascii="TimeNewRoman" w:hAnsi="TimeNewRoman"/>
                 <w:sz w:val="30"/>
               </w:rPr>
-              <w:t>82-69=13</w:t>
-            </w:r>
-          </w:p>
-        </w:tc>
-      </w:tr>
-      <w:tr>
-        <w:tc>
-          <w:tcPr>
-            <w:tcW w:type="dxa" w:w="1987"/>
-          </w:tcPr>
-          <w:p>
-            <w:pPr>
-              <w:jc w:val="left"/>
-            </w:pPr>
-            <w:r>
-              <w:rPr>
-                <w:rFonts w:ascii="TimeNewRoman" w:hAnsi="TimeNewRoman"/>
-                <w:sz w:val="30"/>
-              </w:rPr>
-              <w:t>29+32=61</w:t>
-            </w:r>
-          </w:p>
-        </w:tc>
-        <w:tc>
-          <w:tcPr>
-            <w:tcW w:type="dxa" w:w="1987"/>
-          </w:tcPr>
-          <w:p>
-            <w:pPr>
-              <w:jc w:val="left"/>
-            </w:pPr>
-            <w:r>
-              <w:rPr>
-                <w:rFonts w:ascii="TimeNewRoman" w:hAnsi="TimeNewRoman"/>
-                <w:sz w:val="30"/>
-              </w:rPr>
-              <w:t>82-77=5</w:t>
-            </w:r>
-          </w:p>
-        </w:tc>
-        <w:tc>
-          <w:tcPr>
-            <w:tcW w:type="dxa" w:w="1987"/>
-          </w:tcPr>
-          <w:p>
-            <w:pPr>
-              <w:jc w:val="left"/>
-            </w:pPr>
-            <w:r>
-              <w:rPr>
-                <w:rFonts w:ascii="TimeNewRoman" w:hAnsi="TimeNewRoman"/>
-                <w:sz w:val="30"/>
-              </w:rPr>
-              <w:t>39+15=54</w:t>
-            </w:r>
-          </w:p>
-        </w:tc>
-        <w:tc>
-          <w:tcPr>
-            <w:tcW w:type="dxa" w:w="1987"/>
-          </w:tcPr>
-          <w:p>
-            <w:pPr>
-              <w:jc w:val="left"/>
-            </w:pPr>
-            <w:r>
-              <w:rPr>
-                <w:rFonts w:ascii="TimeNewRoman" w:hAnsi="TimeNewRoman"/>
-                <w:sz w:val="30"/>
-              </w:rPr>
-              <w:t>46-8=38</w:t>
-            </w:r>
-          </w:p>
-        </w:tc>
-        <w:tc>
-          <w:tcPr>
-            <w:tcW w:type="dxa" w:w="1987"/>
-          </w:tcPr>
-          <w:p>
-            <w:pPr>
-              <w:jc w:val="left"/>
-            </w:pPr>
-            <w:r>
-              <w:rPr>
-                <w:rFonts w:ascii="TimeNewRoman" w:hAnsi="TimeNewRoman"/>
-                <w:sz w:val="30"/>
-              </w:rPr>
-              <w:t>51-33=18</w:t>
-            </w:r>
-          </w:p>
-        </w:tc>
-      </w:tr>
-      <w:tr>
-        <w:tc>
-          <w:tcPr>
-            <w:tcW w:type="dxa" w:w="1987"/>
-          </w:tcPr>
-          <w:p>
-            <w:pPr>
-              <w:jc w:val="left"/>
-            </w:pPr>
-            <w:r>
-              <w:rPr>
-                <w:rFonts w:ascii="TimeNewRoman" w:hAnsi="TimeNewRoman"/>
-                <w:sz w:val="30"/>
-              </w:rPr>
-              <w:t>65-59=6</w:t>
-            </w:r>
-          </w:p>
-        </w:tc>
-        <w:tc>
-          <w:tcPr>
-            <w:tcW w:type="dxa" w:w="1987"/>
-          </w:tcPr>
-          <w:p>
-            <w:pPr>
-              <w:jc w:val="left"/>
-            </w:pPr>
-            <w:r>
-              <w:rPr>
-                <w:rFonts w:ascii="TimeNewRoman" w:hAnsi="TimeNewRoman"/>
-                <w:sz w:val="30"/>
-              </w:rPr>
-              <w:t>39+25=64</w:t>
-            </w:r>
-          </w:p>
-        </w:tc>
-        <w:tc>
-          <w:tcPr>
-            <w:tcW w:type="dxa" w:w="1987"/>
-          </w:tcPr>
-          <w:p>
-            <w:pPr>
-              <w:jc w:val="left"/>
-            </w:pPr>
-            <w:r>
-              <w:rPr>
-                <w:rFonts w:ascii="TimeNewRoman" w:hAnsi="TimeNewRoman"/>
-                <w:sz w:val="30"/>
-              </w:rPr>
-              <w:t>6+76=82</w:t>
-            </w:r>
-          </w:p>
-        </w:tc>
-        <w:tc>
-          <w:tcPr>
-            <w:tcW w:type="dxa" w:w="1987"/>
-          </w:tcPr>
-          <w:p>
-            <w:pPr>
-              <w:jc w:val="left"/>
-            </w:pPr>
-            <w:r>
-              <w:rPr>
-                <w:rFonts w:ascii="TimeNewRoman" w:hAnsi="TimeNewRoman"/>
-                <w:sz w:val="30"/>
-              </w:rPr>
-              <w:t>7+87=94</w:t>
-            </w:r>
-          </w:p>
-        </w:tc>
-        <w:tc>
-          <w:tcPr>
-            <w:tcW w:type="dxa" w:w="1987"/>
-          </w:tcPr>
-          <w:p>
-            <w:pPr>
-              <w:jc w:val="left"/>
-            </w:pPr>
-            <w:r>
-              <w:rPr>
-                <w:rFonts w:ascii="TimeNewRoman" w:hAnsi="TimeNewRoman"/>
-                <w:sz w:val="30"/>
-              </w:rPr>
-              <w:t>60-29=31</w:t>
-            </w:r>
-          </w:p>
-        </w:tc>
-      </w:tr>
-      <w:tr>
-        <w:tc>
-          <w:tcPr>
-            <w:tcW w:type="dxa" w:w="1987"/>
-          </w:tcPr>
-          <w:p>
-            <w:pPr>
-              <w:jc w:val="left"/>
-            </w:pPr>
-            <w:r>
-              <w:rPr>
-                <w:rFonts w:ascii="TimeNewRoman" w:hAnsi="TimeNewRoman"/>
-                <w:sz w:val="30"/>
-              </w:rPr>
-              <w:t>80-38=42</w:t>
-            </w:r>
-          </w:p>
-        </w:tc>
-        <w:tc>
-          <w:tcPr>
-            <w:tcW w:type="dxa" w:w="1987"/>
-          </w:tcPr>
-          <w:p>
-            <w:pPr>
-              <w:jc w:val="left"/>
-            </w:pPr>
-            <w:r>
-              <w:rPr>
-                <w:rFonts w:ascii="TimeNewRoman" w:hAnsi="TimeNewRoman"/>
-                <w:sz w:val="30"/>
-              </w:rPr>
-              <w:t>81-4=77</w:t>
-            </w:r>
-          </w:p>
-        </w:tc>
-        <w:tc>
-          <w:tcPr>
-            <w:tcW w:type="dxa" w:w="1987"/>
-          </w:tcPr>
-          <w:p>
-            <w:pPr>
-              <w:jc w:val="left"/>
-            </w:pPr>
-            <w:r>
-              <w:rPr>
-                <w:rFonts w:ascii="TimeNewRoman" w:hAnsi="TimeNewRoman"/>
-                <w:sz w:val="30"/>
-              </w:rPr>
-              <w:t>62-15=47</w:t>
-            </w:r>
-          </w:p>
-        </w:tc>
-        <w:tc>
-          <w:tcPr>
-            <w:tcW w:type="dxa" w:w="1987"/>
-          </w:tcPr>
-          <w:p>
-            <w:pPr>
-              <w:jc w:val="left"/>
-            </w:pPr>
-            <w:r>
-              <w:rPr>
-                <w:rFonts w:ascii="TimeNewRoman" w:hAnsi="TimeNewRoman"/>
-                <w:sz w:val="30"/>
-              </w:rPr>
-              <w:t>17+66=83</w:t>
-            </w:r>
-          </w:p>
-        </w:tc>
-        <w:tc>
-          <w:tcPr>
-            <w:tcW w:type="dxa" w:w="1987"/>
-          </w:tcPr>
-          <w:p>
-            <w:pPr>
-              <w:jc w:val="left"/>
-            </w:pPr>
-            <w:r>
-              <w:rPr>
-                <w:rFonts w:ascii="TimeNewRoman" w:hAnsi="TimeNewRoman"/>
-                <w:sz w:val="30"/>
-              </w:rPr>
-              <w:t>13+19=32</w:t>
-            </w:r>
-          </w:p>
-        </w:tc>
-      </w:tr>
-      <w:tr>
-        <w:tc>
-          <w:tcPr>
-            <w:tcW w:type="dxa" w:w="1987"/>
-          </w:tcPr>
-          <w:p>
-            <w:pPr>
-              <w:jc w:val="left"/>
-            </w:pPr>
-            <w:r>
-              <w:rPr>
-                <w:rFonts w:ascii="TimeNewRoman" w:hAnsi="TimeNewRoman"/>
-                <w:sz w:val="30"/>
-              </w:rPr>
-              <w:t>16+8=24</w:t>
-            </w:r>
-          </w:p>
-        </w:tc>
-        <w:tc>
-          <w:tcPr>
-            <w:tcW w:type="dxa" w:w="1987"/>
-          </w:tcPr>
-          <w:p>
-            <w:pPr>
-              <w:jc w:val="left"/>
-            </w:pPr>
-            <w:r>
-              <w:rPr>
-                <w:rFonts w:ascii="TimeNewRoman" w:hAnsi="TimeNewRoman"/>
-                <w:sz w:val="30"/>
-              </w:rPr>
-              <w:t>38+23=61</w:t>
-            </w:r>
-          </w:p>
-        </w:tc>
-        <w:tc>
-          <w:tcPr>
-            <w:tcW w:type="dxa" w:w="1987"/>
-          </w:tcPr>
-          <w:p>
-            <w:pPr>
-              <w:jc w:val="left"/>
-            </w:pPr>
-            <w:r>
-              <w:rPr>
-                <w:rFonts w:ascii="TimeNewRoman" w:hAnsi="TimeNewRoman"/>
-                <w:sz w:val="30"/>
-              </w:rPr>
-              <w:t>36+57=93</w:t>
-            </w:r>
-          </w:p>
-        </w:tc>
-        <w:tc>
-          <w:tcPr>
-            <w:tcW w:type="dxa" w:w="1987"/>
-          </w:tcPr>
-          <w:p>
-            <w:pPr>
-              <w:jc w:val="left"/>
-            </w:pPr>
-            <w:r>
-              <w:rPr>
-                <w:rFonts w:ascii="TimeNewRoman" w:hAnsi="TimeNewRoman"/>
-                <w:sz w:val="30"/>
-              </w:rPr>
-              <w:t>91-23=68</w:t>
-            </w:r>
-          </w:p>
-        </w:tc>
-        <w:tc>
-          <w:tcPr>
-            <w:tcW w:type="dxa" w:w="1987"/>
-          </w:tcPr>
-          <w:p>
-            <w:pPr>
-              <w:jc w:val="left"/>
-            </w:pPr>
-            <w:r>
-              <w:rPr>
-                <w:rFonts w:ascii="TimeNewRoman" w:hAnsi="TimeNewRoman"/>
-                <w:sz w:val="30"/>
-              </w:rPr>
-              <w:t>57+9=66</w:t>
-            </w:r>
-          </w:p>
-        </w:tc>
-      </w:tr>
-      <w:tr>
-        <w:tc>
-          <w:tcPr>
-            <w:tcW w:type="dxa" w:w="1987"/>
-          </w:tcPr>
-          <w:p>
-            <w:pPr>
-              <w:jc w:val="left"/>
-            </w:pPr>
-            <w:r>
-              <w:rPr>
-                <w:rFonts w:ascii="TimeNewRoman" w:hAnsi="TimeNewRoman"/>
-                <w:sz w:val="30"/>
-              </w:rPr>
-              <w:t>46-17=29</w:t>
-            </w:r>
-          </w:p>
-        </w:tc>
-        <w:tc>
-          <w:tcPr>
-            <w:tcW w:type="dxa" w:w="1987"/>
-          </w:tcPr>
-          <w:p>
-            <w:pPr>
-              <w:jc w:val="left"/>
-            </w:pPr>
-            <w:r>
-              <w:rPr>
-                <w:rFonts w:ascii="TimeNewRoman" w:hAnsi="TimeNewRoman"/>
-                <w:sz w:val="30"/>
-              </w:rPr>
-              <w:t>92-9=83</w:t>
-            </w:r>
-          </w:p>
-        </w:tc>
-        <w:tc>
-          <w:tcPr>
-            <w:tcW w:type="dxa" w:w="1987"/>
-          </w:tcPr>
-          <w:p>
-            <w:pPr>
-              <w:jc w:val="left"/>
-            </w:pPr>
-            <w:r>
-              <w:rPr>
-                <w:rFonts w:ascii="TimeNewRoman" w:hAnsi="TimeNewRoman"/>
-                <w:sz w:val="30"/>
-              </w:rPr>
-              <w:t>93-87=6</w:t>
-            </w:r>
-          </w:p>
-        </w:tc>
-        <w:tc>
-          <w:tcPr>
-            <w:tcW w:type="dxa" w:w="1987"/>
-          </w:tcPr>
-          <w:p>
-            <w:pPr>
-              <w:jc w:val="left"/>
-            </w:pPr>
-            <w:r>
-              <w:rPr>
-                <w:rFonts w:ascii="TimeNewRoman" w:hAnsi="TimeNewRoman"/>
-                <w:sz w:val="30"/>
-              </w:rPr>
-              <w:t>88+8=96</w:t>
-            </w:r>
-          </w:p>
-        </w:tc>
-        <w:tc>
-          <w:tcPr>
-            <w:tcW w:type="dxa" w:w="1987"/>
-          </w:tcPr>
-          <w:p>
-            <w:pPr>
-              <w:jc w:val="left"/>
-            </w:pPr>
-            <w:r>
-              <w:rPr>
-                <w:rFonts w:ascii="TimeNewRoman" w:hAnsi="TimeNewRoman"/>
-                <w:sz w:val="30"/>
-              </w:rPr>
-              <w:t>40-2=38</w:t>
-            </w:r>
-          </w:p>
-        </w:tc>
-      </w:tr>
-      <w:tr>
-        <w:tc>
-          <w:tcPr>
-            <w:tcW w:type="dxa" w:w="1987"/>
-          </w:tcPr>
-          <w:p>
-            <w:pPr>
-              <w:jc w:val="left"/>
-            </w:pPr>
-            <w:r>
-              <w:rPr>
-                <w:rFonts w:ascii="TimeNewRoman" w:hAnsi="TimeNewRoman"/>
-                <w:sz w:val="30"/>
-              </w:rPr>
-              <w:t>64-19=45</w:t>
-            </w:r>
-          </w:p>
-        </w:tc>
-        <w:tc>
-          <w:tcPr>
-            <w:tcW w:type="dxa" w:w="1987"/>
-          </w:tcPr>
-          <w:p>
-            <w:pPr>
-              <w:jc w:val="left"/>
-            </w:pPr>
-            <w:r>
-              <w:rPr>
-                <w:rFonts w:ascii="TimeNewRoman" w:hAnsi="TimeNewRoman"/>
-                <w:sz w:val="30"/>
-              </w:rPr>
-              <w:t>17+64=81</w:t>
-            </w:r>
-          </w:p>
-        </w:tc>
-        <w:tc>
-          <w:tcPr>
-            <w:tcW w:type="dxa" w:w="1987"/>
-          </w:tcPr>
-          <w:p>
-            <w:pPr>
-              <w:jc w:val="left"/>
-            </w:pPr>
-            <w:r>
-              <w:rPr>
-                <w:rFonts w:ascii="TimeNewRoman" w:hAnsi="TimeNewRoman"/>
-                <w:sz w:val="30"/>
-              </w:rPr>
-              <w:t>36+6=42</w:t>
-            </w:r>
-          </w:p>
-        </w:tc>
-        <w:tc>
-          <w:tcPr>
-            <w:tcW w:type="dxa" w:w="1987"/>
-          </w:tcPr>
-          <w:p>
-            <w:pPr>
-              <w:jc w:val="left"/>
-            </w:pPr>
-            <w:r>
-              <w:rPr>
-                <w:rFonts w:ascii="TimeNewRoman" w:hAnsi="TimeNewRoman"/>
-                <w:sz w:val="30"/>
-              </w:rPr>
-              <w:t>29+4=33</w:t>
-            </w:r>
-          </w:p>
-        </w:tc>
-        <w:tc>
-          <w:tcPr>
-            <w:tcW w:type="dxa" w:w="1987"/>
-          </w:tcPr>
-          <w:p>
-            <w:pPr>
-              <w:jc w:val="left"/>
-            </w:pPr>
-            <w:r>
-              <w:rPr>
-                <w:rFonts w:ascii="TimeNewRoman" w:hAnsi="TimeNewRoman"/>
-                <w:sz w:val="30"/>
-              </w:rPr>
-              <w:t>50-43=7</w:t>
-            </w:r>
-          </w:p>
-        </w:tc>
-      </w:tr>
-      <w:tr>
-        <w:tc>
-          <w:tcPr>
-            <w:tcW w:type="dxa" w:w="1987"/>
-          </w:tcPr>
-          <w:p>
-            <w:pPr>
-              <w:jc w:val="left"/>
-            </w:pPr>
-            <w:r>
-              <w:rPr>
-                <w:rFonts w:ascii="TimeNewRoman" w:hAnsi="TimeNewRoman"/>
-                <w:sz w:val="30"/>
-              </w:rPr>
-              <w:t>20-17=3</w:t>
-            </w:r>
-          </w:p>
-        </w:tc>
-        <w:tc>
-          <w:tcPr>
-            <w:tcW w:type="dxa" w:w="1987"/>
-          </w:tcPr>
-          <w:p>
-            <w:pPr>
-              <w:jc w:val="left"/>
-            </w:pPr>
-            <w:r>
-              <w:rPr>
-                <w:rFonts w:ascii="TimeNewRoman" w:hAnsi="TimeNewRoman"/>
-                <w:sz w:val="30"/>
-              </w:rPr>
-              <w:t>18+45=63</w:t>
-            </w:r>
-          </w:p>
-        </w:tc>
-        <w:tc>
-          <w:tcPr>
-            <w:tcW w:type="dxa" w:w="1987"/>
-          </w:tcPr>
-          <w:p>
-            <w:pPr>
-              <w:jc w:val="left"/>
-            </w:pPr>
-            <w:r>
-              <w:rPr>
-                <w:rFonts w:ascii="TimeNewRoman" w:hAnsi="TimeNewRoman"/>
-                <w:sz w:val="30"/>
-              </w:rPr>
-              <w:t>87-18=69</w:t>
-            </w:r>
-          </w:p>
-        </w:tc>
-        <w:tc>
-          <w:tcPr>
-            <w:tcW w:type="dxa" w:w="1987"/>
-          </w:tcPr>
-          <w:p>
-            <w:pPr>
-              <w:jc w:val="left"/>
-            </w:pPr>
-            <w:r>
-              <w:rPr>
-                <w:rFonts w:ascii="TimeNewRoman" w:hAnsi="TimeNewRoman"/>
-                <w:sz w:val="30"/>
-              </w:rPr>
-              <w:t>29+68=97</w:t>
-            </w:r>
-          </w:p>
-        </w:tc>
-        <w:tc>
-          <w:tcPr>
-            <w:tcW w:type="dxa" w:w="1987"/>
-          </w:tcPr>
-          <w:p>
-            <w:pPr>
-              <w:jc w:val="left"/>
-            </w:pPr>
-            <w:r>
-              <w:rPr>
-                <w:rFonts w:ascii="TimeNewRoman" w:hAnsi="TimeNewRoman"/>
-                <w:sz w:val="30"/>
-              </w:rPr>
-              <w:t>44+38=82</w:t>
-            </w:r>
-          </w:p>
-        </w:tc>
-      </w:tr>
-      <w:tr>
-        <w:tc>
-          <w:tcPr>
-            <w:tcW w:type="dxa" w:w="1987"/>
-          </w:tcPr>
-          <w:p>
-            <w:pPr>
-              <w:jc w:val="left"/>
-            </w:pPr>
-            <w:r>
-              <w:rPr>
-                <w:rFonts w:ascii="TimeNewRoman" w:hAnsi="TimeNewRoman"/>
-                <w:sz w:val="30"/>
-              </w:rPr>
-              <w:t>77-29=48</w:t>
-            </w:r>
-          </w:p>
-        </w:tc>
-        <w:tc>
-          <w:tcPr>
-            <w:tcW w:type="dxa" w:w="1987"/>
-          </w:tcPr>
-          <w:p>
-            <w:pPr>
-              <w:jc w:val="left"/>
-            </w:pPr>
-            <w:r>
-              <w:rPr>
-                <w:rFonts w:ascii="TimeNewRoman" w:hAnsi="TimeNewRoman"/>
-                <w:sz w:val="30"/>
-              </w:rPr>
-              <w:t>94-56=38</w:t>
-            </w:r>
-          </w:p>
-        </w:tc>
-        <w:tc>
-          <w:tcPr>
-            <w:tcW w:type="dxa" w:w="1987"/>
-          </w:tcPr>
-          <w:p>
-            <w:pPr>
-              <w:jc w:val="left"/>
-            </w:pPr>
-            <w:r>
-              <w:rPr>
-                <w:rFonts w:ascii="TimeNewRoman" w:hAnsi="TimeNewRoman"/>
-                <w:sz w:val="30"/>
-              </w:rPr>
-              <w:t>93-89=4</w:t>
-            </w:r>
-          </w:p>
-        </w:tc>
-        <w:tc>
-          <w:tcPr>
-            <w:tcW w:type="dxa" w:w="1987"/>
-          </w:tcPr>
-          <w:p>
-            <w:pPr>
-              <w:jc w:val="left"/>
-            </w:pPr>
-            <w:r>
-              <w:rPr>
-                <w:rFonts w:ascii="TimeNewRoman" w:hAnsi="TimeNewRoman"/>
-                <w:sz w:val="30"/>
-              </w:rPr>
-              <w:t>6+56=62</w:t>
-            </w:r>
-          </w:p>
-        </w:tc>
-        <w:tc>
-          <w:tcPr>
-            <w:tcW w:type="dxa" w:w="1987"/>
-          </w:tcPr>
-          <w:p>
-            <w:pPr>
-              <w:jc w:val="left"/>
-            </w:pPr>
-            <w:r>
-              <w:rPr>
-                <w:rFonts w:ascii="TimeNewRoman" w:hAnsi="TimeNewRoman"/>
-                <w:sz w:val="30"/>
-              </w:rPr>
-              <w:t>70-67=3</w:t>
-            </w:r>
-          </w:p>
-        </w:tc>
-      </w:tr>
-      <w:tr>
-        <w:tc>
-          <w:tcPr>
-            <w:tcW w:type="dxa" w:w="1987"/>
-          </w:tcPr>
-          <w:p>
-            <w:pPr>
-              <w:jc w:val="left"/>
-            </w:pPr>
-            <w:r>
-              <w:rPr>
-                <w:rFonts w:ascii="TimeNewRoman" w:hAnsi="TimeNewRoman"/>
-                <w:sz w:val="30"/>
-              </w:rPr>
-              <w:t>95-37=58</w:t>
-            </w:r>
-          </w:p>
-        </w:tc>
-        <w:tc>
-          <w:tcPr>
-            <w:tcW w:type="dxa" w:w="1987"/>
-          </w:tcPr>
-          <w:p>
-            <w:pPr>
-              <w:jc w:val="left"/>
-            </w:pPr>
-            <w:r>
-              <w:rPr>
-                <w:rFonts w:ascii="TimeNewRoman" w:hAnsi="TimeNewRoman"/>
-                <w:sz w:val="30"/>
-              </w:rPr>
-              <w:t>6+47=53</w:t>
-            </w:r>
-          </w:p>
-        </w:tc>
-        <w:tc>
-          <w:tcPr>
-            <w:tcW w:type="dxa" w:w="1987"/>
-          </w:tcPr>
-          <w:p>
-            <w:pPr>
-              <w:jc w:val="left"/>
-            </w:pPr>
-            <w:r>
-              <w:rPr>
-                <w:rFonts w:ascii="TimeNewRoman" w:hAnsi="TimeNewRoman"/>
-                <w:sz w:val="30"/>
-              </w:rPr>
-              <w:t>20-19=1</w:t>
-            </w:r>
-          </w:p>
-        </w:tc>
-        <w:tc>
-          <w:tcPr>
-            <w:tcW w:type="dxa" w:w="1987"/>
-          </w:tcPr>
-          <w:p>
-            <w:pPr>
-              <w:jc w:val="left"/>
-            </w:pPr>
-            <w:r>
-              <w:rPr>
-                <w:rFonts w:ascii="TimeNewRoman" w:hAnsi="TimeNewRoman"/>
-                <w:sz w:val="30"/>
-              </w:rPr>
-              <w:t>72-28=44</w:t>
-            </w:r>
-          </w:p>
-        </w:tc>
-        <w:tc>
-          <w:tcPr>
-            <w:tcW w:type="dxa" w:w="1987"/>
-          </w:tcPr>
-          <w:p>
-            <w:pPr>
-              <w:jc w:val="left"/>
-            </w:pPr>
-            <w:r>
-              <w:rPr>
-                <w:rFonts w:ascii="TimeNewRoman" w:hAnsi="TimeNewRoman"/>
-                <w:sz w:val="30"/>
-              </w:rPr>
-              <w:t>53-25=28</w:t>
-            </w:r>
-          </w:p>
-        </w:tc>
-      </w:tr>
-      <w:tr>
-        <w:tc>
-          <w:tcPr>
-            <w:tcW w:type="dxa" w:w="1987"/>
-          </w:tcPr>
-          <w:p>
-            <w:pPr>
-              <w:jc w:val="left"/>
-            </w:pPr>
-            <w:r>
-              <w:rPr>
-                <w:rFonts w:ascii="TimeNewRoman" w:hAnsi="TimeNewRoman"/>
-                <w:sz w:val="30"/>
-              </w:rPr>
-              <w:t>26+46=72</w:t>
-            </w:r>
-          </w:p>
-        </w:tc>
-        <w:tc>
-          <w:tcPr>
-            <w:tcW w:type="dxa" w:w="1987"/>
-          </w:tcPr>
-          <w:p>
-            <w:pPr>
-              <w:jc w:val="left"/>
-            </w:pPr>
-            <w:r>
-              <w:rPr>
-                <w:rFonts w:ascii="TimeNewRoman" w:hAnsi="TimeNewRoman"/>
-                <w:sz w:val="30"/>
-              </w:rPr>
-              <w:t>75+7=82</w:t>
-            </w:r>
-          </w:p>
-        </w:tc>
-        <w:tc>
-          <w:tcPr>
-            <w:tcW w:type="dxa" w:w="1987"/>
-          </w:tcPr>
-          <w:p>
-            <w:pPr>
-              <w:jc w:val="left"/>
-            </w:pPr>
-            <w:r>
-              <w:rPr>
-                <w:rFonts w:ascii="TimeNewRoman" w:hAnsi="TimeNewRoman"/>
-                <w:sz w:val="30"/>
-              </w:rPr>
-              <w:t>52-13=39</w:t>
-            </w:r>
-          </w:p>
-        </w:tc>
-        <w:tc>
-          <w:tcPr>
-            <w:tcW w:type="dxa" w:w="1987"/>
-          </w:tcPr>
-          <w:p>
-            <w:pPr>
-              <w:jc w:val="left"/>
-            </w:pPr>
-            <w:r>
-              <w:rPr>
-                <w:rFonts w:ascii="TimeNewRoman" w:hAnsi="TimeNewRoman"/>
-                <w:sz w:val="30"/>
-              </w:rPr>
-              <w:t>41-36=5</w:t>
-            </w:r>
-          </w:p>
-        </w:tc>
-        <w:tc>
-          <w:tcPr>
-            <w:tcW w:type="dxa" w:w="1987"/>
-          </w:tcPr>
-          <w:p>
-            <w:pPr>
-              <w:jc w:val="left"/>
-            </w:pPr>
-            <w:r>
-              <w:rPr>
-                <w:rFonts w:ascii="TimeNewRoman" w:hAnsi="TimeNewRoman"/>
-                <w:sz w:val="30"/>
-              </w:rPr>
-              <w:t>73-7=66</w:t>
-            </w:r>
-          </w:p>
-        </w:tc>
-      </w:tr>
-      <w:tr>
-        <w:tc>
-          <w:tcPr>
-            <w:tcW w:type="dxa" w:w="1987"/>
-          </w:tcPr>
-          <w:p>
-            <w:pPr>
-              <w:jc w:val="left"/>
-            </w:pPr>
-            <w:r>
-              <w:rPr>
-                <w:rFonts w:ascii="TimeNewRoman" w:hAnsi="TimeNewRoman"/>
-                <w:sz w:val="30"/>
-              </w:rPr>
-              <w:t>64-8=56</w:t>
-            </w:r>
-          </w:p>
-        </w:tc>
-        <w:tc>
-          <w:tcPr>
-            <w:tcW w:type="dxa" w:w="1987"/>
-          </w:tcPr>
-          <w:p>
-            <w:pPr>
-              <w:jc w:val="left"/>
-            </w:pPr>
-            <w:r>
-              <w:rPr>
-                <w:rFonts w:ascii="TimeNewRoman" w:hAnsi="TimeNewRoman"/>
-                <w:sz w:val="30"/>
-              </w:rPr>
-              <w:t>60-23=37</w:t>
-            </w:r>
-          </w:p>
-        </w:tc>
-        <w:tc>
-          <w:tcPr>
-            <w:tcW w:type="dxa" w:w="1987"/>
-          </w:tcPr>
-          <w:p>
-            <w:pPr>
-              <w:jc w:val="left"/>
-            </w:pPr>
-            <w:r>
-              <w:rPr>
-                <w:rFonts w:ascii="TimeNewRoman" w:hAnsi="TimeNewRoman"/>
-                <w:sz w:val="30"/>
-              </w:rPr>
-              <w:t>32-6=26</w:t>
-            </w:r>
-          </w:p>
-        </w:tc>
-        <w:tc>
-          <w:tcPr>
-            <w:tcW w:type="dxa" w:w="1987"/>
-          </w:tcPr>
-          <w:p>
-            <w:pPr>
-              <w:jc w:val="left"/>
-            </w:pPr>
-            <w:r>
-              <w:rPr>
-                <w:rFonts w:ascii="TimeNewRoman" w:hAnsi="TimeNewRoman"/>
-                <w:sz w:val="30"/>
-              </w:rPr>
-              <w:t>15+6=21</w:t>
-            </w:r>
-          </w:p>
-        </w:tc>
-        <w:tc>
-          <w:tcPr>
-            <w:tcW w:type="dxa" w:w="1987"/>
-          </w:tcPr>
-          <w:p>
-            <w:pPr>
-              <w:jc w:val="left"/>
-            </w:pPr>
-            <w:r>
-              <w:rPr>
-                <w:rFonts w:ascii="TimeNewRoman" w:hAnsi="TimeNewRoman"/>
-                <w:sz w:val="30"/>
-              </w:rPr>
-              <w:t>91-13=78</w:t>
-            </w:r>
-          </w:p>
-        </w:tc>
-      </w:tr>
-      <w:tr>
-        <w:tc>
-          <w:tcPr>
-            <w:tcW w:type="dxa" w:w="1987"/>
-          </w:tcPr>
-          <w:p>
-            <w:pPr>
-              <w:jc w:val="left"/>
-            </w:pPr>
-            <w:r>
-              <w:rPr>
-                <w:rFonts w:ascii="TimeNewRoman" w:hAnsi="TimeNewRoman"/>
-                <w:sz w:val="30"/>
-              </w:rPr>
-              <w:t>8+54=62</w:t>
-            </w:r>
-          </w:p>
-        </w:tc>
-        <w:tc>
-          <w:tcPr>
-            <w:tcW w:type="dxa" w:w="1987"/>
-          </w:tcPr>
-          <w:p>
-            <w:pPr>
-              <w:jc w:val="left"/>
-            </w:pPr>
-            <w:r>
-              <w:rPr>
-                <w:rFonts w:ascii="TimeNewRoman" w:hAnsi="TimeNewRoman"/>
-                <w:sz w:val="30"/>
-              </w:rPr>
-              <w:t>38+6=44</w:t>
-            </w:r>
-          </w:p>
-        </w:tc>
-        <w:tc>
-          <w:tcPr>
-            <w:tcW w:type="dxa" w:w="1987"/>
-          </w:tcPr>
-          <w:p>
-            <w:pPr>
-              <w:jc w:val="left"/>
-            </w:pPr>
-            <w:r>
-              <w:rPr>
-                <w:rFonts w:ascii="TimeNewRoman" w:hAnsi="TimeNewRoman"/>
-                <w:sz w:val="30"/>
-              </w:rPr>
-              <w:t>22-13=9</w:t>
-            </w:r>
-          </w:p>
-        </w:tc>
-        <w:tc>
-          <w:tcPr>
-            <w:tcW w:type="dxa" w:w="1987"/>
-          </w:tcPr>
-          <w:p>
-            <w:pPr>
-              <w:jc w:val="left"/>
-            </w:pPr>
-            <w:r>
-              <w:rPr>
-                <w:rFonts w:ascii="TimeNewRoman" w:hAnsi="TimeNewRoman"/>
-                <w:sz w:val="30"/>
-              </w:rPr>
-              <w:t>73+9=82</w:t>
-            </w:r>
-          </w:p>
-        </w:tc>
-        <w:tc>
-          <w:tcPr>
-            <w:tcW w:type="dxa" w:w="1987"/>
-          </w:tcPr>
-          <w:p>
-            <w:pPr>
-              <w:jc w:val="left"/>
-            </w:pPr>
-            <w:r>
-              <w:rPr>
-                <w:rFonts w:ascii="TimeNewRoman" w:hAnsi="TimeNewRoman"/>
-                <w:sz w:val="30"/>
-              </w:rPr>
-              <w:t>53-6=47</w:t>
+              <w:t>83-65=18</w:t>
             </w:r>
           </w:p>
         </w:tc>

--- a/answers-of-adc_sbb_within_100.docx
+++ b/answers-of-adc_sbb_within_100.docx
@@ -40,7 +40,7 @@
                 <w:rFonts w:ascii="TimeNewRoman" w:hAnsi="TimeNewRoman"/>
                 <w:sz w:val="30"/>
               </w:rPr>
-              <w:t>82-34=48</w:t>
+              <w:t>72-25=47</w:t>
             </w:r>
           </w:p>
         </w:tc>
@@ -57,7 +57,7 @@
                 <w:rFonts w:ascii="TimeNewRoman" w:hAnsi="TimeNewRoman"/>
                 <w:sz w:val="30"/>
               </w:rPr>
-              <w:t>4+49=53</w:t>
+              <w:t>8+89=97</w:t>
             </w:r>
           </w:p>
         </w:tc>
@@ -74,7 +74,7 @@
                 <w:rFonts w:ascii="TimeNewRoman" w:hAnsi="TimeNewRoman"/>
                 <w:sz w:val="30"/>
               </w:rPr>
-              <w:t>95-26=69</w:t>
+              <w:t>93-8=85</w:t>
             </w:r>
           </w:p>
         </w:tc>
@@ -91,1573 +91,7 @@
                 <w:rFonts w:ascii="TimeNewRoman" w:hAnsi="TimeNewRoman"/>
                 <w:sz w:val="30"/>
               </w:rPr>
-              <w:t>81-13=68</w:t>
-            </w:r>
-          </w:p>
-        </w:tc>
-        <w:tc>
-          <w:tcPr>
-            <w:tcW w:type="dxa" w:w="1987"/>
-          </w:tcPr>
-          <w:p>
-            <w:pPr>
-              <w:jc w:val="left"/>
-            </w:pPr>
-            <w:r>
-              <w:rPr>
-                <w:rFonts w:ascii="TimeNewRoman" w:hAnsi="TimeNewRoman"/>
-                <w:sz w:val="30"/>
-              </w:rPr>
-              <w:t>73-27=46</w:t>
-            </w:r>
-          </w:p>
-        </w:tc>
-      </w:tr>
-      <w:tr>
-        <w:tc>
-          <w:tcPr>
-            <w:tcW w:type="dxa" w:w="1987"/>
-          </w:tcPr>
-          <w:p>
-            <w:pPr>
-              <w:jc w:val="left"/>
-            </w:pPr>
-            <w:r>
-              <w:rPr>
-                <w:rFonts w:ascii="TimeNewRoman" w:hAnsi="TimeNewRoman"/>
-                <w:sz w:val="30"/>
-              </w:rPr>
-              <w:t>14+27=41</w:t>
-            </w:r>
-          </w:p>
-        </w:tc>
-        <w:tc>
-          <w:tcPr>
-            <w:tcW w:type="dxa" w:w="1987"/>
-          </w:tcPr>
-          <w:p>
-            <w:pPr>
-              <w:jc w:val="left"/>
-            </w:pPr>
-            <w:r>
-              <w:rPr>
-                <w:rFonts w:ascii="TimeNewRoman" w:hAnsi="TimeNewRoman"/>
-                <w:sz w:val="30"/>
-              </w:rPr>
-              <w:t>71-62=9</w:t>
-            </w:r>
-          </w:p>
-        </w:tc>
-        <w:tc>
-          <w:tcPr>
-            <w:tcW w:type="dxa" w:w="1987"/>
-          </w:tcPr>
-          <w:p>
-            <w:pPr>
-              <w:jc w:val="left"/>
-            </w:pPr>
-            <w:r>
-              <w:rPr>
-                <w:rFonts w:ascii="TimeNewRoman" w:hAnsi="TimeNewRoman"/>
-                <w:sz w:val="30"/>
-              </w:rPr>
-              <w:t>19+15=34</w:t>
-            </w:r>
-          </w:p>
-        </w:tc>
-        <w:tc>
-          <w:tcPr>
-            <w:tcW w:type="dxa" w:w="1987"/>
-          </w:tcPr>
-          <w:p>
-            <w:pPr>
-              <w:jc w:val="left"/>
-            </w:pPr>
-            <w:r>
-              <w:rPr>
-                <w:rFonts w:ascii="TimeNewRoman" w:hAnsi="TimeNewRoman"/>
-                <w:sz w:val="30"/>
-              </w:rPr>
-              <w:t>62-26=36</w:t>
-            </w:r>
-          </w:p>
-        </w:tc>
-        <w:tc>
-          <w:tcPr>
-            <w:tcW w:type="dxa" w:w="1987"/>
-          </w:tcPr>
-          <w:p>
-            <w:pPr>
-              <w:jc w:val="left"/>
-            </w:pPr>
-            <w:r>
-              <w:rPr>
-                <w:rFonts w:ascii="TimeNewRoman" w:hAnsi="TimeNewRoman"/>
-                <w:sz w:val="30"/>
-              </w:rPr>
-              <w:t>50-15=35</w:t>
-            </w:r>
-          </w:p>
-        </w:tc>
-      </w:tr>
-      <w:tr>
-        <w:tc>
-          <w:tcPr>
-            <w:tcW w:type="dxa" w:w="1987"/>
-          </w:tcPr>
-          <w:p>
-            <w:pPr>
-              <w:jc w:val="left"/>
-            </w:pPr>
-            <w:r>
-              <w:rPr>
-                <w:rFonts w:ascii="TimeNewRoman" w:hAnsi="TimeNewRoman"/>
-                <w:sz w:val="30"/>
-              </w:rPr>
-              <w:t>6+36=42</w:t>
-            </w:r>
-          </w:p>
-        </w:tc>
-        <w:tc>
-          <w:tcPr>
-            <w:tcW w:type="dxa" w:w="1987"/>
-          </w:tcPr>
-          <w:p>
-            <w:pPr>
-              <w:jc w:val="left"/>
-            </w:pPr>
-            <w:r>
-              <w:rPr>
-                <w:rFonts w:ascii="TimeNewRoman" w:hAnsi="TimeNewRoman"/>
-                <w:sz w:val="30"/>
-              </w:rPr>
-              <w:t>43+39=82</w:t>
-            </w:r>
-          </w:p>
-        </w:tc>
-        <w:tc>
-          <w:tcPr>
-            <w:tcW w:type="dxa" w:w="1987"/>
-          </w:tcPr>
-          <w:p>
-            <w:pPr>
-              <w:jc w:val="left"/>
-            </w:pPr>
-            <w:r>
-              <w:rPr>
-                <w:rFonts w:ascii="TimeNewRoman" w:hAnsi="TimeNewRoman"/>
-                <w:sz w:val="30"/>
-              </w:rPr>
-              <w:t>7+8=15</w:t>
-            </w:r>
-          </w:p>
-        </w:tc>
-        <w:tc>
-          <w:tcPr>
-            <w:tcW w:type="dxa" w:w="1987"/>
-          </w:tcPr>
-          <w:p>
-            <w:pPr>
-              <w:jc w:val="left"/>
-            </w:pPr>
-            <w:r>
-              <w:rPr>
-                <w:rFonts w:ascii="TimeNewRoman" w:hAnsi="TimeNewRoman"/>
-                <w:sz w:val="30"/>
-              </w:rPr>
-              <w:t>63-24=39</w:t>
-            </w:r>
-          </w:p>
-        </w:tc>
-        <w:tc>
-          <w:tcPr>
-            <w:tcW w:type="dxa" w:w="1987"/>
-          </w:tcPr>
-          <w:p>
-            <w:pPr>
-              <w:jc w:val="left"/>
-            </w:pPr>
-            <w:r>
-              <w:rPr>
-                <w:rFonts w:ascii="TimeNewRoman" w:hAnsi="TimeNewRoman"/>
-                <w:sz w:val="30"/>
-              </w:rPr>
-              <w:t>52-34=18</w:t>
-            </w:r>
-          </w:p>
-        </w:tc>
-      </w:tr>
-      <w:tr>
-        <w:tc>
-          <w:tcPr>
-            <w:tcW w:type="dxa" w:w="1987"/>
-          </w:tcPr>
-          <w:p>
-            <w:pPr>
-              <w:jc w:val="left"/>
-            </w:pPr>
-            <w:r>
-              <w:rPr>
-                <w:rFonts w:ascii="TimeNewRoman" w:hAnsi="TimeNewRoman"/>
-                <w:sz w:val="30"/>
-              </w:rPr>
-              <w:t>81-53=28</w:t>
-            </w:r>
-          </w:p>
-        </w:tc>
-        <w:tc>
-          <w:tcPr>
-            <w:tcW w:type="dxa" w:w="1987"/>
-          </w:tcPr>
-          <w:p>
-            <w:pPr>
-              <w:jc w:val="left"/>
-            </w:pPr>
-            <w:r>
-              <w:rPr>
-                <w:rFonts w:ascii="TimeNewRoman" w:hAnsi="TimeNewRoman"/>
-                <w:sz w:val="30"/>
-              </w:rPr>
-              <w:t>95-68=27</w:t>
-            </w:r>
-          </w:p>
-        </w:tc>
-        <w:tc>
-          <w:tcPr>
-            <w:tcW w:type="dxa" w:w="1987"/>
-          </w:tcPr>
-          <w:p>
-            <w:pPr>
-              <w:jc w:val="left"/>
-            </w:pPr>
-            <w:r>
-              <w:rPr>
-                <w:rFonts w:ascii="TimeNewRoman" w:hAnsi="TimeNewRoman"/>
-                <w:sz w:val="30"/>
-              </w:rPr>
-              <w:t>66-47=19</w:t>
-            </w:r>
-          </w:p>
-        </w:tc>
-        <w:tc>
-          <w:tcPr>
-            <w:tcW w:type="dxa" w:w="1987"/>
-          </w:tcPr>
-          <w:p>
-            <w:pPr>
-              <w:jc w:val="left"/>
-            </w:pPr>
-            <w:r>
-              <w:rPr>
-                <w:rFonts w:ascii="TimeNewRoman" w:hAnsi="TimeNewRoman"/>
-                <w:sz w:val="30"/>
-              </w:rPr>
-              <w:t>86-17=69</w:t>
-            </w:r>
-          </w:p>
-        </w:tc>
-        <w:tc>
-          <w:tcPr>
-            <w:tcW w:type="dxa" w:w="1987"/>
-          </w:tcPr>
-          <w:p>
-            <w:pPr>
-              <w:jc w:val="left"/>
-            </w:pPr>
-            <w:r>
-              <w:rPr>
-                <w:rFonts w:ascii="TimeNewRoman" w:hAnsi="TimeNewRoman"/>
-                <w:sz w:val="30"/>
-              </w:rPr>
-              <w:t>93-45=48</w:t>
-            </w:r>
-          </w:p>
-        </w:tc>
-      </w:tr>
-      <w:tr>
-        <w:tc>
-          <w:tcPr>
-            <w:tcW w:type="dxa" w:w="1987"/>
-          </w:tcPr>
-          <w:p>
-            <w:pPr>
-              <w:jc w:val="left"/>
-            </w:pPr>
-            <w:r>
-              <w:rPr>
-                <w:rFonts w:ascii="TimeNewRoman" w:hAnsi="TimeNewRoman"/>
-                <w:sz w:val="30"/>
-              </w:rPr>
-              <w:t>37+35=72</w:t>
-            </w:r>
-          </w:p>
-        </w:tc>
-        <w:tc>
-          <w:tcPr>
-            <w:tcW w:type="dxa" w:w="1987"/>
-          </w:tcPr>
-          <w:p>
-            <w:pPr>
-              <w:jc w:val="left"/>
-            </w:pPr>
-            <w:r>
-              <w:rPr>
-                <w:rFonts w:ascii="TimeNewRoman" w:hAnsi="TimeNewRoman"/>
-                <w:sz w:val="30"/>
-              </w:rPr>
-              <w:t>4+88=92</w:t>
-            </w:r>
-          </w:p>
-        </w:tc>
-        <w:tc>
-          <w:tcPr>
-            <w:tcW w:type="dxa" w:w="1987"/>
-          </w:tcPr>
-          <w:p>
-            <w:pPr>
-              <w:jc w:val="left"/>
-            </w:pPr>
-            <w:r>
-              <w:rPr>
-                <w:rFonts w:ascii="TimeNewRoman" w:hAnsi="TimeNewRoman"/>
-                <w:sz w:val="30"/>
-              </w:rPr>
-              <w:t>87-8=79</w:t>
-            </w:r>
-          </w:p>
-        </w:tc>
-        <w:tc>
-          <w:tcPr>
-            <w:tcW w:type="dxa" w:w="1987"/>
-          </w:tcPr>
-          <w:p>
-            <w:pPr>
-              <w:jc w:val="left"/>
-            </w:pPr>
-            <w:r>
-              <w:rPr>
-                <w:rFonts w:ascii="TimeNewRoman" w:hAnsi="TimeNewRoman"/>
-                <w:sz w:val="30"/>
-              </w:rPr>
-              <w:t>48+47=95</w:t>
-            </w:r>
-          </w:p>
-        </w:tc>
-        <w:tc>
-          <w:tcPr>
-            <w:tcW w:type="dxa" w:w="1987"/>
-          </w:tcPr>
-          <w:p>
-            <w:pPr>
-              <w:jc w:val="left"/>
-            </w:pPr>
-            <w:r>
-              <w:rPr>
-                <w:rFonts w:ascii="TimeNewRoman" w:hAnsi="TimeNewRoman"/>
-                <w:sz w:val="30"/>
-              </w:rPr>
-              <w:t>80-51=29</w:t>
-            </w:r>
-          </w:p>
-        </w:tc>
-      </w:tr>
-      <w:tr>
-        <w:tc>
-          <w:tcPr>
-            <w:tcW w:type="dxa" w:w="1987"/>
-          </w:tcPr>
-          <w:p>
-            <w:pPr>
-              <w:jc w:val="left"/>
-            </w:pPr>
-            <w:r>
-              <w:rPr>
-                <w:rFonts w:ascii="TimeNewRoman" w:hAnsi="TimeNewRoman"/>
-                <w:sz w:val="30"/>
-              </w:rPr>
-              <w:t>37+38=75</w:t>
-            </w:r>
-          </w:p>
-        </w:tc>
-        <w:tc>
-          <w:tcPr>
-            <w:tcW w:type="dxa" w:w="1987"/>
-          </w:tcPr>
-          <w:p>
-            <w:pPr>
-              <w:jc w:val="left"/>
-            </w:pPr>
-            <w:r>
-              <w:rPr>
-                <w:rFonts w:ascii="TimeNewRoman" w:hAnsi="TimeNewRoman"/>
-                <w:sz w:val="30"/>
-              </w:rPr>
-              <w:t>34+47=81</w:t>
-            </w:r>
-          </w:p>
-        </w:tc>
-        <w:tc>
-          <w:tcPr>
-            <w:tcW w:type="dxa" w:w="1987"/>
-          </w:tcPr>
-          <w:p>
-            <w:pPr>
-              <w:jc w:val="left"/>
-            </w:pPr>
-            <w:r>
-              <w:rPr>
-                <w:rFonts w:ascii="TimeNewRoman" w:hAnsi="TimeNewRoman"/>
-                <w:sz w:val="30"/>
-              </w:rPr>
-              <w:t>39+26=65</w:t>
-            </w:r>
-          </w:p>
-        </w:tc>
-        <w:tc>
-          <w:tcPr>
-            <w:tcW w:type="dxa" w:w="1987"/>
-          </w:tcPr>
-          <w:p>
-            <w:pPr>
-              <w:jc w:val="left"/>
-            </w:pPr>
-            <w:r>
-              <w:rPr>
-                <w:rFonts w:ascii="TimeNewRoman" w:hAnsi="TimeNewRoman"/>
-                <w:sz w:val="30"/>
-              </w:rPr>
-              <w:t>67+4=71</w:t>
-            </w:r>
-          </w:p>
-        </w:tc>
-        <w:tc>
-          <w:tcPr>
-            <w:tcW w:type="dxa" w:w="1987"/>
-          </w:tcPr>
-          <w:p>
-            <w:pPr>
-              <w:jc w:val="left"/>
-            </w:pPr>
-            <w:r>
-              <w:rPr>
-                <w:rFonts w:ascii="TimeNewRoman" w:hAnsi="TimeNewRoman"/>
-                <w:sz w:val="30"/>
-              </w:rPr>
-              <w:t>67-18=49</w:t>
-            </w:r>
-          </w:p>
-        </w:tc>
-      </w:tr>
-      <w:tr>
-        <w:tc>
-          <w:tcPr>
-            <w:tcW w:type="dxa" w:w="1987"/>
-          </w:tcPr>
-          <w:p>
-            <w:pPr>
-              <w:jc w:val="left"/>
-            </w:pPr>
-            <w:r>
-              <w:rPr>
-                <w:rFonts w:ascii="TimeNewRoman" w:hAnsi="TimeNewRoman"/>
-                <w:sz w:val="30"/>
-              </w:rPr>
-              <w:t>53-27=26</w:t>
-            </w:r>
-          </w:p>
-        </w:tc>
-        <w:tc>
-          <w:tcPr>
-            <w:tcW w:type="dxa" w:w="1987"/>
-          </w:tcPr>
-          <w:p>
-            <w:pPr>
-              <w:jc w:val="left"/>
-            </w:pPr>
-            <w:r>
-              <w:rPr>
-                <w:rFonts w:ascii="TimeNewRoman" w:hAnsi="TimeNewRoman"/>
-                <w:sz w:val="30"/>
-              </w:rPr>
-              <w:t>23-18=5</w:t>
-            </w:r>
-          </w:p>
-        </w:tc>
-        <w:tc>
-          <w:tcPr>
-            <w:tcW w:type="dxa" w:w="1987"/>
-          </w:tcPr>
-          <w:p>
-            <w:pPr>
-              <w:jc w:val="left"/>
-            </w:pPr>
-            <w:r>
-              <w:rPr>
-                <w:rFonts w:ascii="TimeNewRoman" w:hAnsi="TimeNewRoman"/>
-                <w:sz w:val="30"/>
-              </w:rPr>
-              <w:t>71-13=58</w:t>
-            </w:r>
-          </w:p>
-        </w:tc>
-        <w:tc>
-          <w:tcPr>
-            <w:tcW w:type="dxa" w:w="1987"/>
-          </w:tcPr>
-          <w:p>
-            <w:pPr>
-              <w:jc w:val="left"/>
-            </w:pPr>
-            <w:r>
-              <w:rPr>
-                <w:rFonts w:ascii="TimeNewRoman" w:hAnsi="TimeNewRoman"/>
-                <w:sz w:val="30"/>
-              </w:rPr>
-              <w:t>91-24=67</w:t>
-            </w:r>
-          </w:p>
-        </w:tc>
-        <w:tc>
-          <w:tcPr>
-            <w:tcW w:type="dxa" w:w="1987"/>
-          </w:tcPr>
-          <w:p>
-            <w:pPr>
-              <w:jc w:val="left"/>
-            </w:pPr>
-            <w:r>
-              <w:rPr>
-                <w:rFonts w:ascii="TimeNewRoman" w:hAnsi="TimeNewRoman"/>
-                <w:sz w:val="30"/>
-              </w:rPr>
-              <w:t>17+58=75</w:t>
-            </w:r>
-          </w:p>
-        </w:tc>
-      </w:tr>
-      <w:tr>
-        <w:tc>
-          <w:tcPr>
-            <w:tcW w:type="dxa" w:w="1987"/>
-          </w:tcPr>
-          <w:p>
-            <w:pPr>
-              <w:jc w:val="left"/>
-            </w:pPr>
-            <w:r>
-              <w:rPr>
-                <w:rFonts w:ascii="TimeNewRoman" w:hAnsi="TimeNewRoman"/>
-                <w:sz w:val="30"/>
-              </w:rPr>
-              <w:t>41-16=25</w:t>
-            </w:r>
-          </w:p>
-        </w:tc>
-        <w:tc>
-          <w:tcPr>
-            <w:tcW w:type="dxa" w:w="1987"/>
-          </w:tcPr>
-          <w:p>
-            <w:pPr>
-              <w:jc w:val="left"/>
-            </w:pPr>
-            <w:r>
-              <w:rPr>
-                <w:rFonts w:ascii="TimeNewRoman" w:hAnsi="TimeNewRoman"/>
-                <w:sz w:val="30"/>
-              </w:rPr>
-              <w:t>57-19=38</w:t>
-            </w:r>
-          </w:p>
-        </w:tc>
-        <w:tc>
-          <w:tcPr>
-            <w:tcW w:type="dxa" w:w="1987"/>
-          </w:tcPr>
-          <w:p>
-            <w:pPr>
-              <w:jc w:val="left"/>
-            </w:pPr>
-            <w:r>
-              <w:rPr>
-                <w:rFonts w:ascii="TimeNewRoman" w:hAnsi="TimeNewRoman"/>
-                <w:sz w:val="30"/>
-              </w:rPr>
-              <w:t>63-26=37</w:t>
-            </w:r>
-          </w:p>
-        </w:tc>
-        <w:tc>
-          <w:tcPr>
-            <w:tcW w:type="dxa" w:w="1987"/>
-          </w:tcPr>
-          <w:p>
-            <w:pPr>
-              <w:jc w:val="left"/>
-            </w:pPr>
-            <w:r>
-              <w:rPr>
-                <w:rFonts w:ascii="TimeNewRoman" w:hAnsi="TimeNewRoman"/>
-                <w:sz w:val="30"/>
-              </w:rPr>
-              <w:t>74-36=38</w:t>
-            </w:r>
-          </w:p>
-        </w:tc>
-        <w:tc>
-          <w:tcPr>
-            <w:tcW w:type="dxa" w:w="1987"/>
-          </w:tcPr>
-          <w:p>
-            <w:pPr>
-              <w:jc w:val="left"/>
-            </w:pPr>
-            <w:r>
-              <w:rPr>
-                <w:rFonts w:ascii="TimeNewRoman" w:hAnsi="TimeNewRoman"/>
-                <w:sz w:val="30"/>
-              </w:rPr>
-              <w:t>41-24=17</w:t>
-            </w:r>
-          </w:p>
-        </w:tc>
-      </w:tr>
-      <w:tr>
-        <w:tc>
-          <w:tcPr>
-            <w:tcW w:type="dxa" w:w="1987"/>
-          </w:tcPr>
-          <w:p>
-            <w:pPr>
-              <w:jc w:val="left"/>
-            </w:pPr>
-            <w:r>
-              <w:rPr>
-                <w:rFonts w:ascii="TimeNewRoman" w:hAnsi="TimeNewRoman"/>
-                <w:sz w:val="30"/>
-              </w:rPr>
-              <w:t>39+15=54</w:t>
-            </w:r>
-          </w:p>
-        </w:tc>
-        <w:tc>
-          <w:tcPr>
-            <w:tcW w:type="dxa" w:w="1987"/>
-          </w:tcPr>
-          <w:p>
-            <w:pPr>
-              <w:jc w:val="left"/>
-            </w:pPr>
-            <w:r>
-              <w:rPr>
-                <w:rFonts w:ascii="TimeNewRoman" w:hAnsi="TimeNewRoman"/>
-                <w:sz w:val="30"/>
-              </w:rPr>
-              <w:t>51-39=12</w:t>
-            </w:r>
-          </w:p>
-        </w:tc>
-        <w:tc>
-          <w:tcPr>
-            <w:tcW w:type="dxa" w:w="1987"/>
-          </w:tcPr>
-          <w:p>
-            <w:pPr>
-              <w:jc w:val="left"/>
-            </w:pPr>
-            <w:r>
-              <w:rPr>
-                <w:rFonts w:ascii="TimeNewRoman" w:hAnsi="TimeNewRoman"/>
-                <w:sz w:val="30"/>
-              </w:rPr>
-              <w:t>57-8=49</w:t>
-            </w:r>
-          </w:p>
-        </w:tc>
-        <w:tc>
-          <w:tcPr>
-            <w:tcW w:type="dxa" w:w="1987"/>
-          </w:tcPr>
-          <w:p>
-            <w:pPr>
-              <w:jc w:val="left"/>
-            </w:pPr>
-            <w:r>
-              <w:rPr>
-                <w:rFonts w:ascii="TimeNewRoman" w:hAnsi="TimeNewRoman"/>
-                <w:sz w:val="30"/>
-              </w:rPr>
-              <w:t>19+3=22</w:t>
-            </w:r>
-          </w:p>
-        </w:tc>
-        <w:tc>
-          <w:tcPr>
-            <w:tcW w:type="dxa" w:w="1987"/>
-          </w:tcPr>
-          <w:p>
-            <w:pPr>
-              <w:jc w:val="left"/>
-            </w:pPr>
-            <w:r>
-              <w:rPr>
-                <w:rFonts w:ascii="TimeNewRoman" w:hAnsi="TimeNewRoman"/>
-                <w:sz w:val="30"/>
-              </w:rPr>
-              <w:t>33-8=25</w:t>
-            </w:r>
-          </w:p>
-        </w:tc>
-      </w:tr>
-      <w:tr>
-        <w:tc>
-          <w:tcPr>
-            <w:tcW w:type="dxa" w:w="1987"/>
-          </w:tcPr>
-          <w:p>
-            <w:pPr>
-              <w:jc w:val="left"/>
-            </w:pPr>
-            <w:r>
-              <w:rPr>
-                <w:rFonts w:ascii="TimeNewRoman" w:hAnsi="TimeNewRoman"/>
-                <w:sz w:val="30"/>
-              </w:rPr>
-              <w:t>27-9=18</w:t>
-            </w:r>
-          </w:p>
-        </w:tc>
-        <w:tc>
-          <w:tcPr>
-            <w:tcW w:type="dxa" w:w="1987"/>
-          </w:tcPr>
-          <w:p>
-            <w:pPr>
-              <w:jc w:val="left"/>
-            </w:pPr>
-            <w:r>
-              <w:rPr>
-                <w:rFonts w:ascii="TimeNewRoman" w:hAnsi="TimeNewRoman"/>
-                <w:sz w:val="30"/>
-              </w:rPr>
-              <w:t>18+59=77</w:t>
-            </w:r>
-          </w:p>
-        </w:tc>
-        <w:tc>
-          <w:tcPr>
-            <w:tcW w:type="dxa" w:w="1987"/>
-          </w:tcPr>
-          <w:p>
-            <w:pPr>
-              <w:jc w:val="left"/>
-            </w:pPr>
-            <w:r>
-              <w:rPr>
-                <w:rFonts w:ascii="TimeNewRoman" w:hAnsi="TimeNewRoman"/>
-                <w:sz w:val="30"/>
-              </w:rPr>
-              <w:t>39+12=51</w:t>
-            </w:r>
-          </w:p>
-        </w:tc>
-        <w:tc>
-          <w:tcPr>
-            <w:tcW w:type="dxa" w:w="1987"/>
-          </w:tcPr>
-          <w:p>
-            <w:pPr>
-              <w:jc w:val="left"/>
-            </w:pPr>
-            <w:r>
-              <w:rPr>
-                <w:rFonts w:ascii="TimeNewRoman" w:hAnsi="TimeNewRoman"/>
-                <w:sz w:val="30"/>
-              </w:rPr>
-              <w:t>9+62=71</w:t>
-            </w:r>
-          </w:p>
-        </w:tc>
-        <w:tc>
-          <w:tcPr>
-            <w:tcW w:type="dxa" w:w="1987"/>
-          </w:tcPr>
-          <w:p>
-            <w:pPr>
-              <w:jc w:val="left"/>
-            </w:pPr>
-            <w:r>
-              <w:rPr>
-                <w:rFonts w:ascii="TimeNewRoman" w:hAnsi="TimeNewRoman"/>
-                <w:sz w:val="30"/>
-              </w:rPr>
-              <w:t>7+75=82</w:t>
-            </w:r>
-          </w:p>
-        </w:tc>
-      </w:tr>
-      <w:tr>
-        <w:tc>
-          <w:tcPr>
-            <w:tcW w:type="dxa" w:w="1987"/>
-          </w:tcPr>
-          <w:p>
-            <w:pPr>
-              <w:jc w:val="left"/>
-            </w:pPr>
-            <w:r>
-              <w:rPr>
-                <w:rFonts w:ascii="TimeNewRoman" w:hAnsi="TimeNewRoman"/>
-                <w:sz w:val="30"/>
-              </w:rPr>
-              <w:t>82-54=28</w:t>
-            </w:r>
-          </w:p>
-        </w:tc>
-        <w:tc>
-          <w:tcPr>
-            <w:tcW w:type="dxa" w:w="1987"/>
-          </w:tcPr>
-          <w:p>
-            <w:pPr>
-              <w:jc w:val="left"/>
-            </w:pPr>
-            <w:r>
-              <w:rPr>
-                <w:rFonts w:ascii="TimeNewRoman" w:hAnsi="TimeNewRoman"/>
-                <w:sz w:val="30"/>
-              </w:rPr>
-              <w:t>52-9=43</w:t>
-            </w:r>
-          </w:p>
-        </w:tc>
-        <w:tc>
-          <w:tcPr>
-            <w:tcW w:type="dxa" w:w="1987"/>
-          </w:tcPr>
-          <w:p>
-            <w:pPr>
-              <w:jc w:val="left"/>
-            </w:pPr>
-            <w:r>
-              <w:rPr>
-                <w:rFonts w:ascii="TimeNewRoman" w:hAnsi="TimeNewRoman"/>
-                <w:sz w:val="30"/>
-              </w:rPr>
-              <w:t>48+24=72</w:t>
-            </w:r>
-          </w:p>
-        </w:tc>
-        <w:tc>
-          <w:tcPr>
-            <w:tcW w:type="dxa" w:w="1987"/>
-          </w:tcPr>
-          <w:p>
-            <w:pPr>
-              <w:jc w:val="left"/>
-            </w:pPr>
-            <w:r>
-              <w:rPr>
-                <w:rFonts w:ascii="TimeNewRoman" w:hAnsi="TimeNewRoman"/>
-                <w:sz w:val="30"/>
-              </w:rPr>
-              <w:t>54-48=6</w:t>
-            </w:r>
-          </w:p>
-        </w:tc>
-        <w:tc>
-          <w:tcPr>
-            <w:tcW w:type="dxa" w:w="1987"/>
-          </w:tcPr>
-          <w:p>
-            <w:pPr>
-              <w:jc w:val="left"/>
-            </w:pPr>
-            <w:r>
-              <w:rPr>
-                <w:rFonts w:ascii="TimeNewRoman" w:hAnsi="TimeNewRoman"/>
-                <w:sz w:val="30"/>
-              </w:rPr>
-              <w:t>14+29=43</w:t>
-            </w:r>
-          </w:p>
-        </w:tc>
-      </w:tr>
-      <w:tr>
-        <w:tc>
-          <w:tcPr>
-            <w:tcW w:type="dxa" w:w="1987"/>
-          </w:tcPr>
-          <w:p>
-            <w:pPr>
-              <w:jc w:val="left"/>
-            </w:pPr>
-            <w:r>
-              <w:rPr>
-                <w:rFonts w:ascii="TimeNewRoman" w:hAnsi="TimeNewRoman"/>
-                <w:sz w:val="30"/>
-              </w:rPr>
-              <w:t>44+38=82</w:t>
-            </w:r>
-          </w:p>
-        </w:tc>
-        <w:tc>
-          <w:tcPr>
-            <w:tcW w:type="dxa" w:w="1987"/>
-          </w:tcPr>
-          <w:p>
-            <w:pPr>
-              <w:jc w:val="left"/>
-            </w:pPr>
-            <w:r>
-              <w:rPr>
-                <w:rFonts w:ascii="TimeNewRoman" w:hAnsi="TimeNewRoman"/>
-                <w:sz w:val="30"/>
-              </w:rPr>
-              <w:t>45-7=38</w:t>
-            </w:r>
-          </w:p>
-        </w:tc>
-        <w:tc>
-          <w:tcPr>
-            <w:tcW w:type="dxa" w:w="1987"/>
-          </w:tcPr>
-          <w:p>
-            <w:pPr>
-              <w:jc w:val="left"/>
-            </w:pPr>
-            <w:r>
-              <w:rPr>
-                <w:rFonts w:ascii="TimeNewRoman" w:hAnsi="TimeNewRoman"/>
-                <w:sz w:val="30"/>
-              </w:rPr>
-              <w:t>92-83=9</w:t>
-            </w:r>
-          </w:p>
-        </w:tc>
-        <w:tc>
-          <w:tcPr>
-            <w:tcW w:type="dxa" w:w="1987"/>
-          </w:tcPr>
-          <w:p>
-            <w:pPr>
-              <w:jc w:val="left"/>
-            </w:pPr>
-            <w:r>
-              <w:rPr>
-                <w:rFonts w:ascii="TimeNewRoman" w:hAnsi="TimeNewRoman"/>
-                <w:sz w:val="30"/>
-              </w:rPr>
-              <w:t>62-47=15</w:t>
-            </w:r>
-          </w:p>
-        </w:tc>
-        <w:tc>
-          <w:tcPr>
-            <w:tcW w:type="dxa" w:w="1987"/>
-          </w:tcPr>
-          <w:p>
-            <w:pPr>
-              <w:jc w:val="left"/>
-            </w:pPr>
-            <w:r>
-              <w:rPr>
-                <w:rFonts w:ascii="TimeNewRoman" w:hAnsi="TimeNewRoman"/>
-                <w:sz w:val="30"/>
-              </w:rPr>
-              <w:t>71-37=34</w:t>
-            </w:r>
-          </w:p>
-        </w:tc>
-      </w:tr>
-      <w:tr>
-        <w:tc>
-          <w:tcPr>
-            <w:tcW w:type="dxa" w:w="1987"/>
-          </w:tcPr>
-          <w:p>
-            <w:pPr>
-              <w:jc w:val="left"/>
-            </w:pPr>
-            <w:r>
-              <w:rPr>
-                <w:rFonts w:ascii="TimeNewRoman" w:hAnsi="TimeNewRoman"/>
-                <w:sz w:val="30"/>
-              </w:rPr>
-              <w:t>68+18=86</w:t>
-            </w:r>
-          </w:p>
-        </w:tc>
-        <w:tc>
-          <w:tcPr>
-            <w:tcW w:type="dxa" w:w="1987"/>
-          </w:tcPr>
-          <w:p>
-            <w:pPr>
-              <w:jc w:val="left"/>
-            </w:pPr>
-            <w:r>
-              <w:rPr>
-                <w:rFonts w:ascii="TimeNewRoman" w:hAnsi="TimeNewRoman"/>
-                <w:sz w:val="30"/>
-              </w:rPr>
-              <w:t>28+33=61</w:t>
-            </w:r>
-          </w:p>
-        </w:tc>
-        <w:tc>
-          <w:tcPr>
-            <w:tcW w:type="dxa" w:w="1987"/>
-          </w:tcPr>
-          <w:p>
-            <w:pPr>
-              <w:jc w:val="left"/>
-            </w:pPr>
-            <w:r>
-              <w:rPr>
-                <w:rFonts w:ascii="TimeNewRoman" w:hAnsi="TimeNewRoman"/>
-                <w:sz w:val="30"/>
-              </w:rPr>
-              <w:t>4+59=63</w:t>
-            </w:r>
-          </w:p>
-        </w:tc>
-        <w:tc>
-          <w:tcPr>
-            <w:tcW w:type="dxa" w:w="1987"/>
-          </w:tcPr>
-          <w:p>
-            <w:pPr>
-              <w:jc w:val="left"/>
-            </w:pPr>
-            <w:r>
-              <w:rPr>
-                <w:rFonts w:ascii="TimeNewRoman" w:hAnsi="TimeNewRoman"/>
-                <w:sz w:val="30"/>
-              </w:rPr>
-              <w:t>15+26=41</w:t>
-            </w:r>
-          </w:p>
-        </w:tc>
-        <w:tc>
-          <w:tcPr>
-            <w:tcW w:type="dxa" w:w="1987"/>
-          </w:tcPr>
-          <w:p>
-            <w:pPr>
-              <w:jc w:val="left"/>
-            </w:pPr>
-            <w:r>
-              <w:rPr>
-                <w:rFonts w:ascii="TimeNewRoman" w:hAnsi="TimeNewRoman"/>
-                <w:sz w:val="30"/>
-              </w:rPr>
-              <w:t>83+9=92</w:t>
-            </w:r>
-          </w:p>
-        </w:tc>
-      </w:tr>
-      <w:tr>
-        <w:tc>
-          <w:tcPr>
-            <w:tcW w:type="dxa" w:w="1987"/>
-          </w:tcPr>
-          <w:p>
-            <w:pPr>
-              <w:jc w:val="left"/>
-            </w:pPr>
-            <w:r>
-              <w:rPr>
-                <w:rFonts w:ascii="TimeNewRoman" w:hAnsi="TimeNewRoman"/>
-                <w:sz w:val="30"/>
-              </w:rPr>
-              <w:t>97-8=89</w:t>
-            </w:r>
-          </w:p>
-        </w:tc>
-        <w:tc>
-          <w:tcPr>
-            <w:tcW w:type="dxa" w:w="1987"/>
-          </w:tcPr>
-          <w:p>
-            <w:pPr>
-              <w:jc w:val="left"/>
-            </w:pPr>
-            <w:r>
-              <w:rPr>
-                <w:rFonts w:ascii="TimeNewRoman" w:hAnsi="TimeNewRoman"/>
-                <w:sz w:val="30"/>
-              </w:rPr>
-              <w:t>39+44=83</w:t>
-            </w:r>
-          </w:p>
-        </w:tc>
-        <w:tc>
-          <w:tcPr>
-            <w:tcW w:type="dxa" w:w="1987"/>
-          </w:tcPr>
-          <w:p>
-            <w:pPr>
-              <w:jc w:val="left"/>
-            </w:pPr>
-            <w:r>
-              <w:rPr>
-                <w:rFonts w:ascii="TimeNewRoman" w:hAnsi="TimeNewRoman"/>
-                <w:sz w:val="30"/>
-              </w:rPr>
-              <w:t>76+18=94</w:t>
-            </w:r>
-          </w:p>
-        </w:tc>
-        <w:tc>
-          <w:tcPr>
-            <w:tcW w:type="dxa" w:w="1987"/>
-          </w:tcPr>
-          <w:p>
-            <w:pPr>
-              <w:jc w:val="left"/>
-            </w:pPr>
-            <w:r>
-              <w:rPr>
-                <w:rFonts w:ascii="TimeNewRoman" w:hAnsi="TimeNewRoman"/>
-                <w:sz w:val="30"/>
-              </w:rPr>
-              <w:t>39+36=75</w:t>
-            </w:r>
-          </w:p>
-        </w:tc>
-        <w:tc>
-          <w:tcPr>
-            <w:tcW w:type="dxa" w:w="1987"/>
-          </w:tcPr>
-          <w:p>
-            <w:pPr>
-              <w:jc w:val="left"/>
-            </w:pPr>
-            <w:r>
-              <w:rPr>
-                <w:rFonts w:ascii="TimeNewRoman" w:hAnsi="TimeNewRoman"/>
-                <w:sz w:val="30"/>
-              </w:rPr>
-              <w:t>79+15=94</w:t>
-            </w:r>
-          </w:p>
-        </w:tc>
-      </w:tr>
-      <w:tr>
-        <w:tc>
-          <w:tcPr>
-            <w:tcW w:type="dxa" w:w="1987"/>
-          </w:tcPr>
-          <w:p>
-            <w:pPr>
-              <w:jc w:val="left"/>
-            </w:pPr>
-            <w:r>
-              <w:rPr>
-                <w:rFonts w:ascii="TimeNewRoman" w:hAnsi="TimeNewRoman"/>
-                <w:sz w:val="30"/>
-              </w:rPr>
-              <w:t>75-26=49</w:t>
-            </w:r>
-          </w:p>
-        </w:tc>
-        <w:tc>
-          <w:tcPr>
-            <w:tcW w:type="dxa" w:w="1987"/>
-          </w:tcPr>
-          <w:p>
-            <w:pPr>
-              <w:jc w:val="left"/>
-            </w:pPr>
-            <w:r>
-              <w:rPr>
-                <w:rFonts w:ascii="TimeNewRoman" w:hAnsi="TimeNewRoman"/>
-                <w:sz w:val="30"/>
-              </w:rPr>
-              <w:t>90-41=49</w:t>
-            </w:r>
-          </w:p>
-        </w:tc>
-        <w:tc>
-          <w:tcPr>
-            <w:tcW w:type="dxa" w:w="1987"/>
-          </w:tcPr>
-          <w:p>
-            <w:pPr>
-              <w:jc w:val="left"/>
-            </w:pPr>
-            <w:r>
-              <w:rPr>
-                <w:rFonts w:ascii="TimeNewRoman" w:hAnsi="TimeNewRoman"/>
-                <w:sz w:val="30"/>
-              </w:rPr>
-              <w:t>15+16=31</w:t>
-            </w:r>
-          </w:p>
-        </w:tc>
-        <w:tc>
-          <w:tcPr>
-            <w:tcW w:type="dxa" w:w="1987"/>
-          </w:tcPr>
-          <w:p>
-            <w:pPr>
-              <w:jc w:val="left"/>
-            </w:pPr>
-            <w:r>
-              <w:rPr>
-                <w:rFonts w:ascii="TimeNewRoman" w:hAnsi="TimeNewRoman"/>
-                <w:sz w:val="30"/>
-              </w:rPr>
-              <w:t>91-72=19</w:t>
-            </w:r>
-          </w:p>
-        </w:tc>
-        <w:tc>
-          <w:tcPr>
-            <w:tcW w:type="dxa" w:w="1987"/>
-          </w:tcPr>
-          <w:p>
-            <w:pPr>
-              <w:jc w:val="left"/>
-            </w:pPr>
-            <w:r>
-              <w:rPr>
-                <w:rFonts w:ascii="TimeNewRoman" w:hAnsi="TimeNewRoman"/>
-                <w:sz w:val="30"/>
-              </w:rPr>
-              <w:t>57+19=76</w:t>
-            </w:r>
-          </w:p>
-        </w:tc>
-      </w:tr>
-      <w:tr>
-        <w:tc>
-          <w:tcPr>
-            <w:tcW w:type="dxa" w:w="1987"/>
-          </w:tcPr>
-          <w:p>
-            <w:pPr>
-              <w:jc w:val="left"/>
-            </w:pPr>
-            <w:r>
-              <w:rPr>
-                <w:rFonts w:ascii="TimeNewRoman" w:hAnsi="TimeNewRoman"/>
-                <w:sz w:val="30"/>
-              </w:rPr>
-              <w:t>71-9=62</w:t>
-            </w:r>
-          </w:p>
-        </w:tc>
-        <w:tc>
-          <w:tcPr>
-            <w:tcW w:type="dxa" w:w="1987"/>
-          </w:tcPr>
-          <w:p>
-            <w:pPr>
-              <w:jc w:val="left"/>
-            </w:pPr>
-            <w:r>
-              <w:rPr>
-                <w:rFonts w:ascii="TimeNewRoman" w:hAnsi="TimeNewRoman"/>
-                <w:sz w:val="30"/>
-              </w:rPr>
-              <w:t>71-6=65</w:t>
-            </w:r>
-          </w:p>
-        </w:tc>
-        <w:tc>
-          <w:tcPr>
-            <w:tcW w:type="dxa" w:w="1987"/>
-          </w:tcPr>
-          <w:p>
-            <w:pPr>
-              <w:jc w:val="left"/>
-            </w:pPr>
-            <w:r>
-              <w:rPr>
-                <w:rFonts w:ascii="TimeNewRoman" w:hAnsi="TimeNewRoman"/>
-                <w:sz w:val="30"/>
-              </w:rPr>
-              <w:t>59+35=94</w:t>
-            </w:r>
-          </w:p>
-        </w:tc>
-        <w:tc>
-          <w:tcPr>
-            <w:tcW w:type="dxa" w:w="1987"/>
-          </w:tcPr>
-          <w:p>
-            <w:pPr>
-              <w:jc w:val="left"/>
-            </w:pPr>
-            <w:r>
-              <w:rPr>
-                <w:rFonts w:ascii="TimeNewRoman" w:hAnsi="TimeNewRoman"/>
-                <w:sz w:val="30"/>
-              </w:rPr>
-              <w:t>71-23=48</w:t>
-            </w:r>
-          </w:p>
-        </w:tc>
-        <w:tc>
-          <w:tcPr>
-            <w:tcW w:type="dxa" w:w="1987"/>
-          </w:tcPr>
-          <w:p>
-            <w:pPr>
-              <w:jc w:val="left"/>
-            </w:pPr>
-            <w:r>
-              <w:rPr>
-                <w:rFonts w:ascii="TimeNewRoman" w:hAnsi="TimeNewRoman"/>
-                <w:sz w:val="30"/>
-              </w:rPr>
-              <w:t>16+9=25</w:t>
-            </w:r>
-          </w:p>
-        </w:tc>
-      </w:tr>
-      <w:tr>
-        <w:tc>
-          <w:tcPr>
-            <w:tcW w:type="dxa" w:w="1987"/>
-          </w:tcPr>
-          <w:p>
-            <w:pPr>
-              <w:jc w:val="left"/>
-            </w:pPr>
-            <w:r>
-              <w:rPr>
-                <w:rFonts w:ascii="TimeNewRoman" w:hAnsi="TimeNewRoman"/>
-                <w:sz w:val="30"/>
-              </w:rPr>
-              <w:t>73-69=4</w:t>
-            </w:r>
-          </w:p>
-        </w:tc>
-        <w:tc>
-          <w:tcPr>
-            <w:tcW w:type="dxa" w:w="1987"/>
-          </w:tcPr>
-          <w:p>
-            <w:pPr>
-              <w:jc w:val="left"/>
-            </w:pPr>
-            <w:r>
-              <w:rPr>
-                <w:rFonts w:ascii="TimeNewRoman" w:hAnsi="TimeNewRoman"/>
-                <w:sz w:val="30"/>
-              </w:rPr>
-              <w:t>81-74=7</w:t>
-            </w:r>
-          </w:p>
-        </w:tc>
-        <w:tc>
-          <w:tcPr>
-            <w:tcW w:type="dxa" w:w="1987"/>
-          </w:tcPr>
-          <w:p>
-            <w:pPr>
-              <w:jc w:val="left"/>
-            </w:pPr>
-            <w:r>
-              <w:rPr>
-                <w:rFonts w:ascii="TimeNewRoman" w:hAnsi="TimeNewRoman"/>
-                <w:sz w:val="30"/>
-              </w:rPr>
-              <w:t>66+25=91</w:t>
-            </w:r>
-          </w:p>
-        </w:tc>
-        <w:tc>
-          <w:tcPr>
-            <w:tcW w:type="dxa" w:w="1987"/>
-          </w:tcPr>
-          <w:p>
-            <w:pPr>
-              <w:jc w:val="left"/>
-            </w:pPr>
-            <w:r>
-              <w:rPr>
-                <w:rFonts w:ascii="TimeNewRoman" w:hAnsi="TimeNewRoman"/>
-                <w:sz w:val="30"/>
-              </w:rPr>
-              <w:t>90-64=26</w:t>
-            </w:r>
-          </w:p>
-        </w:tc>
-        <w:tc>
-          <w:tcPr>
-            <w:tcW w:type="dxa" w:w="1987"/>
-          </w:tcPr>
-          <w:p>
-            <w:pPr>
-              <w:jc w:val="left"/>
-            </w:pPr>
-            <w:r>
-              <w:rPr>
-                <w:rFonts w:ascii="TimeNewRoman" w:hAnsi="TimeNewRoman"/>
-                <w:sz w:val="30"/>
-              </w:rPr>
-              <w:t>23+48=71</w:t>
-            </w:r>
-          </w:p>
-        </w:tc>
-      </w:tr>
-      <w:tr>
-        <w:tc>
-          <w:tcPr>
-            <w:tcW w:type="dxa" w:w="1987"/>
-          </w:tcPr>
-          <w:p>
-            <w:pPr>
-              <w:jc w:val="left"/>
-            </w:pPr>
-            <w:r>
-              <w:rPr>
-                <w:rFonts w:ascii="TimeNewRoman" w:hAnsi="TimeNewRoman"/>
-                <w:sz w:val="30"/>
-              </w:rPr>
-              <w:t>7+57=64</w:t>
-            </w:r>
-          </w:p>
-        </w:tc>
-        <w:tc>
-          <w:tcPr>
-            <w:tcW w:type="dxa" w:w="1987"/>
-          </w:tcPr>
-          <w:p>
-            <w:pPr>
-              <w:jc w:val="left"/>
-            </w:pPr>
-            <w:r>
-              <w:rPr>
-                <w:rFonts w:ascii="TimeNewRoman" w:hAnsi="TimeNewRoman"/>
-                <w:sz w:val="30"/>
-              </w:rPr>
-              <w:t>77-38=39</w:t>
-            </w:r>
-          </w:p>
-        </w:tc>
-        <w:tc>
-          <w:tcPr>
-            <w:tcW w:type="dxa" w:w="1987"/>
-          </w:tcPr>
-          <w:p>
-            <w:pPr>
-              <w:jc w:val="left"/>
-            </w:pPr>
-            <w:r>
-              <w:rPr>
-                <w:rFonts w:ascii="TimeNewRoman" w:hAnsi="TimeNewRoman"/>
-                <w:sz w:val="30"/>
-              </w:rPr>
-              <w:t>42-25=17</w:t>
-            </w:r>
-          </w:p>
-        </w:tc>
-        <w:tc>
-          <w:tcPr>
-            <w:tcW w:type="dxa" w:w="1987"/>
-          </w:tcPr>
-          <w:p>
-            <w:pPr>
-              <w:jc w:val="left"/>
-            </w:pPr>
-            <w:r>
-              <w:rPr>
-                <w:rFonts w:ascii="TimeNewRoman" w:hAnsi="TimeNewRoman"/>
-                <w:sz w:val="30"/>
-              </w:rPr>
-              <w:t>57-39=18</w:t>
-            </w:r>
-          </w:p>
-        </w:tc>
-        <w:tc>
-          <w:tcPr>
-            <w:tcW w:type="dxa" w:w="1987"/>
-          </w:tcPr>
-          <w:p>
-            <w:pPr>
-              <w:jc w:val="left"/>
-            </w:pPr>
-            <w:r>
-              <w:rPr>
-                <w:rFonts w:ascii="TimeNewRoman" w:hAnsi="TimeNewRoman"/>
-                <w:sz w:val="30"/>
-              </w:rPr>
-              <w:t>20-7=13</w:t>
-            </w:r>
-          </w:p>
-        </w:tc>
-      </w:tr>
-      <w:tr>
-        <w:tc>
-          <w:tcPr>
-            <w:tcW w:type="dxa" w:w="1987"/>
-          </w:tcPr>
-          <w:p>
-            <w:pPr>
-              <w:jc w:val="left"/>
-            </w:pPr>
-            <w:r>
-              <w:rPr>
-                <w:rFonts w:ascii="TimeNewRoman" w:hAnsi="TimeNewRoman"/>
-                <w:sz w:val="30"/>
-              </w:rPr>
-              <w:t>71-39=32</w:t>
-            </w:r>
-          </w:p>
-        </w:tc>
-        <w:tc>
-          <w:tcPr>
-            <w:tcW w:type="dxa" w:w="1987"/>
-          </w:tcPr>
-          <w:p>
-            <w:pPr>
-              <w:jc w:val="left"/>
-            </w:pPr>
-            <w:r>
-              <w:rPr>
-                <w:rFonts w:ascii="TimeNewRoman" w:hAnsi="TimeNewRoman"/>
-                <w:sz w:val="30"/>
-              </w:rPr>
-              <w:t>48+16=64</w:t>
-            </w:r>
-          </w:p>
-        </w:tc>
-        <w:tc>
-          <w:tcPr>
-            <w:tcW w:type="dxa" w:w="1987"/>
-          </w:tcPr>
-          <w:p>
-            <w:pPr>
-              <w:jc w:val="left"/>
-            </w:pPr>
-            <w:r>
-              <w:rPr>
-                <w:rFonts w:ascii="TimeNewRoman" w:hAnsi="TimeNewRoman"/>
-                <w:sz w:val="30"/>
-              </w:rPr>
-              <w:t>48+28=76</w:t>
-            </w:r>
-          </w:p>
-        </w:tc>
-        <w:tc>
-          <w:tcPr>
-            <w:tcW w:type="dxa" w:w="1987"/>
-          </w:tcPr>
-          <w:p>
-            <w:pPr>
-              <w:jc w:val="left"/>
-            </w:pPr>
-            <w:r>
-              <w:rPr>
-                <w:rFonts w:ascii="TimeNewRoman" w:hAnsi="TimeNewRoman"/>
-                <w:sz w:val="30"/>
-              </w:rPr>
-              <w:t>40-1=39</w:t>
+              <w:t>46+16=62</w:t>
             </w:r>
           </w:p>
         </w:tc>
@@ -1693,7 +127,667 @@
                 <w:rFonts w:ascii="TimeNewRoman" w:hAnsi="TimeNewRoman"/>
                 <w:sz w:val="30"/>
               </w:rPr>
-              <w:t>35+9=44</w:t>
+              <w:t>9+53=62</w:t>
+            </w:r>
+          </w:p>
+        </w:tc>
+        <w:tc>
+          <w:tcPr>
+            <w:tcW w:type="dxa" w:w="1987"/>
+          </w:tcPr>
+          <w:p>
+            <w:pPr>
+              <w:jc w:val="left"/>
+            </w:pPr>
+            <w:r>
+              <w:rPr>
+                <w:rFonts w:ascii="TimeNewRoman" w:hAnsi="TimeNewRoman"/>
+                <w:sz w:val="30"/>
+              </w:rPr>
+              <w:t>19+37=56</w:t>
+            </w:r>
+          </w:p>
+        </w:tc>
+        <w:tc>
+          <w:tcPr>
+            <w:tcW w:type="dxa" w:w="1987"/>
+          </w:tcPr>
+          <w:p>
+            <w:pPr>
+              <w:jc w:val="left"/>
+            </w:pPr>
+            <w:r>
+              <w:rPr>
+                <w:rFonts w:ascii="TimeNewRoman" w:hAnsi="TimeNewRoman"/>
+                <w:sz w:val="30"/>
+              </w:rPr>
+              <w:t>72-48=24</w:t>
+            </w:r>
+          </w:p>
+        </w:tc>
+        <w:tc>
+          <w:tcPr>
+            <w:tcW w:type="dxa" w:w="1987"/>
+          </w:tcPr>
+          <w:p>
+            <w:pPr>
+              <w:jc w:val="left"/>
+            </w:pPr>
+            <w:r>
+              <w:rPr>
+                <w:rFonts w:ascii="TimeNewRoman" w:hAnsi="TimeNewRoman"/>
+                <w:sz w:val="30"/>
+              </w:rPr>
+              <w:t>92-39=53</w:t>
+            </w:r>
+          </w:p>
+        </w:tc>
+        <w:tc>
+          <w:tcPr>
+            <w:tcW w:type="dxa" w:w="1987"/>
+          </w:tcPr>
+          <w:p>
+            <w:pPr>
+              <w:jc w:val="left"/>
+            </w:pPr>
+            <w:r>
+              <w:rPr>
+                <w:rFonts w:ascii="TimeNewRoman" w:hAnsi="TimeNewRoman"/>
+                <w:sz w:val="30"/>
+              </w:rPr>
+              <w:t>70-47=23</w:t>
+            </w:r>
+          </w:p>
+        </w:tc>
+      </w:tr>
+      <w:tr>
+        <w:tc>
+          <w:tcPr>
+            <w:tcW w:type="dxa" w:w="1987"/>
+          </w:tcPr>
+          <w:p>
+            <w:pPr>
+              <w:jc w:val="left"/>
+            </w:pPr>
+            <w:r>
+              <w:rPr>
+                <w:rFonts w:ascii="TimeNewRoman" w:hAnsi="TimeNewRoman"/>
+                <w:sz w:val="30"/>
+              </w:rPr>
+              <w:t>39+32=71</w:t>
+            </w:r>
+          </w:p>
+        </w:tc>
+        <w:tc>
+          <w:tcPr>
+            <w:tcW w:type="dxa" w:w="1987"/>
+          </w:tcPr>
+          <w:p>
+            <w:pPr>
+              <w:jc w:val="left"/>
+            </w:pPr>
+            <w:r>
+              <w:rPr>
+                <w:rFonts w:ascii="TimeNewRoman" w:hAnsi="TimeNewRoman"/>
+                <w:sz w:val="30"/>
+              </w:rPr>
+              <w:t>67-39=28</w:t>
+            </w:r>
+          </w:p>
+        </w:tc>
+        <w:tc>
+          <w:tcPr>
+            <w:tcW w:type="dxa" w:w="1987"/>
+          </w:tcPr>
+          <w:p>
+            <w:pPr>
+              <w:jc w:val="left"/>
+            </w:pPr>
+            <w:r>
+              <w:rPr>
+                <w:rFonts w:ascii="TimeNewRoman" w:hAnsi="TimeNewRoman"/>
+                <w:sz w:val="30"/>
+              </w:rPr>
+              <w:t>18+5=23</w:t>
+            </w:r>
+          </w:p>
+        </w:tc>
+        <w:tc>
+          <w:tcPr>
+            <w:tcW w:type="dxa" w:w="1987"/>
+          </w:tcPr>
+          <w:p>
+            <w:pPr>
+              <w:jc w:val="left"/>
+            </w:pPr>
+            <w:r>
+              <w:rPr>
+                <w:rFonts w:ascii="TimeNewRoman" w:hAnsi="TimeNewRoman"/>
+                <w:sz w:val="30"/>
+              </w:rPr>
+              <w:t>53-34=19</w:t>
+            </w:r>
+          </w:p>
+        </w:tc>
+        <w:tc>
+          <w:tcPr>
+            <w:tcW w:type="dxa" w:w="1987"/>
+          </w:tcPr>
+          <w:p>
+            <w:pPr>
+              <w:jc w:val="left"/>
+            </w:pPr>
+            <w:r>
+              <w:rPr>
+                <w:rFonts w:ascii="TimeNewRoman" w:hAnsi="TimeNewRoman"/>
+                <w:sz w:val="30"/>
+              </w:rPr>
+              <w:t>50-44=6</w:t>
+            </w:r>
+          </w:p>
+        </w:tc>
+      </w:tr>
+      <w:tr>
+        <w:tc>
+          <w:tcPr>
+            <w:tcW w:type="dxa" w:w="1987"/>
+          </w:tcPr>
+          <w:p>
+            <w:pPr>
+              <w:jc w:val="left"/>
+            </w:pPr>
+            <w:r>
+              <w:rPr>
+                <w:rFonts w:ascii="TimeNewRoman" w:hAnsi="TimeNewRoman"/>
+                <w:sz w:val="30"/>
+              </w:rPr>
+              <w:t>57-48=9</w:t>
+            </w:r>
+          </w:p>
+        </w:tc>
+        <w:tc>
+          <w:tcPr>
+            <w:tcW w:type="dxa" w:w="1987"/>
+          </w:tcPr>
+          <w:p>
+            <w:pPr>
+              <w:jc w:val="left"/>
+            </w:pPr>
+            <w:r>
+              <w:rPr>
+                <w:rFonts w:ascii="TimeNewRoman" w:hAnsi="TimeNewRoman"/>
+                <w:sz w:val="30"/>
+              </w:rPr>
+              <w:t>24-6=18</w:t>
+            </w:r>
+          </w:p>
+        </w:tc>
+        <w:tc>
+          <w:tcPr>
+            <w:tcW w:type="dxa" w:w="1987"/>
+          </w:tcPr>
+          <w:p>
+            <w:pPr>
+              <w:jc w:val="left"/>
+            </w:pPr>
+            <w:r>
+              <w:rPr>
+                <w:rFonts w:ascii="TimeNewRoman" w:hAnsi="TimeNewRoman"/>
+                <w:sz w:val="30"/>
+              </w:rPr>
+              <w:t>59+8=67</w:t>
+            </w:r>
+          </w:p>
+        </w:tc>
+        <w:tc>
+          <w:tcPr>
+            <w:tcW w:type="dxa" w:w="1987"/>
+          </w:tcPr>
+          <w:p>
+            <w:pPr>
+              <w:jc w:val="left"/>
+            </w:pPr>
+            <w:r>
+              <w:rPr>
+                <w:rFonts w:ascii="TimeNewRoman" w:hAnsi="TimeNewRoman"/>
+                <w:sz w:val="30"/>
+              </w:rPr>
+              <w:t>59+7=66</w:t>
+            </w:r>
+          </w:p>
+        </w:tc>
+        <w:tc>
+          <w:tcPr>
+            <w:tcW w:type="dxa" w:w="1987"/>
+          </w:tcPr>
+          <w:p>
+            <w:pPr>
+              <w:jc w:val="left"/>
+            </w:pPr>
+            <w:r>
+              <w:rPr>
+                <w:rFonts w:ascii="TimeNewRoman" w:hAnsi="TimeNewRoman"/>
+                <w:sz w:val="30"/>
+              </w:rPr>
+              <w:t>37+48=85</w:t>
+            </w:r>
+          </w:p>
+        </w:tc>
+      </w:tr>
+      <w:tr>
+        <w:tc>
+          <w:tcPr>
+            <w:tcW w:type="dxa" w:w="1987"/>
+          </w:tcPr>
+          <w:p>
+            <w:pPr>
+              <w:jc w:val="left"/>
+            </w:pPr>
+            <w:r>
+              <w:rPr>
+                <w:rFonts w:ascii="TimeNewRoman" w:hAnsi="TimeNewRoman"/>
+                <w:sz w:val="30"/>
+              </w:rPr>
+              <w:t>23-16=7</w:t>
+            </w:r>
+          </w:p>
+        </w:tc>
+        <w:tc>
+          <w:tcPr>
+            <w:tcW w:type="dxa" w:w="1987"/>
+          </w:tcPr>
+          <w:p>
+            <w:pPr>
+              <w:jc w:val="left"/>
+            </w:pPr>
+            <w:r>
+              <w:rPr>
+                <w:rFonts w:ascii="TimeNewRoman" w:hAnsi="TimeNewRoman"/>
+                <w:sz w:val="30"/>
+              </w:rPr>
+              <w:t>90-4=86</w:t>
+            </w:r>
+          </w:p>
+        </w:tc>
+        <w:tc>
+          <w:tcPr>
+            <w:tcW w:type="dxa" w:w="1987"/>
+          </w:tcPr>
+          <w:p>
+            <w:pPr>
+              <w:jc w:val="left"/>
+            </w:pPr>
+            <w:r>
+              <w:rPr>
+                <w:rFonts w:ascii="TimeNewRoman" w:hAnsi="TimeNewRoman"/>
+                <w:sz w:val="30"/>
+              </w:rPr>
+              <w:t>76-59=17</w:t>
+            </w:r>
+          </w:p>
+        </w:tc>
+        <w:tc>
+          <w:tcPr>
+            <w:tcW w:type="dxa" w:w="1987"/>
+          </w:tcPr>
+          <w:p>
+            <w:pPr>
+              <w:jc w:val="left"/>
+            </w:pPr>
+            <w:r>
+              <w:rPr>
+                <w:rFonts w:ascii="TimeNewRoman" w:hAnsi="TimeNewRoman"/>
+                <w:sz w:val="30"/>
+              </w:rPr>
+              <w:t>19+73=92</w:t>
+            </w:r>
+          </w:p>
+        </w:tc>
+        <w:tc>
+          <w:tcPr>
+            <w:tcW w:type="dxa" w:w="1987"/>
+          </w:tcPr>
+          <w:p>
+            <w:pPr>
+              <w:jc w:val="left"/>
+            </w:pPr>
+            <w:r>
+              <w:rPr>
+                <w:rFonts w:ascii="TimeNewRoman" w:hAnsi="TimeNewRoman"/>
+                <w:sz w:val="30"/>
+              </w:rPr>
+              <w:t>75+17=92</w:t>
+            </w:r>
+          </w:p>
+        </w:tc>
+      </w:tr>
+      <w:tr>
+        <w:tc>
+          <w:tcPr>
+            <w:tcW w:type="dxa" w:w="1987"/>
+          </w:tcPr>
+          <w:p>
+            <w:pPr>
+              <w:jc w:val="left"/>
+            </w:pPr>
+            <w:r>
+              <w:rPr>
+                <w:rFonts w:ascii="TimeNewRoman" w:hAnsi="TimeNewRoman"/>
+                <w:sz w:val="30"/>
+              </w:rPr>
+              <w:t>84-18=66</w:t>
+            </w:r>
+          </w:p>
+        </w:tc>
+        <w:tc>
+          <w:tcPr>
+            <w:tcW w:type="dxa" w:w="1987"/>
+          </w:tcPr>
+          <w:p>
+            <w:pPr>
+              <w:jc w:val="left"/>
+            </w:pPr>
+            <w:r>
+              <w:rPr>
+                <w:rFonts w:ascii="TimeNewRoman" w:hAnsi="TimeNewRoman"/>
+                <w:sz w:val="30"/>
+              </w:rPr>
+              <w:t>78+9=87</w:t>
+            </w:r>
+          </w:p>
+        </w:tc>
+        <w:tc>
+          <w:tcPr>
+            <w:tcW w:type="dxa" w:w="1987"/>
+          </w:tcPr>
+          <w:p>
+            <w:pPr>
+              <w:jc w:val="left"/>
+            </w:pPr>
+            <w:r>
+              <w:rPr>
+                <w:rFonts w:ascii="TimeNewRoman" w:hAnsi="TimeNewRoman"/>
+                <w:sz w:val="30"/>
+              </w:rPr>
+              <w:t>53-17=36</w:t>
+            </w:r>
+          </w:p>
+        </w:tc>
+        <w:tc>
+          <w:tcPr>
+            <w:tcW w:type="dxa" w:w="1987"/>
+          </w:tcPr>
+          <w:p>
+            <w:pPr>
+              <w:jc w:val="left"/>
+            </w:pPr>
+            <w:r>
+              <w:rPr>
+                <w:rFonts w:ascii="TimeNewRoman" w:hAnsi="TimeNewRoman"/>
+                <w:sz w:val="30"/>
+              </w:rPr>
+              <w:t>28+54=82</w:t>
+            </w:r>
+          </w:p>
+        </w:tc>
+        <w:tc>
+          <w:tcPr>
+            <w:tcW w:type="dxa" w:w="1987"/>
+          </w:tcPr>
+          <w:p>
+            <w:pPr>
+              <w:jc w:val="left"/>
+            </w:pPr>
+            <w:r>
+              <w:rPr>
+                <w:rFonts w:ascii="TimeNewRoman" w:hAnsi="TimeNewRoman"/>
+                <w:sz w:val="30"/>
+              </w:rPr>
+              <w:t>16+5=21</w:t>
+            </w:r>
+          </w:p>
+        </w:tc>
+      </w:tr>
+      <w:tr>
+        <w:tc>
+          <w:tcPr>
+            <w:tcW w:type="dxa" w:w="1987"/>
+          </w:tcPr>
+          <w:p>
+            <w:pPr>
+              <w:jc w:val="left"/>
+            </w:pPr>
+            <w:r>
+              <w:rPr>
+                <w:rFonts w:ascii="TimeNewRoman" w:hAnsi="TimeNewRoman"/>
+                <w:sz w:val="30"/>
+              </w:rPr>
+              <w:t>6+38=44</w:t>
+            </w:r>
+          </w:p>
+        </w:tc>
+        <w:tc>
+          <w:tcPr>
+            <w:tcW w:type="dxa" w:w="1987"/>
+          </w:tcPr>
+          <w:p>
+            <w:pPr>
+              <w:jc w:val="left"/>
+            </w:pPr>
+            <w:r>
+              <w:rPr>
+                <w:rFonts w:ascii="TimeNewRoman" w:hAnsi="TimeNewRoman"/>
+                <w:sz w:val="30"/>
+              </w:rPr>
+              <w:t>61-49=12</w:t>
+            </w:r>
+          </w:p>
+        </w:tc>
+        <w:tc>
+          <w:tcPr>
+            <w:tcW w:type="dxa" w:w="1987"/>
+          </w:tcPr>
+          <w:p>
+            <w:pPr>
+              <w:jc w:val="left"/>
+            </w:pPr>
+            <w:r>
+              <w:rPr>
+                <w:rFonts w:ascii="TimeNewRoman" w:hAnsi="TimeNewRoman"/>
+                <w:sz w:val="30"/>
+              </w:rPr>
+              <w:t>70-1=69</w:t>
+            </w:r>
+          </w:p>
+        </w:tc>
+        <w:tc>
+          <w:tcPr>
+            <w:tcW w:type="dxa" w:w="1987"/>
+          </w:tcPr>
+          <w:p>
+            <w:pPr>
+              <w:jc w:val="left"/>
+            </w:pPr>
+            <w:r>
+              <w:rPr>
+                <w:rFonts w:ascii="TimeNewRoman" w:hAnsi="TimeNewRoman"/>
+                <w:sz w:val="30"/>
+              </w:rPr>
+              <w:t>59+28=87</w:t>
+            </w:r>
+          </w:p>
+        </w:tc>
+        <w:tc>
+          <w:tcPr>
+            <w:tcW w:type="dxa" w:w="1987"/>
+          </w:tcPr>
+          <w:p>
+            <w:pPr>
+              <w:jc w:val="left"/>
+            </w:pPr>
+            <w:r>
+              <w:rPr>
+                <w:rFonts w:ascii="TimeNewRoman" w:hAnsi="TimeNewRoman"/>
+                <w:sz w:val="30"/>
+              </w:rPr>
+              <w:t>71-15=56</w:t>
+            </w:r>
+          </w:p>
+        </w:tc>
+      </w:tr>
+      <w:tr>
+        <w:tc>
+          <w:tcPr>
+            <w:tcW w:type="dxa" w:w="1987"/>
+          </w:tcPr>
+          <w:p>
+            <w:pPr>
+              <w:jc w:val="left"/>
+            </w:pPr>
+            <w:r>
+              <w:rPr>
+                <w:rFonts w:ascii="TimeNewRoman" w:hAnsi="TimeNewRoman"/>
+                <w:sz w:val="30"/>
+              </w:rPr>
+              <w:t>38+39=77</w:t>
+            </w:r>
+          </w:p>
+        </w:tc>
+        <w:tc>
+          <w:tcPr>
+            <w:tcW w:type="dxa" w:w="1987"/>
+          </w:tcPr>
+          <w:p>
+            <w:pPr>
+              <w:jc w:val="left"/>
+            </w:pPr>
+            <w:r>
+              <w:rPr>
+                <w:rFonts w:ascii="TimeNewRoman" w:hAnsi="TimeNewRoman"/>
+                <w:sz w:val="30"/>
+              </w:rPr>
+              <w:t>46+37=83</w:t>
+            </w:r>
+          </w:p>
+        </w:tc>
+        <w:tc>
+          <w:tcPr>
+            <w:tcW w:type="dxa" w:w="1987"/>
+          </w:tcPr>
+          <w:p>
+            <w:pPr>
+              <w:jc w:val="left"/>
+            </w:pPr>
+            <w:r>
+              <w:rPr>
+                <w:rFonts w:ascii="TimeNewRoman" w:hAnsi="TimeNewRoman"/>
+                <w:sz w:val="30"/>
+              </w:rPr>
+              <w:t>82-56=26</w:t>
+            </w:r>
+          </w:p>
+        </w:tc>
+        <w:tc>
+          <w:tcPr>
+            <w:tcW w:type="dxa" w:w="1987"/>
+          </w:tcPr>
+          <w:p>
+            <w:pPr>
+              <w:jc w:val="left"/>
+            </w:pPr>
+            <w:r>
+              <w:rPr>
+                <w:rFonts w:ascii="TimeNewRoman" w:hAnsi="TimeNewRoman"/>
+                <w:sz w:val="30"/>
+              </w:rPr>
+              <w:t>73+8=81</w:t>
+            </w:r>
+          </w:p>
+        </w:tc>
+        <w:tc>
+          <w:tcPr>
+            <w:tcW w:type="dxa" w:w="1987"/>
+          </w:tcPr>
+          <w:p>
+            <w:pPr>
+              <w:jc w:val="left"/>
+            </w:pPr>
+            <w:r>
+              <w:rPr>
+                <w:rFonts w:ascii="TimeNewRoman" w:hAnsi="TimeNewRoman"/>
+                <w:sz w:val="30"/>
+              </w:rPr>
+              <w:t>41-25=16</w:t>
+            </w:r>
+          </w:p>
+        </w:tc>
+      </w:tr>
+      <w:tr>
+        <w:tc>
+          <w:tcPr>
+            <w:tcW w:type="dxa" w:w="1987"/>
+          </w:tcPr>
+          <w:p>
+            <w:pPr>
+              <w:jc w:val="left"/>
+            </w:pPr>
+            <w:r>
+              <w:rPr>
+                <w:rFonts w:ascii="TimeNewRoman" w:hAnsi="TimeNewRoman"/>
+                <w:sz w:val="30"/>
+              </w:rPr>
+              <w:t>52-28=24</w:t>
+            </w:r>
+          </w:p>
+        </w:tc>
+        <w:tc>
+          <w:tcPr>
+            <w:tcW w:type="dxa" w:w="1987"/>
+          </w:tcPr>
+          <w:p>
+            <w:pPr>
+              <w:jc w:val="left"/>
+            </w:pPr>
+            <w:r>
+              <w:rPr>
+                <w:rFonts w:ascii="TimeNewRoman" w:hAnsi="TimeNewRoman"/>
+                <w:sz w:val="30"/>
+              </w:rPr>
+              <w:t>26+9=35</w:t>
+            </w:r>
+          </w:p>
+        </w:tc>
+        <w:tc>
+          <w:tcPr>
+            <w:tcW w:type="dxa" w:w="1987"/>
+          </w:tcPr>
+          <w:p>
+            <w:pPr>
+              <w:jc w:val="left"/>
+            </w:pPr>
+            <w:r>
+              <w:rPr>
+                <w:rFonts w:ascii="TimeNewRoman" w:hAnsi="TimeNewRoman"/>
+                <w:sz w:val="30"/>
+              </w:rPr>
+              <w:t>72-65=7</w:t>
+            </w:r>
+          </w:p>
+        </w:tc>
+        <w:tc>
+          <w:tcPr>
+            <w:tcW w:type="dxa" w:w="1987"/>
+          </w:tcPr>
+          <w:p>
+            <w:pPr>
+              <w:jc w:val="left"/>
+            </w:pPr>
+            <w:r>
+              <w:rPr>
+                <w:rFonts w:ascii="TimeNewRoman" w:hAnsi="TimeNewRoman"/>
+                <w:sz w:val="30"/>
+              </w:rPr>
+              <w:t>53-28=25</w:t>
             </w:r>
           </w:p>
         </w:tc>
@@ -1714,6 +808,8 @@
             </w:r>
           </w:p>
         </w:tc>
+      </w:tr>
+      <w:tr>
         <w:tc>
           <w:tcPr>
             <w:tcW w:type="dxa" w:w="1987"/>
@@ -1727,7 +823,7 @@
                 <w:rFonts w:ascii="TimeNewRoman" w:hAnsi="TimeNewRoman"/>
                 <w:sz w:val="30"/>
               </w:rPr>
-              <w:t>7+57=64</w:t>
+              <w:t>81-66=15</w:t>
             </w:r>
           </w:p>
         </w:tc>
@@ -1744,7 +840,7 @@
                 <w:rFonts w:ascii="TimeNewRoman" w:hAnsi="TimeNewRoman"/>
                 <w:sz w:val="30"/>
               </w:rPr>
-              <w:t>31-2=29</w:t>
+              <w:t>17+45=62</w:t>
             </w:r>
           </w:p>
         </w:tc>
@@ -1761,7 +857,911 @@
                 <w:rFonts w:ascii="TimeNewRoman" w:hAnsi="TimeNewRoman"/>
                 <w:sz w:val="30"/>
               </w:rPr>
-              <w:t>83-65=18</w:t>
+              <w:t>97-59=38</w:t>
+            </w:r>
+          </w:p>
+        </w:tc>
+        <w:tc>
+          <w:tcPr>
+            <w:tcW w:type="dxa" w:w="1987"/>
+          </w:tcPr>
+          <w:p>
+            <w:pPr>
+              <w:jc w:val="left"/>
+            </w:pPr>
+            <w:r>
+              <w:rPr>
+                <w:rFonts w:ascii="TimeNewRoman" w:hAnsi="TimeNewRoman"/>
+                <w:sz w:val="30"/>
+              </w:rPr>
+              <w:t>2+29=31</w:t>
+            </w:r>
+          </w:p>
+        </w:tc>
+        <w:tc>
+          <w:tcPr>
+            <w:tcW w:type="dxa" w:w="1987"/>
+          </w:tcPr>
+          <w:p>
+            <w:pPr>
+              <w:jc w:val="left"/>
+            </w:pPr>
+            <w:r>
+              <w:rPr>
+                <w:rFonts w:ascii="TimeNewRoman" w:hAnsi="TimeNewRoman"/>
+                <w:sz w:val="30"/>
+              </w:rPr>
+              <w:t>63+28=91</w:t>
+            </w:r>
+          </w:p>
+        </w:tc>
+      </w:tr>
+      <w:tr>
+        <w:tc>
+          <w:tcPr>
+            <w:tcW w:type="dxa" w:w="1987"/>
+          </w:tcPr>
+          <w:p>
+            <w:pPr>
+              <w:jc w:val="left"/>
+            </w:pPr>
+            <w:r>
+              <w:rPr>
+                <w:rFonts w:ascii="TimeNewRoman" w:hAnsi="TimeNewRoman"/>
+                <w:sz w:val="30"/>
+              </w:rPr>
+              <w:t>68+4=72</w:t>
+            </w:r>
+          </w:p>
+        </w:tc>
+        <w:tc>
+          <w:tcPr>
+            <w:tcW w:type="dxa" w:w="1987"/>
+          </w:tcPr>
+          <w:p>
+            <w:pPr>
+              <w:jc w:val="left"/>
+            </w:pPr>
+            <w:r>
+              <w:rPr>
+                <w:rFonts w:ascii="TimeNewRoman" w:hAnsi="TimeNewRoman"/>
+                <w:sz w:val="30"/>
+              </w:rPr>
+              <w:t>70-47=23</w:t>
+            </w:r>
+          </w:p>
+        </w:tc>
+        <w:tc>
+          <w:tcPr>
+            <w:tcW w:type="dxa" w:w="1987"/>
+          </w:tcPr>
+          <w:p>
+            <w:pPr>
+              <w:jc w:val="left"/>
+            </w:pPr>
+            <w:r>
+              <w:rPr>
+                <w:rFonts w:ascii="TimeNewRoman" w:hAnsi="TimeNewRoman"/>
+                <w:sz w:val="30"/>
+              </w:rPr>
+              <w:t>47+6=53</w:t>
+            </w:r>
+          </w:p>
+        </w:tc>
+        <w:tc>
+          <w:tcPr>
+            <w:tcW w:type="dxa" w:w="1987"/>
+          </w:tcPr>
+          <w:p>
+            <w:pPr>
+              <w:jc w:val="left"/>
+            </w:pPr>
+            <w:r>
+              <w:rPr>
+                <w:rFonts w:ascii="TimeNewRoman" w:hAnsi="TimeNewRoman"/>
+                <w:sz w:val="30"/>
+              </w:rPr>
+              <w:t>61-22=39</w:t>
+            </w:r>
+          </w:p>
+        </w:tc>
+        <w:tc>
+          <w:tcPr>
+            <w:tcW w:type="dxa" w:w="1987"/>
+          </w:tcPr>
+          <w:p>
+            <w:pPr>
+              <w:jc w:val="left"/>
+            </w:pPr>
+            <w:r>
+              <w:rPr>
+                <w:rFonts w:ascii="TimeNewRoman" w:hAnsi="TimeNewRoman"/>
+                <w:sz w:val="30"/>
+              </w:rPr>
+              <w:t>32-23=9</w:t>
+            </w:r>
+          </w:p>
+        </w:tc>
+      </w:tr>
+      <w:tr>
+        <w:tc>
+          <w:tcPr>
+            <w:tcW w:type="dxa" w:w="1987"/>
+          </w:tcPr>
+          <w:p>
+            <w:pPr>
+              <w:jc w:val="left"/>
+            </w:pPr>
+            <w:r>
+              <w:rPr>
+                <w:rFonts w:ascii="TimeNewRoman" w:hAnsi="TimeNewRoman"/>
+                <w:sz w:val="30"/>
+              </w:rPr>
+              <w:t>15+48=63</w:t>
+            </w:r>
+          </w:p>
+        </w:tc>
+        <w:tc>
+          <w:tcPr>
+            <w:tcW w:type="dxa" w:w="1987"/>
+          </w:tcPr>
+          <w:p>
+            <w:pPr>
+              <w:jc w:val="left"/>
+            </w:pPr>
+            <w:r>
+              <w:rPr>
+                <w:rFonts w:ascii="TimeNewRoman" w:hAnsi="TimeNewRoman"/>
+                <w:sz w:val="30"/>
+              </w:rPr>
+              <w:t>92-47=45</w:t>
+            </w:r>
+          </w:p>
+        </w:tc>
+        <w:tc>
+          <w:tcPr>
+            <w:tcW w:type="dxa" w:w="1987"/>
+          </w:tcPr>
+          <w:p>
+            <w:pPr>
+              <w:jc w:val="left"/>
+            </w:pPr>
+            <w:r>
+              <w:rPr>
+                <w:rFonts w:ascii="TimeNewRoman" w:hAnsi="TimeNewRoman"/>
+                <w:sz w:val="30"/>
+              </w:rPr>
+              <w:t>92-58=34</w:t>
+            </w:r>
+          </w:p>
+        </w:tc>
+        <w:tc>
+          <w:tcPr>
+            <w:tcW w:type="dxa" w:w="1987"/>
+          </w:tcPr>
+          <w:p>
+            <w:pPr>
+              <w:jc w:val="left"/>
+            </w:pPr>
+            <w:r>
+              <w:rPr>
+                <w:rFonts w:ascii="TimeNewRoman" w:hAnsi="TimeNewRoman"/>
+                <w:sz w:val="30"/>
+              </w:rPr>
+              <w:t>29+56=85</w:t>
+            </w:r>
+          </w:p>
+        </w:tc>
+        <w:tc>
+          <w:tcPr>
+            <w:tcW w:type="dxa" w:w="1987"/>
+          </w:tcPr>
+          <w:p>
+            <w:pPr>
+              <w:jc w:val="left"/>
+            </w:pPr>
+            <w:r>
+              <w:rPr>
+                <w:rFonts w:ascii="TimeNewRoman" w:hAnsi="TimeNewRoman"/>
+                <w:sz w:val="30"/>
+              </w:rPr>
+              <w:t>37+9=46</w:t>
+            </w:r>
+          </w:p>
+        </w:tc>
+      </w:tr>
+      <w:tr>
+        <w:tc>
+          <w:tcPr>
+            <w:tcW w:type="dxa" w:w="1987"/>
+          </w:tcPr>
+          <w:p>
+            <w:pPr>
+              <w:jc w:val="left"/>
+            </w:pPr>
+            <w:r>
+              <w:rPr>
+                <w:rFonts w:ascii="TimeNewRoman" w:hAnsi="TimeNewRoman"/>
+                <w:sz w:val="30"/>
+              </w:rPr>
+              <w:t>7+36=43</w:t>
+            </w:r>
+          </w:p>
+        </w:tc>
+        <w:tc>
+          <w:tcPr>
+            <w:tcW w:type="dxa" w:w="1987"/>
+          </w:tcPr>
+          <w:p>
+            <w:pPr>
+              <w:jc w:val="left"/>
+            </w:pPr>
+            <w:r>
+              <w:rPr>
+                <w:rFonts w:ascii="TimeNewRoman" w:hAnsi="TimeNewRoman"/>
+                <w:sz w:val="30"/>
+              </w:rPr>
+              <w:t>74-16=58</w:t>
+            </w:r>
+          </w:p>
+        </w:tc>
+        <w:tc>
+          <w:tcPr>
+            <w:tcW w:type="dxa" w:w="1987"/>
+          </w:tcPr>
+          <w:p>
+            <w:pPr>
+              <w:jc w:val="left"/>
+            </w:pPr>
+            <w:r>
+              <w:rPr>
+                <w:rFonts w:ascii="TimeNewRoman" w:hAnsi="TimeNewRoman"/>
+                <w:sz w:val="30"/>
+              </w:rPr>
+              <w:t>29+5=34</w:t>
+            </w:r>
+          </w:p>
+        </w:tc>
+        <w:tc>
+          <w:tcPr>
+            <w:tcW w:type="dxa" w:w="1987"/>
+          </w:tcPr>
+          <w:p>
+            <w:pPr>
+              <w:jc w:val="left"/>
+            </w:pPr>
+            <w:r>
+              <w:rPr>
+                <w:rFonts w:ascii="TimeNewRoman" w:hAnsi="TimeNewRoman"/>
+                <w:sz w:val="30"/>
+              </w:rPr>
+              <w:t>90-62=28</w:t>
+            </w:r>
+          </w:p>
+        </w:tc>
+        <w:tc>
+          <w:tcPr>
+            <w:tcW w:type="dxa" w:w="1987"/>
+          </w:tcPr>
+          <w:p>
+            <w:pPr>
+              <w:jc w:val="left"/>
+            </w:pPr>
+            <w:r>
+              <w:rPr>
+                <w:rFonts w:ascii="TimeNewRoman" w:hAnsi="TimeNewRoman"/>
+                <w:sz w:val="30"/>
+              </w:rPr>
+              <w:t>53+38=91</w:t>
+            </w:r>
+          </w:p>
+        </w:tc>
+      </w:tr>
+      <w:tr>
+        <w:tc>
+          <w:tcPr>
+            <w:tcW w:type="dxa" w:w="1987"/>
+          </w:tcPr>
+          <w:p>
+            <w:pPr>
+              <w:jc w:val="left"/>
+            </w:pPr>
+            <w:r>
+              <w:rPr>
+                <w:rFonts w:ascii="TimeNewRoman" w:hAnsi="TimeNewRoman"/>
+                <w:sz w:val="30"/>
+              </w:rPr>
+              <w:t>19+8=27</w:t>
+            </w:r>
+          </w:p>
+        </w:tc>
+        <w:tc>
+          <w:tcPr>
+            <w:tcW w:type="dxa" w:w="1987"/>
+          </w:tcPr>
+          <w:p>
+            <w:pPr>
+              <w:jc w:val="left"/>
+            </w:pPr>
+            <w:r>
+              <w:rPr>
+                <w:rFonts w:ascii="TimeNewRoman" w:hAnsi="TimeNewRoman"/>
+                <w:sz w:val="30"/>
+              </w:rPr>
+              <w:t>65-16=49</w:t>
+            </w:r>
+          </w:p>
+        </w:tc>
+        <w:tc>
+          <w:tcPr>
+            <w:tcW w:type="dxa" w:w="1987"/>
+          </w:tcPr>
+          <w:p>
+            <w:pPr>
+              <w:jc w:val="left"/>
+            </w:pPr>
+            <w:r>
+              <w:rPr>
+                <w:rFonts w:ascii="TimeNewRoman" w:hAnsi="TimeNewRoman"/>
+                <w:sz w:val="30"/>
+              </w:rPr>
+              <w:t>46+29=75</w:t>
+            </w:r>
+          </w:p>
+        </w:tc>
+        <w:tc>
+          <w:tcPr>
+            <w:tcW w:type="dxa" w:w="1987"/>
+          </w:tcPr>
+          <w:p>
+            <w:pPr>
+              <w:jc w:val="left"/>
+            </w:pPr>
+            <w:r>
+              <w:rPr>
+                <w:rFonts w:ascii="TimeNewRoman" w:hAnsi="TimeNewRoman"/>
+                <w:sz w:val="30"/>
+              </w:rPr>
+              <w:t>39+22=61</w:t>
+            </w:r>
+          </w:p>
+        </w:tc>
+        <w:tc>
+          <w:tcPr>
+            <w:tcW w:type="dxa" w:w="1987"/>
+          </w:tcPr>
+          <w:p>
+            <w:pPr>
+              <w:jc w:val="left"/>
+            </w:pPr>
+            <w:r>
+              <w:rPr>
+                <w:rFonts w:ascii="TimeNewRoman" w:hAnsi="TimeNewRoman"/>
+                <w:sz w:val="30"/>
+              </w:rPr>
+              <w:t>79+9=88</w:t>
+            </w:r>
+          </w:p>
+        </w:tc>
+      </w:tr>
+      <w:tr>
+        <w:tc>
+          <w:tcPr>
+            <w:tcW w:type="dxa" w:w="1987"/>
+          </w:tcPr>
+          <w:p>
+            <w:pPr>
+              <w:jc w:val="left"/>
+            </w:pPr>
+            <w:r>
+              <w:rPr>
+                <w:rFonts w:ascii="TimeNewRoman" w:hAnsi="TimeNewRoman"/>
+                <w:sz w:val="30"/>
+              </w:rPr>
+              <w:t>81-22=59</w:t>
+            </w:r>
+          </w:p>
+        </w:tc>
+        <w:tc>
+          <w:tcPr>
+            <w:tcW w:type="dxa" w:w="1987"/>
+          </w:tcPr>
+          <w:p>
+            <w:pPr>
+              <w:jc w:val="left"/>
+            </w:pPr>
+            <w:r>
+              <w:rPr>
+                <w:rFonts w:ascii="TimeNewRoman" w:hAnsi="TimeNewRoman"/>
+                <w:sz w:val="30"/>
+              </w:rPr>
+              <w:t>24+39=63</w:t>
+            </w:r>
+          </w:p>
+        </w:tc>
+        <w:tc>
+          <w:tcPr>
+            <w:tcW w:type="dxa" w:w="1987"/>
+          </w:tcPr>
+          <w:p>
+            <w:pPr>
+              <w:jc w:val="left"/>
+            </w:pPr>
+            <w:r>
+              <w:rPr>
+                <w:rFonts w:ascii="TimeNewRoman" w:hAnsi="TimeNewRoman"/>
+                <w:sz w:val="30"/>
+              </w:rPr>
+              <w:t>48+38=86</w:t>
+            </w:r>
+          </w:p>
+        </w:tc>
+        <w:tc>
+          <w:tcPr>
+            <w:tcW w:type="dxa" w:w="1987"/>
+          </w:tcPr>
+          <w:p>
+            <w:pPr>
+              <w:jc w:val="left"/>
+            </w:pPr>
+            <w:r>
+              <w:rPr>
+                <w:rFonts w:ascii="TimeNewRoman" w:hAnsi="TimeNewRoman"/>
+                <w:sz w:val="30"/>
+              </w:rPr>
+              <w:t>54-45=9</w:t>
+            </w:r>
+          </w:p>
+        </w:tc>
+        <w:tc>
+          <w:tcPr>
+            <w:tcW w:type="dxa" w:w="1987"/>
+          </w:tcPr>
+          <w:p>
+            <w:pPr>
+              <w:jc w:val="left"/>
+            </w:pPr>
+            <w:r>
+              <w:rPr>
+                <w:rFonts w:ascii="TimeNewRoman" w:hAnsi="TimeNewRoman"/>
+                <w:sz w:val="30"/>
+              </w:rPr>
+              <w:t>71-13=58</w:t>
+            </w:r>
+          </w:p>
+        </w:tc>
+      </w:tr>
+      <w:tr>
+        <w:tc>
+          <w:tcPr>
+            <w:tcW w:type="dxa" w:w="1987"/>
+          </w:tcPr>
+          <w:p>
+            <w:pPr>
+              <w:jc w:val="left"/>
+            </w:pPr>
+            <w:r>
+              <w:rPr>
+                <w:rFonts w:ascii="TimeNewRoman" w:hAnsi="TimeNewRoman"/>
+                <w:sz w:val="30"/>
+              </w:rPr>
+              <w:t>37+56=93</w:t>
+            </w:r>
+          </w:p>
+        </w:tc>
+        <w:tc>
+          <w:tcPr>
+            <w:tcW w:type="dxa" w:w="1987"/>
+          </w:tcPr>
+          <w:p>
+            <w:pPr>
+              <w:jc w:val="left"/>
+            </w:pPr>
+            <w:r>
+              <w:rPr>
+                <w:rFonts w:ascii="TimeNewRoman" w:hAnsi="TimeNewRoman"/>
+                <w:sz w:val="30"/>
+              </w:rPr>
+              <w:t>7+27=34</w:t>
+            </w:r>
+          </w:p>
+        </w:tc>
+        <w:tc>
+          <w:tcPr>
+            <w:tcW w:type="dxa" w:w="1987"/>
+          </w:tcPr>
+          <w:p>
+            <w:pPr>
+              <w:jc w:val="left"/>
+            </w:pPr>
+            <w:r>
+              <w:rPr>
+                <w:rFonts w:ascii="TimeNewRoman" w:hAnsi="TimeNewRoman"/>
+                <w:sz w:val="30"/>
+              </w:rPr>
+              <w:t>17+55=72</w:t>
+            </w:r>
+          </w:p>
+        </w:tc>
+        <w:tc>
+          <w:tcPr>
+            <w:tcW w:type="dxa" w:w="1987"/>
+          </w:tcPr>
+          <w:p>
+            <w:pPr>
+              <w:jc w:val="left"/>
+            </w:pPr>
+            <w:r>
+              <w:rPr>
+                <w:rFonts w:ascii="TimeNewRoman" w:hAnsi="TimeNewRoman"/>
+                <w:sz w:val="30"/>
+              </w:rPr>
+              <w:t>3+8=11</w:t>
+            </w:r>
+          </w:p>
+        </w:tc>
+        <w:tc>
+          <w:tcPr>
+            <w:tcW w:type="dxa" w:w="1987"/>
+          </w:tcPr>
+          <w:p>
+            <w:pPr>
+              <w:jc w:val="left"/>
+            </w:pPr>
+            <w:r>
+              <w:rPr>
+                <w:rFonts w:ascii="TimeNewRoman" w:hAnsi="TimeNewRoman"/>
+                <w:sz w:val="30"/>
+              </w:rPr>
+              <w:t>14+19=33</w:t>
+            </w:r>
+          </w:p>
+        </w:tc>
+      </w:tr>
+      <w:tr>
+        <w:tc>
+          <w:tcPr>
+            <w:tcW w:type="dxa" w:w="1987"/>
+          </w:tcPr>
+          <w:p>
+            <w:pPr>
+              <w:jc w:val="left"/>
+            </w:pPr>
+            <w:r>
+              <w:rPr>
+                <w:rFonts w:ascii="TimeNewRoman" w:hAnsi="TimeNewRoman"/>
+                <w:sz w:val="30"/>
+              </w:rPr>
+              <w:t>41-23=18</w:t>
+            </w:r>
+          </w:p>
+        </w:tc>
+        <w:tc>
+          <w:tcPr>
+            <w:tcW w:type="dxa" w:w="1987"/>
+          </w:tcPr>
+          <w:p>
+            <w:pPr>
+              <w:jc w:val="left"/>
+            </w:pPr>
+            <w:r>
+              <w:rPr>
+                <w:rFonts w:ascii="TimeNewRoman" w:hAnsi="TimeNewRoman"/>
+                <w:sz w:val="30"/>
+              </w:rPr>
+              <w:t>74-57=17</w:t>
+            </w:r>
+          </w:p>
+        </w:tc>
+        <w:tc>
+          <w:tcPr>
+            <w:tcW w:type="dxa" w:w="1987"/>
+          </w:tcPr>
+          <w:p>
+            <w:pPr>
+              <w:jc w:val="left"/>
+            </w:pPr>
+            <w:r>
+              <w:rPr>
+                <w:rFonts w:ascii="TimeNewRoman" w:hAnsi="TimeNewRoman"/>
+                <w:sz w:val="30"/>
+              </w:rPr>
+              <w:t>17+4=21</w:t>
+            </w:r>
+          </w:p>
+        </w:tc>
+        <w:tc>
+          <w:tcPr>
+            <w:tcW w:type="dxa" w:w="1987"/>
+          </w:tcPr>
+          <w:p>
+            <w:pPr>
+              <w:jc w:val="left"/>
+            </w:pPr>
+            <w:r>
+              <w:rPr>
+                <w:rFonts w:ascii="TimeNewRoman" w:hAnsi="TimeNewRoman"/>
+                <w:sz w:val="30"/>
+              </w:rPr>
+              <w:t>70-64=6</w:t>
+            </w:r>
+          </w:p>
+        </w:tc>
+        <w:tc>
+          <w:tcPr>
+            <w:tcW w:type="dxa" w:w="1987"/>
+          </w:tcPr>
+          <w:p>
+            <w:pPr>
+              <w:jc w:val="left"/>
+            </w:pPr>
+            <w:r>
+              <w:rPr>
+                <w:rFonts w:ascii="TimeNewRoman" w:hAnsi="TimeNewRoman"/>
+                <w:sz w:val="30"/>
+              </w:rPr>
+              <w:t>4+59=63</w:t>
+            </w:r>
+          </w:p>
+        </w:tc>
+      </w:tr>
+      <w:tr>
+        <w:tc>
+          <w:tcPr>
+            <w:tcW w:type="dxa" w:w="1987"/>
+          </w:tcPr>
+          <w:p>
+            <w:pPr>
+              <w:jc w:val="left"/>
+            </w:pPr>
+            <w:r>
+              <w:rPr>
+                <w:rFonts w:ascii="TimeNewRoman" w:hAnsi="TimeNewRoman"/>
+                <w:sz w:val="30"/>
+              </w:rPr>
+              <w:t>42-17=25</w:t>
+            </w:r>
+          </w:p>
+        </w:tc>
+        <w:tc>
+          <w:tcPr>
+            <w:tcW w:type="dxa" w:w="1987"/>
+          </w:tcPr>
+          <w:p>
+            <w:pPr>
+              <w:jc w:val="left"/>
+            </w:pPr>
+            <w:r>
+              <w:rPr>
+                <w:rFonts w:ascii="TimeNewRoman" w:hAnsi="TimeNewRoman"/>
+                <w:sz w:val="30"/>
+              </w:rPr>
+              <w:t>39+29=68</w:t>
+            </w:r>
+          </w:p>
+        </w:tc>
+        <w:tc>
+          <w:tcPr>
+            <w:tcW w:type="dxa" w:w="1987"/>
+          </w:tcPr>
+          <w:p>
+            <w:pPr>
+              <w:jc w:val="left"/>
+            </w:pPr>
+            <w:r>
+              <w:rPr>
+                <w:rFonts w:ascii="TimeNewRoman" w:hAnsi="TimeNewRoman"/>
+                <w:sz w:val="30"/>
+              </w:rPr>
+              <w:t>22+39=61</w:t>
+            </w:r>
+          </w:p>
+        </w:tc>
+        <w:tc>
+          <w:tcPr>
+            <w:tcW w:type="dxa" w:w="1987"/>
+          </w:tcPr>
+          <w:p>
+            <w:pPr>
+              <w:jc w:val="left"/>
+            </w:pPr>
+            <w:r>
+              <w:rPr>
+                <w:rFonts w:ascii="TimeNewRoman" w:hAnsi="TimeNewRoman"/>
+                <w:sz w:val="30"/>
+              </w:rPr>
+              <w:t>38+14=52</w:t>
+            </w:r>
+          </w:p>
+        </w:tc>
+        <w:tc>
+          <w:tcPr>
+            <w:tcW w:type="dxa" w:w="1987"/>
+          </w:tcPr>
+          <w:p>
+            <w:pPr>
+              <w:jc w:val="left"/>
+            </w:pPr>
+            <w:r>
+              <w:rPr>
+                <w:rFonts w:ascii="TimeNewRoman" w:hAnsi="TimeNewRoman"/>
+                <w:sz w:val="30"/>
+              </w:rPr>
+              <w:t>61-8=53</w:t>
+            </w:r>
+          </w:p>
+        </w:tc>
+      </w:tr>
+      <w:tr>
+        <w:tc>
+          <w:tcPr>
+            <w:tcW w:type="dxa" w:w="1987"/>
+          </w:tcPr>
+          <w:p>
+            <w:pPr>
+              <w:jc w:val="left"/>
+            </w:pPr>
+            <w:r>
+              <w:rPr>
+                <w:rFonts w:ascii="TimeNewRoman" w:hAnsi="TimeNewRoman"/>
+                <w:sz w:val="30"/>
+              </w:rPr>
+              <w:t>38+54=92</w:t>
+            </w:r>
+          </w:p>
+        </w:tc>
+        <w:tc>
+          <w:tcPr>
+            <w:tcW w:type="dxa" w:w="1987"/>
+          </w:tcPr>
+          <w:p>
+            <w:pPr>
+              <w:jc w:val="left"/>
+            </w:pPr>
+            <w:r>
+              <w:rPr>
+                <w:rFonts w:ascii="TimeNewRoman" w:hAnsi="TimeNewRoman"/>
+                <w:sz w:val="30"/>
+              </w:rPr>
+              <w:t>9+42=51</w:t>
+            </w:r>
+          </w:p>
+        </w:tc>
+        <w:tc>
+          <w:tcPr>
+            <w:tcW w:type="dxa" w:w="1987"/>
+          </w:tcPr>
+          <w:p>
+            <w:pPr>
+              <w:jc w:val="left"/>
+            </w:pPr>
+            <w:r>
+              <w:rPr>
+                <w:rFonts w:ascii="TimeNewRoman" w:hAnsi="TimeNewRoman"/>
+                <w:sz w:val="30"/>
+              </w:rPr>
+              <w:t>22-16=6</w:t>
+            </w:r>
+          </w:p>
+        </w:tc>
+        <w:tc>
+          <w:tcPr>
+            <w:tcW w:type="dxa" w:w="1987"/>
+          </w:tcPr>
+          <w:p>
+            <w:pPr>
+              <w:jc w:val="left"/>
+            </w:pPr>
+            <w:r>
+              <w:rPr>
+                <w:rFonts w:ascii="TimeNewRoman" w:hAnsi="TimeNewRoman"/>
+                <w:sz w:val="30"/>
+              </w:rPr>
+              <w:t>9+22=31</w:t>
+            </w:r>
+          </w:p>
+        </w:tc>
+        <w:tc>
+          <w:tcPr>
+            <w:tcW w:type="dxa" w:w="1987"/>
+          </w:tcPr>
+          <w:p>
+            <w:pPr>
+              <w:jc w:val="left"/>
+            </w:pPr>
+            <w:r>
+              <w:rPr>
+                <w:rFonts w:ascii="TimeNewRoman" w:hAnsi="TimeNewRoman"/>
+                <w:sz w:val="30"/>
+              </w:rPr>
+              <w:t>33+48=81</w:t>
+            </w:r>
+          </w:p>
+        </w:tc>
+      </w:tr>
+      <w:tr>
+        <w:tc>
+          <w:tcPr>
+            <w:tcW w:type="dxa" w:w="1987"/>
+          </w:tcPr>
+          <w:p>
+            <w:pPr>
+              <w:jc w:val="left"/>
+            </w:pPr>
+            <w:r>
+              <w:rPr>
+                <w:rFonts w:ascii="TimeNewRoman" w:hAnsi="TimeNewRoman"/>
+                <w:sz w:val="30"/>
+              </w:rPr>
+              <w:t>18+24=42</w:t>
+            </w:r>
+          </w:p>
+        </w:tc>
+        <w:tc>
+          <w:tcPr>
+            <w:tcW w:type="dxa" w:w="1987"/>
+          </w:tcPr>
+          <w:p>
+            <w:pPr>
+              <w:jc w:val="left"/>
+            </w:pPr>
+            <w:r>
+              <w:rPr>
+                <w:rFonts w:ascii="TimeNewRoman" w:hAnsi="TimeNewRoman"/>
+                <w:sz w:val="30"/>
+              </w:rPr>
+              <w:t>74-67=7</w:t>
+            </w:r>
+          </w:p>
+        </w:tc>
+        <w:tc>
+          <w:tcPr>
+            <w:tcW w:type="dxa" w:w="1987"/>
+          </w:tcPr>
+          <w:p>
+            <w:pPr>
+              <w:jc w:val="left"/>
+            </w:pPr>
+            <w:r>
+              <w:rPr>
+                <w:rFonts w:ascii="TimeNewRoman" w:hAnsi="TimeNewRoman"/>
+                <w:sz w:val="30"/>
+              </w:rPr>
+              <w:t>54-29=25</w:t>
+            </w:r>
+          </w:p>
+        </w:tc>
+        <w:tc>
+          <w:tcPr>
+            <w:tcW w:type="dxa" w:w="1987"/>
+          </w:tcPr>
+          <w:p>
+            <w:pPr>
+              <w:jc w:val="left"/>
+            </w:pPr>
+            <w:r>
+              <w:rPr>
+                <w:rFonts w:ascii="TimeNewRoman" w:hAnsi="TimeNewRoman"/>
+                <w:sz w:val="30"/>
+              </w:rPr>
+              <w:t>70-37=33</w:t>
+            </w:r>
+          </w:p>
+        </w:tc>
+        <w:tc>
+          <w:tcPr>
+            <w:tcW w:type="dxa" w:w="1987"/>
+          </w:tcPr>
+          <w:p>
+            <w:pPr>
+              <w:jc w:val="left"/>
+            </w:pPr>
+            <w:r>
+              <w:rPr>
+                <w:rFonts w:ascii="TimeNewRoman" w:hAnsi="TimeNewRoman"/>
+                <w:sz w:val="30"/>
+              </w:rPr>
+              <w:t>53-19=34</w:t>
             </w:r>
           </w:p>
         </w:tc>

--- a/answers-of-adc_sbb_within_100.docx
+++ b/answers-of-adc_sbb_within_100.docx
@@ -11,7 +11,7 @@
           <w:rFonts w:ascii="Arial" w:hAnsi="Arial"/>
           <w:sz w:val="30"/>
         </w:rPr>
-        <w:t>2026-09-29 Tuesday</w:t>
+        <w:t>2026-09-30 Wednesday</w:t>
       </w:r>
     </w:p>
     <w:tbl>
@@ -40,7 +40,7 @@
                 <w:rFonts w:ascii="TimeNewRoman" w:hAnsi="TimeNewRoman"/>
                 <w:sz w:val="30"/>
               </w:rPr>
-              <w:t>72-25=47</w:t>
+              <w:t>65-47=18</w:t>
             </w:r>
           </w:p>
         </w:tc>
@@ -57,7 +57,7 @@
                 <w:rFonts w:ascii="TimeNewRoman" w:hAnsi="TimeNewRoman"/>
                 <w:sz w:val="30"/>
               </w:rPr>
-              <w:t>8+89=97</w:t>
+              <w:t>79+14=93</w:t>
             </w:r>
           </w:p>
         </w:tc>
@@ -74,7 +74,7 @@
                 <w:rFonts w:ascii="TimeNewRoman" w:hAnsi="TimeNewRoman"/>
                 <w:sz w:val="30"/>
               </w:rPr>
-              <w:t>93-8=85</w:t>
+              <w:t>29+23=52</w:t>
             </w:r>
           </w:p>
         </w:tc>
@@ -91,7 +91,7 @@
                 <w:rFonts w:ascii="TimeNewRoman" w:hAnsi="TimeNewRoman"/>
                 <w:sz w:val="30"/>
               </w:rPr>
-              <w:t>46+16=62</w:t>
+              <w:t>72-23=49</w:t>
             </w:r>
           </w:p>
         </w:tc>
@@ -108,7 +108,7 @@
                 <w:rFonts w:ascii="TimeNewRoman" w:hAnsi="TimeNewRoman"/>
                 <w:sz w:val="30"/>
               </w:rPr>
-              <w:t>7+89=96</w:t>
+              <w:t>51-9=42</w:t>
             </w:r>
           </w:p>
         </w:tc>
@@ -127,7 +127,7 @@
                 <w:rFonts w:ascii="TimeNewRoman" w:hAnsi="TimeNewRoman"/>
                 <w:sz w:val="30"/>
               </w:rPr>
-              <w:t>9+53=62</w:t>
+              <w:t>85+7=92</w:t>
             </w:r>
           </w:p>
         </w:tc>
@@ -144,7 +144,7 @@
                 <w:rFonts w:ascii="TimeNewRoman" w:hAnsi="TimeNewRoman"/>
                 <w:sz w:val="30"/>
               </w:rPr>
-              <w:t>19+37=56</w:t>
+              <w:t>80-79=1</w:t>
             </w:r>
           </w:p>
         </w:tc>
@@ -161,7 +161,7 @@
                 <w:rFonts w:ascii="TimeNewRoman" w:hAnsi="TimeNewRoman"/>
                 <w:sz w:val="30"/>
               </w:rPr>
-              <w:t>72-48=24</w:t>
+              <w:t>71-17=54</w:t>
             </w:r>
           </w:p>
         </w:tc>
@@ -178,7 +178,7 @@
                 <w:rFonts w:ascii="TimeNewRoman" w:hAnsi="TimeNewRoman"/>
                 <w:sz w:val="30"/>
               </w:rPr>
-              <w:t>92-39=53</w:t>
+              <w:t>41-9=32</w:t>
             </w:r>
           </w:p>
         </w:tc>
@@ -195,7 +195,7 @@
                 <w:rFonts w:ascii="TimeNewRoman" w:hAnsi="TimeNewRoman"/>
                 <w:sz w:val="30"/>
               </w:rPr>
-              <w:t>70-47=23</w:t>
+              <w:t>91-7=84</w:t>
             </w:r>
           </w:p>
         </w:tc>
@@ -214,7 +214,7 @@
                 <w:rFonts w:ascii="TimeNewRoman" w:hAnsi="TimeNewRoman"/>
                 <w:sz w:val="30"/>
               </w:rPr>
-              <w:t>39+32=71</w:t>
+              <w:t>2+89=91</w:t>
             </w:r>
           </w:p>
         </w:tc>
@@ -231,7 +231,7 @@
                 <w:rFonts w:ascii="TimeNewRoman" w:hAnsi="TimeNewRoman"/>
                 <w:sz w:val="30"/>
               </w:rPr>
-              <w:t>67-39=28</w:t>
+              <w:t>51-38=13</w:t>
             </w:r>
           </w:p>
         </w:tc>
@@ -248,7 +248,7 @@
                 <w:rFonts w:ascii="TimeNewRoman" w:hAnsi="TimeNewRoman"/>
                 <w:sz w:val="30"/>
               </w:rPr>
-              <w:t>18+5=23</w:t>
+              <w:t>26+48=74</w:t>
             </w:r>
           </w:p>
         </w:tc>
@@ -265,7 +265,7 @@
                 <w:rFonts w:ascii="TimeNewRoman" w:hAnsi="TimeNewRoman"/>
                 <w:sz w:val="30"/>
               </w:rPr>
-              <w:t>53-34=19</w:t>
+              <w:t>52-18=34</w:t>
             </w:r>
           </w:p>
         </w:tc>
@@ -282,7 +282,7 @@
                 <w:rFonts w:ascii="TimeNewRoman" w:hAnsi="TimeNewRoman"/>
                 <w:sz w:val="30"/>
               </w:rPr>
-              <w:t>50-44=6</w:t>
+              <w:t>72-35=37</w:t>
             </w:r>
           </w:p>
         </w:tc>
@@ -301,7 +301,7 @@
                 <w:rFonts w:ascii="TimeNewRoman" w:hAnsi="TimeNewRoman"/>
                 <w:sz w:val="30"/>
               </w:rPr>
-              <w:t>57-48=9</w:t>
+              <w:t>6+7=13</w:t>
             </w:r>
           </w:p>
         </w:tc>
@@ -318,7 +318,7 @@
                 <w:rFonts w:ascii="TimeNewRoman" w:hAnsi="TimeNewRoman"/>
                 <w:sz w:val="30"/>
               </w:rPr>
-              <w:t>24-6=18</w:t>
+              <w:t>67+4=71</w:t>
             </w:r>
           </w:p>
         </w:tc>
@@ -335,7 +335,7 @@
                 <w:rFonts w:ascii="TimeNewRoman" w:hAnsi="TimeNewRoman"/>
                 <w:sz w:val="30"/>
               </w:rPr>
-              <w:t>59+8=67</w:t>
+              <w:t>27-9=18</w:t>
             </w:r>
           </w:p>
         </w:tc>
@@ -352,7 +352,7 @@
                 <w:rFonts w:ascii="TimeNewRoman" w:hAnsi="TimeNewRoman"/>
                 <w:sz w:val="30"/>
               </w:rPr>
-              <w:t>59+7=66</w:t>
+              <w:t>92-14=78</w:t>
             </w:r>
           </w:p>
         </w:tc>
@@ -369,7 +369,7 @@
                 <w:rFonts w:ascii="TimeNewRoman" w:hAnsi="TimeNewRoman"/>
                 <w:sz w:val="30"/>
               </w:rPr>
-              <w:t>37+48=85</w:t>
+              <w:t>71-6=65</w:t>
             </w:r>
           </w:p>
         </w:tc>
@@ -388,7 +388,7 @@
                 <w:rFonts w:ascii="TimeNewRoman" w:hAnsi="TimeNewRoman"/>
                 <w:sz w:val="30"/>
               </w:rPr>
-              <w:t>23-16=7</w:t>
+              <w:t>28+45=73</w:t>
             </w:r>
           </w:p>
         </w:tc>
@@ -405,7 +405,7 @@
                 <w:rFonts w:ascii="TimeNewRoman" w:hAnsi="TimeNewRoman"/>
                 <w:sz w:val="30"/>
               </w:rPr>
-              <w:t>90-4=86</w:t>
+              <w:t>4+9=13</w:t>
             </w:r>
           </w:p>
         </w:tc>
@@ -422,7 +422,7 @@
                 <w:rFonts w:ascii="TimeNewRoman" w:hAnsi="TimeNewRoman"/>
                 <w:sz w:val="30"/>
               </w:rPr>
-              <w:t>76-59=17</w:t>
+              <w:t>58+37=95</w:t>
             </w:r>
           </w:p>
         </w:tc>
@@ -439,7 +439,7 @@
                 <w:rFonts w:ascii="TimeNewRoman" w:hAnsi="TimeNewRoman"/>
                 <w:sz w:val="30"/>
               </w:rPr>
-              <w:t>19+73=92</w:t>
+              <w:t>62-9=53</w:t>
             </w:r>
           </w:p>
         </w:tc>
@@ -456,7 +456,7 @@
                 <w:rFonts w:ascii="TimeNewRoman" w:hAnsi="TimeNewRoman"/>
                 <w:sz w:val="30"/>
               </w:rPr>
-              <w:t>75+17=92</w:t>
+              <w:t>61-46=15</w:t>
             </w:r>
           </w:p>
         </w:tc>
@@ -475,7 +475,7 @@
                 <w:rFonts w:ascii="TimeNewRoman" w:hAnsi="TimeNewRoman"/>
                 <w:sz w:val="30"/>
               </w:rPr>
-              <w:t>84-18=66</w:t>
+              <w:t>71-37=34</w:t>
             </w:r>
           </w:p>
         </w:tc>
@@ -492,7 +492,7 @@
                 <w:rFonts w:ascii="TimeNewRoman" w:hAnsi="TimeNewRoman"/>
                 <w:sz w:val="30"/>
               </w:rPr>
-              <w:t>78+9=87</w:t>
+              <w:t>45+29=74</w:t>
             </w:r>
           </w:p>
         </w:tc>
@@ -509,7 +509,7 @@
                 <w:rFonts w:ascii="TimeNewRoman" w:hAnsi="TimeNewRoman"/>
                 <w:sz w:val="30"/>
               </w:rPr>
-              <w:t>53-17=36</w:t>
+              <w:t>18+76=94</w:t>
             </w:r>
           </w:p>
         </w:tc>
@@ -526,7 +526,7 @@
                 <w:rFonts w:ascii="TimeNewRoman" w:hAnsi="TimeNewRoman"/>
                 <w:sz w:val="30"/>
               </w:rPr>
-              <w:t>28+54=82</w:t>
+              <w:t>92-27=65</w:t>
             </w:r>
           </w:p>
         </w:tc>
@@ -543,7 +543,7 @@
                 <w:rFonts w:ascii="TimeNewRoman" w:hAnsi="TimeNewRoman"/>
                 <w:sz w:val="30"/>
               </w:rPr>
-              <w:t>16+5=21</w:t>
+              <w:t>74-55=19</w:t>
             </w:r>
           </w:p>
         </w:tc>
@@ -562,7 +562,7 @@
                 <w:rFonts w:ascii="TimeNewRoman" w:hAnsi="TimeNewRoman"/>
                 <w:sz w:val="30"/>
               </w:rPr>
-              <w:t>6+38=44</w:t>
+              <w:t>75+8=83</w:t>
             </w:r>
           </w:p>
         </w:tc>
@@ -579,7 +579,7 @@
                 <w:rFonts w:ascii="TimeNewRoman" w:hAnsi="TimeNewRoman"/>
                 <w:sz w:val="30"/>
               </w:rPr>
-              <w:t>61-49=12</w:t>
+              <w:t>32-4=28</w:t>
             </w:r>
           </w:p>
         </w:tc>
@@ -596,7 +596,7 @@
                 <w:rFonts w:ascii="TimeNewRoman" w:hAnsi="TimeNewRoman"/>
                 <w:sz w:val="30"/>
               </w:rPr>
-              <w:t>70-1=69</w:t>
+              <w:t>60-37=23</w:t>
             </w:r>
           </w:p>
         </w:tc>
@@ -613,7 +613,7 @@
                 <w:rFonts w:ascii="TimeNewRoman" w:hAnsi="TimeNewRoman"/>
                 <w:sz w:val="30"/>
               </w:rPr>
-              <w:t>59+28=87</w:t>
+              <w:t>67+5=72</w:t>
             </w:r>
           </w:p>
         </w:tc>
@@ -630,7 +630,7 @@
                 <w:rFonts w:ascii="TimeNewRoman" w:hAnsi="TimeNewRoman"/>
                 <w:sz w:val="30"/>
               </w:rPr>
-              <w:t>71-15=56</w:t>
+              <w:t>37+29=66</w:t>
             </w:r>
           </w:p>
         </w:tc>
@@ -649,7 +649,7 @@
                 <w:rFonts w:ascii="TimeNewRoman" w:hAnsi="TimeNewRoman"/>
                 <w:sz w:val="30"/>
               </w:rPr>
-              <w:t>38+39=77</w:t>
+              <w:t>97-48=49</w:t>
             </w:r>
           </w:p>
         </w:tc>
@@ -666,7 +666,7 @@
                 <w:rFonts w:ascii="TimeNewRoman" w:hAnsi="TimeNewRoman"/>
                 <w:sz w:val="30"/>
               </w:rPr>
-              <w:t>46+37=83</w:t>
+              <w:t>17+29=46</w:t>
             </w:r>
           </w:p>
         </w:tc>
@@ -683,7 +683,7 @@
                 <w:rFonts w:ascii="TimeNewRoman" w:hAnsi="TimeNewRoman"/>
                 <w:sz w:val="30"/>
               </w:rPr>
-              <w:t>82-56=26</w:t>
+              <w:t>91-13=78</w:t>
             </w:r>
           </w:p>
         </w:tc>
@@ -700,7 +700,7 @@
                 <w:rFonts w:ascii="TimeNewRoman" w:hAnsi="TimeNewRoman"/>
                 <w:sz w:val="30"/>
               </w:rPr>
-              <w:t>73+8=81</w:t>
+              <w:t>71-23=48</w:t>
             </w:r>
           </w:p>
         </w:tc>
@@ -717,7 +717,7 @@
                 <w:rFonts w:ascii="TimeNewRoman" w:hAnsi="TimeNewRoman"/>
                 <w:sz w:val="30"/>
               </w:rPr>
-              <w:t>41-25=16</w:t>
+              <w:t>19+15=34</w:t>
             </w:r>
           </w:p>
         </w:tc>
@@ -736,7 +736,7 @@
                 <w:rFonts w:ascii="TimeNewRoman" w:hAnsi="TimeNewRoman"/>
                 <w:sz w:val="30"/>
               </w:rPr>
-              <w:t>52-28=24</w:t>
+              <w:t>61-6=55</w:t>
             </w:r>
           </w:p>
         </w:tc>
@@ -753,7 +753,7 @@
                 <w:rFonts w:ascii="TimeNewRoman" w:hAnsi="TimeNewRoman"/>
                 <w:sz w:val="30"/>
               </w:rPr>
-              <w:t>26+9=35</w:t>
+              <w:t>73-5=68</w:t>
             </w:r>
           </w:p>
         </w:tc>
@@ -770,7 +770,7 @@
                 <w:rFonts w:ascii="TimeNewRoman" w:hAnsi="TimeNewRoman"/>
                 <w:sz w:val="30"/>
               </w:rPr>
-              <w:t>72-65=7</w:t>
+              <w:t>8+36=44</w:t>
             </w:r>
           </w:p>
         </w:tc>
@@ -787,7 +787,7 @@
                 <w:rFonts w:ascii="TimeNewRoman" w:hAnsi="TimeNewRoman"/>
                 <w:sz w:val="30"/>
               </w:rPr>
-              <w:t>53-28=25</w:t>
+              <w:t>83-77=6</w:t>
             </w:r>
           </w:p>
         </w:tc>
@@ -804,7 +804,7 @@
                 <w:rFonts w:ascii="TimeNewRoman" w:hAnsi="TimeNewRoman"/>
                 <w:sz w:val="30"/>
               </w:rPr>
-              <w:t>87-59=28</w:t>
+              <w:t>5+87=92</w:t>
             </w:r>
           </w:p>
         </w:tc>
@@ -823,7 +823,7 @@
                 <w:rFonts w:ascii="TimeNewRoman" w:hAnsi="TimeNewRoman"/>
                 <w:sz w:val="30"/>
               </w:rPr>
-              <w:t>81-66=15</w:t>
+              <w:t>63+9=72</w:t>
             </w:r>
           </w:p>
         </w:tc>
@@ -840,7 +840,7 @@
                 <w:rFonts w:ascii="TimeNewRoman" w:hAnsi="TimeNewRoman"/>
                 <w:sz w:val="30"/>
               </w:rPr>
-              <w:t>17+45=62</w:t>
+              <w:t>49+37=86</w:t>
             </w:r>
           </w:p>
         </w:tc>
@@ -857,7 +857,7 @@
                 <w:rFonts w:ascii="TimeNewRoman" w:hAnsi="TimeNewRoman"/>
                 <w:sz w:val="30"/>
               </w:rPr>
-              <w:t>97-59=38</w:t>
+              <w:t>15+27=42</w:t>
             </w:r>
           </w:p>
         </w:tc>
@@ -874,7 +874,7 @@
                 <w:rFonts w:ascii="TimeNewRoman" w:hAnsi="TimeNewRoman"/>
                 <w:sz w:val="30"/>
               </w:rPr>
-              <w:t>2+29=31</w:t>
+              <w:t>68+7=75</w:t>
             </w:r>
           </w:p>
         </w:tc>
@@ -891,7 +891,7 @@
                 <w:rFonts w:ascii="TimeNewRoman" w:hAnsi="TimeNewRoman"/>
                 <w:sz w:val="30"/>
               </w:rPr>
-              <w:t>63+28=91</w:t>
+              <w:t>86-28=58</w:t>
             </w:r>
           </w:p>
         </w:tc>
@@ -910,7 +910,7 @@
                 <w:rFonts w:ascii="TimeNewRoman" w:hAnsi="TimeNewRoman"/>
                 <w:sz w:val="30"/>
               </w:rPr>
-              <w:t>68+4=72</w:t>
+              <w:t>79+4=83</w:t>
             </w:r>
           </w:p>
         </w:tc>
@@ -927,7 +927,7 @@
                 <w:rFonts w:ascii="TimeNewRoman" w:hAnsi="TimeNewRoman"/>
                 <w:sz w:val="30"/>
               </w:rPr>
-              <w:t>70-47=23</w:t>
+              <w:t>68+18=86</w:t>
             </w:r>
           </w:p>
         </w:tc>
@@ -944,7 +944,7 @@
                 <w:rFonts w:ascii="TimeNewRoman" w:hAnsi="TimeNewRoman"/>
                 <w:sz w:val="30"/>
               </w:rPr>
-              <w:t>47+6=53</w:t>
+              <w:t>66-37=29</w:t>
             </w:r>
           </w:p>
         </w:tc>
@@ -961,7 +961,7 @@
                 <w:rFonts w:ascii="TimeNewRoman" w:hAnsi="TimeNewRoman"/>
                 <w:sz w:val="30"/>
               </w:rPr>
-              <w:t>61-22=39</w:t>
+              <w:t>22-6=16</w:t>
             </w:r>
           </w:p>
         </w:tc>
@@ -978,7 +978,7 @@
                 <w:rFonts w:ascii="TimeNewRoman" w:hAnsi="TimeNewRoman"/>
                 <w:sz w:val="30"/>
               </w:rPr>
-              <w:t>32-23=9</w:t>
+              <w:t>93-88=5</w:t>
             </w:r>
           </w:p>
         </w:tc>
@@ -997,7 +997,7 @@
                 <w:rFonts w:ascii="TimeNewRoman" w:hAnsi="TimeNewRoman"/>
                 <w:sz w:val="30"/>
               </w:rPr>
-              <w:t>15+48=63</w:t>
+              <w:t>42-6=36</w:t>
             </w:r>
           </w:p>
         </w:tc>
@@ -1014,7 +1014,7 @@
                 <w:rFonts w:ascii="TimeNewRoman" w:hAnsi="TimeNewRoman"/>
                 <w:sz w:val="30"/>
               </w:rPr>
-              <w:t>92-47=45</w:t>
+              <w:t>71-34=37</w:t>
             </w:r>
           </w:p>
         </w:tc>
@@ -1031,7 +1031,7 @@
                 <w:rFonts w:ascii="TimeNewRoman" w:hAnsi="TimeNewRoman"/>
                 <w:sz w:val="30"/>
               </w:rPr>
-              <w:t>92-58=34</w:t>
+              <w:t>83-5=78</w:t>
             </w:r>
           </w:p>
         </w:tc>
@@ -1048,7 +1048,7 @@
                 <w:rFonts w:ascii="TimeNewRoman" w:hAnsi="TimeNewRoman"/>
                 <w:sz w:val="30"/>
               </w:rPr>
-              <w:t>29+56=85</w:t>
+              <w:t>91-8=83</w:t>
             </w:r>
           </w:p>
         </w:tc>
@@ -1065,7 +1065,7 @@
                 <w:rFonts w:ascii="TimeNewRoman" w:hAnsi="TimeNewRoman"/>
                 <w:sz w:val="30"/>
               </w:rPr>
-              <w:t>37+9=46</w:t>
+              <w:t>81-6=75</w:t>
             </w:r>
           </w:p>
         </w:tc>
@@ -1084,7 +1084,7 @@
                 <w:rFonts w:ascii="TimeNewRoman" w:hAnsi="TimeNewRoman"/>
                 <w:sz w:val="30"/>
               </w:rPr>
-              <w:t>7+36=43</w:t>
+              <w:t>83-8=75</w:t>
             </w:r>
           </w:p>
         </w:tc>
@@ -1101,7 +1101,7 @@
                 <w:rFonts w:ascii="TimeNewRoman" w:hAnsi="TimeNewRoman"/>
                 <w:sz w:val="30"/>
               </w:rPr>
-              <w:t>74-16=58</w:t>
+              <w:t>45+29=74</w:t>
             </w:r>
           </w:p>
         </w:tc>
@@ -1118,7 +1118,7 @@
                 <w:rFonts w:ascii="TimeNewRoman" w:hAnsi="TimeNewRoman"/>
                 <w:sz w:val="30"/>
               </w:rPr>
-              <w:t>29+5=34</w:t>
+              <w:t>15+29=44</w:t>
             </w:r>
           </w:p>
         </w:tc>
@@ -1135,7 +1135,7 @@
                 <w:rFonts w:ascii="TimeNewRoman" w:hAnsi="TimeNewRoman"/>
                 <w:sz w:val="30"/>
               </w:rPr>
-              <w:t>90-62=28</w:t>
+              <w:t>84-7=77</w:t>
             </w:r>
           </w:p>
         </w:tc>
@@ -1152,7 +1152,7 @@
                 <w:rFonts w:ascii="TimeNewRoman" w:hAnsi="TimeNewRoman"/>
                 <w:sz w:val="30"/>
               </w:rPr>
-              <w:t>53+38=91</w:t>
+              <w:t>81-79=2</w:t>
             </w:r>
           </w:p>
         </w:tc>
@@ -1171,7 +1171,7 @@
                 <w:rFonts w:ascii="TimeNewRoman" w:hAnsi="TimeNewRoman"/>
                 <w:sz w:val="30"/>
               </w:rPr>
-              <w:t>19+8=27</w:t>
+              <w:t>36-7=29</w:t>
             </w:r>
           </w:p>
         </w:tc>
@@ -1188,7 +1188,7 @@
                 <w:rFonts w:ascii="TimeNewRoman" w:hAnsi="TimeNewRoman"/>
                 <w:sz w:val="30"/>
               </w:rPr>
-              <w:t>65-16=49</w:t>
+              <w:t>19+13=32</w:t>
             </w:r>
           </w:p>
         </w:tc>
@@ -1205,7 +1205,7 @@
                 <w:rFonts w:ascii="TimeNewRoman" w:hAnsi="TimeNewRoman"/>
                 <w:sz w:val="30"/>
               </w:rPr>
-              <w:t>46+29=75</w:t>
+              <w:t>89+4=93</w:t>
             </w:r>
           </w:p>
         </w:tc>
@@ -1222,7 +1222,7 @@
                 <w:rFonts w:ascii="TimeNewRoman" w:hAnsi="TimeNewRoman"/>
                 <w:sz w:val="30"/>
               </w:rPr>
-              <w:t>39+22=61</w:t>
+              <w:t>72-8=64</w:t>
             </w:r>
           </w:p>
         </w:tc>
@@ -1239,237 +1239,12 @@
                 <w:rFonts w:ascii="TimeNewRoman" w:hAnsi="TimeNewRoman"/>
                 <w:sz w:val="30"/>
               </w:rPr>
-              <w:t>79+9=88</w:t>
+              <w:t>8+56=64</w:t>
             </w:r>
           </w:p>
         </w:tc>
       </w:tr>
       <w:tr>
-        <w:tc>
-          <w:tcPr>
-            <w:tcW w:type="dxa" w:w="1987"/>
-          </w:tcPr>
-          <w:p>
-            <w:pPr>
-              <w:jc w:val="left"/>
-            </w:pPr>
-            <w:r>
-              <w:rPr>
-                <w:rFonts w:ascii="TimeNewRoman" w:hAnsi="TimeNewRoman"/>
-                <w:sz w:val="30"/>
-              </w:rPr>
-              <w:t>81-22=59</w:t>
-            </w:r>
-          </w:p>
-        </w:tc>
-        <w:tc>
-          <w:tcPr>
-            <w:tcW w:type="dxa" w:w="1987"/>
-          </w:tcPr>
-          <w:p>
-            <w:pPr>
-              <w:jc w:val="left"/>
-            </w:pPr>
-            <w:r>
-              <w:rPr>
-                <w:rFonts w:ascii="TimeNewRoman" w:hAnsi="TimeNewRoman"/>
-                <w:sz w:val="30"/>
-              </w:rPr>
-              <w:t>24+39=63</w:t>
-            </w:r>
-          </w:p>
-        </w:tc>
-        <w:tc>
-          <w:tcPr>
-            <w:tcW w:type="dxa" w:w="1987"/>
-          </w:tcPr>
-          <w:p>
-            <w:pPr>
-              <w:jc w:val="left"/>
-            </w:pPr>
-            <w:r>
-              <w:rPr>
-                <w:rFonts w:ascii="TimeNewRoman" w:hAnsi="TimeNewRoman"/>
-                <w:sz w:val="30"/>
-              </w:rPr>
-              <w:t>48+38=86</w:t>
-            </w:r>
-          </w:p>
-        </w:tc>
-        <w:tc>
-          <w:tcPr>
-            <w:tcW w:type="dxa" w:w="1987"/>
-          </w:tcPr>
-          <w:p>
-            <w:pPr>
-              <w:jc w:val="left"/>
-            </w:pPr>
-            <w:r>
-              <w:rPr>
-                <w:rFonts w:ascii="TimeNewRoman" w:hAnsi="TimeNewRoman"/>
-                <w:sz w:val="30"/>
-              </w:rPr>
-              <w:t>54-45=9</w:t>
-            </w:r>
-          </w:p>
-        </w:tc>
-        <w:tc>
-          <w:tcPr>
-            <w:tcW w:type="dxa" w:w="1987"/>
-          </w:tcPr>
-          <w:p>
-            <w:pPr>
-              <w:jc w:val="left"/>
-            </w:pPr>
-            <w:r>
-              <w:rPr>
-                <w:rFonts w:ascii="TimeNewRoman" w:hAnsi="TimeNewRoman"/>
-                <w:sz w:val="30"/>
-              </w:rPr>
-              <w:t>71-13=58</w:t>
-            </w:r>
-          </w:p>
-        </w:tc>
-      </w:tr>
-      <w:tr>
-        <w:tc>
-          <w:tcPr>
-            <w:tcW w:type="dxa" w:w="1987"/>
-          </w:tcPr>
-          <w:p>
-            <w:pPr>
-              <w:jc w:val="left"/>
-            </w:pPr>
-            <w:r>
-              <w:rPr>
-                <w:rFonts w:ascii="TimeNewRoman" w:hAnsi="TimeNewRoman"/>
-                <w:sz w:val="30"/>
-              </w:rPr>
-              <w:t>37+56=93</w:t>
-            </w:r>
-          </w:p>
-        </w:tc>
-        <w:tc>
-          <w:tcPr>
-            <w:tcW w:type="dxa" w:w="1987"/>
-          </w:tcPr>
-          <w:p>
-            <w:pPr>
-              <w:jc w:val="left"/>
-            </w:pPr>
-            <w:r>
-              <w:rPr>
-                <w:rFonts w:ascii="TimeNewRoman" w:hAnsi="TimeNewRoman"/>
-                <w:sz w:val="30"/>
-              </w:rPr>
-              <w:t>7+27=34</w:t>
-            </w:r>
-          </w:p>
-        </w:tc>
-        <w:tc>
-          <w:tcPr>
-            <w:tcW w:type="dxa" w:w="1987"/>
-          </w:tcPr>
-          <w:p>
-            <w:pPr>
-              <w:jc w:val="left"/>
-            </w:pPr>
-            <w:r>
-              <w:rPr>
-                <w:rFonts w:ascii="TimeNewRoman" w:hAnsi="TimeNewRoman"/>
-                <w:sz w:val="30"/>
-              </w:rPr>
-              <w:t>17+55=72</w:t>
-            </w:r>
-          </w:p>
-        </w:tc>
-        <w:tc>
-          <w:tcPr>
-            <w:tcW w:type="dxa" w:w="1987"/>
-          </w:tcPr>
-          <w:p>
-            <w:pPr>
-              <w:jc w:val="left"/>
-            </w:pPr>
-            <w:r>
-              <w:rPr>
-                <w:rFonts w:ascii="TimeNewRoman" w:hAnsi="TimeNewRoman"/>
-                <w:sz w:val="30"/>
-              </w:rPr>
-              <w:t>3+8=11</w:t>
-            </w:r>
-          </w:p>
-        </w:tc>
-        <w:tc>
-          <w:tcPr>
-            <w:tcW w:type="dxa" w:w="1987"/>
-          </w:tcPr>
-          <w:p>
-            <w:pPr>
-              <w:jc w:val="left"/>
-            </w:pPr>
-            <w:r>
-              <w:rPr>
-                <w:rFonts w:ascii="TimeNewRoman" w:hAnsi="TimeNewRoman"/>
-                <w:sz w:val="30"/>
-              </w:rPr>
-              <w:t>14+19=33</w:t>
-            </w:r>
-          </w:p>
-        </w:tc>
-      </w:tr>
-      <w:tr>
-        <w:tc>
-          <w:tcPr>
-            <w:tcW w:type="dxa" w:w="1987"/>
-          </w:tcPr>
-          <w:p>
-            <w:pPr>
-              <w:jc w:val="left"/>
-            </w:pPr>
-            <w:r>
-              <w:rPr>
-                <w:rFonts w:ascii="TimeNewRoman" w:hAnsi="TimeNewRoman"/>
-                <w:sz w:val="30"/>
-              </w:rPr>
-              <w:t>41-23=18</w:t>
-            </w:r>
-          </w:p>
-        </w:tc>
-        <w:tc>
-          <w:tcPr>
-            <w:tcW w:type="dxa" w:w="1987"/>
-          </w:tcPr>
-          <w:p>
-            <w:pPr>
-              <w:jc w:val="left"/>
-            </w:pPr>
-            <w:r>
-              <w:rPr>
-                <w:rFonts w:ascii="TimeNewRoman" w:hAnsi="TimeNewRoman"/>
-                <w:sz w:val="30"/>
-              </w:rPr>
-              <w:t>74-57=17</w:t>
-            </w:r>
-          </w:p>
-        </w:tc>
-        <w:tc>
-          <w:tcPr>
-            <w:tcW w:type="dxa" w:w="1987"/>
-          </w:tcPr>
-          <w:p>
-            <w:pPr>
-              <w:jc w:val="left"/>
-            </w:pPr>
-            <w:r>
-              <w:rPr>
-                <w:rFonts w:ascii="TimeNewRoman" w:hAnsi="TimeNewRoman"/>
-                <w:sz w:val="30"/>
-              </w:rPr>
-              <w:t>17+4=21</w:t>
-            </w:r>
-          </w:p>
-        </w:tc>
         <w:tc>
           <w:tcPr>
             <w:tcW w:type="dxa" w:w="1987"/>
@@ -1500,7 +1275,58 @@
                 <w:rFonts w:ascii="TimeNewRoman" w:hAnsi="TimeNewRoman"/>
                 <w:sz w:val="30"/>
               </w:rPr>
-              <w:t>4+59=63</w:t>
+              <w:t>58+9=67</w:t>
+            </w:r>
+          </w:p>
+        </w:tc>
+        <w:tc>
+          <w:tcPr>
+            <w:tcW w:type="dxa" w:w="1987"/>
+          </w:tcPr>
+          <w:p>
+            <w:pPr>
+              <w:jc w:val="left"/>
+            </w:pPr>
+            <w:r>
+              <w:rPr>
+                <w:rFonts w:ascii="TimeNewRoman" w:hAnsi="TimeNewRoman"/>
+                <w:sz w:val="30"/>
+              </w:rPr>
+              <w:t>56-39=17</w:t>
+            </w:r>
+          </w:p>
+        </w:tc>
+        <w:tc>
+          <w:tcPr>
+            <w:tcW w:type="dxa" w:w="1987"/>
+          </w:tcPr>
+          <w:p>
+            <w:pPr>
+              <w:jc w:val="left"/>
+            </w:pPr>
+            <w:r>
+              <w:rPr>
+                <w:rFonts w:ascii="TimeNewRoman" w:hAnsi="TimeNewRoman"/>
+                <w:sz w:val="30"/>
+              </w:rPr>
+              <w:t>60-53=7</w:t>
+            </w:r>
+          </w:p>
+        </w:tc>
+        <w:tc>
+          <w:tcPr>
+            <w:tcW w:type="dxa" w:w="1987"/>
+          </w:tcPr>
+          <w:p>
+            <w:pPr>
+              <w:jc w:val="left"/>
+            </w:pPr>
+            <w:r>
+              <w:rPr>
+                <w:rFonts w:ascii="TimeNewRoman" w:hAnsi="TimeNewRoman"/>
+                <w:sz w:val="30"/>
+              </w:rPr>
+              <w:t>20-15=5</w:t>
             </w:r>
           </w:p>
         </w:tc>
@@ -1519,7 +1345,7 @@
                 <w:rFonts w:ascii="TimeNewRoman" w:hAnsi="TimeNewRoman"/>
                 <w:sz w:val="30"/>
               </w:rPr>
-              <w:t>42-17=25</w:t>
+              <w:t>45+7=52</w:t>
             </w:r>
           </w:p>
         </w:tc>
@@ -1536,7 +1362,7 @@
                 <w:rFonts w:ascii="TimeNewRoman" w:hAnsi="TimeNewRoman"/>
                 <w:sz w:val="30"/>
               </w:rPr>
-              <w:t>39+29=68</w:t>
+              <w:t>20-4=16</w:t>
             </w:r>
           </w:p>
         </w:tc>
@@ -1553,7 +1379,7 @@
                 <w:rFonts w:ascii="TimeNewRoman" w:hAnsi="TimeNewRoman"/>
                 <w:sz w:val="30"/>
               </w:rPr>
-              <w:t>22+39=61</w:t>
+              <w:t>90-84=6</w:t>
             </w:r>
           </w:p>
         </w:tc>
@@ -1570,7 +1396,7 @@
                 <w:rFonts w:ascii="TimeNewRoman" w:hAnsi="TimeNewRoman"/>
                 <w:sz w:val="30"/>
               </w:rPr>
-              <w:t>38+14=52</w:t>
+              <w:t>51-26=25</w:t>
             </w:r>
           </w:p>
         </w:tc>
@@ -1587,7 +1413,7 @@
                 <w:rFonts w:ascii="TimeNewRoman" w:hAnsi="TimeNewRoman"/>
                 <w:sz w:val="30"/>
               </w:rPr>
-              <w:t>61-8=53</w:t>
+              <w:t>57-28=29</w:t>
             </w:r>
           </w:p>
         </w:tc>
@@ -1606,7 +1432,7 @@
                 <w:rFonts w:ascii="TimeNewRoman" w:hAnsi="TimeNewRoman"/>
                 <w:sz w:val="30"/>
               </w:rPr>
-              <w:t>38+54=92</w:t>
+              <w:t>35+37=72</w:t>
             </w:r>
           </w:p>
         </w:tc>
@@ -1623,7 +1449,7 @@
                 <w:rFonts w:ascii="TimeNewRoman" w:hAnsi="TimeNewRoman"/>
                 <w:sz w:val="30"/>
               </w:rPr>
-              <w:t>9+42=51</w:t>
+              <w:t>19+63=82</w:t>
             </w:r>
           </w:p>
         </w:tc>
@@ -1640,7 +1466,7 @@
                 <w:rFonts w:ascii="TimeNewRoman" w:hAnsi="TimeNewRoman"/>
                 <w:sz w:val="30"/>
               </w:rPr>
-              <w:t>22-16=6</w:t>
+              <w:t>8+58=66</w:t>
             </w:r>
           </w:p>
         </w:tc>
@@ -1657,7 +1483,7 @@
                 <w:rFonts w:ascii="TimeNewRoman" w:hAnsi="TimeNewRoman"/>
                 <w:sz w:val="30"/>
               </w:rPr>
-              <w:t>9+22=31</w:t>
+              <w:t>51-7=44</w:t>
             </w:r>
           </w:p>
         </w:tc>
@@ -1674,7 +1500,7 @@
                 <w:rFonts w:ascii="TimeNewRoman" w:hAnsi="TimeNewRoman"/>
                 <w:sz w:val="30"/>
               </w:rPr>
-              <w:t>33+48=81</w:t>
+              <w:t>70-36=34</w:t>
             </w:r>
           </w:p>
         </w:tc>
@@ -1693,7 +1519,7 @@
                 <w:rFonts w:ascii="TimeNewRoman" w:hAnsi="TimeNewRoman"/>
                 <w:sz w:val="30"/>
               </w:rPr>
-              <w:t>18+24=42</w:t>
+              <w:t>62-17=45</w:t>
             </w:r>
           </w:p>
         </w:tc>
@@ -1710,7 +1536,7 @@
                 <w:rFonts w:ascii="TimeNewRoman" w:hAnsi="TimeNewRoman"/>
                 <w:sz w:val="30"/>
               </w:rPr>
-              <w:t>74-67=7</w:t>
+              <w:t>7+4=11</w:t>
             </w:r>
           </w:p>
         </w:tc>
@@ -1727,7 +1553,7 @@
                 <w:rFonts w:ascii="TimeNewRoman" w:hAnsi="TimeNewRoman"/>
                 <w:sz w:val="30"/>
               </w:rPr>
-              <w:t>54-29=25</w:t>
+              <w:t>25-9=16</w:t>
             </w:r>
           </w:p>
         </w:tc>
@@ -1744,7 +1570,7 @@
                 <w:rFonts w:ascii="TimeNewRoman" w:hAnsi="TimeNewRoman"/>
                 <w:sz w:val="30"/>
               </w:rPr>
-              <w:t>70-37=33</w:t>
+              <w:t>58+3=61</w:t>
             </w:r>
           </w:p>
         </w:tc>
@@ -1761,7 +1587,181 @@
                 <w:rFonts w:ascii="TimeNewRoman" w:hAnsi="TimeNewRoman"/>
                 <w:sz w:val="30"/>
               </w:rPr>
-              <w:t>53-19=34</w:t>
+              <w:t>87-9=78</w:t>
+            </w:r>
+          </w:p>
+        </w:tc>
+      </w:tr>
+      <w:tr>
+        <w:tc>
+          <w:tcPr>
+            <w:tcW w:type="dxa" w:w="1987"/>
+          </w:tcPr>
+          <w:p>
+            <w:pPr>
+              <w:jc w:val="left"/>
+            </w:pPr>
+            <w:r>
+              <w:rPr>
+                <w:rFonts w:ascii="TimeNewRoman" w:hAnsi="TimeNewRoman"/>
+                <w:sz w:val="30"/>
+              </w:rPr>
+              <w:t>87-29=58</w:t>
+            </w:r>
+          </w:p>
+        </w:tc>
+        <w:tc>
+          <w:tcPr>
+            <w:tcW w:type="dxa" w:w="1987"/>
+          </w:tcPr>
+          <w:p>
+            <w:pPr>
+              <w:jc w:val="left"/>
+            </w:pPr>
+            <w:r>
+              <w:rPr>
+                <w:rFonts w:ascii="TimeNewRoman" w:hAnsi="TimeNewRoman"/>
+                <w:sz w:val="30"/>
+              </w:rPr>
+              <w:t>43-25=18</w:t>
+            </w:r>
+          </w:p>
+        </w:tc>
+        <w:tc>
+          <w:tcPr>
+            <w:tcW w:type="dxa" w:w="1987"/>
+          </w:tcPr>
+          <w:p>
+            <w:pPr>
+              <w:jc w:val="left"/>
+            </w:pPr>
+            <w:r>
+              <w:rPr>
+                <w:rFonts w:ascii="TimeNewRoman" w:hAnsi="TimeNewRoman"/>
+                <w:sz w:val="30"/>
+              </w:rPr>
+              <w:t>26+7=33</w:t>
+            </w:r>
+          </w:p>
+        </w:tc>
+        <w:tc>
+          <w:tcPr>
+            <w:tcW w:type="dxa" w:w="1987"/>
+          </w:tcPr>
+          <w:p>
+            <w:pPr>
+              <w:jc w:val="left"/>
+            </w:pPr>
+            <w:r>
+              <w:rPr>
+                <w:rFonts w:ascii="TimeNewRoman" w:hAnsi="TimeNewRoman"/>
+                <w:sz w:val="30"/>
+              </w:rPr>
+              <w:t>61-56=5</w:t>
+            </w:r>
+          </w:p>
+        </w:tc>
+        <w:tc>
+          <w:tcPr>
+            <w:tcW w:type="dxa" w:w="1987"/>
+          </w:tcPr>
+          <w:p>
+            <w:pPr>
+              <w:jc w:val="left"/>
+            </w:pPr>
+            <w:r>
+              <w:rPr>
+                <w:rFonts w:ascii="TimeNewRoman" w:hAnsi="TimeNewRoman"/>
+                <w:sz w:val="30"/>
+              </w:rPr>
+              <w:t>51-14=37</w:t>
+            </w:r>
+          </w:p>
+        </w:tc>
+      </w:tr>
+      <w:tr>
+        <w:tc>
+          <w:tcPr>
+            <w:tcW w:type="dxa" w:w="1987"/>
+          </w:tcPr>
+          <w:p>
+            <w:pPr>
+              <w:jc w:val="left"/>
+            </w:pPr>
+            <w:r>
+              <w:rPr>
+                <w:rFonts w:ascii="TimeNewRoman" w:hAnsi="TimeNewRoman"/>
+                <w:sz w:val="30"/>
+              </w:rPr>
+              <w:t>18+65=83</w:t>
+            </w:r>
+          </w:p>
+        </w:tc>
+        <w:tc>
+          <w:tcPr>
+            <w:tcW w:type="dxa" w:w="1987"/>
+          </w:tcPr>
+          <w:p>
+            <w:pPr>
+              <w:jc w:val="left"/>
+            </w:pPr>
+            <w:r>
+              <w:rPr>
+                <w:rFonts w:ascii="TimeNewRoman" w:hAnsi="TimeNewRoman"/>
+                <w:sz w:val="30"/>
+              </w:rPr>
+              <w:t>72-19=53</w:t>
+            </w:r>
+          </w:p>
+        </w:tc>
+        <w:tc>
+          <w:tcPr>
+            <w:tcW w:type="dxa" w:w="1987"/>
+          </w:tcPr>
+          <w:p>
+            <w:pPr>
+              <w:jc w:val="left"/>
+            </w:pPr>
+            <w:r>
+              <w:rPr>
+                <w:rFonts w:ascii="TimeNewRoman" w:hAnsi="TimeNewRoman"/>
+                <w:sz w:val="30"/>
+              </w:rPr>
+              <w:t>66+16=82</w:t>
+            </w:r>
+          </w:p>
+        </w:tc>
+        <w:tc>
+          <w:tcPr>
+            <w:tcW w:type="dxa" w:w="1987"/>
+          </w:tcPr>
+          <w:p>
+            <w:pPr>
+              <w:jc w:val="left"/>
+            </w:pPr>
+            <w:r>
+              <w:rPr>
+                <w:rFonts w:ascii="TimeNewRoman" w:hAnsi="TimeNewRoman"/>
+                <w:sz w:val="30"/>
+              </w:rPr>
+              <w:t>98-59=39</w:t>
+            </w:r>
+          </w:p>
+        </w:tc>
+        <w:tc>
+          <w:tcPr>
+            <w:tcW w:type="dxa" w:w="1987"/>
+          </w:tcPr>
+          <w:p>
+            <w:pPr>
+              <w:jc w:val="left"/>
+            </w:pPr>
+            <w:r>
+              <w:rPr>
+                <w:rFonts w:ascii="TimeNewRoman" w:hAnsi="TimeNewRoman"/>
+                <w:sz w:val="30"/>
+              </w:rPr>
+              <w:t>76-7=69</w:t>
             </w:r>
           </w:p>
         </w:tc>

--- a/answers-of-adc_sbb_within_100.docx
+++ b/answers-of-adc_sbb_within_100.docx
@@ -40,7 +40,7 @@
                 <w:rFonts w:ascii="TimeNewRoman" w:hAnsi="TimeNewRoman"/>
                 <w:sz w:val="30"/>
               </w:rPr>
-              <w:t>65-47=18</w:t>
+              <w:t>25+69=94</w:t>
             </w:r>
           </w:p>
         </w:tc>
@@ -57,7 +57,7 @@
                 <w:rFonts w:ascii="TimeNewRoman" w:hAnsi="TimeNewRoman"/>
                 <w:sz w:val="30"/>
               </w:rPr>
-              <w:t>79+14=93</w:t>
+              <w:t>87-68=19</w:t>
             </w:r>
           </w:p>
         </w:tc>
@@ -74,7 +74,7 @@
                 <w:rFonts w:ascii="TimeNewRoman" w:hAnsi="TimeNewRoman"/>
                 <w:sz w:val="30"/>
               </w:rPr>
-              <w:t>29+23=52</w:t>
+              <w:t>63+28=91</w:t>
             </w:r>
           </w:p>
         </w:tc>
@@ -91,7 +91,7 @@
                 <w:rFonts w:ascii="TimeNewRoman" w:hAnsi="TimeNewRoman"/>
                 <w:sz w:val="30"/>
               </w:rPr>
-              <w:t>72-23=49</w:t>
+              <w:t>94-66=28</w:t>
             </w:r>
           </w:p>
         </w:tc>
@@ -108,7 +108,7 @@
                 <w:rFonts w:ascii="TimeNewRoman" w:hAnsi="TimeNewRoman"/>
                 <w:sz w:val="30"/>
               </w:rPr>
-              <w:t>51-9=42</w:t>
+              <w:t>19+36=55</w:t>
             </w:r>
           </w:p>
         </w:tc>
@@ -127,7 +127,7 @@
                 <w:rFonts w:ascii="TimeNewRoman" w:hAnsi="TimeNewRoman"/>
                 <w:sz w:val="30"/>
               </w:rPr>
-              <w:t>85+7=92</w:t>
+              <w:t>48+49=97</w:t>
             </w:r>
           </w:p>
         </w:tc>
@@ -144,7 +144,7 @@
                 <w:rFonts w:ascii="TimeNewRoman" w:hAnsi="TimeNewRoman"/>
                 <w:sz w:val="30"/>
               </w:rPr>
-              <w:t>80-79=1</w:t>
+              <w:t>90-74=16</w:t>
             </w:r>
           </w:p>
         </w:tc>
@@ -161,7 +161,7 @@
                 <w:rFonts w:ascii="TimeNewRoman" w:hAnsi="TimeNewRoman"/>
                 <w:sz w:val="30"/>
               </w:rPr>
-              <w:t>71-17=54</w:t>
+              <w:t>6+79=85</w:t>
             </w:r>
           </w:p>
         </w:tc>
@@ -178,7 +178,7 @@
                 <w:rFonts w:ascii="TimeNewRoman" w:hAnsi="TimeNewRoman"/>
                 <w:sz w:val="30"/>
               </w:rPr>
-              <w:t>41-9=32</w:t>
+              <w:t>28+28=56</w:t>
             </w:r>
           </w:p>
         </w:tc>
@@ -195,7 +195,7 @@
                 <w:rFonts w:ascii="TimeNewRoman" w:hAnsi="TimeNewRoman"/>
                 <w:sz w:val="30"/>
               </w:rPr>
-              <w:t>91-7=84</w:t>
+              <w:t>67-49=18</w:t>
             </w:r>
           </w:p>
         </w:tc>
@@ -214,7 +214,7 @@
                 <w:rFonts w:ascii="TimeNewRoman" w:hAnsi="TimeNewRoman"/>
                 <w:sz w:val="30"/>
               </w:rPr>
-              <w:t>2+89=91</w:t>
+              <w:t>63+28=91</w:t>
             </w:r>
           </w:p>
         </w:tc>
@@ -231,7 +231,7 @@
                 <w:rFonts w:ascii="TimeNewRoman" w:hAnsi="TimeNewRoman"/>
                 <w:sz w:val="30"/>
               </w:rPr>
-              <w:t>51-38=13</w:t>
+              <w:t>58+34=92</w:t>
             </w:r>
           </w:p>
         </w:tc>
@@ -248,7 +248,7 @@
                 <w:rFonts w:ascii="TimeNewRoman" w:hAnsi="TimeNewRoman"/>
                 <w:sz w:val="30"/>
               </w:rPr>
-              <w:t>26+48=74</w:t>
+              <w:t>86-77=9</w:t>
             </w:r>
           </w:p>
         </w:tc>
@@ -265,7 +265,7 @@
                 <w:rFonts w:ascii="TimeNewRoman" w:hAnsi="TimeNewRoman"/>
                 <w:sz w:val="30"/>
               </w:rPr>
-              <w:t>52-18=34</w:t>
+              <w:t>63-18=45</w:t>
             </w:r>
           </w:p>
         </w:tc>
@@ -282,7 +282,7 @@
                 <w:rFonts w:ascii="TimeNewRoman" w:hAnsi="TimeNewRoman"/>
                 <w:sz w:val="30"/>
               </w:rPr>
-              <w:t>72-35=37</w:t>
+              <w:t>40-26=14</w:t>
             </w:r>
           </w:p>
         </w:tc>
@@ -301,7 +301,7 @@
                 <w:rFonts w:ascii="TimeNewRoman" w:hAnsi="TimeNewRoman"/>
                 <w:sz w:val="30"/>
               </w:rPr>
-              <w:t>6+7=13</w:t>
+              <w:t>3+19=22</w:t>
             </w:r>
           </w:p>
         </w:tc>
@@ -318,7 +318,7 @@
                 <w:rFonts w:ascii="TimeNewRoman" w:hAnsi="TimeNewRoman"/>
                 <w:sz w:val="30"/>
               </w:rPr>
-              <w:t>67+4=71</w:t>
+              <w:t>93-67=26</w:t>
             </w:r>
           </w:p>
         </w:tc>
@@ -335,7 +335,7 @@
                 <w:rFonts w:ascii="TimeNewRoman" w:hAnsi="TimeNewRoman"/>
                 <w:sz w:val="30"/>
               </w:rPr>
-              <w:t>27-9=18</w:t>
+              <w:t>90-81=9</w:t>
             </w:r>
           </w:p>
         </w:tc>
@@ -352,7 +352,7 @@
                 <w:rFonts w:ascii="TimeNewRoman" w:hAnsi="TimeNewRoman"/>
                 <w:sz w:val="30"/>
               </w:rPr>
-              <w:t>92-14=78</w:t>
+              <w:t>71-33=38</w:t>
             </w:r>
           </w:p>
         </w:tc>
@@ -369,7 +369,7 @@
                 <w:rFonts w:ascii="TimeNewRoman" w:hAnsi="TimeNewRoman"/>
                 <w:sz w:val="30"/>
               </w:rPr>
-              <w:t>71-6=65</w:t>
+              <w:t>85-38=47</w:t>
             </w:r>
           </w:p>
         </w:tc>
@@ -388,7 +388,7 @@
                 <w:rFonts w:ascii="TimeNewRoman" w:hAnsi="TimeNewRoman"/>
                 <w:sz w:val="30"/>
               </w:rPr>
-              <w:t>28+45=73</w:t>
+              <w:t>60-6=54</w:t>
             </w:r>
           </w:p>
         </w:tc>
@@ -405,7 +405,7 @@
                 <w:rFonts w:ascii="TimeNewRoman" w:hAnsi="TimeNewRoman"/>
                 <w:sz w:val="30"/>
               </w:rPr>
-              <w:t>4+9=13</w:t>
+              <w:t>7+48=55</w:t>
             </w:r>
           </w:p>
         </w:tc>
@@ -422,7 +422,7 @@
                 <w:rFonts w:ascii="TimeNewRoman" w:hAnsi="TimeNewRoman"/>
                 <w:sz w:val="30"/>
               </w:rPr>
-              <w:t>58+37=95</w:t>
+              <w:t>71-59=12</w:t>
             </w:r>
           </w:p>
         </w:tc>
@@ -439,7 +439,7 @@
                 <w:rFonts w:ascii="TimeNewRoman" w:hAnsi="TimeNewRoman"/>
                 <w:sz w:val="30"/>
               </w:rPr>
-              <w:t>62-9=53</w:t>
+              <w:t>60-5=55</w:t>
             </w:r>
           </w:p>
         </w:tc>
@@ -456,7 +456,7 @@
                 <w:rFonts w:ascii="TimeNewRoman" w:hAnsi="TimeNewRoman"/>
                 <w:sz w:val="30"/>
               </w:rPr>
-              <w:t>61-46=15</w:t>
+              <w:t>41-13=28</w:t>
             </w:r>
           </w:p>
         </w:tc>
@@ -475,7 +475,7 @@
                 <w:rFonts w:ascii="TimeNewRoman" w:hAnsi="TimeNewRoman"/>
                 <w:sz w:val="30"/>
               </w:rPr>
-              <w:t>71-37=34</w:t>
+              <w:t>80-61=19</w:t>
             </w:r>
           </w:p>
         </w:tc>
@@ -492,7 +492,7 @@
                 <w:rFonts w:ascii="TimeNewRoman" w:hAnsi="TimeNewRoman"/>
                 <w:sz w:val="30"/>
               </w:rPr>
-              <w:t>45+29=74</w:t>
+              <w:t>77+6=83</w:t>
             </w:r>
           </w:p>
         </w:tc>
@@ -509,251 +509,7 @@
                 <w:rFonts w:ascii="TimeNewRoman" w:hAnsi="TimeNewRoman"/>
                 <w:sz w:val="30"/>
               </w:rPr>
-              <w:t>18+76=94</w:t>
-            </w:r>
-          </w:p>
-        </w:tc>
-        <w:tc>
-          <w:tcPr>
-            <w:tcW w:type="dxa" w:w="1987"/>
-          </w:tcPr>
-          <w:p>
-            <w:pPr>
-              <w:jc w:val="left"/>
-            </w:pPr>
-            <w:r>
-              <w:rPr>
-                <w:rFonts w:ascii="TimeNewRoman" w:hAnsi="TimeNewRoman"/>
-                <w:sz w:val="30"/>
-              </w:rPr>
-              <w:t>92-27=65</w:t>
-            </w:r>
-          </w:p>
-        </w:tc>
-        <w:tc>
-          <w:tcPr>
-            <w:tcW w:type="dxa" w:w="1987"/>
-          </w:tcPr>
-          <w:p>
-            <w:pPr>
-              <w:jc w:val="left"/>
-            </w:pPr>
-            <w:r>
-              <w:rPr>
-                <w:rFonts w:ascii="TimeNewRoman" w:hAnsi="TimeNewRoman"/>
-                <w:sz w:val="30"/>
-              </w:rPr>
-              <w:t>74-55=19</w:t>
-            </w:r>
-          </w:p>
-        </w:tc>
-      </w:tr>
-      <w:tr>
-        <w:tc>
-          <w:tcPr>
-            <w:tcW w:type="dxa" w:w="1987"/>
-          </w:tcPr>
-          <w:p>
-            <w:pPr>
-              <w:jc w:val="left"/>
-            </w:pPr>
-            <w:r>
-              <w:rPr>
-                <w:rFonts w:ascii="TimeNewRoman" w:hAnsi="TimeNewRoman"/>
-                <w:sz w:val="30"/>
-              </w:rPr>
-              <w:t>75+8=83</w:t>
-            </w:r>
-          </w:p>
-        </w:tc>
-        <w:tc>
-          <w:tcPr>
-            <w:tcW w:type="dxa" w:w="1987"/>
-          </w:tcPr>
-          <w:p>
-            <w:pPr>
-              <w:jc w:val="left"/>
-            </w:pPr>
-            <w:r>
-              <w:rPr>
-                <w:rFonts w:ascii="TimeNewRoman" w:hAnsi="TimeNewRoman"/>
-                <w:sz w:val="30"/>
-              </w:rPr>
-              <w:t>32-4=28</w:t>
-            </w:r>
-          </w:p>
-        </w:tc>
-        <w:tc>
-          <w:tcPr>
-            <w:tcW w:type="dxa" w:w="1987"/>
-          </w:tcPr>
-          <w:p>
-            <w:pPr>
-              <w:jc w:val="left"/>
-            </w:pPr>
-            <w:r>
-              <w:rPr>
-                <w:rFonts w:ascii="TimeNewRoman" w:hAnsi="TimeNewRoman"/>
-                <w:sz w:val="30"/>
-              </w:rPr>
-              <w:t>60-37=23</w:t>
-            </w:r>
-          </w:p>
-        </w:tc>
-        <w:tc>
-          <w:tcPr>
-            <w:tcW w:type="dxa" w:w="1987"/>
-          </w:tcPr>
-          <w:p>
-            <w:pPr>
-              <w:jc w:val="left"/>
-            </w:pPr>
-            <w:r>
-              <w:rPr>
-                <w:rFonts w:ascii="TimeNewRoman" w:hAnsi="TimeNewRoman"/>
-                <w:sz w:val="30"/>
-              </w:rPr>
-              <w:t>67+5=72</w:t>
-            </w:r>
-          </w:p>
-        </w:tc>
-        <w:tc>
-          <w:tcPr>
-            <w:tcW w:type="dxa" w:w="1987"/>
-          </w:tcPr>
-          <w:p>
-            <w:pPr>
-              <w:jc w:val="left"/>
-            </w:pPr>
-            <w:r>
-              <w:rPr>
-                <w:rFonts w:ascii="TimeNewRoman" w:hAnsi="TimeNewRoman"/>
-                <w:sz w:val="30"/>
-              </w:rPr>
-              <w:t>37+29=66</w:t>
-            </w:r>
-          </w:p>
-        </w:tc>
-      </w:tr>
-      <w:tr>
-        <w:tc>
-          <w:tcPr>
-            <w:tcW w:type="dxa" w:w="1987"/>
-          </w:tcPr>
-          <w:p>
-            <w:pPr>
-              <w:jc w:val="left"/>
-            </w:pPr>
-            <w:r>
-              <w:rPr>
-                <w:rFonts w:ascii="TimeNewRoman" w:hAnsi="TimeNewRoman"/>
-                <w:sz w:val="30"/>
-              </w:rPr>
-              <w:t>97-48=49</w:t>
-            </w:r>
-          </w:p>
-        </w:tc>
-        <w:tc>
-          <w:tcPr>
-            <w:tcW w:type="dxa" w:w="1987"/>
-          </w:tcPr>
-          <w:p>
-            <w:pPr>
-              <w:jc w:val="left"/>
-            </w:pPr>
-            <w:r>
-              <w:rPr>
-                <w:rFonts w:ascii="TimeNewRoman" w:hAnsi="TimeNewRoman"/>
-                <w:sz w:val="30"/>
-              </w:rPr>
-              <w:t>17+29=46</w:t>
-            </w:r>
-          </w:p>
-        </w:tc>
-        <w:tc>
-          <w:tcPr>
-            <w:tcW w:type="dxa" w:w="1987"/>
-          </w:tcPr>
-          <w:p>
-            <w:pPr>
-              <w:jc w:val="left"/>
-            </w:pPr>
-            <w:r>
-              <w:rPr>
-                <w:rFonts w:ascii="TimeNewRoman" w:hAnsi="TimeNewRoman"/>
-                <w:sz w:val="30"/>
-              </w:rPr>
-              <w:t>91-13=78</w:t>
-            </w:r>
-          </w:p>
-        </w:tc>
-        <w:tc>
-          <w:tcPr>
-            <w:tcW w:type="dxa" w:w="1987"/>
-          </w:tcPr>
-          <w:p>
-            <w:pPr>
-              <w:jc w:val="left"/>
-            </w:pPr>
-            <w:r>
-              <w:rPr>
-                <w:rFonts w:ascii="TimeNewRoman" w:hAnsi="TimeNewRoman"/>
-                <w:sz w:val="30"/>
-              </w:rPr>
-              <w:t>71-23=48</w:t>
-            </w:r>
-          </w:p>
-        </w:tc>
-        <w:tc>
-          <w:tcPr>
-            <w:tcW w:type="dxa" w:w="1987"/>
-          </w:tcPr>
-          <w:p>
-            <w:pPr>
-              <w:jc w:val="left"/>
-            </w:pPr>
-            <w:r>
-              <w:rPr>
-                <w:rFonts w:ascii="TimeNewRoman" w:hAnsi="TimeNewRoman"/>
-                <w:sz w:val="30"/>
-              </w:rPr>
-              <w:t>19+15=34</w:t>
-            </w:r>
-          </w:p>
-        </w:tc>
-      </w:tr>
-      <w:tr>
-        <w:tc>
-          <w:tcPr>
-            <w:tcW w:type="dxa" w:w="1987"/>
-          </w:tcPr>
-          <w:p>
-            <w:pPr>
-              <w:jc w:val="left"/>
-            </w:pPr>
-            <w:r>
-              <w:rPr>
-                <w:rFonts w:ascii="TimeNewRoman" w:hAnsi="TimeNewRoman"/>
-                <w:sz w:val="30"/>
-              </w:rPr>
-              <w:t>61-6=55</w:t>
-            </w:r>
-          </w:p>
-        </w:tc>
-        <w:tc>
-          <w:tcPr>
-            <w:tcW w:type="dxa" w:w="1987"/>
-          </w:tcPr>
-          <w:p>
-            <w:pPr>
-              <w:jc w:val="left"/>
-            </w:pPr>
-            <w:r>
-              <w:rPr>
-                <w:rFonts w:ascii="TimeNewRoman" w:hAnsi="TimeNewRoman"/>
-                <w:sz w:val="30"/>
-              </w:rPr>
-              <w:t>73-5=68</w:t>
+              <w:t>63-17=46</w:t>
             </w:r>
           </w:p>
         </w:tc>
@@ -787,24 +543,7 @@
                 <w:rFonts w:ascii="TimeNewRoman" w:hAnsi="TimeNewRoman"/>
                 <w:sz w:val="30"/>
               </w:rPr>
-              <w:t>83-77=6</w:t>
-            </w:r>
-          </w:p>
-        </w:tc>
-        <w:tc>
-          <w:tcPr>
-            <w:tcW w:type="dxa" w:w="1987"/>
-          </w:tcPr>
-          <w:p>
-            <w:pPr>
-              <w:jc w:val="left"/>
-            </w:pPr>
-            <w:r>
-              <w:rPr>
-                <w:rFonts w:ascii="TimeNewRoman" w:hAnsi="TimeNewRoman"/>
-                <w:sz w:val="30"/>
-              </w:rPr>
-              <w:t>5+87=92</w:t>
+              <w:t>34+58=92</w:t>
             </w:r>
           </w:p>
         </w:tc>
@@ -823,7 +562,7 @@
                 <w:rFonts w:ascii="TimeNewRoman" w:hAnsi="TimeNewRoman"/>
                 <w:sz w:val="30"/>
               </w:rPr>
-              <w:t>63+9=72</w:t>
+              <w:t>51-12=39</w:t>
             </w:r>
           </w:p>
         </w:tc>
@@ -840,7 +579,7 @@
                 <w:rFonts w:ascii="TimeNewRoman" w:hAnsi="TimeNewRoman"/>
                 <w:sz w:val="30"/>
               </w:rPr>
-              <w:t>49+37=86</w:t>
+              <w:t>19+56=75</w:t>
             </w:r>
           </w:p>
         </w:tc>
@@ -857,7 +596,7 @@
                 <w:rFonts w:ascii="TimeNewRoman" w:hAnsi="TimeNewRoman"/>
                 <w:sz w:val="30"/>
               </w:rPr>
-              <w:t>15+27=42</w:t>
+              <w:t>87-38=49</w:t>
             </w:r>
           </w:p>
         </w:tc>
@@ -874,7 +613,7 @@
                 <w:rFonts w:ascii="TimeNewRoman" w:hAnsi="TimeNewRoman"/>
                 <w:sz w:val="30"/>
               </w:rPr>
-              <w:t>68+7=75</w:t>
+              <w:t>5+49=54</w:t>
             </w:r>
           </w:p>
         </w:tc>
@@ -891,7 +630,7 @@
                 <w:rFonts w:ascii="TimeNewRoman" w:hAnsi="TimeNewRoman"/>
                 <w:sz w:val="30"/>
               </w:rPr>
-              <w:t>86-28=58</w:t>
+              <w:t>6+56=62</w:t>
             </w:r>
           </w:p>
         </w:tc>
@@ -910,7 +649,7 @@
                 <w:rFonts w:ascii="TimeNewRoman" w:hAnsi="TimeNewRoman"/>
                 <w:sz w:val="30"/>
               </w:rPr>
-              <w:t>79+4=83</w:t>
+              <w:t>80-35=45</w:t>
             </w:r>
           </w:p>
         </w:tc>
@@ -927,7 +666,7 @@
                 <w:rFonts w:ascii="TimeNewRoman" w:hAnsi="TimeNewRoman"/>
                 <w:sz w:val="30"/>
               </w:rPr>
-              <w:t>68+18=86</w:t>
+              <w:t>31-17=14</w:t>
             </w:r>
           </w:p>
         </w:tc>
@@ -944,7 +683,7 @@
                 <w:rFonts w:ascii="TimeNewRoman" w:hAnsi="TimeNewRoman"/>
                 <w:sz w:val="30"/>
               </w:rPr>
-              <w:t>66-37=29</w:t>
+              <w:t>70-25=45</w:t>
             </w:r>
           </w:p>
         </w:tc>
@@ -961,7 +700,7 @@
                 <w:rFonts w:ascii="TimeNewRoman" w:hAnsi="TimeNewRoman"/>
                 <w:sz w:val="30"/>
               </w:rPr>
-              <w:t>22-6=16</w:t>
+              <w:t>95-16=79</w:t>
             </w:r>
           </w:p>
         </w:tc>
@@ -978,7 +717,7 @@
                 <w:rFonts w:ascii="TimeNewRoman" w:hAnsi="TimeNewRoman"/>
                 <w:sz w:val="30"/>
               </w:rPr>
-              <w:t>93-88=5</w:t>
+              <w:t>53+9=62</w:t>
             </w:r>
           </w:p>
         </w:tc>
@@ -997,7 +736,7 @@
                 <w:rFonts w:ascii="TimeNewRoman" w:hAnsi="TimeNewRoman"/>
                 <w:sz w:val="30"/>
               </w:rPr>
-              <w:t>42-6=36</w:t>
+              <w:t>3+68=71</w:t>
             </w:r>
           </w:p>
         </w:tc>
@@ -1014,7 +753,7 @@
                 <w:rFonts w:ascii="TimeNewRoman" w:hAnsi="TimeNewRoman"/>
                 <w:sz w:val="30"/>
               </w:rPr>
-              <w:t>71-34=37</w:t>
+              <w:t>17+7=24</w:t>
             </w:r>
           </w:p>
         </w:tc>
@@ -1031,7 +770,7 @@
                 <w:rFonts w:ascii="TimeNewRoman" w:hAnsi="TimeNewRoman"/>
                 <w:sz w:val="30"/>
               </w:rPr>
-              <w:t>83-5=78</w:t>
+              <w:t>11-9=2</w:t>
             </w:r>
           </w:p>
         </w:tc>
@@ -1048,7 +787,7 @@
                 <w:rFonts w:ascii="TimeNewRoman" w:hAnsi="TimeNewRoman"/>
                 <w:sz w:val="30"/>
               </w:rPr>
-              <w:t>91-8=83</w:t>
+              <w:t>6+27=33</w:t>
             </w:r>
           </w:p>
         </w:tc>
@@ -1065,7 +804,7 @@
                 <w:rFonts w:ascii="TimeNewRoman" w:hAnsi="TimeNewRoman"/>
                 <w:sz w:val="30"/>
               </w:rPr>
-              <w:t>81-6=75</w:t>
+              <w:t>8+83=91</w:t>
             </w:r>
           </w:p>
         </w:tc>
@@ -1084,7 +823,7 @@
                 <w:rFonts w:ascii="TimeNewRoman" w:hAnsi="TimeNewRoman"/>
                 <w:sz w:val="30"/>
               </w:rPr>
-              <w:t>83-8=75</w:t>
+              <w:t>91-12=79</w:t>
             </w:r>
           </w:p>
         </w:tc>
@@ -1101,7 +840,7 @@
                 <w:rFonts w:ascii="TimeNewRoman" w:hAnsi="TimeNewRoman"/>
                 <w:sz w:val="30"/>
               </w:rPr>
-              <w:t>45+29=74</w:t>
+              <w:t>80-17=63</w:t>
             </w:r>
           </w:p>
         </w:tc>
@@ -1118,7 +857,7 @@
                 <w:rFonts w:ascii="TimeNewRoman" w:hAnsi="TimeNewRoman"/>
                 <w:sz w:val="30"/>
               </w:rPr>
-              <w:t>15+29=44</w:t>
+              <w:t>22-13=9</w:t>
             </w:r>
           </w:p>
         </w:tc>
@@ -1135,7 +874,7 @@
                 <w:rFonts w:ascii="TimeNewRoman" w:hAnsi="TimeNewRoman"/>
                 <w:sz w:val="30"/>
               </w:rPr>
-              <w:t>84-7=77</w:t>
+              <w:t>85-59=26</w:t>
             </w:r>
           </w:p>
         </w:tc>
@@ -1152,7 +891,7 @@
                 <w:rFonts w:ascii="TimeNewRoman" w:hAnsi="TimeNewRoman"/>
                 <w:sz w:val="30"/>
               </w:rPr>
-              <w:t>81-79=2</w:t>
+              <w:t>31-15=16</w:t>
             </w:r>
           </w:p>
         </w:tc>
@@ -1171,7 +910,7 @@
                 <w:rFonts w:ascii="TimeNewRoman" w:hAnsi="TimeNewRoman"/>
                 <w:sz w:val="30"/>
               </w:rPr>
-              <w:t>36-7=29</w:t>
+              <w:t>72-47=25</w:t>
             </w:r>
           </w:p>
         </w:tc>
@@ -1188,7 +927,7 @@
                 <w:rFonts w:ascii="TimeNewRoman" w:hAnsi="TimeNewRoman"/>
                 <w:sz w:val="30"/>
               </w:rPr>
-              <w:t>19+13=32</w:t>
+              <w:t>49+16=65</w:t>
             </w:r>
           </w:p>
         </w:tc>
@@ -1205,7 +944,7 @@
                 <w:rFonts w:ascii="TimeNewRoman" w:hAnsi="TimeNewRoman"/>
                 <w:sz w:val="30"/>
               </w:rPr>
-              <w:t>89+4=93</w:t>
+              <w:t>56+35=91</w:t>
             </w:r>
           </w:p>
         </w:tc>
@@ -1222,7 +961,7 @@
                 <w:rFonts w:ascii="TimeNewRoman" w:hAnsi="TimeNewRoman"/>
                 <w:sz w:val="30"/>
               </w:rPr>
-              <w:t>72-8=64</w:t>
+              <w:t>41-15=26</w:t>
             </w:r>
           </w:p>
         </w:tc>
@@ -1239,7 +978,7 @@
                 <w:rFonts w:ascii="TimeNewRoman" w:hAnsi="TimeNewRoman"/>
                 <w:sz w:val="30"/>
               </w:rPr>
-              <w:t>8+56=64</w:t>
+              <w:t>24+27=51</w:t>
             </w:r>
           </w:p>
         </w:tc>
@@ -1258,7 +997,7 @@
                 <w:rFonts w:ascii="TimeNewRoman" w:hAnsi="TimeNewRoman"/>
                 <w:sz w:val="30"/>
               </w:rPr>
-              <w:t>70-64=6</w:t>
+              <w:t>76+16=92</w:t>
             </w:r>
           </w:p>
         </w:tc>
@@ -1275,7 +1014,7 @@
                 <w:rFonts w:ascii="TimeNewRoman" w:hAnsi="TimeNewRoman"/>
                 <w:sz w:val="30"/>
               </w:rPr>
-              <w:t>58+9=67</w:t>
+              <w:t>64+28=92</w:t>
             </w:r>
           </w:p>
         </w:tc>
@@ -1292,7 +1031,7 @@
                 <w:rFonts w:ascii="TimeNewRoman" w:hAnsi="TimeNewRoman"/>
                 <w:sz w:val="30"/>
               </w:rPr>
-              <w:t>56-39=17</w:t>
+              <w:t>35-8=27</w:t>
             </w:r>
           </w:p>
         </w:tc>
@@ -1309,7 +1048,7 @@
                 <w:rFonts w:ascii="TimeNewRoman" w:hAnsi="TimeNewRoman"/>
                 <w:sz w:val="30"/>
               </w:rPr>
-              <w:t>60-53=7</w:t>
+              <w:t>6+66=72</w:t>
             </w:r>
           </w:p>
         </w:tc>
@@ -1326,7 +1065,7 @@
                 <w:rFonts w:ascii="TimeNewRoman" w:hAnsi="TimeNewRoman"/>
                 <w:sz w:val="30"/>
               </w:rPr>
-              <w:t>20-15=5</w:t>
+              <w:t>19+35=54</w:t>
             </w:r>
           </w:p>
         </w:tc>
@@ -1345,7 +1084,7 @@
                 <w:rFonts w:ascii="TimeNewRoman" w:hAnsi="TimeNewRoman"/>
                 <w:sz w:val="30"/>
               </w:rPr>
-              <w:t>45+7=52</w:t>
+              <w:t>8+47=55</w:t>
             </w:r>
           </w:p>
         </w:tc>
@@ -1362,7 +1101,7 @@
                 <w:rFonts w:ascii="TimeNewRoman" w:hAnsi="TimeNewRoman"/>
                 <w:sz w:val="30"/>
               </w:rPr>
-              <w:t>20-4=16</w:t>
+              <w:t>79+17=96</w:t>
             </w:r>
           </w:p>
         </w:tc>
@@ -1379,7 +1118,7 @@
                 <w:rFonts w:ascii="TimeNewRoman" w:hAnsi="TimeNewRoman"/>
                 <w:sz w:val="30"/>
               </w:rPr>
-              <w:t>90-84=6</w:t>
+              <w:t>55+26=81</w:t>
             </w:r>
           </w:p>
         </w:tc>
@@ -1396,7 +1135,7 @@
                 <w:rFonts w:ascii="TimeNewRoman" w:hAnsi="TimeNewRoman"/>
                 <w:sz w:val="30"/>
               </w:rPr>
-              <w:t>51-26=25</w:t>
+              <w:t>53-37=16</w:t>
             </w:r>
           </w:p>
         </w:tc>
@@ -1413,7 +1152,7 @@
                 <w:rFonts w:ascii="TimeNewRoman" w:hAnsi="TimeNewRoman"/>
                 <w:sz w:val="30"/>
               </w:rPr>
-              <w:t>57-28=29</w:t>
+              <w:t>86-68=18</w:t>
             </w:r>
           </w:p>
         </w:tc>
@@ -1432,7 +1171,7 @@
                 <w:rFonts w:ascii="TimeNewRoman" w:hAnsi="TimeNewRoman"/>
                 <w:sz w:val="30"/>
               </w:rPr>
-              <w:t>35+37=72</w:t>
+              <w:t>59+33=92</w:t>
             </w:r>
           </w:p>
         </w:tc>
@@ -1449,7 +1188,7 @@
                 <w:rFonts w:ascii="TimeNewRoman" w:hAnsi="TimeNewRoman"/>
                 <w:sz w:val="30"/>
               </w:rPr>
-              <w:t>19+63=82</w:t>
+              <w:t>68+29=97</w:t>
             </w:r>
           </w:p>
         </w:tc>
@@ -1466,7 +1205,7 @@
                 <w:rFonts w:ascii="TimeNewRoman" w:hAnsi="TimeNewRoman"/>
                 <w:sz w:val="30"/>
               </w:rPr>
-              <w:t>8+58=66</w:t>
+              <w:t>57+18=75</w:t>
             </w:r>
           </w:p>
         </w:tc>
@@ -1483,7 +1222,7 @@
                 <w:rFonts w:ascii="TimeNewRoman" w:hAnsi="TimeNewRoman"/>
                 <w:sz w:val="30"/>
               </w:rPr>
-              <w:t>51-7=44</w:t>
+              <w:t>30-9=21</w:t>
             </w:r>
           </w:p>
         </w:tc>
@@ -1500,7 +1239,7 @@
                 <w:rFonts w:ascii="TimeNewRoman" w:hAnsi="TimeNewRoman"/>
                 <w:sz w:val="30"/>
               </w:rPr>
-              <w:t>70-36=34</w:t>
+              <w:t>71-53=18</w:t>
             </w:r>
           </w:p>
         </w:tc>
@@ -1519,7 +1258,7 @@
                 <w:rFonts w:ascii="TimeNewRoman" w:hAnsi="TimeNewRoman"/>
                 <w:sz w:val="30"/>
               </w:rPr>
-              <w:t>62-17=45</w:t>
+              <w:t>36-8=28</w:t>
             </w:r>
           </w:p>
         </w:tc>
@@ -1536,7 +1275,7 @@
                 <w:rFonts w:ascii="TimeNewRoman" w:hAnsi="TimeNewRoman"/>
                 <w:sz w:val="30"/>
               </w:rPr>
-              <w:t>7+4=11</w:t>
+              <w:t>7+35=42</w:t>
             </w:r>
           </w:p>
         </w:tc>
@@ -1553,7 +1292,7 @@
                 <w:rFonts w:ascii="TimeNewRoman" w:hAnsi="TimeNewRoman"/>
                 <w:sz w:val="30"/>
               </w:rPr>
-              <w:t>25-9=16</w:t>
+              <w:t>47+27=74</w:t>
             </w:r>
           </w:p>
         </w:tc>
@@ -1570,7 +1309,7 @@
                 <w:rFonts w:ascii="TimeNewRoman" w:hAnsi="TimeNewRoman"/>
                 <w:sz w:val="30"/>
               </w:rPr>
-              <w:t>58+3=61</w:t>
+              <w:t>39+6=45</w:t>
             </w:r>
           </w:p>
         </w:tc>
@@ -1587,7 +1326,7 @@
                 <w:rFonts w:ascii="TimeNewRoman" w:hAnsi="TimeNewRoman"/>
                 <w:sz w:val="30"/>
               </w:rPr>
-              <w:t>87-9=78</w:t>
+              <w:t>67+25=92</w:t>
             </w:r>
           </w:p>
         </w:tc>
@@ -1606,7 +1345,7 @@
                 <w:rFonts w:ascii="TimeNewRoman" w:hAnsi="TimeNewRoman"/>
                 <w:sz w:val="30"/>
               </w:rPr>
-              <w:t>87-29=58</w:t>
+              <w:t>93-75=18</w:t>
             </w:r>
           </w:p>
         </w:tc>
@@ -1623,7 +1362,7 @@
                 <w:rFonts w:ascii="TimeNewRoman" w:hAnsi="TimeNewRoman"/>
                 <w:sz w:val="30"/>
               </w:rPr>
-              <w:t>43-25=18</w:t>
+              <w:t>29+8=37</w:t>
             </w:r>
           </w:p>
         </w:tc>
@@ -1640,7 +1379,7 @@
                 <w:rFonts w:ascii="TimeNewRoman" w:hAnsi="TimeNewRoman"/>
                 <w:sz w:val="30"/>
               </w:rPr>
-              <w:t>26+7=33</w:t>
+              <w:t>5+57=62</w:t>
             </w:r>
           </w:p>
         </w:tc>
@@ -1657,7 +1396,7 @@
                 <w:rFonts w:ascii="TimeNewRoman" w:hAnsi="TimeNewRoman"/>
                 <w:sz w:val="30"/>
               </w:rPr>
-              <w:t>61-56=5</w:t>
+              <w:t>5+16=21</w:t>
             </w:r>
           </w:p>
         </w:tc>
@@ -1674,7 +1413,7 @@
                 <w:rFonts w:ascii="TimeNewRoman" w:hAnsi="TimeNewRoman"/>
                 <w:sz w:val="30"/>
               </w:rPr>
-              <w:t>51-14=37</w:t>
+              <w:t>94-27=67</w:t>
             </w:r>
           </w:p>
         </w:tc>
@@ -1693,7 +1432,7 @@
                 <w:rFonts w:ascii="TimeNewRoman" w:hAnsi="TimeNewRoman"/>
                 <w:sz w:val="30"/>
               </w:rPr>
-              <w:t>18+65=83</w:t>
+              <w:t>15+58=73</w:t>
             </w:r>
           </w:p>
         </w:tc>
@@ -1710,7 +1449,7 @@
                 <w:rFonts w:ascii="TimeNewRoman" w:hAnsi="TimeNewRoman"/>
                 <w:sz w:val="30"/>
               </w:rPr>
-              <w:t>72-19=53</w:t>
+              <w:t>7+8=15</w:t>
             </w:r>
           </w:p>
         </w:tc>
@@ -1727,7 +1466,7 @@
                 <w:rFonts w:ascii="TimeNewRoman" w:hAnsi="TimeNewRoman"/>
                 <w:sz w:val="30"/>
               </w:rPr>
-              <w:t>66+16=82</w:t>
+              <w:t>87-79=8</w:t>
             </w:r>
           </w:p>
         </w:tc>
@@ -1744,7 +1483,7 @@
                 <w:rFonts w:ascii="TimeNewRoman" w:hAnsi="TimeNewRoman"/>
                 <w:sz w:val="30"/>
               </w:rPr>
-              <w:t>98-59=39</w:t>
+              <w:t>34-9=25</w:t>
             </w:r>
           </w:p>
         </w:tc>
@@ -1761,7 +1500,268 @@
                 <w:rFonts w:ascii="TimeNewRoman" w:hAnsi="TimeNewRoman"/>
                 <w:sz w:val="30"/>
               </w:rPr>
-              <w:t>76-7=69</w:t>
+              <w:t>83-49=34</w:t>
+            </w:r>
+          </w:p>
+        </w:tc>
+      </w:tr>
+      <w:tr>
+        <w:tc>
+          <w:tcPr>
+            <w:tcW w:type="dxa" w:w="1987"/>
+          </w:tcPr>
+          <w:p>
+            <w:pPr>
+              <w:jc w:val="left"/>
+            </w:pPr>
+            <w:r>
+              <w:rPr>
+                <w:rFonts w:ascii="TimeNewRoman" w:hAnsi="TimeNewRoman"/>
+                <w:sz w:val="30"/>
+              </w:rPr>
+              <w:t>18+8=26</w:t>
+            </w:r>
+          </w:p>
+        </w:tc>
+        <w:tc>
+          <w:tcPr>
+            <w:tcW w:type="dxa" w:w="1987"/>
+          </w:tcPr>
+          <w:p>
+            <w:pPr>
+              <w:jc w:val="left"/>
+            </w:pPr>
+            <w:r>
+              <w:rPr>
+                <w:rFonts w:ascii="TimeNewRoman" w:hAnsi="TimeNewRoman"/>
+                <w:sz w:val="30"/>
+              </w:rPr>
+              <w:t>26+69=95</w:t>
+            </w:r>
+          </w:p>
+        </w:tc>
+        <w:tc>
+          <w:tcPr>
+            <w:tcW w:type="dxa" w:w="1987"/>
+          </w:tcPr>
+          <w:p>
+            <w:pPr>
+              <w:jc w:val="left"/>
+            </w:pPr>
+            <w:r>
+              <w:rPr>
+                <w:rFonts w:ascii="TimeNewRoman" w:hAnsi="TimeNewRoman"/>
+                <w:sz w:val="30"/>
+              </w:rPr>
+              <w:t>44+47=91</w:t>
+            </w:r>
+          </w:p>
+        </w:tc>
+        <w:tc>
+          <w:tcPr>
+            <w:tcW w:type="dxa" w:w="1987"/>
+          </w:tcPr>
+          <w:p>
+            <w:pPr>
+              <w:jc w:val="left"/>
+            </w:pPr>
+            <w:r>
+              <w:rPr>
+                <w:rFonts w:ascii="TimeNewRoman" w:hAnsi="TimeNewRoman"/>
+                <w:sz w:val="30"/>
+              </w:rPr>
+              <w:t>18+4=22</w:t>
+            </w:r>
+          </w:p>
+        </w:tc>
+        <w:tc>
+          <w:tcPr>
+            <w:tcW w:type="dxa" w:w="1987"/>
+          </w:tcPr>
+          <w:p>
+            <w:pPr>
+              <w:jc w:val="left"/>
+            </w:pPr>
+            <w:r>
+              <w:rPr>
+                <w:rFonts w:ascii="TimeNewRoman" w:hAnsi="TimeNewRoman"/>
+                <w:sz w:val="30"/>
+              </w:rPr>
+              <w:t>71-26=45</w:t>
+            </w:r>
+          </w:p>
+        </w:tc>
+      </w:tr>
+      <w:tr>
+        <w:tc>
+          <w:tcPr>
+            <w:tcW w:type="dxa" w:w="1987"/>
+          </w:tcPr>
+          <w:p>
+            <w:pPr>
+              <w:jc w:val="left"/>
+            </w:pPr>
+            <w:r>
+              <w:rPr>
+                <w:rFonts w:ascii="TimeNewRoman" w:hAnsi="TimeNewRoman"/>
+                <w:sz w:val="30"/>
+              </w:rPr>
+              <w:t>60-52=8</w:t>
+            </w:r>
+          </w:p>
+        </w:tc>
+        <w:tc>
+          <w:tcPr>
+            <w:tcW w:type="dxa" w:w="1987"/>
+          </w:tcPr>
+          <w:p>
+            <w:pPr>
+              <w:jc w:val="left"/>
+            </w:pPr>
+            <w:r>
+              <w:rPr>
+                <w:rFonts w:ascii="TimeNewRoman" w:hAnsi="TimeNewRoman"/>
+                <w:sz w:val="30"/>
+              </w:rPr>
+              <w:t>59+4=63</w:t>
+            </w:r>
+          </w:p>
+        </w:tc>
+        <w:tc>
+          <w:tcPr>
+            <w:tcW w:type="dxa" w:w="1987"/>
+          </w:tcPr>
+          <w:p>
+            <w:pPr>
+              <w:jc w:val="left"/>
+            </w:pPr>
+            <w:r>
+              <w:rPr>
+                <w:rFonts w:ascii="TimeNewRoman" w:hAnsi="TimeNewRoman"/>
+                <w:sz w:val="30"/>
+              </w:rPr>
+              <w:t>8+25=33</w:t>
+            </w:r>
+          </w:p>
+        </w:tc>
+        <w:tc>
+          <w:tcPr>
+            <w:tcW w:type="dxa" w:w="1987"/>
+          </w:tcPr>
+          <w:p>
+            <w:pPr>
+              <w:jc w:val="left"/>
+            </w:pPr>
+            <w:r>
+              <w:rPr>
+                <w:rFonts w:ascii="TimeNewRoman" w:hAnsi="TimeNewRoman"/>
+                <w:sz w:val="30"/>
+              </w:rPr>
+              <w:t>7+89=96</w:t>
+            </w:r>
+          </w:p>
+        </w:tc>
+        <w:tc>
+          <w:tcPr>
+            <w:tcW w:type="dxa" w:w="1987"/>
+          </w:tcPr>
+          <w:p>
+            <w:pPr>
+              <w:jc w:val="left"/>
+            </w:pPr>
+            <w:r>
+              <w:rPr>
+                <w:rFonts w:ascii="TimeNewRoman" w:hAnsi="TimeNewRoman"/>
+                <w:sz w:val="30"/>
+              </w:rPr>
+              <w:t>81-74=7</w:t>
+            </w:r>
+          </w:p>
+        </w:tc>
+      </w:tr>
+      <w:tr>
+        <w:tc>
+          <w:tcPr>
+            <w:tcW w:type="dxa" w:w="1987"/>
+          </w:tcPr>
+          <w:p>
+            <w:pPr>
+              <w:jc w:val="left"/>
+            </w:pPr>
+            <w:r>
+              <w:rPr>
+                <w:rFonts w:ascii="TimeNewRoman" w:hAnsi="TimeNewRoman"/>
+                <w:sz w:val="30"/>
+              </w:rPr>
+              <w:t>70-17=53</w:t>
+            </w:r>
+          </w:p>
+        </w:tc>
+        <w:tc>
+          <w:tcPr>
+            <w:tcW w:type="dxa" w:w="1987"/>
+          </w:tcPr>
+          <w:p>
+            <w:pPr>
+              <w:jc w:val="left"/>
+            </w:pPr>
+            <w:r>
+              <w:rPr>
+                <w:rFonts w:ascii="TimeNewRoman" w:hAnsi="TimeNewRoman"/>
+                <w:sz w:val="30"/>
+              </w:rPr>
+              <w:t>82-44=38</w:t>
+            </w:r>
+          </w:p>
+        </w:tc>
+        <w:tc>
+          <w:tcPr>
+            <w:tcW w:type="dxa" w:w="1987"/>
+          </w:tcPr>
+          <w:p>
+            <w:pPr>
+              <w:jc w:val="left"/>
+            </w:pPr>
+            <w:r>
+              <w:rPr>
+                <w:rFonts w:ascii="TimeNewRoman" w:hAnsi="TimeNewRoman"/>
+                <w:sz w:val="30"/>
+              </w:rPr>
+              <w:t>74-16=58</w:t>
+            </w:r>
+          </w:p>
+        </w:tc>
+        <w:tc>
+          <w:tcPr>
+            <w:tcW w:type="dxa" w:w="1987"/>
+          </w:tcPr>
+          <w:p>
+            <w:pPr>
+              <w:jc w:val="left"/>
+            </w:pPr>
+            <w:r>
+              <w:rPr>
+                <w:rFonts w:ascii="TimeNewRoman" w:hAnsi="TimeNewRoman"/>
+                <w:sz w:val="30"/>
+              </w:rPr>
+              <w:t>47-9=38</w:t>
+            </w:r>
+          </w:p>
+        </w:tc>
+        <w:tc>
+          <w:tcPr>
+            <w:tcW w:type="dxa" w:w="1987"/>
+          </w:tcPr>
+          <w:p>
+            <w:pPr>
+              <w:jc w:val="left"/>
+            </w:pPr>
+            <w:r>
+              <w:rPr>
+                <w:rFonts w:ascii="TimeNewRoman" w:hAnsi="TimeNewRoman"/>
+                <w:sz w:val="30"/>
+              </w:rPr>
+              <w:t>42+9=51</w:t>
             </w:r>
           </w:p>
         </w:tc>

--- a/answers-of-adc_sbb_within_100.docx
+++ b/answers-of-adc_sbb_within_100.docx
@@ -11,7 +11,7 @@
           <w:rFonts w:ascii="Arial" w:hAnsi="Arial"/>
           <w:sz w:val="30"/>
         </w:rPr>
-        <w:t>2026-09-30 Wednesday</w:t>
+        <w:t>2026-10-01 Thursday</w:t>
       </w:r>
     </w:p>
     <w:tbl>
@@ -40,7 +40,7 @@
                 <w:rFonts w:ascii="TimeNewRoman" w:hAnsi="TimeNewRoman"/>
                 <w:sz w:val="30"/>
               </w:rPr>
-              <w:t>25+69=94</w:t>
+              <w:t>90-79=11</w:t>
             </w:r>
           </w:p>
         </w:tc>
@@ -57,7 +57,7 @@
                 <w:rFonts w:ascii="TimeNewRoman" w:hAnsi="TimeNewRoman"/>
                 <w:sz w:val="30"/>
               </w:rPr>
-              <w:t>87-68=19</w:t>
+              <w:t>92-66=26</w:t>
             </w:r>
           </w:p>
         </w:tc>
@@ -74,7 +74,7 @@
                 <w:rFonts w:ascii="TimeNewRoman" w:hAnsi="TimeNewRoman"/>
                 <w:sz w:val="30"/>
               </w:rPr>
-              <w:t>63+28=91</w:t>
+              <w:t>80-44=36</w:t>
             </w:r>
           </w:p>
         </w:tc>
@@ -91,7 +91,7 @@
                 <w:rFonts w:ascii="TimeNewRoman" w:hAnsi="TimeNewRoman"/>
                 <w:sz w:val="30"/>
               </w:rPr>
-              <w:t>94-66=28</w:t>
+              <w:t>68+16=84</w:t>
             </w:r>
           </w:p>
         </w:tc>
@@ -108,7 +108,7 @@
                 <w:rFonts w:ascii="TimeNewRoman" w:hAnsi="TimeNewRoman"/>
                 <w:sz w:val="30"/>
               </w:rPr>
-              <w:t>19+36=55</w:t>
+              <w:t>85-57=28</w:t>
             </w:r>
           </w:p>
         </w:tc>
@@ -127,7 +127,7 @@
                 <w:rFonts w:ascii="TimeNewRoman" w:hAnsi="TimeNewRoman"/>
                 <w:sz w:val="30"/>
               </w:rPr>
-              <w:t>48+49=97</w:t>
+              <w:t>84-26=58</w:t>
             </w:r>
           </w:p>
         </w:tc>
@@ -144,7 +144,7 @@
                 <w:rFonts w:ascii="TimeNewRoman" w:hAnsi="TimeNewRoman"/>
                 <w:sz w:val="30"/>
               </w:rPr>
-              <w:t>90-74=16</w:t>
+              <w:t>60-13=47</w:t>
             </w:r>
           </w:p>
         </w:tc>
@@ -161,7 +161,7 @@
                 <w:rFonts w:ascii="TimeNewRoman" w:hAnsi="TimeNewRoman"/>
                 <w:sz w:val="30"/>
               </w:rPr>
-              <w:t>6+79=85</w:t>
+              <w:t>94-76=18</w:t>
             </w:r>
           </w:p>
         </w:tc>
@@ -178,7 +178,7 @@
                 <w:rFonts w:ascii="TimeNewRoman" w:hAnsi="TimeNewRoman"/>
                 <w:sz w:val="30"/>
               </w:rPr>
-              <w:t>28+28=56</w:t>
+              <w:t>84+9=93</w:t>
             </w:r>
           </w:p>
         </w:tc>
@@ -195,7 +195,7 @@
                 <w:rFonts w:ascii="TimeNewRoman" w:hAnsi="TimeNewRoman"/>
                 <w:sz w:val="30"/>
               </w:rPr>
-              <w:t>67-49=18</w:t>
+              <w:t>27+19=46</w:t>
             </w:r>
           </w:p>
         </w:tc>
@@ -214,7 +214,7 @@
                 <w:rFonts w:ascii="TimeNewRoman" w:hAnsi="TimeNewRoman"/>
                 <w:sz w:val="30"/>
               </w:rPr>
-              <w:t>63+28=91</w:t>
+              <w:t>54+7=61</w:t>
             </w:r>
           </w:p>
         </w:tc>
@@ -231,7 +231,7 @@
                 <w:rFonts w:ascii="TimeNewRoman" w:hAnsi="TimeNewRoman"/>
                 <w:sz w:val="30"/>
               </w:rPr>
-              <w:t>58+34=92</w:t>
+              <w:t>84-68=16</w:t>
             </w:r>
           </w:p>
         </w:tc>
@@ -248,7 +248,7 @@
                 <w:rFonts w:ascii="TimeNewRoman" w:hAnsi="TimeNewRoman"/>
                 <w:sz w:val="30"/>
               </w:rPr>
-              <w:t>86-77=9</w:t>
+              <w:t>81-12=69</w:t>
             </w:r>
           </w:p>
         </w:tc>
@@ -265,7 +265,7 @@
                 <w:rFonts w:ascii="TimeNewRoman" w:hAnsi="TimeNewRoman"/>
                 <w:sz w:val="30"/>
               </w:rPr>
-              <w:t>63-18=45</w:t>
+              <w:t>80-14=66</w:t>
             </w:r>
           </w:p>
         </w:tc>
@@ -282,7 +282,7 @@
                 <w:rFonts w:ascii="TimeNewRoman" w:hAnsi="TimeNewRoman"/>
                 <w:sz w:val="30"/>
               </w:rPr>
-              <w:t>40-26=14</w:t>
+              <w:t>80-41=39</w:t>
             </w:r>
           </w:p>
         </w:tc>
@@ -301,7 +301,7 @@
                 <w:rFonts w:ascii="TimeNewRoman" w:hAnsi="TimeNewRoman"/>
                 <w:sz w:val="30"/>
               </w:rPr>
-              <w:t>3+19=22</w:t>
+              <w:t>84-79=5</w:t>
             </w:r>
           </w:p>
         </w:tc>
@@ -318,7 +318,1068 @@
                 <w:rFonts w:ascii="TimeNewRoman" w:hAnsi="TimeNewRoman"/>
                 <w:sz w:val="30"/>
               </w:rPr>
-              <w:t>93-67=26</w:t>
+              <w:t>43+18=61</w:t>
+            </w:r>
+          </w:p>
+        </w:tc>
+        <w:tc>
+          <w:tcPr>
+            <w:tcW w:type="dxa" w:w="1987"/>
+          </w:tcPr>
+          <w:p>
+            <w:pPr>
+              <w:jc w:val="left"/>
+            </w:pPr>
+            <w:r>
+              <w:rPr>
+                <w:rFonts w:ascii="TimeNewRoman" w:hAnsi="TimeNewRoman"/>
+                <w:sz w:val="30"/>
+              </w:rPr>
+              <w:t>61-47=14</w:t>
+            </w:r>
+          </w:p>
+        </w:tc>
+        <w:tc>
+          <w:tcPr>
+            <w:tcW w:type="dxa" w:w="1987"/>
+          </w:tcPr>
+          <w:p>
+            <w:pPr>
+              <w:jc w:val="left"/>
+            </w:pPr>
+            <w:r>
+              <w:rPr>
+                <w:rFonts w:ascii="TimeNewRoman" w:hAnsi="TimeNewRoman"/>
+                <w:sz w:val="30"/>
+              </w:rPr>
+              <w:t>80-54=26</w:t>
+            </w:r>
+          </w:p>
+        </w:tc>
+        <w:tc>
+          <w:tcPr>
+            <w:tcW w:type="dxa" w:w="1987"/>
+          </w:tcPr>
+          <w:p>
+            <w:pPr>
+              <w:jc w:val="left"/>
+            </w:pPr>
+            <w:r>
+              <w:rPr>
+                <w:rFonts w:ascii="TimeNewRoman" w:hAnsi="TimeNewRoman"/>
+                <w:sz w:val="30"/>
+              </w:rPr>
+              <w:t>34+39=73</w:t>
+            </w:r>
+          </w:p>
+        </w:tc>
+      </w:tr>
+      <w:tr>
+        <w:tc>
+          <w:tcPr>
+            <w:tcW w:type="dxa" w:w="1987"/>
+          </w:tcPr>
+          <w:p>
+            <w:pPr>
+              <w:jc w:val="left"/>
+            </w:pPr>
+            <w:r>
+              <w:rPr>
+                <w:rFonts w:ascii="TimeNewRoman" w:hAnsi="TimeNewRoman"/>
+                <w:sz w:val="30"/>
+              </w:rPr>
+              <w:t>57-48=9</w:t>
+            </w:r>
+          </w:p>
+        </w:tc>
+        <w:tc>
+          <w:tcPr>
+            <w:tcW w:type="dxa" w:w="1987"/>
+          </w:tcPr>
+          <w:p>
+            <w:pPr>
+              <w:jc w:val="left"/>
+            </w:pPr>
+            <w:r>
+              <w:rPr>
+                <w:rFonts w:ascii="TimeNewRoman" w:hAnsi="TimeNewRoman"/>
+                <w:sz w:val="30"/>
+              </w:rPr>
+              <w:t>7+89=96</w:t>
+            </w:r>
+          </w:p>
+        </w:tc>
+        <w:tc>
+          <w:tcPr>
+            <w:tcW w:type="dxa" w:w="1987"/>
+          </w:tcPr>
+          <w:p>
+            <w:pPr>
+              <w:jc w:val="left"/>
+            </w:pPr>
+            <w:r>
+              <w:rPr>
+                <w:rFonts w:ascii="TimeNewRoman" w:hAnsi="TimeNewRoman"/>
+                <w:sz w:val="30"/>
+              </w:rPr>
+              <w:t>96-49=47</w:t>
+            </w:r>
+          </w:p>
+        </w:tc>
+        <w:tc>
+          <w:tcPr>
+            <w:tcW w:type="dxa" w:w="1987"/>
+          </w:tcPr>
+          <w:p>
+            <w:pPr>
+              <w:jc w:val="left"/>
+            </w:pPr>
+            <w:r>
+              <w:rPr>
+                <w:rFonts w:ascii="TimeNewRoman" w:hAnsi="TimeNewRoman"/>
+                <w:sz w:val="30"/>
+              </w:rPr>
+              <w:t>91-16=75</w:t>
+            </w:r>
+          </w:p>
+        </w:tc>
+        <w:tc>
+          <w:tcPr>
+            <w:tcW w:type="dxa" w:w="1987"/>
+          </w:tcPr>
+          <w:p>
+            <w:pPr>
+              <w:jc w:val="left"/>
+            </w:pPr>
+            <w:r>
+              <w:rPr>
+                <w:rFonts w:ascii="TimeNewRoman" w:hAnsi="TimeNewRoman"/>
+                <w:sz w:val="30"/>
+              </w:rPr>
+              <w:t>98-49=49</w:t>
+            </w:r>
+          </w:p>
+        </w:tc>
+      </w:tr>
+      <w:tr>
+        <w:tc>
+          <w:tcPr>
+            <w:tcW w:type="dxa" w:w="1987"/>
+          </w:tcPr>
+          <w:p>
+            <w:pPr>
+              <w:jc w:val="left"/>
+            </w:pPr>
+            <w:r>
+              <w:rPr>
+                <w:rFonts w:ascii="TimeNewRoman" w:hAnsi="TimeNewRoman"/>
+                <w:sz w:val="30"/>
+              </w:rPr>
+              <w:t>29+33=62</w:t>
+            </w:r>
+          </w:p>
+        </w:tc>
+        <w:tc>
+          <w:tcPr>
+            <w:tcW w:type="dxa" w:w="1987"/>
+          </w:tcPr>
+          <w:p>
+            <w:pPr>
+              <w:jc w:val="left"/>
+            </w:pPr>
+            <w:r>
+              <w:rPr>
+                <w:rFonts w:ascii="TimeNewRoman" w:hAnsi="TimeNewRoman"/>
+                <w:sz w:val="30"/>
+              </w:rPr>
+              <w:t>20-14=6</w:t>
+            </w:r>
+          </w:p>
+        </w:tc>
+        <w:tc>
+          <w:tcPr>
+            <w:tcW w:type="dxa" w:w="1987"/>
+          </w:tcPr>
+          <w:p>
+            <w:pPr>
+              <w:jc w:val="left"/>
+            </w:pPr>
+            <w:r>
+              <w:rPr>
+                <w:rFonts w:ascii="TimeNewRoman" w:hAnsi="TimeNewRoman"/>
+                <w:sz w:val="30"/>
+              </w:rPr>
+              <w:t>37+57=94</w:t>
+            </w:r>
+          </w:p>
+        </w:tc>
+        <w:tc>
+          <w:tcPr>
+            <w:tcW w:type="dxa" w:w="1987"/>
+          </w:tcPr>
+          <w:p>
+            <w:pPr>
+              <w:jc w:val="left"/>
+            </w:pPr>
+            <w:r>
+              <w:rPr>
+                <w:rFonts w:ascii="TimeNewRoman" w:hAnsi="TimeNewRoman"/>
+                <w:sz w:val="30"/>
+              </w:rPr>
+              <w:t>87+4=91</w:t>
+            </w:r>
+          </w:p>
+        </w:tc>
+        <w:tc>
+          <w:tcPr>
+            <w:tcW w:type="dxa" w:w="1987"/>
+          </w:tcPr>
+          <w:p>
+            <w:pPr>
+              <w:jc w:val="left"/>
+            </w:pPr>
+            <w:r>
+              <w:rPr>
+                <w:rFonts w:ascii="TimeNewRoman" w:hAnsi="TimeNewRoman"/>
+                <w:sz w:val="30"/>
+              </w:rPr>
+              <w:t>94-65=29</w:t>
+            </w:r>
+          </w:p>
+        </w:tc>
+      </w:tr>
+      <w:tr>
+        <w:tc>
+          <w:tcPr>
+            <w:tcW w:type="dxa" w:w="1987"/>
+          </w:tcPr>
+          <w:p>
+            <w:pPr>
+              <w:jc w:val="left"/>
+            </w:pPr>
+            <w:r>
+              <w:rPr>
+                <w:rFonts w:ascii="TimeNewRoman" w:hAnsi="TimeNewRoman"/>
+                <w:sz w:val="30"/>
+              </w:rPr>
+              <w:t>49+5=54</w:t>
+            </w:r>
+          </w:p>
+        </w:tc>
+        <w:tc>
+          <w:tcPr>
+            <w:tcW w:type="dxa" w:w="1987"/>
+          </w:tcPr>
+          <w:p>
+            <w:pPr>
+              <w:jc w:val="left"/>
+            </w:pPr>
+            <w:r>
+              <w:rPr>
+                <w:rFonts w:ascii="TimeNewRoman" w:hAnsi="TimeNewRoman"/>
+                <w:sz w:val="30"/>
+              </w:rPr>
+              <w:t>21-8=13</w:t>
+            </w:r>
+          </w:p>
+        </w:tc>
+        <w:tc>
+          <w:tcPr>
+            <w:tcW w:type="dxa" w:w="1987"/>
+          </w:tcPr>
+          <w:p>
+            <w:pPr>
+              <w:jc w:val="left"/>
+            </w:pPr>
+            <w:r>
+              <w:rPr>
+                <w:rFonts w:ascii="TimeNewRoman" w:hAnsi="TimeNewRoman"/>
+                <w:sz w:val="30"/>
+              </w:rPr>
+              <w:t>91-17=74</w:t>
+            </w:r>
+          </w:p>
+        </w:tc>
+        <w:tc>
+          <w:tcPr>
+            <w:tcW w:type="dxa" w:w="1987"/>
+          </w:tcPr>
+          <w:p>
+            <w:pPr>
+              <w:jc w:val="left"/>
+            </w:pPr>
+            <w:r>
+              <w:rPr>
+                <w:rFonts w:ascii="TimeNewRoman" w:hAnsi="TimeNewRoman"/>
+                <w:sz w:val="30"/>
+              </w:rPr>
+              <w:t>85-47=38</w:t>
+            </w:r>
+          </w:p>
+        </w:tc>
+        <w:tc>
+          <w:tcPr>
+            <w:tcW w:type="dxa" w:w="1987"/>
+          </w:tcPr>
+          <w:p>
+            <w:pPr>
+              <w:jc w:val="left"/>
+            </w:pPr>
+            <w:r>
+              <w:rPr>
+                <w:rFonts w:ascii="TimeNewRoman" w:hAnsi="TimeNewRoman"/>
+                <w:sz w:val="30"/>
+              </w:rPr>
+              <w:t>72+9=81</w:t>
+            </w:r>
+          </w:p>
+        </w:tc>
+      </w:tr>
+      <w:tr>
+        <w:tc>
+          <w:tcPr>
+            <w:tcW w:type="dxa" w:w="1987"/>
+          </w:tcPr>
+          <w:p>
+            <w:pPr>
+              <w:jc w:val="left"/>
+            </w:pPr>
+            <w:r>
+              <w:rPr>
+                <w:rFonts w:ascii="TimeNewRoman" w:hAnsi="TimeNewRoman"/>
+                <w:sz w:val="30"/>
+              </w:rPr>
+              <w:t>75+7=82</w:t>
+            </w:r>
+          </w:p>
+        </w:tc>
+        <w:tc>
+          <w:tcPr>
+            <w:tcW w:type="dxa" w:w="1987"/>
+          </w:tcPr>
+          <w:p>
+            <w:pPr>
+              <w:jc w:val="left"/>
+            </w:pPr>
+            <w:r>
+              <w:rPr>
+                <w:rFonts w:ascii="TimeNewRoman" w:hAnsi="TimeNewRoman"/>
+                <w:sz w:val="30"/>
+              </w:rPr>
+              <w:t>38+16=54</w:t>
+            </w:r>
+          </w:p>
+        </w:tc>
+        <w:tc>
+          <w:tcPr>
+            <w:tcW w:type="dxa" w:w="1987"/>
+          </w:tcPr>
+          <w:p>
+            <w:pPr>
+              <w:jc w:val="left"/>
+            </w:pPr>
+            <w:r>
+              <w:rPr>
+                <w:rFonts w:ascii="TimeNewRoman" w:hAnsi="TimeNewRoman"/>
+                <w:sz w:val="30"/>
+              </w:rPr>
+              <w:t>46+38=84</w:t>
+            </w:r>
+          </w:p>
+        </w:tc>
+        <w:tc>
+          <w:tcPr>
+            <w:tcW w:type="dxa" w:w="1987"/>
+          </w:tcPr>
+          <w:p>
+            <w:pPr>
+              <w:jc w:val="left"/>
+            </w:pPr>
+            <w:r>
+              <w:rPr>
+                <w:rFonts w:ascii="TimeNewRoman" w:hAnsi="TimeNewRoman"/>
+                <w:sz w:val="30"/>
+              </w:rPr>
+              <w:t>55-16=39</w:t>
+            </w:r>
+          </w:p>
+        </w:tc>
+        <w:tc>
+          <w:tcPr>
+            <w:tcW w:type="dxa" w:w="1987"/>
+          </w:tcPr>
+          <w:p>
+            <w:pPr>
+              <w:jc w:val="left"/>
+            </w:pPr>
+            <w:r>
+              <w:rPr>
+                <w:rFonts w:ascii="TimeNewRoman" w:hAnsi="TimeNewRoman"/>
+                <w:sz w:val="30"/>
+              </w:rPr>
+              <w:t>57-39=18</w:t>
+            </w:r>
+          </w:p>
+        </w:tc>
+      </w:tr>
+      <w:tr>
+        <w:tc>
+          <w:tcPr>
+            <w:tcW w:type="dxa" w:w="1987"/>
+          </w:tcPr>
+          <w:p>
+            <w:pPr>
+              <w:jc w:val="left"/>
+            </w:pPr>
+            <w:r>
+              <w:rPr>
+                <w:rFonts w:ascii="TimeNewRoman" w:hAnsi="TimeNewRoman"/>
+                <w:sz w:val="30"/>
+              </w:rPr>
+              <w:t>80-32=48</w:t>
+            </w:r>
+          </w:p>
+        </w:tc>
+        <w:tc>
+          <w:tcPr>
+            <w:tcW w:type="dxa" w:w="1987"/>
+          </w:tcPr>
+          <w:p>
+            <w:pPr>
+              <w:jc w:val="left"/>
+            </w:pPr>
+            <w:r>
+              <w:rPr>
+                <w:rFonts w:ascii="TimeNewRoman" w:hAnsi="TimeNewRoman"/>
+                <w:sz w:val="30"/>
+              </w:rPr>
+              <w:t>54-16=38</w:t>
+            </w:r>
+          </w:p>
+        </w:tc>
+        <w:tc>
+          <w:tcPr>
+            <w:tcW w:type="dxa" w:w="1987"/>
+          </w:tcPr>
+          <w:p>
+            <w:pPr>
+              <w:jc w:val="left"/>
+            </w:pPr>
+            <w:r>
+              <w:rPr>
+                <w:rFonts w:ascii="TimeNewRoman" w:hAnsi="TimeNewRoman"/>
+                <w:sz w:val="30"/>
+              </w:rPr>
+              <w:t>33+48=81</w:t>
+            </w:r>
+          </w:p>
+        </w:tc>
+        <w:tc>
+          <w:tcPr>
+            <w:tcW w:type="dxa" w:w="1987"/>
+          </w:tcPr>
+          <w:p>
+            <w:pPr>
+              <w:jc w:val="left"/>
+            </w:pPr>
+            <w:r>
+              <w:rPr>
+                <w:rFonts w:ascii="TimeNewRoman" w:hAnsi="TimeNewRoman"/>
+                <w:sz w:val="30"/>
+              </w:rPr>
+              <w:t>65+17=82</w:t>
+            </w:r>
+          </w:p>
+        </w:tc>
+        <w:tc>
+          <w:tcPr>
+            <w:tcW w:type="dxa" w:w="1987"/>
+          </w:tcPr>
+          <w:p>
+            <w:pPr>
+              <w:jc w:val="left"/>
+            </w:pPr>
+            <w:r>
+              <w:rPr>
+                <w:rFonts w:ascii="TimeNewRoman" w:hAnsi="TimeNewRoman"/>
+                <w:sz w:val="30"/>
+              </w:rPr>
+              <w:t>48+14=62</w:t>
+            </w:r>
+          </w:p>
+        </w:tc>
+      </w:tr>
+      <w:tr>
+        <w:tc>
+          <w:tcPr>
+            <w:tcW w:type="dxa" w:w="1987"/>
+          </w:tcPr>
+          <w:p>
+            <w:pPr>
+              <w:jc w:val="left"/>
+            </w:pPr>
+            <w:r>
+              <w:rPr>
+                <w:rFonts w:ascii="TimeNewRoman" w:hAnsi="TimeNewRoman"/>
+                <w:sz w:val="30"/>
+              </w:rPr>
+              <w:t>8+76=84</w:t>
+            </w:r>
+          </w:p>
+        </w:tc>
+        <w:tc>
+          <w:tcPr>
+            <w:tcW w:type="dxa" w:w="1987"/>
+          </w:tcPr>
+          <w:p>
+            <w:pPr>
+              <w:jc w:val="left"/>
+            </w:pPr>
+            <w:r>
+           